--- a/Текст и прочее/Преддипломная практика/Титульный.docx
+++ b/Текст и прочее/Преддипломная практика/Титульный.docx
@@ -284,9 +284,8 @@
           <w:szCs w:val="28"/>
           <w:lang w:eastAsia="ru-RU"/>
         </w:rPr>
-        <w:t xml:space="preserve">Выполнил </w:t>
-      </w:r>
-      <w:proofErr w:type="gramStart"/>
+        <w:t xml:space="preserve">Выполнил обучающийся  </w:t>
+      </w:r>
       <w:r>
         <w:rPr>
           <w:rFonts w:eastAsia="Times New Roman" w:cs="Times New Roman"/>
@@ -294,18 +293,8 @@
           <w:szCs w:val="28"/>
           <w:lang w:eastAsia="ru-RU"/>
         </w:rPr>
-        <w:t xml:space="preserve">обучающийся  </w:t>
-      </w:r>
-      <w:r>
-        <w:rPr>
-          <w:rFonts w:eastAsia="Times New Roman" w:cs="Times New Roman"/>
-          <w:color w:val="000000"/>
-          <w:szCs w:val="28"/>
-          <w:lang w:eastAsia="ru-RU"/>
-        </w:rPr>
         <w:t>«</w:t>
       </w:r>
-      <w:proofErr w:type="gramEnd"/>
       <w:r>
         <w:rPr>
           <w:rFonts w:eastAsia="Times New Roman" w:cs="Times New Roman"/>
@@ -370,23 +359,13 @@
         </w:rPr>
         <w:t xml:space="preserve">. </w:t>
       </w:r>
-      <w:proofErr w:type="spellStart"/>
       <w:r>
         <w:rPr>
           <w:rFonts w:eastAsia="Times New Roman" w:cs="Times New Roman"/>
           <w:szCs w:val="28"/>
           <w:lang w:eastAsia="ru-RU"/>
         </w:rPr>
-        <w:t>Струщенко</w:t>
-      </w:r>
-      <w:proofErr w:type="spellEnd"/>
-      <w:r>
-        <w:rPr>
-          <w:rFonts w:eastAsia="Times New Roman" w:cs="Times New Roman"/>
-          <w:szCs w:val="28"/>
-          <w:lang w:eastAsia="ru-RU"/>
-        </w:rPr>
-        <w:t xml:space="preserve"> Вячеслав Павлович</w:t>
+        <w:t>Струщенко Вячеслав Павлович</w:t>
       </w:r>
     </w:p>
     <w:p>
@@ -469,17 +448,7 @@
           <w:szCs w:val="28"/>
           <w:lang w:eastAsia="ru-RU"/>
         </w:rPr>
-        <w:t xml:space="preserve">          </w:t>
-      </w:r>
-      <w:proofErr w:type="gramStart"/>
-      <w:r>
-        <w:rPr>
-          <w:rFonts w:eastAsia="Times New Roman" w:cs="Times New Roman"/>
-          <w:color w:val="000000" w:themeColor="text1"/>
-          <w:szCs w:val="28"/>
-          <w:lang w:eastAsia="ru-RU"/>
-        </w:rPr>
-        <w:t xml:space="preserve">Квалификация  </w:t>
+        <w:t xml:space="preserve">          Квалификация  </w:t>
       </w:r>
       <w:r>
         <w:rPr>
@@ -489,18 +458,7 @@
           <w:u w:val="single"/>
           <w:lang w:eastAsia="ru-RU"/>
         </w:rPr>
-        <w:t>программист</w:t>
-      </w:r>
-      <w:proofErr w:type="gramEnd"/>
-      <w:r>
-        <w:rPr>
-          <w:rFonts w:eastAsia="Times New Roman" w:cs="Times New Roman"/>
-          <w:color w:val="000000" w:themeColor="text1"/>
-          <w:szCs w:val="28"/>
-          <w:u w:val="single"/>
-          <w:lang w:eastAsia="ru-RU"/>
-        </w:rPr>
-        <w:t xml:space="preserve"> </w:t>
+        <w:t xml:space="preserve">программист </w:t>
       </w:r>
     </w:p>
     <w:p>
@@ -523,7 +481,6 @@
         </w:rPr>
         <w:t>Работа защищена</w:t>
       </w:r>
-      <w:proofErr w:type="gramStart"/>
       <w:r>
         <w:rPr>
           <w:rFonts w:eastAsia="Times New Roman" w:cs="Times New Roman"/>
@@ -534,7 +491,6 @@
         <w:tab/>
         <w:t xml:space="preserve">  «</w:t>
       </w:r>
-      <w:proofErr w:type="gramEnd"/>
       <w:r>
         <w:rPr>
           <w:rFonts w:eastAsia="Times New Roman" w:cs="Times New Roman"/>
@@ -1213,13 +1169,8 @@
       <w:r>
         <w:t xml:space="preserve">: </w:t>
       </w:r>
-      <w:proofErr w:type="spellStart"/>
-      <w:r>
-        <w:t>Пасечнюк</w:t>
-      </w:r>
-      <w:proofErr w:type="spellEnd"/>
-      <w:r>
-        <w:t xml:space="preserve"> Светлана Викторовн</w:t>
+      <w:r>
+        <w:t>Пасечнюк Светлана Викторовн</w:t>
       </w:r>
       <w:r>
         <w:t xml:space="preserve">а, </w:t>
@@ -2624,50 +2575,9 @@
           <w:sz w:val="28"/>
           <w:szCs w:val="28"/>
           <w:highlight w:val="yellow"/>
-        </w:rPr>
-        <w:t>Диаграмм</w:t>
-      </w:r>
-      <w:r>
-        <w:rPr>
-          <w:rFonts w:ascii="Times New Roman" w:hAnsi="Times New Roman" w:cs="Times New Roman"/>
-          <w:b/>
-          <w:sz w:val="28"/>
-          <w:szCs w:val="28"/>
-          <w:highlight w:val="yellow"/>
-        </w:rPr>
-        <w:t xml:space="preserve">а </w:t>
-      </w:r>
-      <w:r>
-        <w:rPr>
-          <w:rFonts w:ascii="Times New Roman" w:hAnsi="Times New Roman" w:cs="Times New Roman"/>
-          <w:b/>
-          <w:sz w:val="28"/>
-          <w:szCs w:val="28"/>
-          <w:highlight w:val="yellow"/>
           <w:lang w:val="en-US"/>
         </w:rPr>
-        <w:t>use</w:t>
-      </w:r>
-      <w:r>
-        <w:rPr>
-          <w:rFonts w:ascii="Times New Roman" w:hAnsi="Times New Roman" w:cs="Times New Roman"/>
-          <w:b/>
-          <w:sz w:val="28"/>
-          <w:szCs w:val="28"/>
-          <w:highlight w:val="yellow"/>
-        </w:rPr>
-        <w:t>-</w:t>
-      </w:r>
-      <w:r>
-        <w:rPr>
-          <w:rFonts w:ascii="Times New Roman" w:hAnsi="Times New Roman" w:cs="Times New Roman"/>
-          <w:b/>
-          <w:sz w:val="28"/>
-          <w:szCs w:val="28"/>
-          <w:highlight w:val="yellow"/>
-          <w:lang w:val="en-US"/>
-        </w:rPr>
-        <w:t>case</w:t>
+        <w:t>DFD</w:t>
       </w:r>
       <w:r>
         <w:rPr>
@@ -2877,7 +2787,6 @@
         </w:rPr>
         <w:t xml:space="preserve">Есть БД </w:t>
       </w:r>
-      <w:proofErr w:type="spellStart"/>
       <w:r>
         <w:rPr>
           <w:rFonts w:ascii="Times New Roman" w:hAnsi="Times New Roman" w:cs="Times New Roman"/>
@@ -2889,7 +2798,6 @@
         </w:rPr>
         <w:t>ms</w:t>
       </w:r>
-      <w:proofErr w:type="spellEnd"/>
       <w:r>
         <w:rPr>
           <w:rFonts w:ascii="Times New Roman" w:hAnsi="Times New Roman" w:cs="Times New Roman"/>
@@ -2900,7 +2808,6 @@
         </w:rPr>
         <w:t xml:space="preserve"> </w:t>
       </w:r>
-      <w:proofErr w:type="spellStart"/>
       <w:r>
         <w:rPr>
           <w:rFonts w:ascii="Times New Roman" w:hAnsi="Times New Roman" w:cs="Times New Roman"/>
@@ -2912,7 +2819,6 @@
         </w:rPr>
         <w:t>sql</w:t>
       </w:r>
-      <w:proofErr w:type="spellEnd"/>
       <w:r>
         <w:rPr>
           <w:rFonts w:ascii="Times New Roman" w:hAnsi="Times New Roman" w:cs="Times New Roman"/>
@@ -2986,7 +2892,6 @@
         </w:rPr>
         <w:t xml:space="preserve">, которая связана с БД </w:t>
       </w:r>
-      <w:proofErr w:type="spellStart"/>
       <w:r>
         <w:rPr>
           <w:rFonts w:ascii="Times New Roman" w:hAnsi="Times New Roman" w:cs="Times New Roman"/>
@@ -2998,7 +2903,6 @@
         </w:rPr>
         <w:t>ms</w:t>
       </w:r>
-      <w:proofErr w:type="spellEnd"/>
       <w:r>
         <w:rPr>
           <w:rFonts w:ascii="Times New Roman" w:hAnsi="Times New Roman" w:cs="Times New Roman"/>
@@ -3009,7 +2913,6 @@
         </w:rPr>
         <w:t xml:space="preserve"> </w:t>
       </w:r>
-      <w:proofErr w:type="spellStart"/>
       <w:r>
         <w:rPr>
           <w:rFonts w:ascii="Times New Roman" w:hAnsi="Times New Roman" w:cs="Times New Roman"/>
@@ -3021,7 +2924,6 @@
         </w:rPr>
         <w:t>sql</w:t>
       </w:r>
-      <w:proofErr w:type="spellEnd"/>
       <w:r>
         <w:rPr>
           <w:rFonts w:ascii="Times New Roman" w:hAnsi="Times New Roman" w:cs="Times New Roman"/>
@@ -3133,29 +3035,7 @@
           <w:szCs w:val="28"/>
           <w:highlight w:val="yellow"/>
         </w:rPr>
-        <w:t xml:space="preserve">А </w:t>
-      </w:r>
-      <w:proofErr w:type="spellStart"/>
-      <w:r>
-        <w:rPr>
-          <w:rFonts w:ascii="Times New Roman" w:hAnsi="Times New Roman" w:cs="Times New Roman"/>
-          <w:b/>
-          <w:sz w:val="28"/>
-          <w:szCs w:val="28"/>
-          <w:highlight w:val="yellow"/>
-        </w:rPr>
-        <w:t>можна</w:t>
-      </w:r>
-      <w:proofErr w:type="spellEnd"/>
-      <w:r>
-        <w:rPr>
-          <w:rFonts w:ascii="Times New Roman" w:hAnsi="Times New Roman" w:cs="Times New Roman"/>
-          <w:b/>
-          <w:sz w:val="28"/>
-          <w:szCs w:val="28"/>
-          <w:highlight w:val="yellow"/>
-        </w:rPr>
-        <w:t xml:space="preserve"> док. </w:t>
+        <w:t xml:space="preserve">А можна док. </w:t>
       </w:r>
       <w:r>
         <w:rPr>
@@ -3372,29 +3252,7 @@
           <w:szCs w:val="28"/>
           <w:highlight w:val="yellow"/>
         </w:rPr>
-        <w:t xml:space="preserve">По типу того как в данный момент описан 2.9 </w:t>
-      </w:r>
-      <w:proofErr w:type="gramStart"/>
-      <w:r>
-        <w:rPr>
-          <w:rFonts w:ascii="Times New Roman" w:hAnsi="Times New Roman" w:cs="Times New Roman"/>
-          <w:b/>
-          <w:sz w:val="28"/>
-          <w:szCs w:val="28"/>
-          <w:highlight w:val="yellow"/>
-        </w:rPr>
-        <w:t>сойдёт ?</w:t>
-      </w:r>
-      <w:proofErr w:type="gramEnd"/>
-      <w:r>
-        <w:rPr>
-          <w:rFonts w:ascii="Times New Roman" w:hAnsi="Times New Roman" w:cs="Times New Roman"/>
-          <w:b/>
-          <w:sz w:val="28"/>
-          <w:szCs w:val="28"/>
-          <w:highlight w:val="yellow"/>
-        </w:rPr>
-        <w:t>))</w:t>
+        <w:t>По типу того как в данный момент описан 2.9 сойдёт ?))</w:t>
       </w:r>
     </w:p>
     <w:p>
@@ -3446,51 +3304,7 @@
           <w:szCs w:val="28"/>
           <w:highlight w:val="yellow"/>
         </w:rPr>
-        <w:t xml:space="preserve">Есть БД, в БД есть данные </w:t>
-      </w:r>
-      <w:proofErr w:type="spellStart"/>
-      <w:r>
-        <w:rPr>
-          <w:rFonts w:ascii="Times New Roman" w:hAnsi="Times New Roman" w:cs="Times New Roman"/>
-          <w:b/>
-          <w:sz w:val="28"/>
-          <w:szCs w:val="28"/>
-          <w:highlight w:val="yellow"/>
-        </w:rPr>
-        <w:t>юзверей</w:t>
-      </w:r>
-      <w:proofErr w:type="spellEnd"/>
-      <w:r>
-        <w:rPr>
-          <w:rFonts w:ascii="Times New Roman" w:hAnsi="Times New Roman" w:cs="Times New Roman"/>
-          <w:b/>
-          <w:sz w:val="28"/>
-          <w:szCs w:val="28"/>
-          <w:highlight w:val="yellow"/>
-        </w:rPr>
-        <w:t xml:space="preserve">, такие как логин и пароль, напрямую к БД подключиться </w:t>
-      </w:r>
-      <w:proofErr w:type="spellStart"/>
-      <w:r>
-        <w:rPr>
-          <w:rFonts w:ascii="Times New Roman" w:hAnsi="Times New Roman" w:cs="Times New Roman"/>
-          <w:b/>
-          <w:sz w:val="28"/>
-          <w:szCs w:val="28"/>
-          <w:highlight w:val="yellow"/>
-        </w:rPr>
-        <w:t>незя</w:t>
-      </w:r>
-      <w:proofErr w:type="spellEnd"/>
-      <w:r>
-        <w:rPr>
-          <w:rFonts w:ascii="Times New Roman" w:hAnsi="Times New Roman" w:cs="Times New Roman"/>
-          <w:b/>
-          <w:sz w:val="28"/>
-          <w:szCs w:val="28"/>
-          <w:highlight w:val="yellow"/>
-        </w:rPr>
-        <w:t xml:space="preserve">, только через </w:t>
+        <w:t xml:space="preserve">Есть БД, в БД есть данные юзверей, такие как логин и пароль, напрямую к БД подключиться незя, только через </w:t>
       </w:r>
       <w:r>
         <w:rPr>
@@ -4103,29 +3917,7 @@
           <w:szCs w:val="28"/>
           <w:highlight w:val="yellow"/>
         </w:rPr>
-        <w:t xml:space="preserve">, опять же или ПДФ-ник или просто… куча или скринов, или убитого </w:t>
-      </w:r>
-      <w:proofErr w:type="gramStart"/>
-      <w:r>
-        <w:rPr>
-          <w:rFonts w:ascii="Times New Roman" w:hAnsi="Times New Roman" w:cs="Times New Roman"/>
-          <w:b/>
-          <w:sz w:val="28"/>
-          <w:szCs w:val="28"/>
-          <w:highlight w:val="yellow"/>
-        </w:rPr>
-        <w:t>времени</w:t>
-      </w:r>
-      <w:proofErr w:type="gramEnd"/>
-      <w:r>
-        <w:rPr>
-          <w:rFonts w:ascii="Times New Roman" w:hAnsi="Times New Roman" w:cs="Times New Roman"/>
-          <w:b/>
-          <w:sz w:val="28"/>
-          <w:szCs w:val="28"/>
-          <w:highlight w:val="yellow"/>
-        </w:rPr>
-        <w:t xml:space="preserve"> но форматирование текста</w:t>
+        <w:t>, опять же или ПДФ-ник или просто… куча или скринов, или убитого времени но форматирование текста</w:t>
       </w:r>
     </w:p>
     <w:p>
@@ -4284,20 +4076,47 @@
         <w:ind w:firstLine="709"/>
         <w:jc w:val="center"/>
         <w:rPr>
+          <w:lang w:val="en-US" w:eastAsia="ru-RU"/>
+        </w:rPr>
+      </w:pPr>
+      <w:r>
+        <w:rPr>
           <w:lang w:eastAsia="ru-RU"/>
         </w:rPr>
-      </w:pPr>
+        <w:lastRenderedPageBreak/>
+        <w:t>Список</w:t>
+      </w:r>
+      <w:r>
+        <w:rPr>
+          <w:lang w:val="en-US" w:eastAsia="ru-RU"/>
+        </w:rPr>
+        <w:t xml:space="preserve"> </w:t>
+      </w:r>
       <w:r>
         <w:rPr>
           <w:lang w:eastAsia="ru-RU"/>
         </w:rPr>
-        <w:lastRenderedPageBreak/>
-        <w:t>Список использованных источник</w:t>
+        <w:t>использованных</w:t>
+      </w:r>
+      <w:r>
+        <w:rPr>
+          <w:lang w:val="en-US" w:eastAsia="ru-RU"/>
+        </w:rPr>
+        <w:t xml:space="preserve"> </w:t>
+      </w:r>
+      <w:r>
+        <w:rPr>
+          <w:lang w:eastAsia="ru-RU"/>
+        </w:rPr>
+        <w:t>источник</w:t>
       </w:r>
     </w:p>
     <w:p>
       <w:pPr>
         <w:ind w:firstLine="709"/>
+        <w:rPr>
+          <w:lang w:val="en-US"/>
+        </w:rPr>
       </w:pPr>
     </w:p>
     <w:p>
@@ -5817,27 +5636,7 @@
           <w:sz w:val="28"/>
           <w:szCs w:val="28"/>
         </w:rPr>
-        <w:t xml:space="preserve">2024, Access </w:t>
-      </w:r>
-      <w:proofErr w:type="spellStart"/>
-      <w:r>
-        <w:rPr>
-          <w:rFonts w:ascii="Times New Roman" w:hAnsi="Times New Roman" w:cs="Times New Roman"/>
-          <w:color w:val="252831"/>
-          <w:sz w:val="28"/>
-          <w:szCs w:val="28"/>
-        </w:rPr>
-        <w:t>date</w:t>
-      </w:r>
-      <w:proofErr w:type="spellEnd"/>
-      <w:r>
-        <w:rPr>
-          <w:rFonts w:ascii="Times New Roman" w:hAnsi="Times New Roman" w:cs="Times New Roman"/>
-          <w:color w:val="252831"/>
-          <w:sz w:val="28"/>
-          <w:szCs w:val="28"/>
-        </w:rPr>
-        <w:t>: 19.04.2024. URL: https://www.csharplearner.com/</w:t>
+        <w:t>2024, Access date: 19.04.2024. URL: https://www.csharplearner.com/</w:t>
       </w:r>
     </w:p>
     <w:p>

--- a/Текст и прочее/Преддипломная практика/Титульный.docx
+++ b/Текст и прочее/Преддипломная практика/Титульный.docx
@@ -284,8 +284,9 @@
           <w:szCs w:val="28"/>
           <w:lang w:eastAsia="ru-RU"/>
         </w:rPr>
-        <w:t xml:space="preserve">Выполнил обучающийся  </w:t>
-      </w:r>
+        <w:t xml:space="preserve">Выполнил </w:t>
+      </w:r>
+      <w:proofErr w:type="gramStart"/>
       <w:r>
         <w:rPr>
           <w:rFonts w:eastAsia="Times New Roman" w:cs="Times New Roman"/>
@@ -293,13 +294,23 @@
           <w:szCs w:val="28"/>
           <w:lang w:eastAsia="ru-RU"/>
         </w:rPr>
-        <w:t>«</w:t>
+        <w:t xml:space="preserve">обучающийся  </w:t>
       </w:r>
       <w:r>
         <w:rPr>
           <w:rFonts w:eastAsia="Times New Roman" w:cs="Times New Roman"/>
           <w:color w:val="000000"/>
           <w:szCs w:val="28"/>
+          <w:lang w:eastAsia="ru-RU"/>
+        </w:rPr>
+        <w:t>«</w:t>
+      </w:r>
+      <w:proofErr w:type="gramEnd"/>
+      <w:r>
+        <w:rPr>
+          <w:rFonts w:eastAsia="Times New Roman" w:cs="Times New Roman"/>
+          <w:color w:val="000000"/>
+          <w:szCs w:val="28"/>
           <w:u w:val="single"/>
           <w:lang w:eastAsia="ru-RU"/>
         </w:rPr>
@@ -359,13 +370,23 @@
         </w:rPr>
         <w:t xml:space="preserve">. </w:t>
       </w:r>
+      <w:proofErr w:type="spellStart"/>
       <w:r>
         <w:rPr>
           <w:rFonts w:eastAsia="Times New Roman" w:cs="Times New Roman"/>
           <w:szCs w:val="28"/>
           <w:lang w:eastAsia="ru-RU"/>
         </w:rPr>
-        <w:t>Струщенко Вячеслав Павлович</w:t>
+        <w:t>Струщенко</w:t>
+      </w:r>
+      <w:proofErr w:type="spellEnd"/>
+      <w:r>
+        <w:rPr>
+          <w:rFonts w:eastAsia="Times New Roman" w:cs="Times New Roman"/>
+          <w:szCs w:val="28"/>
+          <w:lang w:eastAsia="ru-RU"/>
+        </w:rPr>
+        <w:t xml:space="preserve"> Вячеслав Павлович</w:t>
       </w:r>
     </w:p>
     <w:p>
@@ -448,17 +469,38 @@
           <w:szCs w:val="28"/>
           <w:lang w:eastAsia="ru-RU"/>
         </w:rPr>
-        <w:t xml:space="preserve">          Квалификация  </w:t>
-      </w:r>
+        <w:t xml:space="preserve">          </w:t>
+      </w:r>
+      <w:proofErr w:type="gramStart"/>
       <w:r>
         <w:rPr>
           <w:rFonts w:eastAsia="Times New Roman" w:cs="Times New Roman"/>
           <w:color w:val="000000" w:themeColor="text1"/>
           <w:szCs w:val="28"/>
+          <w:lang w:eastAsia="ru-RU"/>
+        </w:rPr>
+        <w:t xml:space="preserve">Квалификация  </w:t>
+      </w:r>
+      <w:r>
+        <w:rPr>
+          <w:rFonts w:eastAsia="Times New Roman" w:cs="Times New Roman"/>
+          <w:color w:val="000000" w:themeColor="text1"/>
+          <w:szCs w:val="28"/>
           <w:u w:val="single"/>
           <w:lang w:eastAsia="ru-RU"/>
         </w:rPr>
-        <w:t xml:space="preserve">программист </w:t>
+        <w:t>программист</w:t>
+      </w:r>
+      <w:proofErr w:type="gramEnd"/>
+      <w:r>
+        <w:rPr>
+          <w:rFonts w:eastAsia="Times New Roman" w:cs="Times New Roman"/>
+          <w:color w:val="000000" w:themeColor="text1"/>
+          <w:szCs w:val="28"/>
+          <w:u w:val="single"/>
+          <w:lang w:eastAsia="ru-RU"/>
+        </w:rPr>
+        <w:t xml:space="preserve"> </w:t>
       </w:r>
     </w:p>
     <w:p>
@@ -481,6 +523,7 @@
         </w:rPr>
         <w:t>Работа защищена</w:t>
       </w:r>
+      <w:proofErr w:type="gramStart"/>
       <w:r>
         <w:rPr>
           <w:rFonts w:eastAsia="Times New Roman" w:cs="Times New Roman"/>
@@ -491,6 +534,7 @@
         <w:tab/>
         <w:t xml:space="preserve">  «</w:t>
       </w:r>
+      <w:proofErr w:type="gramEnd"/>
       <w:r>
         <w:rPr>
           <w:rFonts w:eastAsia="Times New Roman" w:cs="Times New Roman"/>
@@ -911,9 +955,11 @@
     </w:p>
     <w:p>
       <w:pPr>
-        <w:pStyle w:val="af1"/>
-        <w:spacing w:before="240" w:after="240"/>
-        <w:rPr>
+        <w:pStyle w:val="af4"/>
+        <w:ind w:firstLine="709"/>
+        <w:rPr>
+          <w:rFonts w:cs="Times New Roman"/>
+          <w:szCs w:val="28"/>
           <w:highlight w:val="green"/>
         </w:rPr>
       </w:pPr>
@@ -922,6 +968,8 @@
       <w:bookmarkStart w:id="2" w:name="_Toc164150998"/>
       <w:r>
         <w:rPr>
+          <w:rFonts w:cs="Times New Roman"/>
+          <w:szCs w:val="28"/>
           <w:highlight w:val="green"/>
         </w:rPr>
         <w:lastRenderedPageBreak/>
@@ -933,12 +981,11 @@
     </w:p>
     <w:p>
       <w:pPr>
-        <w:pStyle w:val="af1"/>
-        <w:numPr>
-          <w:ilvl w:val="1"/>
-          <w:numId w:val="25"/>
-        </w:numPr>
-        <w:rPr>
+        <w:pStyle w:val="af4"/>
+        <w:ind w:firstLine="709"/>
+        <w:rPr>
+          <w:rFonts w:cs="Times New Roman"/>
+          <w:szCs w:val="28"/>
           <w:highlight w:val="green"/>
         </w:rPr>
       </w:pPr>
@@ -947,6 +994,16 @@
       <w:bookmarkStart w:id="5" w:name="_Toc164150999"/>
       <w:r>
         <w:rPr>
+          <w:rFonts w:cs="Times New Roman"/>
+          <w:szCs w:val="28"/>
+          <w:highlight w:val="green"/>
+        </w:rPr>
+        <w:t xml:space="preserve">1.1 </w:t>
+      </w:r>
+      <w:r>
+        <w:rPr>
+          <w:rFonts w:cs="Times New Roman"/>
+          <w:szCs w:val="28"/>
           <w:highlight w:val="green"/>
         </w:rPr>
         <w:t xml:space="preserve">Краткая история развития </w:t>
@@ -956,6 +1013,8 @@
       <w:bookmarkEnd w:id="5"/>
       <w:r>
         <w:rPr>
+          <w:rFonts w:cs="Times New Roman"/>
+          <w:szCs w:val="28"/>
           <w:highlight w:val="green"/>
         </w:rPr>
         <w:t xml:space="preserve">(Название предприятия) </w:t>
@@ -963,7 +1022,10 @@
     </w:p>
     <w:p>
       <w:pPr>
-        <w:rPr>
+        <w:ind w:firstLine="709"/>
+        <w:rPr>
+          <w:rFonts w:cs="Times New Roman"/>
+          <w:szCs w:val="28"/>
           <w:highlight w:val="green"/>
         </w:rPr>
       </w:pPr>
@@ -971,29 +1033,35 @@
       <w:bookmarkStart w:id="7" w:name="_Toc164151000"/>
       <w:bookmarkStart w:id="8" w:name="_Toc26605211"/>
       <w:r>
-        <w:t>Краевое государственное бюджетное профессиональное образовательное учреждение «Алтайская академия гостеприимства»</w:t>
-      </w:r>
-      <w:r>
-        <w:t xml:space="preserve"> (далее ААГ)</w:t>
-      </w:r>
-      <w:r>
-        <w:t xml:space="preserve"> создано Постановлением администрации Алтайского края № 319 от 09.07.2014 на базе КГБОУ СПО «Барнаульский торгово-экономический колледж», который начал свою историю в 1957 году, как филиал Московского заочного техникума советской торговли.</w:t>
-      </w:r>
-    </w:p>
-    <w:p>
-      <w:pPr>
-        <w:pStyle w:val="af1"/>
-        <w:numPr>
-          <w:ilvl w:val="1"/>
-          <w:numId w:val="25"/>
-        </w:numPr>
-        <w:spacing w:before="240"/>
-        <w:rPr>
+        <w:rPr>
+          <w:rFonts w:cs="Times New Roman"/>
+          <w:szCs w:val="28"/>
+        </w:rPr>
+        <w:t>Краевое государственное бюджетное профессиональное образовательное учреждение «Алтайская академия гостеприимства» (далее ААГ) создано Постановлением администрации Алтайского края № 319 от 09.07.2014 на базе КГБОУ СПО «Барнаульский торгово-экономический колледж», который начал свою историю в 1957 году, как филиал Московского заочного техникума советской торговли.</w:t>
+      </w:r>
+    </w:p>
+    <w:p>
+      <w:pPr>
+        <w:pStyle w:val="af4"/>
+        <w:ind w:firstLine="709"/>
+        <w:rPr>
+          <w:rFonts w:cs="Times New Roman"/>
+          <w:szCs w:val="28"/>
           <w:highlight w:val="green"/>
         </w:rPr>
       </w:pPr>
       <w:r>
         <w:rPr>
+          <w:rFonts w:cs="Times New Roman"/>
+          <w:szCs w:val="28"/>
+          <w:highlight w:val="green"/>
+        </w:rPr>
+        <w:t xml:space="preserve">1.2 </w:t>
+      </w:r>
+      <w:r>
+        <w:rPr>
+          <w:rFonts w:cs="Times New Roman"/>
+          <w:szCs w:val="28"/>
           <w:highlight w:val="green"/>
         </w:rPr>
         <w:t>Описание структуры предприятия</w:t>
@@ -1002,6 +1070,8 @@
       <w:bookmarkEnd w:id="7"/>
       <w:r>
         <w:rPr>
+          <w:rFonts w:cs="Times New Roman"/>
+          <w:szCs w:val="28"/>
           <w:highlight w:val="green"/>
         </w:rPr>
         <w:t xml:space="preserve"> </w:t>
@@ -1009,23 +1079,36 @@
       <w:bookmarkEnd w:id="8"/>
     </w:p>
     <w:p>
-      <w:r>
-        <w:t>Организационная структура Алтайской академии гостеприимства</w:t>
-      </w:r>
-      <w:r>
-        <w:t xml:space="preserve"> показана на Рисунке 1.</w:t>
-      </w:r>
-    </w:p>
-    <w:p>
-      <w:pPr>
+      <w:pPr>
+        <w:ind w:firstLine="709"/>
+        <w:rPr>
+          <w:rFonts w:cs="Times New Roman"/>
+          <w:szCs w:val="28"/>
+        </w:rPr>
+      </w:pPr>
+      <w:r>
+        <w:rPr>
+          <w:rFonts w:cs="Times New Roman"/>
+          <w:szCs w:val="28"/>
+        </w:rPr>
+        <w:t>Организационная структура Алтайской академии гостеприимства показана на Рисунке 1.</w:t>
+      </w:r>
+    </w:p>
+    <w:p>
+      <w:pPr>
+        <w:ind w:firstLine="709"/>
         <w:jc w:val="center"/>
         <w:rPr>
+          <w:rFonts w:cs="Times New Roman"/>
+          <w:szCs w:val="28"/>
           <w:highlight w:val="green"/>
         </w:rPr>
       </w:pPr>
       <w:r>
         <w:rPr>
+          <w:rFonts w:cs="Times New Roman"/>
           <w:noProof/>
+          <w:szCs w:val="28"/>
         </w:rPr>
         <w:drawing>
           <wp:inline distT="0" distB="0" distL="0" distR="0" wp14:anchorId="351740F0" wp14:editId="7D6A8109">
@@ -1079,34 +1162,44 @@
     </w:p>
     <w:p>
       <w:pPr>
+        <w:ind w:firstLine="709"/>
         <w:jc w:val="center"/>
         <w:rPr>
+          <w:rFonts w:cs="Times New Roman"/>
+          <w:szCs w:val="28"/>
           <w:highlight w:val="green"/>
         </w:rPr>
       </w:pPr>
       <w:r>
         <w:rPr>
+          <w:rFonts w:cs="Times New Roman"/>
+          <w:szCs w:val="28"/>
           <w:highlight w:val="green"/>
         </w:rPr>
         <w:t xml:space="preserve">Рисунок 1 - </w:t>
       </w:r>
       <w:r>
-        <w:t>Организационная структура</w:t>
-      </w:r>
-      <w:r>
-        <w:t xml:space="preserve"> ААГ</w:t>
-      </w:r>
-    </w:p>
-    <w:p>
-      <w:pPr>
-        <w:pStyle w:val="af1"/>
-        <w:spacing w:before="240"/>
-        <w:rPr>
+        <w:rPr>
+          <w:rFonts w:cs="Times New Roman"/>
+          <w:szCs w:val="28"/>
+        </w:rPr>
+        <w:t>Организационная структура ААГ</w:t>
+      </w:r>
+    </w:p>
+    <w:p>
+      <w:pPr>
+        <w:pStyle w:val="af4"/>
+        <w:ind w:firstLine="709"/>
+        <w:rPr>
+          <w:rFonts w:cs="Times New Roman"/>
+          <w:szCs w:val="28"/>
           <w:highlight w:val="green"/>
         </w:rPr>
       </w:pPr>
       <w:r>
         <w:rPr>
+          <w:rFonts w:cs="Times New Roman"/>
+          <w:szCs w:val="28"/>
           <w:highlight w:val="green"/>
         </w:rPr>
         <w:lastRenderedPageBreak/>
@@ -1123,9 +1216,11 @@
     </w:p>
     <w:p>
       <w:pPr>
-        <w:pStyle w:val="af1"/>
-        <w:spacing w:before="240"/>
-        <w:rPr>
+        <w:pStyle w:val="af4"/>
+        <w:ind w:firstLine="709"/>
+        <w:rPr>
+          <w:rFonts w:cs="Times New Roman"/>
+          <w:szCs w:val="28"/>
           <w:highlight w:val="green"/>
         </w:rPr>
       </w:pPr>
@@ -1134,6 +1229,8 @@
       <w:bookmarkStart w:id="11" w:name="_Toc164151002"/>
       <w:r>
         <w:rPr>
+          <w:rFonts w:cs="Times New Roman"/>
+          <w:szCs w:val="28"/>
           <w:highlight w:val="green"/>
         </w:rPr>
         <w:t>1.4 Фамилия, имя, отчество и должность руководителя практики от предприятия</w:t>
@@ -1143,6 +1240,8 @@
       <w:bookmarkEnd w:id="11"/>
       <w:r>
         <w:rPr>
+          <w:rFonts w:cs="Times New Roman"/>
+          <w:szCs w:val="28"/>
           <w:highlight w:val="green"/>
         </w:rPr>
         <w:t xml:space="preserve">  </w:t>
@@ -1169,8 +1268,13 @@
       <w:r>
         <w:t xml:space="preserve">: </w:t>
       </w:r>
-      <w:r>
-        <w:t>Пасечнюк Светлана Викторовн</w:t>
+      <w:proofErr w:type="spellStart"/>
+      <w:r>
+        <w:t>Пасечнюк</w:t>
+      </w:r>
+      <w:proofErr w:type="spellEnd"/>
+      <w:r>
+        <w:t xml:space="preserve"> Светлана Викторовн</w:t>
       </w:r>
       <w:r>
         <w:t xml:space="preserve">а, </w:t>
@@ -1187,14 +1291,18 @@
     </w:p>
     <w:p>
       <w:pPr>
-        <w:pStyle w:val="af1"/>
-        <w:spacing w:before="240"/>
-        <w:rPr>
+        <w:pStyle w:val="af4"/>
+        <w:ind w:firstLine="709"/>
+        <w:rPr>
+          <w:rFonts w:cs="Times New Roman"/>
+          <w:szCs w:val="28"/>
           <w:highlight w:val="green"/>
         </w:rPr>
       </w:pPr>
       <w:r>
         <w:rPr>
+          <w:rFonts w:cs="Times New Roman"/>
+          <w:szCs w:val="28"/>
           <w:highlight w:val="green"/>
         </w:rPr>
         <w:t>1.5 Направления работы структурного подразделения, в котором проходил практику</w:t>
@@ -1202,24 +1310,33 @@
     </w:p>
     <w:p>
       <w:pPr>
-        <w:rPr>
+        <w:ind w:firstLine="709"/>
+        <w:rPr>
+          <w:rFonts w:cs="Times New Roman"/>
+          <w:szCs w:val="28"/>
           <w:highlight w:val="yellow"/>
         </w:rPr>
       </w:pPr>
       <w:r>
         <w:rPr>
+          <w:rFonts w:cs="Times New Roman"/>
+          <w:szCs w:val="28"/>
           <w:highlight w:val="yellow"/>
         </w:rPr>
         <w:t>КГБПОУ ААГ, кабинеты «Серверная»</w:t>
       </w:r>
       <w:r>
         <w:rPr>
+          <w:rFonts w:cs="Times New Roman"/>
+          <w:szCs w:val="28"/>
           <w:highlight w:val="yellow"/>
         </w:rPr>
         <w:t xml:space="preserve"> и</w:t>
       </w:r>
       <w:r>
         <w:rPr>
+          <w:rFonts w:cs="Times New Roman"/>
+          <w:szCs w:val="28"/>
           <w:highlight w:val="yellow"/>
         </w:rPr>
         <w:t xml:space="preserve"> «Тех. отдел» </w:t>
@@ -1227,14 +1344,18 @@
     </w:p>
     <w:p>
       <w:pPr>
-        <w:pStyle w:val="af1"/>
-        <w:spacing w:before="240"/>
-        <w:rPr>
+        <w:pStyle w:val="af4"/>
+        <w:ind w:firstLine="709"/>
+        <w:rPr>
+          <w:rFonts w:cs="Times New Roman"/>
+          <w:szCs w:val="28"/>
           <w:highlight w:val="green"/>
         </w:rPr>
       </w:pPr>
       <w:r>
         <w:rPr>
+          <w:rFonts w:cs="Times New Roman"/>
+          <w:szCs w:val="28"/>
           <w:highlight w:val="green"/>
         </w:rPr>
         <w:t>1.6 Режим работы предприятия, охрана труда и техника безопасности</w:t>
@@ -1802,16 +1923,38 @@
           <w:bCs/>
           <w:szCs w:val="28"/>
         </w:rPr>
-        <w:t xml:space="preserve">- Следить за окружающими и убирать все препятствия, которые могут </w:t>
-      </w:r>
-      <w:r>
+        <w:t>- Следить за окружающими и убирать все препятствия, которые могут представлять опасность.</w:t>
+      </w:r>
+    </w:p>
+    <w:p>
+      <w:pPr>
+        <w:widowControl w:val="0"/>
+        <w:ind w:firstLine="709"/>
         <w:rPr>
           <w:rFonts w:cs="Times New Roman"/>
           <w:bCs/>
           <w:szCs w:val="28"/>
         </w:rPr>
+      </w:pPr>
+    </w:p>
+    <w:p>
+      <w:pPr>
+        <w:widowControl w:val="0"/>
+        <w:ind w:firstLine="709"/>
+        <w:rPr>
+          <w:rFonts w:cs="Times New Roman"/>
+          <w:bCs/>
+          <w:szCs w:val="28"/>
+        </w:rPr>
+      </w:pPr>
+      <w:r>
+        <w:rPr>
+          <w:rFonts w:cs="Times New Roman"/>
+          <w:bCs/>
+          <w:szCs w:val="28"/>
+        </w:rPr>
         <w:lastRenderedPageBreak/>
-        <w:t>представлять опасность.</w:t>
+        <w:t>1.6.5 Работнику при работе на ПК запрещается:</w:t>
       </w:r>
     </w:p>
     <w:p>
@@ -1841,7 +1984,7 @@
           <w:bCs/>
           <w:szCs w:val="28"/>
         </w:rPr>
-        <w:t>1.6.5 Работнику при работе на ПК запрещается:</w:t>
+        <w:t>- Использовать нелицензионное программное обеспечение.</w:t>
       </w:r>
     </w:p>
     <w:p>
@@ -1854,6 +1997,14 @@
           <w:szCs w:val="28"/>
         </w:rPr>
       </w:pPr>
+      <w:r>
+        <w:rPr>
+          <w:rFonts w:cs="Times New Roman"/>
+          <w:bCs/>
+          <w:szCs w:val="28"/>
+        </w:rPr>
+        <w:t>- Посещать запрещенные сайты или загружать ненадежное программное обеспечение.</w:t>
+      </w:r>
     </w:p>
     <w:p>
       <w:pPr>
@@ -1871,7 +2022,7 @@
           <w:bCs/>
           <w:szCs w:val="28"/>
         </w:rPr>
-        <w:t>- Использовать нелицензионное программное обеспечение.</w:t>
+        <w:t>- Разглашать конфиденциальную информацию или предоставлять доступ к компьютеру другим лицам без разрешения.</w:t>
       </w:r>
     </w:p>
     <w:p>
@@ -1890,7 +2041,7 @@
           <w:bCs/>
           <w:szCs w:val="28"/>
         </w:rPr>
-        <w:t>- Посещать запрещенные сайты или загружать ненадежное программное обеспечение.</w:t>
+        <w:t>- Использовать компьютер для личных целей во время рабочего времени без разрешения руководства.</w:t>
       </w:r>
     </w:p>
     <w:p>
@@ -1903,13 +2054,24 @@
           <w:szCs w:val="28"/>
         </w:rPr>
       </w:pPr>
-      <w:r>
+    </w:p>
+    <w:p>
+      <w:pPr>
+        <w:widowControl w:val="0"/>
+        <w:ind w:firstLine="709"/>
         <w:rPr>
           <w:rFonts w:cs="Times New Roman"/>
           <w:bCs/>
           <w:szCs w:val="28"/>
         </w:rPr>
-        <w:t>- Разглашать конфиденциальную информацию или предоставлять доступ к компьютеру другим лицам без разрешения.</w:t>
+      </w:pPr>
+      <w:r>
+        <w:rPr>
+          <w:rFonts w:cs="Times New Roman"/>
+          <w:bCs/>
+          <w:szCs w:val="28"/>
+        </w:rPr>
+        <w:t>1.6.6 Требования безопасности в аварийных ситуациях:</w:t>
       </w:r>
     </w:p>
     <w:p>
@@ -1922,13 +2084,24 @@
           <w:szCs w:val="28"/>
         </w:rPr>
       </w:pPr>
-      <w:r>
+    </w:p>
+    <w:p>
+      <w:pPr>
+        <w:widowControl w:val="0"/>
+        <w:ind w:firstLine="709"/>
         <w:rPr>
           <w:rFonts w:cs="Times New Roman"/>
           <w:bCs/>
           <w:szCs w:val="28"/>
         </w:rPr>
-        <w:t>- Использовать компьютер для личных целей во время рабочего времени без разрешения руководства.</w:t>
+      </w:pPr>
+      <w:r>
+        <w:rPr>
+          <w:rFonts w:cs="Times New Roman"/>
+          <w:bCs/>
+          <w:szCs w:val="28"/>
+        </w:rPr>
+        <w:t>- Следовать инструкциям по эвакуации и безопасности в случае аварийной ситуации.</w:t>
       </w:r>
     </w:p>
     <w:p>
@@ -1941,6 +2114,14 @@
           <w:szCs w:val="28"/>
         </w:rPr>
       </w:pPr>
+      <w:r>
+        <w:rPr>
+          <w:rFonts w:cs="Times New Roman"/>
+          <w:bCs/>
+          <w:szCs w:val="28"/>
+        </w:rPr>
+        <w:t>- Немедленно оповестить руководство о произошедшем ЧП.</w:t>
+      </w:r>
     </w:p>
     <w:p>
       <w:pPr>
@@ -1958,7 +2139,7 @@
           <w:bCs/>
           <w:szCs w:val="28"/>
         </w:rPr>
-        <w:t>1.6.6 Требования безопасности в аварийных ситуациях:</w:t>
+        <w:t>- Оказывать первую помощь пострадавшим, если необходимо и есть такая возможность.</w:t>
       </w:r>
     </w:p>
     <w:p>
@@ -1971,6 +2152,14 @@
           <w:szCs w:val="28"/>
         </w:rPr>
       </w:pPr>
+      <w:r>
+        <w:rPr>
+          <w:rFonts w:cs="Times New Roman"/>
+          <w:bCs/>
+          <w:szCs w:val="28"/>
+        </w:rPr>
+        <w:t>- Не паниковать и действовать спокойно, следуя инструкциям по безопасности.</w:t>
+      </w:r>
     </w:p>
     <w:p>
       <w:pPr>
@@ -1982,13 +2171,24 @@
           <w:szCs w:val="28"/>
         </w:rPr>
       </w:pPr>
-      <w:r>
+    </w:p>
+    <w:p>
+      <w:pPr>
+        <w:widowControl w:val="0"/>
+        <w:ind w:firstLine="709"/>
         <w:rPr>
           <w:rFonts w:cs="Times New Roman"/>
           <w:bCs/>
           <w:szCs w:val="28"/>
         </w:rPr>
-        <w:t>- Следовать инструкциям по эвакуации и безопасности в случае аварийной ситуации.</w:t>
+      </w:pPr>
+      <w:r>
+        <w:rPr>
+          <w:rFonts w:cs="Times New Roman"/>
+          <w:bCs/>
+          <w:szCs w:val="28"/>
+        </w:rPr>
+        <w:t>1.6.7 Требования безопасности по окончании работы:</w:t>
       </w:r>
     </w:p>
     <w:p>
@@ -2001,13 +2201,24 @@
           <w:szCs w:val="28"/>
         </w:rPr>
       </w:pPr>
-      <w:r>
+    </w:p>
+    <w:p>
+      <w:pPr>
+        <w:widowControl w:val="0"/>
+        <w:ind w:firstLine="709"/>
         <w:rPr>
           <w:rFonts w:cs="Times New Roman"/>
           <w:bCs/>
           <w:szCs w:val="28"/>
         </w:rPr>
-        <w:t>- Немедленно оповестить руководство о произошедшем ЧП.</w:t>
+      </w:pPr>
+      <w:r>
+        <w:rPr>
+          <w:rFonts w:cs="Times New Roman"/>
+          <w:bCs/>
+          <w:szCs w:val="28"/>
+        </w:rPr>
+        <w:t>- Выключить все оборудование и инструменты перед уходом.</w:t>
       </w:r>
     </w:p>
     <w:p>
@@ -2026,7 +2237,7 @@
           <w:bCs/>
           <w:szCs w:val="28"/>
         </w:rPr>
-        <w:t>- Оказывать первую помощь пострадавшим, если необходимо и есть такая возможность.</w:t>
+        <w:t>- Подготовить рабочее место к следующей смене, убрав все материалы и оборудование.</w:t>
       </w:r>
     </w:p>
     <w:p>
@@ -2045,7 +2256,7 @@
           <w:bCs/>
           <w:szCs w:val="28"/>
         </w:rPr>
-        <w:t>- Не паниковать и действовать спокойно, следуя инструкциям по безопасности.</w:t>
+        <w:t>- Сохранить все данные и файлы в безопасном месте.</w:t>
       </w:r>
     </w:p>
     <w:p>
@@ -2058,6 +2269,14 @@
           <w:szCs w:val="28"/>
         </w:rPr>
       </w:pPr>
+      <w:r>
+        <w:rPr>
+          <w:rFonts w:cs="Times New Roman"/>
+          <w:bCs/>
+          <w:szCs w:val="28"/>
+        </w:rPr>
+        <w:t>- Закрыть все программы и системы для предотвращения несанкционированного доступа.</w:t>
+      </w:r>
     </w:p>
     <w:p>
       <w:pPr>
@@ -2075,145 +2294,28 @@
           <w:bCs/>
           <w:szCs w:val="28"/>
         </w:rPr>
-        <w:t>1.6.7 Требования безопасности по окончании работы:</w:t>
-      </w:r>
-    </w:p>
-    <w:p>
-      <w:pPr>
-        <w:widowControl w:val="0"/>
-        <w:ind w:firstLine="709"/>
-        <w:rPr>
-          <w:rFonts w:cs="Times New Roman"/>
-          <w:bCs/>
-          <w:szCs w:val="28"/>
-        </w:rPr>
-      </w:pPr>
-    </w:p>
-    <w:p>
-      <w:pPr>
-        <w:widowControl w:val="0"/>
-        <w:ind w:firstLine="709"/>
-        <w:rPr>
-          <w:rFonts w:cs="Times New Roman"/>
-          <w:bCs/>
-          <w:szCs w:val="28"/>
-        </w:rPr>
-      </w:pPr>
-      <w:r>
-        <w:rPr>
-          <w:rFonts w:cs="Times New Roman"/>
-          <w:bCs/>
-          <w:szCs w:val="28"/>
-        </w:rPr>
-        <w:t>- Выключить все оборудование и инструменты перед уходом.</w:t>
-      </w:r>
-    </w:p>
-    <w:p>
-      <w:pPr>
-        <w:widowControl w:val="0"/>
-        <w:ind w:firstLine="709"/>
-        <w:rPr>
-          <w:rFonts w:cs="Times New Roman"/>
-          <w:bCs/>
-          <w:szCs w:val="28"/>
-        </w:rPr>
-      </w:pPr>
-      <w:r>
-        <w:rPr>
-          <w:rFonts w:cs="Times New Roman"/>
-          <w:bCs/>
-          <w:szCs w:val="28"/>
-        </w:rPr>
-        <w:t>- Подготовить рабочее место к следующей смене, убрав все материалы и оборудование.</w:t>
-      </w:r>
-    </w:p>
-    <w:p>
-      <w:pPr>
-        <w:widowControl w:val="0"/>
-        <w:ind w:firstLine="709"/>
-        <w:rPr>
-          <w:rFonts w:cs="Times New Roman"/>
-          <w:bCs/>
-          <w:szCs w:val="28"/>
-        </w:rPr>
-      </w:pPr>
-      <w:r>
-        <w:rPr>
-          <w:rFonts w:cs="Times New Roman"/>
-          <w:bCs/>
-          <w:szCs w:val="28"/>
-        </w:rPr>
-        <w:t>- Сохранить все данные и файлы в безопасном месте.</w:t>
-      </w:r>
-    </w:p>
-    <w:p>
-      <w:pPr>
-        <w:widowControl w:val="0"/>
-        <w:ind w:firstLine="709"/>
-        <w:rPr>
-          <w:rFonts w:cs="Times New Roman"/>
-          <w:bCs/>
-          <w:szCs w:val="28"/>
-        </w:rPr>
-      </w:pPr>
-      <w:r>
-        <w:rPr>
-          <w:rFonts w:cs="Times New Roman"/>
-          <w:bCs/>
-          <w:szCs w:val="28"/>
-        </w:rPr>
-        <w:t>- Закрыть все программы и системы для предотвращения несанкционированного доступа.</w:t>
-      </w:r>
-    </w:p>
-    <w:p>
-      <w:pPr>
-        <w:widowControl w:val="0"/>
-        <w:ind w:firstLine="709"/>
-        <w:rPr>
-          <w:rFonts w:cs="Times New Roman"/>
-          <w:bCs/>
-          <w:szCs w:val="28"/>
-        </w:rPr>
-      </w:pPr>
-      <w:r>
-        <w:rPr>
-          <w:rFonts w:cs="Times New Roman"/>
-          <w:bCs/>
-          <w:szCs w:val="28"/>
+        <w:t>- После работы на ПК не забывать выйти из своего аккаунта и блокировать компьютер.</w:t>
+      </w:r>
+    </w:p>
+    <w:p>
+      <w:pPr>
+        <w:pStyle w:val="af4"/>
+        <w:ind w:firstLine="709"/>
+        <w:rPr>
+          <w:rFonts w:cs="Times New Roman"/>
+          <w:color w:val="000000"/>
+          <w:szCs w:val="28"/>
+          <w:highlight w:val="cyan"/>
+        </w:rPr>
+      </w:pPr>
+      <w:r>
+        <w:rPr>
+          <w:rFonts w:cs="Times New Roman"/>
+          <w:szCs w:val="28"/>
+          <w:highlight w:val="cyan"/>
         </w:rPr>
         <w:lastRenderedPageBreak/>
-        <w:t>- После работы на ПК не забывать выйти из своего аккаунта и блокировать компьютер.</w:t>
-      </w:r>
-    </w:p>
-    <w:p>
-      <w:pPr>
-        <w:autoSpaceDE w:val="0"/>
-        <w:spacing w:before="240" w:after="120"/>
-        <w:ind w:left="709" w:right="709"/>
-        <w:rPr>
-          <w:rFonts w:cs="Times New Roman"/>
-          <w:color w:val="000000"/>
-          <w:szCs w:val="28"/>
-          <w:highlight w:val="cyan"/>
-        </w:rPr>
-      </w:pPr>
-      <w:r>
-        <w:rPr>
-          <w:rFonts w:cs="Times New Roman"/>
-          <w:b/>
-          <w:szCs w:val="28"/>
-          <w:highlight w:val="cyan"/>
-        </w:rPr>
-        <w:t xml:space="preserve">2 </w:t>
-      </w:r>
-      <w:r>
-        <w:rPr>
-          <w:rFonts w:cs="Times New Roman"/>
-          <w:b/>
-          <w:szCs w:val="28"/>
-          <w:highlight w:val="cyan"/>
-        </w:rPr>
-        <w:t>Индивидуальное задание</w:t>
+        <w:t>2 Индивидуальное задание</w:t>
       </w:r>
     </w:p>
     <w:p>
@@ -2264,943 +2366,21 @@
     </w:p>
     <w:p>
       <w:pPr>
-        <w:pStyle w:val="af"/>
-        <w:widowControl w:val="0"/>
-        <w:ind w:firstLine="709"/>
-        <w:rPr>
-          <w:rFonts w:ascii="Times New Roman" w:hAnsi="Times New Roman" w:cs="Times New Roman"/>
-          <w:b/>
-          <w:sz w:val="28"/>
+        <w:pStyle w:val="af4"/>
+        <w:ind w:firstLine="709"/>
+        <w:rPr>
+          <w:rFonts w:cs="Times New Roman"/>
           <w:szCs w:val="28"/>
           <w:highlight w:val="green"/>
         </w:rPr>
       </w:pPr>
       <w:r>
         <w:rPr>
-          <w:rFonts w:ascii="Times New Roman" w:hAnsi="Times New Roman" w:cs="Times New Roman"/>
-          <w:b/>
-          <w:sz w:val="28"/>
+          <w:rFonts w:cs="Times New Roman"/>
           <w:szCs w:val="28"/>
           <w:highlight w:val="green"/>
         </w:rPr>
-        <w:t xml:space="preserve">2.1 </w:t>
-      </w:r>
-      <w:r>
-        <w:rPr>
-          <w:rFonts w:ascii="Times New Roman" w:hAnsi="Times New Roman" w:cs="Times New Roman"/>
-          <w:b/>
-          <w:sz w:val="28"/>
-          <w:szCs w:val="28"/>
-          <w:highlight w:val="green"/>
-        </w:rPr>
-        <w:t>Формулировка требований к программному изделию, моделирование с помощью диаграмм</w:t>
-      </w:r>
-    </w:p>
-    <w:p>
-      <w:pPr>
-        <w:pStyle w:val="af"/>
-        <w:widowControl w:val="0"/>
-        <w:ind w:firstLine="709"/>
-        <w:rPr>
-          <w:rFonts w:ascii="Times New Roman" w:hAnsi="Times New Roman" w:cs="Times New Roman"/>
-          <w:b/>
-          <w:sz w:val="28"/>
-          <w:szCs w:val="28"/>
-          <w:highlight w:val="yellow"/>
-        </w:rPr>
-      </w:pPr>
-      <w:bookmarkStart w:id="12" w:name="_Toc164151012"/>
-      <w:r>
-        <w:rPr>
-          <w:rFonts w:ascii="Times New Roman" w:hAnsi="Times New Roman" w:cs="Times New Roman"/>
-          <w:b/>
-          <w:sz w:val="28"/>
-          <w:szCs w:val="28"/>
-          <w:highlight w:val="yellow"/>
-        </w:rPr>
-        <w:t>Требования в ТЗ.</w:t>
-      </w:r>
-    </w:p>
-    <w:p>
-      <w:pPr>
-        <w:pStyle w:val="af"/>
-        <w:widowControl w:val="0"/>
-        <w:ind w:firstLine="709"/>
-        <w:rPr>
-          <w:rFonts w:ascii="Times New Roman" w:hAnsi="Times New Roman" w:cs="Times New Roman"/>
-          <w:b/>
-          <w:sz w:val="28"/>
-          <w:szCs w:val="28"/>
-          <w:highlight w:val="yellow"/>
-        </w:rPr>
-      </w:pPr>
-      <w:r>
-        <w:rPr>
-          <w:rFonts w:ascii="Times New Roman" w:hAnsi="Times New Roman" w:cs="Times New Roman"/>
-          <w:b/>
-          <w:sz w:val="28"/>
-          <w:szCs w:val="28"/>
-          <w:highlight w:val="yellow"/>
-        </w:rPr>
-        <w:t>Диаграмма, описывающая весь процесс?</w:t>
-      </w:r>
-    </w:p>
-    <w:p>
-      <w:pPr>
-        <w:pStyle w:val="af"/>
-        <w:widowControl w:val="0"/>
-        <w:ind w:firstLine="709"/>
-        <w:rPr>
-          <w:rFonts w:ascii="Times New Roman" w:hAnsi="Times New Roman" w:cs="Times New Roman"/>
-          <w:b/>
-          <w:sz w:val="28"/>
-          <w:szCs w:val="28"/>
-          <w:highlight w:val="green"/>
-        </w:rPr>
-      </w:pPr>
-      <w:r>
-        <w:rPr>
-          <w:rFonts w:ascii="Times New Roman" w:hAnsi="Times New Roman" w:cs="Times New Roman"/>
-          <w:b/>
-          <w:sz w:val="28"/>
-          <w:szCs w:val="28"/>
-          <w:highlight w:val="green"/>
-        </w:rPr>
-        <w:t>2.2 Формулировка функциональных требований к программному изделию</w:t>
-      </w:r>
-      <w:r>
-        <w:rPr>
-          <w:rFonts w:ascii="Times New Roman" w:hAnsi="Times New Roman" w:cs="Times New Roman"/>
-          <w:b/>
-          <w:color w:val="FF0000"/>
-          <w:sz w:val="28"/>
-          <w:szCs w:val="28"/>
-          <w:highlight w:val="green"/>
-        </w:rPr>
-        <w:t>, использование методов предпроектного обследования</w:t>
-      </w:r>
-      <w:bookmarkEnd w:id="12"/>
-    </w:p>
-    <w:p>
-      <w:pPr>
-        <w:pStyle w:val="af"/>
-        <w:widowControl w:val="0"/>
-        <w:ind w:firstLine="709"/>
-        <w:rPr>
-          <w:rFonts w:ascii="Times New Roman" w:hAnsi="Times New Roman" w:cs="Times New Roman"/>
-          <w:b/>
-          <w:sz w:val="28"/>
-          <w:szCs w:val="28"/>
-          <w:highlight w:val="yellow"/>
-        </w:rPr>
-      </w:pPr>
-      <w:r>
-        <w:rPr>
-          <w:rFonts w:ascii="Times New Roman" w:hAnsi="Times New Roman" w:cs="Times New Roman"/>
-          <w:b/>
-          <w:sz w:val="28"/>
-          <w:szCs w:val="28"/>
-          <w:highlight w:val="yellow"/>
-        </w:rPr>
-        <w:t>Требования в ТЗ.</w:t>
-      </w:r>
-    </w:p>
-    <w:p>
-      <w:pPr>
-        <w:pStyle w:val="af"/>
-        <w:widowControl w:val="0"/>
-        <w:ind w:firstLine="709"/>
-        <w:rPr>
-          <w:rFonts w:ascii="Times New Roman" w:hAnsi="Times New Roman" w:cs="Times New Roman"/>
-          <w:b/>
-          <w:sz w:val="28"/>
-          <w:szCs w:val="28"/>
-          <w:highlight w:val="yellow"/>
-        </w:rPr>
-      </w:pPr>
-      <w:r>
-        <w:rPr>
-          <w:rFonts w:ascii="Times New Roman" w:hAnsi="Times New Roman" w:cs="Times New Roman"/>
-          <w:b/>
-          <w:sz w:val="28"/>
-          <w:szCs w:val="28"/>
-          <w:highlight w:val="yellow"/>
-        </w:rPr>
-        <w:t>Если красный текст пропадёт нормально будет? Всё равно всё в ТЗ есть</w:t>
-      </w:r>
-    </w:p>
-    <w:p>
-      <w:pPr>
-        <w:pStyle w:val="af"/>
-        <w:widowControl w:val="0"/>
-        <w:ind w:firstLine="709"/>
-        <w:rPr>
-          <w:rFonts w:ascii="Times New Roman" w:hAnsi="Times New Roman" w:cs="Times New Roman"/>
-          <w:b/>
-          <w:sz w:val="28"/>
-          <w:szCs w:val="28"/>
-          <w:highlight w:val="green"/>
-        </w:rPr>
-      </w:pPr>
-      <w:r>
-        <w:rPr>
-          <w:rFonts w:ascii="Times New Roman" w:hAnsi="Times New Roman" w:cs="Times New Roman"/>
-          <w:b/>
-          <w:sz w:val="28"/>
-          <w:szCs w:val="28"/>
-          <w:highlight w:val="green"/>
-        </w:rPr>
-        <w:t xml:space="preserve">2.3 </w:t>
-      </w:r>
-      <w:r>
-        <w:rPr>
-          <w:rFonts w:ascii="Times New Roman" w:hAnsi="Times New Roman" w:cs="Times New Roman"/>
-          <w:b/>
-          <w:sz w:val="28"/>
-          <w:szCs w:val="28"/>
-          <w:highlight w:val="green"/>
-        </w:rPr>
-        <w:t>Построение информационно-логической схемы данных, формулировка требований по информационному обеспечению программного изделия</w:t>
-      </w:r>
-    </w:p>
-    <w:p>
-      <w:pPr>
-        <w:pStyle w:val="af"/>
-        <w:widowControl w:val="0"/>
-        <w:ind w:firstLine="709"/>
-        <w:rPr>
-          <w:rFonts w:ascii="Times New Roman" w:hAnsi="Times New Roman" w:cs="Times New Roman"/>
-          <w:b/>
-          <w:sz w:val="28"/>
-          <w:szCs w:val="28"/>
-          <w:highlight w:val="yellow"/>
-        </w:rPr>
-      </w:pPr>
-      <w:r>
-        <w:rPr>
-          <w:rFonts w:ascii="Times New Roman" w:hAnsi="Times New Roman" w:cs="Times New Roman"/>
-          <w:b/>
-          <w:sz w:val="28"/>
-          <w:szCs w:val="28"/>
-          <w:highlight w:val="yellow"/>
-        </w:rPr>
-        <w:t>Требования в ТЗ.</w:t>
-      </w:r>
-    </w:p>
-    <w:p>
-      <w:pPr>
-        <w:pStyle w:val="af"/>
-        <w:widowControl w:val="0"/>
-        <w:ind w:firstLine="709"/>
-        <w:rPr>
-          <w:rFonts w:ascii="Times New Roman" w:hAnsi="Times New Roman" w:cs="Times New Roman"/>
-          <w:b/>
-          <w:sz w:val="28"/>
-          <w:szCs w:val="28"/>
-        </w:rPr>
-      </w:pPr>
-      <w:r>
-        <w:rPr>
-          <w:rFonts w:ascii="Times New Roman" w:hAnsi="Times New Roman" w:cs="Times New Roman"/>
-          <w:b/>
-          <w:sz w:val="28"/>
-          <w:szCs w:val="28"/>
-          <w:highlight w:val="yellow"/>
-        </w:rPr>
-        <w:t xml:space="preserve">Лог схемы и </w:t>
-      </w:r>
-      <w:r>
-        <w:rPr>
-          <w:rFonts w:ascii="Times New Roman" w:hAnsi="Times New Roman" w:cs="Times New Roman"/>
-          <w:b/>
-          <w:sz w:val="28"/>
-          <w:szCs w:val="28"/>
-          <w:highlight w:val="yellow"/>
-          <w:lang w:val="en-US"/>
-        </w:rPr>
-        <w:t>DFD</w:t>
-      </w:r>
-    </w:p>
-    <w:p>
-      <w:pPr>
-        <w:pStyle w:val="af"/>
-        <w:widowControl w:val="0"/>
-        <w:ind w:firstLine="709"/>
-        <w:rPr>
-          <w:rFonts w:ascii="Times New Roman" w:hAnsi="Times New Roman" w:cs="Times New Roman"/>
-          <w:b/>
-          <w:sz w:val="28"/>
-          <w:szCs w:val="28"/>
-          <w:highlight w:val="green"/>
-        </w:rPr>
-      </w:pPr>
-      <w:r>
-        <w:rPr>
-          <w:rFonts w:ascii="Times New Roman" w:hAnsi="Times New Roman" w:cs="Times New Roman"/>
-          <w:b/>
-          <w:sz w:val="28"/>
-          <w:szCs w:val="28"/>
-          <w:highlight w:val="green"/>
-        </w:rPr>
-        <w:t xml:space="preserve">2.4 </w:t>
-      </w:r>
-      <w:r>
-        <w:rPr>
-          <w:rFonts w:ascii="Times New Roman" w:hAnsi="Times New Roman" w:cs="Times New Roman"/>
-          <w:b/>
-          <w:sz w:val="28"/>
-          <w:szCs w:val="28"/>
-          <w:highlight w:val="green"/>
-        </w:rPr>
-        <w:t>Создание функциональной модели предметной области, диаграмм потоков данных (процессов) DFD, диаграмм классов</w:t>
-      </w:r>
-    </w:p>
-    <w:p>
-      <w:pPr>
-        <w:pStyle w:val="af"/>
-        <w:widowControl w:val="0"/>
-        <w:ind w:firstLine="709"/>
-        <w:rPr>
-          <w:rFonts w:ascii="Times New Roman" w:hAnsi="Times New Roman" w:cs="Times New Roman"/>
-          <w:b/>
-          <w:sz w:val="28"/>
-          <w:szCs w:val="28"/>
-          <w:highlight w:val="yellow"/>
-        </w:rPr>
-      </w:pPr>
-      <w:r>
-        <w:rPr>
-          <w:rFonts w:ascii="Times New Roman" w:hAnsi="Times New Roman" w:cs="Times New Roman"/>
-          <w:b/>
-          <w:sz w:val="28"/>
-          <w:szCs w:val="28"/>
-          <w:highlight w:val="yellow"/>
-          <w:lang w:val="en-US"/>
-        </w:rPr>
-        <w:t>DFD</w:t>
-      </w:r>
-      <w:r>
-        <w:rPr>
-          <w:rFonts w:ascii="Times New Roman" w:hAnsi="Times New Roman" w:cs="Times New Roman"/>
-          <w:b/>
-          <w:sz w:val="28"/>
-          <w:szCs w:val="28"/>
-          <w:highlight w:val="yellow"/>
-        </w:rPr>
-        <w:t xml:space="preserve"> </w:t>
-      </w:r>
-      <w:r>
-        <w:rPr>
-          <w:rFonts w:ascii="Times New Roman" w:hAnsi="Times New Roman" w:cs="Times New Roman"/>
-          <w:b/>
-          <w:sz w:val="28"/>
-          <w:szCs w:val="28"/>
-          <w:highlight w:val="yellow"/>
-        </w:rPr>
-        <w:t>для модели предметной области.</w:t>
-      </w:r>
-    </w:p>
-    <w:p>
-      <w:pPr>
-        <w:pStyle w:val="af"/>
-        <w:widowControl w:val="0"/>
-        <w:ind w:firstLine="709"/>
-        <w:rPr>
-          <w:rFonts w:ascii="Times New Roman" w:hAnsi="Times New Roman" w:cs="Times New Roman"/>
-          <w:b/>
-          <w:sz w:val="28"/>
-          <w:szCs w:val="28"/>
-          <w:highlight w:val="yellow"/>
-        </w:rPr>
-      </w:pPr>
-      <w:r>
-        <w:rPr>
-          <w:rFonts w:ascii="Times New Roman" w:hAnsi="Times New Roman" w:cs="Times New Roman"/>
-          <w:b/>
-          <w:sz w:val="28"/>
-          <w:szCs w:val="28"/>
-          <w:highlight w:val="yellow"/>
-          <w:lang w:val="en-US"/>
-        </w:rPr>
-        <w:t>DFD</w:t>
-      </w:r>
-      <w:r>
-        <w:rPr>
-          <w:rFonts w:ascii="Times New Roman" w:hAnsi="Times New Roman" w:cs="Times New Roman"/>
-          <w:b/>
-          <w:sz w:val="28"/>
-          <w:szCs w:val="28"/>
-          <w:highlight w:val="yellow"/>
-        </w:rPr>
-        <w:t xml:space="preserve">, </w:t>
-      </w:r>
-      <w:r>
-        <w:rPr>
-          <w:rFonts w:ascii="Times New Roman" w:hAnsi="Times New Roman" w:cs="Times New Roman"/>
-          <w:b/>
-          <w:sz w:val="28"/>
-          <w:szCs w:val="28"/>
-          <w:highlight w:val="yellow"/>
-        </w:rPr>
-        <w:t>классов</w:t>
-      </w:r>
-      <w:r>
-        <w:rPr>
-          <w:rFonts w:ascii="Times New Roman" w:hAnsi="Times New Roman" w:cs="Times New Roman"/>
-          <w:b/>
-          <w:sz w:val="28"/>
-          <w:szCs w:val="28"/>
-          <w:highlight w:val="yellow"/>
-        </w:rPr>
-        <w:t xml:space="preserve"> (</w:t>
-      </w:r>
-      <w:r>
-        <w:rPr>
-          <w:rFonts w:ascii="Times New Roman" w:hAnsi="Times New Roman" w:cs="Times New Roman"/>
-          <w:b/>
-          <w:sz w:val="28"/>
-          <w:szCs w:val="28"/>
-          <w:highlight w:val="yellow"/>
-        </w:rPr>
-        <w:t xml:space="preserve">эта в </w:t>
-      </w:r>
-      <w:r>
-        <w:rPr>
-          <w:rFonts w:ascii="Times New Roman" w:hAnsi="Times New Roman" w:cs="Times New Roman"/>
-          <w:b/>
-          <w:sz w:val="28"/>
-          <w:szCs w:val="28"/>
-          <w:highlight w:val="yellow"/>
-          <w:lang w:val="en-US"/>
-        </w:rPr>
-        <w:t>PDF</w:t>
-      </w:r>
-      <w:r>
-        <w:rPr>
-          <w:rFonts w:ascii="Times New Roman" w:hAnsi="Times New Roman" w:cs="Times New Roman"/>
-          <w:b/>
-          <w:sz w:val="28"/>
-          <w:szCs w:val="28"/>
-          <w:highlight w:val="yellow"/>
-        </w:rPr>
-        <w:t xml:space="preserve">, </w:t>
-      </w:r>
-      <w:r>
-        <w:rPr>
-          <w:rFonts w:ascii="Times New Roman" w:hAnsi="Times New Roman" w:cs="Times New Roman"/>
-          <w:b/>
-          <w:sz w:val="28"/>
-          <w:szCs w:val="28"/>
-          <w:highlight w:val="yellow"/>
-        </w:rPr>
-        <w:t>иначе получится шлак</w:t>
-      </w:r>
-      <w:r>
-        <w:rPr>
-          <w:rFonts w:ascii="Times New Roman" w:hAnsi="Times New Roman" w:cs="Times New Roman"/>
-          <w:b/>
-          <w:sz w:val="28"/>
-          <w:szCs w:val="28"/>
-          <w:highlight w:val="yellow"/>
-        </w:rPr>
-        <w:t>)</w:t>
-      </w:r>
-    </w:p>
-    <w:p>
-      <w:pPr>
-        <w:pStyle w:val="af"/>
-        <w:widowControl w:val="0"/>
-        <w:ind w:firstLine="709"/>
-        <w:rPr>
-          <w:rFonts w:ascii="Times New Roman" w:hAnsi="Times New Roman" w:cs="Times New Roman"/>
-          <w:b/>
-          <w:sz w:val="28"/>
-          <w:szCs w:val="28"/>
-          <w:highlight w:val="green"/>
-        </w:rPr>
-      </w:pPr>
-      <w:r>
-        <w:rPr>
-          <w:rFonts w:ascii="Times New Roman" w:hAnsi="Times New Roman" w:cs="Times New Roman"/>
-          <w:b/>
-          <w:sz w:val="28"/>
-          <w:szCs w:val="28"/>
-          <w:highlight w:val="green"/>
-        </w:rPr>
-        <w:t xml:space="preserve">2.5 </w:t>
-      </w:r>
-      <w:r>
-        <w:rPr>
-          <w:rFonts w:ascii="Times New Roman" w:hAnsi="Times New Roman" w:cs="Times New Roman"/>
-          <w:b/>
-          <w:sz w:val="28"/>
-          <w:szCs w:val="28"/>
-          <w:highlight w:val="green"/>
-        </w:rPr>
-        <w:t>Формулирование проектных решений по функциональной и информационной структуре разрабатываемого программного изделия, обоснование использования инструментальных средств разработки программного изделия, описание функций и параметров программных средств</w:t>
-      </w:r>
-    </w:p>
-    <w:p>
-      <w:pPr>
-        <w:pStyle w:val="af"/>
-        <w:widowControl w:val="0"/>
-        <w:ind w:firstLine="709"/>
-        <w:rPr>
-          <w:rFonts w:ascii="Times New Roman" w:hAnsi="Times New Roman" w:cs="Times New Roman"/>
-          <w:b/>
-          <w:sz w:val="28"/>
-          <w:szCs w:val="28"/>
-          <w:highlight w:val="yellow"/>
-        </w:rPr>
-      </w:pPr>
-      <w:r>
-        <w:rPr>
-          <w:rFonts w:ascii="Times New Roman" w:hAnsi="Times New Roman" w:cs="Times New Roman"/>
-          <w:b/>
-          <w:sz w:val="28"/>
-          <w:szCs w:val="28"/>
-          <w:highlight w:val="yellow"/>
-        </w:rPr>
-        <w:t>Приложение клиент-сервер</w:t>
-      </w:r>
-    </w:p>
-    <w:p>
-      <w:pPr>
-        <w:pStyle w:val="af"/>
-        <w:widowControl w:val="0"/>
-        <w:ind w:firstLine="709"/>
-        <w:rPr>
-          <w:rFonts w:ascii="Times New Roman" w:hAnsi="Times New Roman" w:cs="Times New Roman"/>
-          <w:b/>
-          <w:sz w:val="28"/>
-          <w:szCs w:val="28"/>
-          <w:highlight w:val="yellow"/>
-        </w:rPr>
-      </w:pPr>
-      <w:r>
-        <w:rPr>
-          <w:rFonts w:ascii="Times New Roman" w:hAnsi="Times New Roman" w:cs="Times New Roman"/>
-          <w:b/>
-          <w:sz w:val="28"/>
-          <w:szCs w:val="28"/>
-          <w:highlight w:val="yellow"/>
-        </w:rPr>
-        <w:t xml:space="preserve">Есть БД </w:t>
-      </w:r>
-      <w:r>
-        <w:rPr>
-          <w:rFonts w:ascii="Times New Roman" w:hAnsi="Times New Roman" w:cs="Times New Roman"/>
-          <w:b/>
-          <w:sz w:val="28"/>
-          <w:szCs w:val="28"/>
-          <w:highlight w:val="yellow"/>
-          <w:lang w:val="en-US"/>
-        </w:rPr>
-        <w:t>ms</w:t>
-      </w:r>
-      <w:r>
-        <w:rPr>
-          <w:rFonts w:ascii="Times New Roman" w:hAnsi="Times New Roman" w:cs="Times New Roman"/>
-          <w:b/>
-          <w:sz w:val="28"/>
-          <w:szCs w:val="28"/>
-          <w:highlight w:val="yellow"/>
-        </w:rPr>
-        <w:t xml:space="preserve"> </w:t>
-      </w:r>
-      <w:r>
-        <w:rPr>
-          <w:rFonts w:ascii="Times New Roman" w:hAnsi="Times New Roman" w:cs="Times New Roman"/>
-          <w:b/>
-          <w:sz w:val="28"/>
-          <w:szCs w:val="28"/>
-          <w:highlight w:val="yellow"/>
-          <w:lang w:val="en-US"/>
-        </w:rPr>
-        <w:t>sql</w:t>
-      </w:r>
-      <w:r>
-        <w:rPr>
-          <w:rFonts w:ascii="Times New Roman" w:hAnsi="Times New Roman" w:cs="Times New Roman"/>
-          <w:b/>
-          <w:sz w:val="28"/>
-          <w:szCs w:val="28"/>
-          <w:highlight w:val="yellow"/>
-        </w:rPr>
-        <w:t xml:space="preserve">, есть клиент, написанный на </w:t>
-      </w:r>
-      <w:r>
-        <w:rPr>
-          <w:rFonts w:ascii="Times New Roman" w:hAnsi="Times New Roman" w:cs="Times New Roman"/>
-          <w:b/>
-          <w:sz w:val="28"/>
-          <w:szCs w:val="28"/>
-          <w:highlight w:val="yellow"/>
-          <w:lang w:val="en-US"/>
-        </w:rPr>
-        <w:t>Avalonia</w:t>
-      </w:r>
-      <w:r>
-        <w:rPr>
-          <w:rFonts w:ascii="Times New Roman" w:hAnsi="Times New Roman" w:cs="Times New Roman"/>
-          <w:b/>
-          <w:sz w:val="28"/>
-          <w:szCs w:val="28"/>
-          <w:highlight w:val="yellow"/>
-        </w:rPr>
-        <w:t xml:space="preserve">, который связан с </w:t>
-      </w:r>
-      <w:r>
-        <w:rPr>
-          <w:rFonts w:ascii="Times New Roman" w:hAnsi="Times New Roman" w:cs="Times New Roman"/>
-          <w:b/>
-          <w:sz w:val="28"/>
-          <w:szCs w:val="28"/>
-          <w:highlight w:val="yellow"/>
-          <w:lang w:val="en-US"/>
-        </w:rPr>
-        <w:t>API</w:t>
-      </w:r>
-      <w:r>
-        <w:rPr>
-          <w:rFonts w:ascii="Times New Roman" w:hAnsi="Times New Roman" w:cs="Times New Roman"/>
-          <w:b/>
-          <w:sz w:val="28"/>
-          <w:szCs w:val="28"/>
-          <w:highlight w:val="yellow"/>
-        </w:rPr>
-        <w:t xml:space="preserve">, написанной на </w:t>
-      </w:r>
-      <w:r>
-        <w:rPr>
-          <w:rFonts w:ascii="Times New Roman" w:hAnsi="Times New Roman" w:cs="Times New Roman"/>
-          <w:b/>
-          <w:sz w:val="28"/>
-          <w:szCs w:val="28"/>
-          <w:highlight w:val="yellow"/>
-          <w:lang w:val="en-US"/>
-        </w:rPr>
-        <w:t>ASP</w:t>
-      </w:r>
-      <w:r>
-        <w:rPr>
-          <w:rFonts w:ascii="Times New Roman" w:hAnsi="Times New Roman" w:cs="Times New Roman"/>
-          <w:b/>
-          <w:sz w:val="28"/>
-          <w:szCs w:val="28"/>
-          <w:highlight w:val="yellow"/>
-        </w:rPr>
-        <w:t xml:space="preserve">, которая связана с БД </w:t>
-      </w:r>
-      <w:r>
-        <w:rPr>
-          <w:rFonts w:ascii="Times New Roman" w:hAnsi="Times New Roman" w:cs="Times New Roman"/>
-          <w:b/>
-          <w:sz w:val="28"/>
-          <w:szCs w:val="28"/>
-          <w:highlight w:val="yellow"/>
-          <w:lang w:val="en-US"/>
-        </w:rPr>
-        <w:t>ms</w:t>
-      </w:r>
-      <w:r>
-        <w:rPr>
-          <w:rFonts w:ascii="Times New Roman" w:hAnsi="Times New Roman" w:cs="Times New Roman"/>
-          <w:b/>
-          <w:sz w:val="28"/>
-          <w:szCs w:val="28"/>
-          <w:highlight w:val="yellow"/>
-        </w:rPr>
-        <w:t xml:space="preserve"> </w:t>
-      </w:r>
-      <w:r>
-        <w:rPr>
-          <w:rFonts w:ascii="Times New Roman" w:hAnsi="Times New Roman" w:cs="Times New Roman"/>
-          <w:b/>
-          <w:sz w:val="28"/>
-          <w:szCs w:val="28"/>
-          <w:highlight w:val="yellow"/>
-          <w:lang w:val="en-US"/>
-        </w:rPr>
-        <w:t>sql</w:t>
-      </w:r>
-      <w:r>
-        <w:rPr>
-          <w:rFonts w:ascii="Times New Roman" w:hAnsi="Times New Roman" w:cs="Times New Roman"/>
-          <w:b/>
-          <w:sz w:val="28"/>
-          <w:szCs w:val="28"/>
-          <w:highlight w:val="yellow"/>
-        </w:rPr>
-        <w:t>, которая будет находиться на сервере.</w:t>
-      </w:r>
-      <w:r>
-        <w:rPr>
-          <w:rFonts w:ascii="Times New Roman" w:hAnsi="Times New Roman" w:cs="Times New Roman"/>
-          <w:b/>
-          <w:sz w:val="28"/>
-          <w:szCs w:val="28"/>
-          <w:highlight w:val="yellow"/>
-        </w:rPr>
-        <w:t xml:space="preserve"> Всё это распишу и норм, страниц 10-15 будет </w:t>
-      </w:r>
-      <w:r>
-        <w:rPr>
-          <w:rFonts w:ascii="Times New Roman" w:hAnsi="Times New Roman" w:cs="Times New Roman"/>
-          <w:b/>
-          <w:sz w:val="28"/>
-          <w:szCs w:val="28"/>
-          <w:highlight w:val="yellow"/>
-        </w:rPr>
-        <w:lastRenderedPageBreak/>
-        <w:t>только этот пункт как самый… значимый</w:t>
-      </w:r>
-    </w:p>
-    <w:p>
-      <w:pPr>
-        <w:pStyle w:val="af"/>
-        <w:widowControl w:val="0"/>
-        <w:ind w:firstLine="709"/>
-        <w:rPr>
-          <w:rFonts w:ascii="Times New Roman" w:hAnsi="Times New Roman" w:cs="Times New Roman"/>
-          <w:b/>
-          <w:sz w:val="28"/>
-          <w:szCs w:val="28"/>
-          <w:highlight w:val="green"/>
-        </w:rPr>
-      </w:pPr>
-      <w:r>
-        <w:rPr>
-          <w:rFonts w:ascii="Times New Roman" w:hAnsi="Times New Roman" w:cs="Times New Roman"/>
-          <w:b/>
-          <w:sz w:val="28"/>
-          <w:szCs w:val="28"/>
-          <w:highlight w:val="green"/>
-        </w:rPr>
-        <w:t xml:space="preserve">2.6 </w:t>
-      </w:r>
-      <w:r>
-        <w:rPr>
-          <w:rFonts w:ascii="Times New Roman" w:hAnsi="Times New Roman" w:cs="Times New Roman"/>
-          <w:b/>
-          <w:sz w:val="28"/>
-          <w:szCs w:val="28"/>
-          <w:highlight w:val="green"/>
-        </w:rPr>
-        <w:t>Идентификация элементов и описание свойств входной и выходной информации, алгоритма решения задачи, составление контрольного примера</w:t>
-      </w:r>
-    </w:p>
-    <w:p>
-      <w:pPr>
-        <w:pStyle w:val="af"/>
-        <w:widowControl w:val="0"/>
-        <w:ind w:firstLine="709"/>
-        <w:rPr>
-          <w:rFonts w:ascii="Times New Roman" w:hAnsi="Times New Roman" w:cs="Times New Roman"/>
-          <w:b/>
-          <w:sz w:val="28"/>
-          <w:szCs w:val="28"/>
-          <w:highlight w:val="yellow"/>
-        </w:rPr>
-      </w:pPr>
-      <w:r>
-        <w:rPr>
-          <w:rFonts w:ascii="Times New Roman" w:hAnsi="Times New Roman" w:cs="Times New Roman"/>
-          <w:b/>
-          <w:sz w:val="28"/>
-          <w:szCs w:val="28"/>
-          <w:highlight w:val="yellow"/>
-        </w:rPr>
-        <w:t>Словарь с входными и выходными данными.</w:t>
-      </w:r>
-    </w:p>
-    <w:p>
-      <w:pPr>
-        <w:pStyle w:val="af"/>
-        <w:widowControl w:val="0"/>
-        <w:ind w:firstLine="709"/>
-        <w:rPr>
-          <w:rFonts w:ascii="Times New Roman" w:hAnsi="Times New Roman" w:cs="Times New Roman"/>
-          <w:b/>
-          <w:sz w:val="28"/>
-          <w:szCs w:val="28"/>
-          <w:highlight w:val="yellow"/>
-        </w:rPr>
-      </w:pPr>
-      <w:r>
-        <w:rPr>
-          <w:rFonts w:ascii="Times New Roman" w:hAnsi="Times New Roman" w:cs="Times New Roman"/>
-          <w:b/>
-          <w:sz w:val="28"/>
-          <w:szCs w:val="28"/>
-          <w:highlight w:val="yellow"/>
-        </w:rPr>
-        <w:t xml:space="preserve">А можна док. </w:t>
-      </w:r>
-      <w:r>
-        <w:rPr>
-          <w:rFonts w:ascii="Times New Roman" w:hAnsi="Times New Roman" w:cs="Times New Roman"/>
-          <w:b/>
-          <w:sz w:val="28"/>
-          <w:szCs w:val="28"/>
-          <w:highlight w:val="yellow"/>
-          <w:lang w:val="en-US"/>
-        </w:rPr>
-        <w:t>API</w:t>
-      </w:r>
-      <w:r>
-        <w:rPr>
-          <w:rFonts w:ascii="Times New Roman" w:hAnsi="Times New Roman" w:cs="Times New Roman"/>
-          <w:b/>
-          <w:sz w:val="28"/>
-          <w:szCs w:val="28"/>
-          <w:highlight w:val="yellow"/>
-        </w:rPr>
-        <w:t>??</w:t>
-      </w:r>
-      <w:r>
-        <w:rPr>
-          <w:rFonts w:ascii="Times New Roman" w:hAnsi="Times New Roman" w:cs="Times New Roman"/>
-          <w:b/>
-          <w:sz w:val="28"/>
-          <w:szCs w:val="28"/>
-          <w:highlight w:val="yellow"/>
-        </w:rPr>
-        <w:t xml:space="preserve"> Там всё есть</w:t>
-      </w:r>
-    </w:p>
-    <w:p>
-      <w:pPr>
-        <w:pStyle w:val="af"/>
-        <w:widowControl w:val="0"/>
-        <w:ind w:firstLine="709"/>
-        <w:rPr>
-          <w:rFonts w:ascii="Times New Roman" w:hAnsi="Times New Roman" w:cs="Times New Roman"/>
-          <w:b/>
-          <w:sz w:val="28"/>
-          <w:szCs w:val="28"/>
-          <w:highlight w:val="green"/>
-        </w:rPr>
-      </w:pPr>
-      <w:r>
-        <w:rPr>
-          <w:rFonts w:ascii="Times New Roman" w:hAnsi="Times New Roman" w:cs="Times New Roman"/>
-          <w:b/>
-          <w:sz w:val="28"/>
-          <w:szCs w:val="28"/>
-          <w:highlight w:val="green"/>
-        </w:rPr>
-        <w:t xml:space="preserve">2.7 </w:t>
-      </w:r>
-      <w:r>
-        <w:rPr>
-          <w:rFonts w:ascii="Times New Roman" w:hAnsi="Times New Roman" w:cs="Times New Roman"/>
-          <w:b/>
-          <w:sz w:val="28"/>
-          <w:szCs w:val="28"/>
-          <w:highlight w:val="green"/>
-        </w:rPr>
-        <w:t>Выделение объектов-сущностей, выстраивание инфологической модели задачи</w:t>
-      </w:r>
-    </w:p>
-    <w:p>
-      <w:pPr>
-        <w:pStyle w:val="af"/>
-        <w:widowControl w:val="0"/>
-        <w:ind w:firstLine="709"/>
-        <w:rPr>
-          <w:rFonts w:ascii="Times New Roman" w:hAnsi="Times New Roman" w:cs="Times New Roman"/>
-          <w:b/>
-          <w:sz w:val="28"/>
-          <w:szCs w:val="28"/>
-          <w:highlight w:val="yellow"/>
-        </w:rPr>
-      </w:pPr>
-      <w:r>
-        <w:rPr>
-          <w:rFonts w:ascii="Times New Roman" w:hAnsi="Times New Roman" w:cs="Times New Roman"/>
-          <w:b/>
-          <w:sz w:val="28"/>
-          <w:szCs w:val="28"/>
-          <w:highlight w:val="yellow"/>
-        </w:rPr>
-        <w:t xml:space="preserve">Так, это точно </w:t>
-      </w:r>
-      <w:r>
-        <w:rPr>
-          <w:rFonts w:ascii="Times New Roman" w:hAnsi="Times New Roman" w:cs="Times New Roman"/>
-          <w:b/>
-          <w:sz w:val="28"/>
-          <w:szCs w:val="28"/>
-          <w:highlight w:val="yellow"/>
-          <w:lang w:val="en-US"/>
-        </w:rPr>
-        <w:t>use</w:t>
-      </w:r>
-      <w:r>
-        <w:rPr>
-          <w:rFonts w:ascii="Times New Roman" w:hAnsi="Times New Roman" w:cs="Times New Roman"/>
-          <w:b/>
-          <w:sz w:val="28"/>
-          <w:szCs w:val="28"/>
-          <w:highlight w:val="yellow"/>
-        </w:rPr>
-        <w:t>-</w:t>
-      </w:r>
-      <w:r>
-        <w:rPr>
-          <w:rFonts w:ascii="Times New Roman" w:hAnsi="Times New Roman" w:cs="Times New Roman"/>
-          <w:b/>
-          <w:sz w:val="28"/>
-          <w:szCs w:val="28"/>
-          <w:highlight w:val="yellow"/>
-          <w:lang w:val="en-US"/>
-        </w:rPr>
-        <w:t>case</w:t>
-      </w:r>
-      <w:r>
-        <w:rPr>
-          <w:rFonts w:ascii="Times New Roman" w:hAnsi="Times New Roman" w:cs="Times New Roman"/>
-          <w:b/>
-          <w:sz w:val="28"/>
-          <w:szCs w:val="28"/>
-          <w:highlight w:val="yellow"/>
-        </w:rPr>
-        <w:t xml:space="preserve"> диаграмма</w:t>
-      </w:r>
-    </w:p>
-    <w:p>
-      <w:pPr>
-        <w:pStyle w:val="af"/>
-        <w:widowControl w:val="0"/>
-        <w:ind w:firstLine="709"/>
-        <w:rPr>
-          <w:rFonts w:ascii="Times New Roman" w:hAnsi="Times New Roman" w:cs="Times New Roman"/>
-          <w:b/>
-          <w:sz w:val="28"/>
-          <w:szCs w:val="28"/>
-          <w:highlight w:val="green"/>
-        </w:rPr>
-      </w:pPr>
-      <w:r>
-        <w:rPr>
-          <w:rFonts w:ascii="Times New Roman" w:hAnsi="Times New Roman" w:cs="Times New Roman"/>
-          <w:b/>
-          <w:sz w:val="28"/>
-          <w:szCs w:val="28"/>
-          <w:highlight w:val="green"/>
-        </w:rPr>
-        <w:t xml:space="preserve">2.8 </w:t>
-      </w:r>
-      <w:r>
-        <w:rPr>
-          <w:rFonts w:ascii="Times New Roman" w:hAnsi="Times New Roman" w:cs="Times New Roman"/>
-          <w:b/>
-          <w:sz w:val="28"/>
-          <w:szCs w:val="28"/>
-          <w:highlight w:val="green"/>
-        </w:rPr>
-        <w:t>Описание шагов алгоритма в неформальной (словесной) форме</w:t>
+        <w:t>2.1 Формулировка требований к программному изделию, моделирование с помощью диаграмм</w:t>
       </w:r>
     </w:p>
     <w:p>
@@ -3208,16 +2388,16 @@
         <w:pStyle w:val="af"/>
         <w:widowControl w:val="0"/>
         <w:spacing w:after="0" w:line="360" w:lineRule="auto"/>
-        <w:ind w:firstLine="709"/>
-        <w:jc w:val="both"/>
+        <w:ind w:left="0" w:firstLine="709"/>
         <w:rPr>
           <w:rFonts w:ascii="Times New Roman" w:hAnsi="Times New Roman" w:cs="Times New Roman"/>
           <w:b/>
           <w:sz w:val="28"/>
           <w:szCs w:val="28"/>
-          <w:highlight w:val="green"/>
-        </w:rPr>
-      </w:pPr>
+          <w:highlight w:val="yellow"/>
+        </w:rPr>
+      </w:pPr>
+      <w:bookmarkStart w:id="12" w:name="_Toc164151012"/>
       <w:r>
         <w:rPr>
           <w:rFonts w:ascii="Times New Roman" w:hAnsi="Times New Roman" w:cs="Times New Roman"/>
@@ -3226,7 +2406,7 @@
           <w:szCs w:val="28"/>
           <w:highlight w:val="yellow"/>
         </w:rPr>
-        <w:t>Всех?</w:t>
+        <w:t>Требования в ТЗ.</w:t>
       </w:r>
     </w:p>
     <w:p>
@@ -3234,8 +2414,7 @@
         <w:pStyle w:val="af"/>
         <w:widowControl w:val="0"/>
         <w:spacing w:after="0" w:line="360" w:lineRule="auto"/>
-        <w:ind w:firstLine="709"/>
-        <w:jc w:val="both"/>
+        <w:ind w:left="0" w:firstLine="709"/>
         <w:rPr>
           <w:rFonts w:ascii="Times New Roman" w:hAnsi="Times New Roman" w:cs="Times New Roman"/>
           <w:b/>
@@ -3252,22 +2431,50 @@
           <w:szCs w:val="28"/>
           <w:highlight w:val="yellow"/>
         </w:rPr>
-        <w:t>По типу того как в данный момент описан 2.9 сойдёт ?))</w:t>
-      </w:r>
+        <w:t>Диаграмма, описывающая весь процесс?</w:t>
+      </w:r>
+    </w:p>
+    <w:p>
+      <w:pPr>
+        <w:pStyle w:val="af4"/>
+        <w:ind w:firstLine="709"/>
+        <w:rPr>
+          <w:rFonts w:cs="Times New Roman"/>
+          <w:szCs w:val="28"/>
+          <w:highlight w:val="green"/>
+        </w:rPr>
+      </w:pPr>
+      <w:r>
+        <w:rPr>
+          <w:rFonts w:cs="Times New Roman"/>
+          <w:szCs w:val="28"/>
+          <w:highlight w:val="green"/>
+        </w:rPr>
+        <w:t>2.2 Формулировка функциональных требований к программному изделию</w:t>
+      </w:r>
+      <w:r>
+        <w:rPr>
+          <w:rFonts w:cs="Times New Roman"/>
+          <w:color w:val="FF0000"/>
+          <w:szCs w:val="28"/>
+          <w:highlight w:val="green"/>
+        </w:rPr>
+        <w:t>, использование методов предпроектного обследования</w:t>
+      </w:r>
+      <w:bookmarkEnd w:id="12"/>
     </w:p>
     <w:p>
       <w:pPr>
         <w:pStyle w:val="af"/>
         <w:widowControl w:val="0"/>
         <w:spacing w:after="0" w:line="360" w:lineRule="auto"/>
-        <w:ind w:firstLine="709"/>
-        <w:jc w:val="both"/>
+        <w:ind w:left="0" w:firstLine="709"/>
         <w:rPr>
           <w:rFonts w:ascii="Times New Roman" w:hAnsi="Times New Roman" w:cs="Times New Roman"/>
           <w:b/>
           <w:sz w:val="28"/>
           <w:szCs w:val="28"/>
-          <w:highlight w:val="green"/>
+          <w:highlight w:val="yellow"/>
         </w:rPr>
       </w:pPr>
       <w:r>
@@ -3276,9 +2483,9 @@
           <w:b/>
           <w:sz w:val="28"/>
           <w:szCs w:val="28"/>
-          <w:highlight w:val="green"/>
-        </w:rPr>
-        <w:t>2.9 Выполнение анализа информационных ресурсов и категорирование их конфиденциальности, анализ основных угроз защищённости данных, определение комплекса мер нейтрализации угрозы безопасности данных</w:t>
+          <w:highlight w:val="yellow"/>
+        </w:rPr>
+        <w:t>Требования в ТЗ.</w:t>
       </w:r>
     </w:p>
     <w:p>
@@ -3286,8 +2493,7 @@
         <w:pStyle w:val="af"/>
         <w:widowControl w:val="0"/>
         <w:spacing w:after="0" w:line="360" w:lineRule="auto"/>
-        <w:ind w:firstLine="709"/>
-        <w:jc w:val="both"/>
+        <w:ind w:left="0" w:firstLine="709"/>
         <w:rPr>
           <w:rFonts w:ascii="Times New Roman" w:hAnsi="Times New Roman" w:cs="Times New Roman"/>
           <w:b/>
@@ -3304,70 +2510,26 @@
           <w:szCs w:val="28"/>
           <w:highlight w:val="yellow"/>
         </w:rPr>
-        <w:t xml:space="preserve">Есть БД, в БД есть данные юзверей, такие как логин и пароль, напрямую к БД подключиться незя, только через </w:t>
-      </w:r>
-      <w:r>
-        <w:rPr>
-          <w:rFonts w:ascii="Times New Roman" w:hAnsi="Times New Roman" w:cs="Times New Roman"/>
-          <w:b/>
-          <w:sz w:val="28"/>
-          <w:szCs w:val="28"/>
-          <w:highlight w:val="yellow"/>
-          <w:lang w:val="en-US"/>
-        </w:rPr>
-        <w:t>API</w:t>
-      </w:r>
-      <w:r>
-        <w:rPr>
-          <w:rFonts w:ascii="Times New Roman" w:hAnsi="Times New Roman" w:cs="Times New Roman"/>
-          <w:b/>
-          <w:sz w:val="28"/>
-          <w:szCs w:val="28"/>
-          <w:highlight w:val="yellow"/>
-        </w:rPr>
-        <w:t xml:space="preserve">, в </w:t>
-      </w:r>
-      <w:r>
-        <w:rPr>
-          <w:rFonts w:ascii="Times New Roman" w:hAnsi="Times New Roman" w:cs="Times New Roman"/>
-          <w:b/>
-          <w:sz w:val="28"/>
-          <w:szCs w:val="28"/>
-          <w:highlight w:val="yellow"/>
-          <w:lang w:val="en-US"/>
-        </w:rPr>
-        <w:t>API</w:t>
-      </w:r>
-      <w:r>
-        <w:rPr>
-          <w:rFonts w:ascii="Times New Roman" w:hAnsi="Times New Roman" w:cs="Times New Roman"/>
-          <w:b/>
-          <w:sz w:val="28"/>
-          <w:szCs w:val="28"/>
-          <w:highlight w:val="yellow"/>
-        </w:rPr>
-        <w:t xml:space="preserve"> же есть </w:t>
-      </w:r>
-      <w:r>
-        <w:rPr>
-          <w:rFonts w:ascii="Times New Roman" w:hAnsi="Times New Roman" w:cs="Times New Roman"/>
-          <w:b/>
-          <w:sz w:val="28"/>
-          <w:szCs w:val="28"/>
-          <w:highlight w:val="yellow"/>
-          <w:lang w:val="en-US"/>
-        </w:rPr>
-        <w:t>cookie</w:t>
-      </w:r>
-      <w:r>
-        <w:rPr>
-          <w:rFonts w:ascii="Times New Roman" w:hAnsi="Times New Roman" w:cs="Times New Roman"/>
-          <w:b/>
-          <w:sz w:val="28"/>
-          <w:szCs w:val="28"/>
-          <w:highlight w:val="yellow"/>
-        </w:rPr>
-        <w:t xml:space="preserve"> аутентификация, которая отвечает за доступ пользователей к определенным запросам. Как-то так, добавить воды и норм</w:t>
+        <w:t>Если красный текст пропадёт нормально будет? Всё равно всё в ТЗ есть</w:t>
+      </w:r>
+    </w:p>
+    <w:p>
+      <w:pPr>
+        <w:pStyle w:val="af4"/>
+        <w:ind w:firstLine="709"/>
+        <w:rPr>
+          <w:rFonts w:cs="Times New Roman"/>
+          <w:szCs w:val="28"/>
+          <w:highlight w:val="green"/>
+        </w:rPr>
+      </w:pPr>
+      <w:r>
+        <w:rPr>
+          <w:rFonts w:cs="Times New Roman"/>
+          <w:szCs w:val="28"/>
+          <w:highlight w:val="green"/>
+        </w:rPr>
+        <w:t>2.3 Построение информационно-логической схемы данных, формулировка требований по информационному обеспечению программного изделия</w:t>
       </w:r>
     </w:p>
     <w:p>
@@ -3375,14 +2537,13 @@
         <w:pStyle w:val="af"/>
         <w:widowControl w:val="0"/>
         <w:spacing w:after="0" w:line="360" w:lineRule="auto"/>
-        <w:ind w:firstLine="709"/>
-        <w:jc w:val="both"/>
+        <w:ind w:left="0" w:firstLine="709"/>
         <w:rPr>
           <w:rFonts w:ascii="Times New Roman" w:hAnsi="Times New Roman" w:cs="Times New Roman"/>
           <w:b/>
           <w:sz w:val="28"/>
           <w:szCs w:val="28"/>
-          <w:highlight w:val="green"/>
+          <w:highlight w:val="yellow"/>
         </w:rPr>
       </w:pPr>
       <w:r>
@@ -3391,405 +2552,9 @@
           <w:b/>
           <w:sz w:val="28"/>
           <w:szCs w:val="28"/>
-          <w:highlight w:val="green"/>
-        </w:rPr>
-        <w:t>2.10 Выполнение резервирования и восстановления данных</w:t>
-      </w:r>
-    </w:p>
-    <w:p>
-      <w:pPr>
-        <w:pStyle w:val="af"/>
-        <w:widowControl w:val="0"/>
-        <w:ind w:firstLine="709"/>
-        <w:rPr>
-          <w:rFonts w:ascii="Times New Roman" w:hAnsi="Times New Roman" w:cs="Times New Roman"/>
-          <w:b/>
-          <w:sz w:val="28"/>
-          <w:szCs w:val="28"/>
           <w:highlight w:val="yellow"/>
         </w:rPr>
-      </w:pPr>
-      <w:r>
-        <w:rPr>
-          <w:rFonts w:ascii="Times New Roman" w:hAnsi="Times New Roman" w:cs="Times New Roman"/>
-          <w:b/>
-          <w:sz w:val="28"/>
-          <w:szCs w:val="28"/>
-          <w:highlight w:val="yellow"/>
-        </w:rPr>
-        <w:t>Есть БД, в БД есть автоматическое создание бэкапов, добавить воды и сойдёт</w:t>
-      </w:r>
-    </w:p>
-    <w:p>
-      <w:pPr>
-        <w:pStyle w:val="af"/>
-        <w:widowControl w:val="0"/>
-        <w:ind w:firstLine="709"/>
-        <w:rPr>
-          <w:rFonts w:ascii="Times New Roman" w:hAnsi="Times New Roman" w:cs="Times New Roman"/>
-          <w:b/>
-          <w:sz w:val="28"/>
-          <w:szCs w:val="28"/>
-          <w:highlight w:val="green"/>
-        </w:rPr>
-      </w:pPr>
-      <w:r>
-        <w:rPr>
-          <w:rFonts w:ascii="Times New Roman" w:hAnsi="Times New Roman" w:cs="Times New Roman"/>
-          <w:b/>
-          <w:sz w:val="28"/>
-          <w:szCs w:val="28"/>
-          <w:highlight w:val="green"/>
-        </w:rPr>
-        <w:t xml:space="preserve">2.11 </w:t>
-      </w:r>
-      <w:r>
-        <w:rPr>
-          <w:rFonts w:ascii="Times New Roman" w:hAnsi="Times New Roman" w:cs="Times New Roman"/>
-          <w:b/>
-          <w:sz w:val="28"/>
-          <w:szCs w:val="28"/>
-          <w:highlight w:val="green"/>
-        </w:rPr>
-        <w:t>Разделение большой задачи на модули, выделение функции каждого модуля, их отлаживания, выполнение комплексной отладки задачи</w:t>
-      </w:r>
-    </w:p>
-    <w:p>
-      <w:pPr>
-        <w:pStyle w:val="af"/>
-        <w:widowControl w:val="0"/>
-        <w:ind w:firstLine="709"/>
-        <w:rPr>
-          <w:rFonts w:ascii="Times New Roman" w:hAnsi="Times New Roman" w:cs="Times New Roman"/>
-          <w:b/>
-          <w:sz w:val="28"/>
-          <w:szCs w:val="28"/>
-          <w:highlight w:val="yellow"/>
-        </w:rPr>
-      </w:pPr>
-      <w:r>
-        <w:rPr>
-          <w:rFonts w:ascii="Times New Roman" w:hAnsi="Times New Roman" w:cs="Times New Roman"/>
-          <w:b/>
-          <w:sz w:val="28"/>
-          <w:szCs w:val="28"/>
-          <w:highlight w:val="yellow"/>
-          <w:lang w:val="en-US"/>
-        </w:rPr>
-        <w:t>API</w:t>
-      </w:r>
-      <w:r>
-        <w:rPr>
-          <w:rFonts w:ascii="Times New Roman" w:hAnsi="Times New Roman" w:cs="Times New Roman"/>
-          <w:b/>
-          <w:sz w:val="28"/>
-          <w:szCs w:val="28"/>
-          <w:highlight w:val="yellow"/>
-        </w:rPr>
-        <w:t xml:space="preserve"> делятся на контроллеры, которые тестировал в </w:t>
-      </w:r>
-      <w:r>
-        <w:rPr>
-          <w:rFonts w:ascii="Times New Roman" w:hAnsi="Times New Roman" w:cs="Times New Roman"/>
-          <w:b/>
-          <w:sz w:val="28"/>
-          <w:szCs w:val="28"/>
-          <w:highlight w:val="yellow"/>
-          <w:lang w:val="en-US"/>
-        </w:rPr>
-        <w:t>Insomnia</w:t>
-      </w:r>
-      <w:r>
-        <w:rPr>
-          <w:rFonts w:ascii="Times New Roman" w:hAnsi="Times New Roman" w:cs="Times New Roman"/>
-          <w:b/>
-          <w:sz w:val="28"/>
-          <w:szCs w:val="28"/>
-          <w:highlight w:val="yellow"/>
-        </w:rPr>
-        <w:t>, прикреплю кучу скринов</w:t>
-      </w:r>
-    </w:p>
-    <w:p>
-      <w:pPr>
-        <w:pStyle w:val="af"/>
-        <w:widowControl w:val="0"/>
-        <w:ind w:firstLine="709"/>
-        <w:rPr>
-          <w:rFonts w:ascii="Times New Roman" w:hAnsi="Times New Roman" w:cs="Times New Roman"/>
-          <w:b/>
-          <w:sz w:val="28"/>
-          <w:szCs w:val="28"/>
-          <w:highlight w:val="green"/>
-        </w:rPr>
-      </w:pPr>
-      <w:r>
-        <w:rPr>
-          <w:rFonts w:ascii="Times New Roman" w:hAnsi="Times New Roman" w:cs="Times New Roman"/>
-          <w:b/>
-          <w:sz w:val="28"/>
-          <w:szCs w:val="28"/>
-          <w:highlight w:val="green"/>
-        </w:rPr>
-        <w:t>2.12 Выполнение оценки затрат</w:t>
-      </w:r>
-    </w:p>
-    <w:p>
-      <w:pPr>
-        <w:pStyle w:val="af"/>
-        <w:widowControl w:val="0"/>
-        <w:ind w:firstLine="709"/>
-        <w:rPr>
-          <w:rFonts w:ascii="Times New Roman" w:hAnsi="Times New Roman" w:cs="Times New Roman"/>
-          <w:bCs/>
-          <w:sz w:val="28"/>
-          <w:szCs w:val="28"/>
-          <w:highlight w:val="yellow"/>
-        </w:rPr>
-      </w:pPr>
-      <w:r>
-        <w:rPr>
-          <w:rFonts w:ascii="Times New Roman" w:hAnsi="Times New Roman" w:cs="Times New Roman"/>
-          <w:bCs/>
-          <w:sz w:val="28"/>
-          <w:szCs w:val="28"/>
-          <w:highlight w:val="yellow"/>
-        </w:rPr>
-        <w:t>А можно не надо?</w:t>
-      </w:r>
-    </w:p>
-    <w:p>
-      <w:pPr>
-        <w:pStyle w:val="af"/>
-        <w:widowControl w:val="0"/>
-        <w:ind w:firstLine="709"/>
-        <w:rPr>
-          <w:rFonts w:ascii="Times New Roman" w:hAnsi="Times New Roman" w:cs="Times New Roman"/>
-          <w:bCs/>
-          <w:sz w:val="28"/>
-          <w:szCs w:val="28"/>
-          <w:highlight w:val="yellow"/>
-        </w:rPr>
-      </w:pPr>
-    </w:p>
-    <w:p>
-      <w:pPr>
-        <w:pStyle w:val="af"/>
-        <w:widowControl w:val="0"/>
-        <w:ind w:firstLine="709"/>
-        <w:rPr>
-          <w:rFonts w:ascii="Times New Roman" w:hAnsi="Times New Roman" w:cs="Times New Roman"/>
-          <w:bCs/>
-          <w:sz w:val="28"/>
-          <w:szCs w:val="28"/>
-        </w:rPr>
-      </w:pPr>
-      <w:r>
-        <w:rPr>
-          <w:rFonts w:ascii="Times New Roman" w:hAnsi="Times New Roman" w:cs="Times New Roman"/>
-          <w:bCs/>
-          <w:sz w:val="28"/>
-          <w:szCs w:val="28"/>
-          <w:highlight w:val="yellow"/>
-        </w:rPr>
-        <w:t>Пункт 2.13 -2.15 будет содержание вашего программного продукта, его функционал, пункт 2.13 -2.15 не копируем</w:t>
-      </w:r>
-    </w:p>
-    <w:p>
-      <w:pPr>
-        <w:pStyle w:val="af"/>
-        <w:widowControl w:val="0"/>
-        <w:ind w:firstLine="709"/>
-        <w:rPr>
-          <w:rFonts w:ascii="Times New Roman" w:hAnsi="Times New Roman" w:cs="Times New Roman"/>
-          <w:b/>
-          <w:sz w:val="28"/>
-          <w:szCs w:val="28"/>
-          <w:highlight w:val="red"/>
-        </w:rPr>
-      </w:pPr>
-    </w:p>
-    <w:p>
-      <w:pPr>
-        <w:pStyle w:val="af"/>
-        <w:widowControl w:val="0"/>
-        <w:ind w:firstLine="709"/>
-        <w:rPr>
-          <w:rFonts w:ascii="Times New Roman" w:hAnsi="Times New Roman" w:cs="Times New Roman"/>
-          <w:b/>
-          <w:sz w:val="28"/>
-          <w:szCs w:val="28"/>
-          <w:highlight w:val="red"/>
-        </w:rPr>
-      </w:pPr>
-      <w:r>
-        <w:rPr>
-          <w:rFonts w:ascii="Times New Roman" w:hAnsi="Times New Roman" w:cs="Times New Roman"/>
-          <w:b/>
-          <w:sz w:val="28"/>
-          <w:szCs w:val="28"/>
-          <w:highlight w:val="red"/>
-        </w:rPr>
-        <w:t>2.13 Создание интерактивных программ с «дружественным» интерфейсом пользователя</w:t>
-      </w:r>
-    </w:p>
-    <w:p>
-      <w:pPr>
-        <w:pStyle w:val="af"/>
-        <w:widowControl w:val="0"/>
-        <w:ind w:firstLine="709"/>
-        <w:rPr>
-          <w:rFonts w:ascii="Times New Roman" w:hAnsi="Times New Roman" w:cs="Times New Roman"/>
-          <w:b/>
-          <w:sz w:val="28"/>
-          <w:szCs w:val="28"/>
-          <w:highlight w:val="yellow"/>
-        </w:rPr>
-      </w:pPr>
-      <w:r>
-        <w:rPr>
-          <w:rFonts w:ascii="Times New Roman" w:hAnsi="Times New Roman" w:cs="Times New Roman"/>
-          <w:b/>
-          <w:sz w:val="28"/>
-          <w:szCs w:val="28"/>
-          <w:highlight w:val="yellow"/>
-        </w:rPr>
-        <w:t xml:space="preserve">У </w:t>
-      </w:r>
-      <w:r>
-        <w:rPr>
-          <w:rFonts w:ascii="Times New Roman" w:hAnsi="Times New Roman" w:cs="Times New Roman"/>
-          <w:b/>
-          <w:sz w:val="28"/>
-          <w:szCs w:val="28"/>
-          <w:highlight w:val="yellow"/>
-          <w:lang w:val="en-US"/>
-        </w:rPr>
-        <w:t>API</w:t>
-      </w:r>
-      <w:r>
-        <w:rPr>
-          <w:rFonts w:ascii="Times New Roman" w:hAnsi="Times New Roman" w:cs="Times New Roman"/>
-          <w:b/>
-          <w:sz w:val="28"/>
-          <w:szCs w:val="28"/>
-          <w:highlight w:val="yellow"/>
-        </w:rPr>
-        <w:t xml:space="preserve"> </w:t>
-      </w:r>
-      <w:r>
-        <w:rPr>
-          <w:rFonts w:ascii="Times New Roman" w:hAnsi="Times New Roman" w:cs="Times New Roman"/>
-          <w:b/>
-          <w:sz w:val="28"/>
-          <w:szCs w:val="28"/>
-          <w:highlight w:val="yellow"/>
-        </w:rPr>
-        <w:t>и</w:t>
-      </w:r>
-      <w:r>
-        <w:rPr>
-          <w:rFonts w:ascii="Times New Roman" w:hAnsi="Times New Roman" w:cs="Times New Roman"/>
-          <w:b/>
-          <w:sz w:val="28"/>
-          <w:szCs w:val="28"/>
-          <w:highlight w:val="yellow"/>
-        </w:rPr>
-        <w:t xml:space="preserve">нтерфейса нет, </w:t>
-      </w:r>
-      <w:r>
-        <w:rPr>
-          <w:rFonts w:ascii="Times New Roman" w:hAnsi="Times New Roman" w:cs="Times New Roman"/>
-          <w:b/>
-          <w:sz w:val="28"/>
-          <w:szCs w:val="28"/>
-          <w:highlight w:val="yellow"/>
-        </w:rPr>
-        <w:t xml:space="preserve">в </w:t>
-      </w:r>
-      <w:r>
-        <w:rPr>
-          <w:rFonts w:ascii="Times New Roman" w:hAnsi="Times New Roman" w:cs="Times New Roman"/>
-          <w:b/>
-          <w:sz w:val="28"/>
-          <w:szCs w:val="28"/>
-          <w:highlight w:val="yellow"/>
-        </w:rPr>
-        <w:t>данн</w:t>
-      </w:r>
-      <w:r>
-        <w:rPr>
-          <w:rFonts w:ascii="Times New Roman" w:hAnsi="Times New Roman" w:cs="Times New Roman"/>
-          <w:b/>
-          <w:sz w:val="28"/>
-          <w:szCs w:val="28"/>
-          <w:highlight w:val="yellow"/>
-        </w:rPr>
-        <w:t>ом</w:t>
-      </w:r>
-      <w:r>
-        <w:rPr>
-          <w:rFonts w:ascii="Times New Roman" w:hAnsi="Times New Roman" w:cs="Times New Roman"/>
-          <w:b/>
-          <w:sz w:val="28"/>
-          <w:szCs w:val="28"/>
-          <w:highlight w:val="yellow"/>
-        </w:rPr>
-        <w:t xml:space="preserve"> пункт</w:t>
-      </w:r>
-      <w:r>
-        <w:rPr>
-          <w:rFonts w:ascii="Times New Roman" w:hAnsi="Times New Roman" w:cs="Times New Roman"/>
-          <w:b/>
-          <w:sz w:val="28"/>
-          <w:szCs w:val="28"/>
-          <w:highlight w:val="yellow"/>
-        </w:rPr>
-        <w:t>е</w:t>
-      </w:r>
-      <w:r>
-        <w:rPr>
-          <w:rFonts w:ascii="Times New Roman" w:hAnsi="Times New Roman" w:cs="Times New Roman"/>
-          <w:b/>
-          <w:sz w:val="28"/>
-          <w:szCs w:val="28"/>
-          <w:highlight w:val="yellow"/>
-        </w:rPr>
-        <w:t xml:space="preserve"> </w:t>
-      </w:r>
-      <w:r>
-        <w:rPr>
-          <w:rFonts w:ascii="Times New Roman" w:hAnsi="Times New Roman" w:cs="Times New Roman"/>
-          <w:b/>
-          <w:sz w:val="28"/>
-          <w:szCs w:val="28"/>
-          <w:highlight w:val="yellow"/>
-        </w:rPr>
-        <w:t>просто процесс создания и сам модуль опишу</w:t>
-      </w:r>
-    </w:p>
-    <w:p>
-      <w:pPr>
-        <w:pStyle w:val="af"/>
-        <w:widowControl w:val="0"/>
-        <w:ind w:firstLine="709"/>
-        <w:rPr>
-          <w:rFonts w:ascii="Times New Roman" w:hAnsi="Times New Roman" w:cs="Times New Roman"/>
-          <w:b/>
-          <w:sz w:val="28"/>
-          <w:szCs w:val="28"/>
-          <w:highlight w:val="red"/>
-        </w:rPr>
-      </w:pPr>
-      <w:r>
-        <w:rPr>
-          <w:rFonts w:ascii="Times New Roman" w:hAnsi="Times New Roman" w:cs="Times New Roman"/>
-          <w:b/>
-          <w:sz w:val="28"/>
-          <w:szCs w:val="28"/>
-          <w:highlight w:val="red"/>
-        </w:rPr>
-        <w:t>2.14 Создание системы тестирования программного изделия</w:t>
+        <w:t>Требования в ТЗ.</w:t>
       </w:r>
     </w:p>
     <w:p>
@@ -3797,16 +2562,24 @@
         <w:pStyle w:val="af"/>
         <w:widowControl w:val="0"/>
         <w:spacing w:after="0" w:line="360" w:lineRule="auto"/>
-        <w:ind w:firstLine="709"/>
-        <w:jc w:val="both"/>
+        <w:ind w:left="0" w:firstLine="709"/>
         <w:rPr>
           <w:rFonts w:ascii="Times New Roman" w:hAnsi="Times New Roman" w:cs="Times New Roman"/>
           <w:b/>
           <w:sz w:val="28"/>
           <w:szCs w:val="28"/>
+        </w:rPr>
+      </w:pPr>
+      <w:r>
+        <w:rPr>
+          <w:rFonts w:ascii="Times New Roman" w:hAnsi="Times New Roman" w:cs="Times New Roman"/>
+          <w:b/>
+          <w:sz w:val="28"/>
+          <w:szCs w:val="28"/>
           <w:highlight w:val="yellow"/>
         </w:rPr>
-      </w:pPr>
+        <w:t xml:space="preserve">Лог схемы и </w:t>
+      </w:r>
       <w:r>
         <w:rPr>
           <w:rFonts w:ascii="Times New Roman" w:hAnsi="Times New Roman" w:cs="Times New Roman"/>
@@ -3814,29 +2587,28 @@
           <w:sz w:val="28"/>
           <w:szCs w:val="28"/>
           <w:highlight w:val="yellow"/>
-        </w:rPr>
-        <w:t xml:space="preserve">ЭЭ, просто опишу как тестировал </w:t>
-      </w:r>
-      <w:r>
-        <w:rPr>
-          <w:rFonts w:ascii="Times New Roman" w:hAnsi="Times New Roman" w:cs="Times New Roman"/>
-          <w:b/>
-          <w:sz w:val="28"/>
-          <w:szCs w:val="28"/>
-          <w:highlight w:val="yellow"/>
-          <w:lang w:val="en-US"/>
-        </w:rPr>
-        <w:t>API</w:t>
-      </w:r>
-      <w:r>
-        <w:rPr>
-          <w:rFonts w:ascii="Times New Roman" w:hAnsi="Times New Roman" w:cs="Times New Roman"/>
-          <w:b/>
-          <w:sz w:val="28"/>
-          <w:szCs w:val="28"/>
-          <w:highlight w:val="yellow"/>
-        </w:rPr>
-        <w:t>.</w:t>
+          <w:lang w:val="en-US"/>
+        </w:rPr>
+        <w:t>DFD</w:t>
+      </w:r>
+    </w:p>
+    <w:p>
+      <w:pPr>
+        <w:pStyle w:val="af4"/>
+        <w:ind w:firstLine="709"/>
+        <w:rPr>
+          <w:rFonts w:cs="Times New Roman"/>
+          <w:szCs w:val="28"/>
+          <w:highlight w:val="green"/>
+        </w:rPr>
+      </w:pPr>
+      <w:r>
+        <w:rPr>
+          <w:rFonts w:cs="Times New Roman"/>
+          <w:szCs w:val="28"/>
+          <w:highlight w:val="green"/>
+        </w:rPr>
+        <w:t>2.4 Создание функциональной модели предметной области, диаграмм потоков данных (процессов) DFD, диаграмм классов</w:t>
       </w:r>
     </w:p>
     <w:p>
@@ -3844,13 +2616,13 @@
         <w:pStyle w:val="af"/>
         <w:widowControl w:val="0"/>
         <w:spacing w:after="0" w:line="360" w:lineRule="auto"/>
-        <w:ind w:firstLine="709"/>
-        <w:jc w:val="both"/>
+        <w:ind w:left="0" w:firstLine="709"/>
         <w:rPr>
           <w:rFonts w:ascii="Times New Roman" w:hAnsi="Times New Roman" w:cs="Times New Roman"/>
           <w:b/>
           <w:sz w:val="28"/>
           <w:szCs w:val="28"/>
+          <w:highlight w:val="yellow"/>
         </w:rPr>
       </w:pPr>
       <w:r>
@@ -3859,9 +2631,20 @@
           <w:b/>
           <w:sz w:val="28"/>
           <w:szCs w:val="28"/>
-          <w:highlight w:val="red"/>
-        </w:rPr>
-        <w:t>2.15 Создание справочной системы и организация удобной навигации по её разделам</w:t>
+          <w:highlight w:val="yellow"/>
+          <w:lang w:val="en-US"/>
+        </w:rPr>
+        <w:t>DFD</w:t>
+      </w:r>
+      <w:r>
+        <w:rPr>
+          <w:rFonts w:ascii="Times New Roman" w:hAnsi="Times New Roman" w:cs="Times New Roman"/>
+          <w:b/>
+          <w:sz w:val="28"/>
+          <w:szCs w:val="28"/>
+          <w:highlight w:val="yellow"/>
+        </w:rPr>
+        <w:t xml:space="preserve"> для модели предметной области.</w:t>
       </w:r>
     </w:p>
     <w:p>
@@ -3869,13 +2652,13 @@
         <w:pStyle w:val="af"/>
         <w:widowControl w:val="0"/>
         <w:spacing w:after="0" w:line="360" w:lineRule="auto"/>
-        <w:ind w:firstLine="425"/>
-        <w:jc w:val="both"/>
+        <w:ind w:left="0" w:firstLine="709"/>
         <w:rPr>
           <w:rFonts w:ascii="Times New Roman" w:hAnsi="Times New Roman" w:cs="Times New Roman"/>
           <w:b/>
           <w:sz w:val="28"/>
           <w:szCs w:val="28"/>
+          <w:highlight w:val="yellow"/>
         </w:rPr>
       </w:pPr>
       <w:r>
@@ -3885,8 +2668,9 @@
           <w:sz w:val="28"/>
           <w:szCs w:val="28"/>
           <w:highlight w:val="yellow"/>
-        </w:rPr>
-        <w:t>Тут просто д</w:t>
+          <w:lang w:val="en-US"/>
+        </w:rPr>
+        <w:t>DFD</w:t>
       </w:r>
       <w:r>
         <w:rPr>
@@ -3896,7 +2680,7 @@
           <w:szCs w:val="28"/>
           <w:highlight w:val="yellow"/>
         </w:rPr>
-        <w:t xml:space="preserve">обавлю документацию к </w:t>
+        <w:t xml:space="preserve">, классов (эта в </w:t>
       </w:r>
       <w:r>
         <w:rPr>
@@ -3907,6 +2691,161 @@
           <w:highlight w:val="yellow"/>
           <w:lang w:val="en-US"/>
         </w:rPr>
+        <w:t>PDF</w:t>
+      </w:r>
+      <w:r>
+        <w:rPr>
+          <w:rFonts w:ascii="Times New Roman" w:hAnsi="Times New Roman" w:cs="Times New Roman"/>
+          <w:b/>
+          <w:sz w:val="28"/>
+          <w:szCs w:val="28"/>
+          <w:highlight w:val="yellow"/>
+        </w:rPr>
+        <w:t>, иначе получится шлак)</w:t>
+      </w:r>
+    </w:p>
+    <w:p>
+      <w:pPr>
+        <w:pStyle w:val="af4"/>
+        <w:ind w:firstLine="709"/>
+        <w:rPr>
+          <w:rFonts w:cs="Times New Roman"/>
+          <w:szCs w:val="28"/>
+          <w:highlight w:val="green"/>
+        </w:rPr>
+      </w:pPr>
+      <w:r>
+        <w:rPr>
+          <w:rFonts w:cs="Times New Roman"/>
+          <w:szCs w:val="28"/>
+          <w:highlight w:val="green"/>
+        </w:rPr>
+        <w:t>2.5 Формулирование проектных решений по функциональной и информационной структуре разрабатываемого программного изделия, обоснование использования инструментальных средств разработки программного изделия, описание функций и параметров программных средств</w:t>
+      </w:r>
+    </w:p>
+    <w:p>
+      <w:pPr>
+        <w:pStyle w:val="af"/>
+        <w:widowControl w:val="0"/>
+        <w:ind w:firstLine="709"/>
+        <w:rPr>
+          <w:rFonts w:ascii="Times New Roman" w:hAnsi="Times New Roman" w:cs="Times New Roman"/>
+          <w:b/>
+          <w:sz w:val="28"/>
+          <w:szCs w:val="28"/>
+          <w:highlight w:val="yellow"/>
+        </w:rPr>
+      </w:pPr>
+      <w:r>
+        <w:rPr>
+          <w:rFonts w:ascii="Times New Roman" w:hAnsi="Times New Roman" w:cs="Times New Roman"/>
+          <w:b/>
+          <w:sz w:val="28"/>
+          <w:szCs w:val="28"/>
+          <w:highlight w:val="yellow"/>
+        </w:rPr>
+        <w:t>Приложение клиент-сервер</w:t>
+      </w:r>
+    </w:p>
+    <w:p>
+      <w:pPr>
+        <w:pStyle w:val="af"/>
+        <w:widowControl w:val="0"/>
+        <w:ind w:firstLine="709"/>
+        <w:rPr>
+          <w:rFonts w:ascii="Times New Roman" w:hAnsi="Times New Roman" w:cs="Times New Roman"/>
+          <w:b/>
+          <w:sz w:val="28"/>
+          <w:szCs w:val="28"/>
+          <w:highlight w:val="yellow"/>
+        </w:rPr>
+      </w:pPr>
+      <w:r>
+        <w:rPr>
+          <w:rFonts w:ascii="Times New Roman" w:hAnsi="Times New Roman" w:cs="Times New Roman"/>
+          <w:b/>
+          <w:sz w:val="28"/>
+          <w:szCs w:val="28"/>
+          <w:highlight w:val="yellow"/>
+        </w:rPr>
+        <w:t xml:space="preserve">Есть БД </w:t>
+      </w:r>
+      <w:proofErr w:type="spellStart"/>
+      <w:r>
+        <w:rPr>
+          <w:rFonts w:ascii="Times New Roman" w:hAnsi="Times New Roman" w:cs="Times New Roman"/>
+          <w:b/>
+          <w:sz w:val="28"/>
+          <w:szCs w:val="28"/>
+          <w:highlight w:val="yellow"/>
+          <w:lang w:val="en-US"/>
+        </w:rPr>
+        <w:t>ms</w:t>
+      </w:r>
+      <w:proofErr w:type="spellEnd"/>
+      <w:r>
+        <w:rPr>
+          <w:rFonts w:ascii="Times New Roman" w:hAnsi="Times New Roman" w:cs="Times New Roman"/>
+          <w:b/>
+          <w:sz w:val="28"/>
+          <w:szCs w:val="28"/>
+          <w:highlight w:val="yellow"/>
+        </w:rPr>
+        <w:t xml:space="preserve"> </w:t>
+      </w:r>
+      <w:proofErr w:type="spellStart"/>
+      <w:r>
+        <w:rPr>
+          <w:rFonts w:ascii="Times New Roman" w:hAnsi="Times New Roman" w:cs="Times New Roman"/>
+          <w:b/>
+          <w:sz w:val="28"/>
+          <w:szCs w:val="28"/>
+          <w:highlight w:val="yellow"/>
+          <w:lang w:val="en-US"/>
+        </w:rPr>
+        <w:t>sql</w:t>
+      </w:r>
+      <w:proofErr w:type="spellEnd"/>
+      <w:r>
+        <w:rPr>
+          <w:rFonts w:ascii="Times New Roman" w:hAnsi="Times New Roman" w:cs="Times New Roman"/>
+          <w:b/>
+          <w:sz w:val="28"/>
+          <w:szCs w:val="28"/>
+          <w:highlight w:val="yellow"/>
+        </w:rPr>
+        <w:t xml:space="preserve">, есть клиент, написанный на </w:t>
+      </w:r>
+      <w:r>
+        <w:rPr>
+          <w:rFonts w:ascii="Times New Roman" w:hAnsi="Times New Roman" w:cs="Times New Roman"/>
+          <w:b/>
+          <w:sz w:val="28"/>
+          <w:szCs w:val="28"/>
+          <w:highlight w:val="yellow"/>
+          <w:lang w:val="en-US"/>
+        </w:rPr>
+        <w:t>Avalonia</w:t>
+      </w:r>
+      <w:r>
+        <w:rPr>
+          <w:rFonts w:ascii="Times New Roman" w:hAnsi="Times New Roman" w:cs="Times New Roman"/>
+          <w:b/>
+          <w:sz w:val="28"/>
+          <w:szCs w:val="28"/>
+          <w:highlight w:val="yellow"/>
+        </w:rPr>
+        <w:t xml:space="preserve">, который связан с </w:t>
+      </w:r>
+      <w:r>
+        <w:rPr>
+          <w:rFonts w:ascii="Times New Roman" w:hAnsi="Times New Roman" w:cs="Times New Roman"/>
+          <w:b/>
+          <w:sz w:val="28"/>
+          <w:szCs w:val="28"/>
+          <w:highlight w:val="yellow"/>
+          <w:lang w:val="en-US"/>
+        </w:rPr>
         <w:t>API</w:t>
       </w:r>
       <w:r>
@@ -3917,7 +2856,3207 @@
           <w:szCs w:val="28"/>
           <w:highlight w:val="yellow"/>
         </w:rPr>
-        <w:t>, опять же или ПДФ-ник или просто… куча или скринов, или убитого времени но форматирование текста</w:t>
+        <w:t xml:space="preserve">, написанной на </w:t>
+      </w:r>
+      <w:r>
+        <w:rPr>
+          <w:rFonts w:ascii="Times New Roman" w:hAnsi="Times New Roman" w:cs="Times New Roman"/>
+          <w:b/>
+          <w:sz w:val="28"/>
+          <w:szCs w:val="28"/>
+          <w:highlight w:val="yellow"/>
+          <w:lang w:val="en-US"/>
+        </w:rPr>
+        <w:t>ASP</w:t>
+      </w:r>
+      <w:r>
+        <w:rPr>
+          <w:rFonts w:ascii="Times New Roman" w:hAnsi="Times New Roman" w:cs="Times New Roman"/>
+          <w:b/>
+          <w:sz w:val="28"/>
+          <w:szCs w:val="28"/>
+          <w:highlight w:val="yellow"/>
+        </w:rPr>
+        <w:t xml:space="preserve">, которая связана с БД </w:t>
+      </w:r>
+      <w:proofErr w:type="spellStart"/>
+      <w:r>
+        <w:rPr>
+          <w:rFonts w:ascii="Times New Roman" w:hAnsi="Times New Roman" w:cs="Times New Roman"/>
+          <w:b/>
+          <w:sz w:val="28"/>
+          <w:szCs w:val="28"/>
+          <w:highlight w:val="yellow"/>
+          <w:lang w:val="en-US"/>
+        </w:rPr>
+        <w:t>ms</w:t>
+      </w:r>
+      <w:proofErr w:type="spellEnd"/>
+      <w:r>
+        <w:rPr>
+          <w:rFonts w:ascii="Times New Roman" w:hAnsi="Times New Roman" w:cs="Times New Roman"/>
+          <w:b/>
+          <w:sz w:val="28"/>
+          <w:szCs w:val="28"/>
+          <w:highlight w:val="yellow"/>
+        </w:rPr>
+        <w:t xml:space="preserve"> </w:t>
+      </w:r>
+      <w:proofErr w:type="spellStart"/>
+      <w:r>
+        <w:rPr>
+          <w:rFonts w:ascii="Times New Roman" w:hAnsi="Times New Roman" w:cs="Times New Roman"/>
+          <w:b/>
+          <w:sz w:val="28"/>
+          <w:szCs w:val="28"/>
+          <w:highlight w:val="yellow"/>
+          <w:lang w:val="en-US"/>
+        </w:rPr>
+        <w:t>sql</w:t>
+      </w:r>
+      <w:proofErr w:type="spellEnd"/>
+      <w:r>
+        <w:rPr>
+          <w:rFonts w:ascii="Times New Roman" w:hAnsi="Times New Roman" w:cs="Times New Roman"/>
+          <w:b/>
+          <w:sz w:val="28"/>
+          <w:szCs w:val="28"/>
+          <w:highlight w:val="yellow"/>
+        </w:rPr>
+        <w:t xml:space="preserve">, которая будет </w:t>
+      </w:r>
+      <w:r>
+        <w:rPr>
+          <w:rFonts w:ascii="Times New Roman" w:hAnsi="Times New Roman" w:cs="Times New Roman"/>
+          <w:b/>
+          <w:sz w:val="28"/>
+          <w:szCs w:val="28"/>
+          <w:highlight w:val="yellow"/>
+        </w:rPr>
+        <w:lastRenderedPageBreak/>
+        <w:t>находиться на сервере.</w:t>
+      </w:r>
+      <w:r>
+        <w:rPr>
+          <w:rFonts w:ascii="Times New Roman" w:hAnsi="Times New Roman" w:cs="Times New Roman"/>
+          <w:b/>
+          <w:sz w:val="28"/>
+          <w:szCs w:val="28"/>
+          <w:highlight w:val="yellow"/>
+        </w:rPr>
+        <w:t xml:space="preserve"> Всё это распишу и норм, страниц 10-15 будет только этот пункт как самый… значимый</w:t>
+      </w:r>
+    </w:p>
+    <w:p>
+      <w:bookmarkStart w:id="13" w:name="_Toc152028469"/>
+      <w:bookmarkStart w:id="14" w:name="_Toc152880595"/>
+      <w:r>
+        <w:t>Анализ и выбор программных средств для разработки</w:t>
+      </w:r>
+      <w:bookmarkEnd w:id="13"/>
+      <w:bookmarkEnd w:id="14"/>
+    </w:p>
+    <w:p>
+      <w:pPr>
+        <w:ind w:firstLine="709"/>
+        <w:rPr>
+          <w:rFonts w:cs="Times New Roman"/>
+          <w:b/>
+          <w:bCs/>
+          <w:szCs w:val="28"/>
+        </w:rPr>
+      </w:pPr>
+      <w:r>
+        <w:rPr>
+          <w:rFonts w:cs="Times New Roman"/>
+          <w:b/>
+          <w:bCs/>
+          <w:szCs w:val="28"/>
+          <w:lang w:val="en-US"/>
+        </w:rPr>
+        <w:t>C</w:t>
+      </w:r>
+      <w:r>
+        <w:rPr>
+          <w:rFonts w:cs="Times New Roman"/>
+          <w:b/>
+          <w:bCs/>
+          <w:szCs w:val="28"/>
+        </w:rPr>
+        <w:t>#</w:t>
+      </w:r>
+    </w:p>
+    <w:p>
+      <w:pPr>
+        <w:ind w:firstLine="709"/>
+        <w:rPr>
+          <w:rFonts w:cs="Times New Roman"/>
+          <w:szCs w:val="28"/>
+        </w:rPr>
+      </w:pPr>
+      <w:r>
+        <w:rPr>
+          <w:rFonts w:cs="Times New Roman"/>
+          <w:szCs w:val="28"/>
+        </w:rPr>
+        <w:t xml:space="preserve">На сегодняшний момент язык программирования </w:t>
+      </w:r>
+      <w:r>
+        <w:rPr>
+          <w:rFonts w:cs="Times New Roman"/>
+          <w:szCs w:val="28"/>
+          <w:lang w:val="en-US"/>
+        </w:rPr>
+        <w:t>C</w:t>
+      </w:r>
+      <w:r>
+        <w:rPr>
+          <w:rFonts w:cs="Times New Roman"/>
+          <w:szCs w:val="28"/>
+        </w:rPr>
+        <w:t># один из самых мощных, быстро развивающихся и востребованных языков в ИТ-отрасли. В настоящий момент на нем пишутся самые различные приложения: от небольших десктопных программок до крупных веб-порталов и веб-сервисов, обслуживающих ежедневно миллионы пользователей.</w:t>
+      </w:r>
+    </w:p>
+    <w:p>
+      <w:pPr>
+        <w:ind w:firstLine="709"/>
+        <w:rPr>
+          <w:rFonts w:cs="Times New Roman"/>
+          <w:szCs w:val="28"/>
+        </w:rPr>
+      </w:pPr>
+      <w:r>
+        <w:rPr>
+          <w:rFonts w:cs="Times New Roman"/>
+          <w:szCs w:val="28"/>
+          <w:lang w:val="en-US"/>
+        </w:rPr>
+        <w:t>C</w:t>
+      </w:r>
+      <w:r>
+        <w:rPr>
+          <w:rFonts w:cs="Times New Roman"/>
+          <w:szCs w:val="28"/>
+        </w:rPr>
+        <w:t># уже не молодой язык и как и вся платформа .</w:t>
+      </w:r>
+      <w:r>
+        <w:rPr>
+          <w:rFonts w:cs="Times New Roman"/>
+          <w:szCs w:val="28"/>
+          <w:lang w:val="en-US"/>
+        </w:rPr>
+        <w:t>NET</w:t>
+      </w:r>
+      <w:r>
+        <w:rPr>
+          <w:rFonts w:cs="Times New Roman"/>
+          <w:szCs w:val="28"/>
+        </w:rPr>
+        <w:t xml:space="preserve"> уже прошел большой путь. Первая версия языка вышла вместе с релизом </w:t>
+      </w:r>
+      <w:r>
+        <w:rPr>
+          <w:rFonts w:cs="Times New Roman"/>
+          <w:szCs w:val="28"/>
+          <w:lang w:val="en-US"/>
+        </w:rPr>
+        <w:t>Microsoft</w:t>
+      </w:r>
+      <w:r>
+        <w:rPr>
+          <w:rFonts w:cs="Times New Roman"/>
+          <w:szCs w:val="28"/>
+        </w:rPr>
+        <w:t xml:space="preserve"> </w:t>
+      </w:r>
+      <w:r>
+        <w:rPr>
+          <w:rFonts w:cs="Times New Roman"/>
+          <w:szCs w:val="28"/>
+          <w:lang w:val="en-US"/>
+        </w:rPr>
+        <w:t>Visual</w:t>
+      </w:r>
+      <w:r>
+        <w:rPr>
+          <w:rFonts w:cs="Times New Roman"/>
+          <w:szCs w:val="28"/>
+        </w:rPr>
+        <w:t xml:space="preserve"> </w:t>
+      </w:r>
+      <w:r>
+        <w:rPr>
+          <w:rFonts w:cs="Times New Roman"/>
+          <w:szCs w:val="28"/>
+          <w:lang w:val="en-US"/>
+        </w:rPr>
+        <w:t>Studio</w:t>
+      </w:r>
+      <w:r>
+        <w:rPr>
+          <w:rFonts w:cs="Times New Roman"/>
+          <w:szCs w:val="28"/>
+        </w:rPr>
+        <w:t xml:space="preserve"> .</w:t>
+      </w:r>
+      <w:r>
+        <w:rPr>
+          <w:rFonts w:cs="Times New Roman"/>
+          <w:szCs w:val="28"/>
+          <w:lang w:val="en-US"/>
+        </w:rPr>
+        <w:t>NET</w:t>
+      </w:r>
+      <w:r>
+        <w:rPr>
+          <w:rFonts w:cs="Times New Roman"/>
+          <w:szCs w:val="28"/>
+        </w:rPr>
+        <w:t xml:space="preserve"> в феврале 2002 года. Текущей версией языка является версия </w:t>
+      </w:r>
+      <w:r>
+        <w:rPr>
+          <w:rFonts w:cs="Times New Roman"/>
+          <w:szCs w:val="28"/>
+          <w:lang w:val="en-US"/>
+        </w:rPr>
+        <w:t>C</w:t>
+      </w:r>
+      <w:r>
+        <w:rPr>
+          <w:rFonts w:cs="Times New Roman"/>
+          <w:szCs w:val="28"/>
+        </w:rPr>
+        <w:t># 11, которая вышла 8 ноября 2022 года вместе с релизом .</w:t>
+      </w:r>
+      <w:r>
+        <w:rPr>
+          <w:rFonts w:cs="Times New Roman"/>
+          <w:szCs w:val="28"/>
+          <w:lang w:val="en-US"/>
+        </w:rPr>
+        <w:t>NET</w:t>
+      </w:r>
+      <w:r>
+        <w:rPr>
+          <w:rFonts w:cs="Times New Roman"/>
+          <w:szCs w:val="28"/>
+        </w:rPr>
+        <w:t xml:space="preserve"> 7.</w:t>
+      </w:r>
+    </w:p>
+    <w:p>
+      <w:pPr>
+        <w:ind w:firstLine="709"/>
+        <w:rPr>
+          <w:rFonts w:cs="Times New Roman"/>
+          <w:szCs w:val="28"/>
+        </w:rPr>
+      </w:pPr>
+      <w:r>
+        <w:rPr>
+          <w:rFonts w:cs="Times New Roman"/>
+          <w:szCs w:val="28"/>
+          <w:lang w:val="en-US"/>
+        </w:rPr>
+        <w:t>C</w:t>
+      </w:r>
+      <w:r>
+        <w:rPr>
+          <w:rFonts w:cs="Times New Roman"/>
+          <w:szCs w:val="28"/>
+        </w:rPr>
+        <w:t xml:space="preserve"># является языком с Си-подобным синтаксисом и близок в этом отношении к </w:t>
+      </w:r>
+      <w:r>
+        <w:rPr>
+          <w:rFonts w:cs="Times New Roman"/>
+          <w:szCs w:val="28"/>
+          <w:lang w:val="en-US"/>
+        </w:rPr>
+        <w:t>C</w:t>
+      </w:r>
+      <w:r>
+        <w:rPr>
+          <w:rFonts w:cs="Times New Roman"/>
+          <w:szCs w:val="28"/>
+        </w:rPr>
+        <w:t xml:space="preserve">++ и </w:t>
+      </w:r>
+      <w:r>
+        <w:rPr>
+          <w:rFonts w:cs="Times New Roman"/>
+          <w:szCs w:val="28"/>
+          <w:lang w:val="en-US"/>
+        </w:rPr>
+        <w:t>Java</w:t>
+      </w:r>
+      <w:r>
+        <w:rPr>
+          <w:rFonts w:cs="Times New Roman"/>
+          <w:szCs w:val="28"/>
+        </w:rPr>
+        <w:t xml:space="preserve">. Поэтому, если вы знакомы с одним из этих языков, то овладеть </w:t>
+      </w:r>
+      <w:r>
+        <w:rPr>
+          <w:rFonts w:cs="Times New Roman"/>
+          <w:szCs w:val="28"/>
+          <w:lang w:val="en-US"/>
+        </w:rPr>
+        <w:t>C</w:t>
+      </w:r>
+      <w:r>
+        <w:rPr>
+          <w:rFonts w:cs="Times New Roman"/>
+          <w:szCs w:val="28"/>
+        </w:rPr>
+        <w:t># будет легче.</w:t>
+      </w:r>
+    </w:p>
+    <w:p>
+      <w:pPr>
+        <w:ind w:firstLine="709"/>
+        <w:rPr>
+          <w:rFonts w:cs="Times New Roman"/>
+          <w:szCs w:val="28"/>
+        </w:rPr>
+      </w:pPr>
+      <w:r>
+        <w:rPr>
+          <w:rFonts w:cs="Times New Roman"/>
+          <w:szCs w:val="28"/>
+          <w:lang w:val="en-US"/>
+        </w:rPr>
+        <w:t>C</w:t>
+      </w:r>
+      <w:r>
+        <w:rPr>
+          <w:rFonts w:cs="Times New Roman"/>
+          <w:szCs w:val="28"/>
+        </w:rPr>
+        <w:t xml:space="preserve"># является объектно-ориентированным и в этом плане много перенял у </w:t>
+      </w:r>
+      <w:r>
+        <w:rPr>
+          <w:rFonts w:cs="Times New Roman"/>
+          <w:szCs w:val="28"/>
+          <w:lang w:val="en-US"/>
+        </w:rPr>
+        <w:t>Java</w:t>
+      </w:r>
+      <w:r>
+        <w:rPr>
+          <w:rFonts w:cs="Times New Roman"/>
+          <w:szCs w:val="28"/>
+        </w:rPr>
+        <w:t xml:space="preserve"> и С++. Например, </w:t>
+      </w:r>
+      <w:r>
+        <w:rPr>
+          <w:rFonts w:cs="Times New Roman"/>
+          <w:szCs w:val="28"/>
+          <w:lang w:val="en-US"/>
+        </w:rPr>
+        <w:t>C</w:t>
+      </w:r>
+      <w:r>
+        <w:rPr>
+          <w:rFonts w:cs="Times New Roman"/>
+          <w:szCs w:val="28"/>
+        </w:rPr>
+        <w:t xml:space="preserve"># поддерживает полиморфизм, наследование, перегрузку операторов, статическую типизацию. Объектно-ориентированный подход позволяет решить задачи по построению крупных, но в тоже время гибких, масштабируемых и расширяемых приложений. И </w:t>
+      </w:r>
+      <w:r>
+        <w:rPr>
+          <w:rFonts w:cs="Times New Roman"/>
+          <w:szCs w:val="28"/>
+          <w:lang w:val="en-US"/>
+        </w:rPr>
+        <w:t>C</w:t>
+      </w:r>
+      <w:r>
+        <w:rPr>
+          <w:rFonts w:cs="Times New Roman"/>
+          <w:szCs w:val="28"/>
+        </w:rPr>
+        <w:t xml:space="preserve"># продолжает активно развиваться, и с каждой новой версией появляется все больше интересных </w:t>
+      </w:r>
+      <w:proofErr w:type="spellStart"/>
+      <w:r>
+        <w:rPr>
+          <w:rFonts w:cs="Times New Roman"/>
+          <w:szCs w:val="28"/>
+        </w:rPr>
+        <w:t>функциональностей</w:t>
+      </w:r>
+      <w:proofErr w:type="spellEnd"/>
+      <w:r>
+        <w:rPr>
+          <w:rFonts w:cs="Times New Roman"/>
+          <w:szCs w:val="28"/>
+        </w:rPr>
+        <w:t>.</w:t>
+      </w:r>
+    </w:p>
+    <w:p>
+      <w:pPr>
+        <w:ind w:firstLine="709"/>
+        <w:rPr>
+          <w:rFonts w:cs="Times New Roman"/>
+          <w:szCs w:val="28"/>
+        </w:rPr>
+      </w:pPr>
+      <w:r>
+        <w:rPr>
+          <w:rFonts w:cs="Times New Roman"/>
+          <w:szCs w:val="28"/>
+        </w:rPr>
+        <w:t>Роль платформы .</w:t>
+      </w:r>
+      <w:r>
+        <w:rPr>
+          <w:rFonts w:cs="Times New Roman"/>
+          <w:szCs w:val="28"/>
+          <w:lang w:val="en-US"/>
+        </w:rPr>
+        <w:t>NET</w:t>
+      </w:r>
+    </w:p>
+    <w:p>
+      <w:pPr>
+        <w:ind w:firstLine="709"/>
+        <w:rPr>
+          <w:rFonts w:cs="Times New Roman"/>
+          <w:szCs w:val="28"/>
+        </w:rPr>
+      </w:pPr>
+      <w:r>
+        <w:rPr>
+          <w:rFonts w:cs="Times New Roman"/>
+          <w:szCs w:val="28"/>
+        </w:rPr>
+        <w:t xml:space="preserve">Когда говорят </w:t>
+      </w:r>
+      <w:r>
+        <w:rPr>
+          <w:rFonts w:cs="Times New Roman"/>
+          <w:szCs w:val="28"/>
+          <w:lang w:val="en-US"/>
+        </w:rPr>
+        <w:t>C</w:t>
+      </w:r>
+      <w:r>
+        <w:rPr>
+          <w:rFonts w:cs="Times New Roman"/>
+          <w:szCs w:val="28"/>
+        </w:rPr>
+        <w:t>#, нередко имеют в виду технологии платформы .</w:t>
+      </w:r>
+      <w:r>
+        <w:rPr>
+          <w:rFonts w:cs="Times New Roman"/>
+          <w:szCs w:val="28"/>
+          <w:lang w:val="en-US"/>
+        </w:rPr>
+        <w:t>NET</w:t>
+      </w:r>
+      <w:r>
+        <w:rPr>
+          <w:rFonts w:cs="Times New Roman"/>
+          <w:szCs w:val="28"/>
+        </w:rPr>
+        <w:t xml:space="preserve"> (</w:t>
+      </w:r>
+      <w:r>
+        <w:rPr>
+          <w:rFonts w:cs="Times New Roman"/>
+          <w:szCs w:val="28"/>
+          <w:lang w:val="en-US"/>
+        </w:rPr>
+        <w:t>Windows</w:t>
+      </w:r>
+      <w:r>
+        <w:rPr>
+          <w:rFonts w:cs="Times New Roman"/>
+          <w:szCs w:val="28"/>
+        </w:rPr>
+        <w:t xml:space="preserve"> </w:t>
+      </w:r>
+      <w:r>
+        <w:rPr>
+          <w:rFonts w:cs="Times New Roman"/>
+          <w:szCs w:val="28"/>
+          <w:lang w:val="en-US"/>
+        </w:rPr>
+        <w:t>Forms</w:t>
+      </w:r>
+      <w:r>
+        <w:rPr>
+          <w:rFonts w:cs="Times New Roman"/>
+          <w:szCs w:val="28"/>
+        </w:rPr>
+        <w:t xml:space="preserve">, </w:t>
+      </w:r>
+      <w:r>
+        <w:rPr>
+          <w:rFonts w:cs="Times New Roman"/>
+          <w:szCs w:val="28"/>
+          <w:lang w:val="en-US"/>
+        </w:rPr>
+        <w:t>WPF</w:t>
+      </w:r>
+      <w:r>
+        <w:rPr>
+          <w:rFonts w:cs="Times New Roman"/>
+          <w:szCs w:val="28"/>
+        </w:rPr>
+        <w:t xml:space="preserve">, </w:t>
+      </w:r>
+      <w:r>
+        <w:rPr>
+          <w:rFonts w:cs="Times New Roman"/>
+          <w:szCs w:val="28"/>
+          <w:lang w:val="en-US"/>
+        </w:rPr>
+        <w:t>ASP</w:t>
+      </w:r>
+      <w:r>
+        <w:rPr>
+          <w:rFonts w:cs="Times New Roman"/>
+          <w:szCs w:val="28"/>
+        </w:rPr>
+        <w:t>.</w:t>
+      </w:r>
+      <w:r>
+        <w:rPr>
+          <w:rFonts w:cs="Times New Roman"/>
+          <w:szCs w:val="28"/>
+          <w:lang w:val="en-US"/>
+        </w:rPr>
+        <w:t>NET</w:t>
+      </w:r>
+      <w:r>
+        <w:rPr>
+          <w:rFonts w:cs="Times New Roman"/>
+          <w:szCs w:val="28"/>
+        </w:rPr>
+        <w:t xml:space="preserve">, </w:t>
+      </w:r>
+      <w:r>
+        <w:rPr>
+          <w:rFonts w:cs="Times New Roman"/>
+          <w:szCs w:val="28"/>
+          <w:lang w:val="en-US"/>
+        </w:rPr>
+        <w:t>Xamarin</w:t>
+      </w:r>
+      <w:r>
+        <w:rPr>
+          <w:rFonts w:cs="Times New Roman"/>
+          <w:szCs w:val="28"/>
+        </w:rPr>
+        <w:t>). И, наоборот, когда говорят .</w:t>
+      </w:r>
+      <w:r>
+        <w:rPr>
+          <w:rFonts w:cs="Times New Roman"/>
+          <w:szCs w:val="28"/>
+          <w:lang w:val="en-US"/>
+        </w:rPr>
+        <w:t>NET</w:t>
+      </w:r>
+      <w:r>
+        <w:rPr>
+          <w:rFonts w:cs="Times New Roman"/>
+          <w:szCs w:val="28"/>
+        </w:rPr>
+        <w:t xml:space="preserve">, нередко имеют в виду </w:t>
+      </w:r>
+      <w:r>
+        <w:rPr>
+          <w:rFonts w:cs="Times New Roman"/>
+          <w:szCs w:val="28"/>
+          <w:lang w:val="en-US"/>
+        </w:rPr>
+        <w:t>C</w:t>
+      </w:r>
+      <w:r>
+        <w:rPr>
+          <w:rFonts w:cs="Times New Roman"/>
+          <w:szCs w:val="28"/>
+        </w:rPr>
+        <w:t xml:space="preserve">#. Однако, хотя эти понятия связаны, отождествлять их неверно. Язык </w:t>
+      </w:r>
+      <w:r>
+        <w:rPr>
+          <w:rFonts w:cs="Times New Roman"/>
+          <w:szCs w:val="28"/>
+          <w:lang w:val="en-US"/>
+        </w:rPr>
+        <w:t>C</w:t>
+      </w:r>
+      <w:r>
+        <w:rPr>
+          <w:rFonts w:cs="Times New Roman"/>
+          <w:szCs w:val="28"/>
+        </w:rPr>
+        <w:t># был создан специально для работы с фреймворком .</w:t>
+      </w:r>
+      <w:r>
+        <w:rPr>
+          <w:rFonts w:cs="Times New Roman"/>
+          <w:szCs w:val="28"/>
+          <w:lang w:val="en-US"/>
+        </w:rPr>
+        <w:t>NET</w:t>
+      </w:r>
+      <w:r>
+        <w:rPr>
+          <w:rFonts w:cs="Times New Roman"/>
+          <w:szCs w:val="28"/>
+        </w:rPr>
+        <w:t>, однако само понятие .</w:t>
+      </w:r>
+      <w:r>
+        <w:rPr>
+          <w:rFonts w:cs="Times New Roman"/>
+          <w:szCs w:val="28"/>
+          <w:lang w:val="en-US"/>
+        </w:rPr>
+        <w:t>NET</w:t>
+      </w:r>
+      <w:r>
+        <w:rPr>
+          <w:rFonts w:cs="Times New Roman"/>
+          <w:szCs w:val="28"/>
+        </w:rPr>
+        <w:t xml:space="preserve"> несколько шире.</w:t>
+      </w:r>
+    </w:p>
+    <w:p>
+      <w:pPr>
+        <w:ind w:firstLine="709"/>
+        <w:rPr>
+          <w:rFonts w:cs="Times New Roman"/>
+          <w:szCs w:val="28"/>
+        </w:rPr>
+      </w:pPr>
+      <w:r>
+        <w:rPr>
+          <w:rFonts w:cs="Times New Roman"/>
+          <w:szCs w:val="28"/>
+        </w:rPr>
+        <w:lastRenderedPageBreak/>
+        <w:t>Как-то Билл Гейтс сказал, что платформа .</w:t>
+      </w:r>
+      <w:r>
+        <w:rPr>
+          <w:rFonts w:cs="Times New Roman"/>
+          <w:szCs w:val="28"/>
+          <w:lang w:val="en-US"/>
+        </w:rPr>
+        <w:t>NET</w:t>
+      </w:r>
+      <w:r>
+        <w:rPr>
+          <w:rFonts w:cs="Times New Roman"/>
+          <w:szCs w:val="28"/>
+        </w:rPr>
+        <w:t xml:space="preserve"> </w:t>
+      </w:r>
+      <w:proofErr w:type="gramStart"/>
+      <w:r>
+        <w:rPr>
+          <w:rFonts w:cs="Times New Roman"/>
+          <w:szCs w:val="28"/>
+        </w:rPr>
+        <w:t>- это лучшее</w:t>
+      </w:r>
+      <w:proofErr w:type="gramEnd"/>
+      <w:r>
+        <w:rPr>
+          <w:rFonts w:cs="Times New Roman"/>
+          <w:szCs w:val="28"/>
+        </w:rPr>
+        <w:t xml:space="preserve">, что создала компания </w:t>
+      </w:r>
+      <w:r>
+        <w:rPr>
+          <w:rFonts w:cs="Times New Roman"/>
+          <w:szCs w:val="28"/>
+          <w:lang w:val="en-US"/>
+        </w:rPr>
+        <w:t>Microsoft</w:t>
+      </w:r>
+      <w:r>
+        <w:rPr>
+          <w:rFonts w:cs="Times New Roman"/>
+          <w:szCs w:val="28"/>
+        </w:rPr>
+        <w:t>.</w:t>
+      </w:r>
+      <w:r>
+        <w:rPr>
+          <w:rFonts w:cs="Times New Roman"/>
+          <w:szCs w:val="28"/>
+        </w:rPr>
+        <w:t xml:space="preserve"> </w:t>
+      </w:r>
+      <w:r>
+        <w:rPr>
+          <w:rFonts w:cs="Times New Roman"/>
+          <w:szCs w:val="28"/>
+        </w:rPr>
+        <w:t>Фреймворк .</w:t>
+      </w:r>
+      <w:r>
+        <w:rPr>
+          <w:rFonts w:cs="Times New Roman"/>
+          <w:szCs w:val="28"/>
+          <w:lang w:val="en-US"/>
+        </w:rPr>
+        <w:t>NET</w:t>
+      </w:r>
+      <w:r>
+        <w:rPr>
+          <w:rFonts w:cs="Times New Roman"/>
+          <w:szCs w:val="28"/>
+        </w:rPr>
+        <w:t xml:space="preserve"> представляет мощную платформу для создания приложений. Можно выделить следующие ее основные черты:</w:t>
+      </w:r>
+    </w:p>
+    <w:p>
+      <w:pPr>
+        <w:ind w:firstLine="709"/>
+        <w:rPr>
+          <w:rFonts w:cs="Times New Roman"/>
+          <w:szCs w:val="28"/>
+        </w:rPr>
+      </w:pPr>
+      <w:r>
+        <w:rPr>
+          <w:rFonts w:cs="Times New Roman"/>
+          <w:szCs w:val="28"/>
+        </w:rPr>
+        <w:t xml:space="preserve">Поддержка нескольких языков. Основой платформы является общеязыковая среда исполнения </w:t>
+      </w:r>
+      <w:r>
+        <w:rPr>
+          <w:rFonts w:cs="Times New Roman"/>
+          <w:szCs w:val="28"/>
+          <w:lang w:val="en-US"/>
+        </w:rPr>
+        <w:t>Common</w:t>
+      </w:r>
+      <w:r>
+        <w:rPr>
+          <w:rFonts w:cs="Times New Roman"/>
+          <w:szCs w:val="28"/>
+        </w:rPr>
+        <w:t xml:space="preserve"> </w:t>
+      </w:r>
+      <w:r>
+        <w:rPr>
+          <w:rFonts w:cs="Times New Roman"/>
+          <w:szCs w:val="28"/>
+          <w:lang w:val="en-US"/>
+        </w:rPr>
+        <w:t>Language</w:t>
+      </w:r>
+      <w:r>
+        <w:rPr>
+          <w:rFonts w:cs="Times New Roman"/>
+          <w:szCs w:val="28"/>
+        </w:rPr>
+        <w:t xml:space="preserve"> </w:t>
+      </w:r>
+      <w:r>
+        <w:rPr>
+          <w:rFonts w:cs="Times New Roman"/>
+          <w:szCs w:val="28"/>
+          <w:lang w:val="en-US"/>
+        </w:rPr>
+        <w:t>Runtime</w:t>
+      </w:r>
+      <w:r>
+        <w:rPr>
+          <w:rFonts w:cs="Times New Roman"/>
+          <w:szCs w:val="28"/>
+        </w:rPr>
+        <w:t xml:space="preserve"> (</w:t>
+      </w:r>
+      <w:r>
+        <w:rPr>
+          <w:rFonts w:cs="Times New Roman"/>
+          <w:szCs w:val="28"/>
+          <w:lang w:val="en-US"/>
+        </w:rPr>
+        <w:t>CLR</w:t>
+      </w:r>
+      <w:r>
+        <w:rPr>
+          <w:rFonts w:cs="Times New Roman"/>
+          <w:szCs w:val="28"/>
+        </w:rPr>
+        <w:t>), благодаря чему .</w:t>
+      </w:r>
+      <w:r>
+        <w:rPr>
+          <w:rFonts w:cs="Times New Roman"/>
+          <w:szCs w:val="28"/>
+          <w:lang w:val="en-US"/>
+        </w:rPr>
+        <w:t>NET</w:t>
+      </w:r>
+      <w:r>
+        <w:rPr>
+          <w:rFonts w:cs="Times New Roman"/>
+          <w:szCs w:val="28"/>
+        </w:rPr>
+        <w:t xml:space="preserve"> поддерживает несколько языков: наряду с </w:t>
+      </w:r>
+      <w:r>
+        <w:rPr>
+          <w:rFonts w:cs="Times New Roman"/>
+          <w:szCs w:val="28"/>
+          <w:lang w:val="en-US"/>
+        </w:rPr>
+        <w:t>C</w:t>
+      </w:r>
+      <w:r>
+        <w:rPr>
+          <w:rFonts w:cs="Times New Roman"/>
+          <w:szCs w:val="28"/>
+        </w:rPr>
+        <w:t xml:space="preserve"># это также </w:t>
+      </w:r>
+      <w:r>
+        <w:rPr>
+          <w:rFonts w:cs="Times New Roman"/>
+          <w:szCs w:val="28"/>
+          <w:lang w:val="en-US"/>
+        </w:rPr>
+        <w:t>VB</w:t>
+      </w:r>
+      <w:r>
+        <w:rPr>
+          <w:rFonts w:cs="Times New Roman"/>
+          <w:szCs w:val="28"/>
+        </w:rPr>
+        <w:t>.</w:t>
+      </w:r>
+      <w:r>
+        <w:rPr>
+          <w:rFonts w:cs="Times New Roman"/>
+          <w:szCs w:val="28"/>
+          <w:lang w:val="en-US"/>
+        </w:rPr>
+        <w:t>NET</w:t>
+      </w:r>
+      <w:r>
+        <w:rPr>
+          <w:rFonts w:cs="Times New Roman"/>
+          <w:szCs w:val="28"/>
+        </w:rPr>
+        <w:t xml:space="preserve">, </w:t>
+      </w:r>
+      <w:r>
+        <w:rPr>
+          <w:rFonts w:cs="Times New Roman"/>
+          <w:szCs w:val="28"/>
+          <w:lang w:val="en-US"/>
+        </w:rPr>
+        <w:t>C</w:t>
+      </w:r>
+      <w:r>
+        <w:rPr>
+          <w:rFonts w:cs="Times New Roman"/>
+          <w:szCs w:val="28"/>
+        </w:rPr>
+        <w:t xml:space="preserve">++, </w:t>
+      </w:r>
+      <w:r>
+        <w:rPr>
+          <w:rFonts w:cs="Times New Roman"/>
+          <w:szCs w:val="28"/>
+          <w:lang w:val="en-US"/>
+        </w:rPr>
+        <w:t>F</w:t>
+      </w:r>
+      <w:r>
+        <w:rPr>
+          <w:rFonts w:cs="Times New Roman"/>
+          <w:szCs w:val="28"/>
+        </w:rPr>
+        <w:t>#, а также различные диалекты других языков, привязанные к .</w:t>
+      </w:r>
+      <w:r>
+        <w:rPr>
+          <w:rFonts w:cs="Times New Roman"/>
+          <w:szCs w:val="28"/>
+          <w:lang w:val="en-US"/>
+        </w:rPr>
+        <w:t>NET</w:t>
+      </w:r>
+      <w:r>
+        <w:rPr>
+          <w:rFonts w:cs="Times New Roman"/>
+          <w:szCs w:val="28"/>
+        </w:rPr>
+        <w:t xml:space="preserve">, например, </w:t>
+      </w:r>
+      <w:r>
+        <w:rPr>
+          <w:rFonts w:cs="Times New Roman"/>
+          <w:szCs w:val="28"/>
+          <w:lang w:val="en-US"/>
+        </w:rPr>
+        <w:t>Delphi</w:t>
+      </w:r>
+      <w:r>
+        <w:rPr>
+          <w:rFonts w:cs="Times New Roman"/>
+          <w:szCs w:val="28"/>
+        </w:rPr>
+        <w:t>.</w:t>
+      </w:r>
+      <w:r>
+        <w:rPr>
+          <w:rFonts w:cs="Times New Roman"/>
+          <w:szCs w:val="28"/>
+          <w:lang w:val="en-US"/>
+        </w:rPr>
+        <w:t>NET</w:t>
+      </w:r>
+      <w:r>
+        <w:rPr>
+          <w:rFonts w:cs="Times New Roman"/>
+          <w:szCs w:val="28"/>
+        </w:rPr>
+        <w:t xml:space="preserve">. При компиляции код на любом из этих языков компилируется в сборку на общем языке </w:t>
+      </w:r>
+      <w:r>
+        <w:rPr>
+          <w:rFonts w:cs="Times New Roman"/>
+          <w:szCs w:val="28"/>
+          <w:lang w:val="en-US"/>
+        </w:rPr>
+        <w:t>CIL</w:t>
+      </w:r>
+      <w:r>
+        <w:rPr>
+          <w:rFonts w:cs="Times New Roman"/>
+          <w:szCs w:val="28"/>
+        </w:rPr>
+        <w:t xml:space="preserve"> (</w:t>
+      </w:r>
+      <w:r>
+        <w:rPr>
+          <w:rFonts w:cs="Times New Roman"/>
+          <w:szCs w:val="28"/>
+          <w:lang w:val="en-US"/>
+        </w:rPr>
+        <w:t>Common</w:t>
+      </w:r>
+      <w:r>
+        <w:rPr>
+          <w:rFonts w:cs="Times New Roman"/>
+          <w:szCs w:val="28"/>
+        </w:rPr>
+        <w:t xml:space="preserve"> </w:t>
+      </w:r>
+      <w:r>
+        <w:rPr>
+          <w:rFonts w:cs="Times New Roman"/>
+          <w:szCs w:val="28"/>
+          <w:lang w:val="en-US"/>
+        </w:rPr>
+        <w:t>Intermediate</w:t>
+      </w:r>
+      <w:r>
+        <w:rPr>
+          <w:rFonts w:cs="Times New Roman"/>
+          <w:szCs w:val="28"/>
+        </w:rPr>
+        <w:t xml:space="preserve"> </w:t>
+      </w:r>
+      <w:r>
+        <w:rPr>
+          <w:rFonts w:cs="Times New Roman"/>
+          <w:szCs w:val="28"/>
+          <w:lang w:val="en-US"/>
+        </w:rPr>
+        <w:t>Language</w:t>
+      </w:r>
+      <w:r>
+        <w:rPr>
+          <w:rFonts w:cs="Times New Roman"/>
+          <w:szCs w:val="28"/>
+        </w:rPr>
+        <w:t>) - своего рода ассемблер платформы .</w:t>
+      </w:r>
+      <w:r>
+        <w:rPr>
+          <w:rFonts w:cs="Times New Roman"/>
+          <w:szCs w:val="28"/>
+          <w:lang w:val="en-US"/>
+        </w:rPr>
+        <w:t>NET</w:t>
+      </w:r>
+      <w:r>
+        <w:rPr>
+          <w:rFonts w:cs="Times New Roman"/>
+          <w:szCs w:val="28"/>
+        </w:rPr>
+        <w:t>. Поэтому при определенных условиях мы можем сделать отдельные модули одного приложения на отдельных языках.</w:t>
+      </w:r>
+    </w:p>
+    <w:p>
+      <w:pPr>
+        <w:ind w:firstLine="709"/>
+        <w:rPr>
+          <w:rFonts w:cs="Times New Roman"/>
+          <w:szCs w:val="28"/>
+        </w:rPr>
+      </w:pPr>
+      <w:r>
+        <w:rPr>
+          <w:rFonts w:cs="Times New Roman"/>
+          <w:szCs w:val="28"/>
+        </w:rPr>
+        <w:t>Кроссплатформенность. .</w:t>
+      </w:r>
+      <w:r>
+        <w:rPr>
+          <w:rFonts w:cs="Times New Roman"/>
+          <w:szCs w:val="28"/>
+          <w:lang w:val="en-US"/>
+        </w:rPr>
+        <w:t>NET</w:t>
+      </w:r>
+      <w:r>
+        <w:rPr>
+          <w:rFonts w:cs="Times New Roman"/>
+          <w:szCs w:val="28"/>
+        </w:rPr>
+        <w:t xml:space="preserve"> является переносимой платформой (с некоторыми ограничениями). Например, последняя версия платформы на данный момент - .</w:t>
+      </w:r>
+      <w:r>
+        <w:rPr>
+          <w:rFonts w:cs="Times New Roman"/>
+          <w:szCs w:val="28"/>
+          <w:lang w:val="en-US"/>
+        </w:rPr>
+        <w:t>NET</w:t>
+      </w:r>
+      <w:r>
+        <w:rPr>
+          <w:rFonts w:cs="Times New Roman"/>
+          <w:szCs w:val="28"/>
+        </w:rPr>
+        <w:t xml:space="preserve"> 7 поддерживается на большинстве современных ОС </w:t>
+      </w:r>
+      <w:r>
+        <w:rPr>
+          <w:rFonts w:cs="Times New Roman"/>
+          <w:szCs w:val="28"/>
+          <w:lang w:val="en-US"/>
+        </w:rPr>
+        <w:t>Windows</w:t>
+      </w:r>
+      <w:r>
+        <w:rPr>
+          <w:rFonts w:cs="Times New Roman"/>
+          <w:szCs w:val="28"/>
+        </w:rPr>
+        <w:t xml:space="preserve">, </w:t>
+      </w:r>
+      <w:r>
+        <w:rPr>
+          <w:rFonts w:cs="Times New Roman"/>
+          <w:szCs w:val="28"/>
+          <w:lang w:val="en-US"/>
+        </w:rPr>
+        <w:t>MacOS</w:t>
+      </w:r>
+      <w:r>
+        <w:rPr>
+          <w:rFonts w:cs="Times New Roman"/>
+          <w:szCs w:val="28"/>
+        </w:rPr>
+        <w:t xml:space="preserve">, </w:t>
+      </w:r>
+      <w:r>
+        <w:rPr>
+          <w:rFonts w:cs="Times New Roman"/>
+          <w:szCs w:val="28"/>
+          <w:lang w:val="en-US"/>
+        </w:rPr>
+        <w:t>Linux</w:t>
+      </w:r>
+      <w:r>
+        <w:rPr>
+          <w:rFonts w:cs="Times New Roman"/>
+          <w:szCs w:val="28"/>
+        </w:rPr>
+        <w:t>. Используя различные технологии на платформе .</w:t>
+      </w:r>
+      <w:r>
+        <w:rPr>
+          <w:rFonts w:cs="Times New Roman"/>
+          <w:szCs w:val="28"/>
+          <w:lang w:val="en-US"/>
+        </w:rPr>
+        <w:t>NET</w:t>
+      </w:r>
+      <w:r>
+        <w:rPr>
+          <w:rFonts w:cs="Times New Roman"/>
+          <w:szCs w:val="28"/>
+        </w:rPr>
+        <w:t xml:space="preserve">, можно разрабатывать приложения на языке </w:t>
+      </w:r>
+      <w:r>
+        <w:rPr>
+          <w:rFonts w:cs="Times New Roman"/>
+          <w:szCs w:val="28"/>
+          <w:lang w:val="en-US"/>
+        </w:rPr>
+        <w:t>C</w:t>
+      </w:r>
+      <w:r>
+        <w:rPr>
+          <w:rFonts w:cs="Times New Roman"/>
+          <w:szCs w:val="28"/>
+        </w:rPr>
+        <w:t xml:space="preserve"># для самых разных платформ - </w:t>
+      </w:r>
+      <w:r>
+        <w:rPr>
+          <w:rFonts w:cs="Times New Roman"/>
+          <w:szCs w:val="28"/>
+          <w:lang w:val="en-US"/>
+        </w:rPr>
+        <w:t>Windows</w:t>
+      </w:r>
+      <w:r>
+        <w:rPr>
+          <w:rFonts w:cs="Times New Roman"/>
+          <w:szCs w:val="28"/>
+        </w:rPr>
+        <w:t xml:space="preserve">, </w:t>
+      </w:r>
+      <w:r>
+        <w:rPr>
+          <w:rFonts w:cs="Times New Roman"/>
+          <w:szCs w:val="28"/>
+          <w:lang w:val="en-US"/>
+        </w:rPr>
+        <w:t>MacOS</w:t>
+      </w:r>
+      <w:r>
+        <w:rPr>
+          <w:rFonts w:cs="Times New Roman"/>
+          <w:szCs w:val="28"/>
+        </w:rPr>
+        <w:t xml:space="preserve">, </w:t>
+      </w:r>
+      <w:r>
+        <w:rPr>
+          <w:rFonts w:cs="Times New Roman"/>
+          <w:szCs w:val="28"/>
+          <w:lang w:val="en-US"/>
+        </w:rPr>
+        <w:t>Linux</w:t>
+      </w:r>
+      <w:r>
+        <w:rPr>
+          <w:rFonts w:cs="Times New Roman"/>
+          <w:szCs w:val="28"/>
+        </w:rPr>
+        <w:t xml:space="preserve">, </w:t>
+      </w:r>
+      <w:r>
+        <w:rPr>
+          <w:rFonts w:cs="Times New Roman"/>
+          <w:szCs w:val="28"/>
+          <w:lang w:val="en-US"/>
+        </w:rPr>
+        <w:t>Android</w:t>
+      </w:r>
+      <w:r>
+        <w:rPr>
+          <w:rFonts w:cs="Times New Roman"/>
+          <w:szCs w:val="28"/>
+        </w:rPr>
+        <w:t xml:space="preserve">, </w:t>
+      </w:r>
+      <w:r>
+        <w:rPr>
+          <w:rFonts w:cs="Times New Roman"/>
+          <w:szCs w:val="28"/>
+          <w:lang w:val="en-US"/>
+        </w:rPr>
+        <w:t>iOS</w:t>
+      </w:r>
+      <w:r>
+        <w:rPr>
+          <w:rFonts w:cs="Times New Roman"/>
+          <w:szCs w:val="28"/>
+        </w:rPr>
+        <w:t xml:space="preserve">, </w:t>
+      </w:r>
+      <w:r>
+        <w:rPr>
+          <w:rFonts w:cs="Times New Roman"/>
+          <w:szCs w:val="28"/>
+          <w:lang w:val="en-US"/>
+        </w:rPr>
+        <w:t>Tizen</w:t>
+      </w:r>
+      <w:r>
+        <w:rPr>
+          <w:rFonts w:cs="Times New Roman"/>
+          <w:szCs w:val="28"/>
+        </w:rPr>
+        <w:t>.</w:t>
+      </w:r>
+    </w:p>
+    <w:p>
+      <w:pPr>
+        <w:ind w:firstLine="709"/>
+        <w:rPr>
+          <w:rFonts w:cs="Times New Roman"/>
+          <w:szCs w:val="28"/>
+        </w:rPr>
+      </w:pPr>
+      <w:r>
+        <w:rPr>
+          <w:rFonts w:cs="Times New Roman"/>
+          <w:szCs w:val="28"/>
+        </w:rPr>
+        <w:t>Мощная библиотека классов. .</w:t>
+      </w:r>
+      <w:r>
+        <w:rPr>
+          <w:rFonts w:cs="Times New Roman"/>
+          <w:szCs w:val="28"/>
+          <w:lang w:val="en-US"/>
+        </w:rPr>
+        <w:t>NET</w:t>
+      </w:r>
+      <w:r>
+        <w:rPr>
+          <w:rFonts w:cs="Times New Roman"/>
+          <w:szCs w:val="28"/>
+        </w:rPr>
+        <w:t xml:space="preserve"> представляет единую для всех поддерживаемых языков библиотеку классов. И какое бы приложение мы не собирались писать на </w:t>
+      </w:r>
+      <w:r>
+        <w:rPr>
+          <w:rFonts w:cs="Times New Roman"/>
+          <w:szCs w:val="28"/>
+          <w:lang w:val="en-US"/>
+        </w:rPr>
+        <w:t>C</w:t>
+      </w:r>
+      <w:r>
+        <w:rPr>
+          <w:rFonts w:cs="Times New Roman"/>
+          <w:szCs w:val="28"/>
+        </w:rPr>
+        <w:t># - текстовый редактор, чат или сложный веб-сайт - так или иначе мы задействуем библиотеку классов .</w:t>
+      </w:r>
+      <w:r>
+        <w:rPr>
+          <w:rFonts w:cs="Times New Roman"/>
+          <w:szCs w:val="28"/>
+          <w:lang w:val="en-US"/>
+        </w:rPr>
+        <w:t>NET</w:t>
+      </w:r>
+      <w:r>
+        <w:rPr>
+          <w:rFonts w:cs="Times New Roman"/>
+          <w:szCs w:val="28"/>
+        </w:rPr>
+        <w:t>.</w:t>
+      </w:r>
+    </w:p>
+    <w:p>
+      <w:pPr>
+        <w:ind w:firstLine="709"/>
+        <w:rPr>
+          <w:rFonts w:cs="Times New Roman"/>
+          <w:szCs w:val="28"/>
+        </w:rPr>
+      </w:pPr>
+      <w:r>
+        <w:rPr>
+          <w:rFonts w:cs="Times New Roman"/>
+          <w:szCs w:val="28"/>
+        </w:rPr>
+        <w:t xml:space="preserve">Разнообразие технологий. Общеязыковая среда исполнения </w:t>
+      </w:r>
+      <w:r>
+        <w:rPr>
+          <w:rFonts w:cs="Times New Roman"/>
+          <w:szCs w:val="28"/>
+          <w:lang w:val="en-US"/>
+        </w:rPr>
+        <w:t>CLR</w:t>
+      </w:r>
+      <w:r>
+        <w:rPr>
+          <w:rFonts w:cs="Times New Roman"/>
+          <w:szCs w:val="28"/>
+        </w:rPr>
+        <w:t xml:space="preserve"> и базовая библиотека классов являются основой для целого стека технологий, которые разработчики могут задействовать при построении тех или иных приложений. Например, для работы с базами данных в этом стеке технологий предназначена технология </w:t>
+      </w:r>
+      <w:r>
+        <w:rPr>
+          <w:rFonts w:cs="Times New Roman"/>
+          <w:szCs w:val="28"/>
+          <w:lang w:val="en-US"/>
+        </w:rPr>
+        <w:t>ADO</w:t>
+      </w:r>
+      <w:r>
+        <w:rPr>
+          <w:rFonts w:cs="Times New Roman"/>
+          <w:szCs w:val="28"/>
+        </w:rPr>
+        <w:t>.</w:t>
+      </w:r>
+      <w:r>
+        <w:rPr>
+          <w:rFonts w:cs="Times New Roman"/>
+          <w:szCs w:val="28"/>
+          <w:lang w:val="en-US"/>
+        </w:rPr>
+        <w:t>NET</w:t>
+      </w:r>
+      <w:r>
+        <w:rPr>
+          <w:rFonts w:cs="Times New Roman"/>
+          <w:szCs w:val="28"/>
+        </w:rPr>
+        <w:t xml:space="preserve"> и </w:t>
+      </w:r>
+      <w:r>
+        <w:rPr>
+          <w:rFonts w:cs="Times New Roman"/>
+          <w:szCs w:val="28"/>
+          <w:lang w:val="en-US"/>
+        </w:rPr>
+        <w:t>Entity</w:t>
+      </w:r>
+      <w:r>
+        <w:rPr>
+          <w:rFonts w:cs="Times New Roman"/>
+          <w:szCs w:val="28"/>
+        </w:rPr>
+        <w:t xml:space="preserve"> </w:t>
+      </w:r>
+      <w:r>
+        <w:rPr>
+          <w:rFonts w:cs="Times New Roman"/>
+          <w:szCs w:val="28"/>
+          <w:lang w:val="en-US"/>
+        </w:rPr>
+        <w:t>Framework</w:t>
+      </w:r>
+      <w:r>
+        <w:rPr>
+          <w:rFonts w:cs="Times New Roman"/>
+          <w:szCs w:val="28"/>
+        </w:rPr>
+        <w:t xml:space="preserve"> </w:t>
+      </w:r>
+      <w:r>
+        <w:rPr>
+          <w:rFonts w:cs="Times New Roman"/>
+          <w:szCs w:val="28"/>
+          <w:lang w:val="en-US"/>
+        </w:rPr>
+        <w:t>Core</w:t>
+      </w:r>
+      <w:r>
+        <w:rPr>
+          <w:rFonts w:cs="Times New Roman"/>
+          <w:szCs w:val="28"/>
+        </w:rPr>
+        <w:t xml:space="preserve">. Для построения графических приложений с богатым насыщенным интерфейсом - технология </w:t>
+      </w:r>
+      <w:r>
+        <w:rPr>
+          <w:rFonts w:cs="Times New Roman"/>
+          <w:szCs w:val="28"/>
+          <w:lang w:val="en-US"/>
+        </w:rPr>
+        <w:t>WPF</w:t>
+      </w:r>
+      <w:r>
+        <w:rPr>
+          <w:rFonts w:cs="Times New Roman"/>
+          <w:szCs w:val="28"/>
+        </w:rPr>
+        <w:t xml:space="preserve"> и </w:t>
+      </w:r>
+      <w:proofErr w:type="spellStart"/>
+      <w:r>
+        <w:rPr>
+          <w:rFonts w:cs="Times New Roman"/>
+          <w:szCs w:val="28"/>
+          <w:lang w:val="en-US"/>
+        </w:rPr>
+        <w:t>WinUI</w:t>
+      </w:r>
+      <w:proofErr w:type="spellEnd"/>
+      <w:r>
+        <w:rPr>
+          <w:rFonts w:cs="Times New Roman"/>
+          <w:szCs w:val="28"/>
+        </w:rPr>
+        <w:t xml:space="preserve">, для создания более простых графических приложений - </w:t>
+      </w:r>
+      <w:r>
+        <w:rPr>
+          <w:rFonts w:cs="Times New Roman"/>
+          <w:szCs w:val="28"/>
+          <w:lang w:val="en-US"/>
+        </w:rPr>
+        <w:t>Windows</w:t>
+      </w:r>
+      <w:r>
+        <w:rPr>
+          <w:rFonts w:cs="Times New Roman"/>
+          <w:szCs w:val="28"/>
+        </w:rPr>
+        <w:t xml:space="preserve"> </w:t>
+      </w:r>
+      <w:r>
+        <w:rPr>
+          <w:rFonts w:cs="Times New Roman"/>
+          <w:szCs w:val="28"/>
+          <w:lang w:val="en-US"/>
+        </w:rPr>
+        <w:t>Forms</w:t>
+      </w:r>
+      <w:r>
+        <w:rPr>
+          <w:rFonts w:cs="Times New Roman"/>
+          <w:szCs w:val="28"/>
+        </w:rPr>
+        <w:t xml:space="preserve">. Для разработки кроссплатформенных мобильных и десктопных приложений - </w:t>
+      </w:r>
+      <w:r>
+        <w:rPr>
+          <w:rFonts w:cs="Times New Roman"/>
+          <w:szCs w:val="28"/>
+          <w:lang w:val="en-US"/>
+        </w:rPr>
+        <w:t>Xamarin</w:t>
+      </w:r>
+      <w:r>
+        <w:rPr>
+          <w:rFonts w:cs="Times New Roman"/>
+          <w:szCs w:val="28"/>
+        </w:rPr>
+        <w:t>/</w:t>
+      </w:r>
+      <w:r>
+        <w:rPr>
+          <w:rFonts w:cs="Times New Roman"/>
+          <w:szCs w:val="28"/>
+          <w:lang w:val="en-US"/>
+        </w:rPr>
+        <w:t>MAUI</w:t>
+      </w:r>
+      <w:r>
+        <w:rPr>
+          <w:rFonts w:cs="Times New Roman"/>
+          <w:szCs w:val="28"/>
+        </w:rPr>
+        <w:t xml:space="preserve">. Для создания веб-сайтов и веб-приложений - </w:t>
+      </w:r>
+      <w:r>
+        <w:rPr>
+          <w:rFonts w:cs="Times New Roman"/>
+          <w:szCs w:val="28"/>
+          <w:lang w:val="en-US"/>
+        </w:rPr>
+        <w:t>ASP</w:t>
+      </w:r>
+      <w:r>
+        <w:rPr>
+          <w:rFonts w:cs="Times New Roman"/>
+          <w:szCs w:val="28"/>
+        </w:rPr>
+        <w:t>.</w:t>
+      </w:r>
+      <w:r>
+        <w:rPr>
+          <w:rFonts w:cs="Times New Roman"/>
+          <w:szCs w:val="28"/>
+          <w:lang w:val="en-US"/>
+        </w:rPr>
+        <w:t>NET</w:t>
+      </w:r>
+      <w:r>
+        <w:rPr>
+          <w:rFonts w:cs="Times New Roman"/>
+          <w:szCs w:val="28"/>
+        </w:rPr>
+        <w:t xml:space="preserve"> и т.д.</w:t>
+      </w:r>
+    </w:p>
+    <w:p>
+      <w:pPr>
+        <w:ind w:firstLine="709"/>
+        <w:rPr>
+          <w:rFonts w:cs="Times New Roman"/>
+          <w:szCs w:val="28"/>
+        </w:rPr>
+      </w:pPr>
+      <w:r>
+        <w:rPr>
+          <w:rFonts w:cs="Times New Roman"/>
+          <w:szCs w:val="28"/>
+        </w:rPr>
+        <w:lastRenderedPageBreak/>
+        <w:t xml:space="preserve">К этому стоит добавить активной развивающийся и набирающий </w:t>
+      </w:r>
+      <w:proofErr w:type="spellStart"/>
+      <w:r>
+        <w:rPr>
+          <w:rFonts w:cs="Times New Roman"/>
+          <w:szCs w:val="28"/>
+        </w:rPr>
+        <w:t>популяность</w:t>
+      </w:r>
+      <w:proofErr w:type="spellEnd"/>
+      <w:r>
+        <w:rPr>
+          <w:rFonts w:cs="Times New Roman"/>
+          <w:szCs w:val="28"/>
+        </w:rPr>
+        <w:t xml:space="preserve"> </w:t>
+      </w:r>
+      <w:proofErr w:type="spellStart"/>
+      <w:r>
+        <w:rPr>
+          <w:rFonts w:cs="Times New Roman"/>
+          <w:szCs w:val="28"/>
+          <w:lang w:val="en-US"/>
+        </w:rPr>
+        <w:t>Blazor</w:t>
+      </w:r>
+      <w:proofErr w:type="spellEnd"/>
+      <w:r>
+        <w:rPr>
+          <w:rFonts w:cs="Times New Roman"/>
+          <w:szCs w:val="28"/>
+        </w:rPr>
+        <w:t xml:space="preserve"> - фреймворк, который работает поверх .</w:t>
+      </w:r>
+      <w:r>
+        <w:rPr>
+          <w:rFonts w:cs="Times New Roman"/>
+          <w:szCs w:val="28"/>
+          <w:lang w:val="en-US"/>
+        </w:rPr>
+        <w:t>NET</w:t>
+      </w:r>
+      <w:r>
+        <w:rPr>
+          <w:rFonts w:cs="Times New Roman"/>
+          <w:szCs w:val="28"/>
+        </w:rPr>
+        <w:t xml:space="preserve"> и который позволяет создавать веб-приложения как на стороне сервера, так и на стороне клиента. А в будущем будет поддерживать создание мобильных приложений и, возможно, десктоп-приложений.</w:t>
+      </w:r>
+    </w:p>
+    <w:p>
+      <w:pPr>
+        <w:ind w:firstLine="709"/>
+        <w:rPr>
+          <w:rFonts w:cs="Times New Roman"/>
+          <w:szCs w:val="28"/>
+        </w:rPr>
+      </w:pPr>
+      <w:r>
+        <w:rPr>
+          <w:rFonts w:cs="Times New Roman"/>
+          <w:szCs w:val="28"/>
+        </w:rPr>
+        <w:t>Производительность. Согласно ряду тестов веб-приложения на .</w:t>
+      </w:r>
+      <w:r>
+        <w:rPr>
+          <w:rFonts w:cs="Times New Roman"/>
+          <w:szCs w:val="28"/>
+          <w:lang w:val="en-US"/>
+        </w:rPr>
+        <w:t>NET</w:t>
+      </w:r>
+      <w:r>
+        <w:rPr>
+          <w:rFonts w:cs="Times New Roman"/>
+          <w:szCs w:val="28"/>
+        </w:rPr>
+        <w:t xml:space="preserve"> 7 в ряде категорий сильно опережают веб-приложения, построенные с помощью других технологий. Приложения на .</w:t>
+      </w:r>
+      <w:r>
+        <w:rPr>
+          <w:rFonts w:cs="Times New Roman"/>
+          <w:szCs w:val="28"/>
+          <w:lang w:val="en-US"/>
+        </w:rPr>
+        <w:t>NET</w:t>
+      </w:r>
+      <w:r>
+        <w:rPr>
+          <w:rFonts w:cs="Times New Roman"/>
+          <w:szCs w:val="28"/>
+        </w:rPr>
+        <w:t xml:space="preserve"> 7 в принципе отличаются высокой производительностью.</w:t>
+      </w:r>
+    </w:p>
+    <w:p>
+      <w:pPr>
+        <w:ind w:firstLine="709"/>
+        <w:rPr>
+          <w:rFonts w:cs="Times New Roman"/>
+          <w:szCs w:val="28"/>
+        </w:rPr>
+      </w:pPr>
+      <w:r>
+        <w:rPr>
+          <w:rFonts w:cs="Times New Roman"/>
+          <w:szCs w:val="28"/>
+        </w:rPr>
+        <w:t xml:space="preserve">Также еще следует отметить такую особенность языка </w:t>
+      </w:r>
+      <w:r>
+        <w:rPr>
+          <w:rFonts w:cs="Times New Roman"/>
+          <w:szCs w:val="28"/>
+          <w:lang w:val="en-US"/>
+        </w:rPr>
+        <w:t>C</w:t>
+      </w:r>
+      <w:r>
+        <w:rPr>
+          <w:rFonts w:cs="Times New Roman"/>
+          <w:szCs w:val="28"/>
+        </w:rPr>
+        <w:t># и фреймворка .</w:t>
+      </w:r>
+      <w:r>
+        <w:rPr>
+          <w:rFonts w:cs="Times New Roman"/>
+          <w:szCs w:val="28"/>
+          <w:lang w:val="en-US"/>
+        </w:rPr>
+        <w:t>NET</w:t>
+      </w:r>
+      <w:r>
+        <w:rPr>
+          <w:rFonts w:cs="Times New Roman"/>
+          <w:szCs w:val="28"/>
+        </w:rPr>
+        <w:t xml:space="preserve">, как автоматическая сборка мусора. А это значит, что нам в большинстве случаев не придется, в отличие от С++, заботиться об освобождении памяти. Вышеупомянутая общеязыковая среда </w:t>
+      </w:r>
+      <w:r>
+        <w:rPr>
+          <w:rFonts w:cs="Times New Roman"/>
+          <w:szCs w:val="28"/>
+          <w:lang w:val="en-US"/>
+        </w:rPr>
+        <w:t>CLR</w:t>
+      </w:r>
+      <w:r>
+        <w:rPr>
+          <w:rFonts w:cs="Times New Roman"/>
+          <w:szCs w:val="28"/>
+        </w:rPr>
+        <w:t xml:space="preserve"> сама вызовет сборщик мусора и очистит память.</w:t>
+      </w:r>
+    </w:p>
+    <w:p>
+      <w:pPr>
+        <w:ind w:firstLine="709"/>
+        <w:rPr>
+          <w:rFonts w:cs="Times New Roman"/>
+          <w:szCs w:val="28"/>
+        </w:rPr>
+      </w:pPr>
+      <w:r>
+        <w:rPr>
+          <w:rFonts w:cs="Times New Roman"/>
+          <w:szCs w:val="28"/>
+        </w:rPr>
+        <w:t>.</w:t>
+      </w:r>
+      <w:r>
+        <w:rPr>
+          <w:rFonts w:cs="Times New Roman"/>
+          <w:szCs w:val="28"/>
+          <w:lang w:val="en-US"/>
+        </w:rPr>
+        <w:t>NET</w:t>
+      </w:r>
+      <w:r>
+        <w:rPr>
+          <w:rFonts w:cs="Times New Roman"/>
+          <w:szCs w:val="28"/>
+        </w:rPr>
+        <w:t xml:space="preserve"> </w:t>
+      </w:r>
+      <w:r>
+        <w:rPr>
+          <w:rFonts w:cs="Times New Roman"/>
+          <w:szCs w:val="28"/>
+          <w:lang w:val="en-US"/>
+        </w:rPr>
+        <w:t>Framework</w:t>
+      </w:r>
+      <w:r>
+        <w:rPr>
+          <w:rFonts w:cs="Times New Roman"/>
+          <w:szCs w:val="28"/>
+        </w:rPr>
+        <w:t xml:space="preserve"> и .</w:t>
+      </w:r>
+      <w:r>
+        <w:rPr>
+          <w:rFonts w:cs="Times New Roman"/>
+          <w:szCs w:val="28"/>
+          <w:lang w:val="en-US"/>
+        </w:rPr>
+        <w:t>NET</w:t>
+      </w:r>
+      <w:r>
+        <w:rPr>
+          <w:rFonts w:cs="Times New Roman"/>
+          <w:szCs w:val="28"/>
+        </w:rPr>
+        <w:t xml:space="preserve"> 7</w:t>
+      </w:r>
+    </w:p>
+    <w:p>
+      <w:pPr>
+        <w:ind w:firstLine="709"/>
+        <w:rPr>
+          <w:rFonts w:cs="Times New Roman"/>
+          <w:szCs w:val="28"/>
+        </w:rPr>
+      </w:pPr>
+      <w:r>
+        <w:rPr>
+          <w:rFonts w:cs="Times New Roman"/>
+          <w:szCs w:val="28"/>
+        </w:rPr>
+        <w:t>Стоит отметить, что .</w:t>
+      </w:r>
+      <w:r>
+        <w:rPr>
+          <w:rFonts w:cs="Times New Roman"/>
+          <w:szCs w:val="28"/>
+          <w:lang w:val="en-US"/>
+        </w:rPr>
+        <w:t>NET</w:t>
+      </w:r>
+      <w:r>
+        <w:rPr>
+          <w:rFonts w:cs="Times New Roman"/>
+          <w:szCs w:val="28"/>
+        </w:rPr>
+        <w:t xml:space="preserve"> долгое время развивался </w:t>
+      </w:r>
+      <w:proofErr w:type="spellStart"/>
+      <w:r>
+        <w:rPr>
+          <w:rFonts w:cs="Times New Roman"/>
+          <w:szCs w:val="28"/>
+        </w:rPr>
+        <w:t>премущественно</w:t>
+      </w:r>
+      <w:proofErr w:type="spellEnd"/>
+      <w:r>
+        <w:rPr>
+          <w:rFonts w:cs="Times New Roman"/>
+          <w:szCs w:val="28"/>
+        </w:rPr>
+        <w:t xml:space="preserve"> как платформа для </w:t>
+      </w:r>
+      <w:r>
+        <w:rPr>
+          <w:rFonts w:cs="Times New Roman"/>
+          <w:szCs w:val="28"/>
+          <w:lang w:val="en-US"/>
+        </w:rPr>
+        <w:t>Windows</w:t>
+      </w:r>
+      <w:r>
+        <w:rPr>
+          <w:rFonts w:cs="Times New Roman"/>
+          <w:szCs w:val="28"/>
+        </w:rPr>
+        <w:t xml:space="preserve"> под названием .</w:t>
+      </w:r>
+      <w:r>
+        <w:rPr>
+          <w:rFonts w:cs="Times New Roman"/>
+          <w:szCs w:val="28"/>
+          <w:lang w:val="en-US"/>
+        </w:rPr>
+        <w:t>NET</w:t>
+      </w:r>
+      <w:r>
+        <w:rPr>
+          <w:rFonts w:cs="Times New Roman"/>
+          <w:szCs w:val="28"/>
+        </w:rPr>
+        <w:t xml:space="preserve"> </w:t>
+      </w:r>
+      <w:r>
+        <w:rPr>
+          <w:rFonts w:cs="Times New Roman"/>
+          <w:szCs w:val="28"/>
+          <w:lang w:val="en-US"/>
+        </w:rPr>
+        <w:t>Framework</w:t>
+      </w:r>
+      <w:r>
+        <w:rPr>
+          <w:rFonts w:cs="Times New Roman"/>
+          <w:szCs w:val="28"/>
+        </w:rPr>
+        <w:t>. В 2019 вышла последняя версия этой платформы - .</w:t>
+      </w:r>
+      <w:r>
+        <w:rPr>
+          <w:rFonts w:cs="Times New Roman"/>
+          <w:szCs w:val="28"/>
+          <w:lang w:val="en-US"/>
+        </w:rPr>
+        <w:t>NET</w:t>
+      </w:r>
+      <w:r>
+        <w:rPr>
+          <w:rFonts w:cs="Times New Roman"/>
+          <w:szCs w:val="28"/>
+        </w:rPr>
+        <w:t xml:space="preserve"> </w:t>
+      </w:r>
+      <w:r>
+        <w:rPr>
+          <w:rFonts w:cs="Times New Roman"/>
+          <w:szCs w:val="28"/>
+          <w:lang w:val="en-US"/>
+        </w:rPr>
+        <w:t>Framework</w:t>
+      </w:r>
+      <w:r>
+        <w:rPr>
+          <w:rFonts w:cs="Times New Roman"/>
+          <w:szCs w:val="28"/>
+        </w:rPr>
+        <w:t xml:space="preserve"> 4.8. Она больше не развивается</w:t>
+      </w:r>
+    </w:p>
+    <w:p>
+      <w:pPr>
+        <w:ind w:firstLine="709"/>
+        <w:rPr>
+          <w:rFonts w:cs="Times New Roman"/>
+          <w:szCs w:val="28"/>
+        </w:rPr>
+      </w:pPr>
+      <w:r>
+        <w:rPr>
+          <w:rFonts w:cs="Times New Roman"/>
+          <w:szCs w:val="28"/>
+        </w:rPr>
+        <w:t xml:space="preserve">С 2014 </w:t>
+      </w:r>
+      <w:r>
+        <w:rPr>
+          <w:rFonts w:cs="Times New Roman"/>
+          <w:szCs w:val="28"/>
+          <w:lang w:val="en-US"/>
+        </w:rPr>
+        <w:t>Microsoft</w:t>
+      </w:r>
+      <w:r>
+        <w:rPr>
+          <w:rFonts w:cs="Times New Roman"/>
+          <w:szCs w:val="28"/>
+        </w:rPr>
+        <w:t xml:space="preserve"> стал развивать альтернативную платформу - .</w:t>
+      </w:r>
+      <w:r>
+        <w:rPr>
+          <w:rFonts w:cs="Times New Roman"/>
+          <w:szCs w:val="28"/>
+          <w:lang w:val="en-US"/>
+        </w:rPr>
+        <w:t>NET</w:t>
+      </w:r>
+      <w:r>
+        <w:rPr>
+          <w:rFonts w:cs="Times New Roman"/>
+          <w:szCs w:val="28"/>
+        </w:rPr>
+        <w:t xml:space="preserve"> </w:t>
+      </w:r>
+      <w:r>
+        <w:rPr>
+          <w:rFonts w:cs="Times New Roman"/>
+          <w:szCs w:val="28"/>
+          <w:lang w:val="en-US"/>
+        </w:rPr>
+        <w:t>Core</w:t>
+      </w:r>
+      <w:r>
+        <w:rPr>
+          <w:rFonts w:cs="Times New Roman"/>
+          <w:szCs w:val="28"/>
+        </w:rPr>
+        <w:t>, которая уже предназначалась для разных платформ и должна была вобрать в себя все возможности устаревшего .</w:t>
+      </w:r>
+      <w:r>
+        <w:rPr>
+          <w:rFonts w:cs="Times New Roman"/>
+          <w:szCs w:val="28"/>
+          <w:lang w:val="en-US"/>
+        </w:rPr>
+        <w:t>NET</w:t>
+      </w:r>
+      <w:r>
+        <w:rPr>
+          <w:rFonts w:cs="Times New Roman"/>
+          <w:szCs w:val="28"/>
+        </w:rPr>
+        <w:t xml:space="preserve"> </w:t>
+      </w:r>
+      <w:r>
+        <w:rPr>
+          <w:rFonts w:cs="Times New Roman"/>
+          <w:szCs w:val="28"/>
+          <w:lang w:val="en-US"/>
+        </w:rPr>
+        <w:t>Framework</w:t>
+      </w:r>
+      <w:r>
+        <w:rPr>
+          <w:rFonts w:cs="Times New Roman"/>
+          <w:szCs w:val="28"/>
+        </w:rPr>
+        <w:t xml:space="preserve"> и добавить новую функциональность. Затем </w:t>
+      </w:r>
+      <w:r>
+        <w:rPr>
+          <w:rFonts w:cs="Times New Roman"/>
+          <w:szCs w:val="28"/>
+          <w:lang w:val="en-US"/>
+        </w:rPr>
+        <w:t>Microsoft</w:t>
+      </w:r>
+      <w:r>
+        <w:rPr>
+          <w:rFonts w:cs="Times New Roman"/>
+          <w:szCs w:val="28"/>
+        </w:rPr>
+        <w:t xml:space="preserve"> последовательно выпустил ряд версий этой платформы: .</w:t>
+      </w:r>
+      <w:r>
+        <w:rPr>
+          <w:rFonts w:cs="Times New Roman"/>
+          <w:szCs w:val="28"/>
+          <w:lang w:val="en-US"/>
+        </w:rPr>
+        <w:t>NET</w:t>
+      </w:r>
+      <w:r>
+        <w:rPr>
+          <w:rFonts w:cs="Times New Roman"/>
+          <w:szCs w:val="28"/>
+        </w:rPr>
+        <w:t xml:space="preserve"> </w:t>
+      </w:r>
+      <w:r>
+        <w:rPr>
+          <w:rFonts w:cs="Times New Roman"/>
+          <w:szCs w:val="28"/>
+          <w:lang w:val="en-US"/>
+        </w:rPr>
+        <w:t>Core</w:t>
+      </w:r>
+      <w:r>
+        <w:rPr>
+          <w:rFonts w:cs="Times New Roman"/>
+          <w:szCs w:val="28"/>
+        </w:rPr>
+        <w:t xml:space="preserve"> 1, .</w:t>
+      </w:r>
+      <w:r>
+        <w:rPr>
+          <w:rFonts w:cs="Times New Roman"/>
+          <w:szCs w:val="28"/>
+          <w:lang w:val="en-US"/>
+        </w:rPr>
+        <w:t>NET</w:t>
+      </w:r>
+      <w:r>
+        <w:rPr>
+          <w:rFonts w:cs="Times New Roman"/>
+          <w:szCs w:val="28"/>
+        </w:rPr>
+        <w:t xml:space="preserve"> </w:t>
+      </w:r>
+      <w:r>
+        <w:rPr>
+          <w:rFonts w:cs="Times New Roman"/>
+          <w:szCs w:val="28"/>
+          <w:lang w:val="en-US"/>
+        </w:rPr>
+        <w:t>Core</w:t>
+      </w:r>
+      <w:r>
+        <w:rPr>
+          <w:rFonts w:cs="Times New Roman"/>
+          <w:szCs w:val="28"/>
+        </w:rPr>
+        <w:t xml:space="preserve"> 2, .</w:t>
+      </w:r>
+      <w:r>
+        <w:rPr>
+          <w:rFonts w:cs="Times New Roman"/>
+          <w:szCs w:val="28"/>
+          <w:lang w:val="en-US"/>
+        </w:rPr>
+        <w:t>NET</w:t>
+      </w:r>
+      <w:r>
+        <w:rPr>
+          <w:rFonts w:cs="Times New Roman"/>
+          <w:szCs w:val="28"/>
+        </w:rPr>
+        <w:t xml:space="preserve"> </w:t>
+      </w:r>
+      <w:r>
+        <w:rPr>
+          <w:rFonts w:cs="Times New Roman"/>
+          <w:szCs w:val="28"/>
+          <w:lang w:val="en-US"/>
+        </w:rPr>
+        <w:t>Core</w:t>
+      </w:r>
+      <w:r>
+        <w:rPr>
+          <w:rFonts w:cs="Times New Roman"/>
+          <w:szCs w:val="28"/>
+        </w:rPr>
+        <w:t xml:space="preserve"> 3, .</w:t>
+      </w:r>
+      <w:r>
+        <w:rPr>
+          <w:rFonts w:cs="Times New Roman"/>
+          <w:szCs w:val="28"/>
+          <w:lang w:val="en-US"/>
+        </w:rPr>
+        <w:t>NET</w:t>
+      </w:r>
+      <w:r>
+        <w:rPr>
+          <w:rFonts w:cs="Times New Roman"/>
+          <w:szCs w:val="28"/>
+        </w:rPr>
+        <w:t xml:space="preserve"> 5. И текущей версией является </w:t>
+      </w:r>
+      <w:proofErr w:type="spellStart"/>
+      <w:r>
+        <w:rPr>
+          <w:rFonts w:cs="Times New Roman"/>
+          <w:szCs w:val="28"/>
+        </w:rPr>
+        <w:t>расматриваемая</w:t>
+      </w:r>
+      <w:proofErr w:type="spellEnd"/>
+      <w:r>
+        <w:rPr>
+          <w:rFonts w:cs="Times New Roman"/>
+          <w:szCs w:val="28"/>
+        </w:rPr>
+        <w:t xml:space="preserve"> в этом руководстве платформа .</w:t>
+      </w:r>
+      <w:r>
+        <w:rPr>
+          <w:rFonts w:cs="Times New Roman"/>
+          <w:szCs w:val="28"/>
+          <w:lang w:val="en-US"/>
+        </w:rPr>
+        <w:t>NET</w:t>
+      </w:r>
+      <w:r>
+        <w:rPr>
+          <w:rFonts w:cs="Times New Roman"/>
+          <w:szCs w:val="28"/>
+        </w:rPr>
+        <w:t xml:space="preserve"> 7. Поэтому следует различать .</w:t>
+      </w:r>
+      <w:r>
+        <w:rPr>
+          <w:rFonts w:cs="Times New Roman"/>
+          <w:szCs w:val="28"/>
+          <w:lang w:val="en-US"/>
+        </w:rPr>
+        <w:t>NET</w:t>
+      </w:r>
+      <w:r>
+        <w:rPr>
+          <w:rFonts w:cs="Times New Roman"/>
+          <w:szCs w:val="28"/>
+        </w:rPr>
+        <w:t xml:space="preserve"> </w:t>
+      </w:r>
+      <w:r>
+        <w:rPr>
+          <w:rFonts w:cs="Times New Roman"/>
+          <w:szCs w:val="28"/>
+          <w:lang w:val="en-US"/>
+        </w:rPr>
+        <w:t>Framework</w:t>
+      </w:r>
+      <w:r>
+        <w:rPr>
+          <w:rFonts w:cs="Times New Roman"/>
+          <w:szCs w:val="28"/>
+        </w:rPr>
+        <w:t xml:space="preserve">, который предназначен преимущественно для </w:t>
+      </w:r>
+      <w:r>
+        <w:rPr>
+          <w:rFonts w:cs="Times New Roman"/>
+          <w:szCs w:val="28"/>
+          <w:lang w:val="en-US"/>
+        </w:rPr>
+        <w:t>Windows</w:t>
+      </w:r>
+      <w:r>
+        <w:rPr>
+          <w:rFonts w:cs="Times New Roman"/>
+          <w:szCs w:val="28"/>
+        </w:rPr>
+        <w:t xml:space="preserve">, и </w:t>
+      </w:r>
+      <w:proofErr w:type="spellStart"/>
+      <w:r>
+        <w:rPr>
+          <w:rFonts w:cs="Times New Roman"/>
+          <w:szCs w:val="28"/>
+        </w:rPr>
+        <w:t>кросплатформенный</w:t>
+      </w:r>
+      <w:proofErr w:type="spellEnd"/>
+      <w:r>
+        <w:rPr>
+          <w:rFonts w:cs="Times New Roman"/>
+          <w:szCs w:val="28"/>
+        </w:rPr>
+        <w:t xml:space="preserve"> .</w:t>
+      </w:r>
+      <w:r>
+        <w:rPr>
+          <w:rFonts w:cs="Times New Roman"/>
+          <w:szCs w:val="28"/>
+          <w:lang w:val="en-US"/>
+        </w:rPr>
+        <w:t>NET</w:t>
+      </w:r>
+      <w:r>
+        <w:rPr>
+          <w:rFonts w:cs="Times New Roman"/>
+          <w:szCs w:val="28"/>
+        </w:rPr>
+        <w:t xml:space="preserve"> 7.</w:t>
+      </w:r>
+    </w:p>
+    <w:p>
+      <w:pPr>
+        <w:ind w:firstLine="709"/>
+        <w:rPr>
+          <w:rFonts w:cs="Times New Roman"/>
+          <w:b/>
+          <w:bCs/>
+          <w:szCs w:val="28"/>
+        </w:rPr>
+      </w:pPr>
+      <w:r>
+        <w:rPr>
+          <w:rFonts w:cs="Times New Roman"/>
+          <w:b/>
+          <w:bCs/>
+          <w:szCs w:val="28"/>
+          <w:lang w:val="en-US"/>
+        </w:rPr>
+        <w:t>Avalonia</w:t>
+      </w:r>
+    </w:p>
+    <w:p>
+      <w:pPr>
+        <w:ind w:firstLine="709"/>
+        <w:rPr>
+          <w:rFonts w:cs="Times New Roman"/>
+          <w:szCs w:val="28"/>
+        </w:rPr>
+      </w:pPr>
+      <w:proofErr w:type="spellStart"/>
+      <w:r>
+        <w:rPr>
+          <w:rFonts w:cs="Times New Roman"/>
+          <w:szCs w:val="28"/>
+        </w:rPr>
+        <w:t>Avalonia</w:t>
+      </w:r>
+      <w:proofErr w:type="spellEnd"/>
+      <w:r>
+        <w:rPr>
+          <w:rFonts w:cs="Times New Roman"/>
+          <w:szCs w:val="28"/>
+        </w:rPr>
+        <w:t xml:space="preserve"> </w:t>
+      </w:r>
+      <w:proofErr w:type="gramStart"/>
+      <w:r>
+        <w:rPr>
+          <w:rFonts w:cs="Times New Roman"/>
+          <w:szCs w:val="28"/>
+        </w:rPr>
+        <w:t>- это</w:t>
+      </w:r>
+      <w:proofErr w:type="gramEnd"/>
+      <w:r>
+        <w:rPr>
+          <w:rFonts w:cs="Times New Roman"/>
+          <w:szCs w:val="28"/>
+        </w:rPr>
+        <w:t xml:space="preserve"> мощный фреймворк, который позволяет разработчикам создавать кроссплатформенные приложения с использованием .NET. Для отрисовки элементов управления пользовательского интерфейса используется </w:t>
+      </w:r>
+      <w:r>
+        <w:rPr>
+          <w:rFonts w:cs="Times New Roman"/>
+          <w:szCs w:val="28"/>
+        </w:rPr>
+        <w:lastRenderedPageBreak/>
+        <w:t xml:space="preserve">собственный движок рендеринга, обеспечивающий согласованный внешний вид и поведение на различных платформах, включая Windows, </w:t>
+      </w:r>
+      <w:proofErr w:type="spellStart"/>
+      <w:r>
+        <w:rPr>
+          <w:rFonts w:cs="Times New Roman"/>
+          <w:szCs w:val="28"/>
+        </w:rPr>
+        <w:t>macOS</w:t>
+      </w:r>
+      <w:proofErr w:type="spellEnd"/>
+      <w:r>
+        <w:rPr>
+          <w:rFonts w:cs="Times New Roman"/>
+          <w:szCs w:val="28"/>
+        </w:rPr>
+        <w:t xml:space="preserve">, Linux, </w:t>
+      </w:r>
+      <w:proofErr w:type="spellStart"/>
+      <w:r>
+        <w:rPr>
+          <w:rFonts w:cs="Times New Roman"/>
+          <w:szCs w:val="28"/>
+        </w:rPr>
+        <w:t>Android</w:t>
+      </w:r>
+      <w:proofErr w:type="spellEnd"/>
+      <w:r>
+        <w:rPr>
+          <w:rFonts w:cs="Times New Roman"/>
+          <w:szCs w:val="28"/>
+        </w:rPr>
+        <w:t xml:space="preserve">, </w:t>
+      </w:r>
+      <w:proofErr w:type="spellStart"/>
+      <w:r>
+        <w:rPr>
+          <w:rFonts w:cs="Times New Roman"/>
+          <w:szCs w:val="28"/>
+        </w:rPr>
+        <w:t>iOS</w:t>
+      </w:r>
+      <w:proofErr w:type="spellEnd"/>
+      <w:r>
+        <w:rPr>
+          <w:rFonts w:cs="Times New Roman"/>
+          <w:szCs w:val="28"/>
+        </w:rPr>
+        <w:t xml:space="preserve"> и </w:t>
+      </w:r>
+      <w:proofErr w:type="spellStart"/>
+      <w:r>
+        <w:rPr>
+          <w:rFonts w:cs="Times New Roman"/>
+          <w:szCs w:val="28"/>
+        </w:rPr>
+        <w:t>WebAssembly</w:t>
+      </w:r>
+      <w:proofErr w:type="spellEnd"/>
+      <w:r>
+        <w:rPr>
+          <w:rFonts w:cs="Times New Roman"/>
+          <w:szCs w:val="28"/>
+        </w:rPr>
+        <w:t>. Это означает, что разработчики могут делиться своим кодом пользовательского интерфейса и поддерживать единый внешний вид независимо от целевой платформы.</w:t>
+      </w:r>
+    </w:p>
+    <w:p>
+      <w:pPr>
+        <w:ind w:firstLine="709"/>
+        <w:rPr>
+          <w:rFonts w:cs="Times New Roman"/>
+          <w:szCs w:val="28"/>
+        </w:rPr>
+      </w:pPr>
+      <w:r>
+        <w:rPr>
+          <w:rFonts w:cs="Times New Roman"/>
+          <w:szCs w:val="28"/>
+        </w:rPr>
+        <w:t xml:space="preserve">Приложения, созданные с помощью </w:t>
+      </w:r>
+      <w:proofErr w:type="spellStart"/>
+      <w:r>
+        <w:rPr>
+          <w:rFonts w:cs="Times New Roman"/>
+          <w:szCs w:val="28"/>
+        </w:rPr>
+        <w:t>Avalonia</w:t>
+      </w:r>
+      <w:proofErr w:type="spellEnd"/>
+      <w:r>
+        <w:rPr>
+          <w:rFonts w:cs="Times New Roman"/>
+          <w:szCs w:val="28"/>
+        </w:rPr>
+        <w:t xml:space="preserve">, написаны на C # или F #, что упрощает быстрое создание прототипов приложений, которые со временем могут превратиться в сложные системы. В отличие от других наборов инструментов, которые могут быть ограничены ограниченными API или низкой производительностью, приложения </w:t>
+      </w:r>
+      <w:proofErr w:type="spellStart"/>
+      <w:r>
+        <w:rPr>
+          <w:rFonts w:cs="Times New Roman"/>
+          <w:szCs w:val="28"/>
+        </w:rPr>
+        <w:t>Avalonia</w:t>
+      </w:r>
+      <w:proofErr w:type="spellEnd"/>
+      <w:r>
+        <w:rPr>
+          <w:rFonts w:cs="Times New Roman"/>
+          <w:szCs w:val="28"/>
+        </w:rPr>
+        <w:t xml:space="preserve"> обладают преимуществом полного доступа к возможностям платформы и обеспечивают невероятную производительность благодаря компонентному рендерингу.</w:t>
+      </w:r>
+    </w:p>
+    <w:p>
+      <w:pPr>
+        <w:ind w:firstLine="709"/>
+        <w:rPr>
+          <w:rFonts w:cs="Times New Roman"/>
+          <w:szCs w:val="28"/>
+        </w:rPr>
+      </w:pPr>
+      <w:r>
+        <w:rPr>
+          <w:rFonts w:cs="Times New Roman"/>
+          <w:szCs w:val="28"/>
+        </w:rPr>
+        <w:t xml:space="preserve">Поскольку приложения </w:t>
+      </w:r>
+      <w:proofErr w:type="spellStart"/>
+      <w:r>
+        <w:rPr>
+          <w:rFonts w:cs="Times New Roman"/>
+          <w:szCs w:val="28"/>
+        </w:rPr>
+        <w:t>Avalonia</w:t>
+      </w:r>
+      <w:proofErr w:type="spellEnd"/>
+      <w:r>
+        <w:rPr>
+          <w:rFonts w:cs="Times New Roman"/>
+          <w:szCs w:val="28"/>
+        </w:rPr>
+        <w:t xml:space="preserve"> являются кроссплатформенными, их архитектура аналогична другим традиционным кроссплатформенным приложениям. Наиболее распространенный подход заключается в создании основного проекта, в котором размещается общий код, а затем в разработке проектов, зависящих от платформы, которые будут использовать этот общий код.</w:t>
+      </w:r>
+    </w:p>
+    <w:p>
+      <w:pPr>
+        <w:ind w:firstLine="709"/>
+        <w:rPr>
+          <w:rFonts w:cs="Times New Roman"/>
+          <w:szCs w:val="28"/>
+        </w:rPr>
+      </w:pPr>
+      <w:proofErr w:type="spellStart"/>
+      <w:r>
+        <w:rPr>
+          <w:rFonts w:cs="Times New Roman"/>
+          <w:szCs w:val="28"/>
+        </w:rPr>
+        <w:t>Avalonia</w:t>
+      </w:r>
+      <w:proofErr w:type="spellEnd"/>
+      <w:r>
+        <w:rPr>
+          <w:rFonts w:cs="Times New Roman"/>
+          <w:szCs w:val="28"/>
+        </w:rPr>
+        <w:t xml:space="preserve"> предлагает два метода создания пользовательских интерфейсов. Первый заключается в использовании кода для создания представлений пользовательского интерфейса с использованием обширного API, предоставляемого </w:t>
+      </w:r>
+      <w:proofErr w:type="spellStart"/>
+      <w:r>
+        <w:rPr>
+          <w:rFonts w:cs="Times New Roman"/>
+          <w:szCs w:val="28"/>
+        </w:rPr>
+        <w:t>Avalonia</w:t>
+      </w:r>
+      <w:proofErr w:type="spellEnd"/>
+      <w:r>
+        <w:rPr>
+          <w:rFonts w:cs="Times New Roman"/>
+          <w:szCs w:val="28"/>
+        </w:rPr>
+        <w:t xml:space="preserve">. В качестве альтернативы разработчики могут использовать </w:t>
+      </w:r>
+      <w:proofErr w:type="spellStart"/>
+      <w:r>
+        <w:rPr>
+          <w:rFonts w:cs="Times New Roman"/>
+          <w:szCs w:val="28"/>
+        </w:rPr>
+        <w:t>Extensible</w:t>
+      </w:r>
+      <w:proofErr w:type="spellEnd"/>
+      <w:r>
+        <w:rPr>
+          <w:rFonts w:cs="Times New Roman"/>
+          <w:szCs w:val="28"/>
+        </w:rPr>
+        <w:t xml:space="preserve"> Application </w:t>
+      </w:r>
+      <w:proofErr w:type="spellStart"/>
+      <w:r>
+        <w:rPr>
+          <w:rFonts w:cs="Times New Roman"/>
+          <w:szCs w:val="28"/>
+        </w:rPr>
+        <w:t>Markup</w:t>
+      </w:r>
+      <w:proofErr w:type="spellEnd"/>
+      <w:r>
+        <w:rPr>
+          <w:rFonts w:cs="Times New Roman"/>
+          <w:szCs w:val="28"/>
+        </w:rPr>
+        <w:t xml:space="preserve"> Language (XAML), декларативный язык разметки, который позволяет разработчикам определять пользовательские интерфейсы. При таком подходе структура пользовательского интерфейса описывается в файле XAML, в то время как поведение во время выполнения определяется в отдельном файле с кодом.</w:t>
+      </w:r>
+    </w:p>
+    <w:p>
+      <w:pPr>
+        <w:ind w:firstLine="709"/>
+        <w:rPr>
+          <w:rFonts w:cs="Times New Roman"/>
+          <w:szCs w:val="28"/>
+        </w:rPr>
+      </w:pPr>
+      <w:r>
+        <w:rPr>
+          <w:rFonts w:cs="Times New Roman"/>
+          <w:szCs w:val="28"/>
+        </w:rPr>
+        <w:t xml:space="preserve">В во время разработки приложения был использован архитектурный паттерн программирования </w:t>
+      </w:r>
+      <w:r>
+        <w:rPr>
+          <w:rFonts w:cs="Times New Roman"/>
+          <w:szCs w:val="28"/>
+          <w:lang w:val="en-US"/>
+        </w:rPr>
+        <w:t>MVVM</w:t>
+      </w:r>
+      <w:r>
+        <w:rPr>
+          <w:rFonts w:cs="Times New Roman"/>
+          <w:szCs w:val="28"/>
+        </w:rPr>
+        <w:t xml:space="preserve"> (</w:t>
+      </w:r>
+      <w:r>
+        <w:rPr>
+          <w:rFonts w:cs="Times New Roman"/>
+          <w:szCs w:val="28"/>
+          <w:lang w:val="en-US"/>
+        </w:rPr>
+        <w:t>Model</w:t>
+      </w:r>
+      <w:r>
+        <w:rPr>
+          <w:rFonts w:cs="Times New Roman"/>
+          <w:szCs w:val="28"/>
+        </w:rPr>
+        <w:t>-</w:t>
+      </w:r>
+      <w:r>
+        <w:rPr>
+          <w:rFonts w:cs="Times New Roman"/>
+          <w:szCs w:val="28"/>
+          <w:lang w:val="en-US"/>
+        </w:rPr>
+        <w:t>View</w:t>
+      </w:r>
+      <w:r>
+        <w:rPr>
+          <w:rFonts w:cs="Times New Roman"/>
+          <w:szCs w:val="28"/>
+        </w:rPr>
+        <w:t>-</w:t>
+      </w:r>
+      <w:proofErr w:type="spellStart"/>
+      <w:r>
+        <w:rPr>
+          <w:rFonts w:cs="Times New Roman"/>
+          <w:szCs w:val="28"/>
+          <w:lang w:val="en-US"/>
+        </w:rPr>
+        <w:t>ViewModel</w:t>
+      </w:r>
+      <w:proofErr w:type="spellEnd"/>
+      <w:r>
+        <w:rPr>
+          <w:rFonts w:cs="Times New Roman"/>
+          <w:szCs w:val="28"/>
+        </w:rPr>
+        <w:t>).</w:t>
+      </w:r>
+    </w:p>
+    <w:p>
+      <w:pPr>
+        <w:ind w:firstLine="709"/>
+        <w:rPr>
+          <w:rFonts w:cs="Times New Roman"/>
+          <w:szCs w:val="28"/>
+        </w:rPr>
+      </w:pPr>
+      <w:r>
+        <w:rPr>
+          <w:rFonts w:cs="Times New Roman"/>
+          <w:szCs w:val="28"/>
+          <w:lang w:val="en-US"/>
+        </w:rPr>
+        <w:t>MVVM</w:t>
+      </w:r>
+      <w:r>
+        <w:rPr>
+          <w:rFonts w:cs="Times New Roman"/>
+          <w:szCs w:val="28"/>
+        </w:rPr>
+        <w:t xml:space="preserve"> - шаблон проектирования архитектуры приложения.</w:t>
+      </w:r>
+    </w:p>
+    <w:p>
+      <w:pPr>
+        <w:ind w:firstLine="709"/>
+        <w:rPr>
+          <w:rFonts w:cs="Times New Roman"/>
+          <w:szCs w:val="28"/>
+        </w:rPr>
+      </w:pPr>
+      <w:r>
+        <w:rPr>
+          <w:rFonts w:cs="Times New Roman"/>
+          <w:szCs w:val="28"/>
+        </w:rPr>
+        <w:t>Шаблон MVVM делится на три части:</w:t>
+      </w:r>
+    </w:p>
+    <w:p>
+      <w:pPr>
+        <w:pStyle w:val="a3"/>
+        <w:numPr>
+          <w:ilvl w:val="0"/>
+          <w:numId w:val="27"/>
+        </w:numPr>
+        <w:ind w:left="0" w:firstLine="709"/>
+        <w:jc w:val="left"/>
+        <w:rPr>
+          <w:rFonts w:cs="Times New Roman"/>
+          <w:szCs w:val="28"/>
+        </w:rPr>
+      </w:pPr>
+      <w:r>
+        <w:rPr>
+          <w:rFonts w:cs="Times New Roman"/>
+          <w:szCs w:val="28"/>
+        </w:rPr>
+        <w:lastRenderedPageBreak/>
+        <w:t>Модель (англ. Model) (так же, как в классической MVC) представляет собой логику работы с данными и описание фундаментальных данных, необходимых для работы приложения.</w:t>
+      </w:r>
+    </w:p>
+    <w:p>
+      <w:pPr>
+        <w:pStyle w:val="a3"/>
+        <w:numPr>
+          <w:ilvl w:val="0"/>
+          <w:numId w:val="27"/>
+        </w:numPr>
+        <w:ind w:left="0" w:firstLine="709"/>
+        <w:jc w:val="left"/>
+        <w:rPr>
+          <w:rFonts w:cs="Times New Roman"/>
+          <w:szCs w:val="28"/>
+        </w:rPr>
+      </w:pPr>
+      <w:r>
+        <w:rPr>
+          <w:rFonts w:cs="Times New Roman"/>
+          <w:szCs w:val="28"/>
+        </w:rPr>
+        <w:t>Представление (англ. View) — графический интерфейс (окна, списки, кнопки и т. п.). Выступает подписчиком на событие изменения значений свойств или команд, предоставляемых Моделью Представления. В случае, если в Модели Представления изменилось какое-либо свойство, то она оповещает всех подписчиков об этом, и Представление, в свою очередь, запрашивает обновлённое значение свойства из Модели Представления. В случае, если пользователь воздействует на какой-либо элемент интерфейса, Представление вызывает соответствующую команду, предоставленную Моделью Представления.</w:t>
+      </w:r>
+    </w:p>
+    <w:p>
+      <w:pPr>
+        <w:ind w:firstLine="709"/>
+        <w:rPr>
+          <w:rFonts w:cs="Times New Roman"/>
+          <w:szCs w:val="28"/>
+        </w:rPr>
+      </w:pPr>
+      <w:r>
+        <w:rPr>
+          <w:rFonts w:cs="Times New Roman"/>
+          <w:szCs w:val="28"/>
+        </w:rPr>
+        <w:t xml:space="preserve">Модель Представления (англ. </w:t>
+      </w:r>
+      <w:proofErr w:type="spellStart"/>
+      <w:r>
+        <w:rPr>
+          <w:rFonts w:cs="Times New Roman"/>
+          <w:szCs w:val="28"/>
+        </w:rPr>
+        <w:t>ViewModel</w:t>
+      </w:r>
+      <w:proofErr w:type="spellEnd"/>
+      <w:r>
+        <w:rPr>
+          <w:rFonts w:cs="Times New Roman"/>
+          <w:szCs w:val="28"/>
+        </w:rPr>
+        <w:t xml:space="preserve">) — с одной стороны, абстракция Представления, а с другой — обёртка данных из Модели, </w:t>
+      </w:r>
+      <w:proofErr w:type="spellStart"/>
+      <w:r>
+        <w:rPr>
+          <w:rFonts w:cs="Times New Roman"/>
+          <w:szCs w:val="28"/>
+        </w:rPr>
+        <w:t>подлежащиx</w:t>
+      </w:r>
+      <w:proofErr w:type="spellEnd"/>
+      <w:r>
+        <w:rPr>
+          <w:rFonts w:cs="Times New Roman"/>
+          <w:szCs w:val="28"/>
+        </w:rPr>
+        <w:t xml:space="preserve"> связыванию. То есть, она содержит Модель, преобразованную к Представлению, а также команды, которыми может пользоваться Представление, чтобы влиять на Модель.</w:t>
+      </w:r>
+    </w:p>
+    <w:p>
+      <w:pPr>
+        <w:ind w:firstLine="709"/>
+        <w:rPr>
+          <w:rFonts w:cs="Times New Roman"/>
+          <w:b/>
+          <w:bCs/>
+          <w:szCs w:val="28"/>
+        </w:rPr>
+      </w:pPr>
+      <w:proofErr w:type="spellStart"/>
+      <w:r>
+        <w:rPr>
+          <w:rFonts w:cs="Times New Roman"/>
+          <w:b/>
+          <w:bCs/>
+          <w:szCs w:val="28"/>
+          <w:lang w:val="en-US"/>
+        </w:rPr>
+        <w:t>ReactiveUI</w:t>
+      </w:r>
+      <w:proofErr w:type="spellEnd"/>
+    </w:p>
+    <w:p>
+      <w:pPr>
+        <w:ind w:firstLine="709"/>
+        <w:rPr>
+          <w:rFonts w:cs="Times New Roman"/>
+          <w:szCs w:val="28"/>
+        </w:rPr>
+      </w:pPr>
+      <w:proofErr w:type="spellStart"/>
+      <w:r>
+        <w:rPr>
+          <w:rFonts w:cs="Times New Roman"/>
+          <w:szCs w:val="28"/>
+          <w:lang w:val="en-US"/>
+        </w:rPr>
+        <w:t>ReactiveUI</w:t>
+      </w:r>
+      <w:proofErr w:type="spellEnd"/>
+      <w:r>
+        <w:rPr>
+          <w:rFonts w:cs="Times New Roman"/>
+          <w:szCs w:val="28"/>
+        </w:rPr>
+        <w:t xml:space="preserve"> — полноценный </w:t>
+      </w:r>
+      <w:r>
+        <w:rPr>
+          <w:rFonts w:cs="Times New Roman"/>
+          <w:szCs w:val="28"/>
+          <w:lang w:val="en-US"/>
+        </w:rPr>
+        <w:t>MVVM</w:t>
+      </w:r>
+      <w:r>
+        <w:rPr>
+          <w:rFonts w:cs="Times New Roman"/>
+          <w:szCs w:val="28"/>
+        </w:rPr>
+        <w:t xml:space="preserve">-фреймворк: </w:t>
+      </w:r>
+      <w:r>
+        <w:rPr>
+          <w:rFonts w:cs="Times New Roman"/>
+          <w:szCs w:val="28"/>
+          <w:lang w:val="en-US"/>
+        </w:rPr>
+        <w:t>bindings</w:t>
+      </w:r>
+      <w:r>
+        <w:rPr>
+          <w:rFonts w:cs="Times New Roman"/>
+          <w:szCs w:val="28"/>
+        </w:rPr>
+        <w:t xml:space="preserve">, </w:t>
+      </w:r>
+      <w:r>
+        <w:rPr>
+          <w:rFonts w:cs="Times New Roman"/>
+          <w:szCs w:val="28"/>
+          <w:lang w:val="en-US"/>
+        </w:rPr>
+        <w:t>routing</w:t>
+      </w:r>
+      <w:r>
+        <w:rPr>
+          <w:rFonts w:cs="Times New Roman"/>
+          <w:szCs w:val="28"/>
+        </w:rPr>
+        <w:t xml:space="preserve">, </w:t>
+      </w:r>
+      <w:r>
+        <w:rPr>
+          <w:rFonts w:cs="Times New Roman"/>
+          <w:szCs w:val="28"/>
+          <w:lang w:val="en-US"/>
+        </w:rPr>
+        <w:t>message</w:t>
+      </w:r>
+      <w:r>
+        <w:rPr>
+          <w:rFonts w:cs="Times New Roman"/>
+          <w:szCs w:val="28"/>
+        </w:rPr>
+        <w:t xml:space="preserve"> </w:t>
+      </w:r>
+      <w:r>
+        <w:rPr>
+          <w:rFonts w:cs="Times New Roman"/>
+          <w:szCs w:val="28"/>
+          <w:lang w:val="en-US"/>
+        </w:rPr>
+        <w:t>bus</w:t>
+      </w:r>
+      <w:r>
+        <w:rPr>
+          <w:rFonts w:cs="Times New Roman"/>
+          <w:szCs w:val="28"/>
+        </w:rPr>
+        <w:t xml:space="preserve">, </w:t>
+      </w:r>
+      <w:r>
+        <w:rPr>
+          <w:rFonts w:cs="Times New Roman"/>
+          <w:szCs w:val="28"/>
+          <w:lang w:val="en-US"/>
+        </w:rPr>
+        <w:t>commands</w:t>
+      </w:r>
+      <w:r>
+        <w:rPr>
+          <w:rFonts w:cs="Times New Roman"/>
+          <w:szCs w:val="28"/>
+        </w:rPr>
+        <w:t xml:space="preserve"> и прочие слова, которые есть в описании почти любого </w:t>
+      </w:r>
+      <w:r>
+        <w:rPr>
+          <w:rFonts w:cs="Times New Roman"/>
+          <w:szCs w:val="28"/>
+          <w:lang w:val="en-US"/>
+        </w:rPr>
+        <w:t>MVVM</w:t>
+      </w:r>
+      <w:r>
+        <w:rPr>
+          <w:rFonts w:cs="Times New Roman"/>
+          <w:szCs w:val="28"/>
+        </w:rPr>
+        <w:t>-фреймворка, есть и тут. Применяться он может практически везде, где есть .</w:t>
+      </w:r>
+      <w:r>
+        <w:rPr>
+          <w:rFonts w:cs="Times New Roman"/>
+          <w:szCs w:val="28"/>
+          <w:lang w:val="en-US"/>
+        </w:rPr>
+        <w:t>NET</w:t>
+      </w:r>
+      <w:r>
+        <w:rPr>
+          <w:rFonts w:cs="Times New Roman"/>
+          <w:szCs w:val="28"/>
+        </w:rPr>
+        <w:t xml:space="preserve">: </w:t>
+      </w:r>
+      <w:r>
+        <w:rPr>
+          <w:rFonts w:cs="Times New Roman"/>
+          <w:szCs w:val="28"/>
+          <w:lang w:val="en-US"/>
+        </w:rPr>
+        <w:t>WPF</w:t>
+      </w:r>
+      <w:r>
+        <w:rPr>
+          <w:rFonts w:cs="Times New Roman"/>
+          <w:szCs w:val="28"/>
+        </w:rPr>
+        <w:t xml:space="preserve">, </w:t>
+      </w:r>
+      <w:r>
+        <w:rPr>
+          <w:rFonts w:cs="Times New Roman"/>
+          <w:szCs w:val="28"/>
+          <w:lang w:val="en-US"/>
+        </w:rPr>
+        <w:t>Windows</w:t>
+      </w:r>
+      <w:r>
+        <w:rPr>
+          <w:rFonts w:cs="Times New Roman"/>
+          <w:szCs w:val="28"/>
+        </w:rPr>
+        <w:t xml:space="preserve"> </w:t>
+      </w:r>
+      <w:r>
+        <w:rPr>
+          <w:rFonts w:cs="Times New Roman"/>
+          <w:szCs w:val="28"/>
+          <w:lang w:val="en-US"/>
+        </w:rPr>
+        <w:t>Forms</w:t>
+      </w:r>
+      <w:r>
+        <w:rPr>
+          <w:rFonts w:cs="Times New Roman"/>
+          <w:szCs w:val="28"/>
+        </w:rPr>
+        <w:t xml:space="preserve">, </w:t>
+      </w:r>
+      <w:r>
+        <w:rPr>
+          <w:rFonts w:cs="Times New Roman"/>
+          <w:szCs w:val="28"/>
+          <w:lang w:val="en-US"/>
+        </w:rPr>
+        <w:t>UWP</w:t>
+      </w:r>
+      <w:r>
+        <w:rPr>
+          <w:rFonts w:cs="Times New Roman"/>
+          <w:szCs w:val="28"/>
+        </w:rPr>
+        <w:t xml:space="preserve">, </w:t>
+      </w:r>
+      <w:r>
+        <w:rPr>
+          <w:rFonts w:cs="Times New Roman"/>
+          <w:szCs w:val="28"/>
+          <w:lang w:val="en-US"/>
+        </w:rPr>
+        <w:t>Windows</w:t>
+      </w:r>
+      <w:r>
+        <w:rPr>
+          <w:rFonts w:cs="Times New Roman"/>
+          <w:szCs w:val="28"/>
+        </w:rPr>
+        <w:t xml:space="preserve"> </w:t>
+      </w:r>
+      <w:r>
+        <w:rPr>
+          <w:rFonts w:cs="Times New Roman"/>
+          <w:szCs w:val="28"/>
+          <w:lang w:val="en-US"/>
+        </w:rPr>
+        <w:t>Phone</w:t>
+      </w:r>
+      <w:r>
+        <w:rPr>
+          <w:rFonts w:cs="Times New Roman"/>
+          <w:szCs w:val="28"/>
+        </w:rPr>
+        <w:t xml:space="preserve"> 8, </w:t>
+      </w:r>
+      <w:r>
+        <w:rPr>
+          <w:rFonts w:cs="Times New Roman"/>
+          <w:szCs w:val="28"/>
+          <w:lang w:val="en-US"/>
+        </w:rPr>
+        <w:t>Windows</w:t>
+      </w:r>
+      <w:r>
+        <w:rPr>
+          <w:rFonts w:cs="Times New Roman"/>
+          <w:szCs w:val="28"/>
+        </w:rPr>
+        <w:t xml:space="preserve"> </w:t>
+      </w:r>
+      <w:r>
+        <w:rPr>
+          <w:rFonts w:cs="Times New Roman"/>
+          <w:szCs w:val="28"/>
+          <w:lang w:val="en-US"/>
+        </w:rPr>
+        <w:t>Store</w:t>
+      </w:r>
+      <w:r>
+        <w:rPr>
+          <w:rFonts w:cs="Times New Roman"/>
+          <w:szCs w:val="28"/>
+        </w:rPr>
+        <w:t xml:space="preserve">, </w:t>
+      </w:r>
+      <w:r>
+        <w:rPr>
+          <w:rFonts w:cs="Times New Roman"/>
+          <w:szCs w:val="28"/>
+          <w:lang w:val="en-US"/>
+        </w:rPr>
+        <w:t>Xamarin</w:t>
+      </w:r>
+      <w:r>
+        <w:rPr>
+          <w:rFonts w:cs="Times New Roman"/>
+          <w:szCs w:val="28"/>
+        </w:rPr>
+        <w:t>.</w:t>
+      </w:r>
+    </w:p>
+    <w:p>
+      <w:pPr>
+        <w:ind w:firstLine="709"/>
+        <w:rPr>
+          <w:rFonts w:cs="Times New Roman"/>
+          <w:szCs w:val="28"/>
+        </w:rPr>
+      </w:pPr>
+      <w:proofErr w:type="spellStart"/>
+      <w:r>
+        <w:rPr>
+          <w:rFonts w:cs="Times New Roman"/>
+          <w:szCs w:val="28"/>
+        </w:rPr>
+        <w:t>ReactiveUI</w:t>
+      </w:r>
+      <w:proofErr w:type="spellEnd"/>
+      <w:r>
+        <w:rPr>
+          <w:rFonts w:cs="Times New Roman"/>
+          <w:szCs w:val="28"/>
+        </w:rPr>
+        <w:t xml:space="preserve"> построен вокруг реактивной модели программирования и использует </w:t>
+      </w:r>
+      <w:proofErr w:type="spellStart"/>
+      <w:r>
+        <w:rPr>
+          <w:rFonts w:cs="Times New Roman"/>
+          <w:szCs w:val="28"/>
+        </w:rPr>
+        <w:t>Reactive</w:t>
+      </w:r>
+      <w:proofErr w:type="spellEnd"/>
+      <w:r>
+        <w:rPr>
+          <w:rFonts w:cs="Times New Roman"/>
+          <w:szCs w:val="28"/>
+        </w:rPr>
+        <w:t xml:space="preserve"> </w:t>
+      </w:r>
+      <w:proofErr w:type="spellStart"/>
+      <w:r>
+        <w:rPr>
+          <w:rFonts w:cs="Times New Roman"/>
+          <w:szCs w:val="28"/>
+        </w:rPr>
+        <w:t>Extensions</w:t>
+      </w:r>
+      <w:proofErr w:type="spellEnd"/>
+      <w:r>
+        <w:rPr>
+          <w:rFonts w:cs="Times New Roman"/>
+          <w:szCs w:val="28"/>
+        </w:rPr>
+        <w:t xml:space="preserve"> (</w:t>
+      </w:r>
+      <w:proofErr w:type="spellStart"/>
+      <w:r>
+        <w:rPr>
+          <w:rFonts w:cs="Times New Roman"/>
+          <w:szCs w:val="28"/>
+        </w:rPr>
+        <w:t>Rx</w:t>
+      </w:r>
+      <w:proofErr w:type="spellEnd"/>
+      <w:r>
+        <w:rPr>
+          <w:rFonts w:cs="Times New Roman"/>
+          <w:szCs w:val="28"/>
+        </w:rPr>
+        <w:t xml:space="preserve">). Однако цели написать гайд по реактивному программированию я перед собой не ставлю, лишь при необходимости буду пояснять, как что устроено. Совсем скоро вы сами увидите, что для использования базовых возможностей даже не требуется особенно вникать в то, что это за зверь такой: реактивное программирование. Хотя вы с ним и так знакомы, </w:t>
+      </w:r>
+      <w:proofErr w:type="spellStart"/>
+      <w:r>
+        <w:rPr>
+          <w:rFonts w:cs="Times New Roman"/>
+          <w:szCs w:val="28"/>
+        </w:rPr>
+        <w:t>events</w:t>
+      </w:r>
+      <w:proofErr w:type="spellEnd"/>
+      <w:r>
+        <w:rPr>
+          <w:rFonts w:cs="Times New Roman"/>
+          <w:szCs w:val="28"/>
+        </w:rPr>
+        <w:t xml:space="preserve"> – это как раз оно. Обычно даже в тех местах, где проявляется «реактивность», код можно довольно легко прочитать и понять, что произойдет. Конечно, если использовать библиотеку (и </w:t>
+      </w:r>
+      <w:proofErr w:type="spellStart"/>
+      <w:r>
+        <w:rPr>
+          <w:rFonts w:cs="Times New Roman"/>
+          <w:szCs w:val="28"/>
+        </w:rPr>
+        <w:t>Reactive</w:t>
+      </w:r>
+      <w:proofErr w:type="spellEnd"/>
+      <w:r>
+        <w:rPr>
+          <w:rFonts w:cs="Times New Roman"/>
+          <w:szCs w:val="28"/>
+        </w:rPr>
+        <w:t xml:space="preserve"> </w:t>
+      </w:r>
+      <w:proofErr w:type="spellStart"/>
+      <w:r>
+        <w:rPr>
+          <w:rFonts w:cs="Times New Roman"/>
+          <w:szCs w:val="28"/>
+        </w:rPr>
+        <w:t>Extensions</w:t>
+      </w:r>
+      <w:proofErr w:type="spellEnd"/>
+      <w:r>
+        <w:rPr>
+          <w:rFonts w:cs="Times New Roman"/>
+          <w:szCs w:val="28"/>
+        </w:rPr>
+        <w:t xml:space="preserve">) на полную </w:t>
+      </w:r>
+      <w:r>
+        <w:rPr>
+          <w:rFonts w:cs="Times New Roman"/>
+          <w:szCs w:val="28"/>
+        </w:rPr>
+        <w:lastRenderedPageBreak/>
+        <w:t>катушку, то придется серьезно ознакомиться с реактивной моделью, но пока мы пойдем по основам.</w:t>
+      </w:r>
+    </w:p>
+    <w:p>
+      <w:pPr>
+        <w:ind w:firstLine="709"/>
+        <w:rPr>
+          <w:rFonts w:cs="Times New Roman"/>
+          <w:szCs w:val="28"/>
+        </w:rPr>
+      </w:pPr>
+    </w:p>
+    <w:p>
+      <w:pPr>
+        <w:pStyle w:val="af"/>
+        <w:widowControl w:val="0"/>
+        <w:ind w:firstLine="709"/>
+        <w:rPr>
+          <w:rFonts w:ascii="Times New Roman" w:hAnsi="Times New Roman" w:cs="Times New Roman"/>
+          <w:b/>
+          <w:sz w:val="28"/>
+          <w:szCs w:val="28"/>
+          <w:highlight w:val="yellow"/>
+        </w:rPr>
+      </w:pPr>
+    </w:p>
+    <w:p>
+      <w:pPr>
+        <w:pStyle w:val="af4"/>
+        <w:ind w:firstLine="709"/>
+        <w:rPr>
+          <w:rFonts w:cs="Times New Roman"/>
+          <w:szCs w:val="28"/>
+          <w:highlight w:val="green"/>
+        </w:rPr>
+      </w:pPr>
+      <w:r>
+        <w:rPr>
+          <w:rFonts w:cs="Times New Roman"/>
+          <w:szCs w:val="28"/>
+          <w:highlight w:val="green"/>
+        </w:rPr>
+        <w:t>2.6 Идентификация элементов и описание свойств входной и выходной информации, алгоритма решения задачи, составление контрольного примера</w:t>
       </w:r>
     </w:p>
     <w:p>
@@ -3925,12 +6064,13 @@
         <w:pStyle w:val="af"/>
         <w:widowControl w:val="0"/>
         <w:spacing w:after="0" w:line="360" w:lineRule="auto"/>
-        <w:jc w:val="both"/>
+        <w:ind w:left="0" w:firstLine="709"/>
         <w:rPr>
           <w:rFonts w:ascii="Times New Roman" w:hAnsi="Times New Roman" w:cs="Times New Roman"/>
           <w:b/>
           <w:sz w:val="28"/>
           <w:szCs w:val="28"/>
+          <w:highlight w:val="yellow"/>
         </w:rPr>
       </w:pPr>
       <w:r>
@@ -3939,45 +6079,120 @@
           <w:b/>
           <w:sz w:val="28"/>
           <w:szCs w:val="28"/>
-        </w:rPr>
-        <w:tab/>
-      </w:r>
-      <w:r>
-        <w:rPr>
-          <w:rFonts w:ascii="Times New Roman" w:hAnsi="Times New Roman" w:cs="Times New Roman"/>
-          <w:b/>
-          <w:sz w:val="28"/>
-          <w:szCs w:val="28"/>
           <w:highlight w:val="yellow"/>
         </w:rPr>
-        <w:t>Или просто удалить это и оставить 2.16</w:t>
+        <w:t>Словарь с входными и выходными данными.</w:t>
       </w:r>
     </w:p>
     <w:p>
       <w:pPr>
         <w:pStyle w:val="af"/>
         <w:widowControl w:val="0"/>
-        <w:ind w:firstLine="709"/>
+        <w:spacing w:after="0" w:line="360" w:lineRule="auto"/>
+        <w:ind w:left="0" w:firstLine="709"/>
         <w:rPr>
           <w:rFonts w:ascii="Times New Roman" w:hAnsi="Times New Roman" w:cs="Times New Roman"/>
           <w:b/>
           <w:sz w:val="28"/>
           <w:szCs w:val="28"/>
+          <w:highlight w:val="yellow"/>
+        </w:rPr>
+      </w:pPr>
+      <w:r>
+        <w:rPr>
+          <w:rFonts w:ascii="Times New Roman" w:hAnsi="Times New Roman" w:cs="Times New Roman"/>
+          <w:b/>
+          <w:sz w:val="28"/>
+          <w:szCs w:val="28"/>
+          <w:highlight w:val="yellow"/>
+        </w:rPr>
+        <w:t xml:space="preserve">А </w:t>
+      </w:r>
+      <w:proofErr w:type="spellStart"/>
+      <w:r>
+        <w:rPr>
+          <w:rFonts w:ascii="Times New Roman" w:hAnsi="Times New Roman" w:cs="Times New Roman"/>
+          <w:b/>
+          <w:sz w:val="28"/>
+          <w:szCs w:val="28"/>
+          <w:highlight w:val="yellow"/>
+        </w:rPr>
+        <w:t>можна</w:t>
+      </w:r>
+      <w:proofErr w:type="spellEnd"/>
+      <w:r>
+        <w:rPr>
+          <w:rFonts w:ascii="Times New Roman" w:hAnsi="Times New Roman" w:cs="Times New Roman"/>
+          <w:b/>
+          <w:sz w:val="28"/>
+          <w:szCs w:val="28"/>
+          <w:highlight w:val="yellow"/>
+        </w:rPr>
+        <w:t xml:space="preserve"> док. </w:t>
+      </w:r>
+      <w:r>
+        <w:rPr>
+          <w:rFonts w:ascii="Times New Roman" w:hAnsi="Times New Roman" w:cs="Times New Roman"/>
+          <w:b/>
+          <w:sz w:val="28"/>
+          <w:szCs w:val="28"/>
+          <w:highlight w:val="yellow"/>
+          <w:lang w:val="en-US"/>
+        </w:rPr>
+        <w:t>API</w:t>
+      </w:r>
+      <w:r>
+        <w:rPr>
+          <w:rFonts w:ascii="Times New Roman" w:hAnsi="Times New Roman" w:cs="Times New Roman"/>
+          <w:b/>
+          <w:sz w:val="28"/>
+          <w:szCs w:val="28"/>
+          <w:highlight w:val="yellow"/>
+        </w:rPr>
+        <w:t>??</w:t>
+      </w:r>
+      <w:r>
+        <w:rPr>
+          <w:rFonts w:ascii="Times New Roman" w:hAnsi="Times New Roman" w:cs="Times New Roman"/>
+          <w:b/>
+          <w:sz w:val="28"/>
+          <w:szCs w:val="28"/>
+          <w:highlight w:val="yellow"/>
+        </w:rPr>
+        <w:t xml:space="preserve"> Там всё есть</w:t>
+      </w:r>
+    </w:p>
+    <w:p>
+      <w:pPr>
+        <w:pStyle w:val="af4"/>
+        <w:ind w:firstLine="709"/>
+        <w:rPr>
+          <w:rFonts w:cs="Times New Roman"/>
+          <w:szCs w:val="28"/>
           <w:highlight w:val="green"/>
         </w:rPr>
       </w:pPr>
-      <w:bookmarkStart w:id="13" w:name="_Toc164151026"/>
+      <w:r>
+        <w:rPr>
+          <w:rFonts w:cs="Times New Roman"/>
+          <w:szCs w:val="28"/>
+          <w:highlight w:val="green"/>
+        </w:rPr>
+        <w:t>2.7 Выделение объектов-сущностей, выстраивание инфологической модели задачи</w:t>
+      </w:r>
     </w:p>
     <w:p>
       <w:pPr>
         <w:pStyle w:val="af"/>
         <w:widowControl w:val="0"/>
-        <w:ind w:firstLine="709"/>
+        <w:spacing w:after="0" w:line="360" w:lineRule="auto"/>
+        <w:ind w:left="0" w:firstLine="709"/>
         <w:rPr>
           <w:rFonts w:ascii="Times New Roman" w:hAnsi="Times New Roman" w:cs="Times New Roman"/>
           <w:b/>
           <w:sz w:val="28"/>
           <w:szCs w:val="28"/>
+          <w:highlight w:val="yellow"/>
         </w:rPr>
       </w:pPr>
       <w:r>
@@ -3986,20 +6201,786 @@
           <w:b/>
           <w:sz w:val="28"/>
           <w:szCs w:val="28"/>
+          <w:highlight w:val="yellow"/>
+        </w:rPr>
+        <w:t xml:space="preserve">Так, это точно </w:t>
+      </w:r>
+      <w:r>
+        <w:rPr>
+          <w:rFonts w:ascii="Times New Roman" w:hAnsi="Times New Roman" w:cs="Times New Roman"/>
+          <w:b/>
+          <w:sz w:val="28"/>
+          <w:szCs w:val="28"/>
+          <w:highlight w:val="yellow"/>
+          <w:lang w:val="en-US"/>
+        </w:rPr>
+        <w:t>use</w:t>
+      </w:r>
+      <w:r>
+        <w:rPr>
+          <w:rFonts w:ascii="Times New Roman" w:hAnsi="Times New Roman" w:cs="Times New Roman"/>
+          <w:b/>
+          <w:sz w:val="28"/>
+          <w:szCs w:val="28"/>
+          <w:highlight w:val="yellow"/>
+        </w:rPr>
+        <w:t>-</w:t>
+      </w:r>
+      <w:r>
+        <w:rPr>
+          <w:rFonts w:ascii="Times New Roman" w:hAnsi="Times New Roman" w:cs="Times New Roman"/>
+          <w:b/>
+          <w:sz w:val="28"/>
+          <w:szCs w:val="28"/>
+          <w:highlight w:val="yellow"/>
+          <w:lang w:val="en-US"/>
+        </w:rPr>
+        <w:t>case</w:t>
+      </w:r>
+      <w:r>
+        <w:rPr>
+          <w:rFonts w:ascii="Times New Roman" w:hAnsi="Times New Roman" w:cs="Times New Roman"/>
+          <w:b/>
+          <w:sz w:val="28"/>
+          <w:szCs w:val="28"/>
+          <w:highlight w:val="yellow"/>
+        </w:rPr>
+        <w:t xml:space="preserve"> диаграмма</w:t>
+      </w:r>
+    </w:p>
+    <w:p>
+      <w:pPr>
+        <w:pStyle w:val="af4"/>
+        <w:ind w:firstLine="709"/>
+        <w:rPr>
+          <w:rFonts w:cs="Times New Roman"/>
+          <w:szCs w:val="28"/>
           <w:highlight w:val="green"/>
         </w:rPr>
+      </w:pPr>
+      <w:r>
+        <w:rPr>
+          <w:rFonts w:cs="Times New Roman"/>
+          <w:szCs w:val="28"/>
+          <w:highlight w:val="green"/>
+        </w:rPr>
+        <w:t>2.8 Описание шагов алгоритма в неформальной (словесной) форме</w:t>
+      </w:r>
+    </w:p>
+    <w:p>
+      <w:pPr>
+        <w:pStyle w:val="af"/>
+        <w:widowControl w:val="0"/>
+        <w:spacing w:after="0" w:line="360" w:lineRule="auto"/>
+        <w:ind w:left="0" w:firstLine="709"/>
+        <w:jc w:val="both"/>
+        <w:rPr>
+          <w:rFonts w:ascii="Times New Roman" w:hAnsi="Times New Roman" w:cs="Times New Roman"/>
+          <w:b/>
+          <w:sz w:val="28"/>
+          <w:szCs w:val="28"/>
+          <w:highlight w:val="green"/>
+        </w:rPr>
+      </w:pPr>
+      <w:r>
+        <w:rPr>
+          <w:rFonts w:ascii="Times New Roman" w:hAnsi="Times New Roman" w:cs="Times New Roman"/>
+          <w:b/>
+          <w:sz w:val="28"/>
+          <w:szCs w:val="28"/>
+          <w:highlight w:val="yellow"/>
+        </w:rPr>
+        <w:t>Всех?</w:t>
+      </w:r>
+    </w:p>
+    <w:p>
+      <w:pPr>
+        <w:pStyle w:val="af"/>
+        <w:widowControl w:val="0"/>
+        <w:spacing w:after="0" w:line="360" w:lineRule="auto"/>
+        <w:ind w:left="0" w:firstLine="709"/>
+        <w:jc w:val="both"/>
+        <w:rPr>
+          <w:rFonts w:ascii="Times New Roman" w:hAnsi="Times New Roman" w:cs="Times New Roman"/>
+          <w:b/>
+          <w:sz w:val="28"/>
+          <w:szCs w:val="28"/>
+          <w:highlight w:val="yellow"/>
+        </w:rPr>
+      </w:pPr>
+      <w:r>
+        <w:rPr>
+          <w:rFonts w:ascii="Times New Roman" w:hAnsi="Times New Roman" w:cs="Times New Roman"/>
+          <w:b/>
+          <w:sz w:val="28"/>
+          <w:szCs w:val="28"/>
+          <w:highlight w:val="yellow"/>
+        </w:rPr>
+        <w:t xml:space="preserve">По типу того как в данный момент описан 2.9 </w:t>
+      </w:r>
+      <w:proofErr w:type="gramStart"/>
+      <w:r>
+        <w:rPr>
+          <w:rFonts w:ascii="Times New Roman" w:hAnsi="Times New Roman" w:cs="Times New Roman"/>
+          <w:b/>
+          <w:sz w:val="28"/>
+          <w:szCs w:val="28"/>
+          <w:highlight w:val="yellow"/>
+        </w:rPr>
+        <w:t>сойдёт ?</w:t>
+      </w:r>
+      <w:proofErr w:type="gramEnd"/>
+      <w:r>
+        <w:rPr>
+          <w:rFonts w:ascii="Times New Roman" w:hAnsi="Times New Roman" w:cs="Times New Roman"/>
+          <w:b/>
+          <w:sz w:val="28"/>
+          <w:szCs w:val="28"/>
+          <w:highlight w:val="yellow"/>
+        </w:rPr>
+        <w:t>))</w:t>
+      </w:r>
+    </w:p>
+    <w:p>
+      <w:pPr>
+        <w:pStyle w:val="af4"/>
+        <w:ind w:firstLine="709"/>
+        <w:rPr>
+          <w:rFonts w:cs="Times New Roman"/>
+          <w:szCs w:val="28"/>
+          <w:highlight w:val="green"/>
+        </w:rPr>
+      </w:pPr>
+      <w:r>
+        <w:rPr>
+          <w:rFonts w:cs="Times New Roman"/>
+          <w:szCs w:val="28"/>
+          <w:highlight w:val="green"/>
+        </w:rPr>
+        <w:t>2.9 Выполнение анализа информационных ресурсов и категорирование их конфиденциальности, анализ основных угроз защищённости данных, определение комплекса мер нейтрализации угрозы безопасности данных</w:t>
+      </w:r>
+    </w:p>
+    <w:p>
+      <w:pPr>
+        <w:pStyle w:val="af"/>
+        <w:widowControl w:val="0"/>
+        <w:spacing w:after="0" w:line="360" w:lineRule="auto"/>
+        <w:ind w:left="0" w:firstLine="709"/>
+        <w:jc w:val="both"/>
+        <w:rPr>
+          <w:rFonts w:ascii="Times New Roman" w:hAnsi="Times New Roman" w:cs="Times New Roman"/>
+          <w:b/>
+          <w:sz w:val="28"/>
+          <w:szCs w:val="28"/>
+          <w:highlight w:val="yellow"/>
+        </w:rPr>
+      </w:pPr>
+      <w:r>
+        <w:rPr>
+          <w:rFonts w:ascii="Times New Roman" w:hAnsi="Times New Roman" w:cs="Times New Roman"/>
+          <w:b/>
+          <w:sz w:val="28"/>
+          <w:szCs w:val="28"/>
+          <w:highlight w:val="yellow"/>
+        </w:rPr>
+        <w:t xml:space="preserve">Есть БД, в БД есть данные </w:t>
+      </w:r>
+      <w:proofErr w:type="spellStart"/>
+      <w:r>
+        <w:rPr>
+          <w:rFonts w:ascii="Times New Roman" w:hAnsi="Times New Roman" w:cs="Times New Roman"/>
+          <w:b/>
+          <w:sz w:val="28"/>
+          <w:szCs w:val="28"/>
+          <w:highlight w:val="yellow"/>
+        </w:rPr>
+        <w:t>юзверей</w:t>
+      </w:r>
+      <w:proofErr w:type="spellEnd"/>
+      <w:r>
+        <w:rPr>
+          <w:rFonts w:ascii="Times New Roman" w:hAnsi="Times New Roman" w:cs="Times New Roman"/>
+          <w:b/>
+          <w:sz w:val="28"/>
+          <w:szCs w:val="28"/>
+          <w:highlight w:val="yellow"/>
+        </w:rPr>
+        <w:t xml:space="preserve">, такие как логин и пароль, напрямую к БД подключиться </w:t>
+      </w:r>
+      <w:proofErr w:type="spellStart"/>
+      <w:r>
+        <w:rPr>
+          <w:rFonts w:ascii="Times New Roman" w:hAnsi="Times New Roman" w:cs="Times New Roman"/>
+          <w:b/>
+          <w:sz w:val="28"/>
+          <w:szCs w:val="28"/>
+          <w:highlight w:val="yellow"/>
+        </w:rPr>
+        <w:t>незя</w:t>
+      </w:r>
+      <w:proofErr w:type="spellEnd"/>
+      <w:r>
+        <w:rPr>
+          <w:rFonts w:ascii="Times New Roman" w:hAnsi="Times New Roman" w:cs="Times New Roman"/>
+          <w:b/>
+          <w:sz w:val="28"/>
+          <w:szCs w:val="28"/>
+          <w:highlight w:val="yellow"/>
+        </w:rPr>
+        <w:t xml:space="preserve">, только через </w:t>
+      </w:r>
+      <w:r>
+        <w:rPr>
+          <w:rFonts w:ascii="Times New Roman" w:hAnsi="Times New Roman" w:cs="Times New Roman"/>
+          <w:b/>
+          <w:sz w:val="28"/>
+          <w:szCs w:val="28"/>
+          <w:highlight w:val="yellow"/>
+          <w:lang w:val="en-US"/>
+        </w:rPr>
+        <w:t>API</w:t>
+      </w:r>
+      <w:r>
+        <w:rPr>
+          <w:rFonts w:ascii="Times New Roman" w:hAnsi="Times New Roman" w:cs="Times New Roman"/>
+          <w:b/>
+          <w:sz w:val="28"/>
+          <w:szCs w:val="28"/>
+          <w:highlight w:val="yellow"/>
+        </w:rPr>
+        <w:t xml:space="preserve">, в </w:t>
+      </w:r>
+      <w:r>
+        <w:rPr>
+          <w:rFonts w:ascii="Times New Roman" w:hAnsi="Times New Roman" w:cs="Times New Roman"/>
+          <w:b/>
+          <w:sz w:val="28"/>
+          <w:szCs w:val="28"/>
+          <w:highlight w:val="yellow"/>
+          <w:lang w:val="en-US"/>
+        </w:rPr>
+        <w:t>API</w:t>
+      </w:r>
+      <w:r>
+        <w:rPr>
+          <w:rFonts w:ascii="Times New Roman" w:hAnsi="Times New Roman" w:cs="Times New Roman"/>
+          <w:b/>
+          <w:sz w:val="28"/>
+          <w:szCs w:val="28"/>
+          <w:highlight w:val="yellow"/>
+        </w:rPr>
+        <w:t xml:space="preserve"> же есть </w:t>
+      </w:r>
+      <w:r>
+        <w:rPr>
+          <w:rFonts w:ascii="Times New Roman" w:hAnsi="Times New Roman" w:cs="Times New Roman"/>
+          <w:b/>
+          <w:sz w:val="28"/>
+          <w:szCs w:val="28"/>
+          <w:highlight w:val="yellow"/>
+          <w:lang w:val="en-US"/>
+        </w:rPr>
+        <w:t>cookie</w:t>
+      </w:r>
+      <w:r>
+        <w:rPr>
+          <w:rFonts w:ascii="Times New Roman" w:hAnsi="Times New Roman" w:cs="Times New Roman"/>
+          <w:b/>
+          <w:sz w:val="28"/>
+          <w:szCs w:val="28"/>
+          <w:highlight w:val="yellow"/>
+        </w:rPr>
+        <w:t xml:space="preserve"> аутентификация, которая отвечает за доступ пользователей к определенным запросам. Как-то так, добавить воды и норм</w:t>
+      </w:r>
+    </w:p>
+    <w:p>
+      <w:pPr>
+        <w:pStyle w:val="af4"/>
+        <w:ind w:firstLine="709"/>
+        <w:rPr>
+          <w:rFonts w:cs="Times New Roman"/>
+          <w:szCs w:val="28"/>
+          <w:highlight w:val="green"/>
+        </w:rPr>
+      </w:pPr>
+      <w:r>
+        <w:rPr>
+          <w:rFonts w:cs="Times New Roman"/>
+          <w:szCs w:val="28"/>
+          <w:highlight w:val="green"/>
+        </w:rPr>
+        <w:t>2.10 Выполнение резервирования и восстановления данных</w:t>
+      </w:r>
+    </w:p>
+    <w:p>
+      <w:pPr>
+        <w:pStyle w:val="af"/>
+        <w:widowControl w:val="0"/>
+        <w:spacing w:after="0" w:line="360" w:lineRule="auto"/>
+        <w:ind w:left="0" w:firstLine="709"/>
+        <w:rPr>
+          <w:rFonts w:ascii="Times New Roman" w:hAnsi="Times New Roman" w:cs="Times New Roman"/>
+          <w:b/>
+          <w:sz w:val="28"/>
+          <w:szCs w:val="28"/>
+          <w:highlight w:val="yellow"/>
+        </w:rPr>
+      </w:pPr>
+      <w:r>
+        <w:rPr>
+          <w:rFonts w:ascii="Times New Roman" w:hAnsi="Times New Roman" w:cs="Times New Roman"/>
+          <w:b/>
+          <w:sz w:val="28"/>
+          <w:szCs w:val="28"/>
+          <w:highlight w:val="yellow"/>
+        </w:rPr>
+        <w:t>Есть БД, в БД есть автоматическое создание бэкапов, добавить воды и сойдёт</w:t>
+      </w:r>
+    </w:p>
+    <w:p>
+      <w:pPr>
+        <w:pStyle w:val="af4"/>
+        <w:ind w:firstLine="709"/>
+        <w:rPr>
+          <w:rFonts w:cs="Times New Roman"/>
+          <w:szCs w:val="28"/>
+          <w:highlight w:val="green"/>
+        </w:rPr>
+      </w:pPr>
+      <w:r>
+        <w:rPr>
+          <w:rFonts w:cs="Times New Roman"/>
+          <w:szCs w:val="28"/>
+          <w:highlight w:val="green"/>
+        </w:rPr>
+        <w:t>2.11 Разделение большой задачи на модули, выделение функции каждого модуля, их отлаживания, выполнение комплексной отладки задачи</w:t>
+      </w:r>
+    </w:p>
+    <w:p>
+      <w:pPr>
+        <w:pStyle w:val="af"/>
+        <w:widowControl w:val="0"/>
+        <w:spacing w:after="0" w:line="360" w:lineRule="auto"/>
+        <w:ind w:left="0" w:firstLine="709"/>
+        <w:rPr>
+          <w:rFonts w:ascii="Times New Roman" w:hAnsi="Times New Roman" w:cs="Times New Roman"/>
+          <w:b/>
+          <w:sz w:val="28"/>
+          <w:szCs w:val="28"/>
+          <w:highlight w:val="yellow"/>
+        </w:rPr>
+      </w:pPr>
+      <w:r>
+        <w:rPr>
+          <w:rFonts w:ascii="Times New Roman" w:hAnsi="Times New Roman" w:cs="Times New Roman"/>
+          <w:b/>
+          <w:sz w:val="28"/>
+          <w:szCs w:val="28"/>
+          <w:highlight w:val="yellow"/>
+          <w:lang w:val="en-US"/>
+        </w:rPr>
+        <w:t>API</w:t>
+      </w:r>
+      <w:r>
+        <w:rPr>
+          <w:rFonts w:ascii="Times New Roman" w:hAnsi="Times New Roman" w:cs="Times New Roman"/>
+          <w:b/>
+          <w:sz w:val="28"/>
+          <w:szCs w:val="28"/>
+          <w:highlight w:val="yellow"/>
+        </w:rPr>
+        <w:t xml:space="preserve"> делятся на контроллеры, которые тестировал в </w:t>
+      </w:r>
+      <w:r>
+        <w:rPr>
+          <w:rFonts w:ascii="Times New Roman" w:hAnsi="Times New Roman" w:cs="Times New Roman"/>
+          <w:b/>
+          <w:sz w:val="28"/>
+          <w:szCs w:val="28"/>
+          <w:highlight w:val="yellow"/>
+          <w:lang w:val="en-US"/>
+        </w:rPr>
+        <w:t>Insomnia</w:t>
+      </w:r>
+      <w:r>
+        <w:rPr>
+          <w:rFonts w:ascii="Times New Roman" w:hAnsi="Times New Roman" w:cs="Times New Roman"/>
+          <w:b/>
+          <w:sz w:val="28"/>
+          <w:szCs w:val="28"/>
+          <w:highlight w:val="yellow"/>
+        </w:rPr>
+        <w:t>, прикреплю кучу скринов</w:t>
+      </w:r>
+    </w:p>
+    <w:p>
+      <w:pPr>
+        <w:pStyle w:val="af4"/>
+        <w:ind w:firstLine="709"/>
+        <w:rPr>
+          <w:rFonts w:cs="Times New Roman"/>
+          <w:szCs w:val="28"/>
+          <w:highlight w:val="green"/>
+        </w:rPr>
+      </w:pPr>
+      <w:r>
+        <w:rPr>
+          <w:rFonts w:cs="Times New Roman"/>
+          <w:szCs w:val="28"/>
+          <w:highlight w:val="green"/>
+        </w:rPr>
+        <w:t>2.12 Выполнение оценки затрат</w:t>
+      </w:r>
+    </w:p>
+    <w:p>
+      <w:pPr>
+        <w:pStyle w:val="af"/>
+        <w:widowControl w:val="0"/>
+        <w:spacing w:after="0" w:line="360" w:lineRule="auto"/>
+        <w:ind w:left="0" w:firstLine="709"/>
+        <w:rPr>
+          <w:rFonts w:ascii="Times New Roman" w:hAnsi="Times New Roman" w:cs="Times New Roman"/>
+          <w:bCs/>
+          <w:sz w:val="28"/>
+          <w:szCs w:val="28"/>
+          <w:highlight w:val="yellow"/>
+        </w:rPr>
+      </w:pPr>
+      <w:r>
+        <w:rPr>
+          <w:rFonts w:ascii="Times New Roman" w:hAnsi="Times New Roman" w:cs="Times New Roman"/>
+          <w:bCs/>
+          <w:sz w:val="28"/>
+          <w:szCs w:val="28"/>
+          <w:highlight w:val="yellow"/>
+        </w:rPr>
+        <w:t>А можно не надо?</w:t>
+      </w:r>
+    </w:p>
+    <w:p>
+      <w:pPr>
+        <w:pStyle w:val="af"/>
+        <w:widowControl w:val="0"/>
+        <w:spacing w:after="0" w:line="360" w:lineRule="auto"/>
+        <w:ind w:left="0" w:firstLine="709"/>
+        <w:rPr>
+          <w:rFonts w:ascii="Times New Roman" w:hAnsi="Times New Roman" w:cs="Times New Roman"/>
+          <w:bCs/>
+          <w:sz w:val="28"/>
+          <w:szCs w:val="28"/>
+          <w:highlight w:val="yellow"/>
+        </w:rPr>
+      </w:pPr>
+    </w:p>
+    <w:p>
+      <w:pPr>
+        <w:pStyle w:val="af4"/>
+        <w:ind w:firstLine="709"/>
+        <w:rPr>
+          <w:rFonts w:cs="Times New Roman"/>
+          <w:szCs w:val="28"/>
+          <w:highlight w:val="red"/>
+        </w:rPr>
+      </w:pPr>
+      <w:r>
+        <w:rPr>
+          <w:rFonts w:cs="Times New Roman"/>
+          <w:szCs w:val="28"/>
+          <w:highlight w:val="red"/>
+        </w:rPr>
+        <w:t>2.13 Создание интерактивных программ с «дружественным» интерфейсом пользователя</w:t>
+      </w:r>
+    </w:p>
+    <w:p>
+      <w:pPr>
+        <w:pStyle w:val="af"/>
+        <w:widowControl w:val="0"/>
+        <w:spacing w:after="0" w:line="360" w:lineRule="auto"/>
+        <w:ind w:left="0" w:firstLine="709"/>
+        <w:rPr>
+          <w:rFonts w:ascii="Times New Roman" w:hAnsi="Times New Roman" w:cs="Times New Roman"/>
+          <w:b/>
+          <w:sz w:val="28"/>
+          <w:szCs w:val="28"/>
+          <w:highlight w:val="yellow"/>
+        </w:rPr>
+      </w:pPr>
+      <w:r>
+        <w:rPr>
+          <w:rFonts w:ascii="Times New Roman" w:hAnsi="Times New Roman" w:cs="Times New Roman"/>
+          <w:b/>
+          <w:sz w:val="28"/>
+          <w:szCs w:val="28"/>
+          <w:highlight w:val="yellow"/>
+        </w:rPr>
+        <w:t xml:space="preserve">У </w:t>
+      </w:r>
+      <w:r>
+        <w:rPr>
+          <w:rFonts w:ascii="Times New Roman" w:hAnsi="Times New Roman" w:cs="Times New Roman"/>
+          <w:b/>
+          <w:sz w:val="28"/>
+          <w:szCs w:val="28"/>
+          <w:highlight w:val="yellow"/>
+          <w:lang w:val="en-US"/>
+        </w:rPr>
+        <w:t>API</w:t>
+      </w:r>
+      <w:r>
+        <w:rPr>
+          <w:rFonts w:ascii="Times New Roman" w:hAnsi="Times New Roman" w:cs="Times New Roman"/>
+          <w:b/>
+          <w:sz w:val="28"/>
+          <w:szCs w:val="28"/>
+          <w:highlight w:val="yellow"/>
+        </w:rPr>
+        <w:t xml:space="preserve"> интерфейса нет, в данном пункте просто процесс создания и сам модуль опишу</w:t>
+      </w:r>
+    </w:p>
+    <w:p>
+      <w:pPr>
+        <w:pStyle w:val="af4"/>
+        <w:ind w:firstLine="709"/>
+        <w:rPr>
+          <w:rFonts w:cs="Times New Roman"/>
+          <w:szCs w:val="28"/>
+          <w:highlight w:val="red"/>
+        </w:rPr>
+      </w:pPr>
+      <w:r>
+        <w:rPr>
+          <w:rFonts w:cs="Times New Roman"/>
+          <w:szCs w:val="28"/>
+          <w:highlight w:val="red"/>
+        </w:rPr>
+        <w:t>2.14 Создание системы тестирования программного изделия</w:t>
+      </w:r>
+    </w:p>
+    <w:p>
+      <w:pPr>
+        <w:pStyle w:val="af"/>
+        <w:widowControl w:val="0"/>
+        <w:spacing w:after="0" w:line="360" w:lineRule="auto"/>
+        <w:ind w:left="0" w:firstLine="709"/>
+        <w:jc w:val="both"/>
+        <w:rPr>
+          <w:rFonts w:ascii="Times New Roman" w:hAnsi="Times New Roman" w:cs="Times New Roman"/>
+          <w:b/>
+          <w:sz w:val="28"/>
+          <w:szCs w:val="28"/>
+          <w:highlight w:val="yellow"/>
+        </w:rPr>
+      </w:pPr>
+      <w:r>
+        <w:rPr>
+          <w:rFonts w:ascii="Times New Roman" w:hAnsi="Times New Roman" w:cs="Times New Roman"/>
+          <w:b/>
+          <w:sz w:val="28"/>
+          <w:szCs w:val="28"/>
+          <w:highlight w:val="yellow"/>
+        </w:rPr>
+        <w:t xml:space="preserve">ЭЭ, просто опишу как тестировал </w:t>
+      </w:r>
+      <w:r>
+        <w:rPr>
+          <w:rFonts w:ascii="Times New Roman" w:hAnsi="Times New Roman" w:cs="Times New Roman"/>
+          <w:b/>
+          <w:sz w:val="28"/>
+          <w:szCs w:val="28"/>
+          <w:highlight w:val="yellow"/>
+          <w:lang w:val="en-US"/>
+        </w:rPr>
+        <w:t>API</w:t>
+      </w:r>
+      <w:r>
+        <w:rPr>
+          <w:rFonts w:ascii="Times New Roman" w:hAnsi="Times New Roman" w:cs="Times New Roman"/>
+          <w:b/>
+          <w:sz w:val="28"/>
+          <w:szCs w:val="28"/>
+          <w:highlight w:val="yellow"/>
+        </w:rPr>
+        <w:t>.</w:t>
+      </w:r>
+    </w:p>
+    <w:p>
+      <w:pPr>
+        <w:pStyle w:val="af4"/>
+        <w:ind w:firstLine="709"/>
+        <w:rPr>
+          <w:rFonts w:cs="Times New Roman"/>
+          <w:szCs w:val="28"/>
+        </w:rPr>
+      </w:pPr>
+      <w:r>
+        <w:rPr>
+          <w:rFonts w:cs="Times New Roman"/>
+          <w:szCs w:val="28"/>
+          <w:highlight w:val="red"/>
+        </w:rPr>
+        <w:t>2.15 Создание справочной системы и организация удобной навигации по её разделам</w:t>
+      </w:r>
+    </w:p>
+    <w:p>
+      <w:pPr>
+        <w:pStyle w:val="af"/>
+        <w:widowControl w:val="0"/>
+        <w:spacing w:after="0" w:line="360" w:lineRule="auto"/>
+        <w:ind w:left="0" w:firstLine="709"/>
+        <w:jc w:val="both"/>
+        <w:rPr>
+          <w:rFonts w:ascii="Times New Roman" w:hAnsi="Times New Roman" w:cs="Times New Roman"/>
+          <w:b/>
+          <w:sz w:val="28"/>
+          <w:szCs w:val="28"/>
+        </w:rPr>
+      </w:pPr>
+      <w:r>
+        <w:rPr>
+          <w:rFonts w:ascii="Times New Roman" w:hAnsi="Times New Roman" w:cs="Times New Roman"/>
+          <w:b/>
+          <w:sz w:val="28"/>
+          <w:szCs w:val="28"/>
+          <w:highlight w:val="yellow"/>
+        </w:rPr>
+        <w:t>Тут просто д</w:t>
+      </w:r>
+      <w:r>
+        <w:rPr>
+          <w:rFonts w:ascii="Times New Roman" w:hAnsi="Times New Roman" w:cs="Times New Roman"/>
+          <w:b/>
+          <w:sz w:val="28"/>
+          <w:szCs w:val="28"/>
+          <w:highlight w:val="yellow"/>
+        </w:rPr>
+        <w:t xml:space="preserve">обавлю документацию к </w:t>
+      </w:r>
+      <w:r>
+        <w:rPr>
+          <w:rFonts w:ascii="Times New Roman" w:hAnsi="Times New Roman" w:cs="Times New Roman"/>
+          <w:b/>
+          <w:sz w:val="28"/>
+          <w:szCs w:val="28"/>
+          <w:highlight w:val="yellow"/>
+          <w:lang w:val="en-US"/>
+        </w:rPr>
+        <w:t>API</w:t>
+      </w:r>
+      <w:r>
+        <w:rPr>
+          <w:rFonts w:ascii="Times New Roman" w:hAnsi="Times New Roman" w:cs="Times New Roman"/>
+          <w:b/>
+          <w:sz w:val="28"/>
+          <w:szCs w:val="28"/>
+          <w:highlight w:val="yellow"/>
+        </w:rPr>
+        <w:t xml:space="preserve">, опять же или ПДФ-ник или просто… куча или скринов, или убитого </w:t>
+      </w:r>
+      <w:proofErr w:type="gramStart"/>
+      <w:r>
+        <w:rPr>
+          <w:rFonts w:ascii="Times New Roman" w:hAnsi="Times New Roman" w:cs="Times New Roman"/>
+          <w:b/>
+          <w:sz w:val="28"/>
+          <w:szCs w:val="28"/>
+          <w:highlight w:val="yellow"/>
+        </w:rPr>
+        <w:t>времени</w:t>
+      </w:r>
+      <w:proofErr w:type="gramEnd"/>
+      <w:r>
+        <w:rPr>
+          <w:rFonts w:ascii="Times New Roman" w:hAnsi="Times New Roman" w:cs="Times New Roman"/>
+          <w:b/>
+          <w:sz w:val="28"/>
+          <w:szCs w:val="28"/>
+          <w:highlight w:val="yellow"/>
+        </w:rPr>
+        <w:t xml:space="preserve"> но форматирование текста</w:t>
+      </w:r>
+    </w:p>
+    <w:p>
+      <w:pPr>
+        <w:pStyle w:val="af"/>
+        <w:widowControl w:val="0"/>
+        <w:spacing w:after="0" w:line="360" w:lineRule="auto"/>
+        <w:ind w:left="0" w:firstLine="709"/>
+        <w:jc w:val="both"/>
+        <w:rPr>
+          <w:rFonts w:ascii="Times New Roman" w:hAnsi="Times New Roman" w:cs="Times New Roman"/>
+          <w:b/>
+          <w:sz w:val="28"/>
+          <w:szCs w:val="28"/>
+        </w:rPr>
+      </w:pPr>
+      <w:r>
+        <w:rPr>
+          <w:rFonts w:ascii="Times New Roman" w:hAnsi="Times New Roman" w:cs="Times New Roman"/>
+          <w:b/>
+          <w:sz w:val="28"/>
+          <w:szCs w:val="28"/>
+        </w:rPr>
+        <w:tab/>
+      </w:r>
+      <w:r>
+        <w:rPr>
+          <w:rFonts w:ascii="Times New Roman" w:hAnsi="Times New Roman" w:cs="Times New Roman"/>
+          <w:b/>
+          <w:sz w:val="28"/>
+          <w:szCs w:val="28"/>
+          <w:highlight w:val="yellow"/>
+        </w:rPr>
+        <w:t>Или просто удалить это и оставить 2.16</w:t>
+      </w:r>
+    </w:p>
+    <w:p>
+      <w:pPr>
+        <w:pStyle w:val="af"/>
+        <w:widowControl w:val="0"/>
+        <w:spacing w:after="0" w:line="360" w:lineRule="auto"/>
+        <w:ind w:left="0" w:firstLine="709"/>
+        <w:rPr>
+          <w:rFonts w:ascii="Times New Roman" w:hAnsi="Times New Roman" w:cs="Times New Roman"/>
+          <w:b/>
+          <w:sz w:val="28"/>
+          <w:szCs w:val="28"/>
+          <w:highlight w:val="green"/>
+        </w:rPr>
+      </w:pPr>
+      <w:bookmarkStart w:id="15" w:name="_Toc164151026"/>
+    </w:p>
+    <w:p>
+      <w:pPr>
+        <w:pStyle w:val="af4"/>
+        <w:ind w:firstLine="709"/>
+        <w:rPr>
+          <w:rFonts w:cs="Times New Roman"/>
+          <w:szCs w:val="28"/>
+        </w:rPr>
+      </w:pPr>
+      <w:r>
+        <w:rPr>
+          <w:rFonts w:cs="Times New Roman"/>
+          <w:szCs w:val="28"/>
+          <w:highlight w:val="green"/>
+        </w:rPr>
         <w:t>2.16 Создание документации программиста</w:t>
       </w:r>
-      <w:bookmarkEnd w:id="13"/>
-    </w:p>
-    <w:p>
-      <w:pPr>
-        <w:rPr>
+      <w:bookmarkEnd w:id="15"/>
+    </w:p>
+    <w:p>
+      <w:pPr>
+        <w:ind w:firstLine="709"/>
+        <w:rPr>
+          <w:rFonts w:cs="Times New Roman"/>
+          <w:szCs w:val="28"/>
           <w:lang w:eastAsia="ru-RU"/>
         </w:rPr>
       </w:pPr>
       <w:r>
         <w:rPr>
+          <w:rFonts w:cs="Times New Roman"/>
+          <w:szCs w:val="28"/>
           <w:highlight w:val="yellow"/>
           <w:lang w:eastAsia="ru-RU"/>
         </w:rPr>
@@ -4007,6 +6988,8 @@
       </w:r>
       <w:r>
         <w:rPr>
+          <w:rFonts w:cs="Times New Roman"/>
+          <w:szCs w:val="28"/>
           <w:highlight w:val="yellow"/>
           <w:lang w:eastAsia="ru-RU"/>
         </w:rPr>
@@ -4014,6 +6997,8 @@
       </w:r>
       <w:r>
         <w:rPr>
+          <w:rFonts w:cs="Times New Roman"/>
+          <w:szCs w:val="28"/>
           <w:highlight w:val="yellow"/>
           <w:lang w:eastAsia="ru-RU"/>
         </w:rPr>
@@ -4021,6 +7006,8 @@
       </w:r>
       <w:r>
         <w:rPr>
+          <w:rFonts w:cs="Times New Roman"/>
+          <w:szCs w:val="28"/>
           <w:highlight w:val="yellow"/>
           <w:lang w:eastAsia="ru-RU"/>
         </w:rPr>
@@ -4028,6 +7015,8 @@
       </w:r>
       <w:r>
         <w:rPr>
+          <w:rFonts w:cs="Times New Roman"/>
+          <w:szCs w:val="28"/>
           <w:highlight w:val="yellow"/>
           <w:lang w:eastAsia="ru-RU"/>
         </w:rPr>
@@ -4035,6 +7024,8 @@
       </w:r>
       <w:r>
         <w:rPr>
+          <w:rFonts w:cs="Times New Roman"/>
+          <w:szCs w:val="28"/>
           <w:highlight w:val="yellow"/>
           <w:lang w:val="en-US" w:eastAsia="ru-RU"/>
         </w:rPr>
@@ -4042,6 +7033,8 @@
       </w:r>
       <w:r>
         <w:rPr>
+          <w:rFonts w:cs="Times New Roman"/>
+          <w:szCs w:val="28"/>
           <w:highlight w:val="yellow"/>
           <w:lang w:eastAsia="ru-RU"/>
         </w:rPr>
@@ -4050,22 +7043,28 @@
     </w:p>
     <w:p>
       <w:pPr>
-        <w:rPr>
+        <w:ind w:firstLine="709"/>
+        <w:rPr>
+          <w:rFonts w:cs="Times New Roman"/>
+          <w:szCs w:val="28"/>
           <w:lang w:eastAsia="ru-RU"/>
         </w:rPr>
       </w:pPr>
     </w:p>
     <w:p>
       <w:pPr>
-        <w:spacing w:after="160" w:line="259" w:lineRule="auto"/>
-        <w:ind w:firstLine="0"/>
+        <w:ind w:firstLine="709"/>
         <w:jc w:val="left"/>
         <w:rPr>
+          <w:rFonts w:cs="Times New Roman"/>
+          <w:szCs w:val="28"/>
           <w:lang w:eastAsia="ru-RU"/>
         </w:rPr>
       </w:pPr>
       <w:r>
         <w:rPr>
+          <w:rFonts w:cs="Times New Roman"/>
+          <w:szCs w:val="28"/>
           <w:lang w:eastAsia="ru-RU"/>
         </w:rPr>
         <w:br w:type="page"/>
@@ -4073,40 +7072,50 @@
     </w:p>
     <w:p>
       <w:pPr>
+        <w:pStyle w:val="af4"/>
         <w:ind w:firstLine="709"/>
         <w:jc w:val="center"/>
         <w:rPr>
-          <w:lang w:val="en-US" w:eastAsia="ru-RU"/>
-        </w:rPr>
-      </w:pPr>
-      <w:r>
-        <w:rPr>
-          <w:lang w:eastAsia="ru-RU"/>
+          <w:rFonts w:cs="Times New Roman"/>
+          <w:szCs w:val="28"/>
+          <w:lang w:val="en-US"/>
+        </w:rPr>
+      </w:pPr>
+      <w:r>
+        <w:rPr>
+          <w:rFonts w:cs="Times New Roman"/>
+          <w:szCs w:val="28"/>
         </w:rPr>
         <w:lastRenderedPageBreak/>
         <w:t>Список</w:t>
       </w:r>
       <w:r>
         <w:rPr>
-          <w:lang w:val="en-US" w:eastAsia="ru-RU"/>
+          <w:rFonts w:cs="Times New Roman"/>
+          <w:szCs w:val="28"/>
+          <w:lang w:val="en-US"/>
         </w:rPr>
         <w:t xml:space="preserve"> </w:t>
       </w:r>
       <w:r>
         <w:rPr>
-          <w:lang w:eastAsia="ru-RU"/>
+          <w:rFonts w:cs="Times New Roman"/>
+          <w:szCs w:val="28"/>
         </w:rPr>
         <w:t>использованных</w:t>
       </w:r>
       <w:r>
         <w:rPr>
-          <w:lang w:val="en-US" w:eastAsia="ru-RU"/>
+          <w:rFonts w:cs="Times New Roman"/>
+          <w:szCs w:val="28"/>
+          <w:lang w:val="en-US"/>
         </w:rPr>
         <w:t xml:space="preserve"> </w:t>
       </w:r>
       <w:r>
         <w:rPr>
-          <w:lang w:eastAsia="ru-RU"/>
+          <w:rFonts w:cs="Times New Roman"/>
+          <w:szCs w:val="28"/>
         </w:rPr>
         <w:t>источник</w:t>
       </w:r>
@@ -4115,6 +7124,8 @@
       <w:pPr>
         <w:ind w:firstLine="709"/>
         <w:rPr>
+          <w:rFonts w:cs="Times New Roman"/>
+          <w:szCs w:val="28"/>
           <w:lang w:val="en-US"/>
         </w:rPr>
       </w:pPr>
@@ -4139,7 +7150,7 @@
           <w:tab w:val="left" w:pos="13740"/>
           <w:tab w:val="left" w:pos="14656"/>
         </w:tabs>
-        <w:ind w:firstLine="919"/>
+        <w:ind w:firstLine="709"/>
         <w:rPr>
           <w:rFonts w:eastAsia="Times New Roman" w:cs="Times New Roman"/>
           <w:color w:val="252831"/>
@@ -4177,7 +7188,7 @@
           <w:tab w:val="left" w:pos="13740"/>
           <w:tab w:val="left" w:pos="14656"/>
         </w:tabs>
-        <w:ind w:firstLine="919"/>
+        <w:ind w:firstLine="709"/>
         <w:rPr>
           <w:rFonts w:eastAsia="Times New Roman" w:cs="Times New Roman"/>
           <w:color w:val="252831"/>
@@ -4215,7 +7226,7 @@
           <w:tab w:val="left" w:pos="13740"/>
           <w:tab w:val="left" w:pos="14656"/>
         </w:tabs>
-        <w:ind w:firstLine="919"/>
+        <w:ind w:firstLine="709"/>
         <w:rPr>
           <w:rFonts w:eastAsia="Times New Roman" w:cs="Times New Roman"/>
           <w:color w:val="252831"/>
@@ -4253,7 +7264,7 @@
           <w:tab w:val="left" w:pos="13740"/>
           <w:tab w:val="left" w:pos="14656"/>
         </w:tabs>
-        <w:ind w:firstLine="919"/>
+        <w:ind w:firstLine="709"/>
         <w:rPr>
           <w:rFonts w:eastAsia="Times New Roman" w:cs="Times New Roman"/>
           <w:color w:val="252831"/>
@@ -4291,7 +7302,7 @@
           <w:tab w:val="left" w:pos="13740"/>
           <w:tab w:val="left" w:pos="14656"/>
         </w:tabs>
-        <w:ind w:firstLine="919"/>
+        <w:ind w:firstLine="709"/>
         <w:rPr>
           <w:rFonts w:eastAsia="Times New Roman" w:cs="Times New Roman"/>
           <w:color w:val="252831"/>
@@ -4329,7 +7340,7 @@
           <w:tab w:val="left" w:pos="13740"/>
           <w:tab w:val="left" w:pos="14656"/>
         </w:tabs>
-        <w:ind w:firstLine="919"/>
+        <w:ind w:firstLine="709"/>
         <w:rPr>
           <w:rFonts w:eastAsia="Times New Roman" w:cs="Times New Roman"/>
           <w:color w:val="252831"/>
@@ -4367,7 +7378,7 @@
           <w:tab w:val="left" w:pos="13740"/>
           <w:tab w:val="left" w:pos="14656"/>
         </w:tabs>
-        <w:ind w:firstLine="919"/>
+        <w:ind w:firstLine="709"/>
         <w:rPr>
           <w:rFonts w:eastAsia="Times New Roman" w:cs="Times New Roman"/>
           <w:color w:val="252831"/>
@@ -4405,7 +7416,7 @@
           <w:tab w:val="left" w:pos="13740"/>
           <w:tab w:val="left" w:pos="14656"/>
         </w:tabs>
-        <w:ind w:firstLine="919"/>
+        <w:ind w:firstLine="709"/>
         <w:rPr>
           <w:rFonts w:eastAsia="Times New Roman" w:cs="Times New Roman"/>
           <w:color w:val="252831"/>
@@ -4443,7 +7454,7 @@
           <w:tab w:val="left" w:pos="13740"/>
           <w:tab w:val="left" w:pos="14656"/>
         </w:tabs>
-        <w:ind w:firstLine="919"/>
+        <w:ind w:firstLine="709"/>
         <w:rPr>
           <w:rFonts w:eastAsia="Times New Roman" w:cs="Times New Roman"/>
           <w:color w:val="252831"/>
@@ -4481,7 +7492,7 @@
           <w:tab w:val="left" w:pos="13740"/>
           <w:tab w:val="left" w:pos="14656"/>
         </w:tabs>
-        <w:ind w:firstLine="919"/>
+        <w:ind w:firstLine="709"/>
         <w:rPr>
           <w:rFonts w:eastAsia="Times New Roman" w:cs="Times New Roman"/>
           <w:color w:val="252831"/>
@@ -4519,7 +7530,7 @@
           <w:tab w:val="left" w:pos="13740"/>
           <w:tab w:val="left" w:pos="14656"/>
         </w:tabs>
-        <w:ind w:firstLine="919"/>
+        <w:ind w:firstLine="709"/>
         <w:rPr>
           <w:rFonts w:eastAsia="Times New Roman" w:cs="Times New Roman"/>
           <w:color w:val="252831"/>
@@ -4557,7 +7568,7 @@
           <w:tab w:val="left" w:pos="13740"/>
           <w:tab w:val="left" w:pos="14656"/>
         </w:tabs>
-        <w:ind w:firstLine="919"/>
+        <w:ind w:firstLine="709"/>
         <w:rPr>
           <w:rFonts w:eastAsia="Times New Roman" w:cs="Times New Roman"/>
           <w:color w:val="252831"/>
@@ -4595,7 +7606,7 @@
           <w:tab w:val="left" w:pos="13740"/>
           <w:tab w:val="left" w:pos="14656"/>
         </w:tabs>
-        <w:ind w:firstLine="919"/>
+        <w:ind w:firstLine="709"/>
         <w:rPr>
           <w:rFonts w:eastAsia="Times New Roman" w:cs="Times New Roman"/>
           <w:color w:val="252831"/>
@@ -4633,7 +7644,7 @@
           <w:tab w:val="left" w:pos="13740"/>
           <w:tab w:val="left" w:pos="14656"/>
         </w:tabs>
-        <w:ind w:firstLine="919"/>
+        <w:ind w:firstLine="709"/>
         <w:rPr>
           <w:rFonts w:eastAsia="Times New Roman" w:cs="Times New Roman"/>
           <w:color w:val="252831"/>
@@ -4671,7 +7682,7 @@
           <w:tab w:val="left" w:pos="13740"/>
           <w:tab w:val="left" w:pos="14656"/>
         </w:tabs>
-        <w:ind w:firstLine="919"/>
+        <w:ind w:firstLine="709"/>
         <w:rPr>
           <w:rFonts w:eastAsia="Times New Roman" w:cs="Times New Roman"/>
           <w:color w:val="252831"/>
@@ -4709,7 +7720,7 @@
           <w:tab w:val="left" w:pos="13740"/>
           <w:tab w:val="left" w:pos="14656"/>
         </w:tabs>
-        <w:ind w:firstLine="919"/>
+        <w:ind w:firstLine="709"/>
         <w:rPr>
           <w:rFonts w:eastAsia="Times New Roman" w:cs="Times New Roman"/>
           <w:color w:val="252831"/>
@@ -4747,7 +7758,7 @@
           <w:tab w:val="left" w:pos="13740"/>
           <w:tab w:val="left" w:pos="14656"/>
         </w:tabs>
-        <w:ind w:firstLine="919"/>
+        <w:ind w:firstLine="709"/>
         <w:rPr>
           <w:rFonts w:eastAsia="Times New Roman" w:cs="Times New Roman"/>
           <w:color w:val="252831"/>
@@ -4785,7 +7796,7 @@
           <w:tab w:val="left" w:pos="13740"/>
           <w:tab w:val="left" w:pos="14656"/>
         </w:tabs>
-        <w:ind w:firstLine="919"/>
+        <w:ind w:firstLine="709"/>
         <w:rPr>
           <w:rFonts w:eastAsia="Times New Roman" w:cs="Times New Roman"/>
           <w:color w:val="252831"/>
@@ -4824,7 +7835,7 @@
           <w:tab w:val="left" w:pos="13740"/>
           <w:tab w:val="left" w:pos="14656"/>
         </w:tabs>
-        <w:ind w:firstLine="919"/>
+        <w:ind w:firstLine="709"/>
         <w:rPr>
           <w:rFonts w:eastAsia="Times New Roman" w:cs="Times New Roman"/>
           <w:color w:val="252831"/>
@@ -4862,7 +7873,7 @@
           <w:tab w:val="left" w:pos="13740"/>
           <w:tab w:val="left" w:pos="14656"/>
         </w:tabs>
-        <w:ind w:firstLine="919"/>
+        <w:ind w:firstLine="709"/>
         <w:rPr>
           <w:rFonts w:eastAsia="Times New Roman" w:cs="Times New Roman"/>
           <w:color w:val="252831"/>
@@ -4884,7 +7895,7 @@
       <w:pPr>
         <w:pStyle w:val="HTML"/>
         <w:spacing w:line="360" w:lineRule="auto"/>
-        <w:ind w:firstLine="919"/>
+        <w:ind w:firstLine="709"/>
         <w:jc w:val="both"/>
         <w:rPr>
           <w:rFonts w:ascii="Times New Roman" w:hAnsi="Times New Roman" w:cs="Times New Roman"/>
@@ -4909,7 +7920,7 @@
       <w:pPr>
         <w:pStyle w:val="HTML"/>
         <w:spacing w:line="360" w:lineRule="auto"/>
-        <w:ind w:firstLine="919"/>
+        <w:ind w:firstLine="709"/>
         <w:jc w:val="both"/>
         <w:rPr>
           <w:rFonts w:ascii="Times New Roman" w:hAnsi="Times New Roman" w:cs="Times New Roman"/>
@@ -4934,7 +7945,7 @@
       <w:pPr>
         <w:pStyle w:val="HTML"/>
         <w:spacing w:line="360" w:lineRule="auto"/>
-        <w:ind w:firstLine="919"/>
+        <w:ind w:firstLine="709"/>
         <w:jc w:val="both"/>
         <w:rPr>
           <w:rFonts w:ascii="Times New Roman" w:hAnsi="Times New Roman" w:cs="Times New Roman"/>
@@ -4959,7 +7970,7 @@
       <w:pPr>
         <w:pStyle w:val="HTML"/>
         <w:spacing w:line="360" w:lineRule="auto"/>
-        <w:ind w:firstLine="919"/>
+        <w:ind w:firstLine="709"/>
         <w:jc w:val="both"/>
         <w:rPr>
           <w:rFonts w:ascii="Times New Roman" w:hAnsi="Times New Roman" w:cs="Times New Roman"/>
@@ -4984,7 +7995,7 @@
       <w:pPr>
         <w:pStyle w:val="HTML"/>
         <w:spacing w:line="360" w:lineRule="auto"/>
-        <w:ind w:firstLine="919"/>
+        <w:ind w:firstLine="709"/>
         <w:jc w:val="both"/>
         <w:rPr>
           <w:rFonts w:ascii="Times New Roman" w:hAnsi="Times New Roman" w:cs="Times New Roman"/>
@@ -5009,7 +8020,7 @@
       <w:pPr>
         <w:pStyle w:val="HTML"/>
         <w:spacing w:line="360" w:lineRule="auto"/>
-        <w:ind w:firstLine="919"/>
+        <w:ind w:firstLine="709"/>
         <w:jc w:val="both"/>
         <w:rPr>
           <w:rFonts w:ascii="Times New Roman" w:hAnsi="Times New Roman" w:cs="Times New Roman"/>
@@ -5034,7 +8045,7 @@
       <w:pPr>
         <w:pStyle w:val="HTML"/>
         <w:spacing w:line="360" w:lineRule="auto"/>
-        <w:ind w:firstLine="919"/>
+        <w:ind w:firstLine="709"/>
         <w:jc w:val="both"/>
         <w:rPr>
           <w:rFonts w:ascii="Times New Roman" w:hAnsi="Times New Roman" w:cs="Times New Roman"/>
@@ -5059,7 +8070,7 @@
       <w:pPr>
         <w:pStyle w:val="HTML"/>
         <w:spacing w:line="360" w:lineRule="auto"/>
-        <w:ind w:firstLine="919"/>
+        <w:ind w:firstLine="709"/>
         <w:jc w:val="both"/>
         <w:rPr>
           <w:rFonts w:ascii="Times New Roman" w:hAnsi="Times New Roman" w:cs="Times New Roman"/>
@@ -5084,7 +8095,7 @@
       <w:pPr>
         <w:pStyle w:val="HTML"/>
         <w:spacing w:line="360" w:lineRule="auto"/>
-        <w:ind w:firstLine="919"/>
+        <w:ind w:firstLine="709"/>
         <w:jc w:val="both"/>
         <w:rPr>
           <w:rFonts w:ascii="Times New Roman" w:hAnsi="Times New Roman" w:cs="Times New Roman"/>
@@ -5109,7 +8120,7 @@
       <w:pPr>
         <w:pStyle w:val="HTML"/>
         <w:spacing w:line="360" w:lineRule="auto"/>
-        <w:ind w:firstLine="919"/>
+        <w:ind w:firstLine="709"/>
         <w:jc w:val="both"/>
         <w:rPr>
           <w:rFonts w:ascii="Times New Roman" w:hAnsi="Times New Roman" w:cs="Times New Roman"/>
@@ -5134,7 +8145,7 @@
       <w:pPr>
         <w:pStyle w:val="HTML"/>
         <w:spacing w:line="360" w:lineRule="auto"/>
-        <w:ind w:firstLine="919"/>
+        <w:ind w:firstLine="709"/>
         <w:jc w:val="both"/>
         <w:rPr>
           <w:rFonts w:ascii="Times New Roman" w:hAnsi="Times New Roman" w:cs="Times New Roman"/>
@@ -5159,7 +8170,7 @@
       <w:pPr>
         <w:pStyle w:val="HTML"/>
         <w:spacing w:line="360" w:lineRule="auto"/>
-        <w:ind w:firstLine="919"/>
+        <w:ind w:firstLine="709"/>
         <w:jc w:val="both"/>
         <w:rPr>
           <w:rFonts w:ascii="Times New Roman" w:hAnsi="Times New Roman" w:cs="Times New Roman"/>
@@ -5184,7 +8195,7 @@
       <w:pPr>
         <w:pStyle w:val="HTML"/>
         <w:spacing w:line="360" w:lineRule="auto"/>
-        <w:ind w:firstLine="919"/>
+        <w:ind w:firstLine="709"/>
         <w:jc w:val="both"/>
         <w:rPr>
           <w:rFonts w:ascii="Times New Roman" w:hAnsi="Times New Roman" w:cs="Times New Roman"/>
@@ -5209,7 +8220,7 @@
       <w:pPr>
         <w:pStyle w:val="HTML"/>
         <w:spacing w:line="360" w:lineRule="auto"/>
-        <w:ind w:firstLine="919"/>
+        <w:ind w:firstLine="709"/>
         <w:jc w:val="both"/>
         <w:rPr>
           <w:rFonts w:ascii="Times New Roman" w:hAnsi="Times New Roman" w:cs="Times New Roman"/>
@@ -5234,7 +8245,7 @@
       <w:pPr>
         <w:pStyle w:val="HTML"/>
         <w:spacing w:line="360" w:lineRule="auto"/>
-        <w:ind w:firstLine="919"/>
+        <w:ind w:firstLine="709"/>
         <w:jc w:val="both"/>
         <w:rPr>
           <w:rFonts w:ascii="Times New Roman" w:hAnsi="Times New Roman" w:cs="Times New Roman"/>
@@ -5260,7 +8271,7 @@
       <w:pPr>
         <w:pStyle w:val="HTML"/>
         <w:spacing w:line="360" w:lineRule="auto"/>
-        <w:ind w:firstLine="919"/>
+        <w:ind w:firstLine="709"/>
         <w:jc w:val="both"/>
         <w:rPr>
           <w:rFonts w:ascii="Times New Roman" w:hAnsi="Times New Roman" w:cs="Times New Roman"/>
@@ -5285,7 +8296,7 @@
       <w:pPr>
         <w:pStyle w:val="HTML"/>
         <w:spacing w:line="360" w:lineRule="auto"/>
-        <w:ind w:firstLine="919"/>
+        <w:ind w:firstLine="709"/>
         <w:jc w:val="both"/>
         <w:rPr>
           <w:rFonts w:ascii="Times New Roman" w:hAnsi="Times New Roman" w:cs="Times New Roman"/>
@@ -5310,7 +8321,7 @@
       <w:pPr>
         <w:pStyle w:val="HTML"/>
         <w:spacing w:line="360" w:lineRule="auto"/>
-        <w:ind w:firstLine="919"/>
+        <w:ind w:firstLine="709"/>
         <w:jc w:val="both"/>
         <w:rPr>
           <w:rFonts w:ascii="Times New Roman" w:hAnsi="Times New Roman" w:cs="Times New Roman"/>
@@ -5335,7 +8346,7 @@
       <w:pPr>
         <w:pStyle w:val="HTML"/>
         <w:spacing w:line="360" w:lineRule="auto"/>
-        <w:ind w:firstLine="919"/>
+        <w:ind w:firstLine="709"/>
         <w:jc w:val="both"/>
         <w:rPr>
           <w:rFonts w:ascii="Times New Roman" w:hAnsi="Times New Roman" w:cs="Times New Roman"/>
@@ -5360,7 +8371,7 @@
       <w:pPr>
         <w:pStyle w:val="HTML"/>
         <w:spacing w:line="360" w:lineRule="auto"/>
-        <w:ind w:firstLine="919"/>
+        <w:ind w:firstLine="709"/>
         <w:jc w:val="both"/>
         <w:rPr>
           <w:rFonts w:ascii="Times New Roman" w:hAnsi="Times New Roman" w:cs="Times New Roman"/>
@@ -5385,7 +8396,7 @@
       <w:pPr>
         <w:pStyle w:val="HTML"/>
         <w:spacing w:line="360" w:lineRule="auto"/>
-        <w:ind w:firstLine="919"/>
+        <w:ind w:firstLine="709"/>
         <w:jc w:val="both"/>
         <w:rPr>
           <w:rFonts w:ascii="Times New Roman" w:hAnsi="Times New Roman" w:cs="Times New Roman"/>
@@ -5410,7 +8421,7 @@
       <w:pPr>
         <w:pStyle w:val="HTML"/>
         <w:spacing w:line="360" w:lineRule="auto"/>
-        <w:ind w:firstLine="919"/>
+        <w:ind w:firstLine="709"/>
         <w:jc w:val="both"/>
         <w:rPr>
           <w:rFonts w:ascii="Times New Roman" w:hAnsi="Times New Roman" w:cs="Times New Roman"/>
@@ -5435,7 +8446,7 @@
       <w:pPr>
         <w:pStyle w:val="HTML"/>
         <w:spacing w:line="360" w:lineRule="auto"/>
-        <w:ind w:firstLine="919"/>
+        <w:ind w:firstLine="709"/>
         <w:jc w:val="both"/>
         <w:rPr>
           <w:rFonts w:ascii="Times New Roman" w:hAnsi="Times New Roman" w:cs="Times New Roman"/>
@@ -5460,7 +8471,7 @@
       <w:pPr>
         <w:pStyle w:val="HTML"/>
         <w:spacing w:line="360" w:lineRule="auto"/>
-        <w:ind w:firstLine="919"/>
+        <w:ind w:firstLine="709"/>
         <w:jc w:val="both"/>
         <w:rPr>
           <w:rFonts w:ascii="Times New Roman" w:hAnsi="Times New Roman" w:cs="Times New Roman"/>
@@ -5485,7 +8496,7 @@
       <w:pPr>
         <w:pStyle w:val="HTML"/>
         <w:spacing w:line="360" w:lineRule="auto"/>
-        <w:ind w:firstLine="919"/>
+        <w:ind w:firstLine="709"/>
         <w:jc w:val="both"/>
         <w:rPr>
           <w:rFonts w:ascii="Times New Roman" w:hAnsi="Times New Roman" w:cs="Times New Roman"/>
@@ -5510,7 +8521,7 @@
       <w:pPr>
         <w:pStyle w:val="HTML"/>
         <w:spacing w:line="360" w:lineRule="auto"/>
-        <w:ind w:firstLine="919"/>
+        <w:ind w:firstLine="709"/>
         <w:jc w:val="both"/>
         <w:rPr>
           <w:rFonts w:ascii="Times New Roman" w:hAnsi="Times New Roman" w:cs="Times New Roman"/>
@@ -5535,7 +8546,7 @@
       <w:pPr>
         <w:pStyle w:val="HTML"/>
         <w:spacing w:line="360" w:lineRule="auto"/>
-        <w:ind w:firstLine="919"/>
+        <w:ind w:firstLine="709"/>
         <w:jc w:val="both"/>
         <w:rPr>
           <w:rFonts w:ascii="Times New Roman" w:hAnsi="Times New Roman" w:cs="Times New Roman"/>
@@ -5560,7 +8571,7 @@
       <w:pPr>
         <w:pStyle w:val="HTML"/>
         <w:spacing w:line="360" w:lineRule="auto"/>
-        <w:ind w:firstLine="919"/>
+        <w:ind w:firstLine="709"/>
         <w:jc w:val="both"/>
         <w:rPr>
           <w:rFonts w:ascii="Times New Roman" w:hAnsi="Times New Roman" w:cs="Times New Roman"/>
@@ -5585,7 +8596,7 @@
       <w:pPr>
         <w:pStyle w:val="HTML"/>
         <w:spacing w:line="360" w:lineRule="auto"/>
-        <w:ind w:firstLine="919"/>
+        <w:ind w:firstLine="709"/>
         <w:jc w:val="both"/>
         <w:rPr>
           <w:rFonts w:ascii="Times New Roman" w:hAnsi="Times New Roman" w:cs="Times New Roman"/>
@@ -5610,7 +8621,7 @@
       <w:pPr>
         <w:pStyle w:val="HTML"/>
         <w:spacing w:line="360" w:lineRule="auto"/>
-        <w:ind w:firstLine="919"/>
+        <w:ind w:firstLine="709"/>
         <w:jc w:val="both"/>
         <w:rPr>
           <w:rFonts w:ascii="Times New Roman" w:hAnsi="Times New Roman" w:cs="Times New Roman"/>
@@ -5636,21 +8647,45 @@
           <w:sz w:val="28"/>
           <w:szCs w:val="28"/>
         </w:rPr>
-        <w:t>2024, Access date: 19.04.2024. URL: https://www.csharplearner.com/</w:t>
-      </w:r>
-    </w:p>
-    <w:p>
-      <w:pPr>
-        <w:ind w:firstLine="0"/>
-        <w:rPr>
+        <w:t xml:space="preserve">2024, Access </w:t>
+      </w:r>
+      <w:proofErr w:type="spellStart"/>
+      <w:r>
+        <w:rPr>
+          <w:rFonts w:ascii="Times New Roman" w:hAnsi="Times New Roman" w:cs="Times New Roman"/>
+          <w:color w:val="252831"/>
+          <w:sz w:val="28"/>
+          <w:szCs w:val="28"/>
+        </w:rPr>
+        <w:t>date</w:t>
+      </w:r>
+      <w:proofErr w:type="spellEnd"/>
+      <w:r>
+        <w:rPr>
+          <w:rFonts w:ascii="Times New Roman" w:hAnsi="Times New Roman" w:cs="Times New Roman"/>
+          <w:color w:val="252831"/>
+          <w:sz w:val="28"/>
+          <w:szCs w:val="28"/>
+        </w:rPr>
+        <w:t>: 19.04.2024. URL: https://www.csharplearner.com/</w:t>
+      </w:r>
+    </w:p>
+    <w:p>
+      <w:pPr>
+        <w:ind w:firstLine="709"/>
+        <w:rPr>
+          <w:rFonts w:cs="Times New Roman"/>
+          <w:szCs w:val="28"/>
           <w:lang w:eastAsia="ru-RU"/>
         </w:rPr>
       </w:pPr>
     </w:p>
     <w:p>
       <w:pPr>
-        <w:ind w:firstLine="0"/>
-        <w:rPr>
+        <w:ind w:firstLine="709"/>
+        <w:rPr>
+          <w:rFonts w:cs="Times New Roman"/>
+          <w:szCs w:val="28"/>
           <w:lang w:eastAsia="ru-RU"/>
         </w:rPr>
       </w:pPr>
@@ -5882,6 +8917,92 @@
     </w:lvl>
   </w:abstractNum>
   <w:abstractNum w:abstractNumId="1" w15:restartNumberingAfterBreak="0">
+    <w:nsid w:val="1A986378"/>
+    <w:multiLevelType w:val="hybridMultilevel"/>
+    <w:tmpl w:val="67F8F4A0"/>
+    <w:lvl w:ilvl="0" w:tplc="0419000F">
+      <w:start w:val="1"/>
+      <w:numFmt w:val="decimal"/>
+      <w:lvlText w:val="%1."/>
+      <w:lvlJc w:val="left"/>
+      <w:pPr>
+        <w:ind w:left="720" w:hanging="360"/>
+      </w:pPr>
+    </w:lvl>
+    <w:lvl w:ilvl="1" w:tplc="04190019" w:tentative="1">
+      <w:start w:val="1"/>
+      <w:numFmt w:val="lowerLetter"/>
+      <w:lvlText w:val="%2."/>
+      <w:lvlJc w:val="left"/>
+      <w:pPr>
+        <w:ind w:left="1440" w:hanging="360"/>
+      </w:pPr>
+    </w:lvl>
+    <w:lvl w:ilvl="2" w:tplc="0419001B" w:tentative="1">
+      <w:start w:val="1"/>
+      <w:numFmt w:val="lowerRoman"/>
+      <w:lvlText w:val="%3."/>
+      <w:lvlJc w:val="right"/>
+      <w:pPr>
+        <w:ind w:left="2160" w:hanging="180"/>
+      </w:pPr>
+    </w:lvl>
+    <w:lvl w:ilvl="3" w:tplc="0419000F" w:tentative="1">
+      <w:start w:val="1"/>
+      <w:numFmt w:val="decimal"/>
+      <w:lvlText w:val="%4."/>
+      <w:lvlJc w:val="left"/>
+      <w:pPr>
+        <w:ind w:left="2880" w:hanging="360"/>
+      </w:pPr>
+    </w:lvl>
+    <w:lvl w:ilvl="4" w:tplc="04190019" w:tentative="1">
+      <w:start w:val="1"/>
+      <w:numFmt w:val="lowerLetter"/>
+      <w:lvlText w:val="%5."/>
+      <w:lvlJc w:val="left"/>
+      <w:pPr>
+        <w:ind w:left="3600" w:hanging="360"/>
+      </w:pPr>
+    </w:lvl>
+    <w:lvl w:ilvl="5" w:tplc="0419001B" w:tentative="1">
+      <w:start w:val="1"/>
+      <w:numFmt w:val="lowerRoman"/>
+      <w:lvlText w:val="%6."/>
+      <w:lvlJc w:val="right"/>
+      <w:pPr>
+        <w:ind w:left="4320" w:hanging="180"/>
+      </w:pPr>
+    </w:lvl>
+    <w:lvl w:ilvl="6" w:tplc="0419000F" w:tentative="1">
+      <w:start w:val="1"/>
+      <w:numFmt w:val="decimal"/>
+      <w:lvlText w:val="%7."/>
+      <w:lvlJc w:val="left"/>
+      <w:pPr>
+        <w:ind w:left="5040" w:hanging="360"/>
+      </w:pPr>
+    </w:lvl>
+    <w:lvl w:ilvl="7" w:tplc="04190019" w:tentative="1">
+      <w:start w:val="1"/>
+      <w:numFmt w:val="lowerLetter"/>
+      <w:lvlText w:val="%8."/>
+      <w:lvlJc w:val="left"/>
+      <w:pPr>
+        <w:ind w:left="5760" w:hanging="360"/>
+      </w:pPr>
+    </w:lvl>
+    <w:lvl w:ilvl="8" w:tplc="0419001B" w:tentative="1">
+      <w:start w:val="1"/>
+      <w:numFmt w:val="lowerRoman"/>
+      <w:lvlText w:val="%9."/>
+      <w:lvlJc w:val="right"/>
+      <w:pPr>
+        <w:ind w:left="6480" w:hanging="180"/>
+      </w:pPr>
+    </w:lvl>
+  </w:abstractNum>
+  <w:abstractNum w:abstractNumId="2" w15:restartNumberingAfterBreak="0">
     <w:nsid w:val="2220657C"/>
     <w:multiLevelType w:val="multilevel"/>
     <w:tmpl w:val="1876CC66"/>
@@ -6030,7 +9151,7 @@
       </w:rPr>
     </w:lvl>
   </w:abstractNum>
-  <w:abstractNum w:abstractNumId="2" w15:restartNumberingAfterBreak="0">
+  <w:abstractNum w:abstractNumId="3" w15:restartNumberingAfterBreak="0">
     <w:nsid w:val="27F809DE"/>
     <w:multiLevelType w:val="hybridMultilevel"/>
     <w:tmpl w:val="4C688E20"/>
@@ -6143,7 +9264,7 @@
       </w:rPr>
     </w:lvl>
   </w:abstractNum>
-  <w:abstractNum w:abstractNumId="3" w15:restartNumberingAfterBreak="0">
+  <w:abstractNum w:abstractNumId="4" w15:restartNumberingAfterBreak="0">
     <w:nsid w:val="2C434FEF"/>
     <w:multiLevelType w:val="hybridMultilevel"/>
     <w:tmpl w:val="75A6ED68"/>
@@ -6256,7 +9377,7 @@
       </w:rPr>
     </w:lvl>
   </w:abstractNum>
-  <w:abstractNum w:abstractNumId="4" w15:restartNumberingAfterBreak="0">
+  <w:abstractNum w:abstractNumId="5" w15:restartNumberingAfterBreak="0">
     <w:nsid w:val="2CAC75E9"/>
     <w:multiLevelType w:val="multilevel"/>
     <w:tmpl w:val="0419001F"/>
@@ -6342,7 +9463,7 @@
       </w:pPr>
     </w:lvl>
   </w:abstractNum>
-  <w:abstractNum w:abstractNumId="5" w15:restartNumberingAfterBreak="0">
+  <w:abstractNum w:abstractNumId="6" w15:restartNumberingAfterBreak="0">
     <w:nsid w:val="30172AEB"/>
     <w:multiLevelType w:val="multilevel"/>
     <w:tmpl w:val="529C8EF0"/>
@@ -6456,7 +9577,7 @@
       </w:rPr>
     </w:lvl>
   </w:abstractNum>
-  <w:abstractNum w:abstractNumId="6" w15:restartNumberingAfterBreak="0">
+  <w:abstractNum w:abstractNumId="7" w15:restartNumberingAfterBreak="0">
     <w:nsid w:val="30335A95"/>
     <w:multiLevelType w:val="multilevel"/>
     <w:tmpl w:val="7C5EAAC0"/>
@@ -6605,7 +9726,7 @@
       </w:rPr>
     </w:lvl>
   </w:abstractNum>
-  <w:abstractNum w:abstractNumId="7" w15:restartNumberingAfterBreak="0">
+  <w:abstractNum w:abstractNumId="8" w15:restartNumberingAfterBreak="0">
     <w:nsid w:val="31EE32D4"/>
     <w:multiLevelType w:val="hybridMultilevel"/>
     <w:tmpl w:val="204C4DA4"/>
@@ -6718,7 +9839,7 @@
       </w:rPr>
     </w:lvl>
   </w:abstractNum>
-  <w:abstractNum w:abstractNumId="8" w15:restartNumberingAfterBreak="0">
+  <w:abstractNum w:abstractNumId="9" w15:restartNumberingAfterBreak="0">
     <w:nsid w:val="385677E8"/>
     <w:multiLevelType w:val="hybridMultilevel"/>
     <w:tmpl w:val="C106AD8C"/>
@@ -6831,7 +9952,7 @@
       </w:rPr>
     </w:lvl>
   </w:abstractNum>
-  <w:abstractNum w:abstractNumId="9" w15:restartNumberingAfterBreak="0">
+  <w:abstractNum w:abstractNumId="10" w15:restartNumberingAfterBreak="0">
     <w:nsid w:val="3C670A6C"/>
     <w:multiLevelType w:val="multilevel"/>
     <w:tmpl w:val="4E742F8C"/>
@@ -6952,7 +10073,7 @@
       </w:rPr>
     </w:lvl>
   </w:abstractNum>
-  <w:abstractNum w:abstractNumId="10" w15:restartNumberingAfterBreak="0">
+  <w:abstractNum w:abstractNumId="11" w15:restartNumberingAfterBreak="0">
     <w:nsid w:val="3E7C595D"/>
     <w:multiLevelType w:val="multilevel"/>
     <w:tmpl w:val="FD3C6EC4"/>
@@ -7065,7 +10186,7 @@
       </w:rPr>
     </w:lvl>
   </w:abstractNum>
-  <w:abstractNum w:abstractNumId="11" w15:restartNumberingAfterBreak="0">
+  <w:abstractNum w:abstractNumId="12" w15:restartNumberingAfterBreak="0">
     <w:nsid w:val="43182281"/>
     <w:multiLevelType w:val="hybridMultilevel"/>
     <w:tmpl w:val="A7FE5C7A"/>
@@ -7154,7 +10275,7 @@
       </w:pPr>
     </w:lvl>
   </w:abstractNum>
-  <w:abstractNum w:abstractNumId="12" w15:restartNumberingAfterBreak="0">
+  <w:abstractNum w:abstractNumId="13" w15:restartNumberingAfterBreak="0">
     <w:nsid w:val="477C2460"/>
     <w:multiLevelType w:val="hybridMultilevel"/>
     <w:tmpl w:val="F91AF1A8"/>
@@ -7243,7 +10364,7 @@
       </w:pPr>
     </w:lvl>
   </w:abstractNum>
-  <w:abstractNum w:abstractNumId="13" w15:restartNumberingAfterBreak="0">
+  <w:abstractNum w:abstractNumId="14" w15:restartNumberingAfterBreak="0">
     <w:nsid w:val="4ADE6B00"/>
     <w:multiLevelType w:val="multilevel"/>
     <w:tmpl w:val="3290397A"/>
@@ -7392,7 +10513,7 @@
       </w:rPr>
     </w:lvl>
   </w:abstractNum>
-  <w:abstractNum w:abstractNumId="14" w15:restartNumberingAfterBreak="0">
+  <w:abstractNum w:abstractNumId="15" w15:restartNumberingAfterBreak="0">
     <w:nsid w:val="580214C6"/>
     <w:multiLevelType w:val="hybridMultilevel"/>
     <w:tmpl w:val="10167C46"/>
@@ -7484,7 +10605,7 @@
       </w:pPr>
     </w:lvl>
   </w:abstractNum>
-  <w:abstractNum w:abstractNumId="15" w15:restartNumberingAfterBreak="0">
+  <w:abstractNum w:abstractNumId="16" w15:restartNumberingAfterBreak="0">
     <w:nsid w:val="5BBC7EA8"/>
     <w:multiLevelType w:val="multilevel"/>
     <w:tmpl w:val="98AC8C22"/>
@@ -7597,7 +10718,7 @@
       </w:rPr>
     </w:lvl>
   </w:abstractNum>
-  <w:abstractNum w:abstractNumId="16" w15:restartNumberingAfterBreak="0">
+  <w:abstractNum w:abstractNumId="17" w15:restartNumberingAfterBreak="0">
     <w:nsid w:val="622905DA"/>
     <w:multiLevelType w:val="hybridMultilevel"/>
     <w:tmpl w:val="63F654F4"/>
@@ -7710,7 +10831,7 @@
       </w:rPr>
     </w:lvl>
   </w:abstractNum>
-  <w:abstractNum w:abstractNumId="17" w15:restartNumberingAfterBreak="0">
+  <w:abstractNum w:abstractNumId="18" w15:restartNumberingAfterBreak="0">
     <w:nsid w:val="63865FE8"/>
     <w:multiLevelType w:val="multilevel"/>
     <w:tmpl w:val="877AEB0E"/>
@@ -7855,7 +10976,7 @@
       </w:rPr>
     </w:lvl>
   </w:abstractNum>
-  <w:abstractNum w:abstractNumId="18" w15:restartNumberingAfterBreak="0">
+  <w:abstractNum w:abstractNumId="19" w15:restartNumberingAfterBreak="0">
     <w:nsid w:val="694D6DDA"/>
     <w:multiLevelType w:val="multilevel"/>
     <w:tmpl w:val="043A97C0"/>
@@ -8004,7 +11125,120 @@
       </w:rPr>
     </w:lvl>
   </w:abstractNum>
-  <w:abstractNum w:abstractNumId="19" w15:restartNumberingAfterBreak="0">
+  <w:abstractNum w:abstractNumId="20" w15:restartNumberingAfterBreak="0">
+    <w:nsid w:val="6A81262E"/>
+    <w:multiLevelType w:val="multilevel"/>
+    <w:tmpl w:val="E3164A76"/>
+    <w:lvl w:ilvl="0">
+      <w:start w:val="1"/>
+      <w:numFmt w:val="decimal"/>
+      <w:lvlText w:val="%1"/>
+      <w:lvlJc w:val="left"/>
+      <w:pPr>
+        <w:ind w:left="420" w:hanging="420"/>
+      </w:pPr>
+      <w:rPr>
+        <w:rFonts w:hint="default"/>
+      </w:rPr>
+    </w:lvl>
+    <w:lvl w:ilvl="1">
+      <w:start w:val="1"/>
+      <w:numFmt w:val="decimal"/>
+      <w:lvlText w:val="%1.%2"/>
+      <w:lvlJc w:val="left"/>
+      <w:pPr>
+        <w:ind w:left="1125" w:hanging="420"/>
+      </w:pPr>
+      <w:rPr>
+        <w:rFonts w:hint="default"/>
+      </w:rPr>
+    </w:lvl>
+    <w:lvl w:ilvl="2">
+      <w:start w:val="1"/>
+      <w:numFmt w:val="decimal"/>
+      <w:lvlText w:val="%1.%2.%3"/>
+      <w:lvlJc w:val="left"/>
+      <w:pPr>
+        <w:ind w:left="2130" w:hanging="720"/>
+      </w:pPr>
+      <w:rPr>
+        <w:rFonts w:hint="default"/>
+      </w:rPr>
+    </w:lvl>
+    <w:lvl w:ilvl="3">
+      <w:start w:val="1"/>
+      <w:numFmt w:val="decimal"/>
+      <w:lvlText w:val="%1.%2.%3.%4"/>
+      <w:lvlJc w:val="left"/>
+      <w:pPr>
+        <w:ind w:left="3195" w:hanging="1080"/>
+      </w:pPr>
+      <w:rPr>
+        <w:rFonts w:hint="default"/>
+      </w:rPr>
+    </w:lvl>
+    <w:lvl w:ilvl="4">
+      <w:start w:val="1"/>
+      <w:numFmt w:val="decimal"/>
+      <w:lvlText w:val="%1.%2.%3.%4.%5"/>
+      <w:lvlJc w:val="left"/>
+      <w:pPr>
+        <w:ind w:left="3900" w:hanging="1080"/>
+      </w:pPr>
+      <w:rPr>
+        <w:rFonts w:hint="default"/>
+      </w:rPr>
+    </w:lvl>
+    <w:lvl w:ilvl="5">
+      <w:start w:val="1"/>
+      <w:numFmt w:val="decimal"/>
+      <w:lvlText w:val="%1.%2.%3.%4.%5.%6"/>
+      <w:lvlJc w:val="left"/>
+      <w:pPr>
+        <w:ind w:left="4965" w:hanging="1440"/>
+      </w:pPr>
+      <w:rPr>
+        <w:rFonts w:hint="default"/>
+      </w:rPr>
+    </w:lvl>
+    <w:lvl w:ilvl="6">
+      <w:start w:val="1"/>
+      <w:numFmt w:val="decimal"/>
+      <w:lvlText w:val="%1.%2.%3.%4.%5.%6.%7"/>
+      <w:lvlJc w:val="left"/>
+      <w:pPr>
+        <w:ind w:left="5670" w:hanging="1440"/>
+      </w:pPr>
+      <w:rPr>
+        <w:rFonts w:hint="default"/>
+      </w:rPr>
+    </w:lvl>
+    <w:lvl w:ilvl="7">
+      <w:start w:val="1"/>
+      <w:numFmt w:val="decimal"/>
+      <w:lvlText w:val="%1.%2.%3.%4.%5.%6.%7.%8"/>
+      <w:lvlJc w:val="left"/>
+      <w:pPr>
+        <w:ind w:left="6735" w:hanging="1800"/>
+      </w:pPr>
+      <w:rPr>
+        <w:rFonts w:hint="default"/>
+      </w:rPr>
+    </w:lvl>
+    <w:lvl w:ilvl="8">
+      <w:start w:val="1"/>
+      <w:numFmt w:val="decimal"/>
+      <w:lvlText w:val="%1.%2.%3.%4.%5.%6.%7.%8.%9"/>
+      <w:lvlJc w:val="left"/>
+      <w:pPr>
+        <w:ind w:left="7800" w:hanging="2160"/>
+      </w:pPr>
+      <w:rPr>
+        <w:rFonts w:hint="default"/>
+      </w:rPr>
+    </w:lvl>
+  </w:abstractNum>
+  <w:abstractNum w:abstractNumId="21" w15:restartNumberingAfterBreak="0">
     <w:nsid w:val="6EFB54E0"/>
     <w:multiLevelType w:val="multilevel"/>
     <w:tmpl w:val="C52E105A"/>
@@ -8149,7 +11383,7 @@
       </w:rPr>
     </w:lvl>
   </w:abstractNum>
-  <w:abstractNum w:abstractNumId="20" w15:restartNumberingAfterBreak="0">
+  <w:abstractNum w:abstractNumId="22" w15:restartNumberingAfterBreak="0">
     <w:nsid w:val="6F322751"/>
     <w:multiLevelType w:val="hybridMultilevel"/>
     <w:tmpl w:val="00588EF2"/>
@@ -8262,7 +11496,7 @@
       </w:rPr>
     </w:lvl>
   </w:abstractNum>
-  <w:abstractNum w:abstractNumId="21" w15:restartNumberingAfterBreak="0">
+  <w:abstractNum w:abstractNumId="23" w15:restartNumberingAfterBreak="0">
     <w:nsid w:val="719A6D7D"/>
     <w:multiLevelType w:val="multilevel"/>
     <w:tmpl w:val="4D0880C0"/>
@@ -8376,7 +11610,7 @@
       </w:rPr>
     </w:lvl>
   </w:abstractNum>
-  <w:abstractNum w:abstractNumId="22" w15:restartNumberingAfterBreak="0">
+  <w:abstractNum w:abstractNumId="24" w15:restartNumberingAfterBreak="0">
     <w:nsid w:val="72394313"/>
     <w:multiLevelType w:val="hybridMultilevel"/>
     <w:tmpl w:val="FF201F24"/>
@@ -8489,7 +11723,7 @@
       </w:rPr>
     </w:lvl>
   </w:abstractNum>
-  <w:abstractNum w:abstractNumId="23" w15:restartNumberingAfterBreak="0">
+  <w:abstractNum w:abstractNumId="25" w15:restartNumberingAfterBreak="0">
     <w:nsid w:val="77F71765"/>
     <w:multiLevelType w:val="multilevel"/>
     <w:tmpl w:val="1C682072"/>
@@ -8638,7 +11872,7 @@
       </w:rPr>
     </w:lvl>
   </w:abstractNum>
-  <w:abstractNum w:abstractNumId="24" w15:restartNumberingAfterBreak="0">
+  <w:abstractNum w:abstractNumId="26" w15:restartNumberingAfterBreak="0">
     <w:nsid w:val="79435EAB"/>
     <w:multiLevelType w:val="multilevel"/>
     <w:tmpl w:val="476692DE"/>
@@ -8753,79 +11987,85 @@
     </w:lvl>
   </w:abstractNum>
   <w:num w:numId="1">
-    <w:abstractNumId w:val="9"/>
+    <w:abstractNumId w:val="10"/>
   </w:num>
   <w:num w:numId="2">
+    <w:abstractNumId w:val="19"/>
+  </w:num>
+  <w:num w:numId="3">
+    <w:abstractNumId w:val="14"/>
+  </w:num>
+  <w:num w:numId="4">
     <w:abstractNumId w:val="18"/>
   </w:num>
-  <w:num w:numId="3">
-    <w:abstractNumId w:val="13"/>
+  <w:num w:numId="5">
+    <w:abstractNumId w:val="25"/>
   </w:num>
-  <w:num w:numId="4">
+  <w:num w:numId="6">
+    <w:abstractNumId w:val="2"/>
+  </w:num>
+  <w:num w:numId="7">
+    <w:abstractNumId w:val="8"/>
+  </w:num>
+  <w:num w:numId="8">
     <w:abstractNumId w:val="17"/>
   </w:num>
-  <w:num w:numId="5">
-    <w:abstractNumId w:val="23"/>
+  <w:num w:numId="9">
+    <w:abstractNumId w:val="21"/>
   </w:num>
-  <w:num w:numId="6">
-    <w:abstractNumId w:val="1"/>
-  </w:num>
-  <w:num w:numId="7">
+  <w:num w:numId="10">
     <w:abstractNumId w:val="7"/>
   </w:num>
-  <w:num w:numId="8">
-    <w:abstractNumId w:val="16"/>
-  </w:num>
-  <w:num w:numId="9">
-    <w:abstractNumId w:val="19"/>
-  </w:num>
-  <w:num w:numId="10">
-    <w:abstractNumId w:val="6"/>
-  </w:num>
   <w:num w:numId="11">
-    <w:abstractNumId w:val="3"/>
+    <w:abstractNumId w:val="4"/>
   </w:num>
   <w:num w:numId="12">
-    <w:abstractNumId w:val="22"/>
+    <w:abstractNumId w:val="24"/>
   </w:num>
   <w:num w:numId="13">
     <w:abstractNumId w:val="0"/>
   </w:num>
   <w:num w:numId="14">
-    <w:abstractNumId w:val="2"/>
+    <w:abstractNumId w:val="3"/>
   </w:num>
   <w:num w:numId="15">
-    <w:abstractNumId w:val="8"/>
+    <w:abstractNumId w:val="9"/>
   </w:num>
   <w:num w:numId="16">
+    <w:abstractNumId w:val="16"/>
+  </w:num>
+  <w:num w:numId="17">
+    <w:abstractNumId w:val="23"/>
+  </w:num>
+  <w:num w:numId="18">
+    <w:abstractNumId w:val="6"/>
+  </w:num>
+  <w:num w:numId="19">
+    <w:abstractNumId w:val="26"/>
+  </w:num>
+  <w:num w:numId="20">
+    <w:abstractNumId w:val="5"/>
+  </w:num>
+  <w:num w:numId="21">
+    <w:abstractNumId w:val="12"/>
+  </w:num>
+  <w:num w:numId="22">
     <w:abstractNumId w:val="15"/>
   </w:num>
-  <w:num w:numId="17">
-    <w:abstractNumId w:val="21"/>
+  <w:num w:numId="23">
+    <w:abstractNumId w:val="22"/>
   </w:num>
-  <w:num w:numId="18">
-    <w:abstractNumId w:val="5"/>
+  <w:num w:numId="24">
+    <w:abstractNumId w:val="13"/>
   </w:num>
-  <w:num w:numId="19">
-    <w:abstractNumId w:val="24"/>
-  </w:num>
-  <w:num w:numId="20">
-    <w:abstractNumId w:val="4"/>
-  </w:num>
-  <w:num w:numId="21">
+  <w:num w:numId="25">
     <w:abstractNumId w:val="11"/>
   </w:num>
-  <w:num w:numId="22">
-    <w:abstractNumId w:val="14"/>
-  </w:num>
-  <w:num w:numId="23">
+  <w:num w:numId="26">
     <w:abstractNumId w:val="20"/>
   </w:num>
-  <w:num w:numId="24">
-    <w:abstractNumId w:val="12"/>
-  </w:num>
-  <w:num w:numId="25">
-    <w:abstractNumId w:val="10"/>
+  <w:num w:numId="27">
+    <w:abstractNumId w:val="1"/>
   </w:num>
 </w:numbering>
 </file>
@@ -9836,6 +13076,40 @@
       <w:lang w:eastAsia="ru-RU"/>
     </w:rPr>
   </w:style>
+  <w:style w:type="paragraph" w:customStyle="1" w:styleId="af4">
+    <w:name w:val="Заголовок ААГ"/>
+    <w:basedOn w:val="1"/>
+    <w:link w:val="af5"/>
+    <w:qFormat/>
+    <w:rsid w:val="000D2858"/>
+    <w:pPr>
+      <w:keepNext/>
+      <w:keepLines/>
+      <w:pageBreakBefore w:val="0"/>
+      <w:widowControl/>
+      <w:spacing w:before="0" w:beforeAutospacing="0" w:after="0" w:afterAutospacing="0"/>
+      <w:ind w:firstLine="0"/>
+      <w:jc w:val="left"/>
+    </w:pPr>
+    <w:rPr>
+      <w:b/>
+      <w:color w:val="auto"/>
+      <w:lang w:eastAsia="ru-RU"/>
+    </w:rPr>
+  </w:style>
+  <w:style w:type="character" w:customStyle="1" w:styleId="af5">
+    <w:name w:val="Заголовок ААГ Знак"/>
+    <w:basedOn w:val="a0"/>
+    <w:link w:val="af4"/>
+    <w:rsid w:val="000D2858"/>
+    <w:rPr>
+      <w:rFonts w:ascii="Times New Roman" w:eastAsiaTheme="majorEastAsia" w:hAnsi="Times New Roman" w:cstheme="majorBidi"/>
+      <w:b/>
+      <w:sz w:val="28"/>
+      <w:szCs w:val="32"/>
+      <w:lang w:eastAsia="ru-RU"/>
+    </w:rPr>
+  </w:style>
 </w:styles>
 </file>
 

--- a/Текст и прочее/Преддипломная практика/Титульный.docx
+++ b/Текст и прочее/Преддипломная практика/Титульный.docx
@@ -1,6 +1,6 @@
 
 <file path=word/document.xml><?xml version="1.0" encoding="utf-8"?>
-<w:document xmlns:wpc="http://schemas.microsoft.com/office/word/2010/wordprocessingCanvas" xmlns:cx="http://schemas.microsoft.com/office/drawing/2014/chartex" xmlns:cx1="http://schemas.microsoft.com/office/drawing/2015/9/8/chartex" xmlns:cx2="http://schemas.microsoft.com/office/drawing/2015/10/21/chartex" xmlns:cx3="http://schemas.microsoft.com/office/drawing/2016/5/9/chartex" xmlns:cx4="http://schemas.microsoft.com/office/drawing/2016/5/10/chartex" xmlns:cx5="http://schemas.microsoft.com/office/drawing/2016/5/11/chartex" xmlns:cx6="http://schemas.microsoft.com/office/drawing/2016/5/12/chartex" xmlns:cx7="http://schemas.microsoft.com/office/drawing/2016/5/13/chartex" xmlns:cx8="http://schemas.microsoft.com/office/drawing/2016/5/14/chartex" xmlns:mc="http://schemas.openxmlformats.org/markup-compatibility/2006" xmlns:aink="http://schemas.microsoft.com/office/drawing/2016/ink" xmlns:am3d="http://schemas.microsoft.com/office/drawing/2017/model3d" xmlns:o="urn:schemas-microsoft-com:office:office" xmlns:r="http://schemas.openxmlformats.org/officeDocument/2006/relationships" xmlns:m="http://schemas.openxmlformats.org/officeDocument/2006/math" xmlns:v="urn:schemas-microsoft-com:vml" xmlns:wp14="http://schemas.microsoft.com/office/word/2010/wordprocessingDrawing" xmlns:wp="http://schemas.openxmlformats.org/drawingml/2006/wordprocessingDrawing" xmlns:w10="urn:schemas-microsoft-com:office:word" xmlns:w="http://schemas.openxmlformats.org/wordprocessingml/2006/main" xmlns:w14="http://schemas.microsoft.com/office/word/2010/wordml" xmlns:w15="http://schemas.microsoft.com/office/word/2012/wordml" xmlns:w16cex="http://schemas.microsoft.com/office/word/2018/wordml/cex" xmlns:w16cid="http://schemas.microsoft.com/office/word/2016/wordml/cid" xmlns:w16="http://schemas.microsoft.com/office/word/2018/wordml" xmlns:w16sdtdh="http://schemas.microsoft.com/office/word/2020/wordml/sdtdatahash" xmlns:w16se="http://schemas.microsoft.com/office/word/2015/wordml/symex" xmlns:wpg="http://schemas.microsoft.com/office/word/2010/wordprocessingGroup" xmlns:wpi="http://schemas.microsoft.com/office/word/2010/wordprocessingInk" xmlns:wne="http://schemas.microsoft.com/office/word/2006/wordml" xmlns:wps="http://schemas.microsoft.com/office/word/2010/wordprocessingShape" mc:Ignorable="w14 w15 w16se w16cid w16 w16cex w16sdtdh wp14">
+<w:document xmlns:wpc="http://schemas.microsoft.com/office/word/2010/wordprocessingCanvas" xmlns:cx="http://schemas.microsoft.com/office/drawing/2014/chartex" xmlns:cx1="http://schemas.microsoft.com/office/drawing/2015/9/8/chartex" xmlns:cx2="http://schemas.microsoft.com/office/drawing/2015/10/21/chartex" xmlns:cx3="http://schemas.microsoft.com/office/drawing/2016/5/9/chartex" xmlns:cx4="http://schemas.microsoft.com/office/drawing/2016/5/10/chartex" xmlns:cx5="http://schemas.microsoft.com/office/drawing/2016/5/11/chartex" xmlns:cx6="http://schemas.microsoft.com/office/drawing/2016/5/12/chartex" xmlns:cx7="http://schemas.microsoft.com/office/drawing/2016/5/13/chartex" xmlns:cx8="http://schemas.microsoft.com/office/drawing/2016/5/14/chartex" xmlns:mc="http://schemas.openxmlformats.org/markup-compatibility/2006" xmlns:aink="http://schemas.microsoft.com/office/drawing/2016/ink" xmlns:am3d="http://schemas.microsoft.com/office/drawing/2017/model3d" xmlns:o="urn:schemas-microsoft-com:office:office" xmlns:oel="http://schemas.microsoft.com/office/2019/extlst" xmlns:r="http://schemas.openxmlformats.org/officeDocument/2006/relationships" xmlns:m="http://schemas.openxmlformats.org/officeDocument/2006/math" xmlns:v="urn:schemas-microsoft-com:vml" xmlns:wp14="http://schemas.microsoft.com/office/word/2010/wordprocessingDrawing" xmlns:wp="http://schemas.openxmlformats.org/drawingml/2006/wordprocessingDrawing" xmlns:w10="urn:schemas-microsoft-com:office:word" xmlns:w="http://schemas.openxmlformats.org/wordprocessingml/2006/main" xmlns:w14="http://schemas.microsoft.com/office/word/2010/wordml" xmlns:w15="http://schemas.microsoft.com/office/word/2012/wordml" xmlns:w16cex="http://schemas.microsoft.com/office/word/2018/wordml/cex" xmlns:w16cid="http://schemas.microsoft.com/office/word/2016/wordml/cid" xmlns:w16="http://schemas.microsoft.com/office/word/2018/wordml" xmlns:w16sdtdh="http://schemas.microsoft.com/office/word/2020/wordml/sdtdatahash" xmlns:w16se="http://schemas.microsoft.com/office/word/2015/wordml/symex" xmlns:wpg="http://schemas.microsoft.com/office/word/2010/wordprocessingGroup" xmlns:wpi="http://schemas.microsoft.com/office/word/2010/wordprocessingInk" xmlns:wne="http://schemas.microsoft.com/office/word/2006/wordml" xmlns:wps="http://schemas.microsoft.com/office/word/2010/wordprocessingShape" mc:Ignorable="w14 w15 w16se w16cid w16 w16cex w16sdtdh wp14">
   <w:body>
     <w:p>
       <w:pPr>
@@ -36,23 +36,14 @@
     </w:p>
     <w:p>
       <w:pPr>
-        <w:spacing w:line="240" w:lineRule="auto"/>
-        <w:jc w:val="center"/>
-        <w:rPr>
-          <w:rFonts w:eastAsia="Times New Roman" w:cs="Times New Roman"/>
-          <w:sz w:val="32"/>
-          <w:szCs w:val="32"/>
+        <w:rPr>
           <w:lang w:eastAsia="ru-RU"/>
         </w:rPr>
       </w:pPr>
     </w:p>
     <w:p>
       <w:pPr>
-        <w:spacing w:line="240" w:lineRule="auto"/>
-        <w:ind w:left="5664"/>
-        <w:jc w:val="center"/>
-        <w:rPr>
-          <w:rFonts w:eastAsia="Times New Roman" w:cs="Times New Roman"/>
+        <w:rPr>
           <w:szCs w:val="28"/>
           <w:lang w:eastAsia="ru-RU"/>
         </w:rPr>
@@ -60,10 +51,7 @@
     </w:p>
     <w:p>
       <w:pPr>
-        <w:spacing w:line="240" w:lineRule="auto"/>
-        <w:jc w:val="center"/>
-        <w:rPr>
-          <w:rFonts w:eastAsia="Times New Roman" w:cs="Times New Roman"/>
+        <w:rPr>
           <w:szCs w:val="28"/>
           <w:lang w:eastAsia="ru-RU"/>
         </w:rPr>
@@ -71,14 +59,9 @@
     </w:p>
     <w:p>
       <w:pPr>
-        <w:keepNext/>
-        <w:jc w:val="center"/>
-        <w:outlineLvl w:val="3"/>
-        <w:rPr>
-          <w:rFonts w:eastAsia="Times New Roman" w:cs="Times New Roman"/>
+        <w:rPr>
           <w:b/>
           <w:bCs/>
-          <w:sz w:val="32"/>
           <w:szCs w:val="24"/>
           <w:lang w:eastAsia="ru-RU"/>
         </w:rPr>
@@ -86,10 +69,7 @@
     </w:p>
     <w:p>
       <w:pPr>
-        <w:spacing w:line="240" w:lineRule="auto"/>
-        <w:jc w:val="center"/>
-        <w:rPr>
-          <w:rFonts w:eastAsia="Times New Roman" w:cs="Times New Roman"/>
+        <w:rPr>
           <w:sz w:val="24"/>
           <w:szCs w:val="24"/>
           <w:lang w:eastAsia="ru-RU"/>
@@ -98,14 +78,9 @@
     </w:p>
     <w:p>
       <w:pPr>
-        <w:keepNext/>
-        <w:jc w:val="center"/>
-        <w:outlineLvl w:val="3"/>
-        <w:rPr>
-          <w:rFonts w:eastAsia="Times New Roman" w:cs="Times New Roman"/>
+        <w:rPr>
           <w:b/>
           <w:bCs/>
-          <w:sz w:val="32"/>
           <w:szCs w:val="24"/>
           <w:lang w:eastAsia="ru-RU"/>
         </w:rPr>
@@ -113,14 +88,9 @@
     </w:p>
     <w:p>
       <w:pPr>
-        <w:keepNext/>
-        <w:jc w:val="center"/>
-        <w:outlineLvl w:val="3"/>
-        <w:rPr>
-          <w:rFonts w:eastAsia="Times New Roman" w:cs="Times New Roman"/>
+        <w:rPr>
           <w:b/>
           <w:bCs/>
-          <w:sz w:val="32"/>
           <w:szCs w:val="24"/>
           <w:lang w:eastAsia="ru-RU"/>
         </w:rPr>
@@ -128,14 +98,9 @@
     </w:p>
     <w:p>
       <w:pPr>
-        <w:keepNext/>
-        <w:jc w:val="center"/>
-        <w:outlineLvl w:val="3"/>
-        <w:rPr>
-          <w:rFonts w:eastAsia="Times New Roman" w:cs="Times New Roman"/>
+        <w:rPr>
           <w:b/>
           <w:bCs/>
-          <w:sz w:val="32"/>
           <w:szCs w:val="24"/>
           <w:lang w:eastAsia="ru-RU"/>
         </w:rPr>
@@ -143,64 +108,48 @@
     </w:p>
     <w:p>
       <w:pPr>
-        <w:keepNext/>
+        <w:rPr>
+          <w:lang w:eastAsia="ru-RU"/>
+        </w:rPr>
+      </w:pPr>
+    </w:p>
+    <w:p>
+      <w:pPr>
         <w:jc w:val="center"/>
-        <w:outlineLvl w:val="3"/>
-        <w:rPr>
-          <w:rFonts w:eastAsia="Times New Roman" w:cs="Times New Roman"/>
+        <w:rPr>
           <w:b/>
           <w:bCs/>
-          <w:sz w:val="32"/>
+          <w:lang w:eastAsia="ru-RU"/>
+        </w:rPr>
+      </w:pPr>
+      <w:r>
+        <w:rPr>
+          <w:b/>
+          <w:bCs/>
+          <w:lang w:eastAsia="ru-RU"/>
+        </w:rPr>
+        <w:t>ОТЧЕТ</w:t>
+      </w:r>
+    </w:p>
+    <w:p>
+      <w:pPr>
+        <w:jc w:val="center"/>
+        <w:rPr>
+          <w:lang w:eastAsia="ru-RU"/>
+        </w:rPr>
+      </w:pPr>
+      <w:r>
+        <w:rPr>
+          <w:lang w:eastAsia="ru-RU"/>
+        </w:rPr>
+        <w:t xml:space="preserve">по </w:t>
+      </w:r>
+      <w:r>
+        <w:rPr>
+          <w:bCs/>
           <w:szCs w:val="24"/>
           <w:lang w:eastAsia="ru-RU"/>
         </w:rPr>
-      </w:pPr>
-    </w:p>
-    <w:p>
-      <w:pPr>
-        <w:keepNext/>
-        <w:jc w:val="center"/>
-        <w:outlineLvl w:val="3"/>
-        <w:rPr>
-          <w:rFonts w:eastAsia="Times New Roman" w:cs="Times New Roman"/>
-          <w:b/>
-          <w:bCs/>
-          <w:sz w:val="32"/>
-          <w:szCs w:val="24"/>
-          <w:lang w:eastAsia="ru-RU"/>
-        </w:rPr>
-      </w:pPr>
-      <w:r>
-        <w:rPr>
-          <w:rFonts w:eastAsia="Times New Roman" w:cs="Times New Roman"/>
-          <w:b/>
-          <w:bCs/>
-          <w:sz w:val="32"/>
-          <w:szCs w:val="24"/>
-          <w:lang w:eastAsia="ru-RU"/>
-        </w:rPr>
-        <w:t xml:space="preserve">ОТЧЕТ </w:t>
-      </w:r>
-    </w:p>
-    <w:p>
-      <w:pPr>
-        <w:jc w:val="center"/>
-        <w:rPr>
-          <w:lang w:eastAsia="ru-RU"/>
-        </w:rPr>
-      </w:pPr>
-      <w:r>
-        <w:rPr>
-          <w:lang w:eastAsia="ru-RU"/>
-        </w:rPr>
-        <w:t xml:space="preserve">по </w:t>
-      </w:r>
-      <w:r>
-        <w:rPr>
-          <w:bCs/>
-          <w:szCs w:val="24"/>
-          <w:lang w:eastAsia="ru-RU"/>
-        </w:rPr>
         <w:t>преддипломной практике</w:t>
       </w:r>
     </w:p>
@@ -215,62 +164,45 @@
     </w:p>
     <w:p>
       <w:pPr>
-        <w:keepNext/>
+        <w:rPr>
+          <w:lang w:eastAsia="ru-RU"/>
+        </w:rPr>
+      </w:pPr>
+      <w:r>
+        <w:rPr>
+          <w:lang w:eastAsia="ru-RU"/>
+        </w:rPr>
+        <w:tab/>
+      </w:r>
+      <w:r>
+        <w:rPr>
+          <w:lang w:eastAsia="ru-RU"/>
+        </w:rPr>
+        <w:tab/>
+      </w:r>
+      <w:r>
+        <w:rPr>
+          <w:lang w:eastAsia="ru-RU"/>
+        </w:rPr>
+        <w:tab/>
+      </w:r>
+      <w:r>
+        <w:rPr>
+          <w:lang w:eastAsia="ru-RU"/>
+        </w:rPr>
+        <w:tab/>
+      </w:r>
+      <w:r>
+        <w:rPr>
+          <w:lang w:eastAsia="ru-RU"/>
+        </w:rPr>
+        <w:tab/>
+      </w:r>
+    </w:p>
+    <w:p>
+      <w:pPr>
         <w:spacing w:after="120"/>
         <w:ind w:firstLine="0"/>
-        <w:jc w:val="center"/>
-        <w:outlineLvl w:val="1"/>
-        <w:rPr>
-          <w:rFonts w:eastAsia="Times New Roman" w:cs="Times New Roman"/>
-          <w:szCs w:val="24"/>
-          <w:lang w:eastAsia="ru-RU"/>
-        </w:rPr>
-      </w:pPr>
-      <w:r>
-        <w:rPr>
-          <w:rFonts w:eastAsia="Times New Roman" w:cs="Times New Roman"/>
-          <w:szCs w:val="24"/>
-          <w:lang w:eastAsia="ru-RU"/>
-        </w:rPr>
-        <w:tab/>
-      </w:r>
-      <w:r>
-        <w:rPr>
-          <w:rFonts w:eastAsia="Times New Roman" w:cs="Times New Roman"/>
-          <w:szCs w:val="24"/>
-          <w:lang w:eastAsia="ru-RU"/>
-        </w:rPr>
-        <w:tab/>
-      </w:r>
-      <w:r>
-        <w:rPr>
-          <w:rFonts w:eastAsia="Times New Roman" w:cs="Times New Roman"/>
-          <w:szCs w:val="24"/>
-          <w:lang w:eastAsia="ru-RU"/>
-        </w:rPr>
-        <w:tab/>
-      </w:r>
-      <w:r>
-        <w:rPr>
-          <w:rFonts w:eastAsia="Times New Roman" w:cs="Times New Roman"/>
-          <w:szCs w:val="24"/>
-          <w:lang w:eastAsia="ru-RU"/>
-        </w:rPr>
-        <w:tab/>
-      </w:r>
-      <w:r>
-        <w:rPr>
-          <w:rFonts w:eastAsia="Times New Roman" w:cs="Times New Roman"/>
-          <w:szCs w:val="24"/>
-          <w:lang w:eastAsia="ru-RU"/>
-        </w:rPr>
-        <w:tab/>
-      </w:r>
-    </w:p>
-    <w:p>
-      <w:pPr>
-        <w:spacing w:after="120"/>
-        <w:ind w:firstLine="0"/>
         <w:rPr>
           <w:rFonts w:eastAsia="Times New Roman" w:cs="Times New Roman"/>
           <w:szCs w:val="28"/>
@@ -284,9 +216,8 @@
           <w:szCs w:val="28"/>
           <w:lang w:eastAsia="ru-RU"/>
         </w:rPr>
-        <w:t xml:space="preserve">Выполнил </w:t>
-      </w:r>
-      <w:proofErr w:type="gramStart"/>
+        <w:t xml:space="preserve">Выполнил обучающийся  </w:t>
+      </w:r>
       <w:r>
         <w:rPr>
           <w:rFonts w:eastAsia="Times New Roman" w:cs="Times New Roman"/>
@@ -294,27 +225,36 @@
           <w:szCs w:val="28"/>
           <w:lang w:eastAsia="ru-RU"/>
         </w:rPr>
-        <w:t xml:space="preserve">обучающийся  </w:t>
+        <w:t>«</w:t>
       </w:r>
       <w:r>
         <w:rPr>
           <w:rFonts w:eastAsia="Times New Roman" w:cs="Times New Roman"/>
           <w:color w:val="000000"/>
           <w:szCs w:val="28"/>
+          <w:u w:val="single"/>
           <w:lang w:eastAsia="ru-RU"/>
         </w:rPr>
-        <w:t>«</w:t>
-      </w:r>
-      <w:proofErr w:type="gramEnd"/>
+        <w:t xml:space="preserve">   </w:t>
+      </w:r>
       <w:r>
         <w:rPr>
           <w:rFonts w:eastAsia="Times New Roman" w:cs="Times New Roman"/>
           <w:color w:val="000000"/>
           <w:szCs w:val="28"/>
+          <w:lang w:eastAsia="ru-RU"/>
+        </w:rPr>
+        <w:t xml:space="preserve">» </w:t>
+      </w:r>
+      <w:r>
+        <w:rPr>
+          <w:rFonts w:eastAsia="Times New Roman" w:cs="Times New Roman"/>
+          <w:color w:val="000000"/>
+          <w:szCs w:val="28"/>
           <w:u w:val="single"/>
           <w:lang w:eastAsia="ru-RU"/>
         </w:rPr>
-        <w:t xml:space="preserve">   </w:t>
+        <w:t xml:space="preserve">                     </w:t>
       </w:r>
       <w:r>
         <w:rPr>
@@ -323,17 +263,16 @@
           <w:szCs w:val="28"/>
           <w:lang w:eastAsia="ru-RU"/>
         </w:rPr>
-        <w:t xml:space="preserve">» </w:t>
+        <w:t xml:space="preserve"> 202</w:t>
       </w:r>
       <w:r>
         <w:rPr>
           <w:rFonts w:eastAsia="Times New Roman" w:cs="Times New Roman"/>
           <w:color w:val="000000"/>
           <w:szCs w:val="28"/>
-          <w:u w:val="single"/>
           <w:lang w:eastAsia="ru-RU"/>
         </w:rPr>
-        <w:t xml:space="preserve">                     </w:t>
+        <w:t>4</w:t>
       </w:r>
       <w:r>
         <w:rPr>
@@ -342,51 +281,23 @@
           <w:szCs w:val="28"/>
           <w:lang w:eastAsia="ru-RU"/>
         </w:rPr>
-        <w:t xml:space="preserve"> 202</w:t>
+        <w:t xml:space="preserve"> г</w:t>
       </w:r>
       <w:r>
         <w:rPr>
           <w:rFonts w:eastAsia="Times New Roman" w:cs="Times New Roman"/>
-          <w:color w:val="000000"/>
           <w:szCs w:val="28"/>
           <w:lang w:eastAsia="ru-RU"/>
         </w:rPr>
-        <w:t>4</w:t>
+        <w:t xml:space="preserve">. </w:t>
       </w:r>
       <w:r>
         <w:rPr>
           <w:rFonts w:eastAsia="Times New Roman" w:cs="Times New Roman"/>
-          <w:color w:val="000000"/>
           <w:szCs w:val="28"/>
           <w:lang w:eastAsia="ru-RU"/>
         </w:rPr>
-        <w:t xml:space="preserve"> г</w:t>
-      </w:r>
-      <w:r>
-        <w:rPr>
-          <w:rFonts w:eastAsia="Times New Roman" w:cs="Times New Roman"/>
-          <w:szCs w:val="28"/>
-          <w:lang w:eastAsia="ru-RU"/>
-        </w:rPr>
-        <w:t xml:space="preserve">. </w:t>
-      </w:r>
-      <w:proofErr w:type="spellStart"/>
-      <w:r>
-        <w:rPr>
-          <w:rFonts w:eastAsia="Times New Roman" w:cs="Times New Roman"/>
-          <w:szCs w:val="28"/>
-          <w:lang w:eastAsia="ru-RU"/>
-        </w:rPr>
-        <w:t>Струщенко</w:t>
-      </w:r>
-      <w:proofErr w:type="spellEnd"/>
-      <w:r>
-        <w:rPr>
-          <w:rFonts w:eastAsia="Times New Roman" w:cs="Times New Roman"/>
-          <w:szCs w:val="28"/>
-          <w:lang w:eastAsia="ru-RU"/>
-        </w:rPr>
-        <w:t xml:space="preserve"> Вячеслав Павлович</w:t>
+        <w:t>Струщенко Вячеслав Павлович</w:t>
       </w:r>
     </w:p>
     <w:p>
@@ -469,72 +380,49 @@
           <w:szCs w:val="28"/>
           <w:lang w:eastAsia="ru-RU"/>
         </w:rPr>
-        <w:t xml:space="preserve">          </w:t>
-      </w:r>
-      <w:proofErr w:type="gramStart"/>
+        <w:t xml:space="preserve">          Квалификация  </w:t>
+      </w:r>
       <w:r>
         <w:rPr>
           <w:rFonts w:eastAsia="Times New Roman" w:cs="Times New Roman"/>
           <w:color w:val="000000" w:themeColor="text1"/>
           <w:szCs w:val="28"/>
+          <w:u w:val="single"/>
           <w:lang w:eastAsia="ru-RU"/>
         </w:rPr>
-        <w:t xml:space="preserve">Квалификация  </w:t>
-      </w:r>
-      <w:r>
+        <w:t xml:space="preserve">программист </w:t>
+      </w:r>
+    </w:p>
+    <w:p>
+      <w:pPr>
+        <w:spacing w:after="120"/>
+        <w:ind w:firstLine="0"/>
         <w:rPr>
           <w:rFonts w:eastAsia="Times New Roman" w:cs="Times New Roman"/>
           <w:color w:val="000000" w:themeColor="text1"/>
           <w:szCs w:val="28"/>
-          <w:u w:val="single"/>
           <w:lang w:eastAsia="ru-RU"/>
         </w:rPr>
-        <w:t>программист</w:t>
-      </w:r>
-      <w:proofErr w:type="gramEnd"/>
+      </w:pPr>
       <w:r>
         <w:rPr>
           <w:rFonts w:eastAsia="Times New Roman" w:cs="Times New Roman"/>
           <w:color w:val="000000" w:themeColor="text1"/>
           <w:szCs w:val="28"/>
-          <w:u w:val="single"/>
           <w:lang w:eastAsia="ru-RU"/>
         </w:rPr>
-        <w:t xml:space="preserve"> </w:t>
-      </w:r>
-    </w:p>
-    <w:p>
-      <w:pPr>
-        <w:spacing w:after="120"/>
-        <w:ind w:firstLine="0"/>
+        <w:t>Работа защищена</w:t>
+      </w:r>
+      <w:r>
         <w:rPr>
           <w:rFonts w:eastAsia="Times New Roman" w:cs="Times New Roman"/>
           <w:color w:val="000000" w:themeColor="text1"/>
           <w:szCs w:val="28"/>
           <w:lang w:eastAsia="ru-RU"/>
         </w:rPr>
-      </w:pPr>
-      <w:r>
-        <w:rPr>
-          <w:rFonts w:eastAsia="Times New Roman" w:cs="Times New Roman"/>
-          <w:color w:val="000000" w:themeColor="text1"/>
-          <w:szCs w:val="28"/>
-          <w:lang w:eastAsia="ru-RU"/>
-        </w:rPr>
-        <w:t>Работа защищена</w:t>
-      </w:r>
-      <w:proofErr w:type="gramStart"/>
-      <w:r>
-        <w:rPr>
-          <w:rFonts w:eastAsia="Times New Roman" w:cs="Times New Roman"/>
-          <w:color w:val="000000" w:themeColor="text1"/>
-          <w:szCs w:val="28"/>
-          <w:lang w:eastAsia="ru-RU"/>
-        </w:rPr>
         <w:tab/>
         <w:t xml:space="preserve">  «</w:t>
       </w:r>
-      <w:proofErr w:type="gramEnd"/>
       <w:r>
         <w:rPr>
           <w:rFonts w:eastAsia="Times New Roman" w:cs="Times New Roman"/>
@@ -827,51 +715,22 @@
     </w:p>
     <w:p>
       <w:pPr>
-        <w:widowControl w:val="0"/>
-        <w:spacing w:line="240" w:lineRule="auto"/>
         <w:jc w:val="center"/>
-        <w:outlineLvl w:val="4"/>
-        <w:rPr>
-          <w:rFonts w:eastAsia="Times New Roman" w:cs="Times New Roman"/>
-          <w:szCs w:val="28"/>
+        <w:rPr>
           <w:lang w:eastAsia="ru-RU"/>
         </w:rPr>
       </w:pPr>
       <w:r>
         <w:rPr>
-          <w:rFonts w:eastAsia="Times New Roman" w:cs="Times New Roman"/>
-          <w:szCs w:val="28"/>
           <w:lang w:eastAsia="ru-RU"/>
         </w:rPr>
         <w:t>Барнаул 202</w:t>
       </w:r>
       <w:r>
         <w:rPr>
-          <w:rFonts w:eastAsia="Times New Roman" w:cs="Times New Roman"/>
-          <w:szCs w:val="28"/>
           <w:lang w:eastAsia="ru-RU"/>
         </w:rPr>
         <w:t>4</w:t>
-      </w:r>
-    </w:p>
-    <w:p>
-      <w:pPr>
-        <w:spacing w:after="160" w:line="259" w:lineRule="auto"/>
-        <w:ind w:firstLine="0"/>
-        <w:jc w:val="left"/>
-        <w:rPr>
-          <w:rFonts w:eastAsia="Times New Roman" w:cs="Times New Roman"/>
-          <w:szCs w:val="28"/>
-          <w:lang w:eastAsia="ru-RU"/>
-        </w:rPr>
-      </w:pPr>
-      <w:r>
-        <w:rPr>
-          <w:rFonts w:eastAsia="Times New Roman" w:cs="Times New Roman"/>
-          <w:szCs w:val="28"/>
-          <w:lang w:eastAsia="ru-RU"/>
-        </w:rPr>
-        <w:br w:type="page"/>
       </w:r>
     </w:p>
     <w:sdt>
@@ -890,11 +749,10 @@
           <w:docPartUnique/>
         </w:docPartObj>
       </w:sdtPr>
-      <w:sdtEndPr/>
       <w:sdtContent>
         <w:p>
           <w:pPr>
-            <w:pStyle w:val="a4"/>
+            <w:pStyle w:val="TOCHeading"/>
             <w:jc w:val="center"/>
             <w:rPr>
               <w:rFonts w:ascii="Times New Roman" w:hAnsi="Times New Roman"/>
@@ -927,12 +785,7 @@
     </w:sdt>
     <w:p>
       <w:pPr>
-        <w:widowControl w:val="0"/>
-        <w:ind w:firstLine="0"/>
-        <w:outlineLvl w:val="4"/>
-        <w:rPr>
-          <w:rFonts w:eastAsia="Times New Roman" w:cs="Times New Roman"/>
-          <w:szCs w:val="28"/>
+        <w:rPr>
           <w:lang w:eastAsia="ru-RU"/>
         </w:rPr>
       </w:pPr>
@@ -955,7 +808,7 @@
     </w:p>
     <w:p>
       <w:pPr>
-        <w:pStyle w:val="af4"/>
+        <w:pStyle w:val="a1"/>
         <w:ind w:firstLine="709"/>
         <w:rPr>
           <w:rFonts w:cs="Times New Roman"/>
@@ -981,7 +834,7 @@
     </w:p>
     <w:p>
       <w:pPr>
-        <w:pStyle w:val="af4"/>
+        <w:pStyle w:val="a1"/>
         <w:ind w:firstLine="709"/>
         <w:rPr>
           <w:rFonts w:cs="Times New Roman"/>
@@ -1042,7 +895,7 @@
     </w:p>
     <w:p>
       <w:pPr>
-        <w:pStyle w:val="af4"/>
+        <w:pStyle w:val="a1"/>
         <w:ind w:firstLine="709"/>
         <w:rPr>
           <w:rFonts w:cs="Times New Roman"/>
@@ -1188,7 +1041,7 @@
     </w:p>
     <w:p>
       <w:pPr>
-        <w:pStyle w:val="af4"/>
+        <w:pStyle w:val="a1"/>
         <w:ind w:firstLine="709"/>
         <w:rPr>
           <w:rFonts w:cs="Times New Roman"/>
@@ -1216,7 +1069,7 @@
     </w:p>
     <w:p>
       <w:pPr>
-        <w:pStyle w:val="af4"/>
+        <w:pStyle w:val="a1"/>
         <w:ind w:firstLine="709"/>
         <w:rPr>
           <w:rFonts w:cs="Times New Roman"/>
@@ -1268,13 +1121,8 @@
       <w:r>
         <w:t xml:space="preserve">: </w:t>
       </w:r>
-      <w:proofErr w:type="spellStart"/>
-      <w:r>
-        <w:t>Пасечнюк</w:t>
-      </w:r>
-      <w:proofErr w:type="spellEnd"/>
-      <w:r>
-        <w:t xml:space="preserve"> Светлана Викторовн</w:t>
+      <w:r>
+        <w:t>Пасечнюк Светлана Викторовн</w:t>
       </w:r>
       <w:r>
         <w:t xml:space="preserve">а, </w:t>
@@ -1291,7 +1139,7 @@
     </w:p>
     <w:p>
       <w:pPr>
-        <w:pStyle w:val="af4"/>
+        <w:pStyle w:val="a1"/>
         <w:ind w:firstLine="709"/>
         <w:rPr>
           <w:rFonts w:cs="Times New Roman"/>
@@ -1344,7 +1192,7 @@
     </w:p>
     <w:p>
       <w:pPr>
-        <w:pStyle w:val="af4"/>
+        <w:pStyle w:val="a1"/>
         <w:ind w:firstLine="709"/>
         <w:rPr>
           <w:rFonts w:cs="Times New Roman"/>
@@ -2299,7 +2147,7 @@
     </w:p>
     <w:p>
       <w:pPr>
-        <w:pStyle w:val="af4"/>
+        <w:pStyle w:val="a1"/>
         <w:ind w:firstLine="709"/>
         <w:rPr>
           <w:rFonts w:cs="Times New Roman"/>
@@ -2341,7 +2189,7 @@
     </w:p>
     <w:p>
       <w:pPr>
-        <w:pStyle w:val="af"/>
+        <w:pStyle w:val="BodyTextIndent"/>
         <w:widowControl w:val="0"/>
         <w:spacing w:after="0" w:line="360" w:lineRule="auto"/>
         <w:ind w:left="0" w:firstLine="709"/>
@@ -2366,7 +2214,7 @@
     </w:p>
     <w:p>
       <w:pPr>
-        <w:pStyle w:val="af4"/>
+        <w:pStyle w:val="a1"/>
         <w:ind w:firstLine="709"/>
         <w:rPr>
           <w:rFonts w:cs="Times New Roman"/>
@@ -2384,8 +2232,27 @@
       </w:r>
     </w:p>
     <w:p>
-      <w:pPr>
-        <w:pStyle w:val="af"/>
+      <w:r>
+        <w:t>Необходимо создать систему с функционалом авторизации пользователей, хранением информации и чтением данных, включая журнал проживающих, нахождение проживающих в общежитии, личный рейтинг, графики дежурств, планы мероприятий, мониторинг чистоты, управлением доступом различных пользователей и инструментом восстановления пароля. Надежное функционирование программы должно обеспечиваться мерами безопасности, лицензионным ПО, регулярными проверками на вирусы, резервным копированием данных, организацией бесперебойного питания. Система должна быть легко доступной и управляемой для минимального количества эксплуатационного персонала, включая системного администратора и администратора базы данных. Технические характеристики сервера и устройств пользователей должны соответствовать определенным требованиям. Программное обеспечение должно иметь клиент-серверную архитектуру, написанную на языке программирования C# с использованием платформ Avalonia и ASP.NET(Web-API).</w:t>
+      </w:r>
+    </w:p>
+    <w:p>
+      <w:pPr>
+        <w:rPr>
+          <w:rFonts w:cs="Times New Roman"/>
+          <w:b/>
+          <w:szCs w:val="28"/>
+          <w:highlight w:val="yellow"/>
+        </w:rPr>
+      </w:pPr>
+      <w:r>
+        <w:t>Подробне смотреть ТЗ (прикреплено к отчету).</w:t>
+      </w:r>
+      <w:bookmarkStart w:id="12" w:name="_Toc164151012"/>
+    </w:p>
+    <w:p>
+      <w:pPr>
+        <w:pStyle w:val="BodyTextIndent"/>
         <w:widowControl w:val="0"/>
         <w:spacing w:after="0" w:line="360" w:lineRule="auto"/>
         <w:ind w:left="0" w:firstLine="709"/>
@@ -2397,7 +2264,6 @@
           <w:highlight w:val="yellow"/>
         </w:rPr>
       </w:pPr>
-      <w:bookmarkStart w:id="12" w:name="_Toc164151012"/>
       <w:r>
         <w:rPr>
           <w:rFonts w:ascii="Times New Roman" w:hAnsi="Times New Roman" w:cs="Times New Roman"/>
@@ -2406,12 +2272,92 @@
           <w:szCs w:val="28"/>
           <w:highlight w:val="yellow"/>
         </w:rPr>
-        <w:t>Требования в ТЗ.</w:t>
-      </w:r>
-    </w:p>
-    <w:p>
-      <w:pPr>
-        <w:pStyle w:val="af"/>
+        <w:t>Диаграмма, описывающая весь процесс?</w:t>
+      </w:r>
+    </w:p>
+    <w:p>
+      <w:pPr>
+        <w:pStyle w:val="a1"/>
+        <w:ind w:firstLine="709"/>
+        <w:rPr>
+          <w:rFonts w:cs="Times New Roman"/>
+          <w:szCs w:val="28"/>
+          <w:highlight w:val="green"/>
+        </w:rPr>
+      </w:pPr>
+      <w:r>
+        <w:rPr>
+          <w:rFonts w:cs="Times New Roman"/>
+          <w:szCs w:val="28"/>
+          <w:highlight w:val="green"/>
+        </w:rPr>
+        <w:t>2.2 Формулировка функциональных требований к программному изделию</w:t>
+      </w:r>
+      <w:bookmarkEnd w:id="12"/>
+    </w:p>
+    <w:p>
+      <w:r>
+        <w:t xml:space="preserve">Система должна включать авторизацию пользователей, хранение и чтение информации, журналы проживающих с различными категориями, журнал нахождения в общежитии, рейтинги, графики дежурств, планы мероприятий, мониторинг чистоты, управление доступом для различных пользователей </w:t>
+      </w:r>
+      <w:r>
+        <w:lastRenderedPageBreak/>
+        <w:t>(администраторы, дежурные, проживающие), оповещение студентов, и утилиту для восстановления пароля.</w:t>
+      </w:r>
+    </w:p>
+    <w:p>
+      <w:pPr>
+        <w:rPr>
+          <w:rFonts w:cs="Times New Roman"/>
+          <w:b/>
+          <w:szCs w:val="28"/>
+          <w:highlight w:val="yellow"/>
+        </w:rPr>
+      </w:pPr>
+      <w:r>
+        <w:t>Подробне смотреть ТЗ (прикреплено к отчету).</w:t>
+      </w:r>
+    </w:p>
+    <w:p>
+      <w:pPr>
+        <w:pStyle w:val="a1"/>
+        <w:ind w:firstLine="709"/>
+        <w:rPr>
+          <w:rFonts w:cs="Times New Roman"/>
+          <w:szCs w:val="28"/>
+          <w:highlight w:val="green"/>
+        </w:rPr>
+      </w:pPr>
+      <w:r>
+        <w:rPr>
+          <w:rFonts w:cs="Times New Roman"/>
+          <w:szCs w:val="28"/>
+          <w:highlight w:val="green"/>
+        </w:rPr>
+        <w:t>2.3 Построение информационно-логической схемы данных, формулировка требований по информационному обеспечению программного изделия</w:t>
+      </w:r>
+    </w:p>
+    <w:p>
+      <w:r>
+        <w:t>Для работы программного обеспечения требуется сервер с характеристиками: процессор 2.0 ГГц, минимум 2 физических ядра и 4 потока, ОЗУ не менее 8 Гб, графический адаптер стандарта WXGA или выше. Устройства пользователей должны иметь процессор 2.0 ГГц, минимум 2 физических ядра, ОЗУ не менее 2 Гб, доступ в Интернет, и графический адаптер стандарта WXGA или выше. Программное обеспечение работает по клиент-серверной архитектуре через локальную сеть или Интернет, где пользователи взаимодействуют с сервером через клиентское приложение для отправки запросов и получения данных.</w:t>
+      </w:r>
+    </w:p>
+    <w:p>
+      <w:pPr>
+        <w:ind w:firstLine="708"/>
+        <w:rPr>
+          <w:rFonts w:cs="Times New Roman"/>
+          <w:b/>
+          <w:szCs w:val="28"/>
+          <w:highlight w:val="yellow"/>
+        </w:rPr>
+      </w:pPr>
+      <w:r>
+        <w:t>Подробне смотреть ТЗ (прикреплено к отчету).</w:t>
+      </w:r>
+    </w:p>
+    <w:p>
+      <w:pPr>
+        <w:pStyle w:val="BodyTextIndent"/>
         <w:widowControl w:val="0"/>
         <w:spacing w:after="0" w:line="360" w:lineRule="auto"/>
         <w:ind w:left="0" w:firstLine="709"/>
@@ -2420,9 +2366,18 @@
           <w:b/>
           <w:sz w:val="28"/>
           <w:szCs w:val="28"/>
+        </w:rPr>
+      </w:pPr>
+      <w:r>
+        <w:rPr>
+          <w:rFonts w:ascii="Times New Roman" w:hAnsi="Times New Roman" w:cs="Times New Roman"/>
+          <w:b/>
+          <w:sz w:val="28"/>
+          <w:szCs w:val="28"/>
           <w:highlight w:val="yellow"/>
         </w:rPr>
-      </w:pPr>
+        <w:t xml:space="preserve">Лог схемы и </w:t>
+      </w:r>
       <w:r>
         <w:rPr>
           <w:rFonts w:ascii="Times New Roman" w:hAnsi="Times New Roman" w:cs="Times New Roman"/>
@@ -2430,13 +2385,14 @@
           <w:sz w:val="28"/>
           <w:szCs w:val="28"/>
           <w:highlight w:val="yellow"/>
-        </w:rPr>
-        <w:t>Диаграмма, описывающая весь процесс?</w:t>
-      </w:r>
-    </w:p>
-    <w:p>
-      <w:pPr>
-        <w:pStyle w:val="af4"/>
+          <w:lang w:val="en-US"/>
+        </w:rPr>
+        <w:t>DFD</w:t>
+      </w:r>
+    </w:p>
+    <w:p>
+      <w:pPr>
+        <w:pStyle w:val="a1"/>
         <w:ind w:firstLine="709"/>
         <w:rPr>
           <w:rFonts w:cs="Times New Roman"/>
@@ -2450,22 +2406,12 @@
           <w:szCs w:val="28"/>
           <w:highlight w:val="green"/>
         </w:rPr>
-        <w:t>2.2 Формулировка функциональных требований к программному изделию</w:t>
-      </w:r>
-      <w:r>
-        <w:rPr>
-          <w:rFonts w:cs="Times New Roman"/>
-          <w:color w:val="FF0000"/>
-          <w:szCs w:val="28"/>
-          <w:highlight w:val="green"/>
-        </w:rPr>
-        <w:t>, использование методов предпроектного обследования</w:t>
-      </w:r>
-      <w:bookmarkEnd w:id="12"/>
-    </w:p>
-    <w:p>
-      <w:pPr>
-        <w:pStyle w:val="af"/>
+        <w:t>2.4 Создание функциональной модели предметной области, диаграмм потоков данных (процессов) DFD, диаграмм классов</w:t>
+      </w:r>
+    </w:p>
+    <w:p>
+      <w:pPr>
+        <w:pStyle w:val="BodyTextIndent"/>
         <w:widowControl w:val="0"/>
         <w:spacing w:after="0" w:line="360" w:lineRule="auto"/>
         <w:ind w:left="0" w:firstLine="709"/>
@@ -2484,13 +2430,24 @@
           <w:sz w:val="28"/>
           <w:szCs w:val="28"/>
           <w:highlight w:val="yellow"/>
-        </w:rPr>
-        <w:t>Требования в ТЗ.</w:t>
-      </w:r>
-    </w:p>
-    <w:p>
-      <w:pPr>
-        <w:pStyle w:val="af"/>
+          <w:lang w:val="en-US"/>
+        </w:rPr>
+        <w:t>DFD</w:t>
+      </w:r>
+      <w:r>
+        <w:rPr>
+          <w:rFonts w:ascii="Times New Roman" w:hAnsi="Times New Roman" w:cs="Times New Roman"/>
+          <w:b/>
+          <w:sz w:val="28"/>
+          <w:szCs w:val="28"/>
+          <w:highlight w:val="yellow"/>
+        </w:rPr>
+        <w:t xml:space="preserve"> для модели предметной области.</w:t>
+      </w:r>
+    </w:p>
+    <w:p>
+      <w:pPr>
+        <w:pStyle w:val="BodyTextIndent"/>
         <w:widowControl w:val="0"/>
         <w:spacing w:after="0" w:line="360" w:lineRule="auto"/>
         <w:ind w:left="0" w:firstLine="709"/>
@@ -2509,37 +2466,79 @@
           <w:sz w:val="28"/>
           <w:szCs w:val="28"/>
           <w:highlight w:val="yellow"/>
-        </w:rPr>
-        <w:t>Если красный текст пропадёт нормально будет? Всё равно всё в ТЗ есть</w:t>
-      </w:r>
-    </w:p>
-    <w:p>
-      <w:pPr>
-        <w:pStyle w:val="af4"/>
-        <w:ind w:firstLine="709"/>
-        <w:rPr>
-          <w:rFonts w:cs="Times New Roman"/>
-          <w:szCs w:val="28"/>
-          <w:highlight w:val="green"/>
-        </w:rPr>
-      </w:pPr>
-      <w:r>
-        <w:rPr>
-          <w:rFonts w:cs="Times New Roman"/>
-          <w:szCs w:val="28"/>
-          <w:highlight w:val="green"/>
-        </w:rPr>
-        <w:t>2.3 Построение информационно-логической схемы данных, формулировка требований по информационному обеспечению программного изделия</w:t>
-      </w:r>
-    </w:p>
-    <w:p>
-      <w:pPr>
-        <w:pStyle w:val="af"/>
+          <w:lang w:val="en-US"/>
+        </w:rPr>
+        <w:t>DFD</w:t>
+      </w:r>
+      <w:r>
+        <w:rPr>
+          <w:rFonts w:ascii="Times New Roman" w:hAnsi="Times New Roman" w:cs="Times New Roman"/>
+          <w:b/>
+          <w:sz w:val="28"/>
+          <w:szCs w:val="28"/>
+          <w:highlight w:val="yellow"/>
+        </w:rPr>
+        <w:t xml:space="preserve">, </w:t>
+      </w:r>
+    </w:p>
+    <w:p>
+      <w:pPr>
+        <w:pStyle w:val="BodyTextIndent"/>
         <w:widowControl w:val="0"/>
         <w:spacing w:after="0" w:line="360" w:lineRule="auto"/>
         <w:ind w:left="0" w:firstLine="709"/>
         <w:rPr>
           <w:rFonts w:ascii="Times New Roman" w:hAnsi="Times New Roman" w:cs="Times New Roman"/>
+          <w:bCs/>
+          <w:sz w:val="28"/>
+          <w:szCs w:val="28"/>
+        </w:rPr>
+      </w:pPr>
+      <w:r>
+        <w:rPr>
+          <w:rFonts w:ascii="Times New Roman" w:hAnsi="Times New Roman" w:cs="Times New Roman"/>
+          <w:bCs/>
+          <w:sz w:val="28"/>
+          <w:szCs w:val="28"/>
+        </w:rPr>
+        <w:t xml:space="preserve">Диаграмма классов, описывающая всю </w:t>
+      </w:r>
+      <w:r>
+        <w:rPr>
+          <w:rFonts w:ascii="Times New Roman" w:hAnsi="Times New Roman" w:cs="Times New Roman"/>
+          <w:bCs/>
+          <w:sz w:val="28"/>
+          <w:szCs w:val="28"/>
+        </w:rPr>
+        <w:t>структуру приложения (сервер и клиент), прикреплена к отчёту.</w:t>
+      </w:r>
+    </w:p>
+    <w:p>
+      <w:pPr>
+        <w:pStyle w:val="a1"/>
+        <w:ind w:firstLine="709"/>
+        <w:rPr>
+          <w:rFonts w:cs="Times New Roman"/>
+          <w:szCs w:val="28"/>
+          <w:highlight w:val="green"/>
+        </w:rPr>
+      </w:pPr>
+      <w:r>
+        <w:rPr>
+          <w:rFonts w:cs="Times New Roman"/>
+          <w:szCs w:val="28"/>
+          <w:highlight w:val="green"/>
+        </w:rPr>
+        <w:t>2.5 Формулирование проектных решений по функциональной и информационной структуре разрабатываемого программного изделия, обоснование использования инструментальных средств разработки программного изделия</w:t>
+      </w:r>
+    </w:p>
+    <w:p>
+      <w:pPr>
+        <w:pStyle w:val="BodyTextIndent"/>
+        <w:widowControl w:val="0"/>
+        <w:ind w:firstLine="709"/>
+        <w:rPr>
+          <w:rFonts w:ascii="Times New Roman" w:hAnsi="Times New Roman" w:cs="Times New Roman"/>
           <w:b/>
           <w:sz w:val="28"/>
           <w:szCs w:val="28"/>
@@ -2554,20 +2553,20 @@
           <w:szCs w:val="28"/>
           <w:highlight w:val="yellow"/>
         </w:rPr>
-        <w:t>Требования в ТЗ.</w:t>
-      </w:r>
-    </w:p>
-    <w:p>
-      <w:pPr>
-        <w:pStyle w:val="af"/>
+        <w:t>Приложение клиент-сервер</w:t>
+      </w:r>
+    </w:p>
+    <w:p>
+      <w:pPr>
+        <w:pStyle w:val="BodyTextIndent"/>
         <w:widowControl w:val="0"/>
-        <w:spacing w:after="0" w:line="360" w:lineRule="auto"/>
-        <w:ind w:left="0" w:firstLine="709"/>
+        <w:ind w:firstLine="709"/>
         <w:rPr>
           <w:rFonts w:ascii="Times New Roman" w:hAnsi="Times New Roman" w:cs="Times New Roman"/>
           <w:b/>
           <w:sz w:val="28"/>
           <w:szCs w:val="28"/>
+          <w:highlight w:val="yellow"/>
         </w:rPr>
       </w:pPr>
       <w:r>
@@ -2578,7 +2577,7 @@
           <w:szCs w:val="28"/>
           <w:highlight w:val="yellow"/>
         </w:rPr>
-        <w:t xml:space="preserve">Лог схемы и </w:t>
+        <w:t xml:space="preserve">Есть БД </w:t>
       </w:r>
       <w:r>
         <w:rPr>
@@ -2589,34 +2588,9 @@
           <w:highlight w:val="yellow"/>
           <w:lang w:val="en-US"/>
         </w:rPr>
-        <w:t>DFD</w:t>
-      </w:r>
-    </w:p>
-    <w:p>
-      <w:pPr>
-        <w:pStyle w:val="af4"/>
-        <w:ind w:firstLine="709"/>
-        <w:rPr>
-          <w:rFonts w:cs="Times New Roman"/>
-          <w:szCs w:val="28"/>
-          <w:highlight w:val="green"/>
-        </w:rPr>
-      </w:pPr>
-      <w:r>
-        <w:rPr>
-          <w:rFonts w:cs="Times New Roman"/>
-          <w:szCs w:val="28"/>
-          <w:highlight w:val="green"/>
-        </w:rPr>
-        <w:t>2.4 Создание функциональной модели предметной области, диаграмм потоков данных (процессов) DFD, диаграмм классов</w:t>
-      </w:r>
-    </w:p>
-    <w:p>
-      <w:pPr>
-        <w:pStyle w:val="af"/>
-        <w:widowControl w:val="0"/>
-        <w:spacing w:after="0" w:line="360" w:lineRule="auto"/>
-        <w:ind w:left="0" w:firstLine="709"/>
+        <w:t>ms</w:t>
+      </w:r>
+      <w:r>
         <w:rPr>
           <w:rFonts w:ascii="Times New Roman" w:hAnsi="Times New Roman" w:cs="Times New Roman"/>
           <w:b/>
@@ -2624,7 +2598,8 @@
           <w:szCs w:val="28"/>
           <w:highlight w:val="yellow"/>
         </w:rPr>
-      </w:pPr>
+        <w:t xml:space="preserve"> </w:t>
+      </w:r>
       <w:r>
         <w:rPr>
           <w:rFonts w:ascii="Times New Roman" w:hAnsi="Times New Roman" w:cs="Times New Roman"/>
@@ -2634,7 +2609,7 @@
           <w:highlight w:val="yellow"/>
           <w:lang w:val="en-US"/>
         </w:rPr>
-        <w:t>DFD</w:t>
+        <w:t>sql</w:t>
       </w:r>
       <w:r>
         <w:rPr>
@@ -2644,23 +2619,19 @@
           <w:szCs w:val="28"/>
           <w:highlight w:val="yellow"/>
         </w:rPr>
-        <w:t xml:space="preserve"> для модели предметной области.</w:t>
-      </w:r>
-    </w:p>
-    <w:p>
-      <w:pPr>
-        <w:pStyle w:val="af"/>
-        <w:widowControl w:val="0"/>
-        <w:spacing w:after="0" w:line="360" w:lineRule="auto"/>
-        <w:ind w:left="0" w:firstLine="709"/>
+        <w:t xml:space="preserve">, есть клиент, написанный на </w:t>
+      </w:r>
+      <w:r>
         <w:rPr>
           <w:rFonts w:ascii="Times New Roman" w:hAnsi="Times New Roman" w:cs="Times New Roman"/>
           <w:b/>
           <w:sz w:val="28"/>
           <w:szCs w:val="28"/>
           <w:highlight w:val="yellow"/>
-        </w:rPr>
-      </w:pPr>
+          <w:lang w:val="en-US"/>
+        </w:rPr>
+        <w:t>Avalonia</w:t>
+      </w:r>
       <w:r>
         <w:rPr>
           <w:rFonts w:ascii="Times New Roman" w:hAnsi="Times New Roman" w:cs="Times New Roman"/>
@@ -2668,9 +2639,8 @@
           <w:sz w:val="28"/>
           <w:szCs w:val="28"/>
           <w:highlight w:val="yellow"/>
-          <w:lang w:val="en-US"/>
-        </w:rPr>
-        <w:t>DFD</w:t>
+        </w:rPr>
+        <w:t xml:space="preserve">, который связан с </w:t>
       </w:r>
       <w:r>
         <w:rPr>
@@ -2679,8 +2649,9 @@
           <w:sz w:val="28"/>
           <w:szCs w:val="28"/>
           <w:highlight w:val="yellow"/>
-        </w:rPr>
-        <w:t xml:space="preserve">, классов (эта в </w:t>
+          <w:lang w:val="en-US"/>
+        </w:rPr>
+        <w:t>API</w:t>
       </w:r>
       <w:r>
         <w:rPr>
@@ -2689,9 +2660,8 @@
           <w:sz w:val="28"/>
           <w:szCs w:val="28"/>
           <w:highlight w:val="yellow"/>
-          <w:lang w:val="en-US"/>
-        </w:rPr>
-        <w:t>PDF</w:t>
+        </w:rPr>
+        <w:t xml:space="preserve">, написанной на </w:t>
       </w:r>
       <w:r>
         <w:rPr>
@@ -2700,34 +2670,11 @@
           <w:sz w:val="28"/>
           <w:szCs w:val="28"/>
           <w:highlight w:val="yellow"/>
-        </w:rPr>
-        <w:t>, иначе получится шлак)</w:t>
-      </w:r>
-    </w:p>
-    <w:p>
-      <w:pPr>
-        <w:pStyle w:val="af4"/>
-        <w:ind w:firstLine="709"/>
-        <w:rPr>
-          <w:rFonts w:cs="Times New Roman"/>
-          <w:szCs w:val="28"/>
-          <w:highlight w:val="green"/>
-        </w:rPr>
-      </w:pPr>
-      <w:r>
-        <w:rPr>
-          <w:rFonts w:cs="Times New Roman"/>
-          <w:szCs w:val="28"/>
-          <w:highlight w:val="green"/>
-        </w:rPr>
-        <w:t>2.5 Формулирование проектных решений по функциональной и информационной структуре разрабатываемого программного изделия, обоснование использования инструментальных средств разработки программного изделия, описание функций и параметров программных средств</w:t>
-      </w:r>
-    </w:p>
-    <w:p>
-      <w:pPr>
-        <w:pStyle w:val="af"/>
-        <w:widowControl w:val="0"/>
-        <w:ind w:firstLine="709"/>
+          <w:lang w:val="en-US"/>
+        </w:rPr>
+        <w:t>ASP</w:t>
+      </w:r>
+      <w:r>
         <w:rPr>
           <w:rFonts w:ascii="Times New Roman" w:hAnsi="Times New Roman" w:cs="Times New Roman"/>
           <w:b/>
@@ -2735,7 +2682,8 @@
           <w:szCs w:val="28"/>
           <w:highlight w:val="yellow"/>
         </w:rPr>
-      </w:pPr>
+        <w:t xml:space="preserve">, которая связана с БД </w:t>
+      </w:r>
       <w:r>
         <w:rPr>
           <w:rFonts w:ascii="Times New Roman" w:hAnsi="Times New Roman" w:cs="Times New Roman"/>
@@ -2743,15 +2691,11 @@
           <w:sz w:val="28"/>
           <w:szCs w:val="28"/>
           <w:highlight w:val="yellow"/>
-        </w:rPr>
-        <w:t>Приложение клиент-сервер</w:t>
-      </w:r>
-    </w:p>
-    <w:p>
-      <w:pPr>
-        <w:pStyle w:val="af"/>
-        <w:widowControl w:val="0"/>
-        <w:ind w:firstLine="709"/>
+          <w:lang w:val="en-US"/>
+        </w:rPr>
+        <w:t>ms</w:t>
+      </w:r>
+      <w:r>
         <w:rPr>
           <w:rFonts w:ascii="Times New Roman" w:hAnsi="Times New Roman" w:cs="Times New Roman"/>
           <w:b/>
@@ -2759,7 +2703,8 @@
           <w:szCs w:val="28"/>
           <w:highlight w:val="yellow"/>
         </w:rPr>
-      </w:pPr>
+        <w:t xml:space="preserve"> </w:t>
+      </w:r>
       <w:r>
         <w:rPr>
           <w:rFonts w:ascii="Times New Roman" w:hAnsi="Times New Roman" w:cs="Times New Roman"/>
@@ -2767,154 +2712,10 @@
           <w:sz w:val="28"/>
           <w:szCs w:val="28"/>
           <w:highlight w:val="yellow"/>
-        </w:rPr>
-        <w:t xml:space="preserve">Есть БД </w:t>
-      </w:r>
-      <w:proofErr w:type="spellStart"/>
-      <w:r>
-        <w:rPr>
-          <w:rFonts w:ascii="Times New Roman" w:hAnsi="Times New Roman" w:cs="Times New Roman"/>
-          <w:b/>
-          <w:sz w:val="28"/>
-          <w:szCs w:val="28"/>
-          <w:highlight w:val="yellow"/>
-          <w:lang w:val="en-US"/>
-        </w:rPr>
-        <w:t>ms</w:t>
-      </w:r>
-      <w:proofErr w:type="spellEnd"/>
-      <w:r>
-        <w:rPr>
-          <w:rFonts w:ascii="Times New Roman" w:hAnsi="Times New Roman" w:cs="Times New Roman"/>
-          <w:b/>
-          <w:sz w:val="28"/>
-          <w:szCs w:val="28"/>
-          <w:highlight w:val="yellow"/>
-        </w:rPr>
-        <w:t xml:space="preserve"> </w:t>
-      </w:r>
-      <w:proofErr w:type="spellStart"/>
-      <w:r>
-        <w:rPr>
-          <w:rFonts w:ascii="Times New Roman" w:hAnsi="Times New Roman" w:cs="Times New Roman"/>
-          <w:b/>
-          <w:sz w:val="28"/>
-          <w:szCs w:val="28"/>
-          <w:highlight w:val="yellow"/>
           <w:lang w:val="en-US"/>
         </w:rPr>
         <w:t>sql</w:t>
       </w:r>
-      <w:proofErr w:type="spellEnd"/>
-      <w:r>
-        <w:rPr>
-          <w:rFonts w:ascii="Times New Roman" w:hAnsi="Times New Roman" w:cs="Times New Roman"/>
-          <w:b/>
-          <w:sz w:val="28"/>
-          <w:szCs w:val="28"/>
-          <w:highlight w:val="yellow"/>
-        </w:rPr>
-        <w:t xml:space="preserve">, есть клиент, написанный на </w:t>
-      </w:r>
-      <w:r>
-        <w:rPr>
-          <w:rFonts w:ascii="Times New Roman" w:hAnsi="Times New Roman" w:cs="Times New Roman"/>
-          <w:b/>
-          <w:sz w:val="28"/>
-          <w:szCs w:val="28"/>
-          <w:highlight w:val="yellow"/>
-          <w:lang w:val="en-US"/>
-        </w:rPr>
-        <w:t>Avalonia</w:t>
-      </w:r>
-      <w:r>
-        <w:rPr>
-          <w:rFonts w:ascii="Times New Roman" w:hAnsi="Times New Roman" w:cs="Times New Roman"/>
-          <w:b/>
-          <w:sz w:val="28"/>
-          <w:szCs w:val="28"/>
-          <w:highlight w:val="yellow"/>
-        </w:rPr>
-        <w:t xml:space="preserve">, который связан с </w:t>
-      </w:r>
-      <w:r>
-        <w:rPr>
-          <w:rFonts w:ascii="Times New Roman" w:hAnsi="Times New Roman" w:cs="Times New Roman"/>
-          <w:b/>
-          <w:sz w:val="28"/>
-          <w:szCs w:val="28"/>
-          <w:highlight w:val="yellow"/>
-          <w:lang w:val="en-US"/>
-        </w:rPr>
-        <w:t>API</w:t>
-      </w:r>
-      <w:r>
-        <w:rPr>
-          <w:rFonts w:ascii="Times New Roman" w:hAnsi="Times New Roman" w:cs="Times New Roman"/>
-          <w:b/>
-          <w:sz w:val="28"/>
-          <w:szCs w:val="28"/>
-          <w:highlight w:val="yellow"/>
-        </w:rPr>
-        <w:t xml:space="preserve">, написанной на </w:t>
-      </w:r>
-      <w:r>
-        <w:rPr>
-          <w:rFonts w:ascii="Times New Roman" w:hAnsi="Times New Roman" w:cs="Times New Roman"/>
-          <w:b/>
-          <w:sz w:val="28"/>
-          <w:szCs w:val="28"/>
-          <w:highlight w:val="yellow"/>
-          <w:lang w:val="en-US"/>
-        </w:rPr>
-        <w:t>ASP</w:t>
-      </w:r>
-      <w:r>
-        <w:rPr>
-          <w:rFonts w:ascii="Times New Roman" w:hAnsi="Times New Roman" w:cs="Times New Roman"/>
-          <w:b/>
-          <w:sz w:val="28"/>
-          <w:szCs w:val="28"/>
-          <w:highlight w:val="yellow"/>
-        </w:rPr>
-        <w:t xml:space="preserve">, которая связана с БД </w:t>
-      </w:r>
-      <w:proofErr w:type="spellStart"/>
-      <w:r>
-        <w:rPr>
-          <w:rFonts w:ascii="Times New Roman" w:hAnsi="Times New Roman" w:cs="Times New Roman"/>
-          <w:b/>
-          <w:sz w:val="28"/>
-          <w:szCs w:val="28"/>
-          <w:highlight w:val="yellow"/>
-          <w:lang w:val="en-US"/>
-        </w:rPr>
-        <w:t>ms</w:t>
-      </w:r>
-      <w:proofErr w:type="spellEnd"/>
-      <w:r>
-        <w:rPr>
-          <w:rFonts w:ascii="Times New Roman" w:hAnsi="Times New Roman" w:cs="Times New Roman"/>
-          <w:b/>
-          <w:sz w:val="28"/>
-          <w:szCs w:val="28"/>
-          <w:highlight w:val="yellow"/>
-        </w:rPr>
-        <w:t xml:space="preserve"> </w:t>
-      </w:r>
-      <w:proofErr w:type="spellStart"/>
-      <w:r>
-        <w:rPr>
-          <w:rFonts w:ascii="Times New Roman" w:hAnsi="Times New Roman" w:cs="Times New Roman"/>
-          <w:b/>
-          <w:sz w:val="28"/>
-          <w:szCs w:val="28"/>
-          <w:highlight w:val="yellow"/>
-          <w:lang w:val="en-US"/>
-        </w:rPr>
-        <w:t>sql</w:t>
-      </w:r>
-      <w:proofErr w:type="spellEnd"/>
       <w:r>
         <w:rPr>
           <w:rFonts w:ascii="Times New Roman" w:hAnsi="Times New Roman" w:cs="Times New Roman"/>
@@ -3281,23 +3082,7 @@
           <w:rFonts w:cs="Times New Roman"/>
           <w:szCs w:val="28"/>
         </w:rPr>
-        <w:t xml:space="preserve"># продолжает активно развиваться, и с каждой новой версией появляется все больше интересных </w:t>
-      </w:r>
-      <w:proofErr w:type="spellStart"/>
-      <w:r>
-        <w:rPr>
-          <w:rFonts w:cs="Times New Roman"/>
-          <w:szCs w:val="28"/>
-        </w:rPr>
-        <w:t>функциональностей</w:t>
-      </w:r>
-      <w:proofErr w:type="spellEnd"/>
-      <w:r>
-        <w:rPr>
-          <w:rFonts w:cs="Times New Roman"/>
-          <w:szCs w:val="28"/>
-        </w:rPr>
-        <w:t>.</w:t>
+        <w:t># продолжает активно развиваться, и с каждой новой версией появляется все больше интересных функциональностей.</w:t>
       </w:r>
     </w:p>
     <w:p>
@@ -3564,23 +3349,1172 @@
           <w:rFonts w:cs="Times New Roman"/>
           <w:szCs w:val="28"/>
         </w:rPr>
+        <w:t xml:space="preserve"> - это лучшее, что создала компания </w:t>
+      </w:r>
+      <w:r>
+        <w:rPr>
+          <w:rFonts w:cs="Times New Roman"/>
+          <w:szCs w:val="28"/>
+          <w:lang w:val="en-US"/>
+        </w:rPr>
+        <w:t>Microsoft</w:t>
+      </w:r>
+      <w:r>
+        <w:rPr>
+          <w:rFonts w:cs="Times New Roman"/>
+          <w:szCs w:val="28"/>
+        </w:rPr>
+        <w:t>.</w:t>
+      </w:r>
+      <w:r>
+        <w:rPr>
+          <w:rFonts w:cs="Times New Roman"/>
+          <w:szCs w:val="28"/>
+        </w:rPr>
         <w:t xml:space="preserve"> </w:t>
       </w:r>
-      <w:proofErr w:type="gramStart"/>
-      <w:r>
-        <w:rPr>
-          <w:rFonts w:cs="Times New Roman"/>
-          <w:szCs w:val="28"/>
-        </w:rPr>
-        <w:t>- это лучшее</w:t>
-      </w:r>
-      <w:proofErr w:type="gramEnd"/>
-      <w:r>
-        <w:rPr>
-          <w:rFonts w:cs="Times New Roman"/>
-          <w:szCs w:val="28"/>
-        </w:rPr>
-        <w:t xml:space="preserve">, что создала компания </w:t>
+      <w:r>
+        <w:rPr>
+          <w:rFonts w:cs="Times New Roman"/>
+          <w:szCs w:val="28"/>
+        </w:rPr>
+        <w:t>Фреймворк .</w:t>
+      </w:r>
+      <w:r>
+        <w:rPr>
+          <w:rFonts w:cs="Times New Roman"/>
+          <w:szCs w:val="28"/>
+          <w:lang w:val="en-US"/>
+        </w:rPr>
+        <w:t>NET</w:t>
+      </w:r>
+      <w:r>
+        <w:rPr>
+          <w:rFonts w:cs="Times New Roman"/>
+          <w:szCs w:val="28"/>
+        </w:rPr>
+        <w:t xml:space="preserve"> представляет мощную платформу для создания приложений. Можно выделить следующие ее основные черты:</w:t>
+      </w:r>
+    </w:p>
+    <w:p>
+      <w:pPr>
+        <w:ind w:firstLine="709"/>
+        <w:rPr>
+          <w:rFonts w:cs="Times New Roman"/>
+          <w:szCs w:val="28"/>
+        </w:rPr>
+      </w:pPr>
+      <w:r>
+        <w:rPr>
+          <w:rFonts w:cs="Times New Roman"/>
+          <w:szCs w:val="28"/>
+        </w:rPr>
+        <w:t xml:space="preserve">Поддержка нескольких языков. Основой платформы является общеязыковая среда исполнения </w:t>
+      </w:r>
+      <w:r>
+        <w:rPr>
+          <w:rFonts w:cs="Times New Roman"/>
+          <w:szCs w:val="28"/>
+          <w:lang w:val="en-US"/>
+        </w:rPr>
+        <w:t>Common</w:t>
+      </w:r>
+      <w:r>
+        <w:rPr>
+          <w:rFonts w:cs="Times New Roman"/>
+          <w:szCs w:val="28"/>
+        </w:rPr>
+        <w:t xml:space="preserve"> </w:t>
+      </w:r>
+      <w:r>
+        <w:rPr>
+          <w:rFonts w:cs="Times New Roman"/>
+          <w:szCs w:val="28"/>
+          <w:lang w:val="en-US"/>
+        </w:rPr>
+        <w:t>Language</w:t>
+      </w:r>
+      <w:r>
+        <w:rPr>
+          <w:rFonts w:cs="Times New Roman"/>
+          <w:szCs w:val="28"/>
+        </w:rPr>
+        <w:t xml:space="preserve"> </w:t>
+      </w:r>
+      <w:r>
+        <w:rPr>
+          <w:rFonts w:cs="Times New Roman"/>
+          <w:szCs w:val="28"/>
+          <w:lang w:val="en-US"/>
+        </w:rPr>
+        <w:t>Runtime</w:t>
+      </w:r>
+      <w:r>
+        <w:rPr>
+          <w:rFonts w:cs="Times New Roman"/>
+          <w:szCs w:val="28"/>
+        </w:rPr>
+        <w:t xml:space="preserve"> (</w:t>
+      </w:r>
+      <w:r>
+        <w:rPr>
+          <w:rFonts w:cs="Times New Roman"/>
+          <w:szCs w:val="28"/>
+          <w:lang w:val="en-US"/>
+        </w:rPr>
+        <w:t>CLR</w:t>
+      </w:r>
+      <w:r>
+        <w:rPr>
+          <w:rFonts w:cs="Times New Roman"/>
+          <w:szCs w:val="28"/>
+        </w:rPr>
+        <w:t>), благодаря чему .</w:t>
+      </w:r>
+      <w:r>
+        <w:rPr>
+          <w:rFonts w:cs="Times New Roman"/>
+          <w:szCs w:val="28"/>
+          <w:lang w:val="en-US"/>
+        </w:rPr>
+        <w:t>NET</w:t>
+      </w:r>
+      <w:r>
+        <w:rPr>
+          <w:rFonts w:cs="Times New Roman"/>
+          <w:szCs w:val="28"/>
+        </w:rPr>
+        <w:t xml:space="preserve"> поддерживает несколько языков: наряду с </w:t>
+      </w:r>
+      <w:r>
+        <w:rPr>
+          <w:rFonts w:cs="Times New Roman"/>
+          <w:szCs w:val="28"/>
+          <w:lang w:val="en-US"/>
+        </w:rPr>
+        <w:t>C</w:t>
+      </w:r>
+      <w:r>
+        <w:rPr>
+          <w:rFonts w:cs="Times New Roman"/>
+          <w:szCs w:val="28"/>
+        </w:rPr>
+        <w:t xml:space="preserve"># это также </w:t>
+      </w:r>
+      <w:r>
+        <w:rPr>
+          <w:rFonts w:cs="Times New Roman"/>
+          <w:szCs w:val="28"/>
+          <w:lang w:val="en-US"/>
+        </w:rPr>
+        <w:t>VB</w:t>
+      </w:r>
+      <w:r>
+        <w:rPr>
+          <w:rFonts w:cs="Times New Roman"/>
+          <w:szCs w:val="28"/>
+        </w:rPr>
+        <w:t>.</w:t>
+      </w:r>
+      <w:r>
+        <w:rPr>
+          <w:rFonts w:cs="Times New Roman"/>
+          <w:szCs w:val="28"/>
+          <w:lang w:val="en-US"/>
+        </w:rPr>
+        <w:t>NET</w:t>
+      </w:r>
+      <w:r>
+        <w:rPr>
+          <w:rFonts w:cs="Times New Roman"/>
+          <w:szCs w:val="28"/>
+        </w:rPr>
+        <w:t xml:space="preserve">, </w:t>
+      </w:r>
+      <w:r>
+        <w:rPr>
+          <w:rFonts w:cs="Times New Roman"/>
+          <w:szCs w:val="28"/>
+          <w:lang w:val="en-US"/>
+        </w:rPr>
+        <w:t>C</w:t>
+      </w:r>
+      <w:r>
+        <w:rPr>
+          <w:rFonts w:cs="Times New Roman"/>
+          <w:szCs w:val="28"/>
+        </w:rPr>
+        <w:t xml:space="preserve">++, </w:t>
+      </w:r>
+      <w:r>
+        <w:rPr>
+          <w:rFonts w:cs="Times New Roman"/>
+          <w:szCs w:val="28"/>
+          <w:lang w:val="en-US"/>
+        </w:rPr>
+        <w:t>F</w:t>
+      </w:r>
+      <w:r>
+        <w:rPr>
+          <w:rFonts w:cs="Times New Roman"/>
+          <w:szCs w:val="28"/>
+        </w:rPr>
+        <w:t>#, а также различные диалекты других языков, привязанные к .</w:t>
+      </w:r>
+      <w:r>
+        <w:rPr>
+          <w:rFonts w:cs="Times New Roman"/>
+          <w:szCs w:val="28"/>
+          <w:lang w:val="en-US"/>
+        </w:rPr>
+        <w:t>NET</w:t>
+      </w:r>
+      <w:r>
+        <w:rPr>
+          <w:rFonts w:cs="Times New Roman"/>
+          <w:szCs w:val="28"/>
+        </w:rPr>
+        <w:t xml:space="preserve">, например, </w:t>
+      </w:r>
+      <w:r>
+        <w:rPr>
+          <w:rFonts w:cs="Times New Roman"/>
+          <w:szCs w:val="28"/>
+          <w:lang w:val="en-US"/>
+        </w:rPr>
+        <w:t>Delphi</w:t>
+      </w:r>
+      <w:r>
+        <w:rPr>
+          <w:rFonts w:cs="Times New Roman"/>
+          <w:szCs w:val="28"/>
+        </w:rPr>
+        <w:t>.</w:t>
+      </w:r>
+      <w:r>
+        <w:rPr>
+          <w:rFonts w:cs="Times New Roman"/>
+          <w:szCs w:val="28"/>
+          <w:lang w:val="en-US"/>
+        </w:rPr>
+        <w:t>NET</w:t>
+      </w:r>
+      <w:r>
+        <w:rPr>
+          <w:rFonts w:cs="Times New Roman"/>
+          <w:szCs w:val="28"/>
+        </w:rPr>
+        <w:t xml:space="preserve">. При компиляции код на любом из этих языков компилируется в сборку на общем языке </w:t>
+      </w:r>
+      <w:r>
+        <w:rPr>
+          <w:rFonts w:cs="Times New Roman"/>
+          <w:szCs w:val="28"/>
+          <w:lang w:val="en-US"/>
+        </w:rPr>
+        <w:t>CIL</w:t>
+      </w:r>
+      <w:r>
+        <w:rPr>
+          <w:rFonts w:cs="Times New Roman"/>
+          <w:szCs w:val="28"/>
+        </w:rPr>
+        <w:t xml:space="preserve"> (</w:t>
+      </w:r>
+      <w:r>
+        <w:rPr>
+          <w:rFonts w:cs="Times New Roman"/>
+          <w:szCs w:val="28"/>
+          <w:lang w:val="en-US"/>
+        </w:rPr>
+        <w:t>Common</w:t>
+      </w:r>
+      <w:r>
+        <w:rPr>
+          <w:rFonts w:cs="Times New Roman"/>
+          <w:szCs w:val="28"/>
+        </w:rPr>
+        <w:t xml:space="preserve"> </w:t>
+      </w:r>
+      <w:r>
+        <w:rPr>
+          <w:rFonts w:cs="Times New Roman"/>
+          <w:szCs w:val="28"/>
+          <w:lang w:val="en-US"/>
+        </w:rPr>
+        <w:t>Intermediate</w:t>
+      </w:r>
+      <w:r>
+        <w:rPr>
+          <w:rFonts w:cs="Times New Roman"/>
+          <w:szCs w:val="28"/>
+        </w:rPr>
+        <w:t xml:space="preserve"> </w:t>
+      </w:r>
+      <w:r>
+        <w:rPr>
+          <w:rFonts w:cs="Times New Roman"/>
+          <w:szCs w:val="28"/>
+          <w:lang w:val="en-US"/>
+        </w:rPr>
+        <w:t>Language</w:t>
+      </w:r>
+      <w:r>
+        <w:rPr>
+          <w:rFonts w:cs="Times New Roman"/>
+          <w:szCs w:val="28"/>
+        </w:rPr>
+        <w:t>) - своего рода ассемблер платформы .</w:t>
+      </w:r>
+      <w:r>
+        <w:rPr>
+          <w:rFonts w:cs="Times New Roman"/>
+          <w:szCs w:val="28"/>
+          <w:lang w:val="en-US"/>
+        </w:rPr>
+        <w:t>NET</w:t>
+      </w:r>
+      <w:r>
+        <w:rPr>
+          <w:rFonts w:cs="Times New Roman"/>
+          <w:szCs w:val="28"/>
+        </w:rPr>
+        <w:t>. Поэтому при определенных условиях мы можем сделать отдельные модули одного приложения на отдельных языках.</w:t>
+      </w:r>
+    </w:p>
+    <w:p>
+      <w:pPr>
+        <w:ind w:firstLine="709"/>
+        <w:rPr>
+          <w:rFonts w:cs="Times New Roman"/>
+          <w:szCs w:val="28"/>
+        </w:rPr>
+      </w:pPr>
+      <w:r>
+        <w:rPr>
+          <w:rFonts w:cs="Times New Roman"/>
+          <w:szCs w:val="28"/>
+        </w:rPr>
+        <w:t>Кроссплатформенность. .</w:t>
+      </w:r>
+      <w:r>
+        <w:rPr>
+          <w:rFonts w:cs="Times New Roman"/>
+          <w:szCs w:val="28"/>
+          <w:lang w:val="en-US"/>
+        </w:rPr>
+        <w:t>NET</w:t>
+      </w:r>
+      <w:r>
+        <w:rPr>
+          <w:rFonts w:cs="Times New Roman"/>
+          <w:szCs w:val="28"/>
+        </w:rPr>
+        <w:t xml:space="preserve"> является переносимой платформой (с некоторыми ограничениями). Например, последняя версия платформы на данный момент - .</w:t>
+      </w:r>
+      <w:r>
+        <w:rPr>
+          <w:rFonts w:cs="Times New Roman"/>
+          <w:szCs w:val="28"/>
+          <w:lang w:val="en-US"/>
+        </w:rPr>
+        <w:t>NET</w:t>
+      </w:r>
+      <w:r>
+        <w:rPr>
+          <w:rFonts w:cs="Times New Roman"/>
+          <w:szCs w:val="28"/>
+        </w:rPr>
+        <w:t xml:space="preserve"> 7 поддерживается на большинстве современных ОС </w:t>
+      </w:r>
+      <w:r>
+        <w:rPr>
+          <w:rFonts w:cs="Times New Roman"/>
+          <w:szCs w:val="28"/>
+          <w:lang w:val="en-US"/>
+        </w:rPr>
+        <w:t>Windows</w:t>
+      </w:r>
+      <w:r>
+        <w:rPr>
+          <w:rFonts w:cs="Times New Roman"/>
+          <w:szCs w:val="28"/>
+        </w:rPr>
+        <w:t xml:space="preserve">, </w:t>
+      </w:r>
+      <w:r>
+        <w:rPr>
+          <w:rFonts w:cs="Times New Roman"/>
+          <w:szCs w:val="28"/>
+          <w:lang w:val="en-US"/>
+        </w:rPr>
+        <w:t>MacOS</w:t>
+      </w:r>
+      <w:r>
+        <w:rPr>
+          <w:rFonts w:cs="Times New Roman"/>
+          <w:szCs w:val="28"/>
+        </w:rPr>
+        <w:t xml:space="preserve">, </w:t>
+      </w:r>
+      <w:r>
+        <w:rPr>
+          <w:rFonts w:cs="Times New Roman"/>
+          <w:szCs w:val="28"/>
+          <w:lang w:val="en-US"/>
+        </w:rPr>
+        <w:t>Linux</w:t>
+      </w:r>
+      <w:r>
+        <w:rPr>
+          <w:rFonts w:cs="Times New Roman"/>
+          <w:szCs w:val="28"/>
+        </w:rPr>
+        <w:t>. Используя различные технологии на платформе .</w:t>
+      </w:r>
+      <w:r>
+        <w:rPr>
+          <w:rFonts w:cs="Times New Roman"/>
+          <w:szCs w:val="28"/>
+          <w:lang w:val="en-US"/>
+        </w:rPr>
+        <w:t>NET</w:t>
+      </w:r>
+      <w:r>
+        <w:rPr>
+          <w:rFonts w:cs="Times New Roman"/>
+          <w:szCs w:val="28"/>
+        </w:rPr>
+        <w:t xml:space="preserve">, можно разрабатывать приложения на языке </w:t>
+      </w:r>
+      <w:r>
+        <w:rPr>
+          <w:rFonts w:cs="Times New Roman"/>
+          <w:szCs w:val="28"/>
+          <w:lang w:val="en-US"/>
+        </w:rPr>
+        <w:t>C</w:t>
+      </w:r>
+      <w:r>
+        <w:rPr>
+          <w:rFonts w:cs="Times New Roman"/>
+          <w:szCs w:val="28"/>
+        </w:rPr>
+        <w:t xml:space="preserve"># для самых разных платформ - </w:t>
+      </w:r>
+      <w:r>
+        <w:rPr>
+          <w:rFonts w:cs="Times New Roman"/>
+          <w:szCs w:val="28"/>
+          <w:lang w:val="en-US"/>
+        </w:rPr>
+        <w:t>Windows</w:t>
+      </w:r>
+      <w:r>
+        <w:rPr>
+          <w:rFonts w:cs="Times New Roman"/>
+          <w:szCs w:val="28"/>
+        </w:rPr>
+        <w:t xml:space="preserve">, </w:t>
+      </w:r>
+      <w:r>
+        <w:rPr>
+          <w:rFonts w:cs="Times New Roman"/>
+          <w:szCs w:val="28"/>
+          <w:lang w:val="en-US"/>
+        </w:rPr>
+        <w:t>MacOS</w:t>
+      </w:r>
+      <w:r>
+        <w:rPr>
+          <w:rFonts w:cs="Times New Roman"/>
+          <w:szCs w:val="28"/>
+        </w:rPr>
+        <w:t xml:space="preserve">, </w:t>
+      </w:r>
+      <w:r>
+        <w:rPr>
+          <w:rFonts w:cs="Times New Roman"/>
+          <w:szCs w:val="28"/>
+          <w:lang w:val="en-US"/>
+        </w:rPr>
+        <w:t>Linux</w:t>
+      </w:r>
+      <w:r>
+        <w:rPr>
+          <w:rFonts w:cs="Times New Roman"/>
+          <w:szCs w:val="28"/>
+        </w:rPr>
+        <w:t xml:space="preserve">, </w:t>
+      </w:r>
+      <w:r>
+        <w:rPr>
+          <w:rFonts w:cs="Times New Roman"/>
+          <w:szCs w:val="28"/>
+          <w:lang w:val="en-US"/>
+        </w:rPr>
+        <w:t>Android</w:t>
+      </w:r>
+      <w:r>
+        <w:rPr>
+          <w:rFonts w:cs="Times New Roman"/>
+          <w:szCs w:val="28"/>
+        </w:rPr>
+        <w:t xml:space="preserve">, </w:t>
+      </w:r>
+      <w:r>
+        <w:rPr>
+          <w:rFonts w:cs="Times New Roman"/>
+          <w:szCs w:val="28"/>
+          <w:lang w:val="en-US"/>
+        </w:rPr>
+        <w:t>iOS</w:t>
+      </w:r>
+      <w:r>
+        <w:rPr>
+          <w:rFonts w:cs="Times New Roman"/>
+          <w:szCs w:val="28"/>
+        </w:rPr>
+        <w:t xml:space="preserve">, </w:t>
+      </w:r>
+      <w:r>
+        <w:rPr>
+          <w:rFonts w:cs="Times New Roman"/>
+          <w:szCs w:val="28"/>
+          <w:lang w:val="en-US"/>
+        </w:rPr>
+        <w:t>Tizen</w:t>
+      </w:r>
+      <w:r>
+        <w:rPr>
+          <w:rFonts w:cs="Times New Roman"/>
+          <w:szCs w:val="28"/>
+        </w:rPr>
+        <w:t>.</w:t>
+      </w:r>
+    </w:p>
+    <w:p>
+      <w:pPr>
+        <w:ind w:firstLine="709"/>
+        <w:rPr>
+          <w:rFonts w:cs="Times New Roman"/>
+          <w:szCs w:val="28"/>
+        </w:rPr>
+      </w:pPr>
+      <w:r>
+        <w:rPr>
+          <w:rFonts w:cs="Times New Roman"/>
+          <w:szCs w:val="28"/>
+        </w:rPr>
+        <w:t>Мощная библиотека классов. .</w:t>
+      </w:r>
+      <w:r>
+        <w:rPr>
+          <w:rFonts w:cs="Times New Roman"/>
+          <w:szCs w:val="28"/>
+          <w:lang w:val="en-US"/>
+        </w:rPr>
+        <w:t>NET</w:t>
+      </w:r>
+      <w:r>
+        <w:rPr>
+          <w:rFonts w:cs="Times New Roman"/>
+          <w:szCs w:val="28"/>
+        </w:rPr>
+        <w:t xml:space="preserve"> представляет единую для всех поддерживаемых языков библиотеку классов. И какое бы приложение мы не собирались писать на </w:t>
+      </w:r>
+      <w:r>
+        <w:rPr>
+          <w:rFonts w:cs="Times New Roman"/>
+          <w:szCs w:val="28"/>
+          <w:lang w:val="en-US"/>
+        </w:rPr>
+        <w:t>C</w:t>
+      </w:r>
+      <w:r>
+        <w:rPr>
+          <w:rFonts w:cs="Times New Roman"/>
+          <w:szCs w:val="28"/>
+        </w:rPr>
+        <w:t># - текстовый редактор, чат или сложный веб-сайт - так или иначе мы задействуем библиотеку классов .</w:t>
+      </w:r>
+      <w:r>
+        <w:rPr>
+          <w:rFonts w:cs="Times New Roman"/>
+          <w:szCs w:val="28"/>
+          <w:lang w:val="en-US"/>
+        </w:rPr>
+        <w:t>NET</w:t>
+      </w:r>
+      <w:r>
+        <w:rPr>
+          <w:rFonts w:cs="Times New Roman"/>
+          <w:szCs w:val="28"/>
+        </w:rPr>
+        <w:t>.</w:t>
+      </w:r>
+    </w:p>
+    <w:p>
+      <w:pPr>
+        <w:ind w:firstLine="709"/>
+        <w:rPr>
+          <w:rFonts w:cs="Times New Roman"/>
+          <w:szCs w:val="28"/>
+        </w:rPr>
+      </w:pPr>
+      <w:r>
+        <w:rPr>
+          <w:rFonts w:cs="Times New Roman"/>
+          <w:szCs w:val="28"/>
+        </w:rPr>
+        <w:t xml:space="preserve">Разнообразие технологий. Общеязыковая среда исполнения </w:t>
+      </w:r>
+      <w:r>
+        <w:rPr>
+          <w:rFonts w:cs="Times New Roman"/>
+          <w:szCs w:val="28"/>
+          <w:lang w:val="en-US"/>
+        </w:rPr>
+        <w:t>CLR</w:t>
+      </w:r>
+      <w:r>
+        <w:rPr>
+          <w:rFonts w:cs="Times New Roman"/>
+          <w:szCs w:val="28"/>
+        </w:rPr>
+        <w:t xml:space="preserve"> и базовая библиотека классов являются основой для целого стека технологий, которые разработчики могут задействовать при построении тех или иных приложений. Например, для работы с базами данных в этом стеке технологий предназначена технология </w:t>
+      </w:r>
+      <w:r>
+        <w:rPr>
+          <w:rFonts w:cs="Times New Roman"/>
+          <w:szCs w:val="28"/>
+          <w:lang w:val="en-US"/>
+        </w:rPr>
+        <w:t>ADO</w:t>
+      </w:r>
+      <w:r>
+        <w:rPr>
+          <w:rFonts w:cs="Times New Roman"/>
+          <w:szCs w:val="28"/>
+        </w:rPr>
+        <w:t>.</w:t>
+      </w:r>
+      <w:r>
+        <w:rPr>
+          <w:rFonts w:cs="Times New Roman"/>
+          <w:szCs w:val="28"/>
+          <w:lang w:val="en-US"/>
+        </w:rPr>
+        <w:t>NET</w:t>
+      </w:r>
+      <w:r>
+        <w:rPr>
+          <w:rFonts w:cs="Times New Roman"/>
+          <w:szCs w:val="28"/>
+        </w:rPr>
+        <w:t xml:space="preserve"> и </w:t>
+      </w:r>
+      <w:r>
+        <w:rPr>
+          <w:rFonts w:cs="Times New Roman"/>
+          <w:szCs w:val="28"/>
+          <w:lang w:val="en-US"/>
+        </w:rPr>
+        <w:t>Entity</w:t>
+      </w:r>
+      <w:r>
+        <w:rPr>
+          <w:rFonts w:cs="Times New Roman"/>
+          <w:szCs w:val="28"/>
+        </w:rPr>
+        <w:t xml:space="preserve"> </w:t>
+      </w:r>
+      <w:r>
+        <w:rPr>
+          <w:rFonts w:cs="Times New Roman"/>
+          <w:szCs w:val="28"/>
+          <w:lang w:val="en-US"/>
+        </w:rPr>
+        <w:t>Framework</w:t>
+      </w:r>
+      <w:r>
+        <w:rPr>
+          <w:rFonts w:cs="Times New Roman"/>
+          <w:szCs w:val="28"/>
+        </w:rPr>
+        <w:t xml:space="preserve"> </w:t>
+      </w:r>
+      <w:r>
+        <w:rPr>
+          <w:rFonts w:cs="Times New Roman"/>
+          <w:szCs w:val="28"/>
+          <w:lang w:val="en-US"/>
+        </w:rPr>
+        <w:t>Core</w:t>
+      </w:r>
+      <w:r>
+        <w:rPr>
+          <w:rFonts w:cs="Times New Roman"/>
+          <w:szCs w:val="28"/>
+        </w:rPr>
+        <w:t xml:space="preserve">. Для построения графических приложений с богатым насыщенным интерфейсом - технология </w:t>
+      </w:r>
+      <w:r>
+        <w:rPr>
+          <w:rFonts w:cs="Times New Roman"/>
+          <w:szCs w:val="28"/>
+          <w:lang w:val="en-US"/>
+        </w:rPr>
+        <w:t>WPF</w:t>
+      </w:r>
+      <w:r>
+        <w:rPr>
+          <w:rFonts w:cs="Times New Roman"/>
+          <w:szCs w:val="28"/>
+        </w:rPr>
+        <w:t xml:space="preserve"> и </w:t>
+      </w:r>
+      <w:r>
+        <w:rPr>
+          <w:rFonts w:cs="Times New Roman"/>
+          <w:szCs w:val="28"/>
+          <w:lang w:val="en-US"/>
+        </w:rPr>
+        <w:t>WinUI</w:t>
+      </w:r>
+      <w:r>
+        <w:rPr>
+          <w:rFonts w:cs="Times New Roman"/>
+          <w:szCs w:val="28"/>
+        </w:rPr>
+        <w:t xml:space="preserve">, для создания более простых графических приложений - </w:t>
+      </w:r>
+      <w:r>
+        <w:rPr>
+          <w:rFonts w:cs="Times New Roman"/>
+          <w:szCs w:val="28"/>
+          <w:lang w:val="en-US"/>
+        </w:rPr>
+        <w:t>Windows</w:t>
+      </w:r>
+      <w:r>
+        <w:rPr>
+          <w:rFonts w:cs="Times New Roman"/>
+          <w:szCs w:val="28"/>
+        </w:rPr>
+        <w:t xml:space="preserve"> </w:t>
+      </w:r>
+      <w:r>
+        <w:rPr>
+          <w:rFonts w:cs="Times New Roman"/>
+          <w:szCs w:val="28"/>
+          <w:lang w:val="en-US"/>
+        </w:rPr>
+        <w:t>Forms</w:t>
+      </w:r>
+      <w:r>
+        <w:rPr>
+          <w:rFonts w:cs="Times New Roman"/>
+          <w:szCs w:val="28"/>
+        </w:rPr>
+        <w:t xml:space="preserve">. Для разработки кроссплатформенных мобильных и десктопных приложений - </w:t>
+      </w:r>
+      <w:r>
+        <w:rPr>
+          <w:rFonts w:cs="Times New Roman"/>
+          <w:szCs w:val="28"/>
+          <w:lang w:val="en-US"/>
+        </w:rPr>
+        <w:t>Xamarin</w:t>
+      </w:r>
+      <w:r>
+        <w:rPr>
+          <w:rFonts w:cs="Times New Roman"/>
+          <w:szCs w:val="28"/>
+        </w:rPr>
+        <w:t>/</w:t>
+      </w:r>
+      <w:r>
+        <w:rPr>
+          <w:rFonts w:cs="Times New Roman"/>
+          <w:szCs w:val="28"/>
+          <w:lang w:val="en-US"/>
+        </w:rPr>
+        <w:t>MAUI</w:t>
+      </w:r>
+      <w:r>
+        <w:rPr>
+          <w:rFonts w:cs="Times New Roman"/>
+          <w:szCs w:val="28"/>
+        </w:rPr>
+        <w:t xml:space="preserve">. Для создания веб-сайтов и веб-приложений - </w:t>
+      </w:r>
+      <w:r>
+        <w:rPr>
+          <w:rFonts w:cs="Times New Roman"/>
+          <w:szCs w:val="28"/>
+          <w:lang w:val="en-US"/>
+        </w:rPr>
+        <w:t>ASP</w:t>
+      </w:r>
+      <w:r>
+        <w:rPr>
+          <w:rFonts w:cs="Times New Roman"/>
+          <w:szCs w:val="28"/>
+        </w:rPr>
+        <w:t>.</w:t>
+      </w:r>
+      <w:r>
+        <w:rPr>
+          <w:rFonts w:cs="Times New Roman"/>
+          <w:szCs w:val="28"/>
+          <w:lang w:val="en-US"/>
+        </w:rPr>
+        <w:t>NET</w:t>
+      </w:r>
+      <w:r>
+        <w:rPr>
+          <w:rFonts w:cs="Times New Roman"/>
+          <w:szCs w:val="28"/>
+        </w:rPr>
+        <w:t xml:space="preserve"> и т.д.</w:t>
+      </w:r>
+    </w:p>
+    <w:p>
+      <w:pPr>
+        <w:ind w:firstLine="709"/>
+        <w:rPr>
+          <w:rFonts w:cs="Times New Roman"/>
+          <w:szCs w:val="28"/>
+        </w:rPr>
+      </w:pPr>
+      <w:r>
+        <w:rPr>
+          <w:rFonts w:cs="Times New Roman"/>
+          <w:szCs w:val="28"/>
+        </w:rPr>
+        <w:lastRenderedPageBreak/>
+        <w:t xml:space="preserve">К этому стоит добавить активной развивающийся и набирающий популяность </w:t>
+      </w:r>
+      <w:r>
+        <w:rPr>
+          <w:rFonts w:cs="Times New Roman"/>
+          <w:szCs w:val="28"/>
+          <w:lang w:val="en-US"/>
+        </w:rPr>
+        <w:t>Blazor</w:t>
+      </w:r>
+      <w:r>
+        <w:rPr>
+          <w:rFonts w:cs="Times New Roman"/>
+          <w:szCs w:val="28"/>
+        </w:rPr>
+        <w:t xml:space="preserve"> - фреймворк, который работает поверх .</w:t>
+      </w:r>
+      <w:r>
+        <w:rPr>
+          <w:rFonts w:cs="Times New Roman"/>
+          <w:szCs w:val="28"/>
+          <w:lang w:val="en-US"/>
+        </w:rPr>
+        <w:t>NET</w:t>
+      </w:r>
+      <w:r>
+        <w:rPr>
+          <w:rFonts w:cs="Times New Roman"/>
+          <w:szCs w:val="28"/>
+        </w:rPr>
+        <w:t xml:space="preserve"> и который позволяет создавать веб-приложения как на стороне сервера, так и на стороне клиента. А в будущем будет поддерживать создание мобильных приложений и, возможно, десктоп-приложений.</w:t>
+      </w:r>
+    </w:p>
+    <w:p>
+      <w:pPr>
+        <w:ind w:firstLine="709"/>
+        <w:rPr>
+          <w:rFonts w:cs="Times New Roman"/>
+          <w:szCs w:val="28"/>
+        </w:rPr>
+      </w:pPr>
+      <w:r>
+        <w:rPr>
+          <w:rFonts w:cs="Times New Roman"/>
+          <w:szCs w:val="28"/>
+        </w:rPr>
+        <w:t>Производительность. Согласно ряду тестов веб-приложения на .</w:t>
+      </w:r>
+      <w:r>
+        <w:rPr>
+          <w:rFonts w:cs="Times New Roman"/>
+          <w:szCs w:val="28"/>
+          <w:lang w:val="en-US"/>
+        </w:rPr>
+        <w:t>NET</w:t>
+      </w:r>
+      <w:r>
+        <w:rPr>
+          <w:rFonts w:cs="Times New Roman"/>
+          <w:szCs w:val="28"/>
+        </w:rPr>
+        <w:t xml:space="preserve"> 7 в ряде категорий сильно опережают веб-приложения, построенные с помощью других технологий. Приложения на .</w:t>
+      </w:r>
+      <w:r>
+        <w:rPr>
+          <w:rFonts w:cs="Times New Roman"/>
+          <w:szCs w:val="28"/>
+          <w:lang w:val="en-US"/>
+        </w:rPr>
+        <w:t>NET</w:t>
+      </w:r>
+      <w:r>
+        <w:rPr>
+          <w:rFonts w:cs="Times New Roman"/>
+          <w:szCs w:val="28"/>
+        </w:rPr>
+        <w:t xml:space="preserve"> 7 в принципе отличаются высокой производительностью.</w:t>
+      </w:r>
+    </w:p>
+    <w:p>
+      <w:pPr>
+        <w:ind w:firstLine="709"/>
+        <w:rPr>
+          <w:rFonts w:cs="Times New Roman"/>
+          <w:szCs w:val="28"/>
+        </w:rPr>
+      </w:pPr>
+      <w:r>
+        <w:rPr>
+          <w:rFonts w:cs="Times New Roman"/>
+          <w:szCs w:val="28"/>
+        </w:rPr>
+        <w:t xml:space="preserve">Также еще следует отметить такую особенность языка </w:t>
+      </w:r>
+      <w:r>
+        <w:rPr>
+          <w:rFonts w:cs="Times New Roman"/>
+          <w:szCs w:val="28"/>
+          <w:lang w:val="en-US"/>
+        </w:rPr>
+        <w:t>C</w:t>
+      </w:r>
+      <w:r>
+        <w:rPr>
+          <w:rFonts w:cs="Times New Roman"/>
+          <w:szCs w:val="28"/>
+        </w:rPr>
+        <w:t># и фреймворка .</w:t>
+      </w:r>
+      <w:r>
+        <w:rPr>
+          <w:rFonts w:cs="Times New Roman"/>
+          <w:szCs w:val="28"/>
+          <w:lang w:val="en-US"/>
+        </w:rPr>
+        <w:t>NET</w:t>
+      </w:r>
+      <w:r>
+        <w:rPr>
+          <w:rFonts w:cs="Times New Roman"/>
+          <w:szCs w:val="28"/>
+        </w:rPr>
+        <w:t xml:space="preserve">, как автоматическая сборка мусора. А это значит, что нам в большинстве случаев не придется, в отличие от С++, заботиться об освобождении памяти. Вышеупомянутая общеязыковая среда </w:t>
+      </w:r>
+      <w:r>
+        <w:rPr>
+          <w:rFonts w:cs="Times New Roman"/>
+          <w:szCs w:val="28"/>
+          <w:lang w:val="en-US"/>
+        </w:rPr>
+        <w:t>CLR</w:t>
+      </w:r>
+      <w:r>
+        <w:rPr>
+          <w:rFonts w:cs="Times New Roman"/>
+          <w:szCs w:val="28"/>
+        </w:rPr>
+        <w:t xml:space="preserve"> сама вызовет сборщик мусора и очистит память.</w:t>
+      </w:r>
+    </w:p>
+    <w:p>
+      <w:pPr>
+        <w:ind w:firstLine="709"/>
+        <w:rPr>
+          <w:rFonts w:cs="Times New Roman"/>
+          <w:szCs w:val="28"/>
+        </w:rPr>
+      </w:pPr>
+      <w:r>
+        <w:rPr>
+          <w:rFonts w:cs="Times New Roman"/>
+          <w:szCs w:val="28"/>
+        </w:rPr>
+        <w:t>.</w:t>
+      </w:r>
+      <w:r>
+        <w:rPr>
+          <w:rFonts w:cs="Times New Roman"/>
+          <w:szCs w:val="28"/>
+          <w:lang w:val="en-US"/>
+        </w:rPr>
+        <w:t>NET</w:t>
+      </w:r>
+      <w:r>
+        <w:rPr>
+          <w:rFonts w:cs="Times New Roman"/>
+          <w:szCs w:val="28"/>
+        </w:rPr>
+        <w:t xml:space="preserve"> </w:t>
+      </w:r>
+      <w:r>
+        <w:rPr>
+          <w:rFonts w:cs="Times New Roman"/>
+          <w:szCs w:val="28"/>
+          <w:lang w:val="en-US"/>
+        </w:rPr>
+        <w:t>Framework</w:t>
+      </w:r>
+      <w:r>
+        <w:rPr>
+          <w:rFonts w:cs="Times New Roman"/>
+          <w:szCs w:val="28"/>
+        </w:rPr>
+        <w:t xml:space="preserve"> и .</w:t>
+      </w:r>
+      <w:r>
+        <w:rPr>
+          <w:rFonts w:cs="Times New Roman"/>
+          <w:szCs w:val="28"/>
+          <w:lang w:val="en-US"/>
+        </w:rPr>
+        <w:t>NET</w:t>
+      </w:r>
+      <w:r>
+        <w:rPr>
+          <w:rFonts w:cs="Times New Roman"/>
+          <w:szCs w:val="28"/>
+        </w:rPr>
+        <w:t xml:space="preserve"> 7</w:t>
+      </w:r>
+    </w:p>
+    <w:p>
+      <w:pPr>
+        <w:ind w:firstLine="709"/>
+        <w:rPr>
+          <w:rFonts w:cs="Times New Roman"/>
+          <w:szCs w:val="28"/>
+        </w:rPr>
+      </w:pPr>
+      <w:r>
+        <w:rPr>
+          <w:rFonts w:cs="Times New Roman"/>
+          <w:szCs w:val="28"/>
+        </w:rPr>
+        <w:t>Стоит отметить, что .</w:t>
+      </w:r>
+      <w:r>
+        <w:rPr>
+          <w:rFonts w:cs="Times New Roman"/>
+          <w:szCs w:val="28"/>
+          <w:lang w:val="en-US"/>
+        </w:rPr>
+        <w:t>NET</w:t>
+      </w:r>
+      <w:r>
+        <w:rPr>
+          <w:rFonts w:cs="Times New Roman"/>
+          <w:szCs w:val="28"/>
+        </w:rPr>
+        <w:t xml:space="preserve"> долгое время развивался премущественно как платформа для </w:t>
+      </w:r>
+      <w:r>
+        <w:rPr>
+          <w:rFonts w:cs="Times New Roman"/>
+          <w:szCs w:val="28"/>
+          <w:lang w:val="en-US"/>
+        </w:rPr>
+        <w:t>Windows</w:t>
+      </w:r>
+      <w:r>
+        <w:rPr>
+          <w:rFonts w:cs="Times New Roman"/>
+          <w:szCs w:val="28"/>
+        </w:rPr>
+        <w:t xml:space="preserve"> под названием .</w:t>
+      </w:r>
+      <w:r>
+        <w:rPr>
+          <w:rFonts w:cs="Times New Roman"/>
+          <w:szCs w:val="28"/>
+          <w:lang w:val="en-US"/>
+        </w:rPr>
+        <w:t>NET</w:t>
+      </w:r>
+      <w:r>
+        <w:rPr>
+          <w:rFonts w:cs="Times New Roman"/>
+          <w:szCs w:val="28"/>
+        </w:rPr>
+        <w:t xml:space="preserve"> </w:t>
+      </w:r>
+      <w:r>
+        <w:rPr>
+          <w:rFonts w:cs="Times New Roman"/>
+          <w:szCs w:val="28"/>
+          <w:lang w:val="en-US"/>
+        </w:rPr>
+        <w:t>Framework</w:t>
+      </w:r>
+      <w:r>
+        <w:rPr>
+          <w:rFonts w:cs="Times New Roman"/>
+          <w:szCs w:val="28"/>
+        </w:rPr>
+        <w:t>. В 2019 вышла последняя версия этой платформы - .</w:t>
+      </w:r>
+      <w:r>
+        <w:rPr>
+          <w:rFonts w:cs="Times New Roman"/>
+          <w:szCs w:val="28"/>
+          <w:lang w:val="en-US"/>
+        </w:rPr>
+        <w:t>NET</w:t>
+      </w:r>
+      <w:r>
+        <w:rPr>
+          <w:rFonts w:cs="Times New Roman"/>
+          <w:szCs w:val="28"/>
+        </w:rPr>
+        <w:t xml:space="preserve"> </w:t>
+      </w:r>
+      <w:r>
+        <w:rPr>
+          <w:rFonts w:cs="Times New Roman"/>
+          <w:szCs w:val="28"/>
+          <w:lang w:val="en-US"/>
+        </w:rPr>
+        <w:t>Framework</w:t>
+      </w:r>
+      <w:r>
+        <w:rPr>
+          <w:rFonts w:cs="Times New Roman"/>
+          <w:szCs w:val="28"/>
+        </w:rPr>
+        <w:t xml:space="preserve"> 4.8. Она больше не развивается</w:t>
+      </w:r>
+    </w:p>
+    <w:p>
+      <w:pPr>
+        <w:ind w:firstLine="709"/>
+        <w:rPr>
+          <w:rFonts w:cs="Times New Roman"/>
+          <w:szCs w:val="28"/>
+        </w:rPr>
+      </w:pPr>
+      <w:r>
+        <w:rPr>
+          <w:rFonts w:cs="Times New Roman"/>
+          <w:szCs w:val="28"/>
+        </w:rPr>
+        <w:t xml:space="preserve">С 2014 </w:t>
       </w:r>
       <w:r>
         <w:rPr>
@@ -3595,7 +4529,15 @@
           <w:rFonts w:cs="Times New Roman"/>
           <w:szCs w:val="28"/>
         </w:rPr>
-        <w:t>.</w:t>
+        <w:t xml:space="preserve"> стал развивать альтернативную платформу - .</w:t>
+      </w:r>
+      <w:r>
+        <w:rPr>
+          <w:rFonts w:cs="Times New Roman"/>
+          <w:szCs w:val="28"/>
+          <w:lang w:val="en-US"/>
+        </w:rPr>
+        <w:t>NET</w:t>
       </w:r>
       <w:r>
         <w:rPr>
@@ -3608,8 +4550,16 @@
         <w:rPr>
           <w:rFonts w:cs="Times New Roman"/>
           <w:szCs w:val="28"/>
-        </w:rPr>
-        <w:t>Фреймворк .</w:t>
+          <w:lang w:val="en-US"/>
+        </w:rPr>
+        <w:t>Core</w:t>
+      </w:r>
+      <w:r>
+        <w:rPr>
+          <w:rFonts w:cs="Times New Roman"/>
+          <w:szCs w:val="28"/>
+        </w:rPr>
+        <w:t>, которая уже предназначалась для разных платформ и должна была вобрать в себя все возможности устаревшего .</w:t>
       </w:r>
       <w:r>
         <w:rPr>
@@ -3624,37 +4574,6 @@
           <w:rFonts w:cs="Times New Roman"/>
           <w:szCs w:val="28"/>
         </w:rPr>
-        <w:t xml:space="preserve"> представляет мощную платформу для создания приложений. Можно выделить следующие ее основные черты:</w:t>
-      </w:r>
-    </w:p>
-    <w:p>
-      <w:pPr>
-        <w:ind w:firstLine="709"/>
-        <w:rPr>
-          <w:rFonts w:cs="Times New Roman"/>
-          <w:szCs w:val="28"/>
-        </w:rPr>
-      </w:pPr>
-      <w:r>
-        <w:rPr>
-          <w:rFonts w:cs="Times New Roman"/>
-          <w:szCs w:val="28"/>
-        </w:rPr>
-        <w:t xml:space="preserve">Поддержка нескольких языков. Основой платформы является общеязыковая среда исполнения </w:t>
-      </w:r>
-      <w:r>
-        <w:rPr>
-          <w:rFonts w:cs="Times New Roman"/>
-          <w:szCs w:val="28"/>
-          <w:lang w:val="en-US"/>
-        </w:rPr>
-        <w:t>Common</w:t>
-      </w:r>
-      <w:r>
-        <w:rPr>
-          <w:rFonts w:cs="Times New Roman"/>
-          <w:szCs w:val="28"/>
-        </w:rPr>
         <w:t xml:space="preserve"> </w:t>
       </w:r>
       <w:r>
@@ -3663,7 +4582,37 @@
           <w:szCs w:val="28"/>
           <w:lang w:val="en-US"/>
         </w:rPr>
-        <w:t>Language</w:t>
+        <w:t>Framework</w:t>
+      </w:r>
+      <w:r>
+        <w:rPr>
+          <w:rFonts w:cs="Times New Roman"/>
+          <w:szCs w:val="28"/>
+        </w:rPr>
+        <w:t xml:space="preserve"> и добавить новую функциональность. Затем </w:t>
+      </w:r>
+      <w:r>
+        <w:rPr>
+          <w:rFonts w:cs="Times New Roman"/>
+          <w:szCs w:val="28"/>
+          <w:lang w:val="en-US"/>
+        </w:rPr>
+        <w:t>Microsoft</w:t>
+      </w:r>
+      <w:r>
+        <w:rPr>
+          <w:rFonts w:cs="Times New Roman"/>
+          <w:szCs w:val="28"/>
+        </w:rPr>
+        <w:t xml:space="preserve"> последовательно выпустил ряд версий этой платформы: .</w:t>
+      </w:r>
+      <w:r>
+        <w:rPr>
+          <w:rFonts w:cs="Times New Roman"/>
+          <w:szCs w:val="28"/>
+          <w:lang w:val="en-US"/>
+        </w:rPr>
+        <w:t>NET</w:t>
       </w:r>
       <w:r>
         <w:rPr>
@@ -3678,7 +4627,281 @@
           <w:szCs w:val="28"/>
           <w:lang w:val="en-US"/>
         </w:rPr>
-        <w:t>Runtime</w:t>
+        <w:t>Core</w:t>
+      </w:r>
+      <w:r>
+        <w:rPr>
+          <w:rFonts w:cs="Times New Roman"/>
+          <w:szCs w:val="28"/>
+        </w:rPr>
+        <w:t xml:space="preserve"> 1, .</w:t>
+      </w:r>
+      <w:r>
+        <w:rPr>
+          <w:rFonts w:cs="Times New Roman"/>
+          <w:szCs w:val="28"/>
+          <w:lang w:val="en-US"/>
+        </w:rPr>
+        <w:t>NET</w:t>
+      </w:r>
+      <w:r>
+        <w:rPr>
+          <w:rFonts w:cs="Times New Roman"/>
+          <w:szCs w:val="28"/>
+        </w:rPr>
+        <w:t xml:space="preserve"> </w:t>
+      </w:r>
+      <w:r>
+        <w:rPr>
+          <w:rFonts w:cs="Times New Roman"/>
+          <w:szCs w:val="28"/>
+          <w:lang w:val="en-US"/>
+        </w:rPr>
+        <w:t>Core</w:t>
+      </w:r>
+      <w:r>
+        <w:rPr>
+          <w:rFonts w:cs="Times New Roman"/>
+          <w:szCs w:val="28"/>
+        </w:rPr>
+        <w:t xml:space="preserve"> 2, .</w:t>
+      </w:r>
+      <w:r>
+        <w:rPr>
+          <w:rFonts w:cs="Times New Roman"/>
+          <w:szCs w:val="28"/>
+          <w:lang w:val="en-US"/>
+        </w:rPr>
+        <w:t>NET</w:t>
+      </w:r>
+      <w:r>
+        <w:rPr>
+          <w:rFonts w:cs="Times New Roman"/>
+          <w:szCs w:val="28"/>
+        </w:rPr>
+        <w:t xml:space="preserve"> </w:t>
+      </w:r>
+      <w:r>
+        <w:rPr>
+          <w:rFonts w:cs="Times New Roman"/>
+          <w:szCs w:val="28"/>
+          <w:lang w:val="en-US"/>
+        </w:rPr>
+        <w:t>Core</w:t>
+      </w:r>
+      <w:r>
+        <w:rPr>
+          <w:rFonts w:cs="Times New Roman"/>
+          <w:szCs w:val="28"/>
+        </w:rPr>
+        <w:t xml:space="preserve"> 3, .</w:t>
+      </w:r>
+      <w:r>
+        <w:rPr>
+          <w:rFonts w:cs="Times New Roman"/>
+          <w:szCs w:val="28"/>
+          <w:lang w:val="en-US"/>
+        </w:rPr>
+        <w:t>NET</w:t>
+      </w:r>
+      <w:r>
+        <w:rPr>
+          <w:rFonts w:cs="Times New Roman"/>
+          <w:szCs w:val="28"/>
+        </w:rPr>
+        <w:t xml:space="preserve"> 5. И текущей версией является расматриваемая в этом руководстве платформа .</w:t>
+      </w:r>
+      <w:r>
+        <w:rPr>
+          <w:rFonts w:cs="Times New Roman"/>
+          <w:szCs w:val="28"/>
+          <w:lang w:val="en-US"/>
+        </w:rPr>
+        <w:t>NET</w:t>
+      </w:r>
+      <w:r>
+        <w:rPr>
+          <w:rFonts w:cs="Times New Roman"/>
+          <w:szCs w:val="28"/>
+        </w:rPr>
+        <w:t xml:space="preserve"> 7. Поэтому следует различать .</w:t>
+      </w:r>
+      <w:r>
+        <w:rPr>
+          <w:rFonts w:cs="Times New Roman"/>
+          <w:szCs w:val="28"/>
+          <w:lang w:val="en-US"/>
+        </w:rPr>
+        <w:t>NET</w:t>
+      </w:r>
+      <w:r>
+        <w:rPr>
+          <w:rFonts w:cs="Times New Roman"/>
+          <w:szCs w:val="28"/>
+        </w:rPr>
+        <w:t xml:space="preserve"> </w:t>
+      </w:r>
+      <w:r>
+        <w:rPr>
+          <w:rFonts w:cs="Times New Roman"/>
+          <w:szCs w:val="28"/>
+          <w:lang w:val="en-US"/>
+        </w:rPr>
+        <w:t>Framework</w:t>
+      </w:r>
+      <w:r>
+        <w:rPr>
+          <w:rFonts w:cs="Times New Roman"/>
+          <w:szCs w:val="28"/>
+        </w:rPr>
+        <w:t xml:space="preserve">, который предназначен преимущественно для </w:t>
+      </w:r>
+      <w:r>
+        <w:rPr>
+          <w:rFonts w:cs="Times New Roman"/>
+          <w:szCs w:val="28"/>
+          <w:lang w:val="en-US"/>
+        </w:rPr>
+        <w:t>Windows</w:t>
+      </w:r>
+      <w:r>
+        <w:rPr>
+          <w:rFonts w:cs="Times New Roman"/>
+          <w:szCs w:val="28"/>
+        </w:rPr>
+        <w:t>, и кросплатформенный .</w:t>
+      </w:r>
+      <w:r>
+        <w:rPr>
+          <w:rFonts w:cs="Times New Roman"/>
+          <w:szCs w:val="28"/>
+          <w:lang w:val="en-US"/>
+        </w:rPr>
+        <w:t>NET</w:t>
+      </w:r>
+      <w:r>
+        <w:rPr>
+          <w:rFonts w:cs="Times New Roman"/>
+          <w:szCs w:val="28"/>
+        </w:rPr>
+        <w:t xml:space="preserve"> 7.</w:t>
+      </w:r>
+    </w:p>
+    <w:p>
+      <w:pPr>
+        <w:ind w:firstLine="709"/>
+        <w:rPr>
+          <w:rFonts w:cs="Times New Roman"/>
+          <w:b/>
+          <w:bCs/>
+          <w:szCs w:val="28"/>
+        </w:rPr>
+      </w:pPr>
+      <w:r>
+        <w:rPr>
+          <w:rFonts w:cs="Times New Roman"/>
+          <w:b/>
+          <w:bCs/>
+          <w:szCs w:val="28"/>
+          <w:lang w:val="en-US"/>
+        </w:rPr>
+        <w:t>Avalonia</w:t>
+      </w:r>
+    </w:p>
+    <w:p>
+      <w:pPr>
+        <w:ind w:firstLine="709"/>
+        <w:rPr>
+          <w:rFonts w:cs="Times New Roman"/>
+          <w:szCs w:val="28"/>
+        </w:rPr>
+      </w:pPr>
+      <w:r>
+        <w:rPr>
+          <w:rFonts w:cs="Times New Roman"/>
+          <w:szCs w:val="28"/>
+        </w:rPr>
+        <w:t xml:space="preserve">Avalonia - это мощный фреймворк, который позволяет разработчикам создавать кроссплатформенные приложения с использованием .NET. Для отрисовки элементов управления пользовательского интерфейса используется </w:t>
+      </w:r>
+      <w:r>
+        <w:rPr>
+          <w:rFonts w:cs="Times New Roman"/>
+          <w:szCs w:val="28"/>
+        </w:rPr>
+        <w:lastRenderedPageBreak/>
+        <w:t>собственный движок рендеринга, обеспечивающий согласованный внешний вид и поведение на различных платформах, включая Windows, macOS, Linux, Android, iOS и WebAssembly. Это означает, что разработчики могут делиться своим кодом пользовательского интерфейса и поддерживать единый внешний вид независимо от целевой платформы.</w:t>
+      </w:r>
+    </w:p>
+    <w:p>
+      <w:pPr>
+        <w:ind w:firstLine="709"/>
+        <w:rPr>
+          <w:rFonts w:cs="Times New Roman"/>
+          <w:szCs w:val="28"/>
+        </w:rPr>
+      </w:pPr>
+      <w:r>
+        <w:rPr>
+          <w:rFonts w:cs="Times New Roman"/>
+          <w:szCs w:val="28"/>
+        </w:rPr>
+        <w:t>Приложения, созданные с помощью Avalonia, написаны на C # или F #, что упрощает быстрое создание прототипов приложений, которые со временем могут превратиться в сложные системы. В отличие от других наборов инструментов, которые могут быть ограничены ограниченными API или низкой производительностью, приложения Avalonia обладают преимуществом полного доступа к возможностям платформы и обеспечивают невероятную производительность благодаря компонентному рендерингу.</w:t>
+      </w:r>
+    </w:p>
+    <w:p>
+      <w:pPr>
+        <w:ind w:firstLine="709"/>
+        <w:rPr>
+          <w:rFonts w:cs="Times New Roman"/>
+          <w:szCs w:val="28"/>
+        </w:rPr>
+      </w:pPr>
+      <w:r>
+        <w:rPr>
+          <w:rFonts w:cs="Times New Roman"/>
+          <w:szCs w:val="28"/>
+        </w:rPr>
+        <w:t>Поскольку приложения Avalonia являются кроссплатформенными, их архитектура аналогична другим традиционным кроссплатформенным приложениям. Наиболее распространенный подход заключается в создании основного проекта, в котором размещается общий код, а затем в разработке проектов, зависящих от платформы, которые будут использовать этот общий код.</w:t>
+      </w:r>
+    </w:p>
+    <w:p>
+      <w:pPr>
+        <w:ind w:firstLine="709"/>
+        <w:rPr>
+          <w:rFonts w:cs="Times New Roman"/>
+          <w:szCs w:val="28"/>
+        </w:rPr>
+      </w:pPr>
+      <w:r>
+        <w:rPr>
+          <w:rFonts w:cs="Times New Roman"/>
+          <w:szCs w:val="28"/>
+        </w:rPr>
+        <w:t>Avalonia предлагает два метода создания пользовательских интерфейсов. Первый заключается в использовании кода для создания представлений пользовательского интерфейса с использованием обширного API, предоставляемого Avalonia. В качестве альтернативы разработчики могут использовать Extensible Application Markup Language (XAML), декларативный язык разметки, который позволяет разработчикам определять пользовательские интерфейсы. При таком подходе структура пользовательского интерфейса описывается в файле XAML, в то время как поведение во время выполнения определяется в отдельном файле с кодом.</w:t>
+      </w:r>
+    </w:p>
+    <w:p>
+      <w:pPr>
+        <w:ind w:firstLine="709"/>
+        <w:rPr>
+          <w:rFonts w:cs="Times New Roman"/>
+          <w:szCs w:val="28"/>
+        </w:rPr>
+      </w:pPr>
+      <w:r>
+        <w:rPr>
+          <w:rFonts w:cs="Times New Roman"/>
+          <w:szCs w:val="28"/>
+        </w:rPr>
+        <w:t xml:space="preserve">В во время разработки приложения был использован архитектурный паттерн программирования </w:t>
+      </w:r>
+      <w:r>
+        <w:rPr>
+          <w:rFonts w:cs="Times New Roman"/>
+          <w:szCs w:val="28"/>
+          <w:lang w:val="en-US"/>
+        </w:rPr>
+        <w:t>MVVM</w:t>
       </w:r>
       <w:r>
         <w:rPr>
@@ -3693,1701 +4916,54 @@
           <w:szCs w:val="28"/>
           <w:lang w:val="en-US"/>
         </w:rPr>
-        <w:t>CLR</w:t>
-      </w:r>
-      <w:r>
-        <w:rPr>
-          <w:rFonts w:cs="Times New Roman"/>
-          <w:szCs w:val="28"/>
-        </w:rPr>
-        <w:t>), благодаря чему .</w:t>
-      </w:r>
-      <w:r>
-        <w:rPr>
-          <w:rFonts w:cs="Times New Roman"/>
-          <w:szCs w:val="28"/>
-          <w:lang w:val="en-US"/>
-        </w:rPr>
-        <w:t>NET</w:t>
-      </w:r>
-      <w:r>
-        <w:rPr>
-          <w:rFonts w:cs="Times New Roman"/>
-          <w:szCs w:val="28"/>
-        </w:rPr>
-        <w:t xml:space="preserve"> поддерживает несколько языков: наряду с </w:t>
-      </w:r>
-      <w:r>
-        <w:rPr>
-          <w:rFonts w:cs="Times New Roman"/>
-          <w:szCs w:val="28"/>
-          <w:lang w:val="en-US"/>
-        </w:rPr>
-        <w:t>C</w:t>
-      </w:r>
-      <w:r>
-        <w:rPr>
-          <w:rFonts w:cs="Times New Roman"/>
-          <w:szCs w:val="28"/>
-        </w:rPr>
-        <w:t xml:space="preserve"># это также </w:t>
-      </w:r>
-      <w:r>
-        <w:rPr>
-          <w:rFonts w:cs="Times New Roman"/>
-          <w:szCs w:val="28"/>
-          <w:lang w:val="en-US"/>
-        </w:rPr>
-        <w:t>VB</w:t>
-      </w:r>
-      <w:r>
-        <w:rPr>
-          <w:rFonts w:cs="Times New Roman"/>
-          <w:szCs w:val="28"/>
-        </w:rPr>
-        <w:t>.</w:t>
-      </w:r>
-      <w:r>
-        <w:rPr>
-          <w:rFonts w:cs="Times New Roman"/>
-          <w:szCs w:val="28"/>
-          <w:lang w:val="en-US"/>
-        </w:rPr>
-        <w:t>NET</w:t>
-      </w:r>
-      <w:r>
-        <w:rPr>
-          <w:rFonts w:cs="Times New Roman"/>
-          <w:szCs w:val="28"/>
-        </w:rPr>
-        <w:t xml:space="preserve">, </w:t>
-      </w:r>
-      <w:r>
-        <w:rPr>
-          <w:rFonts w:cs="Times New Roman"/>
-          <w:szCs w:val="28"/>
-          <w:lang w:val="en-US"/>
-        </w:rPr>
-        <w:t>C</w:t>
-      </w:r>
-      <w:r>
-        <w:rPr>
-          <w:rFonts w:cs="Times New Roman"/>
-          <w:szCs w:val="28"/>
-        </w:rPr>
-        <w:t xml:space="preserve">++, </w:t>
-      </w:r>
-      <w:r>
-        <w:rPr>
-          <w:rFonts w:cs="Times New Roman"/>
-          <w:szCs w:val="28"/>
-          <w:lang w:val="en-US"/>
-        </w:rPr>
-        <w:t>F</w:t>
-      </w:r>
-      <w:r>
-        <w:rPr>
-          <w:rFonts w:cs="Times New Roman"/>
-          <w:szCs w:val="28"/>
-        </w:rPr>
-        <w:t>#, а также различные диалекты других языков, привязанные к .</w:t>
-      </w:r>
-      <w:r>
-        <w:rPr>
-          <w:rFonts w:cs="Times New Roman"/>
-          <w:szCs w:val="28"/>
-          <w:lang w:val="en-US"/>
-        </w:rPr>
-        <w:t>NET</w:t>
-      </w:r>
-      <w:r>
-        <w:rPr>
-          <w:rFonts w:cs="Times New Roman"/>
-          <w:szCs w:val="28"/>
-        </w:rPr>
-        <w:t xml:space="preserve">, например, </w:t>
-      </w:r>
-      <w:r>
-        <w:rPr>
-          <w:rFonts w:cs="Times New Roman"/>
-          <w:szCs w:val="28"/>
-          <w:lang w:val="en-US"/>
-        </w:rPr>
-        <w:t>Delphi</w:t>
-      </w:r>
-      <w:r>
-        <w:rPr>
-          <w:rFonts w:cs="Times New Roman"/>
-          <w:szCs w:val="28"/>
-        </w:rPr>
-        <w:t>.</w:t>
-      </w:r>
-      <w:r>
-        <w:rPr>
-          <w:rFonts w:cs="Times New Roman"/>
-          <w:szCs w:val="28"/>
-          <w:lang w:val="en-US"/>
-        </w:rPr>
-        <w:t>NET</w:t>
-      </w:r>
-      <w:r>
-        <w:rPr>
-          <w:rFonts w:cs="Times New Roman"/>
-          <w:szCs w:val="28"/>
-        </w:rPr>
-        <w:t xml:space="preserve">. При компиляции код на любом из этих языков компилируется в сборку на общем языке </w:t>
-      </w:r>
-      <w:r>
-        <w:rPr>
-          <w:rFonts w:cs="Times New Roman"/>
-          <w:szCs w:val="28"/>
-          <w:lang w:val="en-US"/>
-        </w:rPr>
-        <w:t>CIL</w:t>
-      </w:r>
-      <w:r>
-        <w:rPr>
-          <w:rFonts w:cs="Times New Roman"/>
-          <w:szCs w:val="28"/>
-        </w:rPr>
-        <w:t xml:space="preserve"> (</w:t>
-      </w:r>
-      <w:r>
-        <w:rPr>
-          <w:rFonts w:cs="Times New Roman"/>
-          <w:szCs w:val="28"/>
-          <w:lang w:val="en-US"/>
-        </w:rPr>
-        <w:t>Common</w:t>
-      </w:r>
-      <w:r>
-        <w:rPr>
-          <w:rFonts w:cs="Times New Roman"/>
-          <w:szCs w:val="28"/>
-        </w:rPr>
-        <w:t xml:space="preserve"> </w:t>
-      </w:r>
-      <w:r>
-        <w:rPr>
-          <w:rFonts w:cs="Times New Roman"/>
-          <w:szCs w:val="28"/>
-          <w:lang w:val="en-US"/>
-        </w:rPr>
-        <w:t>Intermediate</w:t>
-      </w:r>
-      <w:r>
-        <w:rPr>
-          <w:rFonts w:cs="Times New Roman"/>
-          <w:szCs w:val="28"/>
-        </w:rPr>
-        <w:t xml:space="preserve"> </w:t>
-      </w:r>
-      <w:r>
-        <w:rPr>
-          <w:rFonts w:cs="Times New Roman"/>
-          <w:szCs w:val="28"/>
-          <w:lang w:val="en-US"/>
-        </w:rPr>
-        <w:t>Language</w:t>
-      </w:r>
-      <w:r>
-        <w:rPr>
-          <w:rFonts w:cs="Times New Roman"/>
-          <w:szCs w:val="28"/>
-        </w:rPr>
-        <w:t>) - своего рода ассемблер платформы .</w:t>
-      </w:r>
-      <w:r>
-        <w:rPr>
-          <w:rFonts w:cs="Times New Roman"/>
-          <w:szCs w:val="28"/>
-          <w:lang w:val="en-US"/>
-        </w:rPr>
-        <w:t>NET</w:t>
-      </w:r>
-      <w:r>
-        <w:rPr>
-          <w:rFonts w:cs="Times New Roman"/>
-          <w:szCs w:val="28"/>
-        </w:rPr>
-        <w:t>. Поэтому при определенных условиях мы можем сделать отдельные модули одного приложения на отдельных языках.</w:t>
-      </w:r>
-    </w:p>
-    <w:p>
-      <w:pPr>
-        <w:ind w:firstLine="709"/>
-        <w:rPr>
-          <w:rFonts w:cs="Times New Roman"/>
-          <w:szCs w:val="28"/>
-        </w:rPr>
-      </w:pPr>
-      <w:r>
-        <w:rPr>
-          <w:rFonts w:cs="Times New Roman"/>
-          <w:szCs w:val="28"/>
-        </w:rPr>
-        <w:t>Кроссплатформенность. .</w:t>
-      </w:r>
-      <w:r>
-        <w:rPr>
-          <w:rFonts w:cs="Times New Roman"/>
-          <w:szCs w:val="28"/>
-          <w:lang w:val="en-US"/>
-        </w:rPr>
-        <w:t>NET</w:t>
-      </w:r>
-      <w:r>
-        <w:rPr>
-          <w:rFonts w:cs="Times New Roman"/>
-          <w:szCs w:val="28"/>
-        </w:rPr>
-        <w:t xml:space="preserve"> является переносимой платформой (с некоторыми ограничениями). Например, последняя версия платформы на данный момент - .</w:t>
-      </w:r>
-      <w:r>
-        <w:rPr>
-          <w:rFonts w:cs="Times New Roman"/>
-          <w:szCs w:val="28"/>
-          <w:lang w:val="en-US"/>
-        </w:rPr>
-        <w:t>NET</w:t>
-      </w:r>
-      <w:r>
-        <w:rPr>
-          <w:rFonts w:cs="Times New Roman"/>
-          <w:szCs w:val="28"/>
-        </w:rPr>
-        <w:t xml:space="preserve"> 7 поддерживается на большинстве современных ОС </w:t>
-      </w:r>
-      <w:r>
-        <w:rPr>
-          <w:rFonts w:cs="Times New Roman"/>
-          <w:szCs w:val="28"/>
-          <w:lang w:val="en-US"/>
-        </w:rPr>
-        <w:t>Windows</w:t>
-      </w:r>
-      <w:r>
-        <w:rPr>
-          <w:rFonts w:cs="Times New Roman"/>
-          <w:szCs w:val="28"/>
-        </w:rPr>
-        <w:t xml:space="preserve">, </w:t>
-      </w:r>
-      <w:r>
-        <w:rPr>
-          <w:rFonts w:cs="Times New Roman"/>
-          <w:szCs w:val="28"/>
-          <w:lang w:val="en-US"/>
-        </w:rPr>
-        <w:t>MacOS</w:t>
-      </w:r>
-      <w:r>
-        <w:rPr>
-          <w:rFonts w:cs="Times New Roman"/>
-          <w:szCs w:val="28"/>
-        </w:rPr>
-        <w:t xml:space="preserve">, </w:t>
-      </w:r>
-      <w:r>
-        <w:rPr>
-          <w:rFonts w:cs="Times New Roman"/>
-          <w:szCs w:val="28"/>
-          <w:lang w:val="en-US"/>
-        </w:rPr>
-        <w:t>Linux</w:t>
-      </w:r>
-      <w:r>
-        <w:rPr>
-          <w:rFonts w:cs="Times New Roman"/>
-          <w:szCs w:val="28"/>
-        </w:rPr>
-        <w:t>. Используя различные технологии на платформе .</w:t>
-      </w:r>
-      <w:r>
-        <w:rPr>
-          <w:rFonts w:cs="Times New Roman"/>
-          <w:szCs w:val="28"/>
-          <w:lang w:val="en-US"/>
-        </w:rPr>
-        <w:t>NET</w:t>
-      </w:r>
-      <w:r>
-        <w:rPr>
-          <w:rFonts w:cs="Times New Roman"/>
-          <w:szCs w:val="28"/>
-        </w:rPr>
-        <w:t xml:space="preserve">, можно разрабатывать приложения на языке </w:t>
-      </w:r>
-      <w:r>
-        <w:rPr>
-          <w:rFonts w:cs="Times New Roman"/>
-          <w:szCs w:val="28"/>
-          <w:lang w:val="en-US"/>
-        </w:rPr>
-        <w:t>C</w:t>
-      </w:r>
-      <w:r>
-        <w:rPr>
-          <w:rFonts w:cs="Times New Roman"/>
-          <w:szCs w:val="28"/>
-        </w:rPr>
-        <w:t xml:space="preserve"># для самых разных платформ - </w:t>
-      </w:r>
-      <w:r>
-        <w:rPr>
-          <w:rFonts w:cs="Times New Roman"/>
-          <w:szCs w:val="28"/>
-          <w:lang w:val="en-US"/>
-        </w:rPr>
-        <w:t>Windows</w:t>
-      </w:r>
-      <w:r>
-        <w:rPr>
-          <w:rFonts w:cs="Times New Roman"/>
-          <w:szCs w:val="28"/>
-        </w:rPr>
-        <w:t xml:space="preserve">, </w:t>
-      </w:r>
-      <w:r>
-        <w:rPr>
-          <w:rFonts w:cs="Times New Roman"/>
-          <w:szCs w:val="28"/>
-          <w:lang w:val="en-US"/>
-        </w:rPr>
-        <w:t>MacOS</w:t>
-      </w:r>
-      <w:r>
-        <w:rPr>
-          <w:rFonts w:cs="Times New Roman"/>
-          <w:szCs w:val="28"/>
-        </w:rPr>
-        <w:t xml:space="preserve">, </w:t>
-      </w:r>
-      <w:r>
-        <w:rPr>
-          <w:rFonts w:cs="Times New Roman"/>
-          <w:szCs w:val="28"/>
-          <w:lang w:val="en-US"/>
-        </w:rPr>
-        <w:t>Linux</w:t>
-      </w:r>
-      <w:r>
-        <w:rPr>
-          <w:rFonts w:cs="Times New Roman"/>
-          <w:szCs w:val="28"/>
-        </w:rPr>
-        <w:t xml:space="preserve">, </w:t>
-      </w:r>
-      <w:r>
-        <w:rPr>
-          <w:rFonts w:cs="Times New Roman"/>
-          <w:szCs w:val="28"/>
-          <w:lang w:val="en-US"/>
-        </w:rPr>
-        <w:t>Android</w:t>
-      </w:r>
-      <w:r>
-        <w:rPr>
-          <w:rFonts w:cs="Times New Roman"/>
-          <w:szCs w:val="28"/>
-        </w:rPr>
-        <w:t xml:space="preserve">, </w:t>
-      </w:r>
-      <w:r>
-        <w:rPr>
-          <w:rFonts w:cs="Times New Roman"/>
-          <w:szCs w:val="28"/>
-          <w:lang w:val="en-US"/>
-        </w:rPr>
-        <w:t>iOS</w:t>
-      </w:r>
-      <w:r>
-        <w:rPr>
-          <w:rFonts w:cs="Times New Roman"/>
-          <w:szCs w:val="28"/>
-        </w:rPr>
-        <w:t xml:space="preserve">, </w:t>
-      </w:r>
-      <w:r>
-        <w:rPr>
-          <w:rFonts w:cs="Times New Roman"/>
-          <w:szCs w:val="28"/>
-          <w:lang w:val="en-US"/>
-        </w:rPr>
-        <w:t>Tizen</w:t>
-      </w:r>
-      <w:r>
-        <w:rPr>
-          <w:rFonts w:cs="Times New Roman"/>
-          <w:szCs w:val="28"/>
-        </w:rPr>
-        <w:t>.</w:t>
-      </w:r>
-    </w:p>
-    <w:p>
-      <w:pPr>
-        <w:ind w:firstLine="709"/>
-        <w:rPr>
-          <w:rFonts w:cs="Times New Roman"/>
-          <w:szCs w:val="28"/>
-        </w:rPr>
-      </w:pPr>
-      <w:r>
-        <w:rPr>
-          <w:rFonts w:cs="Times New Roman"/>
-          <w:szCs w:val="28"/>
-        </w:rPr>
-        <w:t>Мощная библиотека классов. .</w:t>
-      </w:r>
-      <w:r>
-        <w:rPr>
-          <w:rFonts w:cs="Times New Roman"/>
-          <w:szCs w:val="28"/>
-          <w:lang w:val="en-US"/>
-        </w:rPr>
-        <w:t>NET</w:t>
-      </w:r>
-      <w:r>
-        <w:rPr>
-          <w:rFonts w:cs="Times New Roman"/>
-          <w:szCs w:val="28"/>
-        </w:rPr>
-        <w:t xml:space="preserve"> представляет единую для всех поддерживаемых языков библиотеку классов. И какое бы приложение мы не собирались писать на </w:t>
-      </w:r>
-      <w:r>
-        <w:rPr>
-          <w:rFonts w:cs="Times New Roman"/>
-          <w:szCs w:val="28"/>
-          <w:lang w:val="en-US"/>
-        </w:rPr>
-        <w:t>C</w:t>
-      </w:r>
-      <w:r>
-        <w:rPr>
-          <w:rFonts w:cs="Times New Roman"/>
-          <w:szCs w:val="28"/>
-        </w:rPr>
-        <w:t># - текстовый редактор, чат или сложный веб-сайт - так или иначе мы задействуем библиотеку классов .</w:t>
-      </w:r>
-      <w:r>
-        <w:rPr>
-          <w:rFonts w:cs="Times New Roman"/>
-          <w:szCs w:val="28"/>
-          <w:lang w:val="en-US"/>
-        </w:rPr>
-        <w:t>NET</w:t>
-      </w:r>
-      <w:r>
-        <w:rPr>
-          <w:rFonts w:cs="Times New Roman"/>
-          <w:szCs w:val="28"/>
-        </w:rPr>
-        <w:t>.</w:t>
-      </w:r>
-    </w:p>
-    <w:p>
-      <w:pPr>
-        <w:ind w:firstLine="709"/>
-        <w:rPr>
-          <w:rFonts w:cs="Times New Roman"/>
-          <w:szCs w:val="28"/>
-        </w:rPr>
-      </w:pPr>
-      <w:r>
-        <w:rPr>
-          <w:rFonts w:cs="Times New Roman"/>
-          <w:szCs w:val="28"/>
-        </w:rPr>
-        <w:t xml:space="preserve">Разнообразие технологий. Общеязыковая среда исполнения </w:t>
-      </w:r>
-      <w:r>
-        <w:rPr>
-          <w:rFonts w:cs="Times New Roman"/>
-          <w:szCs w:val="28"/>
-          <w:lang w:val="en-US"/>
-        </w:rPr>
-        <w:t>CLR</w:t>
-      </w:r>
-      <w:r>
-        <w:rPr>
-          <w:rFonts w:cs="Times New Roman"/>
-          <w:szCs w:val="28"/>
-        </w:rPr>
-        <w:t xml:space="preserve"> и базовая библиотека классов являются основой для целого стека технологий, которые разработчики могут задействовать при построении тех или иных приложений. Например, для работы с базами данных в этом стеке технологий предназначена технология </w:t>
-      </w:r>
-      <w:r>
-        <w:rPr>
-          <w:rFonts w:cs="Times New Roman"/>
-          <w:szCs w:val="28"/>
-          <w:lang w:val="en-US"/>
-        </w:rPr>
-        <w:t>ADO</w:t>
-      </w:r>
-      <w:r>
-        <w:rPr>
-          <w:rFonts w:cs="Times New Roman"/>
-          <w:szCs w:val="28"/>
-        </w:rPr>
-        <w:t>.</w:t>
-      </w:r>
-      <w:r>
-        <w:rPr>
-          <w:rFonts w:cs="Times New Roman"/>
-          <w:szCs w:val="28"/>
-          <w:lang w:val="en-US"/>
-        </w:rPr>
-        <w:t>NET</w:t>
-      </w:r>
-      <w:r>
-        <w:rPr>
-          <w:rFonts w:cs="Times New Roman"/>
-          <w:szCs w:val="28"/>
-        </w:rPr>
-        <w:t xml:space="preserve"> и </w:t>
-      </w:r>
-      <w:r>
-        <w:rPr>
-          <w:rFonts w:cs="Times New Roman"/>
-          <w:szCs w:val="28"/>
-          <w:lang w:val="en-US"/>
-        </w:rPr>
-        <w:t>Entity</w:t>
-      </w:r>
-      <w:r>
-        <w:rPr>
-          <w:rFonts w:cs="Times New Roman"/>
-          <w:szCs w:val="28"/>
-        </w:rPr>
-        <w:t xml:space="preserve"> </w:t>
-      </w:r>
-      <w:r>
-        <w:rPr>
-          <w:rFonts w:cs="Times New Roman"/>
-          <w:szCs w:val="28"/>
-          <w:lang w:val="en-US"/>
-        </w:rPr>
-        <w:t>Framework</w:t>
-      </w:r>
-      <w:r>
-        <w:rPr>
-          <w:rFonts w:cs="Times New Roman"/>
-          <w:szCs w:val="28"/>
-        </w:rPr>
-        <w:t xml:space="preserve"> </w:t>
-      </w:r>
-      <w:r>
-        <w:rPr>
-          <w:rFonts w:cs="Times New Roman"/>
-          <w:szCs w:val="28"/>
-          <w:lang w:val="en-US"/>
-        </w:rPr>
-        <w:t>Core</w:t>
-      </w:r>
-      <w:r>
-        <w:rPr>
-          <w:rFonts w:cs="Times New Roman"/>
-          <w:szCs w:val="28"/>
-        </w:rPr>
-        <w:t xml:space="preserve">. Для построения графических приложений с богатым насыщенным интерфейсом - технология </w:t>
-      </w:r>
-      <w:r>
-        <w:rPr>
-          <w:rFonts w:cs="Times New Roman"/>
-          <w:szCs w:val="28"/>
-          <w:lang w:val="en-US"/>
-        </w:rPr>
-        <w:t>WPF</w:t>
-      </w:r>
-      <w:r>
-        <w:rPr>
-          <w:rFonts w:cs="Times New Roman"/>
-          <w:szCs w:val="28"/>
-        </w:rPr>
-        <w:t xml:space="preserve"> и </w:t>
-      </w:r>
-      <w:proofErr w:type="spellStart"/>
-      <w:r>
-        <w:rPr>
-          <w:rFonts w:cs="Times New Roman"/>
-          <w:szCs w:val="28"/>
-          <w:lang w:val="en-US"/>
-        </w:rPr>
-        <w:t>WinUI</w:t>
-      </w:r>
-      <w:proofErr w:type="spellEnd"/>
-      <w:r>
-        <w:rPr>
-          <w:rFonts w:cs="Times New Roman"/>
-          <w:szCs w:val="28"/>
-        </w:rPr>
-        <w:t xml:space="preserve">, для создания более простых графических приложений - </w:t>
-      </w:r>
-      <w:r>
-        <w:rPr>
-          <w:rFonts w:cs="Times New Roman"/>
-          <w:szCs w:val="28"/>
-          <w:lang w:val="en-US"/>
-        </w:rPr>
-        <w:t>Windows</w:t>
-      </w:r>
-      <w:r>
-        <w:rPr>
-          <w:rFonts w:cs="Times New Roman"/>
-          <w:szCs w:val="28"/>
-        </w:rPr>
-        <w:t xml:space="preserve"> </w:t>
-      </w:r>
-      <w:r>
-        <w:rPr>
-          <w:rFonts w:cs="Times New Roman"/>
-          <w:szCs w:val="28"/>
-          <w:lang w:val="en-US"/>
-        </w:rPr>
-        <w:t>Forms</w:t>
-      </w:r>
-      <w:r>
-        <w:rPr>
-          <w:rFonts w:cs="Times New Roman"/>
-          <w:szCs w:val="28"/>
-        </w:rPr>
-        <w:t xml:space="preserve">. Для разработки кроссплатформенных мобильных и десктопных приложений - </w:t>
-      </w:r>
-      <w:r>
-        <w:rPr>
-          <w:rFonts w:cs="Times New Roman"/>
-          <w:szCs w:val="28"/>
-          <w:lang w:val="en-US"/>
-        </w:rPr>
-        <w:t>Xamarin</w:t>
-      </w:r>
-      <w:r>
-        <w:rPr>
-          <w:rFonts w:cs="Times New Roman"/>
-          <w:szCs w:val="28"/>
-        </w:rPr>
-        <w:t>/</w:t>
-      </w:r>
-      <w:r>
-        <w:rPr>
-          <w:rFonts w:cs="Times New Roman"/>
-          <w:szCs w:val="28"/>
-          <w:lang w:val="en-US"/>
-        </w:rPr>
-        <w:t>MAUI</w:t>
-      </w:r>
-      <w:r>
-        <w:rPr>
-          <w:rFonts w:cs="Times New Roman"/>
-          <w:szCs w:val="28"/>
-        </w:rPr>
-        <w:t xml:space="preserve">. Для создания веб-сайтов и веб-приложений - </w:t>
-      </w:r>
-      <w:r>
-        <w:rPr>
-          <w:rFonts w:cs="Times New Roman"/>
-          <w:szCs w:val="28"/>
-          <w:lang w:val="en-US"/>
-        </w:rPr>
-        <w:t>ASP</w:t>
-      </w:r>
-      <w:r>
-        <w:rPr>
-          <w:rFonts w:cs="Times New Roman"/>
-          <w:szCs w:val="28"/>
-        </w:rPr>
-        <w:t>.</w:t>
-      </w:r>
-      <w:r>
-        <w:rPr>
-          <w:rFonts w:cs="Times New Roman"/>
-          <w:szCs w:val="28"/>
-          <w:lang w:val="en-US"/>
-        </w:rPr>
-        <w:t>NET</w:t>
-      </w:r>
-      <w:r>
-        <w:rPr>
-          <w:rFonts w:cs="Times New Roman"/>
-          <w:szCs w:val="28"/>
-        </w:rPr>
-        <w:t xml:space="preserve"> и т.д.</w:t>
-      </w:r>
-    </w:p>
-    <w:p>
-      <w:pPr>
-        <w:ind w:firstLine="709"/>
-        <w:rPr>
-          <w:rFonts w:cs="Times New Roman"/>
-          <w:szCs w:val="28"/>
-        </w:rPr>
-      </w:pPr>
-      <w:r>
-        <w:rPr>
-          <w:rFonts w:cs="Times New Roman"/>
-          <w:szCs w:val="28"/>
-        </w:rPr>
-        <w:lastRenderedPageBreak/>
-        <w:t xml:space="preserve">К этому стоит добавить активной развивающийся и набирающий </w:t>
-      </w:r>
-      <w:proofErr w:type="spellStart"/>
-      <w:r>
-        <w:rPr>
-          <w:rFonts w:cs="Times New Roman"/>
-          <w:szCs w:val="28"/>
-        </w:rPr>
-        <w:t>популяность</w:t>
-      </w:r>
-      <w:proofErr w:type="spellEnd"/>
-      <w:r>
-        <w:rPr>
-          <w:rFonts w:cs="Times New Roman"/>
-          <w:szCs w:val="28"/>
-        </w:rPr>
-        <w:t xml:space="preserve"> </w:t>
-      </w:r>
-      <w:proofErr w:type="spellStart"/>
-      <w:r>
-        <w:rPr>
-          <w:rFonts w:cs="Times New Roman"/>
-          <w:szCs w:val="28"/>
-          <w:lang w:val="en-US"/>
-        </w:rPr>
-        <w:t>Blazor</w:t>
-      </w:r>
-      <w:proofErr w:type="spellEnd"/>
-      <w:r>
-        <w:rPr>
-          <w:rFonts w:cs="Times New Roman"/>
-          <w:szCs w:val="28"/>
-        </w:rPr>
-        <w:t xml:space="preserve"> - фреймворк, который работает поверх .</w:t>
-      </w:r>
-      <w:r>
-        <w:rPr>
-          <w:rFonts w:cs="Times New Roman"/>
-          <w:szCs w:val="28"/>
-          <w:lang w:val="en-US"/>
-        </w:rPr>
-        <w:t>NET</w:t>
-      </w:r>
-      <w:r>
-        <w:rPr>
-          <w:rFonts w:cs="Times New Roman"/>
-          <w:szCs w:val="28"/>
-        </w:rPr>
-        <w:t xml:space="preserve"> и который позволяет создавать веб-приложения как на стороне сервера, так и на стороне клиента. А в будущем будет поддерживать создание мобильных приложений и, возможно, десктоп-приложений.</w:t>
-      </w:r>
-    </w:p>
-    <w:p>
-      <w:pPr>
-        <w:ind w:firstLine="709"/>
-        <w:rPr>
-          <w:rFonts w:cs="Times New Roman"/>
-          <w:szCs w:val="28"/>
-        </w:rPr>
-      </w:pPr>
-      <w:r>
-        <w:rPr>
-          <w:rFonts w:cs="Times New Roman"/>
-          <w:szCs w:val="28"/>
-        </w:rPr>
-        <w:t>Производительность. Согласно ряду тестов веб-приложения на .</w:t>
-      </w:r>
-      <w:r>
-        <w:rPr>
-          <w:rFonts w:cs="Times New Roman"/>
-          <w:szCs w:val="28"/>
-          <w:lang w:val="en-US"/>
-        </w:rPr>
-        <w:t>NET</w:t>
-      </w:r>
-      <w:r>
-        <w:rPr>
-          <w:rFonts w:cs="Times New Roman"/>
-          <w:szCs w:val="28"/>
-        </w:rPr>
-        <w:t xml:space="preserve"> 7 в ряде категорий сильно опережают веб-приложения, построенные с помощью других технологий. Приложения на .</w:t>
-      </w:r>
-      <w:r>
-        <w:rPr>
-          <w:rFonts w:cs="Times New Roman"/>
-          <w:szCs w:val="28"/>
-          <w:lang w:val="en-US"/>
-        </w:rPr>
-        <w:t>NET</w:t>
-      </w:r>
-      <w:r>
-        <w:rPr>
-          <w:rFonts w:cs="Times New Roman"/>
-          <w:szCs w:val="28"/>
-        </w:rPr>
-        <w:t xml:space="preserve"> 7 в принципе отличаются высокой производительностью.</w:t>
-      </w:r>
-    </w:p>
-    <w:p>
-      <w:pPr>
-        <w:ind w:firstLine="709"/>
-        <w:rPr>
-          <w:rFonts w:cs="Times New Roman"/>
-          <w:szCs w:val="28"/>
-        </w:rPr>
-      </w:pPr>
-      <w:r>
-        <w:rPr>
-          <w:rFonts w:cs="Times New Roman"/>
-          <w:szCs w:val="28"/>
-        </w:rPr>
-        <w:t xml:space="preserve">Также еще следует отметить такую особенность языка </w:t>
-      </w:r>
-      <w:r>
-        <w:rPr>
-          <w:rFonts w:cs="Times New Roman"/>
-          <w:szCs w:val="28"/>
-          <w:lang w:val="en-US"/>
-        </w:rPr>
-        <w:t>C</w:t>
-      </w:r>
-      <w:r>
-        <w:rPr>
-          <w:rFonts w:cs="Times New Roman"/>
-          <w:szCs w:val="28"/>
-        </w:rPr>
-        <w:t># и фреймворка .</w:t>
-      </w:r>
-      <w:r>
-        <w:rPr>
-          <w:rFonts w:cs="Times New Roman"/>
-          <w:szCs w:val="28"/>
-          <w:lang w:val="en-US"/>
-        </w:rPr>
-        <w:t>NET</w:t>
-      </w:r>
-      <w:r>
-        <w:rPr>
-          <w:rFonts w:cs="Times New Roman"/>
-          <w:szCs w:val="28"/>
-        </w:rPr>
-        <w:t xml:space="preserve">, как автоматическая сборка мусора. А это значит, что нам в большинстве случаев не придется, в отличие от С++, заботиться об освобождении памяти. Вышеупомянутая общеязыковая среда </w:t>
-      </w:r>
-      <w:r>
-        <w:rPr>
-          <w:rFonts w:cs="Times New Roman"/>
-          <w:szCs w:val="28"/>
-          <w:lang w:val="en-US"/>
-        </w:rPr>
-        <w:t>CLR</w:t>
-      </w:r>
-      <w:r>
-        <w:rPr>
-          <w:rFonts w:cs="Times New Roman"/>
-          <w:szCs w:val="28"/>
-        </w:rPr>
-        <w:t xml:space="preserve"> сама вызовет сборщик мусора и очистит память.</w:t>
-      </w:r>
-    </w:p>
-    <w:p>
-      <w:pPr>
-        <w:ind w:firstLine="709"/>
-        <w:rPr>
-          <w:rFonts w:cs="Times New Roman"/>
-          <w:szCs w:val="28"/>
-        </w:rPr>
-      </w:pPr>
-      <w:r>
-        <w:rPr>
-          <w:rFonts w:cs="Times New Roman"/>
-          <w:szCs w:val="28"/>
-        </w:rPr>
-        <w:t>.</w:t>
-      </w:r>
-      <w:r>
-        <w:rPr>
-          <w:rFonts w:cs="Times New Roman"/>
-          <w:szCs w:val="28"/>
-          <w:lang w:val="en-US"/>
-        </w:rPr>
-        <w:t>NET</w:t>
-      </w:r>
-      <w:r>
-        <w:rPr>
-          <w:rFonts w:cs="Times New Roman"/>
-          <w:szCs w:val="28"/>
-        </w:rPr>
-        <w:t xml:space="preserve"> </w:t>
-      </w:r>
-      <w:r>
-        <w:rPr>
-          <w:rFonts w:cs="Times New Roman"/>
-          <w:szCs w:val="28"/>
-          <w:lang w:val="en-US"/>
-        </w:rPr>
-        <w:t>Framework</w:t>
-      </w:r>
-      <w:r>
-        <w:rPr>
-          <w:rFonts w:cs="Times New Roman"/>
-          <w:szCs w:val="28"/>
-        </w:rPr>
-        <w:t xml:space="preserve"> и .</w:t>
-      </w:r>
-      <w:r>
-        <w:rPr>
-          <w:rFonts w:cs="Times New Roman"/>
-          <w:szCs w:val="28"/>
-          <w:lang w:val="en-US"/>
-        </w:rPr>
-        <w:t>NET</w:t>
-      </w:r>
-      <w:r>
-        <w:rPr>
-          <w:rFonts w:cs="Times New Roman"/>
-          <w:szCs w:val="28"/>
-        </w:rPr>
-        <w:t xml:space="preserve"> 7</w:t>
-      </w:r>
-    </w:p>
-    <w:p>
-      <w:pPr>
-        <w:ind w:firstLine="709"/>
-        <w:rPr>
-          <w:rFonts w:cs="Times New Roman"/>
-          <w:szCs w:val="28"/>
-        </w:rPr>
-      </w:pPr>
-      <w:r>
-        <w:rPr>
-          <w:rFonts w:cs="Times New Roman"/>
-          <w:szCs w:val="28"/>
-        </w:rPr>
-        <w:t>Стоит отметить, что .</w:t>
-      </w:r>
-      <w:r>
-        <w:rPr>
-          <w:rFonts w:cs="Times New Roman"/>
-          <w:szCs w:val="28"/>
-          <w:lang w:val="en-US"/>
-        </w:rPr>
-        <w:t>NET</w:t>
-      </w:r>
-      <w:r>
-        <w:rPr>
-          <w:rFonts w:cs="Times New Roman"/>
-          <w:szCs w:val="28"/>
-        </w:rPr>
-        <w:t xml:space="preserve"> долгое время развивался </w:t>
-      </w:r>
-      <w:proofErr w:type="spellStart"/>
-      <w:r>
-        <w:rPr>
-          <w:rFonts w:cs="Times New Roman"/>
-          <w:szCs w:val="28"/>
-        </w:rPr>
-        <w:t>премущественно</w:t>
-      </w:r>
-      <w:proofErr w:type="spellEnd"/>
-      <w:r>
-        <w:rPr>
-          <w:rFonts w:cs="Times New Roman"/>
-          <w:szCs w:val="28"/>
-        </w:rPr>
-        <w:t xml:space="preserve"> как платформа для </w:t>
-      </w:r>
-      <w:r>
-        <w:rPr>
-          <w:rFonts w:cs="Times New Roman"/>
-          <w:szCs w:val="28"/>
-          <w:lang w:val="en-US"/>
-        </w:rPr>
-        <w:t>Windows</w:t>
-      </w:r>
-      <w:r>
-        <w:rPr>
-          <w:rFonts w:cs="Times New Roman"/>
-          <w:szCs w:val="28"/>
-        </w:rPr>
-        <w:t xml:space="preserve"> под названием .</w:t>
-      </w:r>
-      <w:r>
-        <w:rPr>
-          <w:rFonts w:cs="Times New Roman"/>
-          <w:szCs w:val="28"/>
-          <w:lang w:val="en-US"/>
-        </w:rPr>
-        <w:t>NET</w:t>
-      </w:r>
-      <w:r>
-        <w:rPr>
-          <w:rFonts w:cs="Times New Roman"/>
-          <w:szCs w:val="28"/>
-        </w:rPr>
-        <w:t xml:space="preserve"> </w:t>
-      </w:r>
-      <w:r>
-        <w:rPr>
-          <w:rFonts w:cs="Times New Roman"/>
-          <w:szCs w:val="28"/>
-          <w:lang w:val="en-US"/>
-        </w:rPr>
-        <w:t>Framework</w:t>
-      </w:r>
-      <w:r>
-        <w:rPr>
-          <w:rFonts w:cs="Times New Roman"/>
-          <w:szCs w:val="28"/>
-        </w:rPr>
-        <w:t>. В 2019 вышла последняя версия этой платформы - .</w:t>
-      </w:r>
-      <w:r>
-        <w:rPr>
-          <w:rFonts w:cs="Times New Roman"/>
-          <w:szCs w:val="28"/>
-          <w:lang w:val="en-US"/>
-        </w:rPr>
-        <w:t>NET</w:t>
-      </w:r>
-      <w:r>
-        <w:rPr>
-          <w:rFonts w:cs="Times New Roman"/>
-          <w:szCs w:val="28"/>
-        </w:rPr>
-        <w:t xml:space="preserve"> </w:t>
-      </w:r>
-      <w:r>
-        <w:rPr>
-          <w:rFonts w:cs="Times New Roman"/>
-          <w:szCs w:val="28"/>
-          <w:lang w:val="en-US"/>
-        </w:rPr>
-        <w:t>Framework</w:t>
-      </w:r>
-      <w:r>
-        <w:rPr>
-          <w:rFonts w:cs="Times New Roman"/>
-          <w:szCs w:val="28"/>
-        </w:rPr>
-        <w:t xml:space="preserve"> 4.8. Она больше не развивается</w:t>
-      </w:r>
-    </w:p>
-    <w:p>
-      <w:pPr>
-        <w:ind w:firstLine="709"/>
-        <w:rPr>
-          <w:rFonts w:cs="Times New Roman"/>
-          <w:szCs w:val="28"/>
-        </w:rPr>
-      </w:pPr>
-      <w:r>
-        <w:rPr>
-          <w:rFonts w:cs="Times New Roman"/>
-          <w:szCs w:val="28"/>
-        </w:rPr>
-        <w:t xml:space="preserve">С 2014 </w:t>
-      </w:r>
-      <w:r>
-        <w:rPr>
-          <w:rFonts w:cs="Times New Roman"/>
-          <w:szCs w:val="28"/>
-          <w:lang w:val="en-US"/>
-        </w:rPr>
-        <w:t>Microsoft</w:t>
-      </w:r>
-      <w:r>
-        <w:rPr>
-          <w:rFonts w:cs="Times New Roman"/>
-          <w:szCs w:val="28"/>
-        </w:rPr>
-        <w:t xml:space="preserve"> стал развивать альтернативную платформу - .</w:t>
-      </w:r>
-      <w:r>
-        <w:rPr>
-          <w:rFonts w:cs="Times New Roman"/>
-          <w:szCs w:val="28"/>
-          <w:lang w:val="en-US"/>
-        </w:rPr>
-        <w:t>NET</w:t>
-      </w:r>
-      <w:r>
-        <w:rPr>
-          <w:rFonts w:cs="Times New Roman"/>
-          <w:szCs w:val="28"/>
-        </w:rPr>
-        <w:t xml:space="preserve"> </w:t>
-      </w:r>
-      <w:r>
-        <w:rPr>
-          <w:rFonts w:cs="Times New Roman"/>
-          <w:szCs w:val="28"/>
-          <w:lang w:val="en-US"/>
-        </w:rPr>
-        <w:t>Core</w:t>
-      </w:r>
-      <w:r>
-        <w:rPr>
-          <w:rFonts w:cs="Times New Roman"/>
-          <w:szCs w:val="28"/>
-        </w:rPr>
-        <w:t>, которая уже предназначалась для разных платформ и должна была вобрать в себя все возможности устаревшего .</w:t>
-      </w:r>
-      <w:r>
-        <w:rPr>
-          <w:rFonts w:cs="Times New Roman"/>
-          <w:szCs w:val="28"/>
-          <w:lang w:val="en-US"/>
-        </w:rPr>
-        <w:t>NET</w:t>
-      </w:r>
-      <w:r>
-        <w:rPr>
-          <w:rFonts w:cs="Times New Roman"/>
-          <w:szCs w:val="28"/>
-        </w:rPr>
-        <w:t xml:space="preserve"> </w:t>
-      </w:r>
-      <w:r>
-        <w:rPr>
-          <w:rFonts w:cs="Times New Roman"/>
-          <w:szCs w:val="28"/>
-          <w:lang w:val="en-US"/>
-        </w:rPr>
-        <w:t>Framework</w:t>
-      </w:r>
-      <w:r>
-        <w:rPr>
-          <w:rFonts w:cs="Times New Roman"/>
-          <w:szCs w:val="28"/>
-        </w:rPr>
-        <w:t xml:space="preserve"> и добавить новую функциональность. Затем </w:t>
-      </w:r>
-      <w:r>
-        <w:rPr>
-          <w:rFonts w:cs="Times New Roman"/>
-          <w:szCs w:val="28"/>
-          <w:lang w:val="en-US"/>
-        </w:rPr>
-        <w:t>Microsoft</w:t>
-      </w:r>
-      <w:r>
-        <w:rPr>
-          <w:rFonts w:cs="Times New Roman"/>
-          <w:szCs w:val="28"/>
-        </w:rPr>
-        <w:t xml:space="preserve"> последовательно выпустил ряд версий этой платформы: .</w:t>
-      </w:r>
-      <w:r>
-        <w:rPr>
-          <w:rFonts w:cs="Times New Roman"/>
-          <w:szCs w:val="28"/>
-          <w:lang w:val="en-US"/>
-        </w:rPr>
-        <w:t>NET</w:t>
-      </w:r>
-      <w:r>
-        <w:rPr>
-          <w:rFonts w:cs="Times New Roman"/>
-          <w:szCs w:val="28"/>
-        </w:rPr>
-        <w:t xml:space="preserve"> </w:t>
-      </w:r>
-      <w:r>
-        <w:rPr>
-          <w:rFonts w:cs="Times New Roman"/>
-          <w:szCs w:val="28"/>
-          <w:lang w:val="en-US"/>
-        </w:rPr>
-        <w:t>Core</w:t>
-      </w:r>
-      <w:r>
-        <w:rPr>
-          <w:rFonts w:cs="Times New Roman"/>
-          <w:szCs w:val="28"/>
-        </w:rPr>
-        <w:t xml:space="preserve"> 1, .</w:t>
-      </w:r>
-      <w:r>
-        <w:rPr>
-          <w:rFonts w:cs="Times New Roman"/>
-          <w:szCs w:val="28"/>
-          <w:lang w:val="en-US"/>
-        </w:rPr>
-        <w:t>NET</w:t>
-      </w:r>
-      <w:r>
-        <w:rPr>
-          <w:rFonts w:cs="Times New Roman"/>
-          <w:szCs w:val="28"/>
-        </w:rPr>
-        <w:t xml:space="preserve"> </w:t>
-      </w:r>
-      <w:r>
-        <w:rPr>
-          <w:rFonts w:cs="Times New Roman"/>
-          <w:szCs w:val="28"/>
-          <w:lang w:val="en-US"/>
-        </w:rPr>
-        <w:t>Core</w:t>
-      </w:r>
-      <w:r>
-        <w:rPr>
-          <w:rFonts w:cs="Times New Roman"/>
-          <w:szCs w:val="28"/>
-        </w:rPr>
-        <w:t xml:space="preserve"> 2, .</w:t>
-      </w:r>
-      <w:r>
-        <w:rPr>
-          <w:rFonts w:cs="Times New Roman"/>
-          <w:szCs w:val="28"/>
-          <w:lang w:val="en-US"/>
-        </w:rPr>
-        <w:t>NET</w:t>
-      </w:r>
-      <w:r>
-        <w:rPr>
-          <w:rFonts w:cs="Times New Roman"/>
-          <w:szCs w:val="28"/>
-        </w:rPr>
-        <w:t xml:space="preserve"> </w:t>
-      </w:r>
-      <w:r>
-        <w:rPr>
-          <w:rFonts w:cs="Times New Roman"/>
-          <w:szCs w:val="28"/>
-          <w:lang w:val="en-US"/>
-        </w:rPr>
-        <w:t>Core</w:t>
-      </w:r>
-      <w:r>
-        <w:rPr>
-          <w:rFonts w:cs="Times New Roman"/>
-          <w:szCs w:val="28"/>
-        </w:rPr>
-        <w:t xml:space="preserve"> 3, .</w:t>
-      </w:r>
-      <w:r>
-        <w:rPr>
-          <w:rFonts w:cs="Times New Roman"/>
-          <w:szCs w:val="28"/>
-          <w:lang w:val="en-US"/>
-        </w:rPr>
-        <w:t>NET</w:t>
-      </w:r>
-      <w:r>
-        <w:rPr>
-          <w:rFonts w:cs="Times New Roman"/>
-          <w:szCs w:val="28"/>
-        </w:rPr>
-        <w:t xml:space="preserve"> 5. И текущей версией является </w:t>
-      </w:r>
-      <w:proofErr w:type="spellStart"/>
-      <w:r>
-        <w:rPr>
-          <w:rFonts w:cs="Times New Roman"/>
-          <w:szCs w:val="28"/>
-        </w:rPr>
-        <w:t>расматриваемая</w:t>
-      </w:r>
-      <w:proofErr w:type="spellEnd"/>
-      <w:r>
-        <w:rPr>
-          <w:rFonts w:cs="Times New Roman"/>
-          <w:szCs w:val="28"/>
-        </w:rPr>
-        <w:t xml:space="preserve"> в этом руководстве платформа .</w:t>
-      </w:r>
-      <w:r>
-        <w:rPr>
-          <w:rFonts w:cs="Times New Roman"/>
-          <w:szCs w:val="28"/>
-          <w:lang w:val="en-US"/>
-        </w:rPr>
-        <w:t>NET</w:t>
-      </w:r>
-      <w:r>
-        <w:rPr>
-          <w:rFonts w:cs="Times New Roman"/>
-          <w:szCs w:val="28"/>
-        </w:rPr>
-        <w:t xml:space="preserve"> 7. Поэтому следует различать .</w:t>
-      </w:r>
-      <w:r>
-        <w:rPr>
-          <w:rFonts w:cs="Times New Roman"/>
-          <w:szCs w:val="28"/>
-          <w:lang w:val="en-US"/>
-        </w:rPr>
-        <w:t>NET</w:t>
-      </w:r>
-      <w:r>
-        <w:rPr>
-          <w:rFonts w:cs="Times New Roman"/>
-          <w:szCs w:val="28"/>
-        </w:rPr>
-        <w:t xml:space="preserve"> </w:t>
-      </w:r>
-      <w:r>
-        <w:rPr>
-          <w:rFonts w:cs="Times New Roman"/>
-          <w:szCs w:val="28"/>
-          <w:lang w:val="en-US"/>
-        </w:rPr>
-        <w:t>Framework</w:t>
-      </w:r>
-      <w:r>
-        <w:rPr>
-          <w:rFonts w:cs="Times New Roman"/>
-          <w:szCs w:val="28"/>
-        </w:rPr>
-        <w:t xml:space="preserve">, который предназначен преимущественно для </w:t>
-      </w:r>
-      <w:r>
-        <w:rPr>
-          <w:rFonts w:cs="Times New Roman"/>
-          <w:szCs w:val="28"/>
-          <w:lang w:val="en-US"/>
-        </w:rPr>
-        <w:t>Windows</w:t>
-      </w:r>
-      <w:r>
-        <w:rPr>
-          <w:rFonts w:cs="Times New Roman"/>
-          <w:szCs w:val="28"/>
-        </w:rPr>
-        <w:t xml:space="preserve">, и </w:t>
-      </w:r>
-      <w:proofErr w:type="spellStart"/>
-      <w:r>
-        <w:rPr>
-          <w:rFonts w:cs="Times New Roman"/>
-          <w:szCs w:val="28"/>
-        </w:rPr>
-        <w:t>кросплатформенный</w:t>
-      </w:r>
-      <w:proofErr w:type="spellEnd"/>
-      <w:r>
-        <w:rPr>
-          <w:rFonts w:cs="Times New Roman"/>
-          <w:szCs w:val="28"/>
-        </w:rPr>
-        <w:t xml:space="preserve"> .</w:t>
-      </w:r>
-      <w:r>
-        <w:rPr>
-          <w:rFonts w:cs="Times New Roman"/>
-          <w:szCs w:val="28"/>
-          <w:lang w:val="en-US"/>
-        </w:rPr>
-        <w:t>NET</w:t>
-      </w:r>
-      <w:r>
-        <w:rPr>
-          <w:rFonts w:cs="Times New Roman"/>
-          <w:szCs w:val="28"/>
-        </w:rPr>
-        <w:t xml:space="preserve"> 7.</w:t>
-      </w:r>
-    </w:p>
-    <w:p>
-      <w:pPr>
-        <w:ind w:firstLine="709"/>
-        <w:rPr>
-          <w:rFonts w:cs="Times New Roman"/>
-          <w:b/>
-          <w:bCs/>
-          <w:szCs w:val="28"/>
-        </w:rPr>
-      </w:pPr>
-      <w:r>
-        <w:rPr>
-          <w:rFonts w:cs="Times New Roman"/>
-          <w:b/>
-          <w:bCs/>
-          <w:szCs w:val="28"/>
-          <w:lang w:val="en-US"/>
-        </w:rPr>
-        <w:t>Avalonia</w:t>
-      </w:r>
-    </w:p>
-    <w:p>
-      <w:pPr>
-        <w:ind w:firstLine="709"/>
-        <w:rPr>
-          <w:rFonts w:cs="Times New Roman"/>
-          <w:szCs w:val="28"/>
-        </w:rPr>
-      </w:pPr>
-      <w:proofErr w:type="spellStart"/>
-      <w:r>
-        <w:rPr>
-          <w:rFonts w:cs="Times New Roman"/>
-          <w:szCs w:val="28"/>
-        </w:rPr>
-        <w:t>Avalonia</w:t>
-      </w:r>
-      <w:proofErr w:type="spellEnd"/>
-      <w:r>
-        <w:rPr>
-          <w:rFonts w:cs="Times New Roman"/>
-          <w:szCs w:val="28"/>
-        </w:rPr>
-        <w:t xml:space="preserve"> </w:t>
-      </w:r>
-      <w:proofErr w:type="gramStart"/>
-      <w:r>
-        <w:rPr>
-          <w:rFonts w:cs="Times New Roman"/>
-          <w:szCs w:val="28"/>
-        </w:rPr>
-        <w:t>- это</w:t>
-      </w:r>
-      <w:proofErr w:type="gramEnd"/>
-      <w:r>
-        <w:rPr>
-          <w:rFonts w:cs="Times New Roman"/>
-          <w:szCs w:val="28"/>
-        </w:rPr>
-        <w:t xml:space="preserve"> мощный фреймворк, который позволяет разработчикам создавать кроссплатформенные приложения с использованием .NET. Для отрисовки элементов управления пользовательского интерфейса используется </w:t>
-      </w:r>
-      <w:r>
-        <w:rPr>
-          <w:rFonts w:cs="Times New Roman"/>
-          <w:szCs w:val="28"/>
-        </w:rPr>
-        <w:lastRenderedPageBreak/>
-        <w:t xml:space="preserve">собственный движок рендеринга, обеспечивающий согласованный внешний вид и поведение на различных платформах, включая Windows, </w:t>
-      </w:r>
-      <w:proofErr w:type="spellStart"/>
-      <w:r>
-        <w:rPr>
-          <w:rFonts w:cs="Times New Roman"/>
-          <w:szCs w:val="28"/>
-        </w:rPr>
-        <w:t>macOS</w:t>
-      </w:r>
-      <w:proofErr w:type="spellEnd"/>
-      <w:r>
-        <w:rPr>
-          <w:rFonts w:cs="Times New Roman"/>
-          <w:szCs w:val="28"/>
-        </w:rPr>
-        <w:t xml:space="preserve">, Linux, </w:t>
-      </w:r>
-      <w:proofErr w:type="spellStart"/>
-      <w:r>
-        <w:rPr>
-          <w:rFonts w:cs="Times New Roman"/>
-          <w:szCs w:val="28"/>
-        </w:rPr>
-        <w:t>Android</w:t>
-      </w:r>
-      <w:proofErr w:type="spellEnd"/>
-      <w:r>
-        <w:rPr>
-          <w:rFonts w:cs="Times New Roman"/>
-          <w:szCs w:val="28"/>
-        </w:rPr>
-        <w:t xml:space="preserve">, </w:t>
-      </w:r>
-      <w:proofErr w:type="spellStart"/>
-      <w:r>
-        <w:rPr>
-          <w:rFonts w:cs="Times New Roman"/>
-          <w:szCs w:val="28"/>
-        </w:rPr>
-        <w:t>iOS</w:t>
-      </w:r>
-      <w:proofErr w:type="spellEnd"/>
-      <w:r>
-        <w:rPr>
-          <w:rFonts w:cs="Times New Roman"/>
-          <w:szCs w:val="28"/>
-        </w:rPr>
-        <w:t xml:space="preserve"> и </w:t>
-      </w:r>
-      <w:proofErr w:type="spellStart"/>
-      <w:r>
-        <w:rPr>
-          <w:rFonts w:cs="Times New Roman"/>
-          <w:szCs w:val="28"/>
-        </w:rPr>
-        <w:t>WebAssembly</w:t>
-      </w:r>
-      <w:proofErr w:type="spellEnd"/>
-      <w:r>
-        <w:rPr>
-          <w:rFonts w:cs="Times New Roman"/>
-          <w:szCs w:val="28"/>
-        </w:rPr>
-        <w:t>. Это означает, что разработчики могут делиться своим кодом пользовательского интерфейса и поддерживать единый внешний вид независимо от целевой платформы.</w:t>
-      </w:r>
-    </w:p>
-    <w:p>
-      <w:pPr>
-        <w:ind w:firstLine="709"/>
-        <w:rPr>
-          <w:rFonts w:cs="Times New Roman"/>
-          <w:szCs w:val="28"/>
-        </w:rPr>
-      </w:pPr>
-      <w:r>
-        <w:rPr>
-          <w:rFonts w:cs="Times New Roman"/>
-          <w:szCs w:val="28"/>
-        </w:rPr>
-        <w:t xml:space="preserve">Приложения, созданные с помощью </w:t>
-      </w:r>
-      <w:proofErr w:type="spellStart"/>
-      <w:r>
-        <w:rPr>
-          <w:rFonts w:cs="Times New Roman"/>
-          <w:szCs w:val="28"/>
-        </w:rPr>
-        <w:t>Avalonia</w:t>
-      </w:r>
-      <w:proofErr w:type="spellEnd"/>
-      <w:r>
-        <w:rPr>
-          <w:rFonts w:cs="Times New Roman"/>
-          <w:szCs w:val="28"/>
-        </w:rPr>
-        <w:t xml:space="preserve">, написаны на C # или F #, что упрощает быстрое создание прототипов приложений, которые со временем могут превратиться в сложные системы. В отличие от других наборов инструментов, которые могут быть ограничены ограниченными API или низкой производительностью, приложения </w:t>
-      </w:r>
-      <w:proofErr w:type="spellStart"/>
-      <w:r>
-        <w:rPr>
-          <w:rFonts w:cs="Times New Roman"/>
-          <w:szCs w:val="28"/>
-        </w:rPr>
-        <w:t>Avalonia</w:t>
-      </w:r>
-      <w:proofErr w:type="spellEnd"/>
-      <w:r>
-        <w:rPr>
-          <w:rFonts w:cs="Times New Roman"/>
-          <w:szCs w:val="28"/>
-        </w:rPr>
-        <w:t xml:space="preserve"> обладают преимуществом полного доступа к возможностям платформы и обеспечивают невероятную производительность благодаря компонентному рендерингу.</w:t>
-      </w:r>
-    </w:p>
-    <w:p>
-      <w:pPr>
-        <w:ind w:firstLine="709"/>
-        <w:rPr>
-          <w:rFonts w:cs="Times New Roman"/>
-          <w:szCs w:val="28"/>
-        </w:rPr>
-      </w:pPr>
-      <w:r>
-        <w:rPr>
-          <w:rFonts w:cs="Times New Roman"/>
-          <w:szCs w:val="28"/>
-        </w:rPr>
-        <w:t xml:space="preserve">Поскольку приложения </w:t>
-      </w:r>
-      <w:proofErr w:type="spellStart"/>
-      <w:r>
-        <w:rPr>
-          <w:rFonts w:cs="Times New Roman"/>
-          <w:szCs w:val="28"/>
-        </w:rPr>
-        <w:t>Avalonia</w:t>
-      </w:r>
-      <w:proofErr w:type="spellEnd"/>
-      <w:r>
-        <w:rPr>
-          <w:rFonts w:cs="Times New Roman"/>
-          <w:szCs w:val="28"/>
-        </w:rPr>
-        <w:t xml:space="preserve"> являются кроссплатформенными, их архитектура аналогична другим традиционным кроссплатформенным приложениям. Наиболее распространенный подход заключается в создании основного проекта, в котором размещается общий код, а затем в разработке проектов, зависящих от платформы, которые будут использовать этот общий код.</w:t>
-      </w:r>
-    </w:p>
-    <w:p>
-      <w:pPr>
-        <w:ind w:firstLine="709"/>
-        <w:rPr>
-          <w:rFonts w:cs="Times New Roman"/>
-          <w:szCs w:val="28"/>
-        </w:rPr>
-      </w:pPr>
-      <w:proofErr w:type="spellStart"/>
-      <w:r>
-        <w:rPr>
-          <w:rFonts w:cs="Times New Roman"/>
-          <w:szCs w:val="28"/>
-        </w:rPr>
-        <w:t>Avalonia</w:t>
-      </w:r>
-      <w:proofErr w:type="spellEnd"/>
-      <w:r>
-        <w:rPr>
-          <w:rFonts w:cs="Times New Roman"/>
-          <w:szCs w:val="28"/>
-        </w:rPr>
-        <w:t xml:space="preserve"> предлагает два метода создания пользовательских интерфейсов. Первый заключается в использовании кода для создания представлений пользовательского интерфейса с использованием обширного API, предоставляемого </w:t>
-      </w:r>
-      <w:proofErr w:type="spellStart"/>
-      <w:r>
-        <w:rPr>
-          <w:rFonts w:cs="Times New Roman"/>
-          <w:szCs w:val="28"/>
-        </w:rPr>
-        <w:t>Avalonia</w:t>
-      </w:r>
-      <w:proofErr w:type="spellEnd"/>
-      <w:r>
-        <w:rPr>
-          <w:rFonts w:cs="Times New Roman"/>
-          <w:szCs w:val="28"/>
-        </w:rPr>
-        <w:t xml:space="preserve">. В качестве альтернативы разработчики могут использовать </w:t>
-      </w:r>
-      <w:proofErr w:type="spellStart"/>
-      <w:r>
-        <w:rPr>
-          <w:rFonts w:cs="Times New Roman"/>
-          <w:szCs w:val="28"/>
-        </w:rPr>
-        <w:t>Extensible</w:t>
-      </w:r>
-      <w:proofErr w:type="spellEnd"/>
-      <w:r>
-        <w:rPr>
-          <w:rFonts w:cs="Times New Roman"/>
-          <w:szCs w:val="28"/>
-        </w:rPr>
-        <w:t xml:space="preserve"> Application </w:t>
-      </w:r>
-      <w:proofErr w:type="spellStart"/>
-      <w:r>
-        <w:rPr>
-          <w:rFonts w:cs="Times New Roman"/>
-          <w:szCs w:val="28"/>
-        </w:rPr>
-        <w:t>Markup</w:t>
-      </w:r>
-      <w:proofErr w:type="spellEnd"/>
-      <w:r>
-        <w:rPr>
-          <w:rFonts w:cs="Times New Roman"/>
-          <w:szCs w:val="28"/>
-        </w:rPr>
-        <w:t xml:space="preserve"> Language (XAML), декларативный язык разметки, который позволяет разработчикам определять пользовательские интерфейсы. При таком подходе структура пользовательского интерфейса описывается в файле XAML, в то время как поведение во время выполнения определяется в отдельном файле с кодом.</w:t>
-      </w:r>
-    </w:p>
-    <w:p>
-      <w:pPr>
-        <w:ind w:firstLine="709"/>
-        <w:rPr>
-          <w:rFonts w:cs="Times New Roman"/>
-          <w:szCs w:val="28"/>
-        </w:rPr>
-      </w:pPr>
-      <w:r>
-        <w:rPr>
-          <w:rFonts w:cs="Times New Roman"/>
-          <w:szCs w:val="28"/>
-        </w:rPr>
-        <w:t xml:space="preserve">В во время разработки приложения был использован архитектурный паттерн программирования </w:t>
-      </w:r>
+        <w:t>Model</w:t>
+      </w:r>
+      <w:r>
+        <w:rPr>
+          <w:rFonts w:cs="Times New Roman"/>
+          <w:szCs w:val="28"/>
+        </w:rPr>
+        <w:t>-</w:t>
+      </w:r>
+      <w:r>
+        <w:rPr>
+          <w:rFonts w:cs="Times New Roman"/>
+          <w:szCs w:val="28"/>
+          <w:lang w:val="en-US"/>
+        </w:rPr>
+        <w:t>View</w:t>
+      </w:r>
+      <w:r>
+        <w:rPr>
+          <w:rFonts w:cs="Times New Roman"/>
+          <w:szCs w:val="28"/>
+        </w:rPr>
+        <w:t>-</w:t>
+      </w:r>
+      <w:r>
+        <w:rPr>
+          <w:rFonts w:cs="Times New Roman"/>
+          <w:szCs w:val="28"/>
+          <w:lang w:val="en-US"/>
+        </w:rPr>
+        <w:t>ViewModel</w:t>
+      </w:r>
+      <w:r>
+        <w:rPr>
+          <w:rFonts w:cs="Times New Roman"/>
+          <w:szCs w:val="28"/>
+        </w:rPr>
+        <w:t>).</w:t>
+      </w:r>
+    </w:p>
+    <w:p>
+      <w:pPr>
+        <w:ind w:firstLine="709"/>
+        <w:rPr>
+          <w:rFonts w:cs="Times New Roman"/>
+          <w:szCs w:val="28"/>
+        </w:rPr>
+      </w:pPr>
       <w:r>
         <w:rPr>
           <w:rFonts w:cs="Times New Roman"/>
@@ -5401,77 +4977,6 @@
           <w:rFonts w:cs="Times New Roman"/>
           <w:szCs w:val="28"/>
         </w:rPr>
-        <w:t xml:space="preserve"> (</w:t>
-      </w:r>
-      <w:r>
-        <w:rPr>
-          <w:rFonts w:cs="Times New Roman"/>
-          <w:szCs w:val="28"/>
-          <w:lang w:val="en-US"/>
-        </w:rPr>
-        <w:t>Model</w:t>
-      </w:r>
-      <w:r>
-        <w:rPr>
-          <w:rFonts w:cs="Times New Roman"/>
-          <w:szCs w:val="28"/>
-        </w:rPr>
-        <w:t>-</w:t>
-      </w:r>
-      <w:r>
-        <w:rPr>
-          <w:rFonts w:cs="Times New Roman"/>
-          <w:szCs w:val="28"/>
-          <w:lang w:val="en-US"/>
-        </w:rPr>
-        <w:t>View</w:t>
-      </w:r>
-      <w:r>
-        <w:rPr>
-          <w:rFonts w:cs="Times New Roman"/>
-          <w:szCs w:val="28"/>
-        </w:rPr>
-        <w:t>-</w:t>
-      </w:r>
-      <w:proofErr w:type="spellStart"/>
-      <w:r>
-        <w:rPr>
-          <w:rFonts w:cs="Times New Roman"/>
-          <w:szCs w:val="28"/>
-          <w:lang w:val="en-US"/>
-        </w:rPr>
-        <w:t>ViewModel</w:t>
-      </w:r>
-      <w:proofErr w:type="spellEnd"/>
-      <w:r>
-        <w:rPr>
-          <w:rFonts w:cs="Times New Roman"/>
-          <w:szCs w:val="28"/>
-        </w:rPr>
-        <w:t>).</w:t>
-      </w:r>
-    </w:p>
-    <w:p>
-      <w:pPr>
-        <w:ind w:firstLine="709"/>
-        <w:rPr>
-          <w:rFonts w:cs="Times New Roman"/>
-          <w:szCs w:val="28"/>
-        </w:rPr>
-      </w:pPr>
-      <w:r>
-        <w:rPr>
-          <w:rFonts w:cs="Times New Roman"/>
-          <w:szCs w:val="28"/>
-          <w:lang w:val="en-US"/>
-        </w:rPr>
-        <w:t>MVVM</w:t>
-      </w:r>
-      <w:r>
-        <w:rPr>
-          <w:rFonts w:cs="Times New Roman"/>
-          <w:szCs w:val="28"/>
-        </w:rPr>
         <w:t xml:space="preserve"> - шаблон проектирования архитектуры приложения.</w:t>
       </w:r>
     </w:p>
@@ -5493,7 +4998,7 @@
     </w:p>
     <w:p>
       <w:pPr>
-        <w:pStyle w:val="a3"/>
+        <w:pStyle w:val="ListParagraph"/>
         <w:numPr>
           <w:ilvl w:val="0"/>
           <w:numId w:val="27"/>
@@ -5516,7 +5021,7 @@
     </w:p>
     <w:p>
       <w:pPr>
-        <w:pStyle w:val="a3"/>
+        <w:pStyle w:val="ListParagraph"/>
         <w:numPr>
           <w:ilvl w:val="0"/>
           <w:numId w:val="27"/>
@@ -5549,39 +5054,7 @@
           <w:rFonts w:cs="Times New Roman"/>
           <w:szCs w:val="28"/>
         </w:rPr>
-        <w:t xml:space="preserve">Модель Представления (англ. </w:t>
-      </w:r>
-      <w:proofErr w:type="spellStart"/>
-      <w:r>
-        <w:rPr>
-          <w:rFonts w:cs="Times New Roman"/>
-          <w:szCs w:val="28"/>
-        </w:rPr>
-        <w:t>ViewModel</w:t>
-      </w:r>
-      <w:proofErr w:type="spellEnd"/>
-      <w:r>
-        <w:rPr>
-          <w:rFonts w:cs="Times New Roman"/>
-          <w:szCs w:val="28"/>
-        </w:rPr>
-        <w:t xml:space="preserve">) — с одной стороны, абстракция Представления, а с другой — обёртка данных из Модели, </w:t>
-      </w:r>
-      <w:proofErr w:type="spellStart"/>
-      <w:r>
-        <w:rPr>
-          <w:rFonts w:cs="Times New Roman"/>
-          <w:szCs w:val="28"/>
-        </w:rPr>
-        <w:t>подлежащиx</w:t>
-      </w:r>
-      <w:proofErr w:type="spellEnd"/>
-      <w:r>
-        <w:rPr>
-          <w:rFonts w:cs="Times New Roman"/>
-          <w:szCs w:val="28"/>
-        </w:rPr>
-        <w:t xml:space="preserve"> связыванию. То есть, она содержит Модель, преобразованную к Представлению, а также команды, которыми может пользоваться Представление, чтобы влиять на Модель.</w:t>
+        <w:t>Модель Представления (англ. ViewModel) — с одной стороны, абстракция Представления, а с другой — обёртка данных из Модели, подлежащиx связыванию. То есть, она содержит Модель, преобразованную к Представлению, а также команды, которыми может пользоваться Представление, чтобы влиять на Модель.</w:t>
       </w:r>
     </w:p>
     <w:p>
@@ -5594,7 +5067,6 @@
           <w:szCs w:val="28"/>
         </w:rPr>
       </w:pPr>
-      <w:proofErr w:type="spellStart"/>
       <w:r>
         <w:rPr>
           <w:rFonts w:cs="Times New Roman"/>
@@ -5605,17 +5077,15 @@
         </w:rPr>
         <w:t>ReactiveUI</w:t>
       </w:r>
-      <w:proofErr w:type="spellEnd"/>
-    </w:p>
-    <w:p>
-      <w:pPr>
-        <w:ind w:firstLine="709"/>
-        <w:rPr>
-          <w:rFonts w:cs="Times New Roman"/>
-          <w:szCs w:val="28"/>
-        </w:rPr>
-      </w:pPr>
-      <w:proofErr w:type="spellStart"/>
+    </w:p>
+    <w:p>
+      <w:pPr>
+        <w:ind w:firstLine="709"/>
+        <w:rPr>
+          <w:rFonts w:cs="Times New Roman"/>
+          <w:szCs w:val="28"/>
+        </w:rPr>
+      </w:pPr>
       <w:r>
         <w:rPr>
           <w:rFonts w:cs="Times New Roman"/>
@@ -5624,7 +5094,6 @@
         </w:rPr>
         <w:t>ReactiveUI</w:t>
       </w:r>
-      <w:proofErr w:type="spellEnd"/>
       <w:r>
         <w:rPr>
           <w:rFonts w:cs="Times New Roman"/>
@@ -5896,117 +5365,12 @@
           <w:szCs w:val="28"/>
         </w:rPr>
       </w:pPr>
-      <w:proofErr w:type="spellStart"/>
-      <w:r>
-        <w:rPr>
-          <w:rFonts w:cs="Times New Roman"/>
-          <w:szCs w:val="28"/>
-        </w:rPr>
-        <w:t>ReactiveUI</w:t>
-      </w:r>
-      <w:proofErr w:type="spellEnd"/>
-      <w:r>
-        <w:rPr>
-          <w:rFonts w:cs="Times New Roman"/>
-          <w:szCs w:val="28"/>
-        </w:rPr>
-        <w:t xml:space="preserve"> построен вокруг реактивной модели программирования и использует </w:t>
-      </w:r>
-      <w:proofErr w:type="spellStart"/>
-      <w:r>
-        <w:rPr>
-          <w:rFonts w:cs="Times New Roman"/>
-          <w:szCs w:val="28"/>
-        </w:rPr>
-        <w:t>Reactive</w:t>
-      </w:r>
-      <w:proofErr w:type="spellEnd"/>
-      <w:r>
-        <w:rPr>
-          <w:rFonts w:cs="Times New Roman"/>
-          <w:szCs w:val="28"/>
-        </w:rPr>
-        <w:t xml:space="preserve"> </w:t>
-      </w:r>
-      <w:proofErr w:type="spellStart"/>
-      <w:r>
-        <w:rPr>
-          <w:rFonts w:cs="Times New Roman"/>
-          <w:szCs w:val="28"/>
-        </w:rPr>
-        <w:t>Extensions</w:t>
-      </w:r>
-      <w:proofErr w:type="spellEnd"/>
-      <w:r>
-        <w:rPr>
-          <w:rFonts w:cs="Times New Roman"/>
-          <w:szCs w:val="28"/>
-        </w:rPr>
-        <w:t xml:space="preserve"> (</w:t>
-      </w:r>
-      <w:proofErr w:type="spellStart"/>
-      <w:r>
-        <w:rPr>
-          <w:rFonts w:cs="Times New Roman"/>
-          <w:szCs w:val="28"/>
-        </w:rPr>
-        <w:t>Rx</w:t>
-      </w:r>
-      <w:proofErr w:type="spellEnd"/>
-      <w:r>
-        <w:rPr>
-          <w:rFonts w:cs="Times New Roman"/>
-          <w:szCs w:val="28"/>
-        </w:rPr>
-        <w:t xml:space="preserve">). Однако цели написать гайд по реактивному программированию я перед собой не ставлю, лишь при необходимости буду пояснять, как что устроено. Совсем скоро вы сами увидите, что для использования базовых возможностей даже не требуется особенно вникать в то, что это за зверь такой: реактивное программирование. Хотя вы с ним и так знакомы, </w:t>
-      </w:r>
-      <w:proofErr w:type="spellStart"/>
-      <w:r>
-        <w:rPr>
-          <w:rFonts w:cs="Times New Roman"/>
-          <w:szCs w:val="28"/>
-        </w:rPr>
-        <w:t>events</w:t>
-      </w:r>
-      <w:proofErr w:type="spellEnd"/>
-      <w:r>
-        <w:rPr>
-          <w:rFonts w:cs="Times New Roman"/>
-          <w:szCs w:val="28"/>
-        </w:rPr>
-        <w:t xml:space="preserve"> – это как раз оно. Обычно даже в тех местах, где проявляется «реактивность», код можно довольно легко прочитать и понять, что произойдет. Конечно, если использовать библиотеку (и </w:t>
-      </w:r>
-      <w:proofErr w:type="spellStart"/>
-      <w:r>
-        <w:rPr>
-          <w:rFonts w:cs="Times New Roman"/>
-          <w:szCs w:val="28"/>
-        </w:rPr>
-        <w:t>Reactive</w:t>
-      </w:r>
-      <w:proofErr w:type="spellEnd"/>
-      <w:r>
-        <w:rPr>
-          <w:rFonts w:cs="Times New Roman"/>
-          <w:szCs w:val="28"/>
-        </w:rPr>
-        <w:t xml:space="preserve"> </w:t>
-      </w:r>
-      <w:proofErr w:type="spellStart"/>
-      <w:r>
-        <w:rPr>
-          <w:rFonts w:cs="Times New Roman"/>
-          <w:szCs w:val="28"/>
-        </w:rPr>
-        <w:t>Extensions</w:t>
-      </w:r>
-      <w:proofErr w:type="spellEnd"/>
-      <w:r>
-        <w:rPr>
-          <w:rFonts w:cs="Times New Roman"/>
-          <w:szCs w:val="28"/>
-        </w:rPr>
-        <w:t xml:space="preserve">) на полную </w:t>
+      <w:r>
+        <w:rPr>
+          <w:rFonts w:cs="Times New Roman"/>
+          <w:szCs w:val="28"/>
+        </w:rPr>
+        <w:t xml:space="preserve">ReactiveUI построен вокруг реактивной модели программирования и использует Reactive Extensions (Rx). Однако цели написать гайд по реактивному программированию я перед собой не ставлю, лишь при необходимости буду пояснять, как что устроено. Совсем скоро вы сами увидите, что для использования базовых возможностей даже не требуется особенно вникать в то, что это за зверь такой: реактивное программирование. Хотя вы с ним и так знакомы, events – это как раз оно. Обычно даже в тех местах, где проявляется «реактивность», код можно довольно легко прочитать и понять, что произойдет. Конечно, если использовать библиотеку (и Reactive Extensions) на полную </w:t>
       </w:r>
       <w:r>
         <w:rPr>
@@ -6022,13 +5386,191 @@
         <w:ind w:firstLine="709"/>
         <w:rPr>
           <w:rFonts w:cs="Times New Roman"/>
-          <w:szCs w:val="28"/>
-        </w:rPr>
-      </w:pPr>
-    </w:p>
-    <w:p>
-      <w:pPr>
-        <w:pStyle w:val="af"/>
+          <w:b/>
+          <w:bCs/>
+          <w:szCs w:val="28"/>
+        </w:rPr>
+      </w:pPr>
+      <w:r>
+        <w:rPr>
+          <w:rFonts w:cs="Times New Roman"/>
+          <w:b/>
+          <w:bCs/>
+          <w:szCs w:val="28"/>
+        </w:rPr>
+        <w:t>Принцип работы приложения</w:t>
+      </w:r>
+    </w:p>
+    <w:p>
+      <w:pPr>
+        <w:ind w:firstLine="709"/>
+        <w:rPr>
+          <w:rFonts w:cs="Times New Roman"/>
+          <w:szCs w:val="28"/>
+        </w:rPr>
+      </w:pPr>
+      <w:r>
+        <w:rPr>
+          <w:rFonts w:cs="Times New Roman"/>
+          <w:szCs w:val="28"/>
+        </w:rPr>
+        <w:t xml:space="preserve">Приложение работает по технологиии клиент-сервер. Клиент, написанный на </w:t>
+      </w:r>
+      <w:r>
+        <w:rPr>
+          <w:rFonts w:cs="Times New Roman"/>
+          <w:szCs w:val="28"/>
+          <w:lang w:val="en-US"/>
+        </w:rPr>
+        <w:t>Avalonia</w:t>
+      </w:r>
+      <w:r>
+        <w:rPr>
+          <w:rFonts w:cs="Times New Roman"/>
+          <w:szCs w:val="28"/>
+        </w:rPr>
+        <w:t xml:space="preserve">, обращается к </w:t>
+      </w:r>
+      <w:r>
+        <w:rPr>
+          <w:rFonts w:cs="Times New Roman"/>
+          <w:szCs w:val="28"/>
+          <w:lang w:val="en-US"/>
+        </w:rPr>
+        <w:t>API</w:t>
+      </w:r>
+      <w:r>
+        <w:rPr>
+          <w:rFonts w:cs="Times New Roman"/>
+          <w:szCs w:val="28"/>
+        </w:rPr>
+        <w:t xml:space="preserve">, которая перадаёт в ответ в виде </w:t>
+      </w:r>
+      <w:r>
+        <w:rPr>
+          <w:rFonts w:cs="Times New Roman"/>
+          <w:szCs w:val="28"/>
+          <w:lang w:val="en-US"/>
+        </w:rPr>
+        <w:t>Json</w:t>
+      </w:r>
+      <w:r>
+        <w:rPr>
+          <w:rFonts w:cs="Times New Roman"/>
+          <w:szCs w:val="28"/>
+        </w:rPr>
+        <w:t>.</w:t>
+      </w:r>
+    </w:p>
+    <w:p>
+      <w:pPr>
+        <w:ind w:firstLine="709"/>
+        <w:rPr>
+          <w:rFonts w:cs="Times New Roman"/>
+          <w:szCs w:val="28"/>
+        </w:rPr>
+      </w:pPr>
+      <w:r>
+        <w:rPr>
+          <w:rFonts w:cs="Times New Roman"/>
+          <w:szCs w:val="28"/>
+          <w:lang w:val="en-US"/>
+        </w:rPr>
+        <w:t>API</w:t>
+      </w:r>
+      <w:r>
+        <w:rPr>
+          <w:rFonts w:cs="Times New Roman"/>
+          <w:szCs w:val="28"/>
+        </w:rPr>
+        <w:t xml:space="preserve"> написана на фреймворке </w:t>
+      </w:r>
+      <w:r>
+        <w:rPr>
+          <w:rFonts w:cs="Times New Roman"/>
+          <w:szCs w:val="28"/>
+          <w:lang w:val="en-US"/>
+        </w:rPr>
+        <w:t>ASP</w:t>
+      </w:r>
+      <w:r>
+        <w:rPr>
+          <w:rFonts w:cs="Times New Roman"/>
+          <w:szCs w:val="28"/>
+        </w:rPr>
+        <w:t xml:space="preserve">, создана с использованием паттерна программирования </w:t>
+      </w:r>
+      <w:r>
+        <w:rPr>
+          <w:rFonts w:cs="Times New Roman"/>
+          <w:szCs w:val="28"/>
+          <w:lang w:val="en-US"/>
+        </w:rPr>
+        <w:t>MVC</w:t>
+      </w:r>
+      <w:r>
+        <w:rPr>
+          <w:rFonts w:cs="Times New Roman"/>
+          <w:szCs w:val="28"/>
+        </w:rPr>
+        <w:t xml:space="preserve"> – </w:t>
+      </w:r>
+      <w:r>
+        <w:rPr>
+          <w:rFonts w:cs="Times New Roman"/>
+          <w:szCs w:val="28"/>
+          <w:lang w:val="en-US"/>
+        </w:rPr>
+        <w:t>Model</w:t>
+      </w:r>
+      <w:r>
+        <w:rPr>
+          <w:rFonts w:cs="Times New Roman"/>
+          <w:szCs w:val="28"/>
+        </w:rPr>
+        <w:t>-</w:t>
+      </w:r>
+      <w:r>
+        <w:rPr>
+          <w:rFonts w:cs="Times New Roman"/>
+          <w:szCs w:val="28"/>
+          <w:lang w:val="en-US"/>
+        </w:rPr>
+        <w:t>View</w:t>
+      </w:r>
+      <w:r>
+        <w:rPr>
+          <w:rFonts w:cs="Times New Roman"/>
+          <w:szCs w:val="28"/>
+        </w:rPr>
+        <w:t>-</w:t>
+      </w:r>
+      <w:r>
+        <w:rPr>
+          <w:rFonts w:cs="Times New Roman"/>
+          <w:szCs w:val="28"/>
+          <w:lang w:val="en-US"/>
+        </w:rPr>
+        <w:t>Controller</w:t>
+      </w:r>
+      <w:r>
+        <w:rPr>
+          <w:rFonts w:cs="Times New Roman"/>
+          <w:szCs w:val="28"/>
+        </w:rPr>
+        <w:t xml:space="preserve">, </w:t>
+      </w:r>
+      <w:r>
+        <w:rPr>
+          <w:rFonts w:cs="Times New Roman"/>
+          <w:szCs w:val="28"/>
+        </w:rPr>
+        <w:t>что позволяет сделать систему легко масштабируемой, не изменяя уже написанный код, а только добавляя новые классы.</w:t>
+      </w:r>
+    </w:p>
+    <w:p>
+      <w:pPr>
+        <w:pStyle w:val="BodyTextIndent"/>
         <w:widowControl w:val="0"/>
         <w:ind w:firstLine="709"/>
         <w:rPr>
@@ -6042,7 +5584,7 @@
     </w:p>
     <w:p>
       <w:pPr>
-        <w:pStyle w:val="af4"/>
+        <w:pStyle w:val="a1"/>
         <w:ind w:firstLine="709"/>
         <w:rPr>
           <w:rFonts w:cs="Times New Roman"/>
@@ -6061,7 +5603,7 @@
     </w:p>
     <w:p>
       <w:pPr>
-        <w:pStyle w:val="af"/>
+        <w:pStyle w:val="BodyTextIndent"/>
         <w:widowControl w:val="0"/>
         <w:spacing w:after="0" w:line="360" w:lineRule="auto"/>
         <w:ind w:left="0" w:firstLine="709"/>
@@ -6081,12 +5623,72 @@
           <w:szCs w:val="28"/>
           <w:highlight w:val="yellow"/>
         </w:rPr>
-        <w:t>Словарь с входными и выходными данными.</w:t>
-      </w:r>
-    </w:p>
-    <w:p>
-      <w:pPr>
-        <w:pStyle w:val="af"/>
+        <w:t xml:space="preserve">Документация </w:t>
+      </w:r>
+      <w:r>
+        <w:rPr>
+          <w:rFonts w:ascii="Times New Roman" w:hAnsi="Times New Roman" w:cs="Times New Roman"/>
+          <w:b/>
+          <w:sz w:val="28"/>
+          <w:szCs w:val="28"/>
+          <w:highlight w:val="yellow"/>
+          <w:lang w:val="en-US"/>
+        </w:rPr>
+        <w:t>API</w:t>
+      </w:r>
+      <w:r>
+        <w:rPr>
+          <w:rFonts w:ascii="Times New Roman" w:hAnsi="Times New Roman" w:cs="Times New Roman"/>
+          <w:b/>
+          <w:sz w:val="28"/>
+          <w:szCs w:val="28"/>
+          <w:highlight w:val="yellow"/>
+        </w:rPr>
+        <w:t xml:space="preserve"> с примерами</w:t>
+      </w:r>
+      <w:r>
+        <w:rPr>
+          <w:rFonts w:ascii="Times New Roman" w:hAnsi="Times New Roman" w:cs="Times New Roman"/>
+          <w:b/>
+          <w:sz w:val="28"/>
+          <w:szCs w:val="28"/>
+          <w:highlight w:val="yellow"/>
+        </w:rPr>
+        <w:t xml:space="preserve"> </w:t>
+      </w:r>
+      <w:r>
+        <w:rPr>
+          <w:rFonts w:ascii="Times New Roman" w:hAnsi="Times New Roman" w:cs="Times New Roman"/>
+          <w:b/>
+          <w:sz w:val="28"/>
+          <w:szCs w:val="28"/>
+          <w:highlight w:val="yellow"/>
+        </w:rPr>
+        <w:t>прикреплена к отчёту.</w:t>
+      </w:r>
+    </w:p>
+    <w:p>
+      <w:pPr>
+        <w:pStyle w:val="a1"/>
+        <w:ind w:firstLine="709"/>
+        <w:rPr>
+          <w:rFonts w:cs="Times New Roman"/>
+          <w:szCs w:val="28"/>
+          <w:highlight w:val="green"/>
+        </w:rPr>
+      </w:pPr>
+      <w:r>
+        <w:rPr>
+          <w:rFonts w:cs="Times New Roman"/>
+          <w:szCs w:val="28"/>
+          <w:highlight w:val="green"/>
+        </w:rPr>
+        <w:t>2.7 Выделение объектов-сущностей, выстраивание инфологической модели задачи</w:t>
+      </w:r>
+    </w:p>
+    <w:p>
+      <w:pPr>
+        <w:pStyle w:val="BodyTextIndent"/>
         <w:widowControl w:val="0"/>
         <w:spacing w:after="0" w:line="360" w:lineRule="auto"/>
         <w:ind w:left="0" w:firstLine="709"/>
@@ -6106,9 +5708,8 @@
           <w:szCs w:val="28"/>
           <w:highlight w:val="yellow"/>
         </w:rPr>
-        <w:t xml:space="preserve">А </w:t>
-      </w:r>
-      <w:proofErr w:type="spellStart"/>
+        <w:t xml:space="preserve">Так, это точно </w:t>
+      </w:r>
       <w:r>
         <w:rPr>
           <w:rFonts w:ascii="Times New Roman" w:hAnsi="Times New Roman" w:cs="Times New Roman"/>
@@ -6116,10 +5717,10 @@
           <w:sz w:val="28"/>
           <w:szCs w:val="28"/>
           <w:highlight w:val="yellow"/>
-        </w:rPr>
-        <w:t>можна</w:t>
-      </w:r>
-      <w:proofErr w:type="spellEnd"/>
+          <w:lang w:val="en-US"/>
+        </w:rPr>
+        <w:t>use</w:t>
+      </w:r>
       <w:r>
         <w:rPr>
           <w:rFonts w:ascii="Times New Roman" w:hAnsi="Times New Roman" w:cs="Times New Roman"/>
@@ -6128,7 +5729,7 @@
           <w:szCs w:val="28"/>
           <w:highlight w:val="yellow"/>
         </w:rPr>
-        <w:t xml:space="preserve"> док. </w:t>
+        <w:t>-</w:t>
       </w:r>
       <w:r>
         <w:rPr>
@@ -6139,7 +5740,7 @@
           <w:highlight w:val="yellow"/>
           <w:lang w:val="en-US"/>
         </w:rPr>
-        <w:t>API</w:t>
+        <w:t>case</w:t>
       </w:r>
       <w:r>
         <w:rPr>
@@ -6149,22 +5750,12 @@
           <w:szCs w:val="28"/>
           <w:highlight w:val="yellow"/>
         </w:rPr>
-        <w:t>??</w:t>
-      </w:r>
-      <w:r>
-        <w:rPr>
-          <w:rFonts w:ascii="Times New Roman" w:hAnsi="Times New Roman" w:cs="Times New Roman"/>
-          <w:b/>
-          <w:sz w:val="28"/>
-          <w:szCs w:val="28"/>
-          <w:highlight w:val="yellow"/>
-        </w:rPr>
-        <w:t xml:space="preserve"> Там всё есть</w:t>
-      </w:r>
-    </w:p>
-    <w:p>
-      <w:pPr>
-        <w:pStyle w:val="af4"/>
+        <w:t xml:space="preserve"> диаграмма</w:t>
+      </w:r>
+    </w:p>
+    <w:p>
+      <w:pPr>
+        <w:pStyle w:val="a1"/>
         <w:ind w:firstLine="709"/>
         <w:rPr>
           <w:rFonts w:cs="Times New Roman"/>
@@ -6178,124 +5769,259 @@
           <w:szCs w:val="28"/>
           <w:highlight w:val="green"/>
         </w:rPr>
-        <w:t>2.7 Выделение объектов-сущностей, выстраивание инфологической модели задачи</w:t>
-      </w:r>
-    </w:p>
-    <w:p>
-      <w:pPr>
-        <w:pStyle w:val="af"/>
-        <w:widowControl w:val="0"/>
-        <w:spacing w:after="0" w:line="360" w:lineRule="auto"/>
-        <w:ind w:left="0" w:firstLine="709"/>
-        <w:rPr>
-          <w:rFonts w:ascii="Times New Roman" w:hAnsi="Times New Roman" w:cs="Times New Roman"/>
-          <w:b/>
-          <w:sz w:val="28"/>
-          <w:szCs w:val="28"/>
-          <w:highlight w:val="yellow"/>
-        </w:rPr>
-      </w:pPr>
-      <w:r>
-        <w:rPr>
-          <w:rFonts w:ascii="Times New Roman" w:hAnsi="Times New Roman" w:cs="Times New Roman"/>
-          <w:b/>
-          <w:sz w:val="28"/>
-          <w:szCs w:val="28"/>
-          <w:highlight w:val="yellow"/>
-        </w:rPr>
-        <w:t xml:space="preserve">Так, это точно </w:t>
-      </w:r>
-      <w:r>
-        <w:rPr>
-          <w:rFonts w:ascii="Times New Roman" w:hAnsi="Times New Roman" w:cs="Times New Roman"/>
-          <w:b/>
-          <w:sz w:val="28"/>
-          <w:szCs w:val="28"/>
-          <w:highlight w:val="yellow"/>
-          <w:lang w:val="en-US"/>
-        </w:rPr>
-        <w:t>use</w:t>
-      </w:r>
-      <w:r>
-        <w:rPr>
-          <w:rFonts w:ascii="Times New Roman" w:hAnsi="Times New Roman" w:cs="Times New Roman"/>
-          <w:b/>
-          <w:sz w:val="28"/>
-          <w:szCs w:val="28"/>
-          <w:highlight w:val="yellow"/>
-        </w:rPr>
-        <w:t>-</w:t>
-      </w:r>
-      <w:r>
-        <w:rPr>
-          <w:rFonts w:ascii="Times New Roman" w:hAnsi="Times New Roman" w:cs="Times New Roman"/>
-          <w:b/>
-          <w:sz w:val="28"/>
-          <w:szCs w:val="28"/>
-          <w:highlight w:val="yellow"/>
-          <w:lang w:val="en-US"/>
-        </w:rPr>
-        <w:t>case</w:t>
-      </w:r>
-      <w:r>
-        <w:rPr>
-          <w:rFonts w:ascii="Times New Roman" w:hAnsi="Times New Roman" w:cs="Times New Roman"/>
-          <w:b/>
-          <w:sz w:val="28"/>
-          <w:szCs w:val="28"/>
-          <w:highlight w:val="yellow"/>
-        </w:rPr>
-        <w:t xml:space="preserve"> диаграмма</w:t>
-      </w:r>
-    </w:p>
-    <w:p>
-      <w:pPr>
-        <w:pStyle w:val="af4"/>
-        <w:ind w:firstLine="709"/>
-        <w:rPr>
-          <w:rFonts w:cs="Times New Roman"/>
-          <w:szCs w:val="28"/>
-          <w:highlight w:val="green"/>
-        </w:rPr>
-      </w:pPr>
-      <w:r>
-        <w:rPr>
-          <w:rFonts w:cs="Times New Roman"/>
-          <w:szCs w:val="28"/>
-          <w:highlight w:val="green"/>
-        </w:rPr>
         <w:t>2.8 Описание шагов алгоритма в неформальной (словесной) форме</w:t>
       </w:r>
     </w:p>
     <w:p>
       <w:pPr>
-        <w:pStyle w:val="af"/>
+        <w:pStyle w:val="BodyTextIndent"/>
         <w:widowControl w:val="0"/>
         <w:spacing w:after="0" w:line="360" w:lineRule="auto"/>
         <w:ind w:left="0" w:firstLine="709"/>
         <w:jc w:val="both"/>
         <w:rPr>
           <w:rFonts w:ascii="Times New Roman" w:hAnsi="Times New Roman" w:cs="Times New Roman"/>
-          <w:b/>
-          <w:sz w:val="28"/>
+          <w:bCs/>
+          <w:sz w:val="28"/>
+          <w:szCs w:val="28"/>
+          <w:highlight w:val="yellow"/>
+        </w:rPr>
+      </w:pPr>
+      <w:r>
+        <w:rPr>
+          <w:rFonts w:ascii="Times New Roman" w:hAnsi="Times New Roman" w:cs="Times New Roman"/>
+          <w:bCs/>
+          <w:sz w:val="28"/>
+          <w:szCs w:val="28"/>
+          <w:highlight w:val="yellow"/>
+        </w:rPr>
+        <w:t>Работа приложения состоит из нескольких шагов:</w:t>
+      </w:r>
+    </w:p>
+    <w:p>
+      <w:pPr>
+        <w:pStyle w:val="BodyTextIndent"/>
+        <w:widowControl w:val="0"/>
+        <w:numPr>
+          <w:ilvl w:val="0"/>
+          <w:numId w:val="28"/>
+        </w:numPr>
+        <w:spacing w:after="0" w:line="360" w:lineRule="auto"/>
+        <w:jc w:val="both"/>
+        <w:rPr>
+          <w:rFonts w:ascii="Times New Roman" w:hAnsi="Times New Roman" w:cs="Times New Roman"/>
+          <w:bCs/>
+          <w:sz w:val="28"/>
+          <w:szCs w:val="28"/>
+        </w:rPr>
+      </w:pPr>
+      <w:r>
+        <w:rPr>
+          <w:rFonts w:ascii="Times New Roman" w:hAnsi="Times New Roman" w:cs="Times New Roman"/>
+          <w:bCs/>
+          <w:sz w:val="28"/>
+          <w:szCs w:val="28"/>
+        </w:rPr>
+        <w:t>Пользователь совершает действия на клиенте</w:t>
+      </w:r>
+    </w:p>
+    <w:p>
+      <w:pPr>
+        <w:pStyle w:val="BodyTextIndent"/>
+        <w:widowControl w:val="0"/>
+        <w:numPr>
+          <w:ilvl w:val="0"/>
+          <w:numId w:val="28"/>
+        </w:numPr>
+        <w:spacing w:after="0" w:line="360" w:lineRule="auto"/>
+        <w:jc w:val="both"/>
+        <w:rPr>
+          <w:rFonts w:ascii="Times New Roman" w:hAnsi="Times New Roman" w:cs="Times New Roman"/>
+          <w:bCs/>
+          <w:sz w:val="28"/>
+          <w:szCs w:val="28"/>
+        </w:rPr>
+      </w:pPr>
+      <w:r>
+        <w:rPr>
+          <w:rFonts w:ascii="Times New Roman" w:hAnsi="Times New Roman" w:cs="Times New Roman"/>
+          <w:bCs/>
+          <w:sz w:val="28"/>
+          <w:szCs w:val="28"/>
+        </w:rPr>
+        <w:t xml:space="preserve">Клиент запрашивает информацию, обращаясь к </w:t>
+      </w:r>
+      <w:r>
+        <w:rPr>
+          <w:rFonts w:ascii="Times New Roman" w:hAnsi="Times New Roman" w:cs="Times New Roman"/>
+          <w:bCs/>
+          <w:sz w:val="28"/>
+          <w:szCs w:val="28"/>
+          <w:lang w:val="en-US"/>
+        </w:rPr>
+        <w:t>API</w:t>
+      </w:r>
+    </w:p>
+    <w:p>
+      <w:pPr>
+        <w:pStyle w:val="BodyTextIndent"/>
+        <w:widowControl w:val="0"/>
+        <w:numPr>
+          <w:ilvl w:val="0"/>
+          <w:numId w:val="28"/>
+        </w:numPr>
+        <w:spacing w:after="0" w:line="360" w:lineRule="auto"/>
+        <w:jc w:val="both"/>
+        <w:rPr>
+          <w:rFonts w:ascii="Times New Roman" w:hAnsi="Times New Roman" w:cs="Times New Roman"/>
+          <w:bCs/>
+          <w:sz w:val="28"/>
+          <w:szCs w:val="28"/>
+        </w:rPr>
+      </w:pPr>
+      <w:r>
+        <w:rPr>
+          <w:rFonts w:ascii="Times New Roman" w:hAnsi="Times New Roman" w:cs="Times New Roman"/>
+          <w:bCs/>
+          <w:sz w:val="28"/>
+          <w:szCs w:val="28"/>
+          <w:lang w:val="en-US"/>
+        </w:rPr>
+        <w:t>API</w:t>
+      </w:r>
+      <w:r>
+        <w:rPr>
+          <w:rFonts w:ascii="Times New Roman" w:hAnsi="Times New Roman" w:cs="Times New Roman"/>
+          <w:bCs/>
+          <w:sz w:val="28"/>
+          <w:szCs w:val="28"/>
+        </w:rPr>
+        <w:t xml:space="preserve"> обрабатывает полученный от клиента запрос</w:t>
+      </w:r>
+    </w:p>
+    <w:p>
+      <w:pPr>
+        <w:pStyle w:val="BodyTextIndent"/>
+        <w:widowControl w:val="0"/>
+        <w:numPr>
+          <w:ilvl w:val="0"/>
+          <w:numId w:val="28"/>
+        </w:numPr>
+        <w:spacing w:after="0" w:line="360" w:lineRule="auto"/>
+        <w:jc w:val="both"/>
+        <w:rPr>
+          <w:rFonts w:ascii="Times New Roman" w:hAnsi="Times New Roman" w:cs="Times New Roman"/>
+          <w:bCs/>
+          <w:sz w:val="28"/>
+          <w:szCs w:val="28"/>
+        </w:rPr>
+      </w:pPr>
+      <w:r>
+        <w:rPr>
+          <w:rFonts w:ascii="Times New Roman" w:hAnsi="Times New Roman" w:cs="Times New Roman"/>
+          <w:bCs/>
+          <w:sz w:val="28"/>
+          <w:szCs w:val="28"/>
+          <w:lang w:val="en-US"/>
+        </w:rPr>
+        <w:t>API</w:t>
+      </w:r>
+      <w:r>
+        <w:rPr>
+          <w:rFonts w:ascii="Times New Roman" w:hAnsi="Times New Roman" w:cs="Times New Roman"/>
+          <w:bCs/>
+          <w:sz w:val="28"/>
+          <w:szCs w:val="28"/>
+        </w:rPr>
+        <w:t>, при корректном запросе клиента, обращается к базе данных, выбирая или изменяя данные</w:t>
+      </w:r>
+    </w:p>
+    <w:p>
+      <w:pPr>
+        <w:pStyle w:val="BodyTextIndent"/>
+        <w:widowControl w:val="0"/>
+        <w:numPr>
+          <w:ilvl w:val="0"/>
+          <w:numId w:val="28"/>
+        </w:numPr>
+        <w:spacing w:after="0" w:line="360" w:lineRule="auto"/>
+        <w:jc w:val="both"/>
+        <w:rPr>
+          <w:rFonts w:ascii="Times New Roman" w:hAnsi="Times New Roman" w:cs="Times New Roman"/>
+          <w:bCs/>
+          <w:sz w:val="28"/>
+          <w:szCs w:val="28"/>
+        </w:rPr>
+      </w:pPr>
+      <w:r>
+        <w:rPr>
+          <w:rFonts w:ascii="Times New Roman" w:hAnsi="Times New Roman" w:cs="Times New Roman"/>
+          <w:bCs/>
+          <w:sz w:val="28"/>
+          <w:szCs w:val="28"/>
+          <w:lang w:val="en-US"/>
+        </w:rPr>
+        <w:t>API</w:t>
+      </w:r>
+      <w:r>
+        <w:rPr>
+          <w:rFonts w:ascii="Times New Roman" w:hAnsi="Times New Roman" w:cs="Times New Roman"/>
+          <w:bCs/>
+          <w:sz w:val="28"/>
+          <w:szCs w:val="28"/>
+        </w:rPr>
+        <w:t xml:space="preserve"> составляет и отправляет ответный запрос клиенту</w:t>
+      </w:r>
+    </w:p>
+    <w:p>
+      <w:pPr>
+        <w:pStyle w:val="BodyTextIndent"/>
+        <w:widowControl w:val="0"/>
+        <w:numPr>
+          <w:ilvl w:val="0"/>
+          <w:numId w:val="28"/>
+        </w:numPr>
+        <w:spacing w:after="0" w:line="360" w:lineRule="auto"/>
+        <w:jc w:val="both"/>
+        <w:rPr>
+          <w:rFonts w:ascii="Times New Roman" w:hAnsi="Times New Roman" w:cs="Times New Roman"/>
+          <w:bCs/>
+          <w:sz w:val="28"/>
+          <w:szCs w:val="28"/>
+        </w:rPr>
+      </w:pPr>
+      <w:r>
+        <w:rPr>
+          <w:rFonts w:ascii="Times New Roman" w:hAnsi="Times New Roman" w:cs="Times New Roman"/>
+          <w:bCs/>
+          <w:sz w:val="28"/>
+          <w:szCs w:val="28"/>
+        </w:rPr>
+        <w:t>Приложение показывает результат действий пользователя</w:t>
+      </w:r>
+    </w:p>
+    <w:p>
+      <w:pPr>
+        <w:pStyle w:val="a1"/>
+        <w:ind w:firstLine="709"/>
+        <w:rPr>
+          <w:rFonts w:cs="Times New Roman"/>
           <w:szCs w:val="28"/>
           <w:highlight w:val="green"/>
         </w:rPr>
       </w:pPr>
       <w:r>
         <w:rPr>
-          <w:rFonts w:ascii="Times New Roman" w:hAnsi="Times New Roman" w:cs="Times New Roman"/>
-          <w:b/>
-          <w:sz w:val="28"/>
-          <w:szCs w:val="28"/>
-          <w:highlight w:val="yellow"/>
-        </w:rPr>
-        <w:t>Всех?</w:t>
-      </w:r>
-    </w:p>
-    <w:p>
-      <w:pPr>
-        <w:pStyle w:val="af"/>
+          <w:rFonts w:cs="Times New Roman"/>
+          <w:szCs w:val="28"/>
+          <w:highlight w:val="green"/>
+        </w:rPr>
+        <w:t>2.9 Выполнение анализа информационных ресурсов и категорирование их конфиденциальности, анализ основных угроз защищённости данных, определение комплекса мер нейтрализации угрозы безопасности данных</w:t>
+      </w:r>
+    </w:p>
+    <w:p>
+      <w:pPr>
+        <w:pStyle w:val="BodyTextIndent"/>
         <w:widowControl w:val="0"/>
         <w:spacing w:after="0" w:line="360" w:lineRule="auto"/>
         <w:ind w:left="0" w:firstLine="709"/>
@@ -6316,9 +6042,8 @@
           <w:szCs w:val="28"/>
           <w:highlight w:val="yellow"/>
         </w:rPr>
-        <w:t xml:space="preserve">По типу того как в данный момент описан 2.9 </w:t>
-      </w:r>
-      <w:proofErr w:type="gramStart"/>
+        <w:t xml:space="preserve">Есть БД, в БД есть данные юзверей, такие как логин и пароль, напрямую к БД подключиться незя, только через </w:t>
+      </w:r>
       <w:r>
         <w:rPr>
           <w:rFonts w:ascii="Times New Roman" w:hAnsi="Times New Roman" w:cs="Times New Roman"/>
@@ -6326,10 +6051,10 @@
           <w:sz w:val="28"/>
           <w:szCs w:val="28"/>
           <w:highlight w:val="yellow"/>
-        </w:rPr>
-        <w:t>сойдёт ?</w:t>
-      </w:r>
-      <w:proofErr w:type="gramEnd"/>
+          <w:lang w:val="en-US"/>
+        </w:rPr>
+        <w:t>API</w:t>
+      </w:r>
       <w:r>
         <w:rPr>
           <w:rFonts w:ascii="Times New Roman" w:hAnsi="Times New Roman" w:cs="Times New Roman"/>
@@ -6338,104 +6063,91 @@
           <w:szCs w:val="28"/>
           <w:highlight w:val="yellow"/>
         </w:rPr>
-        <w:t>))</w:t>
-      </w:r>
-    </w:p>
-    <w:p>
-      <w:pPr>
-        <w:pStyle w:val="af4"/>
-        <w:ind w:firstLine="709"/>
-        <w:rPr>
-          <w:rFonts w:cs="Times New Roman"/>
-          <w:szCs w:val="28"/>
-          <w:highlight w:val="green"/>
-        </w:rPr>
-      </w:pPr>
-      <w:r>
-        <w:rPr>
-          <w:rFonts w:cs="Times New Roman"/>
-          <w:szCs w:val="28"/>
-          <w:highlight w:val="green"/>
-        </w:rPr>
-        <w:t>2.9 Выполнение анализа информационных ресурсов и категорирование их конфиденциальности, анализ основных угроз защищённости данных, определение комплекса мер нейтрализации угрозы безопасности данных</w:t>
-      </w:r>
-    </w:p>
-    <w:p>
-      <w:pPr>
-        <w:pStyle w:val="af"/>
+        <w:t xml:space="preserve">, в </w:t>
+      </w:r>
+      <w:r>
+        <w:rPr>
+          <w:rFonts w:ascii="Times New Roman" w:hAnsi="Times New Roman" w:cs="Times New Roman"/>
+          <w:b/>
+          <w:sz w:val="28"/>
+          <w:szCs w:val="28"/>
+          <w:highlight w:val="yellow"/>
+          <w:lang w:val="en-US"/>
+        </w:rPr>
+        <w:t>API</w:t>
+      </w:r>
+      <w:r>
+        <w:rPr>
+          <w:rFonts w:ascii="Times New Roman" w:hAnsi="Times New Roman" w:cs="Times New Roman"/>
+          <w:b/>
+          <w:sz w:val="28"/>
+          <w:szCs w:val="28"/>
+          <w:highlight w:val="yellow"/>
+        </w:rPr>
+        <w:t xml:space="preserve"> же есть </w:t>
+      </w:r>
+      <w:r>
+        <w:rPr>
+          <w:rFonts w:ascii="Times New Roman" w:hAnsi="Times New Roman" w:cs="Times New Roman"/>
+          <w:b/>
+          <w:sz w:val="28"/>
+          <w:szCs w:val="28"/>
+          <w:highlight w:val="yellow"/>
+          <w:lang w:val="en-US"/>
+        </w:rPr>
+        <w:t>cookie</w:t>
+      </w:r>
+      <w:r>
+        <w:rPr>
+          <w:rFonts w:ascii="Times New Roman" w:hAnsi="Times New Roman" w:cs="Times New Roman"/>
+          <w:b/>
+          <w:sz w:val="28"/>
+          <w:szCs w:val="28"/>
+          <w:highlight w:val="yellow"/>
+        </w:rPr>
+        <w:t xml:space="preserve"> </w:t>
+      </w:r>
+      <w:r>
+        <w:rPr>
+          <w:rFonts w:ascii="Times New Roman" w:hAnsi="Times New Roman" w:cs="Times New Roman"/>
+          <w:b/>
+          <w:sz w:val="28"/>
+          <w:szCs w:val="28"/>
+          <w:highlight w:val="yellow"/>
+        </w:rPr>
+        <w:lastRenderedPageBreak/>
+        <w:t>аутентификация, которая отвечает за доступ пользователей к определенным запросам. Как-то так, добавить воды и норм</w:t>
+      </w:r>
+    </w:p>
+    <w:p>
+      <w:pPr>
+        <w:pStyle w:val="BodyTextIndent"/>
         <w:widowControl w:val="0"/>
         <w:spacing w:after="0" w:line="360" w:lineRule="auto"/>
         <w:ind w:left="0" w:firstLine="709"/>
         <w:jc w:val="both"/>
         <w:rPr>
           <w:rFonts w:ascii="Times New Roman" w:hAnsi="Times New Roman" w:cs="Times New Roman"/>
-          <w:b/>
-          <w:sz w:val="28"/>
-          <w:szCs w:val="28"/>
-          <w:highlight w:val="yellow"/>
-        </w:rPr>
-      </w:pPr>
-      <w:r>
-        <w:rPr>
-          <w:rFonts w:ascii="Times New Roman" w:hAnsi="Times New Roman" w:cs="Times New Roman"/>
-          <w:b/>
-          <w:sz w:val="28"/>
-          <w:szCs w:val="28"/>
-          <w:highlight w:val="yellow"/>
-        </w:rPr>
-        <w:t xml:space="preserve">Есть БД, в БД есть данные </w:t>
-      </w:r>
-      <w:proofErr w:type="spellStart"/>
-      <w:r>
-        <w:rPr>
-          <w:rFonts w:ascii="Times New Roman" w:hAnsi="Times New Roman" w:cs="Times New Roman"/>
-          <w:b/>
-          <w:sz w:val="28"/>
-          <w:szCs w:val="28"/>
-          <w:highlight w:val="yellow"/>
-        </w:rPr>
-        <w:t>юзверей</w:t>
-      </w:r>
-      <w:proofErr w:type="spellEnd"/>
-      <w:r>
-        <w:rPr>
-          <w:rFonts w:ascii="Times New Roman" w:hAnsi="Times New Roman" w:cs="Times New Roman"/>
-          <w:b/>
-          <w:sz w:val="28"/>
-          <w:szCs w:val="28"/>
-          <w:highlight w:val="yellow"/>
-        </w:rPr>
-        <w:t xml:space="preserve">, такие как логин и пароль, напрямую к БД подключиться </w:t>
-      </w:r>
-      <w:proofErr w:type="spellStart"/>
-      <w:r>
-        <w:rPr>
-          <w:rFonts w:ascii="Times New Roman" w:hAnsi="Times New Roman" w:cs="Times New Roman"/>
-          <w:b/>
-          <w:sz w:val="28"/>
-          <w:szCs w:val="28"/>
-          <w:highlight w:val="yellow"/>
-        </w:rPr>
-        <w:t>незя</w:t>
-      </w:r>
-      <w:proofErr w:type="spellEnd"/>
-      <w:r>
-        <w:rPr>
-          <w:rFonts w:ascii="Times New Roman" w:hAnsi="Times New Roman" w:cs="Times New Roman"/>
-          <w:b/>
-          <w:sz w:val="28"/>
-          <w:szCs w:val="28"/>
-          <w:highlight w:val="yellow"/>
-        </w:rPr>
-        <w:t xml:space="preserve">, только через </w:t>
-      </w:r>
-      <w:r>
-        <w:rPr>
-          <w:rFonts w:ascii="Times New Roman" w:hAnsi="Times New Roman" w:cs="Times New Roman"/>
-          <w:b/>
-          <w:sz w:val="28"/>
-          <w:szCs w:val="28"/>
-          <w:highlight w:val="yellow"/>
+          <w:bCs/>
+          <w:sz w:val="28"/>
+          <w:szCs w:val="28"/>
+        </w:rPr>
+      </w:pPr>
+      <w:r>
+        <w:rPr>
+          <w:rFonts w:ascii="Times New Roman" w:hAnsi="Times New Roman" w:cs="Times New Roman"/>
+          <w:bCs/>
+          <w:sz w:val="28"/>
+          <w:szCs w:val="28"/>
+        </w:rPr>
+        <w:t xml:space="preserve">В приложение используется база данных, к которой имеет доступ только </w:t>
+      </w:r>
+      <w:r>
+        <w:rPr>
+          <w:rFonts w:ascii="Times New Roman" w:hAnsi="Times New Roman" w:cs="Times New Roman"/>
+          <w:bCs/>
+          <w:sz w:val="28"/>
+          <w:szCs w:val="28"/>
           <w:lang w:val="en-US"/>
         </w:rPr>
         <w:t>API</w:t>
@@ -6443,351 +6155,42 @@
       <w:r>
         <w:rPr>
           <w:rFonts w:ascii="Times New Roman" w:hAnsi="Times New Roman" w:cs="Times New Roman"/>
-          <w:b/>
-          <w:sz w:val="28"/>
-          <w:szCs w:val="28"/>
-          <w:highlight w:val="yellow"/>
-        </w:rPr>
-        <w:t xml:space="preserve">, в </w:t>
-      </w:r>
-      <w:r>
-        <w:rPr>
-          <w:rFonts w:ascii="Times New Roman" w:hAnsi="Times New Roman" w:cs="Times New Roman"/>
-          <w:b/>
-          <w:sz w:val="28"/>
-          <w:szCs w:val="28"/>
-          <w:highlight w:val="yellow"/>
-          <w:lang w:val="en-US"/>
-        </w:rPr>
-        <w:t>API</w:t>
-      </w:r>
-      <w:r>
-        <w:rPr>
-          <w:rFonts w:ascii="Times New Roman" w:hAnsi="Times New Roman" w:cs="Times New Roman"/>
-          <w:b/>
-          <w:sz w:val="28"/>
-          <w:szCs w:val="28"/>
-          <w:highlight w:val="yellow"/>
-        </w:rPr>
-        <w:t xml:space="preserve"> же есть </w:t>
-      </w:r>
-      <w:r>
-        <w:rPr>
-          <w:rFonts w:ascii="Times New Roman" w:hAnsi="Times New Roman" w:cs="Times New Roman"/>
-          <w:b/>
-          <w:sz w:val="28"/>
-          <w:szCs w:val="28"/>
-          <w:highlight w:val="yellow"/>
-          <w:lang w:val="en-US"/>
-        </w:rPr>
-        <w:t>cookie</w:t>
-      </w:r>
-      <w:r>
-        <w:rPr>
-          <w:rFonts w:ascii="Times New Roman" w:hAnsi="Times New Roman" w:cs="Times New Roman"/>
-          <w:b/>
-          <w:sz w:val="28"/>
-          <w:szCs w:val="28"/>
-          <w:highlight w:val="yellow"/>
-        </w:rPr>
-        <w:t xml:space="preserve"> аутентификация, которая отвечает за доступ пользователей к определенным запросам. Как-то так, добавить воды и норм</w:t>
-      </w:r>
-    </w:p>
-    <w:p>
-      <w:pPr>
-        <w:pStyle w:val="af4"/>
-        <w:ind w:firstLine="709"/>
-        <w:rPr>
-          <w:rFonts w:cs="Times New Roman"/>
-          <w:szCs w:val="28"/>
-          <w:highlight w:val="green"/>
-        </w:rPr>
-      </w:pPr>
-      <w:r>
-        <w:rPr>
-          <w:rFonts w:cs="Times New Roman"/>
-          <w:szCs w:val="28"/>
-          <w:highlight w:val="green"/>
-        </w:rPr>
-        <w:t>2.10 Выполнение резервирования и восстановления данных</w:t>
-      </w:r>
-    </w:p>
-    <w:p>
-      <w:pPr>
-        <w:pStyle w:val="af"/>
-        <w:widowControl w:val="0"/>
-        <w:spacing w:after="0" w:line="360" w:lineRule="auto"/>
-        <w:ind w:left="0" w:firstLine="709"/>
-        <w:rPr>
-          <w:rFonts w:ascii="Times New Roman" w:hAnsi="Times New Roman" w:cs="Times New Roman"/>
-          <w:b/>
-          <w:sz w:val="28"/>
-          <w:szCs w:val="28"/>
-          <w:highlight w:val="yellow"/>
-        </w:rPr>
-      </w:pPr>
-      <w:r>
-        <w:rPr>
-          <w:rFonts w:ascii="Times New Roman" w:hAnsi="Times New Roman" w:cs="Times New Roman"/>
-          <w:b/>
-          <w:sz w:val="28"/>
-          <w:szCs w:val="28"/>
-          <w:highlight w:val="yellow"/>
-        </w:rPr>
-        <w:t>Есть БД, в БД есть автоматическое создание бэкапов, добавить воды и сойдёт</w:t>
-      </w:r>
-    </w:p>
-    <w:p>
-      <w:pPr>
-        <w:pStyle w:val="af4"/>
-        <w:ind w:firstLine="709"/>
-        <w:rPr>
-          <w:rFonts w:cs="Times New Roman"/>
-          <w:szCs w:val="28"/>
-          <w:highlight w:val="green"/>
-        </w:rPr>
-      </w:pPr>
-      <w:r>
-        <w:rPr>
-          <w:rFonts w:cs="Times New Roman"/>
-          <w:szCs w:val="28"/>
-          <w:highlight w:val="green"/>
-        </w:rPr>
-        <w:t>2.11 Разделение большой задачи на модули, выделение функции каждого модуля, их отлаживания, выполнение комплексной отладки задачи</w:t>
-      </w:r>
-    </w:p>
-    <w:p>
-      <w:pPr>
-        <w:pStyle w:val="af"/>
-        <w:widowControl w:val="0"/>
-        <w:spacing w:after="0" w:line="360" w:lineRule="auto"/>
-        <w:ind w:left="0" w:firstLine="709"/>
-        <w:rPr>
-          <w:rFonts w:ascii="Times New Roman" w:hAnsi="Times New Roman" w:cs="Times New Roman"/>
-          <w:b/>
-          <w:sz w:val="28"/>
-          <w:szCs w:val="28"/>
-          <w:highlight w:val="yellow"/>
-        </w:rPr>
-      </w:pPr>
-      <w:r>
-        <w:rPr>
-          <w:rFonts w:ascii="Times New Roman" w:hAnsi="Times New Roman" w:cs="Times New Roman"/>
-          <w:b/>
-          <w:sz w:val="28"/>
-          <w:szCs w:val="28"/>
-          <w:highlight w:val="yellow"/>
-          <w:lang w:val="en-US"/>
-        </w:rPr>
-        <w:t>API</w:t>
-      </w:r>
-      <w:r>
-        <w:rPr>
-          <w:rFonts w:ascii="Times New Roman" w:hAnsi="Times New Roman" w:cs="Times New Roman"/>
-          <w:b/>
-          <w:sz w:val="28"/>
-          <w:szCs w:val="28"/>
-          <w:highlight w:val="yellow"/>
-        </w:rPr>
-        <w:t xml:space="preserve"> делятся на контроллеры, которые тестировал в </w:t>
-      </w:r>
-      <w:r>
-        <w:rPr>
-          <w:rFonts w:ascii="Times New Roman" w:hAnsi="Times New Roman" w:cs="Times New Roman"/>
-          <w:b/>
-          <w:sz w:val="28"/>
-          <w:szCs w:val="28"/>
-          <w:highlight w:val="yellow"/>
-          <w:lang w:val="en-US"/>
-        </w:rPr>
-        <w:t>Insomnia</w:t>
-      </w:r>
-      <w:r>
-        <w:rPr>
-          <w:rFonts w:ascii="Times New Roman" w:hAnsi="Times New Roman" w:cs="Times New Roman"/>
-          <w:b/>
-          <w:sz w:val="28"/>
-          <w:szCs w:val="28"/>
-          <w:highlight w:val="yellow"/>
-        </w:rPr>
-        <w:t>, прикреплю кучу скринов</w:t>
-      </w:r>
-    </w:p>
-    <w:p>
-      <w:pPr>
-        <w:pStyle w:val="af4"/>
-        <w:ind w:firstLine="709"/>
-        <w:rPr>
-          <w:rFonts w:cs="Times New Roman"/>
-          <w:szCs w:val="28"/>
-          <w:highlight w:val="green"/>
-        </w:rPr>
-      </w:pPr>
-      <w:r>
-        <w:rPr>
-          <w:rFonts w:cs="Times New Roman"/>
-          <w:szCs w:val="28"/>
-          <w:highlight w:val="green"/>
-        </w:rPr>
-        <w:t>2.12 Выполнение оценки затрат</w:t>
-      </w:r>
-    </w:p>
-    <w:p>
-      <w:pPr>
-        <w:pStyle w:val="af"/>
-        <w:widowControl w:val="0"/>
-        <w:spacing w:after="0" w:line="360" w:lineRule="auto"/>
-        <w:ind w:left="0" w:firstLine="709"/>
-        <w:rPr>
-          <w:rFonts w:ascii="Times New Roman" w:hAnsi="Times New Roman" w:cs="Times New Roman"/>
-          <w:bCs/>
-          <w:sz w:val="28"/>
-          <w:szCs w:val="28"/>
-          <w:highlight w:val="yellow"/>
-        </w:rPr>
-      </w:pPr>
-      <w:r>
-        <w:rPr>
-          <w:rFonts w:ascii="Times New Roman" w:hAnsi="Times New Roman" w:cs="Times New Roman"/>
-          <w:bCs/>
-          <w:sz w:val="28"/>
-          <w:szCs w:val="28"/>
-          <w:highlight w:val="yellow"/>
-        </w:rPr>
-        <w:t>А можно не надо?</w:t>
-      </w:r>
-    </w:p>
-    <w:p>
-      <w:pPr>
-        <w:pStyle w:val="af"/>
-        <w:widowControl w:val="0"/>
-        <w:spacing w:after="0" w:line="360" w:lineRule="auto"/>
-        <w:ind w:left="0" w:firstLine="709"/>
-        <w:rPr>
-          <w:rFonts w:ascii="Times New Roman" w:hAnsi="Times New Roman" w:cs="Times New Roman"/>
-          <w:bCs/>
-          <w:sz w:val="28"/>
-          <w:szCs w:val="28"/>
-          <w:highlight w:val="yellow"/>
-        </w:rPr>
-      </w:pPr>
-    </w:p>
-    <w:p>
-      <w:pPr>
-        <w:pStyle w:val="af4"/>
-        <w:ind w:firstLine="709"/>
-        <w:rPr>
-          <w:rFonts w:cs="Times New Roman"/>
-          <w:szCs w:val="28"/>
-          <w:highlight w:val="red"/>
-        </w:rPr>
-      </w:pPr>
-      <w:r>
-        <w:rPr>
-          <w:rFonts w:cs="Times New Roman"/>
-          <w:szCs w:val="28"/>
-          <w:highlight w:val="red"/>
-        </w:rPr>
-        <w:t>2.13 Создание интерактивных программ с «дружественным» интерфейсом пользователя</w:t>
-      </w:r>
-    </w:p>
-    <w:p>
-      <w:pPr>
-        <w:pStyle w:val="af"/>
-        <w:widowControl w:val="0"/>
-        <w:spacing w:after="0" w:line="360" w:lineRule="auto"/>
-        <w:ind w:left="0" w:firstLine="709"/>
-        <w:rPr>
-          <w:rFonts w:ascii="Times New Roman" w:hAnsi="Times New Roman" w:cs="Times New Roman"/>
-          <w:b/>
-          <w:sz w:val="28"/>
-          <w:szCs w:val="28"/>
-          <w:highlight w:val="yellow"/>
-        </w:rPr>
-      </w:pPr>
-      <w:r>
-        <w:rPr>
-          <w:rFonts w:ascii="Times New Roman" w:hAnsi="Times New Roman" w:cs="Times New Roman"/>
-          <w:b/>
-          <w:sz w:val="28"/>
-          <w:szCs w:val="28"/>
-          <w:highlight w:val="yellow"/>
-        </w:rPr>
-        <w:t xml:space="preserve">У </w:t>
-      </w:r>
-      <w:r>
-        <w:rPr>
-          <w:rFonts w:ascii="Times New Roman" w:hAnsi="Times New Roman" w:cs="Times New Roman"/>
-          <w:b/>
-          <w:sz w:val="28"/>
-          <w:szCs w:val="28"/>
-          <w:highlight w:val="yellow"/>
-          <w:lang w:val="en-US"/>
-        </w:rPr>
-        <w:t>API</w:t>
-      </w:r>
-      <w:r>
-        <w:rPr>
-          <w:rFonts w:ascii="Times New Roman" w:hAnsi="Times New Roman" w:cs="Times New Roman"/>
-          <w:b/>
-          <w:sz w:val="28"/>
-          <w:szCs w:val="28"/>
-          <w:highlight w:val="yellow"/>
-        </w:rPr>
-        <w:t xml:space="preserve"> интерфейса нет, в данном пункте просто процесс создания и сам модуль опишу</w:t>
-      </w:r>
-    </w:p>
-    <w:p>
-      <w:pPr>
-        <w:pStyle w:val="af4"/>
-        <w:ind w:firstLine="709"/>
-        <w:rPr>
-          <w:rFonts w:cs="Times New Roman"/>
-          <w:szCs w:val="28"/>
-          <w:highlight w:val="red"/>
-        </w:rPr>
-      </w:pPr>
-      <w:r>
-        <w:rPr>
-          <w:rFonts w:cs="Times New Roman"/>
-          <w:szCs w:val="28"/>
-          <w:highlight w:val="red"/>
-        </w:rPr>
-        <w:t>2.14 Создание системы тестирования программного изделия</w:t>
-      </w:r>
-    </w:p>
-    <w:p>
-      <w:pPr>
-        <w:pStyle w:val="af"/>
+          <w:bCs/>
+          <w:sz w:val="28"/>
+          <w:szCs w:val="28"/>
+        </w:rPr>
+        <w:t>, то есть обычный пользователь приложения со стороны клиента не сможет никак повлиять на неё, только при помощи запросов.</w:t>
+      </w:r>
+    </w:p>
+    <w:p>
+      <w:pPr>
+        <w:pStyle w:val="BodyTextIndent"/>
         <w:widowControl w:val="0"/>
         <w:spacing w:after="0" w:line="360" w:lineRule="auto"/>
         <w:ind w:left="0" w:firstLine="709"/>
         <w:jc w:val="both"/>
         <w:rPr>
           <w:rFonts w:ascii="Times New Roman" w:hAnsi="Times New Roman" w:cs="Times New Roman"/>
-          <w:b/>
-          <w:sz w:val="28"/>
-          <w:szCs w:val="28"/>
-          <w:highlight w:val="yellow"/>
-        </w:rPr>
-      </w:pPr>
-      <w:r>
-        <w:rPr>
-          <w:rFonts w:ascii="Times New Roman" w:hAnsi="Times New Roman" w:cs="Times New Roman"/>
-          <w:b/>
-          <w:sz w:val="28"/>
-          <w:szCs w:val="28"/>
-          <w:highlight w:val="yellow"/>
-        </w:rPr>
-        <w:t xml:space="preserve">ЭЭ, просто опишу как тестировал </w:t>
-      </w:r>
-      <w:r>
-        <w:rPr>
-          <w:rFonts w:ascii="Times New Roman" w:hAnsi="Times New Roman" w:cs="Times New Roman"/>
-          <w:b/>
-          <w:sz w:val="28"/>
-          <w:szCs w:val="28"/>
-          <w:highlight w:val="yellow"/>
+          <w:bCs/>
+          <w:sz w:val="28"/>
+          <w:szCs w:val="28"/>
+        </w:rPr>
+      </w:pPr>
+      <w:r>
+        <w:rPr>
+          <w:rFonts w:ascii="Times New Roman" w:hAnsi="Times New Roman" w:cs="Times New Roman"/>
+          <w:bCs/>
+          <w:sz w:val="28"/>
+          <w:szCs w:val="28"/>
+        </w:rPr>
+        <w:t xml:space="preserve">Также в приложении реализована авторизация пользователей по ролям, на стороне </w:t>
+      </w:r>
+      <w:r>
+        <w:rPr>
+          <w:rFonts w:ascii="Times New Roman" w:hAnsi="Times New Roman" w:cs="Times New Roman"/>
+          <w:bCs/>
+          <w:sz w:val="28"/>
+          <w:szCs w:val="28"/>
           <w:lang w:val="en-US"/>
         </w:rPr>
         <w:t>API</w:t>
@@ -6795,44 +6198,116 @@
       <w:r>
         <w:rPr>
           <w:rFonts w:ascii="Times New Roman" w:hAnsi="Times New Roman" w:cs="Times New Roman"/>
-          <w:b/>
-          <w:sz w:val="28"/>
-          <w:szCs w:val="28"/>
-          <w:highlight w:val="yellow"/>
-        </w:rPr>
-        <w:t>.</w:t>
-      </w:r>
-    </w:p>
-    <w:p>
-      <w:pPr>
-        <w:pStyle w:val="af4"/>
-        <w:ind w:firstLine="709"/>
-        <w:rPr>
-          <w:rFonts w:cs="Times New Roman"/>
-          <w:szCs w:val="28"/>
-        </w:rPr>
-      </w:pPr>
-      <w:r>
-        <w:rPr>
-          <w:rFonts w:cs="Times New Roman"/>
-          <w:szCs w:val="28"/>
-          <w:highlight w:val="red"/>
-        </w:rPr>
-        <w:t>2.15 Создание справочной системы и организация удобной навигации по её разделам</w:t>
-      </w:r>
-    </w:p>
-    <w:p>
-      <w:pPr>
-        <w:pStyle w:val="af"/>
+          <w:bCs/>
+          <w:sz w:val="28"/>
+          <w:szCs w:val="28"/>
+        </w:rPr>
+        <w:t xml:space="preserve"> реализована аутентификация на основе </w:t>
+      </w:r>
+      <w:r>
+        <w:rPr>
+          <w:rFonts w:ascii="Times New Roman" w:hAnsi="Times New Roman" w:cs="Times New Roman"/>
+          <w:bCs/>
+          <w:sz w:val="28"/>
+          <w:szCs w:val="28"/>
+          <w:lang w:val="en-US"/>
+        </w:rPr>
+        <w:t>cook</w:t>
+      </w:r>
+      <w:r>
+        <w:rPr>
+          <w:rFonts w:ascii="Times New Roman" w:hAnsi="Times New Roman" w:cs="Times New Roman"/>
+          <w:bCs/>
+          <w:sz w:val="28"/>
+          <w:szCs w:val="28"/>
+          <w:lang w:val="en-US"/>
+        </w:rPr>
+        <w:t>ies</w:t>
+      </w:r>
+      <w:r>
+        <w:rPr>
+          <w:rFonts w:ascii="Times New Roman" w:hAnsi="Times New Roman" w:cs="Times New Roman"/>
+          <w:bCs/>
+          <w:sz w:val="28"/>
+          <w:szCs w:val="28"/>
+        </w:rPr>
+        <w:t>, с разделением ролей на разных запросах.</w:t>
+      </w:r>
+    </w:p>
+    <w:p>
+      <w:pPr>
+        <w:pStyle w:val="BodyTextIndent"/>
         <w:widowControl w:val="0"/>
         <w:spacing w:after="0" w:line="360" w:lineRule="auto"/>
         <w:ind w:left="0" w:firstLine="709"/>
         <w:jc w:val="both"/>
         <w:rPr>
           <w:rFonts w:ascii="Times New Roman" w:hAnsi="Times New Roman" w:cs="Times New Roman"/>
+          <w:bCs/>
+          <w:sz w:val="28"/>
+          <w:szCs w:val="28"/>
+        </w:rPr>
+      </w:pPr>
+      <w:r>
+        <w:rPr>
+          <w:rFonts w:ascii="Times New Roman" w:hAnsi="Times New Roman" w:cs="Times New Roman"/>
+          <w:bCs/>
+          <w:sz w:val="28"/>
+          <w:szCs w:val="28"/>
+        </w:rPr>
+        <w:t xml:space="preserve">Так обычный пользователь не может редактировать, добавлять или удалять данные. Администратор же (или в данном случае сотрудник общежития) может совершать любые запросы к </w:t>
+      </w:r>
+      <w:r>
+        <w:rPr>
+          <w:rFonts w:ascii="Times New Roman" w:hAnsi="Times New Roman" w:cs="Times New Roman"/>
+          <w:bCs/>
+          <w:sz w:val="28"/>
+          <w:szCs w:val="28"/>
+          <w:lang w:val="en-US"/>
+        </w:rPr>
+        <w:t>API</w:t>
+      </w:r>
+      <w:r>
+        <w:rPr>
+          <w:rFonts w:ascii="Times New Roman" w:hAnsi="Times New Roman" w:cs="Times New Roman"/>
+          <w:bCs/>
+          <w:sz w:val="28"/>
+          <w:szCs w:val="28"/>
+        </w:rPr>
+        <w:t xml:space="preserve">. </w:t>
+      </w:r>
+    </w:p>
+    <w:p>
+      <w:pPr>
+        <w:pStyle w:val="a1"/>
+        <w:ind w:firstLine="709"/>
+        <w:rPr>
+          <w:rFonts w:cs="Times New Roman"/>
+          <w:szCs w:val="28"/>
+          <w:highlight w:val="green"/>
+        </w:rPr>
+      </w:pPr>
+      <w:r>
+        <w:rPr>
+          <w:rFonts w:cs="Times New Roman"/>
+          <w:szCs w:val="28"/>
+          <w:highlight w:val="green"/>
+        </w:rPr>
+        <w:t>2.10 Выполнение резервирования и восстановления данных</w:t>
+      </w:r>
+    </w:p>
+    <w:p>
+      <w:pPr>
+        <w:pStyle w:val="BodyTextIndent"/>
+        <w:widowControl w:val="0"/>
+        <w:spacing w:after="0" w:line="360" w:lineRule="auto"/>
+        <w:ind w:left="0" w:firstLine="709"/>
+        <w:rPr>
+          <w:rFonts w:ascii="Times New Roman" w:hAnsi="Times New Roman" w:cs="Times New Roman"/>
           <w:b/>
           <w:sz w:val="28"/>
           <w:szCs w:val="28"/>
+          <w:highlight w:val="yellow"/>
         </w:rPr>
       </w:pPr>
       <w:r>
@@ -6843,9 +6318,34 @@
           <w:szCs w:val="28"/>
           <w:highlight w:val="yellow"/>
         </w:rPr>
-        <w:t>Тут просто д</w:t>
-      </w:r>
-      <w:r>
+        <w:t>Есть БД, в БД есть автоматическое создание бэкапов, добавить воды и сойдёт</w:t>
+      </w:r>
+    </w:p>
+    <w:p>
+      <w:pPr>
+        <w:pStyle w:val="a1"/>
+        <w:ind w:firstLine="709"/>
+        <w:rPr>
+          <w:rFonts w:cs="Times New Roman"/>
+          <w:szCs w:val="28"/>
+          <w:highlight w:val="green"/>
+        </w:rPr>
+      </w:pPr>
+      <w:r>
+        <w:rPr>
+          <w:rFonts w:cs="Times New Roman"/>
+          <w:szCs w:val="28"/>
+          <w:highlight w:val="green"/>
+        </w:rPr>
+        <w:t>2.11 Разделение большой задачи на модули, выделение функции каждого модуля</w:t>
+      </w:r>
+    </w:p>
+    <w:p>
+      <w:pPr>
+        <w:pStyle w:val="BodyTextIndent"/>
+        <w:widowControl w:val="0"/>
+        <w:spacing w:after="0" w:line="360" w:lineRule="auto"/>
+        <w:ind w:left="0" w:firstLine="709"/>
         <w:rPr>
           <w:rFonts w:ascii="Times New Roman" w:hAnsi="Times New Roman" w:cs="Times New Roman"/>
           <w:b/>
@@ -6853,8 +6353,7 @@
           <w:szCs w:val="28"/>
           <w:highlight w:val="yellow"/>
         </w:rPr>
-        <w:t xml:space="preserve">обавлю документацию к </w:t>
-      </w:r>
+      </w:pPr>
       <w:r>
         <w:rPr>
           <w:rFonts w:ascii="Times New Roman" w:hAnsi="Times New Roman" w:cs="Times New Roman"/>
@@ -6862,6 +6361,134 @@
           <w:sz w:val="28"/>
           <w:szCs w:val="28"/>
           <w:highlight w:val="yellow"/>
+        </w:rPr>
+        <w:t>Приложение делится на серверную и клиентскую часть, серверная же часть, делится на контроллеры, каждый из которых имеет своё назначение.</w:t>
+      </w:r>
+    </w:p>
+    <w:p>
+      <w:pPr>
+        <w:pStyle w:val="BodyTextIndent"/>
+        <w:widowControl w:val="0"/>
+        <w:spacing w:after="0" w:line="360" w:lineRule="auto"/>
+        <w:ind w:left="0" w:firstLine="709"/>
+        <w:rPr>
+          <w:rFonts w:ascii="Times New Roman" w:hAnsi="Times New Roman" w:cs="Times New Roman"/>
+          <w:b/>
+          <w:sz w:val="28"/>
+          <w:szCs w:val="28"/>
+          <w:highlight w:val="yellow"/>
+        </w:rPr>
+      </w:pPr>
+    </w:p>
+    <w:p>
+      <w:pPr>
+        <w:pStyle w:val="a1"/>
+        <w:ind w:firstLine="709"/>
+        <w:rPr>
+          <w:rFonts w:cs="Times New Roman"/>
+          <w:szCs w:val="28"/>
+          <w:highlight w:val="green"/>
+        </w:rPr>
+      </w:pPr>
+      <w:r>
+        <w:rPr>
+          <w:rFonts w:cs="Times New Roman"/>
+          <w:szCs w:val="28"/>
+          <w:highlight w:val="green"/>
+        </w:rPr>
+        <w:t>2.12 Выполнение оценки затрат</w:t>
+      </w:r>
+    </w:p>
+    <w:p>
+      <w:pPr>
+        <w:pStyle w:val="BodyTextIndent"/>
+        <w:widowControl w:val="0"/>
+        <w:spacing w:after="0" w:line="360" w:lineRule="auto"/>
+        <w:ind w:left="0" w:firstLine="709"/>
+        <w:rPr>
+          <w:rFonts w:ascii="Times New Roman" w:hAnsi="Times New Roman" w:cs="Times New Roman"/>
+          <w:bCs/>
+          <w:sz w:val="28"/>
+          <w:szCs w:val="28"/>
+          <w:highlight w:val="yellow"/>
+        </w:rPr>
+      </w:pPr>
+      <w:r>
+        <w:rPr>
+          <w:rFonts w:ascii="Times New Roman" w:hAnsi="Times New Roman" w:cs="Times New Roman"/>
+          <w:bCs/>
+          <w:sz w:val="28"/>
+          <w:szCs w:val="28"/>
+          <w:highlight w:val="yellow"/>
+        </w:rPr>
+        <w:t>А можно не надо?</w:t>
+      </w:r>
+    </w:p>
+    <w:p>
+      <w:pPr>
+        <w:pStyle w:val="BodyTextIndent"/>
+        <w:widowControl w:val="0"/>
+        <w:spacing w:after="0" w:line="360" w:lineRule="auto"/>
+        <w:ind w:left="0" w:firstLine="709"/>
+        <w:rPr>
+          <w:rFonts w:ascii="Times New Roman" w:hAnsi="Times New Roman" w:cs="Times New Roman"/>
+          <w:bCs/>
+          <w:sz w:val="28"/>
+          <w:szCs w:val="28"/>
+          <w:highlight w:val="yellow"/>
+        </w:rPr>
+      </w:pPr>
+    </w:p>
+    <w:p>
+      <w:pPr>
+        <w:pStyle w:val="a1"/>
+        <w:ind w:firstLine="709"/>
+        <w:rPr>
+          <w:rFonts w:cs="Times New Roman"/>
+          <w:szCs w:val="28"/>
+          <w:highlight w:val="red"/>
+        </w:rPr>
+      </w:pPr>
+      <w:r>
+        <w:rPr>
+          <w:rFonts w:cs="Times New Roman"/>
+          <w:szCs w:val="28"/>
+          <w:highlight w:val="red"/>
+        </w:rPr>
+        <w:t>2.13 Создание интерактивных программ с «дружественным» интерфейсом пользователя</w:t>
+      </w:r>
+    </w:p>
+    <w:p>
+      <w:pPr>
+        <w:pStyle w:val="BodyTextIndent"/>
+        <w:widowControl w:val="0"/>
+        <w:spacing w:after="0" w:line="360" w:lineRule="auto"/>
+        <w:ind w:left="0" w:firstLine="709"/>
+        <w:rPr>
+          <w:rFonts w:ascii="Times New Roman" w:hAnsi="Times New Roman" w:cs="Times New Roman"/>
+          <w:b/>
+          <w:sz w:val="28"/>
+          <w:szCs w:val="28"/>
+          <w:highlight w:val="yellow"/>
+        </w:rPr>
+      </w:pPr>
+      <w:r>
+        <w:rPr>
+          <w:rFonts w:ascii="Times New Roman" w:hAnsi="Times New Roman" w:cs="Times New Roman"/>
+          <w:b/>
+          <w:sz w:val="28"/>
+          <w:szCs w:val="28"/>
+          <w:highlight w:val="yellow"/>
+        </w:rPr>
+        <w:t xml:space="preserve">У </w:t>
+      </w:r>
+      <w:r>
+        <w:rPr>
+          <w:rFonts w:ascii="Times New Roman" w:hAnsi="Times New Roman" w:cs="Times New Roman"/>
+          <w:b/>
+          <w:sz w:val="28"/>
+          <w:szCs w:val="28"/>
+          <w:highlight w:val="yellow"/>
           <w:lang w:val="en-US"/>
         </w:rPr>
         <w:t>API</w:t>
@@ -6874,34 +6501,31 @@
           <w:szCs w:val="28"/>
           <w:highlight w:val="yellow"/>
         </w:rPr>
-        <w:t xml:space="preserve">, опять же или ПДФ-ник или просто… куча или скринов, или убитого </w:t>
-      </w:r>
-      <w:proofErr w:type="gramStart"/>
-      <w:r>
-        <w:rPr>
-          <w:rFonts w:ascii="Times New Roman" w:hAnsi="Times New Roman" w:cs="Times New Roman"/>
-          <w:b/>
-          <w:sz w:val="28"/>
-          <w:szCs w:val="28"/>
-          <w:highlight w:val="yellow"/>
-        </w:rPr>
-        <w:t>времени</w:t>
-      </w:r>
-      <w:proofErr w:type="gramEnd"/>
-      <w:r>
-        <w:rPr>
-          <w:rFonts w:ascii="Times New Roman" w:hAnsi="Times New Roman" w:cs="Times New Roman"/>
-          <w:b/>
-          <w:sz w:val="28"/>
-          <w:szCs w:val="28"/>
-          <w:highlight w:val="yellow"/>
-        </w:rPr>
-        <w:t xml:space="preserve"> но форматирование текста</w:t>
-      </w:r>
-    </w:p>
-    <w:p>
-      <w:pPr>
-        <w:pStyle w:val="af"/>
+        <w:t xml:space="preserve"> интерфейса нет, в данном пункте просто процесс создания и сам модуль опишу</w:t>
+      </w:r>
+    </w:p>
+    <w:p>
+      <w:pPr>
+        <w:pStyle w:val="a1"/>
+        <w:ind w:firstLine="709"/>
+        <w:rPr>
+          <w:rFonts w:cs="Times New Roman"/>
+          <w:szCs w:val="28"/>
+          <w:highlight w:val="red"/>
+        </w:rPr>
+      </w:pPr>
+      <w:r>
+        <w:rPr>
+          <w:rFonts w:cs="Times New Roman"/>
+          <w:szCs w:val="28"/>
+          <w:highlight w:val="red"/>
+        </w:rPr>
+        <w:t>2.14 Создание системы тестирования программного изделия</w:t>
+      </w:r>
+    </w:p>
+    <w:p>
+      <w:pPr>
+        <w:pStyle w:val="BodyTextIndent"/>
         <w:widowControl w:val="0"/>
         <w:spacing w:after="0" w:line="360" w:lineRule="auto"/>
         <w:ind w:left="0" w:firstLine="709"/>
@@ -6911,6 +6535,7 @@
           <w:b/>
           <w:sz w:val="28"/>
           <w:szCs w:val="28"/>
+          <w:highlight w:val="yellow"/>
         </w:rPr>
       </w:pPr>
       <w:r>
@@ -6919,8 +6544,9 @@
           <w:b/>
           <w:sz w:val="28"/>
           <w:szCs w:val="28"/>
-        </w:rPr>
-        <w:tab/>
+          <w:highlight w:val="yellow"/>
+        </w:rPr>
+        <w:t xml:space="preserve">ЭЭ, просто опишу как тестировал </w:t>
       </w:r>
       <w:r>
         <w:rPr>
@@ -6929,21 +6555,141 @@
           <w:sz w:val="28"/>
           <w:szCs w:val="28"/>
           <w:highlight w:val="yellow"/>
-        </w:rPr>
-        <w:t>Или просто удалить это и оставить 2.16</w:t>
-      </w:r>
-    </w:p>
-    <w:p>
-      <w:pPr>
-        <w:pStyle w:val="af"/>
+          <w:lang w:val="en-US"/>
+        </w:rPr>
+        <w:t>API</w:t>
+      </w:r>
+      <w:r>
+        <w:rPr>
+          <w:rFonts w:ascii="Times New Roman" w:hAnsi="Times New Roman" w:cs="Times New Roman"/>
+          <w:b/>
+          <w:sz w:val="28"/>
+          <w:szCs w:val="28"/>
+          <w:highlight w:val="yellow"/>
+        </w:rPr>
+        <w:t>.</w:t>
+      </w:r>
+    </w:p>
+    <w:p>
+      <w:pPr>
+        <w:pStyle w:val="a1"/>
+        <w:ind w:firstLine="709"/>
+        <w:rPr>
+          <w:rFonts w:cs="Times New Roman"/>
+          <w:szCs w:val="28"/>
+        </w:rPr>
+      </w:pPr>
+      <w:r>
+        <w:rPr>
+          <w:rFonts w:cs="Times New Roman"/>
+          <w:szCs w:val="28"/>
+          <w:highlight w:val="red"/>
+        </w:rPr>
+        <w:lastRenderedPageBreak/>
+        <w:t>2.15 Создание справочной системы и организация удобной навигации по её разделам</w:t>
+      </w:r>
+    </w:p>
+    <w:p>
+      <w:pPr>
+        <w:pStyle w:val="BodyTextIndent"/>
         <w:widowControl w:val="0"/>
         <w:spacing w:after="0" w:line="360" w:lineRule="auto"/>
         <w:ind w:left="0" w:firstLine="709"/>
+        <w:jc w:val="both"/>
         <w:rPr>
           <w:rFonts w:ascii="Times New Roman" w:hAnsi="Times New Roman" w:cs="Times New Roman"/>
           <w:b/>
           <w:sz w:val="28"/>
           <w:szCs w:val="28"/>
+        </w:rPr>
+      </w:pPr>
+      <w:r>
+        <w:rPr>
+          <w:rFonts w:ascii="Times New Roman" w:hAnsi="Times New Roman" w:cs="Times New Roman"/>
+          <w:b/>
+          <w:sz w:val="28"/>
+          <w:szCs w:val="28"/>
+          <w:highlight w:val="yellow"/>
+        </w:rPr>
+        <w:t>Тут просто д</w:t>
+      </w:r>
+      <w:r>
+        <w:rPr>
+          <w:rFonts w:ascii="Times New Roman" w:hAnsi="Times New Roman" w:cs="Times New Roman"/>
+          <w:b/>
+          <w:sz w:val="28"/>
+          <w:szCs w:val="28"/>
+          <w:highlight w:val="yellow"/>
+        </w:rPr>
+        <w:t xml:space="preserve">обавлю документацию к </w:t>
+      </w:r>
+      <w:r>
+        <w:rPr>
+          <w:rFonts w:ascii="Times New Roman" w:hAnsi="Times New Roman" w:cs="Times New Roman"/>
+          <w:b/>
+          <w:sz w:val="28"/>
+          <w:szCs w:val="28"/>
+          <w:highlight w:val="yellow"/>
+          <w:lang w:val="en-US"/>
+        </w:rPr>
+        <w:t>API</w:t>
+      </w:r>
+      <w:r>
+        <w:rPr>
+          <w:rFonts w:ascii="Times New Roman" w:hAnsi="Times New Roman" w:cs="Times New Roman"/>
+          <w:b/>
+          <w:sz w:val="28"/>
+          <w:szCs w:val="28"/>
+          <w:highlight w:val="yellow"/>
+        </w:rPr>
+        <w:t>, опять же или ПДФ-ник или просто… куча или скринов, или убитого времени но форматирование текста</w:t>
+      </w:r>
+    </w:p>
+    <w:p>
+      <w:pPr>
+        <w:pStyle w:val="BodyTextIndent"/>
+        <w:widowControl w:val="0"/>
+        <w:spacing w:after="0" w:line="360" w:lineRule="auto"/>
+        <w:ind w:left="0" w:firstLine="709"/>
+        <w:jc w:val="both"/>
+        <w:rPr>
+          <w:rFonts w:ascii="Times New Roman" w:hAnsi="Times New Roman" w:cs="Times New Roman"/>
+          <w:b/>
+          <w:sz w:val="28"/>
+          <w:szCs w:val="28"/>
+        </w:rPr>
+      </w:pPr>
+      <w:r>
+        <w:rPr>
+          <w:rFonts w:ascii="Times New Roman" w:hAnsi="Times New Roman" w:cs="Times New Roman"/>
+          <w:b/>
+          <w:sz w:val="28"/>
+          <w:szCs w:val="28"/>
+        </w:rPr>
+        <w:tab/>
+      </w:r>
+      <w:r>
+        <w:rPr>
+          <w:rFonts w:ascii="Times New Roman" w:hAnsi="Times New Roman" w:cs="Times New Roman"/>
+          <w:b/>
+          <w:sz w:val="28"/>
+          <w:szCs w:val="28"/>
+          <w:highlight w:val="yellow"/>
+        </w:rPr>
+        <w:t>Или просто удалить это и оставить 2.16</w:t>
+      </w:r>
+    </w:p>
+    <w:p>
+      <w:pPr>
+        <w:pStyle w:val="BodyTextIndent"/>
+        <w:widowControl w:val="0"/>
+        <w:spacing w:after="0" w:line="360" w:lineRule="auto"/>
+        <w:ind w:left="0" w:firstLine="709"/>
+        <w:rPr>
+          <w:rFonts w:ascii="Times New Roman" w:hAnsi="Times New Roman" w:cs="Times New Roman"/>
+          <w:b/>
+          <w:sz w:val="28"/>
+          <w:szCs w:val="28"/>
           <w:highlight w:val="green"/>
         </w:rPr>
       </w:pPr>
@@ -6951,7 +6697,7 @@
     </w:p>
     <w:p>
       <w:pPr>
-        <w:pStyle w:val="af4"/>
+        <w:pStyle w:val="a1"/>
         <w:ind w:firstLine="709"/>
         <w:rPr>
           <w:rFonts w:cs="Times New Roman"/>
@@ -7072,7 +6818,7 @@
     </w:p>
     <w:p>
       <w:pPr>
-        <w:pStyle w:val="af4"/>
+        <w:pStyle w:val="a1"/>
         <w:ind w:firstLine="709"/>
         <w:jc w:val="center"/>
         <w:rPr>
@@ -7893,7 +7639,7 @@
     </w:p>
     <w:p>
       <w:pPr>
-        <w:pStyle w:val="HTML"/>
+        <w:pStyle w:val="HTMLPreformatted"/>
         <w:spacing w:line="360" w:lineRule="auto"/>
         <w:ind w:firstLine="709"/>
         <w:jc w:val="both"/>
@@ -7918,7 +7664,7 @@
     </w:p>
     <w:p>
       <w:pPr>
-        <w:pStyle w:val="HTML"/>
+        <w:pStyle w:val="HTMLPreformatted"/>
         <w:spacing w:line="360" w:lineRule="auto"/>
         <w:ind w:firstLine="709"/>
         <w:jc w:val="both"/>
@@ -7943,7 +7689,7 @@
     </w:p>
     <w:p>
       <w:pPr>
-        <w:pStyle w:val="HTML"/>
+        <w:pStyle w:val="HTMLPreformatted"/>
         <w:spacing w:line="360" w:lineRule="auto"/>
         <w:ind w:firstLine="709"/>
         <w:jc w:val="both"/>
@@ -7968,7 +7714,7 @@
     </w:p>
     <w:p>
       <w:pPr>
-        <w:pStyle w:val="HTML"/>
+        <w:pStyle w:val="HTMLPreformatted"/>
         <w:spacing w:line="360" w:lineRule="auto"/>
         <w:ind w:firstLine="709"/>
         <w:jc w:val="both"/>
@@ -7993,7 +7739,7 @@
     </w:p>
     <w:p>
       <w:pPr>
-        <w:pStyle w:val="HTML"/>
+        <w:pStyle w:val="HTMLPreformatted"/>
         <w:spacing w:line="360" w:lineRule="auto"/>
         <w:ind w:firstLine="709"/>
         <w:jc w:val="both"/>
@@ -8018,7 +7764,7 @@
     </w:p>
     <w:p>
       <w:pPr>
-        <w:pStyle w:val="HTML"/>
+        <w:pStyle w:val="HTMLPreformatted"/>
         <w:spacing w:line="360" w:lineRule="auto"/>
         <w:ind w:firstLine="709"/>
         <w:jc w:val="both"/>
@@ -8043,7 +7789,7 @@
     </w:p>
     <w:p>
       <w:pPr>
-        <w:pStyle w:val="HTML"/>
+        <w:pStyle w:val="HTMLPreformatted"/>
         <w:spacing w:line="360" w:lineRule="auto"/>
         <w:ind w:firstLine="709"/>
         <w:jc w:val="both"/>
@@ -8068,7 +7814,7 @@
     </w:p>
     <w:p>
       <w:pPr>
-        <w:pStyle w:val="HTML"/>
+        <w:pStyle w:val="HTMLPreformatted"/>
         <w:spacing w:line="360" w:lineRule="auto"/>
         <w:ind w:firstLine="709"/>
         <w:jc w:val="both"/>
@@ -8093,7 +7839,7 @@
     </w:p>
     <w:p>
       <w:pPr>
-        <w:pStyle w:val="HTML"/>
+        <w:pStyle w:val="HTMLPreformatted"/>
         <w:spacing w:line="360" w:lineRule="auto"/>
         <w:ind w:firstLine="709"/>
         <w:jc w:val="both"/>
@@ -8118,7 +7864,7 @@
     </w:p>
     <w:p>
       <w:pPr>
-        <w:pStyle w:val="HTML"/>
+        <w:pStyle w:val="HTMLPreformatted"/>
         <w:spacing w:line="360" w:lineRule="auto"/>
         <w:ind w:firstLine="709"/>
         <w:jc w:val="both"/>
@@ -8143,7 +7889,7 @@
     </w:p>
     <w:p>
       <w:pPr>
-        <w:pStyle w:val="HTML"/>
+        <w:pStyle w:val="HTMLPreformatted"/>
         <w:spacing w:line="360" w:lineRule="auto"/>
         <w:ind w:firstLine="709"/>
         <w:jc w:val="both"/>
@@ -8168,7 +7914,7 @@
     </w:p>
     <w:p>
       <w:pPr>
-        <w:pStyle w:val="HTML"/>
+        <w:pStyle w:val="HTMLPreformatted"/>
         <w:spacing w:line="360" w:lineRule="auto"/>
         <w:ind w:firstLine="709"/>
         <w:jc w:val="both"/>
@@ -8193,7 +7939,7 @@
     </w:p>
     <w:p>
       <w:pPr>
-        <w:pStyle w:val="HTML"/>
+        <w:pStyle w:val="HTMLPreformatted"/>
         <w:spacing w:line="360" w:lineRule="auto"/>
         <w:ind w:firstLine="709"/>
         <w:jc w:val="both"/>
@@ -8218,7 +7964,7 @@
     </w:p>
     <w:p>
       <w:pPr>
-        <w:pStyle w:val="HTML"/>
+        <w:pStyle w:val="HTMLPreformatted"/>
         <w:spacing w:line="360" w:lineRule="auto"/>
         <w:ind w:firstLine="709"/>
         <w:jc w:val="both"/>
@@ -8243,7 +7989,7 @@
     </w:p>
     <w:p>
       <w:pPr>
-        <w:pStyle w:val="HTML"/>
+        <w:pStyle w:val="HTMLPreformatted"/>
         <w:spacing w:line="360" w:lineRule="auto"/>
         <w:ind w:firstLine="709"/>
         <w:jc w:val="both"/>
@@ -8269,7 +8015,7 @@
     </w:p>
     <w:p>
       <w:pPr>
-        <w:pStyle w:val="HTML"/>
+        <w:pStyle w:val="HTMLPreformatted"/>
         <w:spacing w:line="360" w:lineRule="auto"/>
         <w:ind w:firstLine="709"/>
         <w:jc w:val="both"/>
@@ -8294,7 +8040,7 @@
     </w:p>
     <w:p>
       <w:pPr>
-        <w:pStyle w:val="HTML"/>
+        <w:pStyle w:val="HTMLPreformatted"/>
         <w:spacing w:line="360" w:lineRule="auto"/>
         <w:ind w:firstLine="709"/>
         <w:jc w:val="both"/>
@@ -8319,7 +8065,7 @@
     </w:p>
     <w:p>
       <w:pPr>
-        <w:pStyle w:val="HTML"/>
+        <w:pStyle w:val="HTMLPreformatted"/>
         <w:spacing w:line="360" w:lineRule="auto"/>
         <w:ind w:firstLine="709"/>
         <w:jc w:val="both"/>
@@ -8344,7 +8090,7 @@
     </w:p>
     <w:p>
       <w:pPr>
-        <w:pStyle w:val="HTML"/>
+        <w:pStyle w:val="HTMLPreformatted"/>
         <w:spacing w:line="360" w:lineRule="auto"/>
         <w:ind w:firstLine="709"/>
         <w:jc w:val="both"/>
@@ -8369,7 +8115,7 @@
     </w:p>
     <w:p>
       <w:pPr>
-        <w:pStyle w:val="HTML"/>
+        <w:pStyle w:val="HTMLPreformatted"/>
         <w:spacing w:line="360" w:lineRule="auto"/>
         <w:ind w:firstLine="709"/>
         <w:jc w:val="both"/>
@@ -8394,7 +8140,7 @@
     </w:p>
     <w:p>
       <w:pPr>
-        <w:pStyle w:val="HTML"/>
+        <w:pStyle w:val="HTMLPreformatted"/>
         <w:spacing w:line="360" w:lineRule="auto"/>
         <w:ind w:firstLine="709"/>
         <w:jc w:val="both"/>
@@ -8419,7 +8165,7 @@
     </w:p>
     <w:p>
       <w:pPr>
-        <w:pStyle w:val="HTML"/>
+        <w:pStyle w:val="HTMLPreformatted"/>
         <w:spacing w:line="360" w:lineRule="auto"/>
         <w:ind w:firstLine="709"/>
         <w:jc w:val="both"/>
@@ -8444,7 +8190,7 @@
     </w:p>
     <w:p>
       <w:pPr>
-        <w:pStyle w:val="HTML"/>
+        <w:pStyle w:val="HTMLPreformatted"/>
         <w:spacing w:line="360" w:lineRule="auto"/>
         <w:ind w:firstLine="709"/>
         <w:jc w:val="both"/>
@@ -8469,7 +8215,7 @@
     </w:p>
     <w:p>
       <w:pPr>
-        <w:pStyle w:val="HTML"/>
+        <w:pStyle w:val="HTMLPreformatted"/>
         <w:spacing w:line="360" w:lineRule="auto"/>
         <w:ind w:firstLine="709"/>
         <w:jc w:val="both"/>
@@ -8494,7 +8240,7 @@
     </w:p>
     <w:p>
       <w:pPr>
-        <w:pStyle w:val="HTML"/>
+        <w:pStyle w:val="HTMLPreformatted"/>
         <w:spacing w:line="360" w:lineRule="auto"/>
         <w:ind w:firstLine="709"/>
         <w:jc w:val="both"/>
@@ -8519,7 +8265,7 @@
     </w:p>
     <w:p>
       <w:pPr>
-        <w:pStyle w:val="HTML"/>
+        <w:pStyle w:val="HTMLPreformatted"/>
         <w:spacing w:line="360" w:lineRule="auto"/>
         <w:ind w:firstLine="709"/>
         <w:jc w:val="both"/>
@@ -8544,7 +8290,7 @@
     </w:p>
     <w:p>
       <w:pPr>
-        <w:pStyle w:val="HTML"/>
+        <w:pStyle w:val="HTMLPreformatted"/>
         <w:spacing w:line="360" w:lineRule="auto"/>
         <w:ind w:firstLine="709"/>
         <w:jc w:val="both"/>
@@ -8569,7 +8315,7 @@
     </w:p>
     <w:p>
       <w:pPr>
-        <w:pStyle w:val="HTML"/>
+        <w:pStyle w:val="HTMLPreformatted"/>
         <w:spacing w:line="360" w:lineRule="auto"/>
         <w:ind w:firstLine="709"/>
         <w:jc w:val="both"/>
@@ -8594,7 +8340,7 @@
     </w:p>
     <w:p>
       <w:pPr>
-        <w:pStyle w:val="HTML"/>
+        <w:pStyle w:val="HTMLPreformatted"/>
         <w:spacing w:line="360" w:lineRule="auto"/>
         <w:ind w:firstLine="709"/>
         <w:jc w:val="both"/>
@@ -8619,7 +8365,7 @@
     </w:p>
     <w:p>
       <w:pPr>
-        <w:pStyle w:val="HTML"/>
+        <w:pStyle w:val="HTMLPreformatted"/>
         <w:spacing w:line="360" w:lineRule="auto"/>
         <w:ind w:firstLine="709"/>
         <w:jc w:val="both"/>
@@ -8647,27 +8393,7 @@
           <w:sz w:val="28"/>
           <w:szCs w:val="28"/>
         </w:rPr>
-        <w:t xml:space="preserve">2024, Access </w:t>
-      </w:r>
-      <w:proofErr w:type="spellStart"/>
-      <w:r>
-        <w:rPr>
-          <w:rFonts w:ascii="Times New Roman" w:hAnsi="Times New Roman" w:cs="Times New Roman"/>
-          <w:color w:val="252831"/>
-          <w:sz w:val="28"/>
-          <w:szCs w:val="28"/>
-        </w:rPr>
-        <w:t>date</w:t>
-      </w:r>
-      <w:proofErr w:type="spellEnd"/>
-      <w:r>
-        <w:rPr>
-          <w:rFonts w:ascii="Times New Roman" w:hAnsi="Times New Roman" w:cs="Times New Roman"/>
-          <w:color w:val="252831"/>
-          <w:sz w:val="28"/>
-          <w:szCs w:val="28"/>
-        </w:rPr>
-        <w:t>: 19.04.2024. URL: https://www.csharplearner.com/</w:t>
+        <w:t>2024, Access date: 19.04.2024. URL: https://www.csharplearner.com/</w:t>
       </w:r>
     </w:p>
     <w:p>
@@ -8703,7 +8429,7 @@
 </file>
 
 <file path=word/endnotes.xml><?xml version="1.0" encoding="utf-8"?>
-<w:endnotes xmlns:wpc="http://schemas.microsoft.com/office/word/2010/wordprocessingCanvas" xmlns:cx="http://schemas.microsoft.com/office/drawing/2014/chartex" xmlns:cx1="http://schemas.microsoft.com/office/drawing/2015/9/8/chartex" xmlns:cx2="http://schemas.microsoft.com/office/drawing/2015/10/21/chartex" xmlns:cx3="http://schemas.microsoft.com/office/drawing/2016/5/9/chartex" xmlns:cx4="http://schemas.microsoft.com/office/drawing/2016/5/10/chartex" xmlns:cx5="http://schemas.microsoft.com/office/drawing/2016/5/11/chartex" xmlns:cx6="http://schemas.microsoft.com/office/drawing/2016/5/12/chartex" xmlns:cx7="http://schemas.microsoft.com/office/drawing/2016/5/13/chartex" xmlns:cx8="http://schemas.microsoft.com/office/drawing/2016/5/14/chartex" xmlns:mc="http://schemas.openxmlformats.org/markup-compatibility/2006" xmlns:aink="http://schemas.microsoft.com/office/drawing/2016/ink" xmlns:am3d="http://schemas.microsoft.com/office/drawing/2017/model3d" xmlns:o="urn:schemas-microsoft-com:office:office" xmlns:r="http://schemas.openxmlformats.org/officeDocument/2006/relationships" xmlns:m="http://schemas.openxmlformats.org/officeDocument/2006/math" xmlns:v="urn:schemas-microsoft-com:vml" xmlns:wp14="http://schemas.microsoft.com/office/word/2010/wordprocessingDrawing" xmlns:wp="http://schemas.openxmlformats.org/drawingml/2006/wordprocessingDrawing" xmlns:w10="urn:schemas-microsoft-com:office:word" xmlns:w="http://schemas.openxmlformats.org/wordprocessingml/2006/main" xmlns:w14="http://schemas.microsoft.com/office/word/2010/wordml" xmlns:w15="http://schemas.microsoft.com/office/word/2012/wordml" xmlns:w16cex="http://schemas.microsoft.com/office/word/2018/wordml/cex" xmlns:w16cid="http://schemas.microsoft.com/office/word/2016/wordml/cid" xmlns:w16="http://schemas.microsoft.com/office/word/2018/wordml" xmlns:w16sdtdh="http://schemas.microsoft.com/office/word/2020/wordml/sdtdatahash" xmlns:w16se="http://schemas.microsoft.com/office/word/2015/wordml/symex" xmlns:wpg="http://schemas.microsoft.com/office/word/2010/wordprocessingGroup" xmlns:wpi="http://schemas.microsoft.com/office/word/2010/wordprocessingInk" xmlns:wne="http://schemas.microsoft.com/office/word/2006/wordml" xmlns:wps="http://schemas.microsoft.com/office/word/2010/wordprocessingShape" mc:Ignorable="w14 w15 w16se w16cid w16 w16cex w16sdtdh wp14">
+<w:endnotes xmlns:wpc="http://schemas.microsoft.com/office/word/2010/wordprocessingCanvas" xmlns:cx="http://schemas.microsoft.com/office/drawing/2014/chartex" xmlns:cx1="http://schemas.microsoft.com/office/drawing/2015/9/8/chartex" xmlns:cx2="http://schemas.microsoft.com/office/drawing/2015/10/21/chartex" xmlns:cx3="http://schemas.microsoft.com/office/drawing/2016/5/9/chartex" xmlns:cx4="http://schemas.microsoft.com/office/drawing/2016/5/10/chartex" xmlns:cx5="http://schemas.microsoft.com/office/drawing/2016/5/11/chartex" xmlns:cx6="http://schemas.microsoft.com/office/drawing/2016/5/12/chartex" xmlns:cx7="http://schemas.microsoft.com/office/drawing/2016/5/13/chartex" xmlns:cx8="http://schemas.microsoft.com/office/drawing/2016/5/14/chartex" xmlns:mc="http://schemas.openxmlformats.org/markup-compatibility/2006" xmlns:aink="http://schemas.microsoft.com/office/drawing/2016/ink" xmlns:am3d="http://schemas.microsoft.com/office/drawing/2017/model3d" xmlns:o="urn:schemas-microsoft-com:office:office" xmlns:oel="http://schemas.microsoft.com/office/2019/extlst" xmlns:r="http://schemas.openxmlformats.org/officeDocument/2006/relationships" xmlns:m="http://schemas.openxmlformats.org/officeDocument/2006/math" xmlns:v="urn:schemas-microsoft-com:vml" xmlns:wp14="http://schemas.microsoft.com/office/word/2010/wordprocessingDrawing" xmlns:wp="http://schemas.openxmlformats.org/drawingml/2006/wordprocessingDrawing" xmlns:w10="urn:schemas-microsoft-com:office:word" xmlns:w="http://schemas.openxmlformats.org/wordprocessingml/2006/main" xmlns:w14="http://schemas.microsoft.com/office/word/2010/wordml" xmlns:w15="http://schemas.microsoft.com/office/word/2012/wordml" xmlns:w16cex="http://schemas.microsoft.com/office/word/2018/wordml/cex" xmlns:w16cid="http://schemas.microsoft.com/office/word/2016/wordml/cid" xmlns:w16="http://schemas.microsoft.com/office/word/2018/wordml" xmlns:w16sdtdh="http://schemas.microsoft.com/office/word/2020/wordml/sdtdatahash" xmlns:w16se="http://schemas.microsoft.com/office/word/2015/wordml/symex" xmlns:wpg="http://schemas.microsoft.com/office/word/2010/wordprocessingGroup" xmlns:wpi="http://schemas.microsoft.com/office/word/2010/wordprocessingInk" xmlns:wne="http://schemas.microsoft.com/office/word/2006/wordml" xmlns:wps="http://schemas.microsoft.com/office/word/2010/wordprocessingShape" mc:Ignorable="w14 w15 w16se w16cid w16 w16cex w16sdtdh wp14">
   <w:endnote w:type="separator" w:id="-1">
     <w:p>
       <w:pPr>
@@ -8728,7 +8454,7 @@
 </file>
 
 <file path=word/footer1.xml><?xml version="1.0" encoding="utf-8"?>
-<w:ftr xmlns:wpc="http://schemas.microsoft.com/office/word/2010/wordprocessingCanvas" xmlns:cx="http://schemas.microsoft.com/office/drawing/2014/chartex" xmlns:cx1="http://schemas.microsoft.com/office/drawing/2015/9/8/chartex" xmlns:cx2="http://schemas.microsoft.com/office/drawing/2015/10/21/chartex" xmlns:cx3="http://schemas.microsoft.com/office/drawing/2016/5/9/chartex" xmlns:cx4="http://schemas.microsoft.com/office/drawing/2016/5/10/chartex" xmlns:cx5="http://schemas.microsoft.com/office/drawing/2016/5/11/chartex" xmlns:cx6="http://schemas.microsoft.com/office/drawing/2016/5/12/chartex" xmlns:cx7="http://schemas.microsoft.com/office/drawing/2016/5/13/chartex" xmlns:cx8="http://schemas.microsoft.com/office/drawing/2016/5/14/chartex" xmlns:mc="http://schemas.openxmlformats.org/markup-compatibility/2006" xmlns:aink="http://schemas.microsoft.com/office/drawing/2016/ink" xmlns:am3d="http://schemas.microsoft.com/office/drawing/2017/model3d" xmlns:o="urn:schemas-microsoft-com:office:office" xmlns:r="http://schemas.openxmlformats.org/officeDocument/2006/relationships" xmlns:m="http://schemas.openxmlformats.org/officeDocument/2006/math" xmlns:v="urn:schemas-microsoft-com:vml" xmlns:wp14="http://schemas.microsoft.com/office/word/2010/wordprocessingDrawing" xmlns:wp="http://schemas.openxmlformats.org/drawingml/2006/wordprocessingDrawing" xmlns:w10="urn:schemas-microsoft-com:office:word" xmlns:w="http://schemas.openxmlformats.org/wordprocessingml/2006/main" xmlns:w14="http://schemas.microsoft.com/office/word/2010/wordml" xmlns:w15="http://schemas.microsoft.com/office/word/2012/wordml" xmlns:w16cex="http://schemas.microsoft.com/office/word/2018/wordml/cex" xmlns:w16cid="http://schemas.microsoft.com/office/word/2016/wordml/cid" xmlns:w16="http://schemas.microsoft.com/office/word/2018/wordml" xmlns:w16sdtdh="http://schemas.microsoft.com/office/word/2020/wordml/sdtdatahash" xmlns:w16se="http://schemas.microsoft.com/office/word/2015/wordml/symex" xmlns:wpg="http://schemas.microsoft.com/office/word/2010/wordprocessingGroup" xmlns:wpi="http://schemas.microsoft.com/office/word/2010/wordprocessingInk" xmlns:wne="http://schemas.microsoft.com/office/word/2006/wordml" xmlns:wps="http://schemas.microsoft.com/office/word/2010/wordprocessingShape" mc:Ignorable="w14 w15 w16se w16cid w16 w16cex w16sdtdh wp14">
+<w:ftr xmlns:wpc="http://schemas.microsoft.com/office/word/2010/wordprocessingCanvas" xmlns:cx="http://schemas.microsoft.com/office/drawing/2014/chartex" xmlns:cx1="http://schemas.microsoft.com/office/drawing/2015/9/8/chartex" xmlns:cx2="http://schemas.microsoft.com/office/drawing/2015/10/21/chartex" xmlns:cx3="http://schemas.microsoft.com/office/drawing/2016/5/9/chartex" xmlns:cx4="http://schemas.microsoft.com/office/drawing/2016/5/10/chartex" xmlns:cx5="http://schemas.microsoft.com/office/drawing/2016/5/11/chartex" xmlns:cx6="http://schemas.microsoft.com/office/drawing/2016/5/12/chartex" xmlns:cx7="http://schemas.microsoft.com/office/drawing/2016/5/13/chartex" xmlns:cx8="http://schemas.microsoft.com/office/drawing/2016/5/14/chartex" xmlns:mc="http://schemas.openxmlformats.org/markup-compatibility/2006" xmlns:aink="http://schemas.microsoft.com/office/drawing/2016/ink" xmlns:am3d="http://schemas.microsoft.com/office/drawing/2017/model3d" xmlns:o="urn:schemas-microsoft-com:office:office" xmlns:oel="http://schemas.microsoft.com/office/2019/extlst" xmlns:r="http://schemas.openxmlformats.org/officeDocument/2006/relationships" xmlns:m="http://schemas.openxmlformats.org/officeDocument/2006/math" xmlns:v="urn:schemas-microsoft-com:vml" xmlns:wp14="http://schemas.microsoft.com/office/word/2010/wordprocessingDrawing" xmlns:wp="http://schemas.openxmlformats.org/drawingml/2006/wordprocessingDrawing" xmlns:w10="urn:schemas-microsoft-com:office:word" xmlns:w="http://schemas.openxmlformats.org/wordprocessingml/2006/main" xmlns:w14="http://schemas.microsoft.com/office/word/2010/wordml" xmlns:w15="http://schemas.microsoft.com/office/word/2012/wordml" xmlns:w16cex="http://schemas.microsoft.com/office/word/2018/wordml/cex" xmlns:w16cid="http://schemas.microsoft.com/office/word/2016/wordml/cid" xmlns:w16="http://schemas.microsoft.com/office/word/2018/wordml" xmlns:w16sdtdh="http://schemas.microsoft.com/office/word/2020/wordml/sdtdatahash" xmlns:w16se="http://schemas.microsoft.com/office/word/2015/wordml/symex" xmlns:wpg="http://schemas.microsoft.com/office/word/2010/wordprocessingGroup" xmlns:wpi="http://schemas.microsoft.com/office/word/2010/wordprocessingInk" xmlns:wne="http://schemas.microsoft.com/office/word/2006/wordml" xmlns:wps="http://schemas.microsoft.com/office/word/2010/wordprocessingShape" mc:Ignorable="w14 w15 w16se w16cid w16 w16cex w16sdtdh wp14">
   <w:sdt>
     <w:sdtPr>
       <w:id w:val="432916386"/>
@@ -8737,11 +8463,10 @@
         <w:docPartUnique/>
       </w:docPartObj>
     </w:sdtPr>
-    <w:sdtEndPr/>
     <w:sdtContent>
       <w:p>
         <w:pPr>
-          <w:pStyle w:val="ab"/>
+          <w:pStyle w:val="Footer"/>
           <w:jc w:val="center"/>
         </w:pPr>
         <w:r>
@@ -8770,14 +8495,14 @@
   </w:sdt>
   <w:p>
     <w:pPr>
-      <w:pStyle w:val="ab"/>
+      <w:pStyle w:val="Footer"/>
     </w:pPr>
   </w:p>
 </w:ftr>
 </file>
 
 <file path=word/footnotes.xml><?xml version="1.0" encoding="utf-8"?>
-<w:footnotes xmlns:wpc="http://schemas.microsoft.com/office/word/2010/wordprocessingCanvas" xmlns:cx="http://schemas.microsoft.com/office/drawing/2014/chartex" xmlns:cx1="http://schemas.microsoft.com/office/drawing/2015/9/8/chartex" xmlns:cx2="http://schemas.microsoft.com/office/drawing/2015/10/21/chartex" xmlns:cx3="http://schemas.microsoft.com/office/drawing/2016/5/9/chartex" xmlns:cx4="http://schemas.microsoft.com/office/drawing/2016/5/10/chartex" xmlns:cx5="http://schemas.microsoft.com/office/drawing/2016/5/11/chartex" xmlns:cx6="http://schemas.microsoft.com/office/drawing/2016/5/12/chartex" xmlns:cx7="http://schemas.microsoft.com/office/drawing/2016/5/13/chartex" xmlns:cx8="http://schemas.microsoft.com/office/drawing/2016/5/14/chartex" xmlns:mc="http://schemas.openxmlformats.org/markup-compatibility/2006" xmlns:aink="http://schemas.microsoft.com/office/drawing/2016/ink" xmlns:am3d="http://schemas.microsoft.com/office/drawing/2017/model3d" xmlns:o="urn:schemas-microsoft-com:office:office" xmlns:r="http://schemas.openxmlformats.org/officeDocument/2006/relationships" xmlns:m="http://schemas.openxmlformats.org/officeDocument/2006/math" xmlns:v="urn:schemas-microsoft-com:vml" xmlns:wp14="http://schemas.microsoft.com/office/word/2010/wordprocessingDrawing" xmlns:wp="http://schemas.openxmlformats.org/drawingml/2006/wordprocessingDrawing" xmlns:w10="urn:schemas-microsoft-com:office:word" xmlns:w="http://schemas.openxmlformats.org/wordprocessingml/2006/main" xmlns:w14="http://schemas.microsoft.com/office/word/2010/wordml" xmlns:w15="http://schemas.microsoft.com/office/word/2012/wordml" xmlns:w16cex="http://schemas.microsoft.com/office/word/2018/wordml/cex" xmlns:w16cid="http://schemas.microsoft.com/office/word/2016/wordml/cid" xmlns:w16="http://schemas.microsoft.com/office/word/2018/wordml" xmlns:w16sdtdh="http://schemas.microsoft.com/office/word/2020/wordml/sdtdatahash" xmlns:w16se="http://schemas.microsoft.com/office/word/2015/wordml/symex" xmlns:wpg="http://schemas.microsoft.com/office/word/2010/wordprocessingGroup" xmlns:wpi="http://schemas.microsoft.com/office/word/2010/wordprocessingInk" xmlns:wne="http://schemas.microsoft.com/office/word/2006/wordml" xmlns:wps="http://schemas.microsoft.com/office/word/2010/wordprocessingShape" mc:Ignorable="w14 w15 w16se w16cid w16 w16cex w16sdtdh wp14">
+<w:footnotes xmlns:wpc="http://schemas.microsoft.com/office/word/2010/wordprocessingCanvas" xmlns:cx="http://schemas.microsoft.com/office/drawing/2014/chartex" xmlns:cx1="http://schemas.microsoft.com/office/drawing/2015/9/8/chartex" xmlns:cx2="http://schemas.microsoft.com/office/drawing/2015/10/21/chartex" xmlns:cx3="http://schemas.microsoft.com/office/drawing/2016/5/9/chartex" xmlns:cx4="http://schemas.microsoft.com/office/drawing/2016/5/10/chartex" xmlns:cx5="http://schemas.microsoft.com/office/drawing/2016/5/11/chartex" xmlns:cx6="http://schemas.microsoft.com/office/drawing/2016/5/12/chartex" xmlns:cx7="http://schemas.microsoft.com/office/drawing/2016/5/13/chartex" xmlns:cx8="http://schemas.microsoft.com/office/drawing/2016/5/14/chartex" xmlns:mc="http://schemas.openxmlformats.org/markup-compatibility/2006" xmlns:aink="http://schemas.microsoft.com/office/drawing/2016/ink" xmlns:am3d="http://schemas.microsoft.com/office/drawing/2017/model3d" xmlns:o="urn:schemas-microsoft-com:office:office" xmlns:oel="http://schemas.microsoft.com/office/2019/extlst" xmlns:r="http://schemas.openxmlformats.org/officeDocument/2006/relationships" xmlns:m="http://schemas.openxmlformats.org/officeDocument/2006/math" xmlns:v="urn:schemas-microsoft-com:vml" xmlns:wp14="http://schemas.microsoft.com/office/word/2010/wordprocessingDrawing" xmlns:wp="http://schemas.openxmlformats.org/drawingml/2006/wordprocessingDrawing" xmlns:w10="urn:schemas-microsoft-com:office:word" xmlns:w="http://schemas.openxmlformats.org/wordprocessingml/2006/main" xmlns:w14="http://schemas.microsoft.com/office/word/2010/wordml" xmlns:w15="http://schemas.microsoft.com/office/word/2012/wordml" xmlns:w16cex="http://schemas.microsoft.com/office/word/2018/wordml/cex" xmlns:w16cid="http://schemas.microsoft.com/office/word/2016/wordml/cid" xmlns:w16="http://schemas.microsoft.com/office/word/2018/wordml" xmlns:w16sdtdh="http://schemas.microsoft.com/office/word/2020/wordml/sdtdatahash" xmlns:w16se="http://schemas.microsoft.com/office/word/2015/wordml/symex" xmlns:wpg="http://schemas.microsoft.com/office/word/2010/wordprocessingGroup" xmlns:wpi="http://schemas.microsoft.com/office/word/2010/wordprocessingInk" xmlns:wne="http://schemas.microsoft.com/office/word/2006/wordml" xmlns:wps="http://schemas.microsoft.com/office/word/2010/wordprocessingShape" mc:Ignorable="w14 w15 w16se w16cid w16 w16cex w16sdtdh wp14">
   <w:footnote w:type="separator" w:id="-1">
     <w:p>
       <w:pPr>
@@ -8802,7 +8527,7 @@
 </file>
 
 <file path=word/numbering.xml><?xml version="1.0" encoding="utf-8"?>
-<w:numbering xmlns:wpc="http://schemas.microsoft.com/office/word/2010/wordprocessingCanvas" xmlns:cx="http://schemas.microsoft.com/office/drawing/2014/chartex" xmlns:cx1="http://schemas.microsoft.com/office/drawing/2015/9/8/chartex" xmlns:cx2="http://schemas.microsoft.com/office/drawing/2015/10/21/chartex" xmlns:cx3="http://schemas.microsoft.com/office/drawing/2016/5/9/chartex" xmlns:cx4="http://schemas.microsoft.com/office/drawing/2016/5/10/chartex" xmlns:cx5="http://schemas.microsoft.com/office/drawing/2016/5/11/chartex" xmlns:cx6="http://schemas.microsoft.com/office/drawing/2016/5/12/chartex" xmlns:cx7="http://schemas.microsoft.com/office/drawing/2016/5/13/chartex" xmlns:cx8="http://schemas.microsoft.com/office/drawing/2016/5/14/chartex" xmlns:mc="http://schemas.openxmlformats.org/markup-compatibility/2006" xmlns:aink="http://schemas.microsoft.com/office/drawing/2016/ink" xmlns:am3d="http://schemas.microsoft.com/office/drawing/2017/model3d" xmlns:o="urn:schemas-microsoft-com:office:office" xmlns:r="http://schemas.openxmlformats.org/officeDocument/2006/relationships" xmlns:m="http://schemas.openxmlformats.org/officeDocument/2006/math" xmlns:v="urn:schemas-microsoft-com:vml" xmlns:wp14="http://schemas.microsoft.com/office/word/2010/wordprocessingDrawing" xmlns:wp="http://schemas.openxmlformats.org/drawingml/2006/wordprocessingDrawing" xmlns:w10="urn:schemas-microsoft-com:office:word" xmlns:w="http://schemas.openxmlformats.org/wordprocessingml/2006/main" xmlns:w14="http://schemas.microsoft.com/office/word/2010/wordml" xmlns:w15="http://schemas.microsoft.com/office/word/2012/wordml" xmlns:w16cex="http://schemas.microsoft.com/office/word/2018/wordml/cex" xmlns:w16cid="http://schemas.microsoft.com/office/word/2016/wordml/cid" xmlns:w16="http://schemas.microsoft.com/office/word/2018/wordml" xmlns:w16sdtdh="http://schemas.microsoft.com/office/word/2020/wordml/sdtdatahash" xmlns:w16se="http://schemas.microsoft.com/office/word/2015/wordml/symex" xmlns:wpg="http://schemas.microsoft.com/office/word/2010/wordprocessingGroup" xmlns:wpi="http://schemas.microsoft.com/office/word/2010/wordprocessingInk" xmlns:wne="http://schemas.microsoft.com/office/word/2006/wordml" xmlns:wps="http://schemas.microsoft.com/office/word/2010/wordprocessingShape" mc:Ignorable="w14 w15 w16se w16cid w16 w16cex w16sdtdh wp14">
+<w:numbering xmlns:wpc="http://schemas.microsoft.com/office/word/2010/wordprocessingCanvas" xmlns:cx="http://schemas.microsoft.com/office/drawing/2014/chartex" xmlns:cx1="http://schemas.microsoft.com/office/drawing/2015/9/8/chartex" xmlns:cx2="http://schemas.microsoft.com/office/drawing/2015/10/21/chartex" xmlns:cx3="http://schemas.microsoft.com/office/drawing/2016/5/9/chartex" xmlns:cx4="http://schemas.microsoft.com/office/drawing/2016/5/10/chartex" xmlns:cx5="http://schemas.microsoft.com/office/drawing/2016/5/11/chartex" xmlns:cx6="http://schemas.microsoft.com/office/drawing/2016/5/12/chartex" xmlns:cx7="http://schemas.microsoft.com/office/drawing/2016/5/13/chartex" xmlns:cx8="http://schemas.microsoft.com/office/drawing/2016/5/14/chartex" xmlns:mc="http://schemas.openxmlformats.org/markup-compatibility/2006" xmlns:aink="http://schemas.microsoft.com/office/drawing/2016/ink" xmlns:am3d="http://schemas.microsoft.com/office/drawing/2017/model3d" xmlns:o="urn:schemas-microsoft-com:office:office" xmlns:oel="http://schemas.microsoft.com/office/2019/extlst" xmlns:r="http://schemas.openxmlformats.org/officeDocument/2006/relationships" xmlns:m="http://schemas.openxmlformats.org/officeDocument/2006/math" xmlns:v="urn:schemas-microsoft-com:vml" xmlns:wp14="http://schemas.microsoft.com/office/word/2010/wordprocessingDrawing" xmlns:wp="http://schemas.openxmlformats.org/drawingml/2006/wordprocessingDrawing" xmlns:w10="urn:schemas-microsoft-com:office:word" xmlns:w="http://schemas.openxmlformats.org/wordprocessingml/2006/main" xmlns:w14="http://schemas.microsoft.com/office/word/2010/wordml" xmlns:w15="http://schemas.microsoft.com/office/word/2012/wordml" xmlns:w16cex="http://schemas.microsoft.com/office/word/2018/wordml/cex" xmlns:w16cid="http://schemas.microsoft.com/office/word/2016/wordml/cid" xmlns:w16="http://schemas.microsoft.com/office/word/2018/wordml" xmlns:w16sdtdh="http://schemas.microsoft.com/office/word/2020/wordml/sdtdatahash" xmlns:w16se="http://schemas.microsoft.com/office/word/2015/wordml/symex" xmlns:wpg="http://schemas.microsoft.com/office/word/2010/wordprocessingGroup" xmlns:wpi="http://schemas.microsoft.com/office/word/2010/wordprocessingInk" xmlns:wne="http://schemas.microsoft.com/office/word/2006/wordml" xmlns:wps="http://schemas.microsoft.com/office/word/2010/wordprocessingShape" mc:Ignorable="w14 w15 w16se w16cid w16 w16cex w16sdtdh wp14">
   <w:abstractNum w:abstractNumId="0" w15:restartNumberingAfterBreak="0">
     <w:nsid w:val="18BC1959"/>
     <w:multiLevelType w:val="hybridMultilevel"/>
@@ -9003,6 +8728,95 @@
     </w:lvl>
   </w:abstractNum>
   <w:abstractNum w:abstractNumId="2" w15:restartNumberingAfterBreak="0">
+    <w:nsid w:val="21C36AAA"/>
+    <w:multiLevelType w:val="hybridMultilevel"/>
+    <w:tmpl w:val="8970329A"/>
+    <w:lvl w:ilvl="0" w:tplc="2368BDD8">
+      <w:start w:val="1"/>
+      <w:numFmt w:val="decimal"/>
+      <w:lvlText w:val="%1."/>
+      <w:lvlJc w:val="left"/>
+      <w:pPr>
+        <w:ind w:left="1069" w:hanging="360"/>
+      </w:pPr>
+      <w:rPr>
+        <w:rFonts w:hint="default"/>
+      </w:rPr>
+    </w:lvl>
+    <w:lvl w:ilvl="1" w:tplc="04190019" w:tentative="1">
+      <w:start w:val="1"/>
+      <w:numFmt w:val="lowerLetter"/>
+      <w:lvlText w:val="%2."/>
+      <w:lvlJc w:val="left"/>
+      <w:pPr>
+        <w:ind w:left="1789" w:hanging="360"/>
+      </w:pPr>
+    </w:lvl>
+    <w:lvl w:ilvl="2" w:tplc="0419001B" w:tentative="1">
+      <w:start w:val="1"/>
+      <w:numFmt w:val="lowerRoman"/>
+      <w:lvlText w:val="%3."/>
+      <w:lvlJc w:val="right"/>
+      <w:pPr>
+        <w:ind w:left="2509" w:hanging="180"/>
+      </w:pPr>
+    </w:lvl>
+    <w:lvl w:ilvl="3" w:tplc="0419000F" w:tentative="1">
+      <w:start w:val="1"/>
+      <w:numFmt w:val="decimal"/>
+      <w:lvlText w:val="%4."/>
+      <w:lvlJc w:val="left"/>
+      <w:pPr>
+        <w:ind w:left="3229" w:hanging="360"/>
+      </w:pPr>
+    </w:lvl>
+    <w:lvl w:ilvl="4" w:tplc="04190019" w:tentative="1">
+      <w:start w:val="1"/>
+      <w:numFmt w:val="lowerLetter"/>
+      <w:lvlText w:val="%5."/>
+      <w:lvlJc w:val="left"/>
+      <w:pPr>
+        <w:ind w:left="3949" w:hanging="360"/>
+      </w:pPr>
+    </w:lvl>
+    <w:lvl w:ilvl="5" w:tplc="0419001B" w:tentative="1">
+      <w:start w:val="1"/>
+      <w:numFmt w:val="lowerRoman"/>
+      <w:lvlText w:val="%6."/>
+      <w:lvlJc w:val="right"/>
+      <w:pPr>
+        <w:ind w:left="4669" w:hanging="180"/>
+      </w:pPr>
+    </w:lvl>
+    <w:lvl w:ilvl="6" w:tplc="0419000F" w:tentative="1">
+      <w:start w:val="1"/>
+      <w:numFmt w:val="decimal"/>
+      <w:lvlText w:val="%7."/>
+      <w:lvlJc w:val="left"/>
+      <w:pPr>
+        <w:ind w:left="5389" w:hanging="360"/>
+      </w:pPr>
+    </w:lvl>
+    <w:lvl w:ilvl="7" w:tplc="04190019" w:tentative="1">
+      <w:start w:val="1"/>
+      <w:numFmt w:val="lowerLetter"/>
+      <w:lvlText w:val="%8."/>
+      <w:lvlJc w:val="left"/>
+      <w:pPr>
+        <w:ind w:left="6109" w:hanging="360"/>
+      </w:pPr>
+    </w:lvl>
+    <w:lvl w:ilvl="8" w:tplc="0419001B" w:tentative="1">
+      <w:start w:val="1"/>
+      <w:numFmt w:val="lowerRoman"/>
+      <w:lvlText w:val="%9."/>
+      <w:lvlJc w:val="right"/>
+      <w:pPr>
+        <w:ind w:left="6829" w:hanging="180"/>
+      </w:pPr>
+    </w:lvl>
+  </w:abstractNum>
+  <w:abstractNum w:abstractNumId="3" w15:restartNumberingAfterBreak="0">
     <w:nsid w:val="2220657C"/>
     <w:multiLevelType w:val="multilevel"/>
     <w:tmpl w:val="1876CC66"/>
@@ -9151,7 +8965,7 @@
       </w:rPr>
     </w:lvl>
   </w:abstractNum>
-  <w:abstractNum w:abstractNumId="3" w15:restartNumberingAfterBreak="0">
+  <w:abstractNum w:abstractNumId="4" w15:restartNumberingAfterBreak="0">
     <w:nsid w:val="27F809DE"/>
     <w:multiLevelType w:val="hybridMultilevel"/>
     <w:tmpl w:val="4C688E20"/>
@@ -9264,7 +9078,7 @@
       </w:rPr>
     </w:lvl>
   </w:abstractNum>
-  <w:abstractNum w:abstractNumId="4" w15:restartNumberingAfterBreak="0">
+  <w:abstractNum w:abstractNumId="5" w15:restartNumberingAfterBreak="0">
     <w:nsid w:val="2C434FEF"/>
     <w:multiLevelType w:val="hybridMultilevel"/>
     <w:tmpl w:val="75A6ED68"/>
@@ -9377,7 +9191,7 @@
       </w:rPr>
     </w:lvl>
   </w:abstractNum>
-  <w:abstractNum w:abstractNumId="5" w15:restartNumberingAfterBreak="0">
+  <w:abstractNum w:abstractNumId="6" w15:restartNumberingAfterBreak="0">
     <w:nsid w:val="2CAC75E9"/>
     <w:multiLevelType w:val="multilevel"/>
     <w:tmpl w:val="0419001F"/>
@@ -9463,7 +9277,7 @@
       </w:pPr>
     </w:lvl>
   </w:abstractNum>
-  <w:abstractNum w:abstractNumId="6" w15:restartNumberingAfterBreak="0">
+  <w:abstractNum w:abstractNumId="7" w15:restartNumberingAfterBreak="0">
     <w:nsid w:val="30172AEB"/>
     <w:multiLevelType w:val="multilevel"/>
     <w:tmpl w:val="529C8EF0"/>
@@ -9577,7 +9391,7 @@
       </w:rPr>
     </w:lvl>
   </w:abstractNum>
-  <w:abstractNum w:abstractNumId="7" w15:restartNumberingAfterBreak="0">
+  <w:abstractNum w:abstractNumId="8" w15:restartNumberingAfterBreak="0">
     <w:nsid w:val="30335A95"/>
     <w:multiLevelType w:val="multilevel"/>
     <w:tmpl w:val="7C5EAAC0"/>
@@ -9726,7 +9540,7 @@
       </w:rPr>
     </w:lvl>
   </w:abstractNum>
-  <w:abstractNum w:abstractNumId="8" w15:restartNumberingAfterBreak="0">
+  <w:abstractNum w:abstractNumId="9" w15:restartNumberingAfterBreak="0">
     <w:nsid w:val="31EE32D4"/>
     <w:multiLevelType w:val="hybridMultilevel"/>
     <w:tmpl w:val="204C4DA4"/>
@@ -9839,7 +9653,7 @@
       </w:rPr>
     </w:lvl>
   </w:abstractNum>
-  <w:abstractNum w:abstractNumId="9" w15:restartNumberingAfterBreak="0">
+  <w:abstractNum w:abstractNumId="10" w15:restartNumberingAfterBreak="0">
     <w:nsid w:val="385677E8"/>
     <w:multiLevelType w:val="hybridMultilevel"/>
     <w:tmpl w:val="C106AD8C"/>
@@ -9952,7 +9766,7 @@
       </w:rPr>
     </w:lvl>
   </w:abstractNum>
-  <w:abstractNum w:abstractNumId="10" w15:restartNumberingAfterBreak="0">
+  <w:abstractNum w:abstractNumId="11" w15:restartNumberingAfterBreak="0">
     <w:nsid w:val="3C670A6C"/>
     <w:multiLevelType w:val="multilevel"/>
     <w:tmpl w:val="4E742F8C"/>
@@ -10073,7 +9887,7 @@
       </w:rPr>
     </w:lvl>
   </w:abstractNum>
-  <w:abstractNum w:abstractNumId="11" w15:restartNumberingAfterBreak="0">
+  <w:abstractNum w:abstractNumId="12" w15:restartNumberingAfterBreak="0">
     <w:nsid w:val="3E7C595D"/>
     <w:multiLevelType w:val="multilevel"/>
     <w:tmpl w:val="FD3C6EC4"/>
@@ -10186,7 +10000,7 @@
       </w:rPr>
     </w:lvl>
   </w:abstractNum>
-  <w:abstractNum w:abstractNumId="12" w15:restartNumberingAfterBreak="0">
+  <w:abstractNum w:abstractNumId="13" w15:restartNumberingAfterBreak="0">
     <w:nsid w:val="43182281"/>
     <w:multiLevelType w:val="hybridMultilevel"/>
     <w:tmpl w:val="A7FE5C7A"/>
@@ -10275,7 +10089,7 @@
       </w:pPr>
     </w:lvl>
   </w:abstractNum>
-  <w:abstractNum w:abstractNumId="13" w15:restartNumberingAfterBreak="0">
+  <w:abstractNum w:abstractNumId="14" w15:restartNumberingAfterBreak="0">
     <w:nsid w:val="477C2460"/>
     <w:multiLevelType w:val="hybridMultilevel"/>
     <w:tmpl w:val="F91AF1A8"/>
@@ -10364,7 +10178,7 @@
       </w:pPr>
     </w:lvl>
   </w:abstractNum>
-  <w:abstractNum w:abstractNumId="14" w15:restartNumberingAfterBreak="0">
+  <w:abstractNum w:abstractNumId="15" w15:restartNumberingAfterBreak="0">
     <w:nsid w:val="4ADE6B00"/>
     <w:multiLevelType w:val="multilevel"/>
     <w:tmpl w:val="3290397A"/>
@@ -10513,7 +10327,7 @@
       </w:rPr>
     </w:lvl>
   </w:abstractNum>
-  <w:abstractNum w:abstractNumId="15" w15:restartNumberingAfterBreak="0">
+  <w:abstractNum w:abstractNumId="16" w15:restartNumberingAfterBreak="0">
     <w:nsid w:val="580214C6"/>
     <w:multiLevelType w:val="hybridMultilevel"/>
     <w:tmpl w:val="10167C46"/>
@@ -10605,7 +10419,7 @@
       </w:pPr>
     </w:lvl>
   </w:abstractNum>
-  <w:abstractNum w:abstractNumId="16" w15:restartNumberingAfterBreak="0">
+  <w:abstractNum w:abstractNumId="17" w15:restartNumberingAfterBreak="0">
     <w:nsid w:val="5BBC7EA8"/>
     <w:multiLevelType w:val="multilevel"/>
     <w:tmpl w:val="98AC8C22"/>
@@ -10718,7 +10532,7 @@
       </w:rPr>
     </w:lvl>
   </w:abstractNum>
-  <w:abstractNum w:abstractNumId="17" w15:restartNumberingAfterBreak="0">
+  <w:abstractNum w:abstractNumId="18" w15:restartNumberingAfterBreak="0">
     <w:nsid w:val="622905DA"/>
     <w:multiLevelType w:val="hybridMultilevel"/>
     <w:tmpl w:val="63F654F4"/>
@@ -10831,7 +10645,7 @@
       </w:rPr>
     </w:lvl>
   </w:abstractNum>
-  <w:abstractNum w:abstractNumId="18" w15:restartNumberingAfterBreak="0">
+  <w:abstractNum w:abstractNumId="19" w15:restartNumberingAfterBreak="0">
     <w:nsid w:val="63865FE8"/>
     <w:multiLevelType w:val="multilevel"/>
     <w:tmpl w:val="877AEB0E"/>
@@ -10976,7 +10790,7 @@
       </w:rPr>
     </w:lvl>
   </w:abstractNum>
-  <w:abstractNum w:abstractNumId="19" w15:restartNumberingAfterBreak="0">
+  <w:abstractNum w:abstractNumId="20" w15:restartNumberingAfterBreak="0">
     <w:nsid w:val="694D6DDA"/>
     <w:multiLevelType w:val="multilevel"/>
     <w:tmpl w:val="043A97C0"/>
@@ -11125,7 +10939,7 @@
       </w:rPr>
     </w:lvl>
   </w:abstractNum>
-  <w:abstractNum w:abstractNumId="20" w15:restartNumberingAfterBreak="0">
+  <w:abstractNum w:abstractNumId="21" w15:restartNumberingAfterBreak="0">
     <w:nsid w:val="6A81262E"/>
     <w:multiLevelType w:val="multilevel"/>
     <w:tmpl w:val="E3164A76"/>
@@ -11238,7 +11052,7 @@
       </w:rPr>
     </w:lvl>
   </w:abstractNum>
-  <w:abstractNum w:abstractNumId="21" w15:restartNumberingAfterBreak="0">
+  <w:abstractNum w:abstractNumId="22" w15:restartNumberingAfterBreak="0">
     <w:nsid w:val="6EFB54E0"/>
     <w:multiLevelType w:val="multilevel"/>
     <w:tmpl w:val="C52E105A"/>
@@ -11383,7 +11197,7 @@
       </w:rPr>
     </w:lvl>
   </w:abstractNum>
-  <w:abstractNum w:abstractNumId="22" w15:restartNumberingAfterBreak="0">
+  <w:abstractNum w:abstractNumId="23" w15:restartNumberingAfterBreak="0">
     <w:nsid w:val="6F322751"/>
     <w:multiLevelType w:val="hybridMultilevel"/>
     <w:tmpl w:val="00588EF2"/>
@@ -11496,7 +11310,7 @@
       </w:rPr>
     </w:lvl>
   </w:abstractNum>
-  <w:abstractNum w:abstractNumId="23" w15:restartNumberingAfterBreak="0">
+  <w:abstractNum w:abstractNumId="24" w15:restartNumberingAfterBreak="0">
     <w:nsid w:val="719A6D7D"/>
     <w:multiLevelType w:val="multilevel"/>
     <w:tmpl w:val="4D0880C0"/>
@@ -11610,7 +11424,7 @@
       </w:rPr>
     </w:lvl>
   </w:abstractNum>
-  <w:abstractNum w:abstractNumId="24" w15:restartNumberingAfterBreak="0">
+  <w:abstractNum w:abstractNumId="25" w15:restartNumberingAfterBreak="0">
     <w:nsid w:val="72394313"/>
     <w:multiLevelType w:val="hybridMultilevel"/>
     <w:tmpl w:val="FF201F24"/>
@@ -11723,7 +11537,7 @@
       </w:rPr>
     </w:lvl>
   </w:abstractNum>
-  <w:abstractNum w:abstractNumId="25" w15:restartNumberingAfterBreak="0">
+  <w:abstractNum w:abstractNumId="26" w15:restartNumberingAfterBreak="0">
     <w:nsid w:val="77F71765"/>
     <w:multiLevelType w:val="multilevel"/>
     <w:tmpl w:val="1C682072"/>
@@ -11872,7 +11686,7 @@
       </w:rPr>
     </w:lvl>
   </w:abstractNum>
-  <w:abstractNum w:abstractNumId="26" w15:restartNumberingAfterBreak="0">
+  <w:abstractNum w:abstractNumId="27" w15:restartNumberingAfterBreak="0">
     <w:nsid w:val="79435EAB"/>
     <w:multiLevelType w:val="multilevel"/>
     <w:tmpl w:val="476692DE"/>
@@ -11986,86 +11800,89 @@
       </w:rPr>
     </w:lvl>
   </w:abstractNum>
-  <w:num w:numId="1">
+  <w:num w:numId="1" w16cid:durableId="1226143692">
+    <w:abstractNumId w:val="11"/>
+  </w:num>
+  <w:num w:numId="2" w16cid:durableId="689452128">
+    <w:abstractNumId w:val="20"/>
+  </w:num>
+  <w:num w:numId="3" w16cid:durableId="1701516188">
+    <w:abstractNumId w:val="15"/>
+  </w:num>
+  <w:num w:numId="4" w16cid:durableId="749423488">
+    <w:abstractNumId w:val="19"/>
+  </w:num>
+  <w:num w:numId="5" w16cid:durableId="946884622">
+    <w:abstractNumId w:val="26"/>
+  </w:num>
+  <w:num w:numId="6" w16cid:durableId="1301496141">
+    <w:abstractNumId w:val="3"/>
+  </w:num>
+  <w:num w:numId="7" w16cid:durableId="862212564">
+    <w:abstractNumId w:val="9"/>
+  </w:num>
+  <w:num w:numId="8" w16cid:durableId="1973362967">
+    <w:abstractNumId w:val="18"/>
+  </w:num>
+  <w:num w:numId="9" w16cid:durableId="1691640920">
+    <w:abstractNumId w:val="22"/>
+  </w:num>
+  <w:num w:numId="10" w16cid:durableId="449397161">
+    <w:abstractNumId w:val="8"/>
+  </w:num>
+  <w:num w:numId="11" w16cid:durableId="1438866615">
+    <w:abstractNumId w:val="5"/>
+  </w:num>
+  <w:num w:numId="12" w16cid:durableId="1960645632">
+    <w:abstractNumId w:val="25"/>
+  </w:num>
+  <w:num w:numId="13" w16cid:durableId="969941057">
+    <w:abstractNumId w:val="0"/>
+  </w:num>
+  <w:num w:numId="14" w16cid:durableId="1688209373">
+    <w:abstractNumId w:val="4"/>
+  </w:num>
+  <w:num w:numId="15" w16cid:durableId="1322007536">
     <w:abstractNumId w:val="10"/>
   </w:num>
-  <w:num w:numId="2">
-    <w:abstractNumId w:val="19"/>
+  <w:num w:numId="16" w16cid:durableId="1494251379">
+    <w:abstractNumId w:val="17"/>
   </w:num>
-  <w:num w:numId="3">
+  <w:num w:numId="17" w16cid:durableId="1209605181">
+    <w:abstractNumId w:val="24"/>
+  </w:num>
+  <w:num w:numId="18" w16cid:durableId="455610722">
+    <w:abstractNumId w:val="7"/>
+  </w:num>
+  <w:num w:numId="19" w16cid:durableId="220752767">
+    <w:abstractNumId w:val="27"/>
+  </w:num>
+  <w:num w:numId="20" w16cid:durableId="420106131">
+    <w:abstractNumId w:val="6"/>
+  </w:num>
+  <w:num w:numId="21" w16cid:durableId="1091118922">
+    <w:abstractNumId w:val="13"/>
+  </w:num>
+  <w:num w:numId="22" w16cid:durableId="2032487979">
+    <w:abstractNumId w:val="16"/>
+  </w:num>
+  <w:num w:numId="23" w16cid:durableId="552349071">
+    <w:abstractNumId w:val="23"/>
+  </w:num>
+  <w:num w:numId="24" w16cid:durableId="1035736493">
     <w:abstractNumId w:val="14"/>
   </w:num>
-  <w:num w:numId="4">
-    <w:abstractNumId w:val="18"/>
+  <w:num w:numId="25" w16cid:durableId="1023478379">
+    <w:abstractNumId w:val="12"/>
   </w:num>
-  <w:num w:numId="5">
-    <w:abstractNumId w:val="25"/>
-  </w:num>
-  <w:num w:numId="6">
-    <w:abstractNumId w:val="2"/>
-  </w:num>
-  <w:num w:numId="7">
-    <w:abstractNumId w:val="8"/>
-  </w:num>
-  <w:num w:numId="8">
-    <w:abstractNumId w:val="17"/>
-  </w:num>
-  <w:num w:numId="9">
+  <w:num w:numId="26" w16cid:durableId="1879658561">
     <w:abstractNumId w:val="21"/>
   </w:num>
-  <w:num w:numId="10">
-    <w:abstractNumId w:val="7"/>
+  <w:num w:numId="27" w16cid:durableId="171534408">
+    <w:abstractNumId w:val="1"/>
   </w:num>
-  <w:num w:numId="11">
-    <w:abstractNumId w:val="4"/>
-  </w:num>
-  <w:num w:numId="12">
-    <w:abstractNumId w:val="24"/>
-  </w:num>
-  <w:num w:numId="13">
-    <w:abstractNumId w:val="0"/>
-  </w:num>
-  <w:num w:numId="14">
-    <w:abstractNumId w:val="3"/>
-  </w:num>
-  <w:num w:numId="15">
-    <w:abstractNumId w:val="9"/>
-  </w:num>
-  <w:num w:numId="16">
-    <w:abstractNumId w:val="16"/>
-  </w:num>
-  <w:num w:numId="17">
-    <w:abstractNumId w:val="23"/>
-  </w:num>
-  <w:num w:numId="18">
-    <w:abstractNumId w:val="6"/>
-  </w:num>
-  <w:num w:numId="19">
-    <w:abstractNumId w:val="26"/>
-  </w:num>
-  <w:num w:numId="20">
-    <w:abstractNumId w:val="5"/>
-  </w:num>
-  <w:num w:numId="21">
-    <w:abstractNumId w:val="12"/>
-  </w:num>
-  <w:num w:numId="22">
-    <w:abstractNumId w:val="15"/>
-  </w:num>
-  <w:num w:numId="23">
-    <w:abstractNumId w:val="22"/>
-  </w:num>
-  <w:num w:numId="24">
-    <w:abstractNumId w:val="13"/>
-  </w:num>
-  <w:num w:numId="25">
-    <w:abstractNumId w:val="11"/>
-  </w:num>
-  <w:num w:numId="26">
-    <w:abstractNumId w:val="20"/>
-  </w:num>
-  <w:num w:numId="27">
-    <w:abstractNumId w:val="1"/>
+  <w:num w:numId="28" w16cid:durableId="1901476624">
+    <w:abstractNumId w:val="2"/>
   </w:num>
 </w:numbering>
 </file>
@@ -12465,7 +12282,7 @@
     <w:lsdException w:name="Unresolved Mention" w:semiHidden="1" w:unhideWhenUsed="1"/>
     <w:lsdException w:name="Smart Link" w:semiHidden="1" w:unhideWhenUsed="1"/>
   </w:latentStyles>
-  <w:style w:type="paragraph" w:default="1" w:styleId="a">
+  <w:style w:type="paragraph" w:default="1" w:styleId="Normal">
     <w:name w:val="Normal"/>
     <w:qFormat/>
     <w:rsid w:val="00605463"/>
@@ -12479,11 +12296,11 @@
       <w:sz w:val="28"/>
     </w:rPr>
   </w:style>
-  <w:style w:type="paragraph" w:styleId="1">
+  <w:style w:type="paragraph" w:styleId="Heading1">
     <w:name w:val="heading 1"/>
-    <w:basedOn w:val="a"/>
-    <w:next w:val="a"/>
-    <w:link w:val="10"/>
+    <w:basedOn w:val="Normal"/>
+    <w:next w:val="Normal"/>
+    <w:link w:val="Heading1Char"/>
     <w:uiPriority w:val="9"/>
     <w:qFormat/>
     <w:rsid w:val="00605463"/>
@@ -12500,11 +12317,11 @@
       <w:szCs w:val="32"/>
     </w:rPr>
   </w:style>
-  <w:style w:type="paragraph" w:styleId="2">
+  <w:style w:type="paragraph" w:styleId="Heading2">
     <w:name w:val="heading 2"/>
-    <w:basedOn w:val="a"/>
-    <w:next w:val="a"/>
-    <w:link w:val="20"/>
+    <w:basedOn w:val="Normal"/>
+    <w:next w:val="Normal"/>
+    <w:link w:val="Heading2Char"/>
     <w:uiPriority w:val="9"/>
     <w:unhideWhenUsed/>
     <w:qFormat/>
@@ -12521,11 +12338,11 @@
       <w:szCs w:val="26"/>
     </w:rPr>
   </w:style>
-  <w:style w:type="paragraph" w:styleId="3">
+  <w:style w:type="paragraph" w:styleId="Heading3">
     <w:name w:val="heading 3"/>
-    <w:basedOn w:val="a"/>
-    <w:next w:val="a"/>
-    <w:link w:val="30"/>
+    <w:basedOn w:val="Normal"/>
+    <w:next w:val="Normal"/>
+    <w:link w:val="Heading3Char"/>
     <w:uiPriority w:val="9"/>
     <w:unhideWhenUsed/>
     <w:qFormat/>
@@ -12542,11 +12359,11 @@
       <w:szCs w:val="24"/>
     </w:rPr>
   </w:style>
-  <w:style w:type="paragraph" w:styleId="6">
+  <w:style w:type="paragraph" w:styleId="Heading6">
     <w:name w:val="heading 6"/>
-    <w:basedOn w:val="a"/>
-    <w:next w:val="a"/>
-    <w:link w:val="60"/>
+    <w:basedOn w:val="Normal"/>
+    <w:next w:val="Normal"/>
+    <w:link w:val="Heading6Char"/>
     <w:uiPriority w:val="9"/>
     <w:semiHidden/>
     <w:unhideWhenUsed/>
@@ -12568,13 +12385,13 @@
       <w:sz w:val="22"/>
     </w:rPr>
   </w:style>
-  <w:style w:type="character" w:default="1" w:styleId="a0">
+  <w:style w:type="character" w:default="1" w:styleId="DefaultParagraphFont">
     <w:name w:val="Default Paragraph Font"/>
     <w:uiPriority w:val="1"/>
     <w:semiHidden/>
     <w:unhideWhenUsed/>
   </w:style>
-  <w:style w:type="table" w:default="1" w:styleId="a1">
+  <w:style w:type="table" w:default="1" w:styleId="TableNormal">
     <w:name w:val="Normal Table"/>
     <w:uiPriority w:val="99"/>
     <w:semiHidden/>
@@ -12589,15 +12406,15 @@
       </w:tblCellMar>
     </w:tblPr>
   </w:style>
-  <w:style w:type="numbering" w:default="1" w:styleId="a2">
+  <w:style w:type="numbering" w:default="1" w:styleId="NoList">
     <w:name w:val="No List"/>
     <w:uiPriority w:val="99"/>
     <w:semiHidden/>
     <w:unhideWhenUsed/>
   </w:style>
-  <w:style w:type="paragraph" w:styleId="a3">
+  <w:style w:type="paragraph" w:styleId="ListParagraph">
     <w:name w:val="List Paragraph"/>
-    <w:basedOn w:val="a"/>
+    <w:basedOn w:val="Normal"/>
     <w:uiPriority w:val="34"/>
     <w:qFormat/>
     <w:rsid w:val="00A236D9"/>
@@ -12606,10 +12423,10 @@
       <w:contextualSpacing/>
     </w:pPr>
   </w:style>
-  <w:style w:type="character" w:customStyle="1" w:styleId="10">
-    <w:name w:val="Заголовок 1 Знак"/>
-    <w:basedOn w:val="a0"/>
-    <w:link w:val="1"/>
+  <w:style w:type="character" w:customStyle="1" w:styleId="Heading1Char">
+    <w:name w:val="Heading 1 Char"/>
+    <w:basedOn w:val="DefaultParagraphFont"/>
+    <w:link w:val="Heading1"/>
     <w:uiPriority w:val="9"/>
     <w:rsid w:val="00605463"/>
     <w:rPr>
@@ -12619,10 +12436,10 @@
       <w:szCs w:val="32"/>
     </w:rPr>
   </w:style>
-  <w:style w:type="character" w:customStyle="1" w:styleId="20">
-    <w:name w:val="Заголовок 2 Знак"/>
-    <w:basedOn w:val="a0"/>
-    <w:link w:val="2"/>
+  <w:style w:type="character" w:customStyle="1" w:styleId="Heading2Char">
+    <w:name w:val="Heading 2 Char"/>
+    <w:basedOn w:val="DefaultParagraphFont"/>
+    <w:link w:val="Heading2"/>
     <w:uiPriority w:val="9"/>
     <w:rsid w:val="00605463"/>
     <w:rPr>
@@ -12632,10 +12449,10 @@
       <w:szCs w:val="26"/>
     </w:rPr>
   </w:style>
-  <w:style w:type="character" w:customStyle="1" w:styleId="30">
-    <w:name w:val="Заголовок 3 Знак"/>
-    <w:basedOn w:val="a0"/>
-    <w:link w:val="3"/>
+  <w:style w:type="character" w:customStyle="1" w:styleId="Heading3Char">
+    <w:name w:val="Heading 3 Char"/>
+    <w:basedOn w:val="DefaultParagraphFont"/>
+    <w:link w:val="Heading3"/>
     <w:uiPriority w:val="9"/>
     <w:rsid w:val="00605463"/>
     <w:rPr>
@@ -12645,10 +12462,10 @@
       <w:szCs w:val="24"/>
     </w:rPr>
   </w:style>
-  <w:style w:type="paragraph" w:styleId="a4">
+  <w:style w:type="paragraph" w:styleId="TOCHeading">
     <w:name w:val="TOC Heading"/>
-    <w:basedOn w:val="1"/>
-    <w:next w:val="a"/>
+    <w:basedOn w:val="Heading1"/>
+    <w:next w:val="Normal"/>
     <w:uiPriority w:val="39"/>
     <w:unhideWhenUsed/>
     <w:qFormat/>
@@ -12672,10 +12489,10 @@
       <w:lang w:eastAsia="ru-RU"/>
     </w:rPr>
   </w:style>
-  <w:style w:type="paragraph" w:styleId="21">
+  <w:style w:type="paragraph" w:styleId="TOC2">
     <w:name w:val="toc 2"/>
-    <w:basedOn w:val="a"/>
-    <w:next w:val="a"/>
+    <w:basedOn w:val="Normal"/>
+    <w:next w:val="Normal"/>
     <w:autoRedefine/>
     <w:uiPriority w:val="39"/>
     <w:unhideWhenUsed/>
@@ -12685,10 +12502,10 @@
       <w:ind w:left="280"/>
     </w:pPr>
   </w:style>
-  <w:style w:type="paragraph" w:styleId="11">
+  <w:style w:type="paragraph" w:styleId="TOC1">
     <w:name w:val="toc 1"/>
-    <w:basedOn w:val="a"/>
-    <w:next w:val="a"/>
+    <w:basedOn w:val="Normal"/>
+    <w:next w:val="Normal"/>
     <w:autoRedefine/>
     <w:uiPriority w:val="39"/>
     <w:unhideWhenUsed/>
@@ -12697,10 +12514,10 @@
       <w:spacing w:after="100"/>
     </w:pPr>
   </w:style>
-  <w:style w:type="paragraph" w:styleId="31">
+  <w:style w:type="paragraph" w:styleId="TOC3">
     <w:name w:val="toc 3"/>
-    <w:basedOn w:val="a"/>
-    <w:next w:val="a"/>
+    <w:basedOn w:val="Normal"/>
+    <w:next w:val="Normal"/>
     <w:autoRedefine/>
     <w:uiPriority w:val="39"/>
     <w:unhideWhenUsed/>
@@ -12714,9 +12531,9 @@
       <w:ind w:firstLine="1411"/>
     </w:pPr>
   </w:style>
-  <w:style w:type="character" w:styleId="a5">
+  <w:style w:type="character" w:styleId="Hyperlink">
     <w:name w:val="Hyperlink"/>
-    <w:basedOn w:val="a0"/>
+    <w:basedOn w:val="DefaultParagraphFont"/>
     <w:uiPriority w:val="99"/>
     <w:unhideWhenUsed/>
     <w:rsid w:val="008177C4"/>
@@ -12725,10 +12542,10 @@
       <w:u w:val="single"/>
     </w:rPr>
   </w:style>
-  <w:style w:type="paragraph" w:styleId="a6">
+  <w:style w:type="paragraph" w:styleId="BalloonText">
     <w:name w:val="Balloon Text"/>
-    <w:basedOn w:val="a"/>
-    <w:link w:val="a7"/>
+    <w:basedOn w:val="Normal"/>
+    <w:link w:val="BalloonTextChar"/>
     <w:uiPriority w:val="99"/>
     <w:semiHidden/>
     <w:unhideWhenUsed/>
@@ -12742,10 +12559,10 @@
       <w:szCs w:val="16"/>
     </w:rPr>
   </w:style>
-  <w:style w:type="character" w:customStyle="1" w:styleId="a7">
-    <w:name w:val="Текст выноски Знак"/>
-    <w:basedOn w:val="a0"/>
-    <w:link w:val="a6"/>
+  <w:style w:type="character" w:customStyle="1" w:styleId="BalloonTextChar">
+    <w:name w:val="Balloon Text Char"/>
+    <w:basedOn w:val="DefaultParagraphFont"/>
+    <w:link w:val="BalloonText"/>
     <w:uiPriority w:val="99"/>
     <w:semiHidden/>
     <w:rsid w:val="008177C4"/>
@@ -12755,10 +12572,10 @@
       <w:szCs w:val="16"/>
     </w:rPr>
   </w:style>
-  <w:style w:type="character" w:customStyle="1" w:styleId="60">
-    <w:name w:val="Заголовок 6 Знак"/>
-    <w:basedOn w:val="a0"/>
-    <w:link w:val="6"/>
+  <w:style w:type="character" w:customStyle="1" w:styleId="Heading6Char">
+    <w:name w:val="Heading 6 Char"/>
+    <w:basedOn w:val="DefaultParagraphFont"/>
+    <w:link w:val="Heading6"/>
     <w:uiPriority w:val="9"/>
     <w:semiHidden/>
     <w:rsid w:val="00FC2E31"/>
@@ -12769,9 +12586,9 @@
       <w:color w:val="1F4D78" w:themeColor="accent1" w:themeShade="7F"/>
     </w:rPr>
   </w:style>
-  <w:style w:type="paragraph" w:styleId="a8">
+  <w:style w:type="paragraph" w:styleId="NormalWeb">
     <w:name w:val="Normal (Web)"/>
-    <w:basedOn w:val="a"/>
+    <w:basedOn w:val="Normal"/>
     <w:uiPriority w:val="99"/>
     <w:semiHidden/>
     <w:unhideWhenUsed/>
@@ -12788,10 +12605,10 @@
       <w:lang w:eastAsia="ru-RU"/>
     </w:rPr>
   </w:style>
-  <w:style w:type="paragraph" w:styleId="a9">
+  <w:style w:type="paragraph" w:styleId="Header">
     <w:name w:val="header"/>
-    <w:basedOn w:val="a"/>
-    <w:link w:val="aa"/>
+    <w:basedOn w:val="Normal"/>
+    <w:link w:val="HeaderChar"/>
     <w:uiPriority w:val="99"/>
     <w:semiHidden/>
     <w:unhideWhenUsed/>
@@ -12804,10 +12621,10 @@
       <w:spacing w:line="240" w:lineRule="auto"/>
     </w:pPr>
   </w:style>
-  <w:style w:type="character" w:customStyle="1" w:styleId="aa">
-    <w:name w:val="Верхний колонтитул Знак"/>
-    <w:basedOn w:val="a0"/>
-    <w:link w:val="a9"/>
+  <w:style w:type="character" w:customStyle="1" w:styleId="HeaderChar">
+    <w:name w:val="Header Char"/>
+    <w:basedOn w:val="DefaultParagraphFont"/>
+    <w:link w:val="Header"/>
     <w:uiPriority w:val="99"/>
     <w:semiHidden/>
     <w:rsid w:val="00FC2E31"/>
@@ -12816,10 +12633,10 @@
       <w:sz w:val="28"/>
     </w:rPr>
   </w:style>
-  <w:style w:type="paragraph" w:styleId="ab">
+  <w:style w:type="paragraph" w:styleId="Footer">
     <w:name w:val="footer"/>
-    <w:basedOn w:val="a"/>
-    <w:link w:val="ac"/>
+    <w:basedOn w:val="Normal"/>
+    <w:link w:val="FooterChar"/>
     <w:uiPriority w:val="99"/>
     <w:unhideWhenUsed/>
     <w:rsid w:val="00FC2E31"/>
@@ -12831,10 +12648,10 @@
       <w:spacing w:line="240" w:lineRule="auto"/>
     </w:pPr>
   </w:style>
-  <w:style w:type="character" w:customStyle="1" w:styleId="ac">
-    <w:name w:val="Нижний колонтитул Знак"/>
-    <w:basedOn w:val="a0"/>
-    <w:link w:val="ab"/>
+  <w:style w:type="character" w:customStyle="1" w:styleId="FooterChar">
+    <w:name w:val="Footer Char"/>
+    <w:basedOn w:val="DefaultParagraphFont"/>
+    <w:link w:val="Footer"/>
     <w:uiPriority w:val="99"/>
     <w:rsid w:val="00FC2E31"/>
     <w:rPr>
@@ -12842,7 +12659,7 @@
       <w:sz w:val="28"/>
     </w:rPr>
   </w:style>
-  <w:style w:type="paragraph" w:styleId="ad">
+  <w:style w:type="paragraph" w:styleId="NoSpacing">
     <w:name w:val="No Spacing"/>
     <w:uiPriority w:val="1"/>
     <w:qFormat/>
@@ -12857,10 +12674,10 @@
       <w:sz w:val="28"/>
     </w:rPr>
   </w:style>
-  <w:style w:type="paragraph" w:customStyle="1" w:styleId="22">
+  <w:style w:type="paragraph" w:customStyle="1" w:styleId="2">
     <w:name w:val="Стиль2"/>
-    <w:basedOn w:val="2"/>
-    <w:link w:val="23"/>
+    <w:basedOn w:val="Heading2"/>
+    <w:link w:val="20"/>
     <w:qFormat/>
     <w:rsid w:val="00045A25"/>
     <w:pPr>
@@ -12876,10 +12693,10 @@
       <w:lang w:eastAsia="ru-RU"/>
     </w:rPr>
   </w:style>
-  <w:style w:type="character" w:customStyle="1" w:styleId="23">
+  <w:style w:type="character" w:customStyle="1" w:styleId="20">
     <w:name w:val="Стиль2 Знак"/>
-    <w:basedOn w:val="20"/>
-    <w:link w:val="22"/>
+    <w:basedOn w:val="Heading2Char"/>
+    <w:link w:val="2"/>
     <w:locked/>
     <w:rsid w:val="00045A25"/>
     <w:rPr>
@@ -12891,10 +12708,10 @@
       <w:lang w:eastAsia="ru-RU"/>
     </w:rPr>
   </w:style>
-  <w:style w:type="paragraph" w:customStyle="1" w:styleId="32">
+  <w:style w:type="paragraph" w:customStyle="1" w:styleId="3">
     <w:name w:val="Стиль 3"/>
-    <w:basedOn w:val="a"/>
-    <w:link w:val="33"/>
+    <w:basedOn w:val="Normal"/>
+    <w:link w:val="30"/>
     <w:qFormat/>
     <w:rsid w:val="00045A25"/>
     <w:pPr>
@@ -12910,10 +12727,10 @@
       <w:lang w:eastAsia="ru-RU"/>
     </w:rPr>
   </w:style>
-  <w:style w:type="character" w:customStyle="1" w:styleId="33">
+  <w:style w:type="character" w:customStyle="1" w:styleId="30">
     <w:name w:val="Стиль 3 Знак"/>
-    <w:basedOn w:val="a0"/>
-    <w:link w:val="32"/>
+    <w:basedOn w:val="DefaultParagraphFont"/>
+    <w:link w:val="3"/>
     <w:locked/>
     <w:rsid w:val="00045A25"/>
     <w:rPr>
@@ -12925,10 +12742,10 @@
       <w:lang w:eastAsia="ru-RU"/>
     </w:rPr>
   </w:style>
-  <w:style w:type="paragraph" w:styleId="ae">
+  <w:style w:type="paragraph" w:styleId="Caption">
     <w:name w:val="caption"/>
-    <w:basedOn w:val="a"/>
-    <w:next w:val="a"/>
+    <w:basedOn w:val="Normal"/>
+    <w:next w:val="Normal"/>
     <w:uiPriority w:val="35"/>
     <w:unhideWhenUsed/>
     <w:qFormat/>
@@ -12949,10 +12766,10 @@
       <w:lang w:eastAsia="ru-RU"/>
     </w:rPr>
   </w:style>
-  <w:style w:type="paragraph" w:styleId="af">
+  <w:style w:type="paragraph" w:styleId="BodyTextIndent">
     <w:name w:val="Body Text Indent"/>
-    <w:basedOn w:val="a"/>
-    <w:link w:val="af0"/>
+    <w:basedOn w:val="Normal"/>
+    <w:link w:val="BodyTextIndentChar"/>
     <w:rsid w:val="00187099"/>
     <w:pPr>
       <w:suppressAutoHyphens/>
@@ -12967,10 +12784,10 @@
       <w:lang w:eastAsia="zh-CN"/>
     </w:rPr>
   </w:style>
-  <w:style w:type="character" w:customStyle="1" w:styleId="af0">
-    <w:name w:val="Основной текст с отступом Знак"/>
-    <w:basedOn w:val="a0"/>
-    <w:link w:val="af"/>
+  <w:style w:type="character" w:customStyle="1" w:styleId="BodyTextIndentChar">
+    <w:name w:val="Body Text Indent Char"/>
+    <w:basedOn w:val="DefaultParagraphFont"/>
+    <w:link w:val="BodyTextIndent"/>
     <w:rsid w:val="00187099"/>
     <w:rPr>
       <w:rFonts w:ascii="Baskerville Win95BT" w:eastAsia="Times New Roman" w:hAnsi="Baskerville Win95BT" w:cs="Baskerville Win95BT"/>
@@ -12979,10 +12796,10 @@
       <w:lang w:eastAsia="zh-CN"/>
     </w:rPr>
   </w:style>
-  <w:style w:type="paragraph" w:customStyle="1" w:styleId="af1">
+  <w:style w:type="paragraph" w:customStyle="1" w:styleId="a">
     <w:name w:val="ыыыы"/>
-    <w:basedOn w:val="a"/>
-    <w:link w:val="af2"/>
+    <w:basedOn w:val="Normal"/>
+    <w:link w:val="a0"/>
     <w:qFormat/>
     <w:rsid w:val="00187099"/>
     <w:pPr>
@@ -12999,10 +12816,10 @@
       <w:lang w:eastAsia="ar-SA"/>
     </w:rPr>
   </w:style>
-  <w:style w:type="character" w:customStyle="1" w:styleId="af2">
+  <w:style w:type="character" w:customStyle="1" w:styleId="a0">
     <w:name w:val="ыыыы Знак"/>
-    <w:basedOn w:val="a0"/>
-    <w:link w:val="af1"/>
+    <w:basedOn w:val="DefaultParagraphFont"/>
+    <w:link w:val="a"/>
     <w:rsid w:val="00187099"/>
     <w:rPr>
       <w:rFonts w:ascii="Times New Roman" w:eastAsiaTheme="majorEastAsia" w:hAnsi="Times New Roman" w:cs="Times New Roman"/>
@@ -13012,9 +12829,9 @@
       <w:lang w:eastAsia="ar-SA"/>
     </w:rPr>
   </w:style>
-  <w:style w:type="character" w:styleId="af3">
+  <w:style w:type="character" w:styleId="UnresolvedMention">
     <w:name w:val="Unresolved Mention"/>
-    <w:basedOn w:val="a0"/>
+    <w:basedOn w:val="DefaultParagraphFont"/>
     <w:uiPriority w:val="99"/>
     <w:semiHidden/>
     <w:unhideWhenUsed/>
@@ -13024,10 +12841,10 @@
       <w:shd w:val="clear" w:color="auto" w:fill="E1DFDD"/>
     </w:rPr>
   </w:style>
-  <w:style w:type="paragraph" w:styleId="HTML">
+  <w:style w:type="paragraph" w:styleId="HTMLPreformatted">
     <w:name w:val="HTML Preformatted"/>
-    <w:basedOn w:val="a"/>
-    <w:link w:val="HTML0"/>
+    <w:basedOn w:val="Normal"/>
+    <w:link w:val="HTMLPreformattedChar"/>
     <w:uiPriority w:val="99"/>
     <w:semiHidden/>
     <w:unhideWhenUsed/>
@@ -13062,10 +12879,10 @@
       <w:lang w:eastAsia="ru-RU"/>
     </w:rPr>
   </w:style>
-  <w:style w:type="character" w:customStyle="1" w:styleId="HTML0">
-    <w:name w:val="Стандартный HTML Знак"/>
-    <w:basedOn w:val="a0"/>
-    <w:link w:val="HTML"/>
+  <w:style w:type="character" w:customStyle="1" w:styleId="HTMLPreformattedChar">
+    <w:name w:val="HTML Preformatted Char"/>
+    <w:basedOn w:val="DefaultParagraphFont"/>
+    <w:link w:val="HTMLPreformatted"/>
     <w:uiPriority w:val="99"/>
     <w:semiHidden/>
     <w:rsid w:val="00052FE9"/>
@@ -13076,10 +12893,10 @@
       <w:lang w:eastAsia="ru-RU"/>
     </w:rPr>
   </w:style>
-  <w:style w:type="paragraph" w:customStyle="1" w:styleId="af4">
+  <w:style w:type="paragraph" w:customStyle="1" w:styleId="a1">
     <w:name w:val="Заголовок ААГ"/>
-    <w:basedOn w:val="1"/>
-    <w:link w:val="af5"/>
+    <w:basedOn w:val="Heading1"/>
+    <w:link w:val="a2"/>
     <w:qFormat/>
     <w:rsid w:val="000D2858"/>
     <w:pPr>
@@ -13097,10 +12914,10 @@
       <w:lang w:eastAsia="ru-RU"/>
     </w:rPr>
   </w:style>
-  <w:style w:type="character" w:customStyle="1" w:styleId="af5">
+  <w:style w:type="character" w:customStyle="1" w:styleId="a2">
     <w:name w:val="Заголовок ААГ Знак"/>
-    <w:basedOn w:val="a0"/>
-    <w:link w:val="af4"/>
+    <w:basedOn w:val="DefaultParagraphFont"/>
+    <w:link w:val="a1"/>
     <w:rsid w:val="000D2858"/>
     <w:rPr>
       <w:rFonts w:ascii="Times New Roman" w:eastAsiaTheme="majorEastAsia" w:hAnsi="Times New Roman" w:cstheme="majorBidi"/>

--- a/Текст и прочее/Преддипломная практика/Титульный.docx
+++ b/Текст и прочее/Преддипломная практика/Титульный.docx
@@ -2534,224 +2534,18 @@
     </w:p>
     <w:p>
       <w:pPr>
-        <w:pStyle w:val="BodyTextIndent"/>
-        <w:widowControl w:val="0"/>
-        <w:ind w:firstLine="709"/>
-        <w:rPr>
-          <w:rFonts w:ascii="Times New Roman" w:hAnsi="Times New Roman" w:cs="Times New Roman"/>
+        <w:rPr>
           <w:b/>
-          <w:sz w:val="28"/>
-          <w:szCs w:val="28"/>
-          <w:highlight w:val="yellow"/>
-        </w:rPr>
-      </w:pPr>
-      <w:r>
-        <w:rPr>
-          <w:rFonts w:ascii="Times New Roman" w:hAnsi="Times New Roman" w:cs="Times New Roman"/>
-          <w:b/>
-          <w:sz w:val="28"/>
-          <w:szCs w:val="28"/>
-          <w:highlight w:val="yellow"/>
-        </w:rPr>
-        <w:t>Приложение клиент-сервер</w:t>
-      </w:r>
-    </w:p>
-    <w:p>
-      <w:pPr>
-        <w:pStyle w:val="BodyTextIndent"/>
-        <w:widowControl w:val="0"/>
-        <w:ind w:firstLine="709"/>
-        <w:rPr>
-          <w:rFonts w:ascii="Times New Roman" w:hAnsi="Times New Roman" w:cs="Times New Roman"/>
-          <w:b/>
-          <w:sz w:val="28"/>
-          <w:szCs w:val="28"/>
-          <w:highlight w:val="yellow"/>
-        </w:rPr>
-      </w:pPr>
-      <w:r>
-        <w:rPr>
-          <w:rFonts w:ascii="Times New Roman" w:hAnsi="Times New Roman" w:cs="Times New Roman"/>
-          <w:b/>
-          <w:sz w:val="28"/>
-          <w:szCs w:val="28"/>
-          <w:highlight w:val="yellow"/>
-        </w:rPr>
-        <w:t xml:space="preserve">Есть БД </w:t>
-      </w:r>
-      <w:r>
-        <w:rPr>
-          <w:rFonts w:ascii="Times New Roman" w:hAnsi="Times New Roman" w:cs="Times New Roman"/>
-          <w:b/>
-          <w:sz w:val="28"/>
-          <w:szCs w:val="28"/>
-          <w:highlight w:val="yellow"/>
-          <w:lang w:val="en-US"/>
-        </w:rPr>
-        <w:t>ms</w:t>
-      </w:r>
-      <w:r>
-        <w:rPr>
-          <w:rFonts w:ascii="Times New Roman" w:hAnsi="Times New Roman" w:cs="Times New Roman"/>
-          <w:b/>
-          <w:sz w:val="28"/>
-          <w:szCs w:val="28"/>
-          <w:highlight w:val="yellow"/>
-        </w:rPr>
-        <w:t xml:space="preserve"> </w:t>
-      </w:r>
-      <w:r>
-        <w:rPr>
-          <w:rFonts w:ascii="Times New Roman" w:hAnsi="Times New Roman" w:cs="Times New Roman"/>
-          <w:b/>
-          <w:sz w:val="28"/>
-          <w:szCs w:val="28"/>
-          <w:highlight w:val="yellow"/>
-          <w:lang w:val="en-US"/>
-        </w:rPr>
-        <w:t>sql</w:t>
-      </w:r>
-      <w:r>
-        <w:rPr>
-          <w:rFonts w:ascii="Times New Roman" w:hAnsi="Times New Roman" w:cs="Times New Roman"/>
-          <w:b/>
-          <w:sz w:val="28"/>
-          <w:szCs w:val="28"/>
-          <w:highlight w:val="yellow"/>
-        </w:rPr>
-        <w:t xml:space="preserve">, есть клиент, написанный на </w:t>
-      </w:r>
-      <w:r>
-        <w:rPr>
-          <w:rFonts w:ascii="Times New Roman" w:hAnsi="Times New Roman" w:cs="Times New Roman"/>
-          <w:b/>
-          <w:sz w:val="28"/>
-          <w:szCs w:val="28"/>
-          <w:highlight w:val="yellow"/>
-          <w:lang w:val="en-US"/>
-        </w:rPr>
-        <w:t>Avalonia</w:t>
-      </w:r>
-      <w:r>
-        <w:rPr>
-          <w:rFonts w:ascii="Times New Roman" w:hAnsi="Times New Roman" w:cs="Times New Roman"/>
-          <w:b/>
-          <w:sz w:val="28"/>
-          <w:szCs w:val="28"/>
-          <w:highlight w:val="yellow"/>
-        </w:rPr>
-        <w:t xml:space="preserve">, который связан с </w:t>
-      </w:r>
-      <w:r>
-        <w:rPr>
-          <w:rFonts w:ascii="Times New Roman" w:hAnsi="Times New Roman" w:cs="Times New Roman"/>
-          <w:b/>
-          <w:sz w:val="28"/>
-          <w:szCs w:val="28"/>
-          <w:highlight w:val="yellow"/>
-          <w:lang w:val="en-US"/>
-        </w:rPr>
-        <w:t>API</w:t>
-      </w:r>
-      <w:r>
-        <w:rPr>
-          <w:rFonts w:ascii="Times New Roman" w:hAnsi="Times New Roman" w:cs="Times New Roman"/>
-          <w:b/>
-          <w:sz w:val="28"/>
-          <w:szCs w:val="28"/>
-          <w:highlight w:val="yellow"/>
-        </w:rPr>
-        <w:t xml:space="preserve">, написанной на </w:t>
-      </w:r>
-      <w:r>
-        <w:rPr>
-          <w:rFonts w:ascii="Times New Roman" w:hAnsi="Times New Roman" w:cs="Times New Roman"/>
-          <w:b/>
-          <w:sz w:val="28"/>
-          <w:szCs w:val="28"/>
-          <w:highlight w:val="yellow"/>
-          <w:lang w:val="en-US"/>
-        </w:rPr>
-        <w:t>ASP</w:t>
-      </w:r>
-      <w:r>
-        <w:rPr>
-          <w:rFonts w:ascii="Times New Roman" w:hAnsi="Times New Roman" w:cs="Times New Roman"/>
-          <w:b/>
-          <w:sz w:val="28"/>
-          <w:szCs w:val="28"/>
-          <w:highlight w:val="yellow"/>
-        </w:rPr>
-        <w:t xml:space="preserve">, которая связана с БД </w:t>
-      </w:r>
-      <w:r>
-        <w:rPr>
-          <w:rFonts w:ascii="Times New Roman" w:hAnsi="Times New Roman" w:cs="Times New Roman"/>
-          <w:b/>
-          <w:sz w:val="28"/>
-          <w:szCs w:val="28"/>
-          <w:highlight w:val="yellow"/>
-          <w:lang w:val="en-US"/>
-        </w:rPr>
-        <w:t>ms</w:t>
-      </w:r>
-      <w:r>
-        <w:rPr>
-          <w:rFonts w:ascii="Times New Roman" w:hAnsi="Times New Roman" w:cs="Times New Roman"/>
-          <w:b/>
-          <w:sz w:val="28"/>
-          <w:szCs w:val="28"/>
-          <w:highlight w:val="yellow"/>
-        </w:rPr>
-        <w:t xml:space="preserve"> </w:t>
-      </w:r>
-      <w:r>
-        <w:rPr>
-          <w:rFonts w:ascii="Times New Roman" w:hAnsi="Times New Roman" w:cs="Times New Roman"/>
-          <w:b/>
-          <w:sz w:val="28"/>
-          <w:szCs w:val="28"/>
-          <w:highlight w:val="yellow"/>
-          <w:lang w:val="en-US"/>
-        </w:rPr>
-        <w:t>sql</w:t>
-      </w:r>
-      <w:r>
-        <w:rPr>
-          <w:rFonts w:ascii="Times New Roman" w:hAnsi="Times New Roman" w:cs="Times New Roman"/>
-          <w:b/>
-          <w:sz w:val="28"/>
-          <w:szCs w:val="28"/>
-          <w:highlight w:val="yellow"/>
-        </w:rPr>
-        <w:t xml:space="preserve">, которая будет </w:t>
-      </w:r>
-      <w:r>
-        <w:rPr>
-          <w:rFonts w:ascii="Times New Roman" w:hAnsi="Times New Roman" w:cs="Times New Roman"/>
-          <w:b/>
-          <w:sz w:val="28"/>
-          <w:szCs w:val="28"/>
-          <w:highlight w:val="yellow"/>
-        </w:rPr>
-        <w:lastRenderedPageBreak/>
-        <w:t>находиться на сервере.</w:t>
-      </w:r>
-      <w:r>
-        <w:rPr>
-          <w:rFonts w:ascii="Times New Roman" w:hAnsi="Times New Roman" w:cs="Times New Roman"/>
-          <w:b/>
-          <w:sz w:val="28"/>
-          <w:szCs w:val="28"/>
-          <w:highlight w:val="yellow"/>
-        </w:rPr>
-        <w:t xml:space="preserve"> Всё это распишу и норм, страниц 10-15 будет только этот пункт как самый… значимый</w:t>
-      </w:r>
-    </w:p>
-    <w:p>
+          <w:bCs/>
+        </w:rPr>
+      </w:pPr>
       <w:bookmarkStart w:id="13" w:name="_Toc152028469"/>
       <w:bookmarkStart w:id="14" w:name="_Toc152880595"/>
       <w:r>
+        <w:rPr>
+          <w:b/>
+          <w:bCs/>
+        </w:rPr>
         <w:t>Анализ и выбор программных средств для разработки</w:t>
       </w:r>
       <w:bookmarkEnd w:id="13"/>
@@ -2800,6 +2594,7 @@
           <w:rFonts w:cs="Times New Roman"/>
           <w:szCs w:val="28"/>
         </w:rPr>
+        <w:lastRenderedPageBreak/>
         <w:t xml:space="preserve">На сегодняшний момент язык программирования </w:t>
       </w:r>
       <w:r>
@@ -3333,8 +3128,195 @@
           <w:rFonts w:cs="Times New Roman"/>
           <w:szCs w:val="28"/>
         </w:rPr>
+        <w:t>Как-то Билл Гейтс сказал, что платформа .</w:t>
+      </w:r>
+      <w:r>
+        <w:rPr>
+          <w:rFonts w:cs="Times New Roman"/>
+          <w:szCs w:val="28"/>
+          <w:lang w:val="en-US"/>
+        </w:rPr>
+        <w:t>NET</w:t>
+      </w:r>
+      <w:r>
+        <w:rPr>
+          <w:rFonts w:cs="Times New Roman"/>
+          <w:szCs w:val="28"/>
+        </w:rPr>
+        <w:t xml:space="preserve"> - это лучшее, что создала компания </w:t>
+      </w:r>
+      <w:r>
+        <w:rPr>
+          <w:rFonts w:cs="Times New Roman"/>
+          <w:szCs w:val="28"/>
+          <w:lang w:val="en-US"/>
+        </w:rPr>
+        <w:t>Microsoft</w:t>
+      </w:r>
+      <w:r>
+        <w:rPr>
+          <w:rFonts w:cs="Times New Roman"/>
+          <w:szCs w:val="28"/>
+        </w:rPr>
+        <w:t>.</w:t>
+      </w:r>
+      <w:r>
+        <w:rPr>
+          <w:rFonts w:cs="Times New Roman"/>
+          <w:szCs w:val="28"/>
+        </w:rPr>
+        <w:t xml:space="preserve"> </w:t>
+      </w:r>
+      <w:r>
+        <w:rPr>
+          <w:rFonts w:cs="Times New Roman"/>
+          <w:szCs w:val="28"/>
+        </w:rPr>
+        <w:t>Фреймворк .</w:t>
+      </w:r>
+      <w:r>
+        <w:rPr>
+          <w:rFonts w:cs="Times New Roman"/>
+          <w:szCs w:val="28"/>
+          <w:lang w:val="en-US"/>
+        </w:rPr>
+        <w:t>NET</w:t>
+      </w:r>
+      <w:r>
+        <w:rPr>
+          <w:rFonts w:cs="Times New Roman"/>
+          <w:szCs w:val="28"/>
+        </w:rPr>
+        <w:t xml:space="preserve"> представляет мощную платформу для создания приложений. Можно выделить следующие ее основные черты:</w:t>
+      </w:r>
+    </w:p>
+    <w:p>
+      <w:pPr>
+        <w:ind w:firstLine="709"/>
+        <w:rPr>
+          <w:rFonts w:cs="Times New Roman"/>
+          <w:szCs w:val="28"/>
+        </w:rPr>
+      </w:pPr>
+      <w:r>
+        <w:rPr>
+          <w:rFonts w:cs="Times New Roman"/>
+          <w:szCs w:val="28"/>
+        </w:rPr>
+        <w:t xml:space="preserve">Поддержка нескольких языков. Основой платформы является общеязыковая среда исполнения </w:t>
+      </w:r>
+      <w:r>
+        <w:rPr>
+          <w:rFonts w:cs="Times New Roman"/>
+          <w:szCs w:val="28"/>
+          <w:lang w:val="en-US"/>
+        </w:rPr>
+        <w:t>Common</w:t>
+      </w:r>
+      <w:r>
+        <w:rPr>
+          <w:rFonts w:cs="Times New Roman"/>
+          <w:szCs w:val="28"/>
+        </w:rPr>
+        <w:t xml:space="preserve"> </w:t>
+      </w:r>
+      <w:r>
+        <w:rPr>
+          <w:rFonts w:cs="Times New Roman"/>
+          <w:szCs w:val="28"/>
+          <w:lang w:val="en-US"/>
+        </w:rPr>
+        <w:t>Language</w:t>
+      </w:r>
+      <w:r>
+        <w:rPr>
+          <w:rFonts w:cs="Times New Roman"/>
+          <w:szCs w:val="28"/>
+        </w:rPr>
+        <w:t xml:space="preserve"> </w:t>
+      </w:r>
+      <w:r>
+        <w:rPr>
+          <w:rFonts w:cs="Times New Roman"/>
+          <w:szCs w:val="28"/>
+          <w:lang w:val="en-US"/>
+        </w:rPr>
+        <w:t>Runtime</w:t>
+      </w:r>
+      <w:r>
+        <w:rPr>
+          <w:rFonts w:cs="Times New Roman"/>
+          <w:szCs w:val="28"/>
+        </w:rPr>
+        <w:t xml:space="preserve"> (</w:t>
+      </w:r>
+      <w:r>
+        <w:rPr>
+          <w:rFonts w:cs="Times New Roman"/>
+          <w:szCs w:val="28"/>
+          <w:lang w:val="en-US"/>
+        </w:rPr>
+        <w:t>CLR</w:t>
+      </w:r>
+      <w:r>
+        <w:rPr>
+          <w:rFonts w:cs="Times New Roman"/>
+          <w:szCs w:val="28"/>
+        </w:rPr>
+        <w:t>), благодаря чему .</w:t>
+      </w:r>
+      <w:r>
+        <w:rPr>
+          <w:rFonts w:cs="Times New Roman"/>
+          <w:szCs w:val="28"/>
+          <w:lang w:val="en-US"/>
+        </w:rPr>
+        <w:t>NET</w:t>
+      </w:r>
+      <w:r>
+        <w:rPr>
+          <w:rFonts w:cs="Times New Roman"/>
+          <w:szCs w:val="28"/>
+        </w:rPr>
+        <w:t xml:space="preserve"> </w:t>
+      </w:r>
+      <w:r>
+        <w:rPr>
+          <w:rFonts w:cs="Times New Roman"/>
+          <w:szCs w:val="28"/>
+        </w:rPr>
         <w:lastRenderedPageBreak/>
-        <w:t>Как-то Билл Гейтс сказал, что платформа .</w:t>
+        <w:t xml:space="preserve">поддерживает несколько языков: наряду с </w:t>
+      </w:r>
+      <w:r>
+        <w:rPr>
+          <w:rFonts w:cs="Times New Roman"/>
+          <w:szCs w:val="28"/>
+          <w:lang w:val="en-US"/>
+        </w:rPr>
+        <w:t>C</w:t>
+      </w:r>
+      <w:r>
+        <w:rPr>
+          <w:rFonts w:cs="Times New Roman"/>
+          <w:szCs w:val="28"/>
+        </w:rPr>
+        <w:t xml:space="preserve"># это также </w:t>
+      </w:r>
+      <w:r>
+        <w:rPr>
+          <w:rFonts w:cs="Times New Roman"/>
+          <w:szCs w:val="28"/>
+          <w:lang w:val="en-US"/>
+        </w:rPr>
+        <w:t>VB</w:t>
+      </w:r>
+      <w:r>
+        <w:rPr>
+          <w:rFonts w:cs="Times New Roman"/>
+          <w:szCs w:val="28"/>
+        </w:rPr>
+        <w:t>.</w:t>
       </w:r>
       <w:r>
         <w:rPr>
@@ -3349,7 +3331,994 @@
           <w:rFonts w:cs="Times New Roman"/>
           <w:szCs w:val="28"/>
         </w:rPr>
-        <w:t xml:space="preserve"> - это лучшее, что создала компания </w:t>
+        <w:t xml:space="preserve">, </w:t>
+      </w:r>
+      <w:r>
+        <w:rPr>
+          <w:rFonts w:cs="Times New Roman"/>
+          <w:szCs w:val="28"/>
+          <w:lang w:val="en-US"/>
+        </w:rPr>
+        <w:t>C</w:t>
+      </w:r>
+      <w:r>
+        <w:rPr>
+          <w:rFonts w:cs="Times New Roman"/>
+          <w:szCs w:val="28"/>
+        </w:rPr>
+        <w:t xml:space="preserve">++, </w:t>
+      </w:r>
+      <w:r>
+        <w:rPr>
+          <w:rFonts w:cs="Times New Roman"/>
+          <w:szCs w:val="28"/>
+          <w:lang w:val="en-US"/>
+        </w:rPr>
+        <w:t>F</w:t>
+      </w:r>
+      <w:r>
+        <w:rPr>
+          <w:rFonts w:cs="Times New Roman"/>
+          <w:szCs w:val="28"/>
+        </w:rPr>
+        <w:t>#, а также различные диалекты других языков, привязанные к .</w:t>
+      </w:r>
+      <w:r>
+        <w:rPr>
+          <w:rFonts w:cs="Times New Roman"/>
+          <w:szCs w:val="28"/>
+          <w:lang w:val="en-US"/>
+        </w:rPr>
+        <w:t>NET</w:t>
+      </w:r>
+      <w:r>
+        <w:rPr>
+          <w:rFonts w:cs="Times New Roman"/>
+          <w:szCs w:val="28"/>
+        </w:rPr>
+        <w:t xml:space="preserve">, например, </w:t>
+      </w:r>
+      <w:r>
+        <w:rPr>
+          <w:rFonts w:cs="Times New Roman"/>
+          <w:szCs w:val="28"/>
+          <w:lang w:val="en-US"/>
+        </w:rPr>
+        <w:t>Delphi</w:t>
+      </w:r>
+      <w:r>
+        <w:rPr>
+          <w:rFonts w:cs="Times New Roman"/>
+          <w:szCs w:val="28"/>
+        </w:rPr>
+        <w:t>.</w:t>
+      </w:r>
+      <w:r>
+        <w:rPr>
+          <w:rFonts w:cs="Times New Roman"/>
+          <w:szCs w:val="28"/>
+          <w:lang w:val="en-US"/>
+        </w:rPr>
+        <w:t>NET</w:t>
+      </w:r>
+      <w:r>
+        <w:rPr>
+          <w:rFonts w:cs="Times New Roman"/>
+          <w:szCs w:val="28"/>
+        </w:rPr>
+        <w:t xml:space="preserve">. При компиляции код на любом из этих языков компилируется в сборку на общем языке </w:t>
+      </w:r>
+      <w:r>
+        <w:rPr>
+          <w:rFonts w:cs="Times New Roman"/>
+          <w:szCs w:val="28"/>
+          <w:lang w:val="en-US"/>
+        </w:rPr>
+        <w:t>CIL</w:t>
+      </w:r>
+      <w:r>
+        <w:rPr>
+          <w:rFonts w:cs="Times New Roman"/>
+          <w:szCs w:val="28"/>
+        </w:rPr>
+        <w:t xml:space="preserve"> (</w:t>
+      </w:r>
+      <w:r>
+        <w:rPr>
+          <w:rFonts w:cs="Times New Roman"/>
+          <w:szCs w:val="28"/>
+          <w:lang w:val="en-US"/>
+        </w:rPr>
+        <w:t>Common</w:t>
+      </w:r>
+      <w:r>
+        <w:rPr>
+          <w:rFonts w:cs="Times New Roman"/>
+          <w:szCs w:val="28"/>
+        </w:rPr>
+        <w:t xml:space="preserve"> </w:t>
+      </w:r>
+      <w:r>
+        <w:rPr>
+          <w:rFonts w:cs="Times New Roman"/>
+          <w:szCs w:val="28"/>
+          <w:lang w:val="en-US"/>
+        </w:rPr>
+        <w:t>Intermediate</w:t>
+      </w:r>
+      <w:r>
+        <w:rPr>
+          <w:rFonts w:cs="Times New Roman"/>
+          <w:szCs w:val="28"/>
+        </w:rPr>
+        <w:t xml:space="preserve"> </w:t>
+      </w:r>
+      <w:r>
+        <w:rPr>
+          <w:rFonts w:cs="Times New Roman"/>
+          <w:szCs w:val="28"/>
+          <w:lang w:val="en-US"/>
+        </w:rPr>
+        <w:t>Language</w:t>
+      </w:r>
+      <w:r>
+        <w:rPr>
+          <w:rFonts w:cs="Times New Roman"/>
+          <w:szCs w:val="28"/>
+        </w:rPr>
+        <w:t>) - своего рода ассемблер платформы .</w:t>
+      </w:r>
+      <w:r>
+        <w:rPr>
+          <w:rFonts w:cs="Times New Roman"/>
+          <w:szCs w:val="28"/>
+          <w:lang w:val="en-US"/>
+        </w:rPr>
+        <w:t>NET</w:t>
+      </w:r>
+      <w:r>
+        <w:rPr>
+          <w:rFonts w:cs="Times New Roman"/>
+          <w:szCs w:val="28"/>
+        </w:rPr>
+        <w:t>. Поэтому при определенных условиях мы можем сделать отдельные модули одного приложения на отдельных языках.</w:t>
+      </w:r>
+    </w:p>
+    <w:p>
+      <w:pPr>
+        <w:ind w:firstLine="709"/>
+        <w:rPr>
+          <w:rFonts w:cs="Times New Roman"/>
+          <w:szCs w:val="28"/>
+        </w:rPr>
+      </w:pPr>
+      <w:r>
+        <w:rPr>
+          <w:rFonts w:cs="Times New Roman"/>
+          <w:szCs w:val="28"/>
+        </w:rPr>
+        <w:t>Кроссплатформенность. .</w:t>
+      </w:r>
+      <w:r>
+        <w:rPr>
+          <w:rFonts w:cs="Times New Roman"/>
+          <w:szCs w:val="28"/>
+          <w:lang w:val="en-US"/>
+        </w:rPr>
+        <w:t>NET</w:t>
+      </w:r>
+      <w:r>
+        <w:rPr>
+          <w:rFonts w:cs="Times New Roman"/>
+          <w:szCs w:val="28"/>
+        </w:rPr>
+        <w:t xml:space="preserve"> является переносимой платформой (с некоторыми ограничениями). Например, последняя версия платформы на данный момент - .</w:t>
+      </w:r>
+      <w:r>
+        <w:rPr>
+          <w:rFonts w:cs="Times New Roman"/>
+          <w:szCs w:val="28"/>
+          <w:lang w:val="en-US"/>
+        </w:rPr>
+        <w:t>NET</w:t>
+      </w:r>
+      <w:r>
+        <w:rPr>
+          <w:rFonts w:cs="Times New Roman"/>
+          <w:szCs w:val="28"/>
+        </w:rPr>
+        <w:t xml:space="preserve"> 7 поддерживается на большинстве современных ОС </w:t>
+      </w:r>
+      <w:r>
+        <w:rPr>
+          <w:rFonts w:cs="Times New Roman"/>
+          <w:szCs w:val="28"/>
+          <w:lang w:val="en-US"/>
+        </w:rPr>
+        <w:t>Windows</w:t>
+      </w:r>
+      <w:r>
+        <w:rPr>
+          <w:rFonts w:cs="Times New Roman"/>
+          <w:szCs w:val="28"/>
+        </w:rPr>
+        <w:t xml:space="preserve">, </w:t>
+      </w:r>
+      <w:r>
+        <w:rPr>
+          <w:rFonts w:cs="Times New Roman"/>
+          <w:szCs w:val="28"/>
+          <w:lang w:val="en-US"/>
+        </w:rPr>
+        <w:t>MacOS</w:t>
+      </w:r>
+      <w:r>
+        <w:rPr>
+          <w:rFonts w:cs="Times New Roman"/>
+          <w:szCs w:val="28"/>
+        </w:rPr>
+        <w:t xml:space="preserve">, </w:t>
+      </w:r>
+      <w:r>
+        <w:rPr>
+          <w:rFonts w:cs="Times New Roman"/>
+          <w:szCs w:val="28"/>
+          <w:lang w:val="en-US"/>
+        </w:rPr>
+        <w:t>Linux</w:t>
+      </w:r>
+      <w:r>
+        <w:rPr>
+          <w:rFonts w:cs="Times New Roman"/>
+          <w:szCs w:val="28"/>
+        </w:rPr>
+        <w:t>. Используя различные технологии на платформе .</w:t>
+      </w:r>
+      <w:r>
+        <w:rPr>
+          <w:rFonts w:cs="Times New Roman"/>
+          <w:szCs w:val="28"/>
+          <w:lang w:val="en-US"/>
+        </w:rPr>
+        <w:t>NET</w:t>
+      </w:r>
+      <w:r>
+        <w:rPr>
+          <w:rFonts w:cs="Times New Roman"/>
+          <w:szCs w:val="28"/>
+        </w:rPr>
+        <w:t xml:space="preserve">, можно разрабатывать приложения на языке </w:t>
+      </w:r>
+      <w:r>
+        <w:rPr>
+          <w:rFonts w:cs="Times New Roman"/>
+          <w:szCs w:val="28"/>
+          <w:lang w:val="en-US"/>
+        </w:rPr>
+        <w:t>C</w:t>
+      </w:r>
+      <w:r>
+        <w:rPr>
+          <w:rFonts w:cs="Times New Roman"/>
+          <w:szCs w:val="28"/>
+        </w:rPr>
+        <w:t xml:space="preserve"># для самых разных платформ - </w:t>
+      </w:r>
+      <w:r>
+        <w:rPr>
+          <w:rFonts w:cs="Times New Roman"/>
+          <w:szCs w:val="28"/>
+          <w:lang w:val="en-US"/>
+        </w:rPr>
+        <w:t>Windows</w:t>
+      </w:r>
+      <w:r>
+        <w:rPr>
+          <w:rFonts w:cs="Times New Roman"/>
+          <w:szCs w:val="28"/>
+        </w:rPr>
+        <w:t xml:space="preserve">, </w:t>
+      </w:r>
+      <w:r>
+        <w:rPr>
+          <w:rFonts w:cs="Times New Roman"/>
+          <w:szCs w:val="28"/>
+          <w:lang w:val="en-US"/>
+        </w:rPr>
+        <w:t>MacOS</w:t>
+      </w:r>
+      <w:r>
+        <w:rPr>
+          <w:rFonts w:cs="Times New Roman"/>
+          <w:szCs w:val="28"/>
+        </w:rPr>
+        <w:t xml:space="preserve">, </w:t>
+      </w:r>
+      <w:r>
+        <w:rPr>
+          <w:rFonts w:cs="Times New Roman"/>
+          <w:szCs w:val="28"/>
+          <w:lang w:val="en-US"/>
+        </w:rPr>
+        <w:t>Linux</w:t>
+      </w:r>
+      <w:r>
+        <w:rPr>
+          <w:rFonts w:cs="Times New Roman"/>
+          <w:szCs w:val="28"/>
+        </w:rPr>
+        <w:t xml:space="preserve">, </w:t>
+      </w:r>
+      <w:r>
+        <w:rPr>
+          <w:rFonts w:cs="Times New Roman"/>
+          <w:szCs w:val="28"/>
+          <w:lang w:val="en-US"/>
+        </w:rPr>
+        <w:t>Android</w:t>
+      </w:r>
+      <w:r>
+        <w:rPr>
+          <w:rFonts w:cs="Times New Roman"/>
+          <w:szCs w:val="28"/>
+        </w:rPr>
+        <w:t xml:space="preserve">, </w:t>
+      </w:r>
+      <w:r>
+        <w:rPr>
+          <w:rFonts w:cs="Times New Roman"/>
+          <w:szCs w:val="28"/>
+          <w:lang w:val="en-US"/>
+        </w:rPr>
+        <w:t>iOS</w:t>
+      </w:r>
+      <w:r>
+        <w:rPr>
+          <w:rFonts w:cs="Times New Roman"/>
+          <w:szCs w:val="28"/>
+        </w:rPr>
+        <w:t xml:space="preserve">, </w:t>
+      </w:r>
+      <w:r>
+        <w:rPr>
+          <w:rFonts w:cs="Times New Roman"/>
+          <w:szCs w:val="28"/>
+          <w:lang w:val="en-US"/>
+        </w:rPr>
+        <w:t>Tizen</w:t>
+      </w:r>
+      <w:r>
+        <w:rPr>
+          <w:rFonts w:cs="Times New Roman"/>
+          <w:szCs w:val="28"/>
+        </w:rPr>
+        <w:t>.</w:t>
+      </w:r>
+    </w:p>
+    <w:p>
+      <w:pPr>
+        <w:ind w:firstLine="709"/>
+        <w:rPr>
+          <w:rFonts w:cs="Times New Roman"/>
+          <w:szCs w:val="28"/>
+        </w:rPr>
+      </w:pPr>
+      <w:r>
+        <w:rPr>
+          <w:rFonts w:cs="Times New Roman"/>
+          <w:szCs w:val="28"/>
+        </w:rPr>
+        <w:t>Мощная библиотека классов. .</w:t>
+      </w:r>
+      <w:r>
+        <w:rPr>
+          <w:rFonts w:cs="Times New Roman"/>
+          <w:szCs w:val="28"/>
+          <w:lang w:val="en-US"/>
+        </w:rPr>
+        <w:t>NET</w:t>
+      </w:r>
+      <w:r>
+        <w:rPr>
+          <w:rFonts w:cs="Times New Roman"/>
+          <w:szCs w:val="28"/>
+        </w:rPr>
+        <w:t xml:space="preserve"> представляет единую для всех поддерживаемых языков библиотеку классов. И какое бы приложение мы не собирались писать на </w:t>
+      </w:r>
+      <w:r>
+        <w:rPr>
+          <w:rFonts w:cs="Times New Roman"/>
+          <w:szCs w:val="28"/>
+          <w:lang w:val="en-US"/>
+        </w:rPr>
+        <w:t>C</w:t>
+      </w:r>
+      <w:r>
+        <w:rPr>
+          <w:rFonts w:cs="Times New Roman"/>
+          <w:szCs w:val="28"/>
+        </w:rPr>
+        <w:t># - текстовый редактор, чат или сложный веб-сайт - так или иначе мы задействуем библиотеку классов .</w:t>
+      </w:r>
+      <w:r>
+        <w:rPr>
+          <w:rFonts w:cs="Times New Roman"/>
+          <w:szCs w:val="28"/>
+          <w:lang w:val="en-US"/>
+        </w:rPr>
+        <w:t>NET</w:t>
+      </w:r>
+      <w:r>
+        <w:rPr>
+          <w:rFonts w:cs="Times New Roman"/>
+          <w:szCs w:val="28"/>
+        </w:rPr>
+        <w:t>.</w:t>
+      </w:r>
+    </w:p>
+    <w:p>
+      <w:pPr>
+        <w:ind w:firstLine="709"/>
+        <w:rPr>
+          <w:rFonts w:cs="Times New Roman"/>
+          <w:szCs w:val="28"/>
+        </w:rPr>
+      </w:pPr>
+      <w:r>
+        <w:rPr>
+          <w:rFonts w:cs="Times New Roman"/>
+          <w:szCs w:val="28"/>
+        </w:rPr>
+        <w:t xml:space="preserve">Разнообразие технологий. Общеязыковая среда исполнения </w:t>
+      </w:r>
+      <w:r>
+        <w:rPr>
+          <w:rFonts w:cs="Times New Roman"/>
+          <w:szCs w:val="28"/>
+          <w:lang w:val="en-US"/>
+        </w:rPr>
+        <w:t>CLR</w:t>
+      </w:r>
+      <w:r>
+        <w:rPr>
+          <w:rFonts w:cs="Times New Roman"/>
+          <w:szCs w:val="28"/>
+        </w:rPr>
+        <w:t xml:space="preserve"> и базовая библиотека классов являются основой для целого стека технологий, которые разработчики могут задействовать при построении тех или иных приложений. Например, для работы с базами данных в этом стеке технологий предназначена технология </w:t>
+      </w:r>
+      <w:r>
+        <w:rPr>
+          <w:rFonts w:cs="Times New Roman"/>
+          <w:szCs w:val="28"/>
+          <w:lang w:val="en-US"/>
+        </w:rPr>
+        <w:t>ADO</w:t>
+      </w:r>
+      <w:r>
+        <w:rPr>
+          <w:rFonts w:cs="Times New Roman"/>
+          <w:szCs w:val="28"/>
+        </w:rPr>
+        <w:t>.</w:t>
+      </w:r>
+      <w:r>
+        <w:rPr>
+          <w:rFonts w:cs="Times New Roman"/>
+          <w:szCs w:val="28"/>
+          <w:lang w:val="en-US"/>
+        </w:rPr>
+        <w:t>NET</w:t>
+      </w:r>
+      <w:r>
+        <w:rPr>
+          <w:rFonts w:cs="Times New Roman"/>
+          <w:szCs w:val="28"/>
+        </w:rPr>
+        <w:t xml:space="preserve"> и </w:t>
+      </w:r>
+      <w:r>
+        <w:rPr>
+          <w:rFonts w:cs="Times New Roman"/>
+          <w:szCs w:val="28"/>
+          <w:lang w:val="en-US"/>
+        </w:rPr>
+        <w:t>Entity</w:t>
+      </w:r>
+      <w:r>
+        <w:rPr>
+          <w:rFonts w:cs="Times New Roman"/>
+          <w:szCs w:val="28"/>
+        </w:rPr>
+        <w:t xml:space="preserve"> </w:t>
+      </w:r>
+      <w:r>
+        <w:rPr>
+          <w:rFonts w:cs="Times New Roman"/>
+          <w:szCs w:val="28"/>
+          <w:lang w:val="en-US"/>
+        </w:rPr>
+        <w:t>Framework</w:t>
+      </w:r>
+      <w:r>
+        <w:rPr>
+          <w:rFonts w:cs="Times New Roman"/>
+          <w:szCs w:val="28"/>
+        </w:rPr>
+        <w:t xml:space="preserve"> </w:t>
+      </w:r>
+      <w:r>
+        <w:rPr>
+          <w:rFonts w:cs="Times New Roman"/>
+          <w:szCs w:val="28"/>
+          <w:lang w:val="en-US"/>
+        </w:rPr>
+        <w:t>Core</w:t>
+      </w:r>
+      <w:r>
+        <w:rPr>
+          <w:rFonts w:cs="Times New Roman"/>
+          <w:szCs w:val="28"/>
+        </w:rPr>
+        <w:t xml:space="preserve">. Для построения графических приложений с богатым насыщенным интерфейсом - технология </w:t>
+      </w:r>
+      <w:r>
+        <w:rPr>
+          <w:rFonts w:cs="Times New Roman"/>
+          <w:szCs w:val="28"/>
+          <w:lang w:val="en-US"/>
+        </w:rPr>
+        <w:t>WPF</w:t>
+      </w:r>
+      <w:r>
+        <w:rPr>
+          <w:rFonts w:cs="Times New Roman"/>
+          <w:szCs w:val="28"/>
+        </w:rPr>
+        <w:t xml:space="preserve"> и </w:t>
+      </w:r>
+      <w:proofErr w:type="spellStart"/>
+      <w:r>
+        <w:rPr>
+          <w:rFonts w:cs="Times New Roman"/>
+          <w:szCs w:val="28"/>
+          <w:lang w:val="en-US"/>
+        </w:rPr>
+        <w:t>WinUI</w:t>
+      </w:r>
+      <w:proofErr w:type="spellEnd"/>
+      <w:r>
+        <w:rPr>
+          <w:rFonts w:cs="Times New Roman"/>
+          <w:szCs w:val="28"/>
+        </w:rPr>
+        <w:t xml:space="preserve">, для создания более простых графических приложений - </w:t>
+      </w:r>
+      <w:r>
+        <w:rPr>
+          <w:rFonts w:cs="Times New Roman"/>
+          <w:szCs w:val="28"/>
+          <w:lang w:val="en-US"/>
+        </w:rPr>
+        <w:t>Windows</w:t>
+      </w:r>
+      <w:r>
+        <w:rPr>
+          <w:rFonts w:cs="Times New Roman"/>
+          <w:szCs w:val="28"/>
+        </w:rPr>
+        <w:t xml:space="preserve"> </w:t>
+      </w:r>
+      <w:r>
+        <w:rPr>
+          <w:rFonts w:cs="Times New Roman"/>
+          <w:szCs w:val="28"/>
+          <w:lang w:val="en-US"/>
+        </w:rPr>
+        <w:t>Forms</w:t>
+      </w:r>
+      <w:r>
+        <w:rPr>
+          <w:rFonts w:cs="Times New Roman"/>
+          <w:szCs w:val="28"/>
+        </w:rPr>
+        <w:t xml:space="preserve">. Для разработки кроссплатформенных мобильных и десктопных приложений - </w:t>
+      </w:r>
+      <w:r>
+        <w:rPr>
+          <w:rFonts w:cs="Times New Roman"/>
+          <w:szCs w:val="28"/>
+          <w:lang w:val="en-US"/>
+        </w:rPr>
+        <w:t>Xamarin</w:t>
+      </w:r>
+      <w:r>
+        <w:rPr>
+          <w:rFonts w:cs="Times New Roman"/>
+          <w:szCs w:val="28"/>
+        </w:rPr>
+        <w:t>/</w:t>
+      </w:r>
+      <w:r>
+        <w:rPr>
+          <w:rFonts w:cs="Times New Roman"/>
+          <w:szCs w:val="28"/>
+          <w:lang w:val="en-US"/>
+        </w:rPr>
+        <w:t>MAUI</w:t>
+      </w:r>
+      <w:r>
+        <w:rPr>
+          <w:rFonts w:cs="Times New Roman"/>
+          <w:szCs w:val="28"/>
+        </w:rPr>
+        <w:t xml:space="preserve">. Для создания веб-сайтов и веб-приложений - </w:t>
+      </w:r>
+      <w:r>
+        <w:rPr>
+          <w:rFonts w:cs="Times New Roman"/>
+          <w:szCs w:val="28"/>
+          <w:lang w:val="en-US"/>
+        </w:rPr>
+        <w:t>ASP</w:t>
+      </w:r>
+      <w:r>
+        <w:rPr>
+          <w:rFonts w:cs="Times New Roman"/>
+          <w:szCs w:val="28"/>
+        </w:rPr>
+        <w:t>.</w:t>
+      </w:r>
+      <w:r>
+        <w:rPr>
+          <w:rFonts w:cs="Times New Roman"/>
+          <w:szCs w:val="28"/>
+          <w:lang w:val="en-US"/>
+        </w:rPr>
+        <w:t>NET</w:t>
+      </w:r>
+      <w:r>
+        <w:rPr>
+          <w:rFonts w:cs="Times New Roman"/>
+          <w:szCs w:val="28"/>
+        </w:rPr>
+        <w:t xml:space="preserve"> и т.д.</w:t>
+      </w:r>
+    </w:p>
+    <w:p>
+      <w:pPr>
+        <w:ind w:firstLine="709"/>
+        <w:rPr>
+          <w:rFonts w:cs="Times New Roman"/>
+          <w:szCs w:val="28"/>
+        </w:rPr>
+      </w:pPr>
+      <w:r>
+        <w:rPr>
+          <w:rFonts w:cs="Times New Roman"/>
+          <w:szCs w:val="28"/>
+        </w:rPr>
+        <w:t xml:space="preserve">К этому стоит добавить активной развивающийся и набирающий популяность </w:t>
+      </w:r>
+      <w:r>
+        <w:rPr>
+          <w:rFonts w:cs="Times New Roman"/>
+          <w:szCs w:val="28"/>
+          <w:lang w:val="en-US"/>
+        </w:rPr>
+        <w:t>Blazor</w:t>
+      </w:r>
+      <w:r>
+        <w:rPr>
+          <w:rFonts w:cs="Times New Roman"/>
+          <w:szCs w:val="28"/>
+        </w:rPr>
+        <w:t xml:space="preserve"> - фреймворк, который работает поверх .</w:t>
+      </w:r>
+      <w:r>
+        <w:rPr>
+          <w:rFonts w:cs="Times New Roman"/>
+          <w:szCs w:val="28"/>
+          <w:lang w:val="en-US"/>
+        </w:rPr>
+        <w:t>NET</w:t>
+      </w:r>
+      <w:r>
+        <w:rPr>
+          <w:rFonts w:cs="Times New Roman"/>
+          <w:szCs w:val="28"/>
+        </w:rPr>
+        <w:t xml:space="preserve"> и который позволяет создавать веб-приложения как на стороне сервера, так и на стороне клиента. А в будущем будет поддерживать создание мобильных приложений и, возможно, десктоп-приложений.</w:t>
+      </w:r>
+    </w:p>
+    <w:p>
+      <w:pPr>
+        <w:ind w:firstLine="709"/>
+        <w:rPr>
+          <w:rFonts w:cs="Times New Roman"/>
+          <w:szCs w:val="28"/>
+        </w:rPr>
+      </w:pPr>
+      <w:r>
+        <w:rPr>
+          <w:rFonts w:cs="Times New Roman"/>
+          <w:szCs w:val="28"/>
+        </w:rPr>
+        <w:lastRenderedPageBreak/>
+        <w:t>Производительность. Согласно ряду тестов веб-приложения на .</w:t>
+      </w:r>
+      <w:r>
+        <w:rPr>
+          <w:rFonts w:cs="Times New Roman"/>
+          <w:szCs w:val="28"/>
+          <w:lang w:val="en-US"/>
+        </w:rPr>
+        <w:t>NET</w:t>
+      </w:r>
+      <w:r>
+        <w:rPr>
+          <w:rFonts w:cs="Times New Roman"/>
+          <w:szCs w:val="28"/>
+        </w:rPr>
+        <w:t xml:space="preserve"> 7 в ряде категорий сильно опережают веб-приложения, построенные с помощью других технологий. Приложения на .</w:t>
+      </w:r>
+      <w:r>
+        <w:rPr>
+          <w:rFonts w:cs="Times New Roman"/>
+          <w:szCs w:val="28"/>
+          <w:lang w:val="en-US"/>
+        </w:rPr>
+        <w:t>NET</w:t>
+      </w:r>
+      <w:r>
+        <w:rPr>
+          <w:rFonts w:cs="Times New Roman"/>
+          <w:szCs w:val="28"/>
+        </w:rPr>
+        <w:t xml:space="preserve"> 7 в принципе отличаются высокой производительностью.</w:t>
+      </w:r>
+    </w:p>
+    <w:p>
+      <w:pPr>
+        <w:ind w:firstLine="709"/>
+        <w:rPr>
+          <w:rFonts w:cs="Times New Roman"/>
+          <w:szCs w:val="28"/>
+        </w:rPr>
+      </w:pPr>
+      <w:r>
+        <w:rPr>
+          <w:rFonts w:cs="Times New Roman"/>
+          <w:szCs w:val="28"/>
+        </w:rPr>
+        <w:t xml:space="preserve">Также еще следует отметить такую особенность языка </w:t>
+      </w:r>
+      <w:r>
+        <w:rPr>
+          <w:rFonts w:cs="Times New Roman"/>
+          <w:szCs w:val="28"/>
+          <w:lang w:val="en-US"/>
+        </w:rPr>
+        <w:t>C</w:t>
+      </w:r>
+      <w:r>
+        <w:rPr>
+          <w:rFonts w:cs="Times New Roman"/>
+          <w:szCs w:val="28"/>
+        </w:rPr>
+        <w:t># и фреймворка .</w:t>
+      </w:r>
+      <w:r>
+        <w:rPr>
+          <w:rFonts w:cs="Times New Roman"/>
+          <w:szCs w:val="28"/>
+          <w:lang w:val="en-US"/>
+        </w:rPr>
+        <w:t>NET</w:t>
+      </w:r>
+      <w:r>
+        <w:rPr>
+          <w:rFonts w:cs="Times New Roman"/>
+          <w:szCs w:val="28"/>
+        </w:rPr>
+        <w:t xml:space="preserve">, как автоматическая сборка мусора. А это значит, что нам в большинстве случаев не придется, в отличие от С++, заботиться об освобождении памяти. Вышеупомянутая общеязыковая среда </w:t>
+      </w:r>
+      <w:r>
+        <w:rPr>
+          <w:rFonts w:cs="Times New Roman"/>
+          <w:szCs w:val="28"/>
+          <w:lang w:val="en-US"/>
+        </w:rPr>
+        <w:t>CLR</w:t>
+      </w:r>
+      <w:r>
+        <w:rPr>
+          <w:rFonts w:cs="Times New Roman"/>
+          <w:szCs w:val="28"/>
+        </w:rPr>
+        <w:t xml:space="preserve"> сама вызовет сборщик мусора и очистит память.</w:t>
+      </w:r>
+    </w:p>
+    <w:p>
+      <w:pPr>
+        <w:ind w:firstLine="709"/>
+        <w:rPr>
+          <w:rFonts w:cs="Times New Roman"/>
+          <w:szCs w:val="28"/>
+        </w:rPr>
+      </w:pPr>
+      <w:r>
+        <w:rPr>
+          <w:rFonts w:cs="Times New Roman"/>
+          <w:szCs w:val="28"/>
+        </w:rPr>
+        <w:t>.</w:t>
+      </w:r>
+      <w:r>
+        <w:rPr>
+          <w:rFonts w:cs="Times New Roman"/>
+          <w:szCs w:val="28"/>
+          <w:lang w:val="en-US"/>
+        </w:rPr>
+        <w:t>NET</w:t>
+      </w:r>
+      <w:r>
+        <w:rPr>
+          <w:rFonts w:cs="Times New Roman"/>
+          <w:szCs w:val="28"/>
+        </w:rPr>
+        <w:t xml:space="preserve"> </w:t>
+      </w:r>
+      <w:r>
+        <w:rPr>
+          <w:rFonts w:cs="Times New Roman"/>
+          <w:szCs w:val="28"/>
+          <w:lang w:val="en-US"/>
+        </w:rPr>
+        <w:t>Framework</w:t>
+      </w:r>
+      <w:r>
+        <w:rPr>
+          <w:rFonts w:cs="Times New Roman"/>
+          <w:szCs w:val="28"/>
+        </w:rPr>
+        <w:t xml:space="preserve"> и .</w:t>
+      </w:r>
+      <w:r>
+        <w:rPr>
+          <w:rFonts w:cs="Times New Roman"/>
+          <w:szCs w:val="28"/>
+          <w:lang w:val="en-US"/>
+        </w:rPr>
+        <w:t>NET</w:t>
+      </w:r>
+      <w:r>
+        <w:rPr>
+          <w:rFonts w:cs="Times New Roman"/>
+          <w:szCs w:val="28"/>
+        </w:rPr>
+        <w:t xml:space="preserve"> 7</w:t>
+      </w:r>
+    </w:p>
+    <w:p>
+      <w:pPr>
+        <w:ind w:firstLine="709"/>
+        <w:rPr>
+          <w:rFonts w:cs="Times New Roman"/>
+          <w:szCs w:val="28"/>
+        </w:rPr>
+      </w:pPr>
+      <w:r>
+        <w:rPr>
+          <w:rFonts w:cs="Times New Roman"/>
+          <w:szCs w:val="28"/>
+        </w:rPr>
+        <w:t>Стоит отметить, что .</w:t>
+      </w:r>
+      <w:r>
+        <w:rPr>
+          <w:rFonts w:cs="Times New Roman"/>
+          <w:szCs w:val="28"/>
+          <w:lang w:val="en-US"/>
+        </w:rPr>
+        <w:t>NET</w:t>
+      </w:r>
+      <w:r>
+        <w:rPr>
+          <w:rFonts w:cs="Times New Roman"/>
+          <w:szCs w:val="28"/>
+        </w:rPr>
+        <w:t xml:space="preserve"> долгое время развивался премущественно как платформа для </w:t>
+      </w:r>
+      <w:r>
+        <w:rPr>
+          <w:rFonts w:cs="Times New Roman"/>
+          <w:szCs w:val="28"/>
+          <w:lang w:val="en-US"/>
+        </w:rPr>
+        <w:t>Windows</w:t>
+      </w:r>
+      <w:r>
+        <w:rPr>
+          <w:rFonts w:cs="Times New Roman"/>
+          <w:szCs w:val="28"/>
+        </w:rPr>
+        <w:t xml:space="preserve"> под названием .</w:t>
+      </w:r>
+      <w:r>
+        <w:rPr>
+          <w:rFonts w:cs="Times New Roman"/>
+          <w:szCs w:val="28"/>
+          <w:lang w:val="en-US"/>
+        </w:rPr>
+        <w:t>NET</w:t>
+      </w:r>
+      <w:r>
+        <w:rPr>
+          <w:rFonts w:cs="Times New Roman"/>
+          <w:szCs w:val="28"/>
+        </w:rPr>
+        <w:t xml:space="preserve"> </w:t>
+      </w:r>
+      <w:r>
+        <w:rPr>
+          <w:rFonts w:cs="Times New Roman"/>
+          <w:szCs w:val="28"/>
+          <w:lang w:val="en-US"/>
+        </w:rPr>
+        <w:t>Framework</w:t>
+      </w:r>
+      <w:r>
+        <w:rPr>
+          <w:rFonts w:cs="Times New Roman"/>
+          <w:szCs w:val="28"/>
+        </w:rPr>
+        <w:t>. В 2019 вышла последняя версия этой платформы - .</w:t>
+      </w:r>
+      <w:r>
+        <w:rPr>
+          <w:rFonts w:cs="Times New Roman"/>
+          <w:szCs w:val="28"/>
+          <w:lang w:val="en-US"/>
+        </w:rPr>
+        <w:t>NET</w:t>
+      </w:r>
+      <w:r>
+        <w:rPr>
+          <w:rFonts w:cs="Times New Roman"/>
+          <w:szCs w:val="28"/>
+        </w:rPr>
+        <w:t xml:space="preserve"> </w:t>
+      </w:r>
+      <w:r>
+        <w:rPr>
+          <w:rFonts w:cs="Times New Roman"/>
+          <w:szCs w:val="28"/>
+          <w:lang w:val="en-US"/>
+        </w:rPr>
+        <w:t>Framework</w:t>
+      </w:r>
+      <w:r>
+        <w:rPr>
+          <w:rFonts w:cs="Times New Roman"/>
+          <w:szCs w:val="28"/>
+        </w:rPr>
+        <w:t xml:space="preserve"> 4.8. Она больше не развивается</w:t>
+      </w:r>
+    </w:p>
+    <w:p>
+      <w:pPr>
+        <w:ind w:firstLine="709"/>
+        <w:rPr>
+          <w:rFonts w:cs="Times New Roman"/>
+          <w:szCs w:val="28"/>
+        </w:rPr>
+      </w:pPr>
+      <w:r>
+        <w:rPr>
+          <w:rFonts w:cs="Times New Roman"/>
+          <w:szCs w:val="28"/>
+        </w:rPr>
+        <w:t xml:space="preserve">С 2014 </w:t>
       </w:r>
       <w:r>
         <w:rPr>
@@ -3364,7 +4333,15 @@
           <w:rFonts w:cs="Times New Roman"/>
           <w:szCs w:val="28"/>
         </w:rPr>
-        <w:t>.</w:t>
+        <w:t xml:space="preserve"> стал развивать альтернативную платформу - .</w:t>
+      </w:r>
+      <w:r>
+        <w:rPr>
+          <w:rFonts w:cs="Times New Roman"/>
+          <w:szCs w:val="28"/>
+          <w:lang w:val="en-US"/>
+        </w:rPr>
+        <w:t>NET</w:t>
       </w:r>
       <w:r>
         <w:rPr>
@@ -3377,8 +4354,16 @@
         <w:rPr>
           <w:rFonts w:cs="Times New Roman"/>
           <w:szCs w:val="28"/>
-        </w:rPr>
-        <w:t>Фреймворк .</w:t>
+          <w:lang w:val="en-US"/>
+        </w:rPr>
+        <w:t>Core</w:t>
+      </w:r>
+      <w:r>
+        <w:rPr>
+          <w:rFonts w:cs="Times New Roman"/>
+          <w:szCs w:val="28"/>
+        </w:rPr>
+        <w:t>, которая уже предназначалась для разных платформ и должна была вобрать в себя все возможности устаревшего .</w:t>
       </w:r>
       <w:r>
         <w:rPr>
@@ -3393,37 +4378,6 @@
           <w:rFonts w:cs="Times New Roman"/>
           <w:szCs w:val="28"/>
         </w:rPr>
-        <w:t xml:space="preserve"> представляет мощную платформу для создания приложений. Можно выделить следующие ее основные черты:</w:t>
-      </w:r>
-    </w:p>
-    <w:p>
-      <w:pPr>
-        <w:ind w:firstLine="709"/>
-        <w:rPr>
-          <w:rFonts w:cs="Times New Roman"/>
-          <w:szCs w:val="28"/>
-        </w:rPr>
-      </w:pPr>
-      <w:r>
-        <w:rPr>
-          <w:rFonts w:cs="Times New Roman"/>
-          <w:szCs w:val="28"/>
-        </w:rPr>
-        <w:t xml:space="preserve">Поддержка нескольких языков. Основой платформы является общеязыковая среда исполнения </w:t>
-      </w:r>
-      <w:r>
-        <w:rPr>
-          <w:rFonts w:cs="Times New Roman"/>
-          <w:szCs w:val="28"/>
-          <w:lang w:val="en-US"/>
-        </w:rPr>
-        <w:t>Common</w:t>
-      </w:r>
-      <w:r>
-        <w:rPr>
-          <w:rFonts w:cs="Times New Roman"/>
-          <w:szCs w:val="28"/>
-        </w:rPr>
         <w:t xml:space="preserve"> </w:t>
       </w:r>
       <w:r>
@@ -3432,7 +4386,37 @@
           <w:szCs w:val="28"/>
           <w:lang w:val="en-US"/>
         </w:rPr>
-        <w:t>Language</w:t>
+        <w:t>Framework</w:t>
+      </w:r>
+      <w:r>
+        <w:rPr>
+          <w:rFonts w:cs="Times New Roman"/>
+          <w:szCs w:val="28"/>
+        </w:rPr>
+        <w:t xml:space="preserve"> и добавить новую функциональность. Затем </w:t>
+      </w:r>
+      <w:r>
+        <w:rPr>
+          <w:rFonts w:cs="Times New Roman"/>
+          <w:szCs w:val="28"/>
+          <w:lang w:val="en-US"/>
+        </w:rPr>
+        <w:t>Microsoft</w:t>
+      </w:r>
+      <w:r>
+        <w:rPr>
+          <w:rFonts w:cs="Times New Roman"/>
+          <w:szCs w:val="28"/>
+        </w:rPr>
+        <w:t xml:space="preserve"> последовательно выпустил ряд версий этой платформы: .</w:t>
+      </w:r>
+      <w:r>
+        <w:rPr>
+          <w:rFonts w:cs="Times New Roman"/>
+          <w:szCs w:val="28"/>
+          <w:lang w:val="en-US"/>
+        </w:rPr>
+        <w:t>NET</w:t>
       </w:r>
       <w:r>
         <w:rPr>
@@ -3447,7 +4431,274 @@
           <w:szCs w:val="28"/>
           <w:lang w:val="en-US"/>
         </w:rPr>
-        <w:t>Runtime</w:t>
+        <w:t>Core</w:t>
+      </w:r>
+      <w:r>
+        <w:rPr>
+          <w:rFonts w:cs="Times New Roman"/>
+          <w:szCs w:val="28"/>
+        </w:rPr>
+        <w:t xml:space="preserve"> 1, .</w:t>
+      </w:r>
+      <w:r>
+        <w:rPr>
+          <w:rFonts w:cs="Times New Roman"/>
+          <w:szCs w:val="28"/>
+          <w:lang w:val="en-US"/>
+        </w:rPr>
+        <w:t>NET</w:t>
+      </w:r>
+      <w:r>
+        <w:rPr>
+          <w:rFonts w:cs="Times New Roman"/>
+          <w:szCs w:val="28"/>
+        </w:rPr>
+        <w:t xml:space="preserve"> </w:t>
+      </w:r>
+      <w:r>
+        <w:rPr>
+          <w:rFonts w:cs="Times New Roman"/>
+          <w:szCs w:val="28"/>
+          <w:lang w:val="en-US"/>
+        </w:rPr>
+        <w:t>Core</w:t>
+      </w:r>
+      <w:r>
+        <w:rPr>
+          <w:rFonts w:cs="Times New Roman"/>
+          <w:szCs w:val="28"/>
+        </w:rPr>
+        <w:t xml:space="preserve"> 2, .</w:t>
+      </w:r>
+      <w:r>
+        <w:rPr>
+          <w:rFonts w:cs="Times New Roman"/>
+          <w:szCs w:val="28"/>
+          <w:lang w:val="en-US"/>
+        </w:rPr>
+        <w:t>NET</w:t>
+      </w:r>
+      <w:r>
+        <w:rPr>
+          <w:rFonts w:cs="Times New Roman"/>
+          <w:szCs w:val="28"/>
+        </w:rPr>
+        <w:t xml:space="preserve"> </w:t>
+      </w:r>
+      <w:r>
+        <w:rPr>
+          <w:rFonts w:cs="Times New Roman"/>
+          <w:szCs w:val="28"/>
+          <w:lang w:val="en-US"/>
+        </w:rPr>
+        <w:t>Core</w:t>
+      </w:r>
+      <w:r>
+        <w:rPr>
+          <w:rFonts w:cs="Times New Roman"/>
+          <w:szCs w:val="28"/>
+        </w:rPr>
+        <w:t xml:space="preserve"> 3, .</w:t>
+      </w:r>
+      <w:r>
+        <w:rPr>
+          <w:rFonts w:cs="Times New Roman"/>
+          <w:szCs w:val="28"/>
+          <w:lang w:val="en-US"/>
+        </w:rPr>
+        <w:t>NET</w:t>
+      </w:r>
+      <w:r>
+        <w:rPr>
+          <w:rFonts w:cs="Times New Roman"/>
+          <w:szCs w:val="28"/>
+        </w:rPr>
+        <w:t xml:space="preserve"> 5. И текущей версией является расматриваемая в этом руководстве платформа .</w:t>
+      </w:r>
+      <w:r>
+        <w:rPr>
+          <w:rFonts w:cs="Times New Roman"/>
+          <w:szCs w:val="28"/>
+          <w:lang w:val="en-US"/>
+        </w:rPr>
+        <w:t>NET</w:t>
+      </w:r>
+      <w:r>
+        <w:rPr>
+          <w:rFonts w:cs="Times New Roman"/>
+          <w:szCs w:val="28"/>
+        </w:rPr>
+        <w:t xml:space="preserve"> 7. Поэтому следует различать .</w:t>
+      </w:r>
+      <w:r>
+        <w:rPr>
+          <w:rFonts w:cs="Times New Roman"/>
+          <w:szCs w:val="28"/>
+          <w:lang w:val="en-US"/>
+        </w:rPr>
+        <w:t>NET</w:t>
+      </w:r>
+      <w:r>
+        <w:rPr>
+          <w:rFonts w:cs="Times New Roman"/>
+          <w:szCs w:val="28"/>
+        </w:rPr>
+        <w:t xml:space="preserve"> </w:t>
+      </w:r>
+      <w:r>
+        <w:rPr>
+          <w:rFonts w:cs="Times New Roman"/>
+          <w:szCs w:val="28"/>
+          <w:lang w:val="en-US"/>
+        </w:rPr>
+        <w:t>Framework</w:t>
+      </w:r>
+      <w:r>
+        <w:rPr>
+          <w:rFonts w:cs="Times New Roman"/>
+          <w:szCs w:val="28"/>
+        </w:rPr>
+        <w:t xml:space="preserve">, который предназначен преимущественно для </w:t>
+      </w:r>
+      <w:r>
+        <w:rPr>
+          <w:rFonts w:cs="Times New Roman"/>
+          <w:szCs w:val="28"/>
+          <w:lang w:val="en-US"/>
+        </w:rPr>
+        <w:t>Windows</w:t>
+      </w:r>
+      <w:r>
+        <w:rPr>
+          <w:rFonts w:cs="Times New Roman"/>
+          <w:szCs w:val="28"/>
+        </w:rPr>
+        <w:t>, и кросплатформенный .</w:t>
+      </w:r>
+      <w:r>
+        <w:rPr>
+          <w:rFonts w:cs="Times New Roman"/>
+          <w:szCs w:val="28"/>
+          <w:lang w:val="en-US"/>
+        </w:rPr>
+        <w:t>NET</w:t>
+      </w:r>
+      <w:r>
+        <w:rPr>
+          <w:rFonts w:cs="Times New Roman"/>
+          <w:szCs w:val="28"/>
+        </w:rPr>
+        <w:t xml:space="preserve"> 7.</w:t>
+      </w:r>
+    </w:p>
+    <w:p>
+      <w:pPr>
+        <w:ind w:firstLine="709"/>
+        <w:rPr>
+          <w:rFonts w:cs="Times New Roman"/>
+          <w:b/>
+          <w:bCs/>
+          <w:szCs w:val="28"/>
+        </w:rPr>
+      </w:pPr>
+      <w:r>
+        <w:rPr>
+          <w:rFonts w:cs="Times New Roman"/>
+          <w:b/>
+          <w:bCs/>
+          <w:szCs w:val="28"/>
+          <w:lang w:val="en-US"/>
+        </w:rPr>
+        <w:t>Avalonia</w:t>
+      </w:r>
+    </w:p>
+    <w:p>
+      <w:pPr>
+        <w:ind w:firstLine="709"/>
+        <w:rPr>
+          <w:rFonts w:cs="Times New Roman"/>
+          <w:szCs w:val="28"/>
+        </w:rPr>
+      </w:pPr>
+      <w:r>
+        <w:rPr>
+          <w:rFonts w:cs="Times New Roman"/>
+          <w:szCs w:val="28"/>
+        </w:rPr>
+        <w:t>Avalonia - это мощный фреймворк, который позволяет разработчикам создавать кроссплатформенные приложения с использованием .NET. Для отрисовки элементов управления пользовательского интерфейса используется собственный движок рендеринга, обеспечивающий согласованный внешний вид и поведение на различных платформах, включая Windows, macOS, Linux, Android, iOS и WebAssembly. Это означает, что разработчики могут делиться своим кодом пользовательского интерфейса и поддерживать единый внешний вид независимо от целевой платформы.</w:t>
+      </w:r>
+    </w:p>
+    <w:p>
+      <w:pPr>
+        <w:ind w:firstLine="709"/>
+        <w:rPr>
+          <w:rFonts w:cs="Times New Roman"/>
+          <w:szCs w:val="28"/>
+        </w:rPr>
+      </w:pPr>
+      <w:r>
+        <w:rPr>
+          <w:rFonts w:cs="Times New Roman"/>
+          <w:szCs w:val="28"/>
+        </w:rPr>
+        <w:lastRenderedPageBreak/>
+        <w:t>Приложения, созданные с помощью Avalonia, написаны на C # или F #, что упрощает быстрое создание прототипов приложений, которые со временем могут превратиться в сложные системы. В отличие от других наборов инструментов, которые могут быть ограничены ограниченными API или низкой производительностью, приложения Avalonia обладают преимуществом полного доступа к возможностям платформы и обеспечивают невероятную производительность благодаря компонентному рендерингу.</w:t>
+      </w:r>
+    </w:p>
+    <w:p>
+      <w:pPr>
+        <w:ind w:firstLine="709"/>
+        <w:rPr>
+          <w:rFonts w:cs="Times New Roman"/>
+          <w:szCs w:val="28"/>
+        </w:rPr>
+      </w:pPr>
+      <w:r>
+        <w:rPr>
+          <w:rFonts w:cs="Times New Roman"/>
+          <w:szCs w:val="28"/>
+        </w:rPr>
+        <w:t>Поскольку приложения Avalonia являются кроссплатформенными, их архитектура аналогична другим традиционным кроссплатформенным приложениям. Наиболее распространенный подход заключается в создании основного проекта, в котором размещается общий код, а затем в разработке проектов, зависящих от платформы, которые будут использовать этот общий код.</w:t>
+      </w:r>
+    </w:p>
+    <w:p>
+      <w:pPr>
+        <w:ind w:firstLine="709"/>
+        <w:rPr>
+          <w:rFonts w:cs="Times New Roman"/>
+          <w:szCs w:val="28"/>
+        </w:rPr>
+      </w:pPr>
+      <w:r>
+        <w:rPr>
+          <w:rFonts w:cs="Times New Roman"/>
+          <w:szCs w:val="28"/>
+        </w:rPr>
+        <w:t>Avalonia предлагает два метода создания пользовательских интерфейсов. Первый заключается в использовании кода для создания представлений пользовательского интерфейса с использованием обширного API, предоставляемого Avalonia. В качестве альтернативы разработчики могут использовать Extensible Application Markup Language (XAML), декларативный язык разметки, который позволяет разработчикам определять пользовательские интерфейсы. При таком подходе структура пользовательского интерфейса описывается в файле XAML, в то время как поведение во время выполнения определяется в отдельном файле с кодом.</w:t>
+      </w:r>
+    </w:p>
+    <w:p>
+      <w:pPr>
+        <w:ind w:firstLine="709"/>
+        <w:rPr>
+          <w:rFonts w:cs="Times New Roman"/>
+          <w:szCs w:val="28"/>
+        </w:rPr>
+      </w:pPr>
+      <w:r>
+        <w:rPr>
+          <w:rFonts w:cs="Times New Roman"/>
+          <w:szCs w:val="28"/>
+        </w:rPr>
+        <w:t xml:space="preserve">В во время разработки приложения был использован архитектурный паттерн программирования </w:t>
+      </w:r>
+      <w:r>
+        <w:rPr>
+          <w:rFonts w:cs="Times New Roman"/>
+          <w:szCs w:val="28"/>
+          <w:lang w:val="en-US"/>
+        </w:rPr>
+        <w:t>MVVM</w:t>
       </w:r>
       <w:r>
         <w:rPr>
@@ -3462,1460 +4713,6 @@
           <w:szCs w:val="28"/>
           <w:lang w:val="en-US"/>
         </w:rPr>
-        <w:t>CLR</w:t>
-      </w:r>
-      <w:r>
-        <w:rPr>
-          <w:rFonts w:cs="Times New Roman"/>
-          <w:szCs w:val="28"/>
-        </w:rPr>
-        <w:t>), благодаря чему .</w:t>
-      </w:r>
-      <w:r>
-        <w:rPr>
-          <w:rFonts w:cs="Times New Roman"/>
-          <w:szCs w:val="28"/>
-          <w:lang w:val="en-US"/>
-        </w:rPr>
-        <w:t>NET</w:t>
-      </w:r>
-      <w:r>
-        <w:rPr>
-          <w:rFonts w:cs="Times New Roman"/>
-          <w:szCs w:val="28"/>
-        </w:rPr>
-        <w:t xml:space="preserve"> поддерживает несколько языков: наряду с </w:t>
-      </w:r>
-      <w:r>
-        <w:rPr>
-          <w:rFonts w:cs="Times New Roman"/>
-          <w:szCs w:val="28"/>
-          <w:lang w:val="en-US"/>
-        </w:rPr>
-        <w:t>C</w:t>
-      </w:r>
-      <w:r>
-        <w:rPr>
-          <w:rFonts w:cs="Times New Roman"/>
-          <w:szCs w:val="28"/>
-        </w:rPr>
-        <w:t xml:space="preserve"># это также </w:t>
-      </w:r>
-      <w:r>
-        <w:rPr>
-          <w:rFonts w:cs="Times New Roman"/>
-          <w:szCs w:val="28"/>
-          <w:lang w:val="en-US"/>
-        </w:rPr>
-        <w:t>VB</w:t>
-      </w:r>
-      <w:r>
-        <w:rPr>
-          <w:rFonts w:cs="Times New Roman"/>
-          <w:szCs w:val="28"/>
-        </w:rPr>
-        <w:t>.</w:t>
-      </w:r>
-      <w:r>
-        <w:rPr>
-          <w:rFonts w:cs="Times New Roman"/>
-          <w:szCs w:val="28"/>
-          <w:lang w:val="en-US"/>
-        </w:rPr>
-        <w:t>NET</w:t>
-      </w:r>
-      <w:r>
-        <w:rPr>
-          <w:rFonts w:cs="Times New Roman"/>
-          <w:szCs w:val="28"/>
-        </w:rPr>
-        <w:t xml:space="preserve">, </w:t>
-      </w:r>
-      <w:r>
-        <w:rPr>
-          <w:rFonts w:cs="Times New Roman"/>
-          <w:szCs w:val="28"/>
-          <w:lang w:val="en-US"/>
-        </w:rPr>
-        <w:t>C</w:t>
-      </w:r>
-      <w:r>
-        <w:rPr>
-          <w:rFonts w:cs="Times New Roman"/>
-          <w:szCs w:val="28"/>
-        </w:rPr>
-        <w:t xml:space="preserve">++, </w:t>
-      </w:r>
-      <w:r>
-        <w:rPr>
-          <w:rFonts w:cs="Times New Roman"/>
-          <w:szCs w:val="28"/>
-          <w:lang w:val="en-US"/>
-        </w:rPr>
-        <w:t>F</w:t>
-      </w:r>
-      <w:r>
-        <w:rPr>
-          <w:rFonts w:cs="Times New Roman"/>
-          <w:szCs w:val="28"/>
-        </w:rPr>
-        <w:t>#, а также различные диалекты других языков, привязанные к .</w:t>
-      </w:r>
-      <w:r>
-        <w:rPr>
-          <w:rFonts w:cs="Times New Roman"/>
-          <w:szCs w:val="28"/>
-          <w:lang w:val="en-US"/>
-        </w:rPr>
-        <w:t>NET</w:t>
-      </w:r>
-      <w:r>
-        <w:rPr>
-          <w:rFonts w:cs="Times New Roman"/>
-          <w:szCs w:val="28"/>
-        </w:rPr>
-        <w:t xml:space="preserve">, например, </w:t>
-      </w:r>
-      <w:r>
-        <w:rPr>
-          <w:rFonts w:cs="Times New Roman"/>
-          <w:szCs w:val="28"/>
-          <w:lang w:val="en-US"/>
-        </w:rPr>
-        <w:t>Delphi</w:t>
-      </w:r>
-      <w:r>
-        <w:rPr>
-          <w:rFonts w:cs="Times New Roman"/>
-          <w:szCs w:val="28"/>
-        </w:rPr>
-        <w:t>.</w:t>
-      </w:r>
-      <w:r>
-        <w:rPr>
-          <w:rFonts w:cs="Times New Roman"/>
-          <w:szCs w:val="28"/>
-          <w:lang w:val="en-US"/>
-        </w:rPr>
-        <w:t>NET</w:t>
-      </w:r>
-      <w:r>
-        <w:rPr>
-          <w:rFonts w:cs="Times New Roman"/>
-          <w:szCs w:val="28"/>
-        </w:rPr>
-        <w:t xml:space="preserve">. При компиляции код на любом из этих языков компилируется в сборку на общем языке </w:t>
-      </w:r>
-      <w:r>
-        <w:rPr>
-          <w:rFonts w:cs="Times New Roman"/>
-          <w:szCs w:val="28"/>
-          <w:lang w:val="en-US"/>
-        </w:rPr>
-        <w:t>CIL</w:t>
-      </w:r>
-      <w:r>
-        <w:rPr>
-          <w:rFonts w:cs="Times New Roman"/>
-          <w:szCs w:val="28"/>
-        </w:rPr>
-        <w:t xml:space="preserve"> (</w:t>
-      </w:r>
-      <w:r>
-        <w:rPr>
-          <w:rFonts w:cs="Times New Roman"/>
-          <w:szCs w:val="28"/>
-          <w:lang w:val="en-US"/>
-        </w:rPr>
-        <w:t>Common</w:t>
-      </w:r>
-      <w:r>
-        <w:rPr>
-          <w:rFonts w:cs="Times New Roman"/>
-          <w:szCs w:val="28"/>
-        </w:rPr>
-        <w:t xml:space="preserve"> </w:t>
-      </w:r>
-      <w:r>
-        <w:rPr>
-          <w:rFonts w:cs="Times New Roman"/>
-          <w:szCs w:val="28"/>
-          <w:lang w:val="en-US"/>
-        </w:rPr>
-        <w:t>Intermediate</w:t>
-      </w:r>
-      <w:r>
-        <w:rPr>
-          <w:rFonts w:cs="Times New Roman"/>
-          <w:szCs w:val="28"/>
-        </w:rPr>
-        <w:t xml:space="preserve"> </w:t>
-      </w:r>
-      <w:r>
-        <w:rPr>
-          <w:rFonts w:cs="Times New Roman"/>
-          <w:szCs w:val="28"/>
-          <w:lang w:val="en-US"/>
-        </w:rPr>
-        <w:t>Language</w:t>
-      </w:r>
-      <w:r>
-        <w:rPr>
-          <w:rFonts w:cs="Times New Roman"/>
-          <w:szCs w:val="28"/>
-        </w:rPr>
-        <w:t>) - своего рода ассемблер платформы .</w:t>
-      </w:r>
-      <w:r>
-        <w:rPr>
-          <w:rFonts w:cs="Times New Roman"/>
-          <w:szCs w:val="28"/>
-          <w:lang w:val="en-US"/>
-        </w:rPr>
-        <w:t>NET</w:t>
-      </w:r>
-      <w:r>
-        <w:rPr>
-          <w:rFonts w:cs="Times New Roman"/>
-          <w:szCs w:val="28"/>
-        </w:rPr>
-        <w:t>. Поэтому при определенных условиях мы можем сделать отдельные модули одного приложения на отдельных языках.</w:t>
-      </w:r>
-    </w:p>
-    <w:p>
-      <w:pPr>
-        <w:ind w:firstLine="709"/>
-        <w:rPr>
-          <w:rFonts w:cs="Times New Roman"/>
-          <w:szCs w:val="28"/>
-        </w:rPr>
-      </w:pPr>
-      <w:r>
-        <w:rPr>
-          <w:rFonts w:cs="Times New Roman"/>
-          <w:szCs w:val="28"/>
-        </w:rPr>
-        <w:t>Кроссплатформенность. .</w:t>
-      </w:r>
-      <w:r>
-        <w:rPr>
-          <w:rFonts w:cs="Times New Roman"/>
-          <w:szCs w:val="28"/>
-          <w:lang w:val="en-US"/>
-        </w:rPr>
-        <w:t>NET</w:t>
-      </w:r>
-      <w:r>
-        <w:rPr>
-          <w:rFonts w:cs="Times New Roman"/>
-          <w:szCs w:val="28"/>
-        </w:rPr>
-        <w:t xml:space="preserve"> является переносимой платформой (с некоторыми ограничениями). Например, последняя версия платформы на данный момент - .</w:t>
-      </w:r>
-      <w:r>
-        <w:rPr>
-          <w:rFonts w:cs="Times New Roman"/>
-          <w:szCs w:val="28"/>
-          <w:lang w:val="en-US"/>
-        </w:rPr>
-        <w:t>NET</w:t>
-      </w:r>
-      <w:r>
-        <w:rPr>
-          <w:rFonts w:cs="Times New Roman"/>
-          <w:szCs w:val="28"/>
-        </w:rPr>
-        <w:t xml:space="preserve"> 7 поддерживается на большинстве современных ОС </w:t>
-      </w:r>
-      <w:r>
-        <w:rPr>
-          <w:rFonts w:cs="Times New Roman"/>
-          <w:szCs w:val="28"/>
-          <w:lang w:val="en-US"/>
-        </w:rPr>
-        <w:t>Windows</w:t>
-      </w:r>
-      <w:r>
-        <w:rPr>
-          <w:rFonts w:cs="Times New Roman"/>
-          <w:szCs w:val="28"/>
-        </w:rPr>
-        <w:t xml:space="preserve">, </w:t>
-      </w:r>
-      <w:r>
-        <w:rPr>
-          <w:rFonts w:cs="Times New Roman"/>
-          <w:szCs w:val="28"/>
-          <w:lang w:val="en-US"/>
-        </w:rPr>
-        <w:t>MacOS</w:t>
-      </w:r>
-      <w:r>
-        <w:rPr>
-          <w:rFonts w:cs="Times New Roman"/>
-          <w:szCs w:val="28"/>
-        </w:rPr>
-        <w:t xml:space="preserve">, </w:t>
-      </w:r>
-      <w:r>
-        <w:rPr>
-          <w:rFonts w:cs="Times New Roman"/>
-          <w:szCs w:val="28"/>
-          <w:lang w:val="en-US"/>
-        </w:rPr>
-        <w:t>Linux</w:t>
-      </w:r>
-      <w:r>
-        <w:rPr>
-          <w:rFonts w:cs="Times New Roman"/>
-          <w:szCs w:val="28"/>
-        </w:rPr>
-        <w:t>. Используя различные технологии на платформе .</w:t>
-      </w:r>
-      <w:r>
-        <w:rPr>
-          <w:rFonts w:cs="Times New Roman"/>
-          <w:szCs w:val="28"/>
-          <w:lang w:val="en-US"/>
-        </w:rPr>
-        <w:t>NET</w:t>
-      </w:r>
-      <w:r>
-        <w:rPr>
-          <w:rFonts w:cs="Times New Roman"/>
-          <w:szCs w:val="28"/>
-        </w:rPr>
-        <w:t xml:space="preserve">, можно разрабатывать приложения на языке </w:t>
-      </w:r>
-      <w:r>
-        <w:rPr>
-          <w:rFonts w:cs="Times New Roman"/>
-          <w:szCs w:val="28"/>
-          <w:lang w:val="en-US"/>
-        </w:rPr>
-        <w:t>C</w:t>
-      </w:r>
-      <w:r>
-        <w:rPr>
-          <w:rFonts w:cs="Times New Roman"/>
-          <w:szCs w:val="28"/>
-        </w:rPr>
-        <w:t xml:space="preserve"># для самых разных платформ - </w:t>
-      </w:r>
-      <w:r>
-        <w:rPr>
-          <w:rFonts w:cs="Times New Roman"/>
-          <w:szCs w:val="28"/>
-          <w:lang w:val="en-US"/>
-        </w:rPr>
-        <w:t>Windows</w:t>
-      </w:r>
-      <w:r>
-        <w:rPr>
-          <w:rFonts w:cs="Times New Roman"/>
-          <w:szCs w:val="28"/>
-        </w:rPr>
-        <w:t xml:space="preserve">, </w:t>
-      </w:r>
-      <w:r>
-        <w:rPr>
-          <w:rFonts w:cs="Times New Roman"/>
-          <w:szCs w:val="28"/>
-          <w:lang w:val="en-US"/>
-        </w:rPr>
-        <w:t>MacOS</w:t>
-      </w:r>
-      <w:r>
-        <w:rPr>
-          <w:rFonts w:cs="Times New Roman"/>
-          <w:szCs w:val="28"/>
-        </w:rPr>
-        <w:t xml:space="preserve">, </w:t>
-      </w:r>
-      <w:r>
-        <w:rPr>
-          <w:rFonts w:cs="Times New Roman"/>
-          <w:szCs w:val="28"/>
-          <w:lang w:val="en-US"/>
-        </w:rPr>
-        <w:t>Linux</w:t>
-      </w:r>
-      <w:r>
-        <w:rPr>
-          <w:rFonts w:cs="Times New Roman"/>
-          <w:szCs w:val="28"/>
-        </w:rPr>
-        <w:t xml:space="preserve">, </w:t>
-      </w:r>
-      <w:r>
-        <w:rPr>
-          <w:rFonts w:cs="Times New Roman"/>
-          <w:szCs w:val="28"/>
-          <w:lang w:val="en-US"/>
-        </w:rPr>
-        <w:t>Android</w:t>
-      </w:r>
-      <w:r>
-        <w:rPr>
-          <w:rFonts w:cs="Times New Roman"/>
-          <w:szCs w:val="28"/>
-        </w:rPr>
-        <w:t xml:space="preserve">, </w:t>
-      </w:r>
-      <w:r>
-        <w:rPr>
-          <w:rFonts w:cs="Times New Roman"/>
-          <w:szCs w:val="28"/>
-          <w:lang w:val="en-US"/>
-        </w:rPr>
-        <w:t>iOS</w:t>
-      </w:r>
-      <w:r>
-        <w:rPr>
-          <w:rFonts w:cs="Times New Roman"/>
-          <w:szCs w:val="28"/>
-        </w:rPr>
-        <w:t xml:space="preserve">, </w:t>
-      </w:r>
-      <w:r>
-        <w:rPr>
-          <w:rFonts w:cs="Times New Roman"/>
-          <w:szCs w:val="28"/>
-          <w:lang w:val="en-US"/>
-        </w:rPr>
-        <w:t>Tizen</w:t>
-      </w:r>
-      <w:r>
-        <w:rPr>
-          <w:rFonts w:cs="Times New Roman"/>
-          <w:szCs w:val="28"/>
-        </w:rPr>
-        <w:t>.</w:t>
-      </w:r>
-    </w:p>
-    <w:p>
-      <w:pPr>
-        <w:ind w:firstLine="709"/>
-        <w:rPr>
-          <w:rFonts w:cs="Times New Roman"/>
-          <w:szCs w:val="28"/>
-        </w:rPr>
-      </w:pPr>
-      <w:r>
-        <w:rPr>
-          <w:rFonts w:cs="Times New Roman"/>
-          <w:szCs w:val="28"/>
-        </w:rPr>
-        <w:t>Мощная библиотека классов. .</w:t>
-      </w:r>
-      <w:r>
-        <w:rPr>
-          <w:rFonts w:cs="Times New Roman"/>
-          <w:szCs w:val="28"/>
-          <w:lang w:val="en-US"/>
-        </w:rPr>
-        <w:t>NET</w:t>
-      </w:r>
-      <w:r>
-        <w:rPr>
-          <w:rFonts w:cs="Times New Roman"/>
-          <w:szCs w:val="28"/>
-        </w:rPr>
-        <w:t xml:space="preserve"> представляет единую для всех поддерживаемых языков библиотеку классов. И какое бы приложение мы не собирались писать на </w:t>
-      </w:r>
-      <w:r>
-        <w:rPr>
-          <w:rFonts w:cs="Times New Roman"/>
-          <w:szCs w:val="28"/>
-          <w:lang w:val="en-US"/>
-        </w:rPr>
-        <w:t>C</w:t>
-      </w:r>
-      <w:r>
-        <w:rPr>
-          <w:rFonts w:cs="Times New Roman"/>
-          <w:szCs w:val="28"/>
-        </w:rPr>
-        <w:t># - текстовый редактор, чат или сложный веб-сайт - так или иначе мы задействуем библиотеку классов .</w:t>
-      </w:r>
-      <w:r>
-        <w:rPr>
-          <w:rFonts w:cs="Times New Roman"/>
-          <w:szCs w:val="28"/>
-          <w:lang w:val="en-US"/>
-        </w:rPr>
-        <w:t>NET</w:t>
-      </w:r>
-      <w:r>
-        <w:rPr>
-          <w:rFonts w:cs="Times New Roman"/>
-          <w:szCs w:val="28"/>
-        </w:rPr>
-        <w:t>.</w:t>
-      </w:r>
-    </w:p>
-    <w:p>
-      <w:pPr>
-        <w:ind w:firstLine="709"/>
-        <w:rPr>
-          <w:rFonts w:cs="Times New Roman"/>
-          <w:szCs w:val="28"/>
-        </w:rPr>
-      </w:pPr>
-      <w:r>
-        <w:rPr>
-          <w:rFonts w:cs="Times New Roman"/>
-          <w:szCs w:val="28"/>
-        </w:rPr>
-        <w:t xml:space="preserve">Разнообразие технологий. Общеязыковая среда исполнения </w:t>
-      </w:r>
-      <w:r>
-        <w:rPr>
-          <w:rFonts w:cs="Times New Roman"/>
-          <w:szCs w:val="28"/>
-          <w:lang w:val="en-US"/>
-        </w:rPr>
-        <w:t>CLR</w:t>
-      </w:r>
-      <w:r>
-        <w:rPr>
-          <w:rFonts w:cs="Times New Roman"/>
-          <w:szCs w:val="28"/>
-        </w:rPr>
-        <w:t xml:space="preserve"> и базовая библиотека классов являются основой для целого стека технологий, которые разработчики могут задействовать при построении тех или иных приложений. Например, для работы с базами данных в этом стеке технологий предназначена технология </w:t>
-      </w:r>
-      <w:r>
-        <w:rPr>
-          <w:rFonts w:cs="Times New Roman"/>
-          <w:szCs w:val="28"/>
-          <w:lang w:val="en-US"/>
-        </w:rPr>
-        <w:t>ADO</w:t>
-      </w:r>
-      <w:r>
-        <w:rPr>
-          <w:rFonts w:cs="Times New Roman"/>
-          <w:szCs w:val="28"/>
-        </w:rPr>
-        <w:t>.</w:t>
-      </w:r>
-      <w:r>
-        <w:rPr>
-          <w:rFonts w:cs="Times New Roman"/>
-          <w:szCs w:val="28"/>
-          <w:lang w:val="en-US"/>
-        </w:rPr>
-        <w:t>NET</w:t>
-      </w:r>
-      <w:r>
-        <w:rPr>
-          <w:rFonts w:cs="Times New Roman"/>
-          <w:szCs w:val="28"/>
-        </w:rPr>
-        <w:t xml:space="preserve"> и </w:t>
-      </w:r>
-      <w:r>
-        <w:rPr>
-          <w:rFonts w:cs="Times New Roman"/>
-          <w:szCs w:val="28"/>
-          <w:lang w:val="en-US"/>
-        </w:rPr>
-        <w:t>Entity</w:t>
-      </w:r>
-      <w:r>
-        <w:rPr>
-          <w:rFonts w:cs="Times New Roman"/>
-          <w:szCs w:val="28"/>
-        </w:rPr>
-        <w:t xml:space="preserve"> </w:t>
-      </w:r>
-      <w:r>
-        <w:rPr>
-          <w:rFonts w:cs="Times New Roman"/>
-          <w:szCs w:val="28"/>
-          <w:lang w:val="en-US"/>
-        </w:rPr>
-        <w:t>Framework</w:t>
-      </w:r>
-      <w:r>
-        <w:rPr>
-          <w:rFonts w:cs="Times New Roman"/>
-          <w:szCs w:val="28"/>
-        </w:rPr>
-        <w:t xml:space="preserve"> </w:t>
-      </w:r>
-      <w:r>
-        <w:rPr>
-          <w:rFonts w:cs="Times New Roman"/>
-          <w:szCs w:val="28"/>
-          <w:lang w:val="en-US"/>
-        </w:rPr>
-        <w:t>Core</w:t>
-      </w:r>
-      <w:r>
-        <w:rPr>
-          <w:rFonts w:cs="Times New Roman"/>
-          <w:szCs w:val="28"/>
-        </w:rPr>
-        <w:t xml:space="preserve">. Для построения графических приложений с богатым насыщенным интерфейсом - технология </w:t>
-      </w:r>
-      <w:r>
-        <w:rPr>
-          <w:rFonts w:cs="Times New Roman"/>
-          <w:szCs w:val="28"/>
-          <w:lang w:val="en-US"/>
-        </w:rPr>
-        <w:t>WPF</w:t>
-      </w:r>
-      <w:r>
-        <w:rPr>
-          <w:rFonts w:cs="Times New Roman"/>
-          <w:szCs w:val="28"/>
-        </w:rPr>
-        <w:t xml:space="preserve"> и </w:t>
-      </w:r>
-      <w:r>
-        <w:rPr>
-          <w:rFonts w:cs="Times New Roman"/>
-          <w:szCs w:val="28"/>
-          <w:lang w:val="en-US"/>
-        </w:rPr>
-        <w:t>WinUI</w:t>
-      </w:r>
-      <w:r>
-        <w:rPr>
-          <w:rFonts w:cs="Times New Roman"/>
-          <w:szCs w:val="28"/>
-        </w:rPr>
-        <w:t xml:space="preserve">, для создания более простых графических приложений - </w:t>
-      </w:r>
-      <w:r>
-        <w:rPr>
-          <w:rFonts w:cs="Times New Roman"/>
-          <w:szCs w:val="28"/>
-          <w:lang w:val="en-US"/>
-        </w:rPr>
-        <w:t>Windows</w:t>
-      </w:r>
-      <w:r>
-        <w:rPr>
-          <w:rFonts w:cs="Times New Roman"/>
-          <w:szCs w:val="28"/>
-        </w:rPr>
-        <w:t xml:space="preserve"> </w:t>
-      </w:r>
-      <w:r>
-        <w:rPr>
-          <w:rFonts w:cs="Times New Roman"/>
-          <w:szCs w:val="28"/>
-          <w:lang w:val="en-US"/>
-        </w:rPr>
-        <w:t>Forms</w:t>
-      </w:r>
-      <w:r>
-        <w:rPr>
-          <w:rFonts w:cs="Times New Roman"/>
-          <w:szCs w:val="28"/>
-        </w:rPr>
-        <w:t xml:space="preserve">. Для разработки кроссплатформенных мобильных и десктопных приложений - </w:t>
-      </w:r>
-      <w:r>
-        <w:rPr>
-          <w:rFonts w:cs="Times New Roman"/>
-          <w:szCs w:val="28"/>
-          <w:lang w:val="en-US"/>
-        </w:rPr>
-        <w:t>Xamarin</w:t>
-      </w:r>
-      <w:r>
-        <w:rPr>
-          <w:rFonts w:cs="Times New Roman"/>
-          <w:szCs w:val="28"/>
-        </w:rPr>
-        <w:t>/</w:t>
-      </w:r>
-      <w:r>
-        <w:rPr>
-          <w:rFonts w:cs="Times New Roman"/>
-          <w:szCs w:val="28"/>
-          <w:lang w:val="en-US"/>
-        </w:rPr>
-        <w:t>MAUI</w:t>
-      </w:r>
-      <w:r>
-        <w:rPr>
-          <w:rFonts w:cs="Times New Roman"/>
-          <w:szCs w:val="28"/>
-        </w:rPr>
-        <w:t xml:space="preserve">. Для создания веб-сайтов и веб-приложений - </w:t>
-      </w:r>
-      <w:r>
-        <w:rPr>
-          <w:rFonts w:cs="Times New Roman"/>
-          <w:szCs w:val="28"/>
-          <w:lang w:val="en-US"/>
-        </w:rPr>
-        <w:t>ASP</w:t>
-      </w:r>
-      <w:r>
-        <w:rPr>
-          <w:rFonts w:cs="Times New Roman"/>
-          <w:szCs w:val="28"/>
-        </w:rPr>
-        <w:t>.</w:t>
-      </w:r>
-      <w:r>
-        <w:rPr>
-          <w:rFonts w:cs="Times New Roman"/>
-          <w:szCs w:val="28"/>
-          <w:lang w:val="en-US"/>
-        </w:rPr>
-        <w:t>NET</w:t>
-      </w:r>
-      <w:r>
-        <w:rPr>
-          <w:rFonts w:cs="Times New Roman"/>
-          <w:szCs w:val="28"/>
-        </w:rPr>
-        <w:t xml:space="preserve"> и т.д.</w:t>
-      </w:r>
-    </w:p>
-    <w:p>
-      <w:pPr>
-        <w:ind w:firstLine="709"/>
-        <w:rPr>
-          <w:rFonts w:cs="Times New Roman"/>
-          <w:szCs w:val="28"/>
-        </w:rPr>
-      </w:pPr>
-      <w:r>
-        <w:rPr>
-          <w:rFonts w:cs="Times New Roman"/>
-          <w:szCs w:val="28"/>
-        </w:rPr>
-        <w:lastRenderedPageBreak/>
-        <w:t xml:space="preserve">К этому стоит добавить активной развивающийся и набирающий популяность </w:t>
-      </w:r>
-      <w:r>
-        <w:rPr>
-          <w:rFonts w:cs="Times New Roman"/>
-          <w:szCs w:val="28"/>
-          <w:lang w:val="en-US"/>
-        </w:rPr>
-        <w:t>Blazor</w:t>
-      </w:r>
-      <w:r>
-        <w:rPr>
-          <w:rFonts w:cs="Times New Roman"/>
-          <w:szCs w:val="28"/>
-        </w:rPr>
-        <w:t xml:space="preserve"> - фреймворк, который работает поверх .</w:t>
-      </w:r>
-      <w:r>
-        <w:rPr>
-          <w:rFonts w:cs="Times New Roman"/>
-          <w:szCs w:val="28"/>
-          <w:lang w:val="en-US"/>
-        </w:rPr>
-        <w:t>NET</w:t>
-      </w:r>
-      <w:r>
-        <w:rPr>
-          <w:rFonts w:cs="Times New Roman"/>
-          <w:szCs w:val="28"/>
-        </w:rPr>
-        <w:t xml:space="preserve"> и который позволяет создавать веб-приложения как на стороне сервера, так и на стороне клиента. А в будущем будет поддерживать создание мобильных приложений и, возможно, десктоп-приложений.</w:t>
-      </w:r>
-    </w:p>
-    <w:p>
-      <w:pPr>
-        <w:ind w:firstLine="709"/>
-        <w:rPr>
-          <w:rFonts w:cs="Times New Roman"/>
-          <w:szCs w:val="28"/>
-        </w:rPr>
-      </w:pPr>
-      <w:r>
-        <w:rPr>
-          <w:rFonts w:cs="Times New Roman"/>
-          <w:szCs w:val="28"/>
-        </w:rPr>
-        <w:t>Производительность. Согласно ряду тестов веб-приложения на .</w:t>
-      </w:r>
-      <w:r>
-        <w:rPr>
-          <w:rFonts w:cs="Times New Roman"/>
-          <w:szCs w:val="28"/>
-          <w:lang w:val="en-US"/>
-        </w:rPr>
-        <w:t>NET</w:t>
-      </w:r>
-      <w:r>
-        <w:rPr>
-          <w:rFonts w:cs="Times New Roman"/>
-          <w:szCs w:val="28"/>
-        </w:rPr>
-        <w:t xml:space="preserve"> 7 в ряде категорий сильно опережают веб-приложения, построенные с помощью других технологий. Приложения на .</w:t>
-      </w:r>
-      <w:r>
-        <w:rPr>
-          <w:rFonts w:cs="Times New Roman"/>
-          <w:szCs w:val="28"/>
-          <w:lang w:val="en-US"/>
-        </w:rPr>
-        <w:t>NET</w:t>
-      </w:r>
-      <w:r>
-        <w:rPr>
-          <w:rFonts w:cs="Times New Roman"/>
-          <w:szCs w:val="28"/>
-        </w:rPr>
-        <w:t xml:space="preserve"> 7 в принципе отличаются высокой производительностью.</w:t>
-      </w:r>
-    </w:p>
-    <w:p>
-      <w:pPr>
-        <w:ind w:firstLine="709"/>
-        <w:rPr>
-          <w:rFonts w:cs="Times New Roman"/>
-          <w:szCs w:val="28"/>
-        </w:rPr>
-      </w:pPr>
-      <w:r>
-        <w:rPr>
-          <w:rFonts w:cs="Times New Roman"/>
-          <w:szCs w:val="28"/>
-        </w:rPr>
-        <w:t xml:space="preserve">Также еще следует отметить такую особенность языка </w:t>
-      </w:r>
-      <w:r>
-        <w:rPr>
-          <w:rFonts w:cs="Times New Roman"/>
-          <w:szCs w:val="28"/>
-          <w:lang w:val="en-US"/>
-        </w:rPr>
-        <w:t>C</w:t>
-      </w:r>
-      <w:r>
-        <w:rPr>
-          <w:rFonts w:cs="Times New Roman"/>
-          <w:szCs w:val="28"/>
-        </w:rPr>
-        <w:t># и фреймворка .</w:t>
-      </w:r>
-      <w:r>
-        <w:rPr>
-          <w:rFonts w:cs="Times New Roman"/>
-          <w:szCs w:val="28"/>
-          <w:lang w:val="en-US"/>
-        </w:rPr>
-        <w:t>NET</w:t>
-      </w:r>
-      <w:r>
-        <w:rPr>
-          <w:rFonts w:cs="Times New Roman"/>
-          <w:szCs w:val="28"/>
-        </w:rPr>
-        <w:t xml:space="preserve">, как автоматическая сборка мусора. А это значит, что нам в большинстве случаев не придется, в отличие от С++, заботиться об освобождении памяти. Вышеупомянутая общеязыковая среда </w:t>
-      </w:r>
-      <w:r>
-        <w:rPr>
-          <w:rFonts w:cs="Times New Roman"/>
-          <w:szCs w:val="28"/>
-          <w:lang w:val="en-US"/>
-        </w:rPr>
-        <w:t>CLR</w:t>
-      </w:r>
-      <w:r>
-        <w:rPr>
-          <w:rFonts w:cs="Times New Roman"/>
-          <w:szCs w:val="28"/>
-        </w:rPr>
-        <w:t xml:space="preserve"> сама вызовет сборщик мусора и очистит память.</w:t>
-      </w:r>
-    </w:p>
-    <w:p>
-      <w:pPr>
-        <w:ind w:firstLine="709"/>
-        <w:rPr>
-          <w:rFonts w:cs="Times New Roman"/>
-          <w:szCs w:val="28"/>
-        </w:rPr>
-      </w:pPr>
-      <w:r>
-        <w:rPr>
-          <w:rFonts w:cs="Times New Roman"/>
-          <w:szCs w:val="28"/>
-        </w:rPr>
-        <w:t>.</w:t>
-      </w:r>
-      <w:r>
-        <w:rPr>
-          <w:rFonts w:cs="Times New Roman"/>
-          <w:szCs w:val="28"/>
-          <w:lang w:val="en-US"/>
-        </w:rPr>
-        <w:t>NET</w:t>
-      </w:r>
-      <w:r>
-        <w:rPr>
-          <w:rFonts w:cs="Times New Roman"/>
-          <w:szCs w:val="28"/>
-        </w:rPr>
-        <w:t xml:space="preserve"> </w:t>
-      </w:r>
-      <w:r>
-        <w:rPr>
-          <w:rFonts w:cs="Times New Roman"/>
-          <w:szCs w:val="28"/>
-          <w:lang w:val="en-US"/>
-        </w:rPr>
-        <w:t>Framework</w:t>
-      </w:r>
-      <w:r>
-        <w:rPr>
-          <w:rFonts w:cs="Times New Roman"/>
-          <w:szCs w:val="28"/>
-        </w:rPr>
-        <w:t xml:space="preserve"> и .</w:t>
-      </w:r>
-      <w:r>
-        <w:rPr>
-          <w:rFonts w:cs="Times New Roman"/>
-          <w:szCs w:val="28"/>
-          <w:lang w:val="en-US"/>
-        </w:rPr>
-        <w:t>NET</w:t>
-      </w:r>
-      <w:r>
-        <w:rPr>
-          <w:rFonts w:cs="Times New Roman"/>
-          <w:szCs w:val="28"/>
-        </w:rPr>
-        <w:t xml:space="preserve"> 7</w:t>
-      </w:r>
-    </w:p>
-    <w:p>
-      <w:pPr>
-        <w:ind w:firstLine="709"/>
-        <w:rPr>
-          <w:rFonts w:cs="Times New Roman"/>
-          <w:szCs w:val="28"/>
-        </w:rPr>
-      </w:pPr>
-      <w:r>
-        <w:rPr>
-          <w:rFonts w:cs="Times New Roman"/>
-          <w:szCs w:val="28"/>
-        </w:rPr>
-        <w:t>Стоит отметить, что .</w:t>
-      </w:r>
-      <w:r>
-        <w:rPr>
-          <w:rFonts w:cs="Times New Roman"/>
-          <w:szCs w:val="28"/>
-          <w:lang w:val="en-US"/>
-        </w:rPr>
-        <w:t>NET</w:t>
-      </w:r>
-      <w:r>
-        <w:rPr>
-          <w:rFonts w:cs="Times New Roman"/>
-          <w:szCs w:val="28"/>
-        </w:rPr>
-        <w:t xml:space="preserve"> долгое время развивался премущественно как платформа для </w:t>
-      </w:r>
-      <w:r>
-        <w:rPr>
-          <w:rFonts w:cs="Times New Roman"/>
-          <w:szCs w:val="28"/>
-          <w:lang w:val="en-US"/>
-        </w:rPr>
-        <w:t>Windows</w:t>
-      </w:r>
-      <w:r>
-        <w:rPr>
-          <w:rFonts w:cs="Times New Roman"/>
-          <w:szCs w:val="28"/>
-        </w:rPr>
-        <w:t xml:space="preserve"> под названием .</w:t>
-      </w:r>
-      <w:r>
-        <w:rPr>
-          <w:rFonts w:cs="Times New Roman"/>
-          <w:szCs w:val="28"/>
-          <w:lang w:val="en-US"/>
-        </w:rPr>
-        <w:t>NET</w:t>
-      </w:r>
-      <w:r>
-        <w:rPr>
-          <w:rFonts w:cs="Times New Roman"/>
-          <w:szCs w:val="28"/>
-        </w:rPr>
-        <w:t xml:space="preserve"> </w:t>
-      </w:r>
-      <w:r>
-        <w:rPr>
-          <w:rFonts w:cs="Times New Roman"/>
-          <w:szCs w:val="28"/>
-          <w:lang w:val="en-US"/>
-        </w:rPr>
-        <w:t>Framework</w:t>
-      </w:r>
-      <w:r>
-        <w:rPr>
-          <w:rFonts w:cs="Times New Roman"/>
-          <w:szCs w:val="28"/>
-        </w:rPr>
-        <w:t>. В 2019 вышла последняя версия этой платформы - .</w:t>
-      </w:r>
-      <w:r>
-        <w:rPr>
-          <w:rFonts w:cs="Times New Roman"/>
-          <w:szCs w:val="28"/>
-          <w:lang w:val="en-US"/>
-        </w:rPr>
-        <w:t>NET</w:t>
-      </w:r>
-      <w:r>
-        <w:rPr>
-          <w:rFonts w:cs="Times New Roman"/>
-          <w:szCs w:val="28"/>
-        </w:rPr>
-        <w:t xml:space="preserve"> </w:t>
-      </w:r>
-      <w:r>
-        <w:rPr>
-          <w:rFonts w:cs="Times New Roman"/>
-          <w:szCs w:val="28"/>
-          <w:lang w:val="en-US"/>
-        </w:rPr>
-        <w:t>Framework</w:t>
-      </w:r>
-      <w:r>
-        <w:rPr>
-          <w:rFonts w:cs="Times New Roman"/>
-          <w:szCs w:val="28"/>
-        </w:rPr>
-        <w:t xml:space="preserve"> 4.8. Она больше не развивается</w:t>
-      </w:r>
-    </w:p>
-    <w:p>
-      <w:pPr>
-        <w:ind w:firstLine="709"/>
-        <w:rPr>
-          <w:rFonts w:cs="Times New Roman"/>
-          <w:szCs w:val="28"/>
-        </w:rPr>
-      </w:pPr>
-      <w:r>
-        <w:rPr>
-          <w:rFonts w:cs="Times New Roman"/>
-          <w:szCs w:val="28"/>
-        </w:rPr>
-        <w:t xml:space="preserve">С 2014 </w:t>
-      </w:r>
-      <w:r>
-        <w:rPr>
-          <w:rFonts w:cs="Times New Roman"/>
-          <w:szCs w:val="28"/>
-          <w:lang w:val="en-US"/>
-        </w:rPr>
-        <w:t>Microsoft</w:t>
-      </w:r>
-      <w:r>
-        <w:rPr>
-          <w:rFonts w:cs="Times New Roman"/>
-          <w:szCs w:val="28"/>
-        </w:rPr>
-        <w:t xml:space="preserve"> стал развивать альтернативную платформу - .</w:t>
-      </w:r>
-      <w:r>
-        <w:rPr>
-          <w:rFonts w:cs="Times New Roman"/>
-          <w:szCs w:val="28"/>
-          <w:lang w:val="en-US"/>
-        </w:rPr>
-        <w:t>NET</w:t>
-      </w:r>
-      <w:r>
-        <w:rPr>
-          <w:rFonts w:cs="Times New Roman"/>
-          <w:szCs w:val="28"/>
-        </w:rPr>
-        <w:t xml:space="preserve"> </w:t>
-      </w:r>
-      <w:r>
-        <w:rPr>
-          <w:rFonts w:cs="Times New Roman"/>
-          <w:szCs w:val="28"/>
-          <w:lang w:val="en-US"/>
-        </w:rPr>
-        <w:t>Core</w:t>
-      </w:r>
-      <w:r>
-        <w:rPr>
-          <w:rFonts w:cs="Times New Roman"/>
-          <w:szCs w:val="28"/>
-        </w:rPr>
-        <w:t>, которая уже предназначалась для разных платформ и должна была вобрать в себя все возможности устаревшего .</w:t>
-      </w:r>
-      <w:r>
-        <w:rPr>
-          <w:rFonts w:cs="Times New Roman"/>
-          <w:szCs w:val="28"/>
-          <w:lang w:val="en-US"/>
-        </w:rPr>
-        <w:t>NET</w:t>
-      </w:r>
-      <w:r>
-        <w:rPr>
-          <w:rFonts w:cs="Times New Roman"/>
-          <w:szCs w:val="28"/>
-        </w:rPr>
-        <w:t xml:space="preserve"> </w:t>
-      </w:r>
-      <w:r>
-        <w:rPr>
-          <w:rFonts w:cs="Times New Roman"/>
-          <w:szCs w:val="28"/>
-          <w:lang w:val="en-US"/>
-        </w:rPr>
-        <w:t>Framework</w:t>
-      </w:r>
-      <w:r>
-        <w:rPr>
-          <w:rFonts w:cs="Times New Roman"/>
-          <w:szCs w:val="28"/>
-        </w:rPr>
-        <w:t xml:space="preserve"> и добавить новую функциональность. Затем </w:t>
-      </w:r>
-      <w:r>
-        <w:rPr>
-          <w:rFonts w:cs="Times New Roman"/>
-          <w:szCs w:val="28"/>
-          <w:lang w:val="en-US"/>
-        </w:rPr>
-        <w:t>Microsoft</w:t>
-      </w:r>
-      <w:r>
-        <w:rPr>
-          <w:rFonts w:cs="Times New Roman"/>
-          <w:szCs w:val="28"/>
-        </w:rPr>
-        <w:t xml:space="preserve"> последовательно выпустил ряд версий этой платформы: .</w:t>
-      </w:r>
-      <w:r>
-        <w:rPr>
-          <w:rFonts w:cs="Times New Roman"/>
-          <w:szCs w:val="28"/>
-          <w:lang w:val="en-US"/>
-        </w:rPr>
-        <w:t>NET</w:t>
-      </w:r>
-      <w:r>
-        <w:rPr>
-          <w:rFonts w:cs="Times New Roman"/>
-          <w:szCs w:val="28"/>
-        </w:rPr>
-        <w:t xml:space="preserve"> </w:t>
-      </w:r>
-      <w:r>
-        <w:rPr>
-          <w:rFonts w:cs="Times New Roman"/>
-          <w:szCs w:val="28"/>
-          <w:lang w:val="en-US"/>
-        </w:rPr>
-        <w:t>Core</w:t>
-      </w:r>
-      <w:r>
-        <w:rPr>
-          <w:rFonts w:cs="Times New Roman"/>
-          <w:szCs w:val="28"/>
-        </w:rPr>
-        <w:t xml:space="preserve"> 1, .</w:t>
-      </w:r>
-      <w:r>
-        <w:rPr>
-          <w:rFonts w:cs="Times New Roman"/>
-          <w:szCs w:val="28"/>
-          <w:lang w:val="en-US"/>
-        </w:rPr>
-        <w:t>NET</w:t>
-      </w:r>
-      <w:r>
-        <w:rPr>
-          <w:rFonts w:cs="Times New Roman"/>
-          <w:szCs w:val="28"/>
-        </w:rPr>
-        <w:t xml:space="preserve"> </w:t>
-      </w:r>
-      <w:r>
-        <w:rPr>
-          <w:rFonts w:cs="Times New Roman"/>
-          <w:szCs w:val="28"/>
-          <w:lang w:val="en-US"/>
-        </w:rPr>
-        <w:t>Core</w:t>
-      </w:r>
-      <w:r>
-        <w:rPr>
-          <w:rFonts w:cs="Times New Roman"/>
-          <w:szCs w:val="28"/>
-        </w:rPr>
-        <w:t xml:space="preserve"> 2, .</w:t>
-      </w:r>
-      <w:r>
-        <w:rPr>
-          <w:rFonts w:cs="Times New Roman"/>
-          <w:szCs w:val="28"/>
-          <w:lang w:val="en-US"/>
-        </w:rPr>
-        <w:t>NET</w:t>
-      </w:r>
-      <w:r>
-        <w:rPr>
-          <w:rFonts w:cs="Times New Roman"/>
-          <w:szCs w:val="28"/>
-        </w:rPr>
-        <w:t xml:space="preserve"> </w:t>
-      </w:r>
-      <w:r>
-        <w:rPr>
-          <w:rFonts w:cs="Times New Roman"/>
-          <w:szCs w:val="28"/>
-          <w:lang w:val="en-US"/>
-        </w:rPr>
-        <w:t>Core</w:t>
-      </w:r>
-      <w:r>
-        <w:rPr>
-          <w:rFonts w:cs="Times New Roman"/>
-          <w:szCs w:val="28"/>
-        </w:rPr>
-        <w:t xml:space="preserve"> 3, .</w:t>
-      </w:r>
-      <w:r>
-        <w:rPr>
-          <w:rFonts w:cs="Times New Roman"/>
-          <w:szCs w:val="28"/>
-          <w:lang w:val="en-US"/>
-        </w:rPr>
-        <w:t>NET</w:t>
-      </w:r>
-      <w:r>
-        <w:rPr>
-          <w:rFonts w:cs="Times New Roman"/>
-          <w:szCs w:val="28"/>
-        </w:rPr>
-        <w:t xml:space="preserve"> 5. И текущей версией является расматриваемая в этом руководстве платформа .</w:t>
-      </w:r>
-      <w:r>
-        <w:rPr>
-          <w:rFonts w:cs="Times New Roman"/>
-          <w:szCs w:val="28"/>
-          <w:lang w:val="en-US"/>
-        </w:rPr>
-        <w:t>NET</w:t>
-      </w:r>
-      <w:r>
-        <w:rPr>
-          <w:rFonts w:cs="Times New Roman"/>
-          <w:szCs w:val="28"/>
-        </w:rPr>
-        <w:t xml:space="preserve"> 7. Поэтому следует различать .</w:t>
-      </w:r>
-      <w:r>
-        <w:rPr>
-          <w:rFonts w:cs="Times New Roman"/>
-          <w:szCs w:val="28"/>
-          <w:lang w:val="en-US"/>
-        </w:rPr>
-        <w:t>NET</w:t>
-      </w:r>
-      <w:r>
-        <w:rPr>
-          <w:rFonts w:cs="Times New Roman"/>
-          <w:szCs w:val="28"/>
-        </w:rPr>
-        <w:t xml:space="preserve"> </w:t>
-      </w:r>
-      <w:r>
-        <w:rPr>
-          <w:rFonts w:cs="Times New Roman"/>
-          <w:szCs w:val="28"/>
-          <w:lang w:val="en-US"/>
-        </w:rPr>
-        <w:t>Framework</w:t>
-      </w:r>
-      <w:r>
-        <w:rPr>
-          <w:rFonts w:cs="Times New Roman"/>
-          <w:szCs w:val="28"/>
-        </w:rPr>
-        <w:t xml:space="preserve">, который предназначен преимущественно для </w:t>
-      </w:r>
-      <w:r>
-        <w:rPr>
-          <w:rFonts w:cs="Times New Roman"/>
-          <w:szCs w:val="28"/>
-          <w:lang w:val="en-US"/>
-        </w:rPr>
-        <w:t>Windows</w:t>
-      </w:r>
-      <w:r>
-        <w:rPr>
-          <w:rFonts w:cs="Times New Roman"/>
-          <w:szCs w:val="28"/>
-        </w:rPr>
-        <w:t>, и кросплатформенный .</w:t>
-      </w:r>
-      <w:r>
-        <w:rPr>
-          <w:rFonts w:cs="Times New Roman"/>
-          <w:szCs w:val="28"/>
-          <w:lang w:val="en-US"/>
-        </w:rPr>
-        <w:t>NET</w:t>
-      </w:r>
-      <w:r>
-        <w:rPr>
-          <w:rFonts w:cs="Times New Roman"/>
-          <w:szCs w:val="28"/>
-        </w:rPr>
-        <w:t xml:space="preserve"> 7.</w:t>
-      </w:r>
-    </w:p>
-    <w:p>
-      <w:pPr>
-        <w:ind w:firstLine="709"/>
-        <w:rPr>
-          <w:rFonts w:cs="Times New Roman"/>
-          <w:b/>
-          <w:bCs/>
-          <w:szCs w:val="28"/>
-        </w:rPr>
-      </w:pPr>
-      <w:r>
-        <w:rPr>
-          <w:rFonts w:cs="Times New Roman"/>
-          <w:b/>
-          <w:bCs/>
-          <w:szCs w:val="28"/>
-          <w:lang w:val="en-US"/>
-        </w:rPr>
-        <w:t>Avalonia</w:t>
-      </w:r>
-    </w:p>
-    <w:p>
-      <w:pPr>
-        <w:ind w:firstLine="709"/>
-        <w:rPr>
-          <w:rFonts w:cs="Times New Roman"/>
-          <w:szCs w:val="28"/>
-        </w:rPr>
-      </w:pPr>
-      <w:r>
-        <w:rPr>
-          <w:rFonts w:cs="Times New Roman"/>
-          <w:szCs w:val="28"/>
-        </w:rPr>
-        <w:t xml:space="preserve">Avalonia - это мощный фреймворк, который позволяет разработчикам создавать кроссплатформенные приложения с использованием .NET. Для отрисовки элементов управления пользовательского интерфейса используется </w:t>
-      </w:r>
-      <w:r>
-        <w:rPr>
-          <w:rFonts w:cs="Times New Roman"/>
-          <w:szCs w:val="28"/>
-        </w:rPr>
-        <w:lastRenderedPageBreak/>
-        <w:t>собственный движок рендеринга, обеспечивающий согласованный внешний вид и поведение на различных платформах, включая Windows, macOS, Linux, Android, iOS и WebAssembly. Это означает, что разработчики могут делиться своим кодом пользовательского интерфейса и поддерживать единый внешний вид независимо от целевой платформы.</w:t>
-      </w:r>
-    </w:p>
-    <w:p>
-      <w:pPr>
-        <w:ind w:firstLine="709"/>
-        <w:rPr>
-          <w:rFonts w:cs="Times New Roman"/>
-          <w:szCs w:val="28"/>
-        </w:rPr>
-      </w:pPr>
-      <w:r>
-        <w:rPr>
-          <w:rFonts w:cs="Times New Roman"/>
-          <w:szCs w:val="28"/>
-        </w:rPr>
-        <w:t>Приложения, созданные с помощью Avalonia, написаны на C # или F #, что упрощает быстрое создание прототипов приложений, которые со временем могут превратиться в сложные системы. В отличие от других наборов инструментов, которые могут быть ограничены ограниченными API или низкой производительностью, приложения Avalonia обладают преимуществом полного доступа к возможностям платформы и обеспечивают невероятную производительность благодаря компонентному рендерингу.</w:t>
-      </w:r>
-    </w:p>
-    <w:p>
-      <w:pPr>
-        <w:ind w:firstLine="709"/>
-        <w:rPr>
-          <w:rFonts w:cs="Times New Roman"/>
-          <w:szCs w:val="28"/>
-        </w:rPr>
-      </w:pPr>
-      <w:r>
-        <w:rPr>
-          <w:rFonts w:cs="Times New Roman"/>
-          <w:szCs w:val="28"/>
-        </w:rPr>
-        <w:t>Поскольку приложения Avalonia являются кроссплатформенными, их архитектура аналогична другим традиционным кроссплатформенным приложениям. Наиболее распространенный подход заключается в создании основного проекта, в котором размещается общий код, а затем в разработке проектов, зависящих от платформы, которые будут использовать этот общий код.</w:t>
-      </w:r>
-    </w:p>
-    <w:p>
-      <w:pPr>
-        <w:ind w:firstLine="709"/>
-        <w:rPr>
-          <w:rFonts w:cs="Times New Roman"/>
-          <w:szCs w:val="28"/>
-        </w:rPr>
-      </w:pPr>
-      <w:r>
-        <w:rPr>
-          <w:rFonts w:cs="Times New Roman"/>
-          <w:szCs w:val="28"/>
-        </w:rPr>
-        <w:t>Avalonia предлагает два метода создания пользовательских интерфейсов. Первый заключается в использовании кода для создания представлений пользовательского интерфейса с использованием обширного API, предоставляемого Avalonia. В качестве альтернативы разработчики могут использовать Extensible Application Markup Language (XAML), декларативный язык разметки, который позволяет разработчикам определять пользовательские интерфейсы. При таком подходе структура пользовательского интерфейса описывается в файле XAML, в то время как поведение во время выполнения определяется в отдельном файле с кодом.</w:t>
-      </w:r>
-    </w:p>
-    <w:p>
-      <w:pPr>
-        <w:ind w:firstLine="709"/>
-        <w:rPr>
-          <w:rFonts w:cs="Times New Roman"/>
-          <w:szCs w:val="28"/>
-        </w:rPr>
-      </w:pPr>
-      <w:r>
-        <w:rPr>
-          <w:rFonts w:cs="Times New Roman"/>
-          <w:szCs w:val="28"/>
-        </w:rPr>
-        <w:t xml:space="preserve">В во время разработки приложения был использован архитектурный паттерн программирования </w:t>
-      </w:r>
-      <w:r>
-        <w:rPr>
-          <w:rFonts w:cs="Times New Roman"/>
-          <w:szCs w:val="28"/>
-          <w:lang w:val="en-US"/>
-        </w:rPr>
-        <w:t>MVVM</w:t>
-      </w:r>
-      <w:r>
-        <w:rPr>
-          <w:rFonts w:cs="Times New Roman"/>
-          <w:szCs w:val="28"/>
-        </w:rPr>
-        <w:t xml:space="preserve"> (</w:t>
-      </w:r>
-      <w:r>
-        <w:rPr>
-          <w:rFonts w:cs="Times New Roman"/>
-          <w:szCs w:val="28"/>
-          <w:lang w:val="en-US"/>
-        </w:rPr>
         <w:t>Model</w:t>
       </w:r>
       <w:r>
@@ -4940,6 +4737,7 @@
         </w:rPr>
         <w:t>-</w:t>
       </w:r>
+      <w:proofErr w:type="spellStart"/>
       <w:r>
         <w:rPr>
           <w:rFonts w:cs="Times New Roman"/>
@@ -4948,6 +4746,7 @@
         </w:rPr>
         <w:t>ViewModel</w:t>
       </w:r>
+      <w:proofErr w:type="spellEnd"/>
       <w:r>
         <w:rPr>
           <w:rFonts w:cs="Times New Roman"/>
@@ -5015,7 +4814,6 @@
           <w:rFonts w:cs="Times New Roman"/>
           <w:szCs w:val="28"/>
         </w:rPr>
-        <w:lastRenderedPageBreak/>
         <w:t>Модель (англ. Model) (так же, как в классической MVC) представляет собой логику работы с данными и описание фундаментальных данных, необходимых для работы приложения.</w:t>
       </w:r>
     </w:p>
@@ -5038,7 +4836,15 @@
           <w:rFonts w:cs="Times New Roman"/>
           <w:szCs w:val="28"/>
         </w:rPr>
-        <w:t>Представление (англ. View) — графический интерфейс (окна, списки, кнопки и т. п.). Выступает подписчиком на событие изменения значений свойств или команд, предоставляемых Моделью Представления. В случае, если в Модели Представления изменилось какое-либо свойство, то она оповещает всех подписчиков об этом, и Представление, в свою очередь, запрашивает обновлённое значение свойства из Модели Представления. В случае, если пользователь воздействует на какой-либо элемент интерфейса, Представление вызывает соответствующую команду, предоставленную Моделью Представления.</w:t>
+        <w:t xml:space="preserve">Представление (англ. View) — графический интерфейс (окна, списки, кнопки и т. п.). Выступает подписчиком на событие изменения значений свойств </w:t>
+      </w:r>
+      <w:r>
+        <w:rPr>
+          <w:rFonts w:cs="Times New Roman"/>
+          <w:szCs w:val="28"/>
+        </w:rPr>
+        <w:lastRenderedPageBreak/>
+        <w:t>или команд, предоставляемых Моделью Представления. В случае, если в Модели Представления изменилось какое-либо свойство, то она оповещает всех подписчиков об этом, и Представление, в свою очередь, запрашивает обновлённое значение свойства из Модели Представления. В случае, если пользователь воздействует на какой-либо элемент интерфейса, Представление вызывает соответствующую команду, предоставленную Моделью Представления.</w:t>
       </w:r>
     </w:p>
     <w:p>
@@ -5067,6 +4873,7 @@
           <w:szCs w:val="28"/>
         </w:rPr>
       </w:pPr>
+      <w:proofErr w:type="spellStart"/>
       <w:r>
         <w:rPr>
           <w:rFonts w:cs="Times New Roman"/>
@@ -5077,15 +4884,17 @@
         </w:rPr>
         <w:t>ReactiveUI</w:t>
       </w:r>
-    </w:p>
-    <w:p>
-      <w:pPr>
-        <w:ind w:firstLine="709"/>
-        <w:rPr>
-          <w:rFonts w:cs="Times New Roman"/>
-          <w:szCs w:val="28"/>
-        </w:rPr>
-      </w:pPr>
+      <w:proofErr w:type="spellEnd"/>
+    </w:p>
+    <w:p>
+      <w:pPr>
+        <w:ind w:firstLine="709"/>
+        <w:rPr>
+          <w:rFonts w:cs="Times New Roman"/>
+          <w:szCs w:val="28"/>
+        </w:rPr>
+      </w:pPr>
+      <w:proofErr w:type="spellStart"/>
       <w:r>
         <w:rPr>
           <w:rFonts w:cs="Times New Roman"/>
@@ -5094,6 +4903,7 @@
         </w:rPr>
         <w:t>ReactiveUI</w:t>
       </w:r>
+      <w:proofErr w:type="spellEnd"/>
       <w:r>
         <w:rPr>
           <w:rFonts w:cs="Times New Roman"/>
@@ -5370,112 +5180,105 @@
           <w:rFonts w:cs="Times New Roman"/>
           <w:szCs w:val="28"/>
         </w:rPr>
-        <w:t xml:space="preserve">ReactiveUI построен вокруг реактивной модели программирования и использует Reactive Extensions (Rx). Однако цели написать гайд по реактивному программированию я перед собой не ставлю, лишь при необходимости буду пояснять, как что устроено. Совсем скоро вы сами увидите, что для использования базовых возможностей даже не требуется особенно вникать в то, что это за зверь такой: реактивное программирование. Хотя вы с ним и так знакомы, events – это как раз оно. Обычно даже в тех местах, где проявляется «реактивность», код можно довольно легко прочитать и понять, что произойдет. Конечно, если использовать библиотеку (и Reactive Extensions) на полную </w:t>
-      </w:r>
-      <w:r>
-        <w:rPr>
-          <w:rFonts w:cs="Times New Roman"/>
-          <w:szCs w:val="28"/>
+        <w:t>ReactiveUI построен вокруг реактивной модели программирования и использует Reactive Extensions (Rx). Однако цели написать гайд по реактивному программированию я перед собой не ставлю, лишь при необходимости буду пояснять, как что устроено. Совсем скоро вы сами увидите, что для использования базовых возможностей даже не требуется особенно вникать в то, что это за зверь такой: реактивное программирование. Хотя вы с ним и так знакомы, events – это как раз оно. Обычно даже в тех местах, где проявляется «реактивность», код можно довольно легко прочитать и понять, что произойдет. Конечно, если использовать библиотеку (и Reactive Extensions) на полную катушку, то придется серьезно ознакомиться с реактивной моделью, но пока мы пойдем по основам.</w:t>
+      </w:r>
+    </w:p>
+    <w:p>
+      <w:pPr>
+        <w:ind w:firstLine="709"/>
+        <w:rPr>
+          <w:rFonts w:cs="Times New Roman"/>
+          <w:b/>
+          <w:bCs/>
+          <w:szCs w:val="28"/>
+        </w:rPr>
+      </w:pPr>
+      <w:r>
+        <w:rPr>
+          <w:rFonts w:cs="Times New Roman"/>
+          <w:b/>
+          <w:bCs/>
+          <w:szCs w:val="28"/>
+        </w:rPr>
+        <w:t>Принцип работы приложения</w:t>
+      </w:r>
+    </w:p>
+    <w:p>
+      <w:pPr>
+        <w:ind w:firstLine="709"/>
+        <w:rPr>
+          <w:rFonts w:cs="Times New Roman"/>
+          <w:szCs w:val="28"/>
+        </w:rPr>
+      </w:pPr>
+      <w:r>
+        <w:rPr>
+          <w:rFonts w:cs="Times New Roman"/>
+          <w:szCs w:val="28"/>
+        </w:rPr>
+        <w:t xml:space="preserve">Приложение работает по технологиии клиент-сервер. Клиент, написанный на </w:t>
+      </w:r>
+      <w:r>
+        <w:rPr>
+          <w:rFonts w:cs="Times New Roman"/>
+          <w:szCs w:val="28"/>
+          <w:lang w:val="en-US"/>
+        </w:rPr>
+        <w:t>Avalonia</w:t>
+      </w:r>
+      <w:r>
+        <w:rPr>
+          <w:rFonts w:cs="Times New Roman"/>
+          <w:szCs w:val="28"/>
+        </w:rPr>
+        <w:t xml:space="preserve">, обращается к </w:t>
+      </w:r>
+      <w:r>
+        <w:rPr>
+          <w:rFonts w:cs="Times New Roman"/>
+          <w:szCs w:val="28"/>
+          <w:lang w:val="en-US"/>
+        </w:rPr>
+        <w:t>API</w:t>
+      </w:r>
+      <w:r>
+        <w:rPr>
+          <w:rFonts w:cs="Times New Roman"/>
+          <w:szCs w:val="28"/>
+        </w:rPr>
+        <w:t xml:space="preserve">, которая перадаёт в ответ в виде </w:t>
+      </w:r>
+      <w:r>
+        <w:rPr>
+          <w:rFonts w:cs="Times New Roman"/>
+          <w:szCs w:val="28"/>
+          <w:lang w:val="en-US"/>
+        </w:rPr>
+        <w:t>Json</w:t>
+      </w:r>
+      <w:r>
+        <w:rPr>
+          <w:rFonts w:cs="Times New Roman"/>
+          <w:szCs w:val="28"/>
+        </w:rPr>
+        <w:t>.</w:t>
+      </w:r>
+    </w:p>
+    <w:p>
+      <w:pPr>
+        <w:ind w:firstLine="709"/>
+        <w:rPr>
+          <w:rFonts w:cs="Times New Roman"/>
+          <w:szCs w:val="28"/>
+        </w:rPr>
+      </w:pPr>
+      <w:r>
+        <w:rPr>
+          <w:rFonts w:cs="Times New Roman"/>
+          <w:szCs w:val="28"/>
+          <w:lang w:val="en-US"/>
         </w:rPr>
         <w:lastRenderedPageBreak/>
-        <w:t>катушку, то придется серьезно ознакомиться с реактивной моделью, но пока мы пойдем по основам.</w:t>
-      </w:r>
-    </w:p>
-    <w:p>
-      <w:pPr>
-        <w:ind w:firstLine="709"/>
-        <w:rPr>
-          <w:rFonts w:cs="Times New Roman"/>
-          <w:b/>
-          <w:bCs/>
-          <w:szCs w:val="28"/>
-        </w:rPr>
-      </w:pPr>
-      <w:r>
-        <w:rPr>
-          <w:rFonts w:cs="Times New Roman"/>
-          <w:b/>
-          <w:bCs/>
-          <w:szCs w:val="28"/>
-        </w:rPr>
-        <w:t>Принцип работы приложения</w:t>
-      </w:r>
-    </w:p>
-    <w:p>
-      <w:pPr>
-        <w:ind w:firstLine="709"/>
-        <w:rPr>
-          <w:rFonts w:cs="Times New Roman"/>
-          <w:szCs w:val="28"/>
-        </w:rPr>
-      </w:pPr>
-      <w:r>
-        <w:rPr>
-          <w:rFonts w:cs="Times New Roman"/>
-          <w:szCs w:val="28"/>
-        </w:rPr>
-        <w:t xml:space="preserve">Приложение работает по технологиии клиент-сервер. Клиент, написанный на </w:t>
-      </w:r>
-      <w:r>
-        <w:rPr>
-          <w:rFonts w:cs="Times New Roman"/>
-          <w:szCs w:val="28"/>
-          <w:lang w:val="en-US"/>
-        </w:rPr>
-        <w:t>Avalonia</w:t>
-      </w:r>
-      <w:r>
-        <w:rPr>
-          <w:rFonts w:cs="Times New Roman"/>
-          <w:szCs w:val="28"/>
-        </w:rPr>
-        <w:t xml:space="preserve">, обращается к </w:t>
-      </w:r>
-      <w:r>
-        <w:rPr>
-          <w:rFonts w:cs="Times New Roman"/>
-          <w:szCs w:val="28"/>
-          <w:lang w:val="en-US"/>
-        </w:rPr>
-        <w:t>API</w:t>
-      </w:r>
-      <w:r>
-        <w:rPr>
-          <w:rFonts w:cs="Times New Roman"/>
-          <w:szCs w:val="28"/>
-        </w:rPr>
-        <w:t xml:space="preserve">, которая перадаёт в ответ в виде </w:t>
-      </w:r>
-      <w:r>
-        <w:rPr>
-          <w:rFonts w:cs="Times New Roman"/>
-          <w:szCs w:val="28"/>
-          <w:lang w:val="en-US"/>
-        </w:rPr>
-        <w:t>Json</w:t>
-      </w:r>
-      <w:r>
-        <w:rPr>
-          <w:rFonts w:cs="Times New Roman"/>
-          <w:szCs w:val="28"/>
-        </w:rPr>
-        <w:t>.</w:t>
-      </w:r>
-    </w:p>
-    <w:p>
-      <w:pPr>
-        <w:ind w:firstLine="709"/>
-        <w:rPr>
-          <w:rFonts w:cs="Times New Roman"/>
-          <w:szCs w:val="28"/>
-        </w:rPr>
-      </w:pPr>
-      <w:r>
-        <w:rPr>
-          <w:rFonts w:cs="Times New Roman"/>
-          <w:szCs w:val="28"/>
-          <w:lang w:val="en-US"/>
-        </w:rPr>
         <w:t>API</w:t>
       </w:r>
       <w:r>
@@ -5784,16 +5587,14 @@
           <w:bCs/>
           <w:sz w:val="28"/>
           <w:szCs w:val="28"/>
-          <w:highlight w:val="yellow"/>
-        </w:rPr>
-      </w:pPr>
-      <w:r>
-        <w:rPr>
-          <w:rFonts w:ascii="Times New Roman" w:hAnsi="Times New Roman" w:cs="Times New Roman"/>
-          <w:bCs/>
-          <w:sz w:val="28"/>
-          <w:szCs w:val="28"/>
-          <w:highlight w:val="yellow"/>
+        </w:rPr>
+      </w:pPr>
+      <w:r>
+        <w:rPr>
+          <w:rFonts w:ascii="Times New Roman" w:hAnsi="Times New Roman" w:cs="Times New Roman"/>
+          <w:bCs/>
+          <w:sz w:val="28"/>
+          <w:szCs w:val="28"/>
         </w:rPr>
         <w:t>Работа приложения состоит из нескольких шагов:</w:t>
       </w:r>
@@ -6028,29 +5829,26 @@
         <w:jc w:val="both"/>
         <w:rPr>
           <w:rFonts w:ascii="Times New Roman" w:hAnsi="Times New Roman" w:cs="Times New Roman"/>
-          <w:b/>
-          <w:sz w:val="28"/>
-          <w:szCs w:val="28"/>
-          <w:highlight w:val="yellow"/>
-        </w:rPr>
-      </w:pPr>
-      <w:r>
-        <w:rPr>
-          <w:rFonts w:ascii="Times New Roman" w:hAnsi="Times New Roman" w:cs="Times New Roman"/>
-          <w:b/>
-          <w:sz w:val="28"/>
-          <w:szCs w:val="28"/>
-          <w:highlight w:val="yellow"/>
-        </w:rPr>
-        <w:t xml:space="preserve">Есть БД, в БД есть данные юзверей, такие как логин и пароль, напрямую к БД подключиться незя, только через </w:t>
-      </w:r>
-      <w:r>
-        <w:rPr>
-          <w:rFonts w:ascii="Times New Roman" w:hAnsi="Times New Roman" w:cs="Times New Roman"/>
-          <w:b/>
-          <w:sz w:val="28"/>
-          <w:szCs w:val="28"/>
-          <w:highlight w:val="yellow"/>
+          <w:bCs/>
+          <w:sz w:val="28"/>
+          <w:szCs w:val="28"/>
+        </w:rPr>
+      </w:pPr>
+      <w:r>
+        <w:rPr>
+          <w:rFonts w:ascii="Times New Roman" w:hAnsi="Times New Roman" w:cs="Times New Roman"/>
+          <w:bCs/>
+          <w:sz w:val="28"/>
+          <w:szCs w:val="28"/>
+        </w:rPr>
+        <w:t xml:space="preserve">В приложение используется база данных, к которой имеет доступ только </w:t>
+      </w:r>
+      <w:r>
+        <w:rPr>
+          <w:rFonts w:ascii="Times New Roman" w:hAnsi="Times New Roman" w:cs="Times New Roman"/>
+          <w:bCs/>
+          <w:sz w:val="28"/>
+          <w:szCs w:val="28"/>
           <w:lang w:val="en-US"/>
         </w:rPr>
         <w:t>API</w:t>
@@ -6058,65 +5856,11 @@
       <w:r>
         <w:rPr>
           <w:rFonts w:ascii="Times New Roman" w:hAnsi="Times New Roman" w:cs="Times New Roman"/>
-          <w:b/>
-          <w:sz w:val="28"/>
-          <w:szCs w:val="28"/>
-          <w:highlight w:val="yellow"/>
-        </w:rPr>
-        <w:t xml:space="preserve">, в </w:t>
-      </w:r>
-      <w:r>
-        <w:rPr>
-          <w:rFonts w:ascii="Times New Roman" w:hAnsi="Times New Roman" w:cs="Times New Roman"/>
-          <w:b/>
-          <w:sz w:val="28"/>
-          <w:szCs w:val="28"/>
-          <w:highlight w:val="yellow"/>
-          <w:lang w:val="en-US"/>
-        </w:rPr>
-        <w:t>API</w:t>
-      </w:r>
-      <w:r>
-        <w:rPr>
-          <w:rFonts w:ascii="Times New Roman" w:hAnsi="Times New Roman" w:cs="Times New Roman"/>
-          <w:b/>
-          <w:sz w:val="28"/>
-          <w:szCs w:val="28"/>
-          <w:highlight w:val="yellow"/>
-        </w:rPr>
-        <w:t xml:space="preserve"> же есть </w:t>
-      </w:r>
-      <w:r>
-        <w:rPr>
-          <w:rFonts w:ascii="Times New Roman" w:hAnsi="Times New Roman" w:cs="Times New Roman"/>
-          <w:b/>
-          <w:sz w:val="28"/>
-          <w:szCs w:val="28"/>
-          <w:highlight w:val="yellow"/>
-          <w:lang w:val="en-US"/>
-        </w:rPr>
-        <w:t>cookie</w:t>
-      </w:r>
-      <w:r>
-        <w:rPr>
-          <w:rFonts w:ascii="Times New Roman" w:hAnsi="Times New Roman" w:cs="Times New Roman"/>
-          <w:b/>
-          <w:sz w:val="28"/>
-          <w:szCs w:val="28"/>
-          <w:highlight w:val="yellow"/>
-        </w:rPr>
-        <w:t xml:space="preserve"> </w:t>
-      </w:r>
-      <w:r>
-        <w:rPr>
-          <w:rFonts w:ascii="Times New Roman" w:hAnsi="Times New Roman" w:cs="Times New Roman"/>
-          <w:b/>
-          <w:sz w:val="28"/>
-          <w:szCs w:val="28"/>
-          <w:highlight w:val="yellow"/>
-        </w:rPr>
-        <w:lastRenderedPageBreak/>
-        <w:t>аутентификация, которая отвечает за доступ пользователей к определенным запросам. Как-то так, добавить воды и норм</w:t>
+          <w:bCs/>
+          <w:sz w:val="28"/>
+          <w:szCs w:val="28"/>
+        </w:rPr>
+        <w:t>, то есть обычный пользователь приложения со стороны клиента не сможет никак повлиять на неё, только при помощи запросов.</w:t>
       </w:r>
     </w:p>
     <w:p>
@@ -6140,7 +5884,7 @@
           <w:sz w:val="28"/>
           <w:szCs w:val="28"/>
         </w:rPr>
-        <w:t xml:space="preserve">В приложение используется база данных, к которой имеет доступ только </w:t>
+        <w:t xml:space="preserve">Также в приложении реализована авторизация пользователей по ролям, на стороне </w:t>
       </w:r>
       <w:r>
         <w:rPr>
@@ -6159,7 +5903,26 @@
           <w:sz w:val="28"/>
           <w:szCs w:val="28"/>
         </w:rPr>
-        <w:t>, то есть обычный пользователь приложения со стороны клиента не сможет никак повлиять на неё, только при помощи запросов.</w:t>
+        <w:t xml:space="preserve"> реализована аутентификация на основе </w:t>
+      </w:r>
+      <w:r>
+        <w:rPr>
+          <w:rFonts w:ascii="Times New Roman" w:hAnsi="Times New Roman" w:cs="Times New Roman"/>
+          <w:bCs/>
+          <w:sz w:val="28"/>
+          <w:szCs w:val="28"/>
+          <w:lang w:val="en-US"/>
+        </w:rPr>
+        <w:t>cookies</w:t>
+      </w:r>
+      <w:r>
+        <w:rPr>
+          <w:rFonts w:ascii="Times New Roman" w:hAnsi="Times New Roman" w:cs="Times New Roman"/>
+          <w:bCs/>
+          <w:sz w:val="28"/>
+          <w:szCs w:val="28"/>
+        </w:rPr>
+        <w:t>, с разделением ролей на разных запросах.</w:t>
       </w:r>
     </w:p>
     <w:p>
@@ -6183,7 +5946,17 @@
           <w:sz w:val="28"/>
           <w:szCs w:val="28"/>
         </w:rPr>
-        <w:t xml:space="preserve">Также в приложении реализована авторизация пользователей по ролям, на стороне </w:t>
+        <w:t xml:space="preserve">Так обычный пользователь не может редактировать, добавлять или удалять </w:t>
+      </w:r>
+      <w:r>
+        <w:rPr>
+          <w:rFonts w:ascii="Times New Roman" w:hAnsi="Times New Roman" w:cs="Times New Roman"/>
+          <w:bCs/>
+          <w:sz w:val="28"/>
+          <w:szCs w:val="28"/>
+        </w:rPr>
+        <w:lastRenderedPageBreak/>
+        <w:t xml:space="preserve">данные. Администратор же (или в данном случае сотрудник общежития) может совершать любые запросы к </w:t>
       </w:r>
       <w:r>
         <w:rPr>
@@ -6202,36 +5975,1392 @@
           <w:sz w:val="28"/>
           <w:szCs w:val="28"/>
         </w:rPr>
-        <w:t xml:space="preserve"> реализована аутентификация на основе </w:t>
-      </w:r>
-      <w:r>
-        <w:rPr>
-          <w:rFonts w:ascii="Times New Roman" w:hAnsi="Times New Roman" w:cs="Times New Roman"/>
-          <w:bCs/>
-          <w:sz w:val="28"/>
-          <w:szCs w:val="28"/>
-          <w:lang w:val="en-US"/>
-        </w:rPr>
-        <w:t>cook</w:t>
-      </w:r>
-      <w:r>
-        <w:rPr>
-          <w:rFonts w:ascii="Times New Roman" w:hAnsi="Times New Roman" w:cs="Times New Roman"/>
-          <w:bCs/>
-          <w:sz w:val="28"/>
-          <w:szCs w:val="28"/>
-          <w:lang w:val="en-US"/>
-        </w:rPr>
-        <w:t>ies</w:t>
-      </w:r>
-      <w:r>
-        <w:rPr>
-          <w:rFonts w:ascii="Times New Roman" w:hAnsi="Times New Roman" w:cs="Times New Roman"/>
-          <w:bCs/>
-          <w:sz w:val="28"/>
-          <w:szCs w:val="28"/>
-        </w:rPr>
-        <w:t>, с разделением ролей на разных запросах.</w:t>
+        <w:t xml:space="preserve">. </w:t>
+      </w:r>
+    </w:p>
+    <w:p>
+      <w:pPr>
+        <w:pStyle w:val="a1"/>
+        <w:ind w:firstLine="709"/>
+        <w:rPr>
+          <w:rFonts w:cs="Times New Roman"/>
+          <w:szCs w:val="28"/>
+          <w:highlight w:val="green"/>
+        </w:rPr>
+      </w:pPr>
+      <w:r>
+        <w:rPr>
+          <w:rFonts w:cs="Times New Roman"/>
+          <w:szCs w:val="28"/>
+          <w:highlight w:val="green"/>
+        </w:rPr>
+        <w:t>2.10 Выполнение резервирования и восстановления данных</w:t>
+      </w:r>
+    </w:p>
+    <w:p>
+      <w:pPr>
+        <w:pStyle w:val="BodyTextIndent"/>
+        <w:widowControl w:val="0"/>
+        <w:spacing w:after="0" w:line="360" w:lineRule="auto"/>
+        <w:ind w:left="0" w:firstLine="709"/>
+        <w:rPr>
+          <w:rFonts w:ascii="Times New Roman" w:hAnsi="Times New Roman" w:cs="Times New Roman"/>
+          <w:b/>
+          <w:sz w:val="28"/>
+          <w:szCs w:val="28"/>
+          <w:highlight w:val="yellow"/>
+        </w:rPr>
+      </w:pPr>
+      <w:r>
+        <w:rPr>
+          <w:rFonts w:ascii="Times New Roman" w:hAnsi="Times New Roman" w:cs="Times New Roman"/>
+          <w:b/>
+          <w:sz w:val="28"/>
+          <w:szCs w:val="28"/>
+          <w:highlight w:val="yellow"/>
+        </w:rPr>
+        <w:t>Есть БД, в БД есть автоматическое создание бэкапов, добавить воды и сойдёт</w:t>
+      </w:r>
+    </w:p>
+    <w:p>
+      <w:pPr>
+        <w:pStyle w:val="a1"/>
+        <w:ind w:firstLine="709"/>
+        <w:rPr>
+          <w:rFonts w:cs="Times New Roman"/>
+          <w:szCs w:val="28"/>
+          <w:highlight w:val="green"/>
+        </w:rPr>
+      </w:pPr>
+      <w:r>
+        <w:rPr>
+          <w:rFonts w:cs="Times New Roman"/>
+          <w:szCs w:val="28"/>
+          <w:highlight w:val="green"/>
+        </w:rPr>
+        <w:t>2.11 Разделение большой задачи на модули, выделение функции каждого модуля</w:t>
+      </w:r>
+    </w:p>
+    <w:p>
+      <w:pPr>
+        <w:pStyle w:val="BodyTextIndent"/>
+        <w:widowControl w:val="0"/>
+        <w:spacing w:after="0" w:line="360" w:lineRule="auto"/>
+        <w:ind w:left="0" w:firstLine="709"/>
+        <w:rPr>
+          <w:rFonts w:ascii="Times New Roman" w:hAnsi="Times New Roman" w:cs="Times New Roman"/>
+          <w:bCs/>
+          <w:sz w:val="28"/>
+          <w:szCs w:val="28"/>
+        </w:rPr>
+      </w:pPr>
+      <w:r>
+        <w:rPr>
+          <w:rFonts w:ascii="Times New Roman" w:hAnsi="Times New Roman" w:cs="Times New Roman"/>
+          <w:bCs/>
+          <w:sz w:val="28"/>
+          <w:szCs w:val="28"/>
+        </w:rPr>
+        <w:t>Приложение делится на серверную и клиентскую часть, серверная же часть, делится на контроллеры, каждый из которых имеет своё назначение</w:t>
+      </w:r>
+      <w:r>
+        <w:rPr>
+          <w:rFonts w:ascii="Times New Roman" w:hAnsi="Times New Roman" w:cs="Times New Roman"/>
+          <w:bCs/>
+          <w:sz w:val="28"/>
+          <w:szCs w:val="28"/>
+        </w:rPr>
+        <w:t>, а именно добавление, удаление, обновление и выборка соответствующих данных</w:t>
+      </w:r>
+      <w:r>
+        <w:rPr>
+          <w:rFonts w:ascii="Times New Roman" w:hAnsi="Times New Roman" w:cs="Times New Roman"/>
+          <w:bCs/>
+          <w:sz w:val="28"/>
+          <w:szCs w:val="28"/>
+        </w:rPr>
+        <w:t>.</w:t>
+      </w:r>
+    </w:p>
+    <w:p>
+      <w:pPr>
+        <w:pStyle w:val="BodyTextIndent"/>
+        <w:widowControl w:val="0"/>
+        <w:spacing w:after="0" w:line="360" w:lineRule="auto"/>
+        <w:ind w:left="0" w:firstLine="709"/>
+        <w:rPr>
+          <w:rFonts w:ascii="Times New Roman" w:hAnsi="Times New Roman" w:cs="Times New Roman"/>
+          <w:bCs/>
+          <w:sz w:val="28"/>
+          <w:szCs w:val="28"/>
+        </w:rPr>
+      </w:pPr>
+      <w:proofErr w:type="spellStart"/>
+      <w:r>
+        <w:rPr>
+          <w:rFonts w:ascii="Times New Roman" w:hAnsi="Times New Roman" w:cs="Times New Roman"/>
+          <w:bCs/>
+          <w:sz w:val="28"/>
+          <w:szCs w:val="28"/>
+          <w:lang w:val="en-US"/>
+        </w:rPr>
+        <w:t>AttendanceLogController</w:t>
+      </w:r>
+      <w:proofErr w:type="spellEnd"/>
+      <w:r>
+        <w:rPr>
+          <w:rFonts w:ascii="Times New Roman" w:hAnsi="Times New Roman" w:cs="Times New Roman"/>
+          <w:bCs/>
+          <w:sz w:val="28"/>
+          <w:szCs w:val="28"/>
+        </w:rPr>
+        <w:t xml:space="preserve"> – работа с логами журнала наличия студентов в ночное время суток.</w:t>
+      </w:r>
+    </w:p>
+    <w:p>
+      <w:pPr>
+        <w:pStyle w:val="BodyTextIndent"/>
+        <w:widowControl w:val="0"/>
+        <w:spacing w:after="0" w:line="360" w:lineRule="auto"/>
+        <w:ind w:left="0" w:firstLine="709"/>
+        <w:rPr>
+          <w:rFonts w:ascii="Times New Roman" w:hAnsi="Times New Roman" w:cs="Times New Roman"/>
+          <w:bCs/>
+          <w:sz w:val="28"/>
+          <w:szCs w:val="28"/>
+        </w:rPr>
+      </w:pPr>
+      <w:proofErr w:type="spellStart"/>
+      <w:r>
+        <w:rPr>
+          <w:rFonts w:ascii="Times New Roman" w:hAnsi="Times New Roman" w:cs="Times New Roman"/>
+          <w:bCs/>
+          <w:sz w:val="28"/>
+          <w:szCs w:val="28"/>
+          <w:lang w:val="en-US"/>
+        </w:rPr>
+        <w:t>DutyScheduleController</w:t>
+      </w:r>
+      <w:proofErr w:type="spellEnd"/>
+      <w:r>
+        <w:rPr>
+          <w:rFonts w:ascii="Times New Roman" w:hAnsi="Times New Roman" w:cs="Times New Roman"/>
+          <w:bCs/>
+          <w:sz w:val="28"/>
+          <w:szCs w:val="28"/>
+        </w:rPr>
+        <w:t xml:space="preserve"> – работа с графиком дежурств.</w:t>
+      </w:r>
+    </w:p>
+    <w:p>
+      <w:pPr>
+        <w:pStyle w:val="BodyTextIndent"/>
+        <w:widowControl w:val="0"/>
+        <w:spacing w:after="0" w:line="360" w:lineRule="auto"/>
+        <w:ind w:left="0" w:firstLine="709"/>
+        <w:rPr>
+          <w:rFonts w:ascii="Times New Roman" w:hAnsi="Times New Roman" w:cs="Times New Roman"/>
+          <w:bCs/>
+          <w:sz w:val="28"/>
+          <w:szCs w:val="28"/>
+          <w:lang w:val="en-US"/>
+        </w:rPr>
+      </w:pPr>
+      <w:proofErr w:type="spellStart"/>
+      <w:r>
+        <w:rPr>
+          <w:rFonts w:ascii="Times New Roman" w:hAnsi="Times New Roman" w:cs="Times New Roman"/>
+          <w:bCs/>
+          <w:sz w:val="28"/>
+          <w:szCs w:val="28"/>
+          <w:lang w:val="en-US"/>
+        </w:rPr>
+        <w:t>EventController</w:t>
+      </w:r>
+      <w:proofErr w:type="spellEnd"/>
+      <w:r>
+        <w:rPr>
+          <w:rFonts w:ascii="Times New Roman" w:hAnsi="Times New Roman" w:cs="Times New Roman"/>
+          <w:bCs/>
+          <w:sz w:val="28"/>
+          <w:szCs w:val="28"/>
+          <w:lang w:val="en-US"/>
+        </w:rPr>
+        <w:t xml:space="preserve"> – </w:t>
+      </w:r>
+      <w:r>
+        <w:rPr>
+          <w:rFonts w:ascii="Times New Roman" w:hAnsi="Times New Roman" w:cs="Times New Roman"/>
+          <w:bCs/>
+          <w:sz w:val="28"/>
+          <w:szCs w:val="28"/>
+        </w:rPr>
+        <w:t>работа</w:t>
+      </w:r>
+      <w:r>
+        <w:rPr>
+          <w:rFonts w:ascii="Times New Roman" w:hAnsi="Times New Roman" w:cs="Times New Roman"/>
+          <w:bCs/>
+          <w:sz w:val="28"/>
+          <w:szCs w:val="28"/>
+          <w:lang w:val="en-US"/>
+        </w:rPr>
+        <w:t xml:space="preserve"> </w:t>
+      </w:r>
+      <w:r>
+        <w:rPr>
+          <w:rFonts w:ascii="Times New Roman" w:hAnsi="Times New Roman" w:cs="Times New Roman"/>
+          <w:bCs/>
+          <w:sz w:val="28"/>
+          <w:szCs w:val="28"/>
+        </w:rPr>
+        <w:t>с</w:t>
+      </w:r>
+      <w:r>
+        <w:rPr>
+          <w:rFonts w:ascii="Times New Roman" w:hAnsi="Times New Roman" w:cs="Times New Roman"/>
+          <w:bCs/>
+          <w:sz w:val="28"/>
+          <w:szCs w:val="28"/>
+          <w:lang w:val="en-US"/>
+        </w:rPr>
+        <w:t xml:space="preserve"> </w:t>
+      </w:r>
+      <w:r>
+        <w:rPr>
+          <w:rFonts w:ascii="Times New Roman" w:hAnsi="Times New Roman" w:cs="Times New Roman"/>
+          <w:bCs/>
+          <w:sz w:val="28"/>
+          <w:szCs w:val="28"/>
+        </w:rPr>
+        <w:t>мероприятиями</w:t>
+      </w:r>
+      <w:r>
+        <w:rPr>
+          <w:rFonts w:ascii="Times New Roman" w:hAnsi="Times New Roman" w:cs="Times New Roman"/>
+          <w:bCs/>
+          <w:sz w:val="28"/>
+          <w:szCs w:val="28"/>
+          <w:lang w:val="en-US"/>
+        </w:rPr>
+        <w:t>.</w:t>
+      </w:r>
+    </w:p>
+    <w:p>
+      <w:pPr>
+        <w:pStyle w:val="BodyTextIndent"/>
+        <w:widowControl w:val="0"/>
+        <w:spacing w:after="0" w:line="360" w:lineRule="auto"/>
+        <w:ind w:left="0" w:firstLine="709"/>
+        <w:rPr>
+          <w:rFonts w:ascii="Times New Roman" w:hAnsi="Times New Roman" w:cs="Times New Roman"/>
+          <w:bCs/>
+          <w:sz w:val="28"/>
+          <w:szCs w:val="28"/>
+        </w:rPr>
+      </w:pPr>
+      <w:proofErr w:type="spellStart"/>
+      <w:r>
+        <w:rPr>
+          <w:rFonts w:ascii="Times New Roman" w:hAnsi="Times New Roman" w:cs="Times New Roman"/>
+          <w:bCs/>
+          <w:sz w:val="28"/>
+          <w:szCs w:val="28"/>
+          <w:lang w:val="en-US"/>
+        </w:rPr>
+        <w:t>GroupController</w:t>
+      </w:r>
+      <w:proofErr w:type="spellEnd"/>
+      <w:r>
+        <w:rPr>
+          <w:rFonts w:ascii="Times New Roman" w:hAnsi="Times New Roman" w:cs="Times New Roman"/>
+          <w:bCs/>
+          <w:sz w:val="28"/>
+          <w:szCs w:val="28"/>
+        </w:rPr>
+        <w:t xml:space="preserve"> – работа с учебными группами.</w:t>
+      </w:r>
+    </w:p>
+    <w:p>
+      <w:pPr>
+        <w:pStyle w:val="BodyTextIndent"/>
+        <w:widowControl w:val="0"/>
+        <w:spacing w:after="0" w:line="360" w:lineRule="auto"/>
+        <w:ind w:left="0" w:firstLine="709"/>
+        <w:rPr>
+          <w:rFonts w:ascii="Times New Roman" w:hAnsi="Times New Roman" w:cs="Times New Roman"/>
+          <w:bCs/>
+          <w:sz w:val="28"/>
+          <w:szCs w:val="28"/>
+        </w:rPr>
+      </w:pPr>
+      <w:proofErr w:type="spellStart"/>
+      <w:r>
+        <w:rPr>
+          <w:rFonts w:ascii="Times New Roman" w:hAnsi="Times New Roman" w:cs="Times New Roman"/>
+          <w:bCs/>
+          <w:sz w:val="28"/>
+          <w:szCs w:val="28"/>
+          <w:lang w:val="en-US"/>
+        </w:rPr>
+        <w:t>PurityRaidLogsController</w:t>
+      </w:r>
+      <w:proofErr w:type="spellEnd"/>
+      <w:r>
+        <w:rPr>
+          <w:rFonts w:ascii="Times New Roman" w:hAnsi="Times New Roman" w:cs="Times New Roman"/>
+          <w:bCs/>
+          <w:sz w:val="28"/>
+          <w:szCs w:val="28"/>
+        </w:rPr>
+        <w:t xml:space="preserve"> – работа с журналом «Чистоты»</w:t>
+      </w:r>
+    </w:p>
+    <w:p>
+      <w:pPr>
+        <w:pStyle w:val="BodyTextIndent"/>
+        <w:widowControl w:val="0"/>
+        <w:spacing w:after="0" w:line="360" w:lineRule="auto"/>
+        <w:ind w:left="0" w:firstLine="709"/>
+        <w:rPr>
+          <w:rFonts w:ascii="Times New Roman" w:hAnsi="Times New Roman" w:cs="Times New Roman"/>
+          <w:bCs/>
+          <w:sz w:val="28"/>
+          <w:szCs w:val="28"/>
+          <w:lang w:val="en-US"/>
+        </w:rPr>
+      </w:pPr>
+      <w:proofErr w:type="spellStart"/>
+      <w:r>
+        <w:rPr>
+          <w:rFonts w:ascii="Times New Roman" w:hAnsi="Times New Roman" w:cs="Times New Roman"/>
+          <w:bCs/>
+          <w:sz w:val="28"/>
+          <w:szCs w:val="28"/>
+          <w:lang w:val="en-US"/>
+        </w:rPr>
+        <w:t>RoomsController</w:t>
+      </w:r>
+      <w:proofErr w:type="spellEnd"/>
+      <w:r>
+        <w:rPr>
+          <w:rFonts w:ascii="Times New Roman" w:hAnsi="Times New Roman" w:cs="Times New Roman"/>
+          <w:bCs/>
+          <w:sz w:val="28"/>
+          <w:szCs w:val="28"/>
+          <w:lang w:val="en-US"/>
+        </w:rPr>
+        <w:t xml:space="preserve"> – </w:t>
+      </w:r>
+      <w:r>
+        <w:rPr>
+          <w:rFonts w:ascii="Times New Roman" w:hAnsi="Times New Roman" w:cs="Times New Roman"/>
+          <w:bCs/>
+          <w:sz w:val="28"/>
+          <w:szCs w:val="28"/>
+        </w:rPr>
+        <w:t>работа</w:t>
+      </w:r>
+      <w:r>
+        <w:rPr>
+          <w:rFonts w:ascii="Times New Roman" w:hAnsi="Times New Roman" w:cs="Times New Roman"/>
+          <w:bCs/>
+          <w:sz w:val="28"/>
+          <w:szCs w:val="28"/>
+          <w:lang w:val="en-US"/>
+        </w:rPr>
+        <w:t xml:space="preserve"> </w:t>
+      </w:r>
+      <w:r>
+        <w:rPr>
+          <w:rFonts w:ascii="Times New Roman" w:hAnsi="Times New Roman" w:cs="Times New Roman"/>
+          <w:bCs/>
+          <w:sz w:val="28"/>
+          <w:szCs w:val="28"/>
+        </w:rPr>
+        <w:t>с</w:t>
+      </w:r>
+      <w:r>
+        <w:rPr>
+          <w:rFonts w:ascii="Times New Roman" w:hAnsi="Times New Roman" w:cs="Times New Roman"/>
+          <w:bCs/>
+          <w:sz w:val="28"/>
+          <w:szCs w:val="28"/>
+          <w:lang w:val="en-US"/>
+        </w:rPr>
+        <w:t xml:space="preserve"> </w:t>
+      </w:r>
+      <w:r>
+        <w:rPr>
+          <w:rFonts w:ascii="Times New Roman" w:hAnsi="Times New Roman" w:cs="Times New Roman"/>
+          <w:bCs/>
+          <w:sz w:val="28"/>
+          <w:szCs w:val="28"/>
+        </w:rPr>
+        <w:t>комнатами</w:t>
+      </w:r>
+      <w:r>
+        <w:rPr>
+          <w:rFonts w:ascii="Times New Roman" w:hAnsi="Times New Roman" w:cs="Times New Roman"/>
+          <w:bCs/>
+          <w:sz w:val="28"/>
+          <w:szCs w:val="28"/>
+          <w:lang w:val="en-US"/>
+        </w:rPr>
+        <w:t>.</w:t>
+      </w:r>
+    </w:p>
+    <w:p>
+      <w:pPr>
+        <w:pStyle w:val="BodyTextIndent"/>
+        <w:widowControl w:val="0"/>
+        <w:spacing w:after="0" w:line="360" w:lineRule="auto"/>
+        <w:ind w:left="0" w:firstLine="709"/>
+        <w:rPr>
+          <w:rFonts w:ascii="Times New Roman" w:hAnsi="Times New Roman" w:cs="Times New Roman"/>
+          <w:bCs/>
+          <w:sz w:val="28"/>
+          <w:szCs w:val="28"/>
+        </w:rPr>
+      </w:pPr>
+      <w:proofErr w:type="spellStart"/>
+      <w:r>
+        <w:rPr>
+          <w:rFonts w:ascii="Times New Roman" w:hAnsi="Times New Roman" w:cs="Times New Roman"/>
+          <w:bCs/>
+          <w:sz w:val="28"/>
+          <w:szCs w:val="28"/>
+          <w:lang w:val="en-US"/>
+        </w:rPr>
+        <w:t>StatusController</w:t>
+      </w:r>
+      <w:proofErr w:type="spellEnd"/>
+      <w:r>
+        <w:rPr>
+          <w:rFonts w:ascii="Times New Roman" w:hAnsi="Times New Roman" w:cs="Times New Roman"/>
+          <w:bCs/>
+          <w:sz w:val="28"/>
+          <w:szCs w:val="28"/>
+        </w:rPr>
+        <w:t xml:space="preserve"> – работа со статусами студентов.</w:t>
+      </w:r>
+    </w:p>
+    <w:p>
+      <w:pPr>
+        <w:pStyle w:val="BodyTextIndent"/>
+        <w:widowControl w:val="0"/>
+        <w:spacing w:after="0" w:line="360" w:lineRule="auto"/>
+        <w:ind w:left="0" w:firstLine="709"/>
+        <w:rPr>
+          <w:rFonts w:ascii="Times New Roman" w:hAnsi="Times New Roman" w:cs="Times New Roman"/>
+          <w:bCs/>
+          <w:sz w:val="28"/>
+          <w:szCs w:val="28"/>
+          <w:lang w:val="en-US"/>
+        </w:rPr>
+      </w:pPr>
+      <w:proofErr w:type="spellStart"/>
+      <w:r>
+        <w:rPr>
+          <w:rFonts w:ascii="Times New Roman" w:hAnsi="Times New Roman" w:cs="Times New Roman"/>
+          <w:bCs/>
+          <w:sz w:val="28"/>
+          <w:szCs w:val="28"/>
+          <w:lang w:val="en-US"/>
+        </w:rPr>
+        <w:t>StudentsController</w:t>
+      </w:r>
+      <w:proofErr w:type="spellEnd"/>
+      <w:r>
+        <w:rPr>
+          <w:rFonts w:ascii="Times New Roman" w:hAnsi="Times New Roman" w:cs="Times New Roman"/>
+          <w:bCs/>
+          <w:sz w:val="28"/>
+          <w:szCs w:val="28"/>
+          <w:lang w:val="en-US"/>
+        </w:rPr>
+        <w:t xml:space="preserve"> – </w:t>
+      </w:r>
+      <w:r>
+        <w:rPr>
+          <w:rFonts w:ascii="Times New Roman" w:hAnsi="Times New Roman" w:cs="Times New Roman"/>
+          <w:bCs/>
+          <w:sz w:val="28"/>
+          <w:szCs w:val="28"/>
+        </w:rPr>
+        <w:t>работа</w:t>
+      </w:r>
+      <w:r>
+        <w:rPr>
+          <w:rFonts w:ascii="Times New Roman" w:hAnsi="Times New Roman" w:cs="Times New Roman"/>
+          <w:bCs/>
+          <w:sz w:val="28"/>
+          <w:szCs w:val="28"/>
+          <w:lang w:val="en-US"/>
+        </w:rPr>
+        <w:t xml:space="preserve"> </w:t>
+      </w:r>
+      <w:r>
+        <w:rPr>
+          <w:rFonts w:ascii="Times New Roman" w:hAnsi="Times New Roman" w:cs="Times New Roman"/>
+          <w:bCs/>
+          <w:sz w:val="28"/>
+          <w:szCs w:val="28"/>
+        </w:rPr>
+        <w:t>со</w:t>
+      </w:r>
+      <w:r>
+        <w:rPr>
+          <w:rFonts w:ascii="Times New Roman" w:hAnsi="Times New Roman" w:cs="Times New Roman"/>
+          <w:bCs/>
+          <w:sz w:val="28"/>
+          <w:szCs w:val="28"/>
+          <w:lang w:val="en-US"/>
+        </w:rPr>
+        <w:t xml:space="preserve"> </w:t>
+      </w:r>
+      <w:r>
+        <w:rPr>
+          <w:rFonts w:ascii="Times New Roman" w:hAnsi="Times New Roman" w:cs="Times New Roman"/>
+          <w:bCs/>
+          <w:sz w:val="28"/>
+          <w:szCs w:val="28"/>
+        </w:rPr>
+        <w:t>студентами</w:t>
+      </w:r>
+      <w:r>
+        <w:rPr>
+          <w:rFonts w:ascii="Times New Roman" w:hAnsi="Times New Roman" w:cs="Times New Roman"/>
+          <w:bCs/>
+          <w:sz w:val="28"/>
+          <w:szCs w:val="28"/>
+          <w:lang w:val="en-US"/>
+        </w:rPr>
+        <w:t>.</w:t>
+      </w:r>
+    </w:p>
+    <w:p>
+      <w:pPr>
+        <w:pStyle w:val="BodyTextIndent"/>
+        <w:widowControl w:val="0"/>
+        <w:spacing w:after="0" w:line="360" w:lineRule="auto"/>
+        <w:ind w:left="0" w:firstLine="709"/>
+        <w:rPr>
+          <w:rFonts w:ascii="Times New Roman" w:hAnsi="Times New Roman" w:cs="Times New Roman"/>
+          <w:bCs/>
+          <w:sz w:val="28"/>
+          <w:szCs w:val="28"/>
+          <w:highlight w:val="yellow"/>
+        </w:rPr>
+      </w:pPr>
+      <w:proofErr w:type="spellStart"/>
+      <w:r>
+        <w:rPr>
+          <w:rFonts w:ascii="Times New Roman" w:hAnsi="Times New Roman" w:cs="Times New Roman"/>
+          <w:bCs/>
+          <w:sz w:val="28"/>
+          <w:szCs w:val="28"/>
+          <w:lang w:val="en-US"/>
+        </w:rPr>
+        <w:t>UsersController</w:t>
+      </w:r>
+      <w:proofErr w:type="spellEnd"/>
+      <w:r>
+        <w:rPr>
+          <w:rFonts w:ascii="Times New Roman" w:hAnsi="Times New Roman" w:cs="Times New Roman"/>
+          <w:bCs/>
+          <w:sz w:val="28"/>
+          <w:szCs w:val="28"/>
+        </w:rPr>
+        <w:t xml:space="preserve"> – работа с пользователями.</w:t>
+      </w:r>
+    </w:p>
+    <w:p>
+      <w:pPr>
+        <w:pStyle w:val="a1"/>
+        <w:ind w:firstLine="709"/>
+        <w:rPr>
+          <w:rFonts w:cs="Times New Roman"/>
+          <w:szCs w:val="28"/>
+          <w:highlight w:val="green"/>
+        </w:rPr>
+      </w:pPr>
+      <w:r>
+        <w:rPr>
+          <w:rFonts w:cs="Times New Roman"/>
+          <w:szCs w:val="28"/>
+          <w:highlight w:val="green"/>
+        </w:rPr>
+        <w:t xml:space="preserve">2.12 </w:t>
+      </w:r>
+      <w:r>
+        <w:rPr>
+          <w:rFonts w:cs="Times New Roman"/>
+          <w:szCs w:val="28"/>
+          <w:highlight w:val="green"/>
+        </w:rPr>
+        <w:t>Выполнение</w:t>
+      </w:r>
+      <w:r>
+        <w:rPr>
+          <w:rFonts w:cs="Times New Roman"/>
+          <w:szCs w:val="28"/>
+          <w:highlight w:val="green"/>
+        </w:rPr>
+        <w:t xml:space="preserve"> </w:t>
+      </w:r>
+      <w:r>
+        <w:rPr>
+          <w:rFonts w:cs="Times New Roman"/>
+          <w:szCs w:val="28"/>
+          <w:highlight w:val="green"/>
+        </w:rPr>
+        <w:t>оценки</w:t>
+      </w:r>
+      <w:r>
+        <w:rPr>
+          <w:rFonts w:cs="Times New Roman"/>
+          <w:szCs w:val="28"/>
+          <w:highlight w:val="green"/>
+        </w:rPr>
+        <w:t xml:space="preserve"> </w:t>
+      </w:r>
+      <w:r>
+        <w:rPr>
+          <w:rFonts w:cs="Times New Roman"/>
+          <w:szCs w:val="28"/>
+          <w:highlight w:val="green"/>
+        </w:rPr>
+        <w:t>затрат</w:t>
+      </w:r>
+    </w:p>
+    <w:p>
+      <w:pPr>
+        <w:pStyle w:val="BodyTextIndent"/>
+        <w:widowControl w:val="0"/>
+        <w:spacing w:after="0" w:line="360" w:lineRule="auto"/>
+        <w:ind w:left="0" w:firstLine="709"/>
+        <w:rPr>
+          <w:rFonts w:ascii="Times New Roman" w:hAnsi="Times New Roman" w:cs="Times New Roman"/>
+          <w:bCs/>
+          <w:sz w:val="28"/>
+          <w:szCs w:val="28"/>
+          <w:highlight w:val="yellow"/>
+        </w:rPr>
+      </w:pPr>
+      <w:r>
+        <w:rPr>
+          <w:rFonts w:ascii="Times New Roman" w:hAnsi="Times New Roman" w:cs="Times New Roman"/>
+          <w:bCs/>
+          <w:sz w:val="28"/>
+          <w:szCs w:val="28"/>
+          <w:highlight w:val="yellow"/>
+        </w:rPr>
+        <w:t>А можно не надо?</w:t>
+      </w:r>
+    </w:p>
+    <w:p>
+      <w:pPr>
+        <w:pStyle w:val="BodyTextIndent"/>
+        <w:widowControl w:val="0"/>
+        <w:spacing w:after="0" w:line="360" w:lineRule="auto"/>
+        <w:ind w:left="0" w:firstLine="709"/>
+        <w:rPr>
+          <w:rFonts w:ascii="Times New Roman" w:hAnsi="Times New Roman" w:cs="Times New Roman"/>
+          <w:bCs/>
+          <w:sz w:val="28"/>
+          <w:szCs w:val="28"/>
+          <w:highlight w:val="yellow"/>
+        </w:rPr>
+      </w:pPr>
+    </w:p>
+    <w:p>
+      <w:pPr>
+        <w:pStyle w:val="a1"/>
+        <w:ind w:firstLine="709"/>
+        <w:rPr>
+          <w:rFonts w:cs="Times New Roman"/>
+          <w:szCs w:val="28"/>
+          <w:highlight w:val="red"/>
+        </w:rPr>
+      </w:pPr>
+      <w:r>
+        <w:rPr>
+          <w:rFonts w:cs="Times New Roman"/>
+          <w:szCs w:val="28"/>
+          <w:highlight w:val="red"/>
+        </w:rPr>
+        <w:t>2.13 Создание интерактивных программ с «дружественным» интерфейсом пользователя</w:t>
+      </w:r>
+    </w:p>
+    <w:p>
+      <w:pPr>
+        <w:pStyle w:val="BodyTextIndent"/>
+        <w:widowControl w:val="0"/>
+        <w:spacing w:after="0" w:line="360" w:lineRule="auto"/>
+        <w:ind w:left="0" w:firstLine="709"/>
+        <w:rPr>
+          <w:rFonts w:ascii="Times New Roman" w:hAnsi="Times New Roman" w:cs="Times New Roman"/>
+          <w:b/>
+          <w:sz w:val="28"/>
+          <w:szCs w:val="28"/>
+          <w:highlight w:val="yellow"/>
+        </w:rPr>
+      </w:pPr>
+      <w:r>
+        <w:rPr>
+          <w:rFonts w:ascii="Times New Roman" w:hAnsi="Times New Roman" w:cs="Times New Roman"/>
+          <w:b/>
+          <w:sz w:val="28"/>
+          <w:szCs w:val="28"/>
+          <w:highlight w:val="yellow"/>
+        </w:rPr>
+        <w:t xml:space="preserve">У </w:t>
+      </w:r>
+      <w:r>
+        <w:rPr>
+          <w:rFonts w:ascii="Times New Roman" w:hAnsi="Times New Roman" w:cs="Times New Roman"/>
+          <w:b/>
+          <w:sz w:val="28"/>
+          <w:szCs w:val="28"/>
+          <w:highlight w:val="yellow"/>
+          <w:lang w:val="en-US"/>
+        </w:rPr>
+        <w:t>API</w:t>
+      </w:r>
+      <w:r>
+        <w:rPr>
+          <w:rFonts w:ascii="Times New Roman" w:hAnsi="Times New Roman" w:cs="Times New Roman"/>
+          <w:b/>
+          <w:sz w:val="28"/>
+          <w:szCs w:val="28"/>
+          <w:highlight w:val="yellow"/>
+        </w:rPr>
+        <w:t xml:space="preserve"> интерфейса нет, в данном пункте просто процесс создания и сам модуль опишу</w:t>
+      </w:r>
+    </w:p>
+    <w:p>
+      <w:pPr>
+        <w:pStyle w:val="BodyTextIndent"/>
+        <w:widowControl w:val="0"/>
+        <w:spacing w:after="0" w:line="360" w:lineRule="auto"/>
+        <w:ind w:left="0" w:firstLine="709"/>
+        <w:rPr>
+          <w:rFonts w:ascii="Times New Roman" w:hAnsi="Times New Roman" w:cs="Times New Roman"/>
+          <w:b/>
+          <w:sz w:val="28"/>
+          <w:szCs w:val="28"/>
+          <w:highlight w:val="yellow"/>
+        </w:rPr>
+      </w:pPr>
+      <w:r>
+        <w:rPr>
+          <w:rFonts w:ascii="Times New Roman" w:hAnsi="Times New Roman" w:cs="Times New Roman"/>
+          <w:b/>
+          <w:sz w:val="28"/>
+          <w:szCs w:val="28"/>
+          <w:highlight w:val="yellow"/>
+        </w:rPr>
+        <w:t>Процесс создания приложения можно разбить на три части:</w:t>
+      </w:r>
+    </w:p>
+    <w:p>
+      <w:pPr>
+        <w:pStyle w:val="BodyTextIndent"/>
+        <w:widowControl w:val="0"/>
+        <w:numPr>
+          <w:ilvl w:val="0"/>
+          <w:numId w:val="29"/>
+        </w:numPr>
+        <w:spacing w:after="0" w:line="360" w:lineRule="auto"/>
+        <w:rPr>
+          <w:rFonts w:ascii="Times New Roman" w:hAnsi="Times New Roman" w:cs="Times New Roman"/>
+          <w:b/>
+          <w:sz w:val="28"/>
+          <w:szCs w:val="28"/>
+          <w:highlight w:val="yellow"/>
+        </w:rPr>
+      </w:pPr>
+      <w:r>
+        <w:rPr>
+          <w:rFonts w:ascii="Times New Roman" w:hAnsi="Times New Roman" w:cs="Times New Roman"/>
+          <w:b/>
+          <w:sz w:val="28"/>
+          <w:szCs w:val="28"/>
+          <w:highlight w:val="yellow"/>
+        </w:rPr>
+        <w:t>Создание базы данных</w:t>
+      </w:r>
+    </w:p>
+    <w:p>
+      <w:pPr>
+        <w:pStyle w:val="BodyTextIndent"/>
+        <w:widowControl w:val="0"/>
+        <w:numPr>
+          <w:ilvl w:val="0"/>
+          <w:numId w:val="29"/>
+        </w:numPr>
+        <w:spacing w:after="0" w:line="360" w:lineRule="auto"/>
+        <w:rPr>
+          <w:rFonts w:ascii="Times New Roman" w:hAnsi="Times New Roman" w:cs="Times New Roman"/>
+          <w:b/>
+          <w:sz w:val="28"/>
+          <w:szCs w:val="28"/>
+          <w:highlight w:val="yellow"/>
+        </w:rPr>
+      </w:pPr>
+      <w:r>
+        <w:rPr>
+          <w:rFonts w:ascii="Times New Roman" w:hAnsi="Times New Roman" w:cs="Times New Roman"/>
+          <w:b/>
+          <w:sz w:val="28"/>
+          <w:szCs w:val="28"/>
+          <w:highlight w:val="yellow"/>
+        </w:rPr>
+        <w:t xml:space="preserve">Разработка </w:t>
+      </w:r>
+      <w:r>
+        <w:rPr>
+          <w:rFonts w:ascii="Times New Roman" w:hAnsi="Times New Roman" w:cs="Times New Roman"/>
+          <w:b/>
+          <w:sz w:val="28"/>
+          <w:szCs w:val="28"/>
+          <w:highlight w:val="yellow"/>
+          <w:lang w:val="en-US"/>
+        </w:rPr>
+        <w:t>API</w:t>
+      </w:r>
+    </w:p>
+    <w:p>
+      <w:pPr>
+        <w:pStyle w:val="BodyTextIndent"/>
+        <w:widowControl w:val="0"/>
+        <w:numPr>
+          <w:ilvl w:val="0"/>
+          <w:numId w:val="29"/>
+        </w:numPr>
+        <w:spacing w:after="0" w:line="360" w:lineRule="auto"/>
+        <w:rPr>
+          <w:rFonts w:ascii="Times New Roman" w:hAnsi="Times New Roman" w:cs="Times New Roman"/>
+          <w:b/>
+          <w:sz w:val="28"/>
+          <w:szCs w:val="28"/>
+          <w:highlight w:val="yellow"/>
+        </w:rPr>
+      </w:pPr>
+      <w:r>
+        <w:rPr>
+          <w:rFonts w:ascii="Times New Roman" w:hAnsi="Times New Roman" w:cs="Times New Roman"/>
+          <w:b/>
+          <w:sz w:val="28"/>
+          <w:szCs w:val="28"/>
+          <w:highlight w:val="yellow"/>
+        </w:rPr>
+        <w:lastRenderedPageBreak/>
+        <w:t xml:space="preserve">Разработка связи с </w:t>
+      </w:r>
+      <w:r>
+        <w:rPr>
+          <w:rFonts w:ascii="Times New Roman" w:hAnsi="Times New Roman" w:cs="Times New Roman"/>
+          <w:b/>
+          <w:sz w:val="28"/>
+          <w:szCs w:val="28"/>
+          <w:highlight w:val="yellow"/>
+          <w:lang w:val="en-US"/>
+        </w:rPr>
+        <w:t>API</w:t>
+      </w:r>
+      <w:r>
+        <w:rPr>
+          <w:rFonts w:ascii="Times New Roman" w:hAnsi="Times New Roman" w:cs="Times New Roman"/>
+          <w:b/>
+          <w:sz w:val="28"/>
+          <w:szCs w:val="28"/>
+          <w:highlight w:val="yellow"/>
+        </w:rPr>
+        <w:t xml:space="preserve"> </w:t>
+      </w:r>
+      <w:r>
+        <w:rPr>
+          <w:rFonts w:ascii="Times New Roman" w:hAnsi="Times New Roman" w:cs="Times New Roman"/>
+          <w:b/>
+          <w:sz w:val="28"/>
+          <w:szCs w:val="28"/>
+          <w:highlight w:val="yellow"/>
+        </w:rPr>
+        <w:t>на стороне клиента</w:t>
+      </w:r>
+    </w:p>
+    <w:p>
+      <w:pPr>
+        <w:pStyle w:val="BodyTextIndent"/>
+        <w:widowControl w:val="0"/>
+        <w:spacing w:after="0" w:line="360" w:lineRule="auto"/>
+        <w:ind w:left="709"/>
+        <w:rPr>
+          <w:rFonts w:ascii="Times New Roman" w:hAnsi="Times New Roman" w:cs="Times New Roman"/>
+          <w:b/>
+          <w:sz w:val="28"/>
+          <w:szCs w:val="28"/>
+          <w:lang w:val="en-US"/>
+        </w:rPr>
+      </w:pPr>
+      <w:r>
+        <w:rPr>
+          <w:rFonts w:ascii="Times New Roman" w:hAnsi="Times New Roman" w:cs="Times New Roman"/>
+          <w:b/>
+          <w:sz w:val="28"/>
+          <w:szCs w:val="28"/>
+          <w:highlight w:val="yellow"/>
+        </w:rPr>
+        <w:t xml:space="preserve">База данных содана в </w:t>
+      </w:r>
+      <w:r>
+        <w:rPr>
+          <w:rFonts w:ascii="Times New Roman" w:hAnsi="Times New Roman" w:cs="Times New Roman"/>
+          <w:b/>
+          <w:sz w:val="28"/>
+          <w:szCs w:val="28"/>
+          <w:highlight w:val="yellow"/>
+          <w:lang w:val="en-US"/>
+        </w:rPr>
+        <w:t>SQL</w:t>
+      </w:r>
+      <w:r>
+        <w:rPr>
+          <w:rFonts w:ascii="Times New Roman" w:hAnsi="Times New Roman" w:cs="Times New Roman"/>
+          <w:b/>
+          <w:sz w:val="28"/>
+          <w:szCs w:val="28"/>
+          <w:highlight w:val="yellow"/>
+        </w:rPr>
+        <w:t xml:space="preserve"> </w:t>
+      </w:r>
+      <w:r>
+        <w:rPr>
+          <w:rFonts w:ascii="Times New Roman" w:hAnsi="Times New Roman" w:cs="Times New Roman"/>
+          <w:b/>
+          <w:sz w:val="28"/>
+          <w:szCs w:val="28"/>
+          <w:highlight w:val="yellow"/>
+          <w:lang w:val="en-US"/>
+        </w:rPr>
+        <w:t>Server</w:t>
+      </w:r>
+      <w:r>
+        <w:rPr>
+          <w:rFonts w:ascii="Times New Roman" w:hAnsi="Times New Roman" w:cs="Times New Roman"/>
+          <w:b/>
+          <w:sz w:val="28"/>
+          <w:szCs w:val="28"/>
+          <w:highlight w:val="yellow"/>
+        </w:rPr>
+        <w:t xml:space="preserve"> 2022, </w:t>
+      </w:r>
+      <w:r>
+        <w:rPr>
+          <w:rFonts w:ascii="Times New Roman" w:hAnsi="Times New Roman" w:cs="Times New Roman"/>
+          <w:b/>
+          <w:sz w:val="28"/>
+          <w:szCs w:val="28"/>
+          <w:highlight w:val="yellow"/>
+        </w:rPr>
+        <w:t xml:space="preserve">при помощи СУБД </w:t>
+      </w:r>
+      <w:r>
+        <w:rPr>
+          <w:rFonts w:ascii="Times New Roman" w:hAnsi="Times New Roman" w:cs="Times New Roman"/>
+          <w:b/>
+          <w:sz w:val="28"/>
+          <w:szCs w:val="28"/>
+        </w:rPr>
+        <w:t>SQL Server Management Studio 20</w:t>
+      </w:r>
+      <w:r>
+        <w:rPr>
+          <w:rFonts w:ascii="Times New Roman" w:hAnsi="Times New Roman" w:cs="Times New Roman"/>
+          <w:b/>
+          <w:sz w:val="28"/>
+          <w:szCs w:val="28"/>
+          <w:lang w:val="en-US"/>
+        </w:rPr>
+        <w:t>.</w:t>
+      </w:r>
+    </w:p>
+    <w:p>
+      <w:pPr>
+        <w:pStyle w:val="BodyTextIndent"/>
+        <w:widowControl w:val="0"/>
+        <w:spacing w:after="0" w:line="360" w:lineRule="auto"/>
+        <w:ind w:left="709"/>
+        <w:rPr>
+          <w:rFonts w:ascii="Times New Roman" w:hAnsi="Times New Roman" w:cs="Times New Roman"/>
+          <w:b/>
+          <w:sz w:val="28"/>
+          <w:szCs w:val="28"/>
+        </w:rPr>
+      </w:pPr>
+      <w:r>
+        <w:rPr>
+          <w:rFonts w:ascii="Times New Roman" w:hAnsi="Times New Roman" w:cs="Times New Roman"/>
+          <w:b/>
+          <w:sz w:val="28"/>
+          <w:szCs w:val="28"/>
+          <w:lang w:val="en-US"/>
+        </w:rPr>
+        <w:t>API</w:t>
+      </w:r>
+      <w:r>
+        <w:rPr>
+          <w:rFonts w:ascii="Times New Roman" w:hAnsi="Times New Roman" w:cs="Times New Roman"/>
+          <w:b/>
+          <w:sz w:val="28"/>
+          <w:szCs w:val="28"/>
+        </w:rPr>
+        <w:t xml:space="preserve"> </w:t>
+      </w:r>
+      <w:r>
+        <w:rPr>
+          <w:rFonts w:ascii="Times New Roman" w:hAnsi="Times New Roman" w:cs="Times New Roman"/>
+          <w:b/>
+          <w:sz w:val="28"/>
+          <w:szCs w:val="28"/>
+        </w:rPr>
+        <w:t xml:space="preserve">была разработа на языке программирования </w:t>
+      </w:r>
+      <w:r>
+        <w:rPr>
+          <w:rFonts w:ascii="Times New Roman" w:hAnsi="Times New Roman" w:cs="Times New Roman"/>
+          <w:b/>
+          <w:sz w:val="28"/>
+          <w:szCs w:val="28"/>
+          <w:lang w:val="en-US"/>
+        </w:rPr>
+        <w:t>C</w:t>
+      </w:r>
+      <w:r>
+        <w:rPr>
+          <w:rFonts w:ascii="Times New Roman" w:hAnsi="Times New Roman" w:cs="Times New Roman"/>
+          <w:b/>
+          <w:sz w:val="28"/>
+          <w:szCs w:val="28"/>
+        </w:rPr>
+        <w:t>#</w:t>
+      </w:r>
+      <w:r>
+        <w:rPr>
+          <w:rFonts w:ascii="Times New Roman" w:hAnsi="Times New Roman" w:cs="Times New Roman"/>
+          <w:b/>
+          <w:sz w:val="28"/>
+          <w:szCs w:val="28"/>
+        </w:rPr>
+        <w:t xml:space="preserve"> на фреймворке </w:t>
+      </w:r>
+      <w:r>
+        <w:rPr>
+          <w:rFonts w:ascii="Times New Roman" w:hAnsi="Times New Roman" w:cs="Times New Roman"/>
+          <w:b/>
+          <w:sz w:val="28"/>
+          <w:szCs w:val="28"/>
+          <w:lang w:val="en-US"/>
+        </w:rPr>
+        <w:t>ASP</w:t>
+      </w:r>
+      <w:r>
+        <w:rPr>
+          <w:rFonts w:ascii="Times New Roman" w:hAnsi="Times New Roman" w:cs="Times New Roman"/>
+          <w:b/>
+          <w:sz w:val="28"/>
+          <w:szCs w:val="28"/>
+        </w:rPr>
+        <w:t xml:space="preserve">, </w:t>
+      </w:r>
+      <w:r>
+        <w:rPr>
+          <w:rFonts w:ascii="Times New Roman" w:hAnsi="Times New Roman" w:cs="Times New Roman"/>
+          <w:b/>
+          <w:sz w:val="28"/>
+          <w:szCs w:val="28"/>
+        </w:rPr>
+        <w:t xml:space="preserve">при помощи паттерна программирования </w:t>
+      </w:r>
+      <w:r>
+        <w:rPr>
+          <w:rFonts w:ascii="Times New Roman" w:hAnsi="Times New Roman" w:cs="Times New Roman"/>
+          <w:b/>
+          <w:sz w:val="28"/>
+          <w:szCs w:val="28"/>
+          <w:lang w:val="en-US"/>
+        </w:rPr>
+        <w:t>MVC</w:t>
+      </w:r>
+      <w:r>
+        <w:rPr>
+          <w:rFonts w:ascii="Times New Roman" w:hAnsi="Times New Roman" w:cs="Times New Roman"/>
+          <w:b/>
+          <w:sz w:val="28"/>
+          <w:szCs w:val="28"/>
+        </w:rPr>
+        <w:t>.</w:t>
+      </w:r>
+    </w:p>
+    <w:p>
+      <w:pPr>
+        <w:pStyle w:val="BodyTextIndent"/>
+        <w:widowControl w:val="0"/>
+        <w:spacing w:after="0" w:line="360" w:lineRule="auto"/>
+        <w:ind w:left="709"/>
+        <w:rPr>
+          <w:rFonts w:ascii="Times New Roman" w:hAnsi="Times New Roman" w:cs="Times New Roman"/>
+          <w:b/>
+          <w:sz w:val="28"/>
+          <w:szCs w:val="28"/>
+        </w:rPr>
+      </w:pPr>
+      <w:r>
+        <w:rPr>
+          <w:rFonts w:ascii="Times New Roman" w:hAnsi="Times New Roman" w:cs="Times New Roman"/>
+          <w:b/>
+          <w:sz w:val="28"/>
+          <w:szCs w:val="28"/>
+        </w:rPr>
+        <w:t xml:space="preserve">Первоночально создан класс для работы с базой данных, унаследованный от </w:t>
+      </w:r>
+      <w:proofErr w:type="spellStart"/>
+      <w:r>
+        <w:rPr>
+          <w:rFonts w:ascii="Times New Roman" w:hAnsi="Times New Roman" w:cs="Times New Roman"/>
+          <w:b/>
+          <w:sz w:val="28"/>
+          <w:szCs w:val="28"/>
+          <w:lang w:val="en-US"/>
+        </w:rPr>
+        <w:t>DbContetxt</w:t>
+      </w:r>
+      <w:proofErr w:type="spellEnd"/>
+      <w:r>
+        <w:rPr>
+          <w:rFonts w:ascii="Times New Roman" w:hAnsi="Times New Roman" w:cs="Times New Roman"/>
+          <w:b/>
+          <w:sz w:val="28"/>
+          <w:szCs w:val="28"/>
+        </w:rPr>
+        <w:t xml:space="preserve"> , </w:t>
+      </w:r>
+      <w:r>
+        <w:rPr>
+          <w:rFonts w:ascii="Times New Roman" w:hAnsi="Times New Roman" w:cs="Times New Roman"/>
+          <w:b/>
+          <w:sz w:val="28"/>
+          <w:szCs w:val="28"/>
+          <w:lang w:val="en-US"/>
+        </w:rPr>
+        <w:t>Entity</w:t>
+      </w:r>
+      <w:r>
+        <w:rPr>
+          <w:rFonts w:ascii="Times New Roman" w:hAnsi="Times New Roman" w:cs="Times New Roman"/>
+          <w:b/>
+          <w:sz w:val="28"/>
+          <w:szCs w:val="28"/>
+        </w:rPr>
+        <w:t xml:space="preserve"> </w:t>
+      </w:r>
+      <w:r>
+        <w:rPr>
+          <w:rFonts w:ascii="Times New Roman" w:hAnsi="Times New Roman" w:cs="Times New Roman"/>
+          <w:b/>
+          <w:sz w:val="28"/>
+          <w:szCs w:val="28"/>
+          <w:lang w:val="en-US"/>
+        </w:rPr>
+        <w:t>Framework</w:t>
+      </w:r>
+      <w:r>
+        <w:rPr>
+          <w:rFonts w:ascii="Times New Roman" w:hAnsi="Times New Roman" w:cs="Times New Roman"/>
+          <w:b/>
+          <w:sz w:val="28"/>
+          <w:szCs w:val="28"/>
+        </w:rPr>
+        <w:t>.</w:t>
+      </w:r>
+      <w:r>
+        <w:rPr>
+          <w:rFonts w:ascii="Times New Roman" w:hAnsi="Times New Roman" w:cs="Times New Roman"/>
+          <w:b/>
+          <w:sz w:val="28"/>
+          <w:szCs w:val="28"/>
+        </w:rPr>
+        <w:t xml:space="preserve"> После этого создаются модели каждой таблицы.</w:t>
+      </w:r>
+    </w:p>
+    <w:p>
+      <w:pPr>
+        <w:pStyle w:val="BodyTextIndent"/>
+        <w:widowControl w:val="0"/>
+        <w:spacing w:after="0" w:line="360" w:lineRule="auto"/>
+        <w:ind w:left="709"/>
+        <w:rPr>
+          <w:rFonts w:ascii="Times New Roman" w:hAnsi="Times New Roman" w:cs="Times New Roman"/>
+          <w:b/>
+          <w:sz w:val="28"/>
+          <w:szCs w:val="28"/>
+        </w:rPr>
+      </w:pPr>
+      <w:r>
+        <w:rPr>
+          <w:rFonts w:ascii="Times New Roman" w:hAnsi="Times New Roman" w:cs="Times New Roman"/>
+          <w:b/>
+          <w:sz w:val="28"/>
+          <w:szCs w:val="28"/>
+        </w:rPr>
+        <w:t xml:space="preserve">Следуюший шаг – забота о безопасности и защите данных, что на стороне </w:t>
+      </w:r>
+      <w:r>
+        <w:rPr>
+          <w:rFonts w:ascii="Times New Roman" w:hAnsi="Times New Roman" w:cs="Times New Roman"/>
+          <w:b/>
+          <w:sz w:val="28"/>
+          <w:szCs w:val="28"/>
+          <w:lang w:val="en-US"/>
+        </w:rPr>
+        <w:t>API</w:t>
+      </w:r>
+      <w:r>
+        <w:rPr>
+          <w:rFonts w:ascii="Times New Roman" w:hAnsi="Times New Roman" w:cs="Times New Roman"/>
+          <w:b/>
+          <w:sz w:val="28"/>
+          <w:szCs w:val="28"/>
+        </w:rPr>
+        <w:t xml:space="preserve"> </w:t>
+      </w:r>
+      <w:r>
+        <w:rPr>
+          <w:rFonts w:ascii="Times New Roman" w:hAnsi="Times New Roman" w:cs="Times New Roman"/>
+          <w:b/>
+          <w:sz w:val="28"/>
+          <w:szCs w:val="28"/>
+        </w:rPr>
+        <w:t xml:space="preserve">было реализовано при помощи аутентификации на основе </w:t>
+      </w:r>
+      <w:r>
+        <w:rPr>
+          <w:rFonts w:ascii="Times New Roman" w:hAnsi="Times New Roman" w:cs="Times New Roman"/>
+          <w:b/>
+          <w:sz w:val="28"/>
+          <w:szCs w:val="28"/>
+          <w:lang w:val="en-US"/>
+        </w:rPr>
+        <w:t>Cookies</w:t>
+      </w:r>
+      <w:r>
+        <w:rPr>
+          <w:rFonts w:ascii="Times New Roman" w:hAnsi="Times New Roman" w:cs="Times New Roman"/>
+          <w:b/>
+          <w:sz w:val="28"/>
+          <w:szCs w:val="28"/>
+        </w:rPr>
+        <w:t>, так при авторизации пользователя на стороне клиента, сеанс будет храниться некоторое время (24 часа), после чего потребуется повторная авторизация.</w:t>
+      </w:r>
+    </w:p>
+    <w:p>
+      <w:pPr>
+        <w:pStyle w:val="BodyTextIndent"/>
+        <w:widowControl w:val="0"/>
+        <w:spacing w:after="0" w:line="360" w:lineRule="auto"/>
+        <w:ind w:left="709"/>
+        <w:rPr>
+          <w:rFonts w:ascii="Times New Roman" w:hAnsi="Times New Roman" w:cs="Times New Roman"/>
+          <w:b/>
+          <w:sz w:val="28"/>
+          <w:szCs w:val="28"/>
+          <w:highlight w:val="yellow"/>
+        </w:rPr>
+      </w:pPr>
+      <w:r>
+        <w:rPr>
+          <w:rFonts w:ascii="Times New Roman" w:hAnsi="Times New Roman" w:cs="Times New Roman"/>
+          <w:b/>
+          <w:sz w:val="28"/>
+          <w:szCs w:val="28"/>
+        </w:rPr>
+        <w:t xml:space="preserve">После того как была отлажена безопасность, были созданы основные контроллеры, которые обрабатывают, поступающие на </w:t>
+      </w:r>
+      <w:r>
+        <w:rPr>
+          <w:rFonts w:ascii="Times New Roman" w:hAnsi="Times New Roman" w:cs="Times New Roman"/>
+          <w:b/>
+          <w:sz w:val="28"/>
+          <w:szCs w:val="28"/>
+          <w:lang w:val="en-US"/>
+        </w:rPr>
+        <w:t>API</w:t>
+      </w:r>
+      <w:r>
+        <w:rPr>
+          <w:rFonts w:ascii="Times New Roman" w:hAnsi="Times New Roman" w:cs="Times New Roman"/>
+          <w:b/>
+          <w:sz w:val="28"/>
+          <w:szCs w:val="28"/>
+        </w:rPr>
+        <w:t>,</w:t>
+      </w:r>
+      <w:r>
+        <w:rPr>
+          <w:rFonts w:ascii="Times New Roman" w:hAnsi="Times New Roman" w:cs="Times New Roman"/>
+          <w:b/>
+          <w:sz w:val="28"/>
+          <w:szCs w:val="28"/>
+        </w:rPr>
+        <w:t xml:space="preserve"> </w:t>
+      </w:r>
+      <w:r>
+        <w:rPr>
+          <w:rFonts w:ascii="Times New Roman" w:hAnsi="Times New Roman" w:cs="Times New Roman"/>
+          <w:b/>
+          <w:sz w:val="28"/>
+          <w:szCs w:val="28"/>
+        </w:rPr>
+        <w:t xml:space="preserve">запросы </w:t>
+      </w:r>
+      <w:r>
+        <w:rPr>
+          <w:rFonts w:ascii="Times New Roman" w:hAnsi="Times New Roman" w:cs="Times New Roman"/>
+          <w:b/>
+          <w:sz w:val="28"/>
+          <w:szCs w:val="28"/>
+        </w:rPr>
+        <w:t>от клиента</w:t>
+      </w:r>
+      <w:r>
+        <w:rPr>
+          <w:rFonts w:ascii="Times New Roman" w:hAnsi="Times New Roman" w:cs="Times New Roman"/>
+          <w:b/>
+          <w:sz w:val="28"/>
+          <w:szCs w:val="28"/>
+        </w:rPr>
+        <w:t>.</w:t>
+      </w:r>
+    </w:p>
+    <w:p>
+      <w:pPr>
+        <w:pStyle w:val="a1"/>
+        <w:ind w:firstLine="709"/>
+        <w:rPr>
+          <w:rFonts w:cs="Times New Roman"/>
+          <w:szCs w:val="28"/>
+          <w:highlight w:val="red"/>
+        </w:rPr>
+      </w:pPr>
+      <w:r>
+        <w:rPr>
+          <w:rFonts w:cs="Times New Roman"/>
+          <w:szCs w:val="28"/>
+          <w:highlight w:val="red"/>
+        </w:rPr>
+        <w:t>2.14 Создание системы тестирования программного изделия</w:t>
       </w:r>
     </w:p>
     <w:p>
@@ -6243,26 +7372,30 @@
         <w:jc w:val="both"/>
         <w:rPr>
           <w:rFonts w:ascii="Times New Roman" w:hAnsi="Times New Roman" w:cs="Times New Roman"/>
-          <w:bCs/>
-          <w:sz w:val="28"/>
-          <w:szCs w:val="28"/>
-        </w:rPr>
-      </w:pPr>
-      <w:r>
-        <w:rPr>
-          <w:rFonts w:ascii="Times New Roman" w:hAnsi="Times New Roman" w:cs="Times New Roman"/>
-          <w:bCs/>
-          <w:sz w:val="28"/>
-          <w:szCs w:val="28"/>
-        </w:rPr>
-        <w:t xml:space="preserve">Так обычный пользователь не может редактировать, добавлять или удалять данные. Администратор же (или в данном случае сотрудник общежития) может совершать любые запросы к </w:t>
-      </w:r>
-      <w:r>
-        <w:rPr>
-          <w:rFonts w:ascii="Times New Roman" w:hAnsi="Times New Roman" w:cs="Times New Roman"/>
-          <w:bCs/>
-          <w:sz w:val="28"/>
-          <w:szCs w:val="28"/>
+          <w:b/>
+          <w:sz w:val="28"/>
+          <w:szCs w:val="28"/>
+          <w:highlight w:val="yellow"/>
+          <w:lang w:val="en-US"/>
+        </w:rPr>
+      </w:pPr>
+      <w:r>
+        <w:rPr>
+          <w:rFonts w:ascii="Times New Roman" w:hAnsi="Times New Roman" w:cs="Times New Roman"/>
+          <w:b/>
+          <w:sz w:val="28"/>
+          <w:szCs w:val="28"/>
+          <w:highlight w:val="yellow"/>
+        </w:rPr>
+        <w:t xml:space="preserve">Тестирование системы в данном программном продукте затрагивает только тестирование </w:t>
+      </w:r>
+      <w:r>
+        <w:rPr>
+          <w:rFonts w:ascii="Times New Roman" w:hAnsi="Times New Roman" w:cs="Times New Roman"/>
+          <w:b/>
+          <w:sz w:val="28"/>
+          <w:szCs w:val="28"/>
+          <w:highlight w:val="yellow"/>
           <w:lang w:val="en-US"/>
         </w:rPr>
         <w:t>API</w:t>
@@ -6270,257 +7403,12 @@
       <w:r>
         <w:rPr>
           <w:rFonts w:ascii="Times New Roman" w:hAnsi="Times New Roman" w:cs="Times New Roman"/>
-          <w:bCs/>
-          <w:sz w:val="28"/>
-          <w:szCs w:val="28"/>
-        </w:rPr>
-        <w:t xml:space="preserve">. </w:t>
-      </w:r>
-    </w:p>
-    <w:p>
-      <w:pPr>
-        <w:pStyle w:val="a1"/>
-        <w:ind w:firstLine="709"/>
-        <w:rPr>
-          <w:rFonts w:cs="Times New Roman"/>
-          <w:szCs w:val="28"/>
-          <w:highlight w:val="green"/>
-        </w:rPr>
-      </w:pPr>
-      <w:r>
-        <w:rPr>
-          <w:rFonts w:cs="Times New Roman"/>
-          <w:szCs w:val="28"/>
-          <w:highlight w:val="green"/>
-        </w:rPr>
-        <w:t>2.10 Выполнение резервирования и восстановления данных</w:t>
-      </w:r>
-    </w:p>
-    <w:p>
-      <w:pPr>
-        <w:pStyle w:val="BodyTextIndent"/>
-        <w:widowControl w:val="0"/>
-        <w:spacing w:after="0" w:line="360" w:lineRule="auto"/>
-        <w:ind w:left="0" w:firstLine="709"/>
-        <w:rPr>
-          <w:rFonts w:ascii="Times New Roman" w:hAnsi="Times New Roman" w:cs="Times New Roman"/>
           <w:b/>
           <w:sz w:val="28"/>
           <w:szCs w:val="28"/>
           <w:highlight w:val="yellow"/>
         </w:rPr>
-      </w:pPr>
-      <w:r>
-        <w:rPr>
-          <w:rFonts w:ascii="Times New Roman" w:hAnsi="Times New Roman" w:cs="Times New Roman"/>
-          <w:b/>
-          <w:sz w:val="28"/>
-          <w:szCs w:val="28"/>
-          <w:highlight w:val="yellow"/>
-        </w:rPr>
-        <w:t>Есть БД, в БД есть автоматическое создание бэкапов, добавить воды и сойдёт</w:t>
-      </w:r>
-    </w:p>
-    <w:p>
-      <w:pPr>
-        <w:pStyle w:val="a1"/>
-        <w:ind w:firstLine="709"/>
-        <w:rPr>
-          <w:rFonts w:cs="Times New Roman"/>
-          <w:szCs w:val="28"/>
-          <w:highlight w:val="green"/>
-        </w:rPr>
-      </w:pPr>
-      <w:r>
-        <w:rPr>
-          <w:rFonts w:cs="Times New Roman"/>
-          <w:szCs w:val="28"/>
-          <w:highlight w:val="green"/>
-        </w:rPr>
-        <w:t>2.11 Разделение большой задачи на модули, выделение функции каждого модуля</w:t>
-      </w:r>
-    </w:p>
-    <w:p>
-      <w:pPr>
-        <w:pStyle w:val="BodyTextIndent"/>
-        <w:widowControl w:val="0"/>
-        <w:spacing w:after="0" w:line="360" w:lineRule="auto"/>
-        <w:ind w:left="0" w:firstLine="709"/>
-        <w:rPr>
-          <w:rFonts w:ascii="Times New Roman" w:hAnsi="Times New Roman" w:cs="Times New Roman"/>
-          <w:b/>
-          <w:sz w:val="28"/>
-          <w:szCs w:val="28"/>
-          <w:highlight w:val="yellow"/>
-        </w:rPr>
-      </w:pPr>
-      <w:r>
-        <w:rPr>
-          <w:rFonts w:ascii="Times New Roman" w:hAnsi="Times New Roman" w:cs="Times New Roman"/>
-          <w:b/>
-          <w:sz w:val="28"/>
-          <w:szCs w:val="28"/>
-          <w:highlight w:val="yellow"/>
-        </w:rPr>
-        <w:t>Приложение делится на серверную и клиентскую часть, серверная же часть, делится на контроллеры, каждый из которых имеет своё назначение.</w:t>
-      </w:r>
-    </w:p>
-    <w:p>
-      <w:pPr>
-        <w:pStyle w:val="BodyTextIndent"/>
-        <w:widowControl w:val="0"/>
-        <w:spacing w:after="0" w:line="360" w:lineRule="auto"/>
-        <w:ind w:left="0" w:firstLine="709"/>
-        <w:rPr>
-          <w:rFonts w:ascii="Times New Roman" w:hAnsi="Times New Roman" w:cs="Times New Roman"/>
-          <w:b/>
-          <w:sz w:val="28"/>
-          <w:szCs w:val="28"/>
-          <w:highlight w:val="yellow"/>
-        </w:rPr>
-      </w:pPr>
-    </w:p>
-    <w:p>
-      <w:pPr>
-        <w:pStyle w:val="a1"/>
-        <w:ind w:firstLine="709"/>
-        <w:rPr>
-          <w:rFonts w:cs="Times New Roman"/>
-          <w:szCs w:val="28"/>
-          <w:highlight w:val="green"/>
-        </w:rPr>
-      </w:pPr>
-      <w:r>
-        <w:rPr>
-          <w:rFonts w:cs="Times New Roman"/>
-          <w:szCs w:val="28"/>
-          <w:highlight w:val="green"/>
-        </w:rPr>
-        <w:t>2.12 Выполнение оценки затрат</w:t>
-      </w:r>
-    </w:p>
-    <w:p>
-      <w:pPr>
-        <w:pStyle w:val="BodyTextIndent"/>
-        <w:widowControl w:val="0"/>
-        <w:spacing w:after="0" w:line="360" w:lineRule="auto"/>
-        <w:ind w:left="0" w:firstLine="709"/>
-        <w:rPr>
-          <w:rFonts w:ascii="Times New Roman" w:hAnsi="Times New Roman" w:cs="Times New Roman"/>
-          <w:bCs/>
-          <w:sz w:val="28"/>
-          <w:szCs w:val="28"/>
-          <w:highlight w:val="yellow"/>
-        </w:rPr>
-      </w:pPr>
-      <w:r>
-        <w:rPr>
-          <w:rFonts w:ascii="Times New Roman" w:hAnsi="Times New Roman" w:cs="Times New Roman"/>
-          <w:bCs/>
-          <w:sz w:val="28"/>
-          <w:szCs w:val="28"/>
-          <w:highlight w:val="yellow"/>
-        </w:rPr>
-        <w:t>А можно не надо?</w:t>
-      </w:r>
-    </w:p>
-    <w:p>
-      <w:pPr>
-        <w:pStyle w:val="BodyTextIndent"/>
-        <w:widowControl w:val="0"/>
-        <w:spacing w:after="0" w:line="360" w:lineRule="auto"/>
-        <w:ind w:left="0" w:firstLine="709"/>
-        <w:rPr>
-          <w:rFonts w:ascii="Times New Roman" w:hAnsi="Times New Roman" w:cs="Times New Roman"/>
-          <w:bCs/>
-          <w:sz w:val="28"/>
-          <w:szCs w:val="28"/>
-          <w:highlight w:val="yellow"/>
-        </w:rPr>
-      </w:pPr>
-    </w:p>
-    <w:p>
-      <w:pPr>
-        <w:pStyle w:val="a1"/>
-        <w:ind w:firstLine="709"/>
-        <w:rPr>
-          <w:rFonts w:cs="Times New Roman"/>
-          <w:szCs w:val="28"/>
-          <w:highlight w:val="red"/>
-        </w:rPr>
-      </w:pPr>
-      <w:r>
-        <w:rPr>
-          <w:rFonts w:cs="Times New Roman"/>
-          <w:szCs w:val="28"/>
-          <w:highlight w:val="red"/>
-        </w:rPr>
-        <w:t>2.13 Создание интерактивных программ с «дружественным» интерфейсом пользователя</w:t>
-      </w:r>
-    </w:p>
-    <w:p>
-      <w:pPr>
-        <w:pStyle w:val="BodyTextIndent"/>
-        <w:widowControl w:val="0"/>
-        <w:spacing w:after="0" w:line="360" w:lineRule="auto"/>
-        <w:ind w:left="0" w:firstLine="709"/>
-        <w:rPr>
-          <w:rFonts w:ascii="Times New Roman" w:hAnsi="Times New Roman" w:cs="Times New Roman"/>
-          <w:b/>
-          <w:sz w:val="28"/>
-          <w:szCs w:val="28"/>
-          <w:highlight w:val="yellow"/>
-        </w:rPr>
-      </w:pPr>
-      <w:r>
-        <w:rPr>
-          <w:rFonts w:ascii="Times New Roman" w:hAnsi="Times New Roman" w:cs="Times New Roman"/>
-          <w:b/>
-          <w:sz w:val="28"/>
-          <w:szCs w:val="28"/>
-          <w:highlight w:val="yellow"/>
-        </w:rPr>
-        <w:t xml:space="preserve">У </w:t>
-      </w:r>
-      <w:r>
-        <w:rPr>
-          <w:rFonts w:ascii="Times New Roman" w:hAnsi="Times New Roman" w:cs="Times New Roman"/>
-          <w:b/>
-          <w:sz w:val="28"/>
-          <w:szCs w:val="28"/>
-          <w:highlight w:val="yellow"/>
-          <w:lang w:val="en-US"/>
-        </w:rPr>
-        <w:t>API</w:t>
-      </w:r>
-      <w:r>
-        <w:rPr>
-          <w:rFonts w:ascii="Times New Roman" w:hAnsi="Times New Roman" w:cs="Times New Roman"/>
-          <w:b/>
-          <w:sz w:val="28"/>
-          <w:szCs w:val="28"/>
-          <w:highlight w:val="yellow"/>
-        </w:rPr>
-        <w:t xml:space="preserve"> интерфейса нет, в данном пункте просто процесс создания и сам модуль опишу</w:t>
-      </w:r>
-    </w:p>
-    <w:p>
-      <w:pPr>
-        <w:pStyle w:val="a1"/>
-        <w:ind w:firstLine="709"/>
-        <w:rPr>
-          <w:rFonts w:cs="Times New Roman"/>
-          <w:szCs w:val="28"/>
-          <w:highlight w:val="red"/>
-        </w:rPr>
-      </w:pPr>
-      <w:r>
-        <w:rPr>
-          <w:rFonts w:cs="Times New Roman"/>
-          <w:szCs w:val="28"/>
-          <w:highlight w:val="red"/>
-        </w:rPr>
-        <w:t>2.14 Создание системы тестирования программного изделия</w:t>
+        <w:t>.</w:t>
       </w:r>
     </w:p>
     <w:p>
@@ -6536,6 +7424,7 @@
           <w:sz w:val="28"/>
           <w:szCs w:val="28"/>
           <w:highlight w:val="yellow"/>
+          <w:lang w:val="en-US"/>
         </w:rPr>
       </w:pPr>
       <w:r>
@@ -6546,7 +7435,7 @@
           <w:szCs w:val="28"/>
           <w:highlight w:val="yellow"/>
         </w:rPr>
-        <w:t xml:space="preserve">ЭЭ, просто опишу как тестировал </w:t>
+        <w:t xml:space="preserve">Тестирование </w:t>
       </w:r>
       <w:r>
         <w:rPr>
@@ -6567,26 +7456,38 @@
           <w:szCs w:val="28"/>
           <w:highlight w:val="yellow"/>
         </w:rPr>
+        <w:t xml:space="preserve"> </w:t>
+      </w:r>
+      <w:r>
+        <w:rPr>
+          <w:rFonts w:ascii="Times New Roman" w:hAnsi="Times New Roman" w:cs="Times New Roman"/>
+          <w:b/>
+          <w:sz w:val="28"/>
+          <w:szCs w:val="28"/>
+          <w:highlight w:val="yellow"/>
+        </w:rPr>
+        <w:t xml:space="preserve">проводилось при помощи </w:t>
+      </w:r>
+      <w:r>
+        <w:rPr>
+          <w:rFonts w:ascii="Times New Roman" w:hAnsi="Times New Roman" w:cs="Times New Roman"/>
+          <w:b/>
+          <w:sz w:val="28"/>
+          <w:szCs w:val="28"/>
+          <w:highlight w:val="yellow"/>
+          <w:lang w:val="en-US"/>
+        </w:rPr>
+        <w:t>Swager</w:t>
+      </w:r>
+      <w:r>
+        <w:rPr>
+          <w:rFonts w:ascii="Times New Roman" w:hAnsi="Times New Roman" w:cs="Times New Roman"/>
+          <w:b/>
+          <w:sz w:val="28"/>
+          <w:szCs w:val="28"/>
+          <w:highlight w:val="yellow"/>
+        </w:rPr>
         <w:t>.</w:t>
-      </w:r>
-    </w:p>
-    <w:p>
-      <w:pPr>
-        <w:pStyle w:val="a1"/>
-        <w:ind w:firstLine="709"/>
-        <w:rPr>
-          <w:rFonts w:cs="Times New Roman"/>
-          <w:szCs w:val="28"/>
-        </w:rPr>
-      </w:pPr>
-      <w:r>
-        <w:rPr>
-          <w:rFonts w:cs="Times New Roman"/>
-          <w:szCs w:val="28"/>
-          <w:highlight w:val="red"/>
-        </w:rPr>
-        <w:lastRenderedPageBreak/>
-        <w:t>2.15 Создание справочной системы и организация удобной навигации по её разделам</w:t>
       </w:r>
     </w:p>
     <w:p>
@@ -6609,40 +7510,8 @@
           <w:b/>
           <w:sz w:val="28"/>
           <w:szCs w:val="28"/>
-          <w:highlight w:val="yellow"/>
-        </w:rPr>
-        <w:t>Тут просто д</w:t>
-      </w:r>
-      <w:r>
-        <w:rPr>
-          <w:rFonts w:ascii="Times New Roman" w:hAnsi="Times New Roman" w:cs="Times New Roman"/>
-          <w:b/>
-          <w:sz w:val="28"/>
-          <w:szCs w:val="28"/>
-          <w:highlight w:val="yellow"/>
-        </w:rPr>
-        <w:t xml:space="preserve">обавлю документацию к </w:t>
-      </w:r>
-      <w:r>
-        <w:rPr>
-          <w:rFonts w:ascii="Times New Roman" w:hAnsi="Times New Roman" w:cs="Times New Roman"/>
-          <w:b/>
-          <w:sz w:val="28"/>
-          <w:szCs w:val="28"/>
-          <w:highlight w:val="yellow"/>
-          <w:lang w:val="en-US"/>
-        </w:rPr>
-        <w:t>API</w:t>
-      </w:r>
-      <w:r>
-        <w:rPr>
-          <w:rFonts w:ascii="Times New Roman" w:hAnsi="Times New Roman" w:cs="Times New Roman"/>
-          <w:b/>
-          <w:sz w:val="28"/>
-          <w:szCs w:val="28"/>
-          <w:highlight w:val="yellow"/>
-        </w:rPr>
-        <w:t>, опять же или ПДФ-ник или просто… куча или скринов, или убитого времени но форматирование текста</w:t>
+        </w:rPr>
+        <w:t>Swagger - это проект, используемый для описания и документирования RESTful API.</w:t>
       </w:r>
     </w:p>
     <w:p>
@@ -6657,26 +7526,26 @@
           <w:b/>
           <w:sz w:val="28"/>
           <w:szCs w:val="28"/>
-        </w:rPr>
-      </w:pPr>
-      <w:r>
-        <w:rPr>
-          <w:rFonts w:ascii="Times New Roman" w:hAnsi="Times New Roman" w:cs="Times New Roman"/>
-          <w:b/>
-          <w:sz w:val="28"/>
-          <w:szCs w:val="28"/>
-        </w:rPr>
-        <w:tab/>
-      </w:r>
-      <w:r>
-        <w:rPr>
-          <w:rFonts w:ascii="Times New Roman" w:hAnsi="Times New Roman" w:cs="Times New Roman"/>
-          <w:b/>
-          <w:sz w:val="28"/>
-          <w:szCs w:val="28"/>
           <w:highlight w:val="yellow"/>
         </w:rPr>
-        <w:t>Или просто удалить это и оставить 2.16</w:t>
+      </w:pPr>
+    </w:p>
+    <w:p>
+      <w:pPr>
+        <w:pStyle w:val="a1"/>
+        <w:ind w:firstLine="709"/>
+        <w:rPr>
+          <w:rFonts w:cs="Times New Roman"/>
+          <w:szCs w:val="28"/>
+        </w:rPr>
+      </w:pPr>
+      <w:r>
+        <w:rPr>
+          <w:rFonts w:cs="Times New Roman"/>
+          <w:szCs w:val="28"/>
+          <w:highlight w:val="red"/>
+        </w:rPr>
+        <w:t>2.15 Создание справочной системы и организация удобной навигации по её разделам</w:t>
       </w:r>
     </w:p>
     <w:p>
@@ -6685,11 +7554,101 @@
         <w:widowControl w:val="0"/>
         <w:spacing w:after="0" w:line="360" w:lineRule="auto"/>
         <w:ind w:left="0" w:firstLine="709"/>
+        <w:jc w:val="both"/>
         <w:rPr>
           <w:rFonts w:ascii="Times New Roman" w:hAnsi="Times New Roman" w:cs="Times New Roman"/>
           <w:b/>
           <w:sz w:val="28"/>
           <w:szCs w:val="28"/>
+        </w:rPr>
+      </w:pPr>
+      <w:r>
+        <w:rPr>
+          <w:rFonts w:ascii="Times New Roman" w:hAnsi="Times New Roman" w:cs="Times New Roman"/>
+          <w:b/>
+          <w:sz w:val="28"/>
+          <w:szCs w:val="28"/>
+          <w:highlight w:val="yellow"/>
+        </w:rPr>
+        <w:t>Тут просто д</w:t>
+      </w:r>
+      <w:r>
+        <w:rPr>
+          <w:rFonts w:ascii="Times New Roman" w:hAnsi="Times New Roman" w:cs="Times New Roman"/>
+          <w:b/>
+          <w:sz w:val="28"/>
+          <w:szCs w:val="28"/>
+          <w:highlight w:val="yellow"/>
+        </w:rPr>
+        <w:t xml:space="preserve">обавлю документацию к </w:t>
+      </w:r>
+      <w:r>
+        <w:rPr>
+          <w:rFonts w:ascii="Times New Roman" w:hAnsi="Times New Roman" w:cs="Times New Roman"/>
+          <w:b/>
+          <w:sz w:val="28"/>
+          <w:szCs w:val="28"/>
+          <w:highlight w:val="yellow"/>
+          <w:lang w:val="en-US"/>
+        </w:rPr>
+        <w:t>API</w:t>
+      </w:r>
+      <w:r>
+        <w:rPr>
+          <w:rFonts w:ascii="Times New Roman" w:hAnsi="Times New Roman" w:cs="Times New Roman"/>
+          <w:b/>
+          <w:sz w:val="28"/>
+          <w:szCs w:val="28"/>
+          <w:highlight w:val="yellow"/>
+        </w:rPr>
+        <w:t>, опять же или ПДФ-ник или просто… куча или скринов, или убитого времени но форматирование текста</w:t>
+      </w:r>
+    </w:p>
+    <w:p>
+      <w:pPr>
+        <w:pStyle w:val="BodyTextIndent"/>
+        <w:widowControl w:val="0"/>
+        <w:spacing w:after="0" w:line="360" w:lineRule="auto"/>
+        <w:ind w:left="0" w:firstLine="709"/>
+        <w:jc w:val="both"/>
+        <w:rPr>
+          <w:rFonts w:ascii="Times New Roman" w:hAnsi="Times New Roman" w:cs="Times New Roman"/>
+          <w:b/>
+          <w:sz w:val="28"/>
+          <w:szCs w:val="28"/>
+        </w:rPr>
+      </w:pPr>
+      <w:r>
+        <w:rPr>
+          <w:rFonts w:ascii="Times New Roman" w:hAnsi="Times New Roman" w:cs="Times New Roman"/>
+          <w:b/>
+          <w:sz w:val="28"/>
+          <w:szCs w:val="28"/>
+        </w:rPr>
+        <w:tab/>
+      </w:r>
+      <w:r>
+        <w:rPr>
+          <w:rFonts w:ascii="Times New Roman" w:hAnsi="Times New Roman" w:cs="Times New Roman"/>
+          <w:b/>
+          <w:sz w:val="28"/>
+          <w:szCs w:val="28"/>
+          <w:highlight w:val="yellow"/>
+        </w:rPr>
+        <w:t>Или просто удалить это и оставить 2.16</w:t>
+      </w:r>
+    </w:p>
+    <w:p>
+      <w:pPr>
+        <w:pStyle w:val="BodyTextIndent"/>
+        <w:widowControl w:val="0"/>
+        <w:spacing w:after="0" w:line="360" w:lineRule="auto"/>
+        <w:ind w:left="0" w:firstLine="709"/>
+        <w:rPr>
+          <w:rFonts w:ascii="Times New Roman" w:hAnsi="Times New Roman" w:cs="Times New Roman"/>
+          <w:b/>
+          <w:sz w:val="28"/>
+          <w:szCs w:val="28"/>
           <w:highlight w:val="green"/>
         </w:rPr>
       </w:pPr>
@@ -6710,6 +7669,7 @@
           <w:szCs w:val="28"/>
           <w:highlight w:val="green"/>
         </w:rPr>
+        <w:lastRenderedPageBreak/>
         <w:t>2.16 Создание документации программиста</w:t>
       </w:r>
       <w:bookmarkEnd w:id="15"/>
@@ -11798,6 +12758,95 @@
       <w:rPr>
         <w:u w:val="none"/>
       </w:rPr>
+    </w:lvl>
+  </w:abstractNum>
+  <w:abstractNum w:abstractNumId="28" w15:restartNumberingAfterBreak="0">
+    <w:nsid w:val="7C0E6EDF"/>
+    <w:multiLevelType w:val="hybridMultilevel"/>
+    <w:tmpl w:val="C414CCDE"/>
+    <w:lvl w:ilvl="0" w:tplc="2C7619C4">
+      <w:start w:val="1"/>
+      <w:numFmt w:val="decimal"/>
+      <w:lvlText w:val="%1."/>
+      <w:lvlJc w:val="left"/>
+      <w:pPr>
+        <w:ind w:left="1069" w:hanging="360"/>
+      </w:pPr>
+      <w:rPr>
+        <w:rFonts w:hint="default"/>
+      </w:rPr>
+    </w:lvl>
+    <w:lvl w:ilvl="1" w:tplc="04190019" w:tentative="1">
+      <w:start w:val="1"/>
+      <w:numFmt w:val="lowerLetter"/>
+      <w:lvlText w:val="%2."/>
+      <w:lvlJc w:val="left"/>
+      <w:pPr>
+        <w:ind w:left="1789" w:hanging="360"/>
+      </w:pPr>
+    </w:lvl>
+    <w:lvl w:ilvl="2" w:tplc="0419001B" w:tentative="1">
+      <w:start w:val="1"/>
+      <w:numFmt w:val="lowerRoman"/>
+      <w:lvlText w:val="%3."/>
+      <w:lvlJc w:val="right"/>
+      <w:pPr>
+        <w:ind w:left="2509" w:hanging="180"/>
+      </w:pPr>
+    </w:lvl>
+    <w:lvl w:ilvl="3" w:tplc="0419000F" w:tentative="1">
+      <w:start w:val="1"/>
+      <w:numFmt w:val="decimal"/>
+      <w:lvlText w:val="%4."/>
+      <w:lvlJc w:val="left"/>
+      <w:pPr>
+        <w:ind w:left="3229" w:hanging="360"/>
+      </w:pPr>
+    </w:lvl>
+    <w:lvl w:ilvl="4" w:tplc="04190019" w:tentative="1">
+      <w:start w:val="1"/>
+      <w:numFmt w:val="lowerLetter"/>
+      <w:lvlText w:val="%5."/>
+      <w:lvlJc w:val="left"/>
+      <w:pPr>
+        <w:ind w:left="3949" w:hanging="360"/>
+      </w:pPr>
+    </w:lvl>
+    <w:lvl w:ilvl="5" w:tplc="0419001B" w:tentative="1">
+      <w:start w:val="1"/>
+      <w:numFmt w:val="lowerRoman"/>
+      <w:lvlText w:val="%6."/>
+      <w:lvlJc w:val="right"/>
+      <w:pPr>
+        <w:ind w:left="4669" w:hanging="180"/>
+      </w:pPr>
+    </w:lvl>
+    <w:lvl w:ilvl="6" w:tplc="0419000F" w:tentative="1">
+      <w:start w:val="1"/>
+      <w:numFmt w:val="decimal"/>
+      <w:lvlText w:val="%7."/>
+      <w:lvlJc w:val="left"/>
+      <w:pPr>
+        <w:ind w:left="5389" w:hanging="360"/>
+      </w:pPr>
+    </w:lvl>
+    <w:lvl w:ilvl="7" w:tplc="04190019" w:tentative="1">
+      <w:start w:val="1"/>
+      <w:numFmt w:val="lowerLetter"/>
+      <w:lvlText w:val="%8."/>
+      <w:lvlJc w:val="left"/>
+      <w:pPr>
+        <w:ind w:left="6109" w:hanging="360"/>
+      </w:pPr>
+    </w:lvl>
+    <w:lvl w:ilvl="8" w:tplc="0419001B" w:tentative="1">
+      <w:start w:val="1"/>
+      <w:numFmt w:val="lowerRoman"/>
+      <w:lvlText w:val="%9."/>
+      <w:lvlJc w:val="right"/>
+      <w:pPr>
+        <w:ind w:left="6829" w:hanging="180"/>
+      </w:pPr>
     </w:lvl>
   </w:abstractNum>
   <w:num w:numId="1" w16cid:durableId="1226143692">
@@ -11883,6 +12932,9 @@
   </w:num>
   <w:num w:numId="28" w16cid:durableId="1901476624">
     <w:abstractNumId w:val="2"/>
+  </w:num>
+  <w:num w:numId="29" w16cid:durableId="216015847">
+    <w:abstractNumId w:val="28"/>
   </w:num>
 </w:numbering>
 </file>

--- a/Текст и прочее/Преддипломная практика/Титульный.docx
+++ b/Текст и прочее/Преддипломная практика/Титульный.docx
@@ -6163,7 +6163,6 @@
           <w:bCs/>
           <w:sz w:val="28"/>
           <w:szCs w:val="28"/>
-          <w:lang w:val="en-US"/>
         </w:rPr>
       </w:pPr>
       <w:proofErr w:type="spellStart"/>
@@ -6184,7 +6183,6 @@
           <w:bCs/>
           <w:sz w:val="28"/>
           <w:szCs w:val="28"/>
-          <w:lang w:val="en-US"/>
         </w:rPr>
         <w:t xml:space="preserve"> – </w:t>
       </w:r>
@@ -6203,7 +6201,6 @@
           <w:bCs/>
           <w:sz w:val="28"/>
           <w:szCs w:val="28"/>
-          <w:lang w:val="en-US"/>
         </w:rPr>
         <w:t xml:space="preserve"> </w:t>
       </w:r>
@@ -6222,7 +6219,6 @@
           <w:bCs/>
           <w:sz w:val="28"/>
           <w:szCs w:val="28"/>
-          <w:lang w:val="en-US"/>
         </w:rPr>
         <w:t xml:space="preserve"> </w:t>
       </w:r>
@@ -6241,7 +6237,6 @@
           <w:bCs/>
           <w:sz w:val="28"/>
           <w:szCs w:val="28"/>
-          <w:lang w:val="en-US"/>
         </w:rPr>
         <w:t>.</w:t>
       </w:r>
@@ -6327,7 +6322,6 @@
           <w:bCs/>
           <w:sz w:val="28"/>
           <w:szCs w:val="28"/>
-          <w:lang w:val="en-US"/>
         </w:rPr>
       </w:pPr>
       <w:proofErr w:type="spellStart"/>
@@ -6348,7 +6342,6 @@
           <w:bCs/>
           <w:sz w:val="28"/>
           <w:szCs w:val="28"/>
-          <w:lang w:val="en-US"/>
         </w:rPr>
         <w:t xml:space="preserve"> – </w:t>
       </w:r>
@@ -6367,7 +6360,6 @@
           <w:bCs/>
           <w:sz w:val="28"/>
           <w:szCs w:val="28"/>
-          <w:lang w:val="en-US"/>
         </w:rPr>
         <w:t xml:space="preserve"> </w:t>
       </w:r>
@@ -6386,7 +6378,6 @@
           <w:bCs/>
           <w:sz w:val="28"/>
           <w:szCs w:val="28"/>
-          <w:lang w:val="en-US"/>
         </w:rPr>
         <w:t xml:space="preserve"> </w:t>
       </w:r>
@@ -6405,7 +6396,6 @@
           <w:bCs/>
           <w:sz w:val="28"/>
           <w:szCs w:val="28"/>
-          <w:lang w:val="en-US"/>
         </w:rPr>
         <w:t>.</w:t>
       </w:r>
@@ -6456,7 +6446,6 @@
           <w:bCs/>
           <w:sz w:val="28"/>
           <w:szCs w:val="28"/>
-          <w:lang w:val="en-US"/>
         </w:rPr>
       </w:pPr>
       <w:proofErr w:type="spellStart"/>
@@ -6477,7 +6466,6 @@
           <w:bCs/>
           <w:sz w:val="28"/>
           <w:szCs w:val="28"/>
-          <w:lang w:val="en-US"/>
         </w:rPr>
         <w:t xml:space="preserve"> – </w:t>
       </w:r>
@@ -6496,7 +6484,6 @@
           <w:bCs/>
           <w:sz w:val="28"/>
           <w:szCs w:val="28"/>
-          <w:lang w:val="en-US"/>
         </w:rPr>
         <w:t xml:space="preserve"> </w:t>
       </w:r>
@@ -6515,7 +6502,6 @@
           <w:bCs/>
           <w:sz w:val="28"/>
           <w:szCs w:val="28"/>
-          <w:lang w:val="en-US"/>
         </w:rPr>
         <w:t xml:space="preserve"> </w:t>
       </w:r>
@@ -6534,7 +6520,6 @@
           <w:bCs/>
           <w:sz w:val="28"/>
           <w:szCs w:val="28"/>
-          <w:lang w:val="en-US"/>
         </w:rPr>
         <w:t>.</w:t>
       </w:r>
@@ -6701,7 +6686,7 @@
         <w:ind w:left="0" w:firstLine="709"/>
         <w:rPr>
           <w:rFonts w:ascii="Times New Roman" w:hAnsi="Times New Roman" w:cs="Times New Roman"/>
-          <w:b/>
+          <w:bCs/>
           <w:sz w:val="28"/>
           <w:szCs w:val="28"/>
           <w:highlight w:val="yellow"/>
@@ -6710,7 +6695,7 @@
       <w:r>
         <w:rPr>
           <w:rFonts w:ascii="Times New Roman" w:hAnsi="Times New Roman" w:cs="Times New Roman"/>
-          <w:b/>
+          <w:bCs/>
           <w:sz w:val="28"/>
           <w:szCs w:val="28"/>
           <w:highlight w:val="yellow"/>
@@ -6720,7 +6705,7 @@
       <w:r>
         <w:rPr>
           <w:rFonts w:ascii="Times New Roman" w:hAnsi="Times New Roman" w:cs="Times New Roman"/>
-          <w:b/>
+          <w:bCs/>
           <w:sz w:val="28"/>
           <w:szCs w:val="28"/>
           <w:highlight w:val="yellow"/>
@@ -6731,7 +6716,7 @@
       <w:r>
         <w:rPr>
           <w:rFonts w:ascii="Times New Roman" w:hAnsi="Times New Roman" w:cs="Times New Roman"/>
-          <w:b/>
+          <w:bCs/>
           <w:sz w:val="28"/>
           <w:szCs w:val="28"/>
           <w:highlight w:val="yellow"/>
@@ -6747,7 +6732,7 @@
         <w:ind w:left="0" w:firstLine="709"/>
         <w:rPr>
           <w:rFonts w:ascii="Times New Roman" w:hAnsi="Times New Roman" w:cs="Times New Roman"/>
-          <w:b/>
+          <w:bCs/>
           <w:sz w:val="28"/>
           <w:szCs w:val="28"/>
           <w:highlight w:val="yellow"/>
@@ -6756,7 +6741,7 @@
       <w:r>
         <w:rPr>
           <w:rFonts w:ascii="Times New Roman" w:hAnsi="Times New Roman" w:cs="Times New Roman"/>
-          <w:b/>
+          <w:bCs/>
           <w:sz w:val="28"/>
           <w:szCs w:val="28"/>
           <w:highlight w:val="yellow"/>
@@ -6775,7 +6760,7 @@
         <w:spacing w:after="0" w:line="360" w:lineRule="auto"/>
         <w:rPr>
           <w:rFonts w:ascii="Times New Roman" w:hAnsi="Times New Roman" w:cs="Times New Roman"/>
-          <w:b/>
+          <w:bCs/>
           <w:sz w:val="28"/>
           <w:szCs w:val="28"/>
           <w:highlight w:val="yellow"/>
@@ -6784,7 +6769,7 @@
       <w:r>
         <w:rPr>
           <w:rFonts w:ascii="Times New Roman" w:hAnsi="Times New Roman" w:cs="Times New Roman"/>
-          <w:b/>
+          <w:bCs/>
           <w:sz w:val="28"/>
           <w:szCs w:val="28"/>
           <w:highlight w:val="yellow"/>
@@ -6803,7 +6788,7 @@
         <w:spacing w:after="0" w:line="360" w:lineRule="auto"/>
         <w:rPr>
           <w:rFonts w:ascii="Times New Roman" w:hAnsi="Times New Roman" w:cs="Times New Roman"/>
-          <w:b/>
+          <w:bCs/>
           <w:sz w:val="28"/>
           <w:szCs w:val="28"/>
           <w:highlight w:val="yellow"/>
@@ -6812,7 +6797,7 @@
       <w:r>
         <w:rPr>
           <w:rFonts w:ascii="Times New Roman" w:hAnsi="Times New Roman" w:cs="Times New Roman"/>
-          <w:b/>
+          <w:bCs/>
           <w:sz w:val="28"/>
           <w:szCs w:val="28"/>
           <w:highlight w:val="yellow"/>
@@ -6822,7 +6807,7 @@
       <w:r>
         <w:rPr>
           <w:rFonts w:ascii="Times New Roman" w:hAnsi="Times New Roman" w:cs="Times New Roman"/>
-          <w:b/>
+          <w:bCs/>
           <w:sz w:val="28"/>
           <w:szCs w:val="28"/>
           <w:highlight w:val="yellow"/>
@@ -6842,7 +6827,7 @@
         <w:spacing w:after="0" w:line="360" w:lineRule="auto"/>
         <w:rPr>
           <w:rFonts w:ascii="Times New Roman" w:hAnsi="Times New Roman" w:cs="Times New Roman"/>
-          <w:b/>
+          <w:bCs/>
           <w:sz w:val="28"/>
           <w:szCs w:val="28"/>
           <w:highlight w:val="yellow"/>
@@ -6851,7 +6836,7 @@
       <w:r>
         <w:rPr>
           <w:rFonts w:ascii="Times New Roman" w:hAnsi="Times New Roman" w:cs="Times New Roman"/>
-          <w:b/>
+          <w:bCs/>
           <w:sz w:val="28"/>
           <w:szCs w:val="28"/>
           <w:highlight w:val="yellow"/>
@@ -6862,7 +6847,7 @@
       <w:r>
         <w:rPr>
           <w:rFonts w:ascii="Times New Roman" w:hAnsi="Times New Roman" w:cs="Times New Roman"/>
-          <w:b/>
+          <w:bCs/>
           <w:sz w:val="28"/>
           <w:szCs w:val="28"/>
           <w:highlight w:val="yellow"/>
@@ -6873,22 +6858,12 @@
       <w:r>
         <w:rPr>
           <w:rFonts w:ascii="Times New Roman" w:hAnsi="Times New Roman" w:cs="Times New Roman"/>
-          <w:b/>
+          <w:bCs/>
           <w:sz w:val="28"/>
           <w:szCs w:val="28"/>
           <w:highlight w:val="yellow"/>
         </w:rPr>
-        <w:t xml:space="preserve"> </w:t>
-      </w:r>
-      <w:r>
-        <w:rPr>
-          <w:rFonts w:ascii="Times New Roman" w:hAnsi="Times New Roman" w:cs="Times New Roman"/>
-          <w:b/>
-          <w:sz w:val="28"/>
-          <w:szCs w:val="28"/>
-          <w:highlight w:val="yellow"/>
-        </w:rPr>
-        <w:t>на стороне клиента</w:t>
+        <w:t xml:space="preserve"> на стороне клиента</w:t>
       </w:r>
     </w:p>
     <w:p>
@@ -6896,19 +6871,18 @@
         <w:pStyle w:val="BodyTextIndent"/>
         <w:widowControl w:val="0"/>
         <w:spacing w:after="0" w:line="360" w:lineRule="auto"/>
-        <w:ind w:left="709"/>
-        <w:rPr>
-          <w:rFonts w:ascii="Times New Roman" w:hAnsi="Times New Roman" w:cs="Times New Roman"/>
-          <w:b/>
-          <w:sz w:val="28"/>
-          <w:szCs w:val="28"/>
-          <w:lang w:val="en-US"/>
-        </w:rPr>
-      </w:pPr>
-      <w:r>
-        <w:rPr>
-          <w:rFonts w:ascii="Times New Roman" w:hAnsi="Times New Roman" w:cs="Times New Roman"/>
-          <w:b/>
+        <w:ind w:left="0" w:firstLine="709"/>
+        <w:rPr>
+          <w:rFonts w:ascii="Times New Roman" w:hAnsi="Times New Roman" w:cs="Times New Roman"/>
+          <w:bCs/>
+          <w:sz w:val="28"/>
+          <w:szCs w:val="28"/>
+        </w:rPr>
+      </w:pPr>
+      <w:r>
+        <w:rPr>
+          <w:rFonts w:ascii="Times New Roman" w:hAnsi="Times New Roman" w:cs="Times New Roman"/>
+          <w:bCs/>
           <w:sz w:val="28"/>
           <w:szCs w:val="28"/>
           <w:highlight w:val="yellow"/>
@@ -6918,7 +6892,7 @@
       <w:r>
         <w:rPr>
           <w:rFonts w:ascii="Times New Roman" w:hAnsi="Times New Roman" w:cs="Times New Roman"/>
-          <w:b/>
+          <w:bCs/>
           <w:sz w:val="28"/>
           <w:szCs w:val="28"/>
           <w:highlight w:val="yellow"/>
@@ -6929,7 +6903,7 @@
       <w:r>
         <w:rPr>
           <w:rFonts w:ascii="Times New Roman" w:hAnsi="Times New Roman" w:cs="Times New Roman"/>
-          <w:b/>
+          <w:bCs/>
           <w:sz w:val="28"/>
           <w:szCs w:val="28"/>
           <w:highlight w:val="yellow"/>
@@ -6939,7 +6913,7 @@
       <w:r>
         <w:rPr>
           <w:rFonts w:ascii="Times New Roman" w:hAnsi="Times New Roman" w:cs="Times New Roman"/>
-          <w:b/>
+          <w:bCs/>
           <w:sz w:val="28"/>
           <w:szCs w:val="28"/>
           <w:highlight w:val="yellow"/>
@@ -6950,27 +6924,17 @@
       <w:r>
         <w:rPr>
           <w:rFonts w:ascii="Times New Roman" w:hAnsi="Times New Roman" w:cs="Times New Roman"/>
-          <w:b/>
+          <w:bCs/>
           <w:sz w:val="28"/>
           <w:szCs w:val="28"/>
           <w:highlight w:val="yellow"/>
         </w:rPr>
-        <w:t xml:space="preserve"> 2022, </w:t>
-      </w:r>
-      <w:r>
-        <w:rPr>
-          <w:rFonts w:ascii="Times New Roman" w:hAnsi="Times New Roman" w:cs="Times New Roman"/>
-          <w:b/>
-          <w:sz w:val="28"/>
-          <w:szCs w:val="28"/>
-          <w:highlight w:val="yellow"/>
-        </w:rPr>
-        <w:t xml:space="preserve">при помощи СУБД </w:t>
-      </w:r>
-      <w:r>
-        <w:rPr>
-          <w:rFonts w:ascii="Times New Roman" w:hAnsi="Times New Roman" w:cs="Times New Roman"/>
-          <w:b/>
+        <w:t xml:space="preserve"> 2022, при помощи СУБД </w:t>
+      </w:r>
+      <w:r>
+        <w:rPr>
+          <w:rFonts w:ascii="Times New Roman" w:hAnsi="Times New Roman" w:cs="Times New Roman"/>
+          <w:bCs/>
           <w:sz w:val="28"/>
           <w:szCs w:val="28"/>
         </w:rPr>
@@ -6979,10 +6943,9 @@
       <w:r>
         <w:rPr>
           <w:rFonts w:ascii="Times New Roman" w:hAnsi="Times New Roman" w:cs="Times New Roman"/>
-          <w:b/>
-          <w:sz w:val="28"/>
-          <w:szCs w:val="28"/>
-          <w:lang w:val="en-US"/>
+          <w:bCs/>
+          <w:sz w:val="28"/>
+          <w:szCs w:val="28"/>
         </w:rPr>
         <w:t>.</w:t>
       </w:r>
@@ -6992,18 +6955,18 @@
         <w:pStyle w:val="BodyTextIndent"/>
         <w:widowControl w:val="0"/>
         <w:spacing w:after="0" w:line="360" w:lineRule="auto"/>
-        <w:ind w:left="709"/>
-        <w:rPr>
-          <w:rFonts w:ascii="Times New Roman" w:hAnsi="Times New Roman" w:cs="Times New Roman"/>
-          <w:b/>
-          <w:sz w:val="28"/>
-          <w:szCs w:val="28"/>
-        </w:rPr>
-      </w:pPr>
-      <w:r>
-        <w:rPr>
-          <w:rFonts w:ascii="Times New Roman" w:hAnsi="Times New Roman" w:cs="Times New Roman"/>
-          <w:b/>
+        <w:ind w:left="0" w:firstLine="709"/>
+        <w:rPr>
+          <w:rFonts w:ascii="Times New Roman" w:hAnsi="Times New Roman" w:cs="Times New Roman"/>
+          <w:bCs/>
+          <w:sz w:val="28"/>
+          <w:szCs w:val="28"/>
+        </w:rPr>
+      </w:pPr>
+      <w:r>
+        <w:rPr>
+          <w:rFonts w:ascii="Times New Roman" w:hAnsi="Times New Roman" w:cs="Times New Roman"/>
+          <w:bCs/>
           <w:sz w:val="28"/>
           <w:szCs w:val="28"/>
           <w:lang w:val="en-US"/>
@@ -7013,25 +6976,16 @@
       <w:r>
         <w:rPr>
           <w:rFonts w:ascii="Times New Roman" w:hAnsi="Times New Roman" w:cs="Times New Roman"/>
-          <w:b/>
-          <w:sz w:val="28"/>
-          <w:szCs w:val="28"/>
-        </w:rPr>
-        <w:t xml:space="preserve"> </w:t>
-      </w:r>
-      <w:r>
-        <w:rPr>
-          <w:rFonts w:ascii="Times New Roman" w:hAnsi="Times New Roman" w:cs="Times New Roman"/>
-          <w:b/>
-          <w:sz w:val="28"/>
-          <w:szCs w:val="28"/>
-        </w:rPr>
-        <w:t xml:space="preserve">была разработа на языке программирования </w:t>
-      </w:r>
-      <w:r>
-        <w:rPr>
-          <w:rFonts w:ascii="Times New Roman" w:hAnsi="Times New Roman" w:cs="Times New Roman"/>
-          <w:b/>
+          <w:bCs/>
+          <w:sz w:val="28"/>
+          <w:szCs w:val="28"/>
+        </w:rPr>
+        <w:t xml:space="preserve"> была разработа на языке программирования </w:t>
+      </w:r>
+      <w:r>
+        <w:rPr>
+          <w:rFonts w:ascii="Times New Roman" w:hAnsi="Times New Roman" w:cs="Times New Roman"/>
+          <w:bCs/>
           <w:sz w:val="28"/>
           <w:szCs w:val="28"/>
           <w:lang w:val="en-US"/>
@@ -7041,25 +6995,16 @@
       <w:r>
         <w:rPr>
           <w:rFonts w:ascii="Times New Roman" w:hAnsi="Times New Roman" w:cs="Times New Roman"/>
-          <w:b/>
-          <w:sz w:val="28"/>
-          <w:szCs w:val="28"/>
-        </w:rPr>
-        <w:t>#</w:t>
-      </w:r>
-      <w:r>
-        <w:rPr>
-          <w:rFonts w:ascii="Times New Roman" w:hAnsi="Times New Roman" w:cs="Times New Roman"/>
-          <w:b/>
-          <w:sz w:val="28"/>
-          <w:szCs w:val="28"/>
-        </w:rPr>
-        <w:t xml:space="preserve"> на фреймворке </w:t>
-      </w:r>
-      <w:r>
-        <w:rPr>
-          <w:rFonts w:ascii="Times New Roman" w:hAnsi="Times New Roman" w:cs="Times New Roman"/>
-          <w:b/>
+          <w:bCs/>
+          <w:sz w:val="28"/>
+          <w:szCs w:val="28"/>
+        </w:rPr>
+        <w:t xml:space="preserve"># на фреймворке </w:t>
+      </w:r>
+      <w:r>
+        <w:rPr>
+          <w:rFonts w:ascii="Times New Roman" w:hAnsi="Times New Roman" w:cs="Times New Roman"/>
+          <w:bCs/>
           <w:sz w:val="28"/>
           <w:szCs w:val="28"/>
           <w:lang w:val="en-US"/>
@@ -7069,25 +7014,16 @@
       <w:r>
         <w:rPr>
           <w:rFonts w:ascii="Times New Roman" w:hAnsi="Times New Roman" w:cs="Times New Roman"/>
-          <w:b/>
-          <w:sz w:val="28"/>
-          <w:szCs w:val="28"/>
-        </w:rPr>
-        <w:t xml:space="preserve">, </w:t>
-      </w:r>
-      <w:r>
-        <w:rPr>
-          <w:rFonts w:ascii="Times New Roman" w:hAnsi="Times New Roman" w:cs="Times New Roman"/>
-          <w:b/>
-          <w:sz w:val="28"/>
-          <w:szCs w:val="28"/>
-        </w:rPr>
-        <w:t xml:space="preserve">при помощи паттерна программирования </w:t>
-      </w:r>
-      <w:r>
-        <w:rPr>
-          <w:rFonts w:ascii="Times New Roman" w:hAnsi="Times New Roman" w:cs="Times New Roman"/>
-          <w:b/>
+          <w:bCs/>
+          <w:sz w:val="28"/>
+          <w:szCs w:val="28"/>
+        </w:rPr>
+        <w:t xml:space="preserve">, при помощи паттерна программирования </w:t>
+      </w:r>
+      <w:r>
+        <w:rPr>
+          <w:rFonts w:ascii="Times New Roman" w:hAnsi="Times New Roman" w:cs="Times New Roman"/>
+          <w:bCs/>
           <w:sz w:val="28"/>
           <w:szCs w:val="28"/>
           <w:lang w:val="en-US"/>
@@ -7097,7 +7033,7 @@
       <w:r>
         <w:rPr>
           <w:rFonts w:ascii="Times New Roman" w:hAnsi="Times New Roman" w:cs="Times New Roman"/>
-          <w:b/>
+          <w:bCs/>
           <w:sz w:val="28"/>
           <w:szCs w:val="28"/>
         </w:rPr>
@@ -7109,18 +7045,18 @@
         <w:pStyle w:val="BodyTextIndent"/>
         <w:widowControl w:val="0"/>
         <w:spacing w:after="0" w:line="360" w:lineRule="auto"/>
-        <w:ind w:left="709"/>
-        <w:rPr>
-          <w:rFonts w:ascii="Times New Roman" w:hAnsi="Times New Roman" w:cs="Times New Roman"/>
-          <w:b/>
-          <w:sz w:val="28"/>
-          <w:szCs w:val="28"/>
-        </w:rPr>
-      </w:pPr>
-      <w:r>
-        <w:rPr>
-          <w:rFonts w:ascii="Times New Roman" w:hAnsi="Times New Roman" w:cs="Times New Roman"/>
-          <w:b/>
+        <w:ind w:left="0" w:firstLine="709"/>
+        <w:rPr>
+          <w:rFonts w:ascii="Times New Roman" w:hAnsi="Times New Roman" w:cs="Times New Roman"/>
+          <w:bCs/>
+          <w:sz w:val="28"/>
+          <w:szCs w:val="28"/>
+        </w:rPr>
+      </w:pPr>
+      <w:r>
+        <w:rPr>
+          <w:rFonts w:ascii="Times New Roman" w:hAnsi="Times New Roman" w:cs="Times New Roman"/>
+          <w:bCs/>
           <w:sz w:val="28"/>
           <w:szCs w:val="28"/>
         </w:rPr>
@@ -7130,7 +7066,7 @@
       <w:r>
         <w:rPr>
           <w:rFonts w:ascii="Times New Roman" w:hAnsi="Times New Roman" w:cs="Times New Roman"/>
-          <w:b/>
+          <w:bCs/>
           <w:sz w:val="28"/>
           <w:szCs w:val="28"/>
           <w:lang w:val="en-US"/>
@@ -7141,7 +7077,7 @@
       <w:r>
         <w:rPr>
           <w:rFonts w:ascii="Times New Roman" w:hAnsi="Times New Roman" w:cs="Times New Roman"/>
-          <w:b/>
+          <w:bCs/>
           <w:sz w:val="28"/>
           <w:szCs w:val="28"/>
         </w:rPr>
@@ -7150,7 +7086,7 @@
       <w:r>
         <w:rPr>
           <w:rFonts w:ascii="Times New Roman" w:hAnsi="Times New Roman" w:cs="Times New Roman"/>
-          <w:b/>
+          <w:bCs/>
           <w:sz w:val="28"/>
           <w:szCs w:val="28"/>
           <w:lang w:val="en-US"/>
@@ -7160,7 +7096,7 @@
       <w:r>
         <w:rPr>
           <w:rFonts w:ascii="Times New Roman" w:hAnsi="Times New Roman" w:cs="Times New Roman"/>
-          <w:b/>
+          <w:bCs/>
           <w:sz w:val="28"/>
           <w:szCs w:val="28"/>
         </w:rPr>
@@ -7169,7 +7105,7 @@
       <w:r>
         <w:rPr>
           <w:rFonts w:ascii="Times New Roman" w:hAnsi="Times New Roman" w:cs="Times New Roman"/>
-          <w:b/>
+          <w:bCs/>
           <w:sz w:val="28"/>
           <w:szCs w:val="28"/>
           <w:lang w:val="en-US"/>
@@ -7179,20 +7115,11 @@
       <w:r>
         <w:rPr>
           <w:rFonts w:ascii="Times New Roman" w:hAnsi="Times New Roman" w:cs="Times New Roman"/>
-          <w:b/>
-          <w:sz w:val="28"/>
-          <w:szCs w:val="28"/>
-        </w:rPr>
-        <w:t>.</w:t>
-      </w:r>
-      <w:r>
-        <w:rPr>
-          <w:rFonts w:ascii="Times New Roman" w:hAnsi="Times New Roman" w:cs="Times New Roman"/>
-          <w:b/>
-          <w:sz w:val="28"/>
-          <w:szCs w:val="28"/>
-        </w:rPr>
-        <w:t xml:space="preserve"> После этого создаются модели каждой таблицы.</w:t>
+          <w:bCs/>
+          <w:sz w:val="28"/>
+          <w:szCs w:val="28"/>
+        </w:rPr>
+        <w:t>. После этого создаются модели каждой таблицы.</w:t>
       </w:r>
     </w:p>
     <w:p>
@@ -7200,18 +7127,18 @@
         <w:pStyle w:val="BodyTextIndent"/>
         <w:widowControl w:val="0"/>
         <w:spacing w:after="0" w:line="360" w:lineRule="auto"/>
-        <w:ind w:left="709"/>
-        <w:rPr>
-          <w:rFonts w:ascii="Times New Roman" w:hAnsi="Times New Roman" w:cs="Times New Roman"/>
-          <w:b/>
-          <w:sz w:val="28"/>
-          <w:szCs w:val="28"/>
-        </w:rPr>
-      </w:pPr>
-      <w:r>
-        <w:rPr>
-          <w:rFonts w:ascii="Times New Roman" w:hAnsi="Times New Roman" w:cs="Times New Roman"/>
-          <w:b/>
+        <w:ind w:left="0" w:firstLine="709"/>
+        <w:rPr>
+          <w:rFonts w:ascii="Times New Roman" w:hAnsi="Times New Roman" w:cs="Times New Roman"/>
+          <w:bCs/>
+          <w:sz w:val="28"/>
+          <w:szCs w:val="28"/>
+        </w:rPr>
+      </w:pPr>
+      <w:r>
+        <w:rPr>
+          <w:rFonts w:ascii="Times New Roman" w:hAnsi="Times New Roman" w:cs="Times New Roman"/>
+          <w:bCs/>
           <w:sz w:val="28"/>
           <w:szCs w:val="28"/>
         </w:rPr>
@@ -7220,7 +7147,7 @@
       <w:r>
         <w:rPr>
           <w:rFonts w:ascii="Times New Roman" w:hAnsi="Times New Roman" w:cs="Times New Roman"/>
-          <w:b/>
+          <w:bCs/>
           <w:sz w:val="28"/>
           <w:szCs w:val="28"/>
           <w:lang w:val="en-US"/>
@@ -7230,25 +7157,16 @@
       <w:r>
         <w:rPr>
           <w:rFonts w:ascii="Times New Roman" w:hAnsi="Times New Roman" w:cs="Times New Roman"/>
-          <w:b/>
-          <w:sz w:val="28"/>
-          <w:szCs w:val="28"/>
-        </w:rPr>
-        <w:t xml:space="preserve"> </w:t>
-      </w:r>
-      <w:r>
-        <w:rPr>
-          <w:rFonts w:ascii="Times New Roman" w:hAnsi="Times New Roman" w:cs="Times New Roman"/>
-          <w:b/>
-          <w:sz w:val="28"/>
-          <w:szCs w:val="28"/>
-        </w:rPr>
-        <w:t xml:space="preserve">было реализовано при помощи аутентификации на основе </w:t>
-      </w:r>
-      <w:r>
-        <w:rPr>
-          <w:rFonts w:ascii="Times New Roman" w:hAnsi="Times New Roman" w:cs="Times New Roman"/>
-          <w:b/>
+          <w:bCs/>
+          <w:sz w:val="28"/>
+          <w:szCs w:val="28"/>
+        </w:rPr>
+        <w:t xml:space="preserve"> было реализовано при помощи аутентификации на основе </w:t>
+      </w:r>
+      <w:r>
+        <w:rPr>
+          <w:rFonts w:ascii="Times New Roman" w:hAnsi="Times New Roman" w:cs="Times New Roman"/>
+          <w:bCs/>
           <w:sz w:val="28"/>
           <w:szCs w:val="28"/>
           <w:lang w:val="en-US"/>
@@ -7258,7 +7176,7 @@
       <w:r>
         <w:rPr>
           <w:rFonts w:ascii="Times New Roman" w:hAnsi="Times New Roman" w:cs="Times New Roman"/>
-          <w:b/>
+          <w:bCs/>
           <w:sz w:val="28"/>
           <w:szCs w:val="28"/>
         </w:rPr>
@@ -7270,10 +7188,10 @@
         <w:pStyle w:val="BodyTextIndent"/>
         <w:widowControl w:val="0"/>
         <w:spacing w:after="0" w:line="360" w:lineRule="auto"/>
-        <w:ind w:left="709"/>
-        <w:rPr>
-          <w:rFonts w:ascii="Times New Roman" w:hAnsi="Times New Roman" w:cs="Times New Roman"/>
-          <w:b/>
+        <w:ind w:left="0" w:firstLine="709"/>
+        <w:rPr>
+          <w:rFonts w:ascii="Times New Roman" w:hAnsi="Times New Roman" w:cs="Times New Roman"/>
+          <w:bCs/>
           <w:sz w:val="28"/>
           <w:szCs w:val="28"/>
           <w:highlight w:val="yellow"/>
@@ -7282,7 +7200,7 @@
       <w:r>
         <w:rPr>
           <w:rFonts w:ascii="Times New Roman" w:hAnsi="Times New Roman" w:cs="Times New Roman"/>
-          <w:b/>
+          <w:bCs/>
           <w:sz w:val="28"/>
           <w:szCs w:val="28"/>
         </w:rPr>
@@ -7291,7 +7209,7 @@
       <w:r>
         <w:rPr>
           <w:rFonts w:ascii="Times New Roman" w:hAnsi="Times New Roman" w:cs="Times New Roman"/>
-          <w:b/>
+          <w:bCs/>
           <w:sz w:val="28"/>
           <w:szCs w:val="28"/>
           <w:lang w:val="en-US"/>
@@ -7301,47 +7219,11 @@
       <w:r>
         <w:rPr>
           <w:rFonts w:ascii="Times New Roman" w:hAnsi="Times New Roman" w:cs="Times New Roman"/>
-          <w:b/>
-          <w:sz w:val="28"/>
-          <w:szCs w:val="28"/>
-        </w:rPr>
-        <w:t>,</w:t>
-      </w:r>
-      <w:r>
-        <w:rPr>
-          <w:rFonts w:ascii="Times New Roman" w:hAnsi="Times New Roman" w:cs="Times New Roman"/>
-          <w:b/>
-          <w:sz w:val="28"/>
-          <w:szCs w:val="28"/>
-        </w:rPr>
-        <w:t xml:space="preserve"> </w:t>
-      </w:r>
-      <w:r>
-        <w:rPr>
-          <w:rFonts w:ascii="Times New Roman" w:hAnsi="Times New Roman" w:cs="Times New Roman"/>
-          <w:b/>
-          <w:sz w:val="28"/>
-          <w:szCs w:val="28"/>
-        </w:rPr>
-        <w:t xml:space="preserve">запросы </w:t>
-      </w:r>
-      <w:r>
-        <w:rPr>
-          <w:rFonts w:ascii="Times New Roman" w:hAnsi="Times New Roman" w:cs="Times New Roman"/>
-          <w:b/>
-          <w:sz w:val="28"/>
-          <w:szCs w:val="28"/>
-        </w:rPr>
-        <w:t>от клиента</w:t>
-      </w:r>
-      <w:r>
-        <w:rPr>
-          <w:rFonts w:ascii="Times New Roman" w:hAnsi="Times New Roman" w:cs="Times New Roman"/>
-          <w:b/>
-          <w:sz w:val="28"/>
-          <w:szCs w:val="28"/>
-        </w:rPr>
-        <w:t>.</w:t>
+          <w:bCs/>
+          <w:sz w:val="28"/>
+          <w:szCs w:val="28"/>
+        </w:rPr>
+        <w:t>, запросы от клиента.</w:t>
       </w:r>
     </w:p>
     <w:p>
@@ -7372,17 +7254,16 @@
         <w:jc w:val="both"/>
         <w:rPr>
           <w:rFonts w:ascii="Times New Roman" w:hAnsi="Times New Roman" w:cs="Times New Roman"/>
-          <w:b/>
+          <w:bCs/>
           <w:sz w:val="28"/>
           <w:szCs w:val="28"/>
           <w:highlight w:val="yellow"/>
-          <w:lang w:val="en-US"/>
-        </w:rPr>
-      </w:pPr>
-      <w:r>
-        <w:rPr>
-          <w:rFonts w:ascii="Times New Roman" w:hAnsi="Times New Roman" w:cs="Times New Roman"/>
-          <w:b/>
+        </w:rPr>
+      </w:pPr>
+      <w:r>
+        <w:rPr>
+          <w:rFonts w:ascii="Times New Roman" w:hAnsi="Times New Roman" w:cs="Times New Roman"/>
+          <w:bCs/>
           <w:sz w:val="28"/>
           <w:szCs w:val="28"/>
           <w:highlight w:val="yellow"/>
@@ -7392,7 +7273,7 @@
       <w:r>
         <w:rPr>
           <w:rFonts w:ascii="Times New Roman" w:hAnsi="Times New Roman" w:cs="Times New Roman"/>
-          <w:b/>
+          <w:bCs/>
           <w:sz w:val="28"/>
           <w:szCs w:val="28"/>
           <w:highlight w:val="yellow"/>
@@ -7403,7 +7284,7 @@
       <w:r>
         <w:rPr>
           <w:rFonts w:ascii="Times New Roman" w:hAnsi="Times New Roman" w:cs="Times New Roman"/>
-          <w:b/>
+          <w:bCs/>
           <w:sz w:val="28"/>
           <w:szCs w:val="28"/>
           <w:highlight w:val="yellow"/>
@@ -7420,17 +7301,16 @@
         <w:jc w:val="both"/>
         <w:rPr>
           <w:rFonts w:ascii="Times New Roman" w:hAnsi="Times New Roman" w:cs="Times New Roman"/>
-          <w:b/>
+          <w:bCs/>
           <w:sz w:val="28"/>
           <w:szCs w:val="28"/>
           <w:highlight w:val="yellow"/>
-          <w:lang w:val="en-US"/>
-        </w:rPr>
-      </w:pPr>
-      <w:r>
-        <w:rPr>
-          <w:rFonts w:ascii="Times New Roman" w:hAnsi="Times New Roman" w:cs="Times New Roman"/>
-          <w:b/>
+        </w:rPr>
+      </w:pPr>
+      <w:r>
+        <w:rPr>
+          <w:rFonts w:ascii="Times New Roman" w:hAnsi="Times New Roman" w:cs="Times New Roman"/>
+          <w:bCs/>
           <w:sz w:val="28"/>
           <w:szCs w:val="28"/>
           <w:highlight w:val="yellow"/>
@@ -7440,7 +7320,7 @@
       <w:r>
         <w:rPr>
           <w:rFonts w:ascii="Times New Roman" w:hAnsi="Times New Roman" w:cs="Times New Roman"/>
-          <w:b/>
+          <w:bCs/>
           <w:sz w:val="28"/>
           <w:szCs w:val="28"/>
           <w:highlight w:val="yellow"/>
@@ -7451,30 +7331,20 @@
       <w:r>
         <w:rPr>
           <w:rFonts w:ascii="Times New Roman" w:hAnsi="Times New Roman" w:cs="Times New Roman"/>
-          <w:b/>
+          <w:bCs/>
           <w:sz w:val="28"/>
           <w:szCs w:val="28"/>
           <w:highlight w:val="yellow"/>
         </w:rPr>
-        <w:t xml:space="preserve"> </w:t>
-      </w:r>
-      <w:r>
-        <w:rPr>
-          <w:rFonts w:ascii="Times New Roman" w:hAnsi="Times New Roman" w:cs="Times New Roman"/>
-          <w:b/>
+        <w:t xml:space="preserve"> проводилось при помощи </w:t>
+      </w:r>
+      <w:r>
+        <w:rPr>
+          <w:rFonts w:ascii="Times New Roman" w:hAnsi="Times New Roman" w:cs="Times New Roman"/>
+          <w:bCs/>
           <w:sz w:val="28"/>
           <w:szCs w:val="28"/>
           <w:highlight w:val="yellow"/>
-        </w:rPr>
-        <w:t xml:space="preserve">проводилось при помощи </w:t>
-      </w:r>
-      <w:r>
-        <w:rPr>
-          <w:rFonts w:ascii="Times New Roman" w:hAnsi="Times New Roman" w:cs="Times New Roman"/>
-          <w:b/>
-          <w:sz w:val="28"/>
-          <w:szCs w:val="28"/>
-          <w:highlight w:val="yellow"/>
           <w:lang w:val="en-US"/>
         </w:rPr>
         <w:t>Swager</w:t>
@@ -7482,7 +7352,7 @@
       <w:r>
         <w:rPr>
           <w:rFonts w:ascii="Times New Roman" w:hAnsi="Times New Roman" w:cs="Times New Roman"/>
-          <w:b/>
+          <w:bCs/>
           <w:sz w:val="28"/>
           <w:szCs w:val="28"/>
           <w:highlight w:val="yellow"/>
@@ -7499,15 +7369,15 @@
         <w:jc w:val="both"/>
         <w:rPr>
           <w:rFonts w:ascii="Times New Roman" w:hAnsi="Times New Roman" w:cs="Times New Roman"/>
-          <w:b/>
-          <w:sz w:val="28"/>
-          <w:szCs w:val="28"/>
-        </w:rPr>
-      </w:pPr>
-      <w:r>
-        <w:rPr>
-          <w:rFonts w:ascii="Times New Roman" w:hAnsi="Times New Roman" w:cs="Times New Roman"/>
-          <w:b/>
+          <w:bCs/>
+          <w:sz w:val="28"/>
+          <w:szCs w:val="28"/>
+        </w:rPr>
+      </w:pPr>
+      <w:r>
+        <w:rPr>
+          <w:rFonts w:ascii="Times New Roman" w:hAnsi="Times New Roman" w:cs="Times New Roman"/>
+          <w:bCs/>
           <w:sz w:val="28"/>
           <w:szCs w:val="28"/>
         </w:rPr>
@@ -7669,7 +7539,6 @@
           <w:szCs w:val="28"/>
           <w:highlight w:val="green"/>
         </w:rPr>
-        <w:lastRenderedPageBreak/>
         <w:t>2.16 Создание документации программиста</w:t>
       </w:r>
       <w:bookmarkEnd w:id="15"/>

--- a/Текст и прочее/Преддипломная практика/Титульный.docx
+++ b/Текст и прочее/Преддипломная практика/Титульный.docx
@@ -1,6 +1,6 @@
 
 <file path=word/document.xml><?xml version="1.0" encoding="utf-8"?>
-<w:document xmlns:wpc="http://schemas.microsoft.com/office/word/2010/wordprocessingCanvas" xmlns:cx="http://schemas.microsoft.com/office/drawing/2014/chartex" xmlns:cx1="http://schemas.microsoft.com/office/drawing/2015/9/8/chartex" xmlns:cx2="http://schemas.microsoft.com/office/drawing/2015/10/21/chartex" xmlns:cx3="http://schemas.microsoft.com/office/drawing/2016/5/9/chartex" xmlns:cx4="http://schemas.microsoft.com/office/drawing/2016/5/10/chartex" xmlns:cx5="http://schemas.microsoft.com/office/drawing/2016/5/11/chartex" xmlns:cx6="http://schemas.microsoft.com/office/drawing/2016/5/12/chartex" xmlns:cx7="http://schemas.microsoft.com/office/drawing/2016/5/13/chartex" xmlns:cx8="http://schemas.microsoft.com/office/drawing/2016/5/14/chartex" xmlns:mc="http://schemas.openxmlformats.org/markup-compatibility/2006" xmlns:aink="http://schemas.microsoft.com/office/drawing/2016/ink" xmlns:am3d="http://schemas.microsoft.com/office/drawing/2017/model3d" xmlns:o="urn:schemas-microsoft-com:office:office" xmlns:oel="http://schemas.microsoft.com/office/2019/extlst" xmlns:r="http://schemas.openxmlformats.org/officeDocument/2006/relationships" xmlns:m="http://schemas.openxmlformats.org/officeDocument/2006/math" xmlns:v="urn:schemas-microsoft-com:vml" xmlns:wp14="http://schemas.microsoft.com/office/word/2010/wordprocessingDrawing" xmlns:wp="http://schemas.openxmlformats.org/drawingml/2006/wordprocessingDrawing" xmlns:w10="urn:schemas-microsoft-com:office:word" xmlns:w="http://schemas.openxmlformats.org/wordprocessingml/2006/main" xmlns:w14="http://schemas.microsoft.com/office/word/2010/wordml" xmlns:w15="http://schemas.microsoft.com/office/word/2012/wordml" xmlns:w16cex="http://schemas.microsoft.com/office/word/2018/wordml/cex" xmlns:w16cid="http://schemas.microsoft.com/office/word/2016/wordml/cid" xmlns:w16="http://schemas.microsoft.com/office/word/2018/wordml" xmlns:w16sdtdh="http://schemas.microsoft.com/office/word/2020/wordml/sdtdatahash" xmlns:w16se="http://schemas.microsoft.com/office/word/2015/wordml/symex" xmlns:wpg="http://schemas.microsoft.com/office/word/2010/wordprocessingGroup" xmlns:wpi="http://schemas.microsoft.com/office/word/2010/wordprocessingInk" xmlns:wne="http://schemas.microsoft.com/office/word/2006/wordml" xmlns:wps="http://schemas.microsoft.com/office/word/2010/wordprocessingShape" mc:Ignorable="w14 w15 w16se w16cid w16 w16cex w16sdtdh wp14">
+<w:document xmlns:wpc="http://schemas.microsoft.com/office/word/2010/wordprocessingCanvas" xmlns:cx="http://schemas.microsoft.com/office/drawing/2014/chartex" xmlns:cx1="http://schemas.microsoft.com/office/drawing/2015/9/8/chartex" xmlns:cx2="http://schemas.microsoft.com/office/drawing/2015/10/21/chartex" xmlns:cx3="http://schemas.microsoft.com/office/drawing/2016/5/9/chartex" xmlns:cx4="http://schemas.microsoft.com/office/drawing/2016/5/10/chartex" xmlns:cx5="http://schemas.microsoft.com/office/drawing/2016/5/11/chartex" xmlns:cx6="http://schemas.microsoft.com/office/drawing/2016/5/12/chartex" xmlns:cx7="http://schemas.microsoft.com/office/drawing/2016/5/13/chartex" xmlns:cx8="http://schemas.microsoft.com/office/drawing/2016/5/14/chartex" xmlns:mc="http://schemas.openxmlformats.org/markup-compatibility/2006" xmlns:aink="http://schemas.microsoft.com/office/drawing/2016/ink" xmlns:am3d="http://schemas.microsoft.com/office/drawing/2017/model3d" xmlns:o="urn:schemas-microsoft-com:office:office" xmlns:r="http://schemas.openxmlformats.org/officeDocument/2006/relationships" xmlns:m="http://schemas.openxmlformats.org/officeDocument/2006/math" xmlns:v="urn:schemas-microsoft-com:vml" xmlns:wp14="http://schemas.microsoft.com/office/word/2010/wordprocessingDrawing" xmlns:wp="http://schemas.openxmlformats.org/drawingml/2006/wordprocessingDrawing" xmlns:w10="urn:schemas-microsoft-com:office:word" xmlns:w="http://schemas.openxmlformats.org/wordprocessingml/2006/main" xmlns:w14="http://schemas.microsoft.com/office/word/2010/wordml" xmlns:w15="http://schemas.microsoft.com/office/word/2012/wordml" xmlns:w16cex="http://schemas.microsoft.com/office/word/2018/wordml/cex" xmlns:w16cid="http://schemas.microsoft.com/office/word/2016/wordml/cid" xmlns:w16="http://schemas.microsoft.com/office/word/2018/wordml" xmlns:w16sdtdh="http://schemas.microsoft.com/office/word/2020/wordml/sdtdatahash" xmlns:w16se="http://schemas.microsoft.com/office/word/2015/wordml/symex" xmlns:wpg="http://schemas.microsoft.com/office/word/2010/wordprocessingGroup" xmlns:wpi="http://schemas.microsoft.com/office/word/2010/wordprocessingInk" xmlns:wne="http://schemas.microsoft.com/office/word/2006/wordml" xmlns:wps="http://schemas.microsoft.com/office/word/2010/wordprocessingShape" mc:Ignorable="w14 w15 w16se w16cid w16 w16cex w16sdtdh wp14">
   <w:body>
     <w:p>
       <w:pPr>
@@ -749,10 +749,11 @@
           <w:docPartUnique/>
         </w:docPartObj>
       </w:sdtPr>
+      <w:sdtEndPr/>
       <w:sdtContent>
         <w:p>
           <w:pPr>
-            <w:pStyle w:val="TOCHeading"/>
+            <w:pStyle w:val="a4"/>
             <w:jc w:val="center"/>
             <w:rPr>
               <w:rFonts w:ascii="Times New Roman" w:hAnsi="Times New Roman"/>
@@ -808,7 +809,7 @@
     </w:p>
     <w:p>
       <w:pPr>
-        <w:pStyle w:val="a1"/>
+        <w:pStyle w:val="af4"/>
         <w:ind w:firstLine="709"/>
         <w:rPr>
           <w:rFonts w:cs="Times New Roman"/>
@@ -834,7 +835,7 @@
     </w:p>
     <w:p>
       <w:pPr>
-        <w:pStyle w:val="a1"/>
+        <w:pStyle w:val="af4"/>
         <w:ind w:firstLine="709"/>
         <w:rPr>
           <w:rFonts w:cs="Times New Roman"/>
@@ -895,7 +896,7 @@
     </w:p>
     <w:p>
       <w:pPr>
-        <w:pStyle w:val="a1"/>
+        <w:pStyle w:val="af4"/>
         <w:ind w:firstLine="709"/>
         <w:rPr>
           <w:rFonts w:cs="Times New Roman"/>
@@ -1041,7 +1042,7 @@
     </w:p>
     <w:p>
       <w:pPr>
-        <w:pStyle w:val="a1"/>
+        <w:pStyle w:val="af4"/>
         <w:ind w:firstLine="709"/>
         <w:rPr>
           <w:rFonts w:cs="Times New Roman"/>
@@ -1069,7 +1070,7 @@
     </w:p>
     <w:p>
       <w:pPr>
-        <w:pStyle w:val="a1"/>
+        <w:pStyle w:val="af4"/>
         <w:ind w:firstLine="709"/>
         <w:rPr>
           <w:rFonts w:cs="Times New Roman"/>
@@ -1139,7 +1140,7 @@
     </w:p>
     <w:p>
       <w:pPr>
-        <w:pStyle w:val="a1"/>
+        <w:pStyle w:val="af4"/>
         <w:ind w:firstLine="709"/>
         <w:rPr>
           <w:rFonts w:cs="Times New Roman"/>
@@ -1162,14 +1163,14 @@
         <w:rPr>
           <w:rFonts w:cs="Times New Roman"/>
           <w:szCs w:val="28"/>
-          <w:highlight w:val="yellow"/>
-        </w:rPr>
-      </w:pPr>
-      <w:r>
-        <w:rPr>
-          <w:rFonts w:cs="Times New Roman"/>
-          <w:szCs w:val="28"/>
-          <w:highlight w:val="yellow"/>
+          <w:highlight w:val="red"/>
+        </w:rPr>
+      </w:pPr>
+      <w:r>
+        <w:rPr>
+          <w:rFonts w:cs="Times New Roman"/>
+          <w:szCs w:val="28"/>
+          <w:highlight w:val="red"/>
         </w:rPr>
         <w:t>КГБПОУ ААГ, кабинеты «Серверная»</w:t>
       </w:r>
@@ -1177,7 +1178,7 @@
         <w:rPr>
           <w:rFonts w:cs="Times New Roman"/>
           <w:szCs w:val="28"/>
-          <w:highlight w:val="yellow"/>
+          <w:highlight w:val="red"/>
         </w:rPr>
         <w:t xml:space="preserve"> и</w:t>
       </w:r>
@@ -1185,14 +1186,14 @@
         <w:rPr>
           <w:rFonts w:cs="Times New Roman"/>
           <w:szCs w:val="28"/>
-          <w:highlight w:val="yellow"/>
+          <w:highlight w:val="red"/>
         </w:rPr>
         <w:t xml:space="preserve"> «Тех. отдел» </w:t>
       </w:r>
     </w:p>
     <w:p>
       <w:pPr>
-        <w:pStyle w:val="a1"/>
+        <w:pStyle w:val="af4"/>
         <w:ind w:firstLine="709"/>
         <w:rPr>
           <w:rFonts w:cs="Times New Roman"/>
@@ -2147,7 +2148,7 @@
     </w:p>
     <w:p>
       <w:pPr>
-        <w:pStyle w:val="a1"/>
+        <w:pStyle w:val="af4"/>
         <w:ind w:firstLine="709"/>
         <w:rPr>
           <w:rFonts w:cs="Times New Roman"/>
@@ -2189,7 +2190,7 @@
     </w:p>
     <w:p>
       <w:pPr>
-        <w:pStyle w:val="BodyTextIndent"/>
+        <w:pStyle w:val="af"/>
         <w:widowControl w:val="0"/>
         <w:spacing w:after="0" w:line="360" w:lineRule="auto"/>
         <w:ind w:left="0" w:firstLine="709"/>
@@ -2214,7 +2215,7 @@
     </w:p>
     <w:p>
       <w:pPr>
-        <w:pStyle w:val="a1"/>
+        <w:pStyle w:val="af4"/>
         <w:ind w:firstLine="709"/>
         <w:rPr>
           <w:rFonts w:cs="Times New Roman"/>
@@ -2252,7 +2253,7 @@
     </w:p>
     <w:p>
       <w:pPr>
-        <w:pStyle w:val="BodyTextIndent"/>
+        <w:pStyle w:val="af"/>
         <w:widowControl w:val="0"/>
         <w:spacing w:after="0" w:line="360" w:lineRule="auto"/>
         <w:ind w:left="0" w:firstLine="709"/>
@@ -2277,7 +2278,7 @@
     </w:p>
     <w:p>
       <w:pPr>
-        <w:pStyle w:val="a1"/>
+        <w:pStyle w:val="af4"/>
         <w:ind w:firstLine="709"/>
         <w:rPr>
           <w:rFonts w:cs="Times New Roman"/>
@@ -2319,7 +2320,7 @@
     </w:p>
     <w:p>
       <w:pPr>
-        <w:pStyle w:val="a1"/>
+        <w:pStyle w:val="af4"/>
         <w:ind w:firstLine="709"/>
         <w:rPr>
           <w:rFonts w:cs="Times New Roman"/>
@@ -2357,7 +2358,7 @@
     </w:p>
     <w:p>
       <w:pPr>
-        <w:pStyle w:val="BodyTextIndent"/>
+        <w:pStyle w:val="af"/>
         <w:widowControl w:val="0"/>
         <w:spacing w:after="0" w:line="360" w:lineRule="auto"/>
         <w:ind w:left="0" w:firstLine="709"/>
@@ -2392,7 +2393,7 @@
     </w:p>
     <w:p>
       <w:pPr>
-        <w:pStyle w:val="a1"/>
+        <w:pStyle w:val="af4"/>
         <w:ind w:firstLine="709"/>
         <w:rPr>
           <w:rFonts w:cs="Times New Roman"/>
@@ -2411,7 +2412,7 @@
     </w:p>
     <w:p>
       <w:pPr>
-        <w:pStyle w:val="BodyTextIndent"/>
+        <w:pStyle w:val="af"/>
         <w:widowControl w:val="0"/>
         <w:spacing w:after="0" w:line="360" w:lineRule="auto"/>
         <w:ind w:left="0" w:firstLine="709"/>
@@ -2447,7 +2448,7 @@
     </w:p>
     <w:p>
       <w:pPr>
-        <w:pStyle w:val="BodyTextIndent"/>
+        <w:pStyle w:val="af"/>
         <w:widowControl w:val="0"/>
         <w:spacing w:after="0" w:line="360" w:lineRule="auto"/>
         <w:ind w:left="0" w:firstLine="709"/>
@@ -2483,7 +2484,7 @@
     </w:p>
     <w:p>
       <w:pPr>
-        <w:pStyle w:val="BodyTextIndent"/>
+        <w:pStyle w:val="af"/>
         <w:widowControl w:val="0"/>
         <w:spacing w:after="0" w:line="360" w:lineRule="auto"/>
         <w:ind w:left="0" w:firstLine="709"/>
@@ -2515,7 +2516,7 @@
     </w:p>
     <w:p>
       <w:pPr>
-        <w:pStyle w:val="a1"/>
+        <w:pStyle w:val="af4"/>
         <w:ind w:firstLine="709"/>
         <w:rPr>
           <w:rFonts w:cs="Times New Roman"/>
@@ -4797,7 +4798,7 @@
     </w:p>
     <w:p>
       <w:pPr>
-        <w:pStyle w:val="ListParagraph"/>
+        <w:pStyle w:val="a3"/>
         <w:numPr>
           <w:ilvl w:val="0"/>
           <w:numId w:val="27"/>
@@ -4819,7 +4820,7 @@
     </w:p>
     <w:p>
       <w:pPr>
-        <w:pStyle w:val="ListParagraph"/>
+        <w:pStyle w:val="a3"/>
         <w:numPr>
           <w:ilvl w:val="0"/>
           <w:numId w:val="27"/>
@@ -5373,21 +5374,85 @@
     </w:p>
     <w:p>
       <w:pPr>
-        <w:pStyle w:val="BodyTextIndent"/>
-        <w:widowControl w:val="0"/>
-        <w:ind w:firstLine="709"/>
-        <w:rPr>
-          <w:rFonts w:ascii="Times New Roman" w:hAnsi="Times New Roman" w:cs="Times New Roman"/>
-          <w:b/>
-          <w:sz w:val="28"/>
-          <w:szCs w:val="28"/>
+        <w:pStyle w:val="af4"/>
+        <w:ind w:firstLine="709"/>
+        <w:rPr>
+          <w:rFonts w:cs="Times New Roman"/>
+          <w:szCs w:val="28"/>
+          <w:highlight w:val="green"/>
+        </w:rPr>
+      </w:pPr>
+      <w:r>
+        <w:rPr>
+          <w:rFonts w:cs="Times New Roman"/>
+          <w:szCs w:val="28"/>
+          <w:highlight w:val="green"/>
+        </w:rPr>
+        <w:t>2.6 Идентификация элементов и описание свойств входной и выходной информации, алгоритма решения задачи, составление контрольного примера</w:t>
+      </w:r>
+    </w:p>
+    <w:p>
+      <w:r>
+        <w:t>Для и</w:t>
+      </w:r>
+      <w:r>
+        <w:t>дентификаци</w:t>
+      </w:r>
+      <w:r>
+        <w:t>и</w:t>
+      </w:r>
+      <w:r>
+        <w:t xml:space="preserve"> элементов и описани</w:t>
+      </w:r>
+      <w:r>
+        <w:t>я</w:t>
+      </w:r>
+      <w:r>
+        <w:t xml:space="preserve"> свойств входной и выходной информации, составление контрольного примера</w:t>
+      </w:r>
+      <w:r>
+        <w:t xml:space="preserve"> была составлена документация </w:t>
+      </w:r>
+      <w:r>
+        <w:rPr>
+          <w:lang w:val="en-US"/>
+        </w:rPr>
+        <w:t>API</w:t>
+      </w:r>
+      <w:r>
+        <w:t>. Так по описанным запросам сервер будет обрабатывать различную информацию и передавать ответ клиенту.</w:t>
+      </w:r>
+    </w:p>
+    <w:p>
+      <w:r>
+        <w:rPr>
           <w:highlight w:val="yellow"/>
         </w:rPr>
-      </w:pPr>
-    </w:p>
-    <w:p>
-      <w:pPr>
-        <w:pStyle w:val="a1"/>
+        <w:t xml:space="preserve">Документация </w:t>
+      </w:r>
+      <w:r>
+        <w:rPr>
+          <w:highlight w:val="yellow"/>
+          <w:lang w:val="en-US"/>
+        </w:rPr>
+        <w:t>API</w:t>
+      </w:r>
+      <w:r>
+        <w:rPr>
+          <w:highlight w:val="yellow"/>
+        </w:rPr>
+        <w:t xml:space="preserve"> прикреплена к отчёту</w:t>
+      </w:r>
+      <w:r>
+        <w:rPr>
+          <w:highlight w:val="yellow"/>
+        </w:rPr>
+        <w:t>.</w:t>
+      </w:r>
+    </w:p>
+    <w:p>
+      <w:pPr>
+        <w:pStyle w:val="af4"/>
         <w:ind w:firstLine="709"/>
         <w:rPr>
           <w:rFonts w:cs="Times New Roman"/>
@@ -5401,12 +5466,12 @@
           <w:szCs w:val="28"/>
           <w:highlight w:val="green"/>
         </w:rPr>
-        <w:t>2.6 Идентификация элементов и описание свойств входной и выходной информации, алгоритма решения задачи, составление контрольного примера</w:t>
-      </w:r>
-    </w:p>
-    <w:p>
-      <w:pPr>
-        <w:pStyle w:val="BodyTextIndent"/>
+        <w:t>2.7 Выделение объектов-сущностей, выстраивание инфологической модели задачи</w:t>
+      </w:r>
+    </w:p>
+    <w:p>
+      <w:pPr>
+        <w:pStyle w:val="af"/>
         <w:widowControl w:val="0"/>
         <w:spacing w:after="0" w:line="360" w:lineRule="auto"/>
         <w:ind w:left="0" w:firstLine="709"/>
@@ -5426,7 +5491,7 @@
           <w:szCs w:val="28"/>
           <w:highlight w:val="yellow"/>
         </w:rPr>
-        <w:t xml:space="preserve">Документация </w:t>
+        <w:t xml:space="preserve">Так, это точно </w:t>
       </w:r>
       <w:r>
         <w:rPr>
@@ -5437,7 +5502,7 @@
           <w:highlight w:val="yellow"/>
           <w:lang w:val="en-US"/>
         </w:rPr>
-        <w:t>API</w:t>
+        <w:t>use</w:t>
       </w:r>
       <w:r>
         <w:rPr>
@@ -5447,7 +5512,7 @@
           <w:szCs w:val="28"/>
           <w:highlight w:val="yellow"/>
         </w:rPr>
-        <w:t xml:space="preserve"> с примерами</w:t>
+        <w:t>-</w:t>
       </w:r>
       <w:r>
         <w:rPr>
@@ -5456,8 +5521,9 @@
           <w:sz w:val="28"/>
           <w:szCs w:val="28"/>
           <w:highlight w:val="yellow"/>
-        </w:rPr>
-        <w:t xml:space="preserve"> </w:t>
+          <w:lang w:val="en-US"/>
+        </w:rPr>
+        <w:t>case</w:t>
       </w:r>
       <w:r>
         <w:rPr>
@@ -5467,12 +5533,12 @@
           <w:szCs w:val="28"/>
           <w:highlight w:val="yellow"/>
         </w:rPr>
-        <w:t>прикреплена к отчёту.</w:t>
-      </w:r>
-    </w:p>
-    <w:p>
-      <w:pPr>
-        <w:pStyle w:val="a1"/>
+        <w:t xml:space="preserve"> диаграмма</w:t>
+      </w:r>
+    </w:p>
+    <w:p>
+      <w:pPr>
+        <w:pStyle w:val="af4"/>
         <w:ind w:firstLine="709"/>
         <w:rPr>
           <w:rFonts w:cs="Times New Roman"/>
@@ -5486,98 +5552,12 @@
           <w:szCs w:val="28"/>
           <w:highlight w:val="green"/>
         </w:rPr>
-        <w:t>2.7 Выделение объектов-сущностей, выстраивание инфологической модели задачи</w:t>
-      </w:r>
-    </w:p>
-    <w:p>
-      <w:pPr>
-        <w:pStyle w:val="BodyTextIndent"/>
-        <w:widowControl w:val="0"/>
-        <w:spacing w:after="0" w:line="360" w:lineRule="auto"/>
-        <w:ind w:left="0" w:firstLine="709"/>
-        <w:rPr>
-          <w:rFonts w:ascii="Times New Roman" w:hAnsi="Times New Roman" w:cs="Times New Roman"/>
-          <w:b/>
-          <w:sz w:val="28"/>
-          <w:szCs w:val="28"/>
-          <w:highlight w:val="yellow"/>
-        </w:rPr>
-      </w:pPr>
-      <w:r>
-        <w:rPr>
-          <w:rFonts w:ascii="Times New Roman" w:hAnsi="Times New Roman" w:cs="Times New Roman"/>
-          <w:b/>
-          <w:sz w:val="28"/>
-          <w:szCs w:val="28"/>
-          <w:highlight w:val="yellow"/>
-        </w:rPr>
-        <w:t xml:space="preserve">Так, это точно </w:t>
-      </w:r>
-      <w:r>
-        <w:rPr>
-          <w:rFonts w:ascii="Times New Roman" w:hAnsi="Times New Roman" w:cs="Times New Roman"/>
-          <w:b/>
-          <w:sz w:val="28"/>
-          <w:szCs w:val="28"/>
-          <w:highlight w:val="yellow"/>
-          <w:lang w:val="en-US"/>
-        </w:rPr>
-        <w:t>use</w:t>
-      </w:r>
-      <w:r>
-        <w:rPr>
-          <w:rFonts w:ascii="Times New Roman" w:hAnsi="Times New Roman" w:cs="Times New Roman"/>
-          <w:b/>
-          <w:sz w:val="28"/>
-          <w:szCs w:val="28"/>
-          <w:highlight w:val="yellow"/>
-        </w:rPr>
-        <w:t>-</w:t>
-      </w:r>
-      <w:r>
-        <w:rPr>
-          <w:rFonts w:ascii="Times New Roman" w:hAnsi="Times New Roman" w:cs="Times New Roman"/>
-          <w:b/>
-          <w:sz w:val="28"/>
-          <w:szCs w:val="28"/>
-          <w:highlight w:val="yellow"/>
-          <w:lang w:val="en-US"/>
-        </w:rPr>
-        <w:t>case</w:t>
-      </w:r>
-      <w:r>
-        <w:rPr>
-          <w:rFonts w:ascii="Times New Roman" w:hAnsi="Times New Roman" w:cs="Times New Roman"/>
-          <w:b/>
-          <w:sz w:val="28"/>
-          <w:szCs w:val="28"/>
-          <w:highlight w:val="yellow"/>
-        </w:rPr>
-        <w:t xml:space="preserve"> диаграмма</w:t>
-      </w:r>
-    </w:p>
-    <w:p>
-      <w:pPr>
-        <w:pStyle w:val="a1"/>
-        <w:ind w:firstLine="709"/>
-        <w:rPr>
-          <w:rFonts w:cs="Times New Roman"/>
-          <w:szCs w:val="28"/>
-          <w:highlight w:val="green"/>
-        </w:rPr>
-      </w:pPr>
-      <w:r>
-        <w:rPr>
-          <w:rFonts w:cs="Times New Roman"/>
-          <w:szCs w:val="28"/>
-          <w:highlight w:val="green"/>
-        </w:rPr>
         <w:t>2.8 Описание шагов алгоритма в неформальной (словесной) форме</w:t>
       </w:r>
     </w:p>
     <w:p>
       <w:pPr>
-        <w:pStyle w:val="BodyTextIndent"/>
+        <w:pStyle w:val="af"/>
         <w:widowControl w:val="0"/>
         <w:spacing w:after="0" w:line="360" w:lineRule="auto"/>
         <w:ind w:left="0" w:firstLine="709"/>
@@ -5601,7 +5581,7 @@
     </w:p>
     <w:p>
       <w:pPr>
-        <w:pStyle w:val="BodyTextIndent"/>
+        <w:pStyle w:val="af"/>
         <w:widowControl w:val="0"/>
         <w:numPr>
           <w:ilvl w:val="0"/>
@@ -5628,7 +5608,7 @@
     </w:p>
     <w:p>
       <w:pPr>
-        <w:pStyle w:val="BodyTextIndent"/>
+        <w:pStyle w:val="af"/>
         <w:widowControl w:val="0"/>
         <w:numPr>
           <w:ilvl w:val="0"/>
@@ -5665,7 +5645,7 @@
     </w:p>
     <w:p>
       <w:pPr>
-        <w:pStyle w:val="BodyTextIndent"/>
+        <w:pStyle w:val="af"/>
         <w:widowControl w:val="0"/>
         <w:numPr>
           <w:ilvl w:val="0"/>
@@ -5702,7 +5682,7 @@
     </w:p>
     <w:p>
       <w:pPr>
-        <w:pStyle w:val="BodyTextIndent"/>
+        <w:pStyle w:val="af"/>
         <w:widowControl w:val="0"/>
         <w:numPr>
           <w:ilvl w:val="0"/>
@@ -5739,7 +5719,7 @@
     </w:p>
     <w:p>
       <w:pPr>
-        <w:pStyle w:val="BodyTextIndent"/>
+        <w:pStyle w:val="af"/>
         <w:widowControl w:val="0"/>
         <w:numPr>
           <w:ilvl w:val="0"/>
@@ -5776,7 +5756,7 @@
     </w:p>
     <w:p>
       <w:pPr>
-        <w:pStyle w:val="BodyTextIndent"/>
+        <w:pStyle w:val="af"/>
         <w:widowControl w:val="0"/>
         <w:numPr>
           <w:ilvl w:val="0"/>
@@ -5803,7 +5783,7 @@
     </w:p>
     <w:p>
       <w:pPr>
-        <w:pStyle w:val="a1"/>
+        <w:pStyle w:val="af4"/>
         <w:ind w:firstLine="709"/>
         <w:rPr>
           <w:rFonts w:cs="Times New Roman"/>
@@ -5822,7 +5802,7 @@
     </w:p>
     <w:p>
       <w:pPr>
-        <w:pStyle w:val="BodyTextIndent"/>
+        <w:pStyle w:val="af"/>
         <w:widowControl w:val="0"/>
         <w:spacing w:after="0" w:line="360" w:lineRule="auto"/>
         <w:ind w:left="0" w:firstLine="709"/>
@@ -5865,7 +5845,7 @@
     </w:p>
     <w:p>
       <w:pPr>
-        <w:pStyle w:val="BodyTextIndent"/>
+        <w:pStyle w:val="af"/>
         <w:widowControl w:val="0"/>
         <w:spacing w:after="0" w:line="360" w:lineRule="auto"/>
         <w:ind w:left="0" w:firstLine="709"/>
@@ -5884,7 +5864,17 @@
           <w:sz w:val="28"/>
           <w:szCs w:val="28"/>
         </w:rPr>
-        <w:t xml:space="preserve">Также в приложении реализована авторизация пользователей по ролям, на стороне </w:t>
+        <w:t xml:space="preserve">Также в приложении реализована авторизация пользователей по ролям, на </w:t>
+      </w:r>
+      <w:r>
+        <w:rPr>
+          <w:rFonts w:ascii="Times New Roman" w:hAnsi="Times New Roman" w:cs="Times New Roman"/>
+          <w:bCs/>
+          <w:sz w:val="28"/>
+          <w:szCs w:val="28"/>
+        </w:rPr>
+        <w:lastRenderedPageBreak/>
+        <w:t xml:space="preserve">стороне </w:t>
       </w:r>
       <w:r>
         <w:rPr>
@@ -5927,7 +5917,7 @@
     </w:p>
     <w:p>
       <w:pPr>
-        <w:pStyle w:val="BodyTextIndent"/>
+        <w:pStyle w:val="af"/>
         <w:widowControl w:val="0"/>
         <w:spacing w:after="0" w:line="360" w:lineRule="auto"/>
         <w:ind w:left="0" w:firstLine="709"/>
@@ -5946,17 +5936,7 @@
           <w:sz w:val="28"/>
           <w:szCs w:val="28"/>
         </w:rPr>
-        <w:t xml:space="preserve">Так обычный пользователь не может редактировать, добавлять или удалять </w:t>
-      </w:r>
-      <w:r>
-        <w:rPr>
-          <w:rFonts w:ascii="Times New Roman" w:hAnsi="Times New Roman" w:cs="Times New Roman"/>
-          <w:bCs/>
-          <w:sz w:val="28"/>
-          <w:szCs w:val="28"/>
-        </w:rPr>
-        <w:lastRenderedPageBreak/>
-        <w:t xml:space="preserve">данные. Администратор же (или в данном случае сотрудник общежития) может совершать любые запросы к </w:t>
+        <w:t xml:space="preserve">Так обычный пользователь не может редактировать, добавлять или удалять данные. Администратор же (или в данном случае сотрудник общежития) может совершать любые запросы к </w:t>
       </w:r>
       <w:r>
         <w:rPr>
@@ -5980,7 +5960,7 @@
     </w:p>
     <w:p>
       <w:pPr>
-        <w:pStyle w:val="a1"/>
+        <w:pStyle w:val="af4"/>
         <w:ind w:firstLine="709"/>
         <w:rPr>
           <w:rFonts w:cs="Times New Roman"/>
@@ -5999,51 +5979,39 @@
     </w:p>
     <w:p>
       <w:pPr>
-        <w:pStyle w:val="BodyTextIndent"/>
+        <w:pStyle w:val="af"/>
         <w:widowControl w:val="0"/>
         <w:spacing w:after="0" w:line="360" w:lineRule="auto"/>
         <w:ind w:left="0" w:firstLine="709"/>
         <w:rPr>
           <w:rFonts w:ascii="Times New Roman" w:hAnsi="Times New Roman" w:cs="Times New Roman"/>
-          <w:b/>
-          <w:sz w:val="28"/>
-          <w:szCs w:val="28"/>
-          <w:highlight w:val="yellow"/>
-        </w:rPr>
-      </w:pPr>
-      <w:r>
-        <w:rPr>
-          <w:rFonts w:ascii="Times New Roman" w:hAnsi="Times New Roman" w:cs="Times New Roman"/>
-          <w:b/>
-          <w:sz w:val="28"/>
-          <w:szCs w:val="28"/>
-          <w:highlight w:val="yellow"/>
-        </w:rPr>
-        <w:t>Есть БД, в БД есть автоматическое создание бэкапов, добавить воды и сойдёт</w:t>
-      </w:r>
-    </w:p>
-    <w:p>
-      <w:pPr>
-        <w:pStyle w:val="a1"/>
-        <w:ind w:firstLine="709"/>
-        <w:rPr>
-          <w:rFonts w:cs="Times New Roman"/>
-          <w:szCs w:val="28"/>
-          <w:highlight w:val="green"/>
-        </w:rPr>
-      </w:pPr>
-      <w:r>
-        <w:rPr>
-          <w:rFonts w:cs="Times New Roman"/>
-          <w:szCs w:val="28"/>
-          <w:highlight w:val="green"/>
-        </w:rPr>
-        <w:t>2.11 Разделение большой задачи на модули, выделение функции каждого модуля</w:t>
-      </w:r>
-    </w:p>
-    <w:p>
-      <w:pPr>
-        <w:pStyle w:val="BodyTextIndent"/>
+          <w:bCs/>
+          <w:sz w:val="28"/>
+          <w:szCs w:val="28"/>
+        </w:rPr>
+      </w:pPr>
+      <w:r>
+        <w:rPr>
+          <w:rFonts w:ascii="Times New Roman" w:hAnsi="Times New Roman" w:cs="Times New Roman"/>
+          <w:bCs/>
+          <w:sz w:val="28"/>
+          <w:szCs w:val="28"/>
+        </w:rPr>
+        <w:t>П</w:t>
+      </w:r>
+      <w:r>
+        <w:rPr>
+          <w:rFonts w:ascii="Times New Roman" w:hAnsi="Times New Roman" w:cs="Times New Roman"/>
+          <w:bCs/>
+          <w:sz w:val="28"/>
+          <w:szCs w:val="28"/>
+        </w:rPr>
+        <w:t>роцесс автоматического создания бэкапов помогает предотвратить потерю информации в случае сбоев в работе базы данных, а также позволяет быстро восстановить данные в случае необходимости. Создание регулярных резервных копий является важным шагом в защите информации и обеспечении бесперебойного функционирования системы. Для дальнейшей защиты данных также рекомендуется хранить бэкапы на отдельных носителях или в облачном хранилище.</w:t>
+      </w:r>
+    </w:p>
+    <w:p>
+      <w:pPr>
+        <w:pStyle w:val="af"/>
         <w:widowControl w:val="0"/>
         <w:spacing w:after="0" w:line="360" w:lineRule="auto"/>
         <w:ind w:left="0" w:firstLine="709"/>
@@ -6052,39 +6020,41 @@
           <w:bCs/>
           <w:sz w:val="28"/>
           <w:szCs w:val="28"/>
-        </w:rPr>
-      </w:pPr>
-      <w:r>
-        <w:rPr>
-          <w:rFonts w:ascii="Times New Roman" w:hAnsi="Times New Roman" w:cs="Times New Roman"/>
-          <w:bCs/>
-          <w:sz w:val="28"/>
-          <w:szCs w:val="28"/>
-        </w:rPr>
-        <w:t>Приложение делится на серверную и клиентскую часть, серверная же часть, делится на контроллеры, каждый из которых имеет своё назначение</w:t>
-      </w:r>
-      <w:r>
-        <w:rPr>
-          <w:rFonts w:ascii="Times New Roman" w:hAnsi="Times New Roman" w:cs="Times New Roman"/>
-          <w:bCs/>
-          <w:sz w:val="28"/>
-          <w:szCs w:val="28"/>
-        </w:rPr>
-        <w:t>, а именно добавление, удаление, обновление и выборка соответствующих данных</w:t>
-      </w:r>
-      <w:r>
-        <w:rPr>
-          <w:rFonts w:ascii="Times New Roman" w:hAnsi="Times New Roman" w:cs="Times New Roman"/>
-          <w:bCs/>
-          <w:sz w:val="28"/>
-          <w:szCs w:val="28"/>
-        </w:rPr>
-        <w:t>.</w:t>
-      </w:r>
-    </w:p>
-    <w:p>
-      <w:pPr>
-        <w:pStyle w:val="BodyTextIndent"/>
+          <w:highlight w:val="yellow"/>
+        </w:rPr>
+      </w:pPr>
+      <w:r>
+        <w:rPr>
+          <w:rFonts w:ascii="Times New Roman" w:hAnsi="Times New Roman" w:cs="Times New Roman"/>
+          <w:bCs/>
+          <w:sz w:val="28"/>
+          <w:szCs w:val="28"/>
+        </w:rPr>
+        <w:t>Копия базы данных данной системы создаётся каждую неделю, созданная копия хранится на сервере.</w:t>
+      </w:r>
+    </w:p>
+    <w:p>
+      <w:pPr>
+        <w:pStyle w:val="af4"/>
+        <w:ind w:firstLine="709"/>
+        <w:rPr>
+          <w:rFonts w:cs="Times New Roman"/>
+          <w:szCs w:val="28"/>
+          <w:highlight w:val="green"/>
+        </w:rPr>
+      </w:pPr>
+      <w:r>
+        <w:rPr>
+          <w:rFonts w:cs="Times New Roman"/>
+          <w:szCs w:val="28"/>
+          <w:highlight w:val="green"/>
+        </w:rPr>
+        <w:t>2.11 Разделение большой задачи на модули, выделение функции каждого модуля</w:t>
+      </w:r>
+    </w:p>
+    <w:p>
+      <w:pPr>
+        <w:pStyle w:val="af"/>
         <w:widowControl w:val="0"/>
         <w:spacing w:after="0" w:line="360" w:lineRule="auto"/>
         <w:ind w:left="0" w:firstLine="709"/>
@@ -6095,31 +6065,37 @@
           <w:szCs w:val="28"/>
         </w:rPr>
       </w:pPr>
-      <w:proofErr w:type="spellStart"/>
-      <w:r>
-        <w:rPr>
-          <w:rFonts w:ascii="Times New Roman" w:hAnsi="Times New Roman" w:cs="Times New Roman"/>
-          <w:bCs/>
-          <w:sz w:val="28"/>
-          <w:szCs w:val="28"/>
-          <w:lang w:val="en-US"/>
-        </w:rPr>
-        <w:t>AttendanceLogController</w:t>
-      </w:r>
-      <w:proofErr w:type="spellEnd"/>
-      <w:r>
-        <w:rPr>
-          <w:rFonts w:ascii="Times New Roman" w:hAnsi="Times New Roman" w:cs="Times New Roman"/>
-          <w:bCs/>
-          <w:sz w:val="28"/>
-          <w:szCs w:val="28"/>
-        </w:rPr>
-        <w:t xml:space="preserve"> – работа с логами журнала наличия студентов в ночное время суток.</w:t>
-      </w:r>
-    </w:p>
-    <w:p>
-      <w:pPr>
-        <w:pStyle w:val="BodyTextIndent"/>
+      <w:r>
+        <w:rPr>
+          <w:rFonts w:ascii="Times New Roman" w:hAnsi="Times New Roman" w:cs="Times New Roman"/>
+          <w:bCs/>
+          <w:sz w:val="28"/>
+          <w:szCs w:val="28"/>
+        </w:rPr>
+        <w:t>Приложение делится на серверную и клиентскую часть, серверная же часть, делится на контроллеры, каждый из которых имеет своё назначение</w:t>
+      </w:r>
+      <w:r>
+        <w:rPr>
+          <w:rFonts w:ascii="Times New Roman" w:hAnsi="Times New Roman" w:cs="Times New Roman"/>
+          <w:bCs/>
+          <w:sz w:val="28"/>
+          <w:szCs w:val="28"/>
+        </w:rPr>
+        <w:t>, а именно добавление, удаление, обновление и выборка соответствующих данных</w:t>
+      </w:r>
+      <w:r>
+        <w:rPr>
+          <w:rFonts w:ascii="Times New Roman" w:hAnsi="Times New Roman" w:cs="Times New Roman"/>
+          <w:bCs/>
+          <w:sz w:val="28"/>
+          <w:szCs w:val="28"/>
+        </w:rPr>
+        <w:t>.</w:t>
+      </w:r>
+    </w:p>
+    <w:p>
+      <w:pPr>
+        <w:pStyle w:val="af"/>
         <w:widowControl w:val="0"/>
         <w:spacing w:after="0" w:line="360" w:lineRule="auto"/>
         <w:ind w:left="0" w:firstLine="709"/>
@@ -6139,7 +6115,7 @@
           <w:szCs w:val="28"/>
           <w:lang w:val="en-US"/>
         </w:rPr>
-        <w:t>DutyScheduleController</w:t>
+        <w:t>AttendanceLogController</w:t>
       </w:r>
       <w:proofErr w:type="spellEnd"/>
       <w:r>
@@ -6149,12 +6125,12 @@
           <w:sz w:val="28"/>
           <w:szCs w:val="28"/>
         </w:rPr>
-        <w:t xml:space="preserve"> – работа с графиком дежурств.</w:t>
-      </w:r>
-    </w:p>
-    <w:p>
-      <w:pPr>
-        <w:pStyle w:val="BodyTextIndent"/>
+        <w:t xml:space="preserve"> – работа с логами журнала наличия студентов в ночное время суток.</w:t>
+      </w:r>
+    </w:p>
+    <w:p>
+      <w:pPr>
+        <w:pStyle w:val="af"/>
         <w:widowControl w:val="0"/>
         <w:spacing w:after="0" w:line="360" w:lineRule="auto"/>
         <w:ind w:left="0" w:firstLine="709"/>
@@ -6174,7 +6150,7 @@
           <w:szCs w:val="28"/>
           <w:lang w:val="en-US"/>
         </w:rPr>
-        <w:t>EventController</w:t>
+        <w:t>DutyScheduleController</w:t>
       </w:r>
       <w:proofErr w:type="spellEnd"/>
       <w:r>
@@ -6184,66 +6160,12 @@
           <w:sz w:val="28"/>
           <w:szCs w:val="28"/>
         </w:rPr>
-        <w:t xml:space="preserve"> – </w:t>
-      </w:r>
-      <w:r>
-        <w:rPr>
-          <w:rFonts w:ascii="Times New Roman" w:hAnsi="Times New Roman" w:cs="Times New Roman"/>
-          <w:bCs/>
-          <w:sz w:val="28"/>
-          <w:szCs w:val="28"/>
-        </w:rPr>
-        <w:t>работа</w:t>
-      </w:r>
-      <w:r>
-        <w:rPr>
-          <w:rFonts w:ascii="Times New Roman" w:hAnsi="Times New Roman" w:cs="Times New Roman"/>
-          <w:bCs/>
-          <w:sz w:val="28"/>
-          <w:szCs w:val="28"/>
-        </w:rPr>
-        <w:t xml:space="preserve"> </w:t>
-      </w:r>
-      <w:r>
-        <w:rPr>
-          <w:rFonts w:ascii="Times New Roman" w:hAnsi="Times New Roman" w:cs="Times New Roman"/>
-          <w:bCs/>
-          <w:sz w:val="28"/>
-          <w:szCs w:val="28"/>
-        </w:rPr>
-        <w:t>с</w:t>
-      </w:r>
-      <w:r>
-        <w:rPr>
-          <w:rFonts w:ascii="Times New Roman" w:hAnsi="Times New Roman" w:cs="Times New Roman"/>
-          <w:bCs/>
-          <w:sz w:val="28"/>
-          <w:szCs w:val="28"/>
-        </w:rPr>
-        <w:t xml:space="preserve"> </w:t>
-      </w:r>
-      <w:r>
-        <w:rPr>
-          <w:rFonts w:ascii="Times New Roman" w:hAnsi="Times New Roman" w:cs="Times New Roman"/>
-          <w:bCs/>
-          <w:sz w:val="28"/>
-          <w:szCs w:val="28"/>
-        </w:rPr>
-        <w:t>мероприятиями</w:t>
-      </w:r>
-      <w:r>
-        <w:rPr>
-          <w:rFonts w:ascii="Times New Roman" w:hAnsi="Times New Roman" w:cs="Times New Roman"/>
-          <w:bCs/>
-          <w:sz w:val="28"/>
-          <w:szCs w:val="28"/>
-        </w:rPr>
-        <w:t>.</w:t>
-      </w:r>
-    </w:p>
-    <w:p>
-      <w:pPr>
-        <w:pStyle w:val="BodyTextIndent"/>
+        <w:t xml:space="preserve"> – работа с графиком дежурств.</w:t>
+      </w:r>
+    </w:p>
+    <w:p>
+      <w:pPr>
+        <w:pStyle w:val="af"/>
         <w:widowControl w:val="0"/>
         <w:spacing w:after="0" w:line="360" w:lineRule="auto"/>
         <w:ind w:left="0" w:firstLine="709"/>
@@ -6263,7 +6185,7 @@
           <w:szCs w:val="28"/>
           <w:lang w:val="en-US"/>
         </w:rPr>
-        <w:t>GroupController</w:t>
+        <w:t>EventController</w:t>
       </w:r>
       <w:proofErr w:type="spellEnd"/>
       <w:r>
@@ -6273,12 +6195,66 @@
           <w:sz w:val="28"/>
           <w:szCs w:val="28"/>
         </w:rPr>
-        <w:t xml:space="preserve"> – работа с учебными группами.</w:t>
-      </w:r>
-    </w:p>
-    <w:p>
-      <w:pPr>
-        <w:pStyle w:val="BodyTextIndent"/>
+        <w:t xml:space="preserve"> – </w:t>
+      </w:r>
+      <w:r>
+        <w:rPr>
+          <w:rFonts w:ascii="Times New Roman" w:hAnsi="Times New Roman" w:cs="Times New Roman"/>
+          <w:bCs/>
+          <w:sz w:val="28"/>
+          <w:szCs w:val="28"/>
+        </w:rPr>
+        <w:t>работа</w:t>
+      </w:r>
+      <w:r>
+        <w:rPr>
+          <w:rFonts w:ascii="Times New Roman" w:hAnsi="Times New Roman" w:cs="Times New Roman"/>
+          <w:bCs/>
+          <w:sz w:val="28"/>
+          <w:szCs w:val="28"/>
+        </w:rPr>
+        <w:t xml:space="preserve"> </w:t>
+      </w:r>
+      <w:r>
+        <w:rPr>
+          <w:rFonts w:ascii="Times New Roman" w:hAnsi="Times New Roman" w:cs="Times New Roman"/>
+          <w:bCs/>
+          <w:sz w:val="28"/>
+          <w:szCs w:val="28"/>
+        </w:rPr>
+        <w:t>с</w:t>
+      </w:r>
+      <w:r>
+        <w:rPr>
+          <w:rFonts w:ascii="Times New Roman" w:hAnsi="Times New Roman" w:cs="Times New Roman"/>
+          <w:bCs/>
+          <w:sz w:val="28"/>
+          <w:szCs w:val="28"/>
+        </w:rPr>
+        <w:t xml:space="preserve"> </w:t>
+      </w:r>
+      <w:r>
+        <w:rPr>
+          <w:rFonts w:ascii="Times New Roman" w:hAnsi="Times New Roman" w:cs="Times New Roman"/>
+          <w:bCs/>
+          <w:sz w:val="28"/>
+          <w:szCs w:val="28"/>
+        </w:rPr>
+        <w:t>мероприятиями</w:t>
+      </w:r>
+      <w:r>
+        <w:rPr>
+          <w:rFonts w:ascii="Times New Roman" w:hAnsi="Times New Roman" w:cs="Times New Roman"/>
+          <w:bCs/>
+          <w:sz w:val="28"/>
+          <w:szCs w:val="28"/>
+        </w:rPr>
+        <w:t>.</w:t>
+      </w:r>
+    </w:p>
+    <w:p>
+      <w:pPr>
+        <w:pStyle w:val="af"/>
         <w:widowControl w:val="0"/>
         <w:spacing w:after="0" w:line="360" w:lineRule="auto"/>
         <w:ind w:left="0" w:firstLine="709"/>
@@ -6298,7 +6274,7 @@
           <w:szCs w:val="28"/>
           <w:lang w:val="en-US"/>
         </w:rPr>
-        <w:t>PurityRaidLogsController</w:t>
+        <w:t>GroupController</w:t>
       </w:r>
       <w:proofErr w:type="spellEnd"/>
       <w:r>
@@ -6308,12 +6284,12 @@
           <w:sz w:val="28"/>
           <w:szCs w:val="28"/>
         </w:rPr>
-        <w:t xml:space="preserve"> – работа с журналом «Чистоты»</w:t>
-      </w:r>
-    </w:p>
-    <w:p>
-      <w:pPr>
-        <w:pStyle w:val="BodyTextIndent"/>
+        <w:t xml:space="preserve"> – работа с учебными группами.</w:t>
+      </w:r>
+    </w:p>
+    <w:p>
+      <w:pPr>
+        <w:pStyle w:val="af"/>
         <w:widowControl w:val="0"/>
         <w:spacing w:after="0" w:line="360" w:lineRule="auto"/>
         <w:ind w:left="0" w:firstLine="709"/>
@@ -6333,7 +6309,7 @@
           <w:szCs w:val="28"/>
           <w:lang w:val="en-US"/>
         </w:rPr>
-        <w:t>RoomsController</w:t>
+        <w:t>PurityRaidLogsController</w:t>
       </w:r>
       <w:proofErr w:type="spellEnd"/>
       <w:r>
@@ -6343,66 +6319,12 @@
           <w:sz w:val="28"/>
           <w:szCs w:val="28"/>
         </w:rPr>
-        <w:t xml:space="preserve"> – </w:t>
-      </w:r>
-      <w:r>
-        <w:rPr>
-          <w:rFonts w:ascii="Times New Roman" w:hAnsi="Times New Roman" w:cs="Times New Roman"/>
-          <w:bCs/>
-          <w:sz w:val="28"/>
-          <w:szCs w:val="28"/>
-        </w:rPr>
-        <w:t>работа</w:t>
-      </w:r>
-      <w:r>
-        <w:rPr>
-          <w:rFonts w:ascii="Times New Roman" w:hAnsi="Times New Roman" w:cs="Times New Roman"/>
-          <w:bCs/>
-          <w:sz w:val="28"/>
-          <w:szCs w:val="28"/>
-        </w:rPr>
-        <w:t xml:space="preserve"> </w:t>
-      </w:r>
-      <w:r>
-        <w:rPr>
-          <w:rFonts w:ascii="Times New Roman" w:hAnsi="Times New Roman" w:cs="Times New Roman"/>
-          <w:bCs/>
-          <w:sz w:val="28"/>
-          <w:szCs w:val="28"/>
-        </w:rPr>
-        <w:t>с</w:t>
-      </w:r>
-      <w:r>
-        <w:rPr>
-          <w:rFonts w:ascii="Times New Roman" w:hAnsi="Times New Roman" w:cs="Times New Roman"/>
-          <w:bCs/>
-          <w:sz w:val="28"/>
-          <w:szCs w:val="28"/>
-        </w:rPr>
-        <w:t xml:space="preserve"> </w:t>
-      </w:r>
-      <w:r>
-        <w:rPr>
-          <w:rFonts w:ascii="Times New Roman" w:hAnsi="Times New Roman" w:cs="Times New Roman"/>
-          <w:bCs/>
-          <w:sz w:val="28"/>
-          <w:szCs w:val="28"/>
-        </w:rPr>
-        <w:t>комнатами</w:t>
-      </w:r>
-      <w:r>
-        <w:rPr>
-          <w:rFonts w:ascii="Times New Roman" w:hAnsi="Times New Roman" w:cs="Times New Roman"/>
-          <w:bCs/>
-          <w:sz w:val="28"/>
-          <w:szCs w:val="28"/>
-        </w:rPr>
-        <w:t>.</w:t>
-      </w:r>
-    </w:p>
-    <w:p>
-      <w:pPr>
-        <w:pStyle w:val="BodyTextIndent"/>
+        <w:t xml:space="preserve"> – работа с журналом «Чистоты»</w:t>
+      </w:r>
+    </w:p>
+    <w:p>
+      <w:pPr>
+        <w:pStyle w:val="af"/>
         <w:widowControl w:val="0"/>
         <w:spacing w:after="0" w:line="360" w:lineRule="auto"/>
         <w:ind w:left="0" w:firstLine="709"/>
@@ -6422,7 +6344,7 @@
           <w:szCs w:val="28"/>
           <w:lang w:val="en-US"/>
         </w:rPr>
-        <w:t>StatusController</w:t>
+        <w:t>RoomsController</w:t>
       </w:r>
       <w:proofErr w:type="spellEnd"/>
       <w:r>
@@ -6432,12 +6354,66 @@
           <w:sz w:val="28"/>
           <w:szCs w:val="28"/>
         </w:rPr>
-        <w:t xml:space="preserve"> – работа со статусами студентов.</w:t>
-      </w:r>
-    </w:p>
-    <w:p>
-      <w:pPr>
-        <w:pStyle w:val="BodyTextIndent"/>
+        <w:t xml:space="preserve"> – </w:t>
+      </w:r>
+      <w:r>
+        <w:rPr>
+          <w:rFonts w:ascii="Times New Roman" w:hAnsi="Times New Roman" w:cs="Times New Roman"/>
+          <w:bCs/>
+          <w:sz w:val="28"/>
+          <w:szCs w:val="28"/>
+        </w:rPr>
+        <w:t>работа</w:t>
+      </w:r>
+      <w:r>
+        <w:rPr>
+          <w:rFonts w:ascii="Times New Roman" w:hAnsi="Times New Roman" w:cs="Times New Roman"/>
+          <w:bCs/>
+          <w:sz w:val="28"/>
+          <w:szCs w:val="28"/>
+        </w:rPr>
+        <w:t xml:space="preserve"> </w:t>
+      </w:r>
+      <w:r>
+        <w:rPr>
+          <w:rFonts w:ascii="Times New Roman" w:hAnsi="Times New Roman" w:cs="Times New Roman"/>
+          <w:bCs/>
+          <w:sz w:val="28"/>
+          <w:szCs w:val="28"/>
+        </w:rPr>
+        <w:t>с</w:t>
+      </w:r>
+      <w:r>
+        <w:rPr>
+          <w:rFonts w:ascii="Times New Roman" w:hAnsi="Times New Roman" w:cs="Times New Roman"/>
+          <w:bCs/>
+          <w:sz w:val="28"/>
+          <w:szCs w:val="28"/>
+        </w:rPr>
+        <w:t xml:space="preserve"> </w:t>
+      </w:r>
+      <w:r>
+        <w:rPr>
+          <w:rFonts w:ascii="Times New Roman" w:hAnsi="Times New Roman" w:cs="Times New Roman"/>
+          <w:bCs/>
+          <w:sz w:val="28"/>
+          <w:szCs w:val="28"/>
+        </w:rPr>
+        <w:t>комнатами</w:t>
+      </w:r>
+      <w:r>
+        <w:rPr>
+          <w:rFonts w:ascii="Times New Roman" w:hAnsi="Times New Roman" w:cs="Times New Roman"/>
+          <w:bCs/>
+          <w:sz w:val="28"/>
+          <w:szCs w:val="28"/>
+        </w:rPr>
+        <w:t>.</w:t>
+      </w:r>
+    </w:p>
+    <w:p>
+      <w:pPr>
+        <w:pStyle w:val="af"/>
         <w:widowControl w:val="0"/>
         <w:spacing w:after="0" w:line="360" w:lineRule="auto"/>
         <w:ind w:left="0" w:firstLine="709"/>
@@ -6457,7 +6433,7 @@
           <w:szCs w:val="28"/>
           <w:lang w:val="en-US"/>
         </w:rPr>
-        <w:t>StudentsController</w:t>
+        <w:t>StatusController</w:t>
       </w:r>
       <w:proofErr w:type="spellEnd"/>
       <w:r>
@@ -6467,66 +6443,12 @@
           <w:sz w:val="28"/>
           <w:szCs w:val="28"/>
         </w:rPr>
-        <w:t xml:space="preserve"> – </w:t>
-      </w:r>
-      <w:r>
-        <w:rPr>
-          <w:rFonts w:ascii="Times New Roman" w:hAnsi="Times New Roman" w:cs="Times New Roman"/>
-          <w:bCs/>
-          <w:sz w:val="28"/>
-          <w:szCs w:val="28"/>
-        </w:rPr>
-        <w:t>работа</w:t>
-      </w:r>
-      <w:r>
-        <w:rPr>
-          <w:rFonts w:ascii="Times New Roman" w:hAnsi="Times New Roman" w:cs="Times New Roman"/>
-          <w:bCs/>
-          <w:sz w:val="28"/>
-          <w:szCs w:val="28"/>
-        </w:rPr>
-        <w:t xml:space="preserve"> </w:t>
-      </w:r>
-      <w:r>
-        <w:rPr>
-          <w:rFonts w:ascii="Times New Roman" w:hAnsi="Times New Roman" w:cs="Times New Roman"/>
-          <w:bCs/>
-          <w:sz w:val="28"/>
-          <w:szCs w:val="28"/>
-        </w:rPr>
-        <w:t>со</w:t>
-      </w:r>
-      <w:r>
-        <w:rPr>
-          <w:rFonts w:ascii="Times New Roman" w:hAnsi="Times New Roman" w:cs="Times New Roman"/>
-          <w:bCs/>
-          <w:sz w:val="28"/>
-          <w:szCs w:val="28"/>
-        </w:rPr>
-        <w:t xml:space="preserve"> </w:t>
-      </w:r>
-      <w:r>
-        <w:rPr>
-          <w:rFonts w:ascii="Times New Roman" w:hAnsi="Times New Roman" w:cs="Times New Roman"/>
-          <w:bCs/>
-          <w:sz w:val="28"/>
-          <w:szCs w:val="28"/>
-        </w:rPr>
-        <w:t>студентами</w:t>
-      </w:r>
-      <w:r>
-        <w:rPr>
-          <w:rFonts w:ascii="Times New Roman" w:hAnsi="Times New Roman" w:cs="Times New Roman"/>
-          <w:bCs/>
-          <w:sz w:val="28"/>
-          <w:szCs w:val="28"/>
-        </w:rPr>
-        <w:t>.</w:t>
-      </w:r>
-    </w:p>
-    <w:p>
-      <w:pPr>
-        <w:pStyle w:val="BodyTextIndent"/>
+        <w:t xml:space="preserve"> – работа со статусами студентов.</w:t>
+      </w:r>
+    </w:p>
+    <w:p>
+      <w:pPr>
+        <w:pStyle w:val="af"/>
         <w:widowControl w:val="0"/>
         <w:spacing w:after="0" w:line="360" w:lineRule="auto"/>
         <w:ind w:left="0" w:firstLine="709"/>
@@ -6535,7 +6457,6 @@
           <w:bCs/>
           <w:sz w:val="28"/>
           <w:szCs w:val="28"/>
-          <w:highlight w:val="yellow"/>
         </w:rPr>
       </w:pPr>
       <w:proofErr w:type="spellStart"/>
@@ -6547,7 +6468,7 @@
           <w:szCs w:val="28"/>
           <w:lang w:val="en-US"/>
         </w:rPr>
-        <w:t>UsersController</w:t>
+        <w:t>StudentsController</w:t>
       </w:r>
       <w:proofErr w:type="spellEnd"/>
       <w:r>
@@ -6557,71 +6478,66 @@
           <w:sz w:val="28"/>
           <w:szCs w:val="28"/>
         </w:rPr>
-        <w:t xml:space="preserve"> – работа с пользователями.</w:t>
-      </w:r>
-    </w:p>
-    <w:p>
-      <w:pPr>
-        <w:pStyle w:val="a1"/>
-        <w:ind w:firstLine="709"/>
-        <w:rPr>
-          <w:rFonts w:cs="Times New Roman"/>
-          <w:szCs w:val="28"/>
-          <w:highlight w:val="green"/>
-        </w:rPr>
-      </w:pPr>
-      <w:r>
-        <w:rPr>
-          <w:rFonts w:cs="Times New Roman"/>
-          <w:szCs w:val="28"/>
-          <w:highlight w:val="green"/>
-        </w:rPr>
-        <w:t xml:space="preserve">2.12 </w:t>
-      </w:r>
-      <w:r>
-        <w:rPr>
-          <w:rFonts w:cs="Times New Roman"/>
-          <w:szCs w:val="28"/>
-          <w:highlight w:val="green"/>
-        </w:rPr>
-        <w:t>Выполнение</w:t>
-      </w:r>
-      <w:r>
-        <w:rPr>
-          <w:rFonts w:cs="Times New Roman"/>
-          <w:szCs w:val="28"/>
-          <w:highlight w:val="green"/>
+        <w:t xml:space="preserve"> – </w:t>
+      </w:r>
+      <w:r>
+        <w:rPr>
+          <w:rFonts w:ascii="Times New Roman" w:hAnsi="Times New Roman" w:cs="Times New Roman"/>
+          <w:bCs/>
+          <w:sz w:val="28"/>
+          <w:szCs w:val="28"/>
+        </w:rPr>
+        <w:t>работа</w:t>
+      </w:r>
+      <w:r>
+        <w:rPr>
+          <w:rFonts w:ascii="Times New Roman" w:hAnsi="Times New Roman" w:cs="Times New Roman"/>
+          <w:bCs/>
+          <w:sz w:val="28"/>
+          <w:szCs w:val="28"/>
         </w:rPr>
         <w:t xml:space="preserve"> </w:t>
       </w:r>
       <w:r>
         <w:rPr>
-          <w:rFonts w:cs="Times New Roman"/>
-          <w:szCs w:val="28"/>
-          <w:highlight w:val="green"/>
-        </w:rPr>
-        <w:t>оценки</w:t>
-      </w:r>
-      <w:r>
-        <w:rPr>
-          <w:rFonts w:cs="Times New Roman"/>
-          <w:szCs w:val="28"/>
-          <w:highlight w:val="green"/>
+          <w:rFonts w:ascii="Times New Roman" w:hAnsi="Times New Roman" w:cs="Times New Roman"/>
+          <w:bCs/>
+          <w:sz w:val="28"/>
+          <w:szCs w:val="28"/>
+        </w:rPr>
+        <w:t>со</w:t>
+      </w:r>
+      <w:r>
+        <w:rPr>
+          <w:rFonts w:ascii="Times New Roman" w:hAnsi="Times New Roman" w:cs="Times New Roman"/>
+          <w:bCs/>
+          <w:sz w:val="28"/>
+          <w:szCs w:val="28"/>
         </w:rPr>
         <w:t xml:space="preserve"> </w:t>
       </w:r>
       <w:r>
         <w:rPr>
-          <w:rFonts w:cs="Times New Roman"/>
-          <w:szCs w:val="28"/>
-          <w:highlight w:val="green"/>
-        </w:rPr>
-        <w:t>затрат</w:t>
-      </w:r>
-    </w:p>
-    <w:p>
-      <w:pPr>
-        <w:pStyle w:val="BodyTextIndent"/>
+          <w:rFonts w:ascii="Times New Roman" w:hAnsi="Times New Roman" w:cs="Times New Roman"/>
+          <w:bCs/>
+          <w:sz w:val="28"/>
+          <w:szCs w:val="28"/>
+        </w:rPr>
+        <w:t>студентами</w:t>
+      </w:r>
+      <w:r>
+        <w:rPr>
+          <w:rFonts w:ascii="Times New Roman" w:hAnsi="Times New Roman" w:cs="Times New Roman"/>
+          <w:bCs/>
+          <w:sz w:val="28"/>
+          <w:szCs w:val="28"/>
+        </w:rPr>
+        <w:t>.</w:t>
+      </w:r>
+    </w:p>
+    <w:p>
+      <w:pPr>
+        <w:pStyle w:val="af"/>
         <w:widowControl w:val="0"/>
         <w:spacing w:after="0" w:line="360" w:lineRule="auto"/>
         <w:ind w:left="0" w:firstLine="709"/>
@@ -6633,20 +6549,91 @@
           <w:highlight w:val="yellow"/>
         </w:rPr>
       </w:pPr>
-      <w:r>
-        <w:rPr>
-          <w:rFonts w:ascii="Times New Roman" w:hAnsi="Times New Roman" w:cs="Times New Roman"/>
-          <w:bCs/>
-          <w:sz w:val="28"/>
-          <w:szCs w:val="28"/>
-          <w:highlight w:val="yellow"/>
-        </w:rPr>
-        <w:t>А можно не надо?</w:t>
-      </w:r>
-    </w:p>
-    <w:p>
-      <w:pPr>
-        <w:pStyle w:val="BodyTextIndent"/>
+      <w:proofErr w:type="spellStart"/>
+      <w:r>
+        <w:rPr>
+          <w:rFonts w:ascii="Times New Roman" w:hAnsi="Times New Roman" w:cs="Times New Roman"/>
+          <w:bCs/>
+          <w:sz w:val="28"/>
+          <w:szCs w:val="28"/>
+          <w:lang w:val="en-US"/>
+        </w:rPr>
+        <w:t>UsersController</w:t>
+      </w:r>
+      <w:proofErr w:type="spellEnd"/>
+      <w:r>
+        <w:rPr>
+          <w:rFonts w:ascii="Times New Roman" w:hAnsi="Times New Roman" w:cs="Times New Roman"/>
+          <w:bCs/>
+          <w:sz w:val="28"/>
+          <w:szCs w:val="28"/>
+        </w:rPr>
+        <w:t xml:space="preserve"> – работа с пользователями.</w:t>
+      </w:r>
+    </w:p>
+    <w:p>
+      <w:pPr>
+        <w:pStyle w:val="af4"/>
+        <w:ind w:firstLine="709"/>
+        <w:rPr>
+          <w:rFonts w:cs="Times New Roman"/>
+          <w:szCs w:val="28"/>
+          <w:highlight w:val="green"/>
+        </w:rPr>
+      </w:pPr>
+      <w:r>
+        <w:rPr>
+          <w:rFonts w:cs="Times New Roman"/>
+          <w:szCs w:val="28"/>
+          <w:highlight w:val="green"/>
+        </w:rPr>
+        <w:lastRenderedPageBreak/>
+        <w:t xml:space="preserve">2.12 </w:t>
+      </w:r>
+      <w:r>
+        <w:rPr>
+          <w:rFonts w:cs="Times New Roman"/>
+          <w:szCs w:val="28"/>
+          <w:highlight w:val="green"/>
+        </w:rPr>
+        <w:t>Выполнение</w:t>
+      </w:r>
+      <w:r>
+        <w:rPr>
+          <w:rFonts w:cs="Times New Roman"/>
+          <w:szCs w:val="28"/>
+          <w:highlight w:val="green"/>
+        </w:rPr>
+        <w:t xml:space="preserve"> </w:t>
+      </w:r>
+      <w:r>
+        <w:rPr>
+          <w:rFonts w:cs="Times New Roman"/>
+          <w:szCs w:val="28"/>
+          <w:highlight w:val="green"/>
+        </w:rPr>
+        <w:t>оценки</w:t>
+      </w:r>
+      <w:r>
+        <w:rPr>
+          <w:rFonts w:cs="Times New Roman"/>
+          <w:szCs w:val="28"/>
+          <w:highlight w:val="green"/>
+        </w:rPr>
+        <w:t xml:space="preserve"> </w:t>
+      </w:r>
+      <w:r>
+        <w:rPr>
+          <w:rFonts w:cs="Times New Roman"/>
+          <w:szCs w:val="28"/>
+          <w:highlight w:val="green"/>
+        </w:rPr>
+        <w:t>затрат</w:t>
+      </w:r>
+    </w:p>
+    <w:p>
+      <w:pPr>
+        <w:pStyle w:val="af"/>
         <w:widowControl w:val="0"/>
         <w:spacing w:after="0" w:line="360" w:lineRule="auto"/>
         <w:ind w:left="0" w:firstLine="709"/>
@@ -6658,29 +6645,20 @@
           <w:highlight w:val="yellow"/>
         </w:rPr>
       </w:pPr>
-    </w:p>
-    <w:p>
-      <w:pPr>
-        <w:pStyle w:val="a1"/>
-        <w:ind w:firstLine="709"/>
-        <w:rPr>
-          <w:rFonts w:cs="Times New Roman"/>
-          <w:szCs w:val="28"/>
-          <w:highlight w:val="red"/>
-        </w:rPr>
-      </w:pPr>
-      <w:r>
-        <w:rPr>
-          <w:rFonts w:cs="Times New Roman"/>
-          <w:szCs w:val="28"/>
-          <w:highlight w:val="red"/>
-        </w:rPr>
-        <w:t>2.13 Создание интерактивных программ с «дружественным» интерфейсом пользователя</w:t>
-      </w:r>
-    </w:p>
-    <w:p>
-      <w:pPr>
-        <w:pStyle w:val="BodyTextIndent"/>
+      <w:r>
+        <w:rPr>
+          <w:rFonts w:ascii="Times New Roman" w:hAnsi="Times New Roman" w:cs="Times New Roman"/>
+          <w:bCs/>
+          <w:sz w:val="28"/>
+          <w:szCs w:val="28"/>
+          <w:highlight w:val="yellow"/>
+        </w:rPr>
+        <w:t>А можно не надо?</w:t>
+      </w:r>
+    </w:p>
+    <w:p>
+      <w:pPr>
+        <w:pStyle w:val="af"/>
         <w:widowControl w:val="0"/>
         <w:spacing w:after="0" w:line="360" w:lineRule="auto"/>
         <w:ind w:left="0" w:firstLine="709"/>
@@ -6692,41 +6670,29 @@
           <w:highlight w:val="yellow"/>
         </w:rPr>
       </w:pPr>
-      <w:r>
-        <w:rPr>
-          <w:rFonts w:ascii="Times New Roman" w:hAnsi="Times New Roman" w:cs="Times New Roman"/>
-          <w:bCs/>
-          <w:sz w:val="28"/>
-          <w:szCs w:val="28"/>
-          <w:highlight w:val="yellow"/>
-        </w:rPr>
-        <w:t xml:space="preserve">У </w:t>
-      </w:r>
-      <w:r>
-        <w:rPr>
-          <w:rFonts w:ascii="Times New Roman" w:hAnsi="Times New Roman" w:cs="Times New Roman"/>
-          <w:bCs/>
-          <w:sz w:val="28"/>
-          <w:szCs w:val="28"/>
-          <w:highlight w:val="yellow"/>
-          <w:lang w:val="en-US"/>
-        </w:rPr>
-        <w:t>API</w:t>
-      </w:r>
-      <w:r>
-        <w:rPr>
-          <w:rFonts w:ascii="Times New Roman" w:hAnsi="Times New Roman" w:cs="Times New Roman"/>
-          <w:bCs/>
-          <w:sz w:val="28"/>
-          <w:szCs w:val="28"/>
-          <w:highlight w:val="yellow"/>
-        </w:rPr>
-        <w:t xml:space="preserve"> интерфейса нет, в данном пункте просто процесс создания и сам модуль опишу</w:t>
-      </w:r>
-    </w:p>
-    <w:p>
-      <w:pPr>
-        <w:pStyle w:val="BodyTextIndent"/>
+    </w:p>
+    <w:p>
+      <w:pPr>
+        <w:pStyle w:val="af4"/>
+        <w:ind w:firstLine="709"/>
+        <w:rPr>
+          <w:rFonts w:cs="Times New Roman"/>
+          <w:szCs w:val="28"/>
+          <w:highlight w:val="red"/>
+        </w:rPr>
+      </w:pPr>
+      <w:r>
+        <w:rPr>
+          <w:rFonts w:cs="Times New Roman"/>
+          <w:szCs w:val="28"/>
+          <w:highlight w:val="red"/>
+        </w:rPr>
+        <w:t>2.13 Создание интерактивных программ с «дружественным» интерфейсом пользователя</w:t>
+      </w:r>
+    </w:p>
+    <w:p>
+      <w:pPr>
+        <w:pStyle w:val="af"/>
         <w:widowControl w:val="0"/>
         <w:spacing w:after="0" w:line="360" w:lineRule="auto"/>
         <w:ind w:left="0" w:firstLine="709"/>
@@ -6735,23 +6701,21 @@
           <w:bCs/>
           <w:sz w:val="28"/>
           <w:szCs w:val="28"/>
-          <w:highlight w:val="yellow"/>
-        </w:rPr>
-      </w:pPr>
-      <w:r>
-        <w:rPr>
-          <w:rFonts w:ascii="Times New Roman" w:hAnsi="Times New Roman" w:cs="Times New Roman"/>
-          <w:bCs/>
-          <w:sz w:val="28"/>
-          <w:szCs w:val="28"/>
-          <w:highlight w:val="yellow"/>
+        </w:rPr>
+      </w:pPr>
+      <w:r>
+        <w:rPr>
+          <w:rFonts w:ascii="Times New Roman" w:hAnsi="Times New Roman" w:cs="Times New Roman"/>
+          <w:bCs/>
+          <w:sz w:val="28"/>
+          <w:szCs w:val="28"/>
         </w:rPr>
         <w:t>Процесс создания приложения можно разбить на три части:</w:t>
       </w:r>
     </w:p>
     <w:p>
       <w:pPr>
-        <w:pStyle w:val="BodyTextIndent"/>
+        <w:pStyle w:val="af"/>
         <w:widowControl w:val="0"/>
         <w:numPr>
           <w:ilvl w:val="0"/>
@@ -6763,23 +6727,21 @@
           <w:bCs/>
           <w:sz w:val="28"/>
           <w:szCs w:val="28"/>
-          <w:highlight w:val="yellow"/>
-        </w:rPr>
-      </w:pPr>
-      <w:r>
-        <w:rPr>
-          <w:rFonts w:ascii="Times New Roman" w:hAnsi="Times New Roman" w:cs="Times New Roman"/>
-          <w:bCs/>
-          <w:sz w:val="28"/>
-          <w:szCs w:val="28"/>
-          <w:highlight w:val="yellow"/>
+        </w:rPr>
+      </w:pPr>
+      <w:r>
+        <w:rPr>
+          <w:rFonts w:ascii="Times New Roman" w:hAnsi="Times New Roman" w:cs="Times New Roman"/>
+          <w:bCs/>
+          <w:sz w:val="28"/>
+          <w:szCs w:val="28"/>
         </w:rPr>
         <w:t>Создание базы данных</w:t>
       </w:r>
     </w:p>
     <w:p>
       <w:pPr>
-        <w:pStyle w:val="BodyTextIndent"/>
+        <w:pStyle w:val="af"/>
         <w:widowControl w:val="0"/>
         <w:numPr>
           <w:ilvl w:val="0"/>
@@ -6791,16 +6753,14 @@
           <w:bCs/>
           <w:sz w:val="28"/>
           <w:szCs w:val="28"/>
-          <w:highlight w:val="yellow"/>
-        </w:rPr>
-      </w:pPr>
-      <w:r>
-        <w:rPr>
-          <w:rFonts w:ascii="Times New Roman" w:hAnsi="Times New Roman" w:cs="Times New Roman"/>
-          <w:bCs/>
-          <w:sz w:val="28"/>
-          <w:szCs w:val="28"/>
-          <w:highlight w:val="yellow"/>
+        </w:rPr>
+      </w:pPr>
+      <w:r>
+        <w:rPr>
+          <w:rFonts w:ascii="Times New Roman" w:hAnsi="Times New Roman" w:cs="Times New Roman"/>
+          <w:bCs/>
+          <w:sz w:val="28"/>
+          <w:szCs w:val="28"/>
         </w:rPr>
         <w:t xml:space="preserve">Разработка </w:t>
       </w:r>
@@ -6810,7 +6770,6 @@
           <w:bCs/>
           <w:sz w:val="28"/>
           <w:szCs w:val="28"/>
-          <w:highlight w:val="yellow"/>
           <w:lang w:val="en-US"/>
         </w:rPr>
         <w:t>API</w:t>
@@ -6818,7 +6777,7 @@
     </w:p>
     <w:p>
       <w:pPr>
-        <w:pStyle w:val="BodyTextIndent"/>
+        <w:pStyle w:val="af"/>
         <w:widowControl w:val="0"/>
         <w:numPr>
           <w:ilvl w:val="0"/>
@@ -6830,18 +6789,15 @@
           <w:bCs/>
           <w:sz w:val="28"/>
           <w:szCs w:val="28"/>
-          <w:highlight w:val="yellow"/>
-        </w:rPr>
-      </w:pPr>
-      <w:r>
-        <w:rPr>
-          <w:rFonts w:ascii="Times New Roman" w:hAnsi="Times New Roman" w:cs="Times New Roman"/>
-          <w:bCs/>
-          <w:sz w:val="28"/>
-          <w:szCs w:val="28"/>
-          <w:highlight w:val="yellow"/>
-        </w:rPr>
-        <w:lastRenderedPageBreak/>
+        </w:rPr>
+      </w:pPr>
+      <w:r>
+        <w:rPr>
+          <w:rFonts w:ascii="Times New Roman" w:hAnsi="Times New Roman" w:cs="Times New Roman"/>
+          <w:bCs/>
+          <w:sz w:val="28"/>
+          <w:szCs w:val="28"/>
+        </w:rPr>
         <w:t xml:space="preserve">Разработка связи с </w:t>
       </w:r>
       <w:r>
@@ -6850,7 +6806,6 @@
           <w:bCs/>
           <w:sz w:val="28"/>
           <w:szCs w:val="28"/>
-          <w:highlight w:val="yellow"/>
           <w:lang w:val="en-US"/>
         </w:rPr>
         <w:t>API</w:t>
@@ -6861,14 +6816,13 @@
           <w:bCs/>
           <w:sz w:val="28"/>
           <w:szCs w:val="28"/>
-          <w:highlight w:val="yellow"/>
         </w:rPr>
         <w:t xml:space="preserve"> на стороне клиента</w:t>
       </w:r>
     </w:p>
     <w:p>
       <w:pPr>
-        <w:pStyle w:val="BodyTextIndent"/>
+        <w:pStyle w:val="af"/>
         <w:widowControl w:val="0"/>
         <w:spacing w:after="0" w:line="360" w:lineRule="auto"/>
         <w:ind w:left="0" w:firstLine="709"/>
@@ -6885,7 +6839,6 @@
           <w:bCs/>
           <w:sz w:val="28"/>
           <w:szCs w:val="28"/>
-          <w:highlight w:val="yellow"/>
         </w:rPr>
         <w:t xml:space="preserve">База данных содана в </w:t>
       </w:r>
@@ -6895,7 +6848,6 @@
           <w:bCs/>
           <w:sz w:val="28"/>
           <w:szCs w:val="28"/>
-          <w:highlight w:val="yellow"/>
           <w:lang w:val="en-US"/>
         </w:rPr>
         <w:t>SQL</w:t>
@@ -6906,7 +6858,6 @@
           <w:bCs/>
           <w:sz w:val="28"/>
           <w:szCs w:val="28"/>
-          <w:highlight w:val="yellow"/>
         </w:rPr>
         <w:t xml:space="preserve"> </w:t>
       </w:r>
@@ -6916,7 +6867,6 @@
           <w:bCs/>
           <w:sz w:val="28"/>
           <w:szCs w:val="28"/>
-          <w:highlight w:val="yellow"/>
           <w:lang w:val="en-US"/>
         </w:rPr>
         <w:t>Server</w:t>
@@ -6927,18 +6877,17 @@
           <w:bCs/>
           <w:sz w:val="28"/>
           <w:szCs w:val="28"/>
-          <w:highlight w:val="yellow"/>
-        </w:rPr>
-        <w:t xml:space="preserve"> 2022, при помощи СУБД </w:t>
-      </w:r>
-      <w:r>
-        <w:rPr>
-          <w:rFonts w:ascii="Times New Roman" w:hAnsi="Times New Roman" w:cs="Times New Roman"/>
-          <w:bCs/>
-          <w:sz w:val="28"/>
-          <w:szCs w:val="28"/>
-        </w:rPr>
-        <w:t>SQL Server Management Studio 20</w:t>
+        </w:rPr>
+        <w:t xml:space="preserve"> 2022, при помощи СУБД SQL</w:t>
+      </w:r>
+      <w:r>
+        <w:rPr>
+          <w:rFonts w:ascii="Times New Roman" w:hAnsi="Times New Roman" w:cs="Times New Roman"/>
+          <w:bCs/>
+          <w:sz w:val="28"/>
+          <w:szCs w:val="28"/>
+        </w:rPr>
+        <w:t xml:space="preserve"> Server Management Studio 20</w:t>
       </w:r>
       <w:r>
         <w:rPr>
@@ -6952,7 +6901,7 @@
     </w:p>
     <w:p>
       <w:pPr>
-        <w:pStyle w:val="BodyTextIndent"/>
+        <w:pStyle w:val="af"/>
         <w:widowControl w:val="0"/>
         <w:spacing w:after="0" w:line="360" w:lineRule="auto"/>
         <w:ind w:left="0" w:firstLine="709"/>
@@ -7042,7 +6991,7 @@
     </w:p>
     <w:p>
       <w:pPr>
-        <w:pStyle w:val="BodyTextIndent"/>
+        <w:pStyle w:val="af"/>
         <w:widowControl w:val="0"/>
         <w:spacing w:after="0" w:line="360" w:lineRule="auto"/>
         <w:ind w:left="0" w:firstLine="709"/>
@@ -7053,15 +7002,6 @@
           <w:szCs w:val="28"/>
         </w:rPr>
       </w:pPr>
-      <w:r>
-        <w:rPr>
-          <w:rFonts w:ascii="Times New Roman" w:hAnsi="Times New Roman" w:cs="Times New Roman"/>
-          <w:bCs/>
-          <w:sz w:val="28"/>
-          <w:szCs w:val="28"/>
-        </w:rPr>
-        <w:t xml:space="preserve">Первоночально создан класс для работы с базой данных, унаследованный от </w:t>
-      </w:r>
       <w:proofErr w:type="spellStart"/>
       <w:r>
         <w:rPr>
@@ -7069,6 +7009,26 @@
           <w:bCs/>
           <w:sz w:val="28"/>
           <w:szCs w:val="28"/>
+        </w:rPr>
+        <w:t>Первоночально</w:t>
+      </w:r>
+      <w:proofErr w:type="spellEnd"/>
+      <w:r>
+        <w:rPr>
+          <w:rFonts w:ascii="Times New Roman" w:hAnsi="Times New Roman" w:cs="Times New Roman"/>
+          <w:bCs/>
+          <w:sz w:val="28"/>
+          <w:szCs w:val="28"/>
+        </w:rPr>
+        <w:t xml:space="preserve"> создан класс для работы с базой данных, унаследованный от </w:t>
+      </w:r>
+      <w:proofErr w:type="spellStart"/>
+      <w:r>
+        <w:rPr>
+          <w:rFonts w:ascii="Times New Roman" w:hAnsi="Times New Roman" w:cs="Times New Roman"/>
+          <w:bCs/>
+          <w:sz w:val="28"/>
+          <w:szCs w:val="28"/>
           <w:lang w:val="en-US"/>
         </w:rPr>
         <w:t>DbContetxt</w:t>
@@ -7124,7 +7084,7 @@
     </w:p>
     <w:p>
       <w:pPr>
-        <w:pStyle w:val="BodyTextIndent"/>
+        <w:pStyle w:val="af"/>
         <w:widowControl w:val="0"/>
         <w:spacing w:after="0" w:line="360" w:lineRule="auto"/>
         <w:ind w:left="0" w:firstLine="709"/>
@@ -7185,7 +7145,7 @@
     </w:p>
     <w:p>
       <w:pPr>
-        <w:pStyle w:val="BodyTextIndent"/>
+        <w:pStyle w:val="af"/>
         <w:widowControl w:val="0"/>
         <w:spacing w:after="0" w:line="360" w:lineRule="auto"/>
         <w:ind w:left="0" w:firstLine="709"/>
@@ -7228,7 +7188,7 @@
     </w:p>
     <w:p>
       <w:pPr>
-        <w:pStyle w:val="a1"/>
+        <w:pStyle w:val="af4"/>
         <w:ind w:firstLine="709"/>
         <w:rPr>
           <w:rFonts w:cs="Times New Roman"/>
@@ -7247,7 +7207,7 @@
     </w:p>
     <w:p>
       <w:pPr>
-        <w:pStyle w:val="BodyTextIndent"/>
+        <w:pStyle w:val="af"/>
         <w:widowControl w:val="0"/>
         <w:spacing w:after="0" w:line="360" w:lineRule="auto"/>
         <w:ind w:left="0" w:firstLine="709"/>
@@ -7257,16 +7217,14 @@
           <w:bCs/>
           <w:sz w:val="28"/>
           <w:szCs w:val="28"/>
-          <w:highlight w:val="yellow"/>
-        </w:rPr>
-      </w:pPr>
-      <w:r>
-        <w:rPr>
-          <w:rFonts w:ascii="Times New Roman" w:hAnsi="Times New Roman" w:cs="Times New Roman"/>
-          <w:bCs/>
-          <w:sz w:val="28"/>
-          <w:szCs w:val="28"/>
-          <w:highlight w:val="yellow"/>
+        </w:rPr>
+      </w:pPr>
+      <w:r>
+        <w:rPr>
+          <w:rFonts w:ascii="Times New Roman" w:hAnsi="Times New Roman" w:cs="Times New Roman"/>
+          <w:bCs/>
+          <w:sz w:val="28"/>
+          <w:szCs w:val="28"/>
         </w:rPr>
         <w:t xml:space="preserve">Тестирование системы в данном программном продукте затрагивает только тестирование </w:t>
       </w:r>
@@ -7276,7 +7234,6 @@
           <w:bCs/>
           <w:sz w:val="28"/>
           <w:szCs w:val="28"/>
-          <w:highlight w:val="yellow"/>
           <w:lang w:val="en-US"/>
         </w:rPr>
         <w:t>API</w:t>
@@ -7287,14 +7244,13 @@
           <w:bCs/>
           <w:sz w:val="28"/>
           <w:szCs w:val="28"/>
-          <w:highlight w:val="yellow"/>
         </w:rPr>
         <w:t>.</w:t>
       </w:r>
     </w:p>
     <w:p>
       <w:pPr>
-        <w:pStyle w:val="BodyTextIndent"/>
+        <w:pStyle w:val="af"/>
         <w:widowControl w:val="0"/>
         <w:spacing w:after="0" w:line="360" w:lineRule="auto"/>
         <w:ind w:left="0" w:firstLine="709"/>
@@ -7304,16 +7260,14 @@
           <w:bCs/>
           <w:sz w:val="28"/>
           <w:szCs w:val="28"/>
-          <w:highlight w:val="yellow"/>
-        </w:rPr>
-      </w:pPr>
-      <w:r>
-        <w:rPr>
-          <w:rFonts w:ascii="Times New Roman" w:hAnsi="Times New Roman" w:cs="Times New Roman"/>
-          <w:bCs/>
-          <w:sz w:val="28"/>
-          <w:szCs w:val="28"/>
-          <w:highlight w:val="yellow"/>
+        </w:rPr>
+      </w:pPr>
+      <w:r>
+        <w:rPr>
+          <w:rFonts w:ascii="Times New Roman" w:hAnsi="Times New Roman" w:cs="Times New Roman"/>
+          <w:bCs/>
+          <w:sz w:val="28"/>
+          <w:szCs w:val="28"/>
         </w:rPr>
         <w:t xml:space="preserve">Тестирование </w:t>
       </w:r>
@@ -7323,7 +7277,6 @@
           <w:bCs/>
           <w:sz w:val="28"/>
           <w:szCs w:val="28"/>
-          <w:highlight w:val="yellow"/>
           <w:lang w:val="en-US"/>
         </w:rPr>
         <w:t>API</w:t>
@@ -7334,7 +7287,6 @@
           <w:bCs/>
           <w:sz w:val="28"/>
           <w:szCs w:val="28"/>
-          <w:highlight w:val="yellow"/>
         </w:rPr>
         <w:t xml:space="preserve"> проводилось при помощи </w:t>
       </w:r>
@@ -7344,7 +7296,6 @@
           <w:bCs/>
           <w:sz w:val="28"/>
           <w:szCs w:val="28"/>
-          <w:highlight w:val="yellow"/>
           <w:lang w:val="en-US"/>
         </w:rPr>
         <w:t>Swager</w:t>
@@ -7355,14 +7306,13 @@
           <w:bCs/>
           <w:sz w:val="28"/>
           <w:szCs w:val="28"/>
-          <w:highlight w:val="yellow"/>
         </w:rPr>
         <w:t>.</w:t>
       </w:r>
     </w:p>
     <w:p>
       <w:pPr>
-        <w:pStyle w:val="BodyTextIndent"/>
+        <w:pStyle w:val="af"/>
         <w:widowControl w:val="0"/>
         <w:spacing w:after="0" w:line="360" w:lineRule="auto"/>
         <w:ind w:left="0" w:firstLine="709"/>
@@ -7374,172 +7324,122 @@
           <w:szCs w:val="28"/>
         </w:rPr>
       </w:pPr>
-      <w:r>
-        <w:rPr>
-          <w:rFonts w:ascii="Times New Roman" w:hAnsi="Times New Roman" w:cs="Times New Roman"/>
-          <w:bCs/>
-          <w:sz w:val="28"/>
-          <w:szCs w:val="28"/>
-        </w:rPr>
-        <w:t>Swagger - это проект, используемый для описания и документирования RESTful API.</w:t>
-      </w:r>
-    </w:p>
-    <w:p>
-      <w:pPr>
-        <w:pStyle w:val="BodyTextIndent"/>
+      <w:proofErr w:type="spellStart"/>
+      <w:r>
+        <w:rPr>
+          <w:rFonts w:ascii="Times New Roman" w:hAnsi="Times New Roman" w:cs="Times New Roman"/>
+          <w:bCs/>
+          <w:sz w:val="28"/>
+          <w:szCs w:val="28"/>
+        </w:rPr>
+        <w:t>Swagger</w:t>
+      </w:r>
+      <w:proofErr w:type="spellEnd"/>
+      <w:r>
+        <w:rPr>
+          <w:rFonts w:ascii="Times New Roman" w:hAnsi="Times New Roman" w:cs="Times New Roman"/>
+          <w:bCs/>
+          <w:sz w:val="28"/>
+          <w:szCs w:val="28"/>
+        </w:rPr>
+        <w:t xml:space="preserve"> </w:t>
+      </w:r>
+      <w:r>
+        <w:rPr>
+          <w:rFonts w:ascii="Times New Roman" w:hAnsi="Times New Roman" w:cs="Times New Roman"/>
+          <w:bCs/>
+          <w:sz w:val="28"/>
+          <w:szCs w:val="28"/>
+        </w:rPr>
+        <w:t>-</w:t>
+      </w:r>
+      <w:r>
+        <w:rPr>
+          <w:rFonts w:ascii="Times New Roman" w:hAnsi="Times New Roman" w:cs="Times New Roman"/>
+          <w:bCs/>
+          <w:sz w:val="28"/>
+          <w:szCs w:val="28"/>
+        </w:rPr>
+        <w:t xml:space="preserve"> </w:t>
+      </w:r>
+      <w:r>
+        <w:rPr>
+          <w:rFonts w:ascii="Times New Roman" w:hAnsi="Times New Roman" w:cs="Times New Roman"/>
+          <w:bCs/>
+          <w:sz w:val="28"/>
+          <w:szCs w:val="28"/>
+        </w:rPr>
+        <w:t xml:space="preserve">проект, используемый для описания и документирования </w:t>
+      </w:r>
+      <w:proofErr w:type="spellStart"/>
+      <w:r>
+        <w:rPr>
+          <w:rFonts w:ascii="Times New Roman" w:hAnsi="Times New Roman" w:cs="Times New Roman"/>
+          <w:bCs/>
+          <w:sz w:val="28"/>
+          <w:szCs w:val="28"/>
+        </w:rPr>
+        <w:t>RESTful</w:t>
+      </w:r>
+      <w:proofErr w:type="spellEnd"/>
+      <w:r>
+        <w:rPr>
+          <w:rFonts w:ascii="Times New Roman" w:hAnsi="Times New Roman" w:cs="Times New Roman"/>
+          <w:bCs/>
+          <w:sz w:val="28"/>
+          <w:szCs w:val="28"/>
+        </w:rPr>
+        <w:t xml:space="preserve"> API.</w:t>
+      </w:r>
+      <w:bookmarkStart w:id="15" w:name="_Toc164151026"/>
+    </w:p>
+    <w:p>
+      <w:pPr>
+        <w:pStyle w:val="af"/>
         <w:widowControl w:val="0"/>
         <w:spacing w:after="0" w:line="360" w:lineRule="auto"/>
         <w:ind w:left="0" w:firstLine="709"/>
         <w:jc w:val="both"/>
         <w:rPr>
           <w:rFonts w:ascii="Times New Roman" w:hAnsi="Times New Roman" w:cs="Times New Roman"/>
-          <w:b/>
-          <w:sz w:val="28"/>
-          <w:szCs w:val="28"/>
-          <w:highlight w:val="yellow"/>
-        </w:rPr>
-      </w:pPr>
-    </w:p>
-    <w:p>
-      <w:pPr>
-        <w:pStyle w:val="a1"/>
-        <w:ind w:firstLine="709"/>
-        <w:rPr>
-          <w:rFonts w:cs="Times New Roman"/>
-          <w:szCs w:val="28"/>
-        </w:rPr>
-      </w:pPr>
-      <w:r>
-        <w:rPr>
-          <w:rFonts w:cs="Times New Roman"/>
-          <w:szCs w:val="28"/>
-          <w:highlight w:val="red"/>
-        </w:rPr>
-        <w:t>2.15 Создание справочной системы и организация удобной навигации по её разделам</w:t>
-      </w:r>
-    </w:p>
-    <w:p>
-      <w:pPr>
-        <w:pStyle w:val="BodyTextIndent"/>
-        <w:widowControl w:val="0"/>
-        <w:spacing w:after="0" w:line="360" w:lineRule="auto"/>
-        <w:ind w:left="0" w:firstLine="709"/>
-        <w:jc w:val="both"/>
-        <w:rPr>
-          <w:rFonts w:ascii="Times New Roman" w:hAnsi="Times New Roman" w:cs="Times New Roman"/>
-          <w:b/>
-          <w:sz w:val="28"/>
-          <w:szCs w:val="28"/>
-        </w:rPr>
-      </w:pPr>
-      <w:r>
-        <w:rPr>
-          <w:rFonts w:ascii="Times New Roman" w:hAnsi="Times New Roman" w:cs="Times New Roman"/>
-          <w:b/>
-          <w:sz w:val="28"/>
-          <w:szCs w:val="28"/>
-          <w:highlight w:val="yellow"/>
-        </w:rPr>
-        <w:t>Тут просто д</w:t>
-      </w:r>
-      <w:r>
-        <w:rPr>
-          <w:rFonts w:ascii="Times New Roman" w:hAnsi="Times New Roman" w:cs="Times New Roman"/>
-          <w:b/>
-          <w:sz w:val="28"/>
-          <w:szCs w:val="28"/>
-          <w:highlight w:val="yellow"/>
-        </w:rPr>
-        <w:t xml:space="preserve">обавлю документацию к </w:t>
-      </w:r>
-      <w:r>
-        <w:rPr>
-          <w:rFonts w:ascii="Times New Roman" w:hAnsi="Times New Roman" w:cs="Times New Roman"/>
-          <w:b/>
-          <w:sz w:val="28"/>
-          <w:szCs w:val="28"/>
-          <w:highlight w:val="yellow"/>
-          <w:lang w:val="en-US"/>
-        </w:rPr>
-        <w:t>API</w:t>
-      </w:r>
-      <w:r>
-        <w:rPr>
-          <w:rFonts w:ascii="Times New Roman" w:hAnsi="Times New Roman" w:cs="Times New Roman"/>
-          <w:b/>
-          <w:sz w:val="28"/>
-          <w:szCs w:val="28"/>
-          <w:highlight w:val="yellow"/>
-        </w:rPr>
-        <w:t>, опять же или ПДФ-ник или просто… куча или скринов, или убитого времени но форматирование текста</w:t>
-      </w:r>
-    </w:p>
-    <w:p>
-      <w:pPr>
-        <w:pStyle w:val="BodyTextIndent"/>
-        <w:widowControl w:val="0"/>
-        <w:spacing w:after="0" w:line="360" w:lineRule="auto"/>
-        <w:ind w:left="0" w:firstLine="709"/>
-        <w:jc w:val="both"/>
-        <w:rPr>
-          <w:rFonts w:ascii="Times New Roman" w:hAnsi="Times New Roman" w:cs="Times New Roman"/>
-          <w:b/>
-          <w:sz w:val="28"/>
-          <w:szCs w:val="28"/>
-        </w:rPr>
-      </w:pPr>
-      <w:r>
-        <w:rPr>
-          <w:rFonts w:ascii="Times New Roman" w:hAnsi="Times New Roman" w:cs="Times New Roman"/>
-          <w:b/>
-          <w:sz w:val="28"/>
-          <w:szCs w:val="28"/>
-        </w:rPr>
-        <w:tab/>
-      </w:r>
-      <w:r>
-        <w:rPr>
-          <w:rFonts w:ascii="Times New Roman" w:hAnsi="Times New Roman" w:cs="Times New Roman"/>
-          <w:b/>
-          <w:sz w:val="28"/>
-          <w:szCs w:val="28"/>
-          <w:highlight w:val="yellow"/>
-        </w:rPr>
-        <w:t>Или просто удалить это и оставить 2.16</w:t>
-      </w:r>
-    </w:p>
-    <w:p>
-      <w:pPr>
-        <w:pStyle w:val="BodyTextIndent"/>
-        <w:widowControl w:val="0"/>
-        <w:spacing w:after="0" w:line="360" w:lineRule="auto"/>
-        <w:ind w:left="0" w:firstLine="709"/>
-        <w:rPr>
-          <w:rFonts w:ascii="Times New Roman" w:hAnsi="Times New Roman" w:cs="Times New Roman"/>
-          <w:b/>
-          <w:sz w:val="28"/>
+          <w:bCs/>
+          <w:sz w:val="28"/>
+          <w:szCs w:val="28"/>
+        </w:rPr>
+      </w:pPr>
+    </w:p>
+    <w:p>
+      <w:pPr>
+        <w:pStyle w:val="af4"/>
+        <w:ind w:firstLine="709"/>
+        <w:rPr>
+          <w:rFonts w:cs="Times New Roman"/>
+          <w:szCs w:val="28"/>
+        </w:rPr>
+      </w:pPr>
+      <w:r>
+        <w:rPr>
+          <w:rFonts w:cs="Times New Roman"/>
           <w:szCs w:val="28"/>
           <w:highlight w:val="green"/>
         </w:rPr>
-      </w:pPr>
-      <w:bookmarkStart w:id="15" w:name="_Toc164151026"/>
-    </w:p>
-    <w:p>
-      <w:pPr>
-        <w:pStyle w:val="a1"/>
-        <w:ind w:firstLine="709"/>
-        <w:rPr>
-          <w:rFonts w:cs="Times New Roman"/>
-          <w:szCs w:val="28"/>
-        </w:rPr>
-      </w:pPr>
+        <w:t>2.1</w:t>
+      </w:r>
       <w:r>
         <w:rPr>
           <w:rFonts w:cs="Times New Roman"/>
           <w:szCs w:val="28"/>
           <w:highlight w:val="green"/>
         </w:rPr>
-        <w:t>2.16 Создание документации программиста</w:t>
+        <w:t>5</w:t>
+      </w:r>
+      <w:r>
+        <w:rPr>
+          <w:rFonts w:cs="Times New Roman"/>
+          <w:szCs w:val="28"/>
+          <w:highlight w:val="green"/>
+        </w:rPr>
+        <w:t xml:space="preserve"> Создание документации программиста</w:t>
       </w:r>
       <w:bookmarkEnd w:id="15"/>
     </w:p>
@@ -7570,84 +7470,10 @@
         </w:rPr>
         <w:t xml:space="preserve"> и </w:t>
       </w:r>
-      <w:r>
-        <w:rPr>
-          <w:rFonts w:cs="Times New Roman"/>
-          <w:szCs w:val="28"/>
-          <w:highlight w:val="yellow"/>
-          <w:lang w:eastAsia="ru-RU"/>
-        </w:rPr>
-        <w:t>документац</w:t>
-      </w:r>
-      <w:r>
-        <w:rPr>
-          <w:rFonts w:cs="Times New Roman"/>
-          <w:szCs w:val="28"/>
-          <w:highlight w:val="yellow"/>
-          <w:lang w:eastAsia="ru-RU"/>
-        </w:rPr>
-        <w:t>ию</w:t>
-      </w:r>
-      <w:r>
-        <w:rPr>
-          <w:rFonts w:cs="Times New Roman"/>
-          <w:szCs w:val="28"/>
-          <w:highlight w:val="yellow"/>
-          <w:lang w:eastAsia="ru-RU"/>
-        </w:rPr>
-        <w:t xml:space="preserve"> к </w:t>
-      </w:r>
-      <w:r>
-        <w:rPr>
-          <w:rFonts w:cs="Times New Roman"/>
-          <w:szCs w:val="28"/>
-          <w:highlight w:val="yellow"/>
-          <w:lang w:val="en-US" w:eastAsia="ru-RU"/>
-        </w:rPr>
-        <w:t>API</w:t>
-      </w:r>
-      <w:r>
-        <w:rPr>
-          <w:rFonts w:cs="Times New Roman"/>
-          <w:szCs w:val="28"/>
-          <w:highlight w:val="yellow"/>
-          <w:lang w:eastAsia="ru-RU"/>
-        </w:rPr>
-        <w:t xml:space="preserve"> вставить</w:t>
-      </w:r>
-    </w:p>
-    <w:p>
-      <w:pPr>
-        <w:ind w:firstLine="709"/>
-        <w:rPr>
-          <w:rFonts w:cs="Times New Roman"/>
-          <w:szCs w:val="28"/>
-          <w:lang w:eastAsia="ru-RU"/>
-        </w:rPr>
-      </w:pPr>
-    </w:p>
-    <w:p>
-      <w:pPr>
-        <w:ind w:firstLine="709"/>
-        <w:jc w:val="left"/>
-        <w:rPr>
-          <w:rFonts w:cs="Times New Roman"/>
-          <w:szCs w:val="28"/>
-          <w:lang w:eastAsia="ru-RU"/>
-        </w:rPr>
-      </w:pPr>
-      <w:r>
-        <w:rPr>
-          <w:rFonts w:cs="Times New Roman"/>
-          <w:szCs w:val="28"/>
-          <w:lang w:eastAsia="ru-RU"/>
-        </w:rPr>
-        <w:br w:type="page"/>
-      </w:r>
-    </w:p>
-    <w:p>
-      <w:pPr>
-        <w:pStyle w:val="a1"/>
+    </w:p>
+    <w:p>
+      <w:pPr>
+        <w:pStyle w:val="af4"/>
         <w:ind w:firstLine="709"/>
         <w:jc w:val="center"/>
         <w:rPr>
@@ -8468,7 +8294,7 @@
     </w:p>
     <w:p>
       <w:pPr>
-        <w:pStyle w:val="HTMLPreformatted"/>
+        <w:pStyle w:val="HTML"/>
         <w:spacing w:line="360" w:lineRule="auto"/>
         <w:ind w:firstLine="709"/>
         <w:jc w:val="both"/>
@@ -8493,7 +8319,7 @@
     </w:p>
     <w:p>
       <w:pPr>
-        <w:pStyle w:val="HTMLPreformatted"/>
+        <w:pStyle w:val="HTML"/>
         <w:spacing w:line="360" w:lineRule="auto"/>
         <w:ind w:firstLine="709"/>
         <w:jc w:val="both"/>
@@ -8518,7 +8344,7 @@
     </w:p>
     <w:p>
       <w:pPr>
-        <w:pStyle w:val="HTMLPreformatted"/>
+        <w:pStyle w:val="HTML"/>
         <w:spacing w:line="360" w:lineRule="auto"/>
         <w:ind w:firstLine="709"/>
         <w:jc w:val="both"/>
@@ -8543,7 +8369,7 @@
     </w:p>
     <w:p>
       <w:pPr>
-        <w:pStyle w:val="HTMLPreformatted"/>
+        <w:pStyle w:val="HTML"/>
         <w:spacing w:line="360" w:lineRule="auto"/>
         <w:ind w:firstLine="709"/>
         <w:jc w:val="both"/>
@@ -8568,7 +8394,7 @@
     </w:p>
     <w:p>
       <w:pPr>
-        <w:pStyle w:val="HTMLPreformatted"/>
+        <w:pStyle w:val="HTML"/>
         <w:spacing w:line="360" w:lineRule="auto"/>
         <w:ind w:firstLine="709"/>
         <w:jc w:val="both"/>
@@ -8593,7 +8419,7 @@
     </w:p>
     <w:p>
       <w:pPr>
-        <w:pStyle w:val="HTMLPreformatted"/>
+        <w:pStyle w:val="HTML"/>
         <w:spacing w:line="360" w:lineRule="auto"/>
         <w:ind w:firstLine="709"/>
         <w:jc w:val="both"/>
@@ -8618,7 +8444,7 @@
     </w:p>
     <w:p>
       <w:pPr>
-        <w:pStyle w:val="HTMLPreformatted"/>
+        <w:pStyle w:val="HTML"/>
         <w:spacing w:line="360" w:lineRule="auto"/>
         <w:ind w:firstLine="709"/>
         <w:jc w:val="both"/>
@@ -8643,7 +8469,7 @@
     </w:p>
     <w:p>
       <w:pPr>
-        <w:pStyle w:val="HTMLPreformatted"/>
+        <w:pStyle w:val="HTML"/>
         <w:spacing w:line="360" w:lineRule="auto"/>
         <w:ind w:firstLine="709"/>
         <w:jc w:val="both"/>
@@ -8668,7 +8494,7 @@
     </w:p>
     <w:p>
       <w:pPr>
-        <w:pStyle w:val="HTMLPreformatted"/>
+        <w:pStyle w:val="HTML"/>
         <w:spacing w:line="360" w:lineRule="auto"/>
         <w:ind w:firstLine="709"/>
         <w:jc w:val="both"/>
@@ -8693,7 +8519,7 @@
     </w:p>
     <w:p>
       <w:pPr>
-        <w:pStyle w:val="HTMLPreformatted"/>
+        <w:pStyle w:val="HTML"/>
         <w:spacing w:line="360" w:lineRule="auto"/>
         <w:ind w:firstLine="709"/>
         <w:jc w:val="both"/>
@@ -8718,7 +8544,7 @@
     </w:p>
     <w:p>
       <w:pPr>
-        <w:pStyle w:val="HTMLPreformatted"/>
+        <w:pStyle w:val="HTML"/>
         <w:spacing w:line="360" w:lineRule="auto"/>
         <w:ind w:firstLine="709"/>
         <w:jc w:val="both"/>
@@ -8743,7 +8569,7 @@
     </w:p>
     <w:p>
       <w:pPr>
-        <w:pStyle w:val="HTMLPreformatted"/>
+        <w:pStyle w:val="HTML"/>
         <w:spacing w:line="360" w:lineRule="auto"/>
         <w:ind w:firstLine="709"/>
         <w:jc w:val="both"/>
@@ -8768,7 +8594,7 @@
     </w:p>
     <w:p>
       <w:pPr>
-        <w:pStyle w:val="HTMLPreformatted"/>
+        <w:pStyle w:val="HTML"/>
         <w:spacing w:line="360" w:lineRule="auto"/>
         <w:ind w:firstLine="709"/>
         <w:jc w:val="both"/>
@@ -8793,7 +8619,7 @@
     </w:p>
     <w:p>
       <w:pPr>
-        <w:pStyle w:val="HTMLPreformatted"/>
+        <w:pStyle w:val="HTML"/>
         <w:spacing w:line="360" w:lineRule="auto"/>
         <w:ind w:firstLine="709"/>
         <w:jc w:val="both"/>
@@ -8818,7 +8644,7 @@
     </w:p>
     <w:p>
       <w:pPr>
-        <w:pStyle w:val="HTMLPreformatted"/>
+        <w:pStyle w:val="HTML"/>
         <w:spacing w:line="360" w:lineRule="auto"/>
         <w:ind w:firstLine="709"/>
         <w:jc w:val="both"/>
@@ -8844,7 +8670,7 @@
     </w:p>
     <w:p>
       <w:pPr>
-        <w:pStyle w:val="HTMLPreformatted"/>
+        <w:pStyle w:val="HTML"/>
         <w:spacing w:line="360" w:lineRule="auto"/>
         <w:ind w:firstLine="709"/>
         <w:jc w:val="both"/>
@@ -8869,7 +8695,7 @@
     </w:p>
     <w:p>
       <w:pPr>
-        <w:pStyle w:val="HTMLPreformatted"/>
+        <w:pStyle w:val="HTML"/>
         <w:spacing w:line="360" w:lineRule="auto"/>
         <w:ind w:firstLine="709"/>
         <w:jc w:val="both"/>
@@ -8894,7 +8720,7 @@
     </w:p>
     <w:p>
       <w:pPr>
-        <w:pStyle w:val="HTMLPreformatted"/>
+        <w:pStyle w:val="HTML"/>
         <w:spacing w:line="360" w:lineRule="auto"/>
         <w:ind w:firstLine="709"/>
         <w:jc w:val="both"/>
@@ -8919,7 +8745,7 @@
     </w:p>
     <w:p>
       <w:pPr>
-        <w:pStyle w:val="HTMLPreformatted"/>
+        <w:pStyle w:val="HTML"/>
         <w:spacing w:line="360" w:lineRule="auto"/>
         <w:ind w:firstLine="709"/>
         <w:jc w:val="both"/>
@@ -8944,7 +8770,7 @@
     </w:p>
     <w:p>
       <w:pPr>
-        <w:pStyle w:val="HTMLPreformatted"/>
+        <w:pStyle w:val="HTML"/>
         <w:spacing w:line="360" w:lineRule="auto"/>
         <w:ind w:firstLine="709"/>
         <w:jc w:val="both"/>
@@ -8969,7 +8795,7 @@
     </w:p>
     <w:p>
       <w:pPr>
-        <w:pStyle w:val="HTMLPreformatted"/>
+        <w:pStyle w:val="HTML"/>
         <w:spacing w:line="360" w:lineRule="auto"/>
         <w:ind w:firstLine="709"/>
         <w:jc w:val="both"/>
@@ -8994,7 +8820,7 @@
     </w:p>
     <w:p>
       <w:pPr>
-        <w:pStyle w:val="HTMLPreformatted"/>
+        <w:pStyle w:val="HTML"/>
         <w:spacing w:line="360" w:lineRule="auto"/>
         <w:ind w:firstLine="709"/>
         <w:jc w:val="both"/>
@@ -9019,7 +8845,7 @@
     </w:p>
     <w:p>
       <w:pPr>
-        <w:pStyle w:val="HTMLPreformatted"/>
+        <w:pStyle w:val="HTML"/>
         <w:spacing w:line="360" w:lineRule="auto"/>
         <w:ind w:firstLine="709"/>
         <w:jc w:val="both"/>
@@ -9044,7 +8870,7 @@
     </w:p>
     <w:p>
       <w:pPr>
-        <w:pStyle w:val="HTMLPreformatted"/>
+        <w:pStyle w:val="HTML"/>
         <w:spacing w:line="360" w:lineRule="auto"/>
         <w:ind w:firstLine="709"/>
         <w:jc w:val="both"/>
@@ -9069,7 +8895,7 @@
     </w:p>
     <w:p>
       <w:pPr>
-        <w:pStyle w:val="HTMLPreformatted"/>
+        <w:pStyle w:val="HTML"/>
         <w:spacing w:line="360" w:lineRule="auto"/>
         <w:ind w:firstLine="709"/>
         <w:jc w:val="both"/>
@@ -9094,7 +8920,7 @@
     </w:p>
     <w:p>
       <w:pPr>
-        <w:pStyle w:val="HTMLPreformatted"/>
+        <w:pStyle w:val="HTML"/>
         <w:spacing w:line="360" w:lineRule="auto"/>
         <w:ind w:firstLine="709"/>
         <w:jc w:val="both"/>
@@ -9119,7 +8945,7 @@
     </w:p>
     <w:p>
       <w:pPr>
-        <w:pStyle w:val="HTMLPreformatted"/>
+        <w:pStyle w:val="HTML"/>
         <w:spacing w:line="360" w:lineRule="auto"/>
         <w:ind w:firstLine="709"/>
         <w:jc w:val="both"/>
@@ -9144,7 +8970,7 @@
     </w:p>
     <w:p>
       <w:pPr>
-        <w:pStyle w:val="HTMLPreformatted"/>
+        <w:pStyle w:val="HTML"/>
         <w:spacing w:line="360" w:lineRule="auto"/>
         <w:ind w:firstLine="709"/>
         <w:jc w:val="both"/>
@@ -9169,7 +8995,7 @@
     </w:p>
     <w:p>
       <w:pPr>
-        <w:pStyle w:val="HTMLPreformatted"/>
+        <w:pStyle w:val="HTML"/>
         <w:spacing w:line="360" w:lineRule="auto"/>
         <w:ind w:firstLine="709"/>
         <w:jc w:val="both"/>
@@ -9194,7 +9020,7 @@
     </w:p>
     <w:p>
       <w:pPr>
-        <w:pStyle w:val="HTMLPreformatted"/>
+        <w:pStyle w:val="HTML"/>
         <w:spacing w:line="360" w:lineRule="auto"/>
         <w:ind w:firstLine="709"/>
         <w:jc w:val="both"/>
@@ -9258,7 +9084,7 @@
 </file>
 
 <file path=word/endnotes.xml><?xml version="1.0" encoding="utf-8"?>
-<w:endnotes xmlns:wpc="http://schemas.microsoft.com/office/word/2010/wordprocessingCanvas" xmlns:cx="http://schemas.microsoft.com/office/drawing/2014/chartex" xmlns:cx1="http://schemas.microsoft.com/office/drawing/2015/9/8/chartex" xmlns:cx2="http://schemas.microsoft.com/office/drawing/2015/10/21/chartex" xmlns:cx3="http://schemas.microsoft.com/office/drawing/2016/5/9/chartex" xmlns:cx4="http://schemas.microsoft.com/office/drawing/2016/5/10/chartex" xmlns:cx5="http://schemas.microsoft.com/office/drawing/2016/5/11/chartex" xmlns:cx6="http://schemas.microsoft.com/office/drawing/2016/5/12/chartex" xmlns:cx7="http://schemas.microsoft.com/office/drawing/2016/5/13/chartex" xmlns:cx8="http://schemas.microsoft.com/office/drawing/2016/5/14/chartex" xmlns:mc="http://schemas.openxmlformats.org/markup-compatibility/2006" xmlns:aink="http://schemas.microsoft.com/office/drawing/2016/ink" xmlns:am3d="http://schemas.microsoft.com/office/drawing/2017/model3d" xmlns:o="urn:schemas-microsoft-com:office:office" xmlns:oel="http://schemas.microsoft.com/office/2019/extlst" xmlns:r="http://schemas.openxmlformats.org/officeDocument/2006/relationships" xmlns:m="http://schemas.openxmlformats.org/officeDocument/2006/math" xmlns:v="urn:schemas-microsoft-com:vml" xmlns:wp14="http://schemas.microsoft.com/office/word/2010/wordprocessingDrawing" xmlns:wp="http://schemas.openxmlformats.org/drawingml/2006/wordprocessingDrawing" xmlns:w10="urn:schemas-microsoft-com:office:word" xmlns:w="http://schemas.openxmlformats.org/wordprocessingml/2006/main" xmlns:w14="http://schemas.microsoft.com/office/word/2010/wordml" xmlns:w15="http://schemas.microsoft.com/office/word/2012/wordml" xmlns:w16cex="http://schemas.microsoft.com/office/word/2018/wordml/cex" xmlns:w16cid="http://schemas.microsoft.com/office/word/2016/wordml/cid" xmlns:w16="http://schemas.microsoft.com/office/word/2018/wordml" xmlns:w16sdtdh="http://schemas.microsoft.com/office/word/2020/wordml/sdtdatahash" xmlns:w16se="http://schemas.microsoft.com/office/word/2015/wordml/symex" xmlns:wpg="http://schemas.microsoft.com/office/word/2010/wordprocessingGroup" xmlns:wpi="http://schemas.microsoft.com/office/word/2010/wordprocessingInk" xmlns:wne="http://schemas.microsoft.com/office/word/2006/wordml" xmlns:wps="http://schemas.microsoft.com/office/word/2010/wordprocessingShape" mc:Ignorable="w14 w15 w16se w16cid w16 w16cex w16sdtdh wp14">
+<w:endnotes xmlns:wpc="http://schemas.microsoft.com/office/word/2010/wordprocessingCanvas" xmlns:cx="http://schemas.microsoft.com/office/drawing/2014/chartex" xmlns:cx1="http://schemas.microsoft.com/office/drawing/2015/9/8/chartex" xmlns:cx2="http://schemas.microsoft.com/office/drawing/2015/10/21/chartex" xmlns:cx3="http://schemas.microsoft.com/office/drawing/2016/5/9/chartex" xmlns:cx4="http://schemas.microsoft.com/office/drawing/2016/5/10/chartex" xmlns:cx5="http://schemas.microsoft.com/office/drawing/2016/5/11/chartex" xmlns:cx6="http://schemas.microsoft.com/office/drawing/2016/5/12/chartex" xmlns:cx7="http://schemas.microsoft.com/office/drawing/2016/5/13/chartex" xmlns:cx8="http://schemas.microsoft.com/office/drawing/2016/5/14/chartex" xmlns:mc="http://schemas.openxmlformats.org/markup-compatibility/2006" xmlns:aink="http://schemas.microsoft.com/office/drawing/2016/ink" xmlns:am3d="http://schemas.microsoft.com/office/drawing/2017/model3d" xmlns:o="urn:schemas-microsoft-com:office:office" xmlns:r="http://schemas.openxmlformats.org/officeDocument/2006/relationships" xmlns:m="http://schemas.openxmlformats.org/officeDocument/2006/math" xmlns:v="urn:schemas-microsoft-com:vml" xmlns:wp14="http://schemas.microsoft.com/office/word/2010/wordprocessingDrawing" xmlns:wp="http://schemas.openxmlformats.org/drawingml/2006/wordprocessingDrawing" xmlns:w10="urn:schemas-microsoft-com:office:word" xmlns:w="http://schemas.openxmlformats.org/wordprocessingml/2006/main" xmlns:w14="http://schemas.microsoft.com/office/word/2010/wordml" xmlns:w15="http://schemas.microsoft.com/office/word/2012/wordml" xmlns:w16cex="http://schemas.microsoft.com/office/word/2018/wordml/cex" xmlns:w16cid="http://schemas.microsoft.com/office/word/2016/wordml/cid" xmlns:w16="http://schemas.microsoft.com/office/word/2018/wordml" xmlns:w16sdtdh="http://schemas.microsoft.com/office/word/2020/wordml/sdtdatahash" xmlns:w16se="http://schemas.microsoft.com/office/word/2015/wordml/symex" xmlns:wpg="http://schemas.microsoft.com/office/word/2010/wordprocessingGroup" xmlns:wpi="http://schemas.microsoft.com/office/word/2010/wordprocessingInk" xmlns:wne="http://schemas.microsoft.com/office/word/2006/wordml" xmlns:wps="http://schemas.microsoft.com/office/word/2010/wordprocessingShape" mc:Ignorable="w14 w15 w16se w16cid w16 w16cex w16sdtdh wp14">
   <w:endnote w:type="separator" w:id="-1">
     <w:p>
       <w:pPr>
@@ -9283,7 +9109,7 @@
 </file>
 
 <file path=word/footer1.xml><?xml version="1.0" encoding="utf-8"?>
-<w:ftr xmlns:wpc="http://schemas.microsoft.com/office/word/2010/wordprocessingCanvas" xmlns:cx="http://schemas.microsoft.com/office/drawing/2014/chartex" xmlns:cx1="http://schemas.microsoft.com/office/drawing/2015/9/8/chartex" xmlns:cx2="http://schemas.microsoft.com/office/drawing/2015/10/21/chartex" xmlns:cx3="http://schemas.microsoft.com/office/drawing/2016/5/9/chartex" xmlns:cx4="http://schemas.microsoft.com/office/drawing/2016/5/10/chartex" xmlns:cx5="http://schemas.microsoft.com/office/drawing/2016/5/11/chartex" xmlns:cx6="http://schemas.microsoft.com/office/drawing/2016/5/12/chartex" xmlns:cx7="http://schemas.microsoft.com/office/drawing/2016/5/13/chartex" xmlns:cx8="http://schemas.microsoft.com/office/drawing/2016/5/14/chartex" xmlns:mc="http://schemas.openxmlformats.org/markup-compatibility/2006" xmlns:aink="http://schemas.microsoft.com/office/drawing/2016/ink" xmlns:am3d="http://schemas.microsoft.com/office/drawing/2017/model3d" xmlns:o="urn:schemas-microsoft-com:office:office" xmlns:oel="http://schemas.microsoft.com/office/2019/extlst" xmlns:r="http://schemas.openxmlformats.org/officeDocument/2006/relationships" xmlns:m="http://schemas.openxmlformats.org/officeDocument/2006/math" xmlns:v="urn:schemas-microsoft-com:vml" xmlns:wp14="http://schemas.microsoft.com/office/word/2010/wordprocessingDrawing" xmlns:wp="http://schemas.openxmlformats.org/drawingml/2006/wordprocessingDrawing" xmlns:w10="urn:schemas-microsoft-com:office:word" xmlns:w="http://schemas.openxmlformats.org/wordprocessingml/2006/main" xmlns:w14="http://schemas.microsoft.com/office/word/2010/wordml" xmlns:w15="http://schemas.microsoft.com/office/word/2012/wordml" xmlns:w16cex="http://schemas.microsoft.com/office/word/2018/wordml/cex" xmlns:w16cid="http://schemas.microsoft.com/office/word/2016/wordml/cid" xmlns:w16="http://schemas.microsoft.com/office/word/2018/wordml" xmlns:w16sdtdh="http://schemas.microsoft.com/office/word/2020/wordml/sdtdatahash" xmlns:w16se="http://schemas.microsoft.com/office/word/2015/wordml/symex" xmlns:wpg="http://schemas.microsoft.com/office/word/2010/wordprocessingGroup" xmlns:wpi="http://schemas.microsoft.com/office/word/2010/wordprocessingInk" xmlns:wne="http://schemas.microsoft.com/office/word/2006/wordml" xmlns:wps="http://schemas.microsoft.com/office/word/2010/wordprocessingShape" mc:Ignorable="w14 w15 w16se w16cid w16 w16cex w16sdtdh wp14">
+<w:ftr xmlns:wpc="http://schemas.microsoft.com/office/word/2010/wordprocessingCanvas" xmlns:cx="http://schemas.microsoft.com/office/drawing/2014/chartex" xmlns:cx1="http://schemas.microsoft.com/office/drawing/2015/9/8/chartex" xmlns:cx2="http://schemas.microsoft.com/office/drawing/2015/10/21/chartex" xmlns:cx3="http://schemas.microsoft.com/office/drawing/2016/5/9/chartex" xmlns:cx4="http://schemas.microsoft.com/office/drawing/2016/5/10/chartex" xmlns:cx5="http://schemas.microsoft.com/office/drawing/2016/5/11/chartex" xmlns:cx6="http://schemas.microsoft.com/office/drawing/2016/5/12/chartex" xmlns:cx7="http://schemas.microsoft.com/office/drawing/2016/5/13/chartex" xmlns:cx8="http://schemas.microsoft.com/office/drawing/2016/5/14/chartex" xmlns:mc="http://schemas.openxmlformats.org/markup-compatibility/2006" xmlns:aink="http://schemas.microsoft.com/office/drawing/2016/ink" xmlns:am3d="http://schemas.microsoft.com/office/drawing/2017/model3d" xmlns:o="urn:schemas-microsoft-com:office:office" xmlns:r="http://schemas.openxmlformats.org/officeDocument/2006/relationships" xmlns:m="http://schemas.openxmlformats.org/officeDocument/2006/math" xmlns:v="urn:schemas-microsoft-com:vml" xmlns:wp14="http://schemas.microsoft.com/office/word/2010/wordprocessingDrawing" xmlns:wp="http://schemas.openxmlformats.org/drawingml/2006/wordprocessingDrawing" xmlns:w10="urn:schemas-microsoft-com:office:word" xmlns:w="http://schemas.openxmlformats.org/wordprocessingml/2006/main" xmlns:w14="http://schemas.microsoft.com/office/word/2010/wordml" xmlns:w15="http://schemas.microsoft.com/office/word/2012/wordml" xmlns:w16cex="http://schemas.microsoft.com/office/word/2018/wordml/cex" xmlns:w16cid="http://schemas.microsoft.com/office/word/2016/wordml/cid" xmlns:w16="http://schemas.microsoft.com/office/word/2018/wordml" xmlns:w16sdtdh="http://schemas.microsoft.com/office/word/2020/wordml/sdtdatahash" xmlns:w16se="http://schemas.microsoft.com/office/word/2015/wordml/symex" xmlns:wpg="http://schemas.microsoft.com/office/word/2010/wordprocessingGroup" xmlns:wpi="http://schemas.microsoft.com/office/word/2010/wordprocessingInk" xmlns:wne="http://schemas.microsoft.com/office/word/2006/wordml" xmlns:wps="http://schemas.microsoft.com/office/word/2010/wordprocessingShape" mc:Ignorable="w14 w15 w16se w16cid w16 w16cex w16sdtdh wp14">
   <w:sdt>
     <w:sdtPr>
       <w:id w:val="432916386"/>
@@ -9292,10 +9118,11 @@
         <w:docPartUnique/>
       </w:docPartObj>
     </w:sdtPr>
+    <w:sdtEndPr/>
     <w:sdtContent>
       <w:p>
         <w:pPr>
-          <w:pStyle w:val="Footer"/>
+          <w:pStyle w:val="ab"/>
           <w:jc w:val="center"/>
         </w:pPr>
         <w:r>
@@ -9324,14 +9151,14 @@
   </w:sdt>
   <w:p>
     <w:pPr>
-      <w:pStyle w:val="Footer"/>
+      <w:pStyle w:val="ab"/>
     </w:pPr>
   </w:p>
 </w:ftr>
 </file>
 
 <file path=word/footnotes.xml><?xml version="1.0" encoding="utf-8"?>
-<w:footnotes xmlns:wpc="http://schemas.microsoft.com/office/word/2010/wordprocessingCanvas" xmlns:cx="http://schemas.microsoft.com/office/drawing/2014/chartex" xmlns:cx1="http://schemas.microsoft.com/office/drawing/2015/9/8/chartex" xmlns:cx2="http://schemas.microsoft.com/office/drawing/2015/10/21/chartex" xmlns:cx3="http://schemas.microsoft.com/office/drawing/2016/5/9/chartex" xmlns:cx4="http://schemas.microsoft.com/office/drawing/2016/5/10/chartex" xmlns:cx5="http://schemas.microsoft.com/office/drawing/2016/5/11/chartex" xmlns:cx6="http://schemas.microsoft.com/office/drawing/2016/5/12/chartex" xmlns:cx7="http://schemas.microsoft.com/office/drawing/2016/5/13/chartex" xmlns:cx8="http://schemas.microsoft.com/office/drawing/2016/5/14/chartex" xmlns:mc="http://schemas.openxmlformats.org/markup-compatibility/2006" xmlns:aink="http://schemas.microsoft.com/office/drawing/2016/ink" xmlns:am3d="http://schemas.microsoft.com/office/drawing/2017/model3d" xmlns:o="urn:schemas-microsoft-com:office:office" xmlns:oel="http://schemas.microsoft.com/office/2019/extlst" xmlns:r="http://schemas.openxmlformats.org/officeDocument/2006/relationships" xmlns:m="http://schemas.openxmlformats.org/officeDocument/2006/math" xmlns:v="urn:schemas-microsoft-com:vml" xmlns:wp14="http://schemas.microsoft.com/office/word/2010/wordprocessingDrawing" xmlns:wp="http://schemas.openxmlformats.org/drawingml/2006/wordprocessingDrawing" xmlns:w10="urn:schemas-microsoft-com:office:word" xmlns:w="http://schemas.openxmlformats.org/wordprocessingml/2006/main" xmlns:w14="http://schemas.microsoft.com/office/word/2010/wordml" xmlns:w15="http://schemas.microsoft.com/office/word/2012/wordml" xmlns:w16cex="http://schemas.microsoft.com/office/word/2018/wordml/cex" xmlns:w16cid="http://schemas.microsoft.com/office/word/2016/wordml/cid" xmlns:w16="http://schemas.microsoft.com/office/word/2018/wordml" xmlns:w16sdtdh="http://schemas.microsoft.com/office/word/2020/wordml/sdtdatahash" xmlns:w16se="http://schemas.microsoft.com/office/word/2015/wordml/symex" xmlns:wpg="http://schemas.microsoft.com/office/word/2010/wordprocessingGroup" xmlns:wpi="http://schemas.microsoft.com/office/word/2010/wordprocessingInk" xmlns:wne="http://schemas.microsoft.com/office/word/2006/wordml" xmlns:wps="http://schemas.microsoft.com/office/word/2010/wordprocessingShape" mc:Ignorable="w14 w15 w16se w16cid w16 w16cex w16sdtdh wp14">
+<w:footnotes xmlns:wpc="http://schemas.microsoft.com/office/word/2010/wordprocessingCanvas" xmlns:cx="http://schemas.microsoft.com/office/drawing/2014/chartex" xmlns:cx1="http://schemas.microsoft.com/office/drawing/2015/9/8/chartex" xmlns:cx2="http://schemas.microsoft.com/office/drawing/2015/10/21/chartex" xmlns:cx3="http://schemas.microsoft.com/office/drawing/2016/5/9/chartex" xmlns:cx4="http://schemas.microsoft.com/office/drawing/2016/5/10/chartex" xmlns:cx5="http://schemas.microsoft.com/office/drawing/2016/5/11/chartex" xmlns:cx6="http://schemas.microsoft.com/office/drawing/2016/5/12/chartex" xmlns:cx7="http://schemas.microsoft.com/office/drawing/2016/5/13/chartex" xmlns:cx8="http://schemas.microsoft.com/office/drawing/2016/5/14/chartex" xmlns:mc="http://schemas.openxmlformats.org/markup-compatibility/2006" xmlns:aink="http://schemas.microsoft.com/office/drawing/2016/ink" xmlns:am3d="http://schemas.microsoft.com/office/drawing/2017/model3d" xmlns:o="urn:schemas-microsoft-com:office:office" xmlns:r="http://schemas.openxmlformats.org/officeDocument/2006/relationships" xmlns:m="http://schemas.openxmlformats.org/officeDocument/2006/math" xmlns:v="urn:schemas-microsoft-com:vml" xmlns:wp14="http://schemas.microsoft.com/office/word/2010/wordprocessingDrawing" xmlns:wp="http://schemas.openxmlformats.org/drawingml/2006/wordprocessingDrawing" xmlns:w10="urn:schemas-microsoft-com:office:word" xmlns:w="http://schemas.openxmlformats.org/wordprocessingml/2006/main" xmlns:w14="http://schemas.microsoft.com/office/word/2010/wordml" xmlns:w15="http://schemas.microsoft.com/office/word/2012/wordml" xmlns:w16cex="http://schemas.microsoft.com/office/word/2018/wordml/cex" xmlns:w16cid="http://schemas.microsoft.com/office/word/2016/wordml/cid" xmlns:w16="http://schemas.microsoft.com/office/word/2018/wordml" xmlns:w16sdtdh="http://schemas.microsoft.com/office/word/2020/wordml/sdtdatahash" xmlns:w16se="http://schemas.microsoft.com/office/word/2015/wordml/symex" xmlns:wpg="http://schemas.microsoft.com/office/word/2010/wordprocessingGroup" xmlns:wpi="http://schemas.microsoft.com/office/word/2010/wordprocessingInk" xmlns:wne="http://schemas.microsoft.com/office/word/2006/wordml" xmlns:wps="http://schemas.microsoft.com/office/word/2010/wordprocessingShape" mc:Ignorable="w14 w15 w16se w16cid w16 w16cex w16sdtdh wp14">
   <w:footnote w:type="separator" w:id="-1">
     <w:p>
       <w:pPr>
@@ -9356,7 +9183,7 @@
 </file>
 
 <file path=word/numbering.xml><?xml version="1.0" encoding="utf-8"?>
-<w:numbering xmlns:wpc="http://schemas.microsoft.com/office/word/2010/wordprocessingCanvas" xmlns:cx="http://schemas.microsoft.com/office/drawing/2014/chartex" xmlns:cx1="http://schemas.microsoft.com/office/drawing/2015/9/8/chartex" xmlns:cx2="http://schemas.microsoft.com/office/drawing/2015/10/21/chartex" xmlns:cx3="http://schemas.microsoft.com/office/drawing/2016/5/9/chartex" xmlns:cx4="http://schemas.microsoft.com/office/drawing/2016/5/10/chartex" xmlns:cx5="http://schemas.microsoft.com/office/drawing/2016/5/11/chartex" xmlns:cx6="http://schemas.microsoft.com/office/drawing/2016/5/12/chartex" xmlns:cx7="http://schemas.microsoft.com/office/drawing/2016/5/13/chartex" xmlns:cx8="http://schemas.microsoft.com/office/drawing/2016/5/14/chartex" xmlns:mc="http://schemas.openxmlformats.org/markup-compatibility/2006" xmlns:aink="http://schemas.microsoft.com/office/drawing/2016/ink" xmlns:am3d="http://schemas.microsoft.com/office/drawing/2017/model3d" xmlns:o="urn:schemas-microsoft-com:office:office" xmlns:oel="http://schemas.microsoft.com/office/2019/extlst" xmlns:r="http://schemas.openxmlformats.org/officeDocument/2006/relationships" xmlns:m="http://schemas.openxmlformats.org/officeDocument/2006/math" xmlns:v="urn:schemas-microsoft-com:vml" xmlns:wp14="http://schemas.microsoft.com/office/word/2010/wordprocessingDrawing" xmlns:wp="http://schemas.openxmlformats.org/drawingml/2006/wordprocessingDrawing" xmlns:w10="urn:schemas-microsoft-com:office:word" xmlns:w="http://schemas.openxmlformats.org/wordprocessingml/2006/main" xmlns:w14="http://schemas.microsoft.com/office/word/2010/wordml" xmlns:w15="http://schemas.microsoft.com/office/word/2012/wordml" xmlns:w16cex="http://schemas.microsoft.com/office/word/2018/wordml/cex" xmlns:w16cid="http://schemas.microsoft.com/office/word/2016/wordml/cid" xmlns:w16="http://schemas.microsoft.com/office/word/2018/wordml" xmlns:w16sdtdh="http://schemas.microsoft.com/office/word/2020/wordml/sdtdatahash" xmlns:w16se="http://schemas.microsoft.com/office/word/2015/wordml/symex" xmlns:wpg="http://schemas.microsoft.com/office/word/2010/wordprocessingGroup" xmlns:wpi="http://schemas.microsoft.com/office/word/2010/wordprocessingInk" xmlns:wne="http://schemas.microsoft.com/office/word/2006/wordml" xmlns:wps="http://schemas.microsoft.com/office/word/2010/wordprocessingShape" mc:Ignorable="w14 w15 w16se w16cid w16 w16cex w16sdtdh wp14">
+<w:numbering xmlns:wpc="http://schemas.microsoft.com/office/word/2010/wordprocessingCanvas" xmlns:cx="http://schemas.microsoft.com/office/drawing/2014/chartex" xmlns:cx1="http://schemas.microsoft.com/office/drawing/2015/9/8/chartex" xmlns:cx2="http://schemas.microsoft.com/office/drawing/2015/10/21/chartex" xmlns:cx3="http://schemas.microsoft.com/office/drawing/2016/5/9/chartex" xmlns:cx4="http://schemas.microsoft.com/office/drawing/2016/5/10/chartex" xmlns:cx5="http://schemas.microsoft.com/office/drawing/2016/5/11/chartex" xmlns:cx6="http://schemas.microsoft.com/office/drawing/2016/5/12/chartex" xmlns:cx7="http://schemas.microsoft.com/office/drawing/2016/5/13/chartex" xmlns:cx8="http://schemas.microsoft.com/office/drawing/2016/5/14/chartex" xmlns:mc="http://schemas.openxmlformats.org/markup-compatibility/2006" xmlns:aink="http://schemas.microsoft.com/office/drawing/2016/ink" xmlns:am3d="http://schemas.microsoft.com/office/drawing/2017/model3d" xmlns:o="urn:schemas-microsoft-com:office:office" xmlns:r="http://schemas.openxmlformats.org/officeDocument/2006/relationships" xmlns:m="http://schemas.openxmlformats.org/officeDocument/2006/math" xmlns:v="urn:schemas-microsoft-com:vml" xmlns:wp14="http://schemas.microsoft.com/office/word/2010/wordprocessingDrawing" xmlns:wp="http://schemas.openxmlformats.org/drawingml/2006/wordprocessingDrawing" xmlns:w10="urn:schemas-microsoft-com:office:word" xmlns:w="http://schemas.openxmlformats.org/wordprocessingml/2006/main" xmlns:w14="http://schemas.microsoft.com/office/word/2010/wordml" xmlns:w15="http://schemas.microsoft.com/office/word/2012/wordml" xmlns:w16cex="http://schemas.microsoft.com/office/word/2018/wordml/cex" xmlns:w16cid="http://schemas.microsoft.com/office/word/2016/wordml/cid" xmlns:w16="http://schemas.microsoft.com/office/word/2018/wordml" xmlns:w16sdtdh="http://schemas.microsoft.com/office/word/2020/wordml/sdtdatahash" xmlns:w16se="http://schemas.microsoft.com/office/word/2015/wordml/symex" xmlns:wpg="http://schemas.microsoft.com/office/word/2010/wordprocessingGroup" xmlns:wpi="http://schemas.microsoft.com/office/word/2010/wordprocessingInk" xmlns:wne="http://schemas.microsoft.com/office/word/2006/wordml" xmlns:wps="http://schemas.microsoft.com/office/word/2010/wordprocessingShape" mc:Ignorable="w14 w15 w16se w16cid w16 w16cex w16sdtdh wp14">
   <w:abstractNum w:abstractNumId="0" w15:restartNumberingAfterBreak="0">
     <w:nsid w:val="18BC1959"/>
     <w:multiLevelType w:val="hybridMultilevel"/>
@@ -12718,91 +12545,91 @@
       </w:pPr>
     </w:lvl>
   </w:abstractNum>
-  <w:num w:numId="1" w16cid:durableId="1226143692">
+  <w:num w:numId="1">
     <w:abstractNumId w:val="11"/>
   </w:num>
-  <w:num w:numId="2" w16cid:durableId="689452128">
+  <w:num w:numId="2">
     <w:abstractNumId w:val="20"/>
   </w:num>
-  <w:num w:numId="3" w16cid:durableId="1701516188">
+  <w:num w:numId="3">
     <w:abstractNumId w:val="15"/>
   </w:num>
-  <w:num w:numId="4" w16cid:durableId="749423488">
+  <w:num w:numId="4">
     <w:abstractNumId w:val="19"/>
   </w:num>
-  <w:num w:numId="5" w16cid:durableId="946884622">
+  <w:num w:numId="5">
     <w:abstractNumId w:val="26"/>
   </w:num>
-  <w:num w:numId="6" w16cid:durableId="1301496141">
+  <w:num w:numId="6">
     <w:abstractNumId w:val="3"/>
   </w:num>
-  <w:num w:numId="7" w16cid:durableId="862212564">
+  <w:num w:numId="7">
     <w:abstractNumId w:val="9"/>
   </w:num>
-  <w:num w:numId="8" w16cid:durableId="1973362967">
+  <w:num w:numId="8">
     <w:abstractNumId w:val="18"/>
   </w:num>
-  <w:num w:numId="9" w16cid:durableId="1691640920">
+  <w:num w:numId="9">
     <w:abstractNumId w:val="22"/>
   </w:num>
-  <w:num w:numId="10" w16cid:durableId="449397161">
+  <w:num w:numId="10">
     <w:abstractNumId w:val="8"/>
   </w:num>
-  <w:num w:numId="11" w16cid:durableId="1438866615">
+  <w:num w:numId="11">
     <w:abstractNumId w:val="5"/>
   </w:num>
-  <w:num w:numId="12" w16cid:durableId="1960645632">
+  <w:num w:numId="12">
     <w:abstractNumId w:val="25"/>
   </w:num>
-  <w:num w:numId="13" w16cid:durableId="969941057">
+  <w:num w:numId="13">
     <w:abstractNumId w:val="0"/>
   </w:num>
-  <w:num w:numId="14" w16cid:durableId="1688209373">
+  <w:num w:numId="14">
     <w:abstractNumId w:val="4"/>
   </w:num>
-  <w:num w:numId="15" w16cid:durableId="1322007536">
+  <w:num w:numId="15">
     <w:abstractNumId w:val="10"/>
   </w:num>
-  <w:num w:numId="16" w16cid:durableId="1494251379">
+  <w:num w:numId="16">
     <w:abstractNumId w:val="17"/>
   </w:num>
-  <w:num w:numId="17" w16cid:durableId="1209605181">
+  <w:num w:numId="17">
     <w:abstractNumId w:val="24"/>
   </w:num>
-  <w:num w:numId="18" w16cid:durableId="455610722">
+  <w:num w:numId="18">
     <w:abstractNumId w:val="7"/>
   </w:num>
-  <w:num w:numId="19" w16cid:durableId="220752767">
+  <w:num w:numId="19">
     <w:abstractNumId w:val="27"/>
   </w:num>
-  <w:num w:numId="20" w16cid:durableId="420106131">
+  <w:num w:numId="20">
     <w:abstractNumId w:val="6"/>
   </w:num>
-  <w:num w:numId="21" w16cid:durableId="1091118922">
+  <w:num w:numId="21">
     <w:abstractNumId w:val="13"/>
   </w:num>
-  <w:num w:numId="22" w16cid:durableId="2032487979">
+  <w:num w:numId="22">
     <w:abstractNumId w:val="16"/>
   </w:num>
-  <w:num w:numId="23" w16cid:durableId="552349071">
+  <w:num w:numId="23">
     <w:abstractNumId w:val="23"/>
   </w:num>
-  <w:num w:numId="24" w16cid:durableId="1035736493">
+  <w:num w:numId="24">
     <w:abstractNumId w:val="14"/>
   </w:num>
-  <w:num w:numId="25" w16cid:durableId="1023478379">
+  <w:num w:numId="25">
     <w:abstractNumId w:val="12"/>
   </w:num>
-  <w:num w:numId="26" w16cid:durableId="1879658561">
+  <w:num w:numId="26">
     <w:abstractNumId w:val="21"/>
   </w:num>
-  <w:num w:numId="27" w16cid:durableId="171534408">
+  <w:num w:numId="27">
     <w:abstractNumId w:val="1"/>
   </w:num>
-  <w:num w:numId="28" w16cid:durableId="1901476624">
+  <w:num w:numId="28">
     <w:abstractNumId w:val="2"/>
   </w:num>
-  <w:num w:numId="29" w16cid:durableId="216015847">
+  <w:num w:numId="29">
     <w:abstractNumId w:val="28"/>
   </w:num>
 </w:numbering>
@@ -13203,7 +13030,7 @@
     <w:lsdException w:name="Unresolved Mention" w:semiHidden="1" w:unhideWhenUsed="1"/>
     <w:lsdException w:name="Smart Link" w:semiHidden="1" w:unhideWhenUsed="1"/>
   </w:latentStyles>
-  <w:style w:type="paragraph" w:default="1" w:styleId="Normal">
+  <w:style w:type="paragraph" w:default="1" w:styleId="a">
     <w:name w:val="Normal"/>
     <w:qFormat/>
     <w:rsid w:val="00605463"/>
@@ -13217,11 +13044,11 @@
       <w:sz w:val="28"/>
     </w:rPr>
   </w:style>
-  <w:style w:type="paragraph" w:styleId="Heading1">
+  <w:style w:type="paragraph" w:styleId="1">
     <w:name w:val="heading 1"/>
-    <w:basedOn w:val="Normal"/>
-    <w:next w:val="Normal"/>
-    <w:link w:val="Heading1Char"/>
+    <w:basedOn w:val="a"/>
+    <w:next w:val="a"/>
+    <w:link w:val="10"/>
     <w:uiPriority w:val="9"/>
     <w:qFormat/>
     <w:rsid w:val="00605463"/>
@@ -13238,11 +13065,11 @@
       <w:szCs w:val="32"/>
     </w:rPr>
   </w:style>
-  <w:style w:type="paragraph" w:styleId="Heading2">
+  <w:style w:type="paragraph" w:styleId="2">
     <w:name w:val="heading 2"/>
-    <w:basedOn w:val="Normal"/>
-    <w:next w:val="Normal"/>
-    <w:link w:val="Heading2Char"/>
+    <w:basedOn w:val="a"/>
+    <w:next w:val="a"/>
+    <w:link w:val="20"/>
     <w:uiPriority w:val="9"/>
     <w:unhideWhenUsed/>
     <w:qFormat/>
@@ -13259,11 +13086,11 @@
       <w:szCs w:val="26"/>
     </w:rPr>
   </w:style>
-  <w:style w:type="paragraph" w:styleId="Heading3">
+  <w:style w:type="paragraph" w:styleId="3">
     <w:name w:val="heading 3"/>
-    <w:basedOn w:val="Normal"/>
-    <w:next w:val="Normal"/>
-    <w:link w:val="Heading3Char"/>
+    <w:basedOn w:val="a"/>
+    <w:next w:val="a"/>
+    <w:link w:val="30"/>
     <w:uiPriority w:val="9"/>
     <w:unhideWhenUsed/>
     <w:qFormat/>
@@ -13280,11 +13107,11 @@
       <w:szCs w:val="24"/>
     </w:rPr>
   </w:style>
-  <w:style w:type="paragraph" w:styleId="Heading6">
+  <w:style w:type="paragraph" w:styleId="6">
     <w:name w:val="heading 6"/>
-    <w:basedOn w:val="Normal"/>
-    <w:next w:val="Normal"/>
-    <w:link w:val="Heading6Char"/>
+    <w:basedOn w:val="a"/>
+    <w:next w:val="a"/>
+    <w:link w:val="60"/>
     <w:uiPriority w:val="9"/>
     <w:semiHidden/>
     <w:unhideWhenUsed/>
@@ -13306,13 +13133,13 @@
       <w:sz w:val="22"/>
     </w:rPr>
   </w:style>
-  <w:style w:type="character" w:default="1" w:styleId="DefaultParagraphFont">
+  <w:style w:type="character" w:default="1" w:styleId="a0">
     <w:name w:val="Default Paragraph Font"/>
     <w:uiPriority w:val="1"/>
     <w:semiHidden/>
     <w:unhideWhenUsed/>
   </w:style>
-  <w:style w:type="table" w:default="1" w:styleId="TableNormal">
+  <w:style w:type="table" w:default="1" w:styleId="a1">
     <w:name w:val="Normal Table"/>
     <w:uiPriority w:val="99"/>
     <w:semiHidden/>
@@ -13327,15 +13154,15 @@
       </w:tblCellMar>
     </w:tblPr>
   </w:style>
-  <w:style w:type="numbering" w:default="1" w:styleId="NoList">
+  <w:style w:type="numbering" w:default="1" w:styleId="a2">
     <w:name w:val="No List"/>
     <w:uiPriority w:val="99"/>
     <w:semiHidden/>
     <w:unhideWhenUsed/>
   </w:style>
-  <w:style w:type="paragraph" w:styleId="ListParagraph">
+  <w:style w:type="paragraph" w:styleId="a3">
     <w:name w:val="List Paragraph"/>
-    <w:basedOn w:val="Normal"/>
+    <w:basedOn w:val="a"/>
     <w:uiPriority w:val="34"/>
     <w:qFormat/>
     <w:rsid w:val="00A236D9"/>
@@ -13344,10 +13171,10 @@
       <w:contextualSpacing/>
     </w:pPr>
   </w:style>
-  <w:style w:type="character" w:customStyle="1" w:styleId="Heading1Char">
-    <w:name w:val="Heading 1 Char"/>
-    <w:basedOn w:val="DefaultParagraphFont"/>
-    <w:link w:val="Heading1"/>
+  <w:style w:type="character" w:customStyle="1" w:styleId="10">
+    <w:name w:val="Заголовок 1 Знак"/>
+    <w:basedOn w:val="a0"/>
+    <w:link w:val="1"/>
     <w:uiPriority w:val="9"/>
     <w:rsid w:val="00605463"/>
     <w:rPr>
@@ -13357,10 +13184,10 @@
       <w:szCs w:val="32"/>
     </w:rPr>
   </w:style>
-  <w:style w:type="character" w:customStyle="1" w:styleId="Heading2Char">
-    <w:name w:val="Heading 2 Char"/>
-    <w:basedOn w:val="DefaultParagraphFont"/>
-    <w:link w:val="Heading2"/>
+  <w:style w:type="character" w:customStyle="1" w:styleId="20">
+    <w:name w:val="Заголовок 2 Знак"/>
+    <w:basedOn w:val="a0"/>
+    <w:link w:val="2"/>
     <w:uiPriority w:val="9"/>
     <w:rsid w:val="00605463"/>
     <w:rPr>
@@ -13370,10 +13197,10 @@
       <w:szCs w:val="26"/>
     </w:rPr>
   </w:style>
-  <w:style w:type="character" w:customStyle="1" w:styleId="Heading3Char">
-    <w:name w:val="Heading 3 Char"/>
-    <w:basedOn w:val="DefaultParagraphFont"/>
-    <w:link w:val="Heading3"/>
+  <w:style w:type="character" w:customStyle="1" w:styleId="30">
+    <w:name w:val="Заголовок 3 Знак"/>
+    <w:basedOn w:val="a0"/>
+    <w:link w:val="3"/>
     <w:uiPriority w:val="9"/>
     <w:rsid w:val="00605463"/>
     <w:rPr>
@@ -13383,10 +13210,10 @@
       <w:szCs w:val="24"/>
     </w:rPr>
   </w:style>
-  <w:style w:type="paragraph" w:styleId="TOCHeading">
+  <w:style w:type="paragraph" w:styleId="a4">
     <w:name w:val="TOC Heading"/>
-    <w:basedOn w:val="Heading1"/>
-    <w:next w:val="Normal"/>
+    <w:basedOn w:val="1"/>
+    <w:next w:val="a"/>
     <w:uiPriority w:val="39"/>
     <w:unhideWhenUsed/>
     <w:qFormat/>
@@ -13410,10 +13237,10 @@
       <w:lang w:eastAsia="ru-RU"/>
     </w:rPr>
   </w:style>
-  <w:style w:type="paragraph" w:styleId="TOC2">
+  <w:style w:type="paragraph" w:styleId="21">
     <w:name w:val="toc 2"/>
-    <w:basedOn w:val="Normal"/>
-    <w:next w:val="Normal"/>
+    <w:basedOn w:val="a"/>
+    <w:next w:val="a"/>
     <w:autoRedefine/>
     <w:uiPriority w:val="39"/>
     <w:unhideWhenUsed/>
@@ -13423,10 +13250,10 @@
       <w:ind w:left="280"/>
     </w:pPr>
   </w:style>
-  <w:style w:type="paragraph" w:styleId="TOC1">
+  <w:style w:type="paragraph" w:styleId="11">
     <w:name w:val="toc 1"/>
-    <w:basedOn w:val="Normal"/>
-    <w:next w:val="Normal"/>
+    <w:basedOn w:val="a"/>
+    <w:next w:val="a"/>
     <w:autoRedefine/>
     <w:uiPriority w:val="39"/>
     <w:unhideWhenUsed/>
@@ -13435,10 +13262,10 @@
       <w:spacing w:after="100"/>
     </w:pPr>
   </w:style>
-  <w:style w:type="paragraph" w:styleId="TOC3">
+  <w:style w:type="paragraph" w:styleId="31">
     <w:name w:val="toc 3"/>
-    <w:basedOn w:val="Normal"/>
-    <w:next w:val="Normal"/>
+    <w:basedOn w:val="a"/>
+    <w:next w:val="a"/>
     <w:autoRedefine/>
     <w:uiPriority w:val="39"/>
     <w:unhideWhenUsed/>
@@ -13452,9 +13279,9 @@
       <w:ind w:firstLine="1411"/>
     </w:pPr>
   </w:style>
-  <w:style w:type="character" w:styleId="Hyperlink">
+  <w:style w:type="character" w:styleId="a5">
     <w:name w:val="Hyperlink"/>
-    <w:basedOn w:val="DefaultParagraphFont"/>
+    <w:basedOn w:val="a0"/>
     <w:uiPriority w:val="99"/>
     <w:unhideWhenUsed/>
     <w:rsid w:val="008177C4"/>
@@ -13463,10 +13290,10 @@
       <w:u w:val="single"/>
     </w:rPr>
   </w:style>
-  <w:style w:type="paragraph" w:styleId="BalloonText">
+  <w:style w:type="paragraph" w:styleId="a6">
     <w:name w:val="Balloon Text"/>
-    <w:basedOn w:val="Normal"/>
-    <w:link w:val="BalloonTextChar"/>
+    <w:basedOn w:val="a"/>
+    <w:link w:val="a7"/>
     <w:uiPriority w:val="99"/>
     <w:semiHidden/>
     <w:unhideWhenUsed/>
@@ -13480,10 +13307,10 @@
       <w:szCs w:val="16"/>
     </w:rPr>
   </w:style>
-  <w:style w:type="character" w:customStyle="1" w:styleId="BalloonTextChar">
-    <w:name w:val="Balloon Text Char"/>
-    <w:basedOn w:val="DefaultParagraphFont"/>
-    <w:link w:val="BalloonText"/>
+  <w:style w:type="character" w:customStyle="1" w:styleId="a7">
+    <w:name w:val="Текст выноски Знак"/>
+    <w:basedOn w:val="a0"/>
+    <w:link w:val="a6"/>
     <w:uiPriority w:val="99"/>
     <w:semiHidden/>
     <w:rsid w:val="008177C4"/>
@@ -13493,10 +13320,10 @@
       <w:szCs w:val="16"/>
     </w:rPr>
   </w:style>
-  <w:style w:type="character" w:customStyle="1" w:styleId="Heading6Char">
-    <w:name w:val="Heading 6 Char"/>
-    <w:basedOn w:val="DefaultParagraphFont"/>
-    <w:link w:val="Heading6"/>
+  <w:style w:type="character" w:customStyle="1" w:styleId="60">
+    <w:name w:val="Заголовок 6 Знак"/>
+    <w:basedOn w:val="a0"/>
+    <w:link w:val="6"/>
     <w:uiPriority w:val="9"/>
     <w:semiHidden/>
     <w:rsid w:val="00FC2E31"/>
@@ -13507,9 +13334,9 @@
       <w:color w:val="1F4D78" w:themeColor="accent1" w:themeShade="7F"/>
     </w:rPr>
   </w:style>
-  <w:style w:type="paragraph" w:styleId="NormalWeb">
+  <w:style w:type="paragraph" w:styleId="a8">
     <w:name w:val="Normal (Web)"/>
-    <w:basedOn w:val="Normal"/>
+    <w:basedOn w:val="a"/>
     <w:uiPriority w:val="99"/>
     <w:semiHidden/>
     <w:unhideWhenUsed/>
@@ -13526,10 +13353,10 @@
       <w:lang w:eastAsia="ru-RU"/>
     </w:rPr>
   </w:style>
-  <w:style w:type="paragraph" w:styleId="Header">
+  <w:style w:type="paragraph" w:styleId="a9">
     <w:name w:val="header"/>
-    <w:basedOn w:val="Normal"/>
-    <w:link w:val="HeaderChar"/>
+    <w:basedOn w:val="a"/>
+    <w:link w:val="aa"/>
     <w:uiPriority w:val="99"/>
     <w:semiHidden/>
     <w:unhideWhenUsed/>
@@ -13542,10 +13369,10 @@
       <w:spacing w:line="240" w:lineRule="auto"/>
     </w:pPr>
   </w:style>
-  <w:style w:type="character" w:customStyle="1" w:styleId="HeaderChar">
-    <w:name w:val="Header Char"/>
-    <w:basedOn w:val="DefaultParagraphFont"/>
-    <w:link w:val="Header"/>
+  <w:style w:type="character" w:customStyle="1" w:styleId="aa">
+    <w:name w:val="Верхний колонтитул Знак"/>
+    <w:basedOn w:val="a0"/>
+    <w:link w:val="a9"/>
     <w:uiPriority w:val="99"/>
     <w:semiHidden/>
     <w:rsid w:val="00FC2E31"/>
@@ -13554,10 +13381,10 @@
       <w:sz w:val="28"/>
     </w:rPr>
   </w:style>
-  <w:style w:type="paragraph" w:styleId="Footer">
+  <w:style w:type="paragraph" w:styleId="ab">
     <w:name w:val="footer"/>
-    <w:basedOn w:val="Normal"/>
-    <w:link w:val="FooterChar"/>
+    <w:basedOn w:val="a"/>
+    <w:link w:val="ac"/>
     <w:uiPriority w:val="99"/>
     <w:unhideWhenUsed/>
     <w:rsid w:val="00FC2E31"/>
@@ -13569,10 +13396,10 @@
       <w:spacing w:line="240" w:lineRule="auto"/>
     </w:pPr>
   </w:style>
-  <w:style w:type="character" w:customStyle="1" w:styleId="FooterChar">
-    <w:name w:val="Footer Char"/>
-    <w:basedOn w:val="DefaultParagraphFont"/>
-    <w:link w:val="Footer"/>
+  <w:style w:type="character" w:customStyle="1" w:styleId="ac">
+    <w:name w:val="Нижний колонтитул Знак"/>
+    <w:basedOn w:val="a0"/>
+    <w:link w:val="ab"/>
     <w:uiPriority w:val="99"/>
     <w:rsid w:val="00FC2E31"/>
     <w:rPr>
@@ -13580,7 +13407,7 @@
       <w:sz w:val="28"/>
     </w:rPr>
   </w:style>
-  <w:style w:type="paragraph" w:styleId="NoSpacing">
+  <w:style w:type="paragraph" w:styleId="ad">
     <w:name w:val="No Spacing"/>
     <w:uiPriority w:val="1"/>
     <w:qFormat/>
@@ -13595,10 +13422,10 @@
       <w:sz w:val="28"/>
     </w:rPr>
   </w:style>
-  <w:style w:type="paragraph" w:customStyle="1" w:styleId="2">
+  <w:style w:type="paragraph" w:customStyle="1" w:styleId="22">
     <w:name w:val="Стиль2"/>
-    <w:basedOn w:val="Heading2"/>
-    <w:link w:val="20"/>
+    <w:basedOn w:val="2"/>
+    <w:link w:val="23"/>
     <w:qFormat/>
     <w:rsid w:val="00045A25"/>
     <w:pPr>
@@ -13614,10 +13441,10 @@
       <w:lang w:eastAsia="ru-RU"/>
     </w:rPr>
   </w:style>
-  <w:style w:type="character" w:customStyle="1" w:styleId="20">
+  <w:style w:type="character" w:customStyle="1" w:styleId="23">
     <w:name w:val="Стиль2 Знак"/>
-    <w:basedOn w:val="Heading2Char"/>
-    <w:link w:val="2"/>
+    <w:basedOn w:val="20"/>
+    <w:link w:val="22"/>
     <w:locked/>
     <w:rsid w:val="00045A25"/>
     <w:rPr>
@@ -13629,10 +13456,10 @@
       <w:lang w:eastAsia="ru-RU"/>
     </w:rPr>
   </w:style>
-  <w:style w:type="paragraph" w:customStyle="1" w:styleId="3">
+  <w:style w:type="paragraph" w:customStyle="1" w:styleId="32">
     <w:name w:val="Стиль 3"/>
-    <w:basedOn w:val="Normal"/>
-    <w:link w:val="30"/>
+    <w:basedOn w:val="a"/>
+    <w:link w:val="33"/>
     <w:qFormat/>
     <w:rsid w:val="00045A25"/>
     <w:pPr>
@@ -13648,10 +13475,10 @@
       <w:lang w:eastAsia="ru-RU"/>
     </w:rPr>
   </w:style>
-  <w:style w:type="character" w:customStyle="1" w:styleId="30">
+  <w:style w:type="character" w:customStyle="1" w:styleId="33">
     <w:name w:val="Стиль 3 Знак"/>
-    <w:basedOn w:val="DefaultParagraphFont"/>
-    <w:link w:val="3"/>
+    <w:basedOn w:val="a0"/>
+    <w:link w:val="32"/>
     <w:locked/>
     <w:rsid w:val="00045A25"/>
     <w:rPr>
@@ -13663,10 +13490,10 @@
       <w:lang w:eastAsia="ru-RU"/>
     </w:rPr>
   </w:style>
-  <w:style w:type="paragraph" w:styleId="Caption">
+  <w:style w:type="paragraph" w:styleId="ae">
     <w:name w:val="caption"/>
-    <w:basedOn w:val="Normal"/>
-    <w:next w:val="Normal"/>
+    <w:basedOn w:val="a"/>
+    <w:next w:val="a"/>
     <w:uiPriority w:val="35"/>
     <w:unhideWhenUsed/>
     <w:qFormat/>
@@ -13687,10 +13514,10 @@
       <w:lang w:eastAsia="ru-RU"/>
     </w:rPr>
   </w:style>
-  <w:style w:type="paragraph" w:styleId="BodyTextIndent">
+  <w:style w:type="paragraph" w:styleId="af">
     <w:name w:val="Body Text Indent"/>
-    <w:basedOn w:val="Normal"/>
-    <w:link w:val="BodyTextIndentChar"/>
+    <w:basedOn w:val="a"/>
+    <w:link w:val="af0"/>
     <w:rsid w:val="00187099"/>
     <w:pPr>
       <w:suppressAutoHyphens/>
@@ -13705,10 +13532,10 @@
       <w:lang w:eastAsia="zh-CN"/>
     </w:rPr>
   </w:style>
-  <w:style w:type="character" w:customStyle="1" w:styleId="BodyTextIndentChar">
-    <w:name w:val="Body Text Indent Char"/>
-    <w:basedOn w:val="DefaultParagraphFont"/>
-    <w:link w:val="BodyTextIndent"/>
+  <w:style w:type="character" w:customStyle="1" w:styleId="af0">
+    <w:name w:val="Основной текст с отступом Знак"/>
+    <w:basedOn w:val="a0"/>
+    <w:link w:val="af"/>
     <w:rsid w:val="00187099"/>
     <w:rPr>
       <w:rFonts w:ascii="Baskerville Win95BT" w:eastAsia="Times New Roman" w:hAnsi="Baskerville Win95BT" w:cs="Baskerville Win95BT"/>
@@ -13717,10 +13544,10 @@
       <w:lang w:eastAsia="zh-CN"/>
     </w:rPr>
   </w:style>
-  <w:style w:type="paragraph" w:customStyle="1" w:styleId="a">
+  <w:style w:type="paragraph" w:customStyle="1" w:styleId="af1">
     <w:name w:val="ыыыы"/>
-    <w:basedOn w:val="Normal"/>
-    <w:link w:val="a0"/>
+    <w:basedOn w:val="a"/>
+    <w:link w:val="af2"/>
     <w:qFormat/>
     <w:rsid w:val="00187099"/>
     <w:pPr>
@@ -13737,10 +13564,10 @@
       <w:lang w:eastAsia="ar-SA"/>
     </w:rPr>
   </w:style>
-  <w:style w:type="character" w:customStyle="1" w:styleId="a0">
+  <w:style w:type="character" w:customStyle="1" w:styleId="af2">
     <w:name w:val="ыыыы Знак"/>
-    <w:basedOn w:val="DefaultParagraphFont"/>
-    <w:link w:val="a"/>
+    <w:basedOn w:val="a0"/>
+    <w:link w:val="af1"/>
     <w:rsid w:val="00187099"/>
     <w:rPr>
       <w:rFonts w:ascii="Times New Roman" w:eastAsiaTheme="majorEastAsia" w:hAnsi="Times New Roman" w:cs="Times New Roman"/>
@@ -13750,9 +13577,9 @@
       <w:lang w:eastAsia="ar-SA"/>
     </w:rPr>
   </w:style>
-  <w:style w:type="character" w:styleId="UnresolvedMention">
+  <w:style w:type="character" w:styleId="af3">
     <w:name w:val="Unresolved Mention"/>
-    <w:basedOn w:val="DefaultParagraphFont"/>
+    <w:basedOn w:val="a0"/>
     <w:uiPriority w:val="99"/>
     <w:semiHidden/>
     <w:unhideWhenUsed/>
@@ -13762,10 +13589,10 @@
       <w:shd w:val="clear" w:color="auto" w:fill="E1DFDD"/>
     </w:rPr>
   </w:style>
-  <w:style w:type="paragraph" w:styleId="HTMLPreformatted">
+  <w:style w:type="paragraph" w:styleId="HTML">
     <w:name w:val="HTML Preformatted"/>
-    <w:basedOn w:val="Normal"/>
-    <w:link w:val="HTMLPreformattedChar"/>
+    <w:basedOn w:val="a"/>
+    <w:link w:val="HTML0"/>
     <w:uiPriority w:val="99"/>
     <w:semiHidden/>
     <w:unhideWhenUsed/>
@@ -13800,10 +13627,10 @@
       <w:lang w:eastAsia="ru-RU"/>
     </w:rPr>
   </w:style>
-  <w:style w:type="character" w:customStyle="1" w:styleId="HTMLPreformattedChar">
-    <w:name w:val="HTML Preformatted Char"/>
-    <w:basedOn w:val="DefaultParagraphFont"/>
-    <w:link w:val="HTMLPreformatted"/>
+  <w:style w:type="character" w:customStyle="1" w:styleId="HTML0">
+    <w:name w:val="Стандартный HTML Знак"/>
+    <w:basedOn w:val="a0"/>
+    <w:link w:val="HTML"/>
     <w:uiPriority w:val="99"/>
     <w:semiHidden/>
     <w:rsid w:val="00052FE9"/>
@@ -13814,10 +13641,10 @@
       <w:lang w:eastAsia="ru-RU"/>
     </w:rPr>
   </w:style>
-  <w:style w:type="paragraph" w:customStyle="1" w:styleId="a1">
+  <w:style w:type="paragraph" w:customStyle="1" w:styleId="af4">
     <w:name w:val="Заголовок ААГ"/>
-    <w:basedOn w:val="Heading1"/>
-    <w:link w:val="a2"/>
+    <w:basedOn w:val="1"/>
+    <w:link w:val="af5"/>
     <w:qFormat/>
     <w:rsid w:val="000D2858"/>
     <w:pPr>
@@ -13835,10 +13662,10 @@
       <w:lang w:eastAsia="ru-RU"/>
     </w:rPr>
   </w:style>
-  <w:style w:type="character" w:customStyle="1" w:styleId="a2">
+  <w:style w:type="character" w:customStyle="1" w:styleId="af5">
     <w:name w:val="Заголовок ААГ Знак"/>
-    <w:basedOn w:val="DefaultParagraphFont"/>
-    <w:link w:val="a1"/>
+    <w:basedOn w:val="a0"/>
+    <w:link w:val="af4"/>
     <w:rsid w:val="000D2858"/>
     <w:rPr>
       <w:rFonts w:ascii="Times New Roman" w:eastAsiaTheme="majorEastAsia" w:hAnsi="Times New Roman" w:cstheme="majorBidi"/>

--- a/Текст и прочее/Преддипломная практика/Титульный.docx
+++ b/Текст и прочее/Преддипломная практика/Титульный.docx
@@ -2169,24 +2169,41 @@
     </w:p>
     <w:p>
       <w:pPr>
-        <w:widowControl w:val="0"/>
-        <w:ind w:firstLine="709"/>
-        <w:rPr>
-          <w:rFonts w:cs="Times New Roman"/>
-          <w:color w:val="000000"/>
-          <w:szCs w:val="28"/>
-          <w:highlight w:val="cyan"/>
-        </w:rPr>
-      </w:pPr>
-      <w:r>
-        <w:rPr>
-          <w:rFonts w:cs="Times New Roman"/>
-          <w:color w:val="000000"/>
-          <w:szCs w:val="28"/>
-          <w:highlight w:val="cyan"/>
-        </w:rPr>
-        <w:t>Излагается теоретический материал или описание процесса выполнения практического задания согласно индивидуальному заданию на производственную практику.</w:t>
-      </w:r>
+        <w:pStyle w:val="af4"/>
+        <w:ind w:firstLine="709"/>
+        <w:rPr>
+          <w:rFonts w:cs="Times New Roman"/>
+          <w:szCs w:val="28"/>
+          <w:highlight w:val="green"/>
+        </w:rPr>
+      </w:pPr>
+      <w:r>
+        <w:rPr>
+          <w:rFonts w:cs="Times New Roman"/>
+          <w:szCs w:val="28"/>
+          <w:highlight w:val="green"/>
+        </w:rPr>
+        <w:t>2.1 Формулировка требований к программному изделию, моделирование с помощью диаграмм</w:t>
+      </w:r>
+    </w:p>
+    <w:p>
+      <w:r>
+        <w:t>Необходимо создать систему с функционалом авторизации пользователей, хранением информации и чтением данных, включая журнал проживающих, нахождение проживающих в общежитии, личный рейтинг, графики дежурств, планы мероприятий, мониторинг чистоты, управлением доступом различных пользователей и инструментом восстановления пароля. Надежное функционирование программы должно обеспечиваться мерами безопасности, лицензионным ПО, регулярными проверками на вирусы, резервным копированием данных, организацией бесперебойного питания. Система должна быть легко доступной и управляемой для минимального количества эксплуатационного персонала, включая системного администратора и администратора базы данных. Технические характеристики сервера и устройств пользователей должны соответствовать определенным требованиям. Программное обеспечение должно иметь клиент-серверную архитектуру, написанную на языке программирования C# с использованием платформ Avalonia и ASP.NET(Web-API).</w:t>
+      </w:r>
+    </w:p>
+    <w:p>
+      <w:pPr>
+        <w:rPr>
+          <w:rFonts w:cs="Times New Roman"/>
+          <w:b/>
+          <w:szCs w:val="28"/>
+          <w:highlight w:val="yellow"/>
+        </w:rPr>
+      </w:pPr>
+      <w:r>
+        <w:t>Подробне смотреть ТЗ (прикреплено к отчету).</w:t>
+      </w:r>
+      <w:bookmarkStart w:id="12" w:name="_Toc164151012"/>
     </w:p>
     <w:p>
       <w:pPr>
@@ -2194,23 +2211,61 @@
         <w:widowControl w:val="0"/>
         <w:spacing w:after="0" w:line="360" w:lineRule="auto"/>
         <w:ind w:left="0" w:firstLine="709"/>
-        <w:jc w:val="both"/>
-        <w:rPr>
-          <w:rFonts w:ascii="Times New Roman" w:hAnsi="Times New Roman" w:cs="Times New Roman"/>
-          <w:color w:val="000000"/>
-          <w:sz w:val="28"/>
-          <w:szCs w:val="28"/>
-        </w:rPr>
-      </w:pPr>
-      <w:r>
-        <w:rPr>
-          <w:rFonts w:ascii="Times New Roman" w:hAnsi="Times New Roman" w:cs="Times New Roman"/>
-          <w:color w:val="000000"/>
-          <w:sz w:val="28"/>
+        <w:rPr>
+          <w:rFonts w:ascii="Times New Roman" w:hAnsi="Times New Roman" w:cs="Times New Roman"/>
+          <w:b/>
+          <w:sz w:val="28"/>
+          <w:szCs w:val="28"/>
+          <w:highlight w:val="yellow"/>
+        </w:rPr>
+      </w:pPr>
+      <w:r>
+        <w:rPr>
+          <w:rFonts w:ascii="Times New Roman" w:hAnsi="Times New Roman" w:cs="Times New Roman"/>
+          <w:b/>
+          <w:sz w:val="28"/>
+          <w:szCs w:val="28"/>
+          <w:highlight w:val="yellow"/>
+        </w:rPr>
+        <w:t>Диаграмма, описывающая весь процесс?</w:t>
+      </w:r>
+    </w:p>
+    <w:p>
+      <w:pPr>
+        <w:pStyle w:val="af4"/>
+        <w:ind w:firstLine="709"/>
+        <w:rPr>
+          <w:rFonts w:cs="Times New Roman"/>
           <w:szCs w:val="28"/>
           <w:highlight w:val="green"/>
         </w:rPr>
-        <w:t>Пункты индивидуального задания:</w:t>
+      </w:pPr>
+      <w:r>
+        <w:rPr>
+          <w:rFonts w:cs="Times New Roman"/>
+          <w:szCs w:val="28"/>
+          <w:highlight w:val="green"/>
+        </w:rPr>
+        <w:t>2.2 Формулировка функциональных требований к программному изделию</w:t>
+      </w:r>
+      <w:bookmarkEnd w:id="12"/>
+    </w:p>
+    <w:p>
+      <w:r>
+        <w:t>Система должна включать авторизацию пользователей, хранение и чтение информации, журналы проживающих с различными категориями, журнал нахождения в общежитии, рейтинги, графики дежурств, планы мероприятий, мониторинг чистоты, управление доступом для различных пользователей (администраторы, дежурные, проживающие), оповещение студентов, и утилиту для восстановления пароля.</w:t>
+      </w:r>
+    </w:p>
+    <w:p>
+      <w:pPr>
+        <w:rPr>
+          <w:rFonts w:cs="Times New Roman"/>
+          <w:b/>
+          <w:szCs w:val="28"/>
+          <w:highlight w:val="yellow"/>
+        </w:rPr>
+      </w:pPr>
+      <w:r>
+        <w:t>Подробне смотреть ТЗ (прикреплено к отчету).</w:t>
       </w:r>
     </w:p>
     <w:p>
@@ -2229,16 +2284,18 @@
           <w:szCs w:val="28"/>
           <w:highlight w:val="green"/>
         </w:rPr>
-        <w:t>2.1 Формулировка требований к программному изделию, моделирование с помощью диаграмм</w:t>
-      </w:r>
-    </w:p>
-    <w:p>
-      <w:r>
-        <w:t>Необходимо создать систему с функционалом авторизации пользователей, хранением информации и чтением данных, включая журнал проживающих, нахождение проживающих в общежитии, личный рейтинг, графики дежурств, планы мероприятий, мониторинг чистоты, управлением доступом различных пользователей и инструментом восстановления пароля. Надежное функционирование программы должно обеспечиваться мерами безопасности, лицензионным ПО, регулярными проверками на вирусы, резервным копированием данных, организацией бесперебойного питания. Система должна быть легко доступной и управляемой для минимального количества эксплуатационного персонала, включая системного администратора и администратора базы данных. Технические характеристики сервера и устройств пользователей должны соответствовать определенным требованиям. Программное обеспечение должно иметь клиент-серверную архитектуру, написанную на языке программирования C# с использованием платформ Avalonia и ASP.NET(Web-API).</w:t>
-      </w:r>
-    </w:p>
-    <w:p>
-      <w:pPr>
+        <w:lastRenderedPageBreak/>
+        <w:t>2.3 Построение информационно-логической схемы данных, формулировка требований по информационному обеспечению программного изделия</w:t>
+      </w:r>
+    </w:p>
+    <w:p>
+      <w:r>
+        <w:t>Для работы программного обеспечения требуется сервер с характеристиками: процессор 2.0 ГГц, минимум 2 физических ядра и 4 потока, ОЗУ не менее 8 Гб, графический адаптер стандарта WXGA или выше. Устройства пользователей должны иметь процессор 2.0 ГГц, минимум 2 физических ядра, ОЗУ не менее 2 Гб, доступ в Интернет, и графический адаптер стандарта WXGA или выше. Программное обеспечение работает по клиент-серверной архитектуре через локальную сеть или Интернет, где пользователи взаимодействуют с сервером через клиентское приложение для отправки запросов и получения данных.</w:t>
+      </w:r>
+    </w:p>
+    <w:p>
+      <w:pPr>
+        <w:ind w:firstLine="708"/>
         <w:rPr>
           <w:rFonts w:cs="Times New Roman"/>
           <w:b/>
@@ -2249,7 +2306,6 @@
       <w:r>
         <w:t>Подробне смотреть ТЗ (прикреплено к отчету).</w:t>
       </w:r>
-      <w:bookmarkStart w:id="12" w:name="_Toc164151012"/>
     </w:p>
     <w:p>
       <w:pPr>
@@ -2262,9 +2318,18 @@
           <w:b/>
           <w:sz w:val="28"/>
           <w:szCs w:val="28"/>
+        </w:rPr>
+      </w:pPr>
+      <w:r>
+        <w:rPr>
+          <w:rFonts w:ascii="Times New Roman" w:hAnsi="Times New Roman" w:cs="Times New Roman"/>
+          <w:b/>
+          <w:sz w:val="28"/>
+          <w:szCs w:val="28"/>
           <w:highlight w:val="yellow"/>
         </w:rPr>
-      </w:pPr>
+        <w:t xml:space="preserve">Лог схемы и </w:t>
+      </w:r>
       <w:r>
         <w:rPr>
           <w:rFonts w:ascii="Times New Roman" w:hAnsi="Times New Roman" w:cs="Times New Roman"/>
@@ -2272,8 +2337,9 @@
           <w:sz w:val="28"/>
           <w:szCs w:val="28"/>
           <w:highlight w:val="yellow"/>
-        </w:rPr>
-        <w:t>Диаграмма, описывающая весь процесс?</w:t>
+          <w:lang w:val="en-US"/>
+        </w:rPr>
+        <w:t>DFD</w:t>
       </w:r>
     </w:p>
     <w:p>
@@ -2292,68 +2358,7 @@
           <w:szCs w:val="28"/>
           <w:highlight w:val="green"/>
         </w:rPr>
-        <w:t>2.2 Формулировка функциональных требований к программному изделию</w:t>
-      </w:r>
-      <w:bookmarkEnd w:id="12"/>
-    </w:p>
-    <w:p>
-      <w:r>
-        <w:t xml:space="preserve">Система должна включать авторизацию пользователей, хранение и чтение информации, журналы проживающих с различными категориями, журнал нахождения в общежитии, рейтинги, графики дежурств, планы мероприятий, мониторинг чистоты, управление доступом для различных пользователей </w:t>
-      </w:r>
-      <w:r>
-        <w:lastRenderedPageBreak/>
-        <w:t>(администраторы, дежурные, проживающие), оповещение студентов, и утилиту для восстановления пароля.</w:t>
-      </w:r>
-    </w:p>
-    <w:p>
-      <w:pPr>
-        <w:rPr>
-          <w:rFonts w:cs="Times New Roman"/>
-          <w:b/>
-          <w:szCs w:val="28"/>
-          <w:highlight w:val="yellow"/>
-        </w:rPr>
-      </w:pPr>
-      <w:r>
-        <w:t>Подробне смотреть ТЗ (прикреплено к отчету).</w:t>
-      </w:r>
-    </w:p>
-    <w:p>
-      <w:pPr>
-        <w:pStyle w:val="af4"/>
-        <w:ind w:firstLine="709"/>
-        <w:rPr>
-          <w:rFonts w:cs="Times New Roman"/>
-          <w:szCs w:val="28"/>
-          <w:highlight w:val="green"/>
-        </w:rPr>
-      </w:pPr>
-      <w:r>
-        <w:rPr>
-          <w:rFonts w:cs="Times New Roman"/>
-          <w:szCs w:val="28"/>
-          <w:highlight w:val="green"/>
-        </w:rPr>
-        <w:t>2.3 Построение информационно-логической схемы данных, формулировка требований по информационному обеспечению программного изделия</w:t>
-      </w:r>
-    </w:p>
-    <w:p>
-      <w:r>
-        <w:t>Для работы программного обеспечения требуется сервер с характеристиками: процессор 2.0 ГГц, минимум 2 физических ядра и 4 потока, ОЗУ не менее 8 Гб, графический адаптер стандарта WXGA или выше. Устройства пользователей должны иметь процессор 2.0 ГГц, минимум 2 физических ядра, ОЗУ не менее 2 Гб, доступ в Интернет, и графический адаптер стандарта WXGA или выше. Программное обеспечение работает по клиент-серверной архитектуре через локальную сеть или Интернет, где пользователи взаимодействуют с сервером через клиентское приложение для отправки запросов и получения данных.</w:t>
-      </w:r>
-    </w:p>
-    <w:p>
-      <w:pPr>
-        <w:ind w:firstLine="708"/>
-        <w:rPr>
-          <w:rFonts w:cs="Times New Roman"/>
-          <w:b/>
-          <w:szCs w:val="28"/>
-          <w:highlight w:val="yellow"/>
-        </w:rPr>
-      </w:pPr>
-      <w:r>
-        <w:t>Подробне смотреть ТЗ (прикреплено к отчету).</w:t>
+        <w:t>2.4 Создание функциональной модели предметной области, диаграмм потоков данных (процессов) DFD, диаграмм классов</w:t>
       </w:r>
     </w:p>
     <w:p>
@@ -2367,6 +2372,7 @@
           <w:b/>
           <w:sz w:val="28"/>
           <w:szCs w:val="28"/>
+          <w:highlight w:val="yellow"/>
         </w:rPr>
       </w:pPr>
       <w:r>
@@ -2376,8 +2382,9 @@
           <w:sz w:val="28"/>
           <w:szCs w:val="28"/>
           <w:highlight w:val="yellow"/>
-        </w:rPr>
-        <w:t xml:space="preserve">Лог схемы и </w:t>
+          <w:lang w:val="en-US"/>
+        </w:rPr>
+        <w:t>DFD</w:t>
       </w:r>
       <w:r>
         <w:rPr>
@@ -2386,28 +2393,8 @@
           <w:sz w:val="28"/>
           <w:szCs w:val="28"/>
           <w:highlight w:val="yellow"/>
-          <w:lang w:val="en-US"/>
-        </w:rPr>
-        <w:t>DFD</w:t>
-      </w:r>
-    </w:p>
-    <w:p>
-      <w:pPr>
-        <w:pStyle w:val="af4"/>
-        <w:ind w:firstLine="709"/>
-        <w:rPr>
-          <w:rFonts w:cs="Times New Roman"/>
-          <w:szCs w:val="28"/>
-          <w:highlight w:val="green"/>
-        </w:rPr>
-      </w:pPr>
-      <w:r>
-        <w:rPr>
-          <w:rFonts w:cs="Times New Roman"/>
-          <w:szCs w:val="28"/>
-          <w:highlight w:val="green"/>
-        </w:rPr>
-        <w:t>2.4 Создание функциональной модели предметной области, диаграмм потоков данных (процессов) DFD, диаграмм классов</w:t>
+        </w:rPr>
+        <w:t xml:space="preserve"> для модели предметной области.</w:t>
       </w:r>
     </w:p>
     <w:p>
@@ -2443,75 +2430,70 @@
           <w:szCs w:val="28"/>
           <w:highlight w:val="yellow"/>
         </w:rPr>
-        <w:t xml:space="preserve"> для модели предметной области.</w:t>
-      </w:r>
-    </w:p>
-    <w:p>
-      <w:pPr>
-        <w:pStyle w:val="af"/>
-        <w:widowControl w:val="0"/>
-        <w:spacing w:after="0" w:line="360" w:lineRule="auto"/>
-        <w:ind w:left="0" w:firstLine="709"/>
-        <w:rPr>
-          <w:rFonts w:ascii="Times New Roman" w:hAnsi="Times New Roman" w:cs="Times New Roman"/>
-          <w:b/>
-          <w:sz w:val="28"/>
-          <w:szCs w:val="28"/>
-          <w:highlight w:val="yellow"/>
-        </w:rPr>
-      </w:pPr>
-      <w:r>
-        <w:rPr>
-          <w:rFonts w:ascii="Times New Roman" w:hAnsi="Times New Roman" w:cs="Times New Roman"/>
-          <w:b/>
-          <w:sz w:val="28"/>
-          <w:szCs w:val="28"/>
-          <w:highlight w:val="yellow"/>
-          <w:lang w:val="en-US"/>
-        </w:rPr>
-        <w:t>DFD</w:t>
-      </w:r>
-      <w:r>
-        <w:rPr>
-          <w:rFonts w:ascii="Times New Roman" w:hAnsi="Times New Roman" w:cs="Times New Roman"/>
-          <w:b/>
-          <w:sz w:val="28"/>
-          <w:szCs w:val="28"/>
-          <w:highlight w:val="yellow"/>
-        </w:rPr>
         <w:t xml:space="preserve">, </w:t>
       </w:r>
     </w:p>
     <w:p>
       <w:pPr>
-        <w:pStyle w:val="af"/>
-        <w:widowControl w:val="0"/>
-        <w:spacing w:after="0" w:line="360" w:lineRule="auto"/>
-        <w:ind w:left="0" w:firstLine="709"/>
-        <w:rPr>
-          <w:rFonts w:ascii="Times New Roman" w:hAnsi="Times New Roman" w:cs="Times New Roman"/>
-          <w:bCs/>
-          <w:sz w:val="28"/>
-          <w:szCs w:val="28"/>
-        </w:rPr>
-      </w:pPr>
-      <w:r>
-        <w:rPr>
-          <w:rFonts w:ascii="Times New Roman" w:hAnsi="Times New Roman" w:cs="Times New Roman"/>
-          <w:bCs/>
-          <w:sz w:val="28"/>
+        <w:rPr>
+          <w:rFonts w:cs="Times New Roman"/>
+          <w:bCs/>
+          <w:szCs w:val="28"/>
+        </w:rPr>
+      </w:pPr>
+      <w:r>
+        <w:rPr>
+          <w:rFonts w:cs="Times New Roman"/>
+          <w:bCs/>
           <w:szCs w:val="28"/>
         </w:rPr>
         <w:t xml:space="preserve">Диаграмма классов, описывающая всю </w:t>
       </w:r>
       <w:r>
         <w:rPr>
-          <w:rFonts w:ascii="Times New Roman" w:hAnsi="Times New Roman" w:cs="Times New Roman"/>
-          <w:bCs/>
-          <w:sz w:val="28"/>
-          <w:szCs w:val="28"/>
-        </w:rPr>
-        <w:t>структуру приложения (сервер и клиент), прикреплена к отчёту.</w:t>
+          <w:rFonts w:cs="Times New Roman"/>
+          <w:bCs/>
+          <w:szCs w:val="28"/>
+        </w:rPr>
+        <w:t>структуру приложения (сервер и клиент), прикреплена к отчёту</w:t>
+      </w:r>
+      <w:r>
+        <w:rPr>
+          <w:rFonts w:cs="Times New Roman"/>
+          <w:bCs/>
+          <w:szCs w:val="28"/>
+        </w:rPr>
+        <w:t xml:space="preserve"> </w:t>
+      </w:r>
+      <w:r>
+        <w:t>(путь к файлу ПРОЕКТ://ФАЙЛЫ/Диаграммы</w:t>
+      </w:r>
+      <w:r>
+        <w:t>/</w:t>
+      </w:r>
+      <w:r>
+        <w:t>Диаграмма классов (API).</w:t>
+      </w:r>
+      <w:proofErr w:type="spellStart"/>
+      <w:r>
+        <w:t>png</w:t>
+      </w:r>
+      <w:proofErr w:type="spellEnd"/>
+      <w:r>
+        <w:rPr>
+          <w:rFonts w:cs="Times New Roman"/>
+          <w:bCs/>
+          <w:szCs w:val="28"/>
+        </w:rPr>
+        <w:t>)</w:t>
+      </w:r>
+      <w:r>
+        <w:rPr>
+          <w:rFonts w:cs="Times New Roman"/>
+          <w:bCs/>
+          <w:szCs w:val="28"/>
+        </w:rPr>
+        <w:t>.</w:t>
       </w:r>
     </w:p>
     <w:p>
@@ -2595,9 +2577,40 @@
           <w:rFonts w:cs="Times New Roman"/>
           <w:szCs w:val="28"/>
         </w:rPr>
+        <w:t xml:space="preserve">На сегодняшний момент язык программирования </w:t>
+      </w:r>
+      <w:r>
+        <w:rPr>
+          <w:rFonts w:cs="Times New Roman"/>
+          <w:szCs w:val="28"/>
+          <w:lang w:val="en-US"/>
+        </w:rPr>
+        <w:t>C</w:t>
+      </w:r>
+      <w:r>
+        <w:rPr>
+          <w:rFonts w:cs="Times New Roman"/>
+          <w:szCs w:val="28"/>
+        </w:rPr>
+        <w:t xml:space="preserve"># один из самых мощных, быстро развивающихся и востребованных языков в ИТ-отрасли. В настоящий момент на нем пишутся самые различные приложения: от небольших </w:t>
+      </w:r>
+      <w:r>
+        <w:rPr>
+          <w:rFonts w:cs="Times New Roman"/>
+          <w:szCs w:val="28"/>
+        </w:rPr>
         <w:lastRenderedPageBreak/>
-        <w:t xml:space="preserve">На сегодняшний момент язык программирования </w:t>
-      </w:r>
+        <w:t>десктопных программок до крупных веб-порталов и веб-сервисов, обслуживающих ежедневно миллионы пользователей.</w:t>
+      </w:r>
+    </w:p>
+    <w:p>
+      <w:pPr>
+        <w:ind w:firstLine="709"/>
+        <w:rPr>
+          <w:rFonts w:cs="Times New Roman"/>
+          <w:szCs w:val="28"/>
+        </w:rPr>
+      </w:pPr>
       <w:r>
         <w:rPr>
           <w:rFonts w:cs="Times New Roman"/>
@@ -2611,17 +2624,83 @@
           <w:rFonts w:cs="Times New Roman"/>
           <w:szCs w:val="28"/>
         </w:rPr>
-        <w:t># один из самых мощных, быстро развивающихся и востребованных языков в ИТ-отрасли. В настоящий момент на нем пишутся самые различные приложения: от небольших десктопных программок до крупных веб-порталов и веб-сервисов, обслуживающих ежедневно миллионы пользователей.</w:t>
-      </w:r>
-    </w:p>
-    <w:p>
-      <w:pPr>
-        <w:ind w:firstLine="709"/>
-        <w:rPr>
-          <w:rFonts w:cs="Times New Roman"/>
-          <w:szCs w:val="28"/>
-        </w:rPr>
-      </w:pPr>
+        <w:t># уже не молодой язык и как и вся платформа .</w:t>
+      </w:r>
+      <w:r>
+        <w:rPr>
+          <w:rFonts w:cs="Times New Roman"/>
+          <w:szCs w:val="28"/>
+          <w:lang w:val="en-US"/>
+        </w:rPr>
+        <w:t>NET</w:t>
+      </w:r>
+      <w:r>
+        <w:rPr>
+          <w:rFonts w:cs="Times New Roman"/>
+          <w:szCs w:val="28"/>
+        </w:rPr>
+        <w:t xml:space="preserve"> уже прошел большой путь. Первая версия языка вышла вместе с релизом </w:t>
+      </w:r>
+      <w:r>
+        <w:rPr>
+          <w:rFonts w:cs="Times New Roman"/>
+          <w:szCs w:val="28"/>
+          <w:lang w:val="en-US"/>
+        </w:rPr>
+        <w:t>Microsoft</w:t>
+      </w:r>
+      <w:r>
+        <w:rPr>
+          <w:rFonts w:cs="Times New Roman"/>
+          <w:szCs w:val="28"/>
+        </w:rPr>
+        <w:t xml:space="preserve"> </w:t>
+      </w:r>
+      <w:r>
+        <w:rPr>
+          <w:rFonts w:cs="Times New Roman"/>
+          <w:szCs w:val="28"/>
+          <w:lang w:val="en-US"/>
+        </w:rPr>
+        <w:t>Visual</w:t>
+      </w:r>
+      <w:r>
+        <w:rPr>
+          <w:rFonts w:cs="Times New Roman"/>
+          <w:szCs w:val="28"/>
+        </w:rPr>
+        <w:t xml:space="preserve"> </w:t>
+      </w:r>
+      <w:r>
+        <w:rPr>
+          <w:rFonts w:cs="Times New Roman"/>
+          <w:szCs w:val="28"/>
+          <w:lang w:val="en-US"/>
+        </w:rPr>
+        <w:t>Studio</w:t>
+      </w:r>
+      <w:r>
+        <w:rPr>
+          <w:rFonts w:cs="Times New Roman"/>
+          <w:szCs w:val="28"/>
+        </w:rPr>
+        <w:t xml:space="preserve"> .</w:t>
+      </w:r>
+      <w:r>
+        <w:rPr>
+          <w:rFonts w:cs="Times New Roman"/>
+          <w:szCs w:val="28"/>
+          <w:lang w:val="en-US"/>
+        </w:rPr>
+        <w:t>NET</w:t>
+      </w:r>
+      <w:r>
+        <w:rPr>
+          <w:rFonts w:cs="Times New Roman"/>
+          <w:szCs w:val="28"/>
+        </w:rPr>
+        <w:t xml:space="preserve"> в феврале 2002 года. Текущей версией языка является версия </w:t>
+      </w:r>
       <w:r>
         <w:rPr>
           <w:rFonts w:cs="Times New Roman"/>
@@ -2635,7 +2714,7 @@
           <w:rFonts w:cs="Times New Roman"/>
           <w:szCs w:val="28"/>
         </w:rPr>
-        <w:t># уже не молодой язык и как и вся платформа .</w:t>
+        <w:t># 11, которая вышла 8 ноября 2022 года вместе с релизом .</w:t>
       </w:r>
       <w:r>
         <w:rPr>
@@ -2650,7 +2729,411 @@
           <w:rFonts w:cs="Times New Roman"/>
           <w:szCs w:val="28"/>
         </w:rPr>
-        <w:t xml:space="preserve"> уже прошел большой путь. Первая версия языка вышла вместе с релизом </w:t>
+        <w:t xml:space="preserve"> 7.</w:t>
+      </w:r>
+    </w:p>
+    <w:p>
+      <w:pPr>
+        <w:ind w:firstLine="709"/>
+        <w:rPr>
+          <w:rFonts w:cs="Times New Roman"/>
+          <w:szCs w:val="28"/>
+        </w:rPr>
+      </w:pPr>
+      <w:r>
+        <w:rPr>
+          <w:rFonts w:cs="Times New Roman"/>
+          <w:szCs w:val="28"/>
+          <w:lang w:val="en-US"/>
+        </w:rPr>
+        <w:t>C</w:t>
+      </w:r>
+      <w:r>
+        <w:rPr>
+          <w:rFonts w:cs="Times New Roman"/>
+          <w:szCs w:val="28"/>
+        </w:rPr>
+        <w:t xml:space="preserve"># является языком с Си-подобным синтаксисом и близок в этом отношении к </w:t>
+      </w:r>
+      <w:r>
+        <w:rPr>
+          <w:rFonts w:cs="Times New Roman"/>
+          <w:szCs w:val="28"/>
+          <w:lang w:val="en-US"/>
+        </w:rPr>
+        <w:t>C</w:t>
+      </w:r>
+      <w:r>
+        <w:rPr>
+          <w:rFonts w:cs="Times New Roman"/>
+          <w:szCs w:val="28"/>
+        </w:rPr>
+        <w:t xml:space="preserve">++ и </w:t>
+      </w:r>
+      <w:r>
+        <w:rPr>
+          <w:rFonts w:cs="Times New Roman"/>
+          <w:szCs w:val="28"/>
+          <w:lang w:val="en-US"/>
+        </w:rPr>
+        <w:t>Java</w:t>
+      </w:r>
+      <w:r>
+        <w:rPr>
+          <w:rFonts w:cs="Times New Roman"/>
+          <w:szCs w:val="28"/>
+        </w:rPr>
+        <w:t xml:space="preserve">. Поэтому, если вы знакомы с одним из этих языков, то овладеть </w:t>
+      </w:r>
+      <w:r>
+        <w:rPr>
+          <w:rFonts w:cs="Times New Roman"/>
+          <w:szCs w:val="28"/>
+          <w:lang w:val="en-US"/>
+        </w:rPr>
+        <w:t>C</w:t>
+      </w:r>
+      <w:r>
+        <w:rPr>
+          <w:rFonts w:cs="Times New Roman"/>
+          <w:szCs w:val="28"/>
+        </w:rPr>
+        <w:t># будет легче.</w:t>
+      </w:r>
+    </w:p>
+    <w:p>
+      <w:pPr>
+        <w:ind w:firstLine="709"/>
+        <w:rPr>
+          <w:rFonts w:cs="Times New Roman"/>
+          <w:szCs w:val="28"/>
+        </w:rPr>
+      </w:pPr>
+      <w:r>
+        <w:rPr>
+          <w:rFonts w:cs="Times New Roman"/>
+          <w:szCs w:val="28"/>
+          <w:lang w:val="en-US"/>
+        </w:rPr>
+        <w:t>C</w:t>
+      </w:r>
+      <w:r>
+        <w:rPr>
+          <w:rFonts w:cs="Times New Roman"/>
+          <w:szCs w:val="28"/>
+        </w:rPr>
+        <w:t xml:space="preserve"># является объектно-ориентированным и в этом плане много перенял у </w:t>
+      </w:r>
+      <w:r>
+        <w:rPr>
+          <w:rFonts w:cs="Times New Roman"/>
+          <w:szCs w:val="28"/>
+          <w:lang w:val="en-US"/>
+        </w:rPr>
+        <w:t>Java</w:t>
+      </w:r>
+      <w:r>
+        <w:rPr>
+          <w:rFonts w:cs="Times New Roman"/>
+          <w:szCs w:val="28"/>
+        </w:rPr>
+        <w:t xml:space="preserve"> и С++. Например, </w:t>
+      </w:r>
+      <w:r>
+        <w:rPr>
+          <w:rFonts w:cs="Times New Roman"/>
+          <w:szCs w:val="28"/>
+          <w:lang w:val="en-US"/>
+        </w:rPr>
+        <w:t>C</w:t>
+      </w:r>
+      <w:r>
+        <w:rPr>
+          <w:rFonts w:cs="Times New Roman"/>
+          <w:szCs w:val="28"/>
+        </w:rPr>
+        <w:t xml:space="preserve"># поддерживает полиморфизм, наследование, перегрузку операторов, статическую типизацию. Объектно-ориентированный подход позволяет решить задачи по построению крупных, но в тоже время гибких, масштабируемых и расширяемых приложений. И </w:t>
+      </w:r>
+      <w:r>
+        <w:rPr>
+          <w:rFonts w:cs="Times New Roman"/>
+          <w:szCs w:val="28"/>
+          <w:lang w:val="en-US"/>
+        </w:rPr>
+        <w:t>C</w:t>
+      </w:r>
+      <w:r>
+        <w:rPr>
+          <w:rFonts w:cs="Times New Roman"/>
+          <w:szCs w:val="28"/>
+        </w:rPr>
+        <w:t># продолжает активно развиваться, и с каждой новой версией появляется все больше интересных функциональностей.</w:t>
+      </w:r>
+    </w:p>
+    <w:p>
+      <w:pPr>
+        <w:ind w:firstLine="709"/>
+        <w:rPr>
+          <w:rFonts w:cs="Times New Roman"/>
+          <w:szCs w:val="28"/>
+        </w:rPr>
+      </w:pPr>
+      <w:r>
+        <w:rPr>
+          <w:rFonts w:cs="Times New Roman"/>
+          <w:szCs w:val="28"/>
+        </w:rPr>
+        <w:t>Роль платформы .</w:t>
+      </w:r>
+      <w:r>
+        <w:rPr>
+          <w:rFonts w:cs="Times New Roman"/>
+          <w:szCs w:val="28"/>
+          <w:lang w:val="en-US"/>
+        </w:rPr>
+        <w:t>NET</w:t>
+      </w:r>
+    </w:p>
+    <w:p>
+      <w:pPr>
+        <w:ind w:firstLine="709"/>
+        <w:rPr>
+          <w:rFonts w:cs="Times New Roman"/>
+          <w:szCs w:val="28"/>
+        </w:rPr>
+      </w:pPr>
+      <w:r>
+        <w:rPr>
+          <w:rFonts w:cs="Times New Roman"/>
+          <w:szCs w:val="28"/>
+        </w:rPr>
+        <w:t xml:space="preserve">Когда говорят </w:t>
+      </w:r>
+      <w:r>
+        <w:rPr>
+          <w:rFonts w:cs="Times New Roman"/>
+          <w:szCs w:val="28"/>
+          <w:lang w:val="en-US"/>
+        </w:rPr>
+        <w:t>C</w:t>
+      </w:r>
+      <w:r>
+        <w:rPr>
+          <w:rFonts w:cs="Times New Roman"/>
+          <w:szCs w:val="28"/>
+        </w:rPr>
+        <w:t>#, нередко имеют в виду технологии платформы .</w:t>
+      </w:r>
+      <w:r>
+        <w:rPr>
+          <w:rFonts w:cs="Times New Roman"/>
+          <w:szCs w:val="28"/>
+          <w:lang w:val="en-US"/>
+        </w:rPr>
+        <w:t>NET</w:t>
+      </w:r>
+      <w:r>
+        <w:rPr>
+          <w:rFonts w:cs="Times New Roman"/>
+          <w:szCs w:val="28"/>
+        </w:rPr>
+        <w:t xml:space="preserve"> (</w:t>
+      </w:r>
+      <w:r>
+        <w:rPr>
+          <w:rFonts w:cs="Times New Roman"/>
+          <w:szCs w:val="28"/>
+          <w:lang w:val="en-US"/>
+        </w:rPr>
+        <w:t>Windows</w:t>
+      </w:r>
+      <w:r>
+        <w:rPr>
+          <w:rFonts w:cs="Times New Roman"/>
+          <w:szCs w:val="28"/>
+        </w:rPr>
+        <w:t xml:space="preserve"> </w:t>
+      </w:r>
+      <w:r>
+        <w:rPr>
+          <w:rFonts w:cs="Times New Roman"/>
+          <w:szCs w:val="28"/>
+          <w:lang w:val="en-US"/>
+        </w:rPr>
+        <w:t>Forms</w:t>
+      </w:r>
+      <w:r>
+        <w:rPr>
+          <w:rFonts w:cs="Times New Roman"/>
+          <w:szCs w:val="28"/>
+        </w:rPr>
+        <w:t xml:space="preserve">, </w:t>
+      </w:r>
+      <w:r>
+        <w:rPr>
+          <w:rFonts w:cs="Times New Roman"/>
+          <w:szCs w:val="28"/>
+          <w:lang w:val="en-US"/>
+        </w:rPr>
+        <w:t>WPF</w:t>
+      </w:r>
+      <w:r>
+        <w:rPr>
+          <w:rFonts w:cs="Times New Roman"/>
+          <w:szCs w:val="28"/>
+        </w:rPr>
+        <w:t xml:space="preserve">, </w:t>
+      </w:r>
+      <w:r>
+        <w:rPr>
+          <w:rFonts w:cs="Times New Roman"/>
+          <w:szCs w:val="28"/>
+          <w:lang w:val="en-US"/>
+        </w:rPr>
+        <w:t>ASP</w:t>
+      </w:r>
+      <w:r>
+        <w:rPr>
+          <w:rFonts w:cs="Times New Roman"/>
+          <w:szCs w:val="28"/>
+        </w:rPr>
+        <w:t>.</w:t>
+      </w:r>
+      <w:r>
+        <w:rPr>
+          <w:rFonts w:cs="Times New Roman"/>
+          <w:szCs w:val="28"/>
+          <w:lang w:val="en-US"/>
+        </w:rPr>
+        <w:t>NET</w:t>
+      </w:r>
+      <w:r>
+        <w:rPr>
+          <w:rFonts w:cs="Times New Roman"/>
+          <w:szCs w:val="28"/>
+        </w:rPr>
+        <w:t xml:space="preserve">, </w:t>
+      </w:r>
+      <w:r>
+        <w:rPr>
+          <w:rFonts w:cs="Times New Roman"/>
+          <w:szCs w:val="28"/>
+          <w:lang w:val="en-US"/>
+        </w:rPr>
+        <w:t>Xamarin</w:t>
+      </w:r>
+      <w:r>
+        <w:rPr>
+          <w:rFonts w:cs="Times New Roman"/>
+          <w:szCs w:val="28"/>
+        </w:rPr>
+        <w:t>). И, наоборот, когда говорят .</w:t>
+      </w:r>
+      <w:r>
+        <w:rPr>
+          <w:rFonts w:cs="Times New Roman"/>
+          <w:szCs w:val="28"/>
+          <w:lang w:val="en-US"/>
+        </w:rPr>
+        <w:t>NET</w:t>
+      </w:r>
+      <w:r>
+        <w:rPr>
+          <w:rFonts w:cs="Times New Roman"/>
+          <w:szCs w:val="28"/>
+        </w:rPr>
+        <w:t xml:space="preserve">, нередко имеют в виду </w:t>
+      </w:r>
+      <w:r>
+        <w:rPr>
+          <w:rFonts w:cs="Times New Roman"/>
+          <w:szCs w:val="28"/>
+          <w:lang w:val="en-US"/>
+        </w:rPr>
+        <w:t>C</w:t>
+      </w:r>
+      <w:r>
+        <w:rPr>
+          <w:rFonts w:cs="Times New Roman"/>
+          <w:szCs w:val="28"/>
+        </w:rPr>
+        <w:t xml:space="preserve">#. Однако, хотя эти понятия связаны, отождествлять их неверно. Язык </w:t>
+      </w:r>
+      <w:r>
+        <w:rPr>
+          <w:rFonts w:cs="Times New Roman"/>
+          <w:szCs w:val="28"/>
+          <w:lang w:val="en-US"/>
+        </w:rPr>
+        <w:t>C</w:t>
+      </w:r>
+      <w:r>
+        <w:rPr>
+          <w:rFonts w:cs="Times New Roman"/>
+          <w:szCs w:val="28"/>
+        </w:rPr>
+        <w:t># был создан специально для работы с фреймворком .</w:t>
+      </w:r>
+      <w:r>
+        <w:rPr>
+          <w:rFonts w:cs="Times New Roman"/>
+          <w:szCs w:val="28"/>
+          <w:lang w:val="en-US"/>
+        </w:rPr>
+        <w:t>NET</w:t>
+      </w:r>
+      <w:r>
+        <w:rPr>
+          <w:rFonts w:cs="Times New Roman"/>
+          <w:szCs w:val="28"/>
+        </w:rPr>
+        <w:t>, однако само понятие .</w:t>
+      </w:r>
+      <w:r>
+        <w:rPr>
+          <w:rFonts w:cs="Times New Roman"/>
+          <w:szCs w:val="28"/>
+          <w:lang w:val="en-US"/>
+        </w:rPr>
+        <w:t>NET</w:t>
+      </w:r>
+      <w:r>
+        <w:rPr>
+          <w:rFonts w:cs="Times New Roman"/>
+          <w:szCs w:val="28"/>
+        </w:rPr>
+        <w:t xml:space="preserve"> несколько шире.</w:t>
+      </w:r>
+    </w:p>
+    <w:p>
+      <w:pPr>
+        <w:ind w:firstLine="709"/>
+        <w:rPr>
+          <w:rFonts w:cs="Times New Roman"/>
+          <w:szCs w:val="28"/>
+        </w:rPr>
+      </w:pPr>
+      <w:r>
+        <w:rPr>
+          <w:rFonts w:cs="Times New Roman"/>
+          <w:szCs w:val="28"/>
+        </w:rPr>
+        <w:t>Как-то Билл Гейтс сказал, что платформа .</w:t>
+      </w:r>
+      <w:r>
+        <w:rPr>
+          <w:rFonts w:cs="Times New Roman"/>
+          <w:szCs w:val="28"/>
+          <w:lang w:val="en-US"/>
+        </w:rPr>
+        <w:t>NET</w:t>
+      </w:r>
+      <w:r>
+        <w:rPr>
+          <w:rFonts w:cs="Times New Roman"/>
+          <w:szCs w:val="28"/>
+        </w:rPr>
+        <w:t xml:space="preserve"> - это лучшее, что создала компания </w:t>
       </w:r>
       <w:r>
         <w:rPr>
@@ -2665,15 +3148,60 @@
           <w:rFonts w:cs="Times New Roman"/>
           <w:szCs w:val="28"/>
         </w:rPr>
+        <w:t>.</w:t>
+      </w:r>
+      <w:r>
+        <w:rPr>
+          <w:rFonts w:cs="Times New Roman"/>
+          <w:szCs w:val="28"/>
+        </w:rPr>
         <w:t xml:space="preserve"> </w:t>
       </w:r>
       <w:r>
         <w:rPr>
           <w:rFonts w:cs="Times New Roman"/>
           <w:szCs w:val="28"/>
-          <w:lang w:val="en-US"/>
-        </w:rPr>
-        <w:t>Visual</w:t>
+        </w:rPr>
+        <w:t>Фреймворк .</w:t>
+      </w:r>
+      <w:r>
+        <w:rPr>
+          <w:rFonts w:cs="Times New Roman"/>
+          <w:szCs w:val="28"/>
+          <w:lang w:val="en-US"/>
+        </w:rPr>
+        <w:t>NET</w:t>
+      </w:r>
+      <w:r>
+        <w:rPr>
+          <w:rFonts w:cs="Times New Roman"/>
+          <w:szCs w:val="28"/>
+        </w:rPr>
+        <w:t xml:space="preserve"> представляет мощную платформу для создания приложений. Можно выделить следующие ее основные черты:</w:t>
+      </w:r>
+    </w:p>
+    <w:p>
+      <w:pPr>
+        <w:ind w:firstLine="709"/>
+        <w:rPr>
+          <w:rFonts w:cs="Times New Roman"/>
+          <w:szCs w:val="28"/>
+        </w:rPr>
+      </w:pPr>
+      <w:r>
+        <w:rPr>
+          <w:rFonts w:cs="Times New Roman"/>
+          <w:szCs w:val="28"/>
+        </w:rPr>
+        <w:t xml:space="preserve">Поддержка нескольких языков. Основой платформы является общеязыковая среда исполнения </w:t>
+      </w:r>
+      <w:r>
+        <w:rPr>
+          <w:rFonts w:cs="Times New Roman"/>
+          <w:szCs w:val="28"/>
+          <w:lang w:val="en-US"/>
+        </w:rPr>
+        <w:t>Common</w:t>
       </w:r>
       <w:r>
         <w:rPr>
@@ -2688,14 +3216,44 @@
           <w:szCs w:val="28"/>
           <w:lang w:val="en-US"/>
         </w:rPr>
-        <w:t>Studio</w:t>
-      </w:r>
-      <w:r>
-        <w:rPr>
-          <w:rFonts w:cs="Times New Roman"/>
-          <w:szCs w:val="28"/>
-        </w:rPr>
-        <w:t xml:space="preserve"> .</w:t>
+        <w:t>Language</w:t>
+      </w:r>
+      <w:r>
+        <w:rPr>
+          <w:rFonts w:cs="Times New Roman"/>
+          <w:szCs w:val="28"/>
+        </w:rPr>
+        <w:t xml:space="preserve"> </w:t>
+      </w:r>
+      <w:r>
+        <w:rPr>
+          <w:rFonts w:cs="Times New Roman"/>
+          <w:szCs w:val="28"/>
+          <w:lang w:val="en-US"/>
+        </w:rPr>
+        <w:t>Runtime</w:t>
+      </w:r>
+      <w:r>
+        <w:rPr>
+          <w:rFonts w:cs="Times New Roman"/>
+          <w:szCs w:val="28"/>
+        </w:rPr>
+        <w:t xml:space="preserve"> (</w:t>
+      </w:r>
+      <w:r>
+        <w:rPr>
+          <w:rFonts w:cs="Times New Roman"/>
+          <w:szCs w:val="28"/>
+          <w:lang w:val="en-US"/>
+        </w:rPr>
+        <w:t>CLR</w:t>
+      </w:r>
+      <w:r>
+        <w:rPr>
+          <w:rFonts w:cs="Times New Roman"/>
+          <w:szCs w:val="28"/>
+        </w:rPr>
+        <w:t>), благодаря чему .</w:t>
       </w:r>
       <w:r>
         <w:rPr>
@@ -2710,7 +3268,7 @@
           <w:rFonts w:cs="Times New Roman"/>
           <w:szCs w:val="28"/>
         </w:rPr>
-        <w:t xml:space="preserve"> в феврале 2002 года. Текущей версией языка является версия </w:t>
+        <w:t xml:space="preserve"> поддерживает несколько языков: наряду с </w:t>
       </w:r>
       <w:r>
         <w:rPr>
@@ -2725,7 +3283,22 @@
           <w:rFonts w:cs="Times New Roman"/>
           <w:szCs w:val="28"/>
         </w:rPr>
-        <w:t># 11, которая вышла 8 ноября 2022 года вместе с релизом .</w:t>
+        <w:t xml:space="preserve"># это также </w:t>
+      </w:r>
+      <w:r>
+        <w:rPr>
+          <w:rFonts w:cs="Times New Roman"/>
+          <w:szCs w:val="28"/>
+          <w:lang w:val="en-US"/>
+        </w:rPr>
+        <w:t>VB</w:t>
+      </w:r>
+      <w:r>
+        <w:rPr>
+          <w:rFonts w:cs="Times New Roman"/>
+          <w:szCs w:val="28"/>
+        </w:rPr>
+        <w:t>.</w:t>
       </w:r>
       <w:r>
         <w:rPr>
@@ -2740,6 +3313,1278 @@
           <w:rFonts w:cs="Times New Roman"/>
           <w:szCs w:val="28"/>
         </w:rPr>
+        <w:t xml:space="preserve">, </w:t>
+      </w:r>
+      <w:r>
+        <w:rPr>
+          <w:rFonts w:cs="Times New Roman"/>
+          <w:szCs w:val="28"/>
+          <w:lang w:val="en-US"/>
+        </w:rPr>
+        <w:t>C</w:t>
+      </w:r>
+      <w:r>
+        <w:rPr>
+          <w:rFonts w:cs="Times New Roman"/>
+          <w:szCs w:val="28"/>
+        </w:rPr>
+        <w:t xml:space="preserve">++, </w:t>
+      </w:r>
+      <w:r>
+        <w:rPr>
+          <w:rFonts w:cs="Times New Roman"/>
+          <w:szCs w:val="28"/>
+          <w:lang w:val="en-US"/>
+        </w:rPr>
+        <w:t>F</w:t>
+      </w:r>
+      <w:r>
+        <w:rPr>
+          <w:rFonts w:cs="Times New Roman"/>
+          <w:szCs w:val="28"/>
+        </w:rPr>
+        <w:t>#, а также различные диалекты других языков, привязанные к .</w:t>
+      </w:r>
+      <w:r>
+        <w:rPr>
+          <w:rFonts w:cs="Times New Roman"/>
+          <w:szCs w:val="28"/>
+          <w:lang w:val="en-US"/>
+        </w:rPr>
+        <w:t>NET</w:t>
+      </w:r>
+      <w:r>
+        <w:rPr>
+          <w:rFonts w:cs="Times New Roman"/>
+          <w:szCs w:val="28"/>
+        </w:rPr>
+        <w:t xml:space="preserve">, например, </w:t>
+      </w:r>
+      <w:r>
+        <w:rPr>
+          <w:rFonts w:cs="Times New Roman"/>
+          <w:szCs w:val="28"/>
+          <w:lang w:val="en-US"/>
+        </w:rPr>
+        <w:t>Delphi</w:t>
+      </w:r>
+      <w:r>
+        <w:rPr>
+          <w:rFonts w:cs="Times New Roman"/>
+          <w:szCs w:val="28"/>
+        </w:rPr>
+        <w:t>.</w:t>
+      </w:r>
+      <w:r>
+        <w:rPr>
+          <w:rFonts w:cs="Times New Roman"/>
+          <w:szCs w:val="28"/>
+          <w:lang w:val="en-US"/>
+        </w:rPr>
+        <w:t>NET</w:t>
+      </w:r>
+      <w:r>
+        <w:rPr>
+          <w:rFonts w:cs="Times New Roman"/>
+          <w:szCs w:val="28"/>
+        </w:rPr>
+        <w:t xml:space="preserve">. При компиляции код на любом из этих языков компилируется в сборку на общем </w:t>
+      </w:r>
+      <w:r>
+        <w:rPr>
+          <w:rFonts w:cs="Times New Roman"/>
+          <w:szCs w:val="28"/>
+        </w:rPr>
+        <w:lastRenderedPageBreak/>
+        <w:t xml:space="preserve">языке </w:t>
+      </w:r>
+      <w:r>
+        <w:rPr>
+          <w:rFonts w:cs="Times New Roman"/>
+          <w:szCs w:val="28"/>
+          <w:lang w:val="en-US"/>
+        </w:rPr>
+        <w:t>CIL</w:t>
+      </w:r>
+      <w:r>
+        <w:rPr>
+          <w:rFonts w:cs="Times New Roman"/>
+          <w:szCs w:val="28"/>
+        </w:rPr>
+        <w:t xml:space="preserve"> (</w:t>
+      </w:r>
+      <w:r>
+        <w:rPr>
+          <w:rFonts w:cs="Times New Roman"/>
+          <w:szCs w:val="28"/>
+          <w:lang w:val="en-US"/>
+        </w:rPr>
+        <w:t>Common</w:t>
+      </w:r>
+      <w:r>
+        <w:rPr>
+          <w:rFonts w:cs="Times New Roman"/>
+          <w:szCs w:val="28"/>
+        </w:rPr>
+        <w:t xml:space="preserve"> </w:t>
+      </w:r>
+      <w:r>
+        <w:rPr>
+          <w:rFonts w:cs="Times New Roman"/>
+          <w:szCs w:val="28"/>
+          <w:lang w:val="en-US"/>
+        </w:rPr>
+        <w:t>Intermediate</w:t>
+      </w:r>
+      <w:r>
+        <w:rPr>
+          <w:rFonts w:cs="Times New Roman"/>
+          <w:szCs w:val="28"/>
+        </w:rPr>
+        <w:t xml:space="preserve"> </w:t>
+      </w:r>
+      <w:r>
+        <w:rPr>
+          <w:rFonts w:cs="Times New Roman"/>
+          <w:szCs w:val="28"/>
+          <w:lang w:val="en-US"/>
+        </w:rPr>
+        <w:t>Language</w:t>
+      </w:r>
+      <w:r>
+        <w:rPr>
+          <w:rFonts w:cs="Times New Roman"/>
+          <w:szCs w:val="28"/>
+        </w:rPr>
+        <w:t>) - своего рода ассемблер платформы .</w:t>
+      </w:r>
+      <w:r>
+        <w:rPr>
+          <w:rFonts w:cs="Times New Roman"/>
+          <w:szCs w:val="28"/>
+          <w:lang w:val="en-US"/>
+        </w:rPr>
+        <w:t>NET</w:t>
+      </w:r>
+      <w:r>
+        <w:rPr>
+          <w:rFonts w:cs="Times New Roman"/>
+          <w:szCs w:val="28"/>
+        </w:rPr>
+        <w:t>. Поэтому при определенных условиях мы можем сделать отдельные модули одного приложения на отдельных языках.</w:t>
+      </w:r>
+    </w:p>
+    <w:p>
+      <w:pPr>
+        <w:ind w:firstLine="709"/>
+        <w:rPr>
+          <w:rFonts w:cs="Times New Roman"/>
+          <w:szCs w:val="28"/>
+        </w:rPr>
+      </w:pPr>
+      <w:r>
+        <w:rPr>
+          <w:rFonts w:cs="Times New Roman"/>
+          <w:szCs w:val="28"/>
+        </w:rPr>
+        <w:t>Кроссплатформенность. .</w:t>
+      </w:r>
+      <w:r>
+        <w:rPr>
+          <w:rFonts w:cs="Times New Roman"/>
+          <w:szCs w:val="28"/>
+          <w:lang w:val="en-US"/>
+        </w:rPr>
+        <w:t>NET</w:t>
+      </w:r>
+      <w:r>
+        <w:rPr>
+          <w:rFonts w:cs="Times New Roman"/>
+          <w:szCs w:val="28"/>
+        </w:rPr>
+        <w:t xml:space="preserve"> является переносимой платформой (с некоторыми ограничениями). Например, последняя версия платформы на данный момент - .</w:t>
+      </w:r>
+      <w:r>
+        <w:rPr>
+          <w:rFonts w:cs="Times New Roman"/>
+          <w:szCs w:val="28"/>
+          <w:lang w:val="en-US"/>
+        </w:rPr>
+        <w:t>NET</w:t>
+      </w:r>
+      <w:r>
+        <w:rPr>
+          <w:rFonts w:cs="Times New Roman"/>
+          <w:szCs w:val="28"/>
+        </w:rPr>
+        <w:t xml:space="preserve"> 7 поддерживается на большинстве современных ОС </w:t>
+      </w:r>
+      <w:r>
+        <w:rPr>
+          <w:rFonts w:cs="Times New Roman"/>
+          <w:szCs w:val="28"/>
+          <w:lang w:val="en-US"/>
+        </w:rPr>
+        <w:t>Windows</w:t>
+      </w:r>
+      <w:r>
+        <w:rPr>
+          <w:rFonts w:cs="Times New Roman"/>
+          <w:szCs w:val="28"/>
+        </w:rPr>
+        <w:t xml:space="preserve">, </w:t>
+      </w:r>
+      <w:r>
+        <w:rPr>
+          <w:rFonts w:cs="Times New Roman"/>
+          <w:szCs w:val="28"/>
+          <w:lang w:val="en-US"/>
+        </w:rPr>
+        <w:t>MacOS</w:t>
+      </w:r>
+      <w:r>
+        <w:rPr>
+          <w:rFonts w:cs="Times New Roman"/>
+          <w:szCs w:val="28"/>
+        </w:rPr>
+        <w:t xml:space="preserve">, </w:t>
+      </w:r>
+      <w:r>
+        <w:rPr>
+          <w:rFonts w:cs="Times New Roman"/>
+          <w:szCs w:val="28"/>
+          <w:lang w:val="en-US"/>
+        </w:rPr>
+        <w:t>Linux</w:t>
+      </w:r>
+      <w:r>
+        <w:rPr>
+          <w:rFonts w:cs="Times New Roman"/>
+          <w:szCs w:val="28"/>
+        </w:rPr>
+        <w:t>. Используя различные технологии на платформе .</w:t>
+      </w:r>
+      <w:r>
+        <w:rPr>
+          <w:rFonts w:cs="Times New Roman"/>
+          <w:szCs w:val="28"/>
+          <w:lang w:val="en-US"/>
+        </w:rPr>
+        <w:t>NET</w:t>
+      </w:r>
+      <w:r>
+        <w:rPr>
+          <w:rFonts w:cs="Times New Roman"/>
+          <w:szCs w:val="28"/>
+        </w:rPr>
+        <w:t xml:space="preserve">, можно разрабатывать приложения на языке </w:t>
+      </w:r>
+      <w:r>
+        <w:rPr>
+          <w:rFonts w:cs="Times New Roman"/>
+          <w:szCs w:val="28"/>
+          <w:lang w:val="en-US"/>
+        </w:rPr>
+        <w:t>C</w:t>
+      </w:r>
+      <w:r>
+        <w:rPr>
+          <w:rFonts w:cs="Times New Roman"/>
+          <w:szCs w:val="28"/>
+        </w:rPr>
+        <w:t xml:space="preserve"># для самых разных платформ - </w:t>
+      </w:r>
+      <w:r>
+        <w:rPr>
+          <w:rFonts w:cs="Times New Roman"/>
+          <w:szCs w:val="28"/>
+          <w:lang w:val="en-US"/>
+        </w:rPr>
+        <w:t>Windows</w:t>
+      </w:r>
+      <w:r>
+        <w:rPr>
+          <w:rFonts w:cs="Times New Roman"/>
+          <w:szCs w:val="28"/>
+        </w:rPr>
+        <w:t xml:space="preserve">, </w:t>
+      </w:r>
+      <w:r>
+        <w:rPr>
+          <w:rFonts w:cs="Times New Roman"/>
+          <w:szCs w:val="28"/>
+          <w:lang w:val="en-US"/>
+        </w:rPr>
+        <w:t>MacOS</w:t>
+      </w:r>
+      <w:r>
+        <w:rPr>
+          <w:rFonts w:cs="Times New Roman"/>
+          <w:szCs w:val="28"/>
+        </w:rPr>
+        <w:t xml:space="preserve">, </w:t>
+      </w:r>
+      <w:r>
+        <w:rPr>
+          <w:rFonts w:cs="Times New Roman"/>
+          <w:szCs w:val="28"/>
+          <w:lang w:val="en-US"/>
+        </w:rPr>
+        <w:t>Linux</w:t>
+      </w:r>
+      <w:r>
+        <w:rPr>
+          <w:rFonts w:cs="Times New Roman"/>
+          <w:szCs w:val="28"/>
+        </w:rPr>
+        <w:t xml:space="preserve">, </w:t>
+      </w:r>
+      <w:r>
+        <w:rPr>
+          <w:rFonts w:cs="Times New Roman"/>
+          <w:szCs w:val="28"/>
+          <w:lang w:val="en-US"/>
+        </w:rPr>
+        <w:t>Android</w:t>
+      </w:r>
+      <w:r>
+        <w:rPr>
+          <w:rFonts w:cs="Times New Roman"/>
+          <w:szCs w:val="28"/>
+        </w:rPr>
+        <w:t xml:space="preserve">, </w:t>
+      </w:r>
+      <w:r>
+        <w:rPr>
+          <w:rFonts w:cs="Times New Roman"/>
+          <w:szCs w:val="28"/>
+          <w:lang w:val="en-US"/>
+        </w:rPr>
+        <w:t>iOS</w:t>
+      </w:r>
+      <w:r>
+        <w:rPr>
+          <w:rFonts w:cs="Times New Roman"/>
+          <w:szCs w:val="28"/>
+        </w:rPr>
+        <w:t xml:space="preserve">, </w:t>
+      </w:r>
+      <w:r>
+        <w:rPr>
+          <w:rFonts w:cs="Times New Roman"/>
+          <w:szCs w:val="28"/>
+          <w:lang w:val="en-US"/>
+        </w:rPr>
+        <w:t>Tizen</w:t>
+      </w:r>
+      <w:r>
+        <w:rPr>
+          <w:rFonts w:cs="Times New Roman"/>
+          <w:szCs w:val="28"/>
+        </w:rPr>
+        <w:t>.</w:t>
+      </w:r>
+    </w:p>
+    <w:p>
+      <w:pPr>
+        <w:ind w:firstLine="709"/>
+        <w:rPr>
+          <w:rFonts w:cs="Times New Roman"/>
+          <w:szCs w:val="28"/>
+        </w:rPr>
+      </w:pPr>
+      <w:r>
+        <w:rPr>
+          <w:rFonts w:cs="Times New Roman"/>
+          <w:szCs w:val="28"/>
+        </w:rPr>
+        <w:t>Мощная библиотека классов. .</w:t>
+      </w:r>
+      <w:r>
+        <w:rPr>
+          <w:rFonts w:cs="Times New Roman"/>
+          <w:szCs w:val="28"/>
+          <w:lang w:val="en-US"/>
+        </w:rPr>
+        <w:t>NET</w:t>
+      </w:r>
+      <w:r>
+        <w:rPr>
+          <w:rFonts w:cs="Times New Roman"/>
+          <w:szCs w:val="28"/>
+        </w:rPr>
+        <w:t xml:space="preserve"> представляет единую для всех поддерживаемых языков библиотеку классов. И какое бы приложение мы не собирались писать на </w:t>
+      </w:r>
+      <w:r>
+        <w:rPr>
+          <w:rFonts w:cs="Times New Roman"/>
+          <w:szCs w:val="28"/>
+          <w:lang w:val="en-US"/>
+        </w:rPr>
+        <w:t>C</w:t>
+      </w:r>
+      <w:r>
+        <w:rPr>
+          <w:rFonts w:cs="Times New Roman"/>
+          <w:szCs w:val="28"/>
+        </w:rPr>
+        <w:t># - текстовый редактор, чат или сложный веб-сайт - так или иначе мы задействуем библиотеку классов .</w:t>
+      </w:r>
+      <w:r>
+        <w:rPr>
+          <w:rFonts w:cs="Times New Roman"/>
+          <w:szCs w:val="28"/>
+          <w:lang w:val="en-US"/>
+        </w:rPr>
+        <w:t>NET</w:t>
+      </w:r>
+      <w:r>
+        <w:rPr>
+          <w:rFonts w:cs="Times New Roman"/>
+          <w:szCs w:val="28"/>
+        </w:rPr>
+        <w:t>.</w:t>
+      </w:r>
+    </w:p>
+    <w:p>
+      <w:pPr>
+        <w:ind w:firstLine="709"/>
+        <w:rPr>
+          <w:rFonts w:cs="Times New Roman"/>
+          <w:szCs w:val="28"/>
+        </w:rPr>
+      </w:pPr>
+      <w:r>
+        <w:rPr>
+          <w:rFonts w:cs="Times New Roman"/>
+          <w:szCs w:val="28"/>
+        </w:rPr>
+        <w:t xml:space="preserve">Разнообразие технологий. Общеязыковая среда исполнения </w:t>
+      </w:r>
+      <w:r>
+        <w:rPr>
+          <w:rFonts w:cs="Times New Roman"/>
+          <w:szCs w:val="28"/>
+          <w:lang w:val="en-US"/>
+        </w:rPr>
+        <w:t>CLR</w:t>
+      </w:r>
+      <w:r>
+        <w:rPr>
+          <w:rFonts w:cs="Times New Roman"/>
+          <w:szCs w:val="28"/>
+        </w:rPr>
+        <w:t xml:space="preserve"> и базовая библиотека классов являются основой для целого стека технологий, которые разработчики могут задействовать при построении тех или иных приложений. Например, для работы с базами данных в этом стеке технологий предназначена технология </w:t>
+      </w:r>
+      <w:r>
+        <w:rPr>
+          <w:rFonts w:cs="Times New Roman"/>
+          <w:szCs w:val="28"/>
+          <w:lang w:val="en-US"/>
+        </w:rPr>
+        <w:t>ADO</w:t>
+      </w:r>
+      <w:r>
+        <w:rPr>
+          <w:rFonts w:cs="Times New Roman"/>
+          <w:szCs w:val="28"/>
+        </w:rPr>
+        <w:t>.</w:t>
+      </w:r>
+      <w:r>
+        <w:rPr>
+          <w:rFonts w:cs="Times New Roman"/>
+          <w:szCs w:val="28"/>
+          <w:lang w:val="en-US"/>
+        </w:rPr>
+        <w:t>NET</w:t>
+      </w:r>
+      <w:r>
+        <w:rPr>
+          <w:rFonts w:cs="Times New Roman"/>
+          <w:szCs w:val="28"/>
+        </w:rPr>
+        <w:t xml:space="preserve"> и </w:t>
+      </w:r>
+      <w:r>
+        <w:rPr>
+          <w:rFonts w:cs="Times New Roman"/>
+          <w:szCs w:val="28"/>
+          <w:lang w:val="en-US"/>
+        </w:rPr>
+        <w:t>Entity</w:t>
+      </w:r>
+      <w:r>
+        <w:rPr>
+          <w:rFonts w:cs="Times New Roman"/>
+          <w:szCs w:val="28"/>
+        </w:rPr>
+        <w:t xml:space="preserve"> </w:t>
+      </w:r>
+      <w:r>
+        <w:rPr>
+          <w:rFonts w:cs="Times New Roman"/>
+          <w:szCs w:val="28"/>
+          <w:lang w:val="en-US"/>
+        </w:rPr>
+        <w:t>Framework</w:t>
+      </w:r>
+      <w:r>
+        <w:rPr>
+          <w:rFonts w:cs="Times New Roman"/>
+          <w:szCs w:val="28"/>
+        </w:rPr>
+        <w:t xml:space="preserve"> </w:t>
+      </w:r>
+      <w:r>
+        <w:rPr>
+          <w:rFonts w:cs="Times New Roman"/>
+          <w:szCs w:val="28"/>
+          <w:lang w:val="en-US"/>
+        </w:rPr>
+        <w:t>Core</w:t>
+      </w:r>
+      <w:r>
+        <w:rPr>
+          <w:rFonts w:cs="Times New Roman"/>
+          <w:szCs w:val="28"/>
+        </w:rPr>
+        <w:t xml:space="preserve">. Для построения графических приложений с богатым насыщенным интерфейсом - технология </w:t>
+      </w:r>
+      <w:r>
+        <w:rPr>
+          <w:rFonts w:cs="Times New Roman"/>
+          <w:szCs w:val="28"/>
+          <w:lang w:val="en-US"/>
+        </w:rPr>
+        <w:t>WPF</w:t>
+      </w:r>
+      <w:r>
+        <w:rPr>
+          <w:rFonts w:cs="Times New Roman"/>
+          <w:szCs w:val="28"/>
+        </w:rPr>
+        <w:t xml:space="preserve"> и </w:t>
+      </w:r>
+      <w:proofErr w:type="spellStart"/>
+      <w:r>
+        <w:rPr>
+          <w:rFonts w:cs="Times New Roman"/>
+          <w:szCs w:val="28"/>
+          <w:lang w:val="en-US"/>
+        </w:rPr>
+        <w:t>WinUI</w:t>
+      </w:r>
+      <w:proofErr w:type="spellEnd"/>
+      <w:r>
+        <w:rPr>
+          <w:rFonts w:cs="Times New Roman"/>
+          <w:szCs w:val="28"/>
+        </w:rPr>
+        <w:t xml:space="preserve">, для создания более простых графических приложений - </w:t>
+      </w:r>
+      <w:r>
+        <w:rPr>
+          <w:rFonts w:cs="Times New Roman"/>
+          <w:szCs w:val="28"/>
+          <w:lang w:val="en-US"/>
+        </w:rPr>
+        <w:t>Windows</w:t>
+      </w:r>
+      <w:r>
+        <w:rPr>
+          <w:rFonts w:cs="Times New Roman"/>
+          <w:szCs w:val="28"/>
+        </w:rPr>
+        <w:t xml:space="preserve"> </w:t>
+      </w:r>
+      <w:r>
+        <w:rPr>
+          <w:rFonts w:cs="Times New Roman"/>
+          <w:szCs w:val="28"/>
+          <w:lang w:val="en-US"/>
+        </w:rPr>
+        <w:t>Forms</w:t>
+      </w:r>
+      <w:r>
+        <w:rPr>
+          <w:rFonts w:cs="Times New Roman"/>
+          <w:szCs w:val="28"/>
+        </w:rPr>
+        <w:t xml:space="preserve">. Для разработки кроссплатформенных мобильных и десктопных приложений - </w:t>
+      </w:r>
+      <w:r>
+        <w:rPr>
+          <w:rFonts w:cs="Times New Roman"/>
+          <w:szCs w:val="28"/>
+          <w:lang w:val="en-US"/>
+        </w:rPr>
+        <w:t>Xamarin</w:t>
+      </w:r>
+      <w:r>
+        <w:rPr>
+          <w:rFonts w:cs="Times New Roman"/>
+          <w:szCs w:val="28"/>
+        </w:rPr>
+        <w:t>/</w:t>
+      </w:r>
+      <w:r>
+        <w:rPr>
+          <w:rFonts w:cs="Times New Roman"/>
+          <w:szCs w:val="28"/>
+          <w:lang w:val="en-US"/>
+        </w:rPr>
+        <w:t>MAUI</w:t>
+      </w:r>
+      <w:r>
+        <w:rPr>
+          <w:rFonts w:cs="Times New Roman"/>
+          <w:szCs w:val="28"/>
+        </w:rPr>
+        <w:t xml:space="preserve">. Для создания веб-сайтов и веб-приложений - </w:t>
+      </w:r>
+      <w:r>
+        <w:rPr>
+          <w:rFonts w:cs="Times New Roman"/>
+          <w:szCs w:val="28"/>
+          <w:lang w:val="en-US"/>
+        </w:rPr>
+        <w:t>ASP</w:t>
+      </w:r>
+      <w:r>
+        <w:rPr>
+          <w:rFonts w:cs="Times New Roman"/>
+          <w:szCs w:val="28"/>
+        </w:rPr>
+        <w:t>.</w:t>
+      </w:r>
+      <w:r>
+        <w:rPr>
+          <w:rFonts w:cs="Times New Roman"/>
+          <w:szCs w:val="28"/>
+          <w:lang w:val="en-US"/>
+        </w:rPr>
+        <w:t>NET</w:t>
+      </w:r>
+      <w:r>
+        <w:rPr>
+          <w:rFonts w:cs="Times New Roman"/>
+          <w:szCs w:val="28"/>
+        </w:rPr>
+        <w:t xml:space="preserve"> и т.д.</w:t>
+      </w:r>
+    </w:p>
+    <w:p>
+      <w:pPr>
+        <w:ind w:firstLine="709"/>
+        <w:rPr>
+          <w:rFonts w:cs="Times New Roman"/>
+          <w:szCs w:val="28"/>
+        </w:rPr>
+      </w:pPr>
+      <w:r>
+        <w:rPr>
+          <w:rFonts w:cs="Times New Roman"/>
+          <w:szCs w:val="28"/>
+        </w:rPr>
+        <w:t xml:space="preserve">К этому стоит добавить активной развивающийся и набирающий популяность </w:t>
+      </w:r>
+      <w:r>
+        <w:rPr>
+          <w:rFonts w:cs="Times New Roman"/>
+          <w:szCs w:val="28"/>
+          <w:lang w:val="en-US"/>
+        </w:rPr>
+        <w:t>Blazor</w:t>
+      </w:r>
+      <w:r>
+        <w:rPr>
+          <w:rFonts w:cs="Times New Roman"/>
+          <w:szCs w:val="28"/>
+        </w:rPr>
+        <w:t xml:space="preserve"> - фреймворк, который работает поверх .</w:t>
+      </w:r>
+      <w:r>
+        <w:rPr>
+          <w:rFonts w:cs="Times New Roman"/>
+          <w:szCs w:val="28"/>
+          <w:lang w:val="en-US"/>
+        </w:rPr>
+        <w:t>NET</w:t>
+      </w:r>
+      <w:r>
+        <w:rPr>
+          <w:rFonts w:cs="Times New Roman"/>
+          <w:szCs w:val="28"/>
+        </w:rPr>
+        <w:t xml:space="preserve"> и который позволяет создавать веб-приложения как на стороне сервера, так и на стороне клиента. А в будущем будет поддерживать создание мобильных приложений и, возможно, десктоп-приложений.</w:t>
+      </w:r>
+    </w:p>
+    <w:p>
+      <w:pPr>
+        <w:ind w:firstLine="709"/>
+        <w:rPr>
+          <w:rFonts w:cs="Times New Roman"/>
+          <w:szCs w:val="28"/>
+        </w:rPr>
+      </w:pPr>
+      <w:r>
+        <w:rPr>
+          <w:rFonts w:cs="Times New Roman"/>
+          <w:szCs w:val="28"/>
+        </w:rPr>
+        <w:t>Производительность. Согласно ряду тестов веб-приложения на .</w:t>
+      </w:r>
+      <w:r>
+        <w:rPr>
+          <w:rFonts w:cs="Times New Roman"/>
+          <w:szCs w:val="28"/>
+          <w:lang w:val="en-US"/>
+        </w:rPr>
+        <w:t>NET</w:t>
+      </w:r>
+      <w:r>
+        <w:rPr>
+          <w:rFonts w:cs="Times New Roman"/>
+          <w:szCs w:val="28"/>
+        </w:rPr>
+        <w:t xml:space="preserve"> 7 в ряде категорий сильно опережают веб-приложения, построенные с помощью </w:t>
+      </w:r>
+      <w:r>
+        <w:rPr>
+          <w:rFonts w:cs="Times New Roman"/>
+          <w:szCs w:val="28"/>
+        </w:rPr>
+        <w:lastRenderedPageBreak/>
+        <w:t>других технологий. Приложения на .</w:t>
+      </w:r>
+      <w:r>
+        <w:rPr>
+          <w:rFonts w:cs="Times New Roman"/>
+          <w:szCs w:val="28"/>
+          <w:lang w:val="en-US"/>
+        </w:rPr>
+        <w:t>NET</w:t>
+      </w:r>
+      <w:r>
+        <w:rPr>
+          <w:rFonts w:cs="Times New Roman"/>
+          <w:szCs w:val="28"/>
+        </w:rPr>
+        <w:t xml:space="preserve"> 7 в принципе отличаются высокой производительностью.</w:t>
+      </w:r>
+    </w:p>
+    <w:p>
+      <w:pPr>
+        <w:ind w:firstLine="709"/>
+        <w:rPr>
+          <w:rFonts w:cs="Times New Roman"/>
+          <w:szCs w:val="28"/>
+        </w:rPr>
+      </w:pPr>
+      <w:r>
+        <w:rPr>
+          <w:rFonts w:cs="Times New Roman"/>
+          <w:szCs w:val="28"/>
+        </w:rPr>
+        <w:t xml:space="preserve">Также еще следует отметить такую особенность языка </w:t>
+      </w:r>
+      <w:r>
+        <w:rPr>
+          <w:rFonts w:cs="Times New Roman"/>
+          <w:szCs w:val="28"/>
+          <w:lang w:val="en-US"/>
+        </w:rPr>
+        <w:t>C</w:t>
+      </w:r>
+      <w:r>
+        <w:rPr>
+          <w:rFonts w:cs="Times New Roman"/>
+          <w:szCs w:val="28"/>
+        </w:rPr>
+        <w:t># и фреймворка .</w:t>
+      </w:r>
+      <w:r>
+        <w:rPr>
+          <w:rFonts w:cs="Times New Roman"/>
+          <w:szCs w:val="28"/>
+          <w:lang w:val="en-US"/>
+        </w:rPr>
+        <w:t>NET</w:t>
+      </w:r>
+      <w:r>
+        <w:rPr>
+          <w:rFonts w:cs="Times New Roman"/>
+          <w:szCs w:val="28"/>
+        </w:rPr>
+        <w:t xml:space="preserve">, как автоматическая сборка мусора. А это значит, что нам в большинстве случаев не придется, в отличие от С++, заботиться об освобождении памяти. Вышеупомянутая общеязыковая среда </w:t>
+      </w:r>
+      <w:r>
+        <w:rPr>
+          <w:rFonts w:cs="Times New Roman"/>
+          <w:szCs w:val="28"/>
+          <w:lang w:val="en-US"/>
+        </w:rPr>
+        <w:t>CLR</w:t>
+      </w:r>
+      <w:r>
+        <w:rPr>
+          <w:rFonts w:cs="Times New Roman"/>
+          <w:szCs w:val="28"/>
+        </w:rPr>
+        <w:t xml:space="preserve"> сама вызовет сборщик мусора и очистит память.</w:t>
+      </w:r>
+    </w:p>
+    <w:p>
+      <w:pPr>
+        <w:ind w:firstLine="709"/>
+        <w:rPr>
+          <w:rFonts w:cs="Times New Roman"/>
+          <w:szCs w:val="28"/>
+        </w:rPr>
+      </w:pPr>
+      <w:r>
+        <w:rPr>
+          <w:rFonts w:cs="Times New Roman"/>
+          <w:szCs w:val="28"/>
+        </w:rPr>
+        <w:t>.</w:t>
+      </w:r>
+      <w:r>
+        <w:rPr>
+          <w:rFonts w:cs="Times New Roman"/>
+          <w:szCs w:val="28"/>
+          <w:lang w:val="en-US"/>
+        </w:rPr>
+        <w:t>NET</w:t>
+      </w:r>
+      <w:r>
+        <w:rPr>
+          <w:rFonts w:cs="Times New Roman"/>
+          <w:szCs w:val="28"/>
+        </w:rPr>
+        <w:t xml:space="preserve"> </w:t>
+      </w:r>
+      <w:r>
+        <w:rPr>
+          <w:rFonts w:cs="Times New Roman"/>
+          <w:szCs w:val="28"/>
+          <w:lang w:val="en-US"/>
+        </w:rPr>
+        <w:t>Framework</w:t>
+      </w:r>
+      <w:r>
+        <w:rPr>
+          <w:rFonts w:cs="Times New Roman"/>
+          <w:szCs w:val="28"/>
+        </w:rPr>
+        <w:t xml:space="preserve"> и .</w:t>
+      </w:r>
+      <w:r>
+        <w:rPr>
+          <w:rFonts w:cs="Times New Roman"/>
+          <w:szCs w:val="28"/>
+          <w:lang w:val="en-US"/>
+        </w:rPr>
+        <w:t>NET</w:t>
+      </w:r>
+      <w:r>
+        <w:rPr>
+          <w:rFonts w:cs="Times New Roman"/>
+          <w:szCs w:val="28"/>
+        </w:rPr>
+        <w:t xml:space="preserve"> 7</w:t>
+      </w:r>
+    </w:p>
+    <w:p>
+      <w:pPr>
+        <w:ind w:firstLine="709"/>
+        <w:rPr>
+          <w:rFonts w:cs="Times New Roman"/>
+          <w:szCs w:val="28"/>
+        </w:rPr>
+      </w:pPr>
+      <w:r>
+        <w:rPr>
+          <w:rFonts w:cs="Times New Roman"/>
+          <w:szCs w:val="28"/>
+        </w:rPr>
+        <w:t>Стоит отметить, что .</w:t>
+      </w:r>
+      <w:r>
+        <w:rPr>
+          <w:rFonts w:cs="Times New Roman"/>
+          <w:szCs w:val="28"/>
+          <w:lang w:val="en-US"/>
+        </w:rPr>
+        <w:t>NET</w:t>
+      </w:r>
+      <w:r>
+        <w:rPr>
+          <w:rFonts w:cs="Times New Roman"/>
+          <w:szCs w:val="28"/>
+        </w:rPr>
+        <w:t xml:space="preserve"> долгое время развивался премущественно как платформа для </w:t>
+      </w:r>
+      <w:r>
+        <w:rPr>
+          <w:rFonts w:cs="Times New Roman"/>
+          <w:szCs w:val="28"/>
+          <w:lang w:val="en-US"/>
+        </w:rPr>
+        <w:t>Windows</w:t>
+      </w:r>
+      <w:r>
+        <w:rPr>
+          <w:rFonts w:cs="Times New Roman"/>
+          <w:szCs w:val="28"/>
+        </w:rPr>
+        <w:t xml:space="preserve"> под названием .</w:t>
+      </w:r>
+      <w:r>
+        <w:rPr>
+          <w:rFonts w:cs="Times New Roman"/>
+          <w:szCs w:val="28"/>
+          <w:lang w:val="en-US"/>
+        </w:rPr>
+        <w:t>NET</w:t>
+      </w:r>
+      <w:r>
+        <w:rPr>
+          <w:rFonts w:cs="Times New Roman"/>
+          <w:szCs w:val="28"/>
+        </w:rPr>
+        <w:t xml:space="preserve"> </w:t>
+      </w:r>
+      <w:r>
+        <w:rPr>
+          <w:rFonts w:cs="Times New Roman"/>
+          <w:szCs w:val="28"/>
+          <w:lang w:val="en-US"/>
+        </w:rPr>
+        <w:t>Framework</w:t>
+      </w:r>
+      <w:r>
+        <w:rPr>
+          <w:rFonts w:cs="Times New Roman"/>
+          <w:szCs w:val="28"/>
+        </w:rPr>
+        <w:t>. В 2019 вышла последняя версия этой платформы - .</w:t>
+      </w:r>
+      <w:r>
+        <w:rPr>
+          <w:rFonts w:cs="Times New Roman"/>
+          <w:szCs w:val="28"/>
+          <w:lang w:val="en-US"/>
+        </w:rPr>
+        <w:t>NET</w:t>
+      </w:r>
+      <w:r>
+        <w:rPr>
+          <w:rFonts w:cs="Times New Roman"/>
+          <w:szCs w:val="28"/>
+        </w:rPr>
+        <w:t xml:space="preserve"> </w:t>
+      </w:r>
+      <w:r>
+        <w:rPr>
+          <w:rFonts w:cs="Times New Roman"/>
+          <w:szCs w:val="28"/>
+          <w:lang w:val="en-US"/>
+        </w:rPr>
+        <w:t>Framework</w:t>
+      </w:r>
+      <w:r>
+        <w:rPr>
+          <w:rFonts w:cs="Times New Roman"/>
+          <w:szCs w:val="28"/>
+        </w:rPr>
+        <w:t xml:space="preserve"> 4.8. Она больше не развивается</w:t>
+      </w:r>
+    </w:p>
+    <w:p>
+      <w:pPr>
+        <w:ind w:firstLine="709"/>
+        <w:rPr>
+          <w:rFonts w:cs="Times New Roman"/>
+          <w:szCs w:val="28"/>
+        </w:rPr>
+      </w:pPr>
+      <w:r>
+        <w:rPr>
+          <w:rFonts w:cs="Times New Roman"/>
+          <w:szCs w:val="28"/>
+        </w:rPr>
+        <w:t xml:space="preserve">С 2014 </w:t>
+      </w:r>
+      <w:r>
+        <w:rPr>
+          <w:rFonts w:cs="Times New Roman"/>
+          <w:szCs w:val="28"/>
+          <w:lang w:val="en-US"/>
+        </w:rPr>
+        <w:t>Microsoft</w:t>
+      </w:r>
+      <w:r>
+        <w:rPr>
+          <w:rFonts w:cs="Times New Roman"/>
+          <w:szCs w:val="28"/>
+        </w:rPr>
+        <w:t xml:space="preserve"> стал развивать альтернативную платформу - .</w:t>
+      </w:r>
+      <w:r>
+        <w:rPr>
+          <w:rFonts w:cs="Times New Roman"/>
+          <w:szCs w:val="28"/>
+          <w:lang w:val="en-US"/>
+        </w:rPr>
+        <w:t>NET</w:t>
+      </w:r>
+      <w:r>
+        <w:rPr>
+          <w:rFonts w:cs="Times New Roman"/>
+          <w:szCs w:val="28"/>
+        </w:rPr>
+        <w:t xml:space="preserve"> </w:t>
+      </w:r>
+      <w:r>
+        <w:rPr>
+          <w:rFonts w:cs="Times New Roman"/>
+          <w:szCs w:val="28"/>
+          <w:lang w:val="en-US"/>
+        </w:rPr>
+        <w:t>Core</w:t>
+      </w:r>
+      <w:r>
+        <w:rPr>
+          <w:rFonts w:cs="Times New Roman"/>
+          <w:szCs w:val="28"/>
+        </w:rPr>
+        <w:t>, которая уже предназначалась для разных платформ и должна была вобрать в себя все возможности устаревшего .</w:t>
+      </w:r>
+      <w:r>
+        <w:rPr>
+          <w:rFonts w:cs="Times New Roman"/>
+          <w:szCs w:val="28"/>
+          <w:lang w:val="en-US"/>
+        </w:rPr>
+        <w:t>NET</w:t>
+      </w:r>
+      <w:r>
+        <w:rPr>
+          <w:rFonts w:cs="Times New Roman"/>
+          <w:szCs w:val="28"/>
+        </w:rPr>
+        <w:t xml:space="preserve"> </w:t>
+      </w:r>
+      <w:r>
+        <w:rPr>
+          <w:rFonts w:cs="Times New Roman"/>
+          <w:szCs w:val="28"/>
+          <w:lang w:val="en-US"/>
+        </w:rPr>
+        <w:t>Framework</w:t>
+      </w:r>
+      <w:r>
+        <w:rPr>
+          <w:rFonts w:cs="Times New Roman"/>
+          <w:szCs w:val="28"/>
+        </w:rPr>
+        <w:t xml:space="preserve"> и добавить новую функциональность. Затем </w:t>
+      </w:r>
+      <w:r>
+        <w:rPr>
+          <w:rFonts w:cs="Times New Roman"/>
+          <w:szCs w:val="28"/>
+          <w:lang w:val="en-US"/>
+        </w:rPr>
+        <w:t>Microsoft</w:t>
+      </w:r>
+      <w:r>
+        <w:rPr>
+          <w:rFonts w:cs="Times New Roman"/>
+          <w:szCs w:val="28"/>
+        </w:rPr>
+        <w:t xml:space="preserve"> последовательно выпустил ряд версий этой платформы: .</w:t>
+      </w:r>
+      <w:r>
+        <w:rPr>
+          <w:rFonts w:cs="Times New Roman"/>
+          <w:szCs w:val="28"/>
+          <w:lang w:val="en-US"/>
+        </w:rPr>
+        <w:t>NET</w:t>
+      </w:r>
+      <w:r>
+        <w:rPr>
+          <w:rFonts w:cs="Times New Roman"/>
+          <w:szCs w:val="28"/>
+        </w:rPr>
+        <w:t xml:space="preserve"> </w:t>
+      </w:r>
+      <w:r>
+        <w:rPr>
+          <w:rFonts w:cs="Times New Roman"/>
+          <w:szCs w:val="28"/>
+          <w:lang w:val="en-US"/>
+        </w:rPr>
+        <w:t>Core</w:t>
+      </w:r>
+      <w:r>
+        <w:rPr>
+          <w:rFonts w:cs="Times New Roman"/>
+          <w:szCs w:val="28"/>
+        </w:rPr>
+        <w:t xml:space="preserve"> 1, .</w:t>
+      </w:r>
+      <w:r>
+        <w:rPr>
+          <w:rFonts w:cs="Times New Roman"/>
+          <w:szCs w:val="28"/>
+          <w:lang w:val="en-US"/>
+        </w:rPr>
+        <w:t>NET</w:t>
+      </w:r>
+      <w:r>
+        <w:rPr>
+          <w:rFonts w:cs="Times New Roman"/>
+          <w:szCs w:val="28"/>
+        </w:rPr>
+        <w:t xml:space="preserve"> </w:t>
+      </w:r>
+      <w:r>
+        <w:rPr>
+          <w:rFonts w:cs="Times New Roman"/>
+          <w:szCs w:val="28"/>
+          <w:lang w:val="en-US"/>
+        </w:rPr>
+        <w:t>Core</w:t>
+      </w:r>
+      <w:r>
+        <w:rPr>
+          <w:rFonts w:cs="Times New Roman"/>
+          <w:szCs w:val="28"/>
+        </w:rPr>
+        <w:t xml:space="preserve"> 2, .</w:t>
+      </w:r>
+      <w:r>
+        <w:rPr>
+          <w:rFonts w:cs="Times New Roman"/>
+          <w:szCs w:val="28"/>
+          <w:lang w:val="en-US"/>
+        </w:rPr>
+        <w:t>NET</w:t>
+      </w:r>
+      <w:r>
+        <w:rPr>
+          <w:rFonts w:cs="Times New Roman"/>
+          <w:szCs w:val="28"/>
+        </w:rPr>
+        <w:t xml:space="preserve"> </w:t>
+      </w:r>
+      <w:r>
+        <w:rPr>
+          <w:rFonts w:cs="Times New Roman"/>
+          <w:szCs w:val="28"/>
+          <w:lang w:val="en-US"/>
+        </w:rPr>
+        <w:t>Core</w:t>
+      </w:r>
+      <w:r>
+        <w:rPr>
+          <w:rFonts w:cs="Times New Roman"/>
+          <w:szCs w:val="28"/>
+        </w:rPr>
+        <w:t xml:space="preserve"> 3, .</w:t>
+      </w:r>
+      <w:r>
+        <w:rPr>
+          <w:rFonts w:cs="Times New Roman"/>
+          <w:szCs w:val="28"/>
+          <w:lang w:val="en-US"/>
+        </w:rPr>
+        <w:t>NET</w:t>
+      </w:r>
+      <w:r>
+        <w:rPr>
+          <w:rFonts w:cs="Times New Roman"/>
+          <w:szCs w:val="28"/>
+        </w:rPr>
+        <w:t xml:space="preserve"> 5. И текущей версией является расматриваемая в этом руководстве платформа .</w:t>
+      </w:r>
+      <w:r>
+        <w:rPr>
+          <w:rFonts w:cs="Times New Roman"/>
+          <w:szCs w:val="28"/>
+          <w:lang w:val="en-US"/>
+        </w:rPr>
+        <w:t>NET</w:t>
+      </w:r>
+      <w:r>
+        <w:rPr>
+          <w:rFonts w:cs="Times New Roman"/>
+          <w:szCs w:val="28"/>
+        </w:rPr>
+        <w:t xml:space="preserve"> 7. Поэтому следует различать .</w:t>
+      </w:r>
+      <w:r>
+        <w:rPr>
+          <w:rFonts w:cs="Times New Roman"/>
+          <w:szCs w:val="28"/>
+          <w:lang w:val="en-US"/>
+        </w:rPr>
+        <w:t>NET</w:t>
+      </w:r>
+      <w:r>
+        <w:rPr>
+          <w:rFonts w:cs="Times New Roman"/>
+          <w:szCs w:val="28"/>
+        </w:rPr>
+        <w:t xml:space="preserve"> </w:t>
+      </w:r>
+      <w:r>
+        <w:rPr>
+          <w:rFonts w:cs="Times New Roman"/>
+          <w:szCs w:val="28"/>
+          <w:lang w:val="en-US"/>
+        </w:rPr>
+        <w:t>Framework</w:t>
+      </w:r>
+      <w:r>
+        <w:rPr>
+          <w:rFonts w:cs="Times New Roman"/>
+          <w:szCs w:val="28"/>
+        </w:rPr>
+        <w:t xml:space="preserve">, который предназначен преимущественно для </w:t>
+      </w:r>
+      <w:r>
+        <w:rPr>
+          <w:rFonts w:cs="Times New Roman"/>
+          <w:szCs w:val="28"/>
+          <w:lang w:val="en-US"/>
+        </w:rPr>
+        <w:t>Windows</w:t>
+      </w:r>
+      <w:r>
+        <w:rPr>
+          <w:rFonts w:cs="Times New Roman"/>
+          <w:szCs w:val="28"/>
+        </w:rPr>
+        <w:t>, и кросплатформенный .</w:t>
+      </w:r>
+      <w:r>
+        <w:rPr>
+          <w:rFonts w:cs="Times New Roman"/>
+          <w:szCs w:val="28"/>
+          <w:lang w:val="en-US"/>
+        </w:rPr>
+        <w:t>NET</w:t>
+      </w:r>
+      <w:r>
+        <w:rPr>
+          <w:rFonts w:cs="Times New Roman"/>
+          <w:szCs w:val="28"/>
+        </w:rPr>
         <w:t xml:space="preserve"> 7.</w:t>
       </w:r>
     </w:p>
@@ -2748,538 +4593,52 @@
         <w:ind w:firstLine="709"/>
         <w:rPr>
           <w:rFonts w:cs="Times New Roman"/>
-          <w:szCs w:val="28"/>
-        </w:rPr>
-      </w:pPr>
-      <w:r>
-        <w:rPr>
-          <w:rFonts w:cs="Times New Roman"/>
-          <w:szCs w:val="28"/>
-          <w:lang w:val="en-US"/>
-        </w:rPr>
-        <w:t>C</w:t>
-      </w:r>
-      <w:r>
-        <w:rPr>
-          <w:rFonts w:cs="Times New Roman"/>
-          <w:szCs w:val="28"/>
-        </w:rPr>
-        <w:t xml:space="preserve"># является языком с Си-подобным синтаксисом и близок в этом отношении к </w:t>
-      </w:r>
-      <w:r>
-        <w:rPr>
-          <w:rFonts w:cs="Times New Roman"/>
-          <w:szCs w:val="28"/>
-          <w:lang w:val="en-US"/>
-        </w:rPr>
-        <w:t>C</w:t>
-      </w:r>
-      <w:r>
-        <w:rPr>
-          <w:rFonts w:cs="Times New Roman"/>
-          <w:szCs w:val="28"/>
-        </w:rPr>
-        <w:t xml:space="preserve">++ и </w:t>
-      </w:r>
-      <w:r>
-        <w:rPr>
-          <w:rFonts w:cs="Times New Roman"/>
-          <w:szCs w:val="28"/>
-          <w:lang w:val="en-US"/>
-        </w:rPr>
-        <w:t>Java</w:t>
-      </w:r>
-      <w:r>
-        <w:rPr>
-          <w:rFonts w:cs="Times New Roman"/>
-          <w:szCs w:val="28"/>
-        </w:rPr>
-        <w:t xml:space="preserve">. Поэтому, если вы знакомы с одним из этих языков, то овладеть </w:t>
-      </w:r>
-      <w:r>
-        <w:rPr>
-          <w:rFonts w:cs="Times New Roman"/>
-          <w:szCs w:val="28"/>
-          <w:lang w:val="en-US"/>
-        </w:rPr>
-        <w:t>C</w:t>
-      </w:r>
-      <w:r>
-        <w:rPr>
-          <w:rFonts w:cs="Times New Roman"/>
-          <w:szCs w:val="28"/>
-        </w:rPr>
-        <w:t># будет легче.</w:t>
-      </w:r>
-    </w:p>
-    <w:p>
-      <w:pPr>
-        <w:ind w:firstLine="709"/>
-        <w:rPr>
-          <w:rFonts w:cs="Times New Roman"/>
-          <w:szCs w:val="28"/>
-        </w:rPr>
-      </w:pPr>
-      <w:r>
-        <w:rPr>
-          <w:rFonts w:cs="Times New Roman"/>
-          <w:szCs w:val="28"/>
-          <w:lang w:val="en-US"/>
-        </w:rPr>
-        <w:t>C</w:t>
-      </w:r>
-      <w:r>
-        <w:rPr>
-          <w:rFonts w:cs="Times New Roman"/>
-          <w:szCs w:val="28"/>
-        </w:rPr>
-        <w:t xml:space="preserve"># является объектно-ориентированным и в этом плане много перенял у </w:t>
-      </w:r>
-      <w:r>
-        <w:rPr>
-          <w:rFonts w:cs="Times New Roman"/>
-          <w:szCs w:val="28"/>
-          <w:lang w:val="en-US"/>
-        </w:rPr>
-        <w:t>Java</w:t>
-      </w:r>
-      <w:r>
-        <w:rPr>
-          <w:rFonts w:cs="Times New Roman"/>
-          <w:szCs w:val="28"/>
-        </w:rPr>
-        <w:t xml:space="preserve"> и С++. Например, </w:t>
-      </w:r>
-      <w:r>
-        <w:rPr>
-          <w:rFonts w:cs="Times New Roman"/>
-          <w:szCs w:val="28"/>
-          <w:lang w:val="en-US"/>
-        </w:rPr>
-        <w:t>C</w:t>
-      </w:r>
-      <w:r>
-        <w:rPr>
-          <w:rFonts w:cs="Times New Roman"/>
-          <w:szCs w:val="28"/>
-        </w:rPr>
-        <w:t xml:space="preserve"># поддерживает полиморфизм, наследование, перегрузку операторов, статическую типизацию. Объектно-ориентированный подход позволяет решить задачи по построению крупных, но в тоже время гибких, масштабируемых и расширяемых приложений. И </w:t>
-      </w:r>
-      <w:r>
-        <w:rPr>
-          <w:rFonts w:cs="Times New Roman"/>
-          <w:szCs w:val="28"/>
-          <w:lang w:val="en-US"/>
-        </w:rPr>
-        <w:t>C</w:t>
-      </w:r>
-      <w:r>
-        <w:rPr>
-          <w:rFonts w:cs="Times New Roman"/>
-          <w:szCs w:val="28"/>
-        </w:rPr>
-        <w:t># продолжает активно развиваться, и с каждой новой версией появляется все больше интересных функциональностей.</w:t>
-      </w:r>
-    </w:p>
-    <w:p>
-      <w:pPr>
-        <w:ind w:firstLine="709"/>
-        <w:rPr>
-          <w:rFonts w:cs="Times New Roman"/>
-          <w:szCs w:val="28"/>
-        </w:rPr>
-      </w:pPr>
-      <w:r>
-        <w:rPr>
-          <w:rFonts w:cs="Times New Roman"/>
-          <w:szCs w:val="28"/>
-        </w:rPr>
-        <w:t>Роль платформы .</w:t>
-      </w:r>
-      <w:r>
-        <w:rPr>
-          <w:rFonts w:cs="Times New Roman"/>
-          <w:szCs w:val="28"/>
-          <w:lang w:val="en-US"/>
-        </w:rPr>
-        <w:t>NET</w:t>
-      </w:r>
-    </w:p>
-    <w:p>
-      <w:pPr>
-        <w:ind w:firstLine="709"/>
-        <w:rPr>
-          <w:rFonts w:cs="Times New Roman"/>
-          <w:szCs w:val="28"/>
-        </w:rPr>
-      </w:pPr>
-      <w:r>
-        <w:rPr>
-          <w:rFonts w:cs="Times New Roman"/>
-          <w:szCs w:val="28"/>
-        </w:rPr>
-        <w:t xml:space="preserve">Когда говорят </w:t>
-      </w:r>
-      <w:r>
-        <w:rPr>
-          <w:rFonts w:cs="Times New Roman"/>
-          <w:szCs w:val="28"/>
-          <w:lang w:val="en-US"/>
-        </w:rPr>
-        <w:t>C</w:t>
-      </w:r>
-      <w:r>
-        <w:rPr>
-          <w:rFonts w:cs="Times New Roman"/>
-          <w:szCs w:val="28"/>
-        </w:rPr>
-        <w:t>#, нередко имеют в виду технологии платформы .</w:t>
-      </w:r>
-      <w:r>
-        <w:rPr>
-          <w:rFonts w:cs="Times New Roman"/>
-          <w:szCs w:val="28"/>
-          <w:lang w:val="en-US"/>
-        </w:rPr>
-        <w:t>NET</w:t>
-      </w:r>
-      <w:r>
-        <w:rPr>
-          <w:rFonts w:cs="Times New Roman"/>
-          <w:szCs w:val="28"/>
-        </w:rPr>
-        <w:t xml:space="preserve"> (</w:t>
-      </w:r>
-      <w:r>
-        <w:rPr>
-          <w:rFonts w:cs="Times New Roman"/>
-          <w:szCs w:val="28"/>
-          <w:lang w:val="en-US"/>
-        </w:rPr>
-        <w:t>Windows</w:t>
-      </w:r>
-      <w:r>
-        <w:rPr>
-          <w:rFonts w:cs="Times New Roman"/>
-          <w:szCs w:val="28"/>
-        </w:rPr>
-        <w:t xml:space="preserve"> </w:t>
-      </w:r>
-      <w:r>
-        <w:rPr>
-          <w:rFonts w:cs="Times New Roman"/>
-          <w:szCs w:val="28"/>
-          <w:lang w:val="en-US"/>
-        </w:rPr>
-        <w:t>Forms</w:t>
-      </w:r>
-      <w:r>
-        <w:rPr>
-          <w:rFonts w:cs="Times New Roman"/>
-          <w:szCs w:val="28"/>
-        </w:rPr>
-        <w:t xml:space="preserve">, </w:t>
-      </w:r>
-      <w:r>
-        <w:rPr>
-          <w:rFonts w:cs="Times New Roman"/>
-          <w:szCs w:val="28"/>
-          <w:lang w:val="en-US"/>
-        </w:rPr>
-        <w:t>WPF</w:t>
-      </w:r>
-      <w:r>
-        <w:rPr>
-          <w:rFonts w:cs="Times New Roman"/>
-          <w:szCs w:val="28"/>
-        </w:rPr>
-        <w:t xml:space="preserve">, </w:t>
-      </w:r>
-      <w:r>
-        <w:rPr>
-          <w:rFonts w:cs="Times New Roman"/>
-          <w:szCs w:val="28"/>
-          <w:lang w:val="en-US"/>
-        </w:rPr>
-        <w:t>ASP</w:t>
-      </w:r>
-      <w:r>
-        <w:rPr>
-          <w:rFonts w:cs="Times New Roman"/>
-          <w:szCs w:val="28"/>
-        </w:rPr>
-        <w:t>.</w:t>
-      </w:r>
-      <w:r>
-        <w:rPr>
-          <w:rFonts w:cs="Times New Roman"/>
-          <w:szCs w:val="28"/>
-          <w:lang w:val="en-US"/>
-        </w:rPr>
-        <w:t>NET</w:t>
-      </w:r>
-      <w:r>
-        <w:rPr>
-          <w:rFonts w:cs="Times New Roman"/>
-          <w:szCs w:val="28"/>
-        </w:rPr>
-        <w:t xml:space="preserve">, </w:t>
-      </w:r>
-      <w:r>
-        <w:rPr>
-          <w:rFonts w:cs="Times New Roman"/>
-          <w:szCs w:val="28"/>
-          <w:lang w:val="en-US"/>
-        </w:rPr>
-        <w:t>Xamarin</w:t>
-      </w:r>
-      <w:r>
-        <w:rPr>
-          <w:rFonts w:cs="Times New Roman"/>
-          <w:szCs w:val="28"/>
-        </w:rPr>
-        <w:t>). И, наоборот, когда говорят .</w:t>
-      </w:r>
-      <w:r>
-        <w:rPr>
-          <w:rFonts w:cs="Times New Roman"/>
-          <w:szCs w:val="28"/>
-          <w:lang w:val="en-US"/>
-        </w:rPr>
-        <w:t>NET</w:t>
-      </w:r>
-      <w:r>
-        <w:rPr>
-          <w:rFonts w:cs="Times New Roman"/>
-          <w:szCs w:val="28"/>
-        </w:rPr>
-        <w:t xml:space="preserve">, нередко имеют в виду </w:t>
-      </w:r>
-      <w:r>
-        <w:rPr>
-          <w:rFonts w:cs="Times New Roman"/>
-          <w:szCs w:val="28"/>
-          <w:lang w:val="en-US"/>
-        </w:rPr>
-        <w:t>C</w:t>
-      </w:r>
-      <w:r>
-        <w:rPr>
-          <w:rFonts w:cs="Times New Roman"/>
-          <w:szCs w:val="28"/>
-        </w:rPr>
-        <w:t xml:space="preserve">#. Однако, хотя эти понятия связаны, отождествлять их неверно. Язык </w:t>
-      </w:r>
-      <w:r>
-        <w:rPr>
-          <w:rFonts w:cs="Times New Roman"/>
-          <w:szCs w:val="28"/>
-          <w:lang w:val="en-US"/>
-        </w:rPr>
-        <w:t>C</w:t>
-      </w:r>
-      <w:r>
-        <w:rPr>
-          <w:rFonts w:cs="Times New Roman"/>
-          <w:szCs w:val="28"/>
-        </w:rPr>
-        <w:t># был создан специально для работы с фреймворком .</w:t>
-      </w:r>
-      <w:r>
-        <w:rPr>
-          <w:rFonts w:cs="Times New Roman"/>
-          <w:szCs w:val="28"/>
-          <w:lang w:val="en-US"/>
-        </w:rPr>
-        <w:t>NET</w:t>
-      </w:r>
-      <w:r>
-        <w:rPr>
-          <w:rFonts w:cs="Times New Roman"/>
-          <w:szCs w:val="28"/>
-        </w:rPr>
-        <w:t>, однако само понятие .</w:t>
-      </w:r>
-      <w:r>
-        <w:rPr>
-          <w:rFonts w:cs="Times New Roman"/>
-          <w:szCs w:val="28"/>
-          <w:lang w:val="en-US"/>
-        </w:rPr>
-        <w:t>NET</w:t>
-      </w:r>
-      <w:r>
-        <w:rPr>
-          <w:rFonts w:cs="Times New Roman"/>
-          <w:szCs w:val="28"/>
-        </w:rPr>
-        <w:t xml:space="preserve"> несколько шире.</w:t>
-      </w:r>
-    </w:p>
-    <w:p>
-      <w:pPr>
-        <w:ind w:firstLine="709"/>
-        <w:rPr>
-          <w:rFonts w:cs="Times New Roman"/>
-          <w:szCs w:val="28"/>
-        </w:rPr>
-      </w:pPr>
-      <w:r>
-        <w:rPr>
-          <w:rFonts w:cs="Times New Roman"/>
-          <w:szCs w:val="28"/>
-        </w:rPr>
-        <w:t>Как-то Билл Гейтс сказал, что платформа .</w:t>
-      </w:r>
-      <w:r>
-        <w:rPr>
-          <w:rFonts w:cs="Times New Roman"/>
-          <w:szCs w:val="28"/>
-          <w:lang w:val="en-US"/>
-        </w:rPr>
-        <w:t>NET</w:t>
-      </w:r>
-      <w:r>
-        <w:rPr>
-          <w:rFonts w:cs="Times New Roman"/>
-          <w:szCs w:val="28"/>
-        </w:rPr>
-        <w:t xml:space="preserve"> - это лучшее, что создала компания </w:t>
-      </w:r>
-      <w:r>
-        <w:rPr>
-          <w:rFonts w:cs="Times New Roman"/>
-          <w:szCs w:val="28"/>
-          <w:lang w:val="en-US"/>
-        </w:rPr>
-        <w:t>Microsoft</w:t>
-      </w:r>
-      <w:r>
-        <w:rPr>
-          <w:rFonts w:cs="Times New Roman"/>
-          <w:szCs w:val="28"/>
-        </w:rPr>
-        <w:t>.</w:t>
-      </w:r>
-      <w:r>
-        <w:rPr>
-          <w:rFonts w:cs="Times New Roman"/>
-          <w:szCs w:val="28"/>
-        </w:rPr>
-        <w:t xml:space="preserve"> </w:t>
-      </w:r>
-      <w:r>
-        <w:rPr>
-          <w:rFonts w:cs="Times New Roman"/>
-          <w:szCs w:val="28"/>
-        </w:rPr>
-        <w:t>Фреймворк .</w:t>
-      </w:r>
-      <w:r>
-        <w:rPr>
-          <w:rFonts w:cs="Times New Roman"/>
-          <w:szCs w:val="28"/>
-          <w:lang w:val="en-US"/>
-        </w:rPr>
-        <w:t>NET</w:t>
-      </w:r>
-      <w:r>
-        <w:rPr>
-          <w:rFonts w:cs="Times New Roman"/>
-          <w:szCs w:val="28"/>
-        </w:rPr>
-        <w:t xml:space="preserve"> представляет мощную платформу для создания приложений. Можно выделить следующие ее основные черты:</w:t>
-      </w:r>
-    </w:p>
-    <w:p>
-      <w:pPr>
-        <w:ind w:firstLine="709"/>
-        <w:rPr>
-          <w:rFonts w:cs="Times New Roman"/>
-          <w:szCs w:val="28"/>
-        </w:rPr>
-      </w:pPr>
-      <w:r>
-        <w:rPr>
-          <w:rFonts w:cs="Times New Roman"/>
-          <w:szCs w:val="28"/>
-        </w:rPr>
-        <w:t xml:space="preserve">Поддержка нескольких языков. Основой платформы является общеязыковая среда исполнения </w:t>
-      </w:r>
-      <w:r>
-        <w:rPr>
-          <w:rFonts w:cs="Times New Roman"/>
-          <w:szCs w:val="28"/>
-          <w:lang w:val="en-US"/>
-        </w:rPr>
-        <w:t>Common</w:t>
-      </w:r>
-      <w:r>
-        <w:rPr>
-          <w:rFonts w:cs="Times New Roman"/>
-          <w:szCs w:val="28"/>
-        </w:rPr>
-        <w:t xml:space="preserve"> </w:t>
-      </w:r>
-      <w:r>
-        <w:rPr>
-          <w:rFonts w:cs="Times New Roman"/>
-          <w:szCs w:val="28"/>
-          <w:lang w:val="en-US"/>
-        </w:rPr>
-        <w:t>Language</w:t>
-      </w:r>
-      <w:r>
-        <w:rPr>
-          <w:rFonts w:cs="Times New Roman"/>
-          <w:szCs w:val="28"/>
-        </w:rPr>
-        <w:t xml:space="preserve"> </w:t>
-      </w:r>
-      <w:r>
-        <w:rPr>
-          <w:rFonts w:cs="Times New Roman"/>
-          <w:szCs w:val="28"/>
-          <w:lang w:val="en-US"/>
-        </w:rPr>
-        <w:t>Runtime</w:t>
-      </w:r>
-      <w:r>
-        <w:rPr>
-          <w:rFonts w:cs="Times New Roman"/>
-          <w:szCs w:val="28"/>
-        </w:rPr>
-        <w:t xml:space="preserve"> (</w:t>
-      </w:r>
-      <w:r>
-        <w:rPr>
-          <w:rFonts w:cs="Times New Roman"/>
-          <w:szCs w:val="28"/>
-          <w:lang w:val="en-US"/>
-        </w:rPr>
-        <w:t>CLR</w:t>
-      </w:r>
-      <w:r>
-        <w:rPr>
-          <w:rFonts w:cs="Times New Roman"/>
-          <w:szCs w:val="28"/>
-        </w:rPr>
-        <w:t>), благодаря чему .</w:t>
-      </w:r>
-      <w:r>
-        <w:rPr>
-          <w:rFonts w:cs="Times New Roman"/>
-          <w:szCs w:val="28"/>
-          <w:lang w:val="en-US"/>
-        </w:rPr>
-        <w:t>NET</w:t>
-      </w:r>
-      <w:r>
-        <w:rPr>
-          <w:rFonts w:cs="Times New Roman"/>
-          <w:szCs w:val="28"/>
-        </w:rPr>
-        <w:t xml:space="preserve"> </w:t>
+          <w:b/>
+          <w:bCs/>
+          <w:szCs w:val="28"/>
+        </w:rPr>
+      </w:pPr>
+      <w:r>
+        <w:rPr>
+          <w:rFonts w:cs="Times New Roman"/>
+          <w:b/>
+          <w:bCs/>
+          <w:szCs w:val="28"/>
+          <w:lang w:val="en-US"/>
+        </w:rPr>
+        <w:t>Avalonia</w:t>
+      </w:r>
+    </w:p>
+    <w:p>
+      <w:pPr>
+        <w:ind w:firstLine="709"/>
+        <w:rPr>
+          <w:rFonts w:cs="Times New Roman"/>
+          <w:szCs w:val="28"/>
+        </w:rPr>
+      </w:pPr>
+      <w:r>
+        <w:rPr>
+          <w:rFonts w:cs="Times New Roman"/>
+          <w:szCs w:val="28"/>
+        </w:rPr>
+        <w:t>Avalonia - это мощный фреймворк, который позволяет разработчикам создавать кроссплатформенные приложения с использованием .NET. Для отрисовки элементов управления пользовательского интерфейса используется собственный движок рендеринга, обеспечивающий согласованный внешний вид и поведение на различных платформах, включая Windows, macOS, Linux, Android, iOS и WebAssembly. Это означает, что разработчики могут делиться своим кодом пользовательского интерфейса и поддерживать единый внешний вид независимо от целевой платформы.</w:t>
+      </w:r>
+    </w:p>
+    <w:p>
+      <w:pPr>
+        <w:ind w:firstLine="709"/>
+        <w:rPr>
+          <w:rFonts w:cs="Times New Roman"/>
+          <w:szCs w:val="28"/>
+        </w:rPr>
+      </w:pPr>
+      <w:r>
+        <w:rPr>
+          <w:rFonts w:cs="Times New Roman"/>
+          <w:szCs w:val="28"/>
+        </w:rPr>
+        <w:t xml:space="preserve">Приложения, созданные с помощью Avalonia, написаны на C # или F #, что упрощает быстрое создание прототипов приложений, которые со временем могут </w:t>
       </w:r>
       <w:r>
         <w:rPr>
@@ -3287,1363 +4646,7 @@
           <w:szCs w:val="28"/>
         </w:rPr>
         <w:lastRenderedPageBreak/>
-        <w:t xml:space="preserve">поддерживает несколько языков: наряду с </w:t>
-      </w:r>
-      <w:r>
-        <w:rPr>
-          <w:rFonts w:cs="Times New Roman"/>
-          <w:szCs w:val="28"/>
-          <w:lang w:val="en-US"/>
-        </w:rPr>
-        <w:t>C</w:t>
-      </w:r>
-      <w:r>
-        <w:rPr>
-          <w:rFonts w:cs="Times New Roman"/>
-          <w:szCs w:val="28"/>
-        </w:rPr>
-        <w:t xml:space="preserve"># это также </w:t>
-      </w:r>
-      <w:r>
-        <w:rPr>
-          <w:rFonts w:cs="Times New Roman"/>
-          <w:szCs w:val="28"/>
-          <w:lang w:val="en-US"/>
-        </w:rPr>
-        <w:t>VB</w:t>
-      </w:r>
-      <w:r>
-        <w:rPr>
-          <w:rFonts w:cs="Times New Roman"/>
-          <w:szCs w:val="28"/>
-        </w:rPr>
-        <w:t>.</w:t>
-      </w:r>
-      <w:r>
-        <w:rPr>
-          <w:rFonts w:cs="Times New Roman"/>
-          <w:szCs w:val="28"/>
-          <w:lang w:val="en-US"/>
-        </w:rPr>
-        <w:t>NET</w:t>
-      </w:r>
-      <w:r>
-        <w:rPr>
-          <w:rFonts w:cs="Times New Roman"/>
-          <w:szCs w:val="28"/>
-        </w:rPr>
-        <w:t xml:space="preserve">, </w:t>
-      </w:r>
-      <w:r>
-        <w:rPr>
-          <w:rFonts w:cs="Times New Roman"/>
-          <w:szCs w:val="28"/>
-          <w:lang w:val="en-US"/>
-        </w:rPr>
-        <w:t>C</w:t>
-      </w:r>
-      <w:r>
-        <w:rPr>
-          <w:rFonts w:cs="Times New Roman"/>
-          <w:szCs w:val="28"/>
-        </w:rPr>
-        <w:t xml:space="preserve">++, </w:t>
-      </w:r>
-      <w:r>
-        <w:rPr>
-          <w:rFonts w:cs="Times New Roman"/>
-          <w:szCs w:val="28"/>
-          <w:lang w:val="en-US"/>
-        </w:rPr>
-        <w:t>F</w:t>
-      </w:r>
-      <w:r>
-        <w:rPr>
-          <w:rFonts w:cs="Times New Roman"/>
-          <w:szCs w:val="28"/>
-        </w:rPr>
-        <w:t>#, а также различные диалекты других языков, привязанные к .</w:t>
-      </w:r>
-      <w:r>
-        <w:rPr>
-          <w:rFonts w:cs="Times New Roman"/>
-          <w:szCs w:val="28"/>
-          <w:lang w:val="en-US"/>
-        </w:rPr>
-        <w:t>NET</w:t>
-      </w:r>
-      <w:r>
-        <w:rPr>
-          <w:rFonts w:cs="Times New Roman"/>
-          <w:szCs w:val="28"/>
-        </w:rPr>
-        <w:t xml:space="preserve">, например, </w:t>
-      </w:r>
-      <w:r>
-        <w:rPr>
-          <w:rFonts w:cs="Times New Roman"/>
-          <w:szCs w:val="28"/>
-          <w:lang w:val="en-US"/>
-        </w:rPr>
-        <w:t>Delphi</w:t>
-      </w:r>
-      <w:r>
-        <w:rPr>
-          <w:rFonts w:cs="Times New Roman"/>
-          <w:szCs w:val="28"/>
-        </w:rPr>
-        <w:t>.</w:t>
-      </w:r>
-      <w:r>
-        <w:rPr>
-          <w:rFonts w:cs="Times New Roman"/>
-          <w:szCs w:val="28"/>
-          <w:lang w:val="en-US"/>
-        </w:rPr>
-        <w:t>NET</w:t>
-      </w:r>
-      <w:r>
-        <w:rPr>
-          <w:rFonts w:cs="Times New Roman"/>
-          <w:szCs w:val="28"/>
-        </w:rPr>
-        <w:t xml:space="preserve">. При компиляции код на любом из этих языков компилируется в сборку на общем языке </w:t>
-      </w:r>
-      <w:r>
-        <w:rPr>
-          <w:rFonts w:cs="Times New Roman"/>
-          <w:szCs w:val="28"/>
-          <w:lang w:val="en-US"/>
-        </w:rPr>
-        <w:t>CIL</w:t>
-      </w:r>
-      <w:r>
-        <w:rPr>
-          <w:rFonts w:cs="Times New Roman"/>
-          <w:szCs w:val="28"/>
-        </w:rPr>
-        <w:t xml:space="preserve"> (</w:t>
-      </w:r>
-      <w:r>
-        <w:rPr>
-          <w:rFonts w:cs="Times New Roman"/>
-          <w:szCs w:val="28"/>
-          <w:lang w:val="en-US"/>
-        </w:rPr>
-        <w:t>Common</w:t>
-      </w:r>
-      <w:r>
-        <w:rPr>
-          <w:rFonts w:cs="Times New Roman"/>
-          <w:szCs w:val="28"/>
-        </w:rPr>
-        <w:t xml:space="preserve"> </w:t>
-      </w:r>
-      <w:r>
-        <w:rPr>
-          <w:rFonts w:cs="Times New Roman"/>
-          <w:szCs w:val="28"/>
-          <w:lang w:val="en-US"/>
-        </w:rPr>
-        <w:t>Intermediate</w:t>
-      </w:r>
-      <w:r>
-        <w:rPr>
-          <w:rFonts w:cs="Times New Roman"/>
-          <w:szCs w:val="28"/>
-        </w:rPr>
-        <w:t xml:space="preserve"> </w:t>
-      </w:r>
-      <w:r>
-        <w:rPr>
-          <w:rFonts w:cs="Times New Roman"/>
-          <w:szCs w:val="28"/>
-          <w:lang w:val="en-US"/>
-        </w:rPr>
-        <w:t>Language</w:t>
-      </w:r>
-      <w:r>
-        <w:rPr>
-          <w:rFonts w:cs="Times New Roman"/>
-          <w:szCs w:val="28"/>
-        </w:rPr>
-        <w:t>) - своего рода ассемблер платформы .</w:t>
-      </w:r>
-      <w:r>
-        <w:rPr>
-          <w:rFonts w:cs="Times New Roman"/>
-          <w:szCs w:val="28"/>
-          <w:lang w:val="en-US"/>
-        </w:rPr>
-        <w:t>NET</w:t>
-      </w:r>
-      <w:r>
-        <w:rPr>
-          <w:rFonts w:cs="Times New Roman"/>
-          <w:szCs w:val="28"/>
-        </w:rPr>
-        <w:t>. Поэтому при определенных условиях мы можем сделать отдельные модули одного приложения на отдельных языках.</w:t>
-      </w:r>
-    </w:p>
-    <w:p>
-      <w:pPr>
-        <w:ind w:firstLine="709"/>
-        <w:rPr>
-          <w:rFonts w:cs="Times New Roman"/>
-          <w:szCs w:val="28"/>
-        </w:rPr>
-      </w:pPr>
-      <w:r>
-        <w:rPr>
-          <w:rFonts w:cs="Times New Roman"/>
-          <w:szCs w:val="28"/>
-        </w:rPr>
-        <w:t>Кроссплатформенность. .</w:t>
-      </w:r>
-      <w:r>
-        <w:rPr>
-          <w:rFonts w:cs="Times New Roman"/>
-          <w:szCs w:val="28"/>
-          <w:lang w:val="en-US"/>
-        </w:rPr>
-        <w:t>NET</w:t>
-      </w:r>
-      <w:r>
-        <w:rPr>
-          <w:rFonts w:cs="Times New Roman"/>
-          <w:szCs w:val="28"/>
-        </w:rPr>
-        <w:t xml:space="preserve"> является переносимой платформой (с некоторыми ограничениями). Например, последняя версия платформы на данный момент - .</w:t>
-      </w:r>
-      <w:r>
-        <w:rPr>
-          <w:rFonts w:cs="Times New Roman"/>
-          <w:szCs w:val="28"/>
-          <w:lang w:val="en-US"/>
-        </w:rPr>
-        <w:t>NET</w:t>
-      </w:r>
-      <w:r>
-        <w:rPr>
-          <w:rFonts w:cs="Times New Roman"/>
-          <w:szCs w:val="28"/>
-        </w:rPr>
-        <w:t xml:space="preserve"> 7 поддерживается на большинстве современных ОС </w:t>
-      </w:r>
-      <w:r>
-        <w:rPr>
-          <w:rFonts w:cs="Times New Roman"/>
-          <w:szCs w:val="28"/>
-          <w:lang w:val="en-US"/>
-        </w:rPr>
-        <w:t>Windows</w:t>
-      </w:r>
-      <w:r>
-        <w:rPr>
-          <w:rFonts w:cs="Times New Roman"/>
-          <w:szCs w:val="28"/>
-        </w:rPr>
-        <w:t xml:space="preserve">, </w:t>
-      </w:r>
-      <w:r>
-        <w:rPr>
-          <w:rFonts w:cs="Times New Roman"/>
-          <w:szCs w:val="28"/>
-          <w:lang w:val="en-US"/>
-        </w:rPr>
-        <w:t>MacOS</w:t>
-      </w:r>
-      <w:r>
-        <w:rPr>
-          <w:rFonts w:cs="Times New Roman"/>
-          <w:szCs w:val="28"/>
-        </w:rPr>
-        <w:t xml:space="preserve">, </w:t>
-      </w:r>
-      <w:r>
-        <w:rPr>
-          <w:rFonts w:cs="Times New Roman"/>
-          <w:szCs w:val="28"/>
-          <w:lang w:val="en-US"/>
-        </w:rPr>
-        <w:t>Linux</w:t>
-      </w:r>
-      <w:r>
-        <w:rPr>
-          <w:rFonts w:cs="Times New Roman"/>
-          <w:szCs w:val="28"/>
-        </w:rPr>
-        <w:t>. Используя различные технологии на платформе .</w:t>
-      </w:r>
-      <w:r>
-        <w:rPr>
-          <w:rFonts w:cs="Times New Roman"/>
-          <w:szCs w:val="28"/>
-          <w:lang w:val="en-US"/>
-        </w:rPr>
-        <w:t>NET</w:t>
-      </w:r>
-      <w:r>
-        <w:rPr>
-          <w:rFonts w:cs="Times New Roman"/>
-          <w:szCs w:val="28"/>
-        </w:rPr>
-        <w:t xml:space="preserve">, можно разрабатывать приложения на языке </w:t>
-      </w:r>
-      <w:r>
-        <w:rPr>
-          <w:rFonts w:cs="Times New Roman"/>
-          <w:szCs w:val="28"/>
-          <w:lang w:val="en-US"/>
-        </w:rPr>
-        <w:t>C</w:t>
-      </w:r>
-      <w:r>
-        <w:rPr>
-          <w:rFonts w:cs="Times New Roman"/>
-          <w:szCs w:val="28"/>
-        </w:rPr>
-        <w:t xml:space="preserve"># для самых разных платформ - </w:t>
-      </w:r>
-      <w:r>
-        <w:rPr>
-          <w:rFonts w:cs="Times New Roman"/>
-          <w:szCs w:val="28"/>
-          <w:lang w:val="en-US"/>
-        </w:rPr>
-        <w:t>Windows</w:t>
-      </w:r>
-      <w:r>
-        <w:rPr>
-          <w:rFonts w:cs="Times New Roman"/>
-          <w:szCs w:val="28"/>
-        </w:rPr>
-        <w:t xml:space="preserve">, </w:t>
-      </w:r>
-      <w:r>
-        <w:rPr>
-          <w:rFonts w:cs="Times New Roman"/>
-          <w:szCs w:val="28"/>
-          <w:lang w:val="en-US"/>
-        </w:rPr>
-        <w:t>MacOS</w:t>
-      </w:r>
-      <w:r>
-        <w:rPr>
-          <w:rFonts w:cs="Times New Roman"/>
-          <w:szCs w:val="28"/>
-        </w:rPr>
-        <w:t xml:space="preserve">, </w:t>
-      </w:r>
-      <w:r>
-        <w:rPr>
-          <w:rFonts w:cs="Times New Roman"/>
-          <w:szCs w:val="28"/>
-          <w:lang w:val="en-US"/>
-        </w:rPr>
-        <w:t>Linux</w:t>
-      </w:r>
-      <w:r>
-        <w:rPr>
-          <w:rFonts w:cs="Times New Roman"/>
-          <w:szCs w:val="28"/>
-        </w:rPr>
-        <w:t xml:space="preserve">, </w:t>
-      </w:r>
-      <w:r>
-        <w:rPr>
-          <w:rFonts w:cs="Times New Roman"/>
-          <w:szCs w:val="28"/>
-          <w:lang w:val="en-US"/>
-        </w:rPr>
-        <w:t>Android</w:t>
-      </w:r>
-      <w:r>
-        <w:rPr>
-          <w:rFonts w:cs="Times New Roman"/>
-          <w:szCs w:val="28"/>
-        </w:rPr>
-        <w:t xml:space="preserve">, </w:t>
-      </w:r>
-      <w:r>
-        <w:rPr>
-          <w:rFonts w:cs="Times New Roman"/>
-          <w:szCs w:val="28"/>
-          <w:lang w:val="en-US"/>
-        </w:rPr>
-        <w:t>iOS</w:t>
-      </w:r>
-      <w:r>
-        <w:rPr>
-          <w:rFonts w:cs="Times New Roman"/>
-          <w:szCs w:val="28"/>
-        </w:rPr>
-        <w:t xml:space="preserve">, </w:t>
-      </w:r>
-      <w:r>
-        <w:rPr>
-          <w:rFonts w:cs="Times New Roman"/>
-          <w:szCs w:val="28"/>
-          <w:lang w:val="en-US"/>
-        </w:rPr>
-        <w:t>Tizen</w:t>
-      </w:r>
-      <w:r>
-        <w:rPr>
-          <w:rFonts w:cs="Times New Roman"/>
-          <w:szCs w:val="28"/>
-        </w:rPr>
-        <w:t>.</w:t>
-      </w:r>
-    </w:p>
-    <w:p>
-      <w:pPr>
-        <w:ind w:firstLine="709"/>
-        <w:rPr>
-          <w:rFonts w:cs="Times New Roman"/>
-          <w:szCs w:val="28"/>
-        </w:rPr>
-      </w:pPr>
-      <w:r>
-        <w:rPr>
-          <w:rFonts w:cs="Times New Roman"/>
-          <w:szCs w:val="28"/>
-        </w:rPr>
-        <w:t>Мощная библиотека классов. .</w:t>
-      </w:r>
-      <w:r>
-        <w:rPr>
-          <w:rFonts w:cs="Times New Roman"/>
-          <w:szCs w:val="28"/>
-          <w:lang w:val="en-US"/>
-        </w:rPr>
-        <w:t>NET</w:t>
-      </w:r>
-      <w:r>
-        <w:rPr>
-          <w:rFonts w:cs="Times New Roman"/>
-          <w:szCs w:val="28"/>
-        </w:rPr>
-        <w:t xml:space="preserve"> представляет единую для всех поддерживаемых языков библиотеку классов. И какое бы приложение мы не собирались писать на </w:t>
-      </w:r>
-      <w:r>
-        <w:rPr>
-          <w:rFonts w:cs="Times New Roman"/>
-          <w:szCs w:val="28"/>
-          <w:lang w:val="en-US"/>
-        </w:rPr>
-        <w:t>C</w:t>
-      </w:r>
-      <w:r>
-        <w:rPr>
-          <w:rFonts w:cs="Times New Roman"/>
-          <w:szCs w:val="28"/>
-        </w:rPr>
-        <w:t># - текстовый редактор, чат или сложный веб-сайт - так или иначе мы задействуем библиотеку классов .</w:t>
-      </w:r>
-      <w:r>
-        <w:rPr>
-          <w:rFonts w:cs="Times New Roman"/>
-          <w:szCs w:val="28"/>
-          <w:lang w:val="en-US"/>
-        </w:rPr>
-        <w:t>NET</w:t>
-      </w:r>
-      <w:r>
-        <w:rPr>
-          <w:rFonts w:cs="Times New Roman"/>
-          <w:szCs w:val="28"/>
-        </w:rPr>
-        <w:t>.</w:t>
-      </w:r>
-    </w:p>
-    <w:p>
-      <w:pPr>
-        <w:ind w:firstLine="709"/>
-        <w:rPr>
-          <w:rFonts w:cs="Times New Roman"/>
-          <w:szCs w:val="28"/>
-        </w:rPr>
-      </w:pPr>
-      <w:r>
-        <w:rPr>
-          <w:rFonts w:cs="Times New Roman"/>
-          <w:szCs w:val="28"/>
-        </w:rPr>
-        <w:t xml:space="preserve">Разнообразие технологий. Общеязыковая среда исполнения </w:t>
-      </w:r>
-      <w:r>
-        <w:rPr>
-          <w:rFonts w:cs="Times New Roman"/>
-          <w:szCs w:val="28"/>
-          <w:lang w:val="en-US"/>
-        </w:rPr>
-        <w:t>CLR</w:t>
-      </w:r>
-      <w:r>
-        <w:rPr>
-          <w:rFonts w:cs="Times New Roman"/>
-          <w:szCs w:val="28"/>
-        </w:rPr>
-        <w:t xml:space="preserve"> и базовая библиотека классов являются основой для целого стека технологий, которые разработчики могут задействовать при построении тех или иных приложений. Например, для работы с базами данных в этом стеке технологий предназначена технология </w:t>
-      </w:r>
-      <w:r>
-        <w:rPr>
-          <w:rFonts w:cs="Times New Roman"/>
-          <w:szCs w:val="28"/>
-          <w:lang w:val="en-US"/>
-        </w:rPr>
-        <w:t>ADO</w:t>
-      </w:r>
-      <w:r>
-        <w:rPr>
-          <w:rFonts w:cs="Times New Roman"/>
-          <w:szCs w:val="28"/>
-        </w:rPr>
-        <w:t>.</w:t>
-      </w:r>
-      <w:r>
-        <w:rPr>
-          <w:rFonts w:cs="Times New Roman"/>
-          <w:szCs w:val="28"/>
-          <w:lang w:val="en-US"/>
-        </w:rPr>
-        <w:t>NET</w:t>
-      </w:r>
-      <w:r>
-        <w:rPr>
-          <w:rFonts w:cs="Times New Roman"/>
-          <w:szCs w:val="28"/>
-        </w:rPr>
-        <w:t xml:space="preserve"> и </w:t>
-      </w:r>
-      <w:r>
-        <w:rPr>
-          <w:rFonts w:cs="Times New Roman"/>
-          <w:szCs w:val="28"/>
-          <w:lang w:val="en-US"/>
-        </w:rPr>
-        <w:t>Entity</w:t>
-      </w:r>
-      <w:r>
-        <w:rPr>
-          <w:rFonts w:cs="Times New Roman"/>
-          <w:szCs w:val="28"/>
-        </w:rPr>
-        <w:t xml:space="preserve"> </w:t>
-      </w:r>
-      <w:r>
-        <w:rPr>
-          <w:rFonts w:cs="Times New Roman"/>
-          <w:szCs w:val="28"/>
-          <w:lang w:val="en-US"/>
-        </w:rPr>
-        <w:t>Framework</w:t>
-      </w:r>
-      <w:r>
-        <w:rPr>
-          <w:rFonts w:cs="Times New Roman"/>
-          <w:szCs w:val="28"/>
-        </w:rPr>
-        <w:t xml:space="preserve"> </w:t>
-      </w:r>
-      <w:r>
-        <w:rPr>
-          <w:rFonts w:cs="Times New Roman"/>
-          <w:szCs w:val="28"/>
-          <w:lang w:val="en-US"/>
-        </w:rPr>
-        <w:t>Core</w:t>
-      </w:r>
-      <w:r>
-        <w:rPr>
-          <w:rFonts w:cs="Times New Roman"/>
-          <w:szCs w:val="28"/>
-        </w:rPr>
-        <w:t xml:space="preserve">. Для построения графических приложений с богатым насыщенным интерфейсом - технология </w:t>
-      </w:r>
-      <w:r>
-        <w:rPr>
-          <w:rFonts w:cs="Times New Roman"/>
-          <w:szCs w:val="28"/>
-          <w:lang w:val="en-US"/>
-        </w:rPr>
-        <w:t>WPF</w:t>
-      </w:r>
-      <w:r>
-        <w:rPr>
-          <w:rFonts w:cs="Times New Roman"/>
-          <w:szCs w:val="28"/>
-        </w:rPr>
-        <w:t xml:space="preserve"> и </w:t>
-      </w:r>
-      <w:proofErr w:type="spellStart"/>
-      <w:r>
-        <w:rPr>
-          <w:rFonts w:cs="Times New Roman"/>
-          <w:szCs w:val="28"/>
-          <w:lang w:val="en-US"/>
-        </w:rPr>
-        <w:t>WinUI</w:t>
-      </w:r>
-      <w:proofErr w:type="spellEnd"/>
-      <w:r>
-        <w:rPr>
-          <w:rFonts w:cs="Times New Roman"/>
-          <w:szCs w:val="28"/>
-        </w:rPr>
-        <w:t xml:space="preserve">, для создания более простых графических приложений - </w:t>
-      </w:r>
-      <w:r>
-        <w:rPr>
-          <w:rFonts w:cs="Times New Roman"/>
-          <w:szCs w:val="28"/>
-          <w:lang w:val="en-US"/>
-        </w:rPr>
-        <w:t>Windows</w:t>
-      </w:r>
-      <w:r>
-        <w:rPr>
-          <w:rFonts w:cs="Times New Roman"/>
-          <w:szCs w:val="28"/>
-        </w:rPr>
-        <w:t xml:space="preserve"> </w:t>
-      </w:r>
-      <w:r>
-        <w:rPr>
-          <w:rFonts w:cs="Times New Roman"/>
-          <w:szCs w:val="28"/>
-          <w:lang w:val="en-US"/>
-        </w:rPr>
-        <w:t>Forms</w:t>
-      </w:r>
-      <w:r>
-        <w:rPr>
-          <w:rFonts w:cs="Times New Roman"/>
-          <w:szCs w:val="28"/>
-        </w:rPr>
-        <w:t xml:space="preserve">. Для разработки кроссплатформенных мобильных и десктопных приложений - </w:t>
-      </w:r>
-      <w:r>
-        <w:rPr>
-          <w:rFonts w:cs="Times New Roman"/>
-          <w:szCs w:val="28"/>
-          <w:lang w:val="en-US"/>
-        </w:rPr>
-        <w:t>Xamarin</w:t>
-      </w:r>
-      <w:r>
-        <w:rPr>
-          <w:rFonts w:cs="Times New Roman"/>
-          <w:szCs w:val="28"/>
-        </w:rPr>
-        <w:t>/</w:t>
-      </w:r>
-      <w:r>
-        <w:rPr>
-          <w:rFonts w:cs="Times New Roman"/>
-          <w:szCs w:val="28"/>
-          <w:lang w:val="en-US"/>
-        </w:rPr>
-        <w:t>MAUI</w:t>
-      </w:r>
-      <w:r>
-        <w:rPr>
-          <w:rFonts w:cs="Times New Roman"/>
-          <w:szCs w:val="28"/>
-        </w:rPr>
-        <w:t xml:space="preserve">. Для создания веб-сайтов и веб-приложений - </w:t>
-      </w:r>
-      <w:r>
-        <w:rPr>
-          <w:rFonts w:cs="Times New Roman"/>
-          <w:szCs w:val="28"/>
-          <w:lang w:val="en-US"/>
-        </w:rPr>
-        <w:t>ASP</w:t>
-      </w:r>
-      <w:r>
-        <w:rPr>
-          <w:rFonts w:cs="Times New Roman"/>
-          <w:szCs w:val="28"/>
-        </w:rPr>
-        <w:t>.</w:t>
-      </w:r>
-      <w:r>
-        <w:rPr>
-          <w:rFonts w:cs="Times New Roman"/>
-          <w:szCs w:val="28"/>
-          <w:lang w:val="en-US"/>
-        </w:rPr>
-        <w:t>NET</w:t>
-      </w:r>
-      <w:r>
-        <w:rPr>
-          <w:rFonts w:cs="Times New Roman"/>
-          <w:szCs w:val="28"/>
-        </w:rPr>
-        <w:t xml:space="preserve"> и т.д.</w:t>
-      </w:r>
-    </w:p>
-    <w:p>
-      <w:pPr>
-        <w:ind w:firstLine="709"/>
-        <w:rPr>
-          <w:rFonts w:cs="Times New Roman"/>
-          <w:szCs w:val="28"/>
-        </w:rPr>
-      </w:pPr>
-      <w:r>
-        <w:rPr>
-          <w:rFonts w:cs="Times New Roman"/>
-          <w:szCs w:val="28"/>
-        </w:rPr>
-        <w:t xml:space="preserve">К этому стоит добавить активной развивающийся и набирающий популяность </w:t>
-      </w:r>
-      <w:r>
-        <w:rPr>
-          <w:rFonts w:cs="Times New Roman"/>
-          <w:szCs w:val="28"/>
-          <w:lang w:val="en-US"/>
-        </w:rPr>
-        <w:t>Blazor</w:t>
-      </w:r>
-      <w:r>
-        <w:rPr>
-          <w:rFonts w:cs="Times New Roman"/>
-          <w:szCs w:val="28"/>
-        </w:rPr>
-        <w:t xml:space="preserve"> - фреймворк, который работает поверх .</w:t>
-      </w:r>
-      <w:r>
-        <w:rPr>
-          <w:rFonts w:cs="Times New Roman"/>
-          <w:szCs w:val="28"/>
-          <w:lang w:val="en-US"/>
-        </w:rPr>
-        <w:t>NET</w:t>
-      </w:r>
-      <w:r>
-        <w:rPr>
-          <w:rFonts w:cs="Times New Roman"/>
-          <w:szCs w:val="28"/>
-        </w:rPr>
-        <w:t xml:space="preserve"> и который позволяет создавать веб-приложения как на стороне сервера, так и на стороне клиента. А в будущем будет поддерживать создание мобильных приложений и, возможно, десктоп-приложений.</w:t>
-      </w:r>
-    </w:p>
-    <w:p>
-      <w:pPr>
-        <w:ind w:firstLine="709"/>
-        <w:rPr>
-          <w:rFonts w:cs="Times New Roman"/>
-          <w:szCs w:val="28"/>
-        </w:rPr>
-      </w:pPr>
-      <w:r>
-        <w:rPr>
-          <w:rFonts w:cs="Times New Roman"/>
-          <w:szCs w:val="28"/>
-        </w:rPr>
-        <w:lastRenderedPageBreak/>
-        <w:t>Производительность. Согласно ряду тестов веб-приложения на .</w:t>
-      </w:r>
-      <w:r>
-        <w:rPr>
-          <w:rFonts w:cs="Times New Roman"/>
-          <w:szCs w:val="28"/>
-          <w:lang w:val="en-US"/>
-        </w:rPr>
-        <w:t>NET</w:t>
-      </w:r>
-      <w:r>
-        <w:rPr>
-          <w:rFonts w:cs="Times New Roman"/>
-          <w:szCs w:val="28"/>
-        </w:rPr>
-        <w:t xml:space="preserve"> 7 в ряде категорий сильно опережают веб-приложения, построенные с помощью других технологий. Приложения на .</w:t>
-      </w:r>
-      <w:r>
-        <w:rPr>
-          <w:rFonts w:cs="Times New Roman"/>
-          <w:szCs w:val="28"/>
-          <w:lang w:val="en-US"/>
-        </w:rPr>
-        <w:t>NET</w:t>
-      </w:r>
-      <w:r>
-        <w:rPr>
-          <w:rFonts w:cs="Times New Roman"/>
-          <w:szCs w:val="28"/>
-        </w:rPr>
-        <w:t xml:space="preserve"> 7 в принципе отличаются высокой производительностью.</w:t>
-      </w:r>
-    </w:p>
-    <w:p>
-      <w:pPr>
-        <w:ind w:firstLine="709"/>
-        <w:rPr>
-          <w:rFonts w:cs="Times New Roman"/>
-          <w:szCs w:val="28"/>
-        </w:rPr>
-      </w:pPr>
-      <w:r>
-        <w:rPr>
-          <w:rFonts w:cs="Times New Roman"/>
-          <w:szCs w:val="28"/>
-        </w:rPr>
-        <w:t xml:space="preserve">Также еще следует отметить такую особенность языка </w:t>
-      </w:r>
-      <w:r>
-        <w:rPr>
-          <w:rFonts w:cs="Times New Roman"/>
-          <w:szCs w:val="28"/>
-          <w:lang w:val="en-US"/>
-        </w:rPr>
-        <w:t>C</w:t>
-      </w:r>
-      <w:r>
-        <w:rPr>
-          <w:rFonts w:cs="Times New Roman"/>
-          <w:szCs w:val="28"/>
-        </w:rPr>
-        <w:t># и фреймворка .</w:t>
-      </w:r>
-      <w:r>
-        <w:rPr>
-          <w:rFonts w:cs="Times New Roman"/>
-          <w:szCs w:val="28"/>
-          <w:lang w:val="en-US"/>
-        </w:rPr>
-        <w:t>NET</w:t>
-      </w:r>
-      <w:r>
-        <w:rPr>
-          <w:rFonts w:cs="Times New Roman"/>
-          <w:szCs w:val="28"/>
-        </w:rPr>
-        <w:t xml:space="preserve">, как автоматическая сборка мусора. А это значит, что нам в большинстве случаев не придется, в отличие от С++, заботиться об освобождении памяти. Вышеупомянутая общеязыковая среда </w:t>
-      </w:r>
-      <w:r>
-        <w:rPr>
-          <w:rFonts w:cs="Times New Roman"/>
-          <w:szCs w:val="28"/>
-          <w:lang w:val="en-US"/>
-        </w:rPr>
-        <w:t>CLR</w:t>
-      </w:r>
-      <w:r>
-        <w:rPr>
-          <w:rFonts w:cs="Times New Roman"/>
-          <w:szCs w:val="28"/>
-        </w:rPr>
-        <w:t xml:space="preserve"> сама вызовет сборщик мусора и очистит память.</w:t>
-      </w:r>
-    </w:p>
-    <w:p>
-      <w:pPr>
-        <w:ind w:firstLine="709"/>
-        <w:rPr>
-          <w:rFonts w:cs="Times New Roman"/>
-          <w:szCs w:val="28"/>
-        </w:rPr>
-      </w:pPr>
-      <w:r>
-        <w:rPr>
-          <w:rFonts w:cs="Times New Roman"/>
-          <w:szCs w:val="28"/>
-        </w:rPr>
-        <w:t>.</w:t>
-      </w:r>
-      <w:r>
-        <w:rPr>
-          <w:rFonts w:cs="Times New Roman"/>
-          <w:szCs w:val="28"/>
-          <w:lang w:val="en-US"/>
-        </w:rPr>
-        <w:t>NET</w:t>
-      </w:r>
-      <w:r>
-        <w:rPr>
-          <w:rFonts w:cs="Times New Roman"/>
-          <w:szCs w:val="28"/>
-        </w:rPr>
-        <w:t xml:space="preserve"> </w:t>
-      </w:r>
-      <w:r>
-        <w:rPr>
-          <w:rFonts w:cs="Times New Roman"/>
-          <w:szCs w:val="28"/>
-          <w:lang w:val="en-US"/>
-        </w:rPr>
-        <w:t>Framework</w:t>
-      </w:r>
-      <w:r>
-        <w:rPr>
-          <w:rFonts w:cs="Times New Roman"/>
-          <w:szCs w:val="28"/>
-        </w:rPr>
-        <w:t xml:space="preserve"> и .</w:t>
-      </w:r>
-      <w:r>
-        <w:rPr>
-          <w:rFonts w:cs="Times New Roman"/>
-          <w:szCs w:val="28"/>
-          <w:lang w:val="en-US"/>
-        </w:rPr>
-        <w:t>NET</w:t>
-      </w:r>
-      <w:r>
-        <w:rPr>
-          <w:rFonts w:cs="Times New Roman"/>
-          <w:szCs w:val="28"/>
-        </w:rPr>
-        <w:t xml:space="preserve"> 7</w:t>
-      </w:r>
-    </w:p>
-    <w:p>
-      <w:pPr>
-        <w:ind w:firstLine="709"/>
-        <w:rPr>
-          <w:rFonts w:cs="Times New Roman"/>
-          <w:szCs w:val="28"/>
-        </w:rPr>
-      </w:pPr>
-      <w:r>
-        <w:rPr>
-          <w:rFonts w:cs="Times New Roman"/>
-          <w:szCs w:val="28"/>
-        </w:rPr>
-        <w:t>Стоит отметить, что .</w:t>
-      </w:r>
-      <w:r>
-        <w:rPr>
-          <w:rFonts w:cs="Times New Roman"/>
-          <w:szCs w:val="28"/>
-          <w:lang w:val="en-US"/>
-        </w:rPr>
-        <w:t>NET</w:t>
-      </w:r>
-      <w:r>
-        <w:rPr>
-          <w:rFonts w:cs="Times New Roman"/>
-          <w:szCs w:val="28"/>
-        </w:rPr>
-        <w:t xml:space="preserve"> долгое время развивался премущественно как платформа для </w:t>
-      </w:r>
-      <w:r>
-        <w:rPr>
-          <w:rFonts w:cs="Times New Roman"/>
-          <w:szCs w:val="28"/>
-          <w:lang w:val="en-US"/>
-        </w:rPr>
-        <w:t>Windows</w:t>
-      </w:r>
-      <w:r>
-        <w:rPr>
-          <w:rFonts w:cs="Times New Roman"/>
-          <w:szCs w:val="28"/>
-        </w:rPr>
-        <w:t xml:space="preserve"> под названием .</w:t>
-      </w:r>
-      <w:r>
-        <w:rPr>
-          <w:rFonts w:cs="Times New Roman"/>
-          <w:szCs w:val="28"/>
-          <w:lang w:val="en-US"/>
-        </w:rPr>
-        <w:t>NET</w:t>
-      </w:r>
-      <w:r>
-        <w:rPr>
-          <w:rFonts w:cs="Times New Roman"/>
-          <w:szCs w:val="28"/>
-        </w:rPr>
-        <w:t xml:space="preserve"> </w:t>
-      </w:r>
-      <w:r>
-        <w:rPr>
-          <w:rFonts w:cs="Times New Roman"/>
-          <w:szCs w:val="28"/>
-          <w:lang w:val="en-US"/>
-        </w:rPr>
-        <w:t>Framework</w:t>
-      </w:r>
-      <w:r>
-        <w:rPr>
-          <w:rFonts w:cs="Times New Roman"/>
-          <w:szCs w:val="28"/>
-        </w:rPr>
-        <w:t>. В 2019 вышла последняя версия этой платформы - .</w:t>
-      </w:r>
-      <w:r>
-        <w:rPr>
-          <w:rFonts w:cs="Times New Roman"/>
-          <w:szCs w:val="28"/>
-          <w:lang w:val="en-US"/>
-        </w:rPr>
-        <w:t>NET</w:t>
-      </w:r>
-      <w:r>
-        <w:rPr>
-          <w:rFonts w:cs="Times New Roman"/>
-          <w:szCs w:val="28"/>
-        </w:rPr>
-        <w:t xml:space="preserve"> </w:t>
-      </w:r>
-      <w:r>
-        <w:rPr>
-          <w:rFonts w:cs="Times New Roman"/>
-          <w:szCs w:val="28"/>
-          <w:lang w:val="en-US"/>
-        </w:rPr>
-        <w:t>Framework</w:t>
-      </w:r>
-      <w:r>
-        <w:rPr>
-          <w:rFonts w:cs="Times New Roman"/>
-          <w:szCs w:val="28"/>
-        </w:rPr>
-        <w:t xml:space="preserve"> 4.8. Она больше не развивается</w:t>
-      </w:r>
-    </w:p>
-    <w:p>
-      <w:pPr>
-        <w:ind w:firstLine="709"/>
-        <w:rPr>
-          <w:rFonts w:cs="Times New Roman"/>
-          <w:szCs w:val="28"/>
-        </w:rPr>
-      </w:pPr>
-      <w:r>
-        <w:rPr>
-          <w:rFonts w:cs="Times New Roman"/>
-          <w:szCs w:val="28"/>
-        </w:rPr>
-        <w:t xml:space="preserve">С 2014 </w:t>
-      </w:r>
-      <w:r>
-        <w:rPr>
-          <w:rFonts w:cs="Times New Roman"/>
-          <w:szCs w:val="28"/>
-          <w:lang w:val="en-US"/>
-        </w:rPr>
-        <w:t>Microsoft</w:t>
-      </w:r>
-      <w:r>
-        <w:rPr>
-          <w:rFonts w:cs="Times New Roman"/>
-          <w:szCs w:val="28"/>
-        </w:rPr>
-        <w:t xml:space="preserve"> стал развивать альтернативную платформу - .</w:t>
-      </w:r>
-      <w:r>
-        <w:rPr>
-          <w:rFonts w:cs="Times New Roman"/>
-          <w:szCs w:val="28"/>
-          <w:lang w:val="en-US"/>
-        </w:rPr>
-        <w:t>NET</w:t>
-      </w:r>
-      <w:r>
-        <w:rPr>
-          <w:rFonts w:cs="Times New Roman"/>
-          <w:szCs w:val="28"/>
-        </w:rPr>
-        <w:t xml:space="preserve"> </w:t>
-      </w:r>
-      <w:r>
-        <w:rPr>
-          <w:rFonts w:cs="Times New Roman"/>
-          <w:szCs w:val="28"/>
-          <w:lang w:val="en-US"/>
-        </w:rPr>
-        <w:t>Core</w:t>
-      </w:r>
-      <w:r>
-        <w:rPr>
-          <w:rFonts w:cs="Times New Roman"/>
-          <w:szCs w:val="28"/>
-        </w:rPr>
-        <w:t>, которая уже предназначалась для разных платформ и должна была вобрать в себя все возможности устаревшего .</w:t>
-      </w:r>
-      <w:r>
-        <w:rPr>
-          <w:rFonts w:cs="Times New Roman"/>
-          <w:szCs w:val="28"/>
-          <w:lang w:val="en-US"/>
-        </w:rPr>
-        <w:t>NET</w:t>
-      </w:r>
-      <w:r>
-        <w:rPr>
-          <w:rFonts w:cs="Times New Roman"/>
-          <w:szCs w:val="28"/>
-        </w:rPr>
-        <w:t xml:space="preserve"> </w:t>
-      </w:r>
-      <w:r>
-        <w:rPr>
-          <w:rFonts w:cs="Times New Roman"/>
-          <w:szCs w:val="28"/>
-          <w:lang w:val="en-US"/>
-        </w:rPr>
-        <w:t>Framework</w:t>
-      </w:r>
-      <w:r>
-        <w:rPr>
-          <w:rFonts w:cs="Times New Roman"/>
-          <w:szCs w:val="28"/>
-        </w:rPr>
-        <w:t xml:space="preserve"> и добавить новую функциональность. Затем </w:t>
-      </w:r>
-      <w:r>
-        <w:rPr>
-          <w:rFonts w:cs="Times New Roman"/>
-          <w:szCs w:val="28"/>
-          <w:lang w:val="en-US"/>
-        </w:rPr>
-        <w:t>Microsoft</w:t>
-      </w:r>
-      <w:r>
-        <w:rPr>
-          <w:rFonts w:cs="Times New Roman"/>
-          <w:szCs w:val="28"/>
-        </w:rPr>
-        <w:t xml:space="preserve"> последовательно выпустил ряд версий этой платформы: .</w:t>
-      </w:r>
-      <w:r>
-        <w:rPr>
-          <w:rFonts w:cs="Times New Roman"/>
-          <w:szCs w:val="28"/>
-          <w:lang w:val="en-US"/>
-        </w:rPr>
-        <w:t>NET</w:t>
-      </w:r>
-      <w:r>
-        <w:rPr>
-          <w:rFonts w:cs="Times New Roman"/>
-          <w:szCs w:val="28"/>
-        </w:rPr>
-        <w:t xml:space="preserve"> </w:t>
-      </w:r>
-      <w:r>
-        <w:rPr>
-          <w:rFonts w:cs="Times New Roman"/>
-          <w:szCs w:val="28"/>
-          <w:lang w:val="en-US"/>
-        </w:rPr>
-        <w:t>Core</w:t>
-      </w:r>
-      <w:r>
-        <w:rPr>
-          <w:rFonts w:cs="Times New Roman"/>
-          <w:szCs w:val="28"/>
-        </w:rPr>
-        <w:t xml:space="preserve"> 1, .</w:t>
-      </w:r>
-      <w:r>
-        <w:rPr>
-          <w:rFonts w:cs="Times New Roman"/>
-          <w:szCs w:val="28"/>
-          <w:lang w:val="en-US"/>
-        </w:rPr>
-        <w:t>NET</w:t>
-      </w:r>
-      <w:r>
-        <w:rPr>
-          <w:rFonts w:cs="Times New Roman"/>
-          <w:szCs w:val="28"/>
-        </w:rPr>
-        <w:t xml:space="preserve"> </w:t>
-      </w:r>
-      <w:r>
-        <w:rPr>
-          <w:rFonts w:cs="Times New Roman"/>
-          <w:szCs w:val="28"/>
-          <w:lang w:val="en-US"/>
-        </w:rPr>
-        <w:t>Core</w:t>
-      </w:r>
-      <w:r>
-        <w:rPr>
-          <w:rFonts w:cs="Times New Roman"/>
-          <w:szCs w:val="28"/>
-        </w:rPr>
-        <w:t xml:space="preserve"> 2, .</w:t>
-      </w:r>
-      <w:r>
-        <w:rPr>
-          <w:rFonts w:cs="Times New Roman"/>
-          <w:szCs w:val="28"/>
-          <w:lang w:val="en-US"/>
-        </w:rPr>
-        <w:t>NET</w:t>
-      </w:r>
-      <w:r>
-        <w:rPr>
-          <w:rFonts w:cs="Times New Roman"/>
-          <w:szCs w:val="28"/>
-        </w:rPr>
-        <w:t xml:space="preserve"> </w:t>
-      </w:r>
-      <w:r>
-        <w:rPr>
-          <w:rFonts w:cs="Times New Roman"/>
-          <w:szCs w:val="28"/>
-          <w:lang w:val="en-US"/>
-        </w:rPr>
-        <w:t>Core</w:t>
-      </w:r>
-      <w:r>
-        <w:rPr>
-          <w:rFonts w:cs="Times New Roman"/>
-          <w:szCs w:val="28"/>
-        </w:rPr>
-        <w:t xml:space="preserve"> 3, .</w:t>
-      </w:r>
-      <w:r>
-        <w:rPr>
-          <w:rFonts w:cs="Times New Roman"/>
-          <w:szCs w:val="28"/>
-          <w:lang w:val="en-US"/>
-        </w:rPr>
-        <w:t>NET</w:t>
-      </w:r>
-      <w:r>
-        <w:rPr>
-          <w:rFonts w:cs="Times New Roman"/>
-          <w:szCs w:val="28"/>
-        </w:rPr>
-        <w:t xml:space="preserve"> 5. И текущей версией является расматриваемая в этом руководстве платформа .</w:t>
-      </w:r>
-      <w:r>
-        <w:rPr>
-          <w:rFonts w:cs="Times New Roman"/>
-          <w:szCs w:val="28"/>
-          <w:lang w:val="en-US"/>
-        </w:rPr>
-        <w:t>NET</w:t>
-      </w:r>
-      <w:r>
-        <w:rPr>
-          <w:rFonts w:cs="Times New Roman"/>
-          <w:szCs w:val="28"/>
-        </w:rPr>
-        <w:t xml:space="preserve"> 7. Поэтому следует различать .</w:t>
-      </w:r>
-      <w:r>
-        <w:rPr>
-          <w:rFonts w:cs="Times New Roman"/>
-          <w:szCs w:val="28"/>
-          <w:lang w:val="en-US"/>
-        </w:rPr>
-        <w:t>NET</w:t>
-      </w:r>
-      <w:r>
-        <w:rPr>
-          <w:rFonts w:cs="Times New Roman"/>
-          <w:szCs w:val="28"/>
-        </w:rPr>
-        <w:t xml:space="preserve"> </w:t>
-      </w:r>
-      <w:r>
-        <w:rPr>
-          <w:rFonts w:cs="Times New Roman"/>
-          <w:szCs w:val="28"/>
-          <w:lang w:val="en-US"/>
-        </w:rPr>
-        <w:t>Framework</w:t>
-      </w:r>
-      <w:r>
-        <w:rPr>
-          <w:rFonts w:cs="Times New Roman"/>
-          <w:szCs w:val="28"/>
-        </w:rPr>
-        <w:t xml:space="preserve">, который предназначен преимущественно для </w:t>
-      </w:r>
-      <w:r>
-        <w:rPr>
-          <w:rFonts w:cs="Times New Roman"/>
-          <w:szCs w:val="28"/>
-          <w:lang w:val="en-US"/>
-        </w:rPr>
-        <w:t>Windows</w:t>
-      </w:r>
-      <w:r>
-        <w:rPr>
-          <w:rFonts w:cs="Times New Roman"/>
-          <w:szCs w:val="28"/>
-        </w:rPr>
-        <w:t>, и кросплатформенный .</w:t>
-      </w:r>
-      <w:r>
-        <w:rPr>
-          <w:rFonts w:cs="Times New Roman"/>
-          <w:szCs w:val="28"/>
-          <w:lang w:val="en-US"/>
-        </w:rPr>
-        <w:t>NET</w:t>
-      </w:r>
-      <w:r>
-        <w:rPr>
-          <w:rFonts w:cs="Times New Roman"/>
-          <w:szCs w:val="28"/>
-        </w:rPr>
-        <w:t xml:space="preserve"> 7.</w:t>
-      </w:r>
-    </w:p>
-    <w:p>
-      <w:pPr>
-        <w:ind w:firstLine="709"/>
-        <w:rPr>
-          <w:rFonts w:cs="Times New Roman"/>
-          <w:b/>
-          <w:bCs/>
-          <w:szCs w:val="28"/>
-        </w:rPr>
-      </w:pPr>
-      <w:r>
-        <w:rPr>
-          <w:rFonts w:cs="Times New Roman"/>
-          <w:b/>
-          <w:bCs/>
-          <w:szCs w:val="28"/>
-          <w:lang w:val="en-US"/>
-        </w:rPr>
-        <w:t>Avalonia</w:t>
-      </w:r>
-    </w:p>
-    <w:p>
-      <w:pPr>
-        <w:ind w:firstLine="709"/>
-        <w:rPr>
-          <w:rFonts w:cs="Times New Roman"/>
-          <w:szCs w:val="28"/>
-        </w:rPr>
-      </w:pPr>
-      <w:r>
-        <w:rPr>
-          <w:rFonts w:cs="Times New Roman"/>
-          <w:szCs w:val="28"/>
-        </w:rPr>
-        <w:t>Avalonia - это мощный фреймворк, который позволяет разработчикам создавать кроссплатформенные приложения с использованием .NET. Для отрисовки элементов управления пользовательского интерфейса используется собственный движок рендеринга, обеспечивающий согласованный внешний вид и поведение на различных платформах, включая Windows, macOS, Linux, Android, iOS и WebAssembly. Это означает, что разработчики могут делиться своим кодом пользовательского интерфейса и поддерживать единый внешний вид независимо от целевой платформы.</w:t>
-      </w:r>
-    </w:p>
-    <w:p>
-      <w:pPr>
-        <w:ind w:firstLine="709"/>
-        <w:rPr>
-          <w:rFonts w:cs="Times New Roman"/>
-          <w:szCs w:val="28"/>
-        </w:rPr>
-      </w:pPr>
-      <w:r>
-        <w:rPr>
-          <w:rFonts w:cs="Times New Roman"/>
-          <w:szCs w:val="28"/>
-        </w:rPr>
-        <w:lastRenderedPageBreak/>
-        <w:t>Приложения, созданные с помощью Avalonia, написаны на C # или F #, что упрощает быстрое создание прототипов приложений, которые со временем могут превратиться в сложные системы. В отличие от других наборов инструментов, которые могут быть ограничены ограниченными API или низкой производительностью, приложения Avalonia обладают преимуществом полного доступа к возможностям платформы и обеспечивают невероятную производительность благодаря компонентному рендерингу.</w:t>
+        <w:t>превратиться в сложные системы. В отличие от других наборов инструментов, которые могут быть ограничены ограниченными API или низкой производительностью, приложения Avalonia обладают преимуществом полного доступа к возможностям платформы и обеспечивают невероятную производительность благодаря компонентному рендерингу.</w:t>
       </w:r>
     </w:p>
     <w:p>
@@ -4837,7 +4840,7 @@
           <w:rFonts w:cs="Times New Roman"/>
           <w:szCs w:val="28"/>
         </w:rPr>
-        <w:t xml:space="preserve">Представление (англ. View) — графический интерфейс (окна, списки, кнопки и т. п.). Выступает подписчиком на событие изменения значений свойств </w:t>
+        <w:t xml:space="preserve">Представление (англ. View) — графический интерфейс (окна, списки, кнопки и т. п.). Выступает подписчиком на событие изменения значений свойств или команд, предоставляемых Моделью Представления. В случае, если в Модели Представления изменилось какое-либо свойство, то она оповещает всех </w:t>
       </w:r>
       <w:r>
         <w:rPr>
@@ -4845,7 +4848,7 @@
           <w:szCs w:val="28"/>
         </w:rPr>
         <w:lastRenderedPageBreak/>
-        <w:t>или команд, предоставляемых Моделью Представления. В случае, если в Модели Представления изменилось какое-либо свойство, то она оповещает всех подписчиков об этом, и Представление, в свою очередь, запрашивает обновлённое значение свойства из Модели Представления. В случае, если пользователь воздействует на какой-либо элемент интерфейса, Представление вызывает соответствующую команду, предоставленную Моделью Представления.</w:t>
+        <w:t>подписчиков об этом, и Представление, в свою очередь, запрашивает обновлённое значение свойства из Модели Представления. В случае, если пользователь воздействует на какой-либо элемент интерфейса, Представление вызывает соответствующую команду, предоставленную Моделью Представления.</w:t>
       </w:r>
     </w:p>
     <w:p>
@@ -5279,139 +5282,142 @@
           <w:szCs w:val="28"/>
           <w:lang w:val="en-US"/>
         </w:rPr>
+        <w:t>API</w:t>
+      </w:r>
+      <w:r>
+        <w:rPr>
+          <w:rFonts w:cs="Times New Roman"/>
+          <w:szCs w:val="28"/>
+        </w:rPr>
+        <w:t xml:space="preserve"> написана на фреймворке </w:t>
+      </w:r>
+      <w:r>
+        <w:rPr>
+          <w:rFonts w:cs="Times New Roman"/>
+          <w:szCs w:val="28"/>
+          <w:lang w:val="en-US"/>
+        </w:rPr>
+        <w:t>ASP</w:t>
+      </w:r>
+      <w:r>
+        <w:rPr>
+          <w:rFonts w:cs="Times New Roman"/>
+          <w:szCs w:val="28"/>
+        </w:rPr>
+        <w:t xml:space="preserve">, создана с использованием паттерна программирования </w:t>
+      </w:r>
+      <w:r>
+        <w:rPr>
+          <w:rFonts w:cs="Times New Roman"/>
+          <w:szCs w:val="28"/>
+          <w:lang w:val="en-US"/>
+        </w:rPr>
+        <w:t>MVC</w:t>
+      </w:r>
+      <w:r>
+        <w:rPr>
+          <w:rFonts w:cs="Times New Roman"/>
+          <w:szCs w:val="28"/>
+        </w:rPr>
+        <w:t xml:space="preserve"> – </w:t>
+      </w:r>
+      <w:r>
+        <w:rPr>
+          <w:rFonts w:cs="Times New Roman"/>
+          <w:szCs w:val="28"/>
+          <w:lang w:val="en-US"/>
+        </w:rPr>
+        <w:t>Model</w:t>
+      </w:r>
+      <w:r>
+        <w:rPr>
+          <w:rFonts w:cs="Times New Roman"/>
+          <w:szCs w:val="28"/>
+        </w:rPr>
+        <w:t>-</w:t>
+      </w:r>
+      <w:r>
+        <w:rPr>
+          <w:rFonts w:cs="Times New Roman"/>
+          <w:szCs w:val="28"/>
+          <w:lang w:val="en-US"/>
+        </w:rPr>
+        <w:t>View</w:t>
+      </w:r>
+      <w:r>
+        <w:rPr>
+          <w:rFonts w:cs="Times New Roman"/>
+          <w:szCs w:val="28"/>
+        </w:rPr>
+        <w:t>-</w:t>
+      </w:r>
+      <w:r>
+        <w:rPr>
+          <w:rFonts w:cs="Times New Roman"/>
+          <w:szCs w:val="28"/>
+          <w:lang w:val="en-US"/>
+        </w:rPr>
+        <w:t>Controller</w:t>
+      </w:r>
+      <w:r>
+        <w:rPr>
+          <w:rFonts w:cs="Times New Roman"/>
+          <w:szCs w:val="28"/>
+        </w:rPr>
+        <w:t xml:space="preserve">, </w:t>
+      </w:r>
+      <w:r>
+        <w:rPr>
+          <w:rFonts w:cs="Times New Roman"/>
+          <w:szCs w:val="28"/>
+        </w:rPr>
+        <w:t xml:space="preserve">что позволяет сделать систему </w:t>
+      </w:r>
+      <w:r>
+        <w:rPr>
+          <w:rFonts w:cs="Times New Roman"/>
+          <w:szCs w:val="28"/>
+        </w:rPr>
         <w:lastRenderedPageBreak/>
+        <w:t>легко масштабируемой, не изменяя уже написанный код, а только добавляя новые классы.</w:t>
+      </w:r>
+    </w:p>
+    <w:p>
+      <w:pPr>
+        <w:pStyle w:val="af4"/>
+        <w:ind w:firstLine="709"/>
+        <w:rPr>
+          <w:rFonts w:cs="Times New Roman"/>
+          <w:szCs w:val="28"/>
+          <w:highlight w:val="green"/>
+        </w:rPr>
+      </w:pPr>
+      <w:r>
+        <w:rPr>
+          <w:rFonts w:cs="Times New Roman"/>
+          <w:szCs w:val="28"/>
+          <w:highlight w:val="green"/>
+        </w:rPr>
+        <w:t>2.6 Идентификация элементов и описание свойств входной и выходной информации, алгоритма решения задачи, составление контрольного примера</w:t>
+      </w:r>
+    </w:p>
+    <w:p>
+      <w:r>
+        <w:t xml:space="preserve">Для идентификации элементов и описания свойств входной и выходной информации, составление контрольного примера была составлена документация </w:t>
+      </w:r>
+      <w:r>
+        <w:rPr>
+          <w:lang w:val="en-US"/>
+        </w:rPr>
         <w:t>API</w:t>
       </w:r>
       <w:r>
-        <w:rPr>
-          <w:rFonts w:cs="Times New Roman"/>
-          <w:szCs w:val="28"/>
-        </w:rPr>
-        <w:t xml:space="preserve"> написана на фреймворке </w:t>
-      </w:r>
-      <w:r>
-        <w:rPr>
-          <w:rFonts w:cs="Times New Roman"/>
-          <w:szCs w:val="28"/>
-          <w:lang w:val="en-US"/>
-        </w:rPr>
-        <w:t>ASP</w:t>
-      </w:r>
-      <w:r>
-        <w:rPr>
-          <w:rFonts w:cs="Times New Roman"/>
-          <w:szCs w:val="28"/>
-        </w:rPr>
-        <w:t xml:space="preserve">, создана с использованием паттерна программирования </w:t>
-      </w:r>
-      <w:r>
-        <w:rPr>
-          <w:rFonts w:cs="Times New Roman"/>
-          <w:szCs w:val="28"/>
-          <w:lang w:val="en-US"/>
-        </w:rPr>
-        <w:t>MVC</w:t>
-      </w:r>
-      <w:r>
-        <w:rPr>
-          <w:rFonts w:cs="Times New Roman"/>
-          <w:szCs w:val="28"/>
-        </w:rPr>
-        <w:t xml:space="preserve"> – </w:t>
-      </w:r>
-      <w:r>
-        <w:rPr>
-          <w:rFonts w:cs="Times New Roman"/>
-          <w:szCs w:val="28"/>
-          <w:lang w:val="en-US"/>
-        </w:rPr>
-        <w:t>Model</w:t>
-      </w:r>
-      <w:r>
-        <w:rPr>
-          <w:rFonts w:cs="Times New Roman"/>
-          <w:szCs w:val="28"/>
-        </w:rPr>
-        <w:t>-</w:t>
-      </w:r>
-      <w:r>
-        <w:rPr>
-          <w:rFonts w:cs="Times New Roman"/>
-          <w:szCs w:val="28"/>
-          <w:lang w:val="en-US"/>
-        </w:rPr>
-        <w:t>View</w:t>
-      </w:r>
-      <w:r>
-        <w:rPr>
-          <w:rFonts w:cs="Times New Roman"/>
-          <w:szCs w:val="28"/>
-        </w:rPr>
-        <w:t>-</w:t>
-      </w:r>
-      <w:r>
-        <w:rPr>
-          <w:rFonts w:cs="Times New Roman"/>
-          <w:szCs w:val="28"/>
-          <w:lang w:val="en-US"/>
-        </w:rPr>
-        <w:t>Controller</w:t>
-      </w:r>
-      <w:r>
-        <w:rPr>
-          <w:rFonts w:cs="Times New Roman"/>
-          <w:szCs w:val="28"/>
-        </w:rPr>
-        <w:t xml:space="preserve">, </w:t>
-      </w:r>
-      <w:r>
-        <w:rPr>
-          <w:rFonts w:cs="Times New Roman"/>
-          <w:szCs w:val="28"/>
-        </w:rPr>
-        <w:t>что позволяет сделать систему легко масштабируемой, не изменяя уже написанный код, а только добавляя новые классы.</w:t>
-      </w:r>
-    </w:p>
-    <w:p>
-      <w:pPr>
-        <w:pStyle w:val="af4"/>
-        <w:ind w:firstLine="709"/>
-        <w:rPr>
-          <w:rFonts w:cs="Times New Roman"/>
-          <w:szCs w:val="28"/>
-          <w:highlight w:val="green"/>
-        </w:rPr>
-      </w:pPr>
-      <w:r>
-        <w:rPr>
-          <w:rFonts w:cs="Times New Roman"/>
-          <w:szCs w:val="28"/>
-          <w:highlight w:val="green"/>
-        </w:rPr>
-        <w:t>2.6 Идентификация элементов и описание свойств входной и выходной информации, алгоритма решения задачи, составление контрольного примера</w:t>
-      </w:r>
-    </w:p>
-    <w:p>
-      <w:r>
-        <w:t>Для и</w:t>
-      </w:r>
-      <w:r>
-        <w:t>дентификаци</w:t>
-      </w:r>
-      <w:r>
-        <w:t>и</w:t>
-      </w:r>
-      <w:r>
-        <w:t xml:space="preserve"> элементов и описани</w:t>
-      </w:r>
-      <w:r>
-        <w:t>я</w:t>
-      </w:r>
-      <w:r>
-        <w:t xml:space="preserve"> свойств входной и выходной информации, составление контрольного примера</w:t>
-      </w:r>
-      <w:r>
-        <w:t xml:space="preserve"> была составлена документация </w:t>
+        <w:t>. Так по описанным запросам сервер будет обрабатывать различную информацию и передавать ответ клиенту.</w:t>
+      </w:r>
+    </w:p>
+    <w:p>
+      <w:r>
+        <w:t xml:space="preserve">Документация </w:t>
       </w:r>
       <w:r>
         <w:rPr>
@@ -5420,33 +5426,21 @@
         <w:t>API</w:t>
       </w:r>
       <w:r>
-        <w:t>. Так по описанным запросам сервер будет обрабатывать различную информацию и передавать ответ клиенту.</w:t>
-      </w:r>
-    </w:p>
-    <w:p>
-      <w:r>
-        <w:rPr>
-          <w:highlight w:val="yellow"/>
-        </w:rPr>
-        <w:t xml:space="preserve">Документация </w:t>
-      </w:r>
-      <w:r>
-        <w:rPr>
-          <w:highlight w:val="yellow"/>
+        <w:t xml:space="preserve"> прикреплена к отчёту</w:t>
+      </w:r>
+      <w:r>
+        <w:t xml:space="preserve"> (путь к файлу ПРОЕКТ://ФАЙЛЫ/</w:t>
+      </w:r>
+      <w:r>
+        <w:rPr>
           <w:lang w:val="en-US"/>
         </w:rPr>
         <w:t>API</w:t>
       </w:r>
       <w:r>
-        <w:rPr>
-          <w:highlight w:val="yellow"/>
-        </w:rPr>
-        <w:t xml:space="preserve"> прикреплена к отчёту</w:t>
-      </w:r>
-      <w:r>
-        <w:rPr>
-          <w:highlight w:val="yellow"/>
-        </w:rPr>
+        <w:t>)</w:t>
+      </w:r>
+      <w:r>
         <w:t>.</w:t>
       </w:r>
     </w:p>
@@ -5864,7 +5858,45 @@
           <w:sz w:val="28"/>
           <w:szCs w:val="28"/>
         </w:rPr>
-        <w:t xml:space="preserve">Также в приложении реализована авторизация пользователей по ролям, на </w:t>
+        <w:t xml:space="preserve">Также в приложении реализована авторизация пользователей по ролям, на стороне </w:t>
+      </w:r>
+      <w:r>
+        <w:rPr>
+          <w:rFonts w:ascii="Times New Roman" w:hAnsi="Times New Roman" w:cs="Times New Roman"/>
+          <w:bCs/>
+          <w:sz w:val="28"/>
+          <w:szCs w:val="28"/>
+          <w:lang w:val="en-US"/>
+        </w:rPr>
+        <w:t>API</w:t>
+      </w:r>
+      <w:r>
+        <w:rPr>
+          <w:rFonts w:ascii="Times New Roman" w:hAnsi="Times New Roman" w:cs="Times New Roman"/>
+          <w:bCs/>
+          <w:sz w:val="28"/>
+          <w:szCs w:val="28"/>
+        </w:rPr>
+        <w:t xml:space="preserve"> реализована аутентификация на основе </w:t>
+      </w:r>
+      <w:r>
+        <w:rPr>
+          <w:rFonts w:ascii="Times New Roman" w:hAnsi="Times New Roman" w:cs="Times New Roman"/>
+          <w:bCs/>
+          <w:sz w:val="28"/>
+          <w:szCs w:val="28"/>
+          <w:lang w:val="en-US"/>
+        </w:rPr>
+        <w:t>cookies</w:t>
+      </w:r>
+      <w:r>
+        <w:rPr>
+          <w:rFonts w:ascii="Times New Roman" w:hAnsi="Times New Roman" w:cs="Times New Roman"/>
+          <w:bCs/>
+          <w:sz w:val="28"/>
+          <w:szCs w:val="28"/>
+        </w:rPr>
+        <w:t xml:space="preserve">, с разделением ролей </w:t>
       </w:r>
       <w:r>
         <w:rPr>
@@ -5874,45 +5906,7 @@
           <w:szCs w:val="28"/>
         </w:rPr>
         <w:lastRenderedPageBreak/>
-        <w:t xml:space="preserve">стороне </w:t>
-      </w:r>
-      <w:r>
-        <w:rPr>
-          <w:rFonts w:ascii="Times New Roman" w:hAnsi="Times New Roman" w:cs="Times New Roman"/>
-          <w:bCs/>
-          <w:sz w:val="28"/>
-          <w:szCs w:val="28"/>
-          <w:lang w:val="en-US"/>
-        </w:rPr>
-        <w:t>API</w:t>
-      </w:r>
-      <w:r>
-        <w:rPr>
-          <w:rFonts w:ascii="Times New Roman" w:hAnsi="Times New Roman" w:cs="Times New Roman"/>
-          <w:bCs/>
-          <w:sz w:val="28"/>
-          <w:szCs w:val="28"/>
-        </w:rPr>
-        <w:t xml:space="preserve"> реализована аутентификация на основе </w:t>
-      </w:r>
-      <w:r>
-        <w:rPr>
-          <w:rFonts w:ascii="Times New Roman" w:hAnsi="Times New Roman" w:cs="Times New Roman"/>
-          <w:bCs/>
-          <w:sz w:val="28"/>
-          <w:szCs w:val="28"/>
-          <w:lang w:val="en-US"/>
-        </w:rPr>
-        <w:t>cookies</w:t>
-      </w:r>
-      <w:r>
-        <w:rPr>
-          <w:rFonts w:ascii="Times New Roman" w:hAnsi="Times New Roman" w:cs="Times New Roman"/>
-          <w:bCs/>
-          <w:sz w:val="28"/>
-          <w:szCs w:val="28"/>
-        </w:rPr>
-        <w:t>, с разделением ролей на разных запросах.</w:t>
+        <w:t>на разных запросах.</w:t>
       </w:r>
     </w:p>
     <w:p>
@@ -7407,6 +7401,123 @@
           <w:szCs w:val="28"/>
         </w:rPr>
       </w:pPr>
+      <w:r>
+        <w:rPr>
+          <w:rFonts w:ascii="Times New Roman" w:hAnsi="Times New Roman" w:cs="Times New Roman"/>
+          <w:bCs/>
+          <w:sz w:val="28"/>
+          <w:szCs w:val="28"/>
+        </w:rPr>
+        <w:t>Пример теста рис. 1.</w:t>
+      </w:r>
+    </w:p>
+    <w:p>
+      <w:pPr>
+        <w:pStyle w:val="af"/>
+        <w:widowControl w:val="0"/>
+        <w:spacing w:after="0" w:line="360" w:lineRule="auto"/>
+        <w:ind w:left="0" w:firstLine="709"/>
+        <w:jc w:val="both"/>
+        <w:rPr>
+          <w:rFonts w:ascii="Times New Roman" w:hAnsi="Times New Roman" w:cs="Times New Roman"/>
+          <w:bCs/>
+          <w:sz w:val="28"/>
+          <w:szCs w:val="28"/>
+        </w:rPr>
+      </w:pPr>
+      <w:r>
+        <w:rPr>
+          <w:rFonts w:ascii="Times New Roman" w:hAnsi="Times New Roman" w:cs="Times New Roman"/>
+          <w:bCs/>
+          <w:sz w:val="28"/>
+          <w:szCs w:val="28"/>
+        </w:rPr>
+        <w:lastRenderedPageBreak/>
+        <w:drawing>
+          <wp:inline distT="0" distB="0" distL="0" distR="0" wp14:anchorId="0B19FC60" wp14:editId="55E1BED2">
+            <wp:extent cx="6299835" cy="3251835"/>
+            <wp:effectExtent l="0" t="0" r="0" b="0"/>
+            <wp:docPr id="2" name="Рисунок 2"/>
+            <wp:cNvGraphicFramePr>
+              <a:graphicFrameLocks xmlns:a="http://schemas.openxmlformats.org/drawingml/2006/main" noChangeAspect="1"/>
+            </wp:cNvGraphicFramePr>
+            <a:graphic xmlns:a="http://schemas.openxmlformats.org/drawingml/2006/main">
+              <a:graphicData uri="http://schemas.openxmlformats.org/drawingml/2006/picture">
+                <pic:pic xmlns:pic="http://schemas.openxmlformats.org/drawingml/2006/picture">
+                  <pic:nvPicPr>
+                    <pic:cNvPr id="1" name=""/>
+                    <pic:cNvPicPr/>
+                  </pic:nvPicPr>
+                  <pic:blipFill>
+                    <a:blip r:embed="rId9"/>
+                    <a:stretch>
+                      <a:fillRect/>
+                    </a:stretch>
+                  </pic:blipFill>
+                  <pic:spPr>
+                    <a:xfrm>
+                      <a:off x="0" y="0"/>
+                      <a:ext cx="6299835" cy="3251835"/>
+                    </a:xfrm>
+                    <a:prstGeom prst="rect">
+                      <a:avLst/>
+                    </a:prstGeom>
+                  </pic:spPr>
+                </pic:pic>
+              </a:graphicData>
+            </a:graphic>
+          </wp:inline>
+        </w:drawing>
+      </w:r>
+    </w:p>
+    <w:p>
+      <w:pPr>
+        <w:pStyle w:val="af"/>
+        <w:widowControl w:val="0"/>
+        <w:spacing w:after="0" w:line="360" w:lineRule="auto"/>
+        <w:ind w:left="0" w:firstLine="709"/>
+        <w:jc w:val="center"/>
+        <w:rPr>
+          <w:rFonts w:ascii="Times New Roman" w:hAnsi="Times New Roman" w:cs="Times New Roman"/>
+          <w:bCs/>
+          <w:sz w:val="28"/>
+          <w:szCs w:val="28"/>
+        </w:rPr>
+      </w:pPr>
+      <w:r>
+        <w:rPr>
+          <w:rFonts w:ascii="Times New Roman" w:hAnsi="Times New Roman" w:cs="Times New Roman"/>
+          <w:bCs/>
+          <w:sz w:val="28"/>
+          <w:szCs w:val="28"/>
+        </w:rPr>
+        <w:t xml:space="preserve">Рис. 1 – пример теста </w:t>
+      </w:r>
+      <w:r>
+        <w:rPr>
+          <w:rFonts w:ascii="Times New Roman" w:hAnsi="Times New Roman" w:cs="Times New Roman"/>
+          <w:bCs/>
+          <w:sz w:val="28"/>
+          <w:szCs w:val="28"/>
+          <w:lang w:val="en-US"/>
+        </w:rPr>
+        <w:t>API</w:t>
+      </w:r>
+    </w:p>
+    <w:p>
+      <w:pPr>
+        <w:pStyle w:val="af"/>
+        <w:widowControl w:val="0"/>
+        <w:spacing w:after="0" w:line="360" w:lineRule="auto"/>
+        <w:ind w:left="0" w:firstLine="709"/>
+        <w:jc w:val="both"/>
+        <w:rPr>
+          <w:rFonts w:ascii="Times New Roman" w:hAnsi="Times New Roman" w:cs="Times New Roman"/>
+          <w:bCs/>
+          <w:sz w:val="28"/>
+          <w:szCs w:val="28"/>
+        </w:rPr>
+      </w:pPr>
     </w:p>
     <w:p>
       <w:pPr>
@@ -7456,19 +7567,58 @@
         <w:rPr>
           <w:rFonts w:cs="Times New Roman"/>
           <w:szCs w:val="28"/>
-          <w:highlight w:val="yellow"/>
           <w:lang w:eastAsia="ru-RU"/>
         </w:rPr>
-        <w:t>ЭЭЭ, удалить? Или сюда ТЗ</w:t>
-      </w:r>
-      <w:r>
-        <w:rPr>
-          <w:rFonts w:cs="Times New Roman"/>
-          <w:szCs w:val="28"/>
-          <w:highlight w:val="yellow"/>
+        <w:t xml:space="preserve">В состав документации программиста данного проекта входит: документация </w:t>
+      </w:r>
+      <w:r>
+        <w:rPr>
+          <w:rFonts w:cs="Times New Roman"/>
+          <w:szCs w:val="28"/>
+          <w:lang w:val="en-US" w:eastAsia="ru-RU"/>
+        </w:rPr>
+        <w:t>API</w:t>
+      </w:r>
+      <w:r>
+        <w:rPr>
+          <w:rFonts w:cs="Times New Roman"/>
+          <w:szCs w:val="28"/>
           <w:lang w:eastAsia="ru-RU"/>
         </w:rPr>
-        <w:t xml:space="preserve"> и </w:t>
+        <w:t>.</w:t>
+      </w:r>
+    </w:p>
+    <w:p>
+      <w:r>
+        <w:t xml:space="preserve">Документация </w:t>
+      </w:r>
+      <w:r>
+        <w:rPr>
+          <w:lang w:val="en-US"/>
+        </w:rPr>
+        <w:t>API</w:t>
+      </w:r>
+      <w:r>
+        <w:t xml:space="preserve"> прикреплена к отчёту (путь к файлу ПРОЕКТ://ФАЙЛЫ/</w:t>
+      </w:r>
+      <w:r>
+        <w:rPr>
+          <w:lang w:val="en-US"/>
+        </w:rPr>
+        <w:t>API</w:t>
+      </w:r>
+      <w:r>
+        <w:t>).</w:t>
+      </w:r>
+    </w:p>
+    <w:p>
+      <w:pPr>
+        <w:spacing w:after="160" w:line="259" w:lineRule="auto"/>
+        <w:ind w:firstLine="0"/>
+        <w:jc w:val="left"/>
+      </w:pPr>
+      <w:r>
+        <w:br w:type="page"/>
       </w:r>
     </w:p>
     <w:p>
@@ -7479,7 +7629,6 @@
         <w:rPr>
           <w:rFonts w:cs="Times New Roman"/>
           <w:szCs w:val="28"/>
-          <w:lang w:val="en-US"/>
         </w:rPr>
       </w:pPr>
       <w:r>
@@ -7494,7 +7643,6 @@
         <w:rPr>
           <w:rFonts w:cs="Times New Roman"/>
           <w:szCs w:val="28"/>
-          <w:lang w:val="en-US"/>
         </w:rPr>
         <w:t xml:space="preserve"> </w:t>
       </w:r>
@@ -7509,7 +7657,6 @@
         <w:rPr>
           <w:rFonts w:cs="Times New Roman"/>
           <w:szCs w:val="28"/>
-          <w:lang w:val="en-US"/>
         </w:rPr>
         <w:t xml:space="preserve"> </w:t>
       </w:r>
@@ -7527,7 +7674,6 @@
         <w:rPr>
           <w:rFonts w:cs="Times New Roman"/>
           <w:szCs w:val="28"/>
-          <w:lang w:val="en-US"/>
         </w:rPr>
       </w:pPr>
     </w:p>
@@ -9072,7 +9218,7 @@
       </w:pPr>
     </w:p>
     <w:sectPr>
-      <w:footerReference w:type="default" r:id="rId9"/>
+      <w:footerReference w:type="default" r:id="rId10"/>
       <w:pgSz w:w="11906" w:h="16838"/>
       <w:pgMar w:top="1134" w:right="851" w:bottom="1134" w:left="1134" w:header="709" w:footer="709" w:gutter="0"/>
       <w:cols w:space="708"/>

--- a/Текст и прочее/Преддипломная практика/Титульный.docx
+++ b/Текст и прочее/Преддипломная практика/Титульный.docx
@@ -1,6 +1,6 @@
 
 <file path=word/document.xml><?xml version="1.0" encoding="utf-8"?>
-<w:document xmlns:wpc="http://schemas.microsoft.com/office/word/2010/wordprocessingCanvas" xmlns:cx="http://schemas.microsoft.com/office/drawing/2014/chartex" xmlns:cx1="http://schemas.microsoft.com/office/drawing/2015/9/8/chartex" xmlns:cx2="http://schemas.microsoft.com/office/drawing/2015/10/21/chartex" xmlns:cx3="http://schemas.microsoft.com/office/drawing/2016/5/9/chartex" xmlns:cx4="http://schemas.microsoft.com/office/drawing/2016/5/10/chartex" xmlns:cx5="http://schemas.microsoft.com/office/drawing/2016/5/11/chartex" xmlns:cx6="http://schemas.microsoft.com/office/drawing/2016/5/12/chartex" xmlns:cx7="http://schemas.microsoft.com/office/drawing/2016/5/13/chartex" xmlns:cx8="http://schemas.microsoft.com/office/drawing/2016/5/14/chartex" xmlns:mc="http://schemas.openxmlformats.org/markup-compatibility/2006" xmlns:aink="http://schemas.microsoft.com/office/drawing/2016/ink" xmlns:am3d="http://schemas.microsoft.com/office/drawing/2017/model3d" xmlns:o="urn:schemas-microsoft-com:office:office" xmlns:r="http://schemas.openxmlformats.org/officeDocument/2006/relationships" xmlns:m="http://schemas.openxmlformats.org/officeDocument/2006/math" xmlns:v="urn:schemas-microsoft-com:vml" xmlns:wp14="http://schemas.microsoft.com/office/word/2010/wordprocessingDrawing" xmlns:wp="http://schemas.openxmlformats.org/drawingml/2006/wordprocessingDrawing" xmlns:w10="urn:schemas-microsoft-com:office:word" xmlns:w="http://schemas.openxmlformats.org/wordprocessingml/2006/main" xmlns:w14="http://schemas.microsoft.com/office/word/2010/wordml" xmlns:w15="http://schemas.microsoft.com/office/word/2012/wordml" xmlns:w16cex="http://schemas.microsoft.com/office/word/2018/wordml/cex" xmlns:w16cid="http://schemas.microsoft.com/office/word/2016/wordml/cid" xmlns:w16="http://schemas.microsoft.com/office/word/2018/wordml" xmlns:w16sdtdh="http://schemas.microsoft.com/office/word/2020/wordml/sdtdatahash" xmlns:w16se="http://schemas.microsoft.com/office/word/2015/wordml/symex" xmlns:wpg="http://schemas.microsoft.com/office/word/2010/wordprocessingGroup" xmlns:wpi="http://schemas.microsoft.com/office/word/2010/wordprocessingInk" xmlns:wne="http://schemas.microsoft.com/office/word/2006/wordml" xmlns:wps="http://schemas.microsoft.com/office/word/2010/wordprocessingShape" mc:Ignorable="w14 w15 w16se w16cid w16 w16cex w16sdtdh wp14">
+<w:document xmlns:wpc="http://schemas.microsoft.com/office/word/2010/wordprocessingCanvas" xmlns:cx="http://schemas.microsoft.com/office/drawing/2014/chartex" xmlns:mc="http://schemas.openxmlformats.org/markup-compatibility/2006" xmlns:o="urn:schemas-microsoft-com:office:office" xmlns:r="http://schemas.openxmlformats.org/officeDocument/2006/relationships" xmlns:m="http://schemas.openxmlformats.org/officeDocument/2006/math" xmlns:v="urn:schemas-microsoft-com:vml" xmlns:wp14="http://schemas.microsoft.com/office/word/2010/wordprocessingDrawing" xmlns:wp="http://schemas.openxmlformats.org/drawingml/2006/wordprocessingDrawing" xmlns:w10="urn:schemas-microsoft-com:office:word" xmlns:w="http://schemas.openxmlformats.org/wordprocessingml/2006/main" xmlns:w14="http://schemas.microsoft.com/office/word/2010/wordml" xmlns:w15="http://schemas.microsoft.com/office/word/2012/wordml" xmlns:w16se="http://schemas.microsoft.com/office/word/2015/wordml/symex" xmlns:wpg="http://schemas.microsoft.com/office/word/2010/wordprocessingGroup" xmlns:wpi="http://schemas.microsoft.com/office/word/2010/wordprocessingInk" xmlns:wne="http://schemas.microsoft.com/office/word/2006/wordml" xmlns:wps="http://schemas.microsoft.com/office/word/2010/wordprocessingShape" mc:Ignorable="w14 w15 w16se wp14">
   <w:body>
     <w:p>
       <w:pPr>
@@ -809,7 +809,7 @@
     </w:p>
     <w:p>
       <w:pPr>
-        <w:pStyle w:val="af4"/>
+        <w:pStyle w:val="af3"/>
         <w:ind w:firstLine="709"/>
         <w:rPr>
           <w:rFonts w:cs="Times New Roman"/>
@@ -835,7 +835,7 @@
     </w:p>
     <w:p>
       <w:pPr>
-        <w:pStyle w:val="af4"/>
+        <w:pStyle w:val="af3"/>
         <w:ind w:firstLine="709"/>
         <w:rPr>
           <w:rFonts w:cs="Times New Roman"/>
@@ -880,7 +880,6 @@
         <w:rPr>
           <w:rFonts w:cs="Times New Roman"/>
           <w:szCs w:val="28"/>
-          <w:highlight w:val="green"/>
         </w:rPr>
       </w:pPr>
       <w:bookmarkStart w:id="6" w:name="_Toc37693510"/>
@@ -891,12 +890,178 @@
           <w:rFonts w:cs="Times New Roman"/>
           <w:szCs w:val="28"/>
         </w:rPr>
-        <w:t>Краевое государственное бюджетное профессиональное образовательное учреждение «Алтайская академия гостеприимства» (далее ААГ) создано Постановлением администрации Алтайского края № 319 от 09.07.2014 на базе КГБОУ СПО «Барнаульский торгово-экономический колледж», который начал свою историю в 1957 году, как филиал Московского заочного техникума советской торговли.</w:t>
-      </w:r>
-    </w:p>
-    <w:p>
-      <w:pPr>
-        <w:pStyle w:val="af4"/>
+        <w:t>Учебная имитационная фирма, торговый дом «Престиж» (далее Престиж).</w:t>
+      </w:r>
+      <w:r>
+        <w:t xml:space="preserve"> </w:t>
+      </w:r>
+      <w:r>
+        <w:rPr>
+          <w:rFonts w:cs="Times New Roman"/>
+          <w:szCs w:val="28"/>
+        </w:rPr>
+        <w:t>С 2004 года на базе КГБПОУ «Алтайская академия гостеприимства» успешно функционирует учебная имитационная фирма по типу универсального Торгового Дома «Престиж», занимается оптовой и розничной торговлей продовольственных и непродовольственных товаров, а также оказанием услуг: планово-экономических, маркетинговых, юридических, услуг по решению кадровых, управленческих вопросов, по организации торговли и услуг. Создана с целью повышения конкурентоспособности студентов за счет полноценного прохождения практики в зависимости от специальности и уровня образования. Деятельность Имитационной фирмы организована по типу линейно-функц</w:t>
+      </w:r>
+      <w:r>
+        <w:rPr>
+          <w:rFonts w:cs="Times New Roman"/>
+          <w:szCs w:val="28"/>
+        </w:rPr>
+        <w:t>иональной структуры управления.</w:t>
+      </w:r>
+    </w:p>
+    <w:p>
+      <w:pPr>
+        <w:ind w:firstLine="709"/>
+        <w:rPr>
+          <w:rFonts w:cs="Times New Roman"/>
+          <w:szCs w:val="28"/>
+        </w:rPr>
+      </w:pPr>
+      <w:r>
+        <w:rPr>
+          <w:rFonts w:cs="Times New Roman"/>
+          <w:szCs w:val="28"/>
+        </w:rPr>
+        <w:t>Цель учебной ИФ - повышение конкурентоспособности студентов за счет полноценного прохождения практики в зависимости от специальнос</w:t>
+      </w:r>
+      <w:r>
+        <w:rPr>
+          <w:rFonts w:cs="Times New Roman"/>
+          <w:szCs w:val="28"/>
+        </w:rPr>
+        <w:t>ти, уровня образования и курса.</w:t>
+      </w:r>
+    </w:p>
+    <w:p>
+      <w:pPr>
+        <w:ind w:firstLine="709"/>
+        <w:rPr>
+          <w:rFonts w:cs="Times New Roman"/>
+          <w:szCs w:val="28"/>
+        </w:rPr>
+      </w:pPr>
+      <w:r>
+        <w:rPr>
+          <w:rFonts w:cs="Times New Roman"/>
+          <w:szCs w:val="28"/>
+        </w:rPr>
+        <w:t>Задачи:</w:t>
+      </w:r>
+    </w:p>
+    <w:p>
+      <w:pPr>
+        <w:pStyle w:val="a3"/>
+        <w:numPr>
+          <w:ilvl w:val="0"/>
+          <w:numId w:val="30"/>
+        </w:numPr>
+        <w:rPr>
+          <w:rFonts w:cs="Times New Roman"/>
+          <w:szCs w:val="28"/>
+        </w:rPr>
+      </w:pPr>
+      <w:r>
+        <w:rPr>
+          <w:rFonts w:cs="Times New Roman"/>
+          <w:szCs w:val="28"/>
+        </w:rPr>
+        <w:t>Объединение теоретического и практического обучения;</w:t>
+      </w:r>
+    </w:p>
+    <w:p>
+      <w:pPr>
+        <w:pStyle w:val="a3"/>
+        <w:numPr>
+          <w:ilvl w:val="0"/>
+          <w:numId w:val="30"/>
+        </w:numPr>
+        <w:rPr>
+          <w:rFonts w:cs="Times New Roman"/>
+          <w:szCs w:val="28"/>
+        </w:rPr>
+      </w:pPr>
+      <w:r>
+        <w:rPr>
+          <w:rFonts w:cs="Times New Roman"/>
+          <w:szCs w:val="28"/>
+        </w:rPr>
+        <w:t>Мотивация к самообразованию;</w:t>
+      </w:r>
+    </w:p>
+    <w:p>
+      <w:pPr>
+        <w:pStyle w:val="a3"/>
+        <w:numPr>
+          <w:ilvl w:val="0"/>
+          <w:numId w:val="30"/>
+        </w:numPr>
+        <w:rPr>
+          <w:rFonts w:cs="Times New Roman"/>
+          <w:szCs w:val="28"/>
+        </w:rPr>
+      </w:pPr>
+      <w:r>
+        <w:rPr>
+          <w:rFonts w:cs="Times New Roman"/>
+          <w:szCs w:val="28"/>
+        </w:rPr>
+        <w:t>Развитие коммуникабельности у студентов;</w:t>
+      </w:r>
+    </w:p>
+    <w:p>
+      <w:pPr>
+        <w:pStyle w:val="a3"/>
+        <w:numPr>
+          <w:ilvl w:val="0"/>
+          <w:numId w:val="30"/>
+        </w:numPr>
+        <w:rPr>
+          <w:rFonts w:cs="Times New Roman"/>
+          <w:szCs w:val="28"/>
+        </w:rPr>
+      </w:pPr>
+      <w:r>
+        <w:rPr>
+          <w:rFonts w:cs="Times New Roman"/>
+          <w:szCs w:val="28"/>
+        </w:rPr>
+        <w:t>Получение навыков работы в разных отделах фирмы;</w:t>
+      </w:r>
+    </w:p>
+    <w:p>
+      <w:pPr>
+        <w:pStyle w:val="a3"/>
+        <w:numPr>
+          <w:ilvl w:val="0"/>
+          <w:numId w:val="30"/>
+        </w:numPr>
+        <w:rPr>
+          <w:rFonts w:cs="Times New Roman"/>
+          <w:szCs w:val="28"/>
+        </w:rPr>
+      </w:pPr>
+      <w:r>
+        <w:rPr>
+          <w:rFonts w:cs="Times New Roman"/>
+          <w:szCs w:val="28"/>
+        </w:rPr>
+        <w:t>Развитие творческого подхода у студентов.</w:t>
+      </w:r>
+    </w:p>
+    <w:p>
+      <w:pPr>
+        <w:ind w:firstLine="709"/>
+        <w:rPr>
+          <w:rFonts w:cs="Times New Roman"/>
+          <w:szCs w:val="28"/>
+          <w:highlight w:val="green"/>
+        </w:rPr>
+      </w:pPr>
+    </w:p>
+    <w:p>
+      <w:pPr>
+        <w:pStyle w:val="af3"/>
         <w:ind w:firstLine="709"/>
         <w:rPr>
           <w:rFonts w:cs="Times New Roman"/>
@@ -945,7 +1110,74 @@
           <w:rFonts w:cs="Times New Roman"/>
           <w:szCs w:val="28"/>
         </w:rPr>
-        <w:t>Организационная структура Алтайской академии гостеприимства показана на Рисунке 1.</w:t>
+        <w:t xml:space="preserve">Организационная структура </w:t>
+      </w:r>
+      <w:r>
+        <w:rPr>
+          <w:rFonts w:cs="Times New Roman"/>
+          <w:szCs w:val="28"/>
+        </w:rPr>
+        <w:t>Престиж состоит из:</w:t>
+      </w:r>
+    </w:p>
+    <w:p>
+      <w:pPr>
+        <w:pStyle w:val="a3"/>
+        <w:numPr>
+          <w:ilvl w:val="0"/>
+          <w:numId w:val="31"/>
+        </w:numPr>
+        <w:rPr>
+          <w:rFonts w:cs="Times New Roman"/>
+          <w:szCs w:val="28"/>
+        </w:rPr>
+      </w:pPr>
+      <w:r>
+        <w:rPr>
+          <w:rFonts w:cs="Times New Roman"/>
+          <w:szCs w:val="28"/>
+        </w:rPr>
+        <w:t>Административного аппарата</w:t>
+      </w:r>
+    </w:p>
+    <w:p>
+      <w:pPr>
+        <w:pStyle w:val="a3"/>
+        <w:numPr>
+          <w:ilvl w:val="0"/>
+          <w:numId w:val="31"/>
+        </w:numPr>
+        <w:rPr>
+          <w:rFonts w:cs="Times New Roman"/>
+          <w:szCs w:val="28"/>
+        </w:rPr>
+      </w:pPr>
+      <w:r>
+        <w:rPr>
+          <w:rFonts w:cs="Times New Roman"/>
+          <w:szCs w:val="28"/>
+        </w:rPr>
+        <w:t>Преподавателей-координаторов</w:t>
+      </w:r>
+    </w:p>
+    <w:p>
+      <w:pPr>
+        <w:pStyle w:val="a3"/>
+        <w:numPr>
+          <w:ilvl w:val="0"/>
+          <w:numId w:val="31"/>
+        </w:numPr>
+        <w:rPr>
+          <w:rFonts w:cs="Times New Roman"/>
+          <w:szCs w:val="28"/>
+        </w:rPr>
+      </w:pPr>
+      <w:r>
+        <w:rPr>
+          <w:rFonts w:cs="Times New Roman"/>
+          <w:szCs w:val="28"/>
+        </w:rPr>
+        <w:t>Различных подразделений</w:t>
       </w:r>
     </w:p>
     <w:p>
@@ -958,124 +1190,233 @@
           <w:highlight w:val="green"/>
         </w:rPr>
       </w:pPr>
-      <w:r>
-        <w:rPr>
-          <w:rFonts w:cs="Times New Roman"/>
-          <w:noProof/>
-          <w:szCs w:val="28"/>
-        </w:rPr>
-        <w:drawing>
-          <wp:inline distT="0" distB="0" distL="0" distR="0" wp14:anchorId="351740F0" wp14:editId="7D6A8109">
-            <wp:extent cx="5850098" cy="4229100"/>
-            <wp:effectExtent l="0" t="0" r="0" b="0"/>
-            <wp:docPr id="1" name="Рисунок 1"/>
-            <wp:cNvGraphicFramePr>
-              <a:graphicFrameLocks xmlns:a="http://schemas.openxmlformats.org/drawingml/2006/main" noChangeAspect="1"/>
-            </wp:cNvGraphicFramePr>
-            <a:graphic xmlns:a="http://schemas.openxmlformats.org/drawingml/2006/main">
-              <a:graphicData uri="http://schemas.openxmlformats.org/drawingml/2006/picture">
-                <pic:pic xmlns:pic="http://schemas.openxmlformats.org/drawingml/2006/picture">
-                  <pic:nvPicPr>
-                    <pic:cNvPr id="0" name="Picture 1"/>
-                    <pic:cNvPicPr>
-                      <a:picLocks noChangeAspect="1" noChangeArrowheads="1"/>
-                    </pic:cNvPicPr>
-                  </pic:nvPicPr>
-                  <pic:blipFill>
-                    <a:blip r:embed="rId8">
-                      <a:extLst>
-                        <a:ext uri="{28A0092B-C50C-407E-A947-70E740481C1C}">
-                          <a14:useLocalDpi xmlns:a14="http://schemas.microsoft.com/office/drawing/2010/main" val="0"/>
-                        </a:ext>
-                      </a:extLst>
-                    </a:blip>
-                    <a:srcRect/>
-                    <a:stretch>
-                      <a:fillRect/>
-                    </a:stretch>
-                  </pic:blipFill>
-                  <pic:spPr bwMode="auto">
-                    <a:xfrm>
-                      <a:off x="0" y="0"/>
-                      <a:ext cx="5851684" cy="4230247"/>
-                    </a:xfrm>
-                    <a:prstGeom prst="rect">
-                      <a:avLst/>
-                    </a:prstGeom>
-                    <a:noFill/>
-                    <a:ln>
-                      <a:noFill/>
-                    </a:ln>
-                  </pic:spPr>
-                </pic:pic>
-              </a:graphicData>
-            </a:graphic>
-          </wp:inline>
-        </w:drawing>
-      </w:r>
-    </w:p>
-    <w:p>
-      <w:pPr>
-        <w:ind w:firstLine="709"/>
-        <w:jc w:val="center"/>
+    </w:p>
+    <w:p>
+      <w:pPr>
+        <w:ind w:firstLine="709"/>
+        <w:rPr>
+          <w:rFonts w:cs="Times New Roman"/>
+          <w:color w:val="000000" w:themeColor="text1"/>
+          <w:szCs w:val="28"/>
+        </w:rPr>
+      </w:pPr>
+      <w:r>
+        <w:rPr>
+          <w:rFonts w:cs="Times New Roman"/>
+          <w:color w:val="000000" w:themeColor="text1"/>
+          <w:szCs w:val="28"/>
+        </w:rPr>
+        <w:lastRenderedPageBreak/>
+        <w:t>П</w:t>
+      </w:r>
+      <w:r>
+        <w:rPr>
+          <w:rFonts w:cs="Times New Roman"/>
+          <w:color w:val="000000" w:themeColor="text1"/>
+          <w:szCs w:val="28"/>
+        </w:rPr>
+        <w:t>одразделения Престиж:</w:t>
+      </w:r>
+    </w:p>
+    <w:p>
+      <w:pPr>
+        <w:pStyle w:val="a3"/>
+        <w:numPr>
+          <w:ilvl w:val="0"/>
+          <w:numId w:val="32"/>
+        </w:numPr>
+        <w:rPr>
+          <w:rFonts w:cs="Times New Roman"/>
+          <w:color w:val="000000" w:themeColor="text1"/>
+          <w:szCs w:val="28"/>
+        </w:rPr>
+      </w:pPr>
+      <w:r>
+        <w:rPr>
+          <w:rFonts w:cs="Times New Roman"/>
+          <w:color w:val="000000" w:themeColor="text1"/>
+          <w:szCs w:val="28"/>
+        </w:rPr>
+        <w:t xml:space="preserve">Отдел </w:t>
+      </w:r>
+      <w:r>
+        <w:rPr>
+          <w:rFonts w:cs="Times New Roman"/>
+          <w:color w:val="000000" w:themeColor="text1"/>
+          <w:szCs w:val="28"/>
+        </w:rPr>
+        <w:t>бухгалтерии</w:t>
+      </w:r>
+    </w:p>
+    <w:p>
+      <w:pPr>
+        <w:pStyle w:val="a3"/>
+        <w:numPr>
+          <w:ilvl w:val="0"/>
+          <w:numId w:val="32"/>
+        </w:numPr>
+        <w:rPr>
+          <w:rFonts w:cs="Times New Roman"/>
+          <w:color w:val="000000" w:themeColor="text1"/>
+          <w:szCs w:val="28"/>
+        </w:rPr>
+      </w:pPr>
+      <w:r>
+        <w:rPr>
+          <w:rFonts w:cs="Times New Roman"/>
+          <w:color w:val="000000" w:themeColor="text1"/>
+          <w:szCs w:val="28"/>
+        </w:rPr>
+        <w:t>Отдел кадров</w:t>
+      </w:r>
+    </w:p>
+    <w:p>
+      <w:pPr>
+        <w:pStyle w:val="a3"/>
+        <w:numPr>
+          <w:ilvl w:val="0"/>
+          <w:numId w:val="32"/>
+        </w:numPr>
+        <w:rPr>
+          <w:rFonts w:cs="Times New Roman"/>
+          <w:color w:val="000000" w:themeColor="text1"/>
+          <w:szCs w:val="28"/>
+        </w:rPr>
+      </w:pPr>
+      <w:r>
+        <w:rPr>
+          <w:rFonts w:cs="Times New Roman"/>
+          <w:color w:val="000000" w:themeColor="text1"/>
+          <w:szCs w:val="28"/>
+        </w:rPr>
+        <w:t>Отдел маркетинга</w:t>
+      </w:r>
+    </w:p>
+    <w:p>
+      <w:pPr>
+        <w:pStyle w:val="a3"/>
+        <w:numPr>
+          <w:ilvl w:val="0"/>
+          <w:numId w:val="32"/>
+        </w:numPr>
+        <w:rPr>
+          <w:rFonts w:cs="Times New Roman"/>
+          <w:color w:val="000000" w:themeColor="text1"/>
+          <w:szCs w:val="28"/>
+        </w:rPr>
+      </w:pPr>
+      <w:r>
+        <w:rPr>
+          <w:rFonts w:cs="Times New Roman"/>
+          <w:color w:val="000000" w:themeColor="text1"/>
+          <w:szCs w:val="28"/>
+        </w:rPr>
+        <w:t>Отдел организации торговли и услуг</w:t>
+      </w:r>
+    </w:p>
+    <w:p>
+      <w:pPr>
+        <w:pStyle w:val="a3"/>
+        <w:numPr>
+          <w:ilvl w:val="0"/>
+          <w:numId w:val="32"/>
+        </w:numPr>
+        <w:rPr>
+          <w:rFonts w:cs="Times New Roman"/>
+          <w:color w:val="000000" w:themeColor="text1"/>
+          <w:szCs w:val="28"/>
+        </w:rPr>
+      </w:pPr>
+      <w:r>
+        <w:rPr>
+          <w:rFonts w:cs="Times New Roman"/>
+          <w:color w:val="000000" w:themeColor="text1"/>
+          <w:szCs w:val="28"/>
+        </w:rPr>
+        <w:t>Отдел по решению управленческих вопросов</w:t>
+      </w:r>
+    </w:p>
+    <w:p>
+      <w:pPr>
+        <w:pStyle w:val="a3"/>
+        <w:numPr>
+          <w:ilvl w:val="0"/>
+          <w:numId w:val="32"/>
+        </w:numPr>
+        <w:rPr>
+          <w:rFonts w:cs="Times New Roman"/>
+          <w:color w:val="000000" w:themeColor="text1"/>
+          <w:szCs w:val="28"/>
+        </w:rPr>
+      </w:pPr>
+      <w:r>
+        <w:rPr>
+          <w:rFonts w:cs="Times New Roman"/>
+          <w:color w:val="000000" w:themeColor="text1"/>
+          <w:szCs w:val="28"/>
+        </w:rPr>
+        <w:t>Планово-экономический отдел</w:t>
+      </w:r>
+    </w:p>
+    <w:p>
+      <w:pPr>
+        <w:pStyle w:val="a3"/>
+        <w:numPr>
+          <w:ilvl w:val="0"/>
+          <w:numId w:val="32"/>
+        </w:numPr>
+        <w:rPr>
+          <w:rFonts w:cs="Times New Roman"/>
+          <w:color w:val="000000" w:themeColor="text1"/>
+          <w:szCs w:val="28"/>
+        </w:rPr>
+      </w:pPr>
+      <w:r>
+        <w:rPr>
+          <w:rFonts w:cs="Times New Roman"/>
+          <w:color w:val="000000" w:themeColor="text1"/>
+          <w:szCs w:val="28"/>
+        </w:rPr>
+        <w:t>Юридический отдел</w:t>
+      </w:r>
+    </w:p>
+    <w:p>
+      <w:pPr>
+        <w:ind w:firstLine="709"/>
         <w:rPr>
           <w:rFonts w:cs="Times New Roman"/>
           <w:szCs w:val="28"/>
           <w:highlight w:val="green"/>
         </w:rPr>
       </w:pPr>
-      <w:r>
+    </w:p>
+    <w:p>
+      <w:pPr>
+        <w:pStyle w:val="af3"/>
+        <w:ind w:firstLine="709"/>
         <w:rPr>
           <w:rFonts w:cs="Times New Roman"/>
           <w:szCs w:val="28"/>
           <w:highlight w:val="green"/>
         </w:rPr>
-        <w:t xml:space="preserve">Рисунок 1 - </w:t>
-      </w:r>
-      <w:r>
-        <w:rPr>
-          <w:rFonts w:cs="Times New Roman"/>
-          <w:szCs w:val="28"/>
-        </w:rPr>
-        <w:t>Организационная структура ААГ</w:t>
-      </w:r>
-    </w:p>
-    <w:p>
-      <w:pPr>
-        <w:pStyle w:val="af4"/>
-        <w:ind w:firstLine="709"/>
+      </w:pPr>
+      <w:r>
         <w:rPr>
           <w:rFonts w:cs="Times New Roman"/>
           <w:szCs w:val="28"/>
           <w:highlight w:val="green"/>
         </w:rPr>
-      </w:pPr>
-      <w:r>
-        <w:rPr>
-          <w:rFonts w:cs="Times New Roman"/>
-          <w:szCs w:val="28"/>
-          <w:highlight w:val="green"/>
-        </w:rPr>
-        <w:lastRenderedPageBreak/>
         <w:t>1.3 Полное название структурного подразделения, в котором проходил практику</w:t>
       </w:r>
     </w:p>
     <w:p>
-      <w:r>
-        <w:rPr>
-          <w:shd w:val="clear" w:color="auto" w:fill="FFFFFF"/>
-        </w:rPr>
-        <w:t>Краевое государственное бюджетное профессиональное образовательное учреждение «Алтайская академия гостеприимства»</w:t>
-      </w:r>
-    </w:p>
-    <w:p>
-      <w:pPr>
-        <w:pStyle w:val="af4"/>
-        <w:ind w:firstLine="709"/>
-        <w:rPr>
-          <w:rFonts w:cs="Times New Roman"/>
-          <w:szCs w:val="28"/>
-          <w:highlight w:val="green"/>
+      <w:pPr>
+        <w:pStyle w:val="af3"/>
+        <w:ind w:firstLine="709"/>
+        <w:rPr>
+          <w:rFonts w:cs="Times New Roman"/>
+          <w:b w:val="0"/>
+          <w:szCs w:val="28"/>
         </w:rPr>
       </w:pPr>
       <w:bookmarkStart w:id="9" w:name="_Toc26605213"/>
@@ -1084,6 +1425,42 @@
       <w:r>
         <w:rPr>
           <w:rFonts w:cs="Times New Roman"/>
+          <w:b w:val="0"/>
+          <w:szCs w:val="28"/>
+        </w:rPr>
+        <w:t>Учебная имитационная фирма, торговый дом «Престиж»</w:t>
+      </w:r>
+      <w:r>
+        <w:rPr>
+          <w:rFonts w:cs="Times New Roman"/>
+          <w:b w:val="0"/>
+          <w:szCs w:val="28"/>
+        </w:rPr>
+        <w:t xml:space="preserve">, </w:t>
+      </w:r>
+      <w:r>
+        <w:rPr>
+          <w:rFonts w:cs="Times New Roman"/>
+          <w:b w:val="0"/>
+          <w:szCs w:val="28"/>
+          <w:highlight w:val="red"/>
+        </w:rPr>
+        <w:t>Подразделение</w:t>
+      </w:r>
+    </w:p>
+    <w:p>
+      <w:pPr>
+        <w:pStyle w:val="af3"/>
+        <w:ind w:firstLine="709"/>
+        <w:rPr>
+          <w:rFonts w:cs="Times New Roman"/>
+          <w:szCs w:val="28"/>
+          <w:highlight w:val="green"/>
+        </w:rPr>
+      </w:pPr>
+      <w:r>
+        <w:rPr>
+          <w:rFonts w:cs="Times New Roman"/>
           <w:szCs w:val="28"/>
           <w:highlight w:val="green"/>
         </w:rPr>
@@ -1120,19 +1497,13 @@
         <w:t xml:space="preserve"> практики от предприятия</w:t>
       </w:r>
       <w:r>
-        <w:t xml:space="preserve">: </w:t>
-      </w:r>
-      <w:r>
-        <w:t>Пасечнюк Светлана Викторовн</w:t>
-      </w:r>
-      <w:r>
-        <w:t xml:space="preserve">а, </w:t>
-      </w:r>
-      <w:r>
-        <w:t>Преподаватель, заведующий ПЦК</w:t>
-      </w:r>
-      <w:r>
-        <w:t xml:space="preserve"> Информационных технологий</w:t>
+        <w:t>:</w:t>
+      </w:r>
+      <w:r>
+        <w:t xml:space="preserve"> Шроо Елена Андреевна </w:t>
+      </w:r>
+      <w:r>
+        <w:t>преподаватель-координатор планово-экономического отдела</w:t>
       </w:r>
       <w:r>
         <w:t>.</w:t>
@@ -1140,7 +1511,7 @@
     </w:p>
     <w:p>
       <w:pPr>
-        <w:pStyle w:val="af4"/>
+        <w:pStyle w:val="af3"/>
         <w:ind w:firstLine="709"/>
         <w:rPr>
           <w:rFonts w:cs="Times New Roman"/>
@@ -1172,28 +1543,14 @@
           <w:szCs w:val="28"/>
           <w:highlight w:val="red"/>
         </w:rPr>
-        <w:t>КГБПОУ ААГ, кабинеты «Серверная»</w:t>
-      </w:r>
-      <w:r>
-        <w:rPr>
-          <w:rFonts w:cs="Times New Roman"/>
-          <w:szCs w:val="28"/>
-          <w:highlight w:val="red"/>
-        </w:rPr>
-        <w:t xml:space="preserve"> и</w:t>
-      </w:r>
-      <w:r>
-        <w:rPr>
-          <w:rFonts w:cs="Times New Roman"/>
-          <w:szCs w:val="28"/>
-          <w:highlight w:val="red"/>
-        </w:rPr>
-        <w:t xml:space="preserve"> «Тех. отдел» </w:t>
-      </w:r>
-    </w:p>
-    <w:p>
-      <w:pPr>
-        <w:pStyle w:val="af4"/>
+        <w:t>Хз я в каком мы подразделении</w:t>
+      </w:r>
+      <w:bookmarkStart w:id="12" w:name="_GoBack"/>
+      <w:bookmarkEnd w:id="12"/>
+    </w:p>
+    <w:p>
+      <w:pPr>
+        <w:pStyle w:val="af3"/>
         <w:ind w:firstLine="709"/>
         <w:rPr>
           <w:rFonts w:cs="Times New Roman"/>
@@ -1326,7 +1683,16 @@
           <w:bCs/>
           <w:szCs w:val="28"/>
         </w:rPr>
-        <w:t>- Следить за собственным здоровьем и безопасностью, а также за безопасностью окружающих.</w:t>
+        <w:t xml:space="preserve">- Следить за собственным здоровьем и безопасностью, а также за </w:t>
+      </w:r>
+      <w:r>
+        <w:rPr>
+          <w:rFonts w:cs="Times New Roman"/>
+          <w:bCs/>
+          <w:szCs w:val="28"/>
+        </w:rPr>
+        <w:lastRenderedPageBreak/>
+        <w:t>безопасностью окружающих.</w:t>
       </w:r>
     </w:p>
     <w:p>
@@ -1802,7 +2168,6 @@
           <w:bCs/>
           <w:szCs w:val="28"/>
         </w:rPr>
-        <w:lastRenderedPageBreak/>
         <w:t>1.6.5 Работнику при работе на ПК запрещается:</w:t>
       </w:r>
     </w:p>
@@ -2148,7 +2513,7 @@
     </w:p>
     <w:p>
       <w:pPr>
-        <w:pStyle w:val="af4"/>
+        <w:pStyle w:val="af3"/>
         <w:ind w:firstLine="709"/>
         <w:rPr>
           <w:rFonts w:cs="Times New Roman"/>
@@ -2163,13 +2528,12 @@
           <w:szCs w:val="28"/>
           <w:highlight w:val="cyan"/>
         </w:rPr>
-        <w:lastRenderedPageBreak/>
         <w:t>2 Индивидуальное задание</w:t>
       </w:r>
     </w:p>
     <w:p>
       <w:pPr>
-        <w:pStyle w:val="af4"/>
+        <w:pStyle w:val="af3"/>
         <w:ind w:firstLine="709"/>
         <w:rPr>
           <w:rFonts w:cs="Times New Roman"/>
@@ -2203,7 +2567,7 @@
       <w:r>
         <w:t>Подробне смотреть ТЗ (прикреплено к отчету).</w:t>
       </w:r>
-      <w:bookmarkStart w:id="12" w:name="_Toc164151012"/>
+      <w:bookmarkStart w:id="13" w:name="_Toc164151012"/>
     </w:p>
     <w:p>
       <w:pPr>
@@ -2232,7 +2596,7 @@
     </w:p>
     <w:p>
       <w:pPr>
-        <w:pStyle w:val="af4"/>
+        <w:pStyle w:val="af3"/>
         <w:ind w:firstLine="709"/>
         <w:rPr>
           <w:rFonts w:cs="Times New Roman"/>
@@ -2246,9 +2610,10 @@
           <w:szCs w:val="28"/>
           <w:highlight w:val="green"/>
         </w:rPr>
+        <w:lastRenderedPageBreak/>
         <w:t>2.2 Формулировка функциональных требований к программному изделию</w:t>
       </w:r>
-      <w:bookmarkEnd w:id="12"/>
+      <w:bookmarkEnd w:id="13"/>
     </w:p>
     <w:p>
       <w:r>
@@ -2270,7 +2635,7 @@
     </w:p>
     <w:p>
       <w:pPr>
-        <w:pStyle w:val="af4"/>
+        <w:pStyle w:val="af3"/>
         <w:ind w:firstLine="709"/>
         <w:rPr>
           <w:rFonts w:cs="Times New Roman"/>
@@ -2284,7 +2649,6 @@
           <w:szCs w:val="28"/>
           <w:highlight w:val="green"/>
         </w:rPr>
-        <w:lastRenderedPageBreak/>
         <w:t>2.3 Построение информационно-логической схемы данных, формулировка требований по информационному обеспечению программного изделия</w:t>
       </w:r>
     </w:p>
@@ -2344,7 +2708,7 @@
     </w:p>
     <w:p>
       <w:pPr>
-        <w:pStyle w:val="af4"/>
+        <w:pStyle w:val="af3"/>
         <w:ind w:firstLine="709"/>
         <w:rPr>
           <w:rFonts w:cs="Times New Roman"/>
@@ -2466,471 +2830,2220 @@
         <w:t xml:space="preserve"> </w:t>
       </w:r>
       <w:r>
-        <w:t>(путь к файлу ПРОЕКТ://ФАЙЛЫ/Диаграммы</w:t>
-      </w:r>
-      <w:r>
+        <w:t>(путь к файлу ПРОЕКТ://ФАЙЛЫ/Диаграммы/</w:t>
+      </w:r>
+      <w:r>
+        <w:t>Диаграмма классов (API).png</w:t>
+      </w:r>
+      <w:r>
+        <w:rPr>
+          <w:rFonts w:cs="Times New Roman"/>
+          <w:bCs/>
+          <w:szCs w:val="28"/>
+        </w:rPr>
+        <w:t>)</w:t>
+      </w:r>
+      <w:r>
+        <w:rPr>
+          <w:rFonts w:cs="Times New Roman"/>
+          <w:bCs/>
+          <w:szCs w:val="28"/>
+        </w:rPr>
+        <w:t>.</w:t>
+      </w:r>
+    </w:p>
+    <w:p>
+      <w:pPr>
+        <w:pStyle w:val="af3"/>
+        <w:ind w:firstLine="709"/>
+        <w:rPr>
+          <w:rFonts w:cs="Times New Roman"/>
+          <w:szCs w:val="28"/>
+          <w:highlight w:val="green"/>
+        </w:rPr>
+      </w:pPr>
+      <w:r>
+        <w:rPr>
+          <w:rFonts w:cs="Times New Roman"/>
+          <w:szCs w:val="28"/>
+          <w:highlight w:val="green"/>
+        </w:rPr>
+        <w:lastRenderedPageBreak/>
+        <w:t>2.5 Формулирование проектных решений по функциональной и информационной структуре разрабатываемого программного изделия, обоснование использования инструментальных средств разработки программного изделия</w:t>
+      </w:r>
+    </w:p>
+    <w:p>
+      <w:pPr>
+        <w:rPr>
+          <w:b/>
+          <w:bCs/>
+        </w:rPr>
+      </w:pPr>
+      <w:bookmarkStart w:id="14" w:name="_Toc152028469"/>
+      <w:bookmarkStart w:id="15" w:name="_Toc152880595"/>
+      <w:r>
+        <w:rPr>
+          <w:b/>
+          <w:bCs/>
+        </w:rPr>
+        <w:t>Анализ и выбор программных средств для разработки</w:t>
+      </w:r>
+      <w:bookmarkEnd w:id="14"/>
+      <w:bookmarkEnd w:id="15"/>
+    </w:p>
+    <w:p>
+      <w:pPr>
+        <w:ind w:firstLine="709"/>
+        <w:rPr>
+          <w:rFonts w:cs="Times New Roman"/>
+          <w:b/>
+          <w:bCs/>
+          <w:szCs w:val="28"/>
+        </w:rPr>
+      </w:pPr>
+      <w:r>
+        <w:rPr>
+          <w:rFonts w:cs="Times New Roman"/>
+          <w:b/>
+          <w:bCs/>
+          <w:szCs w:val="28"/>
+          <w:lang w:val="en-US"/>
+        </w:rPr>
+        <w:t>C</w:t>
+      </w:r>
+      <w:r>
+        <w:rPr>
+          <w:rFonts w:cs="Times New Roman"/>
+          <w:b/>
+          <w:bCs/>
+          <w:szCs w:val="28"/>
+        </w:rPr>
+        <w:t>#</w:t>
+      </w:r>
+    </w:p>
+    <w:p>
+      <w:pPr>
+        <w:ind w:firstLine="709"/>
+        <w:rPr>
+          <w:rFonts w:cs="Times New Roman"/>
+          <w:szCs w:val="28"/>
+        </w:rPr>
+      </w:pPr>
+      <w:r>
+        <w:rPr>
+          <w:rFonts w:cs="Times New Roman"/>
+          <w:szCs w:val="28"/>
+        </w:rPr>
+        <w:t xml:space="preserve">На сегодняшний момент язык программирования </w:t>
+      </w:r>
+      <w:r>
+        <w:rPr>
+          <w:rFonts w:cs="Times New Roman"/>
+          <w:szCs w:val="28"/>
+          <w:lang w:val="en-US"/>
+        </w:rPr>
+        <w:t>C</w:t>
+      </w:r>
+      <w:r>
+        <w:rPr>
+          <w:rFonts w:cs="Times New Roman"/>
+          <w:szCs w:val="28"/>
+        </w:rPr>
+        <w:t># один из самых мощных, быстро развивающихся и востребованных языков в ИТ-отрасли. В настоящий момент на нем пишутся самые различные приложения: от небольших десктопных программок до крупных веб-порталов и веб-сервисов, обслуживающих ежедневно миллионы пользователей.</w:t>
+      </w:r>
+    </w:p>
+    <w:p>
+      <w:pPr>
+        <w:ind w:firstLine="709"/>
+        <w:rPr>
+          <w:rFonts w:cs="Times New Roman"/>
+          <w:szCs w:val="28"/>
+        </w:rPr>
+      </w:pPr>
+      <w:r>
+        <w:rPr>
+          <w:rFonts w:cs="Times New Roman"/>
+          <w:szCs w:val="28"/>
+          <w:lang w:val="en-US"/>
+        </w:rPr>
+        <w:t>C</w:t>
+      </w:r>
+      <w:r>
+        <w:rPr>
+          <w:rFonts w:cs="Times New Roman"/>
+          <w:szCs w:val="28"/>
+        </w:rPr>
+        <w:t># уже не молодой язык и как и вся платформа .</w:t>
+      </w:r>
+      <w:r>
+        <w:rPr>
+          <w:rFonts w:cs="Times New Roman"/>
+          <w:szCs w:val="28"/>
+          <w:lang w:val="en-US"/>
+        </w:rPr>
+        <w:t>NET</w:t>
+      </w:r>
+      <w:r>
+        <w:rPr>
+          <w:rFonts w:cs="Times New Roman"/>
+          <w:szCs w:val="28"/>
+        </w:rPr>
+        <w:t xml:space="preserve"> уже прошел большой путь. Первая версия языка вышла вместе с релизом </w:t>
+      </w:r>
+      <w:r>
+        <w:rPr>
+          <w:rFonts w:cs="Times New Roman"/>
+          <w:szCs w:val="28"/>
+          <w:lang w:val="en-US"/>
+        </w:rPr>
+        <w:t>Microsoft</w:t>
+      </w:r>
+      <w:r>
+        <w:rPr>
+          <w:rFonts w:cs="Times New Roman"/>
+          <w:szCs w:val="28"/>
+        </w:rPr>
+        <w:t xml:space="preserve"> </w:t>
+      </w:r>
+      <w:r>
+        <w:rPr>
+          <w:rFonts w:cs="Times New Roman"/>
+          <w:szCs w:val="28"/>
+          <w:lang w:val="en-US"/>
+        </w:rPr>
+        <w:t>Visual</w:t>
+      </w:r>
+      <w:r>
+        <w:rPr>
+          <w:rFonts w:cs="Times New Roman"/>
+          <w:szCs w:val="28"/>
+        </w:rPr>
+        <w:t xml:space="preserve"> </w:t>
+      </w:r>
+      <w:r>
+        <w:rPr>
+          <w:rFonts w:cs="Times New Roman"/>
+          <w:szCs w:val="28"/>
+          <w:lang w:val="en-US"/>
+        </w:rPr>
+        <w:t>Studio</w:t>
+      </w:r>
+      <w:r>
+        <w:rPr>
+          <w:rFonts w:cs="Times New Roman"/>
+          <w:szCs w:val="28"/>
+        </w:rPr>
+        <w:t xml:space="preserve"> .</w:t>
+      </w:r>
+      <w:r>
+        <w:rPr>
+          <w:rFonts w:cs="Times New Roman"/>
+          <w:szCs w:val="28"/>
+          <w:lang w:val="en-US"/>
+        </w:rPr>
+        <w:t>NET</w:t>
+      </w:r>
+      <w:r>
+        <w:rPr>
+          <w:rFonts w:cs="Times New Roman"/>
+          <w:szCs w:val="28"/>
+        </w:rPr>
+        <w:t xml:space="preserve"> в феврале 2002 года. Текущей версией языка является версия </w:t>
+      </w:r>
+      <w:r>
+        <w:rPr>
+          <w:rFonts w:cs="Times New Roman"/>
+          <w:szCs w:val="28"/>
+          <w:lang w:val="en-US"/>
+        </w:rPr>
+        <w:t>C</w:t>
+      </w:r>
+      <w:r>
+        <w:rPr>
+          <w:rFonts w:cs="Times New Roman"/>
+          <w:szCs w:val="28"/>
+        </w:rPr>
+        <w:t># 11, которая вышла 8 ноября 2022 года вместе с релизом .</w:t>
+      </w:r>
+      <w:r>
+        <w:rPr>
+          <w:rFonts w:cs="Times New Roman"/>
+          <w:szCs w:val="28"/>
+          <w:lang w:val="en-US"/>
+        </w:rPr>
+        <w:t>NET</w:t>
+      </w:r>
+      <w:r>
+        <w:rPr>
+          <w:rFonts w:cs="Times New Roman"/>
+          <w:szCs w:val="28"/>
+        </w:rPr>
+        <w:t xml:space="preserve"> 7.</w:t>
+      </w:r>
+    </w:p>
+    <w:p>
+      <w:pPr>
+        <w:ind w:firstLine="709"/>
+        <w:rPr>
+          <w:rFonts w:cs="Times New Roman"/>
+          <w:szCs w:val="28"/>
+        </w:rPr>
+      </w:pPr>
+      <w:r>
+        <w:rPr>
+          <w:rFonts w:cs="Times New Roman"/>
+          <w:szCs w:val="28"/>
+          <w:lang w:val="en-US"/>
+        </w:rPr>
+        <w:t>C</w:t>
+      </w:r>
+      <w:r>
+        <w:rPr>
+          <w:rFonts w:cs="Times New Roman"/>
+          <w:szCs w:val="28"/>
+        </w:rPr>
+        <w:t xml:space="preserve"># является языком с Си-подобным синтаксисом и близок в этом отношении к </w:t>
+      </w:r>
+      <w:r>
+        <w:rPr>
+          <w:rFonts w:cs="Times New Roman"/>
+          <w:szCs w:val="28"/>
+          <w:lang w:val="en-US"/>
+        </w:rPr>
+        <w:t>C</w:t>
+      </w:r>
+      <w:r>
+        <w:rPr>
+          <w:rFonts w:cs="Times New Roman"/>
+          <w:szCs w:val="28"/>
+        </w:rPr>
+        <w:t xml:space="preserve">++ и </w:t>
+      </w:r>
+      <w:r>
+        <w:rPr>
+          <w:rFonts w:cs="Times New Roman"/>
+          <w:szCs w:val="28"/>
+          <w:lang w:val="en-US"/>
+        </w:rPr>
+        <w:t>Java</w:t>
+      </w:r>
+      <w:r>
+        <w:rPr>
+          <w:rFonts w:cs="Times New Roman"/>
+          <w:szCs w:val="28"/>
+        </w:rPr>
+        <w:t xml:space="preserve">. Поэтому, если вы знакомы с одним из этих языков, то овладеть </w:t>
+      </w:r>
+      <w:r>
+        <w:rPr>
+          <w:rFonts w:cs="Times New Roman"/>
+          <w:szCs w:val="28"/>
+          <w:lang w:val="en-US"/>
+        </w:rPr>
+        <w:t>C</w:t>
+      </w:r>
+      <w:r>
+        <w:rPr>
+          <w:rFonts w:cs="Times New Roman"/>
+          <w:szCs w:val="28"/>
+        </w:rPr>
+        <w:t># будет легче.</w:t>
+      </w:r>
+    </w:p>
+    <w:p>
+      <w:pPr>
+        <w:ind w:firstLine="709"/>
+        <w:rPr>
+          <w:rFonts w:cs="Times New Roman"/>
+          <w:szCs w:val="28"/>
+        </w:rPr>
+      </w:pPr>
+      <w:r>
+        <w:rPr>
+          <w:rFonts w:cs="Times New Roman"/>
+          <w:szCs w:val="28"/>
+          <w:lang w:val="en-US"/>
+        </w:rPr>
+        <w:t>C</w:t>
+      </w:r>
+      <w:r>
+        <w:rPr>
+          <w:rFonts w:cs="Times New Roman"/>
+          <w:szCs w:val="28"/>
+        </w:rPr>
+        <w:t xml:space="preserve"># является объектно-ориентированным и в этом плане много перенял у </w:t>
+      </w:r>
+      <w:r>
+        <w:rPr>
+          <w:rFonts w:cs="Times New Roman"/>
+          <w:szCs w:val="28"/>
+          <w:lang w:val="en-US"/>
+        </w:rPr>
+        <w:t>Java</w:t>
+      </w:r>
+      <w:r>
+        <w:rPr>
+          <w:rFonts w:cs="Times New Roman"/>
+          <w:szCs w:val="28"/>
+        </w:rPr>
+        <w:t xml:space="preserve"> и С++. Например, </w:t>
+      </w:r>
+      <w:r>
+        <w:rPr>
+          <w:rFonts w:cs="Times New Roman"/>
+          <w:szCs w:val="28"/>
+          <w:lang w:val="en-US"/>
+        </w:rPr>
+        <w:t>C</w:t>
+      </w:r>
+      <w:r>
+        <w:rPr>
+          <w:rFonts w:cs="Times New Roman"/>
+          <w:szCs w:val="28"/>
+        </w:rPr>
+        <w:t xml:space="preserve"># поддерживает полиморфизм, наследование, перегрузку операторов, статическую типизацию. Объектно-ориентированный подход позволяет решить задачи по построению крупных, но в тоже время гибких, масштабируемых и расширяемых приложений. И </w:t>
+      </w:r>
+      <w:r>
+        <w:rPr>
+          <w:rFonts w:cs="Times New Roman"/>
+          <w:szCs w:val="28"/>
+          <w:lang w:val="en-US"/>
+        </w:rPr>
+        <w:t>C</w:t>
+      </w:r>
+      <w:r>
+        <w:rPr>
+          <w:rFonts w:cs="Times New Roman"/>
+          <w:szCs w:val="28"/>
+        </w:rPr>
+        <w:t># продолжает активно развиваться, и с каждой новой версией появляется все больше интересных функциональностей.</w:t>
+      </w:r>
+    </w:p>
+    <w:p>
+      <w:pPr>
+        <w:ind w:firstLine="709"/>
+        <w:rPr>
+          <w:rFonts w:cs="Times New Roman"/>
+          <w:szCs w:val="28"/>
+        </w:rPr>
+      </w:pPr>
+      <w:r>
+        <w:rPr>
+          <w:rFonts w:cs="Times New Roman"/>
+          <w:szCs w:val="28"/>
+        </w:rPr>
+        <w:t>Роль платформы .</w:t>
+      </w:r>
+      <w:r>
+        <w:rPr>
+          <w:rFonts w:cs="Times New Roman"/>
+          <w:szCs w:val="28"/>
+          <w:lang w:val="en-US"/>
+        </w:rPr>
+        <w:t>NET</w:t>
+      </w:r>
+    </w:p>
+    <w:p>
+      <w:pPr>
+        <w:ind w:firstLine="709"/>
+        <w:rPr>
+          <w:rFonts w:cs="Times New Roman"/>
+          <w:szCs w:val="28"/>
+        </w:rPr>
+      </w:pPr>
+      <w:r>
+        <w:rPr>
+          <w:rFonts w:cs="Times New Roman"/>
+          <w:szCs w:val="28"/>
+        </w:rPr>
+        <w:t xml:space="preserve">Когда говорят </w:t>
+      </w:r>
+      <w:r>
+        <w:rPr>
+          <w:rFonts w:cs="Times New Roman"/>
+          <w:szCs w:val="28"/>
+          <w:lang w:val="en-US"/>
+        </w:rPr>
+        <w:t>C</w:t>
+      </w:r>
+      <w:r>
+        <w:rPr>
+          <w:rFonts w:cs="Times New Roman"/>
+          <w:szCs w:val="28"/>
+        </w:rPr>
+        <w:t>#, нередко имеют в виду технологии платформы .</w:t>
+      </w:r>
+      <w:r>
+        <w:rPr>
+          <w:rFonts w:cs="Times New Roman"/>
+          <w:szCs w:val="28"/>
+          <w:lang w:val="en-US"/>
+        </w:rPr>
+        <w:t>NET</w:t>
+      </w:r>
+      <w:r>
+        <w:rPr>
+          <w:rFonts w:cs="Times New Roman"/>
+          <w:szCs w:val="28"/>
+        </w:rPr>
+        <w:t xml:space="preserve"> (</w:t>
+      </w:r>
+      <w:r>
+        <w:rPr>
+          <w:rFonts w:cs="Times New Roman"/>
+          <w:szCs w:val="28"/>
+          <w:lang w:val="en-US"/>
+        </w:rPr>
+        <w:t>Windows</w:t>
+      </w:r>
+      <w:r>
+        <w:rPr>
+          <w:rFonts w:cs="Times New Roman"/>
+          <w:szCs w:val="28"/>
+        </w:rPr>
+        <w:t xml:space="preserve"> </w:t>
+      </w:r>
+      <w:r>
+        <w:rPr>
+          <w:rFonts w:cs="Times New Roman"/>
+          <w:szCs w:val="28"/>
+          <w:lang w:val="en-US"/>
+        </w:rPr>
+        <w:t>Forms</w:t>
+      </w:r>
+      <w:r>
+        <w:rPr>
+          <w:rFonts w:cs="Times New Roman"/>
+          <w:szCs w:val="28"/>
+        </w:rPr>
+        <w:t xml:space="preserve">, </w:t>
+      </w:r>
+      <w:r>
+        <w:rPr>
+          <w:rFonts w:cs="Times New Roman"/>
+          <w:szCs w:val="28"/>
+          <w:lang w:val="en-US"/>
+        </w:rPr>
+        <w:t>WPF</w:t>
+      </w:r>
+      <w:r>
+        <w:rPr>
+          <w:rFonts w:cs="Times New Roman"/>
+          <w:szCs w:val="28"/>
+        </w:rPr>
+        <w:t xml:space="preserve">, </w:t>
+      </w:r>
+      <w:r>
+        <w:rPr>
+          <w:rFonts w:cs="Times New Roman"/>
+          <w:szCs w:val="28"/>
+          <w:lang w:val="en-US"/>
+        </w:rPr>
+        <w:t>ASP</w:t>
+      </w:r>
+      <w:r>
+        <w:rPr>
+          <w:rFonts w:cs="Times New Roman"/>
+          <w:szCs w:val="28"/>
+        </w:rPr>
+        <w:t>.</w:t>
+      </w:r>
+      <w:r>
+        <w:rPr>
+          <w:rFonts w:cs="Times New Roman"/>
+          <w:szCs w:val="28"/>
+          <w:lang w:val="en-US"/>
+        </w:rPr>
+        <w:t>NET</w:t>
+      </w:r>
+      <w:r>
+        <w:rPr>
+          <w:rFonts w:cs="Times New Roman"/>
+          <w:szCs w:val="28"/>
+        </w:rPr>
+        <w:t xml:space="preserve">, </w:t>
+      </w:r>
+      <w:r>
+        <w:rPr>
+          <w:rFonts w:cs="Times New Roman"/>
+          <w:szCs w:val="28"/>
+          <w:lang w:val="en-US"/>
+        </w:rPr>
+        <w:t>Xamarin</w:t>
+      </w:r>
+      <w:r>
+        <w:rPr>
+          <w:rFonts w:cs="Times New Roman"/>
+          <w:szCs w:val="28"/>
+        </w:rPr>
+        <w:t>). И, наоборот, когда говорят .</w:t>
+      </w:r>
+      <w:r>
+        <w:rPr>
+          <w:rFonts w:cs="Times New Roman"/>
+          <w:szCs w:val="28"/>
+          <w:lang w:val="en-US"/>
+        </w:rPr>
+        <w:t>NET</w:t>
+      </w:r>
+      <w:r>
+        <w:rPr>
+          <w:rFonts w:cs="Times New Roman"/>
+          <w:szCs w:val="28"/>
+        </w:rPr>
+        <w:t xml:space="preserve">, нередко имеют в виду </w:t>
+      </w:r>
+      <w:r>
+        <w:rPr>
+          <w:rFonts w:cs="Times New Roman"/>
+          <w:szCs w:val="28"/>
+          <w:lang w:val="en-US"/>
+        </w:rPr>
+        <w:t>C</w:t>
+      </w:r>
+      <w:r>
+        <w:rPr>
+          <w:rFonts w:cs="Times New Roman"/>
+          <w:szCs w:val="28"/>
+        </w:rPr>
+        <w:t xml:space="preserve">#. Однако, хотя эти понятия связаны, отождествлять их </w:t>
+      </w:r>
+      <w:r>
+        <w:rPr>
+          <w:rFonts w:cs="Times New Roman"/>
+          <w:szCs w:val="28"/>
+        </w:rPr>
+        <w:lastRenderedPageBreak/>
+        <w:t xml:space="preserve">неверно. Язык </w:t>
+      </w:r>
+      <w:r>
+        <w:rPr>
+          <w:rFonts w:cs="Times New Roman"/>
+          <w:szCs w:val="28"/>
+          <w:lang w:val="en-US"/>
+        </w:rPr>
+        <w:t>C</w:t>
+      </w:r>
+      <w:r>
+        <w:rPr>
+          <w:rFonts w:cs="Times New Roman"/>
+          <w:szCs w:val="28"/>
+        </w:rPr>
+        <w:t># был создан специально для работы с фреймворком .</w:t>
+      </w:r>
+      <w:r>
+        <w:rPr>
+          <w:rFonts w:cs="Times New Roman"/>
+          <w:szCs w:val="28"/>
+          <w:lang w:val="en-US"/>
+        </w:rPr>
+        <w:t>NET</w:t>
+      </w:r>
+      <w:r>
+        <w:rPr>
+          <w:rFonts w:cs="Times New Roman"/>
+          <w:szCs w:val="28"/>
+        </w:rPr>
+        <w:t>, однако само понятие .</w:t>
+      </w:r>
+      <w:r>
+        <w:rPr>
+          <w:rFonts w:cs="Times New Roman"/>
+          <w:szCs w:val="28"/>
+          <w:lang w:val="en-US"/>
+        </w:rPr>
+        <w:t>NET</w:t>
+      </w:r>
+      <w:r>
+        <w:rPr>
+          <w:rFonts w:cs="Times New Roman"/>
+          <w:szCs w:val="28"/>
+        </w:rPr>
+        <w:t xml:space="preserve"> несколько шире.</w:t>
+      </w:r>
+    </w:p>
+    <w:p>
+      <w:pPr>
+        <w:ind w:firstLine="709"/>
+        <w:rPr>
+          <w:rFonts w:cs="Times New Roman"/>
+          <w:szCs w:val="28"/>
+        </w:rPr>
+      </w:pPr>
+      <w:r>
+        <w:rPr>
+          <w:rFonts w:cs="Times New Roman"/>
+          <w:szCs w:val="28"/>
+        </w:rPr>
+        <w:t>Как-то Билл Гейтс сказал, что платформа .</w:t>
+      </w:r>
+      <w:r>
+        <w:rPr>
+          <w:rFonts w:cs="Times New Roman"/>
+          <w:szCs w:val="28"/>
+          <w:lang w:val="en-US"/>
+        </w:rPr>
+        <w:t>NET</w:t>
+      </w:r>
+      <w:r>
+        <w:rPr>
+          <w:rFonts w:cs="Times New Roman"/>
+          <w:szCs w:val="28"/>
+        </w:rPr>
+        <w:t xml:space="preserve"> - это лучшее, что создала компания </w:t>
+      </w:r>
+      <w:r>
+        <w:rPr>
+          <w:rFonts w:cs="Times New Roman"/>
+          <w:szCs w:val="28"/>
+          <w:lang w:val="en-US"/>
+        </w:rPr>
+        <w:t>Microsoft</w:t>
+      </w:r>
+      <w:r>
+        <w:rPr>
+          <w:rFonts w:cs="Times New Roman"/>
+          <w:szCs w:val="28"/>
+        </w:rPr>
+        <w:t>.</w:t>
+      </w:r>
+      <w:r>
+        <w:rPr>
+          <w:rFonts w:cs="Times New Roman"/>
+          <w:szCs w:val="28"/>
+        </w:rPr>
+        <w:t xml:space="preserve"> </w:t>
+      </w:r>
+      <w:r>
+        <w:rPr>
+          <w:rFonts w:cs="Times New Roman"/>
+          <w:szCs w:val="28"/>
+        </w:rPr>
+        <w:t>Фреймворк .</w:t>
+      </w:r>
+      <w:r>
+        <w:rPr>
+          <w:rFonts w:cs="Times New Roman"/>
+          <w:szCs w:val="28"/>
+          <w:lang w:val="en-US"/>
+        </w:rPr>
+        <w:t>NET</w:t>
+      </w:r>
+      <w:r>
+        <w:rPr>
+          <w:rFonts w:cs="Times New Roman"/>
+          <w:szCs w:val="28"/>
+        </w:rPr>
+        <w:t xml:space="preserve"> представляет мощную платформу для создания приложений. Можно выделить следующие ее основные черты:</w:t>
+      </w:r>
+    </w:p>
+    <w:p>
+      <w:pPr>
+        <w:ind w:firstLine="709"/>
+        <w:rPr>
+          <w:rFonts w:cs="Times New Roman"/>
+          <w:szCs w:val="28"/>
+        </w:rPr>
+      </w:pPr>
+      <w:r>
+        <w:rPr>
+          <w:rFonts w:cs="Times New Roman"/>
+          <w:szCs w:val="28"/>
+        </w:rPr>
+        <w:t xml:space="preserve">Поддержка нескольких языков. Основой платформы является общеязыковая среда исполнения </w:t>
+      </w:r>
+      <w:r>
+        <w:rPr>
+          <w:rFonts w:cs="Times New Roman"/>
+          <w:szCs w:val="28"/>
+          <w:lang w:val="en-US"/>
+        </w:rPr>
+        <w:t>Common</w:t>
+      </w:r>
+      <w:r>
+        <w:rPr>
+          <w:rFonts w:cs="Times New Roman"/>
+          <w:szCs w:val="28"/>
+        </w:rPr>
+        <w:t xml:space="preserve"> </w:t>
+      </w:r>
+      <w:r>
+        <w:rPr>
+          <w:rFonts w:cs="Times New Roman"/>
+          <w:szCs w:val="28"/>
+          <w:lang w:val="en-US"/>
+        </w:rPr>
+        <w:t>Language</w:t>
+      </w:r>
+      <w:r>
+        <w:rPr>
+          <w:rFonts w:cs="Times New Roman"/>
+          <w:szCs w:val="28"/>
+        </w:rPr>
+        <w:t xml:space="preserve"> </w:t>
+      </w:r>
+      <w:r>
+        <w:rPr>
+          <w:rFonts w:cs="Times New Roman"/>
+          <w:szCs w:val="28"/>
+          <w:lang w:val="en-US"/>
+        </w:rPr>
+        <w:t>Runtime</w:t>
+      </w:r>
+      <w:r>
+        <w:rPr>
+          <w:rFonts w:cs="Times New Roman"/>
+          <w:szCs w:val="28"/>
+        </w:rPr>
+        <w:t xml:space="preserve"> (</w:t>
+      </w:r>
+      <w:r>
+        <w:rPr>
+          <w:rFonts w:cs="Times New Roman"/>
+          <w:szCs w:val="28"/>
+          <w:lang w:val="en-US"/>
+        </w:rPr>
+        <w:t>CLR</w:t>
+      </w:r>
+      <w:r>
+        <w:rPr>
+          <w:rFonts w:cs="Times New Roman"/>
+          <w:szCs w:val="28"/>
+        </w:rPr>
+        <w:t>), благодаря чему .</w:t>
+      </w:r>
+      <w:r>
+        <w:rPr>
+          <w:rFonts w:cs="Times New Roman"/>
+          <w:szCs w:val="28"/>
+          <w:lang w:val="en-US"/>
+        </w:rPr>
+        <w:t>NET</w:t>
+      </w:r>
+      <w:r>
+        <w:rPr>
+          <w:rFonts w:cs="Times New Roman"/>
+          <w:szCs w:val="28"/>
+        </w:rPr>
+        <w:t xml:space="preserve"> поддерживает несколько языков: наряду с </w:t>
+      </w:r>
+      <w:r>
+        <w:rPr>
+          <w:rFonts w:cs="Times New Roman"/>
+          <w:szCs w:val="28"/>
+          <w:lang w:val="en-US"/>
+        </w:rPr>
+        <w:t>C</w:t>
+      </w:r>
+      <w:r>
+        <w:rPr>
+          <w:rFonts w:cs="Times New Roman"/>
+          <w:szCs w:val="28"/>
+        </w:rPr>
+        <w:t xml:space="preserve"># это также </w:t>
+      </w:r>
+      <w:r>
+        <w:rPr>
+          <w:rFonts w:cs="Times New Roman"/>
+          <w:szCs w:val="28"/>
+          <w:lang w:val="en-US"/>
+        </w:rPr>
+        <w:t>VB</w:t>
+      </w:r>
+      <w:r>
+        <w:rPr>
+          <w:rFonts w:cs="Times New Roman"/>
+          <w:szCs w:val="28"/>
+        </w:rPr>
+        <w:t>.</w:t>
+      </w:r>
+      <w:r>
+        <w:rPr>
+          <w:rFonts w:cs="Times New Roman"/>
+          <w:szCs w:val="28"/>
+          <w:lang w:val="en-US"/>
+        </w:rPr>
+        <w:t>NET</w:t>
+      </w:r>
+      <w:r>
+        <w:rPr>
+          <w:rFonts w:cs="Times New Roman"/>
+          <w:szCs w:val="28"/>
+        </w:rPr>
+        <w:t xml:space="preserve">, </w:t>
+      </w:r>
+      <w:r>
+        <w:rPr>
+          <w:rFonts w:cs="Times New Roman"/>
+          <w:szCs w:val="28"/>
+          <w:lang w:val="en-US"/>
+        </w:rPr>
+        <w:t>C</w:t>
+      </w:r>
+      <w:r>
+        <w:rPr>
+          <w:rFonts w:cs="Times New Roman"/>
+          <w:szCs w:val="28"/>
+        </w:rPr>
+        <w:t xml:space="preserve">++, </w:t>
+      </w:r>
+      <w:r>
+        <w:rPr>
+          <w:rFonts w:cs="Times New Roman"/>
+          <w:szCs w:val="28"/>
+          <w:lang w:val="en-US"/>
+        </w:rPr>
+        <w:t>F</w:t>
+      </w:r>
+      <w:r>
+        <w:rPr>
+          <w:rFonts w:cs="Times New Roman"/>
+          <w:szCs w:val="28"/>
+        </w:rPr>
+        <w:t>#, а также различные диалекты других языков, привязанные к .</w:t>
+      </w:r>
+      <w:r>
+        <w:rPr>
+          <w:rFonts w:cs="Times New Roman"/>
+          <w:szCs w:val="28"/>
+          <w:lang w:val="en-US"/>
+        </w:rPr>
+        <w:t>NET</w:t>
+      </w:r>
+      <w:r>
+        <w:rPr>
+          <w:rFonts w:cs="Times New Roman"/>
+          <w:szCs w:val="28"/>
+        </w:rPr>
+        <w:t xml:space="preserve">, например, </w:t>
+      </w:r>
+      <w:r>
+        <w:rPr>
+          <w:rFonts w:cs="Times New Roman"/>
+          <w:szCs w:val="28"/>
+          <w:lang w:val="en-US"/>
+        </w:rPr>
+        <w:t>Delphi</w:t>
+      </w:r>
+      <w:r>
+        <w:rPr>
+          <w:rFonts w:cs="Times New Roman"/>
+          <w:szCs w:val="28"/>
+        </w:rPr>
+        <w:t>.</w:t>
+      </w:r>
+      <w:r>
+        <w:rPr>
+          <w:rFonts w:cs="Times New Roman"/>
+          <w:szCs w:val="28"/>
+          <w:lang w:val="en-US"/>
+        </w:rPr>
+        <w:t>NET</w:t>
+      </w:r>
+      <w:r>
+        <w:rPr>
+          <w:rFonts w:cs="Times New Roman"/>
+          <w:szCs w:val="28"/>
+        </w:rPr>
+        <w:t xml:space="preserve">. При компиляции код на любом из этих языков компилируется в сборку на общем языке </w:t>
+      </w:r>
+      <w:r>
+        <w:rPr>
+          <w:rFonts w:cs="Times New Roman"/>
+          <w:szCs w:val="28"/>
+          <w:lang w:val="en-US"/>
+        </w:rPr>
+        <w:t>CIL</w:t>
+      </w:r>
+      <w:r>
+        <w:rPr>
+          <w:rFonts w:cs="Times New Roman"/>
+          <w:szCs w:val="28"/>
+        </w:rPr>
+        <w:t xml:space="preserve"> (</w:t>
+      </w:r>
+      <w:r>
+        <w:rPr>
+          <w:rFonts w:cs="Times New Roman"/>
+          <w:szCs w:val="28"/>
+          <w:lang w:val="en-US"/>
+        </w:rPr>
+        <w:t>Common</w:t>
+      </w:r>
+      <w:r>
+        <w:rPr>
+          <w:rFonts w:cs="Times New Roman"/>
+          <w:szCs w:val="28"/>
+        </w:rPr>
+        <w:t xml:space="preserve"> </w:t>
+      </w:r>
+      <w:r>
+        <w:rPr>
+          <w:rFonts w:cs="Times New Roman"/>
+          <w:szCs w:val="28"/>
+          <w:lang w:val="en-US"/>
+        </w:rPr>
+        <w:t>Intermediate</w:t>
+      </w:r>
+      <w:r>
+        <w:rPr>
+          <w:rFonts w:cs="Times New Roman"/>
+          <w:szCs w:val="28"/>
+        </w:rPr>
+        <w:t xml:space="preserve"> </w:t>
+      </w:r>
+      <w:r>
+        <w:rPr>
+          <w:rFonts w:cs="Times New Roman"/>
+          <w:szCs w:val="28"/>
+          <w:lang w:val="en-US"/>
+        </w:rPr>
+        <w:t>Language</w:t>
+      </w:r>
+      <w:r>
+        <w:rPr>
+          <w:rFonts w:cs="Times New Roman"/>
+          <w:szCs w:val="28"/>
+        </w:rPr>
+        <w:t>) - своего рода ассемблер платформы .</w:t>
+      </w:r>
+      <w:r>
+        <w:rPr>
+          <w:rFonts w:cs="Times New Roman"/>
+          <w:szCs w:val="28"/>
+          <w:lang w:val="en-US"/>
+        </w:rPr>
+        <w:t>NET</w:t>
+      </w:r>
+      <w:r>
+        <w:rPr>
+          <w:rFonts w:cs="Times New Roman"/>
+          <w:szCs w:val="28"/>
+        </w:rPr>
+        <w:t>. Поэтому при определенных условиях мы можем сделать отдельные модули одного приложения на отдельных языках.</w:t>
+      </w:r>
+    </w:p>
+    <w:p>
+      <w:pPr>
+        <w:ind w:firstLine="709"/>
+        <w:rPr>
+          <w:rFonts w:cs="Times New Roman"/>
+          <w:szCs w:val="28"/>
+        </w:rPr>
+      </w:pPr>
+      <w:r>
+        <w:rPr>
+          <w:rFonts w:cs="Times New Roman"/>
+          <w:szCs w:val="28"/>
+        </w:rPr>
+        <w:t>Кроссплатформенность. .</w:t>
+      </w:r>
+      <w:r>
+        <w:rPr>
+          <w:rFonts w:cs="Times New Roman"/>
+          <w:szCs w:val="28"/>
+          <w:lang w:val="en-US"/>
+        </w:rPr>
+        <w:t>NET</w:t>
+      </w:r>
+      <w:r>
+        <w:rPr>
+          <w:rFonts w:cs="Times New Roman"/>
+          <w:szCs w:val="28"/>
+        </w:rPr>
+        <w:t xml:space="preserve"> является переносимой платформой (с некоторыми ограничениями). Например, последняя версия платформы на данный момент - .</w:t>
+      </w:r>
+      <w:r>
+        <w:rPr>
+          <w:rFonts w:cs="Times New Roman"/>
+          <w:szCs w:val="28"/>
+          <w:lang w:val="en-US"/>
+        </w:rPr>
+        <w:t>NET</w:t>
+      </w:r>
+      <w:r>
+        <w:rPr>
+          <w:rFonts w:cs="Times New Roman"/>
+          <w:szCs w:val="28"/>
+        </w:rPr>
+        <w:t xml:space="preserve"> 7 поддерживается на большинстве современных ОС </w:t>
+      </w:r>
+      <w:r>
+        <w:rPr>
+          <w:rFonts w:cs="Times New Roman"/>
+          <w:szCs w:val="28"/>
+          <w:lang w:val="en-US"/>
+        </w:rPr>
+        <w:t>Windows</w:t>
+      </w:r>
+      <w:r>
+        <w:rPr>
+          <w:rFonts w:cs="Times New Roman"/>
+          <w:szCs w:val="28"/>
+        </w:rPr>
+        <w:t xml:space="preserve">, </w:t>
+      </w:r>
+      <w:r>
+        <w:rPr>
+          <w:rFonts w:cs="Times New Roman"/>
+          <w:szCs w:val="28"/>
+          <w:lang w:val="en-US"/>
+        </w:rPr>
+        <w:t>MacOS</w:t>
+      </w:r>
+      <w:r>
+        <w:rPr>
+          <w:rFonts w:cs="Times New Roman"/>
+          <w:szCs w:val="28"/>
+        </w:rPr>
+        <w:t xml:space="preserve">, </w:t>
+      </w:r>
+      <w:r>
+        <w:rPr>
+          <w:rFonts w:cs="Times New Roman"/>
+          <w:szCs w:val="28"/>
+          <w:lang w:val="en-US"/>
+        </w:rPr>
+        <w:t>Linux</w:t>
+      </w:r>
+      <w:r>
+        <w:rPr>
+          <w:rFonts w:cs="Times New Roman"/>
+          <w:szCs w:val="28"/>
+        </w:rPr>
+        <w:t>. Используя различные технологии на платформе .</w:t>
+      </w:r>
+      <w:r>
+        <w:rPr>
+          <w:rFonts w:cs="Times New Roman"/>
+          <w:szCs w:val="28"/>
+          <w:lang w:val="en-US"/>
+        </w:rPr>
+        <w:t>NET</w:t>
+      </w:r>
+      <w:r>
+        <w:rPr>
+          <w:rFonts w:cs="Times New Roman"/>
+          <w:szCs w:val="28"/>
+        </w:rPr>
+        <w:t xml:space="preserve">, можно разрабатывать приложения на языке </w:t>
+      </w:r>
+      <w:r>
+        <w:rPr>
+          <w:rFonts w:cs="Times New Roman"/>
+          <w:szCs w:val="28"/>
+          <w:lang w:val="en-US"/>
+        </w:rPr>
+        <w:t>C</w:t>
+      </w:r>
+      <w:r>
+        <w:rPr>
+          <w:rFonts w:cs="Times New Roman"/>
+          <w:szCs w:val="28"/>
+        </w:rPr>
+        <w:t xml:space="preserve"># для самых разных платформ - </w:t>
+      </w:r>
+      <w:r>
+        <w:rPr>
+          <w:rFonts w:cs="Times New Roman"/>
+          <w:szCs w:val="28"/>
+          <w:lang w:val="en-US"/>
+        </w:rPr>
+        <w:t>Windows</w:t>
+      </w:r>
+      <w:r>
+        <w:rPr>
+          <w:rFonts w:cs="Times New Roman"/>
+          <w:szCs w:val="28"/>
+        </w:rPr>
+        <w:t xml:space="preserve">, </w:t>
+      </w:r>
+      <w:r>
+        <w:rPr>
+          <w:rFonts w:cs="Times New Roman"/>
+          <w:szCs w:val="28"/>
+          <w:lang w:val="en-US"/>
+        </w:rPr>
+        <w:t>MacOS</w:t>
+      </w:r>
+      <w:r>
+        <w:rPr>
+          <w:rFonts w:cs="Times New Roman"/>
+          <w:szCs w:val="28"/>
+        </w:rPr>
+        <w:t xml:space="preserve">, </w:t>
+      </w:r>
+      <w:r>
+        <w:rPr>
+          <w:rFonts w:cs="Times New Roman"/>
+          <w:szCs w:val="28"/>
+          <w:lang w:val="en-US"/>
+        </w:rPr>
+        <w:t>Linux</w:t>
+      </w:r>
+      <w:r>
+        <w:rPr>
+          <w:rFonts w:cs="Times New Roman"/>
+          <w:szCs w:val="28"/>
+        </w:rPr>
+        <w:t xml:space="preserve">, </w:t>
+      </w:r>
+      <w:r>
+        <w:rPr>
+          <w:rFonts w:cs="Times New Roman"/>
+          <w:szCs w:val="28"/>
+          <w:lang w:val="en-US"/>
+        </w:rPr>
+        <w:t>Android</w:t>
+      </w:r>
+      <w:r>
+        <w:rPr>
+          <w:rFonts w:cs="Times New Roman"/>
+          <w:szCs w:val="28"/>
+        </w:rPr>
+        <w:t xml:space="preserve">, </w:t>
+      </w:r>
+      <w:r>
+        <w:rPr>
+          <w:rFonts w:cs="Times New Roman"/>
+          <w:szCs w:val="28"/>
+          <w:lang w:val="en-US"/>
+        </w:rPr>
+        <w:t>iOS</w:t>
+      </w:r>
+      <w:r>
+        <w:rPr>
+          <w:rFonts w:cs="Times New Roman"/>
+          <w:szCs w:val="28"/>
+        </w:rPr>
+        <w:t xml:space="preserve">, </w:t>
+      </w:r>
+      <w:r>
+        <w:rPr>
+          <w:rFonts w:cs="Times New Roman"/>
+          <w:szCs w:val="28"/>
+          <w:lang w:val="en-US"/>
+        </w:rPr>
+        <w:t>Tizen</w:t>
+      </w:r>
+      <w:r>
+        <w:rPr>
+          <w:rFonts w:cs="Times New Roman"/>
+          <w:szCs w:val="28"/>
+        </w:rPr>
+        <w:t>.</w:t>
+      </w:r>
+    </w:p>
+    <w:p>
+      <w:pPr>
+        <w:ind w:firstLine="709"/>
+        <w:rPr>
+          <w:rFonts w:cs="Times New Roman"/>
+          <w:szCs w:val="28"/>
+        </w:rPr>
+      </w:pPr>
+      <w:r>
+        <w:rPr>
+          <w:rFonts w:cs="Times New Roman"/>
+          <w:szCs w:val="28"/>
+        </w:rPr>
+        <w:t>Мощная библиотека классов. .</w:t>
+      </w:r>
+      <w:r>
+        <w:rPr>
+          <w:rFonts w:cs="Times New Roman"/>
+          <w:szCs w:val="28"/>
+          <w:lang w:val="en-US"/>
+        </w:rPr>
+        <w:t>NET</w:t>
+      </w:r>
+      <w:r>
+        <w:rPr>
+          <w:rFonts w:cs="Times New Roman"/>
+          <w:szCs w:val="28"/>
+        </w:rPr>
+        <w:t xml:space="preserve"> представляет единую для всех поддерживаемых языков библиотеку классов. И какое бы приложение мы не собирались писать на </w:t>
+      </w:r>
+      <w:r>
+        <w:rPr>
+          <w:rFonts w:cs="Times New Roman"/>
+          <w:szCs w:val="28"/>
+          <w:lang w:val="en-US"/>
+        </w:rPr>
+        <w:t>C</w:t>
+      </w:r>
+      <w:r>
+        <w:rPr>
+          <w:rFonts w:cs="Times New Roman"/>
+          <w:szCs w:val="28"/>
+        </w:rPr>
+        <w:t># - текстовый редактор, чат или сложный веб-сайт - так или иначе мы задействуем библиотеку классов .</w:t>
+      </w:r>
+      <w:r>
+        <w:rPr>
+          <w:rFonts w:cs="Times New Roman"/>
+          <w:szCs w:val="28"/>
+          <w:lang w:val="en-US"/>
+        </w:rPr>
+        <w:t>NET</w:t>
+      </w:r>
+      <w:r>
+        <w:rPr>
+          <w:rFonts w:cs="Times New Roman"/>
+          <w:szCs w:val="28"/>
+        </w:rPr>
+        <w:t>.</w:t>
+      </w:r>
+    </w:p>
+    <w:p>
+      <w:pPr>
+        <w:ind w:firstLine="709"/>
+        <w:rPr>
+          <w:rFonts w:cs="Times New Roman"/>
+          <w:szCs w:val="28"/>
+        </w:rPr>
+      </w:pPr>
+      <w:r>
+        <w:rPr>
+          <w:rFonts w:cs="Times New Roman"/>
+          <w:szCs w:val="28"/>
+        </w:rPr>
+        <w:t xml:space="preserve">Разнообразие технологий. Общеязыковая среда исполнения </w:t>
+      </w:r>
+      <w:r>
+        <w:rPr>
+          <w:rFonts w:cs="Times New Roman"/>
+          <w:szCs w:val="28"/>
+          <w:lang w:val="en-US"/>
+        </w:rPr>
+        <w:t>CLR</w:t>
+      </w:r>
+      <w:r>
+        <w:rPr>
+          <w:rFonts w:cs="Times New Roman"/>
+          <w:szCs w:val="28"/>
+        </w:rPr>
+        <w:t xml:space="preserve"> и базовая библиотека классов являются основой для целого стека технологий, которые разработчики могут задействовать при построении тех или иных приложений. Например, для работы с базами данных в этом стеке технологий предназначена технология </w:t>
+      </w:r>
+      <w:r>
+        <w:rPr>
+          <w:rFonts w:cs="Times New Roman"/>
+          <w:szCs w:val="28"/>
+          <w:lang w:val="en-US"/>
+        </w:rPr>
+        <w:t>ADO</w:t>
+      </w:r>
+      <w:r>
+        <w:rPr>
+          <w:rFonts w:cs="Times New Roman"/>
+          <w:szCs w:val="28"/>
+        </w:rPr>
+        <w:t>.</w:t>
+      </w:r>
+      <w:r>
+        <w:rPr>
+          <w:rFonts w:cs="Times New Roman"/>
+          <w:szCs w:val="28"/>
+          <w:lang w:val="en-US"/>
+        </w:rPr>
+        <w:t>NET</w:t>
+      </w:r>
+      <w:r>
+        <w:rPr>
+          <w:rFonts w:cs="Times New Roman"/>
+          <w:szCs w:val="28"/>
+        </w:rPr>
+        <w:t xml:space="preserve"> и </w:t>
+      </w:r>
+      <w:r>
+        <w:rPr>
+          <w:rFonts w:cs="Times New Roman"/>
+          <w:szCs w:val="28"/>
+          <w:lang w:val="en-US"/>
+        </w:rPr>
+        <w:t>Entity</w:t>
+      </w:r>
+      <w:r>
+        <w:rPr>
+          <w:rFonts w:cs="Times New Roman"/>
+          <w:szCs w:val="28"/>
+        </w:rPr>
+        <w:t xml:space="preserve"> </w:t>
+      </w:r>
+      <w:r>
+        <w:rPr>
+          <w:rFonts w:cs="Times New Roman"/>
+          <w:szCs w:val="28"/>
+          <w:lang w:val="en-US"/>
+        </w:rPr>
+        <w:t>Framework</w:t>
+      </w:r>
+      <w:r>
+        <w:rPr>
+          <w:rFonts w:cs="Times New Roman"/>
+          <w:szCs w:val="28"/>
+        </w:rPr>
+        <w:t xml:space="preserve"> </w:t>
+      </w:r>
+      <w:r>
+        <w:rPr>
+          <w:rFonts w:cs="Times New Roman"/>
+          <w:szCs w:val="28"/>
+          <w:lang w:val="en-US"/>
+        </w:rPr>
+        <w:t>Core</w:t>
+      </w:r>
+      <w:r>
+        <w:rPr>
+          <w:rFonts w:cs="Times New Roman"/>
+          <w:szCs w:val="28"/>
+        </w:rPr>
+        <w:t xml:space="preserve">. Для построения графических приложений с богатым насыщенным интерфейсом - технология </w:t>
+      </w:r>
+      <w:r>
+        <w:rPr>
+          <w:rFonts w:cs="Times New Roman"/>
+          <w:szCs w:val="28"/>
+          <w:lang w:val="en-US"/>
+        </w:rPr>
+        <w:t>WPF</w:t>
+      </w:r>
+      <w:r>
+        <w:rPr>
+          <w:rFonts w:cs="Times New Roman"/>
+          <w:szCs w:val="28"/>
+        </w:rPr>
+        <w:t xml:space="preserve"> и </w:t>
+      </w:r>
+      <w:r>
+        <w:rPr>
+          <w:rFonts w:cs="Times New Roman"/>
+          <w:szCs w:val="28"/>
+          <w:lang w:val="en-US"/>
+        </w:rPr>
+        <w:t>WinUI</w:t>
+      </w:r>
+      <w:r>
+        <w:rPr>
+          <w:rFonts w:cs="Times New Roman"/>
+          <w:szCs w:val="28"/>
+        </w:rPr>
+        <w:t xml:space="preserve">, для создания более простых графических приложений - </w:t>
+      </w:r>
+      <w:r>
+        <w:rPr>
+          <w:rFonts w:cs="Times New Roman"/>
+          <w:szCs w:val="28"/>
+          <w:lang w:val="en-US"/>
+        </w:rPr>
+        <w:t>Windows</w:t>
+      </w:r>
+      <w:r>
+        <w:rPr>
+          <w:rFonts w:cs="Times New Roman"/>
+          <w:szCs w:val="28"/>
+        </w:rPr>
+        <w:t xml:space="preserve"> </w:t>
+      </w:r>
+      <w:r>
+        <w:rPr>
+          <w:rFonts w:cs="Times New Roman"/>
+          <w:szCs w:val="28"/>
+          <w:lang w:val="en-US"/>
+        </w:rPr>
+        <w:t>Forms</w:t>
+      </w:r>
+      <w:r>
+        <w:rPr>
+          <w:rFonts w:cs="Times New Roman"/>
+          <w:szCs w:val="28"/>
+        </w:rPr>
+        <w:t xml:space="preserve">. Для </w:t>
+      </w:r>
+      <w:r>
+        <w:rPr>
+          <w:rFonts w:cs="Times New Roman"/>
+          <w:szCs w:val="28"/>
+        </w:rPr>
+        <w:lastRenderedPageBreak/>
+        <w:t xml:space="preserve">разработки кроссплатформенных мобильных и десктопных приложений - </w:t>
+      </w:r>
+      <w:r>
+        <w:rPr>
+          <w:rFonts w:cs="Times New Roman"/>
+          <w:szCs w:val="28"/>
+          <w:lang w:val="en-US"/>
+        </w:rPr>
+        <w:t>Xamarin</w:t>
+      </w:r>
+      <w:r>
+        <w:rPr>
+          <w:rFonts w:cs="Times New Roman"/>
+          <w:szCs w:val="28"/>
+        </w:rPr>
         <w:t>/</w:t>
       </w:r>
       <w:r>
-        <w:t>Диаграмма классов (API).</w:t>
-      </w:r>
-      <w:proofErr w:type="spellStart"/>
-      <w:r>
-        <w:t>png</w:t>
-      </w:r>
-      <w:proofErr w:type="spellEnd"/>
-      <w:r>
-        <w:rPr>
-          <w:rFonts w:cs="Times New Roman"/>
-          <w:bCs/>
-          <w:szCs w:val="28"/>
-        </w:rPr>
-        <w:t>)</w:t>
-      </w:r>
-      <w:r>
-        <w:rPr>
-          <w:rFonts w:cs="Times New Roman"/>
-          <w:bCs/>
+        <w:rPr>
+          <w:rFonts w:cs="Times New Roman"/>
+          <w:szCs w:val="28"/>
+          <w:lang w:val="en-US"/>
+        </w:rPr>
+        <w:t>MAUI</w:t>
+      </w:r>
+      <w:r>
+        <w:rPr>
+          <w:rFonts w:cs="Times New Roman"/>
+          <w:szCs w:val="28"/>
+        </w:rPr>
+        <w:t xml:space="preserve">. Для создания веб-сайтов и веб-приложений - </w:t>
+      </w:r>
+      <w:r>
+        <w:rPr>
+          <w:rFonts w:cs="Times New Roman"/>
+          <w:szCs w:val="28"/>
+          <w:lang w:val="en-US"/>
+        </w:rPr>
+        <w:t>ASP</w:t>
+      </w:r>
+      <w:r>
+        <w:rPr>
+          <w:rFonts w:cs="Times New Roman"/>
           <w:szCs w:val="28"/>
         </w:rPr>
         <w:t>.</w:t>
       </w:r>
-    </w:p>
-    <w:p>
-      <w:pPr>
-        <w:pStyle w:val="af4"/>
-        <w:ind w:firstLine="709"/>
-        <w:rPr>
-          <w:rFonts w:cs="Times New Roman"/>
-          <w:szCs w:val="28"/>
-          <w:highlight w:val="green"/>
-        </w:rPr>
-      </w:pPr>
-      <w:r>
-        <w:rPr>
-          <w:rFonts w:cs="Times New Roman"/>
-          <w:szCs w:val="28"/>
-          <w:highlight w:val="green"/>
-        </w:rPr>
-        <w:t>2.5 Формулирование проектных решений по функциональной и информационной структуре разрабатываемого программного изделия, обоснование использования инструментальных средств разработки программного изделия</w:t>
-      </w:r>
-    </w:p>
-    <w:p>
-      <w:pPr>
-        <w:rPr>
+      <w:r>
+        <w:rPr>
+          <w:rFonts w:cs="Times New Roman"/>
+          <w:szCs w:val="28"/>
+          <w:lang w:val="en-US"/>
+        </w:rPr>
+        <w:t>NET</w:t>
+      </w:r>
+      <w:r>
+        <w:rPr>
+          <w:rFonts w:cs="Times New Roman"/>
+          <w:szCs w:val="28"/>
+        </w:rPr>
+        <w:t xml:space="preserve"> и т.д.</w:t>
+      </w:r>
+    </w:p>
+    <w:p>
+      <w:pPr>
+        <w:ind w:firstLine="709"/>
+        <w:rPr>
+          <w:rFonts w:cs="Times New Roman"/>
+          <w:szCs w:val="28"/>
+        </w:rPr>
+      </w:pPr>
+      <w:r>
+        <w:rPr>
+          <w:rFonts w:cs="Times New Roman"/>
+          <w:szCs w:val="28"/>
+        </w:rPr>
+        <w:t xml:space="preserve">К этому стоит добавить активной развивающийся и набирающий популяность </w:t>
+      </w:r>
+      <w:r>
+        <w:rPr>
+          <w:rFonts w:cs="Times New Roman"/>
+          <w:szCs w:val="28"/>
+          <w:lang w:val="en-US"/>
+        </w:rPr>
+        <w:t>Blazor</w:t>
+      </w:r>
+      <w:r>
+        <w:rPr>
+          <w:rFonts w:cs="Times New Roman"/>
+          <w:szCs w:val="28"/>
+        </w:rPr>
+        <w:t xml:space="preserve"> - фреймворк, который работает поверх .</w:t>
+      </w:r>
+      <w:r>
+        <w:rPr>
+          <w:rFonts w:cs="Times New Roman"/>
+          <w:szCs w:val="28"/>
+          <w:lang w:val="en-US"/>
+        </w:rPr>
+        <w:t>NET</w:t>
+      </w:r>
+      <w:r>
+        <w:rPr>
+          <w:rFonts w:cs="Times New Roman"/>
+          <w:szCs w:val="28"/>
+        </w:rPr>
+        <w:t xml:space="preserve"> и который позволяет создавать веб-приложения как на стороне сервера, так и на стороне клиента. А в будущем будет поддерживать создание мобильных приложений и, возможно, десктоп-приложений.</w:t>
+      </w:r>
+    </w:p>
+    <w:p>
+      <w:pPr>
+        <w:ind w:firstLine="709"/>
+        <w:rPr>
+          <w:rFonts w:cs="Times New Roman"/>
+          <w:szCs w:val="28"/>
+        </w:rPr>
+      </w:pPr>
+      <w:r>
+        <w:rPr>
+          <w:rFonts w:cs="Times New Roman"/>
+          <w:szCs w:val="28"/>
+        </w:rPr>
+        <w:t>Производительность. Согласно ряду тестов веб-приложения на .</w:t>
+      </w:r>
+      <w:r>
+        <w:rPr>
+          <w:rFonts w:cs="Times New Roman"/>
+          <w:szCs w:val="28"/>
+          <w:lang w:val="en-US"/>
+        </w:rPr>
+        <w:t>NET</w:t>
+      </w:r>
+      <w:r>
+        <w:rPr>
+          <w:rFonts w:cs="Times New Roman"/>
+          <w:szCs w:val="28"/>
+        </w:rPr>
+        <w:t xml:space="preserve"> 7 в ряде категорий сильно опережают веб-приложения, построенные с помощью других технологий. Приложения на .</w:t>
+      </w:r>
+      <w:r>
+        <w:rPr>
+          <w:rFonts w:cs="Times New Roman"/>
+          <w:szCs w:val="28"/>
+          <w:lang w:val="en-US"/>
+        </w:rPr>
+        <w:t>NET</w:t>
+      </w:r>
+      <w:r>
+        <w:rPr>
+          <w:rFonts w:cs="Times New Roman"/>
+          <w:szCs w:val="28"/>
+        </w:rPr>
+        <w:t xml:space="preserve"> 7 в принципе отличаются высокой производительностью.</w:t>
+      </w:r>
+    </w:p>
+    <w:p>
+      <w:pPr>
+        <w:ind w:firstLine="709"/>
+        <w:rPr>
+          <w:rFonts w:cs="Times New Roman"/>
+          <w:szCs w:val="28"/>
+        </w:rPr>
+      </w:pPr>
+      <w:r>
+        <w:rPr>
+          <w:rFonts w:cs="Times New Roman"/>
+          <w:szCs w:val="28"/>
+        </w:rPr>
+        <w:t xml:space="preserve">Также еще следует отметить такую особенность языка </w:t>
+      </w:r>
+      <w:r>
+        <w:rPr>
+          <w:rFonts w:cs="Times New Roman"/>
+          <w:szCs w:val="28"/>
+          <w:lang w:val="en-US"/>
+        </w:rPr>
+        <w:t>C</w:t>
+      </w:r>
+      <w:r>
+        <w:rPr>
+          <w:rFonts w:cs="Times New Roman"/>
+          <w:szCs w:val="28"/>
+        </w:rPr>
+        <w:t># и фреймворка .</w:t>
+      </w:r>
+      <w:r>
+        <w:rPr>
+          <w:rFonts w:cs="Times New Roman"/>
+          <w:szCs w:val="28"/>
+          <w:lang w:val="en-US"/>
+        </w:rPr>
+        <w:t>NET</w:t>
+      </w:r>
+      <w:r>
+        <w:rPr>
+          <w:rFonts w:cs="Times New Roman"/>
+          <w:szCs w:val="28"/>
+        </w:rPr>
+        <w:t xml:space="preserve">, как автоматическая сборка мусора. А это значит, что нам в большинстве случаев не придется, в отличие от С++, заботиться об освобождении памяти. Вышеупомянутая общеязыковая среда </w:t>
+      </w:r>
+      <w:r>
+        <w:rPr>
+          <w:rFonts w:cs="Times New Roman"/>
+          <w:szCs w:val="28"/>
+          <w:lang w:val="en-US"/>
+        </w:rPr>
+        <w:t>CLR</w:t>
+      </w:r>
+      <w:r>
+        <w:rPr>
+          <w:rFonts w:cs="Times New Roman"/>
+          <w:szCs w:val="28"/>
+        </w:rPr>
+        <w:t xml:space="preserve"> сама вызовет сборщик мусора и очистит память.</w:t>
+      </w:r>
+    </w:p>
+    <w:p>
+      <w:pPr>
+        <w:ind w:firstLine="709"/>
+        <w:rPr>
+          <w:rFonts w:cs="Times New Roman"/>
+          <w:szCs w:val="28"/>
+        </w:rPr>
+      </w:pPr>
+      <w:r>
+        <w:rPr>
+          <w:rFonts w:cs="Times New Roman"/>
+          <w:szCs w:val="28"/>
+        </w:rPr>
+        <w:t>.</w:t>
+      </w:r>
+      <w:r>
+        <w:rPr>
+          <w:rFonts w:cs="Times New Roman"/>
+          <w:szCs w:val="28"/>
+          <w:lang w:val="en-US"/>
+        </w:rPr>
+        <w:t>NET</w:t>
+      </w:r>
+      <w:r>
+        <w:rPr>
+          <w:rFonts w:cs="Times New Roman"/>
+          <w:szCs w:val="28"/>
+        </w:rPr>
+        <w:t xml:space="preserve"> </w:t>
+      </w:r>
+      <w:r>
+        <w:rPr>
+          <w:rFonts w:cs="Times New Roman"/>
+          <w:szCs w:val="28"/>
+          <w:lang w:val="en-US"/>
+        </w:rPr>
+        <w:t>Framework</w:t>
+      </w:r>
+      <w:r>
+        <w:rPr>
+          <w:rFonts w:cs="Times New Roman"/>
+          <w:szCs w:val="28"/>
+        </w:rPr>
+        <w:t xml:space="preserve"> и .</w:t>
+      </w:r>
+      <w:r>
+        <w:rPr>
+          <w:rFonts w:cs="Times New Roman"/>
+          <w:szCs w:val="28"/>
+          <w:lang w:val="en-US"/>
+        </w:rPr>
+        <w:t>NET</w:t>
+      </w:r>
+      <w:r>
+        <w:rPr>
+          <w:rFonts w:cs="Times New Roman"/>
+          <w:szCs w:val="28"/>
+        </w:rPr>
+        <w:t xml:space="preserve"> 7</w:t>
+      </w:r>
+    </w:p>
+    <w:p>
+      <w:pPr>
+        <w:ind w:firstLine="709"/>
+        <w:rPr>
+          <w:rFonts w:cs="Times New Roman"/>
+          <w:szCs w:val="28"/>
+        </w:rPr>
+      </w:pPr>
+      <w:r>
+        <w:rPr>
+          <w:rFonts w:cs="Times New Roman"/>
+          <w:szCs w:val="28"/>
+        </w:rPr>
+        <w:t>Стоит отметить, что .</w:t>
+      </w:r>
+      <w:r>
+        <w:rPr>
+          <w:rFonts w:cs="Times New Roman"/>
+          <w:szCs w:val="28"/>
+          <w:lang w:val="en-US"/>
+        </w:rPr>
+        <w:t>NET</w:t>
+      </w:r>
+      <w:r>
+        <w:rPr>
+          <w:rFonts w:cs="Times New Roman"/>
+          <w:szCs w:val="28"/>
+        </w:rPr>
+        <w:t xml:space="preserve"> долгое время развивался премущественно как платформа для </w:t>
+      </w:r>
+      <w:r>
+        <w:rPr>
+          <w:rFonts w:cs="Times New Roman"/>
+          <w:szCs w:val="28"/>
+          <w:lang w:val="en-US"/>
+        </w:rPr>
+        <w:t>Windows</w:t>
+      </w:r>
+      <w:r>
+        <w:rPr>
+          <w:rFonts w:cs="Times New Roman"/>
+          <w:szCs w:val="28"/>
+        </w:rPr>
+        <w:t xml:space="preserve"> под названием .</w:t>
+      </w:r>
+      <w:r>
+        <w:rPr>
+          <w:rFonts w:cs="Times New Roman"/>
+          <w:szCs w:val="28"/>
+          <w:lang w:val="en-US"/>
+        </w:rPr>
+        <w:t>NET</w:t>
+      </w:r>
+      <w:r>
+        <w:rPr>
+          <w:rFonts w:cs="Times New Roman"/>
+          <w:szCs w:val="28"/>
+        </w:rPr>
+        <w:t xml:space="preserve"> </w:t>
+      </w:r>
+      <w:r>
+        <w:rPr>
+          <w:rFonts w:cs="Times New Roman"/>
+          <w:szCs w:val="28"/>
+          <w:lang w:val="en-US"/>
+        </w:rPr>
+        <w:t>Framework</w:t>
+      </w:r>
+      <w:r>
+        <w:rPr>
+          <w:rFonts w:cs="Times New Roman"/>
+          <w:szCs w:val="28"/>
+        </w:rPr>
+        <w:t>. В 2019 вышла последняя версия этой платформы - .</w:t>
+      </w:r>
+      <w:r>
+        <w:rPr>
+          <w:rFonts w:cs="Times New Roman"/>
+          <w:szCs w:val="28"/>
+          <w:lang w:val="en-US"/>
+        </w:rPr>
+        <w:t>NET</w:t>
+      </w:r>
+      <w:r>
+        <w:rPr>
+          <w:rFonts w:cs="Times New Roman"/>
+          <w:szCs w:val="28"/>
+        </w:rPr>
+        <w:t xml:space="preserve"> </w:t>
+      </w:r>
+      <w:r>
+        <w:rPr>
+          <w:rFonts w:cs="Times New Roman"/>
+          <w:szCs w:val="28"/>
+          <w:lang w:val="en-US"/>
+        </w:rPr>
+        <w:t>Framework</w:t>
+      </w:r>
+      <w:r>
+        <w:rPr>
+          <w:rFonts w:cs="Times New Roman"/>
+          <w:szCs w:val="28"/>
+        </w:rPr>
+        <w:t xml:space="preserve"> 4.8. Она больше не развивается</w:t>
+      </w:r>
+    </w:p>
+    <w:p>
+      <w:pPr>
+        <w:ind w:firstLine="709"/>
+        <w:rPr>
+          <w:rFonts w:cs="Times New Roman"/>
+          <w:szCs w:val="28"/>
+        </w:rPr>
+      </w:pPr>
+      <w:r>
+        <w:rPr>
+          <w:rFonts w:cs="Times New Roman"/>
+          <w:szCs w:val="28"/>
+        </w:rPr>
+        <w:t xml:space="preserve">С 2014 </w:t>
+      </w:r>
+      <w:r>
+        <w:rPr>
+          <w:rFonts w:cs="Times New Roman"/>
+          <w:szCs w:val="28"/>
+          <w:lang w:val="en-US"/>
+        </w:rPr>
+        <w:t>Microsoft</w:t>
+      </w:r>
+      <w:r>
+        <w:rPr>
+          <w:rFonts w:cs="Times New Roman"/>
+          <w:szCs w:val="28"/>
+        </w:rPr>
+        <w:t xml:space="preserve"> стал развивать альтернативную платформу - .</w:t>
+      </w:r>
+      <w:r>
+        <w:rPr>
+          <w:rFonts w:cs="Times New Roman"/>
+          <w:szCs w:val="28"/>
+          <w:lang w:val="en-US"/>
+        </w:rPr>
+        <w:t>NET</w:t>
+      </w:r>
+      <w:r>
+        <w:rPr>
+          <w:rFonts w:cs="Times New Roman"/>
+          <w:szCs w:val="28"/>
+        </w:rPr>
+        <w:t xml:space="preserve"> </w:t>
+      </w:r>
+      <w:r>
+        <w:rPr>
+          <w:rFonts w:cs="Times New Roman"/>
+          <w:szCs w:val="28"/>
+          <w:lang w:val="en-US"/>
+        </w:rPr>
+        <w:t>Core</w:t>
+      </w:r>
+      <w:r>
+        <w:rPr>
+          <w:rFonts w:cs="Times New Roman"/>
+          <w:szCs w:val="28"/>
+        </w:rPr>
+        <w:t>, которая уже предназначалась для разных платформ и должна была вобрать в себя все возможности устаревшего .</w:t>
+      </w:r>
+      <w:r>
+        <w:rPr>
+          <w:rFonts w:cs="Times New Roman"/>
+          <w:szCs w:val="28"/>
+          <w:lang w:val="en-US"/>
+        </w:rPr>
+        <w:t>NET</w:t>
+      </w:r>
+      <w:r>
+        <w:rPr>
+          <w:rFonts w:cs="Times New Roman"/>
+          <w:szCs w:val="28"/>
+        </w:rPr>
+        <w:t xml:space="preserve"> </w:t>
+      </w:r>
+      <w:r>
+        <w:rPr>
+          <w:rFonts w:cs="Times New Roman"/>
+          <w:szCs w:val="28"/>
+          <w:lang w:val="en-US"/>
+        </w:rPr>
+        <w:t>Framework</w:t>
+      </w:r>
+      <w:r>
+        <w:rPr>
+          <w:rFonts w:cs="Times New Roman"/>
+          <w:szCs w:val="28"/>
+        </w:rPr>
+        <w:t xml:space="preserve"> и добавить новую функциональность. Затем </w:t>
+      </w:r>
+      <w:r>
+        <w:rPr>
+          <w:rFonts w:cs="Times New Roman"/>
+          <w:szCs w:val="28"/>
+          <w:lang w:val="en-US"/>
+        </w:rPr>
+        <w:t>Microsoft</w:t>
+      </w:r>
+      <w:r>
+        <w:rPr>
+          <w:rFonts w:cs="Times New Roman"/>
+          <w:szCs w:val="28"/>
+        </w:rPr>
+        <w:t xml:space="preserve"> последовательно выпустил ряд версий этой платформы: .</w:t>
+      </w:r>
+      <w:r>
+        <w:rPr>
+          <w:rFonts w:cs="Times New Roman"/>
+          <w:szCs w:val="28"/>
+          <w:lang w:val="en-US"/>
+        </w:rPr>
+        <w:t>NET</w:t>
+      </w:r>
+      <w:r>
+        <w:rPr>
+          <w:rFonts w:cs="Times New Roman"/>
+          <w:szCs w:val="28"/>
+        </w:rPr>
+        <w:t xml:space="preserve"> </w:t>
+      </w:r>
+      <w:r>
+        <w:rPr>
+          <w:rFonts w:cs="Times New Roman"/>
+          <w:szCs w:val="28"/>
+          <w:lang w:val="en-US"/>
+        </w:rPr>
+        <w:t>Core</w:t>
+      </w:r>
+      <w:r>
+        <w:rPr>
+          <w:rFonts w:cs="Times New Roman"/>
+          <w:szCs w:val="28"/>
+        </w:rPr>
+        <w:t xml:space="preserve"> 1, .</w:t>
+      </w:r>
+      <w:r>
+        <w:rPr>
+          <w:rFonts w:cs="Times New Roman"/>
+          <w:szCs w:val="28"/>
+          <w:lang w:val="en-US"/>
+        </w:rPr>
+        <w:t>NET</w:t>
+      </w:r>
+      <w:r>
+        <w:rPr>
+          <w:rFonts w:cs="Times New Roman"/>
+          <w:szCs w:val="28"/>
+        </w:rPr>
+        <w:t xml:space="preserve"> </w:t>
+      </w:r>
+      <w:r>
+        <w:rPr>
+          <w:rFonts w:cs="Times New Roman"/>
+          <w:szCs w:val="28"/>
+          <w:lang w:val="en-US"/>
+        </w:rPr>
+        <w:t>Core</w:t>
+      </w:r>
+      <w:r>
+        <w:rPr>
+          <w:rFonts w:cs="Times New Roman"/>
+          <w:szCs w:val="28"/>
+        </w:rPr>
+        <w:t xml:space="preserve"> 2, .</w:t>
+      </w:r>
+      <w:r>
+        <w:rPr>
+          <w:rFonts w:cs="Times New Roman"/>
+          <w:szCs w:val="28"/>
+          <w:lang w:val="en-US"/>
+        </w:rPr>
+        <w:t>NET</w:t>
+      </w:r>
+      <w:r>
+        <w:rPr>
+          <w:rFonts w:cs="Times New Roman"/>
+          <w:szCs w:val="28"/>
+        </w:rPr>
+        <w:t xml:space="preserve"> </w:t>
+      </w:r>
+      <w:r>
+        <w:rPr>
+          <w:rFonts w:cs="Times New Roman"/>
+          <w:szCs w:val="28"/>
+          <w:lang w:val="en-US"/>
+        </w:rPr>
+        <w:t>Core</w:t>
+      </w:r>
+      <w:r>
+        <w:rPr>
+          <w:rFonts w:cs="Times New Roman"/>
+          <w:szCs w:val="28"/>
+        </w:rPr>
+        <w:t xml:space="preserve"> 3, .</w:t>
+      </w:r>
+      <w:r>
+        <w:rPr>
+          <w:rFonts w:cs="Times New Roman"/>
+          <w:szCs w:val="28"/>
+          <w:lang w:val="en-US"/>
+        </w:rPr>
+        <w:t>NET</w:t>
+      </w:r>
+      <w:r>
+        <w:rPr>
+          <w:rFonts w:cs="Times New Roman"/>
+          <w:szCs w:val="28"/>
+        </w:rPr>
+        <w:t xml:space="preserve"> 5. И текущей версией является расматриваемая в этом руководстве платформа .</w:t>
+      </w:r>
+      <w:r>
+        <w:rPr>
+          <w:rFonts w:cs="Times New Roman"/>
+          <w:szCs w:val="28"/>
+          <w:lang w:val="en-US"/>
+        </w:rPr>
+        <w:t>NET</w:t>
+      </w:r>
+      <w:r>
+        <w:rPr>
+          <w:rFonts w:cs="Times New Roman"/>
+          <w:szCs w:val="28"/>
+        </w:rPr>
+        <w:t xml:space="preserve"> 7. Поэтому следует различать .</w:t>
+      </w:r>
+      <w:r>
+        <w:rPr>
+          <w:rFonts w:cs="Times New Roman"/>
+          <w:szCs w:val="28"/>
+          <w:lang w:val="en-US"/>
+        </w:rPr>
+        <w:t>NET</w:t>
+      </w:r>
+      <w:r>
+        <w:rPr>
+          <w:rFonts w:cs="Times New Roman"/>
+          <w:szCs w:val="28"/>
+        </w:rPr>
+        <w:t xml:space="preserve"> </w:t>
+      </w:r>
+      <w:r>
+        <w:rPr>
+          <w:rFonts w:cs="Times New Roman"/>
+          <w:szCs w:val="28"/>
+          <w:lang w:val="en-US"/>
+        </w:rPr>
+        <w:t>Framework</w:t>
+      </w:r>
+      <w:r>
+        <w:rPr>
+          <w:rFonts w:cs="Times New Roman"/>
+          <w:szCs w:val="28"/>
+        </w:rPr>
+        <w:t xml:space="preserve">, который предназначен преимущественно для </w:t>
+      </w:r>
+      <w:r>
+        <w:rPr>
+          <w:rFonts w:cs="Times New Roman"/>
+          <w:szCs w:val="28"/>
+          <w:lang w:val="en-US"/>
+        </w:rPr>
+        <w:t>Windows</w:t>
+      </w:r>
+      <w:r>
+        <w:rPr>
+          <w:rFonts w:cs="Times New Roman"/>
+          <w:szCs w:val="28"/>
+        </w:rPr>
+        <w:t>, и кросплатформенный .</w:t>
+      </w:r>
+      <w:r>
+        <w:rPr>
+          <w:rFonts w:cs="Times New Roman"/>
+          <w:szCs w:val="28"/>
+          <w:lang w:val="en-US"/>
+        </w:rPr>
+        <w:t>NET</w:t>
+      </w:r>
+      <w:r>
+        <w:rPr>
+          <w:rFonts w:cs="Times New Roman"/>
+          <w:szCs w:val="28"/>
+        </w:rPr>
+        <w:t xml:space="preserve"> 7.</w:t>
+      </w:r>
+    </w:p>
+    <w:p>
+      <w:pPr>
+        <w:ind w:firstLine="709"/>
+        <w:rPr>
+          <w:rFonts w:cs="Times New Roman"/>
           <w:b/>
           <w:bCs/>
-        </w:rPr>
-      </w:pPr>
-      <w:bookmarkStart w:id="13" w:name="_Toc152028469"/>
-      <w:bookmarkStart w:id="14" w:name="_Toc152880595"/>
-      <w:r>
-        <w:rPr>
+          <w:szCs w:val="28"/>
+        </w:rPr>
+      </w:pPr>
+      <w:r>
+        <w:rPr>
+          <w:rFonts w:cs="Times New Roman"/>
           <w:b/>
           <w:bCs/>
-        </w:rPr>
-        <w:t>Анализ и выбор программных средств для разработки</w:t>
-      </w:r>
-      <w:bookmarkEnd w:id="13"/>
-      <w:bookmarkEnd w:id="14"/>
-    </w:p>
-    <w:p>
-      <w:pPr>
-        <w:ind w:firstLine="709"/>
-        <w:rPr>
-          <w:rFonts w:cs="Times New Roman"/>
-          <w:b/>
-          <w:bCs/>
-          <w:szCs w:val="28"/>
-        </w:rPr>
-      </w:pPr>
-      <w:r>
-        <w:rPr>
-          <w:rFonts w:cs="Times New Roman"/>
-          <w:b/>
-          <w:bCs/>
-          <w:szCs w:val="28"/>
-          <w:lang w:val="en-US"/>
-        </w:rPr>
-        <w:t>C</w:t>
-      </w:r>
-      <w:r>
-        <w:rPr>
-          <w:rFonts w:cs="Times New Roman"/>
-          <w:b/>
-          <w:bCs/>
-          <w:szCs w:val="28"/>
-        </w:rPr>
-        <w:t>#</w:t>
-      </w:r>
-    </w:p>
-    <w:p>
-      <w:pPr>
-        <w:ind w:firstLine="709"/>
-        <w:rPr>
-          <w:rFonts w:cs="Times New Roman"/>
-          <w:szCs w:val="28"/>
-        </w:rPr>
-      </w:pPr>
-      <w:r>
-        <w:rPr>
-          <w:rFonts w:cs="Times New Roman"/>
-          <w:szCs w:val="28"/>
-        </w:rPr>
-        <w:t xml:space="preserve">На сегодняшний момент язык программирования </w:t>
-      </w:r>
-      <w:r>
-        <w:rPr>
-          <w:rFonts w:cs="Times New Roman"/>
-          <w:szCs w:val="28"/>
-          <w:lang w:val="en-US"/>
-        </w:rPr>
-        <w:t>C</w:t>
-      </w:r>
-      <w:r>
-        <w:rPr>
-          <w:rFonts w:cs="Times New Roman"/>
-          <w:szCs w:val="28"/>
-        </w:rPr>
-        <w:t xml:space="preserve"># один из самых мощных, быстро развивающихся и востребованных языков в ИТ-отрасли. В настоящий момент на нем пишутся самые различные приложения: от небольших </w:t>
-      </w:r>
+          <w:szCs w:val="28"/>
+          <w:lang w:val="en-US"/>
+        </w:rPr>
+        <w:t>Avalonia</w:t>
+      </w:r>
+    </w:p>
+    <w:p>
+      <w:pPr>
+        <w:ind w:firstLine="709"/>
+        <w:rPr>
+          <w:rFonts w:cs="Times New Roman"/>
+          <w:szCs w:val="28"/>
+        </w:rPr>
+      </w:pPr>
       <w:r>
         <w:rPr>
           <w:rFonts w:cs="Times New Roman"/>
           <w:szCs w:val="28"/>
         </w:rPr>
         <w:lastRenderedPageBreak/>
-        <w:t>десктопных программок до крупных веб-порталов и веб-сервисов, обслуживающих ежедневно миллионы пользователей.</w:t>
-      </w:r>
-    </w:p>
-    <w:p>
-      <w:pPr>
-        <w:ind w:firstLine="709"/>
-        <w:rPr>
-          <w:rFonts w:cs="Times New Roman"/>
-          <w:szCs w:val="28"/>
-        </w:rPr>
-      </w:pPr>
-      <w:r>
-        <w:rPr>
-          <w:rFonts w:cs="Times New Roman"/>
-          <w:szCs w:val="28"/>
-          <w:lang w:val="en-US"/>
-        </w:rPr>
-        <w:t>C</w:t>
-      </w:r>
-      <w:r>
-        <w:rPr>
-          <w:rFonts w:cs="Times New Roman"/>
-          <w:szCs w:val="28"/>
-        </w:rPr>
-        <w:t># уже не молодой язык и как и вся платформа .</w:t>
-      </w:r>
-      <w:r>
-        <w:rPr>
-          <w:rFonts w:cs="Times New Roman"/>
-          <w:szCs w:val="28"/>
-          <w:lang w:val="en-US"/>
-        </w:rPr>
-        <w:t>NET</w:t>
-      </w:r>
-      <w:r>
-        <w:rPr>
-          <w:rFonts w:cs="Times New Roman"/>
-          <w:szCs w:val="28"/>
-        </w:rPr>
-        <w:t xml:space="preserve"> уже прошел большой путь. Первая версия языка вышла вместе с релизом </w:t>
-      </w:r>
-      <w:r>
-        <w:rPr>
-          <w:rFonts w:cs="Times New Roman"/>
-          <w:szCs w:val="28"/>
-          <w:lang w:val="en-US"/>
-        </w:rPr>
-        <w:t>Microsoft</w:t>
-      </w:r>
-      <w:r>
-        <w:rPr>
-          <w:rFonts w:cs="Times New Roman"/>
-          <w:szCs w:val="28"/>
-        </w:rPr>
-        <w:t xml:space="preserve"> </w:t>
-      </w:r>
-      <w:r>
-        <w:rPr>
-          <w:rFonts w:cs="Times New Roman"/>
-          <w:szCs w:val="28"/>
-          <w:lang w:val="en-US"/>
-        </w:rPr>
-        <w:t>Visual</w:t>
-      </w:r>
-      <w:r>
-        <w:rPr>
-          <w:rFonts w:cs="Times New Roman"/>
-          <w:szCs w:val="28"/>
-        </w:rPr>
-        <w:t xml:space="preserve"> </w:t>
-      </w:r>
-      <w:r>
-        <w:rPr>
-          <w:rFonts w:cs="Times New Roman"/>
-          <w:szCs w:val="28"/>
-          <w:lang w:val="en-US"/>
-        </w:rPr>
-        <w:t>Studio</w:t>
-      </w:r>
-      <w:r>
-        <w:rPr>
-          <w:rFonts w:cs="Times New Roman"/>
-          <w:szCs w:val="28"/>
-        </w:rPr>
-        <w:t xml:space="preserve"> .</w:t>
-      </w:r>
-      <w:r>
-        <w:rPr>
-          <w:rFonts w:cs="Times New Roman"/>
-          <w:szCs w:val="28"/>
-          <w:lang w:val="en-US"/>
-        </w:rPr>
-        <w:t>NET</w:t>
-      </w:r>
-      <w:r>
-        <w:rPr>
-          <w:rFonts w:cs="Times New Roman"/>
-          <w:szCs w:val="28"/>
-        </w:rPr>
-        <w:t xml:space="preserve"> в феврале 2002 года. Текущей версией языка является версия </w:t>
-      </w:r>
-      <w:r>
-        <w:rPr>
-          <w:rFonts w:cs="Times New Roman"/>
-          <w:szCs w:val="28"/>
-          <w:lang w:val="en-US"/>
-        </w:rPr>
-        <w:t>C</w:t>
-      </w:r>
-      <w:r>
-        <w:rPr>
-          <w:rFonts w:cs="Times New Roman"/>
-          <w:szCs w:val="28"/>
-        </w:rPr>
-        <w:t># 11, которая вышла 8 ноября 2022 года вместе с релизом .</w:t>
-      </w:r>
-      <w:r>
-        <w:rPr>
-          <w:rFonts w:cs="Times New Roman"/>
-          <w:szCs w:val="28"/>
-          <w:lang w:val="en-US"/>
-        </w:rPr>
-        <w:t>NET</w:t>
-      </w:r>
-      <w:r>
-        <w:rPr>
-          <w:rFonts w:cs="Times New Roman"/>
-          <w:szCs w:val="28"/>
-        </w:rPr>
-        <w:t xml:space="preserve"> 7.</w:t>
-      </w:r>
-    </w:p>
-    <w:p>
-      <w:pPr>
-        <w:ind w:firstLine="709"/>
-        <w:rPr>
-          <w:rFonts w:cs="Times New Roman"/>
-          <w:szCs w:val="28"/>
-        </w:rPr>
-      </w:pPr>
-      <w:r>
-        <w:rPr>
-          <w:rFonts w:cs="Times New Roman"/>
-          <w:szCs w:val="28"/>
-          <w:lang w:val="en-US"/>
-        </w:rPr>
-        <w:t>C</w:t>
-      </w:r>
-      <w:r>
-        <w:rPr>
-          <w:rFonts w:cs="Times New Roman"/>
-          <w:szCs w:val="28"/>
-        </w:rPr>
-        <w:t xml:space="preserve"># является языком с Си-подобным синтаксисом и близок в этом отношении к </w:t>
-      </w:r>
-      <w:r>
-        <w:rPr>
-          <w:rFonts w:cs="Times New Roman"/>
-          <w:szCs w:val="28"/>
-          <w:lang w:val="en-US"/>
-        </w:rPr>
-        <w:t>C</w:t>
-      </w:r>
-      <w:r>
-        <w:rPr>
-          <w:rFonts w:cs="Times New Roman"/>
-          <w:szCs w:val="28"/>
-        </w:rPr>
-        <w:t xml:space="preserve">++ и </w:t>
-      </w:r>
-      <w:r>
-        <w:rPr>
-          <w:rFonts w:cs="Times New Roman"/>
-          <w:szCs w:val="28"/>
-          <w:lang w:val="en-US"/>
-        </w:rPr>
-        <w:t>Java</w:t>
-      </w:r>
-      <w:r>
-        <w:rPr>
-          <w:rFonts w:cs="Times New Roman"/>
-          <w:szCs w:val="28"/>
-        </w:rPr>
-        <w:t xml:space="preserve">. Поэтому, если вы знакомы с одним из этих языков, то овладеть </w:t>
-      </w:r>
-      <w:r>
-        <w:rPr>
-          <w:rFonts w:cs="Times New Roman"/>
-          <w:szCs w:val="28"/>
-          <w:lang w:val="en-US"/>
-        </w:rPr>
-        <w:t>C</w:t>
-      </w:r>
-      <w:r>
-        <w:rPr>
-          <w:rFonts w:cs="Times New Roman"/>
-          <w:szCs w:val="28"/>
-        </w:rPr>
-        <w:t># будет легче.</w:t>
-      </w:r>
-    </w:p>
-    <w:p>
-      <w:pPr>
-        <w:ind w:firstLine="709"/>
-        <w:rPr>
-          <w:rFonts w:cs="Times New Roman"/>
-          <w:szCs w:val="28"/>
-        </w:rPr>
-      </w:pPr>
-      <w:r>
-        <w:rPr>
-          <w:rFonts w:cs="Times New Roman"/>
-          <w:szCs w:val="28"/>
-          <w:lang w:val="en-US"/>
-        </w:rPr>
-        <w:t>C</w:t>
-      </w:r>
-      <w:r>
-        <w:rPr>
-          <w:rFonts w:cs="Times New Roman"/>
-          <w:szCs w:val="28"/>
-        </w:rPr>
-        <w:t xml:space="preserve"># является объектно-ориентированным и в этом плане много перенял у </w:t>
-      </w:r>
-      <w:r>
-        <w:rPr>
-          <w:rFonts w:cs="Times New Roman"/>
-          <w:szCs w:val="28"/>
-          <w:lang w:val="en-US"/>
-        </w:rPr>
-        <w:t>Java</w:t>
-      </w:r>
-      <w:r>
-        <w:rPr>
-          <w:rFonts w:cs="Times New Roman"/>
-          <w:szCs w:val="28"/>
-        </w:rPr>
-        <w:t xml:space="preserve"> и С++. Например, </w:t>
-      </w:r>
-      <w:r>
-        <w:rPr>
-          <w:rFonts w:cs="Times New Roman"/>
-          <w:szCs w:val="28"/>
-          <w:lang w:val="en-US"/>
-        </w:rPr>
-        <w:t>C</w:t>
-      </w:r>
-      <w:r>
-        <w:rPr>
-          <w:rFonts w:cs="Times New Roman"/>
-          <w:szCs w:val="28"/>
-        </w:rPr>
-        <w:t xml:space="preserve"># поддерживает полиморфизм, наследование, перегрузку операторов, статическую типизацию. Объектно-ориентированный подход позволяет решить задачи по построению крупных, но в тоже время гибких, масштабируемых и расширяемых приложений. И </w:t>
-      </w:r>
-      <w:r>
-        <w:rPr>
-          <w:rFonts w:cs="Times New Roman"/>
-          <w:szCs w:val="28"/>
-          <w:lang w:val="en-US"/>
-        </w:rPr>
-        <w:t>C</w:t>
-      </w:r>
-      <w:r>
-        <w:rPr>
-          <w:rFonts w:cs="Times New Roman"/>
-          <w:szCs w:val="28"/>
-        </w:rPr>
-        <w:t># продолжает активно развиваться, и с каждой новой версией появляется все больше интересных функциональностей.</w:t>
-      </w:r>
-    </w:p>
-    <w:p>
-      <w:pPr>
-        <w:ind w:firstLine="709"/>
-        <w:rPr>
-          <w:rFonts w:cs="Times New Roman"/>
-          <w:szCs w:val="28"/>
-        </w:rPr>
-      </w:pPr>
-      <w:r>
-        <w:rPr>
-          <w:rFonts w:cs="Times New Roman"/>
-          <w:szCs w:val="28"/>
-        </w:rPr>
-        <w:t>Роль платформы .</w:t>
-      </w:r>
-      <w:r>
-        <w:rPr>
-          <w:rFonts w:cs="Times New Roman"/>
-          <w:szCs w:val="28"/>
-          <w:lang w:val="en-US"/>
-        </w:rPr>
-        <w:t>NET</w:t>
-      </w:r>
-    </w:p>
-    <w:p>
-      <w:pPr>
-        <w:ind w:firstLine="709"/>
-        <w:rPr>
-          <w:rFonts w:cs="Times New Roman"/>
-          <w:szCs w:val="28"/>
-        </w:rPr>
-      </w:pPr>
-      <w:r>
-        <w:rPr>
-          <w:rFonts w:cs="Times New Roman"/>
-          <w:szCs w:val="28"/>
-        </w:rPr>
-        <w:t xml:space="preserve">Когда говорят </w:t>
-      </w:r>
-      <w:r>
-        <w:rPr>
-          <w:rFonts w:cs="Times New Roman"/>
-          <w:szCs w:val="28"/>
-          <w:lang w:val="en-US"/>
-        </w:rPr>
-        <w:t>C</w:t>
-      </w:r>
-      <w:r>
-        <w:rPr>
-          <w:rFonts w:cs="Times New Roman"/>
-          <w:szCs w:val="28"/>
-        </w:rPr>
-        <w:t>#, нередко имеют в виду технологии платформы .</w:t>
-      </w:r>
-      <w:r>
-        <w:rPr>
-          <w:rFonts w:cs="Times New Roman"/>
-          <w:szCs w:val="28"/>
-          <w:lang w:val="en-US"/>
-        </w:rPr>
-        <w:t>NET</w:t>
+        <w:t>Avalonia - это мощный фреймворк, который позволяет разработчикам создавать кроссплатформенные приложения с использованием .NET. Для отрисовки элементов управления пользовательского интерфейса используется собственный движок рендеринга, обеспечивающий согласованный внешний вид и поведение на различных платформах, включая Windows, macOS, Linux, Android, iOS и WebAssembly. Это означает, что разработчики могут делиться своим кодом пользовательского интерфейса и поддерживать единый внешний вид независимо от целевой платформы.</w:t>
+      </w:r>
+    </w:p>
+    <w:p>
+      <w:pPr>
+        <w:ind w:firstLine="709"/>
+        <w:rPr>
+          <w:rFonts w:cs="Times New Roman"/>
+          <w:szCs w:val="28"/>
+        </w:rPr>
+      </w:pPr>
+      <w:r>
+        <w:rPr>
+          <w:rFonts w:cs="Times New Roman"/>
+          <w:szCs w:val="28"/>
+        </w:rPr>
+        <w:t>Приложения, созданные с помощью Avalonia, написаны на C # или F #, что упрощает быстрое создание прототипов приложений, которые со временем могут превратиться в сложные системы. В отличие от других наборов инструментов, которые могут быть ограничены ограниченными API или низкой производительностью, приложения Avalonia обладают преимуществом полного доступа к возможностям платформы и обеспечивают невероятную производительность благодаря компонентному рендерингу.</w:t>
+      </w:r>
+    </w:p>
+    <w:p>
+      <w:pPr>
+        <w:ind w:firstLine="709"/>
+        <w:rPr>
+          <w:rFonts w:cs="Times New Roman"/>
+          <w:szCs w:val="28"/>
+        </w:rPr>
+      </w:pPr>
+      <w:r>
+        <w:rPr>
+          <w:rFonts w:cs="Times New Roman"/>
+          <w:szCs w:val="28"/>
+        </w:rPr>
+        <w:t>Поскольку приложения Avalonia являются кроссплатформенными, их архитектура аналогична другим традиционным кроссплатформенным приложениям. Наиболее распространенный подход заключается в создании основного проекта, в котором размещается общий код, а затем в разработке проектов, зависящих от платформы, которые будут использовать этот общий код.</w:t>
+      </w:r>
+    </w:p>
+    <w:p>
+      <w:pPr>
+        <w:ind w:firstLine="709"/>
+        <w:rPr>
+          <w:rFonts w:cs="Times New Roman"/>
+          <w:szCs w:val="28"/>
+        </w:rPr>
+      </w:pPr>
+      <w:r>
+        <w:rPr>
+          <w:rFonts w:cs="Times New Roman"/>
+          <w:szCs w:val="28"/>
+        </w:rPr>
+        <w:t>Avalonia предлагает два метода создания пользовательских интерфейсов. Первый заключается в использовании кода для создания представлений пользовательского интерфейса с использованием обширного API, предоставляемого Avalonia. В качестве альтернативы разработчики могут использовать Extensible Application Markup Language (XAML), декларативный язык разметки, который позволяет разработчикам определять пользовательские интерфейсы. При таком подходе структура пользовательского интерфейса описывается в файле XAML, в то время как поведение во время выполнения определяется в отдельном файле с кодом.</w:t>
+      </w:r>
+    </w:p>
+    <w:p>
+      <w:pPr>
+        <w:ind w:firstLine="709"/>
+        <w:rPr>
+          <w:rFonts w:cs="Times New Roman"/>
+          <w:szCs w:val="28"/>
+        </w:rPr>
+      </w:pPr>
+      <w:r>
+        <w:rPr>
+          <w:rFonts w:cs="Times New Roman"/>
+          <w:szCs w:val="28"/>
+        </w:rPr>
+        <w:lastRenderedPageBreak/>
+        <w:t xml:space="preserve">В во время разработки приложения был использован архитектурный паттерн программирования </w:t>
+      </w:r>
+      <w:r>
+        <w:rPr>
+          <w:rFonts w:cs="Times New Roman"/>
+          <w:szCs w:val="28"/>
+          <w:lang w:val="en-US"/>
+        </w:rPr>
+        <w:t>MVVM</w:t>
       </w:r>
       <w:r>
         <w:rPr>
@@ -2945,1778 +5058,6 @@
           <w:szCs w:val="28"/>
           <w:lang w:val="en-US"/>
         </w:rPr>
-        <w:t>Windows</w:t>
-      </w:r>
-      <w:r>
-        <w:rPr>
-          <w:rFonts w:cs="Times New Roman"/>
-          <w:szCs w:val="28"/>
-        </w:rPr>
-        <w:t xml:space="preserve"> </w:t>
-      </w:r>
-      <w:r>
-        <w:rPr>
-          <w:rFonts w:cs="Times New Roman"/>
-          <w:szCs w:val="28"/>
-          <w:lang w:val="en-US"/>
-        </w:rPr>
-        <w:t>Forms</w:t>
-      </w:r>
-      <w:r>
-        <w:rPr>
-          <w:rFonts w:cs="Times New Roman"/>
-          <w:szCs w:val="28"/>
-        </w:rPr>
-        <w:t xml:space="preserve">, </w:t>
-      </w:r>
-      <w:r>
-        <w:rPr>
-          <w:rFonts w:cs="Times New Roman"/>
-          <w:szCs w:val="28"/>
-          <w:lang w:val="en-US"/>
-        </w:rPr>
-        <w:t>WPF</w:t>
-      </w:r>
-      <w:r>
-        <w:rPr>
-          <w:rFonts w:cs="Times New Roman"/>
-          <w:szCs w:val="28"/>
-        </w:rPr>
-        <w:t xml:space="preserve">, </w:t>
-      </w:r>
-      <w:r>
-        <w:rPr>
-          <w:rFonts w:cs="Times New Roman"/>
-          <w:szCs w:val="28"/>
-          <w:lang w:val="en-US"/>
-        </w:rPr>
-        <w:t>ASP</w:t>
-      </w:r>
-      <w:r>
-        <w:rPr>
-          <w:rFonts w:cs="Times New Roman"/>
-          <w:szCs w:val="28"/>
-        </w:rPr>
-        <w:t>.</w:t>
-      </w:r>
-      <w:r>
-        <w:rPr>
-          <w:rFonts w:cs="Times New Roman"/>
-          <w:szCs w:val="28"/>
-          <w:lang w:val="en-US"/>
-        </w:rPr>
-        <w:t>NET</w:t>
-      </w:r>
-      <w:r>
-        <w:rPr>
-          <w:rFonts w:cs="Times New Roman"/>
-          <w:szCs w:val="28"/>
-        </w:rPr>
-        <w:t xml:space="preserve">, </w:t>
-      </w:r>
-      <w:r>
-        <w:rPr>
-          <w:rFonts w:cs="Times New Roman"/>
-          <w:szCs w:val="28"/>
-          <w:lang w:val="en-US"/>
-        </w:rPr>
-        <w:t>Xamarin</w:t>
-      </w:r>
-      <w:r>
-        <w:rPr>
-          <w:rFonts w:cs="Times New Roman"/>
-          <w:szCs w:val="28"/>
-        </w:rPr>
-        <w:t>). И, наоборот, когда говорят .</w:t>
-      </w:r>
-      <w:r>
-        <w:rPr>
-          <w:rFonts w:cs="Times New Roman"/>
-          <w:szCs w:val="28"/>
-          <w:lang w:val="en-US"/>
-        </w:rPr>
-        <w:t>NET</w:t>
-      </w:r>
-      <w:r>
-        <w:rPr>
-          <w:rFonts w:cs="Times New Roman"/>
-          <w:szCs w:val="28"/>
-        </w:rPr>
-        <w:t xml:space="preserve">, нередко имеют в виду </w:t>
-      </w:r>
-      <w:r>
-        <w:rPr>
-          <w:rFonts w:cs="Times New Roman"/>
-          <w:szCs w:val="28"/>
-          <w:lang w:val="en-US"/>
-        </w:rPr>
-        <w:t>C</w:t>
-      </w:r>
-      <w:r>
-        <w:rPr>
-          <w:rFonts w:cs="Times New Roman"/>
-          <w:szCs w:val="28"/>
-        </w:rPr>
-        <w:t xml:space="preserve">#. Однако, хотя эти понятия связаны, отождествлять их неверно. Язык </w:t>
-      </w:r>
-      <w:r>
-        <w:rPr>
-          <w:rFonts w:cs="Times New Roman"/>
-          <w:szCs w:val="28"/>
-          <w:lang w:val="en-US"/>
-        </w:rPr>
-        <w:t>C</w:t>
-      </w:r>
-      <w:r>
-        <w:rPr>
-          <w:rFonts w:cs="Times New Roman"/>
-          <w:szCs w:val="28"/>
-        </w:rPr>
-        <w:t># был создан специально для работы с фреймворком .</w:t>
-      </w:r>
-      <w:r>
-        <w:rPr>
-          <w:rFonts w:cs="Times New Roman"/>
-          <w:szCs w:val="28"/>
-          <w:lang w:val="en-US"/>
-        </w:rPr>
-        <w:t>NET</w:t>
-      </w:r>
-      <w:r>
-        <w:rPr>
-          <w:rFonts w:cs="Times New Roman"/>
-          <w:szCs w:val="28"/>
-        </w:rPr>
-        <w:t>, однако само понятие .</w:t>
-      </w:r>
-      <w:r>
-        <w:rPr>
-          <w:rFonts w:cs="Times New Roman"/>
-          <w:szCs w:val="28"/>
-          <w:lang w:val="en-US"/>
-        </w:rPr>
-        <w:t>NET</w:t>
-      </w:r>
-      <w:r>
-        <w:rPr>
-          <w:rFonts w:cs="Times New Roman"/>
-          <w:szCs w:val="28"/>
-        </w:rPr>
-        <w:t xml:space="preserve"> несколько шире.</w:t>
-      </w:r>
-    </w:p>
-    <w:p>
-      <w:pPr>
-        <w:ind w:firstLine="709"/>
-        <w:rPr>
-          <w:rFonts w:cs="Times New Roman"/>
-          <w:szCs w:val="28"/>
-        </w:rPr>
-      </w:pPr>
-      <w:r>
-        <w:rPr>
-          <w:rFonts w:cs="Times New Roman"/>
-          <w:szCs w:val="28"/>
-        </w:rPr>
-        <w:t>Как-то Билл Гейтс сказал, что платформа .</w:t>
-      </w:r>
-      <w:r>
-        <w:rPr>
-          <w:rFonts w:cs="Times New Roman"/>
-          <w:szCs w:val="28"/>
-          <w:lang w:val="en-US"/>
-        </w:rPr>
-        <w:t>NET</w:t>
-      </w:r>
-      <w:r>
-        <w:rPr>
-          <w:rFonts w:cs="Times New Roman"/>
-          <w:szCs w:val="28"/>
-        </w:rPr>
-        <w:t xml:space="preserve"> - это лучшее, что создала компания </w:t>
-      </w:r>
-      <w:r>
-        <w:rPr>
-          <w:rFonts w:cs="Times New Roman"/>
-          <w:szCs w:val="28"/>
-          <w:lang w:val="en-US"/>
-        </w:rPr>
-        <w:t>Microsoft</w:t>
-      </w:r>
-      <w:r>
-        <w:rPr>
-          <w:rFonts w:cs="Times New Roman"/>
-          <w:szCs w:val="28"/>
-        </w:rPr>
-        <w:t>.</w:t>
-      </w:r>
-      <w:r>
-        <w:rPr>
-          <w:rFonts w:cs="Times New Roman"/>
-          <w:szCs w:val="28"/>
-        </w:rPr>
-        <w:t xml:space="preserve"> </w:t>
-      </w:r>
-      <w:r>
-        <w:rPr>
-          <w:rFonts w:cs="Times New Roman"/>
-          <w:szCs w:val="28"/>
-        </w:rPr>
-        <w:t>Фреймворк .</w:t>
-      </w:r>
-      <w:r>
-        <w:rPr>
-          <w:rFonts w:cs="Times New Roman"/>
-          <w:szCs w:val="28"/>
-          <w:lang w:val="en-US"/>
-        </w:rPr>
-        <w:t>NET</w:t>
-      </w:r>
-      <w:r>
-        <w:rPr>
-          <w:rFonts w:cs="Times New Roman"/>
-          <w:szCs w:val="28"/>
-        </w:rPr>
-        <w:t xml:space="preserve"> представляет мощную платформу для создания приложений. Можно выделить следующие ее основные черты:</w:t>
-      </w:r>
-    </w:p>
-    <w:p>
-      <w:pPr>
-        <w:ind w:firstLine="709"/>
-        <w:rPr>
-          <w:rFonts w:cs="Times New Roman"/>
-          <w:szCs w:val="28"/>
-        </w:rPr>
-      </w:pPr>
-      <w:r>
-        <w:rPr>
-          <w:rFonts w:cs="Times New Roman"/>
-          <w:szCs w:val="28"/>
-        </w:rPr>
-        <w:t xml:space="preserve">Поддержка нескольких языков. Основой платформы является общеязыковая среда исполнения </w:t>
-      </w:r>
-      <w:r>
-        <w:rPr>
-          <w:rFonts w:cs="Times New Roman"/>
-          <w:szCs w:val="28"/>
-          <w:lang w:val="en-US"/>
-        </w:rPr>
-        <w:t>Common</w:t>
-      </w:r>
-      <w:r>
-        <w:rPr>
-          <w:rFonts w:cs="Times New Roman"/>
-          <w:szCs w:val="28"/>
-        </w:rPr>
-        <w:t xml:space="preserve"> </w:t>
-      </w:r>
-      <w:r>
-        <w:rPr>
-          <w:rFonts w:cs="Times New Roman"/>
-          <w:szCs w:val="28"/>
-          <w:lang w:val="en-US"/>
-        </w:rPr>
-        <w:t>Language</w:t>
-      </w:r>
-      <w:r>
-        <w:rPr>
-          <w:rFonts w:cs="Times New Roman"/>
-          <w:szCs w:val="28"/>
-        </w:rPr>
-        <w:t xml:space="preserve"> </w:t>
-      </w:r>
-      <w:r>
-        <w:rPr>
-          <w:rFonts w:cs="Times New Roman"/>
-          <w:szCs w:val="28"/>
-          <w:lang w:val="en-US"/>
-        </w:rPr>
-        <w:t>Runtime</w:t>
-      </w:r>
-      <w:r>
-        <w:rPr>
-          <w:rFonts w:cs="Times New Roman"/>
-          <w:szCs w:val="28"/>
-        </w:rPr>
-        <w:t xml:space="preserve"> (</w:t>
-      </w:r>
-      <w:r>
-        <w:rPr>
-          <w:rFonts w:cs="Times New Roman"/>
-          <w:szCs w:val="28"/>
-          <w:lang w:val="en-US"/>
-        </w:rPr>
-        <w:t>CLR</w:t>
-      </w:r>
-      <w:r>
-        <w:rPr>
-          <w:rFonts w:cs="Times New Roman"/>
-          <w:szCs w:val="28"/>
-        </w:rPr>
-        <w:t>), благодаря чему .</w:t>
-      </w:r>
-      <w:r>
-        <w:rPr>
-          <w:rFonts w:cs="Times New Roman"/>
-          <w:szCs w:val="28"/>
-          <w:lang w:val="en-US"/>
-        </w:rPr>
-        <w:t>NET</w:t>
-      </w:r>
-      <w:r>
-        <w:rPr>
-          <w:rFonts w:cs="Times New Roman"/>
-          <w:szCs w:val="28"/>
-        </w:rPr>
-        <w:t xml:space="preserve"> поддерживает несколько языков: наряду с </w:t>
-      </w:r>
-      <w:r>
-        <w:rPr>
-          <w:rFonts w:cs="Times New Roman"/>
-          <w:szCs w:val="28"/>
-          <w:lang w:val="en-US"/>
-        </w:rPr>
-        <w:t>C</w:t>
-      </w:r>
-      <w:r>
-        <w:rPr>
-          <w:rFonts w:cs="Times New Roman"/>
-          <w:szCs w:val="28"/>
-        </w:rPr>
-        <w:t xml:space="preserve"># это также </w:t>
-      </w:r>
-      <w:r>
-        <w:rPr>
-          <w:rFonts w:cs="Times New Roman"/>
-          <w:szCs w:val="28"/>
-          <w:lang w:val="en-US"/>
-        </w:rPr>
-        <w:t>VB</w:t>
-      </w:r>
-      <w:r>
-        <w:rPr>
-          <w:rFonts w:cs="Times New Roman"/>
-          <w:szCs w:val="28"/>
-        </w:rPr>
-        <w:t>.</w:t>
-      </w:r>
-      <w:r>
-        <w:rPr>
-          <w:rFonts w:cs="Times New Roman"/>
-          <w:szCs w:val="28"/>
-          <w:lang w:val="en-US"/>
-        </w:rPr>
-        <w:t>NET</w:t>
-      </w:r>
-      <w:r>
-        <w:rPr>
-          <w:rFonts w:cs="Times New Roman"/>
-          <w:szCs w:val="28"/>
-        </w:rPr>
-        <w:t xml:space="preserve">, </w:t>
-      </w:r>
-      <w:r>
-        <w:rPr>
-          <w:rFonts w:cs="Times New Roman"/>
-          <w:szCs w:val="28"/>
-          <w:lang w:val="en-US"/>
-        </w:rPr>
-        <w:t>C</w:t>
-      </w:r>
-      <w:r>
-        <w:rPr>
-          <w:rFonts w:cs="Times New Roman"/>
-          <w:szCs w:val="28"/>
-        </w:rPr>
-        <w:t xml:space="preserve">++, </w:t>
-      </w:r>
-      <w:r>
-        <w:rPr>
-          <w:rFonts w:cs="Times New Roman"/>
-          <w:szCs w:val="28"/>
-          <w:lang w:val="en-US"/>
-        </w:rPr>
-        <w:t>F</w:t>
-      </w:r>
-      <w:r>
-        <w:rPr>
-          <w:rFonts w:cs="Times New Roman"/>
-          <w:szCs w:val="28"/>
-        </w:rPr>
-        <w:t>#, а также различные диалекты других языков, привязанные к .</w:t>
-      </w:r>
-      <w:r>
-        <w:rPr>
-          <w:rFonts w:cs="Times New Roman"/>
-          <w:szCs w:val="28"/>
-          <w:lang w:val="en-US"/>
-        </w:rPr>
-        <w:t>NET</w:t>
-      </w:r>
-      <w:r>
-        <w:rPr>
-          <w:rFonts w:cs="Times New Roman"/>
-          <w:szCs w:val="28"/>
-        </w:rPr>
-        <w:t xml:space="preserve">, например, </w:t>
-      </w:r>
-      <w:r>
-        <w:rPr>
-          <w:rFonts w:cs="Times New Roman"/>
-          <w:szCs w:val="28"/>
-          <w:lang w:val="en-US"/>
-        </w:rPr>
-        <w:t>Delphi</w:t>
-      </w:r>
-      <w:r>
-        <w:rPr>
-          <w:rFonts w:cs="Times New Roman"/>
-          <w:szCs w:val="28"/>
-        </w:rPr>
-        <w:t>.</w:t>
-      </w:r>
-      <w:r>
-        <w:rPr>
-          <w:rFonts w:cs="Times New Roman"/>
-          <w:szCs w:val="28"/>
-          <w:lang w:val="en-US"/>
-        </w:rPr>
-        <w:t>NET</w:t>
-      </w:r>
-      <w:r>
-        <w:rPr>
-          <w:rFonts w:cs="Times New Roman"/>
-          <w:szCs w:val="28"/>
-        </w:rPr>
-        <w:t xml:space="preserve">. При компиляции код на любом из этих языков компилируется в сборку на общем </w:t>
-      </w:r>
-      <w:r>
-        <w:rPr>
-          <w:rFonts w:cs="Times New Roman"/>
-          <w:szCs w:val="28"/>
-        </w:rPr>
-        <w:lastRenderedPageBreak/>
-        <w:t xml:space="preserve">языке </w:t>
-      </w:r>
-      <w:r>
-        <w:rPr>
-          <w:rFonts w:cs="Times New Roman"/>
-          <w:szCs w:val="28"/>
-          <w:lang w:val="en-US"/>
-        </w:rPr>
-        <w:t>CIL</w:t>
-      </w:r>
-      <w:r>
-        <w:rPr>
-          <w:rFonts w:cs="Times New Roman"/>
-          <w:szCs w:val="28"/>
-        </w:rPr>
-        <w:t xml:space="preserve"> (</w:t>
-      </w:r>
-      <w:r>
-        <w:rPr>
-          <w:rFonts w:cs="Times New Roman"/>
-          <w:szCs w:val="28"/>
-          <w:lang w:val="en-US"/>
-        </w:rPr>
-        <w:t>Common</w:t>
-      </w:r>
-      <w:r>
-        <w:rPr>
-          <w:rFonts w:cs="Times New Roman"/>
-          <w:szCs w:val="28"/>
-        </w:rPr>
-        <w:t xml:space="preserve"> </w:t>
-      </w:r>
-      <w:r>
-        <w:rPr>
-          <w:rFonts w:cs="Times New Roman"/>
-          <w:szCs w:val="28"/>
-          <w:lang w:val="en-US"/>
-        </w:rPr>
-        <w:t>Intermediate</w:t>
-      </w:r>
-      <w:r>
-        <w:rPr>
-          <w:rFonts w:cs="Times New Roman"/>
-          <w:szCs w:val="28"/>
-        </w:rPr>
-        <w:t xml:space="preserve"> </w:t>
-      </w:r>
-      <w:r>
-        <w:rPr>
-          <w:rFonts w:cs="Times New Roman"/>
-          <w:szCs w:val="28"/>
-          <w:lang w:val="en-US"/>
-        </w:rPr>
-        <w:t>Language</w:t>
-      </w:r>
-      <w:r>
-        <w:rPr>
-          <w:rFonts w:cs="Times New Roman"/>
-          <w:szCs w:val="28"/>
-        </w:rPr>
-        <w:t>) - своего рода ассемблер платформы .</w:t>
-      </w:r>
-      <w:r>
-        <w:rPr>
-          <w:rFonts w:cs="Times New Roman"/>
-          <w:szCs w:val="28"/>
-          <w:lang w:val="en-US"/>
-        </w:rPr>
-        <w:t>NET</w:t>
-      </w:r>
-      <w:r>
-        <w:rPr>
-          <w:rFonts w:cs="Times New Roman"/>
-          <w:szCs w:val="28"/>
-        </w:rPr>
-        <w:t>. Поэтому при определенных условиях мы можем сделать отдельные модули одного приложения на отдельных языках.</w:t>
-      </w:r>
-    </w:p>
-    <w:p>
-      <w:pPr>
-        <w:ind w:firstLine="709"/>
-        <w:rPr>
-          <w:rFonts w:cs="Times New Roman"/>
-          <w:szCs w:val="28"/>
-        </w:rPr>
-      </w:pPr>
-      <w:r>
-        <w:rPr>
-          <w:rFonts w:cs="Times New Roman"/>
-          <w:szCs w:val="28"/>
-        </w:rPr>
-        <w:t>Кроссплатформенность. .</w:t>
-      </w:r>
-      <w:r>
-        <w:rPr>
-          <w:rFonts w:cs="Times New Roman"/>
-          <w:szCs w:val="28"/>
-          <w:lang w:val="en-US"/>
-        </w:rPr>
-        <w:t>NET</w:t>
-      </w:r>
-      <w:r>
-        <w:rPr>
-          <w:rFonts w:cs="Times New Roman"/>
-          <w:szCs w:val="28"/>
-        </w:rPr>
-        <w:t xml:space="preserve"> является переносимой платформой (с некоторыми ограничениями). Например, последняя версия платформы на данный момент - .</w:t>
-      </w:r>
-      <w:r>
-        <w:rPr>
-          <w:rFonts w:cs="Times New Roman"/>
-          <w:szCs w:val="28"/>
-          <w:lang w:val="en-US"/>
-        </w:rPr>
-        <w:t>NET</w:t>
-      </w:r>
-      <w:r>
-        <w:rPr>
-          <w:rFonts w:cs="Times New Roman"/>
-          <w:szCs w:val="28"/>
-        </w:rPr>
-        <w:t xml:space="preserve"> 7 поддерживается на большинстве современных ОС </w:t>
-      </w:r>
-      <w:r>
-        <w:rPr>
-          <w:rFonts w:cs="Times New Roman"/>
-          <w:szCs w:val="28"/>
-          <w:lang w:val="en-US"/>
-        </w:rPr>
-        <w:t>Windows</w:t>
-      </w:r>
-      <w:r>
-        <w:rPr>
-          <w:rFonts w:cs="Times New Roman"/>
-          <w:szCs w:val="28"/>
-        </w:rPr>
-        <w:t xml:space="preserve">, </w:t>
-      </w:r>
-      <w:r>
-        <w:rPr>
-          <w:rFonts w:cs="Times New Roman"/>
-          <w:szCs w:val="28"/>
-          <w:lang w:val="en-US"/>
-        </w:rPr>
-        <w:t>MacOS</w:t>
-      </w:r>
-      <w:r>
-        <w:rPr>
-          <w:rFonts w:cs="Times New Roman"/>
-          <w:szCs w:val="28"/>
-        </w:rPr>
-        <w:t xml:space="preserve">, </w:t>
-      </w:r>
-      <w:r>
-        <w:rPr>
-          <w:rFonts w:cs="Times New Roman"/>
-          <w:szCs w:val="28"/>
-          <w:lang w:val="en-US"/>
-        </w:rPr>
-        <w:t>Linux</w:t>
-      </w:r>
-      <w:r>
-        <w:rPr>
-          <w:rFonts w:cs="Times New Roman"/>
-          <w:szCs w:val="28"/>
-        </w:rPr>
-        <w:t>. Используя различные технологии на платформе .</w:t>
-      </w:r>
-      <w:r>
-        <w:rPr>
-          <w:rFonts w:cs="Times New Roman"/>
-          <w:szCs w:val="28"/>
-          <w:lang w:val="en-US"/>
-        </w:rPr>
-        <w:t>NET</w:t>
-      </w:r>
-      <w:r>
-        <w:rPr>
-          <w:rFonts w:cs="Times New Roman"/>
-          <w:szCs w:val="28"/>
-        </w:rPr>
-        <w:t xml:space="preserve">, можно разрабатывать приложения на языке </w:t>
-      </w:r>
-      <w:r>
-        <w:rPr>
-          <w:rFonts w:cs="Times New Roman"/>
-          <w:szCs w:val="28"/>
-          <w:lang w:val="en-US"/>
-        </w:rPr>
-        <w:t>C</w:t>
-      </w:r>
-      <w:r>
-        <w:rPr>
-          <w:rFonts w:cs="Times New Roman"/>
-          <w:szCs w:val="28"/>
-        </w:rPr>
-        <w:t xml:space="preserve"># для самых разных платформ - </w:t>
-      </w:r>
-      <w:r>
-        <w:rPr>
-          <w:rFonts w:cs="Times New Roman"/>
-          <w:szCs w:val="28"/>
-          <w:lang w:val="en-US"/>
-        </w:rPr>
-        <w:t>Windows</w:t>
-      </w:r>
-      <w:r>
-        <w:rPr>
-          <w:rFonts w:cs="Times New Roman"/>
-          <w:szCs w:val="28"/>
-        </w:rPr>
-        <w:t xml:space="preserve">, </w:t>
-      </w:r>
-      <w:r>
-        <w:rPr>
-          <w:rFonts w:cs="Times New Roman"/>
-          <w:szCs w:val="28"/>
-          <w:lang w:val="en-US"/>
-        </w:rPr>
-        <w:t>MacOS</w:t>
-      </w:r>
-      <w:r>
-        <w:rPr>
-          <w:rFonts w:cs="Times New Roman"/>
-          <w:szCs w:val="28"/>
-        </w:rPr>
-        <w:t xml:space="preserve">, </w:t>
-      </w:r>
-      <w:r>
-        <w:rPr>
-          <w:rFonts w:cs="Times New Roman"/>
-          <w:szCs w:val="28"/>
-          <w:lang w:val="en-US"/>
-        </w:rPr>
-        <w:t>Linux</w:t>
-      </w:r>
-      <w:r>
-        <w:rPr>
-          <w:rFonts w:cs="Times New Roman"/>
-          <w:szCs w:val="28"/>
-        </w:rPr>
-        <w:t xml:space="preserve">, </w:t>
-      </w:r>
-      <w:r>
-        <w:rPr>
-          <w:rFonts w:cs="Times New Roman"/>
-          <w:szCs w:val="28"/>
-          <w:lang w:val="en-US"/>
-        </w:rPr>
-        <w:t>Android</w:t>
-      </w:r>
-      <w:r>
-        <w:rPr>
-          <w:rFonts w:cs="Times New Roman"/>
-          <w:szCs w:val="28"/>
-        </w:rPr>
-        <w:t xml:space="preserve">, </w:t>
-      </w:r>
-      <w:r>
-        <w:rPr>
-          <w:rFonts w:cs="Times New Roman"/>
-          <w:szCs w:val="28"/>
-          <w:lang w:val="en-US"/>
-        </w:rPr>
-        <w:t>iOS</w:t>
-      </w:r>
-      <w:r>
-        <w:rPr>
-          <w:rFonts w:cs="Times New Roman"/>
-          <w:szCs w:val="28"/>
-        </w:rPr>
-        <w:t xml:space="preserve">, </w:t>
-      </w:r>
-      <w:r>
-        <w:rPr>
-          <w:rFonts w:cs="Times New Roman"/>
-          <w:szCs w:val="28"/>
-          <w:lang w:val="en-US"/>
-        </w:rPr>
-        <w:t>Tizen</w:t>
-      </w:r>
-      <w:r>
-        <w:rPr>
-          <w:rFonts w:cs="Times New Roman"/>
-          <w:szCs w:val="28"/>
-        </w:rPr>
-        <w:t>.</w:t>
-      </w:r>
-    </w:p>
-    <w:p>
-      <w:pPr>
-        <w:ind w:firstLine="709"/>
-        <w:rPr>
-          <w:rFonts w:cs="Times New Roman"/>
-          <w:szCs w:val="28"/>
-        </w:rPr>
-      </w:pPr>
-      <w:r>
-        <w:rPr>
-          <w:rFonts w:cs="Times New Roman"/>
-          <w:szCs w:val="28"/>
-        </w:rPr>
-        <w:t>Мощная библиотека классов. .</w:t>
-      </w:r>
-      <w:r>
-        <w:rPr>
-          <w:rFonts w:cs="Times New Roman"/>
-          <w:szCs w:val="28"/>
-          <w:lang w:val="en-US"/>
-        </w:rPr>
-        <w:t>NET</w:t>
-      </w:r>
-      <w:r>
-        <w:rPr>
-          <w:rFonts w:cs="Times New Roman"/>
-          <w:szCs w:val="28"/>
-        </w:rPr>
-        <w:t xml:space="preserve"> представляет единую для всех поддерживаемых языков библиотеку классов. И какое бы приложение мы не собирались писать на </w:t>
-      </w:r>
-      <w:r>
-        <w:rPr>
-          <w:rFonts w:cs="Times New Roman"/>
-          <w:szCs w:val="28"/>
-          <w:lang w:val="en-US"/>
-        </w:rPr>
-        <w:t>C</w:t>
-      </w:r>
-      <w:r>
-        <w:rPr>
-          <w:rFonts w:cs="Times New Roman"/>
-          <w:szCs w:val="28"/>
-        </w:rPr>
-        <w:t># - текстовый редактор, чат или сложный веб-сайт - так или иначе мы задействуем библиотеку классов .</w:t>
-      </w:r>
-      <w:r>
-        <w:rPr>
-          <w:rFonts w:cs="Times New Roman"/>
-          <w:szCs w:val="28"/>
-          <w:lang w:val="en-US"/>
-        </w:rPr>
-        <w:t>NET</w:t>
-      </w:r>
-      <w:r>
-        <w:rPr>
-          <w:rFonts w:cs="Times New Roman"/>
-          <w:szCs w:val="28"/>
-        </w:rPr>
-        <w:t>.</w:t>
-      </w:r>
-    </w:p>
-    <w:p>
-      <w:pPr>
-        <w:ind w:firstLine="709"/>
-        <w:rPr>
-          <w:rFonts w:cs="Times New Roman"/>
-          <w:szCs w:val="28"/>
-        </w:rPr>
-      </w:pPr>
-      <w:r>
-        <w:rPr>
-          <w:rFonts w:cs="Times New Roman"/>
-          <w:szCs w:val="28"/>
-        </w:rPr>
-        <w:t xml:space="preserve">Разнообразие технологий. Общеязыковая среда исполнения </w:t>
-      </w:r>
-      <w:r>
-        <w:rPr>
-          <w:rFonts w:cs="Times New Roman"/>
-          <w:szCs w:val="28"/>
-          <w:lang w:val="en-US"/>
-        </w:rPr>
-        <w:t>CLR</w:t>
-      </w:r>
-      <w:r>
-        <w:rPr>
-          <w:rFonts w:cs="Times New Roman"/>
-          <w:szCs w:val="28"/>
-        </w:rPr>
-        <w:t xml:space="preserve"> и базовая библиотека классов являются основой для целого стека технологий, которые разработчики могут задействовать при построении тех или иных приложений. Например, для работы с базами данных в этом стеке технологий предназначена технология </w:t>
-      </w:r>
-      <w:r>
-        <w:rPr>
-          <w:rFonts w:cs="Times New Roman"/>
-          <w:szCs w:val="28"/>
-          <w:lang w:val="en-US"/>
-        </w:rPr>
-        <w:t>ADO</w:t>
-      </w:r>
-      <w:r>
-        <w:rPr>
-          <w:rFonts w:cs="Times New Roman"/>
-          <w:szCs w:val="28"/>
-        </w:rPr>
-        <w:t>.</w:t>
-      </w:r>
-      <w:r>
-        <w:rPr>
-          <w:rFonts w:cs="Times New Roman"/>
-          <w:szCs w:val="28"/>
-          <w:lang w:val="en-US"/>
-        </w:rPr>
-        <w:t>NET</w:t>
-      </w:r>
-      <w:r>
-        <w:rPr>
-          <w:rFonts w:cs="Times New Roman"/>
-          <w:szCs w:val="28"/>
-        </w:rPr>
-        <w:t xml:space="preserve"> и </w:t>
-      </w:r>
-      <w:r>
-        <w:rPr>
-          <w:rFonts w:cs="Times New Roman"/>
-          <w:szCs w:val="28"/>
-          <w:lang w:val="en-US"/>
-        </w:rPr>
-        <w:t>Entity</w:t>
-      </w:r>
-      <w:r>
-        <w:rPr>
-          <w:rFonts w:cs="Times New Roman"/>
-          <w:szCs w:val="28"/>
-        </w:rPr>
-        <w:t xml:space="preserve"> </w:t>
-      </w:r>
-      <w:r>
-        <w:rPr>
-          <w:rFonts w:cs="Times New Roman"/>
-          <w:szCs w:val="28"/>
-          <w:lang w:val="en-US"/>
-        </w:rPr>
-        <w:t>Framework</w:t>
-      </w:r>
-      <w:r>
-        <w:rPr>
-          <w:rFonts w:cs="Times New Roman"/>
-          <w:szCs w:val="28"/>
-        </w:rPr>
-        <w:t xml:space="preserve"> </w:t>
-      </w:r>
-      <w:r>
-        <w:rPr>
-          <w:rFonts w:cs="Times New Roman"/>
-          <w:szCs w:val="28"/>
-          <w:lang w:val="en-US"/>
-        </w:rPr>
-        <w:t>Core</w:t>
-      </w:r>
-      <w:r>
-        <w:rPr>
-          <w:rFonts w:cs="Times New Roman"/>
-          <w:szCs w:val="28"/>
-        </w:rPr>
-        <w:t xml:space="preserve">. Для построения графических приложений с богатым насыщенным интерфейсом - технология </w:t>
-      </w:r>
-      <w:r>
-        <w:rPr>
-          <w:rFonts w:cs="Times New Roman"/>
-          <w:szCs w:val="28"/>
-          <w:lang w:val="en-US"/>
-        </w:rPr>
-        <w:t>WPF</w:t>
-      </w:r>
-      <w:r>
-        <w:rPr>
-          <w:rFonts w:cs="Times New Roman"/>
-          <w:szCs w:val="28"/>
-        </w:rPr>
-        <w:t xml:space="preserve"> и </w:t>
-      </w:r>
-      <w:proofErr w:type="spellStart"/>
-      <w:r>
-        <w:rPr>
-          <w:rFonts w:cs="Times New Roman"/>
-          <w:szCs w:val="28"/>
-          <w:lang w:val="en-US"/>
-        </w:rPr>
-        <w:t>WinUI</w:t>
-      </w:r>
-      <w:proofErr w:type="spellEnd"/>
-      <w:r>
-        <w:rPr>
-          <w:rFonts w:cs="Times New Roman"/>
-          <w:szCs w:val="28"/>
-        </w:rPr>
-        <w:t xml:space="preserve">, для создания более простых графических приложений - </w:t>
-      </w:r>
-      <w:r>
-        <w:rPr>
-          <w:rFonts w:cs="Times New Roman"/>
-          <w:szCs w:val="28"/>
-          <w:lang w:val="en-US"/>
-        </w:rPr>
-        <w:t>Windows</w:t>
-      </w:r>
-      <w:r>
-        <w:rPr>
-          <w:rFonts w:cs="Times New Roman"/>
-          <w:szCs w:val="28"/>
-        </w:rPr>
-        <w:t xml:space="preserve"> </w:t>
-      </w:r>
-      <w:r>
-        <w:rPr>
-          <w:rFonts w:cs="Times New Roman"/>
-          <w:szCs w:val="28"/>
-          <w:lang w:val="en-US"/>
-        </w:rPr>
-        <w:t>Forms</w:t>
-      </w:r>
-      <w:r>
-        <w:rPr>
-          <w:rFonts w:cs="Times New Roman"/>
-          <w:szCs w:val="28"/>
-        </w:rPr>
-        <w:t xml:space="preserve">. Для разработки кроссплатформенных мобильных и десктопных приложений - </w:t>
-      </w:r>
-      <w:r>
-        <w:rPr>
-          <w:rFonts w:cs="Times New Roman"/>
-          <w:szCs w:val="28"/>
-          <w:lang w:val="en-US"/>
-        </w:rPr>
-        <w:t>Xamarin</w:t>
-      </w:r>
-      <w:r>
-        <w:rPr>
-          <w:rFonts w:cs="Times New Roman"/>
-          <w:szCs w:val="28"/>
-        </w:rPr>
-        <w:t>/</w:t>
-      </w:r>
-      <w:r>
-        <w:rPr>
-          <w:rFonts w:cs="Times New Roman"/>
-          <w:szCs w:val="28"/>
-          <w:lang w:val="en-US"/>
-        </w:rPr>
-        <w:t>MAUI</w:t>
-      </w:r>
-      <w:r>
-        <w:rPr>
-          <w:rFonts w:cs="Times New Roman"/>
-          <w:szCs w:val="28"/>
-        </w:rPr>
-        <w:t xml:space="preserve">. Для создания веб-сайтов и веб-приложений - </w:t>
-      </w:r>
-      <w:r>
-        <w:rPr>
-          <w:rFonts w:cs="Times New Roman"/>
-          <w:szCs w:val="28"/>
-          <w:lang w:val="en-US"/>
-        </w:rPr>
-        <w:t>ASP</w:t>
-      </w:r>
-      <w:r>
-        <w:rPr>
-          <w:rFonts w:cs="Times New Roman"/>
-          <w:szCs w:val="28"/>
-        </w:rPr>
-        <w:t>.</w:t>
-      </w:r>
-      <w:r>
-        <w:rPr>
-          <w:rFonts w:cs="Times New Roman"/>
-          <w:szCs w:val="28"/>
-          <w:lang w:val="en-US"/>
-        </w:rPr>
-        <w:t>NET</w:t>
-      </w:r>
-      <w:r>
-        <w:rPr>
-          <w:rFonts w:cs="Times New Roman"/>
-          <w:szCs w:val="28"/>
-        </w:rPr>
-        <w:t xml:space="preserve"> и т.д.</w:t>
-      </w:r>
-    </w:p>
-    <w:p>
-      <w:pPr>
-        <w:ind w:firstLine="709"/>
-        <w:rPr>
-          <w:rFonts w:cs="Times New Roman"/>
-          <w:szCs w:val="28"/>
-        </w:rPr>
-      </w:pPr>
-      <w:r>
-        <w:rPr>
-          <w:rFonts w:cs="Times New Roman"/>
-          <w:szCs w:val="28"/>
-        </w:rPr>
-        <w:t xml:space="preserve">К этому стоит добавить активной развивающийся и набирающий популяность </w:t>
-      </w:r>
-      <w:r>
-        <w:rPr>
-          <w:rFonts w:cs="Times New Roman"/>
-          <w:szCs w:val="28"/>
-          <w:lang w:val="en-US"/>
-        </w:rPr>
-        <w:t>Blazor</w:t>
-      </w:r>
-      <w:r>
-        <w:rPr>
-          <w:rFonts w:cs="Times New Roman"/>
-          <w:szCs w:val="28"/>
-        </w:rPr>
-        <w:t xml:space="preserve"> - фреймворк, который работает поверх .</w:t>
-      </w:r>
-      <w:r>
-        <w:rPr>
-          <w:rFonts w:cs="Times New Roman"/>
-          <w:szCs w:val="28"/>
-          <w:lang w:val="en-US"/>
-        </w:rPr>
-        <w:t>NET</w:t>
-      </w:r>
-      <w:r>
-        <w:rPr>
-          <w:rFonts w:cs="Times New Roman"/>
-          <w:szCs w:val="28"/>
-        </w:rPr>
-        <w:t xml:space="preserve"> и который позволяет создавать веб-приложения как на стороне сервера, так и на стороне клиента. А в будущем будет поддерживать создание мобильных приложений и, возможно, десктоп-приложений.</w:t>
-      </w:r>
-    </w:p>
-    <w:p>
-      <w:pPr>
-        <w:ind w:firstLine="709"/>
-        <w:rPr>
-          <w:rFonts w:cs="Times New Roman"/>
-          <w:szCs w:val="28"/>
-        </w:rPr>
-      </w:pPr>
-      <w:r>
-        <w:rPr>
-          <w:rFonts w:cs="Times New Roman"/>
-          <w:szCs w:val="28"/>
-        </w:rPr>
-        <w:t>Производительность. Согласно ряду тестов веб-приложения на .</w:t>
-      </w:r>
-      <w:r>
-        <w:rPr>
-          <w:rFonts w:cs="Times New Roman"/>
-          <w:szCs w:val="28"/>
-          <w:lang w:val="en-US"/>
-        </w:rPr>
-        <w:t>NET</w:t>
-      </w:r>
-      <w:r>
-        <w:rPr>
-          <w:rFonts w:cs="Times New Roman"/>
-          <w:szCs w:val="28"/>
-        </w:rPr>
-        <w:t xml:space="preserve"> 7 в ряде категорий сильно опережают веб-приложения, построенные с помощью </w:t>
-      </w:r>
-      <w:r>
-        <w:rPr>
-          <w:rFonts w:cs="Times New Roman"/>
-          <w:szCs w:val="28"/>
-        </w:rPr>
-        <w:lastRenderedPageBreak/>
-        <w:t>других технологий. Приложения на .</w:t>
-      </w:r>
-      <w:r>
-        <w:rPr>
-          <w:rFonts w:cs="Times New Roman"/>
-          <w:szCs w:val="28"/>
-          <w:lang w:val="en-US"/>
-        </w:rPr>
-        <w:t>NET</w:t>
-      </w:r>
-      <w:r>
-        <w:rPr>
-          <w:rFonts w:cs="Times New Roman"/>
-          <w:szCs w:val="28"/>
-        </w:rPr>
-        <w:t xml:space="preserve"> 7 в принципе отличаются высокой производительностью.</w:t>
-      </w:r>
-    </w:p>
-    <w:p>
-      <w:pPr>
-        <w:ind w:firstLine="709"/>
-        <w:rPr>
-          <w:rFonts w:cs="Times New Roman"/>
-          <w:szCs w:val="28"/>
-        </w:rPr>
-      </w:pPr>
-      <w:r>
-        <w:rPr>
-          <w:rFonts w:cs="Times New Roman"/>
-          <w:szCs w:val="28"/>
-        </w:rPr>
-        <w:t xml:space="preserve">Также еще следует отметить такую особенность языка </w:t>
-      </w:r>
-      <w:r>
-        <w:rPr>
-          <w:rFonts w:cs="Times New Roman"/>
-          <w:szCs w:val="28"/>
-          <w:lang w:val="en-US"/>
-        </w:rPr>
-        <w:t>C</w:t>
-      </w:r>
-      <w:r>
-        <w:rPr>
-          <w:rFonts w:cs="Times New Roman"/>
-          <w:szCs w:val="28"/>
-        </w:rPr>
-        <w:t># и фреймворка .</w:t>
-      </w:r>
-      <w:r>
-        <w:rPr>
-          <w:rFonts w:cs="Times New Roman"/>
-          <w:szCs w:val="28"/>
-          <w:lang w:val="en-US"/>
-        </w:rPr>
-        <w:t>NET</w:t>
-      </w:r>
-      <w:r>
-        <w:rPr>
-          <w:rFonts w:cs="Times New Roman"/>
-          <w:szCs w:val="28"/>
-        </w:rPr>
-        <w:t xml:space="preserve">, как автоматическая сборка мусора. А это значит, что нам в большинстве случаев не придется, в отличие от С++, заботиться об освобождении памяти. Вышеупомянутая общеязыковая среда </w:t>
-      </w:r>
-      <w:r>
-        <w:rPr>
-          <w:rFonts w:cs="Times New Roman"/>
-          <w:szCs w:val="28"/>
-          <w:lang w:val="en-US"/>
-        </w:rPr>
-        <w:t>CLR</w:t>
-      </w:r>
-      <w:r>
-        <w:rPr>
-          <w:rFonts w:cs="Times New Roman"/>
-          <w:szCs w:val="28"/>
-        </w:rPr>
-        <w:t xml:space="preserve"> сама вызовет сборщик мусора и очистит память.</w:t>
-      </w:r>
-    </w:p>
-    <w:p>
-      <w:pPr>
-        <w:ind w:firstLine="709"/>
-        <w:rPr>
-          <w:rFonts w:cs="Times New Roman"/>
-          <w:szCs w:val="28"/>
-        </w:rPr>
-      </w:pPr>
-      <w:r>
-        <w:rPr>
-          <w:rFonts w:cs="Times New Roman"/>
-          <w:szCs w:val="28"/>
-        </w:rPr>
-        <w:t>.</w:t>
-      </w:r>
-      <w:r>
-        <w:rPr>
-          <w:rFonts w:cs="Times New Roman"/>
-          <w:szCs w:val="28"/>
-          <w:lang w:val="en-US"/>
-        </w:rPr>
-        <w:t>NET</w:t>
-      </w:r>
-      <w:r>
-        <w:rPr>
-          <w:rFonts w:cs="Times New Roman"/>
-          <w:szCs w:val="28"/>
-        </w:rPr>
-        <w:t xml:space="preserve"> </w:t>
-      </w:r>
-      <w:r>
-        <w:rPr>
-          <w:rFonts w:cs="Times New Roman"/>
-          <w:szCs w:val="28"/>
-          <w:lang w:val="en-US"/>
-        </w:rPr>
-        <w:t>Framework</w:t>
-      </w:r>
-      <w:r>
-        <w:rPr>
-          <w:rFonts w:cs="Times New Roman"/>
-          <w:szCs w:val="28"/>
-        </w:rPr>
-        <w:t xml:space="preserve"> и .</w:t>
-      </w:r>
-      <w:r>
-        <w:rPr>
-          <w:rFonts w:cs="Times New Roman"/>
-          <w:szCs w:val="28"/>
-          <w:lang w:val="en-US"/>
-        </w:rPr>
-        <w:t>NET</w:t>
-      </w:r>
-      <w:r>
-        <w:rPr>
-          <w:rFonts w:cs="Times New Roman"/>
-          <w:szCs w:val="28"/>
-        </w:rPr>
-        <w:t xml:space="preserve"> 7</w:t>
-      </w:r>
-    </w:p>
-    <w:p>
-      <w:pPr>
-        <w:ind w:firstLine="709"/>
-        <w:rPr>
-          <w:rFonts w:cs="Times New Roman"/>
-          <w:szCs w:val="28"/>
-        </w:rPr>
-      </w:pPr>
-      <w:r>
-        <w:rPr>
-          <w:rFonts w:cs="Times New Roman"/>
-          <w:szCs w:val="28"/>
-        </w:rPr>
-        <w:t>Стоит отметить, что .</w:t>
-      </w:r>
-      <w:r>
-        <w:rPr>
-          <w:rFonts w:cs="Times New Roman"/>
-          <w:szCs w:val="28"/>
-          <w:lang w:val="en-US"/>
-        </w:rPr>
-        <w:t>NET</w:t>
-      </w:r>
-      <w:r>
-        <w:rPr>
-          <w:rFonts w:cs="Times New Roman"/>
-          <w:szCs w:val="28"/>
-        </w:rPr>
-        <w:t xml:space="preserve"> долгое время развивался премущественно как платформа для </w:t>
-      </w:r>
-      <w:r>
-        <w:rPr>
-          <w:rFonts w:cs="Times New Roman"/>
-          <w:szCs w:val="28"/>
-          <w:lang w:val="en-US"/>
-        </w:rPr>
-        <w:t>Windows</w:t>
-      </w:r>
-      <w:r>
-        <w:rPr>
-          <w:rFonts w:cs="Times New Roman"/>
-          <w:szCs w:val="28"/>
-        </w:rPr>
-        <w:t xml:space="preserve"> под названием .</w:t>
-      </w:r>
-      <w:r>
-        <w:rPr>
-          <w:rFonts w:cs="Times New Roman"/>
-          <w:szCs w:val="28"/>
-          <w:lang w:val="en-US"/>
-        </w:rPr>
-        <w:t>NET</w:t>
-      </w:r>
-      <w:r>
-        <w:rPr>
-          <w:rFonts w:cs="Times New Roman"/>
-          <w:szCs w:val="28"/>
-        </w:rPr>
-        <w:t xml:space="preserve"> </w:t>
-      </w:r>
-      <w:r>
-        <w:rPr>
-          <w:rFonts w:cs="Times New Roman"/>
-          <w:szCs w:val="28"/>
-          <w:lang w:val="en-US"/>
-        </w:rPr>
-        <w:t>Framework</w:t>
-      </w:r>
-      <w:r>
-        <w:rPr>
-          <w:rFonts w:cs="Times New Roman"/>
-          <w:szCs w:val="28"/>
-        </w:rPr>
-        <w:t>. В 2019 вышла последняя версия этой платформы - .</w:t>
-      </w:r>
-      <w:r>
-        <w:rPr>
-          <w:rFonts w:cs="Times New Roman"/>
-          <w:szCs w:val="28"/>
-          <w:lang w:val="en-US"/>
-        </w:rPr>
-        <w:t>NET</w:t>
-      </w:r>
-      <w:r>
-        <w:rPr>
-          <w:rFonts w:cs="Times New Roman"/>
-          <w:szCs w:val="28"/>
-        </w:rPr>
-        <w:t xml:space="preserve"> </w:t>
-      </w:r>
-      <w:r>
-        <w:rPr>
-          <w:rFonts w:cs="Times New Roman"/>
-          <w:szCs w:val="28"/>
-          <w:lang w:val="en-US"/>
-        </w:rPr>
-        <w:t>Framework</w:t>
-      </w:r>
-      <w:r>
-        <w:rPr>
-          <w:rFonts w:cs="Times New Roman"/>
-          <w:szCs w:val="28"/>
-        </w:rPr>
-        <w:t xml:space="preserve"> 4.8. Она больше не развивается</w:t>
-      </w:r>
-    </w:p>
-    <w:p>
-      <w:pPr>
-        <w:ind w:firstLine="709"/>
-        <w:rPr>
-          <w:rFonts w:cs="Times New Roman"/>
-          <w:szCs w:val="28"/>
-        </w:rPr>
-      </w:pPr>
-      <w:r>
-        <w:rPr>
-          <w:rFonts w:cs="Times New Roman"/>
-          <w:szCs w:val="28"/>
-        </w:rPr>
-        <w:t xml:space="preserve">С 2014 </w:t>
-      </w:r>
-      <w:r>
-        <w:rPr>
-          <w:rFonts w:cs="Times New Roman"/>
-          <w:szCs w:val="28"/>
-          <w:lang w:val="en-US"/>
-        </w:rPr>
-        <w:t>Microsoft</w:t>
-      </w:r>
-      <w:r>
-        <w:rPr>
-          <w:rFonts w:cs="Times New Roman"/>
-          <w:szCs w:val="28"/>
-        </w:rPr>
-        <w:t xml:space="preserve"> стал развивать альтернативную платформу - .</w:t>
-      </w:r>
-      <w:r>
-        <w:rPr>
-          <w:rFonts w:cs="Times New Roman"/>
-          <w:szCs w:val="28"/>
-          <w:lang w:val="en-US"/>
-        </w:rPr>
-        <w:t>NET</w:t>
-      </w:r>
-      <w:r>
-        <w:rPr>
-          <w:rFonts w:cs="Times New Roman"/>
-          <w:szCs w:val="28"/>
-        </w:rPr>
-        <w:t xml:space="preserve"> </w:t>
-      </w:r>
-      <w:r>
-        <w:rPr>
-          <w:rFonts w:cs="Times New Roman"/>
-          <w:szCs w:val="28"/>
-          <w:lang w:val="en-US"/>
-        </w:rPr>
-        <w:t>Core</w:t>
-      </w:r>
-      <w:r>
-        <w:rPr>
-          <w:rFonts w:cs="Times New Roman"/>
-          <w:szCs w:val="28"/>
-        </w:rPr>
-        <w:t>, которая уже предназначалась для разных платформ и должна была вобрать в себя все возможности устаревшего .</w:t>
-      </w:r>
-      <w:r>
-        <w:rPr>
-          <w:rFonts w:cs="Times New Roman"/>
-          <w:szCs w:val="28"/>
-          <w:lang w:val="en-US"/>
-        </w:rPr>
-        <w:t>NET</w:t>
-      </w:r>
-      <w:r>
-        <w:rPr>
-          <w:rFonts w:cs="Times New Roman"/>
-          <w:szCs w:val="28"/>
-        </w:rPr>
-        <w:t xml:space="preserve"> </w:t>
-      </w:r>
-      <w:r>
-        <w:rPr>
-          <w:rFonts w:cs="Times New Roman"/>
-          <w:szCs w:val="28"/>
-          <w:lang w:val="en-US"/>
-        </w:rPr>
-        <w:t>Framework</w:t>
-      </w:r>
-      <w:r>
-        <w:rPr>
-          <w:rFonts w:cs="Times New Roman"/>
-          <w:szCs w:val="28"/>
-        </w:rPr>
-        <w:t xml:space="preserve"> и добавить новую функциональность. Затем </w:t>
-      </w:r>
-      <w:r>
-        <w:rPr>
-          <w:rFonts w:cs="Times New Roman"/>
-          <w:szCs w:val="28"/>
-          <w:lang w:val="en-US"/>
-        </w:rPr>
-        <w:t>Microsoft</w:t>
-      </w:r>
-      <w:r>
-        <w:rPr>
-          <w:rFonts w:cs="Times New Roman"/>
-          <w:szCs w:val="28"/>
-        </w:rPr>
-        <w:t xml:space="preserve"> последовательно выпустил ряд версий этой платформы: .</w:t>
-      </w:r>
-      <w:r>
-        <w:rPr>
-          <w:rFonts w:cs="Times New Roman"/>
-          <w:szCs w:val="28"/>
-          <w:lang w:val="en-US"/>
-        </w:rPr>
-        <w:t>NET</w:t>
-      </w:r>
-      <w:r>
-        <w:rPr>
-          <w:rFonts w:cs="Times New Roman"/>
-          <w:szCs w:val="28"/>
-        </w:rPr>
-        <w:t xml:space="preserve"> </w:t>
-      </w:r>
-      <w:r>
-        <w:rPr>
-          <w:rFonts w:cs="Times New Roman"/>
-          <w:szCs w:val="28"/>
-          <w:lang w:val="en-US"/>
-        </w:rPr>
-        <w:t>Core</w:t>
-      </w:r>
-      <w:r>
-        <w:rPr>
-          <w:rFonts w:cs="Times New Roman"/>
-          <w:szCs w:val="28"/>
-        </w:rPr>
-        <w:t xml:space="preserve"> 1, .</w:t>
-      </w:r>
-      <w:r>
-        <w:rPr>
-          <w:rFonts w:cs="Times New Roman"/>
-          <w:szCs w:val="28"/>
-          <w:lang w:val="en-US"/>
-        </w:rPr>
-        <w:t>NET</w:t>
-      </w:r>
-      <w:r>
-        <w:rPr>
-          <w:rFonts w:cs="Times New Roman"/>
-          <w:szCs w:val="28"/>
-        </w:rPr>
-        <w:t xml:space="preserve"> </w:t>
-      </w:r>
-      <w:r>
-        <w:rPr>
-          <w:rFonts w:cs="Times New Roman"/>
-          <w:szCs w:val="28"/>
-          <w:lang w:val="en-US"/>
-        </w:rPr>
-        <w:t>Core</w:t>
-      </w:r>
-      <w:r>
-        <w:rPr>
-          <w:rFonts w:cs="Times New Roman"/>
-          <w:szCs w:val="28"/>
-        </w:rPr>
-        <w:t xml:space="preserve"> 2, .</w:t>
-      </w:r>
-      <w:r>
-        <w:rPr>
-          <w:rFonts w:cs="Times New Roman"/>
-          <w:szCs w:val="28"/>
-          <w:lang w:val="en-US"/>
-        </w:rPr>
-        <w:t>NET</w:t>
-      </w:r>
-      <w:r>
-        <w:rPr>
-          <w:rFonts w:cs="Times New Roman"/>
-          <w:szCs w:val="28"/>
-        </w:rPr>
-        <w:t xml:space="preserve"> </w:t>
-      </w:r>
-      <w:r>
-        <w:rPr>
-          <w:rFonts w:cs="Times New Roman"/>
-          <w:szCs w:val="28"/>
-          <w:lang w:val="en-US"/>
-        </w:rPr>
-        <w:t>Core</w:t>
-      </w:r>
-      <w:r>
-        <w:rPr>
-          <w:rFonts w:cs="Times New Roman"/>
-          <w:szCs w:val="28"/>
-        </w:rPr>
-        <w:t xml:space="preserve"> 3, .</w:t>
-      </w:r>
-      <w:r>
-        <w:rPr>
-          <w:rFonts w:cs="Times New Roman"/>
-          <w:szCs w:val="28"/>
-          <w:lang w:val="en-US"/>
-        </w:rPr>
-        <w:t>NET</w:t>
-      </w:r>
-      <w:r>
-        <w:rPr>
-          <w:rFonts w:cs="Times New Roman"/>
-          <w:szCs w:val="28"/>
-        </w:rPr>
-        <w:t xml:space="preserve"> 5. И текущей версией является расматриваемая в этом руководстве платформа .</w:t>
-      </w:r>
-      <w:r>
-        <w:rPr>
-          <w:rFonts w:cs="Times New Roman"/>
-          <w:szCs w:val="28"/>
-          <w:lang w:val="en-US"/>
-        </w:rPr>
-        <w:t>NET</w:t>
-      </w:r>
-      <w:r>
-        <w:rPr>
-          <w:rFonts w:cs="Times New Roman"/>
-          <w:szCs w:val="28"/>
-        </w:rPr>
-        <w:t xml:space="preserve"> 7. Поэтому следует различать .</w:t>
-      </w:r>
-      <w:r>
-        <w:rPr>
-          <w:rFonts w:cs="Times New Roman"/>
-          <w:szCs w:val="28"/>
-          <w:lang w:val="en-US"/>
-        </w:rPr>
-        <w:t>NET</w:t>
-      </w:r>
-      <w:r>
-        <w:rPr>
-          <w:rFonts w:cs="Times New Roman"/>
-          <w:szCs w:val="28"/>
-        </w:rPr>
-        <w:t xml:space="preserve"> </w:t>
-      </w:r>
-      <w:r>
-        <w:rPr>
-          <w:rFonts w:cs="Times New Roman"/>
-          <w:szCs w:val="28"/>
-          <w:lang w:val="en-US"/>
-        </w:rPr>
-        <w:t>Framework</w:t>
-      </w:r>
-      <w:r>
-        <w:rPr>
-          <w:rFonts w:cs="Times New Roman"/>
-          <w:szCs w:val="28"/>
-        </w:rPr>
-        <w:t xml:space="preserve">, который предназначен преимущественно для </w:t>
-      </w:r>
-      <w:r>
-        <w:rPr>
-          <w:rFonts w:cs="Times New Roman"/>
-          <w:szCs w:val="28"/>
-          <w:lang w:val="en-US"/>
-        </w:rPr>
-        <w:t>Windows</w:t>
-      </w:r>
-      <w:r>
-        <w:rPr>
-          <w:rFonts w:cs="Times New Roman"/>
-          <w:szCs w:val="28"/>
-        </w:rPr>
-        <w:t>, и кросплатформенный .</w:t>
-      </w:r>
-      <w:r>
-        <w:rPr>
-          <w:rFonts w:cs="Times New Roman"/>
-          <w:szCs w:val="28"/>
-          <w:lang w:val="en-US"/>
-        </w:rPr>
-        <w:t>NET</w:t>
-      </w:r>
-      <w:r>
-        <w:rPr>
-          <w:rFonts w:cs="Times New Roman"/>
-          <w:szCs w:val="28"/>
-        </w:rPr>
-        <w:t xml:space="preserve"> 7.</w:t>
-      </w:r>
-    </w:p>
-    <w:p>
-      <w:pPr>
-        <w:ind w:firstLine="709"/>
-        <w:rPr>
-          <w:rFonts w:cs="Times New Roman"/>
-          <w:b/>
-          <w:bCs/>
-          <w:szCs w:val="28"/>
-        </w:rPr>
-      </w:pPr>
-      <w:r>
-        <w:rPr>
-          <w:rFonts w:cs="Times New Roman"/>
-          <w:b/>
-          <w:bCs/>
-          <w:szCs w:val="28"/>
-          <w:lang w:val="en-US"/>
-        </w:rPr>
-        <w:t>Avalonia</w:t>
-      </w:r>
-    </w:p>
-    <w:p>
-      <w:pPr>
-        <w:ind w:firstLine="709"/>
-        <w:rPr>
-          <w:rFonts w:cs="Times New Roman"/>
-          <w:szCs w:val="28"/>
-        </w:rPr>
-      </w:pPr>
-      <w:r>
-        <w:rPr>
-          <w:rFonts w:cs="Times New Roman"/>
-          <w:szCs w:val="28"/>
-        </w:rPr>
-        <w:t>Avalonia - это мощный фреймворк, который позволяет разработчикам создавать кроссплатформенные приложения с использованием .NET. Для отрисовки элементов управления пользовательского интерфейса используется собственный движок рендеринга, обеспечивающий согласованный внешний вид и поведение на различных платформах, включая Windows, macOS, Linux, Android, iOS и WebAssembly. Это означает, что разработчики могут делиться своим кодом пользовательского интерфейса и поддерживать единый внешний вид независимо от целевой платформы.</w:t>
-      </w:r>
-    </w:p>
-    <w:p>
-      <w:pPr>
-        <w:ind w:firstLine="709"/>
-        <w:rPr>
-          <w:rFonts w:cs="Times New Roman"/>
-          <w:szCs w:val="28"/>
-        </w:rPr>
-      </w:pPr>
-      <w:r>
-        <w:rPr>
-          <w:rFonts w:cs="Times New Roman"/>
-          <w:szCs w:val="28"/>
-        </w:rPr>
-        <w:t xml:space="preserve">Приложения, созданные с помощью Avalonia, написаны на C # или F #, что упрощает быстрое создание прототипов приложений, которые со временем могут </w:t>
-      </w:r>
-      <w:r>
-        <w:rPr>
-          <w:rFonts w:cs="Times New Roman"/>
-          <w:szCs w:val="28"/>
-        </w:rPr>
-        <w:lastRenderedPageBreak/>
-        <w:t>превратиться в сложные системы. В отличие от других наборов инструментов, которые могут быть ограничены ограниченными API или низкой производительностью, приложения Avalonia обладают преимуществом полного доступа к возможностям платформы и обеспечивают невероятную производительность благодаря компонентному рендерингу.</w:t>
-      </w:r>
-    </w:p>
-    <w:p>
-      <w:pPr>
-        <w:ind w:firstLine="709"/>
-        <w:rPr>
-          <w:rFonts w:cs="Times New Roman"/>
-          <w:szCs w:val="28"/>
-        </w:rPr>
-      </w:pPr>
-      <w:r>
-        <w:rPr>
-          <w:rFonts w:cs="Times New Roman"/>
-          <w:szCs w:val="28"/>
-        </w:rPr>
-        <w:t>Поскольку приложения Avalonia являются кроссплатформенными, их архитектура аналогична другим традиционным кроссплатформенным приложениям. Наиболее распространенный подход заключается в создании основного проекта, в котором размещается общий код, а затем в разработке проектов, зависящих от платформы, которые будут использовать этот общий код.</w:t>
-      </w:r>
-    </w:p>
-    <w:p>
-      <w:pPr>
-        <w:ind w:firstLine="709"/>
-        <w:rPr>
-          <w:rFonts w:cs="Times New Roman"/>
-          <w:szCs w:val="28"/>
-        </w:rPr>
-      </w:pPr>
-      <w:r>
-        <w:rPr>
-          <w:rFonts w:cs="Times New Roman"/>
-          <w:szCs w:val="28"/>
-        </w:rPr>
-        <w:t>Avalonia предлагает два метода создания пользовательских интерфейсов. Первый заключается в использовании кода для создания представлений пользовательского интерфейса с использованием обширного API, предоставляемого Avalonia. В качестве альтернативы разработчики могут использовать Extensible Application Markup Language (XAML), декларативный язык разметки, который позволяет разработчикам определять пользовательские интерфейсы. При таком подходе структура пользовательского интерфейса описывается в файле XAML, в то время как поведение во время выполнения определяется в отдельном файле с кодом.</w:t>
-      </w:r>
-    </w:p>
-    <w:p>
-      <w:pPr>
-        <w:ind w:firstLine="709"/>
-        <w:rPr>
-          <w:rFonts w:cs="Times New Roman"/>
-          <w:szCs w:val="28"/>
-        </w:rPr>
-      </w:pPr>
-      <w:r>
-        <w:rPr>
-          <w:rFonts w:cs="Times New Roman"/>
-          <w:szCs w:val="28"/>
-        </w:rPr>
-        <w:t xml:space="preserve">В во время разработки приложения был использован архитектурный паттерн программирования </w:t>
-      </w:r>
-      <w:r>
-        <w:rPr>
-          <w:rFonts w:cs="Times New Roman"/>
-          <w:szCs w:val="28"/>
-          <w:lang w:val="en-US"/>
-        </w:rPr>
-        <w:t>MVVM</w:t>
-      </w:r>
-      <w:r>
-        <w:rPr>
-          <w:rFonts w:cs="Times New Roman"/>
-          <w:szCs w:val="28"/>
-        </w:rPr>
-        <w:t xml:space="preserve"> (</w:t>
-      </w:r>
-      <w:r>
-        <w:rPr>
-          <w:rFonts w:cs="Times New Roman"/>
-          <w:szCs w:val="28"/>
-          <w:lang w:val="en-US"/>
-        </w:rPr>
         <w:t>Model</w:t>
       </w:r>
       <w:r>
@@ -4741,7 +5082,6 @@
         </w:rPr>
         <w:t>-</w:t>
       </w:r>
-      <w:proofErr w:type="spellStart"/>
       <w:r>
         <w:rPr>
           <w:rFonts w:cs="Times New Roman"/>
@@ -4750,7 +5090,6 @@
         </w:rPr>
         <w:t>ViewModel</w:t>
       </w:r>
-      <w:proofErr w:type="spellEnd"/>
       <w:r>
         <w:rPr>
           <w:rFonts w:cs="Times New Roman"/>
@@ -4840,7 +5179,339 @@
           <w:rFonts w:cs="Times New Roman"/>
           <w:szCs w:val="28"/>
         </w:rPr>
-        <w:t xml:space="preserve">Представление (англ. View) — графический интерфейс (окна, списки, кнопки и т. п.). Выступает подписчиком на событие изменения значений свойств или команд, предоставляемых Моделью Представления. В случае, если в Модели Представления изменилось какое-либо свойство, то она оповещает всех </w:t>
+        <w:t>Представление (англ. View) — графический интерфейс (окна, списки, кнопки и т. п.). Выступает подписчиком на событие изменения значений свойств или команд, предоставляемых Моделью Представления. В случае, если в Модели Представления изменилось какое-либо свойство, то она оповещает всех подписчиков об этом, и Представление, в свою очередь, запрашивает обновлённое значение свойства из Модели Представления. В случае, если пользователь воздействует на какой-либо элемент интерфейса, Представление вызывает соответствующую команду, предоставленную Моделью Представления.</w:t>
+      </w:r>
+    </w:p>
+    <w:p>
+      <w:pPr>
+        <w:ind w:firstLine="709"/>
+        <w:rPr>
+          <w:rFonts w:cs="Times New Roman"/>
+          <w:szCs w:val="28"/>
+        </w:rPr>
+      </w:pPr>
+      <w:r>
+        <w:rPr>
+          <w:rFonts w:cs="Times New Roman"/>
+          <w:szCs w:val="28"/>
+        </w:rPr>
+        <w:t>Модель Представления (англ. ViewModel) — с одной стороны, абстракция Представления, а с другой — обёртка данных из Модели, подлежащиx связыванию. То есть, она содержит Модель, преобразованную к Представлению, а также команды, которыми может пользоваться Представление, чтобы влиять на Модель.</w:t>
+      </w:r>
+    </w:p>
+    <w:p>
+      <w:pPr>
+        <w:ind w:firstLine="709"/>
+        <w:rPr>
+          <w:rFonts w:cs="Times New Roman"/>
+          <w:b/>
+          <w:bCs/>
+          <w:szCs w:val="28"/>
+        </w:rPr>
+      </w:pPr>
+      <w:r>
+        <w:rPr>
+          <w:rFonts w:cs="Times New Roman"/>
+          <w:b/>
+          <w:bCs/>
+          <w:szCs w:val="28"/>
+          <w:lang w:val="en-US"/>
+        </w:rPr>
+        <w:t>ReactiveUI</w:t>
+      </w:r>
+    </w:p>
+    <w:p>
+      <w:pPr>
+        <w:ind w:firstLine="709"/>
+        <w:rPr>
+          <w:rFonts w:cs="Times New Roman"/>
+          <w:szCs w:val="28"/>
+        </w:rPr>
+      </w:pPr>
+      <w:r>
+        <w:rPr>
+          <w:rFonts w:cs="Times New Roman"/>
+          <w:szCs w:val="28"/>
+          <w:lang w:val="en-US"/>
+        </w:rPr>
+        <w:t>ReactiveUI</w:t>
+      </w:r>
+      <w:r>
+        <w:rPr>
+          <w:rFonts w:cs="Times New Roman"/>
+          <w:szCs w:val="28"/>
+        </w:rPr>
+        <w:t xml:space="preserve"> — полноценный </w:t>
+      </w:r>
+      <w:r>
+        <w:rPr>
+          <w:rFonts w:cs="Times New Roman"/>
+          <w:szCs w:val="28"/>
+          <w:lang w:val="en-US"/>
+        </w:rPr>
+        <w:t>MVVM</w:t>
+      </w:r>
+      <w:r>
+        <w:rPr>
+          <w:rFonts w:cs="Times New Roman"/>
+          <w:szCs w:val="28"/>
+        </w:rPr>
+        <w:t xml:space="preserve">-фреймворк: </w:t>
+      </w:r>
+      <w:r>
+        <w:rPr>
+          <w:rFonts w:cs="Times New Roman"/>
+          <w:szCs w:val="28"/>
+          <w:lang w:val="en-US"/>
+        </w:rPr>
+        <w:t>bindings</w:t>
+      </w:r>
+      <w:r>
+        <w:rPr>
+          <w:rFonts w:cs="Times New Roman"/>
+          <w:szCs w:val="28"/>
+        </w:rPr>
+        <w:t xml:space="preserve">, </w:t>
+      </w:r>
+      <w:r>
+        <w:rPr>
+          <w:rFonts w:cs="Times New Roman"/>
+          <w:szCs w:val="28"/>
+          <w:lang w:val="en-US"/>
+        </w:rPr>
+        <w:t>routing</w:t>
+      </w:r>
+      <w:r>
+        <w:rPr>
+          <w:rFonts w:cs="Times New Roman"/>
+          <w:szCs w:val="28"/>
+        </w:rPr>
+        <w:t xml:space="preserve">, </w:t>
+      </w:r>
+      <w:r>
+        <w:rPr>
+          <w:rFonts w:cs="Times New Roman"/>
+          <w:szCs w:val="28"/>
+          <w:lang w:val="en-US"/>
+        </w:rPr>
+        <w:t>message</w:t>
+      </w:r>
+      <w:r>
+        <w:rPr>
+          <w:rFonts w:cs="Times New Roman"/>
+          <w:szCs w:val="28"/>
+        </w:rPr>
+        <w:t xml:space="preserve"> </w:t>
+      </w:r>
+      <w:r>
+        <w:rPr>
+          <w:rFonts w:cs="Times New Roman"/>
+          <w:szCs w:val="28"/>
+          <w:lang w:val="en-US"/>
+        </w:rPr>
+        <w:t>bus</w:t>
+      </w:r>
+      <w:r>
+        <w:rPr>
+          <w:rFonts w:cs="Times New Roman"/>
+          <w:szCs w:val="28"/>
+        </w:rPr>
+        <w:t xml:space="preserve">, </w:t>
+      </w:r>
+      <w:r>
+        <w:rPr>
+          <w:rFonts w:cs="Times New Roman"/>
+          <w:szCs w:val="28"/>
+          <w:lang w:val="en-US"/>
+        </w:rPr>
+        <w:t>commands</w:t>
+      </w:r>
+      <w:r>
+        <w:rPr>
+          <w:rFonts w:cs="Times New Roman"/>
+          <w:szCs w:val="28"/>
+        </w:rPr>
+        <w:t xml:space="preserve"> и прочие слова, которые есть в описании почти любого </w:t>
+      </w:r>
+      <w:r>
+        <w:rPr>
+          <w:rFonts w:cs="Times New Roman"/>
+          <w:szCs w:val="28"/>
+          <w:lang w:val="en-US"/>
+        </w:rPr>
+        <w:t>MVVM</w:t>
+      </w:r>
+      <w:r>
+        <w:rPr>
+          <w:rFonts w:cs="Times New Roman"/>
+          <w:szCs w:val="28"/>
+        </w:rPr>
+        <w:t>-фреймворка, есть и тут. Применяться он может практически везде, где есть .</w:t>
+      </w:r>
+      <w:r>
+        <w:rPr>
+          <w:rFonts w:cs="Times New Roman"/>
+          <w:szCs w:val="28"/>
+          <w:lang w:val="en-US"/>
+        </w:rPr>
+        <w:t>NET</w:t>
+      </w:r>
+      <w:r>
+        <w:rPr>
+          <w:rFonts w:cs="Times New Roman"/>
+          <w:szCs w:val="28"/>
+        </w:rPr>
+        <w:t xml:space="preserve">: </w:t>
+      </w:r>
+      <w:r>
+        <w:rPr>
+          <w:rFonts w:cs="Times New Roman"/>
+          <w:szCs w:val="28"/>
+          <w:lang w:val="en-US"/>
+        </w:rPr>
+        <w:t>WPF</w:t>
+      </w:r>
+      <w:r>
+        <w:rPr>
+          <w:rFonts w:cs="Times New Roman"/>
+          <w:szCs w:val="28"/>
+        </w:rPr>
+        <w:t xml:space="preserve">, </w:t>
+      </w:r>
+      <w:r>
+        <w:rPr>
+          <w:rFonts w:cs="Times New Roman"/>
+          <w:szCs w:val="28"/>
+          <w:lang w:val="en-US"/>
+        </w:rPr>
+        <w:t>Windows</w:t>
+      </w:r>
+      <w:r>
+        <w:rPr>
+          <w:rFonts w:cs="Times New Roman"/>
+          <w:szCs w:val="28"/>
+        </w:rPr>
+        <w:t xml:space="preserve"> </w:t>
+      </w:r>
+      <w:r>
+        <w:rPr>
+          <w:rFonts w:cs="Times New Roman"/>
+          <w:szCs w:val="28"/>
+          <w:lang w:val="en-US"/>
+        </w:rPr>
+        <w:t>Forms</w:t>
+      </w:r>
+      <w:r>
+        <w:rPr>
+          <w:rFonts w:cs="Times New Roman"/>
+          <w:szCs w:val="28"/>
+        </w:rPr>
+        <w:t xml:space="preserve">, </w:t>
+      </w:r>
+      <w:r>
+        <w:rPr>
+          <w:rFonts w:cs="Times New Roman"/>
+          <w:szCs w:val="28"/>
+          <w:lang w:val="en-US"/>
+        </w:rPr>
+        <w:t>UWP</w:t>
+      </w:r>
+      <w:r>
+        <w:rPr>
+          <w:rFonts w:cs="Times New Roman"/>
+          <w:szCs w:val="28"/>
+        </w:rPr>
+        <w:t xml:space="preserve">, </w:t>
+      </w:r>
+      <w:r>
+        <w:rPr>
+          <w:rFonts w:cs="Times New Roman"/>
+          <w:szCs w:val="28"/>
+          <w:lang w:val="en-US"/>
+        </w:rPr>
+        <w:t>Windows</w:t>
+      </w:r>
+      <w:r>
+        <w:rPr>
+          <w:rFonts w:cs="Times New Roman"/>
+          <w:szCs w:val="28"/>
+        </w:rPr>
+        <w:t xml:space="preserve"> </w:t>
+      </w:r>
+      <w:r>
+        <w:rPr>
+          <w:rFonts w:cs="Times New Roman"/>
+          <w:szCs w:val="28"/>
+          <w:lang w:val="en-US"/>
+        </w:rPr>
+        <w:t>Phone</w:t>
+      </w:r>
+      <w:r>
+        <w:rPr>
+          <w:rFonts w:cs="Times New Roman"/>
+          <w:szCs w:val="28"/>
+        </w:rPr>
+        <w:t xml:space="preserve"> 8, </w:t>
+      </w:r>
+      <w:r>
+        <w:rPr>
+          <w:rFonts w:cs="Times New Roman"/>
+          <w:szCs w:val="28"/>
+          <w:lang w:val="en-US"/>
+        </w:rPr>
+        <w:t>Windows</w:t>
+      </w:r>
+      <w:r>
+        <w:rPr>
+          <w:rFonts w:cs="Times New Roman"/>
+          <w:szCs w:val="28"/>
+        </w:rPr>
+        <w:t xml:space="preserve"> </w:t>
+      </w:r>
+      <w:r>
+        <w:rPr>
+          <w:rFonts w:cs="Times New Roman"/>
+          <w:szCs w:val="28"/>
+          <w:lang w:val="en-US"/>
+        </w:rPr>
+        <w:t>Store</w:t>
+      </w:r>
+      <w:r>
+        <w:rPr>
+          <w:rFonts w:cs="Times New Roman"/>
+          <w:szCs w:val="28"/>
+        </w:rPr>
+        <w:t xml:space="preserve">, </w:t>
+      </w:r>
+      <w:r>
+        <w:rPr>
+          <w:rFonts w:cs="Times New Roman"/>
+          <w:szCs w:val="28"/>
+          <w:lang w:val="en-US"/>
+        </w:rPr>
+        <w:t>Xamarin</w:t>
+      </w:r>
+      <w:r>
+        <w:rPr>
+          <w:rFonts w:cs="Times New Roman"/>
+          <w:szCs w:val="28"/>
+        </w:rPr>
+        <w:t>.</w:t>
+      </w:r>
+    </w:p>
+    <w:p>
+      <w:pPr>
+        <w:ind w:firstLine="709"/>
+        <w:rPr>
+          <w:rFonts w:cs="Times New Roman"/>
+          <w:szCs w:val="28"/>
+        </w:rPr>
+      </w:pPr>
+      <w:r>
+        <w:rPr>
+          <w:rFonts w:cs="Times New Roman"/>
+          <w:szCs w:val="28"/>
+        </w:rPr>
+        <w:t xml:space="preserve">ReactiveUI построен вокруг реактивной модели программирования и использует Reactive Extensions (Rx). Однако цели написать гайд по реактивному программированию я перед собой не ставлю, лишь при необходимости буду пояснять, как что устроено. Совсем скоро вы сами увидите, что для использования базовых возможностей даже не требуется особенно вникать в то, </w:t>
       </w:r>
       <w:r>
         <w:rPr>
@@ -4848,23 +5519,7 @@
           <w:szCs w:val="28"/>
         </w:rPr>
         <w:lastRenderedPageBreak/>
-        <w:t>подписчиков об этом, и Представление, в свою очередь, запрашивает обновлённое значение свойства из Модели Представления. В случае, если пользователь воздействует на какой-либо элемент интерфейса, Представление вызывает соответствующую команду, предоставленную Моделью Представления.</w:t>
-      </w:r>
-    </w:p>
-    <w:p>
-      <w:pPr>
-        <w:ind w:firstLine="709"/>
-        <w:rPr>
-          <w:rFonts w:cs="Times New Roman"/>
-          <w:szCs w:val="28"/>
-        </w:rPr>
-      </w:pPr>
-      <w:r>
-        <w:rPr>
-          <w:rFonts w:cs="Times New Roman"/>
-          <w:szCs w:val="28"/>
-        </w:rPr>
-        <w:t>Модель Представления (англ. ViewModel) — с одной стороны, абстракция Представления, а с другой — обёртка данных из Модели, подлежащиx связыванию. То есть, она содержит Модель, преобразованную к Представлению, а также команды, которыми может пользоваться Представление, чтобы влиять на Модель.</w:t>
+        <w:t>что это за зверь такой: реактивное программирование. Хотя вы с ним и так знакомы, events – это как раз оно. Обычно даже в тех местах, где проявляется «реактивность», код можно довольно легко прочитать и понять, что произойдет. Конечно, если использовать библиотеку (и Reactive Extensions) на полную катушку, то придется серьезно ознакомиться с реактивной моделью, но пока мы пойдем по основам.</w:t>
       </w:r>
     </w:p>
     <w:p>
@@ -4877,66 +5532,167 @@
           <w:szCs w:val="28"/>
         </w:rPr>
       </w:pPr>
-      <w:proofErr w:type="spellStart"/>
       <w:r>
         <w:rPr>
           <w:rFonts w:cs="Times New Roman"/>
           <w:b/>
           <w:bCs/>
           <w:szCs w:val="28"/>
-          <w:lang w:val="en-US"/>
-        </w:rPr>
-        <w:t>ReactiveUI</w:t>
-      </w:r>
-      <w:proofErr w:type="spellEnd"/>
-    </w:p>
-    <w:p>
-      <w:pPr>
-        <w:ind w:firstLine="709"/>
-        <w:rPr>
-          <w:rFonts w:cs="Times New Roman"/>
-          <w:szCs w:val="28"/>
-        </w:rPr>
-      </w:pPr>
-      <w:proofErr w:type="spellStart"/>
-      <w:r>
-        <w:rPr>
-          <w:rFonts w:cs="Times New Roman"/>
-          <w:szCs w:val="28"/>
-          <w:lang w:val="en-US"/>
-        </w:rPr>
-        <w:t>ReactiveUI</w:t>
-      </w:r>
-      <w:proofErr w:type="spellEnd"/>
-      <w:r>
-        <w:rPr>
-          <w:rFonts w:cs="Times New Roman"/>
-          <w:szCs w:val="28"/>
-        </w:rPr>
-        <w:t xml:space="preserve"> — полноценный </w:t>
-      </w:r>
-      <w:r>
-        <w:rPr>
-          <w:rFonts w:cs="Times New Roman"/>
-          <w:szCs w:val="28"/>
-          <w:lang w:val="en-US"/>
-        </w:rPr>
-        <w:t>MVVM</w:t>
-      </w:r>
-      <w:r>
-        <w:rPr>
-          <w:rFonts w:cs="Times New Roman"/>
-          <w:szCs w:val="28"/>
-        </w:rPr>
-        <w:t xml:space="preserve">-фреймворк: </w:t>
-      </w:r>
-      <w:r>
-        <w:rPr>
-          <w:rFonts w:cs="Times New Roman"/>
-          <w:szCs w:val="28"/>
-          <w:lang w:val="en-US"/>
-        </w:rPr>
-        <w:t>bindings</w:t>
+        </w:rPr>
+        <w:t>Принцип работы приложения</w:t>
+      </w:r>
+    </w:p>
+    <w:p>
+      <w:pPr>
+        <w:ind w:firstLine="709"/>
+        <w:rPr>
+          <w:rFonts w:cs="Times New Roman"/>
+          <w:szCs w:val="28"/>
+        </w:rPr>
+      </w:pPr>
+      <w:r>
+        <w:rPr>
+          <w:rFonts w:cs="Times New Roman"/>
+          <w:szCs w:val="28"/>
+        </w:rPr>
+        <w:t xml:space="preserve">Приложение работает по технологиии клиент-сервер. Клиент, написанный на </w:t>
+      </w:r>
+      <w:r>
+        <w:rPr>
+          <w:rFonts w:cs="Times New Roman"/>
+          <w:szCs w:val="28"/>
+          <w:lang w:val="en-US"/>
+        </w:rPr>
+        <w:t>Avalonia</w:t>
+      </w:r>
+      <w:r>
+        <w:rPr>
+          <w:rFonts w:cs="Times New Roman"/>
+          <w:szCs w:val="28"/>
+        </w:rPr>
+        <w:t xml:space="preserve">, обращается к </w:t>
+      </w:r>
+      <w:r>
+        <w:rPr>
+          <w:rFonts w:cs="Times New Roman"/>
+          <w:szCs w:val="28"/>
+          <w:lang w:val="en-US"/>
+        </w:rPr>
+        <w:t>API</w:t>
+      </w:r>
+      <w:r>
+        <w:rPr>
+          <w:rFonts w:cs="Times New Roman"/>
+          <w:szCs w:val="28"/>
+        </w:rPr>
+        <w:t xml:space="preserve">, которая перадаёт в ответ в виде </w:t>
+      </w:r>
+      <w:r>
+        <w:rPr>
+          <w:rFonts w:cs="Times New Roman"/>
+          <w:szCs w:val="28"/>
+          <w:lang w:val="en-US"/>
+        </w:rPr>
+        <w:t>Json</w:t>
+      </w:r>
+      <w:r>
+        <w:rPr>
+          <w:rFonts w:cs="Times New Roman"/>
+          <w:szCs w:val="28"/>
+        </w:rPr>
+        <w:t>.</w:t>
+      </w:r>
+    </w:p>
+    <w:p>
+      <w:pPr>
+        <w:ind w:firstLine="709"/>
+        <w:rPr>
+          <w:rFonts w:cs="Times New Roman"/>
+          <w:szCs w:val="28"/>
+        </w:rPr>
+      </w:pPr>
+      <w:r>
+        <w:rPr>
+          <w:rFonts w:cs="Times New Roman"/>
+          <w:szCs w:val="28"/>
+          <w:lang w:val="en-US"/>
+        </w:rPr>
+        <w:t>API</w:t>
+      </w:r>
+      <w:r>
+        <w:rPr>
+          <w:rFonts w:cs="Times New Roman"/>
+          <w:szCs w:val="28"/>
+        </w:rPr>
+        <w:t xml:space="preserve"> написана на фреймворке </w:t>
+      </w:r>
+      <w:r>
+        <w:rPr>
+          <w:rFonts w:cs="Times New Roman"/>
+          <w:szCs w:val="28"/>
+          <w:lang w:val="en-US"/>
+        </w:rPr>
+        <w:t>ASP</w:t>
+      </w:r>
+      <w:r>
+        <w:rPr>
+          <w:rFonts w:cs="Times New Roman"/>
+          <w:szCs w:val="28"/>
+        </w:rPr>
+        <w:t xml:space="preserve">, создана с использованием паттерна программирования </w:t>
+      </w:r>
+      <w:r>
+        <w:rPr>
+          <w:rFonts w:cs="Times New Roman"/>
+          <w:szCs w:val="28"/>
+          <w:lang w:val="en-US"/>
+        </w:rPr>
+        <w:t>MVC</w:t>
+      </w:r>
+      <w:r>
+        <w:rPr>
+          <w:rFonts w:cs="Times New Roman"/>
+          <w:szCs w:val="28"/>
+        </w:rPr>
+        <w:t xml:space="preserve"> – </w:t>
+      </w:r>
+      <w:r>
+        <w:rPr>
+          <w:rFonts w:cs="Times New Roman"/>
+          <w:szCs w:val="28"/>
+          <w:lang w:val="en-US"/>
+        </w:rPr>
+        <w:t>Model</w:t>
+      </w:r>
+      <w:r>
+        <w:rPr>
+          <w:rFonts w:cs="Times New Roman"/>
+          <w:szCs w:val="28"/>
+        </w:rPr>
+        <w:t>-</w:t>
+      </w:r>
+      <w:r>
+        <w:rPr>
+          <w:rFonts w:cs="Times New Roman"/>
+          <w:szCs w:val="28"/>
+          <w:lang w:val="en-US"/>
+        </w:rPr>
+        <w:t>View</w:t>
+      </w:r>
+      <w:r>
+        <w:rPr>
+          <w:rFonts w:cs="Times New Roman"/>
+          <w:szCs w:val="28"/>
+        </w:rPr>
+        <w:t>-</w:t>
+      </w:r>
+      <w:r>
+        <w:rPr>
+          <w:rFonts w:cs="Times New Roman"/>
+          <w:szCs w:val="28"/>
+          <w:lang w:val="en-US"/>
+        </w:rPr>
+        <w:t>Controller</w:t>
       </w:r>
       <w:r>
         <w:rPr>
@@ -4949,504 +5705,75 @@
         <w:rPr>
           <w:rFonts w:cs="Times New Roman"/>
           <w:szCs w:val="28"/>
-          <w:lang w:val="en-US"/>
-        </w:rPr>
-        <w:t>routing</w:t>
-      </w:r>
-      <w:r>
-        <w:rPr>
-          <w:rFonts w:cs="Times New Roman"/>
-          <w:szCs w:val="28"/>
-        </w:rPr>
-        <w:t xml:space="preserve">, </w:t>
-      </w:r>
-      <w:r>
-        <w:rPr>
-          <w:rFonts w:cs="Times New Roman"/>
-          <w:szCs w:val="28"/>
-          <w:lang w:val="en-US"/>
-        </w:rPr>
-        <w:t>message</w:t>
-      </w:r>
-      <w:r>
-        <w:rPr>
-          <w:rFonts w:cs="Times New Roman"/>
-          <w:szCs w:val="28"/>
-        </w:rPr>
-        <w:t xml:space="preserve"> </w:t>
-      </w:r>
-      <w:r>
-        <w:rPr>
-          <w:rFonts w:cs="Times New Roman"/>
-          <w:szCs w:val="28"/>
-          <w:lang w:val="en-US"/>
-        </w:rPr>
-        <w:t>bus</w:t>
-      </w:r>
-      <w:r>
-        <w:rPr>
-          <w:rFonts w:cs="Times New Roman"/>
-          <w:szCs w:val="28"/>
-        </w:rPr>
-        <w:t xml:space="preserve">, </w:t>
-      </w:r>
-      <w:r>
-        <w:rPr>
-          <w:rFonts w:cs="Times New Roman"/>
-          <w:szCs w:val="28"/>
-          <w:lang w:val="en-US"/>
-        </w:rPr>
-        <w:t>commands</w:t>
-      </w:r>
-      <w:r>
-        <w:rPr>
-          <w:rFonts w:cs="Times New Roman"/>
-          <w:szCs w:val="28"/>
-        </w:rPr>
-        <w:t xml:space="preserve"> и прочие слова, которые есть в описании почти любого </w:t>
-      </w:r>
-      <w:r>
-        <w:rPr>
-          <w:rFonts w:cs="Times New Roman"/>
-          <w:szCs w:val="28"/>
-          <w:lang w:val="en-US"/>
-        </w:rPr>
-        <w:t>MVVM</w:t>
-      </w:r>
-      <w:r>
-        <w:rPr>
-          <w:rFonts w:cs="Times New Roman"/>
-          <w:szCs w:val="28"/>
-        </w:rPr>
-        <w:t>-фреймворка, есть и тут. Применяться он может практически везде, где есть .</w:t>
-      </w:r>
-      <w:r>
-        <w:rPr>
-          <w:rFonts w:cs="Times New Roman"/>
-          <w:szCs w:val="28"/>
-          <w:lang w:val="en-US"/>
-        </w:rPr>
-        <w:t>NET</w:t>
-      </w:r>
-      <w:r>
-        <w:rPr>
-          <w:rFonts w:cs="Times New Roman"/>
-          <w:szCs w:val="28"/>
-        </w:rPr>
-        <w:t xml:space="preserve">: </w:t>
-      </w:r>
-      <w:r>
-        <w:rPr>
-          <w:rFonts w:cs="Times New Roman"/>
-          <w:szCs w:val="28"/>
-          <w:lang w:val="en-US"/>
-        </w:rPr>
-        <w:t>WPF</w:t>
-      </w:r>
-      <w:r>
-        <w:rPr>
-          <w:rFonts w:cs="Times New Roman"/>
-          <w:szCs w:val="28"/>
-        </w:rPr>
-        <w:t xml:space="preserve">, </w:t>
-      </w:r>
-      <w:r>
-        <w:rPr>
-          <w:rFonts w:cs="Times New Roman"/>
-          <w:szCs w:val="28"/>
-          <w:lang w:val="en-US"/>
-        </w:rPr>
-        <w:t>Windows</w:t>
-      </w:r>
-      <w:r>
-        <w:rPr>
-          <w:rFonts w:cs="Times New Roman"/>
-          <w:szCs w:val="28"/>
-        </w:rPr>
-        <w:t xml:space="preserve"> </w:t>
-      </w:r>
-      <w:r>
-        <w:rPr>
-          <w:rFonts w:cs="Times New Roman"/>
-          <w:szCs w:val="28"/>
-          <w:lang w:val="en-US"/>
-        </w:rPr>
-        <w:t>Forms</w:t>
-      </w:r>
-      <w:r>
-        <w:rPr>
-          <w:rFonts w:cs="Times New Roman"/>
-          <w:szCs w:val="28"/>
-        </w:rPr>
-        <w:t xml:space="preserve">, </w:t>
-      </w:r>
-      <w:r>
-        <w:rPr>
-          <w:rFonts w:cs="Times New Roman"/>
-          <w:szCs w:val="28"/>
-          <w:lang w:val="en-US"/>
-        </w:rPr>
-        <w:t>UWP</w:t>
-      </w:r>
-      <w:r>
-        <w:rPr>
-          <w:rFonts w:cs="Times New Roman"/>
-          <w:szCs w:val="28"/>
-        </w:rPr>
-        <w:t xml:space="preserve">, </w:t>
-      </w:r>
-      <w:r>
-        <w:rPr>
-          <w:rFonts w:cs="Times New Roman"/>
-          <w:szCs w:val="28"/>
-          <w:lang w:val="en-US"/>
-        </w:rPr>
-        <w:t>Windows</w:t>
-      </w:r>
-      <w:r>
-        <w:rPr>
-          <w:rFonts w:cs="Times New Roman"/>
-          <w:szCs w:val="28"/>
-        </w:rPr>
-        <w:t xml:space="preserve"> </w:t>
-      </w:r>
-      <w:r>
-        <w:rPr>
-          <w:rFonts w:cs="Times New Roman"/>
-          <w:szCs w:val="28"/>
-          <w:lang w:val="en-US"/>
-        </w:rPr>
-        <w:t>Phone</w:t>
-      </w:r>
-      <w:r>
-        <w:rPr>
-          <w:rFonts w:cs="Times New Roman"/>
-          <w:szCs w:val="28"/>
-        </w:rPr>
-        <w:t xml:space="preserve"> 8, </w:t>
-      </w:r>
-      <w:r>
-        <w:rPr>
-          <w:rFonts w:cs="Times New Roman"/>
-          <w:szCs w:val="28"/>
-          <w:lang w:val="en-US"/>
-        </w:rPr>
-        <w:t>Windows</w:t>
-      </w:r>
-      <w:r>
-        <w:rPr>
-          <w:rFonts w:cs="Times New Roman"/>
-          <w:szCs w:val="28"/>
-        </w:rPr>
-        <w:t xml:space="preserve"> </w:t>
-      </w:r>
-      <w:r>
-        <w:rPr>
-          <w:rFonts w:cs="Times New Roman"/>
-          <w:szCs w:val="28"/>
-          <w:lang w:val="en-US"/>
-        </w:rPr>
-        <w:t>Store</w:t>
-      </w:r>
-      <w:r>
-        <w:rPr>
-          <w:rFonts w:cs="Times New Roman"/>
-          <w:szCs w:val="28"/>
-        </w:rPr>
-        <w:t xml:space="preserve">, </w:t>
-      </w:r>
-      <w:r>
-        <w:rPr>
-          <w:rFonts w:cs="Times New Roman"/>
-          <w:szCs w:val="28"/>
-          <w:lang w:val="en-US"/>
-        </w:rPr>
-        <w:t>Xamarin</w:t>
-      </w:r>
-      <w:r>
-        <w:rPr>
-          <w:rFonts w:cs="Times New Roman"/>
-          <w:szCs w:val="28"/>
-        </w:rPr>
+        </w:rPr>
+        <w:t>что позволяет сделать систему легко масштабируемой, не изменяя уже написанный код, а только добавляя новые классы.</w:t>
+      </w:r>
+    </w:p>
+    <w:p>
+      <w:pPr>
+        <w:pStyle w:val="af3"/>
+        <w:ind w:firstLine="709"/>
+        <w:rPr>
+          <w:rFonts w:cs="Times New Roman"/>
+          <w:szCs w:val="28"/>
+          <w:highlight w:val="green"/>
+        </w:rPr>
+      </w:pPr>
+      <w:r>
+        <w:rPr>
+          <w:rFonts w:cs="Times New Roman"/>
+          <w:szCs w:val="28"/>
+          <w:highlight w:val="green"/>
+        </w:rPr>
+        <w:t>2.6 Идентификация элементов и описание свойств входной и выходной информации, алгоритма решения задачи, составление контрольного примера</w:t>
+      </w:r>
+    </w:p>
+    <w:p>
+      <w:r>
+        <w:t xml:space="preserve">Для идентификации элементов и описания свойств входной и выходной информации, составление контрольного примера была составлена документация </w:t>
+      </w:r>
+      <w:r>
+        <w:rPr>
+          <w:lang w:val="en-US"/>
+        </w:rPr>
+        <w:t>API</w:t>
+      </w:r>
+      <w:r>
+        <w:t>. Так по описанным запросам сервер будет обрабатывать различную информацию и передавать ответ клиенту.</w:t>
+      </w:r>
+    </w:p>
+    <w:p>
+      <w:r>
+        <w:t xml:space="preserve">Документация </w:t>
+      </w:r>
+      <w:r>
+        <w:rPr>
+          <w:lang w:val="en-US"/>
+        </w:rPr>
+        <w:t>API</w:t>
+      </w:r>
+      <w:r>
+        <w:t xml:space="preserve"> прикреплена к отчёту</w:t>
+      </w:r>
+      <w:r>
+        <w:t xml:space="preserve"> (путь к файлу ПРОЕКТ://ФАЙЛЫ/</w:t>
+      </w:r>
+      <w:r>
+        <w:rPr>
+          <w:lang w:val="en-US"/>
+        </w:rPr>
+        <w:t>API</w:t>
+      </w:r>
+      <w:r>
+        <w:t>)</w:t>
+      </w:r>
+      <w:r>
         <w:t>.</w:t>
       </w:r>
     </w:p>
     <w:p>
       <w:pPr>
-        <w:ind w:firstLine="709"/>
-        <w:rPr>
-          <w:rFonts w:cs="Times New Roman"/>
-          <w:szCs w:val="28"/>
-        </w:rPr>
-      </w:pPr>
-      <w:r>
-        <w:rPr>
-          <w:rFonts w:cs="Times New Roman"/>
-          <w:szCs w:val="28"/>
-        </w:rPr>
-        <w:t>ReactiveUI построен вокруг реактивной модели программирования и использует Reactive Extensions (Rx). Однако цели написать гайд по реактивному программированию я перед собой не ставлю, лишь при необходимости буду пояснять, как что устроено. Совсем скоро вы сами увидите, что для использования базовых возможностей даже не требуется особенно вникать в то, что это за зверь такой: реактивное программирование. Хотя вы с ним и так знакомы, events – это как раз оно. Обычно даже в тех местах, где проявляется «реактивность», код можно довольно легко прочитать и понять, что произойдет. Конечно, если использовать библиотеку (и Reactive Extensions) на полную катушку, то придется серьезно ознакомиться с реактивной моделью, но пока мы пойдем по основам.</w:t>
-      </w:r>
-    </w:p>
-    <w:p>
-      <w:pPr>
-        <w:ind w:firstLine="709"/>
-        <w:rPr>
-          <w:rFonts w:cs="Times New Roman"/>
-          <w:b/>
-          <w:bCs/>
-          <w:szCs w:val="28"/>
-        </w:rPr>
-      </w:pPr>
-      <w:r>
-        <w:rPr>
-          <w:rFonts w:cs="Times New Roman"/>
-          <w:b/>
-          <w:bCs/>
-          <w:szCs w:val="28"/>
-        </w:rPr>
-        <w:t>Принцип работы приложения</w:t>
-      </w:r>
-    </w:p>
-    <w:p>
-      <w:pPr>
-        <w:ind w:firstLine="709"/>
-        <w:rPr>
-          <w:rFonts w:cs="Times New Roman"/>
-          <w:szCs w:val="28"/>
-        </w:rPr>
-      </w:pPr>
-      <w:r>
-        <w:rPr>
-          <w:rFonts w:cs="Times New Roman"/>
-          <w:szCs w:val="28"/>
-        </w:rPr>
-        <w:t xml:space="preserve">Приложение работает по технологиии клиент-сервер. Клиент, написанный на </w:t>
-      </w:r>
-      <w:r>
-        <w:rPr>
-          <w:rFonts w:cs="Times New Roman"/>
-          <w:szCs w:val="28"/>
-          <w:lang w:val="en-US"/>
-        </w:rPr>
-        <w:t>Avalonia</w:t>
-      </w:r>
-      <w:r>
-        <w:rPr>
-          <w:rFonts w:cs="Times New Roman"/>
-          <w:szCs w:val="28"/>
-        </w:rPr>
-        <w:t xml:space="preserve">, обращается к </w:t>
-      </w:r>
-      <w:r>
-        <w:rPr>
-          <w:rFonts w:cs="Times New Roman"/>
-          <w:szCs w:val="28"/>
-          <w:lang w:val="en-US"/>
-        </w:rPr>
-        <w:t>API</w:t>
-      </w:r>
-      <w:r>
-        <w:rPr>
-          <w:rFonts w:cs="Times New Roman"/>
-          <w:szCs w:val="28"/>
-        </w:rPr>
-        <w:t xml:space="preserve">, которая перадаёт в ответ в виде </w:t>
-      </w:r>
-      <w:r>
-        <w:rPr>
-          <w:rFonts w:cs="Times New Roman"/>
-          <w:szCs w:val="28"/>
-          <w:lang w:val="en-US"/>
-        </w:rPr>
-        <w:t>Json</w:t>
-      </w:r>
-      <w:r>
-        <w:rPr>
-          <w:rFonts w:cs="Times New Roman"/>
-          <w:szCs w:val="28"/>
-        </w:rPr>
-        <w:t>.</w:t>
-      </w:r>
-    </w:p>
-    <w:p>
-      <w:pPr>
-        <w:ind w:firstLine="709"/>
-        <w:rPr>
-          <w:rFonts w:cs="Times New Roman"/>
-          <w:szCs w:val="28"/>
-        </w:rPr>
-      </w:pPr>
-      <w:r>
-        <w:rPr>
-          <w:rFonts w:cs="Times New Roman"/>
-          <w:szCs w:val="28"/>
-          <w:lang w:val="en-US"/>
-        </w:rPr>
-        <w:t>API</w:t>
-      </w:r>
-      <w:r>
-        <w:rPr>
-          <w:rFonts w:cs="Times New Roman"/>
-          <w:szCs w:val="28"/>
-        </w:rPr>
-        <w:t xml:space="preserve"> написана на фреймворке </w:t>
-      </w:r>
-      <w:r>
-        <w:rPr>
-          <w:rFonts w:cs="Times New Roman"/>
-          <w:szCs w:val="28"/>
-          <w:lang w:val="en-US"/>
-        </w:rPr>
-        <w:t>ASP</w:t>
-      </w:r>
-      <w:r>
-        <w:rPr>
-          <w:rFonts w:cs="Times New Roman"/>
-          <w:szCs w:val="28"/>
-        </w:rPr>
-        <w:t xml:space="preserve">, создана с использованием паттерна программирования </w:t>
-      </w:r>
-      <w:r>
-        <w:rPr>
-          <w:rFonts w:cs="Times New Roman"/>
-          <w:szCs w:val="28"/>
-          <w:lang w:val="en-US"/>
-        </w:rPr>
-        <w:t>MVC</w:t>
-      </w:r>
-      <w:r>
-        <w:rPr>
-          <w:rFonts w:cs="Times New Roman"/>
-          <w:szCs w:val="28"/>
-        </w:rPr>
-        <w:t xml:space="preserve"> – </w:t>
-      </w:r>
-      <w:r>
-        <w:rPr>
-          <w:rFonts w:cs="Times New Roman"/>
-          <w:szCs w:val="28"/>
-          <w:lang w:val="en-US"/>
-        </w:rPr>
-        <w:t>Model</w:t>
-      </w:r>
-      <w:r>
-        <w:rPr>
-          <w:rFonts w:cs="Times New Roman"/>
-          <w:szCs w:val="28"/>
-        </w:rPr>
-        <w:t>-</w:t>
-      </w:r>
-      <w:r>
-        <w:rPr>
-          <w:rFonts w:cs="Times New Roman"/>
-          <w:szCs w:val="28"/>
-          <w:lang w:val="en-US"/>
-        </w:rPr>
-        <w:t>View</w:t>
-      </w:r>
-      <w:r>
-        <w:rPr>
-          <w:rFonts w:cs="Times New Roman"/>
-          <w:szCs w:val="28"/>
-        </w:rPr>
-        <w:t>-</w:t>
-      </w:r>
-      <w:r>
-        <w:rPr>
-          <w:rFonts w:cs="Times New Roman"/>
-          <w:szCs w:val="28"/>
-          <w:lang w:val="en-US"/>
-        </w:rPr>
-        <w:t>Controller</w:t>
-      </w:r>
-      <w:r>
-        <w:rPr>
-          <w:rFonts w:cs="Times New Roman"/>
-          <w:szCs w:val="28"/>
-        </w:rPr>
-        <w:t xml:space="preserve">, </w:t>
-      </w:r>
-      <w:r>
-        <w:rPr>
-          <w:rFonts w:cs="Times New Roman"/>
-          <w:szCs w:val="28"/>
-        </w:rPr>
-        <w:t xml:space="preserve">что позволяет сделать систему </w:t>
-      </w:r>
-      <w:r>
-        <w:rPr>
-          <w:rFonts w:cs="Times New Roman"/>
-          <w:szCs w:val="28"/>
-        </w:rPr>
-        <w:lastRenderedPageBreak/>
-        <w:t>легко масштабируемой, не изменяя уже написанный код, а только добавляя новые классы.</w:t>
-      </w:r>
-    </w:p>
-    <w:p>
-      <w:pPr>
-        <w:pStyle w:val="af4"/>
-        <w:ind w:firstLine="709"/>
-        <w:rPr>
-          <w:rFonts w:cs="Times New Roman"/>
-          <w:szCs w:val="28"/>
-          <w:highlight w:val="green"/>
-        </w:rPr>
-      </w:pPr>
-      <w:r>
-        <w:rPr>
-          <w:rFonts w:cs="Times New Roman"/>
-          <w:szCs w:val="28"/>
-          <w:highlight w:val="green"/>
-        </w:rPr>
-        <w:t>2.6 Идентификация элементов и описание свойств входной и выходной информации, алгоритма решения задачи, составление контрольного примера</w:t>
-      </w:r>
-    </w:p>
-    <w:p>
-      <w:r>
-        <w:t xml:space="preserve">Для идентификации элементов и описания свойств входной и выходной информации, составление контрольного примера была составлена документация </w:t>
-      </w:r>
-      <w:r>
-        <w:rPr>
-          <w:lang w:val="en-US"/>
-        </w:rPr>
-        <w:t>API</w:t>
-      </w:r>
-      <w:r>
-        <w:t>. Так по описанным запросам сервер будет обрабатывать различную информацию и передавать ответ клиенту.</w:t>
-      </w:r>
-    </w:p>
-    <w:p>
-      <w:r>
-        <w:t xml:space="preserve">Документация </w:t>
-      </w:r>
-      <w:r>
-        <w:rPr>
-          <w:lang w:val="en-US"/>
-        </w:rPr>
-        <w:t>API</w:t>
-      </w:r>
-      <w:r>
-        <w:t xml:space="preserve"> прикреплена к отчёту</w:t>
-      </w:r>
-      <w:r>
-        <w:t xml:space="preserve"> (путь к файлу ПРОЕКТ://ФАЙЛЫ/</w:t>
-      </w:r>
-      <w:r>
-        <w:rPr>
-          <w:lang w:val="en-US"/>
-        </w:rPr>
-        <w:t>API</w:t>
-      </w:r>
-      <w:r>
-        <w:t>)</w:t>
-      </w:r>
-      <w:r>
-        <w:t>.</w:t>
-      </w:r>
-    </w:p>
-    <w:p>
-      <w:pPr>
-        <w:pStyle w:val="af4"/>
+        <w:pStyle w:val="af3"/>
         <w:ind w:firstLine="709"/>
         <w:rPr>
           <w:rFonts w:cs="Times New Roman"/>
@@ -5532,7 +5859,7 @@
     </w:p>
     <w:p>
       <w:pPr>
-        <w:pStyle w:val="af4"/>
+        <w:pStyle w:val="af3"/>
         <w:ind w:firstLine="709"/>
         <w:rPr>
           <w:rFonts w:cs="Times New Roman"/>
@@ -5708,7 +6035,17 @@
           <w:sz w:val="28"/>
           <w:szCs w:val="28"/>
         </w:rPr>
-        <w:t>, при корректном запросе клиента, обращается к базе данных, выбирая или изменяя данные</w:t>
+        <w:t xml:space="preserve">, при корректном запросе клиента, обращается к базе данных, </w:t>
+      </w:r>
+      <w:r>
+        <w:rPr>
+          <w:rFonts w:ascii="Times New Roman" w:hAnsi="Times New Roman" w:cs="Times New Roman"/>
+          <w:bCs/>
+          <w:sz w:val="28"/>
+          <w:szCs w:val="28"/>
+        </w:rPr>
+        <w:lastRenderedPageBreak/>
+        <w:t>выбирая или изменяя данные</w:t>
       </w:r>
     </w:p>
     <w:p>
@@ -5777,7 +6114,7 @@
     </w:p>
     <w:p>
       <w:pPr>
-        <w:pStyle w:val="af4"/>
+        <w:pStyle w:val="af3"/>
         <w:ind w:firstLine="709"/>
         <w:rPr>
           <w:rFonts w:cs="Times New Roman"/>
@@ -5896,17 +6233,7 @@
           <w:sz w:val="28"/>
           <w:szCs w:val="28"/>
         </w:rPr>
-        <w:t xml:space="preserve">, с разделением ролей </w:t>
-      </w:r>
-      <w:r>
-        <w:rPr>
-          <w:rFonts w:ascii="Times New Roman" w:hAnsi="Times New Roman" w:cs="Times New Roman"/>
-          <w:bCs/>
-          <w:sz w:val="28"/>
-          <w:szCs w:val="28"/>
-        </w:rPr>
-        <w:lastRenderedPageBreak/>
-        <w:t>на разных запросах.</w:t>
+        <w:t>, с разделением ролей на разных запросах.</w:t>
       </w:r>
     </w:p>
     <w:p>
@@ -5954,7 +6281,7 @@
     </w:p>
     <w:p>
       <w:pPr>
-        <w:pStyle w:val="af4"/>
+        <w:pStyle w:val="af3"/>
         <w:ind w:firstLine="709"/>
         <w:rPr>
           <w:rFonts w:cs="Times New Roman"/>
@@ -6029,7 +6356,7 @@
     </w:p>
     <w:p>
       <w:pPr>
-        <w:pStyle w:val="af4"/>
+        <w:pStyle w:val="af3"/>
         <w:ind w:firstLine="709"/>
         <w:rPr>
           <w:rFonts w:cs="Times New Roman"/>
@@ -6100,18 +6427,17 @@
           <w:szCs w:val="28"/>
         </w:rPr>
       </w:pPr>
-      <w:proofErr w:type="spellStart"/>
-      <w:r>
-        <w:rPr>
-          <w:rFonts w:ascii="Times New Roman" w:hAnsi="Times New Roman" w:cs="Times New Roman"/>
-          <w:bCs/>
-          <w:sz w:val="28"/>
-          <w:szCs w:val="28"/>
-          <w:lang w:val="en-US"/>
-        </w:rPr>
+      <w:r>
+        <w:rPr>
+          <w:rFonts w:ascii="Times New Roman" w:hAnsi="Times New Roman" w:cs="Times New Roman"/>
+          <w:bCs/>
+          <w:sz w:val="28"/>
+          <w:szCs w:val="28"/>
+          <w:lang w:val="en-US"/>
+        </w:rPr>
+        <w:lastRenderedPageBreak/>
         <w:t>AttendanceLogController</w:t>
       </w:r>
-      <w:proofErr w:type="spellEnd"/>
       <w:r>
         <w:rPr>
           <w:rFonts w:ascii="Times New Roman" w:hAnsi="Times New Roman" w:cs="Times New Roman"/>
@@ -6135,7 +6461,6 @@
           <w:szCs w:val="28"/>
         </w:rPr>
       </w:pPr>
-      <w:proofErr w:type="spellStart"/>
       <w:r>
         <w:rPr>
           <w:rFonts w:ascii="Times New Roman" w:hAnsi="Times New Roman" w:cs="Times New Roman"/>
@@ -6146,7 +6471,6 @@
         </w:rPr>
         <w:t>DutyScheduleController</w:t>
       </w:r>
-      <w:proofErr w:type="spellEnd"/>
       <w:r>
         <w:rPr>
           <w:rFonts w:ascii="Times New Roman" w:hAnsi="Times New Roman" w:cs="Times New Roman"/>
@@ -6170,7 +6494,6 @@
           <w:szCs w:val="28"/>
         </w:rPr>
       </w:pPr>
-      <w:proofErr w:type="spellStart"/>
       <w:r>
         <w:rPr>
           <w:rFonts w:ascii="Times New Roman" w:hAnsi="Times New Roman" w:cs="Times New Roman"/>
@@ -6181,7 +6504,6 @@
         </w:rPr>
         <w:t>EventController</w:t>
       </w:r>
-      <w:proofErr w:type="spellEnd"/>
       <w:r>
         <w:rPr>
           <w:rFonts w:ascii="Times New Roman" w:hAnsi="Times New Roman" w:cs="Times New Roman"/>
@@ -6259,7 +6581,6 @@
           <w:szCs w:val="28"/>
         </w:rPr>
       </w:pPr>
-      <w:proofErr w:type="spellStart"/>
       <w:r>
         <w:rPr>
           <w:rFonts w:ascii="Times New Roman" w:hAnsi="Times New Roman" w:cs="Times New Roman"/>
@@ -6270,7 +6591,6 @@
         </w:rPr>
         <w:t>GroupController</w:t>
       </w:r>
-      <w:proofErr w:type="spellEnd"/>
       <w:r>
         <w:rPr>
           <w:rFonts w:ascii="Times New Roman" w:hAnsi="Times New Roman" w:cs="Times New Roman"/>
@@ -6294,7 +6614,6 @@
           <w:szCs w:val="28"/>
         </w:rPr>
       </w:pPr>
-      <w:proofErr w:type="spellStart"/>
       <w:r>
         <w:rPr>
           <w:rFonts w:ascii="Times New Roman" w:hAnsi="Times New Roman" w:cs="Times New Roman"/>
@@ -6305,7 +6624,6 @@
         </w:rPr>
         <w:t>PurityRaidLogsController</w:t>
       </w:r>
-      <w:proofErr w:type="spellEnd"/>
       <w:r>
         <w:rPr>
           <w:rFonts w:ascii="Times New Roman" w:hAnsi="Times New Roman" w:cs="Times New Roman"/>
@@ -6329,7 +6647,6 @@
           <w:szCs w:val="28"/>
         </w:rPr>
       </w:pPr>
-      <w:proofErr w:type="spellStart"/>
       <w:r>
         <w:rPr>
           <w:rFonts w:ascii="Times New Roman" w:hAnsi="Times New Roman" w:cs="Times New Roman"/>
@@ -6340,7 +6657,6 @@
         </w:rPr>
         <w:t>RoomsController</w:t>
       </w:r>
-      <w:proofErr w:type="spellEnd"/>
       <w:r>
         <w:rPr>
           <w:rFonts w:ascii="Times New Roman" w:hAnsi="Times New Roman" w:cs="Times New Roman"/>
@@ -6418,7 +6734,6 @@
           <w:szCs w:val="28"/>
         </w:rPr>
       </w:pPr>
-      <w:proofErr w:type="spellStart"/>
       <w:r>
         <w:rPr>
           <w:rFonts w:ascii="Times New Roman" w:hAnsi="Times New Roman" w:cs="Times New Roman"/>
@@ -6429,7 +6744,6 @@
         </w:rPr>
         <w:t>StatusController</w:t>
       </w:r>
-      <w:proofErr w:type="spellEnd"/>
       <w:r>
         <w:rPr>
           <w:rFonts w:ascii="Times New Roman" w:hAnsi="Times New Roman" w:cs="Times New Roman"/>
@@ -6453,7 +6767,6 @@
           <w:szCs w:val="28"/>
         </w:rPr>
       </w:pPr>
-      <w:proofErr w:type="spellStart"/>
       <w:r>
         <w:rPr>
           <w:rFonts w:ascii="Times New Roman" w:hAnsi="Times New Roman" w:cs="Times New Roman"/>
@@ -6464,7 +6777,6 @@
         </w:rPr>
         <w:t>StudentsController</w:t>
       </w:r>
-      <w:proofErr w:type="spellEnd"/>
       <w:r>
         <w:rPr>
           <w:rFonts w:ascii="Times New Roman" w:hAnsi="Times New Roman" w:cs="Times New Roman"/>
@@ -6543,7 +6855,6 @@
           <w:highlight w:val="yellow"/>
         </w:rPr>
       </w:pPr>
-      <w:proofErr w:type="spellStart"/>
       <w:r>
         <w:rPr>
           <w:rFonts w:ascii="Times New Roman" w:hAnsi="Times New Roman" w:cs="Times New Roman"/>
@@ -6554,7 +6865,6 @@
         </w:rPr>
         <w:t>UsersController</w:t>
       </w:r>
-      <w:proofErr w:type="spellEnd"/>
       <w:r>
         <w:rPr>
           <w:rFonts w:ascii="Times New Roman" w:hAnsi="Times New Roman" w:cs="Times New Roman"/>
@@ -6567,7 +6877,7 @@
     </w:p>
     <w:p>
       <w:pPr>
-        <w:pStyle w:val="af4"/>
+        <w:pStyle w:val="af3"/>
         <w:ind w:firstLine="709"/>
         <w:rPr>
           <w:rFonts w:cs="Times New Roman"/>
@@ -6581,7 +6891,6 @@
           <w:szCs w:val="28"/>
           <w:highlight w:val="green"/>
         </w:rPr>
-        <w:lastRenderedPageBreak/>
         <w:t xml:space="preserve">2.12 </w:t>
       </w:r>
       <w:r>
@@ -6667,7 +6976,7 @@
     </w:p>
     <w:p>
       <w:pPr>
-        <w:pStyle w:val="af4"/>
+        <w:pStyle w:val="af3"/>
         <w:ind w:firstLine="709"/>
         <w:rPr>
           <w:rFonts w:cs="Times New Roman"/>
@@ -6996,27 +7305,15 @@
           <w:szCs w:val="28"/>
         </w:rPr>
       </w:pPr>
-      <w:proofErr w:type="spellStart"/>
-      <w:r>
-        <w:rPr>
-          <w:rFonts w:ascii="Times New Roman" w:hAnsi="Times New Roman" w:cs="Times New Roman"/>
-          <w:bCs/>
-          <w:sz w:val="28"/>
-          <w:szCs w:val="28"/>
-        </w:rPr>
-        <w:t>Первоночально</w:t>
-      </w:r>
-      <w:proofErr w:type="spellEnd"/>
-      <w:r>
-        <w:rPr>
-          <w:rFonts w:ascii="Times New Roman" w:hAnsi="Times New Roman" w:cs="Times New Roman"/>
-          <w:bCs/>
-          <w:sz w:val="28"/>
-          <w:szCs w:val="28"/>
-        </w:rPr>
-        <w:t xml:space="preserve"> создан класс для работы с базой данных, унаследованный от </w:t>
-      </w:r>
-      <w:proofErr w:type="spellStart"/>
+      <w:r>
+        <w:rPr>
+          <w:rFonts w:ascii="Times New Roman" w:hAnsi="Times New Roman" w:cs="Times New Roman"/>
+          <w:bCs/>
+          <w:sz w:val="28"/>
+          <w:szCs w:val="28"/>
+        </w:rPr>
+        <w:t xml:space="preserve">Первоночально создан класс для работы с базой данных, унаследованный от </w:t>
+      </w:r>
       <w:r>
         <w:rPr>
           <w:rFonts w:ascii="Times New Roman" w:hAnsi="Times New Roman" w:cs="Times New Roman"/>
@@ -7027,7 +7324,6 @@
         </w:rPr>
         <w:t>DbContetxt</w:t>
       </w:r>
-      <w:proofErr w:type="spellEnd"/>
       <w:r>
         <w:rPr>
           <w:rFonts w:ascii="Times New Roman" w:hAnsi="Times New Roman" w:cs="Times New Roman"/>
@@ -7158,7 +7454,17 @@
           <w:sz w:val="28"/>
           <w:szCs w:val="28"/>
         </w:rPr>
-        <w:t xml:space="preserve">После того как была отлажена безопасность, были созданы основные контроллеры, которые обрабатывают, поступающие на </w:t>
+        <w:t xml:space="preserve">После того как была отлажена безопасность, были созданы основные </w:t>
+      </w:r>
+      <w:r>
+        <w:rPr>
+          <w:rFonts w:ascii="Times New Roman" w:hAnsi="Times New Roman" w:cs="Times New Roman"/>
+          <w:bCs/>
+          <w:sz w:val="28"/>
+          <w:szCs w:val="28"/>
+        </w:rPr>
+        <w:lastRenderedPageBreak/>
+        <w:t xml:space="preserve">контроллеры, которые обрабатывают, поступающие на </w:t>
       </w:r>
       <w:r>
         <w:rPr>
@@ -7182,7 +7488,7 @@
     </w:p>
     <w:p>
       <w:pPr>
-        <w:pStyle w:val="af4"/>
+        <w:pStyle w:val="af3"/>
         <w:ind w:firstLine="709"/>
         <w:rPr>
           <w:rFonts w:cs="Times New Roman"/>
@@ -7318,7 +7624,6 @@
           <w:szCs w:val="28"/>
         </w:rPr>
       </w:pPr>
-      <w:proofErr w:type="spellStart"/>
       <w:r>
         <w:rPr>
           <w:rFonts w:ascii="Times New Roman" w:hAnsi="Times New Roman" w:cs="Times New Roman"/>
@@ -7328,7 +7633,6 @@
         </w:rPr>
         <w:t>Swagger</w:t>
       </w:r>
-      <w:proofErr w:type="spellEnd"/>
       <w:r>
         <w:rPr>
           <w:rFonts w:ascii="Times New Roman" w:hAnsi="Times New Roman" w:cs="Times New Roman"/>
@@ -7363,29 +7667,9 @@
           <w:sz w:val="28"/>
           <w:szCs w:val="28"/>
         </w:rPr>
-        <w:t xml:space="preserve">проект, используемый для описания и документирования </w:t>
-      </w:r>
-      <w:proofErr w:type="spellStart"/>
-      <w:r>
-        <w:rPr>
-          <w:rFonts w:ascii="Times New Roman" w:hAnsi="Times New Roman" w:cs="Times New Roman"/>
-          <w:bCs/>
-          <w:sz w:val="28"/>
-          <w:szCs w:val="28"/>
-        </w:rPr>
-        <w:t>RESTful</w:t>
-      </w:r>
-      <w:proofErr w:type="spellEnd"/>
-      <w:r>
-        <w:rPr>
-          <w:rFonts w:ascii="Times New Roman" w:hAnsi="Times New Roman" w:cs="Times New Roman"/>
-          <w:bCs/>
-          <w:sz w:val="28"/>
-          <w:szCs w:val="28"/>
-        </w:rPr>
-        <w:t xml:space="preserve"> API.</w:t>
-      </w:r>
-      <w:bookmarkStart w:id="15" w:name="_Toc164151026"/>
+        <w:t>проект, используемый для описания и документирования RESTful API.</w:t>
+      </w:r>
+      <w:bookmarkStart w:id="16" w:name="_Toc164151026"/>
     </w:p>
     <w:p>
       <w:pPr>
@@ -7429,10 +7713,11 @@
         <w:rPr>
           <w:rFonts w:ascii="Times New Roman" w:hAnsi="Times New Roman" w:cs="Times New Roman"/>
           <w:bCs/>
-          <w:sz w:val="28"/>
-          <w:szCs w:val="28"/>
-        </w:rPr>
-        <w:lastRenderedPageBreak/>
+          <w:noProof/>
+          <w:sz w:val="28"/>
+          <w:szCs w:val="28"/>
+          <w:lang w:eastAsia="ru-RU"/>
+        </w:rPr>
         <w:drawing>
           <wp:inline distT="0" distB="0" distL="0" distR="0" wp14:anchorId="0B19FC60" wp14:editId="55E1BED2">
             <wp:extent cx="6299835" cy="3251835"/>
@@ -7449,7 +7734,7 @@
                     <pic:cNvPicPr/>
                   </pic:nvPicPr>
                   <pic:blipFill>
-                    <a:blip r:embed="rId9"/>
+                    <a:blip r:embed="rId8"/>
                     <a:stretch>
                       <a:fillRect/>
                     </a:stretch>
@@ -7521,7 +7806,7 @@
     </w:p>
     <w:p>
       <w:pPr>
-        <w:pStyle w:val="af4"/>
+        <w:pStyle w:val="af3"/>
         <w:ind w:firstLine="709"/>
         <w:rPr>
           <w:rFonts w:cs="Times New Roman"/>
@@ -7552,7 +7837,7 @@
         </w:rPr>
         <w:t xml:space="preserve"> Создание документации программиста</w:t>
       </w:r>
-      <w:bookmarkEnd w:id="15"/>
+      <w:bookmarkEnd w:id="16"/>
     </w:p>
     <w:p>
       <w:pPr>
@@ -7623,12 +7908,13 @@
     </w:p>
     <w:p>
       <w:pPr>
-        <w:pStyle w:val="af4"/>
+        <w:pStyle w:val="af3"/>
         <w:ind w:firstLine="709"/>
         <w:jc w:val="center"/>
         <w:rPr>
           <w:rFonts w:cs="Times New Roman"/>
           <w:szCs w:val="28"/>
+          <w:lang w:val="en-US"/>
         </w:rPr>
       </w:pPr>
       <w:r>
@@ -7643,6 +7929,7 @@
         <w:rPr>
           <w:rFonts w:cs="Times New Roman"/>
           <w:szCs w:val="28"/>
+          <w:lang w:val="en-US"/>
         </w:rPr>
         <w:t xml:space="preserve"> </w:t>
       </w:r>
@@ -7657,6 +7944,7 @@
         <w:rPr>
           <w:rFonts w:cs="Times New Roman"/>
           <w:szCs w:val="28"/>
+          <w:lang w:val="en-US"/>
         </w:rPr>
         <w:t xml:space="preserve"> </w:t>
       </w:r>
@@ -7674,6 +7962,7 @@
         <w:rPr>
           <w:rFonts w:cs="Times New Roman"/>
           <w:szCs w:val="28"/>
+          <w:lang w:val="en-US"/>
         </w:rPr>
       </w:pPr>
     </w:p>
@@ -9218,7 +9507,7 @@
       </w:pPr>
     </w:p>
     <w:sectPr>
-      <w:footerReference w:type="default" r:id="rId10"/>
+      <w:footerReference w:type="default" r:id="rId9"/>
       <w:pgSz w:w="11906" w:h="16838"/>
       <w:pgMar w:top="1134" w:right="851" w:bottom="1134" w:left="1134" w:header="709" w:footer="709" w:gutter="0"/>
       <w:cols w:space="708"/>
@@ -9230,7 +9519,7 @@
 </file>
 
 <file path=word/endnotes.xml><?xml version="1.0" encoding="utf-8"?>
-<w:endnotes xmlns:wpc="http://schemas.microsoft.com/office/word/2010/wordprocessingCanvas" xmlns:cx="http://schemas.microsoft.com/office/drawing/2014/chartex" xmlns:cx1="http://schemas.microsoft.com/office/drawing/2015/9/8/chartex" xmlns:cx2="http://schemas.microsoft.com/office/drawing/2015/10/21/chartex" xmlns:cx3="http://schemas.microsoft.com/office/drawing/2016/5/9/chartex" xmlns:cx4="http://schemas.microsoft.com/office/drawing/2016/5/10/chartex" xmlns:cx5="http://schemas.microsoft.com/office/drawing/2016/5/11/chartex" xmlns:cx6="http://schemas.microsoft.com/office/drawing/2016/5/12/chartex" xmlns:cx7="http://schemas.microsoft.com/office/drawing/2016/5/13/chartex" xmlns:cx8="http://schemas.microsoft.com/office/drawing/2016/5/14/chartex" xmlns:mc="http://schemas.openxmlformats.org/markup-compatibility/2006" xmlns:aink="http://schemas.microsoft.com/office/drawing/2016/ink" xmlns:am3d="http://schemas.microsoft.com/office/drawing/2017/model3d" xmlns:o="urn:schemas-microsoft-com:office:office" xmlns:r="http://schemas.openxmlformats.org/officeDocument/2006/relationships" xmlns:m="http://schemas.openxmlformats.org/officeDocument/2006/math" xmlns:v="urn:schemas-microsoft-com:vml" xmlns:wp14="http://schemas.microsoft.com/office/word/2010/wordprocessingDrawing" xmlns:wp="http://schemas.openxmlformats.org/drawingml/2006/wordprocessingDrawing" xmlns:w10="urn:schemas-microsoft-com:office:word" xmlns:w="http://schemas.openxmlformats.org/wordprocessingml/2006/main" xmlns:w14="http://schemas.microsoft.com/office/word/2010/wordml" xmlns:w15="http://schemas.microsoft.com/office/word/2012/wordml" xmlns:w16cex="http://schemas.microsoft.com/office/word/2018/wordml/cex" xmlns:w16cid="http://schemas.microsoft.com/office/word/2016/wordml/cid" xmlns:w16="http://schemas.microsoft.com/office/word/2018/wordml" xmlns:w16sdtdh="http://schemas.microsoft.com/office/word/2020/wordml/sdtdatahash" xmlns:w16se="http://schemas.microsoft.com/office/word/2015/wordml/symex" xmlns:wpg="http://schemas.microsoft.com/office/word/2010/wordprocessingGroup" xmlns:wpi="http://schemas.microsoft.com/office/word/2010/wordprocessingInk" xmlns:wne="http://schemas.microsoft.com/office/word/2006/wordml" xmlns:wps="http://schemas.microsoft.com/office/word/2010/wordprocessingShape" mc:Ignorable="w14 w15 w16se w16cid w16 w16cex w16sdtdh wp14">
+<w:endnotes xmlns:wpc="http://schemas.microsoft.com/office/word/2010/wordprocessingCanvas" xmlns:cx="http://schemas.microsoft.com/office/drawing/2014/chartex" xmlns:mc="http://schemas.openxmlformats.org/markup-compatibility/2006" xmlns:o="urn:schemas-microsoft-com:office:office" xmlns:r="http://schemas.openxmlformats.org/officeDocument/2006/relationships" xmlns:m="http://schemas.openxmlformats.org/officeDocument/2006/math" xmlns:v="urn:schemas-microsoft-com:vml" xmlns:wp14="http://schemas.microsoft.com/office/word/2010/wordprocessingDrawing" xmlns:wp="http://schemas.openxmlformats.org/drawingml/2006/wordprocessingDrawing" xmlns:w10="urn:schemas-microsoft-com:office:word" xmlns:w="http://schemas.openxmlformats.org/wordprocessingml/2006/main" xmlns:w14="http://schemas.microsoft.com/office/word/2010/wordml" xmlns:w15="http://schemas.microsoft.com/office/word/2012/wordml" xmlns:w16se="http://schemas.microsoft.com/office/word/2015/wordml/symex" xmlns:wpg="http://schemas.microsoft.com/office/word/2010/wordprocessingGroup" xmlns:wpi="http://schemas.microsoft.com/office/word/2010/wordprocessingInk" xmlns:wne="http://schemas.microsoft.com/office/word/2006/wordml" xmlns:wps="http://schemas.microsoft.com/office/word/2010/wordprocessingShape" mc:Ignorable="w14 w15 w16se wp14">
   <w:endnote w:type="separator" w:id="-1">
     <w:p>
       <w:pPr>
@@ -9255,7 +9544,7 @@
 </file>
 
 <file path=word/footer1.xml><?xml version="1.0" encoding="utf-8"?>
-<w:ftr xmlns:wpc="http://schemas.microsoft.com/office/word/2010/wordprocessingCanvas" xmlns:cx="http://schemas.microsoft.com/office/drawing/2014/chartex" xmlns:cx1="http://schemas.microsoft.com/office/drawing/2015/9/8/chartex" xmlns:cx2="http://schemas.microsoft.com/office/drawing/2015/10/21/chartex" xmlns:cx3="http://schemas.microsoft.com/office/drawing/2016/5/9/chartex" xmlns:cx4="http://schemas.microsoft.com/office/drawing/2016/5/10/chartex" xmlns:cx5="http://schemas.microsoft.com/office/drawing/2016/5/11/chartex" xmlns:cx6="http://schemas.microsoft.com/office/drawing/2016/5/12/chartex" xmlns:cx7="http://schemas.microsoft.com/office/drawing/2016/5/13/chartex" xmlns:cx8="http://schemas.microsoft.com/office/drawing/2016/5/14/chartex" xmlns:mc="http://schemas.openxmlformats.org/markup-compatibility/2006" xmlns:aink="http://schemas.microsoft.com/office/drawing/2016/ink" xmlns:am3d="http://schemas.microsoft.com/office/drawing/2017/model3d" xmlns:o="urn:schemas-microsoft-com:office:office" xmlns:r="http://schemas.openxmlformats.org/officeDocument/2006/relationships" xmlns:m="http://schemas.openxmlformats.org/officeDocument/2006/math" xmlns:v="urn:schemas-microsoft-com:vml" xmlns:wp14="http://schemas.microsoft.com/office/word/2010/wordprocessingDrawing" xmlns:wp="http://schemas.openxmlformats.org/drawingml/2006/wordprocessingDrawing" xmlns:w10="urn:schemas-microsoft-com:office:word" xmlns:w="http://schemas.openxmlformats.org/wordprocessingml/2006/main" xmlns:w14="http://schemas.microsoft.com/office/word/2010/wordml" xmlns:w15="http://schemas.microsoft.com/office/word/2012/wordml" xmlns:w16cex="http://schemas.microsoft.com/office/word/2018/wordml/cex" xmlns:w16cid="http://schemas.microsoft.com/office/word/2016/wordml/cid" xmlns:w16="http://schemas.microsoft.com/office/word/2018/wordml" xmlns:w16sdtdh="http://schemas.microsoft.com/office/word/2020/wordml/sdtdatahash" xmlns:w16se="http://schemas.microsoft.com/office/word/2015/wordml/symex" xmlns:wpg="http://schemas.microsoft.com/office/word/2010/wordprocessingGroup" xmlns:wpi="http://schemas.microsoft.com/office/word/2010/wordprocessingInk" xmlns:wne="http://schemas.microsoft.com/office/word/2006/wordml" xmlns:wps="http://schemas.microsoft.com/office/word/2010/wordprocessingShape" mc:Ignorable="w14 w15 w16se w16cid w16 w16cex w16sdtdh wp14">
+<w:ftr xmlns:wpc="http://schemas.microsoft.com/office/word/2010/wordprocessingCanvas" xmlns:cx="http://schemas.microsoft.com/office/drawing/2014/chartex" xmlns:mc="http://schemas.openxmlformats.org/markup-compatibility/2006" xmlns:o="urn:schemas-microsoft-com:office:office" xmlns:r="http://schemas.openxmlformats.org/officeDocument/2006/relationships" xmlns:m="http://schemas.openxmlformats.org/officeDocument/2006/math" xmlns:v="urn:schemas-microsoft-com:vml" xmlns:wp14="http://schemas.microsoft.com/office/word/2010/wordprocessingDrawing" xmlns:wp="http://schemas.openxmlformats.org/drawingml/2006/wordprocessingDrawing" xmlns:w10="urn:schemas-microsoft-com:office:word" xmlns:w="http://schemas.openxmlformats.org/wordprocessingml/2006/main" xmlns:w14="http://schemas.microsoft.com/office/word/2010/wordml" xmlns:w15="http://schemas.microsoft.com/office/word/2012/wordml" xmlns:w16se="http://schemas.microsoft.com/office/word/2015/wordml/symex" xmlns:wpg="http://schemas.microsoft.com/office/word/2010/wordprocessingGroup" xmlns:wpi="http://schemas.microsoft.com/office/word/2010/wordprocessingInk" xmlns:wne="http://schemas.microsoft.com/office/word/2006/wordml" xmlns:wps="http://schemas.microsoft.com/office/word/2010/wordprocessingShape" mc:Ignorable="w14 w15 w16se wp14">
   <w:sdt>
     <w:sdtPr>
       <w:id w:val="432916386"/>
@@ -9284,7 +9573,7 @@
           <w:rPr>
             <w:noProof/>
           </w:rPr>
-          <w:t>14</w:t>
+          <w:t>8</w:t>
         </w:r>
         <w:r>
           <w:rPr>
@@ -9304,7 +9593,7 @@
 </file>
 
 <file path=word/footnotes.xml><?xml version="1.0" encoding="utf-8"?>
-<w:footnotes xmlns:wpc="http://schemas.microsoft.com/office/word/2010/wordprocessingCanvas" xmlns:cx="http://schemas.microsoft.com/office/drawing/2014/chartex" xmlns:cx1="http://schemas.microsoft.com/office/drawing/2015/9/8/chartex" xmlns:cx2="http://schemas.microsoft.com/office/drawing/2015/10/21/chartex" xmlns:cx3="http://schemas.microsoft.com/office/drawing/2016/5/9/chartex" xmlns:cx4="http://schemas.microsoft.com/office/drawing/2016/5/10/chartex" xmlns:cx5="http://schemas.microsoft.com/office/drawing/2016/5/11/chartex" xmlns:cx6="http://schemas.microsoft.com/office/drawing/2016/5/12/chartex" xmlns:cx7="http://schemas.microsoft.com/office/drawing/2016/5/13/chartex" xmlns:cx8="http://schemas.microsoft.com/office/drawing/2016/5/14/chartex" xmlns:mc="http://schemas.openxmlformats.org/markup-compatibility/2006" xmlns:aink="http://schemas.microsoft.com/office/drawing/2016/ink" xmlns:am3d="http://schemas.microsoft.com/office/drawing/2017/model3d" xmlns:o="urn:schemas-microsoft-com:office:office" xmlns:r="http://schemas.openxmlformats.org/officeDocument/2006/relationships" xmlns:m="http://schemas.openxmlformats.org/officeDocument/2006/math" xmlns:v="urn:schemas-microsoft-com:vml" xmlns:wp14="http://schemas.microsoft.com/office/word/2010/wordprocessingDrawing" xmlns:wp="http://schemas.openxmlformats.org/drawingml/2006/wordprocessingDrawing" xmlns:w10="urn:schemas-microsoft-com:office:word" xmlns:w="http://schemas.openxmlformats.org/wordprocessingml/2006/main" xmlns:w14="http://schemas.microsoft.com/office/word/2010/wordml" xmlns:w15="http://schemas.microsoft.com/office/word/2012/wordml" xmlns:w16cex="http://schemas.microsoft.com/office/word/2018/wordml/cex" xmlns:w16cid="http://schemas.microsoft.com/office/word/2016/wordml/cid" xmlns:w16="http://schemas.microsoft.com/office/word/2018/wordml" xmlns:w16sdtdh="http://schemas.microsoft.com/office/word/2020/wordml/sdtdatahash" xmlns:w16se="http://schemas.microsoft.com/office/word/2015/wordml/symex" xmlns:wpg="http://schemas.microsoft.com/office/word/2010/wordprocessingGroup" xmlns:wpi="http://schemas.microsoft.com/office/word/2010/wordprocessingInk" xmlns:wne="http://schemas.microsoft.com/office/word/2006/wordml" xmlns:wps="http://schemas.microsoft.com/office/word/2010/wordprocessingShape" mc:Ignorable="w14 w15 w16se w16cid w16 w16cex w16sdtdh wp14">
+<w:footnotes xmlns:wpc="http://schemas.microsoft.com/office/word/2010/wordprocessingCanvas" xmlns:cx="http://schemas.microsoft.com/office/drawing/2014/chartex" xmlns:mc="http://schemas.openxmlformats.org/markup-compatibility/2006" xmlns:o="urn:schemas-microsoft-com:office:office" xmlns:r="http://schemas.openxmlformats.org/officeDocument/2006/relationships" xmlns:m="http://schemas.openxmlformats.org/officeDocument/2006/math" xmlns:v="urn:schemas-microsoft-com:vml" xmlns:wp14="http://schemas.microsoft.com/office/word/2010/wordprocessingDrawing" xmlns:wp="http://schemas.openxmlformats.org/drawingml/2006/wordprocessingDrawing" xmlns:w10="urn:schemas-microsoft-com:office:word" xmlns:w="http://schemas.openxmlformats.org/wordprocessingml/2006/main" xmlns:w14="http://schemas.microsoft.com/office/word/2010/wordml" xmlns:w15="http://schemas.microsoft.com/office/word/2012/wordml" xmlns:w16se="http://schemas.microsoft.com/office/word/2015/wordml/symex" xmlns:wpg="http://schemas.microsoft.com/office/word/2010/wordprocessingGroup" xmlns:wpi="http://schemas.microsoft.com/office/word/2010/wordprocessingInk" xmlns:wne="http://schemas.microsoft.com/office/word/2006/wordml" xmlns:wps="http://schemas.microsoft.com/office/word/2010/wordprocessingShape" mc:Ignorable="w14 w15 w16se wp14">
   <w:footnote w:type="separator" w:id="-1">
     <w:p>
       <w:pPr>
@@ -9329,7 +9618,7 @@
 </file>
 
 <file path=word/numbering.xml><?xml version="1.0" encoding="utf-8"?>
-<w:numbering xmlns:wpc="http://schemas.microsoft.com/office/word/2010/wordprocessingCanvas" xmlns:cx="http://schemas.microsoft.com/office/drawing/2014/chartex" xmlns:cx1="http://schemas.microsoft.com/office/drawing/2015/9/8/chartex" xmlns:cx2="http://schemas.microsoft.com/office/drawing/2015/10/21/chartex" xmlns:cx3="http://schemas.microsoft.com/office/drawing/2016/5/9/chartex" xmlns:cx4="http://schemas.microsoft.com/office/drawing/2016/5/10/chartex" xmlns:cx5="http://schemas.microsoft.com/office/drawing/2016/5/11/chartex" xmlns:cx6="http://schemas.microsoft.com/office/drawing/2016/5/12/chartex" xmlns:cx7="http://schemas.microsoft.com/office/drawing/2016/5/13/chartex" xmlns:cx8="http://schemas.microsoft.com/office/drawing/2016/5/14/chartex" xmlns:mc="http://schemas.openxmlformats.org/markup-compatibility/2006" xmlns:aink="http://schemas.microsoft.com/office/drawing/2016/ink" xmlns:am3d="http://schemas.microsoft.com/office/drawing/2017/model3d" xmlns:o="urn:schemas-microsoft-com:office:office" xmlns:r="http://schemas.openxmlformats.org/officeDocument/2006/relationships" xmlns:m="http://schemas.openxmlformats.org/officeDocument/2006/math" xmlns:v="urn:schemas-microsoft-com:vml" xmlns:wp14="http://schemas.microsoft.com/office/word/2010/wordprocessingDrawing" xmlns:wp="http://schemas.openxmlformats.org/drawingml/2006/wordprocessingDrawing" xmlns:w10="urn:schemas-microsoft-com:office:word" xmlns:w="http://schemas.openxmlformats.org/wordprocessingml/2006/main" xmlns:w14="http://schemas.microsoft.com/office/word/2010/wordml" xmlns:w15="http://schemas.microsoft.com/office/word/2012/wordml" xmlns:w16cex="http://schemas.microsoft.com/office/word/2018/wordml/cex" xmlns:w16cid="http://schemas.microsoft.com/office/word/2016/wordml/cid" xmlns:w16="http://schemas.microsoft.com/office/word/2018/wordml" xmlns:w16sdtdh="http://schemas.microsoft.com/office/word/2020/wordml/sdtdatahash" xmlns:w16se="http://schemas.microsoft.com/office/word/2015/wordml/symex" xmlns:wpg="http://schemas.microsoft.com/office/word/2010/wordprocessingGroup" xmlns:wpi="http://schemas.microsoft.com/office/word/2010/wordprocessingInk" xmlns:wne="http://schemas.microsoft.com/office/word/2006/wordml" xmlns:wps="http://schemas.microsoft.com/office/word/2010/wordprocessingShape" mc:Ignorable="w14 w15 w16se w16cid w16 w16cex w16sdtdh wp14">
+<w:numbering xmlns:wpc="http://schemas.microsoft.com/office/word/2010/wordprocessingCanvas" xmlns:cx="http://schemas.microsoft.com/office/drawing/2014/chartex" xmlns:mc="http://schemas.openxmlformats.org/markup-compatibility/2006" xmlns:o="urn:schemas-microsoft-com:office:office" xmlns:r="http://schemas.openxmlformats.org/officeDocument/2006/relationships" xmlns:m="http://schemas.openxmlformats.org/officeDocument/2006/math" xmlns:v="urn:schemas-microsoft-com:vml" xmlns:wp14="http://schemas.microsoft.com/office/word/2010/wordprocessingDrawing" xmlns:wp="http://schemas.openxmlformats.org/drawingml/2006/wordprocessingDrawing" xmlns:w10="urn:schemas-microsoft-com:office:word" xmlns:w="http://schemas.openxmlformats.org/wordprocessingml/2006/main" xmlns:w14="http://schemas.microsoft.com/office/word/2010/wordml" xmlns:w15="http://schemas.microsoft.com/office/word/2012/wordml" xmlns:w16se="http://schemas.microsoft.com/office/word/2015/wordml/symex" xmlns:wpg="http://schemas.microsoft.com/office/word/2010/wordprocessingGroup" xmlns:wpi="http://schemas.microsoft.com/office/word/2010/wordprocessingInk" xmlns:wne="http://schemas.microsoft.com/office/word/2006/wordml" xmlns:wps="http://schemas.microsoft.com/office/word/2010/wordprocessingShape" mc:Ignorable="w14 w15 w16se wp14">
   <w:abstractNum w:abstractNumId="0" w15:restartNumberingAfterBreak="0">
     <w:nsid w:val="18BC1959"/>
     <w:multiLevelType w:val="hybridMultilevel"/>
@@ -10456,6 +10745,119 @@
     </w:lvl>
   </w:abstractNum>
   <w:abstractNum w:abstractNumId="10" w15:restartNumberingAfterBreak="0">
+    <w:nsid w:val="381F4D4E"/>
+    <w:multiLevelType w:val="hybridMultilevel"/>
+    <w:tmpl w:val="C8B459B2"/>
+    <w:lvl w:ilvl="0" w:tplc="04190001">
+      <w:start w:val="1"/>
+      <w:numFmt w:val="bullet"/>
+      <w:lvlText w:val=""/>
+      <w:lvlJc w:val="left"/>
+      <w:pPr>
+        <w:ind w:left="1429" w:hanging="360"/>
+      </w:pPr>
+      <w:rPr>
+        <w:rFonts w:ascii="Symbol" w:hAnsi="Symbol" w:hint="default"/>
+      </w:rPr>
+    </w:lvl>
+    <w:lvl w:ilvl="1" w:tplc="04190003" w:tentative="1">
+      <w:start w:val="1"/>
+      <w:numFmt w:val="bullet"/>
+      <w:lvlText w:val="o"/>
+      <w:lvlJc w:val="left"/>
+      <w:pPr>
+        <w:ind w:left="2149" w:hanging="360"/>
+      </w:pPr>
+      <w:rPr>
+        <w:rFonts w:ascii="Courier New" w:hAnsi="Courier New" w:cs="Courier New" w:hint="default"/>
+      </w:rPr>
+    </w:lvl>
+    <w:lvl w:ilvl="2" w:tplc="04190005" w:tentative="1">
+      <w:start w:val="1"/>
+      <w:numFmt w:val="bullet"/>
+      <w:lvlText w:val=""/>
+      <w:lvlJc w:val="left"/>
+      <w:pPr>
+        <w:ind w:left="2869" w:hanging="360"/>
+      </w:pPr>
+      <w:rPr>
+        <w:rFonts w:ascii="Wingdings" w:hAnsi="Wingdings" w:hint="default"/>
+      </w:rPr>
+    </w:lvl>
+    <w:lvl w:ilvl="3" w:tplc="04190001" w:tentative="1">
+      <w:start w:val="1"/>
+      <w:numFmt w:val="bullet"/>
+      <w:lvlText w:val=""/>
+      <w:lvlJc w:val="left"/>
+      <w:pPr>
+        <w:ind w:left="3589" w:hanging="360"/>
+      </w:pPr>
+      <w:rPr>
+        <w:rFonts w:ascii="Symbol" w:hAnsi="Symbol" w:hint="default"/>
+      </w:rPr>
+    </w:lvl>
+    <w:lvl w:ilvl="4" w:tplc="04190003" w:tentative="1">
+      <w:start w:val="1"/>
+      <w:numFmt w:val="bullet"/>
+      <w:lvlText w:val="o"/>
+      <w:lvlJc w:val="left"/>
+      <w:pPr>
+        <w:ind w:left="4309" w:hanging="360"/>
+      </w:pPr>
+      <w:rPr>
+        <w:rFonts w:ascii="Courier New" w:hAnsi="Courier New" w:cs="Courier New" w:hint="default"/>
+      </w:rPr>
+    </w:lvl>
+    <w:lvl w:ilvl="5" w:tplc="04190005" w:tentative="1">
+      <w:start w:val="1"/>
+      <w:numFmt w:val="bullet"/>
+      <w:lvlText w:val=""/>
+      <w:lvlJc w:val="left"/>
+      <w:pPr>
+        <w:ind w:left="5029" w:hanging="360"/>
+      </w:pPr>
+      <w:rPr>
+        <w:rFonts w:ascii="Wingdings" w:hAnsi="Wingdings" w:hint="default"/>
+      </w:rPr>
+    </w:lvl>
+    <w:lvl w:ilvl="6" w:tplc="04190001" w:tentative="1">
+      <w:start w:val="1"/>
+      <w:numFmt w:val="bullet"/>
+      <w:lvlText w:val=""/>
+      <w:lvlJc w:val="left"/>
+      <w:pPr>
+        <w:ind w:left="5749" w:hanging="360"/>
+      </w:pPr>
+      <w:rPr>
+        <w:rFonts w:ascii="Symbol" w:hAnsi="Symbol" w:hint="default"/>
+      </w:rPr>
+    </w:lvl>
+    <w:lvl w:ilvl="7" w:tplc="04190003" w:tentative="1">
+      <w:start w:val="1"/>
+      <w:numFmt w:val="bullet"/>
+      <w:lvlText w:val="o"/>
+      <w:lvlJc w:val="left"/>
+      <w:pPr>
+        <w:ind w:left="6469" w:hanging="360"/>
+      </w:pPr>
+      <w:rPr>
+        <w:rFonts w:ascii="Courier New" w:hAnsi="Courier New" w:cs="Courier New" w:hint="default"/>
+      </w:rPr>
+    </w:lvl>
+    <w:lvl w:ilvl="8" w:tplc="04190005" w:tentative="1">
+      <w:start w:val="1"/>
+      <w:numFmt w:val="bullet"/>
+      <w:lvlText w:val=""/>
+      <w:lvlJc w:val="left"/>
+      <w:pPr>
+        <w:ind w:left="7189" w:hanging="360"/>
+      </w:pPr>
+      <w:rPr>
+        <w:rFonts w:ascii="Wingdings" w:hAnsi="Wingdings" w:hint="default"/>
+      </w:rPr>
+    </w:lvl>
+  </w:abstractNum>
+  <w:abstractNum w:abstractNumId="11" w15:restartNumberingAfterBreak="0">
     <w:nsid w:val="385677E8"/>
     <w:multiLevelType w:val="hybridMultilevel"/>
     <w:tmpl w:val="C106AD8C"/>
@@ -10568,7 +10970,7 @@
       </w:rPr>
     </w:lvl>
   </w:abstractNum>
-  <w:abstractNum w:abstractNumId="11" w15:restartNumberingAfterBreak="0">
+  <w:abstractNum w:abstractNumId="12" w15:restartNumberingAfterBreak="0">
     <w:nsid w:val="3C670A6C"/>
     <w:multiLevelType w:val="multilevel"/>
     <w:tmpl w:val="4E742F8C"/>
@@ -10689,7 +11091,7 @@
       </w:rPr>
     </w:lvl>
   </w:abstractNum>
-  <w:abstractNum w:abstractNumId="12" w15:restartNumberingAfterBreak="0">
+  <w:abstractNum w:abstractNumId="13" w15:restartNumberingAfterBreak="0">
     <w:nsid w:val="3E7C595D"/>
     <w:multiLevelType w:val="multilevel"/>
     <w:tmpl w:val="FD3C6EC4"/>
@@ -10802,7 +11204,7 @@
       </w:rPr>
     </w:lvl>
   </w:abstractNum>
-  <w:abstractNum w:abstractNumId="13" w15:restartNumberingAfterBreak="0">
+  <w:abstractNum w:abstractNumId="14" w15:restartNumberingAfterBreak="0">
     <w:nsid w:val="43182281"/>
     <w:multiLevelType w:val="hybridMultilevel"/>
     <w:tmpl w:val="A7FE5C7A"/>
@@ -10891,7 +11293,7 @@
       </w:pPr>
     </w:lvl>
   </w:abstractNum>
-  <w:abstractNum w:abstractNumId="14" w15:restartNumberingAfterBreak="0">
+  <w:abstractNum w:abstractNumId="15" w15:restartNumberingAfterBreak="0">
     <w:nsid w:val="477C2460"/>
     <w:multiLevelType w:val="hybridMultilevel"/>
     <w:tmpl w:val="F91AF1A8"/>
@@ -10980,7 +11382,7 @@
       </w:pPr>
     </w:lvl>
   </w:abstractNum>
-  <w:abstractNum w:abstractNumId="15" w15:restartNumberingAfterBreak="0">
+  <w:abstractNum w:abstractNumId="16" w15:restartNumberingAfterBreak="0">
     <w:nsid w:val="4ADE6B00"/>
     <w:multiLevelType w:val="multilevel"/>
     <w:tmpl w:val="3290397A"/>
@@ -11129,7 +11531,120 @@
       </w:rPr>
     </w:lvl>
   </w:abstractNum>
-  <w:abstractNum w:abstractNumId="16" w15:restartNumberingAfterBreak="0">
+  <w:abstractNum w:abstractNumId="17" w15:restartNumberingAfterBreak="0">
+    <w:nsid w:val="54C6672F"/>
+    <w:multiLevelType w:val="hybridMultilevel"/>
+    <w:tmpl w:val="78F4A00A"/>
+    <w:lvl w:ilvl="0" w:tplc="04190001">
+      <w:start w:val="1"/>
+      <w:numFmt w:val="bullet"/>
+      <w:lvlText w:val=""/>
+      <w:lvlJc w:val="left"/>
+      <w:pPr>
+        <w:ind w:left="1429" w:hanging="360"/>
+      </w:pPr>
+      <w:rPr>
+        <w:rFonts w:ascii="Symbol" w:hAnsi="Symbol" w:hint="default"/>
+      </w:rPr>
+    </w:lvl>
+    <w:lvl w:ilvl="1" w:tplc="04190003" w:tentative="1">
+      <w:start w:val="1"/>
+      <w:numFmt w:val="bullet"/>
+      <w:lvlText w:val="o"/>
+      <w:lvlJc w:val="left"/>
+      <w:pPr>
+        <w:ind w:left="2149" w:hanging="360"/>
+      </w:pPr>
+      <w:rPr>
+        <w:rFonts w:ascii="Courier New" w:hAnsi="Courier New" w:cs="Courier New" w:hint="default"/>
+      </w:rPr>
+    </w:lvl>
+    <w:lvl w:ilvl="2" w:tplc="04190005" w:tentative="1">
+      <w:start w:val="1"/>
+      <w:numFmt w:val="bullet"/>
+      <w:lvlText w:val=""/>
+      <w:lvlJc w:val="left"/>
+      <w:pPr>
+        <w:ind w:left="2869" w:hanging="360"/>
+      </w:pPr>
+      <w:rPr>
+        <w:rFonts w:ascii="Wingdings" w:hAnsi="Wingdings" w:hint="default"/>
+      </w:rPr>
+    </w:lvl>
+    <w:lvl w:ilvl="3" w:tplc="04190001" w:tentative="1">
+      <w:start w:val="1"/>
+      <w:numFmt w:val="bullet"/>
+      <w:lvlText w:val=""/>
+      <w:lvlJc w:val="left"/>
+      <w:pPr>
+        <w:ind w:left="3589" w:hanging="360"/>
+      </w:pPr>
+      <w:rPr>
+        <w:rFonts w:ascii="Symbol" w:hAnsi="Symbol" w:hint="default"/>
+      </w:rPr>
+    </w:lvl>
+    <w:lvl w:ilvl="4" w:tplc="04190003" w:tentative="1">
+      <w:start w:val="1"/>
+      <w:numFmt w:val="bullet"/>
+      <w:lvlText w:val="o"/>
+      <w:lvlJc w:val="left"/>
+      <w:pPr>
+        <w:ind w:left="4309" w:hanging="360"/>
+      </w:pPr>
+      <w:rPr>
+        <w:rFonts w:ascii="Courier New" w:hAnsi="Courier New" w:cs="Courier New" w:hint="default"/>
+      </w:rPr>
+    </w:lvl>
+    <w:lvl w:ilvl="5" w:tplc="04190005" w:tentative="1">
+      <w:start w:val="1"/>
+      <w:numFmt w:val="bullet"/>
+      <w:lvlText w:val=""/>
+      <w:lvlJc w:val="left"/>
+      <w:pPr>
+        <w:ind w:left="5029" w:hanging="360"/>
+      </w:pPr>
+      <w:rPr>
+        <w:rFonts w:ascii="Wingdings" w:hAnsi="Wingdings" w:hint="default"/>
+      </w:rPr>
+    </w:lvl>
+    <w:lvl w:ilvl="6" w:tplc="04190001" w:tentative="1">
+      <w:start w:val="1"/>
+      <w:numFmt w:val="bullet"/>
+      <w:lvlText w:val=""/>
+      <w:lvlJc w:val="left"/>
+      <w:pPr>
+        <w:ind w:left="5749" w:hanging="360"/>
+      </w:pPr>
+      <w:rPr>
+        <w:rFonts w:ascii="Symbol" w:hAnsi="Symbol" w:hint="default"/>
+      </w:rPr>
+    </w:lvl>
+    <w:lvl w:ilvl="7" w:tplc="04190003" w:tentative="1">
+      <w:start w:val="1"/>
+      <w:numFmt w:val="bullet"/>
+      <w:lvlText w:val="o"/>
+      <w:lvlJc w:val="left"/>
+      <w:pPr>
+        <w:ind w:left="6469" w:hanging="360"/>
+      </w:pPr>
+      <w:rPr>
+        <w:rFonts w:ascii="Courier New" w:hAnsi="Courier New" w:cs="Courier New" w:hint="default"/>
+      </w:rPr>
+    </w:lvl>
+    <w:lvl w:ilvl="8" w:tplc="04190005" w:tentative="1">
+      <w:start w:val="1"/>
+      <w:numFmt w:val="bullet"/>
+      <w:lvlText w:val=""/>
+      <w:lvlJc w:val="left"/>
+      <w:pPr>
+        <w:ind w:left="7189" w:hanging="360"/>
+      </w:pPr>
+      <w:rPr>
+        <w:rFonts w:ascii="Wingdings" w:hAnsi="Wingdings" w:hint="default"/>
+      </w:rPr>
+    </w:lvl>
+  </w:abstractNum>
+  <w:abstractNum w:abstractNumId="18" w15:restartNumberingAfterBreak="0">
     <w:nsid w:val="580214C6"/>
     <w:multiLevelType w:val="hybridMultilevel"/>
     <w:tmpl w:val="10167C46"/>
@@ -11221,7 +11736,7 @@
       </w:pPr>
     </w:lvl>
   </w:abstractNum>
-  <w:abstractNum w:abstractNumId="17" w15:restartNumberingAfterBreak="0">
+  <w:abstractNum w:abstractNumId="19" w15:restartNumberingAfterBreak="0">
     <w:nsid w:val="5BBC7EA8"/>
     <w:multiLevelType w:val="multilevel"/>
     <w:tmpl w:val="98AC8C22"/>
@@ -11334,7 +11849,120 @@
       </w:rPr>
     </w:lvl>
   </w:abstractNum>
-  <w:abstractNum w:abstractNumId="18" w15:restartNumberingAfterBreak="0">
+  <w:abstractNum w:abstractNumId="20" w15:restartNumberingAfterBreak="0">
+    <w:nsid w:val="61CE6002"/>
+    <w:multiLevelType w:val="hybridMultilevel"/>
+    <w:tmpl w:val="13644708"/>
+    <w:lvl w:ilvl="0" w:tplc="04190001">
+      <w:start w:val="1"/>
+      <w:numFmt w:val="bullet"/>
+      <w:lvlText w:val=""/>
+      <w:lvlJc w:val="left"/>
+      <w:pPr>
+        <w:ind w:left="1429" w:hanging="360"/>
+      </w:pPr>
+      <w:rPr>
+        <w:rFonts w:ascii="Symbol" w:hAnsi="Symbol" w:hint="default"/>
+      </w:rPr>
+    </w:lvl>
+    <w:lvl w:ilvl="1" w:tplc="04190003" w:tentative="1">
+      <w:start w:val="1"/>
+      <w:numFmt w:val="bullet"/>
+      <w:lvlText w:val="o"/>
+      <w:lvlJc w:val="left"/>
+      <w:pPr>
+        <w:ind w:left="2149" w:hanging="360"/>
+      </w:pPr>
+      <w:rPr>
+        <w:rFonts w:ascii="Courier New" w:hAnsi="Courier New" w:cs="Courier New" w:hint="default"/>
+      </w:rPr>
+    </w:lvl>
+    <w:lvl w:ilvl="2" w:tplc="04190005" w:tentative="1">
+      <w:start w:val="1"/>
+      <w:numFmt w:val="bullet"/>
+      <w:lvlText w:val=""/>
+      <w:lvlJc w:val="left"/>
+      <w:pPr>
+        <w:ind w:left="2869" w:hanging="360"/>
+      </w:pPr>
+      <w:rPr>
+        <w:rFonts w:ascii="Wingdings" w:hAnsi="Wingdings" w:hint="default"/>
+      </w:rPr>
+    </w:lvl>
+    <w:lvl w:ilvl="3" w:tplc="04190001" w:tentative="1">
+      <w:start w:val="1"/>
+      <w:numFmt w:val="bullet"/>
+      <w:lvlText w:val=""/>
+      <w:lvlJc w:val="left"/>
+      <w:pPr>
+        <w:ind w:left="3589" w:hanging="360"/>
+      </w:pPr>
+      <w:rPr>
+        <w:rFonts w:ascii="Symbol" w:hAnsi="Symbol" w:hint="default"/>
+      </w:rPr>
+    </w:lvl>
+    <w:lvl w:ilvl="4" w:tplc="04190003" w:tentative="1">
+      <w:start w:val="1"/>
+      <w:numFmt w:val="bullet"/>
+      <w:lvlText w:val="o"/>
+      <w:lvlJc w:val="left"/>
+      <w:pPr>
+        <w:ind w:left="4309" w:hanging="360"/>
+      </w:pPr>
+      <w:rPr>
+        <w:rFonts w:ascii="Courier New" w:hAnsi="Courier New" w:cs="Courier New" w:hint="default"/>
+      </w:rPr>
+    </w:lvl>
+    <w:lvl w:ilvl="5" w:tplc="04190005" w:tentative="1">
+      <w:start w:val="1"/>
+      <w:numFmt w:val="bullet"/>
+      <w:lvlText w:val=""/>
+      <w:lvlJc w:val="left"/>
+      <w:pPr>
+        <w:ind w:left="5029" w:hanging="360"/>
+      </w:pPr>
+      <w:rPr>
+        <w:rFonts w:ascii="Wingdings" w:hAnsi="Wingdings" w:hint="default"/>
+      </w:rPr>
+    </w:lvl>
+    <w:lvl w:ilvl="6" w:tplc="04190001" w:tentative="1">
+      <w:start w:val="1"/>
+      <w:numFmt w:val="bullet"/>
+      <w:lvlText w:val=""/>
+      <w:lvlJc w:val="left"/>
+      <w:pPr>
+        <w:ind w:left="5749" w:hanging="360"/>
+      </w:pPr>
+      <w:rPr>
+        <w:rFonts w:ascii="Symbol" w:hAnsi="Symbol" w:hint="default"/>
+      </w:rPr>
+    </w:lvl>
+    <w:lvl w:ilvl="7" w:tplc="04190003" w:tentative="1">
+      <w:start w:val="1"/>
+      <w:numFmt w:val="bullet"/>
+      <w:lvlText w:val="o"/>
+      <w:lvlJc w:val="left"/>
+      <w:pPr>
+        <w:ind w:left="6469" w:hanging="360"/>
+      </w:pPr>
+      <w:rPr>
+        <w:rFonts w:ascii="Courier New" w:hAnsi="Courier New" w:cs="Courier New" w:hint="default"/>
+      </w:rPr>
+    </w:lvl>
+    <w:lvl w:ilvl="8" w:tplc="04190005" w:tentative="1">
+      <w:start w:val="1"/>
+      <w:numFmt w:val="bullet"/>
+      <w:lvlText w:val=""/>
+      <w:lvlJc w:val="left"/>
+      <w:pPr>
+        <w:ind w:left="7189" w:hanging="360"/>
+      </w:pPr>
+      <w:rPr>
+        <w:rFonts w:ascii="Wingdings" w:hAnsi="Wingdings" w:hint="default"/>
+      </w:rPr>
+    </w:lvl>
+  </w:abstractNum>
+  <w:abstractNum w:abstractNumId="21" w15:restartNumberingAfterBreak="0">
     <w:nsid w:val="622905DA"/>
     <w:multiLevelType w:val="hybridMultilevel"/>
     <w:tmpl w:val="63F654F4"/>
@@ -11447,7 +12075,7 @@
       </w:rPr>
     </w:lvl>
   </w:abstractNum>
-  <w:abstractNum w:abstractNumId="19" w15:restartNumberingAfterBreak="0">
+  <w:abstractNum w:abstractNumId="22" w15:restartNumberingAfterBreak="0">
     <w:nsid w:val="63865FE8"/>
     <w:multiLevelType w:val="multilevel"/>
     <w:tmpl w:val="877AEB0E"/>
@@ -11592,7 +12220,7 @@
       </w:rPr>
     </w:lvl>
   </w:abstractNum>
-  <w:abstractNum w:abstractNumId="20" w15:restartNumberingAfterBreak="0">
+  <w:abstractNum w:abstractNumId="23" w15:restartNumberingAfterBreak="0">
     <w:nsid w:val="694D6DDA"/>
     <w:multiLevelType w:val="multilevel"/>
     <w:tmpl w:val="043A97C0"/>
@@ -11741,7 +12369,7 @@
       </w:rPr>
     </w:lvl>
   </w:abstractNum>
-  <w:abstractNum w:abstractNumId="21" w15:restartNumberingAfterBreak="0">
+  <w:abstractNum w:abstractNumId="24" w15:restartNumberingAfterBreak="0">
     <w:nsid w:val="6A81262E"/>
     <w:multiLevelType w:val="multilevel"/>
     <w:tmpl w:val="E3164A76"/>
@@ -11854,7 +12482,7 @@
       </w:rPr>
     </w:lvl>
   </w:abstractNum>
-  <w:abstractNum w:abstractNumId="22" w15:restartNumberingAfterBreak="0">
+  <w:abstractNum w:abstractNumId="25" w15:restartNumberingAfterBreak="0">
     <w:nsid w:val="6EFB54E0"/>
     <w:multiLevelType w:val="multilevel"/>
     <w:tmpl w:val="C52E105A"/>
@@ -11999,7 +12627,7 @@
       </w:rPr>
     </w:lvl>
   </w:abstractNum>
-  <w:abstractNum w:abstractNumId="23" w15:restartNumberingAfterBreak="0">
+  <w:abstractNum w:abstractNumId="26" w15:restartNumberingAfterBreak="0">
     <w:nsid w:val="6F322751"/>
     <w:multiLevelType w:val="hybridMultilevel"/>
     <w:tmpl w:val="00588EF2"/>
@@ -12112,7 +12740,7 @@
       </w:rPr>
     </w:lvl>
   </w:abstractNum>
-  <w:abstractNum w:abstractNumId="24" w15:restartNumberingAfterBreak="0">
+  <w:abstractNum w:abstractNumId="27" w15:restartNumberingAfterBreak="0">
     <w:nsid w:val="719A6D7D"/>
     <w:multiLevelType w:val="multilevel"/>
     <w:tmpl w:val="4D0880C0"/>
@@ -12226,7 +12854,7 @@
       </w:rPr>
     </w:lvl>
   </w:abstractNum>
-  <w:abstractNum w:abstractNumId="25" w15:restartNumberingAfterBreak="0">
+  <w:abstractNum w:abstractNumId="28" w15:restartNumberingAfterBreak="0">
     <w:nsid w:val="72394313"/>
     <w:multiLevelType w:val="hybridMultilevel"/>
     <w:tmpl w:val="FF201F24"/>
@@ -12339,7 +12967,7 @@
       </w:rPr>
     </w:lvl>
   </w:abstractNum>
-  <w:abstractNum w:abstractNumId="26" w15:restartNumberingAfterBreak="0">
+  <w:abstractNum w:abstractNumId="29" w15:restartNumberingAfterBreak="0">
     <w:nsid w:val="77F71765"/>
     <w:multiLevelType w:val="multilevel"/>
     <w:tmpl w:val="1C682072"/>
@@ -12488,7 +13116,7 @@
       </w:rPr>
     </w:lvl>
   </w:abstractNum>
-  <w:abstractNum w:abstractNumId="27" w15:restartNumberingAfterBreak="0">
+  <w:abstractNum w:abstractNumId="30" w15:restartNumberingAfterBreak="0">
     <w:nsid w:val="79435EAB"/>
     <w:multiLevelType w:val="multilevel"/>
     <w:tmpl w:val="476692DE"/>
@@ -12602,7 +13230,7 @@
       </w:rPr>
     </w:lvl>
   </w:abstractNum>
-  <w:abstractNum w:abstractNumId="28" w15:restartNumberingAfterBreak="0">
+  <w:abstractNum w:abstractNumId="31" w15:restartNumberingAfterBreak="0">
     <w:nsid w:val="7C0E6EDF"/>
     <w:multiLevelType w:val="hybridMultilevel"/>
     <w:tmpl w:val="C414CCDE"/>
@@ -12692,19 +13320,19 @@
     </w:lvl>
   </w:abstractNum>
   <w:num w:numId="1">
-    <w:abstractNumId w:val="11"/>
+    <w:abstractNumId w:val="12"/>
   </w:num>
   <w:num w:numId="2">
-    <w:abstractNumId w:val="20"/>
+    <w:abstractNumId w:val="23"/>
   </w:num>
   <w:num w:numId="3">
-    <w:abstractNumId w:val="15"/>
+    <w:abstractNumId w:val="16"/>
   </w:num>
   <w:num w:numId="4">
-    <w:abstractNumId w:val="19"/>
+    <w:abstractNumId w:val="22"/>
   </w:num>
   <w:num w:numId="5">
-    <w:abstractNumId w:val="26"/>
+    <w:abstractNumId w:val="29"/>
   </w:num>
   <w:num w:numId="6">
     <w:abstractNumId w:val="3"/>
@@ -12713,10 +13341,10 @@
     <w:abstractNumId w:val="9"/>
   </w:num>
   <w:num w:numId="8">
-    <w:abstractNumId w:val="18"/>
+    <w:abstractNumId w:val="21"/>
   </w:num>
   <w:num w:numId="9">
-    <w:abstractNumId w:val="22"/>
+    <w:abstractNumId w:val="25"/>
   </w:num>
   <w:num w:numId="10">
     <w:abstractNumId w:val="8"/>
@@ -12725,7 +13353,7 @@
     <w:abstractNumId w:val="5"/>
   </w:num>
   <w:num w:numId="12">
-    <w:abstractNumId w:val="25"/>
+    <w:abstractNumId w:val="28"/>
   </w:num>
   <w:num w:numId="13">
     <w:abstractNumId w:val="0"/>
@@ -12734,40 +13362,40 @@
     <w:abstractNumId w:val="4"/>
   </w:num>
   <w:num w:numId="15">
-    <w:abstractNumId w:val="10"/>
+    <w:abstractNumId w:val="11"/>
   </w:num>
   <w:num w:numId="16">
-    <w:abstractNumId w:val="17"/>
+    <w:abstractNumId w:val="19"/>
   </w:num>
   <w:num w:numId="17">
-    <w:abstractNumId w:val="24"/>
+    <w:abstractNumId w:val="27"/>
   </w:num>
   <w:num w:numId="18">
     <w:abstractNumId w:val="7"/>
   </w:num>
   <w:num w:numId="19">
-    <w:abstractNumId w:val="27"/>
+    <w:abstractNumId w:val="30"/>
   </w:num>
   <w:num w:numId="20">
     <w:abstractNumId w:val="6"/>
   </w:num>
   <w:num w:numId="21">
+    <w:abstractNumId w:val="14"/>
+  </w:num>
+  <w:num w:numId="22">
+    <w:abstractNumId w:val="18"/>
+  </w:num>
+  <w:num w:numId="23">
+    <w:abstractNumId w:val="26"/>
+  </w:num>
+  <w:num w:numId="24">
+    <w:abstractNumId w:val="15"/>
+  </w:num>
+  <w:num w:numId="25">
     <w:abstractNumId w:val="13"/>
   </w:num>
-  <w:num w:numId="22">
-    <w:abstractNumId w:val="16"/>
-  </w:num>
-  <w:num w:numId="23">
-    <w:abstractNumId w:val="23"/>
-  </w:num>
-  <w:num w:numId="24">
-    <w:abstractNumId w:val="14"/>
-  </w:num>
-  <w:num w:numId="25">
-    <w:abstractNumId w:val="12"/>
-  </w:num>
   <w:num w:numId="26">
-    <w:abstractNumId w:val="21"/>
+    <w:abstractNumId w:val="24"/>
   </w:num>
   <w:num w:numId="27">
     <w:abstractNumId w:val="1"/>
@@ -12776,13 +13404,22 @@
     <w:abstractNumId w:val="2"/>
   </w:num>
   <w:num w:numId="29">
-    <w:abstractNumId w:val="28"/>
+    <w:abstractNumId w:val="31"/>
+  </w:num>
+  <w:num w:numId="30">
+    <w:abstractNumId w:val="17"/>
+  </w:num>
+  <w:num w:numId="31">
+    <w:abstractNumId w:val="10"/>
+  </w:num>
+  <w:num w:numId="32">
+    <w:abstractNumId w:val="20"/>
   </w:num>
 </w:numbering>
 </file>
 
 <file path=word/styles.xml><?xml version="1.0" encoding="utf-8"?>
-<w:styles xmlns:mc="http://schemas.openxmlformats.org/markup-compatibility/2006" xmlns:r="http://schemas.openxmlformats.org/officeDocument/2006/relationships" xmlns:w="http://schemas.openxmlformats.org/wordprocessingml/2006/main" xmlns:w14="http://schemas.microsoft.com/office/word/2010/wordml" xmlns:w15="http://schemas.microsoft.com/office/word/2012/wordml" xmlns:w16cex="http://schemas.microsoft.com/office/word/2018/wordml/cex" xmlns:w16cid="http://schemas.microsoft.com/office/word/2016/wordml/cid" xmlns:w16="http://schemas.microsoft.com/office/word/2018/wordml" xmlns:w16sdtdh="http://schemas.microsoft.com/office/word/2020/wordml/sdtdatahash" xmlns:w16se="http://schemas.microsoft.com/office/word/2015/wordml/symex" mc:Ignorable="w14 w15 w16se w16cid w16 w16cex w16sdtdh">
+<w:styles xmlns:mc="http://schemas.openxmlformats.org/markup-compatibility/2006" xmlns:r="http://schemas.openxmlformats.org/officeDocument/2006/relationships" xmlns:w="http://schemas.openxmlformats.org/wordprocessingml/2006/main" xmlns:w14="http://schemas.microsoft.com/office/word/2010/wordml" xmlns:w15="http://schemas.microsoft.com/office/word/2012/wordml" xmlns:w16se="http://schemas.microsoft.com/office/word/2015/wordml/symex" mc:Ignorable="w14 w15 w16se">
   <w:docDefaults>
     <w:rPrDefault>
       <w:rPr>
@@ -12798,7 +13435,7 @@
       </w:pPr>
     </w:pPrDefault>
   </w:docDefaults>
-  <w:latentStyles w:defLockedState="0" w:defUIPriority="99" w:defSemiHidden="0" w:defUnhideWhenUsed="0" w:defQFormat="0" w:count="376">
+  <w:latentStyles w:defLockedState="0" w:defUIPriority="99" w:defSemiHidden="0" w:defUnhideWhenUsed="0" w:defQFormat="0" w:count="371">
     <w:lsdException w:name="Normal" w:uiPriority="0" w:qFormat="1"/>
     <w:lsdException w:name="heading 1" w:uiPriority="9" w:qFormat="1"/>
     <w:lsdException w:name="heading 2" w:semiHidden="1" w:uiPriority="9" w:unhideWhenUsed="1" w:qFormat="1"/>
@@ -13170,11 +13807,6 @@
     <w:lsdException w:name="List Table 5 Dark Accent 6" w:uiPriority="50"/>
     <w:lsdException w:name="List Table 6 Colorful Accent 6" w:uiPriority="51"/>
     <w:lsdException w:name="List Table 7 Colorful Accent 6" w:uiPriority="52"/>
-    <w:lsdException w:name="Mention" w:semiHidden="1" w:unhideWhenUsed="1"/>
-    <w:lsdException w:name="Smart Hyperlink" w:semiHidden="1" w:unhideWhenUsed="1"/>
-    <w:lsdException w:name="Hashtag" w:semiHidden="1" w:unhideWhenUsed="1"/>
-    <w:lsdException w:name="Unresolved Mention" w:semiHidden="1" w:unhideWhenUsed="1"/>
-    <w:lsdException w:name="Smart Link" w:semiHidden="1" w:unhideWhenUsed="1"/>
   </w:latentStyles>
   <w:style w:type="paragraph" w:default="1" w:styleId="a">
     <w:name w:val="Normal"/>
@@ -13723,7 +14355,7 @@
       <w:lang w:eastAsia="ar-SA"/>
     </w:rPr>
   </w:style>
-  <w:style w:type="character" w:styleId="af3">
+  <w:style w:type="character" w:customStyle="1" w:styleId="UnresolvedMention">
     <w:name w:val="Unresolved Mention"/>
     <w:basedOn w:val="a0"/>
     <w:uiPriority w:val="99"/>
@@ -13787,10 +14419,10 @@
       <w:lang w:eastAsia="ru-RU"/>
     </w:rPr>
   </w:style>
-  <w:style w:type="paragraph" w:customStyle="1" w:styleId="af4">
+  <w:style w:type="paragraph" w:customStyle="1" w:styleId="af3">
     <w:name w:val="Заголовок ААГ"/>
     <w:basedOn w:val="1"/>
-    <w:link w:val="af5"/>
+    <w:link w:val="af4"/>
     <w:qFormat/>
     <w:rsid w:val="000D2858"/>
     <w:pPr>
@@ -13808,10 +14440,10 @@
       <w:lang w:eastAsia="ru-RU"/>
     </w:rPr>
   </w:style>
-  <w:style w:type="character" w:customStyle="1" w:styleId="af5">
+  <w:style w:type="character" w:customStyle="1" w:styleId="af4">
     <w:name w:val="Заголовок ААГ Знак"/>
     <w:basedOn w:val="a0"/>
-    <w:link w:val="af4"/>
+    <w:link w:val="af3"/>
     <w:rsid w:val="000D2858"/>
     <w:rPr>
       <w:rFonts w:ascii="Times New Roman" w:eastAsiaTheme="majorEastAsia" w:hAnsi="Times New Roman" w:cstheme="majorBidi"/>
@@ -14090,7 +14722,7 @@
 </file>
 
 <file path=customXml/itemProps1.xml><?xml version="1.0" encoding="utf-8"?>
-<ds:datastoreItem xmlns:ds="http://schemas.openxmlformats.org/officeDocument/2006/customXml" ds:itemID="{02653E39-8878-4C44-BC34-B341B7FD26D9}">
+<ds:datastoreItem xmlns:ds="http://schemas.openxmlformats.org/officeDocument/2006/customXml" ds:itemID="{A87212C1-7A00-47D3-8738-83359184A309}">
   <ds:schemaRefs>
     <ds:schemaRef ds:uri="http://schemas.openxmlformats.org/officeDocument/2006/bibliography"/>
   </ds:schemaRefs>

--- a/Текст и прочее/Преддипломная практика/Титульный.docx
+++ b/Текст и прочее/Преддипломная практика/Титульный.docx
@@ -720,8 +720,6 @@
           <w:lang w:eastAsia="ru-RU"/>
         </w:rPr>
       </w:pPr>
-      <w:bookmarkStart w:id="0" w:name="_GoBack"/>
-      <w:bookmarkEnd w:id="0"/>
       <w:r>
         <w:rPr>
           <w:lang w:eastAsia="ru-RU"/>
@@ -2582,10 +2580,10 @@
           <w:szCs w:val="28"/>
         </w:rPr>
       </w:pPr>
-      <w:bookmarkStart w:id="1" w:name="_Toc26605209"/>
-      <w:bookmarkStart w:id="2" w:name="_Toc37693508"/>
-      <w:bookmarkStart w:id="3" w:name="_Toc164150998"/>
-      <w:bookmarkStart w:id="4" w:name="_Toc165667572"/>
+      <w:bookmarkStart w:id="0" w:name="_Toc26605209"/>
+      <w:bookmarkStart w:id="1" w:name="_Toc37693508"/>
+      <w:bookmarkStart w:id="2" w:name="_Toc164150998"/>
+      <w:bookmarkStart w:id="3" w:name="_Toc165667572"/>
       <w:r>
         <w:rPr>
           <w:rFonts w:cs="Times New Roman"/>
@@ -2594,10 +2592,10 @@
         <w:lastRenderedPageBreak/>
         <w:t>1 Основная часть</w:t>
       </w:r>
+      <w:bookmarkEnd w:id="0"/>
       <w:bookmarkEnd w:id="1"/>
       <w:bookmarkEnd w:id="2"/>
       <w:bookmarkEnd w:id="3"/>
-      <w:bookmarkEnd w:id="4"/>
     </w:p>
     <w:p>
       <w:pPr>
@@ -2608,10 +2606,10 @@
           <w:szCs w:val="28"/>
         </w:rPr>
       </w:pPr>
-      <w:bookmarkStart w:id="5" w:name="_Toc26605210"/>
-      <w:bookmarkStart w:id="6" w:name="_Toc37693509"/>
-      <w:bookmarkStart w:id="7" w:name="_Toc164150999"/>
-      <w:bookmarkStart w:id="8" w:name="_Toc165667573"/>
+      <w:bookmarkStart w:id="4" w:name="_Toc26605210"/>
+      <w:bookmarkStart w:id="5" w:name="_Toc37693509"/>
+      <w:bookmarkStart w:id="6" w:name="_Toc164150999"/>
+      <w:bookmarkStart w:id="7" w:name="_Toc165667573"/>
       <w:r>
         <w:rPr>
           <w:rFonts w:cs="Times New Roman"/>
@@ -2626,22 +2624,22 @@
         </w:rPr>
         <w:t xml:space="preserve">Краткая история развития </w:t>
       </w:r>
+      <w:bookmarkEnd w:id="4"/>
       <w:bookmarkEnd w:id="5"/>
       <w:bookmarkEnd w:id="6"/>
+      <w:r>
+        <w:rPr>
+          <w:rFonts w:cs="Times New Roman"/>
+          <w:szCs w:val="28"/>
+        </w:rPr>
+        <w:t>(Название предприятия)</w:t>
+      </w:r>
       <w:bookmarkEnd w:id="7"/>
       <w:r>
         <w:rPr>
           <w:rFonts w:cs="Times New Roman"/>
           <w:szCs w:val="28"/>
         </w:rPr>
-        <w:t>(Название предприятия)</w:t>
-      </w:r>
-      <w:bookmarkEnd w:id="8"/>
-      <w:r>
-        <w:rPr>
-          <w:rFonts w:cs="Times New Roman"/>
-          <w:szCs w:val="28"/>
-        </w:rPr>
         <w:t xml:space="preserve"> </w:t>
       </w:r>
     </w:p>
@@ -2653,9 +2651,9 @@
           <w:szCs w:val="28"/>
         </w:rPr>
       </w:pPr>
-      <w:bookmarkStart w:id="9" w:name="_Toc37693510"/>
-      <w:bookmarkStart w:id="10" w:name="_Toc164151000"/>
-      <w:bookmarkStart w:id="11" w:name="_Toc26605211"/>
+      <w:bookmarkStart w:id="8" w:name="_Toc37693510"/>
+      <w:bookmarkStart w:id="9" w:name="_Toc164151000"/>
+      <w:bookmarkStart w:id="10" w:name="_Toc26605211"/>
       <w:r>
         <w:rPr>
           <w:rFonts w:cs="Times New Roman"/>
@@ -2839,7 +2837,7 @@
           <w:szCs w:val="28"/>
         </w:rPr>
       </w:pPr>
-      <w:bookmarkStart w:id="12" w:name="_Toc165667574"/>
+      <w:bookmarkStart w:id="11" w:name="_Toc165667574"/>
       <w:r>
         <w:rPr>
           <w:rFonts w:cs="Times New Roman"/>
@@ -2854,17 +2852,17 @@
         </w:rPr>
         <w:t>Описание структуры предприятия</w:t>
       </w:r>
+      <w:bookmarkEnd w:id="8"/>
       <w:bookmarkEnd w:id="9"/>
+      <w:bookmarkEnd w:id="11"/>
+      <w:r>
+        <w:rPr>
+          <w:rFonts w:cs="Times New Roman"/>
+          <w:szCs w:val="28"/>
+        </w:rPr>
+        <w:t xml:space="preserve"> </w:t>
+      </w:r>
       <w:bookmarkEnd w:id="10"/>
-      <w:bookmarkEnd w:id="12"/>
-      <w:r>
-        <w:rPr>
-          <w:rFonts w:cs="Times New Roman"/>
-          <w:szCs w:val="28"/>
-        </w:rPr>
-        <w:t xml:space="preserve"> </w:t>
-      </w:r>
-      <w:bookmarkEnd w:id="11"/>
     </w:p>
     <w:p>
       <w:pPr>
@@ -3168,7 +3166,7 @@
           <w:szCs w:val="28"/>
         </w:rPr>
       </w:pPr>
-      <w:bookmarkStart w:id="13" w:name="_Toc165667575"/>
+      <w:bookmarkStart w:id="12" w:name="_Toc165667575"/>
       <w:r>
         <w:rPr>
           <w:rFonts w:cs="Times New Roman"/>
@@ -3176,7 +3174,7 @@
         </w:rPr>
         <w:t>1.3 Полное название структурного подразделения, в котором проходил практику</w:t>
       </w:r>
-      <w:bookmarkEnd w:id="13"/>
+      <w:bookmarkEnd w:id="12"/>
     </w:p>
     <w:p>
       <w:pPr>
@@ -3188,10 +3186,10 @@
           <w:szCs w:val="28"/>
         </w:rPr>
       </w:pPr>
-      <w:bookmarkStart w:id="14" w:name="_Toc165667576"/>
-      <w:bookmarkStart w:id="15" w:name="_Toc26605213"/>
-      <w:bookmarkStart w:id="16" w:name="_Toc37693512"/>
-      <w:bookmarkStart w:id="17" w:name="_Toc164151002"/>
+      <w:bookmarkStart w:id="13" w:name="_Toc165667576"/>
+      <w:bookmarkStart w:id="14" w:name="_Toc26605213"/>
+      <w:bookmarkStart w:id="15" w:name="_Toc37693512"/>
+      <w:bookmarkStart w:id="16" w:name="_Toc164151002"/>
       <w:r>
         <w:rPr>
           <w:rFonts w:cs="Times New Roman"/>
@@ -3217,7 +3215,7 @@
         </w:rPr>
         <w:t>Подразделение</w:t>
       </w:r>
-      <w:bookmarkEnd w:id="14"/>
+      <w:bookmarkEnd w:id="13"/>
     </w:p>
     <w:p>
       <w:pPr>
@@ -3228,7 +3226,7 @@
           <w:szCs w:val="28"/>
         </w:rPr>
       </w:pPr>
-      <w:bookmarkStart w:id="18" w:name="_Toc165667577"/>
+      <w:bookmarkStart w:id="17" w:name="_Toc165667577"/>
       <w:r>
         <w:rPr>
           <w:rFonts w:cs="Times New Roman"/>
@@ -3236,10 +3234,10 @@
         </w:rPr>
         <w:t>1.4 Фамилия, имя, отчество и должность руководителя практики от предприятия</w:t>
       </w:r>
+      <w:bookmarkEnd w:id="14"/>
       <w:bookmarkEnd w:id="15"/>
       <w:bookmarkEnd w:id="16"/>
       <w:bookmarkEnd w:id="17"/>
-      <w:bookmarkEnd w:id="18"/>
       <w:r>
         <w:rPr>
           <w:rFonts w:cs="Times New Roman"/>
@@ -3288,7 +3286,7 @@
           <w:szCs w:val="28"/>
         </w:rPr>
       </w:pPr>
-      <w:bookmarkStart w:id="19" w:name="_Toc165667578"/>
+      <w:bookmarkStart w:id="18" w:name="_Toc165667578"/>
       <w:r>
         <w:rPr>
           <w:rFonts w:cs="Times New Roman"/>
@@ -3296,7 +3294,7 @@
         </w:rPr>
         <w:t>1.5 Направления работы структурного подразделения, в котором проходил практику</w:t>
       </w:r>
-      <w:bookmarkEnd w:id="19"/>
+      <w:bookmarkEnd w:id="18"/>
     </w:p>
     <w:p>
       <w:pPr>
@@ -3325,7 +3323,7 @@
           <w:szCs w:val="28"/>
         </w:rPr>
       </w:pPr>
-      <w:bookmarkStart w:id="20" w:name="_Toc165667579"/>
+      <w:bookmarkStart w:id="19" w:name="_Toc165667579"/>
       <w:r>
         <w:rPr>
           <w:rFonts w:cs="Times New Roman"/>
@@ -3333,7 +3331,7 @@
         </w:rPr>
         <w:t>1.6 Режим работы предприятия, охрана труда и техника безопасности</w:t>
       </w:r>
-      <w:bookmarkEnd w:id="20"/>
+      <w:bookmarkEnd w:id="19"/>
     </w:p>
     <w:p>
       <w:pPr>
@@ -4295,7 +4293,7 @@
           <w:szCs w:val="28"/>
         </w:rPr>
       </w:pPr>
-      <w:bookmarkStart w:id="21" w:name="_Toc165667580"/>
+      <w:bookmarkStart w:id="20" w:name="_Toc165667580"/>
       <w:r>
         <w:rPr>
           <w:rFonts w:cs="Times New Roman"/>
@@ -4303,7 +4301,7 @@
         </w:rPr>
         <w:t>2 Индивидуальное задание</w:t>
       </w:r>
-      <w:bookmarkEnd w:id="21"/>
+      <w:bookmarkEnd w:id="20"/>
     </w:p>
     <w:p>
       <w:pPr>
@@ -4314,7 +4312,7 @@
           <w:szCs w:val="28"/>
         </w:rPr>
       </w:pPr>
-      <w:bookmarkStart w:id="22" w:name="_Toc165667581"/>
+      <w:bookmarkStart w:id="21" w:name="_Toc165667581"/>
       <w:r>
         <w:rPr>
           <w:rFonts w:cs="Times New Roman"/>
@@ -4322,13 +4320,13 @@
         </w:rPr>
         <w:t>2.1 Формулировка требований к программному изделию, моделирование с помощью диаграмм</w:t>
       </w:r>
-      <w:bookmarkEnd w:id="22"/>
+      <w:bookmarkEnd w:id="21"/>
     </w:p>
     <w:p>
       <w:r>
         <w:t>Необходимо создать систему с функционалом авторизации пользователей, хранением информации и чтением данных, включая журнал проживающих, нахождение проживающих в общежитии, личный рейтинг, графики дежурств, планы мероприятий, мониторинг чистоты, управлением доступом различных пользователей и инструментом восстановления пароля. Надежное функционирование программы должно обеспечиваться мерами безопасности, лицензионным ПО, регулярными проверками на вирусы, резервным копированием данных, организацией бесперебойного питания. Система должна быть легко доступной и управляемой для минимального количества эксплуатационного персонала, включая системного администратора и администратора базы данных. Технические характеристики сервера и устройств пользователей должны соответствовать определенным требованиям. Программное обеспечение должно иметь клиент-серверную архитектуру, написанную на языке программирования C# с использованием платформ Avalonia и ASP.NET(Web-API).</w:t>
       </w:r>
-      <w:bookmarkStart w:id="23" w:name="_Toc164151012"/>
+      <w:bookmarkStart w:id="22" w:name="_Toc164151012"/>
     </w:p>
     <w:p>
       <w:r>
@@ -4369,7 +4367,7 @@
         <w:lastRenderedPageBreak/>
         <w:t xml:space="preserve"> </w:t>
       </w:r>
-      <w:bookmarkStart w:id="24" w:name="_Toc165667582"/>
+      <w:bookmarkStart w:id="23" w:name="_Toc165667582"/>
       <w:r>
         <w:rPr>
           <w:rFonts w:cs="Times New Roman"/>
@@ -4377,8 +4375,8 @@
         </w:rPr>
         <w:t>2.2 Формулировка функциональных требований к программному изделию</w:t>
       </w:r>
+      <w:bookmarkEnd w:id="22"/>
       <w:bookmarkEnd w:id="23"/>
-      <w:bookmarkEnd w:id="24"/>
     </w:p>
     <w:p>
       <w:r>
@@ -4398,7 +4396,31 @@
         <w:t>Подробнее</w:t>
       </w:r>
       <w:r>
-        <w:t xml:space="preserve"> смотреть ТЗ (прикреплено к отчету).</w:t>
+        <w:t xml:space="preserve"> смотреть техническое задание, </w:t>
+      </w:r>
+      <w:r>
+        <w:t>прикреплено к отчету</w:t>
+      </w:r>
+      <w:r>
+        <w:t xml:space="preserve"> </w:t>
+      </w:r>
+      <w:r>
+        <w:t>(путь к файлу ПРОЕКТ://ФАЙЛЫ/</w:t>
+      </w:r>
+      <w:r>
+        <w:t>Техническое задание.</w:t>
+      </w:r>
+      <w:r>
+        <w:rPr>
+          <w:lang w:val="en-US"/>
+        </w:rPr>
+        <w:t>docx</w:t>
+      </w:r>
+      <w:r>
+        <w:t>)</w:t>
+      </w:r>
+      <w:r>
+        <w:t>.</w:t>
       </w:r>
     </w:p>
     <w:p>
@@ -4410,7 +4432,7 @@
           <w:szCs w:val="28"/>
         </w:rPr>
       </w:pPr>
-      <w:bookmarkStart w:id="25" w:name="_Toc165667583"/>
+      <w:bookmarkStart w:id="24" w:name="_Toc165667583"/>
       <w:r>
         <w:rPr>
           <w:rFonts w:cs="Times New Roman"/>
@@ -4418,23 +4440,67 @@
         </w:rPr>
         <w:t>2.3 Построение информационно-логической схемы данных, формулировка требований по информационному обеспечению программного изделия</w:t>
       </w:r>
+      <w:bookmarkEnd w:id="24"/>
+    </w:p>
+    <w:p>
+      <w:r>
+        <w:t>Для работы программного обеспечения требуется сервер с характеристиками: процессор 2.0 ГГц, минимум 2 физических ядра и 4 потока, ОЗУ не менее 8 Гб, графический адаптер стандарта WXGA или выше. Устройства пользователей должны иметь процессор 2.0 ГГц, минимум 2 физических ядра, ОЗУ не менее 2 Гб, доступ в Интернет, и графический адаптер стандарта WXGA или выше. Программное обеспечение работает по клиент-серверной архитектуре через локальную сеть или Интернет, где пользователи взаимодействуют с сервером через клиентское приложение для отправки запросов и получения данных.</w:t>
+      </w:r>
+    </w:p>
+    <w:p>
+      <w:r>
+        <w:t>Подробнее на диаграмме потоков данных (рисунок 1), прикреплена к отчету (путь к файлу ПРОЕКТ://ФАЙЛЫ/Диаграммы/Диаграмма потоков данных.</w:t>
+      </w:r>
+      <w:r>
+        <w:rPr>
+          <w:lang w:val="en-US"/>
+        </w:rPr>
+        <w:t>vsdx</w:t>
+      </w:r>
+      <w:r>
+        <w:t>)</w:t>
+      </w:r>
+      <w:r>
+        <w:t xml:space="preserve"> и </w:t>
+      </w:r>
+      <w:r>
+        <w:rPr>
+          <w:lang w:val="en-US"/>
+        </w:rPr>
+        <w:t>ER</w:t>
+      </w:r>
+      <w:r>
+        <w:t>-</w:t>
+      </w:r>
+      <w:r>
+        <w:t xml:space="preserve">диаграмме, прикреплена к отчету </w:t>
+      </w:r>
+      <w:r>
+        <w:t>(путь к файлу ПРОЕКТ://ФАЙЛЫ/Диаграммы/</w:t>
+      </w:r>
+      <w:r>
+        <w:rPr>
+          <w:lang w:val="en-US"/>
+        </w:rPr>
+        <w:t>ER</w:t>
+      </w:r>
+      <w:r>
+        <w:t>-</w:t>
+      </w:r>
+      <w:r>
+        <w:t>диаграмма</w:t>
+      </w:r>
+      <w:r>
+        <w:t>.</w:t>
+      </w:r>
+      <w:r>
+        <w:rPr>
+          <w:lang w:val="en-US"/>
+        </w:rPr>
+        <w:t>png</w:t>
+      </w:r>
+      <w:bookmarkStart w:id="25" w:name="_GoBack"/>
       <w:bookmarkEnd w:id="25"/>
-    </w:p>
-    <w:p>
-      <w:r>
-        <w:t>Для работы программного обеспечения требуется сервер с характеристиками: процессор 2.0 ГГц, минимум 2 физических ядра и 4 потока, ОЗУ не менее 8 Гб, графический адаптер стандарта WXGA или выше. Устройства пользователей должны иметь процессор 2.0 ГГц, минимум 2 физических ядра, ОЗУ не менее 2 Гб, доступ в Интернет, и графический адаптер стандарта WXGA или выше. Программное обеспечение работает по клиент-серверной архитектуре через локальную сеть или Интернет, где пользователи взаимодействуют с сервером через клиентское приложение для отправки запросов и получения данных.</w:t>
-      </w:r>
-    </w:p>
-    <w:p>
-      <w:r>
-        <w:t>Подробнее на диаграмме потоков данных (рисунок 1), прикреплена к отчету (путь к файлу ПРОЕКТ://ФАЙЛЫ/Диаграммы/Диаграмма потоков данных.</w:t>
-      </w:r>
-      <w:r>
-        <w:rPr>
-          <w:lang w:val="en-US"/>
-        </w:rPr>
-        <w:t>vsdx</w:t>
-      </w:r>
       <w:r>
         <w:t>)</w:t>
       </w:r>
@@ -7621,6 +7687,24 @@
           <w:lang w:val="en-US"/>
         </w:rPr>
         <w:t>API</w:t>
+      </w:r>
+      <w:r>
+        <w:t xml:space="preserve">/Документация </w:t>
+      </w:r>
+      <w:r>
+        <w:rPr>
+          <w:lang w:val="en-US"/>
+        </w:rPr>
+        <w:t>API</w:t>
+      </w:r>
+      <w:r>
+        <w:t>.</w:t>
+      </w:r>
+      <w:r>
+        <w:rPr>
+          <w:lang w:val="en-US"/>
+        </w:rPr>
+        <w:t>pdf</w:t>
       </w:r>
       <w:r>
         <w:t>)</w:t>
@@ -12673,7 +12757,7 @@
           <w:rPr>
             <w:noProof/>
           </w:rPr>
-          <w:t>2</w:t>
+          <w:t>9</w:t>
         </w:r>
         <w:r>
           <w:rPr>
@@ -17964,7 +18048,7 @@
 </file>
 
 <file path=customXml/itemProps1.xml><?xml version="1.0" encoding="utf-8"?>
-<ds:datastoreItem xmlns:ds="http://schemas.openxmlformats.org/officeDocument/2006/customXml" ds:itemID="{3573A50B-456B-412E-817C-0673B9657852}">
+<ds:datastoreItem xmlns:ds="http://schemas.openxmlformats.org/officeDocument/2006/customXml" ds:itemID="{A8E7B640-EB02-4BDF-9935-CF739B1E209E}">
   <ds:schemaRefs>
     <ds:schemaRef ds:uri="http://schemas.openxmlformats.org/officeDocument/2006/bibliography"/>
   </ds:schemaRefs>

--- a/Текст и прочее/Преддипломная практика/Титульный.docx
+++ b/Текст и прочее/Преддипломная практика/Титульный.docx
@@ -1,6 +1,6 @@
 
 <file path=word/document.xml><?xml version="1.0" encoding="utf-8"?>
-<w:document xmlns:wpc="http://schemas.microsoft.com/office/word/2010/wordprocessingCanvas" xmlns:cx="http://schemas.microsoft.com/office/drawing/2014/chartex" xmlns:mc="http://schemas.openxmlformats.org/markup-compatibility/2006" xmlns:o="urn:schemas-microsoft-com:office:office" xmlns:r="http://schemas.openxmlformats.org/officeDocument/2006/relationships" xmlns:m="http://schemas.openxmlformats.org/officeDocument/2006/math" xmlns:v="urn:schemas-microsoft-com:vml" xmlns:wp14="http://schemas.microsoft.com/office/word/2010/wordprocessingDrawing" xmlns:wp="http://schemas.openxmlformats.org/drawingml/2006/wordprocessingDrawing" xmlns:w10="urn:schemas-microsoft-com:office:word" xmlns:w="http://schemas.openxmlformats.org/wordprocessingml/2006/main" xmlns:w14="http://schemas.microsoft.com/office/word/2010/wordml" xmlns:w15="http://schemas.microsoft.com/office/word/2012/wordml" xmlns:w16se="http://schemas.microsoft.com/office/word/2015/wordml/symex" xmlns:wpg="http://schemas.microsoft.com/office/word/2010/wordprocessingGroup" xmlns:wpi="http://schemas.microsoft.com/office/word/2010/wordprocessingInk" xmlns:wne="http://schemas.microsoft.com/office/word/2006/wordml" xmlns:wps="http://schemas.microsoft.com/office/word/2010/wordprocessingShape" mc:Ignorable="w14 w15 w16se wp14">
+<w:document xmlns:wpc="http://schemas.microsoft.com/office/word/2010/wordprocessingCanvas" xmlns:cx="http://schemas.microsoft.com/office/drawing/2014/chartex" xmlns:cx1="http://schemas.microsoft.com/office/drawing/2015/9/8/chartex" xmlns:cx2="http://schemas.microsoft.com/office/drawing/2015/10/21/chartex" xmlns:cx3="http://schemas.microsoft.com/office/drawing/2016/5/9/chartex" xmlns:cx4="http://schemas.microsoft.com/office/drawing/2016/5/10/chartex" xmlns:cx5="http://schemas.microsoft.com/office/drawing/2016/5/11/chartex" xmlns:cx6="http://schemas.microsoft.com/office/drawing/2016/5/12/chartex" xmlns:cx7="http://schemas.microsoft.com/office/drawing/2016/5/13/chartex" xmlns:cx8="http://schemas.microsoft.com/office/drawing/2016/5/14/chartex" xmlns:mc="http://schemas.openxmlformats.org/markup-compatibility/2006" xmlns:aink="http://schemas.microsoft.com/office/drawing/2016/ink" xmlns:am3d="http://schemas.microsoft.com/office/drawing/2017/model3d" xmlns:o="urn:schemas-microsoft-com:office:office" xmlns:r="http://schemas.openxmlformats.org/officeDocument/2006/relationships" xmlns:m="http://schemas.openxmlformats.org/officeDocument/2006/math" xmlns:v="urn:schemas-microsoft-com:vml" xmlns:wp14="http://schemas.microsoft.com/office/word/2010/wordprocessingDrawing" xmlns:wp="http://schemas.openxmlformats.org/drawingml/2006/wordprocessingDrawing" xmlns:w10="urn:schemas-microsoft-com:office:word" xmlns:w="http://schemas.openxmlformats.org/wordprocessingml/2006/main" xmlns:w14="http://schemas.microsoft.com/office/word/2010/wordml" xmlns:w15="http://schemas.microsoft.com/office/word/2012/wordml" xmlns:w16cex="http://schemas.microsoft.com/office/word/2018/wordml/cex" xmlns:w16cid="http://schemas.microsoft.com/office/word/2016/wordml/cid" xmlns:w16="http://schemas.microsoft.com/office/word/2018/wordml" xmlns:w16sdtdh="http://schemas.microsoft.com/office/word/2020/wordml/sdtdatahash" xmlns:w16se="http://schemas.microsoft.com/office/word/2015/wordml/symex" xmlns:wpg="http://schemas.microsoft.com/office/word/2010/wordprocessingGroup" xmlns:wpi="http://schemas.microsoft.com/office/word/2010/wordprocessingInk" xmlns:wne="http://schemas.microsoft.com/office/word/2006/wordml" xmlns:wps="http://schemas.microsoft.com/office/word/2010/wordprocessingShape" mc:Ignorable="w14 w15 w16se w16cid w16 w16cex w16sdtdh wp14">
   <w:body>
     <w:p>
       <w:pPr>
@@ -291,13 +291,23 @@
         </w:rPr>
         <w:t xml:space="preserve">. </w:t>
       </w:r>
+      <w:proofErr w:type="spellStart"/>
       <w:r>
         <w:rPr>
           <w:rFonts w:eastAsia="Times New Roman" w:cs="Times New Roman"/>
           <w:szCs w:val="28"/>
           <w:lang w:eastAsia="ru-RU"/>
         </w:rPr>
-        <w:t>Струщенко Вячеслав Павлович</w:t>
+        <w:t>Струщенко</w:t>
+      </w:r>
+      <w:proofErr w:type="spellEnd"/>
+      <w:r>
+        <w:rPr>
+          <w:rFonts w:eastAsia="Times New Roman" w:cs="Times New Roman"/>
+          <w:szCs w:val="28"/>
+          <w:lang w:eastAsia="ru-RU"/>
+        </w:rPr>
+        <w:t xml:space="preserve"> Вячеслав Павлович</w:t>
       </w:r>
     </w:p>
     <w:p>
@@ -523,8 +533,19 @@
           <w:szCs w:val="28"/>
           <w:lang w:eastAsia="ru-RU"/>
         </w:rPr>
-        <w:t>А.Ю. Масалов</w:t>
-      </w:r>
+        <w:t xml:space="preserve">А.Ю. </w:t>
+      </w:r>
+      <w:proofErr w:type="spellStart"/>
+      <w:r>
+        <w:rPr>
+          <w:rFonts w:eastAsia="Times New Roman" w:cs="Times New Roman"/>
+          <w:color w:val="000000" w:themeColor="text1"/>
+          <w:szCs w:val="28"/>
+          <w:lang w:eastAsia="ru-RU"/>
+        </w:rPr>
+        <w:t>Масалов</w:t>
+      </w:r>
+      <w:proofErr w:type="spellEnd"/>
     </w:p>
     <w:p>
       <w:pPr>
@@ -3268,7 +3289,15 @@
         <w:t>:</w:t>
       </w:r>
       <w:r>
-        <w:t xml:space="preserve"> Шроо Елена Андреевна </w:t>
+        <w:t xml:space="preserve"> </w:t>
+      </w:r>
+      <w:proofErr w:type="spellStart"/>
+      <w:r>
+        <w:t>Шроо</w:t>
+      </w:r>
+      <w:proofErr w:type="spellEnd"/>
+      <w:r>
+        <w:t xml:space="preserve"> Елена Андреевна </w:t>
       </w:r>
       <w:r>
         <w:t>преподаватель-координатор планово-экономического отдела</w:t>
@@ -3305,13 +3334,23 @@
           <w:highlight w:val="red"/>
         </w:rPr>
       </w:pPr>
+      <w:proofErr w:type="spellStart"/>
       <w:r>
         <w:rPr>
           <w:rFonts w:cs="Times New Roman"/>
           <w:szCs w:val="28"/>
           <w:highlight w:val="red"/>
         </w:rPr>
-        <w:t>Хз я в каком мы подразделении</w:t>
+        <w:t>Хз</w:t>
+      </w:r>
+      <w:proofErr w:type="spellEnd"/>
+      <w:r>
+        <w:rPr>
+          <w:rFonts w:cs="Times New Roman"/>
+          <w:szCs w:val="28"/>
+          <w:highlight w:val="red"/>
+        </w:rPr>
+        <w:t xml:space="preserve"> я в каком мы подразделении</w:t>
       </w:r>
     </w:p>
     <w:p>
@@ -4324,7 +4363,15 @@
     </w:p>
     <w:p>
       <w:r>
-        <w:t>Необходимо создать систему с функционалом авторизации пользователей, хранением информации и чтением данных, включая журнал проживающих, нахождение проживающих в общежитии, личный рейтинг, графики дежурств, планы мероприятий, мониторинг чистоты, управлением доступом различных пользователей и инструментом восстановления пароля. Надежное функционирование программы должно обеспечиваться мерами безопасности, лицензионным ПО, регулярными проверками на вирусы, резервным копированием данных, организацией бесперебойного питания. Система должна быть легко доступной и управляемой для минимального количества эксплуатационного персонала, включая системного администратора и администратора базы данных. Технические характеристики сервера и устройств пользователей должны соответствовать определенным требованиям. Программное обеспечение должно иметь клиент-серверную архитектуру, написанную на языке программирования C# с использованием платформ Avalonia и ASP.NET(Web-API).</w:t>
+        <w:t xml:space="preserve">Необходимо создать систему с функционалом авторизации пользователей, хранением информации и чтением данных, включая журнал проживающих, нахождение проживающих в общежитии, личный рейтинг, графики дежурств, планы мероприятий, мониторинг чистоты, управлением доступом различных пользователей и инструментом восстановления пароля. Надежное функционирование программы должно обеспечиваться мерами безопасности, лицензионным ПО, регулярными проверками на вирусы, резервным копированием данных, организацией бесперебойного питания. Система должна быть легко доступной и управляемой для минимального количества эксплуатационного персонала, включая системного администратора и администратора базы данных. Технические характеристики сервера и устройств пользователей должны соответствовать определенным требованиям. Программное обеспечение должно иметь клиент-серверную архитектуру, написанную на языке программирования C# с использованием платформ </w:t>
+      </w:r>
+      <w:proofErr w:type="spellStart"/>
+      <w:r>
+        <w:t>Avalonia</w:t>
+      </w:r>
+      <w:proofErr w:type="spellEnd"/>
+      <w:r>
+        <w:t xml:space="preserve"> и ASP.NET(Web-API).</w:t>
       </w:r>
       <w:bookmarkStart w:id="22" w:name="_Toc164151012"/>
     </w:p>
@@ -4338,12 +4385,14 @@
       <w:r>
         <w:t>еятельности.</w:t>
       </w:r>
+      <w:proofErr w:type="spellStart"/>
       <w:r>
         <w:rPr>
           <w:lang w:val="en-US"/>
         </w:rPr>
         <w:t>vsdx</w:t>
       </w:r>
+      <w:proofErr w:type="spellEnd"/>
       <w:r>
         <w:t>)</w:t>
       </w:r>
@@ -4402,13 +4451,7 @@
         <w:t>прикреплено к отчету</w:t>
       </w:r>
       <w:r>
-        <w:t xml:space="preserve"> </w:t>
-      </w:r>
-      <w:r>
-        <w:t>(путь к файлу ПРОЕКТ://ФАЙЛЫ/</w:t>
-      </w:r>
-      <w:r>
-        <w:t>Техническое задание.</w:t>
+        <w:t xml:space="preserve"> (путь к файлу ПРОЕКТ://ФАЙЛЫ/Техническое задание.</w:t>
       </w:r>
       <w:r>
         <w:rPr>
@@ -4451,12 +4494,14 @@
       <w:r>
         <w:t>Подробнее на диаграмме потоков данных (рисунок 1), прикреплена к отчету (путь к файлу ПРОЕКТ://ФАЙЛЫ/Диаграммы/Диаграмма потоков данных.</w:t>
       </w:r>
+      <w:proofErr w:type="spellStart"/>
       <w:r>
         <w:rPr>
           <w:lang w:val="en-US"/>
         </w:rPr>
         <w:t>vsdx</w:t>
       </w:r>
+      <w:proofErr w:type="spellEnd"/>
       <w:r>
         <w:t>)</w:t>
       </w:r>
@@ -4473,10 +4518,7 @@
         <w:t>-</w:t>
       </w:r>
       <w:r>
-        <w:t xml:space="preserve">диаграмме, прикреплена к отчету </w:t>
-      </w:r>
-      <w:r>
-        <w:t>(путь к файлу ПРОЕКТ://ФАЙЛЫ/Диаграммы/</w:t>
+        <w:t>диаграмме, прикреплена к отчету (путь к файлу ПРОЕКТ://ФАЙЛЫ/Диаграммы/</w:t>
       </w:r>
       <w:r>
         <w:rPr>
@@ -4488,19 +4530,16 @@
         <w:t>-</w:t>
       </w:r>
       <w:r>
-        <w:t>диаграмма</w:t>
-      </w:r>
-      <w:r>
-        <w:t>.</w:t>
-      </w:r>
+        <w:t>диаграмма.</w:t>
+      </w:r>
+      <w:proofErr w:type="spellStart"/>
       <w:r>
         <w:rPr>
           <w:lang w:val="en-US"/>
         </w:rPr>
         <w:t>png</w:t>
       </w:r>
-      <w:bookmarkStart w:id="25" w:name="_GoBack"/>
-      <w:bookmarkEnd w:id="25"/>
+      <w:proofErr w:type="spellEnd"/>
       <w:r>
         <w:t>)</w:t>
       </w:r>
@@ -4587,7 +4626,7 @@
           <w:szCs w:val="28"/>
         </w:rPr>
       </w:pPr>
-      <w:bookmarkStart w:id="26" w:name="_Toc165667584"/>
+      <w:bookmarkStart w:id="25" w:name="_Toc165667584"/>
       <w:r>
         <w:rPr>
           <w:rFonts w:cs="Times New Roman"/>
@@ -4595,7 +4634,7 @@
         </w:rPr>
         <w:t>2.4 Создание функциональной модели предметной области, диаграмм потоков данных (процессов) DFD, диаграмм классов</w:t>
       </w:r>
-      <w:bookmarkEnd w:id="26"/>
+      <w:bookmarkEnd w:id="25"/>
     </w:p>
     <w:p>
       <w:pPr>
@@ -4633,7 +4672,13 @@
         <w:t>(путь к файлу ПРОЕКТ://ФАЙЛЫ/Диаграммы/</w:t>
       </w:r>
       <w:r>
-        <w:t>Диаграмма классов (API).png</w:t>
+        <w:t>Диаграмма</w:t>
+      </w:r>
+      <w:r>
+        <w:t xml:space="preserve"> </w:t>
+      </w:r>
+      <w:r>
+        <w:t>классов (API).png</w:t>
       </w:r>
       <w:r>
         <w:t xml:space="preserve"> и </w:t>
@@ -4645,8 +4690,13 @@
         <w:t>Клиент</w:t>
       </w:r>
       <w:r>
-        <w:t>).png</w:t>
-      </w:r>
+        <w:t>).</w:t>
+      </w:r>
+      <w:proofErr w:type="spellStart"/>
+      <w:r>
+        <w:t>png</w:t>
+      </w:r>
+      <w:proofErr w:type="spellEnd"/>
       <w:r>
         <w:rPr>
           <w:rFonts w:cs="Times New Roman"/>
@@ -4673,7 +4723,7 @@
           <w:szCs w:val="28"/>
         </w:rPr>
       </w:pPr>
-      <w:bookmarkStart w:id="27" w:name="_Toc165667585"/>
+      <w:bookmarkStart w:id="26" w:name="_Toc165667585"/>
       <w:r>
         <w:rPr>
           <w:rFonts w:cs="Times New Roman"/>
@@ -4681,26 +4731,26 @@
         </w:rPr>
         <w:t>2.5 Формулирование проектных решений по функциональной и информационной структуре разрабатываемого программного изделия, обоснование использования инструментальных средств разработки программного изделия</w:t>
       </w:r>
+      <w:bookmarkEnd w:id="26"/>
+    </w:p>
+    <w:p>
+      <w:pPr>
+        <w:rPr>
+          <w:b/>
+          <w:bCs/>
+        </w:rPr>
+      </w:pPr>
+      <w:bookmarkStart w:id="27" w:name="_Toc152028469"/>
+      <w:bookmarkStart w:id="28" w:name="_Toc152880595"/>
+      <w:r>
+        <w:rPr>
+          <w:b/>
+          <w:bCs/>
+        </w:rPr>
+        <w:t>Анализ и выбор программных средств для разработки</w:t>
+      </w:r>
       <w:bookmarkEnd w:id="27"/>
-    </w:p>
-    <w:p>
-      <w:pPr>
-        <w:rPr>
-          <w:b/>
-          <w:bCs/>
-        </w:rPr>
-      </w:pPr>
-      <w:bookmarkStart w:id="28" w:name="_Toc152028469"/>
-      <w:bookmarkStart w:id="29" w:name="_Toc152880595"/>
-      <w:r>
-        <w:rPr>
-          <w:b/>
-          <w:bCs/>
-        </w:rPr>
-        <w:t>Анализ и выбор программных средств для разработки</w:t>
-      </w:r>
       <w:bookmarkEnd w:id="28"/>
-      <w:bookmarkEnd w:id="29"/>
     </w:p>
     <w:p>
       <w:pPr>
@@ -5028,7 +5078,23 @@
           <w:rFonts w:cs="Times New Roman"/>
           <w:szCs w:val="28"/>
         </w:rPr>
-        <w:t># продолжает активно развиваться, и с каждой новой версией появляется все больше интересных функциональностей.</w:t>
+        <w:t xml:space="preserve"># продолжает активно развиваться, и с каждой новой версией появляется все больше интересных </w:t>
+      </w:r>
+      <w:proofErr w:type="spellStart"/>
+      <w:r>
+        <w:rPr>
+          <w:rFonts w:cs="Times New Roman"/>
+          <w:szCs w:val="28"/>
+        </w:rPr>
+        <w:t>функциональностей</w:t>
+      </w:r>
+      <w:proofErr w:type="spellEnd"/>
+      <w:r>
+        <w:rPr>
+          <w:rFonts w:cs="Times New Roman"/>
+          <w:szCs w:val="28"/>
+        </w:rPr>
+        <w:t>.</w:t>
       </w:r>
     </w:p>
     <w:p>
@@ -6027,6 +6093,7 @@
         </w:rPr>
         <w:t xml:space="preserve"> и </w:t>
       </w:r>
+      <w:proofErr w:type="spellStart"/>
       <w:r>
         <w:rPr>
           <w:rFonts w:cs="Times New Roman"/>
@@ -6035,6 +6102,7 @@
         </w:rPr>
         <w:t>WinUI</w:t>
       </w:r>
+      <w:proofErr w:type="spellEnd"/>
       <w:r>
         <w:rPr>
           <w:rFonts w:cs="Times New Roman"/>
@@ -6162,6 +6230,7 @@
         </w:rPr>
         <w:t xml:space="preserve"> </w:t>
       </w:r>
+      <w:proofErr w:type="spellStart"/>
       <w:r>
         <w:rPr>
           <w:rFonts w:cs="Times New Roman"/>
@@ -6170,6 +6239,7 @@
         </w:rPr>
         <w:t>Blazor</w:t>
       </w:r>
+      <w:proofErr w:type="spellEnd"/>
       <w:r>
         <w:rPr>
           <w:rFonts w:cs="Times New Roman"/>
@@ -6839,12 +6909,85 @@
           <w:szCs w:val="28"/>
         </w:rPr>
       </w:pPr>
-      <w:r>
-        <w:rPr>
-          <w:rFonts w:cs="Times New Roman"/>
-          <w:szCs w:val="28"/>
-        </w:rPr>
-        <w:t>Avalonia - это мощный фреймворк, который позволяет разработчикам создавать кроссплатформенные приложения с использованием .NET. Для отрисовки элементов управления пользовательского интерфейса используется собственный движок рендеринга, обеспечивающий согласованный внешний вид и поведение на различных платформах, включая Windows, macOS, Linux, Android, iOS и WebAssembly. Это означает, что разработчики могут делиться своим кодом пользовательского интерфейса и поддерживать единый внешний вид независимо от целевой платформы.</w:t>
+      <w:proofErr w:type="spellStart"/>
+      <w:r>
+        <w:rPr>
+          <w:rFonts w:cs="Times New Roman"/>
+          <w:szCs w:val="28"/>
+        </w:rPr>
+        <w:t>Avalonia</w:t>
+      </w:r>
+      <w:proofErr w:type="spellEnd"/>
+      <w:r>
+        <w:rPr>
+          <w:rFonts w:cs="Times New Roman"/>
+          <w:szCs w:val="28"/>
+        </w:rPr>
+        <w:t xml:space="preserve"> - это мощный фреймворк, который позволяет разработчикам создавать кроссплатформенные приложения с использованием .NET. Для отрисовки элементов управления пользовательского интерфейса используется собственный движок рендеринга, обеспечивающий согласованный внешний вид и поведение на различных платформах, включая Windows, </w:t>
+      </w:r>
+      <w:proofErr w:type="spellStart"/>
+      <w:r>
+        <w:rPr>
+          <w:rFonts w:cs="Times New Roman"/>
+          <w:szCs w:val="28"/>
+        </w:rPr>
+        <w:t>macOS</w:t>
+      </w:r>
+      <w:proofErr w:type="spellEnd"/>
+      <w:r>
+        <w:rPr>
+          <w:rFonts w:cs="Times New Roman"/>
+          <w:szCs w:val="28"/>
+        </w:rPr>
+        <w:t xml:space="preserve">, Linux, </w:t>
+      </w:r>
+      <w:proofErr w:type="spellStart"/>
+      <w:r>
+        <w:rPr>
+          <w:rFonts w:cs="Times New Roman"/>
+          <w:szCs w:val="28"/>
+        </w:rPr>
+        <w:t>Android</w:t>
+      </w:r>
+      <w:proofErr w:type="spellEnd"/>
+      <w:r>
+        <w:rPr>
+          <w:rFonts w:cs="Times New Roman"/>
+          <w:szCs w:val="28"/>
+        </w:rPr>
+        <w:t xml:space="preserve">, </w:t>
+      </w:r>
+      <w:proofErr w:type="spellStart"/>
+      <w:r>
+        <w:rPr>
+          <w:rFonts w:cs="Times New Roman"/>
+          <w:szCs w:val="28"/>
+        </w:rPr>
+        <w:t>iOS</w:t>
+      </w:r>
+      <w:proofErr w:type="spellEnd"/>
+      <w:r>
+        <w:rPr>
+          <w:rFonts w:cs="Times New Roman"/>
+          <w:szCs w:val="28"/>
+        </w:rPr>
+        <w:t xml:space="preserve"> и </w:t>
+      </w:r>
+      <w:proofErr w:type="spellStart"/>
+      <w:r>
+        <w:rPr>
+          <w:rFonts w:cs="Times New Roman"/>
+          <w:szCs w:val="28"/>
+        </w:rPr>
+        <w:t>WebAssembly</w:t>
+      </w:r>
+      <w:proofErr w:type="spellEnd"/>
+      <w:r>
+        <w:rPr>
+          <w:rFonts w:cs="Times New Roman"/>
+          <w:szCs w:val="28"/>
+        </w:rPr>
+        <w:t>. Это означает, что разработчики могут делиться своим кодом пользовательского интерфейса и поддерживать единый внешний вид независимо от целевой платформы.</w:t>
       </w:r>
     </w:p>
     <w:p>
@@ -6861,7 +7004,39 @@
           <w:szCs w:val="28"/>
         </w:rPr>
         <w:lastRenderedPageBreak/>
-        <w:t>Приложения, созданные с помощью Avalonia, написаны на C # или F #, что упрощает быстрое создание прототипов приложений, которые со временем могут превратиться в сложные системы. В отличие от других наборов инструментов, которые могут быть ограничены ограниченными API или низкой производительностью, приложения Avalonia обладают преимуществом полного доступа к возможностям платформы и обеспечивают невероятную производительность благодаря компонентному рендерингу.</w:t>
+        <w:t xml:space="preserve">Приложения, созданные с помощью </w:t>
+      </w:r>
+      <w:proofErr w:type="spellStart"/>
+      <w:r>
+        <w:rPr>
+          <w:rFonts w:cs="Times New Roman"/>
+          <w:szCs w:val="28"/>
+        </w:rPr>
+        <w:t>Avalonia</w:t>
+      </w:r>
+      <w:proofErr w:type="spellEnd"/>
+      <w:r>
+        <w:rPr>
+          <w:rFonts w:cs="Times New Roman"/>
+          <w:szCs w:val="28"/>
+        </w:rPr>
+        <w:t xml:space="preserve">, написаны на C # или F #, что упрощает быстрое создание прототипов приложений, которые со временем могут превратиться в сложные системы. В отличие от других наборов инструментов, которые могут быть ограничены ограниченными API или низкой производительностью, приложения </w:t>
+      </w:r>
+      <w:proofErr w:type="spellStart"/>
+      <w:r>
+        <w:rPr>
+          <w:rFonts w:cs="Times New Roman"/>
+          <w:szCs w:val="28"/>
+        </w:rPr>
+        <w:t>Avalonia</w:t>
+      </w:r>
+      <w:proofErr w:type="spellEnd"/>
+      <w:r>
+        <w:rPr>
+          <w:rFonts w:cs="Times New Roman"/>
+          <w:szCs w:val="28"/>
+        </w:rPr>
+        <w:t xml:space="preserve"> обладают преимуществом полного доступа к возможностям платформы и обеспечивают невероятную производительность благодаря компонентному рендерингу.</w:t>
       </w:r>
     </w:p>
     <w:p>
@@ -6877,7 +7052,23 @@
           <w:rFonts w:cs="Times New Roman"/>
           <w:szCs w:val="28"/>
         </w:rPr>
-        <w:t>Поскольку приложения Avalonia являются кроссплатформенными, их архитектура аналогична другим традиционным кроссплатформенным приложениям. Наиболее распространенный подход заключается в создании основного проекта, в котором размещается общий код, а затем в разработке проектов, зависящих от платформы, которые будут использовать этот общий код.</w:t>
+        <w:t xml:space="preserve">Поскольку приложения </w:t>
+      </w:r>
+      <w:proofErr w:type="spellStart"/>
+      <w:r>
+        <w:rPr>
+          <w:rFonts w:cs="Times New Roman"/>
+          <w:szCs w:val="28"/>
+        </w:rPr>
+        <w:t>Avalonia</w:t>
+      </w:r>
+      <w:proofErr w:type="spellEnd"/>
+      <w:r>
+        <w:rPr>
+          <w:rFonts w:cs="Times New Roman"/>
+          <w:szCs w:val="28"/>
+        </w:rPr>
+        <w:t xml:space="preserve"> являются кроссплатформенными, их архитектура аналогична другим традиционным кроссплатформенным приложениям. Наиболее распространенный подход заключается в создании основного проекта, в котором размещается общий код, а затем в разработке проектов, зависящих от платформы, которые будут использовать этот общий код.</w:t>
       </w:r>
     </w:p>
     <w:p>
@@ -6888,12 +7079,69 @@
           <w:szCs w:val="28"/>
         </w:rPr>
       </w:pPr>
-      <w:r>
-        <w:rPr>
-          <w:rFonts w:cs="Times New Roman"/>
-          <w:szCs w:val="28"/>
-        </w:rPr>
-        <w:t>Avalonia предлагает два метода создания пользовательских интерфейсов. Первый заключается в использовании кода для создания представлений пользовательского интерфейса с использованием обширного API, предоставляемого Avalonia. В качестве альтернативы разработчики могут использовать Extensible Application Markup Language (XAML), декларативный язык разметки, который позволяет разработчикам определять пользовательские интерфейсы. При таком подходе структура пользовательского интерфейса описывается в файле XAML, в то время как поведение во время выполнения определяется в отдельном файле с кодом.</w:t>
+      <w:proofErr w:type="spellStart"/>
+      <w:r>
+        <w:rPr>
+          <w:rFonts w:cs="Times New Roman"/>
+          <w:szCs w:val="28"/>
+        </w:rPr>
+        <w:t>Avalonia</w:t>
+      </w:r>
+      <w:proofErr w:type="spellEnd"/>
+      <w:r>
+        <w:rPr>
+          <w:rFonts w:cs="Times New Roman"/>
+          <w:szCs w:val="28"/>
+        </w:rPr>
+        <w:t xml:space="preserve"> предлагает два метода создания пользовательских интерфейсов. Первый заключается в использовании кода для создания представлений пользовательского интерфейса с использованием обширного API, предоставляемого </w:t>
+      </w:r>
+      <w:proofErr w:type="spellStart"/>
+      <w:r>
+        <w:rPr>
+          <w:rFonts w:cs="Times New Roman"/>
+          <w:szCs w:val="28"/>
+        </w:rPr>
+        <w:t>Avalonia</w:t>
+      </w:r>
+      <w:proofErr w:type="spellEnd"/>
+      <w:r>
+        <w:rPr>
+          <w:rFonts w:cs="Times New Roman"/>
+          <w:szCs w:val="28"/>
+        </w:rPr>
+        <w:t xml:space="preserve">. В качестве альтернативы разработчики могут использовать </w:t>
+      </w:r>
+      <w:proofErr w:type="spellStart"/>
+      <w:r>
+        <w:rPr>
+          <w:rFonts w:cs="Times New Roman"/>
+          <w:szCs w:val="28"/>
+        </w:rPr>
+        <w:t>Extensible</w:t>
+      </w:r>
+      <w:proofErr w:type="spellEnd"/>
+      <w:r>
+        <w:rPr>
+          <w:rFonts w:cs="Times New Roman"/>
+          <w:szCs w:val="28"/>
+        </w:rPr>
+        <w:t xml:space="preserve"> Application </w:t>
+      </w:r>
+      <w:proofErr w:type="spellStart"/>
+      <w:r>
+        <w:rPr>
+          <w:rFonts w:cs="Times New Roman"/>
+          <w:szCs w:val="28"/>
+        </w:rPr>
+        <w:t>Markup</w:t>
+      </w:r>
+      <w:proofErr w:type="spellEnd"/>
+      <w:r>
+        <w:rPr>
+          <w:rFonts w:cs="Times New Roman"/>
+          <w:szCs w:val="28"/>
+        </w:rPr>
+        <w:t xml:space="preserve"> Language (XAML), декларативный язык разметки, который позволяет разработчикам определять пользовательские интерфейсы. При таком подходе структура пользовательского интерфейса описывается в файле XAML, в то время как поведение во время выполнения определяется в отдельном файле с кодом.</w:t>
       </w:r>
     </w:p>
     <w:p>
@@ -6963,6 +7211,7 @@
         </w:rPr>
         <w:t>-</w:t>
       </w:r>
+      <w:proofErr w:type="spellStart"/>
       <w:r>
         <w:rPr>
           <w:rFonts w:cs="Times New Roman"/>
@@ -6971,6 +7220,7 @@
         </w:rPr>
         <w:t>ViewModel</w:t>
       </w:r>
+      <w:proofErr w:type="spellEnd"/>
       <w:r>
         <w:rPr>
           <w:rFonts w:cs="Times New Roman"/>
@@ -7084,7 +7334,23 @@
           <w:rFonts w:cs="Times New Roman"/>
           <w:szCs w:val="28"/>
         </w:rPr>
-        <w:t xml:space="preserve">Модель Представления (англ. ViewModel) — с одной стороны, абстракция Представления, а с другой — обёртка данных из Модели, </w:t>
+        <w:t xml:space="preserve">Модель Представления (англ. </w:t>
+      </w:r>
+      <w:proofErr w:type="spellStart"/>
+      <w:r>
+        <w:rPr>
+          <w:rFonts w:cs="Times New Roman"/>
+          <w:szCs w:val="28"/>
+        </w:rPr>
+        <w:t>ViewModel</w:t>
+      </w:r>
+      <w:proofErr w:type="spellEnd"/>
+      <w:r>
+        <w:rPr>
+          <w:rFonts w:cs="Times New Roman"/>
+          <w:szCs w:val="28"/>
+        </w:rPr>
+        <w:t xml:space="preserve">) — с одной стороны, абстракция Представления, а с другой — обёртка данных из Модели, </w:t>
       </w:r>
       <w:r>
         <w:rPr>
@@ -7111,6 +7377,7 @@
           <w:szCs w:val="28"/>
         </w:rPr>
       </w:pPr>
+      <w:proofErr w:type="spellStart"/>
       <w:r>
         <w:rPr>
           <w:rFonts w:cs="Times New Roman"/>
@@ -7121,6 +7388,7 @@
         </w:rPr>
         <w:t>ReactiveUI</w:t>
       </w:r>
+      <w:proofErr w:type="spellEnd"/>
     </w:p>
     <w:p>
       <w:pPr>
@@ -7130,6 +7398,7 @@
           <w:szCs w:val="28"/>
         </w:rPr>
       </w:pPr>
+      <w:proofErr w:type="spellStart"/>
       <w:r>
         <w:rPr>
           <w:rFonts w:cs="Times New Roman"/>
@@ -7138,6 +7407,7 @@
         </w:rPr>
         <w:t>ReactiveUI</w:t>
       </w:r>
+      <w:proofErr w:type="spellEnd"/>
       <w:r>
         <w:rPr>
           <w:rFonts w:cs="Times New Roman"/>
@@ -7409,12 +7679,117 @@
           <w:szCs w:val="28"/>
         </w:rPr>
       </w:pPr>
-      <w:r>
-        <w:rPr>
-          <w:rFonts w:cs="Times New Roman"/>
-          <w:szCs w:val="28"/>
-        </w:rPr>
-        <w:t>ReactiveUI построен вокруг реактивной модели программирования и использует Reactive Extensions (Rx). Однако цели написать гайд по реактивному программированию я перед собой не ставлю, лишь при необходимости буду пояснять, как что устроено. Совсем скоро вы сами увидите, что для использования базовых возможностей даже не требуется особенно вникать в то, что это за зверь такой: реактивное программирование. Хотя вы с ним и так знакомы, events – это как раз оно. Обычно даже в тех местах, где проявляется «реактивность», код можно довольно легко прочитать и понять, что произойдет. Конечно, если использовать библиотеку (и Reactive Extensions) на полную катушку, то придется серьезно ознакомиться с реактивной моделью, но пока мы пойдем по основам.</w:t>
+      <w:proofErr w:type="spellStart"/>
+      <w:r>
+        <w:rPr>
+          <w:rFonts w:cs="Times New Roman"/>
+          <w:szCs w:val="28"/>
+        </w:rPr>
+        <w:t>ReactiveUI</w:t>
+      </w:r>
+      <w:proofErr w:type="spellEnd"/>
+      <w:r>
+        <w:rPr>
+          <w:rFonts w:cs="Times New Roman"/>
+          <w:szCs w:val="28"/>
+        </w:rPr>
+        <w:t xml:space="preserve"> построен вокруг реактивной модели программирования и использует </w:t>
+      </w:r>
+      <w:proofErr w:type="spellStart"/>
+      <w:r>
+        <w:rPr>
+          <w:rFonts w:cs="Times New Roman"/>
+          <w:szCs w:val="28"/>
+        </w:rPr>
+        <w:t>Reactive</w:t>
+      </w:r>
+      <w:proofErr w:type="spellEnd"/>
+      <w:r>
+        <w:rPr>
+          <w:rFonts w:cs="Times New Roman"/>
+          <w:szCs w:val="28"/>
+        </w:rPr>
+        <w:t xml:space="preserve"> </w:t>
+      </w:r>
+      <w:proofErr w:type="spellStart"/>
+      <w:r>
+        <w:rPr>
+          <w:rFonts w:cs="Times New Roman"/>
+          <w:szCs w:val="28"/>
+        </w:rPr>
+        <w:t>Extensions</w:t>
+      </w:r>
+      <w:proofErr w:type="spellEnd"/>
+      <w:r>
+        <w:rPr>
+          <w:rFonts w:cs="Times New Roman"/>
+          <w:szCs w:val="28"/>
+        </w:rPr>
+        <w:t xml:space="preserve"> (</w:t>
+      </w:r>
+      <w:proofErr w:type="spellStart"/>
+      <w:r>
+        <w:rPr>
+          <w:rFonts w:cs="Times New Roman"/>
+          <w:szCs w:val="28"/>
+        </w:rPr>
+        <w:t>Rx</w:t>
+      </w:r>
+      <w:proofErr w:type="spellEnd"/>
+      <w:r>
+        <w:rPr>
+          <w:rFonts w:cs="Times New Roman"/>
+          <w:szCs w:val="28"/>
+        </w:rPr>
+        <w:t xml:space="preserve">). Однако цели написать гайд по реактивному программированию я перед собой не ставлю, лишь при необходимости буду пояснять, как что устроено. Совсем скоро вы сами увидите, что для использования базовых возможностей даже не требуется особенно вникать в то, что это за зверь такой: реактивное программирование. Хотя вы с ним и так знакомы, </w:t>
+      </w:r>
+      <w:proofErr w:type="spellStart"/>
+      <w:r>
+        <w:rPr>
+          <w:rFonts w:cs="Times New Roman"/>
+          <w:szCs w:val="28"/>
+        </w:rPr>
+        <w:t>events</w:t>
+      </w:r>
+      <w:proofErr w:type="spellEnd"/>
+      <w:r>
+        <w:rPr>
+          <w:rFonts w:cs="Times New Roman"/>
+          <w:szCs w:val="28"/>
+        </w:rPr>
+        <w:t xml:space="preserve"> – это как раз оно. Обычно даже в тех местах, где проявляется «реактивность», код можно довольно легко прочитать и понять, что произойдет. Конечно, если использовать библиотеку (и </w:t>
+      </w:r>
+      <w:proofErr w:type="spellStart"/>
+      <w:r>
+        <w:rPr>
+          <w:rFonts w:cs="Times New Roman"/>
+          <w:szCs w:val="28"/>
+        </w:rPr>
+        <w:t>Reactive</w:t>
+      </w:r>
+      <w:proofErr w:type="spellEnd"/>
+      <w:r>
+        <w:rPr>
+          <w:rFonts w:cs="Times New Roman"/>
+          <w:szCs w:val="28"/>
+        </w:rPr>
+        <w:t xml:space="preserve"> </w:t>
+      </w:r>
+      <w:proofErr w:type="spellStart"/>
+      <w:r>
+        <w:rPr>
+          <w:rFonts w:cs="Times New Roman"/>
+          <w:szCs w:val="28"/>
+        </w:rPr>
+        <w:t>Extensions</w:t>
+      </w:r>
+      <w:proofErr w:type="spellEnd"/>
+      <w:r>
+        <w:rPr>
+          <w:rFonts w:cs="Times New Roman"/>
+          <w:szCs w:val="28"/>
+        </w:rPr>
+        <w:t>) на полную катушку, то придется серьезно ознакомиться с реактивной моделью, но пока мы пойдем по основам.</w:t>
       </w:r>
     </w:p>
     <w:p>
@@ -7642,7 +8017,7 @@
           <w:szCs w:val="28"/>
         </w:rPr>
       </w:pPr>
-      <w:bookmarkStart w:id="30" w:name="_Toc165667586"/>
+      <w:bookmarkStart w:id="29" w:name="_Toc165667586"/>
       <w:r>
         <w:rPr>
           <w:rFonts w:cs="Times New Roman"/>
@@ -7650,7 +8025,7 @@
         </w:rPr>
         <w:t>2.6 Идентификация элементов и описание свойств входной и выходной информации, алгоритма решения задачи, составление контрольного примера</w:t>
       </w:r>
-      <w:bookmarkEnd w:id="30"/>
+      <w:bookmarkEnd w:id="29"/>
     </w:p>
     <w:p>
       <w:r>
@@ -7722,7 +8097,7 @@
           <w:szCs w:val="28"/>
         </w:rPr>
       </w:pPr>
-      <w:bookmarkStart w:id="31" w:name="_Toc165667587"/>
+      <w:bookmarkStart w:id="30" w:name="_Toc165667587"/>
       <w:r>
         <w:rPr>
           <w:rFonts w:cs="Times New Roman"/>
@@ -7730,7 +8105,7 @@
         </w:rPr>
         <w:t>2.7 Выделение объектов-сущностей, выстраивание инфологической модели задачи</w:t>
       </w:r>
-      <w:bookmarkEnd w:id="31"/>
+      <w:bookmarkEnd w:id="30"/>
     </w:p>
     <w:p>
       <w:pPr>
@@ -7881,60 +8256,42 @@
         <w:t>Управление профилем: Пользователь может изменять свои личные данные, пароль, настройки уведомлений и т.п.</w:t>
       </w:r>
     </w:p>
-    <w:p>
-      <w:pPr>
-        <w:pStyle w:val="af3"/>
-        <w:ind w:firstLine="708"/>
-        <w:rPr>
-          <w:rFonts w:cs="Times New Roman"/>
-          <w:b w:val="0"/>
-          <w:szCs w:val="28"/>
-        </w:rPr>
-      </w:pPr>
-    </w:p>
-    <w:p>
-      <w:r>
-        <w:t>Подробнее на диаграмме использования (рисунок 2), прикреплена к проекту (путь к файлу ПРОЕКТ://ФАЙЛЫ/Диаграммы/Диаграмма использования.</w:t>
-      </w:r>
+    <w:p/>
+    <w:p>
+      <w:r>
+        <w:t>Подробнее на диаграмме использования (рисунок 2), прикреплена к проекту (путь к файлу ПРОЕКТ://ФАЙЛЫ/Диаграммы/Диаграмма</w:t>
+      </w:r>
+      <w:r>
+        <w:t xml:space="preserve"> </w:t>
+      </w:r>
+      <w:r>
+        <w:t>использования.</w:t>
+      </w:r>
+      <w:proofErr w:type="spellStart"/>
       <w:r>
         <w:rPr>
           <w:lang w:val="en-US"/>
         </w:rPr>
         <w:t>vsdx</w:t>
       </w:r>
+      <w:proofErr w:type="spellEnd"/>
       <w:r>
         <w:t>)</w:t>
       </w:r>
     </w:p>
-    <w:p>
-      <w:pPr>
-        <w:pStyle w:val="af3"/>
-        <w:ind w:firstLine="708"/>
-        <w:rPr>
-          <w:rFonts w:cs="Times New Roman"/>
-          <w:b w:val="0"/>
-          <w:szCs w:val="28"/>
-        </w:rPr>
-      </w:pPr>
-    </w:p>
-    <w:p>
-      <w:pPr>
-        <w:pStyle w:val="af3"/>
-        <w:rPr>
-          <w:rFonts w:eastAsiaTheme="minorHAnsi" w:cstheme="minorBidi"/>
-          <w:b w:val="0"/>
-          <w:szCs w:val="22"/>
+    <w:p/>
+    <w:p>
+      <w:pPr>
+        <w:ind w:firstLine="0"/>
+        <w:jc w:val="center"/>
+        <w:rPr>
           <w:highlight w:val="green"/>
-          <w:lang w:eastAsia="en-US"/>
-        </w:rPr>
-      </w:pPr>
-      <w:bookmarkStart w:id="32" w:name="_Toc165667588"/>
-      <w:r>
-        <w:rPr>
-          <w:rFonts w:eastAsiaTheme="minorHAnsi" w:cstheme="minorBidi"/>
-          <w:b w:val="0"/>
+        </w:rPr>
+      </w:pPr>
+      <w:bookmarkStart w:id="31" w:name="_Toc165667588"/>
+      <w:r>
+        <w:rPr>
           <w:noProof/>
-          <w:szCs w:val="22"/>
         </w:rPr>
         <w:drawing>
           <wp:inline distT="0" distB="0" distL="0" distR="0" wp14:anchorId="18911EEC" wp14:editId="125C1183">
@@ -7972,61 +8329,28 @@
           </wp:inline>
         </w:drawing>
       </w:r>
+      <w:bookmarkEnd w:id="31"/>
+    </w:p>
+    <w:p>
+      <w:pPr>
+        <w:jc w:val="center"/>
+        <w:rPr>
+          <w:b/>
+        </w:rPr>
+      </w:pPr>
+      <w:bookmarkStart w:id="32" w:name="_Toc165667589"/>
+      <w:r>
+        <w:t>Р</w:t>
+      </w:r>
+      <w:r>
+        <w:t>исунок 2</w:t>
+      </w:r>
+      <w:r>
+        <w:t xml:space="preserve"> – Диаграмма использования</w:t>
+      </w:r>
       <w:bookmarkEnd w:id="32"/>
     </w:p>
-    <w:p>
-      <w:pPr>
-        <w:pStyle w:val="af3"/>
-        <w:jc w:val="center"/>
-        <w:rPr>
-          <w:rFonts w:eastAsiaTheme="minorHAnsi" w:cstheme="minorBidi"/>
-          <w:b w:val="0"/>
-          <w:szCs w:val="22"/>
-          <w:lang w:eastAsia="en-US"/>
-        </w:rPr>
-      </w:pPr>
-      <w:bookmarkStart w:id="33" w:name="_Toc165667589"/>
-      <w:r>
-        <w:rPr>
-          <w:rFonts w:eastAsiaTheme="minorHAnsi" w:cstheme="minorBidi"/>
-          <w:b w:val="0"/>
-          <w:szCs w:val="22"/>
-          <w:lang w:eastAsia="en-US"/>
-        </w:rPr>
-        <w:t>Р</w:t>
-      </w:r>
-      <w:r>
-        <w:rPr>
-          <w:rFonts w:eastAsiaTheme="minorHAnsi" w:cstheme="minorBidi"/>
-          <w:b w:val="0"/>
-          <w:szCs w:val="22"/>
-          <w:lang w:eastAsia="en-US"/>
-        </w:rPr>
-        <w:t>исунок 2</w:t>
-      </w:r>
-      <w:r>
-        <w:rPr>
-          <w:rFonts w:eastAsiaTheme="minorHAnsi" w:cstheme="minorBidi"/>
-          <w:b w:val="0"/>
-          <w:szCs w:val="22"/>
-          <w:lang w:eastAsia="en-US"/>
-        </w:rPr>
-        <w:t xml:space="preserve"> – Диаграмма использования</w:t>
-      </w:r>
-      <w:bookmarkEnd w:id="33"/>
-    </w:p>
-    <w:p>
-      <w:pPr>
-        <w:pStyle w:val="af3"/>
-        <w:jc w:val="center"/>
-        <w:rPr>
-          <w:rFonts w:eastAsiaTheme="minorHAnsi" w:cstheme="minorBidi"/>
-          <w:b w:val="0"/>
-          <w:szCs w:val="22"/>
-          <w:lang w:eastAsia="en-US"/>
-        </w:rPr>
-      </w:pPr>
-    </w:p>
+    <w:p/>
     <w:p>
       <w:pPr>
         <w:pStyle w:val="af3"/>
@@ -8036,15 +8360,16 @@
           <w:szCs w:val="28"/>
         </w:rPr>
       </w:pPr>
-      <w:bookmarkStart w:id="34" w:name="_Toc165667590"/>
-      <w:r>
-        <w:rPr>
-          <w:rFonts w:cs="Times New Roman"/>
-          <w:szCs w:val="28"/>
-        </w:rPr>
+      <w:bookmarkStart w:id="33" w:name="_Toc165667590"/>
+      <w:r>
+        <w:rPr>
+          <w:rFonts w:cs="Times New Roman"/>
+          <w:szCs w:val="28"/>
+        </w:rPr>
+        <w:lastRenderedPageBreak/>
         <w:t>2.8 Описание шагов алгоритма в неформальной (словесной) форме</w:t>
       </w:r>
-      <w:bookmarkEnd w:id="34"/>
+      <w:bookmarkEnd w:id="33"/>
     </w:p>
     <w:p>
       <w:pPr>
@@ -8281,16 +8606,15 @@
           <w:szCs w:val="28"/>
         </w:rPr>
       </w:pPr>
-      <w:bookmarkStart w:id="35" w:name="_Toc165667591"/>
-      <w:r>
-        <w:rPr>
-          <w:rFonts w:cs="Times New Roman"/>
-          <w:szCs w:val="28"/>
-        </w:rPr>
-        <w:lastRenderedPageBreak/>
+      <w:bookmarkStart w:id="34" w:name="_Toc165667591"/>
+      <w:r>
+        <w:rPr>
+          <w:rFonts w:cs="Times New Roman"/>
+          <w:szCs w:val="28"/>
+        </w:rPr>
         <w:t>2.9 Выполнение анализа информационных ресурсов и категорирование их конфиденциальности, анализ основных угроз защищённости данных, определение комплекса мер нейтрализации угрозы безопасности данных</w:t>
       </w:r>
-      <w:bookmarkEnd w:id="35"/>
+      <w:bookmarkEnd w:id="34"/>
     </w:p>
     <w:p>
       <w:pPr>
@@ -8449,7 +8773,7 @@
           <w:szCs w:val="28"/>
         </w:rPr>
       </w:pPr>
-      <w:bookmarkStart w:id="36" w:name="_Toc165667592"/>
+      <w:bookmarkStart w:id="35" w:name="_Toc165667592"/>
       <w:r>
         <w:rPr>
           <w:rFonts w:cs="Times New Roman"/>
@@ -8457,7 +8781,7 @@
         </w:rPr>
         <w:t>2.10 Выполнение резервирования и восстановления данных</w:t>
       </w:r>
-      <w:bookmarkEnd w:id="36"/>
+      <w:bookmarkEnd w:id="35"/>
     </w:p>
     <w:p>
       <w:pPr>
@@ -8512,7 +8836,17 @@
           <w:sz w:val="28"/>
           <w:szCs w:val="28"/>
         </w:rPr>
-        <w:t>Копия базы данных данной системы создаётся каждую неделю, созданная копия хранится на сервере.</w:t>
+        <w:t xml:space="preserve">Копия базы данных данной системы создаётся каждую неделю, созданная </w:t>
+      </w:r>
+      <w:r>
+        <w:rPr>
+          <w:rFonts w:ascii="Times New Roman" w:hAnsi="Times New Roman" w:cs="Times New Roman"/>
+          <w:bCs/>
+          <w:sz w:val="28"/>
+          <w:szCs w:val="28"/>
+        </w:rPr>
+        <w:lastRenderedPageBreak/>
+        <w:t>копия хранится на сервере.</w:t>
       </w:r>
     </w:p>
     <w:p>
@@ -8524,7 +8858,7 @@
           <w:szCs w:val="28"/>
         </w:rPr>
       </w:pPr>
-      <w:bookmarkStart w:id="37" w:name="_Toc165667593"/>
+      <w:bookmarkStart w:id="36" w:name="_Toc165667593"/>
       <w:r>
         <w:rPr>
           <w:rFonts w:cs="Times New Roman"/>
@@ -8532,7 +8866,7 @@
         </w:rPr>
         <w:t>2.11 Разделение большой задачи на модули, выделение функции каждого модуля</w:t>
       </w:r>
-      <w:bookmarkEnd w:id="37"/>
+      <w:bookmarkEnd w:id="36"/>
     </w:p>
     <w:p>
       <w:pPr>
@@ -8588,6 +8922,7 @@
           <w:szCs w:val="28"/>
         </w:rPr>
       </w:pPr>
+      <w:proofErr w:type="spellStart"/>
       <w:r>
         <w:rPr>
           <w:rFonts w:ascii="Times New Roman" w:hAnsi="Times New Roman" w:cs="Times New Roman"/>
@@ -8598,6 +8933,7 @@
         </w:rPr>
         <w:t>AttendanceLogController</w:t>
       </w:r>
+      <w:proofErr w:type="spellEnd"/>
       <w:r>
         <w:rPr>
           <w:rFonts w:ascii="Times New Roman" w:hAnsi="Times New Roman" w:cs="Times New Roman"/>
@@ -8621,6 +8957,7 @@
           <w:szCs w:val="28"/>
         </w:rPr>
       </w:pPr>
+      <w:proofErr w:type="spellStart"/>
       <w:r>
         <w:rPr>
           <w:rFonts w:ascii="Times New Roman" w:hAnsi="Times New Roman" w:cs="Times New Roman"/>
@@ -8631,6 +8968,7 @@
         </w:rPr>
         <w:t>DutyScheduleController</w:t>
       </w:r>
+      <w:proofErr w:type="spellEnd"/>
       <w:r>
         <w:rPr>
           <w:rFonts w:ascii="Times New Roman" w:hAnsi="Times New Roman" w:cs="Times New Roman"/>
@@ -8654,17 +8992,18 @@
           <w:szCs w:val="28"/>
         </w:rPr>
       </w:pPr>
-      <w:r>
-        <w:rPr>
-          <w:rFonts w:ascii="Times New Roman" w:hAnsi="Times New Roman" w:cs="Times New Roman"/>
-          <w:bCs/>
-          <w:sz w:val="28"/>
-          <w:szCs w:val="28"/>
-          <w:lang w:val="en-US"/>
-        </w:rPr>
-        <w:lastRenderedPageBreak/>
+      <w:proofErr w:type="spellStart"/>
+      <w:r>
+        <w:rPr>
+          <w:rFonts w:ascii="Times New Roman" w:hAnsi="Times New Roman" w:cs="Times New Roman"/>
+          <w:bCs/>
+          <w:sz w:val="28"/>
+          <w:szCs w:val="28"/>
+          <w:lang w:val="en-US"/>
+        </w:rPr>
         <w:t>EventController</w:t>
       </w:r>
+      <w:proofErr w:type="spellEnd"/>
       <w:r>
         <w:rPr>
           <w:rFonts w:ascii="Times New Roman" w:hAnsi="Times New Roman" w:cs="Times New Roman"/>
@@ -8742,6 +9081,7 @@
           <w:szCs w:val="28"/>
         </w:rPr>
       </w:pPr>
+      <w:proofErr w:type="spellStart"/>
       <w:r>
         <w:rPr>
           <w:rFonts w:ascii="Times New Roman" w:hAnsi="Times New Roman" w:cs="Times New Roman"/>
@@ -8752,6 +9092,7 @@
         </w:rPr>
         <w:t>GroupController</w:t>
       </w:r>
+      <w:proofErr w:type="spellEnd"/>
       <w:r>
         <w:rPr>
           <w:rFonts w:ascii="Times New Roman" w:hAnsi="Times New Roman" w:cs="Times New Roman"/>
@@ -8775,6 +9116,7 @@
           <w:szCs w:val="28"/>
         </w:rPr>
       </w:pPr>
+      <w:proofErr w:type="spellStart"/>
       <w:r>
         <w:rPr>
           <w:rFonts w:ascii="Times New Roman" w:hAnsi="Times New Roman" w:cs="Times New Roman"/>
@@ -8785,6 +9127,7 @@
         </w:rPr>
         <w:t>PurityRaidLogsController</w:t>
       </w:r>
+      <w:proofErr w:type="spellEnd"/>
       <w:r>
         <w:rPr>
           <w:rFonts w:ascii="Times New Roman" w:hAnsi="Times New Roman" w:cs="Times New Roman"/>
@@ -8808,6 +9151,7 @@
           <w:szCs w:val="28"/>
         </w:rPr>
       </w:pPr>
+      <w:proofErr w:type="spellStart"/>
       <w:r>
         <w:rPr>
           <w:rFonts w:ascii="Times New Roman" w:hAnsi="Times New Roman" w:cs="Times New Roman"/>
@@ -8818,6 +9162,7 @@
         </w:rPr>
         <w:t>RoomsController</w:t>
       </w:r>
+      <w:proofErr w:type="spellEnd"/>
       <w:r>
         <w:rPr>
           <w:rFonts w:ascii="Times New Roman" w:hAnsi="Times New Roman" w:cs="Times New Roman"/>
@@ -8895,6 +9240,7 @@
           <w:szCs w:val="28"/>
         </w:rPr>
       </w:pPr>
+      <w:proofErr w:type="spellStart"/>
       <w:r>
         <w:rPr>
           <w:rFonts w:ascii="Times New Roman" w:hAnsi="Times New Roman" w:cs="Times New Roman"/>
@@ -8905,6 +9251,7 @@
         </w:rPr>
         <w:t>StatusController</w:t>
       </w:r>
+      <w:proofErr w:type="spellEnd"/>
       <w:r>
         <w:rPr>
           <w:rFonts w:ascii="Times New Roman" w:hAnsi="Times New Roman" w:cs="Times New Roman"/>
@@ -8928,6 +9275,7 @@
           <w:szCs w:val="28"/>
         </w:rPr>
       </w:pPr>
+      <w:proofErr w:type="spellStart"/>
       <w:r>
         <w:rPr>
           <w:rFonts w:ascii="Times New Roman" w:hAnsi="Times New Roman" w:cs="Times New Roman"/>
@@ -8938,6 +9286,7 @@
         </w:rPr>
         <w:t>StudentsController</w:t>
       </w:r>
+      <w:proofErr w:type="spellEnd"/>
       <w:r>
         <w:rPr>
           <w:rFonts w:ascii="Times New Roman" w:hAnsi="Times New Roman" w:cs="Times New Roman"/>
@@ -9016,6 +9365,7 @@
           <w:highlight w:val="yellow"/>
         </w:rPr>
       </w:pPr>
+      <w:proofErr w:type="spellStart"/>
       <w:r>
         <w:rPr>
           <w:rFonts w:ascii="Times New Roman" w:hAnsi="Times New Roman" w:cs="Times New Roman"/>
@@ -9026,6 +9376,7 @@
         </w:rPr>
         <w:t>UsersController</w:t>
       </w:r>
+      <w:proofErr w:type="spellEnd"/>
       <w:r>
         <w:rPr>
           <w:rFonts w:ascii="Times New Roman" w:hAnsi="Times New Roman" w:cs="Times New Roman"/>
@@ -9045,7 +9396,7 @@
           <w:szCs w:val="28"/>
         </w:rPr>
       </w:pPr>
-      <w:bookmarkStart w:id="38" w:name="_Toc165667594"/>
+      <w:bookmarkStart w:id="37" w:name="_Toc165667594"/>
       <w:r>
         <w:rPr>
           <w:rFonts w:cs="Times New Roman"/>
@@ -9053,7 +9404,7 @@
         </w:rPr>
         <w:t>2.12 Выполнение оценки затрат</w:t>
       </w:r>
-      <w:bookmarkEnd w:id="38"/>
+      <w:bookmarkEnd w:id="37"/>
     </w:p>
     <w:p>
       <w:pPr>
@@ -9318,6 +9669,7 @@
           <w:rFonts w:cs="Times New Roman"/>
           <w:szCs w:val="28"/>
         </w:rPr>
+        <w:lastRenderedPageBreak/>
         <w:t xml:space="preserve">где </w:t>
       </w:r>
       <m:oMath>
@@ -9608,7 +9960,6 @@
           <w:rFonts w:eastAsiaTheme="minorEastAsia" w:cs="Times New Roman"/>
           <w:szCs w:val="28"/>
         </w:rPr>
-        <w:lastRenderedPageBreak/>
         <w:t>Общая стоимость программного обеспечения, которое будет использоваться для разработки программного продукта, составляет 10000 р.</w:t>
       </w:r>
     </w:p>
@@ -10103,7 +10454,7 @@
           <w:szCs w:val="28"/>
         </w:rPr>
       </w:pPr>
-      <w:bookmarkStart w:id="39" w:name="_Toc165667595"/>
+      <w:bookmarkStart w:id="38" w:name="_Toc165667595"/>
       <w:r>
         <w:rPr>
           <w:rFonts w:cs="Times New Roman"/>
@@ -10111,7 +10462,7 @@
         </w:rPr>
         <w:t>2.13 Создание интерактивных программ с «дружественным» интерфейсом пользователя</w:t>
       </w:r>
-      <w:bookmarkEnd w:id="39"/>
+      <w:bookmarkEnd w:id="38"/>
     </w:p>
     <w:p>
       <w:pPr>
@@ -10221,6 +10572,7 @@
           <w:sz w:val="28"/>
           <w:szCs w:val="28"/>
         </w:rPr>
+        <w:lastRenderedPageBreak/>
         <w:t xml:space="preserve">Разработка связи с </w:t>
       </w:r>
       <w:r>
@@ -10479,6 +10831,7 @@
         </w:rPr>
         <w:t xml:space="preserve"> создан класс для работы с базой данных, унаследованный от </w:t>
       </w:r>
+      <w:proofErr w:type="spellStart"/>
       <w:r>
         <w:rPr>
           <w:rFonts w:ascii="Times New Roman" w:hAnsi="Times New Roman" w:cs="Times New Roman"/>
@@ -10489,6 +10842,7 @@
         </w:rPr>
         <w:t>DbContetxt</w:t>
       </w:r>
+      <w:proofErr w:type="spellEnd"/>
       <w:r>
         <w:rPr>
           <w:rFonts w:ascii="Times New Roman" w:hAnsi="Times New Roman" w:cs="Times New Roman"/>
@@ -10585,7 +10939,6 @@
           <w:szCs w:val="28"/>
           <w:lang w:val="en-US"/>
         </w:rPr>
-        <w:lastRenderedPageBreak/>
         <w:t>API</w:t>
       </w:r>
       <w:r>
@@ -10669,7 +11022,7 @@
           <w:szCs w:val="28"/>
         </w:rPr>
       </w:pPr>
-      <w:bookmarkStart w:id="40" w:name="_Toc165667596"/>
+      <w:bookmarkStart w:id="39" w:name="_Toc165667596"/>
       <w:r>
         <w:rPr>
           <w:rFonts w:cs="Times New Roman"/>
@@ -10677,7 +11030,7 @@
         </w:rPr>
         <w:t>2.14 Создание системы тестирования программного изделия</w:t>
       </w:r>
-      <w:bookmarkEnd w:id="40"/>
+      <w:bookmarkEnd w:id="39"/>
     </w:p>
     <w:p>
       <w:pPr>
@@ -10798,6 +11151,7 @@
           <w:szCs w:val="28"/>
         </w:rPr>
       </w:pPr>
+      <w:proofErr w:type="spellStart"/>
       <w:r>
         <w:rPr>
           <w:rFonts w:ascii="Times New Roman" w:hAnsi="Times New Roman" w:cs="Times New Roman"/>
@@ -10807,6 +11161,7 @@
         </w:rPr>
         <w:t>Swagger</w:t>
       </w:r>
+      <w:proofErr w:type="spellEnd"/>
       <w:r>
         <w:rPr>
           <w:rFonts w:ascii="Times New Roman" w:hAnsi="Times New Roman" w:cs="Times New Roman"/>
@@ -10841,8 +11196,19 @@
           <w:sz w:val="28"/>
           <w:szCs w:val="28"/>
         </w:rPr>
-        <w:t>проект, используемый для описания и документирования RESTful</w:t>
-      </w:r>
+        <w:t xml:space="preserve">проект, используемый для описания и документирования </w:t>
+      </w:r>
+      <w:proofErr w:type="spellStart"/>
+      <w:r>
+        <w:rPr>
+          <w:rFonts w:ascii="Times New Roman" w:hAnsi="Times New Roman" w:cs="Times New Roman"/>
+          <w:bCs/>
+          <w:sz w:val="28"/>
+          <w:szCs w:val="28"/>
+        </w:rPr>
+        <w:t>RESTful</w:t>
+      </w:r>
+      <w:proofErr w:type="spellEnd"/>
       <w:r>
         <w:rPr>
           <w:rFonts w:ascii="Times New Roman" w:hAnsi="Times New Roman" w:cs="Times New Roman"/>
@@ -10862,7 +11228,7 @@
         </w:rPr>
         <w:t xml:space="preserve"> API.</w:t>
       </w:r>
-      <w:bookmarkStart w:id="41" w:name="_Toc164151026"/>
+      <w:bookmarkStart w:id="40" w:name="_Toc164151026"/>
     </w:p>
     <w:p>
       <w:pPr>
@@ -10885,7 +11251,61 @@
           <w:sz w:val="28"/>
           <w:szCs w:val="28"/>
         </w:rPr>
-        <w:t>Пример теста рис. 1.</w:t>
+        <w:t xml:space="preserve">Пример теста </w:t>
+      </w:r>
+      <w:r>
+        <w:rPr>
+          <w:rFonts w:ascii="Times New Roman" w:hAnsi="Times New Roman" w:cs="Times New Roman"/>
+          <w:bCs/>
+          <w:sz w:val="28"/>
+          <w:szCs w:val="28"/>
+        </w:rPr>
+        <w:t>Р</w:t>
+      </w:r>
+      <w:r>
+        <w:rPr>
+          <w:rFonts w:ascii="Times New Roman" w:hAnsi="Times New Roman" w:cs="Times New Roman"/>
+          <w:bCs/>
+          <w:sz w:val="28"/>
+          <w:szCs w:val="28"/>
+        </w:rPr>
+        <w:t>ис</w:t>
+      </w:r>
+      <w:r>
+        <w:rPr>
+          <w:rFonts w:ascii="Times New Roman" w:hAnsi="Times New Roman" w:cs="Times New Roman"/>
+          <w:bCs/>
+          <w:sz w:val="28"/>
+          <w:szCs w:val="28"/>
+        </w:rPr>
+        <w:t>унок</w:t>
+      </w:r>
+      <w:r>
+        <w:rPr>
+          <w:rFonts w:ascii="Times New Roman" w:hAnsi="Times New Roman" w:cs="Times New Roman"/>
+          <w:bCs/>
+          <w:sz w:val="28"/>
+          <w:szCs w:val="28"/>
+        </w:rPr>
+        <w:t xml:space="preserve"> </w:t>
+      </w:r>
+      <w:r>
+        <w:rPr>
+          <w:rFonts w:ascii="Times New Roman" w:hAnsi="Times New Roman" w:cs="Times New Roman"/>
+          <w:bCs/>
+          <w:sz w:val="28"/>
+          <w:szCs w:val="28"/>
+        </w:rPr>
+        <w:t>3</w:t>
+      </w:r>
+      <w:r>
+        <w:rPr>
+          <w:rFonts w:ascii="Times New Roman" w:hAnsi="Times New Roman" w:cs="Times New Roman"/>
+          <w:bCs/>
+          <w:sz w:val="28"/>
+          <w:szCs w:val="28"/>
+        </w:rPr>
+        <w:t>.</w:t>
       </w:r>
     </w:p>
     <w:p>
@@ -10893,7 +11313,7 @@
         <w:pStyle w:val="af"/>
         <w:widowControl w:val="0"/>
         <w:spacing w:after="0" w:line="360" w:lineRule="auto"/>
-        <w:ind w:left="0" w:firstLine="709"/>
+        <w:ind w:left="0"/>
         <w:jc w:val="both"/>
         <w:rPr>
           <w:rFonts w:ascii="Times New Roman" w:hAnsi="Times New Roman" w:cs="Times New Roman"/>
@@ -10911,6 +11331,7 @@
           <w:szCs w:val="28"/>
           <w:lang w:eastAsia="ru-RU"/>
         </w:rPr>
+        <w:lastRenderedPageBreak/>
         <w:drawing>
           <wp:inline distT="0" distB="0" distL="0" distR="0" wp14:anchorId="0B19FC60" wp14:editId="55E1BED2">
             <wp:extent cx="6299835" cy="3251835"/>
@@ -10969,7 +11390,43 @@
           <w:sz w:val="28"/>
           <w:szCs w:val="28"/>
         </w:rPr>
-        <w:t xml:space="preserve">Рис. 1 – пример теста </w:t>
+        <w:t>Рис</w:t>
+      </w:r>
+      <w:r>
+        <w:rPr>
+          <w:rFonts w:ascii="Times New Roman" w:hAnsi="Times New Roman" w:cs="Times New Roman"/>
+          <w:bCs/>
+          <w:sz w:val="28"/>
+          <w:szCs w:val="28"/>
+        </w:rPr>
+        <w:t>унок</w:t>
+      </w:r>
+      <w:r>
+        <w:rPr>
+          <w:rFonts w:ascii="Times New Roman" w:hAnsi="Times New Roman" w:cs="Times New Roman"/>
+          <w:bCs/>
+          <w:sz w:val="28"/>
+          <w:szCs w:val="28"/>
+        </w:rPr>
+        <w:t xml:space="preserve"> </w:t>
+      </w:r>
+      <w:r>
+        <w:rPr>
+          <w:rFonts w:ascii="Times New Roman" w:hAnsi="Times New Roman" w:cs="Times New Roman"/>
+          <w:bCs/>
+          <w:sz w:val="28"/>
+          <w:szCs w:val="28"/>
+        </w:rPr>
+        <w:t>3</w:t>
+      </w:r>
+      <w:r>
+        <w:rPr>
+          <w:rFonts w:ascii="Times New Roman" w:hAnsi="Times New Roman" w:cs="Times New Roman"/>
+          <w:bCs/>
+          <w:sz w:val="28"/>
+          <w:szCs w:val="28"/>
+        </w:rPr>
+        <w:t xml:space="preserve"> – пример теста </w:t>
       </w:r>
       <w:r>
         <w:rPr>
@@ -11006,7 +11463,7 @@
           <w:szCs w:val="28"/>
         </w:rPr>
       </w:pPr>
-      <w:bookmarkStart w:id="42" w:name="_Toc165667597"/>
+      <w:bookmarkStart w:id="41" w:name="_Toc165667597"/>
       <w:r>
         <w:rPr>
           <w:rFonts w:cs="Times New Roman"/>
@@ -11028,8 +11485,8 @@
         </w:rPr>
         <w:t xml:space="preserve"> Создание документации программиста</w:t>
       </w:r>
+      <w:bookmarkEnd w:id="40"/>
       <w:bookmarkEnd w:id="41"/>
-      <w:bookmarkEnd w:id="42"/>
     </w:p>
     <w:p>
       <w:pPr>
@@ -11086,6 +11543,29 @@
       </w:r>
       <w:r>
         <w:t>).</w:t>
+      </w:r>
+    </w:p>
+    <w:p>
+      <w:pPr>
+        <w:spacing w:after="160" w:line="259" w:lineRule="auto"/>
+        <w:ind w:firstLine="0"/>
+        <w:jc w:val="left"/>
+        <w:rPr>
+          <w:rFonts w:eastAsiaTheme="majorEastAsia" w:cs="Times New Roman"/>
+          <w:b/>
+          <w:szCs w:val="28"/>
+          <w:lang w:eastAsia="ru-RU"/>
+        </w:rPr>
+      </w:pPr>
+      <w:bookmarkStart w:id="42" w:name="_Toc165667598"/>
+      <w:r>
+        <w:rPr>
+          <w:rFonts w:eastAsiaTheme="majorEastAsia" w:cs="Times New Roman"/>
+          <w:b/>
+          <w:szCs w:val="28"/>
+          <w:lang w:eastAsia="ru-RU"/>
+        </w:rPr>
+        <w:br w:type="page"/>
       </w:r>
     </w:p>
     <w:p>
@@ -11099,7 +11579,6 @@
           <w:lang w:val="en-US"/>
         </w:rPr>
       </w:pPr>
-      <w:bookmarkStart w:id="43" w:name="_Toc165667598"/>
       <w:r>
         <w:rPr>
           <w:rFonts w:cs="Times New Roman"/>
@@ -11138,7 +11617,7 @@
         </w:rPr>
         <w:t>источник</w:t>
       </w:r>
-      <w:bookmarkEnd w:id="43"/>
+      <w:bookmarkEnd w:id="42"/>
     </w:p>
     <w:p>
       <w:pPr>
@@ -11149,6 +11628,148 @@
           <w:lang w:val="en-US"/>
         </w:rPr>
       </w:pPr>
+    </w:p>
+    <w:p>
+      <w:pPr>
+        <w:pStyle w:val="a3"/>
+        <w:numPr>
+          <w:ilvl w:val="0"/>
+          <w:numId w:val="34"/>
+        </w:numPr>
+        <w:tabs>
+          <w:tab w:val="left" w:pos="916"/>
+          <w:tab w:val="left" w:pos="1832"/>
+          <w:tab w:val="left" w:pos="2748"/>
+          <w:tab w:val="left" w:pos="3664"/>
+          <w:tab w:val="left" w:pos="4580"/>
+          <w:tab w:val="left" w:pos="5496"/>
+          <w:tab w:val="left" w:pos="6412"/>
+          <w:tab w:val="left" w:pos="7328"/>
+          <w:tab w:val="left" w:pos="8244"/>
+          <w:tab w:val="left" w:pos="9160"/>
+          <w:tab w:val="left" w:pos="10076"/>
+          <w:tab w:val="left" w:pos="10992"/>
+          <w:tab w:val="left" w:pos="11908"/>
+          <w:tab w:val="left" w:pos="12824"/>
+          <w:tab w:val="left" w:pos="13740"/>
+          <w:tab w:val="left" w:pos="14656"/>
+        </w:tabs>
+        <w:ind w:left="0" w:firstLine="709"/>
+        <w:rPr>
+          <w:rFonts w:eastAsia="Times New Roman" w:cs="Times New Roman"/>
+          <w:color w:val="252831"/>
+          <w:szCs w:val="28"/>
+          <w:lang w:eastAsia="ru-RU"/>
+        </w:rPr>
+      </w:pPr>
+      <w:r>
+        <w:rPr>
+          <w:rFonts w:eastAsia="Times New Roman" w:cs="Times New Roman"/>
+          <w:color w:val="252831"/>
+          <w:szCs w:val="28"/>
+          <w:lang w:val="en-US" w:eastAsia="ru-RU"/>
+        </w:rPr>
+        <w:t>ENCYCLOPEDIA</w:t>
+      </w:r>
+      <w:r>
+        <w:rPr>
+          <w:rFonts w:eastAsia="Times New Roman" w:cs="Times New Roman"/>
+          <w:color w:val="252831"/>
+          <w:szCs w:val="28"/>
+          <w:lang w:eastAsia="ru-RU"/>
+        </w:rPr>
+        <w:t>.</w:t>
+      </w:r>
+      <w:r>
+        <w:rPr>
+          <w:rFonts w:eastAsia="Times New Roman" w:cs="Times New Roman"/>
+          <w:color w:val="252831"/>
+          <w:szCs w:val="28"/>
+          <w:lang w:val="en-US" w:eastAsia="ru-RU"/>
+        </w:rPr>
+        <w:t>COM</w:t>
+      </w:r>
+      <w:r>
+        <w:rPr>
+          <w:rFonts w:eastAsia="Times New Roman" w:cs="Times New Roman"/>
+          <w:color w:val="252831"/>
+          <w:szCs w:val="28"/>
+          <w:lang w:eastAsia="ru-RU"/>
+        </w:rPr>
+        <w:t xml:space="preserve">, </w:t>
+      </w:r>
+      <w:r>
+        <w:rPr>
+          <w:rFonts w:eastAsia="Times New Roman" w:cs="Times New Roman"/>
+          <w:color w:val="252831"/>
+          <w:szCs w:val="28"/>
+          <w:lang w:eastAsia="ru-RU"/>
+        </w:rPr>
+        <w:t>Информационные</w:t>
+      </w:r>
+      <w:r>
+        <w:rPr>
+          <w:rFonts w:eastAsia="Times New Roman" w:cs="Times New Roman"/>
+          <w:color w:val="252831"/>
+          <w:szCs w:val="28"/>
+          <w:lang w:eastAsia="ru-RU"/>
+        </w:rPr>
+        <w:t xml:space="preserve"> </w:t>
+      </w:r>
+      <w:r>
+        <w:rPr>
+          <w:rFonts w:eastAsia="Times New Roman" w:cs="Times New Roman"/>
+          <w:color w:val="252831"/>
+          <w:szCs w:val="28"/>
+          <w:lang w:eastAsia="ru-RU"/>
+        </w:rPr>
+        <w:t>технологии</w:t>
+      </w:r>
+      <w:r>
+        <w:rPr>
+          <w:rFonts w:eastAsia="Times New Roman" w:cs="Times New Roman"/>
+          <w:color w:val="252831"/>
+          <w:szCs w:val="28"/>
+          <w:lang w:eastAsia="ru-RU"/>
+        </w:rPr>
+        <w:t xml:space="preserve">, </w:t>
+      </w:r>
+      <w:r>
+        <w:rPr>
+          <w:rFonts w:eastAsia="Times New Roman" w:cs="Times New Roman"/>
+          <w:color w:val="252831"/>
+          <w:szCs w:val="28"/>
+          <w:lang w:eastAsia="ru-RU"/>
+        </w:rPr>
+        <w:t>Введение в языки программирования</w:t>
+      </w:r>
+      <w:r>
+        <w:rPr>
+          <w:rFonts w:eastAsia="Times New Roman" w:cs="Times New Roman"/>
+          <w:color w:val="252831"/>
+          <w:szCs w:val="28"/>
+          <w:lang w:eastAsia="ru-RU"/>
+        </w:rPr>
+        <w:t xml:space="preserve"> - </w:t>
+      </w:r>
+      <w:r>
+        <w:rPr>
+          <w:rFonts w:eastAsia="Times New Roman" w:cs="Times New Roman"/>
+          <w:color w:val="252831"/>
+          <w:szCs w:val="28"/>
+          <w:lang w:val="en-US" w:eastAsia="ru-RU"/>
+        </w:rPr>
+        <w:t>C</w:t>
+      </w:r>
+      <w:r>
+        <w:rPr>
+          <w:rFonts w:eastAsia="Times New Roman" w:cs="Times New Roman"/>
+          <w:color w:val="252831"/>
+          <w:szCs w:val="28"/>
+          <w:lang w:eastAsia="ru-RU"/>
+        </w:rPr>
+        <w:t xml:space="preserve"># </w:t>
+      </w:r>
     </w:p>
     <w:p>
       <w:pPr>
@@ -11185,7 +11806,142 @@
           <w:szCs w:val="28"/>
           <w:lang w:val="en-US" w:eastAsia="ru-RU"/>
         </w:rPr>
-        <w:t xml:space="preserve">1. ENCYCLOPEDIA.COM, Information Technology, Introduction to Programming Languages - C# </w:t>
+        <w:t>C</w:t>
+      </w:r>
+      <w:r>
+        <w:rPr>
+          <w:rFonts w:eastAsia="Times New Roman" w:cs="Times New Roman"/>
+          <w:color w:val="252831"/>
+          <w:szCs w:val="28"/>
+          <w:lang w:eastAsia="ru-RU"/>
+        </w:rPr>
+        <w:t xml:space="preserve"># </w:t>
+      </w:r>
+      <w:r>
+        <w:rPr>
+          <w:rFonts w:eastAsia="Times New Roman" w:cs="Times New Roman"/>
+          <w:color w:val="252831"/>
+          <w:szCs w:val="28"/>
+          <w:lang w:eastAsia="ru-RU"/>
+        </w:rPr>
+        <w:t>Я</w:t>
+      </w:r>
+      <w:r>
+        <w:rPr>
+          <w:rFonts w:eastAsia="Times New Roman" w:cs="Times New Roman"/>
+          <w:color w:val="252831"/>
+          <w:szCs w:val="28"/>
+          <w:lang w:eastAsia="ru-RU"/>
+        </w:rPr>
+        <w:t>зыки</w:t>
+      </w:r>
+      <w:r>
+        <w:rPr>
+          <w:rFonts w:eastAsia="Times New Roman" w:cs="Times New Roman"/>
+          <w:color w:val="252831"/>
+          <w:szCs w:val="28"/>
+          <w:lang w:eastAsia="ru-RU"/>
+        </w:rPr>
+        <w:t xml:space="preserve"> программирования</w:t>
+      </w:r>
+      <w:r>
+        <w:rPr>
+          <w:rFonts w:eastAsia="Times New Roman" w:cs="Times New Roman"/>
+          <w:color w:val="252831"/>
+          <w:szCs w:val="28"/>
+          <w:lang w:eastAsia="ru-RU"/>
+        </w:rPr>
+        <w:t xml:space="preserve"> </w:t>
+      </w:r>
+      <w:r>
+        <w:rPr>
+          <w:rFonts w:eastAsia="Times New Roman" w:cs="Times New Roman"/>
+          <w:color w:val="252831"/>
+          <w:szCs w:val="28"/>
+          <w:lang w:eastAsia="ru-RU"/>
+        </w:rPr>
+        <w:t>и</w:t>
+      </w:r>
+      <w:r>
+        <w:rPr>
+          <w:rFonts w:eastAsia="Times New Roman" w:cs="Times New Roman"/>
+          <w:color w:val="252831"/>
+          <w:szCs w:val="28"/>
+          <w:lang w:eastAsia="ru-RU"/>
+        </w:rPr>
+        <w:t xml:space="preserve"> </w:t>
+      </w:r>
+      <w:r>
+        <w:rPr>
+          <w:rFonts w:eastAsia="Times New Roman" w:cs="Times New Roman"/>
+          <w:color w:val="252831"/>
+          <w:szCs w:val="28"/>
+          <w:lang w:eastAsia="ru-RU"/>
+        </w:rPr>
+        <w:t>платформа</w:t>
+      </w:r>
+      <w:r>
+        <w:rPr>
+          <w:rFonts w:eastAsia="Times New Roman" w:cs="Times New Roman"/>
+          <w:color w:val="252831"/>
+          <w:szCs w:val="28"/>
+          <w:lang w:eastAsia="ru-RU"/>
+        </w:rPr>
+        <w:t xml:space="preserve"> </w:t>
+      </w:r>
+      <w:r>
+        <w:rPr>
+          <w:rFonts w:eastAsia="Times New Roman" w:cs="Times New Roman"/>
+          <w:color w:val="252831"/>
+          <w:szCs w:val="28"/>
+          <w:lang w:eastAsia="ru-RU"/>
+        </w:rPr>
+        <w:t>.</w:t>
+      </w:r>
+      <w:r>
+        <w:rPr>
+          <w:rFonts w:eastAsia="Times New Roman" w:cs="Times New Roman"/>
+          <w:color w:val="252831"/>
+          <w:szCs w:val="28"/>
+          <w:lang w:val="en-US" w:eastAsia="ru-RU"/>
+        </w:rPr>
+        <w:t>NET</w:t>
+      </w:r>
+      <w:r>
+        <w:rPr>
+          <w:rFonts w:eastAsia="Times New Roman" w:cs="Times New Roman"/>
+          <w:color w:val="252831"/>
+          <w:szCs w:val="28"/>
+          <w:lang w:eastAsia="ru-RU"/>
+        </w:rPr>
+        <w:t xml:space="preserve"> [</w:t>
+      </w:r>
+      <w:r>
+        <w:rPr>
+          <w:rFonts w:eastAsia="Times New Roman" w:cs="Times New Roman"/>
+          <w:color w:val="252831"/>
+          <w:szCs w:val="28"/>
+          <w:lang w:eastAsia="ru-RU"/>
+        </w:rPr>
+        <w:t>Электронный ресурс</w:t>
+      </w:r>
+      <w:r>
+        <w:rPr>
+          <w:rFonts w:eastAsia="Times New Roman" w:cs="Times New Roman"/>
+          <w:color w:val="252831"/>
+          <w:szCs w:val="28"/>
+          <w:lang w:eastAsia="ru-RU"/>
+        </w:rPr>
+        <w:t xml:space="preserve">]. </w:t>
+      </w:r>
+      <w:r>
+        <w:rPr>
+          <w:rFonts w:eastAsia="Times New Roman" w:cs="Times New Roman"/>
+          <w:color w:val="252831"/>
+          <w:szCs w:val="28"/>
+          <w:lang w:val="en-US" w:eastAsia="ru-RU"/>
+        </w:rPr>
+        <w:t>2024, Access date: 19.04.2024. URL: https://www.encyclopedia.com/programming/csharp/introduction</w:t>
       </w:r>
     </w:p>
     <w:p>
@@ -11221,9 +11977,234 @@
           <w:rFonts w:eastAsia="Times New Roman" w:cs="Times New Roman"/>
           <w:color w:val="252831"/>
           <w:szCs w:val="28"/>
+          <w:lang w:eastAsia="ru-RU"/>
+        </w:rPr>
+        <w:t xml:space="preserve">2. </w:t>
+      </w:r>
+      <w:r>
+        <w:rPr>
+          <w:rFonts w:eastAsia="Times New Roman" w:cs="Times New Roman"/>
+          <w:color w:val="252831"/>
+          <w:szCs w:val="28"/>
           <w:lang w:val="en-US" w:eastAsia="ru-RU"/>
         </w:rPr>
-        <w:t>C# Language and .NET Platform [Electronic resource]. 2024, Access date: 19.04.2024. URL: https://www.encyclopedia.com/programming/csharp/introduction</w:t>
+        <w:t>TUTORIALSPOINT</w:t>
+      </w:r>
+      <w:r>
+        <w:rPr>
+          <w:rFonts w:eastAsia="Times New Roman" w:cs="Times New Roman"/>
+          <w:color w:val="252831"/>
+          <w:szCs w:val="28"/>
+          <w:lang w:eastAsia="ru-RU"/>
+        </w:rPr>
+        <w:t>.</w:t>
+      </w:r>
+      <w:r>
+        <w:rPr>
+          <w:rFonts w:eastAsia="Times New Roman" w:cs="Times New Roman"/>
+          <w:color w:val="252831"/>
+          <w:szCs w:val="28"/>
+          <w:lang w:val="en-US" w:eastAsia="ru-RU"/>
+        </w:rPr>
+        <w:t>COM</w:t>
+      </w:r>
+      <w:r>
+        <w:rPr>
+          <w:rFonts w:eastAsia="Times New Roman" w:cs="Times New Roman"/>
+          <w:color w:val="252831"/>
+          <w:szCs w:val="28"/>
+          <w:lang w:eastAsia="ru-RU"/>
+        </w:rPr>
+        <w:t xml:space="preserve">, </w:t>
+      </w:r>
+      <w:r>
+        <w:rPr>
+          <w:rFonts w:eastAsia="Times New Roman" w:cs="Times New Roman"/>
+          <w:color w:val="252831"/>
+          <w:szCs w:val="28"/>
+          <w:lang w:val="en-US" w:eastAsia="ru-RU"/>
+        </w:rPr>
+        <w:t>C</w:t>
+      </w:r>
+      <w:r>
+        <w:rPr>
+          <w:rFonts w:eastAsia="Times New Roman" w:cs="Times New Roman"/>
+          <w:color w:val="252831"/>
+          <w:szCs w:val="28"/>
+          <w:lang w:eastAsia="ru-RU"/>
+        </w:rPr>
+        <w:t xml:space="preserve"># </w:t>
+      </w:r>
+      <w:r>
+        <w:rPr>
+          <w:rFonts w:eastAsia="Times New Roman" w:cs="Times New Roman"/>
+          <w:color w:val="252831"/>
+          <w:szCs w:val="28"/>
+          <w:lang w:eastAsia="ru-RU"/>
+        </w:rPr>
+        <w:t>Языки</w:t>
+      </w:r>
+      <w:r>
+        <w:rPr>
+          <w:rFonts w:eastAsia="Times New Roman" w:cs="Times New Roman"/>
+          <w:color w:val="252831"/>
+          <w:szCs w:val="28"/>
+          <w:lang w:eastAsia="ru-RU"/>
+        </w:rPr>
+        <w:t xml:space="preserve"> </w:t>
+      </w:r>
+      <w:r>
+        <w:rPr>
+          <w:rFonts w:eastAsia="Times New Roman" w:cs="Times New Roman"/>
+          <w:color w:val="252831"/>
+          <w:szCs w:val="28"/>
+          <w:lang w:eastAsia="ru-RU"/>
+        </w:rPr>
+        <w:t>программирования</w:t>
+      </w:r>
+      <w:r>
+        <w:rPr>
+          <w:rFonts w:eastAsia="Times New Roman" w:cs="Times New Roman"/>
+          <w:color w:val="252831"/>
+          <w:szCs w:val="28"/>
+          <w:lang w:eastAsia="ru-RU"/>
+        </w:rPr>
+        <w:t xml:space="preserve"> </w:t>
+      </w:r>
+      <w:r>
+        <w:rPr>
+          <w:rFonts w:eastAsia="Times New Roman" w:cs="Times New Roman"/>
+          <w:color w:val="252831"/>
+          <w:szCs w:val="28"/>
+          <w:lang w:val="en-US" w:eastAsia="ru-RU"/>
+        </w:rPr>
+        <w:t>C</w:t>
+      </w:r>
+      <w:r>
+        <w:rPr>
+          <w:rFonts w:eastAsia="Times New Roman" w:cs="Times New Roman"/>
+          <w:color w:val="252831"/>
+          <w:szCs w:val="28"/>
+          <w:lang w:eastAsia="ru-RU"/>
+        </w:rPr>
+        <w:t xml:space="preserve"># </w:t>
+      </w:r>
+      <w:r>
+        <w:rPr>
+          <w:rFonts w:eastAsia="Times New Roman" w:cs="Times New Roman"/>
+          <w:color w:val="252831"/>
+          <w:szCs w:val="28"/>
+          <w:lang w:eastAsia="ru-RU"/>
+        </w:rPr>
+        <w:t>Основы</w:t>
+      </w:r>
+      <w:r>
+        <w:rPr>
+          <w:rFonts w:eastAsia="Times New Roman" w:cs="Times New Roman"/>
+          <w:color w:val="252831"/>
+          <w:szCs w:val="28"/>
+          <w:lang w:eastAsia="ru-RU"/>
+        </w:rPr>
+        <w:t xml:space="preserve"> </w:t>
+      </w:r>
+      <w:r>
+        <w:rPr>
+          <w:rFonts w:eastAsia="Times New Roman" w:cs="Times New Roman"/>
+          <w:color w:val="252831"/>
+          <w:szCs w:val="28"/>
+          <w:lang w:eastAsia="ru-RU"/>
+        </w:rPr>
+        <w:t>и</w:t>
+      </w:r>
+      <w:r>
+        <w:rPr>
+          <w:rFonts w:eastAsia="Times New Roman" w:cs="Times New Roman"/>
+          <w:color w:val="252831"/>
+          <w:szCs w:val="28"/>
+          <w:lang w:eastAsia="ru-RU"/>
+        </w:rPr>
+        <w:t xml:space="preserve"> </w:t>
+      </w:r>
+      <w:r>
+        <w:rPr>
+          <w:rFonts w:eastAsia="Times New Roman" w:cs="Times New Roman"/>
+          <w:color w:val="252831"/>
+          <w:szCs w:val="28"/>
+          <w:lang w:eastAsia="ru-RU"/>
+        </w:rPr>
+        <w:t>дополнения</w:t>
+      </w:r>
+      <w:r>
+        <w:rPr>
+          <w:rFonts w:eastAsia="Times New Roman" w:cs="Times New Roman"/>
+          <w:color w:val="252831"/>
+          <w:szCs w:val="28"/>
+          <w:lang w:eastAsia="ru-RU"/>
+        </w:rPr>
+        <w:t xml:space="preserve"> [</w:t>
+      </w:r>
+      <w:r>
+        <w:rPr>
+          <w:rFonts w:eastAsia="Times New Roman" w:cs="Times New Roman"/>
+          <w:color w:val="252831"/>
+          <w:szCs w:val="28"/>
+          <w:lang w:eastAsia="ru-RU"/>
+        </w:rPr>
+        <w:t>Электронный ресурс</w:t>
+      </w:r>
+      <w:r>
+        <w:rPr>
+          <w:rFonts w:eastAsia="Times New Roman" w:cs="Times New Roman"/>
+          <w:color w:val="252831"/>
+          <w:szCs w:val="28"/>
+          <w:lang w:eastAsia="ru-RU"/>
+        </w:rPr>
+        <w:t xml:space="preserve">]. 2024, </w:t>
+      </w:r>
+      <w:r>
+        <w:rPr>
+          <w:rFonts w:eastAsia="Times New Roman" w:cs="Times New Roman"/>
+          <w:color w:val="252831"/>
+          <w:szCs w:val="28"/>
+          <w:lang w:val="en-US" w:eastAsia="ru-RU"/>
+        </w:rPr>
+        <w:t>Access</w:t>
+      </w:r>
+      <w:r>
+        <w:rPr>
+          <w:rFonts w:eastAsia="Times New Roman" w:cs="Times New Roman"/>
+          <w:color w:val="252831"/>
+          <w:szCs w:val="28"/>
+          <w:lang w:eastAsia="ru-RU"/>
+        </w:rPr>
+        <w:t xml:space="preserve"> </w:t>
+      </w:r>
+      <w:r>
+        <w:rPr>
+          <w:rFonts w:eastAsia="Times New Roman" w:cs="Times New Roman"/>
+          <w:color w:val="252831"/>
+          <w:szCs w:val="28"/>
+          <w:lang w:val="en-US" w:eastAsia="ru-RU"/>
+        </w:rPr>
+        <w:t>date</w:t>
+      </w:r>
+      <w:r>
+        <w:rPr>
+          <w:rFonts w:eastAsia="Times New Roman" w:cs="Times New Roman"/>
+          <w:color w:val="252831"/>
+          <w:szCs w:val="28"/>
+          <w:lang w:eastAsia="ru-RU"/>
+        </w:rPr>
+        <w:t xml:space="preserve">: 19.04.2024. </w:t>
+      </w:r>
+      <w:r>
+        <w:rPr>
+          <w:rFonts w:eastAsia="Times New Roman" w:cs="Times New Roman"/>
+          <w:color w:val="252831"/>
+          <w:szCs w:val="28"/>
+          <w:lang w:val="en-US" w:eastAsia="ru-RU"/>
+        </w:rPr>
+        <w:t>URL: https://www.tutorialspoint.com/csharp/index.htm</w:t>
       </w:r>
     </w:p>
     <w:p>
@@ -11261,7 +12242,7 @@
           <w:szCs w:val="28"/>
           <w:lang w:val="en-US" w:eastAsia="ru-RU"/>
         </w:rPr>
-        <w:t xml:space="preserve">2. TUTORIALSPOINT.COM, C# Programming Language Tutorial </w:t>
+        <w:t xml:space="preserve">3. W3SCHOOLS.COM, C# Tutorial </w:t>
       </w:r>
     </w:p>
     <w:p>
@@ -11299,7 +12280,7 @@
           <w:szCs w:val="28"/>
           <w:lang w:val="en-US" w:eastAsia="ru-RU"/>
         </w:rPr>
-        <w:t>Learn C# Basics and Advanced Concepts [Electronic resource]. 2024, Access date: 19.04.2024. URL: https://www.tutorialspoint.com/csharp/index.htm</w:t>
+        <w:t>Learn C# Programming Language from Scratch [Electronic resource]. 2024, Access date: 19.04.2024. URL: https://www.w3schools.com/cs/default.asp</w:t>
       </w:r>
     </w:p>
     <w:p>
@@ -11337,7 +12318,7 @@
           <w:szCs w:val="28"/>
           <w:lang w:val="en-US" w:eastAsia="ru-RU"/>
         </w:rPr>
-        <w:t xml:space="preserve">3. W3SCHOOLS.COM, C# Tutorial </w:t>
+        <w:t xml:space="preserve">4. DOTNETPERLS.COM, C# Examples </w:t>
       </w:r>
     </w:p>
     <w:p>
@@ -11375,7 +12356,7 @@
           <w:szCs w:val="28"/>
           <w:lang w:val="en-US" w:eastAsia="ru-RU"/>
         </w:rPr>
-        <w:t>Learn C# Programming Language from Scratch [Electronic resource]. 2024, Access date: 19.04.2024. URL: https://www.w3schools.com/cs/default.asp</w:t>
+        <w:t>Practical Examples and Code Snippets in C# [Electronic resource]. 2024, Access date: 19.04.2024. URL: https://www.dotnetperls.com/</w:t>
       </w:r>
     </w:p>
     <w:p>
@@ -11413,7 +12394,7 @@
           <w:szCs w:val="28"/>
           <w:lang w:val="en-US" w:eastAsia="ru-RU"/>
         </w:rPr>
-        <w:t xml:space="preserve">4. DOTNETPERLS.COM, C# Examples </w:t>
+        <w:t xml:space="preserve">5. TUTORIALSPLUS.COM, Mastering C# Programming </w:t>
       </w:r>
     </w:p>
     <w:p>
@@ -11451,7 +12432,7 @@
           <w:szCs w:val="28"/>
           <w:lang w:val="en-US" w:eastAsia="ru-RU"/>
         </w:rPr>
-        <w:t>Practical Examples and Code Snippets in C# [Electronic resource]. 2024, Access date: 19.04.2024. URL: https://www.dotnetperls.com/</w:t>
+        <w:t>Comprehensive C# Programming Guide and Tutorials [Electronic resource]. 2024, Access date: 19.04.2024. URL: https://www.tutorialsplus.com/csharp</w:t>
       </w:r>
     </w:p>
     <w:p>
@@ -11489,7 +12470,7 @@
           <w:szCs w:val="28"/>
           <w:lang w:val="en-US" w:eastAsia="ru-RU"/>
         </w:rPr>
-        <w:t xml:space="preserve">5. TUTORIALSPLUS.COM, Mastering C# Programming </w:t>
+        <w:t xml:space="preserve">6. THECODINGBUSINESS.COM, C# Programming Fundamentals </w:t>
       </w:r>
     </w:p>
     <w:p>
@@ -11527,7 +12508,7 @@
           <w:szCs w:val="28"/>
           <w:lang w:val="en-US" w:eastAsia="ru-RU"/>
         </w:rPr>
-        <w:t>Comprehensive C# Programming Guide and Tutorials [Electronic resource]. 2024, Access date: 19.04.2024. URL: https://www.tutorialsplus.com/csharp</w:t>
+        <w:t>Essential Concepts and Techniques in C# Programming [Electronic resource]. 2024, Access date: 19.04.2024. URL: https://www.thecodingbusiness.com/csharp/fundamentals</w:t>
       </w:r>
     </w:p>
     <w:p>
@@ -11565,7 +12546,7 @@
           <w:szCs w:val="28"/>
           <w:lang w:val="en-US" w:eastAsia="ru-RU"/>
         </w:rPr>
-        <w:t xml:space="preserve">6. THECODINGBUSINESS.COM, C# Programming Fundamentals </w:t>
+        <w:t xml:space="preserve">7. PROGRAMIZ.COM, C# Programming Guide </w:t>
       </w:r>
     </w:p>
     <w:p>
@@ -11603,7 +12584,7 @@
           <w:szCs w:val="28"/>
           <w:lang w:val="en-US" w:eastAsia="ru-RU"/>
         </w:rPr>
-        <w:t>Essential Concepts and Techniques in C# Programming [Electronic resource]. 2024, Access date: 19.04.2024. URL: https://www.thecodingbusiness.com/csharp/fundamentals</w:t>
+        <w:t>Extensive Guide for C# Programming Language [Electronic resource]. 2024, Access date: 19.04.2024. URL: https://www.programiz.com/csharp-programming</w:t>
       </w:r>
     </w:p>
     <w:p>
@@ -11641,7 +12622,7 @@
           <w:szCs w:val="28"/>
           <w:lang w:val="en-US" w:eastAsia="ru-RU"/>
         </w:rPr>
-        <w:t xml:space="preserve">7. PROGRAMIZ.COM, C# Programming Guide </w:t>
+        <w:t xml:space="preserve">8. EDUREKHA.COM, Learn C# Programming </w:t>
       </w:r>
     </w:p>
     <w:p>
@@ -11679,7 +12660,7 @@
           <w:szCs w:val="28"/>
           <w:lang w:val="en-US" w:eastAsia="ru-RU"/>
         </w:rPr>
-        <w:t>Extensive Guide for C# Programming Language [Electronic resource]. 2024, Access date: 19.04.2024. URL: https://www.programiz.com/csharp-programming</w:t>
+        <w:t>Interactive C# Programming Courses and Tutorials [Electronic resource]. 2024, Access date: 19.04.2024. URL: https://www.edurekha.com/csharp</w:t>
       </w:r>
     </w:p>
     <w:p>
@@ -11717,7 +12698,7 @@
           <w:szCs w:val="28"/>
           <w:lang w:val="en-US" w:eastAsia="ru-RU"/>
         </w:rPr>
-        <w:t xml:space="preserve">8. EDUREKHA.COM, Learn C# Programming </w:t>
+        <w:t xml:space="preserve">9. BEGINNERSBOOK.COM, C# Programming for Beginners </w:t>
       </w:r>
     </w:p>
     <w:p>
@@ -11755,7 +12736,8 @@
           <w:szCs w:val="28"/>
           <w:lang w:val="en-US" w:eastAsia="ru-RU"/>
         </w:rPr>
-        <w:t>Interactive C# Programming Courses and Tutorials [Electronic resource]. 2024, Access date: 19.04.2024. URL: https://www.edurekha.com/csharp</w:t>
+        <w:lastRenderedPageBreak/>
+        <w:t>Step-by-Step Guide to Learning C# Programming [Electronic resource]. 2024, Access date: 19.04.2024. URL: https://www.beginnersbook.com/csharp/programming-for-beginners</w:t>
       </w:r>
     </w:p>
     <w:p>
@@ -11793,7 +12775,7 @@
           <w:szCs w:val="28"/>
           <w:lang w:val="en-US" w:eastAsia="ru-RU"/>
         </w:rPr>
-        <w:t xml:space="preserve">9. BEGINNERSBOOK.COM, C# Programming for Beginners </w:t>
+        <w:t xml:space="preserve">10. ACADEMYGURU.COM, C# Language Basics </w:t>
       </w:r>
     </w:p>
     <w:p>
@@ -11831,83 +12813,6 @@
           <w:szCs w:val="28"/>
           <w:lang w:val="en-US" w:eastAsia="ru-RU"/>
         </w:rPr>
-        <w:lastRenderedPageBreak/>
-        <w:t>Step-by-Step Guide to Learning C# Programming [Electronic resource]. 2024, Access date: 19.04.2024. URL: https://www.beginnersbook.com/csharp/programming-for-beginners</w:t>
-      </w:r>
-    </w:p>
-    <w:p>
-      <w:pPr>
-        <w:tabs>
-          <w:tab w:val="left" w:pos="916"/>
-          <w:tab w:val="left" w:pos="1832"/>
-          <w:tab w:val="left" w:pos="2748"/>
-          <w:tab w:val="left" w:pos="3664"/>
-          <w:tab w:val="left" w:pos="4580"/>
-          <w:tab w:val="left" w:pos="5496"/>
-          <w:tab w:val="left" w:pos="6412"/>
-          <w:tab w:val="left" w:pos="7328"/>
-          <w:tab w:val="left" w:pos="8244"/>
-          <w:tab w:val="left" w:pos="9160"/>
-          <w:tab w:val="left" w:pos="10076"/>
-          <w:tab w:val="left" w:pos="10992"/>
-          <w:tab w:val="left" w:pos="11908"/>
-          <w:tab w:val="left" w:pos="12824"/>
-          <w:tab w:val="left" w:pos="13740"/>
-          <w:tab w:val="left" w:pos="14656"/>
-        </w:tabs>
-        <w:ind w:firstLine="709"/>
-        <w:rPr>
-          <w:rFonts w:eastAsia="Times New Roman" w:cs="Times New Roman"/>
-          <w:color w:val="252831"/>
-          <w:szCs w:val="28"/>
-          <w:lang w:val="en-US" w:eastAsia="ru-RU"/>
-        </w:rPr>
-      </w:pPr>
-      <w:r>
-        <w:rPr>
-          <w:rFonts w:eastAsia="Times New Roman" w:cs="Times New Roman"/>
-          <w:color w:val="252831"/>
-          <w:szCs w:val="28"/>
-          <w:lang w:val="en-US" w:eastAsia="ru-RU"/>
-        </w:rPr>
-        <w:t xml:space="preserve">10. ACADEMYGURU.COM, C# Language Basics </w:t>
-      </w:r>
-    </w:p>
-    <w:p>
-      <w:pPr>
-        <w:tabs>
-          <w:tab w:val="left" w:pos="916"/>
-          <w:tab w:val="left" w:pos="1832"/>
-          <w:tab w:val="left" w:pos="2748"/>
-          <w:tab w:val="left" w:pos="3664"/>
-          <w:tab w:val="left" w:pos="4580"/>
-          <w:tab w:val="left" w:pos="5496"/>
-          <w:tab w:val="left" w:pos="6412"/>
-          <w:tab w:val="left" w:pos="7328"/>
-          <w:tab w:val="left" w:pos="8244"/>
-          <w:tab w:val="left" w:pos="9160"/>
-          <w:tab w:val="left" w:pos="10076"/>
-          <w:tab w:val="left" w:pos="10992"/>
-          <w:tab w:val="left" w:pos="11908"/>
-          <w:tab w:val="left" w:pos="12824"/>
-          <w:tab w:val="left" w:pos="13740"/>
-          <w:tab w:val="left" w:pos="14656"/>
-        </w:tabs>
-        <w:ind w:firstLine="709"/>
-        <w:rPr>
-          <w:rFonts w:eastAsia="Times New Roman" w:cs="Times New Roman"/>
-          <w:color w:val="252831"/>
-          <w:szCs w:val="28"/>
-          <w:lang w:val="en-US" w:eastAsia="ru-RU"/>
-        </w:rPr>
-      </w:pPr>
-      <w:r>
-        <w:rPr>
-          <w:rFonts w:eastAsia="Times New Roman" w:cs="Times New Roman"/>
-          <w:color w:val="252831"/>
-          <w:szCs w:val="28"/>
-          <w:lang w:val="en-US" w:eastAsia="ru-RU"/>
-        </w:rPr>
         <w:t>Essential Concepts and Syntax of C# Programming Language [Electronic resource]. 2024, Access date: 19.04.2024. URL: https://www.academyguru.com/csharp/basics</w:t>
       </w:r>
     </w:p>
@@ -12667,12 +13572,550 @@
           <w:sz w:val="28"/>
           <w:szCs w:val="28"/>
         </w:rPr>
-        <w:t>2024, Access date: 19.04.2024. URL: https://www.csharplearner.com/</w:t>
-      </w:r>
-    </w:p>
-    <w:p>
-      <w:pPr>
+        <w:t xml:space="preserve">2024, Access </w:t>
+      </w:r>
+      <w:proofErr w:type="spellStart"/>
+      <w:r>
+        <w:rPr>
+          <w:rFonts w:ascii="Times New Roman" w:hAnsi="Times New Roman" w:cs="Times New Roman"/>
+          <w:color w:val="252831"/>
+          <w:sz w:val="28"/>
+          <w:szCs w:val="28"/>
+        </w:rPr>
+        <w:t>date</w:t>
+      </w:r>
+      <w:proofErr w:type="spellEnd"/>
+      <w:r>
+        <w:rPr>
+          <w:rFonts w:ascii="Times New Roman" w:hAnsi="Times New Roman" w:cs="Times New Roman"/>
+          <w:color w:val="252831"/>
+          <w:sz w:val="28"/>
+          <w:szCs w:val="28"/>
+        </w:rPr>
+        <w:t xml:space="preserve">: 19.04.2024. URL: </w:t>
+      </w:r>
+      <w:hyperlink r:id="rId11" w:history="1">
+        <w:r>
+          <w:rPr>
+            <w:rStyle w:val="a5"/>
+            <w:rFonts w:ascii="Times New Roman" w:hAnsi="Times New Roman" w:cs="Times New Roman"/>
+            <w:sz w:val="28"/>
+            <w:szCs w:val="28"/>
+          </w:rPr>
+          <w:t>https://www.csharplearner.com/</w:t>
+        </w:r>
+      </w:hyperlink>
+    </w:p>
+    <w:p>
+      <w:pPr>
+        <w:pStyle w:val="HTML"/>
+        <w:spacing w:line="360" w:lineRule="auto"/>
         <w:ind w:firstLine="709"/>
+        <w:jc w:val="both"/>
+        <w:rPr>
+          <w:rFonts w:ascii="Times New Roman" w:hAnsi="Times New Roman" w:cs="Times New Roman"/>
+          <w:color w:val="252831"/>
+          <w:sz w:val="28"/>
+          <w:szCs w:val="28"/>
+        </w:rPr>
+      </w:pPr>
+      <w:r>
+        <w:rPr>
+          <w:rFonts w:ascii="Times New Roman" w:hAnsi="Times New Roman" w:cs="Times New Roman"/>
+          <w:color w:val="252831"/>
+          <w:sz w:val="28"/>
+          <w:szCs w:val="28"/>
+        </w:rPr>
+        <w:t xml:space="preserve">26. Основы языка программирования </w:t>
+      </w:r>
+      <w:r>
+        <w:rPr>
+          <w:rFonts w:ascii="Times New Roman" w:hAnsi="Times New Roman" w:cs="Times New Roman"/>
+          <w:color w:val="252831"/>
+          <w:sz w:val="28"/>
+          <w:szCs w:val="28"/>
+          <w:lang w:val="en-US"/>
+        </w:rPr>
+        <w:t>c</w:t>
+      </w:r>
+      <w:r>
+        <w:rPr>
+          <w:rFonts w:ascii="Times New Roman" w:hAnsi="Times New Roman" w:cs="Times New Roman"/>
+          <w:color w:val="252831"/>
+          <w:sz w:val="28"/>
+          <w:szCs w:val="28"/>
+        </w:rPr>
+        <w:t>#, Структура программы: официальный сайт. – metanit.com, 2024 –URL: https://metanit.com/sharp/tutorial/1.5.php (дата обращения 04.05.20</w:t>
+      </w:r>
+      <w:r>
+        <w:rPr>
+          <w:rFonts w:ascii="Times New Roman" w:hAnsi="Times New Roman" w:cs="Times New Roman"/>
+          <w:color w:val="252831"/>
+          <w:sz w:val="28"/>
+          <w:szCs w:val="28"/>
+        </w:rPr>
+        <w:t>2</w:t>
+      </w:r>
+      <w:r>
+        <w:rPr>
+          <w:rFonts w:ascii="Times New Roman" w:hAnsi="Times New Roman" w:cs="Times New Roman"/>
+          <w:color w:val="252831"/>
+          <w:sz w:val="28"/>
+          <w:szCs w:val="28"/>
+        </w:rPr>
+        <w:t>4).</w:t>
+      </w:r>
+    </w:p>
+    <w:p>
+      <w:pPr>
+        <w:pStyle w:val="HTML"/>
+        <w:spacing w:line="360" w:lineRule="auto"/>
+        <w:ind w:firstLine="709"/>
+        <w:jc w:val="both"/>
+        <w:rPr>
+          <w:rFonts w:ascii="Times New Roman" w:hAnsi="Times New Roman" w:cs="Times New Roman"/>
+          <w:color w:val="252831"/>
+          <w:sz w:val="28"/>
+          <w:szCs w:val="28"/>
+        </w:rPr>
+      </w:pPr>
+      <w:r>
+        <w:rPr>
+          <w:rFonts w:ascii="Times New Roman" w:hAnsi="Times New Roman" w:cs="Times New Roman"/>
+          <w:color w:val="252831"/>
+          <w:sz w:val="28"/>
+          <w:szCs w:val="28"/>
+        </w:rPr>
+        <w:t>2</w:t>
+      </w:r>
+      <w:r>
+        <w:rPr>
+          <w:rFonts w:ascii="Times New Roman" w:hAnsi="Times New Roman" w:cs="Times New Roman"/>
+          <w:color w:val="252831"/>
+          <w:sz w:val="28"/>
+          <w:szCs w:val="28"/>
+        </w:rPr>
+        <w:t>7</w:t>
+      </w:r>
+      <w:r>
+        <w:rPr>
+          <w:rFonts w:ascii="Times New Roman" w:hAnsi="Times New Roman" w:cs="Times New Roman"/>
+          <w:color w:val="252831"/>
+          <w:sz w:val="28"/>
+          <w:szCs w:val="28"/>
+        </w:rPr>
+        <w:t xml:space="preserve">. ООП </w:t>
+      </w:r>
+      <w:r>
+        <w:rPr>
+          <w:rFonts w:ascii="Times New Roman" w:hAnsi="Times New Roman" w:cs="Times New Roman"/>
+          <w:color w:val="252831"/>
+          <w:sz w:val="28"/>
+          <w:szCs w:val="28"/>
+          <w:lang w:val="en-US"/>
+        </w:rPr>
+        <w:t>c</w:t>
+      </w:r>
+      <w:r>
+        <w:rPr>
+          <w:rFonts w:ascii="Times New Roman" w:hAnsi="Times New Roman" w:cs="Times New Roman"/>
+          <w:color w:val="252831"/>
+          <w:sz w:val="28"/>
+          <w:szCs w:val="28"/>
+        </w:rPr>
+        <w:t xml:space="preserve">#, </w:t>
+      </w:r>
+      <w:r>
+        <w:rPr>
+          <w:rFonts w:ascii="Times New Roman" w:hAnsi="Times New Roman" w:cs="Times New Roman"/>
+          <w:color w:val="252831"/>
+          <w:sz w:val="28"/>
+          <w:szCs w:val="28"/>
+        </w:rPr>
+        <w:t>Наследование</w:t>
+      </w:r>
+      <w:r>
+        <w:rPr>
+          <w:rFonts w:ascii="Times New Roman" w:hAnsi="Times New Roman" w:cs="Times New Roman"/>
+          <w:color w:val="252831"/>
+          <w:sz w:val="28"/>
+          <w:szCs w:val="28"/>
+        </w:rPr>
+        <w:t xml:space="preserve">: официальный сайт. – metanit.com, 2024 –URL: </w:t>
+      </w:r>
+      <w:r>
+        <w:rPr>
+          <w:rFonts w:ascii="Times New Roman" w:hAnsi="Times New Roman" w:cs="Times New Roman"/>
+          <w:color w:val="252831"/>
+          <w:sz w:val="28"/>
+          <w:szCs w:val="28"/>
+        </w:rPr>
+        <w:t>https://metanit.com/sharp/tutorial/3.7.php</w:t>
+      </w:r>
+      <w:r>
+        <w:rPr>
+          <w:rFonts w:ascii="Times New Roman" w:hAnsi="Times New Roman" w:cs="Times New Roman"/>
+          <w:color w:val="252831"/>
+          <w:sz w:val="28"/>
+          <w:szCs w:val="28"/>
+        </w:rPr>
+        <w:t xml:space="preserve"> (дата обращения 04.05.20</w:t>
+      </w:r>
+      <w:r>
+        <w:rPr>
+          <w:rFonts w:ascii="Times New Roman" w:hAnsi="Times New Roman" w:cs="Times New Roman"/>
+          <w:color w:val="252831"/>
+          <w:sz w:val="28"/>
+          <w:szCs w:val="28"/>
+        </w:rPr>
+        <w:t>2</w:t>
+      </w:r>
+      <w:r>
+        <w:rPr>
+          <w:rFonts w:ascii="Times New Roman" w:hAnsi="Times New Roman" w:cs="Times New Roman"/>
+          <w:color w:val="252831"/>
+          <w:sz w:val="28"/>
+          <w:szCs w:val="28"/>
+        </w:rPr>
+        <w:t>4).</w:t>
+      </w:r>
+    </w:p>
+    <w:p>
+      <w:pPr>
+        <w:pStyle w:val="HTML"/>
+        <w:spacing w:line="360" w:lineRule="auto"/>
+        <w:ind w:firstLine="709"/>
+        <w:jc w:val="both"/>
+        <w:rPr>
+          <w:rFonts w:ascii="Times New Roman" w:hAnsi="Times New Roman" w:cs="Times New Roman"/>
+          <w:color w:val="252831"/>
+          <w:sz w:val="28"/>
+          <w:szCs w:val="28"/>
+        </w:rPr>
+      </w:pPr>
+      <w:r>
+        <w:rPr>
+          <w:rFonts w:ascii="Times New Roman" w:hAnsi="Times New Roman" w:cs="Times New Roman"/>
+          <w:color w:val="252831"/>
+          <w:sz w:val="28"/>
+          <w:szCs w:val="28"/>
+        </w:rPr>
+        <w:lastRenderedPageBreak/>
+        <w:t>2</w:t>
+      </w:r>
+      <w:r>
+        <w:rPr>
+          <w:rFonts w:ascii="Times New Roman" w:hAnsi="Times New Roman" w:cs="Times New Roman"/>
+          <w:color w:val="252831"/>
+          <w:sz w:val="28"/>
+          <w:szCs w:val="28"/>
+        </w:rPr>
+        <w:t>8</w:t>
+      </w:r>
+      <w:r>
+        <w:rPr>
+          <w:rFonts w:ascii="Times New Roman" w:hAnsi="Times New Roman" w:cs="Times New Roman"/>
+          <w:color w:val="252831"/>
+          <w:sz w:val="28"/>
+          <w:szCs w:val="28"/>
+        </w:rPr>
+        <w:t xml:space="preserve">. </w:t>
+      </w:r>
+      <w:proofErr w:type="spellStart"/>
+      <w:r>
+        <w:rPr>
+          <w:rFonts w:ascii="Times New Roman" w:hAnsi="Times New Roman" w:cs="Times New Roman"/>
+          <w:color w:val="252831"/>
+          <w:sz w:val="28"/>
+          <w:szCs w:val="28"/>
+        </w:rPr>
+        <w:t>Pattern</w:t>
+      </w:r>
+      <w:proofErr w:type="spellEnd"/>
+      <w:r>
+        <w:rPr>
+          <w:rFonts w:ascii="Times New Roman" w:hAnsi="Times New Roman" w:cs="Times New Roman"/>
+          <w:color w:val="252831"/>
+          <w:sz w:val="28"/>
+          <w:szCs w:val="28"/>
+        </w:rPr>
+        <w:t xml:space="preserve"> </w:t>
+      </w:r>
+      <w:proofErr w:type="spellStart"/>
+      <w:r>
+        <w:rPr>
+          <w:rFonts w:ascii="Times New Roman" w:hAnsi="Times New Roman" w:cs="Times New Roman"/>
+          <w:color w:val="252831"/>
+          <w:sz w:val="28"/>
+          <w:szCs w:val="28"/>
+        </w:rPr>
+        <w:t>matching</w:t>
+      </w:r>
+      <w:proofErr w:type="spellEnd"/>
+      <w:r>
+        <w:rPr>
+          <w:rFonts w:ascii="Times New Roman" w:hAnsi="Times New Roman" w:cs="Times New Roman"/>
+          <w:color w:val="252831"/>
+          <w:sz w:val="28"/>
+          <w:szCs w:val="28"/>
+        </w:rPr>
+        <w:t xml:space="preserve"> </w:t>
+      </w:r>
+      <w:r>
+        <w:rPr>
+          <w:rFonts w:ascii="Times New Roman" w:hAnsi="Times New Roman" w:cs="Times New Roman"/>
+          <w:color w:val="252831"/>
+          <w:sz w:val="28"/>
+          <w:szCs w:val="28"/>
+          <w:lang w:val="en-US"/>
+        </w:rPr>
+        <w:t>c</w:t>
+      </w:r>
+      <w:r>
+        <w:rPr>
+          <w:rFonts w:ascii="Times New Roman" w:hAnsi="Times New Roman" w:cs="Times New Roman"/>
+          <w:color w:val="252831"/>
+          <w:sz w:val="28"/>
+          <w:szCs w:val="28"/>
+        </w:rPr>
+        <w:t xml:space="preserve">#, </w:t>
+      </w:r>
+      <w:r>
+        <w:rPr>
+          <w:rFonts w:ascii="Times New Roman" w:hAnsi="Times New Roman" w:cs="Times New Roman"/>
+          <w:color w:val="252831"/>
+          <w:sz w:val="28"/>
+          <w:szCs w:val="28"/>
+        </w:rPr>
+        <w:t>Паттерн типов</w:t>
+      </w:r>
+      <w:r>
+        <w:rPr>
+          <w:rFonts w:ascii="Times New Roman" w:hAnsi="Times New Roman" w:cs="Times New Roman"/>
+          <w:color w:val="252831"/>
+          <w:sz w:val="28"/>
+          <w:szCs w:val="28"/>
+        </w:rPr>
+        <w:t xml:space="preserve">: официальный сайт. – metanit.com, 2024 –URL: </w:t>
+      </w:r>
+      <w:r>
+        <w:rPr>
+          <w:rFonts w:ascii="Times New Roman" w:hAnsi="Times New Roman" w:cs="Times New Roman"/>
+          <w:color w:val="252831"/>
+          <w:sz w:val="28"/>
+          <w:szCs w:val="28"/>
+        </w:rPr>
+        <w:t>https://metanit.com/sharp/tutorial/</w:t>
+      </w:r>
+      <w:r>
+        <w:rPr>
+          <w:rFonts w:ascii="Times New Roman" w:hAnsi="Times New Roman" w:cs="Times New Roman"/>
+          <w:color w:val="252831"/>
+          <w:sz w:val="28"/>
+          <w:szCs w:val="28"/>
+        </w:rPr>
+        <w:t>34</w:t>
+      </w:r>
+      <w:r>
+        <w:rPr>
+          <w:rFonts w:ascii="Times New Roman" w:hAnsi="Times New Roman" w:cs="Times New Roman"/>
+          <w:color w:val="252831"/>
+          <w:sz w:val="28"/>
+          <w:szCs w:val="28"/>
+        </w:rPr>
+        <w:t>.php</w:t>
+      </w:r>
+      <w:r>
+        <w:rPr>
+          <w:rFonts w:ascii="Times New Roman" w:hAnsi="Times New Roman" w:cs="Times New Roman"/>
+          <w:color w:val="252831"/>
+          <w:sz w:val="28"/>
+          <w:szCs w:val="28"/>
+        </w:rPr>
+        <w:t xml:space="preserve"> (дата обращения 04.05.20</w:t>
+      </w:r>
+      <w:r>
+        <w:rPr>
+          <w:rFonts w:ascii="Times New Roman" w:hAnsi="Times New Roman" w:cs="Times New Roman"/>
+          <w:color w:val="252831"/>
+          <w:sz w:val="28"/>
+          <w:szCs w:val="28"/>
+        </w:rPr>
+        <w:t>2</w:t>
+      </w:r>
+      <w:r>
+        <w:rPr>
+          <w:rFonts w:ascii="Times New Roman" w:hAnsi="Times New Roman" w:cs="Times New Roman"/>
+          <w:color w:val="252831"/>
+          <w:sz w:val="28"/>
+          <w:szCs w:val="28"/>
+        </w:rPr>
+        <w:t>4).</w:t>
+      </w:r>
+    </w:p>
+    <w:p>
+      <w:pPr>
+        <w:pStyle w:val="HTML"/>
+        <w:spacing w:line="360" w:lineRule="auto"/>
+        <w:ind w:firstLine="709"/>
+        <w:jc w:val="both"/>
+        <w:rPr>
+          <w:rFonts w:ascii="Times New Roman" w:hAnsi="Times New Roman" w:cs="Times New Roman"/>
+          <w:color w:val="252831"/>
+          <w:sz w:val="28"/>
+          <w:szCs w:val="28"/>
+        </w:rPr>
+      </w:pPr>
+      <w:r>
+        <w:rPr>
+          <w:rFonts w:ascii="Times New Roman" w:hAnsi="Times New Roman" w:cs="Times New Roman"/>
+          <w:color w:val="252831"/>
+          <w:sz w:val="28"/>
+          <w:szCs w:val="28"/>
+        </w:rPr>
+        <w:t>2</w:t>
+      </w:r>
+      <w:r>
+        <w:rPr>
+          <w:rFonts w:ascii="Times New Roman" w:hAnsi="Times New Roman" w:cs="Times New Roman"/>
+          <w:color w:val="252831"/>
+          <w:sz w:val="28"/>
+          <w:szCs w:val="28"/>
+        </w:rPr>
+        <w:t>9</w:t>
+      </w:r>
+      <w:r>
+        <w:rPr>
+          <w:rFonts w:ascii="Times New Roman" w:hAnsi="Times New Roman" w:cs="Times New Roman"/>
+          <w:color w:val="252831"/>
+          <w:sz w:val="28"/>
+          <w:szCs w:val="28"/>
+        </w:rPr>
+        <w:t xml:space="preserve">. </w:t>
+      </w:r>
+      <w:r>
+        <w:rPr>
+          <w:rFonts w:ascii="Times New Roman" w:hAnsi="Times New Roman" w:cs="Times New Roman"/>
+          <w:color w:val="252831"/>
+          <w:sz w:val="28"/>
+          <w:szCs w:val="28"/>
+        </w:rPr>
+        <w:t xml:space="preserve">C# </w:t>
+      </w:r>
+      <w:r>
+        <w:rPr>
+          <w:rFonts w:ascii="Times New Roman" w:hAnsi="Times New Roman" w:cs="Times New Roman"/>
+          <w:color w:val="252831"/>
+          <w:sz w:val="28"/>
+          <w:szCs w:val="28"/>
+        </w:rPr>
+        <w:t xml:space="preserve"> </w:t>
+      </w:r>
+      <w:r>
+        <w:rPr>
+          <w:rFonts w:ascii="Times New Roman" w:hAnsi="Times New Roman" w:cs="Times New Roman"/>
+          <w:color w:val="252831"/>
+          <w:sz w:val="28"/>
+          <w:szCs w:val="28"/>
+        </w:rPr>
+        <w:t>Объектно-ориентированный язык программирования</w:t>
+      </w:r>
+      <w:r>
+        <w:rPr>
+          <w:rFonts w:ascii="Times New Roman" w:hAnsi="Times New Roman" w:cs="Times New Roman"/>
+          <w:color w:val="252831"/>
+          <w:sz w:val="28"/>
+          <w:szCs w:val="28"/>
+        </w:rPr>
+        <w:t xml:space="preserve">: официальный сайт. – </w:t>
+      </w:r>
+      <w:r>
+        <w:rPr>
+          <w:rFonts w:ascii="Times New Roman" w:hAnsi="Times New Roman" w:cs="Times New Roman"/>
+          <w:color w:val="252831"/>
+          <w:sz w:val="28"/>
+          <w:szCs w:val="28"/>
+        </w:rPr>
+        <w:t xml:space="preserve">2006–2024, </w:t>
+      </w:r>
+      <w:proofErr w:type="spellStart"/>
+      <w:r>
+        <w:rPr>
+          <w:rFonts w:ascii="Times New Roman" w:hAnsi="Times New Roman" w:cs="Times New Roman"/>
+          <w:color w:val="252831"/>
+          <w:sz w:val="28"/>
+          <w:szCs w:val="28"/>
+        </w:rPr>
+        <w:t>Habr</w:t>
+      </w:r>
+      <w:proofErr w:type="spellEnd"/>
+      <w:r>
+        <w:rPr>
+          <w:rFonts w:ascii="Times New Roman" w:hAnsi="Times New Roman" w:cs="Times New Roman"/>
+          <w:color w:val="252831"/>
+          <w:sz w:val="28"/>
+          <w:szCs w:val="28"/>
+        </w:rPr>
+        <w:t xml:space="preserve"> </w:t>
+      </w:r>
+      <w:r>
+        <w:rPr>
+          <w:rFonts w:ascii="Times New Roman" w:hAnsi="Times New Roman" w:cs="Times New Roman"/>
+          <w:color w:val="252831"/>
+          <w:sz w:val="28"/>
+          <w:szCs w:val="28"/>
+        </w:rPr>
+        <w:t xml:space="preserve">–URL: </w:t>
+      </w:r>
+      <w:r>
+        <w:rPr>
+          <w:rFonts w:ascii="Times New Roman" w:hAnsi="Times New Roman" w:cs="Times New Roman"/>
+          <w:color w:val="252831"/>
+          <w:sz w:val="28"/>
+          <w:szCs w:val="28"/>
+        </w:rPr>
+        <w:t>https://habr.com/ru/hubs/csharp/articles/</w:t>
+      </w:r>
+      <w:r>
+        <w:rPr>
+          <w:rFonts w:ascii="Times New Roman" w:hAnsi="Times New Roman" w:cs="Times New Roman"/>
+          <w:color w:val="252831"/>
+          <w:sz w:val="28"/>
+          <w:szCs w:val="28"/>
+        </w:rPr>
+        <w:t xml:space="preserve"> (дата обращения 04.05.20</w:t>
+      </w:r>
+      <w:r>
+        <w:rPr>
+          <w:rFonts w:ascii="Times New Roman" w:hAnsi="Times New Roman" w:cs="Times New Roman"/>
+          <w:color w:val="252831"/>
+          <w:sz w:val="28"/>
+          <w:szCs w:val="28"/>
+        </w:rPr>
+        <w:t>2</w:t>
+      </w:r>
+      <w:r>
+        <w:rPr>
+          <w:rFonts w:ascii="Times New Roman" w:hAnsi="Times New Roman" w:cs="Times New Roman"/>
+          <w:color w:val="252831"/>
+          <w:sz w:val="28"/>
+          <w:szCs w:val="28"/>
+        </w:rPr>
+        <w:t>4).</w:t>
+      </w:r>
+      <w:r>
+        <w:rPr>
+          <w:rFonts w:ascii="Times New Roman" w:hAnsi="Times New Roman" w:cs="Times New Roman"/>
+          <w:color w:val="252831"/>
+          <w:sz w:val="28"/>
+          <w:szCs w:val="28"/>
+        </w:rPr>
+        <w:cr/>
+      </w:r>
+    </w:p>
+    <w:p>
+      <w:pPr>
+        <w:ind w:firstLine="709"/>
         <w:rPr>
           <w:rFonts w:cs="Times New Roman"/>
           <w:szCs w:val="28"/>
@@ -12680,18 +14123,8 @@
         </w:rPr>
       </w:pPr>
     </w:p>
-    <w:p>
-      <w:pPr>
-        <w:ind w:firstLine="709"/>
-        <w:rPr>
-          <w:rFonts w:cs="Times New Roman"/>
-          <w:szCs w:val="28"/>
-          <w:lang w:eastAsia="ru-RU"/>
-        </w:rPr>
-      </w:pPr>
-    </w:p>
     <w:sectPr>
-      <w:footerReference w:type="default" r:id="rId11"/>
+      <w:footerReference w:type="default" r:id="rId12"/>
       <w:pgSz w:w="11906" w:h="16838"/>
       <w:pgMar w:top="1134" w:right="851" w:bottom="1134" w:left="1134" w:header="709" w:footer="709" w:gutter="0"/>
       <w:cols w:space="708"/>
@@ -12703,7 +14136,7 @@
 </file>
 
 <file path=word/endnotes.xml><?xml version="1.0" encoding="utf-8"?>
-<w:endnotes xmlns:wpc="http://schemas.microsoft.com/office/word/2010/wordprocessingCanvas" xmlns:cx="http://schemas.microsoft.com/office/drawing/2014/chartex" xmlns:mc="http://schemas.openxmlformats.org/markup-compatibility/2006" xmlns:o="urn:schemas-microsoft-com:office:office" xmlns:r="http://schemas.openxmlformats.org/officeDocument/2006/relationships" xmlns:m="http://schemas.openxmlformats.org/officeDocument/2006/math" xmlns:v="urn:schemas-microsoft-com:vml" xmlns:wp14="http://schemas.microsoft.com/office/word/2010/wordprocessingDrawing" xmlns:wp="http://schemas.openxmlformats.org/drawingml/2006/wordprocessingDrawing" xmlns:w10="urn:schemas-microsoft-com:office:word" xmlns:w="http://schemas.openxmlformats.org/wordprocessingml/2006/main" xmlns:w14="http://schemas.microsoft.com/office/word/2010/wordml" xmlns:w15="http://schemas.microsoft.com/office/word/2012/wordml" xmlns:w16se="http://schemas.microsoft.com/office/word/2015/wordml/symex" xmlns:wpg="http://schemas.microsoft.com/office/word/2010/wordprocessingGroup" xmlns:wpi="http://schemas.microsoft.com/office/word/2010/wordprocessingInk" xmlns:wne="http://schemas.microsoft.com/office/word/2006/wordml" xmlns:wps="http://schemas.microsoft.com/office/word/2010/wordprocessingShape" mc:Ignorable="w14 w15 w16se wp14">
+<w:endnotes xmlns:wpc="http://schemas.microsoft.com/office/word/2010/wordprocessingCanvas" xmlns:cx="http://schemas.microsoft.com/office/drawing/2014/chartex" xmlns:cx1="http://schemas.microsoft.com/office/drawing/2015/9/8/chartex" xmlns:cx2="http://schemas.microsoft.com/office/drawing/2015/10/21/chartex" xmlns:cx3="http://schemas.microsoft.com/office/drawing/2016/5/9/chartex" xmlns:cx4="http://schemas.microsoft.com/office/drawing/2016/5/10/chartex" xmlns:cx5="http://schemas.microsoft.com/office/drawing/2016/5/11/chartex" xmlns:cx6="http://schemas.microsoft.com/office/drawing/2016/5/12/chartex" xmlns:cx7="http://schemas.microsoft.com/office/drawing/2016/5/13/chartex" xmlns:cx8="http://schemas.microsoft.com/office/drawing/2016/5/14/chartex" xmlns:mc="http://schemas.openxmlformats.org/markup-compatibility/2006" xmlns:aink="http://schemas.microsoft.com/office/drawing/2016/ink" xmlns:am3d="http://schemas.microsoft.com/office/drawing/2017/model3d" xmlns:o="urn:schemas-microsoft-com:office:office" xmlns:r="http://schemas.openxmlformats.org/officeDocument/2006/relationships" xmlns:m="http://schemas.openxmlformats.org/officeDocument/2006/math" xmlns:v="urn:schemas-microsoft-com:vml" xmlns:wp14="http://schemas.microsoft.com/office/word/2010/wordprocessingDrawing" xmlns:wp="http://schemas.openxmlformats.org/drawingml/2006/wordprocessingDrawing" xmlns:w10="urn:schemas-microsoft-com:office:word" xmlns:w="http://schemas.openxmlformats.org/wordprocessingml/2006/main" xmlns:w14="http://schemas.microsoft.com/office/word/2010/wordml" xmlns:w15="http://schemas.microsoft.com/office/word/2012/wordml" xmlns:w16cex="http://schemas.microsoft.com/office/word/2018/wordml/cex" xmlns:w16cid="http://schemas.microsoft.com/office/word/2016/wordml/cid" xmlns:w16="http://schemas.microsoft.com/office/word/2018/wordml" xmlns:w16sdtdh="http://schemas.microsoft.com/office/word/2020/wordml/sdtdatahash" xmlns:w16se="http://schemas.microsoft.com/office/word/2015/wordml/symex" xmlns:wpg="http://schemas.microsoft.com/office/word/2010/wordprocessingGroup" xmlns:wpi="http://schemas.microsoft.com/office/word/2010/wordprocessingInk" xmlns:wne="http://schemas.microsoft.com/office/word/2006/wordml" xmlns:wps="http://schemas.microsoft.com/office/word/2010/wordprocessingShape" mc:Ignorable="w14 w15 w16se w16cid w16 w16cex w16sdtdh wp14">
   <w:endnote w:type="separator" w:id="-1">
     <w:p>
       <w:pPr>
@@ -12728,7 +14161,7 @@
 </file>
 
 <file path=word/footer1.xml><?xml version="1.0" encoding="utf-8"?>
-<w:ftr xmlns:wpc="http://schemas.microsoft.com/office/word/2010/wordprocessingCanvas" xmlns:cx="http://schemas.microsoft.com/office/drawing/2014/chartex" xmlns:mc="http://schemas.openxmlformats.org/markup-compatibility/2006" xmlns:o="urn:schemas-microsoft-com:office:office" xmlns:r="http://schemas.openxmlformats.org/officeDocument/2006/relationships" xmlns:m="http://schemas.openxmlformats.org/officeDocument/2006/math" xmlns:v="urn:schemas-microsoft-com:vml" xmlns:wp14="http://schemas.microsoft.com/office/word/2010/wordprocessingDrawing" xmlns:wp="http://schemas.openxmlformats.org/drawingml/2006/wordprocessingDrawing" xmlns:w10="urn:schemas-microsoft-com:office:word" xmlns:w="http://schemas.openxmlformats.org/wordprocessingml/2006/main" xmlns:w14="http://schemas.microsoft.com/office/word/2010/wordml" xmlns:w15="http://schemas.microsoft.com/office/word/2012/wordml" xmlns:w16se="http://schemas.microsoft.com/office/word/2015/wordml/symex" xmlns:wpg="http://schemas.microsoft.com/office/word/2010/wordprocessingGroup" xmlns:wpi="http://schemas.microsoft.com/office/word/2010/wordprocessingInk" xmlns:wne="http://schemas.microsoft.com/office/word/2006/wordml" xmlns:wps="http://schemas.microsoft.com/office/word/2010/wordprocessingShape" mc:Ignorable="w14 w15 w16se wp14">
+<w:ftr xmlns:wpc="http://schemas.microsoft.com/office/word/2010/wordprocessingCanvas" xmlns:cx="http://schemas.microsoft.com/office/drawing/2014/chartex" xmlns:cx1="http://schemas.microsoft.com/office/drawing/2015/9/8/chartex" xmlns:cx2="http://schemas.microsoft.com/office/drawing/2015/10/21/chartex" xmlns:cx3="http://schemas.microsoft.com/office/drawing/2016/5/9/chartex" xmlns:cx4="http://schemas.microsoft.com/office/drawing/2016/5/10/chartex" xmlns:cx5="http://schemas.microsoft.com/office/drawing/2016/5/11/chartex" xmlns:cx6="http://schemas.microsoft.com/office/drawing/2016/5/12/chartex" xmlns:cx7="http://schemas.microsoft.com/office/drawing/2016/5/13/chartex" xmlns:cx8="http://schemas.microsoft.com/office/drawing/2016/5/14/chartex" xmlns:mc="http://schemas.openxmlformats.org/markup-compatibility/2006" xmlns:aink="http://schemas.microsoft.com/office/drawing/2016/ink" xmlns:am3d="http://schemas.microsoft.com/office/drawing/2017/model3d" xmlns:o="urn:schemas-microsoft-com:office:office" xmlns:r="http://schemas.openxmlformats.org/officeDocument/2006/relationships" xmlns:m="http://schemas.openxmlformats.org/officeDocument/2006/math" xmlns:v="urn:schemas-microsoft-com:vml" xmlns:wp14="http://schemas.microsoft.com/office/word/2010/wordprocessingDrawing" xmlns:wp="http://schemas.openxmlformats.org/drawingml/2006/wordprocessingDrawing" xmlns:w10="urn:schemas-microsoft-com:office:word" xmlns:w="http://schemas.openxmlformats.org/wordprocessingml/2006/main" xmlns:w14="http://schemas.microsoft.com/office/word/2010/wordml" xmlns:w15="http://schemas.microsoft.com/office/word/2012/wordml" xmlns:w16cex="http://schemas.microsoft.com/office/word/2018/wordml/cex" xmlns:w16cid="http://schemas.microsoft.com/office/word/2016/wordml/cid" xmlns:w16="http://schemas.microsoft.com/office/word/2018/wordml" xmlns:w16sdtdh="http://schemas.microsoft.com/office/word/2020/wordml/sdtdatahash" xmlns:w16se="http://schemas.microsoft.com/office/word/2015/wordml/symex" xmlns:wpg="http://schemas.microsoft.com/office/word/2010/wordprocessingGroup" xmlns:wpi="http://schemas.microsoft.com/office/word/2010/wordprocessingInk" xmlns:wne="http://schemas.microsoft.com/office/word/2006/wordml" xmlns:wps="http://schemas.microsoft.com/office/word/2010/wordprocessingShape" mc:Ignorable="w14 w15 w16se w16cid w16 w16cex w16sdtdh wp14">
   <w:sdt>
     <w:sdtPr>
       <w:id w:val="432916386"/>
@@ -12777,7 +14210,7 @@
 </file>
 
 <file path=word/footnotes.xml><?xml version="1.0" encoding="utf-8"?>
-<w:footnotes xmlns:wpc="http://schemas.microsoft.com/office/word/2010/wordprocessingCanvas" xmlns:cx="http://schemas.microsoft.com/office/drawing/2014/chartex" xmlns:mc="http://schemas.openxmlformats.org/markup-compatibility/2006" xmlns:o="urn:schemas-microsoft-com:office:office" xmlns:r="http://schemas.openxmlformats.org/officeDocument/2006/relationships" xmlns:m="http://schemas.openxmlformats.org/officeDocument/2006/math" xmlns:v="urn:schemas-microsoft-com:vml" xmlns:wp14="http://schemas.microsoft.com/office/word/2010/wordprocessingDrawing" xmlns:wp="http://schemas.openxmlformats.org/drawingml/2006/wordprocessingDrawing" xmlns:w10="urn:schemas-microsoft-com:office:word" xmlns:w="http://schemas.openxmlformats.org/wordprocessingml/2006/main" xmlns:w14="http://schemas.microsoft.com/office/word/2010/wordml" xmlns:w15="http://schemas.microsoft.com/office/word/2012/wordml" xmlns:w16se="http://schemas.microsoft.com/office/word/2015/wordml/symex" xmlns:wpg="http://schemas.microsoft.com/office/word/2010/wordprocessingGroup" xmlns:wpi="http://schemas.microsoft.com/office/word/2010/wordprocessingInk" xmlns:wne="http://schemas.microsoft.com/office/word/2006/wordml" xmlns:wps="http://schemas.microsoft.com/office/word/2010/wordprocessingShape" mc:Ignorable="w14 w15 w16se wp14">
+<w:footnotes xmlns:wpc="http://schemas.microsoft.com/office/word/2010/wordprocessingCanvas" xmlns:cx="http://schemas.microsoft.com/office/drawing/2014/chartex" xmlns:cx1="http://schemas.microsoft.com/office/drawing/2015/9/8/chartex" xmlns:cx2="http://schemas.microsoft.com/office/drawing/2015/10/21/chartex" xmlns:cx3="http://schemas.microsoft.com/office/drawing/2016/5/9/chartex" xmlns:cx4="http://schemas.microsoft.com/office/drawing/2016/5/10/chartex" xmlns:cx5="http://schemas.microsoft.com/office/drawing/2016/5/11/chartex" xmlns:cx6="http://schemas.microsoft.com/office/drawing/2016/5/12/chartex" xmlns:cx7="http://schemas.microsoft.com/office/drawing/2016/5/13/chartex" xmlns:cx8="http://schemas.microsoft.com/office/drawing/2016/5/14/chartex" xmlns:mc="http://schemas.openxmlformats.org/markup-compatibility/2006" xmlns:aink="http://schemas.microsoft.com/office/drawing/2016/ink" xmlns:am3d="http://schemas.microsoft.com/office/drawing/2017/model3d" xmlns:o="urn:schemas-microsoft-com:office:office" xmlns:r="http://schemas.openxmlformats.org/officeDocument/2006/relationships" xmlns:m="http://schemas.openxmlformats.org/officeDocument/2006/math" xmlns:v="urn:schemas-microsoft-com:vml" xmlns:wp14="http://schemas.microsoft.com/office/word/2010/wordprocessingDrawing" xmlns:wp="http://schemas.openxmlformats.org/drawingml/2006/wordprocessingDrawing" xmlns:w10="urn:schemas-microsoft-com:office:word" xmlns:w="http://schemas.openxmlformats.org/wordprocessingml/2006/main" xmlns:w14="http://schemas.microsoft.com/office/word/2010/wordml" xmlns:w15="http://schemas.microsoft.com/office/word/2012/wordml" xmlns:w16cex="http://schemas.microsoft.com/office/word/2018/wordml/cex" xmlns:w16cid="http://schemas.microsoft.com/office/word/2016/wordml/cid" xmlns:w16="http://schemas.microsoft.com/office/word/2018/wordml" xmlns:w16sdtdh="http://schemas.microsoft.com/office/word/2020/wordml/sdtdatahash" xmlns:w16se="http://schemas.microsoft.com/office/word/2015/wordml/symex" xmlns:wpg="http://schemas.microsoft.com/office/word/2010/wordprocessingGroup" xmlns:wpi="http://schemas.microsoft.com/office/word/2010/wordprocessingInk" xmlns:wne="http://schemas.microsoft.com/office/word/2006/wordml" xmlns:wps="http://schemas.microsoft.com/office/word/2010/wordprocessingShape" mc:Ignorable="w14 w15 w16se w16cid w16 w16cex w16sdtdh wp14">
   <w:footnote w:type="separator" w:id="-1">
     <w:p>
       <w:pPr>
@@ -12802,7 +14235,7 @@
 </file>
 
 <file path=word/numbering.xml><?xml version="1.0" encoding="utf-8"?>
-<w:numbering xmlns:wpc="http://schemas.microsoft.com/office/word/2010/wordprocessingCanvas" xmlns:cx="http://schemas.microsoft.com/office/drawing/2014/chartex" xmlns:mc="http://schemas.openxmlformats.org/markup-compatibility/2006" xmlns:o="urn:schemas-microsoft-com:office:office" xmlns:r="http://schemas.openxmlformats.org/officeDocument/2006/relationships" xmlns:m="http://schemas.openxmlformats.org/officeDocument/2006/math" xmlns:v="urn:schemas-microsoft-com:vml" xmlns:wp14="http://schemas.microsoft.com/office/word/2010/wordprocessingDrawing" xmlns:wp="http://schemas.openxmlformats.org/drawingml/2006/wordprocessingDrawing" xmlns:w10="urn:schemas-microsoft-com:office:word" xmlns:w="http://schemas.openxmlformats.org/wordprocessingml/2006/main" xmlns:w14="http://schemas.microsoft.com/office/word/2010/wordml" xmlns:w15="http://schemas.microsoft.com/office/word/2012/wordml" xmlns:w16se="http://schemas.microsoft.com/office/word/2015/wordml/symex" xmlns:wpg="http://schemas.microsoft.com/office/word/2010/wordprocessingGroup" xmlns:wpi="http://schemas.microsoft.com/office/word/2010/wordprocessingInk" xmlns:wne="http://schemas.microsoft.com/office/word/2006/wordml" xmlns:wps="http://schemas.microsoft.com/office/word/2010/wordprocessingShape" mc:Ignorable="w14 w15 w16se wp14">
+<w:numbering xmlns:wpc="http://schemas.microsoft.com/office/word/2010/wordprocessingCanvas" xmlns:cx="http://schemas.microsoft.com/office/drawing/2014/chartex" xmlns:cx1="http://schemas.microsoft.com/office/drawing/2015/9/8/chartex" xmlns:cx2="http://schemas.microsoft.com/office/drawing/2015/10/21/chartex" xmlns:cx3="http://schemas.microsoft.com/office/drawing/2016/5/9/chartex" xmlns:cx4="http://schemas.microsoft.com/office/drawing/2016/5/10/chartex" xmlns:cx5="http://schemas.microsoft.com/office/drawing/2016/5/11/chartex" xmlns:cx6="http://schemas.microsoft.com/office/drawing/2016/5/12/chartex" xmlns:cx7="http://schemas.microsoft.com/office/drawing/2016/5/13/chartex" xmlns:cx8="http://schemas.microsoft.com/office/drawing/2016/5/14/chartex" xmlns:mc="http://schemas.openxmlformats.org/markup-compatibility/2006" xmlns:aink="http://schemas.microsoft.com/office/drawing/2016/ink" xmlns:am3d="http://schemas.microsoft.com/office/drawing/2017/model3d" xmlns:o="urn:schemas-microsoft-com:office:office" xmlns:r="http://schemas.openxmlformats.org/officeDocument/2006/relationships" xmlns:m="http://schemas.openxmlformats.org/officeDocument/2006/math" xmlns:v="urn:schemas-microsoft-com:vml" xmlns:wp14="http://schemas.microsoft.com/office/word/2010/wordprocessingDrawing" xmlns:wp="http://schemas.openxmlformats.org/drawingml/2006/wordprocessingDrawing" xmlns:w10="urn:schemas-microsoft-com:office:word" xmlns:w="http://schemas.openxmlformats.org/wordprocessingml/2006/main" xmlns:w14="http://schemas.microsoft.com/office/word/2010/wordml" xmlns:w15="http://schemas.microsoft.com/office/word/2012/wordml" xmlns:w16cex="http://schemas.microsoft.com/office/word/2018/wordml/cex" xmlns:w16cid="http://schemas.microsoft.com/office/word/2016/wordml/cid" xmlns:w16="http://schemas.microsoft.com/office/word/2018/wordml" xmlns:w16sdtdh="http://schemas.microsoft.com/office/word/2020/wordml/sdtdatahash" xmlns:w16se="http://schemas.microsoft.com/office/word/2015/wordml/symex" xmlns:wpg="http://schemas.microsoft.com/office/word/2010/wordprocessingGroup" xmlns:wpi="http://schemas.microsoft.com/office/word/2010/wordprocessingInk" xmlns:wne="http://schemas.microsoft.com/office/word/2006/wordml" xmlns:wps="http://schemas.microsoft.com/office/word/2010/wordprocessingShape" mc:Ignorable="w14 w15 w16se w16cid w16 w16cex w16sdtdh wp14">
   <w:abstractNum w:abstractNumId="0" w15:restartNumberingAfterBreak="0">
     <w:nsid w:val="18BC1959"/>
     <w:multiLevelType w:val="hybridMultilevel"/>
@@ -14716,6 +16149,95 @@
     </w:lvl>
   </w:abstractNum>
   <w:abstractNum w:abstractNumId="17" w15:restartNumberingAfterBreak="0">
+    <w:nsid w:val="4B82063D"/>
+    <w:multiLevelType w:val="hybridMultilevel"/>
+    <w:tmpl w:val="A9C8CCE4"/>
+    <w:lvl w:ilvl="0" w:tplc="E33E5E28">
+      <w:start w:val="1"/>
+      <w:numFmt w:val="decimal"/>
+      <w:lvlText w:val="%1."/>
+      <w:lvlJc w:val="left"/>
+      <w:pPr>
+        <w:ind w:left="1273" w:hanging="564"/>
+      </w:pPr>
+      <w:rPr>
+        <w:rFonts w:hint="default"/>
+      </w:rPr>
+    </w:lvl>
+    <w:lvl w:ilvl="1" w:tplc="04190019" w:tentative="1">
+      <w:start w:val="1"/>
+      <w:numFmt w:val="lowerLetter"/>
+      <w:lvlText w:val="%2."/>
+      <w:lvlJc w:val="left"/>
+      <w:pPr>
+        <w:ind w:left="1789" w:hanging="360"/>
+      </w:pPr>
+    </w:lvl>
+    <w:lvl w:ilvl="2" w:tplc="0419001B" w:tentative="1">
+      <w:start w:val="1"/>
+      <w:numFmt w:val="lowerRoman"/>
+      <w:lvlText w:val="%3."/>
+      <w:lvlJc w:val="right"/>
+      <w:pPr>
+        <w:ind w:left="2509" w:hanging="180"/>
+      </w:pPr>
+    </w:lvl>
+    <w:lvl w:ilvl="3" w:tplc="0419000F" w:tentative="1">
+      <w:start w:val="1"/>
+      <w:numFmt w:val="decimal"/>
+      <w:lvlText w:val="%4."/>
+      <w:lvlJc w:val="left"/>
+      <w:pPr>
+        <w:ind w:left="3229" w:hanging="360"/>
+      </w:pPr>
+    </w:lvl>
+    <w:lvl w:ilvl="4" w:tplc="04190019" w:tentative="1">
+      <w:start w:val="1"/>
+      <w:numFmt w:val="lowerLetter"/>
+      <w:lvlText w:val="%5."/>
+      <w:lvlJc w:val="left"/>
+      <w:pPr>
+        <w:ind w:left="3949" w:hanging="360"/>
+      </w:pPr>
+    </w:lvl>
+    <w:lvl w:ilvl="5" w:tplc="0419001B" w:tentative="1">
+      <w:start w:val="1"/>
+      <w:numFmt w:val="lowerRoman"/>
+      <w:lvlText w:val="%6."/>
+      <w:lvlJc w:val="right"/>
+      <w:pPr>
+        <w:ind w:left="4669" w:hanging="180"/>
+      </w:pPr>
+    </w:lvl>
+    <w:lvl w:ilvl="6" w:tplc="0419000F" w:tentative="1">
+      <w:start w:val="1"/>
+      <w:numFmt w:val="decimal"/>
+      <w:lvlText w:val="%7."/>
+      <w:lvlJc w:val="left"/>
+      <w:pPr>
+        <w:ind w:left="5389" w:hanging="360"/>
+      </w:pPr>
+    </w:lvl>
+    <w:lvl w:ilvl="7" w:tplc="04190019" w:tentative="1">
+      <w:start w:val="1"/>
+      <w:numFmt w:val="lowerLetter"/>
+      <w:lvlText w:val="%8."/>
+      <w:lvlJc w:val="left"/>
+      <w:pPr>
+        <w:ind w:left="6109" w:hanging="360"/>
+      </w:pPr>
+    </w:lvl>
+    <w:lvl w:ilvl="8" w:tplc="0419001B" w:tentative="1">
+      <w:start w:val="1"/>
+      <w:numFmt w:val="lowerRoman"/>
+      <w:lvlText w:val="%9."/>
+      <w:lvlJc w:val="right"/>
+      <w:pPr>
+        <w:ind w:left="6829" w:hanging="180"/>
+      </w:pPr>
+    </w:lvl>
+  </w:abstractNum>
+  <w:abstractNum w:abstractNumId="18" w15:restartNumberingAfterBreak="0">
     <w:nsid w:val="54C6672F"/>
     <w:multiLevelType w:val="hybridMultilevel"/>
     <w:tmpl w:val="78F4A00A"/>
@@ -14828,7 +16350,7 @@
       </w:rPr>
     </w:lvl>
   </w:abstractNum>
-  <w:abstractNum w:abstractNumId="18" w15:restartNumberingAfterBreak="0">
+  <w:abstractNum w:abstractNumId="19" w15:restartNumberingAfterBreak="0">
     <w:nsid w:val="580214C6"/>
     <w:multiLevelType w:val="hybridMultilevel"/>
     <w:tmpl w:val="10167C46"/>
@@ -14920,7 +16442,7 @@
       </w:pPr>
     </w:lvl>
   </w:abstractNum>
-  <w:abstractNum w:abstractNumId="19" w15:restartNumberingAfterBreak="0">
+  <w:abstractNum w:abstractNumId="20" w15:restartNumberingAfterBreak="0">
     <w:nsid w:val="5BBC7EA8"/>
     <w:multiLevelType w:val="multilevel"/>
     <w:tmpl w:val="98AC8C22"/>
@@ -15033,7 +16555,7 @@
       </w:rPr>
     </w:lvl>
   </w:abstractNum>
-  <w:abstractNum w:abstractNumId="20" w15:restartNumberingAfterBreak="0">
+  <w:abstractNum w:abstractNumId="21" w15:restartNumberingAfterBreak="0">
     <w:nsid w:val="61CE6002"/>
     <w:multiLevelType w:val="hybridMultilevel"/>
     <w:tmpl w:val="13644708"/>
@@ -15146,7 +16668,7 @@
       </w:rPr>
     </w:lvl>
   </w:abstractNum>
-  <w:abstractNum w:abstractNumId="21" w15:restartNumberingAfterBreak="0">
+  <w:abstractNum w:abstractNumId="22" w15:restartNumberingAfterBreak="0">
     <w:nsid w:val="622905DA"/>
     <w:multiLevelType w:val="hybridMultilevel"/>
     <w:tmpl w:val="63F654F4"/>
@@ -15259,7 +16781,7 @@
       </w:rPr>
     </w:lvl>
   </w:abstractNum>
-  <w:abstractNum w:abstractNumId="22" w15:restartNumberingAfterBreak="0">
+  <w:abstractNum w:abstractNumId="23" w15:restartNumberingAfterBreak="0">
     <w:nsid w:val="63865FE8"/>
     <w:multiLevelType w:val="multilevel"/>
     <w:tmpl w:val="877AEB0E"/>
@@ -15404,7 +16926,7 @@
       </w:rPr>
     </w:lvl>
   </w:abstractNum>
-  <w:abstractNum w:abstractNumId="23" w15:restartNumberingAfterBreak="0">
+  <w:abstractNum w:abstractNumId="24" w15:restartNumberingAfterBreak="0">
     <w:nsid w:val="691A4EB0"/>
     <w:multiLevelType w:val="hybridMultilevel"/>
     <w:tmpl w:val="DDF82736"/>
@@ -15517,7 +17039,7 @@
       </w:rPr>
     </w:lvl>
   </w:abstractNum>
-  <w:abstractNum w:abstractNumId="24" w15:restartNumberingAfterBreak="0">
+  <w:abstractNum w:abstractNumId="25" w15:restartNumberingAfterBreak="0">
     <w:nsid w:val="694D6DDA"/>
     <w:multiLevelType w:val="multilevel"/>
     <w:tmpl w:val="043A97C0"/>
@@ -15666,7 +17188,7 @@
       </w:rPr>
     </w:lvl>
   </w:abstractNum>
-  <w:abstractNum w:abstractNumId="25" w15:restartNumberingAfterBreak="0">
+  <w:abstractNum w:abstractNumId="26" w15:restartNumberingAfterBreak="0">
     <w:nsid w:val="6A81262E"/>
     <w:multiLevelType w:val="multilevel"/>
     <w:tmpl w:val="E3164A76"/>
@@ -15779,7 +17301,7 @@
       </w:rPr>
     </w:lvl>
   </w:abstractNum>
-  <w:abstractNum w:abstractNumId="26" w15:restartNumberingAfterBreak="0">
+  <w:abstractNum w:abstractNumId="27" w15:restartNumberingAfterBreak="0">
     <w:nsid w:val="6EFB54E0"/>
     <w:multiLevelType w:val="multilevel"/>
     <w:tmpl w:val="C52E105A"/>
@@ -15924,7 +17446,7 @@
       </w:rPr>
     </w:lvl>
   </w:abstractNum>
-  <w:abstractNum w:abstractNumId="27" w15:restartNumberingAfterBreak="0">
+  <w:abstractNum w:abstractNumId="28" w15:restartNumberingAfterBreak="0">
     <w:nsid w:val="6F322751"/>
     <w:multiLevelType w:val="hybridMultilevel"/>
     <w:tmpl w:val="00588EF2"/>
@@ -16037,7 +17559,7 @@
       </w:rPr>
     </w:lvl>
   </w:abstractNum>
-  <w:abstractNum w:abstractNumId="28" w15:restartNumberingAfterBreak="0">
+  <w:abstractNum w:abstractNumId="29" w15:restartNumberingAfterBreak="0">
     <w:nsid w:val="719A6D7D"/>
     <w:multiLevelType w:val="multilevel"/>
     <w:tmpl w:val="4D0880C0"/>
@@ -16151,7 +17673,7 @@
       </w:rPr>
     </w:lvl>
   </w:abstractNum>
-  <w:abstractNum w:abstractNumId="29" w15:restartNumberingAfterBreak="0">
+  <w:abstractNum w:abstractNumId="30" w15:restartNumberingAfterBreak="0">
     <w:nsid w:val="72394313"/>
     <w:multiLevelType w:val="hybridMultilevel"/>
     <w:tmpl w:val="FF201F24"/>
@@ -16264,7 +17786,7 @@
       </w:rPr>
     </w:lvl>
   </w:abstractNum>
-  <w:abstractNum w:abstractNumId="30" w15:restartNumberingAfterBreak="0">
+  <w:abstractNum w:abstractNumId="31" w15:restartNumberingAfterBreak="0">
     <w:nsid w:val="77F71765"/>
     <w:multiLevelType w:val="multilevel"/>
     <w:tmpl w:val="1C682072"/>
@@ -16413,7 +17935,7 @@
       </w:rPr>
     </w:lvl>
   </w:abstractNum>
-  <w:abstractNum w:abstractNumId="31" w15:restartNumberingAfterBreak="0">
+  <w:abstractNum w:abstractNumId="32" w15:restartNumberingAfterBreak="0">
     <w:nsid w:val="79435EAB"/>
     <w:multiLevelType w:val="multilevel"/>
     <w:tmpl w:val="476692DE"/>
@@ -16527,7 +18049,7 @@
       </w:rPr>
     </w:lvl>
   </w:abstractNum>
-  <w:abstractNum w:abstractNumId="32" w15:restartNumberingAfterBreak="0">
+  <w:abstractNum w:abstractNumId="33" w15:restartNumberingAfterBreak="0">
     <w:nsid w:val="7C0E6EDF"/>
     <w:multiLevelType w:val="hybridMultilevel"/>
     <w:tmpl w:val="C414CCDE"/>
@@ -16620,16 +18142,16 @@
     <w:abstractNumId w:val="12"/>
   </w:num>
   <w:num w:numId="2">
-    <w:abstractNumId w:val="24"/>
+    <w:abstractNumId w:val="25"/>
   </w:num>
   <w:num w:numId="3">
     <w:abstractNumId w:val="16"/>
   </w:num>
   <w:num w:numId="4">
-    <w:abstractNumId w:val="22"/>
+    <w:abstractNumId w:val="23"/>
   </w:num>
   <w:num w:numId="5">
-    <w:abstractNumId w:val="30"/>
+    <w:abstractNumId w:val="31"/>
   </w:num>
   <w:num w:numId="6">
     <w:abstractNumId w:val="3"/>
@@ -16638,10 +18160,10 @@
     <w:abstractNumId w:val="9"/>
   </w:num>
   <w:num w:numId="8">
-    <w:abstractNumId w:val="21"/>
+    <w:abstractNumId w:val="22"/>
   </w:num>
   <w:num w:numId="9">
-    <w:abstractNumId w:val="26"/>
+    <w:abstractNumId w:val="27"/>
   </w:num>
   <w:num w:numId="10">
     <w:abstractNumId w:val="8"/>
@@ -16650,7 +18172,7 @@
     <w:abstractNumId w:val="5"/>
   </w:num>
   <w:num w:numId="12">
-    <w:abstractNumId w:val="29"/>
+    <w:abstractNumId w:val="30"/>
   </w:num>
   <w:num w:numId="13">
     <w:abstractNumId w:val="0"/>
@@ -16662,16 +18184,16 @@
     <w:abstractNumId w:val="11"/>
   </w:num>
   <w:num w:numId="16">
-    <w:abstractNumId w:val="19"/>
+    <w:abstractNumId w:val="20"/>
   </w:num>
   <w:num w:numId="17">
-    <w:abstractNumId w:val="28"/>
+    <w:abstractNumId w:val="29"/>
   </w:num>
   <w:num w:numId="18">
     <w:abstractNumId w:val="7"/>
   </w:num>
   <w:num w:numId="19">
-    <w:abstractNumId w:val="31"/>
+    <w:abstractNumId w:val="32"/>
   </w:num>
   <w:num w:numId="20">
     <w:abstractNumId w:val="6"/>
@@ -16680,10 +18202,10 @@
     <w:abstractNumId w:val="14"/>
   </w:num>
   <w:num w:numId="22">
-    <w:abstractNumId w:val="18"/>
+    <w:abstractNumId w:val="19"/>
   </w:num>
   <w:num w:numId="23">
-    <w:abstractNumId w:val="27"/>
+    <w:abstractNumId w:val="28"/>
   </w:num>
   <w:num w:numId="24">
     <w:abstractNumId w:val="15"/>
@@ -16692,7 +18214,7 @@
     <w:abstractNumId w:val="13"/>
   </w:num>
   <w:num w:numId="26">
-    <w:abstractNumId w:val="25"/>
+    <w:abstractNumId w:val="26"/>
   </w:num>
   <w:num w:numId="27">
     <w:abstractNumId w:val="1"/>
@@ -16701,25 +18223,28 @@
     <w:abstractNumId w:val="2"/>
   </w:num>
   <w:num w:numId="29">
-    <w:abstractNumId w:val="32"/>
+    <w:abstractNumId w:val="33"/>
   </w:num>
   <w:num w:numId="30">
-    <w:abstractNumId w:val="17"/>
+    <w:abstractNumId w:val="18"/>
   </w:num>
   <w:num w:numId="31">
     <w:abstractNumId w:val="10"/>
   </w:num>
   <w:num w:numId="32">
-    <w:abstractNumId w:val="20"/>
+    <w:abstractNumId w:val="21"/>
   </w:num>
   <w:num w:numId="33">
-    <w:abstractNumId w:val="23"/>
+    <w:abstractNumId w:val="24"/>
+  </w:num>
+  <w:num w:numId="34">
+    <w:abstractNumId w:val="17"/>
   </w:num>
 </w:numbering>
 </file>
 
 <file path=word/styles.xml><?xml version="1.0" encoding="utf-8"?>
-<w:styles xmlns:mc="http://schemas.openxmlformats.org/markup-compatibility/2006" xmlns:r="http://schemas.openxmlformats.org/officeDocument/2006/relationships" xmlns:w="http://schemas.openxmlformats.org/wordprocessingml/2006/main" xmlns:w14="http://schemas.microsoft.com/office/word/2010/wordml" xmlns:w15="http://schemas.microsoft.com/office/word/2012/wordml" xmlns:w16se="http://schemas.microsoft.com/office/word/2015/wordml/symex" mc:Ignorable="w14 w15 w16se">
+<w:styles xmlns:mc="http://schemas.openxmlformats.org/markup-compatibility/2006" xmlns:r="http://schemas.openxmlformats.org/officeDocument/2006/relationships" xmlns:w="http://schemas.openxmlformats.org/wordprocessingml/2006/main" xmlns:w14="http://schemas.microsoft.com/office/word/2010/wordml" xmlns:w15="http://schemas.microsoft.com/office/word/2012/wordml" xmlns:w16cex="http://schemas.microsoft.com/office/word/2018/wordml/cex" xmlns:w16cid="http://schemas.microsoft.com/office/word/2016/wordml/cid" xmlns:w16="http://schemas.microsoft.com/office/word/2018/wordml" xmlns:w16sdtdh="http://schemas.microsoft.com/office/word/2020/wordml/sdtdatahash" xmlns:w16se="http://schemas.microsoft.com/office/word/2015/wordml/symex" mc:Ignorable="w14 w15 w16se w16cid w16 w16cex w16sdtdh">
   <w:docDefaults>
     <w:rPrDefault>
       <w:rPr>
@@ -16735,7 +18260,7 @@
       </w:pPr>
     </w:pPrDefault>
   </w:docDefaults>
-  <w:latentStyles w:defLockedState="0" w:defUIPriority="99" w:defSemiHidden="0" w:defUnhideWhenUsed="0" w:defQFormat="0" w:count="371">
+  <w:latentStyles w:defLockedState="0" w:defUIPriority="99" w:defSemiHidden="0" w:defUnhideWhenUsed="0" w:defQFormat="0" w:count="376">
     <w:lsdException w:name="Normal" w:uiPriority="0" w:qFormat="1"/>
     <w:lsdException w:name="heading 1" w:uiPriority="9" w:qFormat="1"/>
     <w:lsdException w:name="heading 2" w:semiHidden="1" w:uiPriority="9" w:unhideWhenUsed="1" w:qFormat="1"/>
@@ -16841,7 +18366,6 @@
     <w:lsdException w:name="HTML Sample" w:semiHidden="1" w:unhideWhenUsed="1"/>
     <w:lsdException w:name="HTML Typewriter" w:semiHidden="1" w:unhideWhenUsed="1"/>
     <w:lsdException w:name="HTML Variable" w:semiHidden="1" w:unhideWhenUsed="1"/>
-    <w:lsdException w:name="Normal Table" w:semiHidden="1" w:unhideWhenUsed="1"/>
     <w:lsdException w:name="annotation subject" w:semiHidden="1" w:unhideWhenUsed="1"/>
     <w:lsdException w:name="No List" w:semiHidden="1" w:unhideWhenUsed="1"/>
     <w:lsdException w:name="Outline List 1" w:semiHidden="1" w:unhideWhenUsed="1"/>
@@ -16884,11 +18408,8 @@
     <w:lsdException w:name="Table Contemporary" w:semiHidden="1" w:unhideWhenUsed="1"/>
     <w:lsdException w:name="Table Elegant" w:semiHidden="1" w:unhideWhenUsed="1"/>
     <w:lsdException w:name="Table Professional" w:semiHidden="1" w:unhideWhenUsed="1"/>
-    <w:lsdException w:name="Table Subtle 1" w:semiHidden="1" w:unhideWhenUsed="1"/>
     <w:lsdException w:name="Table Subtle 2" w:semiHidden="1" w:unhideWhenUsed="1"/>
     <w:lsdException w:name="Table Web 1" w:semiHidden="1" w:unhideWhenUsed="1"/>
-    <w:lsdException w:name="Table Web 2" w:semiHidden="1" w:unhideWhenUsed="1"/>
-    <w:lsdException w:name="Table Web 3" w:semiHidden="1" w:unhideWhenUsed="1"/>
     <w:lsdException w:name="Balloon Text" w:semiHidden="1" w:unhideWhenUsed="1"/>
     <w:lsdException w:name="Table Grid" w:uiPriority="39"/>
     <w:lsdException w:name="Table Theme" w:semiHidden="1" w:unhideWhenUsed="1"/>
@@ -17107,6 +18628,11 @@
     <w:lsdException w:name="List Table 5 Dark Accent 6" w:uiPriority="50"/>
     <w:lsdException w:name="List Table 6 Colorful Accent 6" w:uiPriority="51"/>
     <w:lsdException w:name="List Table 7 Colorful Accent 6" w:uiPriority="52"/>
+    <w:lsdException w:name="Mention" w:semiHidden="1" w:unhideWhenUsed="1"/>
+    <w:lsdException w:name="Smart Hyperlink" w:semiHidden="1" w:unhideWhenUsed="1"/>
+    <w:lsdException w:name="Hashtag" w:semiHidden="1" w:unhideWhenUsed="1"/>
+    <w:lsdException w:name="Unresolved Mention" w:semiHidden="1" w:unhideWhenUsed="1"/>
+    <w:lsdException w:name="Smart Link" w:semiHidden="1" w:unhideWhenUsed="1"/>
   </w:latentStyles>
   <w:style w:type="paragraph" w:default="1" w:styleId="a">
     <w:name w:val="Normal"/>
@@ -17655,8 +19181,8 @@
       <w:lang w:eastAsia="ar-SA"/>
     </w:rPr>
   </w:style>
-  <w:style w:type="character" w:customStyle="1" w:styleId="UnresolvedMention">
-    <w:name w:val="Unresolved Mention"/>
+  <w:style w:type="character" w:customStyle="1" w:styleId="12">
+    <w:name w:val="Неразрешенное упоминание1"/>
     <w:basedOn w:val="a0"/>
     <w:uiPriority w:val="99"/>
     <w:semiHidden/>
@@ -17672,7 +19198,6 @@
     <w:basedOn w:val="a"/>
     <w:link w:val="HTML0"/>
     <w:uiPriority w:val="99"/>
-    <w:semiHidden/>
     <w:unhideWhenUsed/>
     <w:rsid w:val="00052FE9"/>
     <w:pPr>
@@ -17710,7 +19235,6 @@
     <w:basedOn w:val="a0"/>
     <w:link w:val="HTML"/>
     <w:uiPriority w:val="99"/>
-    <w:semiHidden/>
     <w:rsid w:val="00052FE9"/>
     <w:rPr>
       <w:rFonts w:ascii="Courier New" w:eastAsia="Times New Roman" w:hAnsi="Courier New" w:cs="Courier New"/>
@@ -17777,6 +19301,18 @@
       <w:bCs/>
       <w:iCs/>
       <w:sz w:val="28"/>
+    </w:rPr>
+  </w:style>
+  <w:style w:type="character" w:styleId="af7">
+    <w:name w:val="Unresolved Mention"/>
+    <w:basedOn w:val="a0"/>
+    <w:uiPriority w:val="99"/>
+    <w:semiHidden/>
+    <w:unhideWhenUsed/>
+    <w:rsid w:val="00FD4F1F"/>
+    <w:rPr>
+      <w:color w:val="605E5C"/>
+      <w:shd w:val="clear" w:color="auto" w:fill="E1DFDD"/>
     </w:rPr>
   </w:style>
 </w:styles>

--- a/Текст и прочее/Преддипломная практика/Титульный.docx
+++ b/Текст и прочее/Преддипломная практика/Титульный.docx
@@ -875,7 +875,7 @@
           <w:r>
             <w:fldChar w:fldCharType="separate"/>
           </w:r>
-          <w:hyperlink w:anchor="_Toc165976814" w:history="1">
+          <w:hyperlink w:anchor="_Toc165977894" w:history="1">
             <w:r>
               <w:rPr>
                 <w:rStyle w:val="a5"/>
@@ -903,7 +903,7 @@
                 <w:noProof/>
                 <w:webHidden/>
               </w:rPr>
-              <w:instrText xml:space="preserve"> PAGEREF _Toc165976814 \h </w:instrText>
+              <w:instrText xml:space="preserve"> PAGEREF _Toc165977894 \h </w:instrText>
             </w:r>
             <w:r>
               <w:rPr>
@@ -947,7 +947,7 @@
               <w:lang w:eastAsia="ru-RU"/>
             </w:rPr>
           </w:pPr>
-          <w:hyperlink w:anchor="_Toc165976815" w:history="1">
+          <w:hyperlink w:anchor="_Toc165977895" w:history="1">
             <w:r>
               <w:rPr>
                 <w:rStyle w:val="a5"/>
@@ -975,7 +975,7 @@
                 <w:noProof/>
                 <w:webHidden/>
               </w:rPr>
-              <w:instrText xml:space="preserve"> PAGEREF _Toc165976815 \h </w:instrText>
+              <w:instrText xml:space="preserve"> PAGEREF _Toc165977895 \h </w:instrText>
             </w:r>
             <w:r>
               <w:rPr>
@@ -1019,7 +1019,7 @@
               <w:lang w:eastAsia="ru-RU"/>
             </w:rPr>
           </w:pPr>
-          <w:hyperlink w:anchor="_Toc165976816" w:history="1">
+          <w:hyperlink w:anchor="_Toc165977896" w:history="1">
             <w:r>
               <w:rPr>
                 <w:rStyle w:val="a5"/>
@@ -1047,7 +1047,7 @@
                 <w:noProof/>
                 <w:webHidden/>
               </w:rPr>
-              <w:instrText xml:space="preserve"> PAGEREF _Toc165976816 \h </w:instrText>
+              <w:instrText xml:space="preserve"> PAGEREF _Toc165977896 \h </w:instrText>
             </w:r>
             <w:r>
               <w:rPr>
@@ -1091,7 +1091,7 @@
               <w:lang w:eastAsia="ru-RU"/>
             </w:rPr>
           </w:pPr>
-          <w:hyperlink w:anchor="_Toc165976817" w:history="1">
+          <w:hyperlink w:anchor="_Toc165977897" w:history="1">
             <w:r>
               <w:rPr>
                 <w:rStyle w:val="a5"/>
@@ -1119,7 +1119,7 @@
                 <w:noProof/>
                 <w:webHidden/>
               </w:rPr>
-              <w:instrText xml:space="preserve"> PAGEREF _Toc165976817 \h </w:instrText>
+              <w:instrText xml:space="preserve"> PAGEREF _Toc165977897 \h </w:instrText>
             </w:r>
             <w:r>
               <w:rPr>
@@ -1163,14 +1163,14 @@
               <w:lang w:eastAsia="ru-RU"/>
             </w:rPr>
           </w:pPr>
-          <w:hyperlink w:anchor="_Toc165976818" w:history="1">
+          <w:hyperlink w:anchor="_Toc165977898" w:history="1">
             <w:r>
               <w:rPr>
                 <w:rStyle w:val="a5"/>
                 <w:rFonts w:cs="Times New Roman"/>
                 <w:noProof/>
               </w:rPr>
-              <w:t>Учебная имитационная фирма, торговый дом «Престиж»</w:t>
+              <w:t>1.4 Фамилия, имя, отчество и должность руководителя практики от предприятия</w:t>
             </w:r>
             <w:r>
               <w:rPr>
@@ -1191,7 +1191,7 @@
                 <w:noProof/>
                 <w:webHidden/>
               </w:rPr>
-              <w:instrText xml:space="preserve"> PAGEREF _Toc165976818 \h </w:instrText>
+              <w:instrText xml:space="preserve"> PAGEREF _Toc165977898 \h </w:instrText>
             </w:r>
             <w:r>
               <w:rPr>
@@ -1235,14 +1235,14 @@
               <w:lang w:eastAsia="ru-RU"/>
             </w:rPr>
           </w:pPr>
-          <w:hyperlink w:anchor="_Toc165976819" w:history="1">
+          <w:hyperlink w:anchor="_Toc165977899" w:history="1">
             <w:r>
               <w:rPr>
                 <w:rStyle w:val="a5"/>
                 <w:rFonts w:cs="Times New Roman"/>
                 <w:noProof/>
               </w:rPr>
-              <w:t>1.4 Фамилия, имя, отчество и должность руководителя практики от предприятия</w:t>
+              <w:t>1.5 Режим работы предприятия, охрана труда и техника безопасности</w:t>
             </w:r>
             <w:r>
               <w:rPr>
@@ -1263,7 +1263,7 @@
                 <w:noProof/>
                 <w:webHidden/>
               </w:rPr>
-              <w:instrText xml:space="preserve"> PAGEREF _Toc165976819 \h </w:instrText>
+              <w:instrText xml:space="preserve"> PAGEREF _Toc165977899 \h </w:instrText>
             </w:r>
             <w:r>
               <w:rPr>
@@ -1307,14 +1307,14 @@
               <w:lang w:eastAsia="ru-RU"/>
             </w:rPr>
           </w:pPr>
-          <w:hyperlink w:anchor="_Toc165976820" w:history="1">
+          <w:hyperlink w:anchor="_Toc165977900" w:history="1">
             <w:r>
               <w:rPr>
                 <w:rStyle w:val="a5"/>
                 <w:rFonts w:cs="Times New Roman"/>
                 <w:noProof/>
               </w:rPr>
-              <w:t>1.5 Режим работы предприятия, охрана труда и техника безопасности</w:t>
+              <w:t>2 Индивидуальное задание</w:t>
             </w:r>
             <w:r>
               <w:rPr>
@@ -1335,7 +1335,7 @@
                 <w:noProof/>
                 <w:webHidden/>
               </w:rPr>
-              <w:instrText xml:space="preserve"> PAGEREF _Toc165976820 \h </w:instrText>
+              <w:instrText xml:space="preserve"> PAGEREF _Toc165977900 \h </w:instrText>
             </w:r>
             <w:r>
               <w:rPr>
@@ -1355,7 +1355,7 @@
                 <w:noProof/>
                 <w:webHidden/>
               </w:rPr>
-              <w:t>5</w:t>
+              <w:t>7</w:t>
             </w:r>
             <w:r>
               <w:rPr>
@@ -1379,14 +1379,14 @@
               <w:lang w:eastAsia="ru-RU"/>
             </w:rPr>
           </w:pPr>
-          <w:hyperlink w:anchor="_Toc165976821" w:history="1">
+          <w:hyperlink w:anchor="_Toc165977901" w:history="1">
             <w:r>
               <w:rPr>
                 <w:rStyle w:val="a5"/>
                 <w:rFonts w:cs="Times New Roman"/>
                 <w:noProof/>
               </w:rPr>
-              <w:t>2 Индивидуальное задание</w:t>
+              <w:t>2.1 Формулировка требований к программному изделию, моделирование с помощью диаграмм</w:t>
             </w:r>
             <w:r>
               <w:rPr>
@@ -1407,7 +1407,7 @@
                 <w:noProof/>
                 <w:webHidden/>
               </w:rPr>
-              <w:instrText xml:space="preserve"> PAGEREF _Toc165976821 \h </w:instrText>
+              <w:instrText xml:space="preserve"> PAGEREF _Toc165977901 \h </w:instrText>
             </w:r>
             <w:r>
               <w:rPr>
@@ -1451,14 +1451,14 @@
               <w:lang w:eastAsia="ru-RU"/>
             </w:rPr>
           </w:pPr>
-          <w:hyperlink w:anchor="_Toc165976822" w:history="1">
+          <w:hyperlink w:anchor="_Toc165977902" w:history="1">
             <w:r>
               <w:rPr>
                 <w:rStyle w:val="a5"/>
                 <w:rFonts w:cs="Times New Roman"/>
                 <w:noProof/>
               </w:rPr>
-              <w:t>2.1 Формулировка требований к программному изделию, моделирование с помощью диаграмм</w:t>
+              <w:t>2.2 Формулировка функциональных требований к программному изделию</w:t>
             </w:r>
             <w:r>
               <w:rPr>
@@ -1479,7 +1479,7 @@
                 <w:noProof/>
                 <w:webHidden/>
               </w:rPr>
-              <w:instrText xml:space="preserve"> PAGEREF _Toc165976822 \h </w:instrText>
+              <w:instrText xml:space="preserve"> PAGEREF _Toc165977902 \h </w:instrText>
             </w:r>
             <w:r>
               <w:rPr>
@@ -1499,7 +1499,7 @@
                 <w:noProof/>
                 <w:webHidden/>
               </w:rPr>
-              <w:t>7</w:t>
+              <w:t>8</w:t>
             </w:r>
             <w:r>
               <w:rPr>
@@ -1523,14 +1523,14 @@
               <w:lang w:eastAsia="ru-RU"/>
             </w:rPr>
           </w:pPr>
-          <w:hyperlink w:anchor="_Toc165976823" w:history="1">
+          <w:hyperlink w:anchor="_Toc165977903" w:history="1">
             <w:r>
               <w:rPr>
                 <w:rStyle w:val="a5"/>
                 <w:rFonts w:cs="Times New Roman"/>
                 <w:noProof/>
               </w:rPr>
-              <w:t>2.2 Формулировка функциональных требований к программному изделию</w:t>
+              <w:t>2.3 Построение информационно-логической схемы данных, формулировка требований по информационному обеспечению программного изделия</w:t>
             </w:r>
             <w:r>
               <w:rPr>
@@ -1551,7 +1551,7 @@
                 <w:noProof/>
                 <w:webHidden/>
               </w:rPr>
-              <w:instrText xml:space="preserve"> PAGEREF _Toc165976823 \h </w:instrText>
+              <w:instrText xml:space="preserve"> PAGEREF _Toc165977903 \h </w:instrText>
             </w:r>
             <w:r>
               <w:rPr>
@@ -1595,14 +1595,14 @@
               <w:lang w:eastAsia="ru-RU"/>
             </w:rPr>
           </w:pPr>
-          <w:hyperlink w:anchor="_Toc165976824" w:history="1">
+          <w:hyperlink w:anchor="_Toc165977904" w:history="1">
             <w:r>
               <w:rPr>
                 <w:rStyle w:val="a5"/>
                 <w:rFonts w:cs="Times New Roman"/>
                 <w:noProof/>
               </w:rPr>
-              <w:t>2.3 Построение информационно-логической схемы данных, формулировка требований по информационному обеспечению программного изделия</w:t>
+              <w:t>2.4 Создание функциональной модели предметной области, диаграмм потоков данных (процессов) DFD, диаграмм классов</w:t>
             </w:r>
             <w:r>
               <w:rPr>
@@ -1623,7 +1623,7 @@
                 <w:noProof/>
                 <w:webHidden/>
               </w:rPr>
-              <w:instrText xml:space="preserve"> PAGEREF _Toc165976824 \h </w:instrText>
+              <w:instrText xml:space="preserve"> PAGEREF _Toc165977904 \h </w:instrText>
             </w:r>
             <w:r>
               <w:rPr>
@@ -1643,7 +1643,7 @@
                 <w:noProof/>
                 <w:webHidden/>
               </w:rPr>
-              <w:t>8</w:t>
+              <w:t>11</w:t>
             </w:r>
             <w:r>
               <w:rPr>
@@ -1667,14 +1667,14 @@
               <w:lang w:eastAsia="ru-RU"/>
             </w:rPr>
           </w:pPr>
-          <w:hyperlink w:anchor="_Toc165976825" w:history="1">
+          <w:hyperlink w:anchor="_Toc165977905" w:history="1">
             <w:r>
               <w:rPr>
                 <w:rStyle w:val="a5"/>
                 <w:rFonts w:cs="Times New Roman"/>
                 <w:noProof/>
               </w:rPr>
-              <w:t>2.4 Создание функциональной модели предметной области, диаграмм потоков данных (процессов) DFD, диаграмм классов</w:t>
+              <w:t>2.5 Формулирование проектных решений по функциональной и информационной структуре разрабатываемого программного изделия, обоснование использования инструментальных средств разработки программного изделия</w:t>
             </w:r>
             <w:r>
               <w:rPr>
@@ -1695,7 +1695,7 @@
                 <w:noProof/>
                 <w:webHidden/>
               </w:rPr>
-              <w:instrText xml:space="preserve"> PAGEREF _Toc165976825 \h </w:instrText>
+              <w:instrText xml:space="preserve"> PAGEREF _Toc165977905 \h </w:instrText>
             </w:r>
             <w:r>
               <w:rPr>
@@ -1739,14 +1739,31 @@
               <w:lang w:eastAsia="ru-RU"/>
             </w:rPr>
           </w:pPr>
-          <w:hyperlink w:anchor="_Toc165976826" w:history="1">
+          <w:hyperlink w:anchor="_Toc165977906" w:history="1">
             <w:r>
               <w:rPr>
                 <w:rStyle w:val="a5"/>
                 <w:rFonts w:cs="Times New Roman"/>
                 <w:noProof/>
               </w:rPr>
-              <w:t>2.5 Формулирование проектных решений по функциональной и информационной структуре разрабатываемого программного изделия, обоснование использования инструментальных средств разработки программного изделия</w:t>
+              <w:t xml:space="preserve">2.5.1 </w:t>
+            </w:r>
+            <w:r>
+              <w:rPr>
+                <w:rStyle w:val="a5"/>
+                <w:rFonts w:cs="Times New Roman"/>
+                <w:noProof/>
+                <w:lang w:val="en-US"/>
+              </w:rPr>
+              <w:t>C</w:t>
+            </w:r>
+            <w:r>
+              <w:rPr>
+                <w:rStyle w:val="a5"/>
+                <w:rFonts w:cs="Times New Roman"/>
+                <w:noProof/>
+              </w:rPr>
+              <w:t>#</w:t>
             </w:r>
             <w:r>
               <w:rPr>
@@ -1767,7 +1784,7 @@
                 <w:noProof/>
                 <w:webHidden/>
               </w:rPr>
-              <w:instrText xml:space="preserve"> PAGEREF _Toc165976826 \h </w:instrText>
+              <w:instrText xml:space="preserve"> PAGEREF _Toc165977906 \h </w:instrText>
             </w:r>
             <w:r>
               <w:rPr>
@@ -1811,14 +1828,14 @@
               <w:lang w:eastAsia="ru-RU"/>
             </w:rPr>
           </w:pPr>
-          <w:hyperlink w:anchor="_Toc165976827" w:history="1">
+          <w:hyperlink w:anchor="_Toc165977907" w:history="1">
             <w:r>
               <w:rPr>
                 <w:rStyle w:val="a5"/>
                 <w:rFonts w:cs="Times New Roman"/>
                 <w:noProof/>
               </w:rPr>
-              <w:t xml:space="preserve">2.5.1 </w:t>
+              <w:t xml:space="preserve">2.5.2 </w:t>
             </w:r>
             <w:r>
               <w:rPr>
@@ -1827,15 +1844,7 @@
                 <w:noProof/>
                 <w:lang w:val="en-US"/>
               </w:rPr>
-              <w:t>C</w:t>
-            </w:r>
-            <w:r>
-              <w:rPr>
-                <w:rStyle w:val="a5"/>
-                <w:rFonts w:cs="Times New Roman"/>
-                <w:noProof/>
-              </w:rPr>
-              <w:t>#</w:t>
+              <w:t>Avalonia</w:t>
             </w:r>
             <w:r>
               <w:rPr>
@@ -1856,7 +1865,7 @@
                 <w:noProof/>
                 <w:webHidden/>
               </w:rPr>
-              <w:instrText xml:space="preserve"> PAGEREF _Toc165976827 \h </w:instrText>
+              <w:instrText xml:space="preserve"> PAGEREF _Toc165977907 \h </w:instrText>
             </w:r>
             <w:r>
               <w:rPr>
@@ -1876,7 +1885,7 @@
                 <w:noProof/>
                 <w:webHidden/>
               </w:rPr>
-              <w:t>11</w:t>
+              <w:t>14</w:t>
             </w:r>
             <w:r>
               <w:rPr>
@@ -1900,14 +1909,14 @@
               <w:lang w:eastAsia="ru-RU"/>
             </w:rPr>
           </w:pPr>
-          <w:hyperlink w:anchor="_Toc165976828" w:history="1">
+          <w:hyperlink w:anchor="_Toc165977908" w:history="1">
             <w:r>
               <w:rPr>
                 <w:rStyle w:val="a5"/>
                 <w:rFonts w:cs="Times New Roman"/>
                 <w:noProof/>
               </w:rPr>
-              <w:t xml:space="preserve">2.5.2 </w:t>
+              <w:t xml:space="preserve">2.5.3 </w:t>
             </w:r>
             <w:r>
               <w:rPr>
@@ -1916,7 +1925,7 @@
                 <w:noProof/>
                 <w:lang w:val="en-US"/>
               </w:rPr>
-              <w:t>Avalonia</w:t>
+              <w:t>ReactiveUI</w:t>
             </w:r>
             <w:r>
               <w:rPr>
@@ -1937,7 +1946,7 @@
                 <w:noProof/>
                 <w:webHidden/>
               </w:rPr>
-              <w:instrText xml:space="preserve"> PAGEREF _Toc165976828 \h </w:instrText>
+              <w:instrText xml:space="preserve"> PAGEREF _Toc165977908 \h </w:instrText>
             </w:r>
             <w:r>
               <w:rPr>
@@ -1957,7 +1966,7 @@
                 <w:noProof/>
                 <w:webHidden/>
               </w:rPr>
-              <w:t>14</w:t>
+              <w:t>15</w:t>
             </w:r>
             <w:r>
               <w:rPr>
@@ -1981,23 +1990,14 @@
               <w:lang w:eastAsia="ru-RU"/>
             </w:rPr>
           </w:pPr>
-          <w:hyperlink w:anchor="_Toc165976829" w:history="1">
+          <w:hyperlink w:anchor="_Toc165977909" w:history="1">
             <w:r>
               <w:rPr>
                 <w:rStyle w:val="a5"/>
                 <w:rFonts w:cs="Times New Roman"/>
                 <w:noProof/>
               </w:rPr>
-              <w:t xml:space="preserve">2.5.3 </w:t>
-            </w:r>
-            <w:r>
-              <w:rPr>
-                <w:rStyle w:val="a5"/>
-                <w:rFonts w:cs="Times New Roman"/>
-                <w:noProof/>
-                <w:lang w:val="en-US"/>
-              </w:rPr>
-              <w:t>ReactiveUI</w:t>
+              <w:t>2.5.3 Принцип работы приложения</w:t>
             </w:r>
             <w:r>
               <w:rPr>
@@ -2018,7 +2018,7 @@
                 <w:noProof/>
                 <w:webHidden/>
               </w:rPr>
-              <w:instrText xml:space="preserve"> PAGEREF _Toc165976829 \h </w:instrText>
+              <w:instrText xml:space="preserve"> PAGEREF _Toc165977909 \h </w:instrText>
             </w:r>
             <w:r>
               <w:rPr>
@@ -2038,7 +2038,7 @@
                 <w:noProof/>
                 <w:webHidden/>
               </w:rPr>
-              <w:t>15</w:t>
+              <w:t>16</w:t>
             </w:r>
             <w:r>
               <w:rPr>
@@ -2062,14 +2062,14 @@
               <w:lang w:eastAsia="ru-RU"/>
             </w:rPr>
           </w:pPr>
-          <w:hyperlink w:anchor="_Toc165976830" w:history="1">
+          <w:hyperlink w:anchor="_Toc165977910" w:history="1">
             <w:r>
               <w:rPr>
                 <w:rStyle w:val="a5"/>
                 <w:rFonts w:cs="Times New Roman"/>
                 <w:noProof/>
               </w:rPr>
-              <w:t>2.5.3 Принцип работы приложения</w:t>
+              <w:t>2.6 Идентификация элементов и описание свойств входной и выходной информации, алгоритма решения задачи, составление контрольного примера</w:t>
             </w:r>
             <w:r>
               <w:rPr>
@@ -2090,7 +2090,7 @@
                 <w:noProof/>
                 <w:webHidden/>
               </w:rPr>
-              <w:instrText xml:space="preserve"> PAGEREF _Toc165976830 \h </w:instrText>
+              <w:instrText xml:space="preserve"> PAGEREF _Toc165977910 \h </w:instrText>
             </w:r>
             <w:r>
               <w:rPr>
@@ -2134,14 +2134,14 @@
               <w:lang w:eastAsia="ru-RU"/>
             </w:rPr>
           </w:pPr>
-          <w:hyperlink w:anchor="_Toc165976831" w:history="1">
+          <w:hyperlink w:anchor="_Toc165977911" w:history="1">
             <w:r>
               <w:rPr>
                 <w:rStyle w:val="a5"/>
                 <w:rFonts w:cs="Times New Roman"/>
                 <w:noProof/>
               </w:rPr>
-              <w:t>2.6 Идентификация элементов и описание свойств входной и выходной информации, алгоритма решения задачи, составление контрольного примера</w:t>
+              <w:t>2.7 Выделение объектов-сущностей, выстраивание инфологической модели задачи</w:t>
             </w:r>
             <w:r>
               <w:rPr>
@@ -2162,7 +2162,7 @@
                 <w:noProof/>
                 <w:webHidden/>
               </w:rPr>
-              <w:instrText xml:space="preserve"> PAGEREF _Toc165976831 \h </w:instrText>
+              <w:instrText xml:space="preserve"> PAGEREF _Toc165977911 \h </w:instrText>
             </w:r>
             <w:r>
               <w:rPr>
@@ -2206,14 +2206,14 @@
               <w:lang w:eastAsia="ru-RU"/>
             </w:rPr>
           </w:pPr>
-          <w:hyperlink w:anchor="_Toc165976832" w:history="1">
+          <w:hyperlink w:anchor="_Toc165977912" w:history="1">
             <w:r>
               <w:rPr>
                 <w:rStyle w:val="a5"/>
                 <w:rFonts w:cs="Times New Roman"/>
                 <w:noProof/>
               </w:rPr>
-              <w:t>2.7 Выделение объектов-сущностей, выстраивание инфологической модели задачи</w:t>
+              <w:t>2.8 Описание шагов алгоритма в неформальной (словесной) форме</w:t>
             </w:r>
             <w:r>
               <w:rPr>
@@ -2234,7 +2234,7 @@
                 <w:noProof/>
                 <w:webHidden/>
               </w:rPr>
-              <w:instrText xml:space="preserve"> PAGEREF _Toc165976832 \h </w:instrText>
+              <w:instrText xml:space="preserve"> PAGEREF _Toc165977912 \h </w:instrText>
             </w:r>
             <w:r>
               <w:rPr>
@@ -2254,7 +2254,7 @@
                 <w:noProof/>
                 <w:webHidden/>
               </w:rPr>
-              <w:t>16</w:t>
+              <w:t>18</w:t>
             </w:r>
             <w:r>
               <w:rPr>
@@ -2278,14 +2278,14 @@
               <w:lang w:eastAsia="ru-RU"/>
             </w:rPr>
           </w:pPr>
-          <w:hyperlink w:anchor="_Toc165976833" w:history="1">
+          <w:hyperlink w:anchor="_Toc165977913" w:history="1">
             <w:r>
               <w:rPr>
                 <w:rStyle w:val="a5"/>
                 <w:rFonts w:cs="Times New Roman"/>
                 <w:noProof/>
               </w:rPr>
-              <w:t>2.8 Описание шагов алгоритма в неформальной (словесной) форме</w:t>
+              <w:t>2.9 Выполнение анализа информационных ресурсов и категорирование их конфиденциальности, анализ основных угроз защищённости данных, определение комплекса мер нейтрализации угрозы безопасности данных</w:t>
             </w:r>
             <w:r>
               <w:rPr>
@@ -2306,7 +2306,7 @@
                 <w:noProof/>
                 <w:webHidden/>
               </w:rPr>
-              <w:instrText xml:space="preserve"> PAGEREF _Toc165976833 \h </w:instrText>
+              <w:instrText xml:space="preserve"> PAGEREF _Toc165977913 \h </w:instrText>
             </w:r>
             <w:r>
               <w:rPr>
@@ -2350,14 +2350,14 @@
               <w:lang w:eastAsia="ru-RU"/>
             </w:rPr>
           </w:pPr>
-          <w:hyperlink w:anchor="_Toc165976834" w:history="1">
+          <w:hyperlink w:anchor="_Toc165977914" w:history="1">
             <w:r>
               <w:rPr>
                 <w:rStyle w:val="a5"/>
                 <w:rFonts w:cs="Times New Roman"/>
                 <w:noProof/>
               </w:rPr>
-              <w:t>2.9 Выполнение анализа информационных ресурсов и категорирование их конфиденциальности, анализ основных угроз защищённости данных, определение комплекса мер нейтрализации угрозы безопасности данных</w:t>
+              <w:t>2.10 Выполнение резервирования и восстановления данных</w:t>
             </w:r>
             <w:r>
               <w:rPr>
@@ -2378,7 +2378,7 @@
                 <w:noProof/>
                 <w:webHidden/>
               </w:rPr>
-              <w:instrText xml:space="preserve"> PAGEREF _Toc165976834 \h </w:instrText>
+              <w:instrText xml:space="preserve"> PAGEREF _Toc165977914 \h </w:instrText>
             </w:r>
             <w:r>
               <w:rPr>
@@ -2398,7 +2398,7 @@
                 <w:noProof/>
                 <w:webHidden/>
               </w:rPr>
-              <w:t>18</w:t>
+              <w:t>19</w:t>
             </w:r>
             <w:r>
               <w:rPr>
@@ -2422,14 +2422,14 @@
               <w:lang w:eastAsia="ru-RU"/>
             </w:rPr>
           </w:pPr>
-          <w:hyperlink w:anchor="_Toc165976835" w:history="1">
+          <w:hyperlink w:anchor="_Toc165977915" w:history="1">
             <w:r>
               <w:rPr>
                 <w:rStyle w:val="a5"/>
                 <w:rFonts w:cs="Times New Roman"/>
                 <w:noProof/>
               </w:rPr>
-              <w:t>2.10 Выполнение резервирования и восстановления данных</w:t>
+              <w:t>2.11 Разделение большой задачи на модули, выделение функции каждого модуля</w:t>
             </w:r>
             <w:r>
               <w:rPr>
@@ -2450,7 +2450,7 @@
                 <w:noProof/>
                 <w:webHidden/>
               </w:rPr>
-              <w:instrText xml:space="preserve"> PAGEREF _Toc165976835 \h </w:instrText>
+              <w:instrText xml:space="preserve"> PAGEREF _Toc165977915 \h </w:instrText>
             </w:r>
             <w:r>
               <w:rPr>
@@ -2494,14 +2494,14 @@
               <w:lang w:eastAsia="ru-RU"/>
             </w:rPr>
           </w:pPr>
-          <w:hyperlink w:anchor="_Toc165976836" w:history="1">
+          <w:hyperlink w:anchor="_Toc165977916" w:history="1">
             <w:r>
               <w:rPr>
                 <w:rStyle w:val="a5"/>
                 <w:rFonts w:cs="Times New Roman"/>
                 <w:noProof/>
               </w:rPr>
-              <w:t>2.11 Разделение большой задачи на модули, выделение функции каждого модуля</w:t>
+              <w:t>2.12 Выполнение оценки затрат</w:t>
             </w:r>
             <w:r>
               <w:rPr>
@@ -2522,7 +2522,7 @@
                 <w:noProof/>
                 <w:webHidden/>
               </w:rPr>
-              <w:instrText xml:space="preserve"> PAGEREF _Toc165976836 \h </w:instrText>
+              <w:instrText xml:space="preserve"> PAGEREF _Toc165977916 \h </w:instrText>
             </w:r>
             <w:r>
               <w:rPr>
@@ -2542,7 +2542,7 @@
                 <w:noProof/>
                 <w:webHidden/>
               </w:rPr>
-              <w:t>19</w:t>
+              <w:t>20</w:t>
             </w:r>
             <w:r>
               <w:rPr>
@@ -2566,14 +2566,14 @@
               <w:lang w:eastAsia="ru-RU"/>
             </w:rPr>
           </w:pPr>
-          <w:hyperlink w:anchor="_Toc165976837" w:history="1">
+          <w:hyperlink w:anchor="_Toc165977917" w:history="1">
             <w:r>
               <w:rPr>
                 <w:rStyle w:val="a5"/>
                 <w:rFonts w:cs="Times New Roman"/>
                 <w:noProof/>
               </w:rPr>
-              <w:t>2.12 Выполнение оценки затрат</w:t>
+              <w:t>2.13 Создание интерактивных программ с «дружественным» интерфейсом пользователя</w:t>
             </w:r>
             <w:r>
               <w:rPr>
@@ -2594,7 +2594,7 @@
                 <w:noProof/>
                 <w:webHidden/>
               </w:rPr>
-              <w:instrText xml:space="preserve"> PAGEREF _Toc165976837 \h </w:instrText>
+              <w:instrText xml:space="preserve"> PAGEREF _Toc165977917 \h </w:instrText>
             </w:r>
             <w:r>
               <w:rPr>
@@ -2614,7 +2614,7 @@
                 <w:noProof/>
                 <w:webHidden/>
               </w:rPr>
-              <w:t>20</w:t>
+              <w:t>21</w:t>
             </w:r>
             <w:r>
               <w:rPr>
@@ -2638,14 +2638,14 @@
               <w:lang w:eastAsia="ru-RU"/>
             </w:rPr>
           </w:pPr>
-          <w:hyperlink w:anchor="_Toc165976838" w:history="1">
+          <w:hyperlink w:anchor="_Toc165977918" w:history="1">
             <w:r>
               <w:rPr>
                 <w:rStyle w:val="a5"/>
                 <w:rFonts w:cs="Times New Roman"/>
                 <w:noProof/>
               </w:rPr>
-              <w:t>2.13 Создание интерактивных программ с «дружественным» интерфейсом пользователя</w:t>
+              <w:t>2.14 Создание системы тестирования программного изделия</w:t>
             </w:r>
             <w:r>
               <w:rPr>
@@ -2666,7 +2666,7 @@
                 <w:noProof/>
                 <w:webHidden/>
               </w:rPr>
-              <w:instrText xml:space="preserve"> PAGEREF _Toc165976838 \h </w:instrText>
+              <w:instrText xml:space="preserve"> PAGEREF _Toc165977918 \h </w:instrText>
             </w:r>
             <w:r>
               <w:rPr>
@@ -2710,14 +2710,14 @@
               <w:lang w:eastAsia="ru-RU"/>
             </w:rPr>
           </w:pPr>
-          <w:hyperlink w:anchor="_Toc165976839" w:history="1">
+          <w:hyperlink w:anchor="_Toc165977919" w:history="1">
             <w:r>
               <w:rPr>
                 <w:rStyle w:val="a5"/>
                 <w:rFonts w:cs="Times New Roman"/>
                 <w:noProof/>
               </w:rPr>
-              <w:t>2.14 Создание системы тестирования программного изделия</w:t>
+              <w:t>2.15 Создание документации программиста</w:t>
             </w:r>
             <w:r>
               <w:rPr>
@@ -2738,7 +2738,7 @@
                 <w:noProof/>
                 <w:webHidden/>
               </w:rPr>
-              <w:instrText xml:space="preserve"> PAGEREF _Toc165976839 \h </w:instrText>
+              <w:instrText xml:space="preserve"> PAGEREF _Toc165977919 \h </w:instrText>
             </w:r>
             <w:r>
               <w:rPr>
@@ -2758,7 +2758,7 @@
                 <w:noProof/>
                 <w:webHidden/>
               </w:rPr>
-              <w:t>21</w:t>
+              <w:t>22</w:t>
             </w:r>
             <w:r>
               <w:rPr>
@@ -2782,14 +2782,14 @@
               <w:lang w:eastAsia="ru-RU"/>
             </w:rPr>
           </w:pPr>
-          <w:hyperlink w:anchor="_Toc165976840" w:history="1">
+          <w:hyperlink w:anchor="_Toc165977920" w:history="1">
             <w:r>
               <w:rPr>
                 <w:rStyle w:val="a5"/>
                 <w:rFonts w:cs="Times New Roman"/>
                 <w:noProof/>
               </w:rPr>
-              <w:t>2.15 Создание документации программиста</w:t>
+              <w:t>Список использованных источник</w:t>
             </w:r>
             <w:r>
               <w:rPr>
@@ -2810,79 +2810,7 @@
                 <w:noProof/>
                 <w:webHidden/>
               </w:rPr>
-              <w:instrText xml:space="preserve"> PAGEREF _Toc165976840 \h </w:instrText>
-            </w:r>
-            <w:r>
-              <w:rPr>
-                <w:noProof/>
-                <w:webHidden/>
-              </w:rPr>
-            </w:r>
-            <w:r>
-              <w:rPr>
-                <w:noProof/>
-                <w:webHidden/>
-              </w:rPr>
-              <w:fldChar w:fldCharType="separate"/>
-            </w:r>
-            <w:r>
-              <w:rPr>
-                <w:noProof/>
-                <w:webHidden/>
-              </w:rPr>
-              <w:t>22</w:t>
-            </w:r>
-            <w:r>
-              <w:rPr>
-                <w:noProof/>
-                <w:webHidden/>
-              </w:rPr>
-              <w:fldChar w:fldCharType="end"/>
-            </w:r>
-          </w:hyperlink>
-        </w:p>
-        <w:p>
-          <w:pPr>
-            <w:pStyle w:val="11"/>
-            <w:tabs>
-              <w:tab w:val="right" w:leader="dot" w:pos="9911"/>
-            </w:tabs>
-            <w:rPr>
-              <w:rFonts w:asciiTheme="minorHAnsi" w:eastAsiaTheme="minorEastAsia" w:hAnsiTheme="minorHAnsi"/>
-              <w:noProof/>
-              <w:sz w:val="22"/>
-              <w:lang w:eastAsia="ru-RU"/>
-            </w:rPr>
-          </w:pPr>
-          <w:hyperlink w:anchor="_Toc165976841" w:history="1">
-            <w:r>
-              <w:rPr>
-                <w:rStyle w:val="a5"/>
-                <w:rFonts w:cs="Times New Roman"/>
-                <w:noProof/>
-              </w:rPr>
-              <w:t>Список использованных источник</w:t>
-            </w:r>
-            <w:r>
-              <w:rPr>
-                <w:noProof/>
-                <w:webHidden/>
-              </w:rPr>
-              <w:tab/>
-            </w:r>
-            <w:r>
-              <w:rPr>
-                <w:noProof/>
-                <w:webHidden/>
-              </w:rPr>
-              <w:fldChar w:fldCharType="begin"/>
-            </w:r>
-            <w:r>
-              <w:rPr>
-                <w:noProof/>
-                <w:webHidden/>
-              </w:rPr>
-              <w:instrText xml:space="preserve"> PAGEREF _Toc165976841 \h </w:instrText>
+              <w:instrText xml:space="preserve"> PAGEREF _Toc165977920 \h </w:instrText>
             </w:r>
             <w:r>
               <w:rPr>
@@ -2960,7 +2888,7 @@
       <w:bookmarkStart w:id="0" w:name="_Toc26605209"/>
       <w:bookmarkStart w:id="1" w:name="_Toc37693508"/>
       <w:bookmarkStart w:id="2" w:name="_Toc164150998"/>
-      <w:bookmarkStart w:id="3" w:name="_Toc165976814"/>
+      <w:bookmarkStart w:id="3" w:name="_Toc165977894"/>
       <w:r>
         <w:rPr>
           <w:rFonts w:cs="Times New Roman"/>
@@ -2987,7 +2915,7 @@
       <w:bookmarkStart w:id="4" w:name="_Toc26605210"/>
       <w:bookmarkStart w:id="5" w:name="_Toc37693509"/>
       <w:bookmarkStart w:id="6" w:name="_Toc164150999"/>
-      <w:bookmarkStart w:id="7" w:name="_Toc165976815"/>
+      <w:bookmarkStart w:id="7" w:name="_Toc165977895"/>
       <w:r>
         <w:rPr>
           <w:rFonts w:cs="Times New Roman"/>
@@ -3187,7 +3115,7 @@
           <w:szCs w:val="28"/>
         </w:rPr>
       </w:pPr>
-      <w:bookmarkStart w:id="11" w:name="_Toc165976816"/>
+      <w:bookmarkStart w:id="11" w:name="_Toc165977896"/>
       <w:r>
         <w:rPr>
           <w:rFonts w:cs="Times New Roman"/>
@@ -3500,7 +3428,7 @@
           <w:szCs w:val="28"/>
         </w:rPr>
       </w:pPr>
-      <w:bookmarkStart w:id="12" w:name="_Toc165976817"/>
+      <w:bookmarkStart w:id="12" w:name="_Toc165977897"/>
       <w:r>
         <w:rPr>
           <w:rFonts w:cs="Times New Roman"/>
@@ -3512,30 +3440,19 @@
     </w:p>
     <w:p>
       <w:pPr>
-        <w:pStyle w:val="af3"/>
-        <w:ind w:firstLine="709"/>
-        <w:jc w:val="both"/>
-        <w:rPr>
-          <w:rFonts w:cs="Times New Roman"/>
-          <w:b w:val="0"/>
-          <w:szCs w:val="28"/>
+        <w:ind w:firstLine="708"/>
+        <w:rPr>
+          <w:b/>
         </w:rPr>
       </w:pPr>
       <w:bookmarkStart w:id="13" w:name="_Toc165667576"/>
       <w:bookmarkStart w:id="14" w:name="_Toc26605213"/>
       <w:bookmarkStart w:id="15" w:name="_Toc37693512"/>
       <w:bookmarkStart w:id="16" w:name="_Toc164151002"/>
-      <w:bookmarkStart w:id="17" w:name="_Toc165976818"/>
-      <w:r>
-        <w:rPr>
-          <w:rFonts w:cs="Times New Roman"/>
-          <w:b w:val="0"/>
-          <w:szCs w:val="28"/>
-        </w:rPr>
+      <w:r>
         <w:t>Учебная имитационная фирма, торговый дом «Престиж»</w:t>
       </w:r>
       <w:bookmarkEnd w:id="13"/>
-      <w:bookmarkEnd w:id="17"/>
     </w:p>
     <w:p>
       <w:pPr>
@@ -3547,7 +3464,7 @@
           <w:szCs w:val="28"/>
         </w:rPr>
       </w:pPr>
-      <w:bookmarkStart w:id="18" w:name="_Toc165976819"/>
+      <w:bookmarkStart w:id="17" w:name="_Toc165977898"/>
       <w:r>
         <w:rPr>
           <w:rFonts w:cs="Times New Roman"/>
@@ -3558,7 +3475,7 @@
       <w:bookmarkEnd w:id="14"/>
       <w:bookmarkEnd w:id="15"/>
       <w:bookmarkEnd w:id="16"/>
-      <w:bookmarkEnd w:id="18"/>
+      <w:bookmarkEnd w:id="17"/>
       <w:r>
         <w:rPr>
           <w:rFonts w:cs="Times New Roman"/>
@@ -3624,7 +3541,7 @@
           <w:szCs w:val="28"/>
         </w:rPr>
       </w:pPr>
-      <w:bookmarkStart w:id="19" w:name="_Toc165976820"/>
+      <w:bookmarkStart w:id="18" w:name="_Toc165977899"/>
       <w:r>
         <w:rPr>
           <w:rFonts w:cs="Times New Roman"/>
@@ -3646,7 +3563,7 @@
         </w:rPr>
         <w:t xml:space="preserve"> Режим работы предприятия, охрана труда и техника безопасности</w:t>
       </w:r>
-      <w:bookmarkEnd w:id="19"/>
+      <w:bookmarkEnd w:id="18"/>
     </w:p>
     <w:p>
       <w:pPr>
@@ -4544,7 +4461,7 @@
           <w:szCs w:val="28"/>
         </w:rPr>
       </w:pPr>
-      <w:bookmarkStart w:id="20" w:name="_Toc165976821"/>
+      <w:bookmarkStart w:id="19" w:name="_Toc165977900"/>
       <w:r>
         <w:rPr>
           <w:rFonts w:cs="Times New Roman"/>
@@ -4552,7 +4469,7 @@
         </w:rPr>
         <w:t>2 Индивидуальное задание</w:t>
       </w:r>
-      <w:bookmarkEnd w:id="20"/>
+      <w:bookmarkEnd w:id="19"/>
     </w:p>
     <w:p>
       <w:pPr>
@@ -4564,7 +4481,7 @@
           <w:szCs w:val="28"/>
         </w:rPr>
       </w:pPr>
-      <w:bookmarkStart w:id="21" w:name="_Toc165976822"/>
+      <w:bookmarkStart w:id="20" w:name="_Toc165977901"/>
       <w:r>
         <w:rPr>
           <w:rFonts w:cs="Times New Roman"/>
@@ -4572,7 +4489,7 @@
         </w:rPr>
         <w:t>2.1 Формулировка требований к программному изделию, моделирование с помощью диаграмм</w:t>
       </w:r>
-      <w:bookmarkEnd w:id="21"/>
+      <w:bookmarkEnd w:id="20"/>
     </w:p>
     <w:p>
       <w:pPr>
@@ -4613,7 +4530,7 @@
         </w:rPr>
         <w:t xml:space="preserve"> и ASP.NET(Web-API).</w:t>
       </w:r>
-      <w:bookmarkStart w:id="22" w:name="_Toc164151012"/>
+      <w:bookmarkStart w:id="21" w:name="_Toc164151012"/>
     </w:p>
     <w:p>
       <w:pPr>
@@ -4690,7 +4607,7 @@
         </w:rPr>
         <w:t xml:space="preserve"> </w:t>
       </w:r>
-      <w:bookmarkStart w:id="23" w:name="_Toc165976823"/>
+      <w:bookmarkStart w:id="22" w:name="_Toc165977902"/>
       <w:r>
         <w:rPr>
           <w:rFonts w:cs="Times New Roman"/>
@@ -4698,8 +4615,8 @@
         </w:rPr>
         <w:t>2.2 Формулировка функциональных требований к программному изделию</w:t>
       </w:r>
+      <w:bookmarkEnd w:id="21"/>
       <w:bookmarkEnd w:id="22"/>
-      <w:bookmarkEnd w:id="23"/>
     </w:p>
     <w:p>
       <w:pPr>
@@ -4788,7 +4705,7 @@
           <w:szCs w:val="28"/>
         </w:rPr>
       </w:pPr>
-      <w:bookmarkStart w:id="24" w:name="_Toc165976824"/>
+      <w:bookmarkStart w:id="23" w:name="_Toc165977903"/>
       <w:r>
         <w:rPr>
           <w:rFonts w:cs="Times New Roman"/>
@@ -4796,7 +4713,7 @@
         </w:rPr>
         <w:t>2.3 Построение информационно-логической схемы данных, формулировка требований по информационному обеспечению программного изделия</w:t>
       </w:r>
-      <w:bookmarkEnd w:id="24"/>
+      <w:bookmarkEnd w:id="23"/>
     </w:p>
     <w:p>
       <w:pPr>
@@ -5138,7 +5055,7 @@
           <w:szCs w:val="28"/>
         </w:rPr>
       </w:pPr>
-      <w:bookmarkStart w:id="25" w:name="_Toc165976825"/>
+      <w:bookmarkStart w:id="24" w:name="_Toc165977904"/>
       <w:r>
         <w:rPr>
           <w:rFonts w:cs="Times New Roman"/>
@@ -5147,7 +5064,7 @@
         <w:lastRenderedPageBreak/>
         <w:t>2.4 Создание функциональной модели предметной области, диаграмм потоков данных (процессов) DFD, диаграмм классов</w:t>
       </w:r>
-      <w:bookmarkEnd w:id="25"/>
+      <w:bookmarkEnd w:id="24"/>
     </w:p>
     <w:p>
       <w:pPr>
@@ -5253,7 +5170,7 @@
           <w:szCs w:val="28"/>
         </w:rPr>
       </w:pPr>
-      <w:bookmarkStart w:id="26" w:name="_Toc165976826"/>
+      <w:bookmarkStart w:id="25" w:name="_Toc165977905"/>
       <w:r>
         <w:rPr>
           <w:rFonts w:cs="Times New Roman"/>
@@ -5261,31 +5178,31 @@
         </w:rPr>
         <w:t>2.5 Формулирование проектных решений по функциональной и информационной структуре разрабатываемого программного изделия, обоснование использования инструментальных средств разработки программного изделия</w:t>
       </w:r>
+      <w:bookmarkEnd w:id="25"/>
+    </w:p>
+    <w:p>
+      <w:pPr>
+        <w:ind w:firstLine="709"/>
+        <w:rPr>
+          <w:rFonts w:cs="Times New Roman"/>
+          <w:b/>
+          <w:bCs/>
+          <w:szCs w:val="28"/>
+        </w:rPr>
+      </w:pPr>
+      <w:bookmarkStart w:id="26" w:name="_Toc152028469"/>
+      <w:bookmarkStart w:id="27" w:name="_Toc152880595"/>
+      <w:r>
+        <w:rPr>
+          <w:rFonts w:cs="Times New Roman"/>
+          <w:b/>
+          <w:bCs/>
+          <w:szCs w:val="28"/>
+        </w:rPr>
+        <w:t>Анализ и выбор программных средств для разработки</w:t>
+      </w:r>
       <w:bookmarkEnd w:id="26"/>
-    </w:p>
-    <w:p>
-      <w:pPr>
-        <w:ind w:firstLine="709"/>
-        <w:rPr>
-          <w:rFonts w:cs="Times New Roman"/>
-          <w:b/>
-          <w:bCs/>
-          <w:szCs w:val="28"/>
-        </w:rPr>
-      </w:pPr>
-      <w:bookmarkStart w:id="27" w:name="_Toc152028469"/>
-      <w:bookmarkStart w:id="28" w:name="_Toc152880595"/>
-      <w:r>
-        <w:rPr>
-          <w:rFonts w:cs="Times New Roman"/>
-          <w:b/>
-          <w:bCs/>
-          <w:szCs w:val="28"/>
-        </w:rPr>
-        <w:t>Анализ и выбор программных средств для разработки</w:t>
-      </w:r>
       <w:bookmarkEnd w:id="27"/>
-      <w:bookmarkEnd w:id="28"/>
     </w:p>
     <w:p>
       <w:pPr>
@@ -5297,7 +5214,7 @@
           <w:szCs w:val="28"/>
         </w:rPr>
       </w:pPr>
-      <w:bookmarkStart w:id="29" w:name="_Toc165976827"/>
+      <w:bookmarkStart w:id="28" w:name="_Toc165977906"/>
       <w:r>
         <w:rPr>
           <w:rFonts w:cs="Times New Roman"/>
@@ -5320,7 +5237,7 @@
         </w:rPr>
         <w:t>#</w:t>
       </w:r>
-      <w:bookmarkEnd w:id="29"/>
+      <w:bookmarkEnd w:id="28"/>
     </w:p>
     <w:p>
       <w:pPr>
@@ -7439,7 +7356,7 @@
           <w:szCs w:val="28"/>
         </w:rPr>
       </w:pPr>
-      <w:bookmarkStart w:id="30" w:name="_Toc165976828"/>
+      <w:bookmarkStart w:id="29" w:name="_Toc165977907"/>
       <w:r>
         <w:rPr>
           <w:rFonts w:cs="Times New Roman"/>
@@ -7455,7 +7372,7 @@
         </w:rPr>
         <w:t>Avalonia</w:t>
       </w:r>
-      <w:bookmarkEnd w:id="30"/>
+      <w:bookmarkEnd w:id="29"/>
     </w:p>
     <w:p>
       <w:pPr>
@@ -7930,7 +7847,7 @@
           <w:szCs w:val="28"/>
         </w:rPr>
       </w:pPr>
-      <w:bookmarkStart w:id="31" w:name="_Toc165976829"/>
+      <w:bookmarkStart w:id="30" w:name="_Toc165977908"/>
       <w:r>
         <w:rPr>
           <w:rFonts w:cs="Times New Roman"/>
@@ -7947,7 +7864,7 @@
         </w:rPr>
         <w:t>ReactiveUI</w:t>
       </w:r>
-      <w:bookmarkEnd w:id="31"/>
+      <w:bookmarkEnd w:id="30"/>
       <w:proofErr w:type="spellEnd"/>
     </w:p>
     <w:p>
@@ -8363,7 +8280,7 @@
           <w:szCs w:val="28"/>
         </w:rPr>
       </w:pPr>
-      <w:bookmarkStart w:id="32" w:name="_Toc165976830"/>
+      <w:bookmarkStart w:id="31" w:name="_Toc165977909"/>
       <w:r>
         <w:rPr>
           <w:rFonts w:cs="Times New Roman"/>
@@ -8378,7 +8295,7 @@
         </w:rPr>
         <w:t>Принцип работы приложения</w:t>
       </w:r>
-      <w:bookmarkEnd w:id="32"/>
+      <w:bookmarkEnd w:id="31"/>
     </w:p>
     <w:p>
       <w:pPr>
@@ -8578,7 +8495,7 @@
           <w:szCs w:val="28"/>
         </w:rPr>
       </w:pPr>
-      <w:bookmarkStart w:id="33" w:name="_Toc165976831"/>
+      <w:bookmarkStart w:id="32" w:name="_Toc165977910"/>
       <w:r>
         <w:rPr>
           <w:rFonts w:cs="Times New Roman"/>
@@ -8586,7 +8503,7 @@
         </w:rPr>
         <w:t>2.6 Идентификация элементов и описание свойств входной и выходной информации, алгоритма решения задачи, составление контрольного примера</w:t>
       </w:r>
-      <w:bookmarkEnd w:id="33"/>
+      <w:bookmarkEnd w:id="32"/>
     </w:p>
     <w:p>
       <w:pPr>
@@ -8719,7 +8636,7 @@
           <w:szCs w:val="28"/>
         </w:rPr>
       </w:pPr>
-      <w:bookmarkStart w:id="34" w:name="_Toc165976832"/>
+      <w:bookmarkStart w:id="33" w:name="_Toc165977911"/>
       <w:r>
         <w:rPr>
           <w:rFonts w:cs="Times New Roman"/>
@@ -8727,7 +8644,7 @@
         </w:rPr>
         <w:t>2.7 Выделение объектов-сущностей, выстраивание инфологической модели задачи</w:t>
       </w:r>
-      <w:bookmarkEnd w:id="34"/>
+      <w:bookmarkEnd w:id="33"/>
     </w:p>
     <w:p>
       <w:pPr>
@@ -9081,7 +8998,7 @@
           <w:szCs w:val="28"/>
         </w:rPr>
       </w:pPr>
-      <w:bookmarkStart w:id="35" w:name="_Toc165667589"/>
+      <w:bookmarkStart w:id="34" w:name="_Toc165667589"/>
       <w:r>
         <w:rPr>
           <w:rFonts w:cs="Times New Roman"/>
@@ -9103,7 +9020,7 @@
         </w:rPr>
         <w:t xml:space="preserve"> – Диаграмма использования</w:t>
       </w:r>
-      <w:bookmarkEnd w:id="35"/>
+      <w:bookmarkEnd w:id="34"/>
     </w:p>
     <w:p>
       <w:pPr>
@@ -9124,7 +9041,7 @@
           <w:szCs w:val="28"/>
         </w:rPr>
       </w:pPr>
-      <w:bookmarkStart w:id="36" w:name="_Toc165976833"/>
+      <w:bookmarkStart w:id="35" w:name="_Toc165977912"/>
       <w:r>
         <w:rPr>
           <w:rFonts w:cs="Times New Roman"/>
@@ -9132,7 +9049,7 @@
         </w:rPr>
         <w:t>2.8 Описание шагов алгоритма в неформальной (словесной) форме</w:t>
       </w:r>
-      <w:bookmarkEnd w:id="36"/>
+      <w:bookmarkEnd w:id="35"/>
     </w:p>
     <w:p>
       <w:pPr>
@@ -9376,7 +9293,7 @@
           <w:szCs w:val="28"/>
         </w:rPr>
       </w:pPr>
-      <w:bookmarkStart w:id="37" w:name="_Toc165976834"/>
+      <w:bookmarkStart w:id="36" w:name="_Toc165977913"/>
       <w:r>
         <w:rPr>
           <w:rFonts w:cs="Times New Roman"/>
@@ -9384,7 +9301,7 @@
         </w:rPr>
         <w:t>2.9 Выполнение анализа информационных ресурсов и категорирование их конфиденциальности, анализ основных угроз защищённости данных, определение комплекса мер нейтрализации угрозы безопасности данных</w:t>
       </w:r>
-      <w:bookmarkEnd w:id="37"/>
+      <w:bookmarkEnd w:id="36"/>
     </w:p>
     <w:p>
       <w:pPr>
@@ -9554,7 +9471,7 @@
           <w:szCs w:val="28"/>
         </w:rPr>
       </w:pPr>
-      <w:bookmarkStart w:id="38" w:name="_Toc165976835"/>
+      <w:bookmarkStart w:id="37" w:name="_Toc165977914"/>
       <w:r>
         <w:rPr>
           <w:rFonts w:cs="Times New Roman"/>
@@ -9562,7 +9479,7 @@
         </w:rPr>
         <w:t>2.10 Выполнение резервирования и восстановления данных</w:t>
       </w:r>
-      <w:bookmarkEnd w:id="38"/>
+      <w:bookmarkEnd w:id="37"/>
     </w:p>
     <w:p>
       <w:pPr>
@@ -9623,7 +9540,7 @@
           <w:szCs w:val="28"/>
         </w:rPr>
       </w:pPr>
-      <w:bookmarkStart w:id="39" w:name="_Toc165976836"/>
+      <w:bookmarkStart w:id="38" w:name="_Toc165977915"/>
       <w:r>
         <w:rPr>
           <w:rFonts w:cs="Times New Roman"/>
@@ -9631,7 +9548,7 @@
         </w:rPr>
         <w:t>2.11 Разделение большой задачи на модули, выделение функции каждого модуля</w:t>
       </w:r>
-      <w:bookmarkEnd w:id="39"/>
+      <w:bookmarkEnd w:id="38"/>
     </w:p>
     <w:p>
       <w:pPr>
@@ -10010,7 +9927,7 @@
           <w:szCs w:val="28"/>
         </w:rPr>
       </w:pPr>
-      <w:bookmarkStart w:id="40" w:name="_Toc165976837"/>
+      <w:bookmarkStart w:id="39" w:name="_Toc165977916"/>
       <w:r>
         <w:rPr>
           <w:rFonts w:cs="Times New Roman"/>
@@ -10019,7 +9936,7 @@
         <w:lastRenderedPageBreak/>
         <w:t>2.12 Выполнение оценки затрат</w:t>
       </w:r>
-      <w:bookmarkEnd w:id="40"/>
+      <w:bookmarkEnd w:id="39"/>
     </w:p>
     <w:p>
       <w:pPr>
@@ -10129,21 +10046,7 @@
               <w:rFonts w:ascii="Cambria Math" w:hAnsi="Cambria Math" w:cs="Times New Roman"/>
               <w:szCs w:val="28"/>
             </w:rPr>
-            <m:t>=30000</m:t>
-          </m:r>
-          <m:r>
-            <w:rPr>
-              <w:rFonts w:ascii="Cambria Math" w:hAnsi="Cambria Math" w:cs="Times New Roman"/>
-              <w:szCs w:val="28"/>
-            </w:rPr>
-            <m:t>0</m:t>
-          </m:r>
-          <m:r>
-            <w:rPr>
-              <w:rFonts w:ascii="Cambria Math" w:hAnsi="Cambria Math" w:cs="Times New Roman"/>
-              <w:szCs w:val="28"/>
-            </w:rPr>
-            <m:t xml:space="preserve"> р./шт.</m:t>
+            <m:t>=300000 р./шт.</m:t>
           </m:r>
         </m:oMath>
       </m:oMathPara>
@@ -10456,35 +10359,7 @@
             <w:rFonts w:ascii="Cambria Math" w:hAnsi="Cambria Math" w:cs="Times New Roman"/>
             <w:szCs w:val="28"/>
           </w:rPr>
-          <m:t>=30000</m:t>
-        </m:r>
-        <m:r>
-          <w:rPr>
-            <w:rFonts w:ascii="Cambria Math" w:hAnsi="Cambria Math" w:cs="Times New Roman"/>
-            <w:szCs w:val="28"/>
-          </w:rPr>
-          <m:t>0</m:t>
-        </m:r>
-        <m:r>
-          <w:rPr>
-            <w:rFonts w:ascii="Cambria Math" w:hAnsi="Cambria Math" w:cs="Times New Roman"/>
-            <w:szCs w:val="28"/>
-          </w:rPr>
-          <m:t>∙0,25=1000</m:t>
-        </m:r>
-        <m:r>
-          <w:rPr>
-            <w:rFonts w:ascii="Cambria Math" w:hAnsi="Cambria Math" w:cs="Times New Roman"/>
-            <w:szCs w:val="28"/>
-          </w:rPr>
-          <m:t>0</m:t>
-        </m:r>
-        <m:r>
-          <w:rPr>
-            <w:rFonts w:ascii="Cambria Math" w:hAnsi="Cambria Math" w:cs="Times New Roman"/>
-            <w:szCs w:val="28"/>
-          </w:rPr>
-          <m:t>0</m:t>
+          <m:t>=300000∙0,25=100000</m:t>
         </m:r>
       </m:oMath>
       <w:r>
@@ -10572,21 +10447,7 @@
                 <w:rFonts w:ascii="Cambria Math" w:hAnsi="Cambria Math" w:cs="Times New Roman"/>
                 <w:szCs w:val="28"/>
               </w:rPr>
-              <m:t>10000</m:t>
-            </m:r>
-            <m:r>
-              <w:rPr>
-                <w:rFonts w:ascii="Cambria Math" w:hAnsi="Cambria Math" w:cs="Times New Roman"/>
-                <w:szCs w:val="28"/>
-              </w:rPr>
-              <m:t>0</m:t>
-            </m:r>
-            <m:r>
-              <w:rPr>
-                <w:rFonts w:ascii="Cambria Math" w:hAnsi="Cambria Math" w:cs="Times New Roman"/>
-                <w:szCs w:val="28"/>
-              </w:rPr>
-              <m:t>∙60</m:t>
+              <m:t>100000∙60</m:t>
             </m:r>
           </m:num>
           <m:den>
@@ -10604,21 +10465,7 @@
             <w:rFonts w:ascii="Cambria Math" w:hAnsi="Cambria Math" w:cs="Times New Roman"/>
             <w:szCs w:val="28"/>
           </w:rPr>
-          <m:t>=1643</m:t>
-        </m:r>
-        <m:r>
-          <w:rPr>
-            <w:rFonts w:ascii="Cambria Math" w:hAnsi="Cambria Math" w:cs="Times New Roman"/>
-            <w:szCs w:val="28"/>
-          </w:rPr>
-          <m:t>0</m:t>
-        </m:r>
-        <m:r>
-          <w:rPr>
-            <w:rFonts w:ascii="Cambria Math" w:hAnsi="Cambria Math" w:cs="Times New Roman"/>
-            <w:szCs w:val="28"/>
-          </w:rPr>
-          <m:t>,83</m:t>
+          <m:t>=16430,83</m:t>
         </m:r>
       </m:oMath>
       <w:r>
@@ -11165,7 +11012,7 @@
           <w:szCs w:val="28"/>
         </w:rPr>
       </w:pPr>
-      <w:bookmarkStart w:id="41" w:name="_Toc165976838"/>
+      <w:bookmarkStart w:id="40" w:name="_Toc165977917"/>
       <w:r>
         <w:rPr>
           <w:rFonts w:cs="Times New Roman"/>
@@ -11173,7 +11020,7 @@
         </w:rPr>
         <w:t>2.13 Создание интерактивных программ с «дружественным» интерфейсом пользователя</w:t>
       </w:r>
-      <w:bookmarkEnd w:id="41"/>
+      <w:bookmarkEnd w:id="40"/>
     </w:p>
     <w:p>
       <w:pPr>
@@ -11736,7 +11583,7 @@
           <w:szCs w:val="28"/>
         </w:rPr>
       </w:pPr>
-      <w:bookmarkStart w:id="42" w:name="_Toc165976839"/>
+      <w:bookmarkStart w:id="41" w:name="_Toc165977918"/>
       <w:r>
         <w:rPr>
           <w:rFonts w:cs="Times New Roman"/>
@@ -11744,7 +11591,7 @@
         </w:rPr>
         <w:t>2.14 Создание системы тестирования программного изделия</w:t>
       </w:r>
-      <w:bookmarkEnd w:id="42"/>
+      <w:bookmarkEnd w:id="41"/>
     </w:p>
     <w:p>
       <w:pPr>
@@ -11943,7 +11790,7 @@
         </w:rPr>
         <w:t xml:space="preserve"> API.</w:t>
       </w:r>
-      <w:bookmarkStart w:id="43" w:name="_Toc164151026"/>
+      <w:bookmarkStart w:id="42" w:name="_Toc164151026"/>
     </w:p>
     <w:p>
       <w:pPr>
@@ -12178,7 +12025,7 @@
           <w:szCs w:val="28"/>
         </w:rPr>
       </w:pPr>
-      <w:bookmarkStart w:id="44" w:name="_Toc165976840"/>
+      <w:bookmarkStart w:id="43" w:name="_Toc165977919"/>
       <w:r>
         <w:rPr>
           <w:rFonts w:cs="Times New Roman"/>
@@ -12200,8 +12047,8 @@
         </w:rPr>
         <w:t xml:space="preserve"> Создание документации программиста</w:t>
       </w:r>
+      <w:bookmarkEnd w:id="42"/>
       <w:bookmarkEnd w:id="43"/>
-      <w:bookmarkEnd w:id="44"/>
     </w:p>
     <w:p>
       <w:pPr>
@@ -12313,7 +12160,7 @@
           <w:szCs w:val="28"/>
         </w:rPr>
       </w:pPr>
-      <w:bookmarkStart w:id="45" w:name="_Toc165976841"/>
+      <w:bookmarkStart w:id="44" w:name="_Toc165977920"/>
       <w:r>
         <w:rPr>
           <w:rFonts w:cs="Times New Roman"/>
@@ -12322,7 +12169,7 @@
         <w:lastRenderedPageBreak/>
         <w:t>Список использованных источник</w:t>
       </w:r>
-      <w:bookmarkEnd w:id="45"/>
+      <w:bookmarkEnd w:id="44"/>
     </w:p>
     <w:p>
       <w:pPr>

--- a/Текст и прочее/Преддипломная практика/Титульный.docx
+++ b/Текст и прочее/Преддипломная практика/Титульный.docx
@@ -4752,7 +4752,23 @@
           <w:rFonts w:cs="Times New Roman"/>
           <w:szCs w:val="28"/>
         </w:rPr>
-        <w:t xml:space="preserve">Подробнее на диаграмме потоков данных (рисунок 1), прикреплена к отчету (путь к файлу ПРОЕКТ://ФАЙЛЫ/Диаграммы/Диаграмма потоков </w:t>
+        <w:t>Подробнее на диаграмме потоков данных (</w:t>
+      </w:r>
+      <w:r>
+        <w:rPr>
+          <w:rFonts w:cs="Times New Roman"/>
+          <w:i/>
+          <w:iCs/>
+          <w:szCs w:val="28"/>
+        </w:rPr>
+        <w:t>рисунок 1</w:t>
+      </w:r>
+      <w:r>
+        <w:rPr>
+          <w:rFonts w:cs="Times New Roman"/>
+          <w:szCs w:val="28"/>
+        </w:rPr>
+        <w:t xml:space="preserve">), прикреплена к отчету (путь к файлу ПРОЕКТ://ФАЙЛЫ/Диаграммы/Диаграмма потоков </w:t>
       </w:r>
       <w:proofErr w:type="gramStart"/>
       <w:r>
@@ -4807,7 +4823,23 @@
           <w:rFonts w:cs="Times New Roman"/>
           <w:szCs w:val="28"/>
         </w:rPr>
-        <w:t xml:space="preserve"> (Рисунок 2)</w:t>
+        <w:t xml:space="preserve"> (</w:t>
+      </w:r>
+      <w:r>
+        <w:rPr>
+          <w:rFonts w:cs="Times New Roman"/>
+          <w:i/>
+          <w:iCs/>
+          <w:szCs w:val="28"/>
+        </w:rPr>
+        <w:t>Рисунок 2</w:t>
+      </w:r>
+      <w:r>
+        <w:rPr>
+          <w:rFonts w:cs="Times New Roman"/>
+          <w:szCs w:val="28"/>
+        </w:rPr>
+        <w:t>)</w:t>
       </w:r>
       <w:r>
         <w:rPr>
@@ -4923,6 +4955,8 @@
       <w:r>
         <w:rPr>
           <w:rFonts w:cs="Times New Roman"/>
+          <w:i/>
+          <w:iCs/>
           <w:szCs w:val="28"/>
         </w:rPr>
         <w:t>Р</w:t>
@@ -4930,6 +4964,8 @@
       <w:r>
         <w:rPr>
           <w:rFonts w:cs="Times New Roman"/>
+          <w:i/>
+          <w:iCs/>
           <w:szCs w:val="28"/>
         </w:rPr>
         <w:t>исунок 1</w:t>
@@ -5015,9 +5051,18 @@
       <w:r>
         <w:rPr>
           <w:rFonts w:cs="Times New Roman"/>
-          <w:szCs w:val="28"/>
-        </w:rPr>
-        <w:t xml:space="preserve">Рисунок 2 – </w:t>
+          <w:i/>
+          <w:iCs/>
+          <w:szCs w:val="28"/>
+        </w:rPr>
+        <w:t>Рисунок 2</w:t>
+      </w:r>
+      <w:r>
+        <w:rPr>
+          <w:rFonts w:cs="Times New Roman"/>
+          <w:szCs w:val="28"/>
+        </w:rPr>
+        <w:t xml:space="preserve"> – </w:t>
       </w:r>
       <w:r>
         <w:rPr>
@@ -8847,11 +8892,22 @@
           <w:rFonts w:cs="Times New Roman"/>
           <w:szCs w:val="28"/>
         </w:rPr>
-        <w:t xml:space="preserve">Подробнее на диаграмме использования (рисунок </w:t>
-      </w:r>
-      <w:r>
-        <w:rPr>
-          <w:rFonts w:cs="Times New Roman"/>
+        <w:t>Подробнее на диаграмме использования (</w:t>
+      </w:r>
+      <w:r>
+        <w:rPr>
+          <w:rFonts w:cs="Times New Roman"/>
+          <w:i/>
+          <w:iCs/>
+          <w:szCs w:val="28"/>
+        </w:rPr>
+        <w:t xml:space="preserve">рисунок </w:t>
+      </w:r>
+      <w:r>
+        <w:rPr>
+          <w:rFonts w:cs="Times New Roman"/>
+          <w:i/>
+          <w:iCs/>
           <w:szCs w:val="28"/>
         </w:rPr>
         <w:t>3</w:t>
@@ -9002,6 +9058,8 @@
       <w:r>
         <w:rPr>
           <w:rFonts w:cs="Times New Roman"/>
+          <w:i/>
+          <w:iCs/>
           <w:szCs w:val="28"/>
         </w:rPr>
         <w:t xml:space="preserve">Рисунок </w:t>
@@ -9009,6 +9067,8 @@
       <w:r>
         <w:rPr>
           <w:rFonts w:cs="Times New Roman"/>
+          <w:i/>
+          <w:iCs/>
           <w:szCs w:val="28"/>
         </w:rPr>
         <w:t>3</w:t>
@@ -11819,6 +11879,8 @@
         <w:rPr>
           <w:rFonts w:ascii="Times New Roman" w:hAnsi="Times New Roman" w:cs="Times New Roman"/>
           <w:bCs/>
+          <w:i/>
+          <w:iCs/>
           <w:sz w:val="28"/>
           <w:szCs w:val="28"/>
         </w:rPr>
@@ -11828,6 +11890,8 @@
         <w:rPr>
           <w:rFonts w:ascii="Times New Roman" w:hAnsi="Times New Roman" w:cs="Times New Roman"/>
           <w:bCs/>
+          <w:i/>
+          <w:iCs/>
           <w:sz w:val="28"/>
           <w:szCs w:val="28"/>
         </w:rPr>
@@ -11837,6 +11901,8 @@
         <w:rPr>
           <w:rFonts w:ascii="Times New Roman" w:hAnsi="Times New Roman" w:cs="Times New Roman"/>
           <w:bCs/>
+          <w:i/>
+          <w:iCs/>
           <w:sz w:val="28"/>
           <w:szCs w:val="28"/>
         </w:rPr>
@@ -11846,6 +11912,8 @@
         <w:rPr>
           <w:rFonts w:ascii="Times New Roman" w:hAnsi="Times New Roman" w:cs="Times New Roman"/>
           <w:bCs/>
+          <w:i/>
+          <w:iCs/>
           <w:sz w:val="28"/>
           <w:szCs w:val="28"/>
         </w:rPr>
@@ -11855,6 +11923,8 @@
         <w:rPr>
           <w:rFonts w:ascii="Times New Roman" w:hAnsi="Times New Roman" w:cs="Times New Roman"/>
           <w:bCs/>
+          <w:i/>
+          <w:iCs/>
           <w:sz w:val="28"/>
           <w:szCs w:val="28"/>
         </w:rPr>
@@ -11948,6 +12018,8 @@
         <w:rPr>
           <w:rFonts w:ascii="Times New Roman" w:hAnsi="Times New Roman" w:cs="Times New Roman"/>
           <w:bCs/>
+          <w:i/>
+          <w:iCs/>
           <w:sz w:val="28"/>
           <w:szCs w:val="28"/>
         </w:rPr>
@@ -11957,6 +12029,8 @@
         <w:rPr>
           <w:rFonts w:ascii="Times New Roman" w:hAnsi="Times New Roman" w:cs="Times New Roman"/>
           <w:bCs/>
+          <w:i/>
+          <w:iCs/>
           <w:sz w:val="28"/>
           <w:szCs w:val="28"/>
         </w:rPr>
@@ -11966,6 +12040,8 @@
         <w:rPr>
           <w:rFonts w:ascii="Times New Roman" w:hAnsi="Times New Roman" w:cs="Times New Roman"/>
           <w:bCs/>
+          <w:i/>
+          <w:iCs/>
           <w:sz w:val="28"/>
           <w:szCs w:val="28"/>
         </w:rPr>
@@ -11975,6 +12051,8 @@
         <w:rPr>
           <w:rFonts w:ascii="Times New Roman" w:hAnsi="Times New Roman" w:cs="Times New Roman"/>
           <w:bCs/>
+          <w:i/>
+          <w:iCs/>
           <w:sz w:val="28"/>
           <w:szCs w:val="28"/>
         </w:rPr>

--- a/Текст и прочее/Преддипломная практика/Титульный.docx
+++ b/Текст и прочее/Преддипломная практика/Титульный.docx
@@ -3600,7 +3600,23 @@
           <w:bCs/>
           <w:szCs w:val="28"/>
         </w:rPr>
-        <w:t>1.6.1 Общие требования безопасности:</w:t>
+        <w:t>1.</w:t>
+      </w:r>
+      <w:r>
+        <w:rPr>
+          <w:rFonts w:cs="Times New Roman"/>
+          <w:bCs/>
+          <w:szCs w:val="28"/>
+        </w:rPr>
+        <w:t>5</w:t>
+      </w:r>
+      <w:r>
+        <w:rPr>
+          <w:rFonts w:cs="Times New Roman"/>
+          <w:bCs/>
+          <w:szCs w:val="28"/>
+        </w:rPr>
+        <w:t>.1 Общие требования безопасности:</w:t>
       </w:r>
     </w:p>
     <w:p>
@@ -5227,30 +5243,6 @@
     </w:p>
     <w:p>
       <w:pPr>
-        <w:ind w:firstLine="709"/>
-        <w:rPr>
-          <w:rFonts w:cs="Times New Roman"/>
-          <w:b/>
-          <w:bCs/>
-          <w:szCs w:val="28"/>
-        </w:rPr>
-      </w:pPr>
-      <w:bookmarkStart w:id="26" w:name="_Toc152028469"/>
-      <w:bookmarkStart w:id="27" w:name="_Toc152880595"/>
-      <w:r>
-        <w:rPr>
-          <w:rFonts w:cs="Times New Roman"/>
-          <w:b/>
-          <w:bCs/>
-          <w:szCs w:val="28"/>
-        </w:rPr>
-        <w:t>Анализ и выбор программных средств для разработки</w:t>
-      </w:r>
-      <w:bookmarkEnd w:id="26"/>
-      <w:bookmarkEnd w:id="27"/>
-    </w:p>
-    <w:p>
-      <w:pPr>
         <w:pStyle w:val="af3"/>
         <w:ind w:firstLine="709"/>
         <w:jc w:val="both"/>
@@ -5259,7 +5251,7 @@
           <w:szCs w:val="28"/>
         </w:rPr>
       </w:pPr>
-      <w:bookmarkStart w:id="28" w:name="_Toc165977906"/>
+      <w:bookmarkStart w:id="26" w:name="_Toc165977906"/>
       <w:r>
         <w:rPr>
           <w:rFonts w:cs="Times New Roman"/>
@@ -5282,7 +5274,7 @@
         </w:rPr>
         <w:t>#</w:t>
       </w:r>
-      <w:bookmarkEnd w:id="28"/>
+      <w:bookmarkEnd w:id="26"/>
     </w:p>
     <w:p>
       <w:pPr>
@@ -5579,23 +5571,1032 @@
           <w:rFonts w:cs="Times New Roman"/>
           <w:szCs w:val="28"/>
         </w:rPr>
-        <w:t xml:space="preserve"># продолжает активно </w:t>
-      </w:r>
+        <w:t xml:space="preserve"># продолжает активно развиваться, и с каждой новой версией появляется все больше интересных </w:t>
+      </w:r>
+      <w:proofErr w:type="spellStart"/>
+      <w:r>
+        <w:rPr>
+          <w:rFonts w:cs="Times New Roman"/>
+          <w:szCs w:val="28"/>
+        </w:rPr>
+        <w:t>функциональностей</w:t>
+      </w:r>
+      <w:proofErr w:type="spellEnd"/>
+      <w:r>
+        <w:rPr>
+          <w:rFonts w:cs="Times New Roman"/>
+          <w:szCs w:val="28"/>
+        </w:rPr>
+        <w:t>.</w:t>
+      </w:r>
+    </w:p>
+    <w:p>
+      <w:pPr>
+        <w:ind w:firstLine="709"/>
+        <w:rPr>
+          <w:rFonts w:cs="Times New Roman"/>
+          <w:szCs w:val="28"/>
+        </w:rPr>
+      </w:pPr>
       <w:r>
         <w:rPr>
           <w:rFonts w:cs="Times New Roman"/>
           <w:szCs w:val="28"/>
         </w:rPr>
         <w:lastRenderedPageBreak/>
-        <w:t xml:space="preserve">развиваться, и с каждой новой версией появляется все больше интересных </w:t>
+        <w:t>Роль платформы .</w:t>
+      </w:r>
+      <w:r>
+        <w:rPr>
+          <w:rFonts w:cs="Times New Roman"/>
+          <w:szCs w:val="28"/>
+          <w:lang w:val="en-US"/>
+        </w:rPr>
+        <w:t>NET</w:t>
+      </w:r>
+    </w:p>
+    <w:p>
+      <w:pPr>
+        <w:ind w:firstLine="709"/>
+        <w:rPr>
+          <w:rFonts w:cs="Times New Roman"/>
+          <w:szCs w:val="28"/>
+        </w:rPr>
+      </w:pPr>
+      <w:r>
+        <w:rPr>
+          <w:rFonts w:cs="Times New Roman"/>
+          <w:szCs w:val="28"/>
+        </w:rPr>
+        <w:t xml:space="preserve">Когда говорят </w:t>
+      </w:r>
+      <w:r>
+        <w:rPr>
+          <w:rFonts w:cs="Times New Roman"/>
+          <w:szCs w:val="28"/>
+          <w:lang w:val="en-US"/>
+        </w:rPr>
+        <w:t>C</w:t>
+      </w:r>
+      <w:r>
+        <w:rPr>
+          <w:rFonts w:cs="Times New Roman"/>
+          <w:szCs w:val="28"/>
+        </w:rPr>
+        <w:t>#, нередко имеют в виду технологии платформы .</w:t>
+      </w:r>
+      <w:r>
+        <w:rPr>
+          <w:rFonts w:cs="Times New Roman"/>
+          <w:szCs w:val="28"/>
+          <w:lang w:val="en-US"/>
+        </w:rPr>
+        <w:t>NET</w:t>
+      </w:r>
+      <w:r>
+        <w:rPr>
+          <w:rFonts w:cs="Times New Roman"/>
+          <w:szCs w:val="28"/>
+        </w:rPr>
+        <w:t xml:space="preserve"> (</w:t>
+      </w:r>
+      <w:r>
+        <w:rPr>
+          <w:rFonts w:cs="Times New Roman"/>
+          <w:szCs w:val="28"/>
+          <w:lang w:val="en-US"/>
+        </w:rPr>
+        <w:t>Windows</w:t>
+      </w:r>
+      <w:r>
+        <w:rPr>
+          <w:rFonts w:cs="Times New Roman"/>
+          <w:szCs w:val="28"/>
+        </w:rPr>
+        <w:t xml:space="preserve"> </w:t>
+      </w:r>
+      <w:r>
+        <w:rPr>
+          <w:rFonts w:cs="Times New Roman"/>
+          <w:szCs w:val="28"/>
+          <w:lang w:val="en-US"/>
+        </w:rPr>
+        <w:t>Forms</w:t>
+      </w:r>
+      <w:r>
+        <w:rPr>
+          <w:rFonts w:cs="Times New Roman"/>
+          <w:szCs w:val="28"/>
+        </w:rPr>
+        <w:t xml:space="preserve">, </w:t>
+      </w:r>
+      <w:r>
+        <w:rPr>
+          <w:rFonts w:cs="Times New Roman"/>
+          <w:szCs w:val="28"/>
+          <w:lang w:val="en-US"/>
+        </w:rPr>
+        <w:t>WPF</w:t>
+      </w:r>
+      <w:r>
+        <w:rPr>
+          <w:rFonts w:cs="Times New Roman"/>
+          <w:szCs w:val="28"/>
+        </w:rPr>
+        <w:t xml:space="preserve">, </w:t>
+      </w:r>
+      <w:r>
+        <w:rPr>
+          <w:rFonts w:cs="Times New Roman"/>
+          <w:szCs w:val="28"/>
+          <w:lang w:val="en-US"/>
+        </w:rPr>
+        <w:t>ASP</w:t>
+      </w:r>
+      <w:r>
+        <w:rPr>
+          <w:rFonts w:cs="Times New Roman"/>
+          <w:szCs w:val="28"/>
+        </w:rPr>
+        <w:t>.</w:t>
+      </w:r>
+      <w:r>
+        <w:rPr>
+          <w:rFonts w:cs="Times New Roman"/>
+          <w:szCs w:val="28"/>
+          <w:lang w:val="en-US"/>
+        </w:rPr>
+        <w:t>NET</w:t>
+      </w:r>
+      <w:r>
+        <w:rPr>
+          <w:rFonts w:cs="Times New Roman"/>
+          <w:szCs w:val="28"/>
+        </w:rPr>
+        <w:t xml:space="preserve">, </w:t>
+      </w:r>
+      <w:r>
+        <w:rPr>
+          <w:rFonts w:cs="Times New Roman"/>
+          <w:szCs w:val="28"/>
+          <w:lang w:val="en-US"/>
+        </w:rPr>
+        <w:t>Xamarin</w:t>
+      </w:r>
+      <w:r>
+        <w:rPr>
+          <w:rFonts w:cs="Times New Roman"/>
+          <w:szCs w:val="28"/>
+        </w:rPr>
+        <w:t>). И, наоборот, когда говорят .</w:t>
+      </w:r>
+      <w:r>
+        <w:rPr>
+          <w:rFonts w:cs="Times New Roman"/>
+          <w:szCs w:val="28"/>
+          <w:lang w:val="en-US"/>
+        </w:rPr>
+        <w:t>NET</w:t>
+      </w:r>
+      <w:r>
+        <w:rPr>
+          <w:rFonts w:cs="Times New Roman"/>
+          <w:szCs w:val="28"/>
+        </w:rPr>
+        <w:t xml:space="preserve">, нередко имеют в виду </w:t>
+      </w:r>
+      <w:r>
+        <w:rPr>
+          <w:rFonts w:cs="Times New Roman"/>
+          <w:szCs w:val="28"/>
+          <w:lang w:val="en-US"/>
+        </w:rPr>
+        <w:t>C</w:t>
+      </w:r>
+      <w:r>
+        <w:rPr>
+          <w:rFonts w:cs="Times New Roman"/>
+          <w:szCs w:val="28"/>
+        </w:rPr>
+        <w:t xml:space="preserve">#. Однако, хотя эти понятия связаны, отождествлять их неверно. Язык </w:t>
+      </w:r>
+      <w:r>
+        <w:rPr>
+          <w:rFonts w:cs="Times New Roman"/>
+          <w:szCs w:val="28"/>
+          <w:lang w:val="en-US"/>
+        </w:rPr>
+        <w:t>C</w:t>
+      </w:r>
+      <w:r>
+        <w:rPr>
+          <w:rFonts w:cs="Times New Roman"/>
+          <w:szCs w:val="28"/>
+        </w:rPr>
+        <w:t># был создан специально для работы с фреймворком .</w:t>
+      </w:r>
+      <w:r>
+        <w:rPr>
+          <w:rFonts w:cs="Times New Roman"/>
+          <w:szCs w:val="28"/>
+          <w:lang w:val="en-US"/>
+        </w:rPr>
+        <w:t>NET</w:t>
+      </w:r>
+      <w:r>
+        <w:rPr>
+          <w:rFonts w:cs="Times New Roman"/>
+          <w:szCs w:val="28"/>
+        </w:rPr>
+        <w:t>, однако само понятие .</w:t>
+      </w:r>
+      <w:r>
+        <w:rPr>
+          <w:rFonts w:cs="Times New Roman"/>
+          <w:szCs w:val="28"/>
+          <w:lang w:val="en-US"/>
+        </w:rPr>
+        <w:t>NET</w:t>
+      </w:r>
+      <w:r>
+        <w:rPr>
+          <w:rFonts w:cs="Times New Roman"/>
+          <w:szCs w:val="28"/>
+        </w:rPr>
+        <w:t xml:space="preserve"> несколько шире.</w:t>
+      </w:r>
+    </w:p>
+    <w:p>
+      <w:pPr>
+        <w:ind w:firstLine="709"/>
+        <w:rPr>
+          <w:rFonts w:cs="Times New Roman"/>
+          <w:szCs w:val="28"/>
+        </w:rPr>
+      </w:pPr>
+      <w:r>
+        <w:rPr>
+          <w:rFonts w:cs="Times New Roman"/>
+          <w:szCs w:val="28"/>
+        </w:rPr>
+        <w:t>Как-то Билл Гейтс сказал, что платформа .</w:t>
+      </w:r>
+      <w:r>
+        <w:rPr>
+          <w:rFonts w:cs="Times New Roman"/>
+          <w:szCs w:val="28"/>
+          <w:lang w:val="en-US"/>
+        </w:rPr>
+        <w:t>NET</w:t>
+      </w:r>
+      <w:r>
+        <w:rPr>
+          <w:rFonts w:cs="Times New Roman"/>
+          <w:szCs w:val="28"/>
+        </w:rPr>
+        <w:t xml:space="preserve"> </w:t>
+      </w:r>
+      <w:proofErr w:type="gramStart"/>
+      <w:r>
+        <w:rPr>
+          <w:rFonts w:cs="Times New Roman"/>
+          <w:szCs w:val="28"/>
+        </w:rPr>
+        <w:t>- это лучшее</w:t>
+      </w:r>
+      <w:proofErr w:type="gramEnd"/>
+      <w:r>
+        <w:rPr>
+          <w:rFonts w:cs="Times New Roman"/>
+          <w:szCs w:val="28"/>
+        </w:rPr>
+        <w:t xml:space="preserve">, что создала компания </w:t>
+      </w:r>
+      <w:r>
+        <w:rPr>
+          <w:rFonts w:cs="Times New Roman"/>
+          <w:szCs w:val="28"/>
+          <w:lang w:val="en-US"/>
+        </w:rPr>
+        <w:t>Microsoft</w:t>
+      </w:r>
+      <w:r>
+        <w:rPr>
+          <w:rFonts w:cs="Times New Roman"/>
+          <w:szCs w:val="28"/>
+        </w:rPr>
+        <w:t>. Фреймворк .</w:t>
+      </w:r>
+      <w:r>
+        <w:rPr>
+          <w:rFonts w:cs="Times New Roman"/>
+          <w:szCs w:val="28"/>
+          <w:lang w:val="en-US"/>
+        </w:rPr>
+        <w:t>NET</w:t>
+      </w:r>
+      <w:r>
+        <w:rPr>
+          <w:rFonts w:cs="Times New Roman"/>
+          <w:szCs w:val="28"/>
+        </w:rPr>
+        <w:t xml:space="preserve"> представляет мощную платформу для создания приложений. Можно выделить следующие ее основные черты:</w:t>
+      </w:r>
+    </w:p>
+    <w:p>
+      <w:pPr>
+        <w:ind w:firstLine="709"/>
+        <w:rPr>
+          <w:rFonts w:cs="Times New Roman"/>
+          <w:szCs w:val="28"/>
+        </w:rPr>
+      </w:pPr>
+      <w:r>
+        <w:rPr>
+          <w:rFonts w:cs="Times New Roman"/>
+          <w:szCs w:val="28"/>
+        </w:rPr>
+        <w:t xml:space="preserve">Поддержка нескольких языков. Основой платформы является общеязыковая среда исполнения </w:t>
+      </w:r>
+      <w:r>
+        <w:rPr>
+          <w:rFonts w:cs="Times New Roman"/>
+          <w:szCs w:val="28"/>
+          <w:lang w:val="en-US"/>
+        </w:rPr>
+        <w:t>Common</w:t>
+      </w:r>
+      <w:r>
+        <w:rPr>
+          <w:rFonts w:cs="Times New Roman"/>
+          <w:szCs w:val="28"/>
+        </w:rPr>
+        <w:t xml:space="preserve"> </w:t>
+      </w:r>
+      <w:r>
+        <w:rPr>
+          <w:rFonts w:cs="Times New Roman"/>
+          <w:szCs w:val="28"/>
+          <w:lang w:val="en-US"/>
+        </w:rPr>
+        <w:t>Language</w:t>
+      </w:r>
+      <w:r>
+        <w:rPr>
+          <w:rFonts w:cs="Times New Roman"/>
+          <w:szCs w:val="28"/>
+        </w:rPr>
+        <w:t xml:space="preserve"> </w:t>
+      </w:r>
+      <w:r>
+        <w:rPr>
+          <w:rFonts w:cs="Times New Roman"/>
+          <w:szCs w:val="28"/>
+          <w:lang w:val="en-US"/>
+        </w:rPr>
+        <w:t>Runtime</w:t>
+      </w:r>
+      <w:r>
+        <w:rPr>
+          <w:rFonts w:cs="Times New Roman"/>
+          <w:szCs w:val="28"/>
+        </w:rPr>
+        <w:t xml:space="preserve"> (</w:t>
+      </w:r>
+      <w:r>
+        <w:rPr>
+          <w:rFonts w:cs="Times New Roman"/>
+          <w:szCs w:val="28"/>
+          <w:lang w:val="en-US"/>
+        </w:rPr>
+        <w:t>CLR</w:t>
+      </w:r>
+      <w:r>
+        <w:rPr>
+          <w:rFonts w:cs="Times New Roman"/>
+          <w:szCs w:val="28"/>
+        </w:rPr>
+        <w:t>), благодаря чему .</w:t>
+      </w:r>
+      <w:r>
+        <w:rPr>
+          <w:rFonts w:cs="Times New Roman"/>
+          <w:szCs w:val="28"/>
+          <w:lang w:val="en-US"/>
+        </w:rPr>
+        <w:t>NET</w:t>
+      </w:r>
+      <w:r>
+        <w:rPr>
+          <w:rFonts w:cs="Times New Roman"/>
+          <w:szCs w:val="28"/>
+        </w:rPr>
+        <w:t xml:space="preserve"> поддерживает несколько языков: наряду с </w:t>
+      </w:r>
+      <w:r>
+        <w:rPr>
+          <w:rFonts w:cs="Times New Roman"/>
+          <w:szCs w:val="28"/>
+          <w:lang w:val="en-US"/>
+        </w:rPr>
+        <w:t>C</w:t>
+      </w:r>
+      <w:r>
+        <w:rPr>
+          <w:rFonts w:cs="Times New Roman"/>
+          <w:szCs w:val="28"/>
+        </w:rPr>
+        <w:t xml:space="preserve"># это также </w:t>
+      </w:r>
+      <w:r>
+        <w:rPr>
+          <w:rFonts w:cs="Times New Roman"/>
+          <w:szCs w:val="28"/>
+          <w:lang w:val="en-US"/>
+        </w:rPr>
+        <w:t>VB</w:t>
+      </w:r>
+      <w:r>
+        <w:rPr>
+          <w:rFonts w:cs="Times New Roman"/>
+          <w:szCs w:val="28"/>
+        </w:rPr>
+        <w:t>.</w:t>
+      </w:r>
+      <w:r>
+        <w:rPr>
+          <w:rFonts w:cs="Times New Roman"/>
+          <w:szCs w:val="28"/>
+          <w:lang w:val="en-US"/>
+        </w:rPr>
+        <w:t>NET</w:t>
+      </w:r>
+      <w:r>
+        <w:rPr>
+          <w:rFonts w:cs="Times New Roman"/>
+          <w:szCs w:val="28"/>
+        </w:rPr>
+        <w:t xml:space="preserve">, </w:t>
+      </w:r>
+      <w:r>
+        <w:rPr>
+          <w:rFonts w:cs="Times New Roman"/>
+          <w:szCs w:val="28"/>
+          <w:lang w:val="en-US"/>
+        </w:rPr>
+        <w:t>C</w:t>
+      </w:r>
+      <w:r>
+        <w:rPr>
+          <w:rFonts w:cs="Times New Roman"/>
+          <w:szCs w:val="28"/>
+        </w:rPr>
+        <w:t xml:space="preserve">++, </w:t>
+      </w:r>
+      <w:r>
+        <w:rPr>
+          <w:rFonts w:cs="Times New Roman"/>
+          <w:szCs w:val="28"/>
+          <w:lang w:val="en-US"/>
+        </w:rPr>
+        <w:t>F</w:t>
+      </w:r>
+      <w:r>
+        <w:rPr>
+          <w:rFonts w:cs="Times New Roman"/>
+          <w:szCs w:val="28"/>
+        </w:rPr>
+        <w:t>#, а также различные диалекты других языков, привязанные к .</w:t>
+      </w:r>
+      <w:r>
+        <w:rPr>
+          <w:rFonts w:cs="Times New Roman"/>
+          <w:szCs w:val="28"/>
+          <w:lang w:val="en-US"/>
+        </w:rPr>
+        <w:t>NET</w:t>
+      </w:r>
+      <w:r>
+        <w:rPr>
+          <w:rFonts w:cs="Times New Roman"/>
+          <w:szCs w:val="28"/>
+        </w:rPr>
+        <w:t xml:space="preserve">, например, </w:t>
+      </w:r>
+      <w:r>
+        <w:rPr>
+          <w:rFonts w:cs="Times New Roman"/>
+          <w:szCs w:val="28"/>
+          <w:lang w:val="en-US"/>
+        </w:rPr>
+        <w:t>Delphi</w:t>
+      </w:r>
+      <w:r>
+        <w:rPr>
+          <w:rFonts w:cs="Times New Roman"/>
+          <w:szCs w:val="28"/>
+        </w:rPr>
+        <w:t>.</w:t>
+      </w:r>
+      <w:r>
+        <w:rPr>
+          <w:rFonts w:cs="Times New Roman"/>
+          <w:szCs w:val="28"/>
+          <w:lang w:val="en-US"/>
+        </w:rPr>
+        <w:t>NET</w:t>
+      </w:r>
+      <w:r>
+        <w:rPr>
+          <w:rFonts w:cs="Times New Roman"/>
+          <w:szCs w:val="28"/>
+        </w:rPr>
+        <w:t xml:space="preserve">. При компиляции код на любом из этих языков компилируется в сборку на общем языке </w:t>
+      </w:r>
+      <w:r>
+        <w:rPr>
+          <w:rFonts w:cs="Times New Roman"/>
+          <w:szCs w:val="28"/>
+          <w:lang w:val="en-US"/>
+        </w:rPr>
+        <w:t>CIL</w:t>
+      </w:r>
+      <w:r>
+        <w:rPr>
+          <w:rFonts w:cs="Times New Roman"/>
+          <w:szCs w:val="28"/>
+        </w:rPr>
+        <w:t xml:space="preserve"> (</w:t>
+      </w:r>
+      <w:r>
+        <w:rPr>
+          <w:rFonts w:cs="Times New Roman"/>
+          <w:szCs w:val="28"/>
+          <w:lang w:val="en-US"/>
+        </w:rPr>
+        <w:t>Common</w:t>
+      </w:r>
+      <w:r>
+        <w:rPr>
+          <w:rFonts w:cs="Times New Roman"/>
+          <w:szCs w:val="28"/>
+        </w:rPr>
+        <w:t xml:space="preserve"> </w:t>
+      </w:r>
+      <w:r>
+        <w:rPr>
+          <w:rFonts w:cs="Times New Roman"/>
+          <w:szCs w:val="28"/>
+          <w:lang w:val="en-US"/>
+        </w:rPr>
+        <w:t>Intermediate</w:t>
+      </w:r>
+      <w:r>
+        <w:rPr>
+          <w:rFonts w:cs="Times New Roman"/>
+          <w:szCs w:val="28"/>
+        </w:rPr>
+        <w:t xml:space="preserve"> </w:t>
+      </w:r>
+      <w:r>
+        <w:rPr>
+          <w:rFonts w:cs="Times New Roman"/>
+          <w:szCs w:val="28"/>
+          <w:lang w:val="en-US"/>
+        </w:rPr>
+        <w:t>Language</w:t>
+      </w:r>
+      <w:r>
+        <w:rPr>
+          <w:rFonts w:cs="Times New Roman"/>
+          <w:szCs w:val="28"/>
+        </w:rPr>
+        <w:t>) - своего рода ассемблер платформы .</w:t>
+      </w:r>
+      <w:r>
+        <w:rPr>
+          <w:rFonts w:cs="Times New Roman"/>
+          <w:szCs w:val="28"/>
+          <w:lang w:val="en-US"/>
+        </w:rPr>
+        <w:t>NET</w:t>
+      </w:r>
+      <w:r>
+        <w:rPr>
+          <w:rFonts w:cs="Times New Roman"/>
+          <w:szCs w:val="28"/>
+        </w:rPr>
+        <w:t>. Поэтому при определенных условиях мы можем сделать отдельные модули одного приложения на отдельных языках.</w:t>
+      </w:r>
+    </w:p>
+    <w:p>
+      <w:pPr>
+        <w:ind w:firstLine="709"/>
+        <w:rPr>
+          <w:rFonts w:cs="Times New Roman"/>
+          <w:szCs w:val="28"/>
+        </w:rPr>
+      </w:pPr>
+      <w:r>
+        <w:rPr>
+          <w:rFonts w:cs="Times New Roman"/>
+          <w:szCs w:val="28"/>
+        </w:rPr>
+        <w:t>Кроссплатформенность. .</w:t>
+      </w:r>
+      <w:r>
+        <w:rPr>
+          <w:rFonts w:cs="Times New Roman"/>
+          <w:szCs w:val="28"/>
+          <w:lang w:val="en-US"/>
+        </w:rPr>
+        <w:t>NET</w:t>
+      </w:r>
+      <w:r>
+        <w:rPr>
+          <w:rFonts w:cs="Times New Roman"/>
+          <w:szCs w:val="28"/>
+        </w:rPr>
+        <w:t xml:space="preserve"> является переносимой платформой (с некоторыми ограничениями). Например, последняя версия платформы на данный момент - .</w:t>
+      </w:r>
+      <w:r>
+        <w:rPr>
+          <w:rFonts w:cs="Times New Roman"/>
+          <w:szCs w:val="28"/>
+          <w:lang w:val="en-US"/>
+        </w:rPr>
+        <w:t>NET</w:t>
+      </w:r>
+      <w:r>
+        <w:rPr>
+          <w:rFonts w:cs="Times New Roman"/>
+          <w:szCs w:val="28"/>
+        </w:rPr>
+        <w:t xml:space="preserve"> 7 поддерживается на большинстве современных ОС </w:t>
+      </w:r>
+      <w:r>
+        <w:rPr>
+          <w:rFonts w:cs="Times New Roman"/>
+          <w:szCs w:val="28"/>
+          <w:lang w:val="en-US"/>
+        </w:rPr>
+        <w:t>Windows</w:t>
+      </w:r>
+      <w:r>
+        <w:rPr>
+          <w:rFonts w:cs="Times New Roman"/>
+          <w:szCs w:val="28"/>
+        </w:rPr>
+        <w:t xml:space="preserve">, </w:t>
+      </w:r>
+      <w:r>
+        <w:rPr>
+          <w:rFonts w:cs="Times New Roman"/>
+          <w:szCs w:val="28"/>
+          <w:lang w:val="en-US"/>
+        </w:rPr>
+        <w:t>MacOS</w:t>
+      </w:r>
+      <w:r>
+        <w:rPr>
+          <w:rFonts w:cs="Times New Roman"/>
+          <w:szCs w:val="28"/>
+        </w:rPr>
+        <w:t xml:space="preserve">, </w:t>
+      </w:r>
+      <w:r>
+        <w:rPr>
+          <w:rFonts w:cs="Times New Roman"/>
+          <w:szCs w:val="28"/>
+          <w:lang w:val="en-US"/>
+        </w:rPr>
+        <w:t>Linux</w:t>
+      </w:r>
+      <w:r>
+        <w:rPr>
+          <w:rFonts w:cs="Times New Roman"/>
+          <w:szCs w:val="28"/>
+        </w:rPr>
+        <w:t>. Используя различные технологии на платформе .</w:t>
+      </w:r>
+      <w:r>
+        <w:rPr>
+          <w:rFonts w:cs="Times New Roman"/>
+          <w:szCs w:val="28"/>
+          <w:lang w:val="en-US"/>
+        </w:rPr>
+        <w:t>NET</w:t>
+      </w:r>
+      <w:r>
+        <w:rPr>
+          <w:rFonts w:cs="Times New Roman"/>
+          <w:szCs w:val="28"/>
+        </w:rPr>
+        <w:t xml:space="preserve">, можно разрабатывать приложения на языке </w:t>
+      </w:r>
+      <w:r>
+        <w:rPr>
+          <w:rFonts w:cs="Times New Roman"/>
+          <w:szCs w:val="28"/>
+          <w:lang w:val="en-US"/>
+        </w:rPr>
+        <w:t>C</w:t>
+      </w:r>
+      <w:r>
+        <w:rPr>
+          <w:rFonts w:cs="Times New Roman"/>
+          <w:szCs w:val="28"/>
+        </w:rPr>
+        <w:t xml:space="preserve"># для самых разных платформ - </w:t>
+      </w:r>
+      <w:r>
+        <w:rPr>
+          <w:rFonts w:cs="Times New Roman"/>
+          <w:szCs w:val="28"/>
+          <w:lang w:val="en-US"/>
+        </w:rPr>
+        <w:t>Windows</w:t>
+      </w:r>
+      <w:r>
+        <w:rPr>
+          <w:rFonts w:cs="Times New Roman"/>
+          <w:szCs w:val="28"/>
+        </w:rPr>
+        <w:t xml:space="preserve">, </w:t>
+      </w:r>
+      <w:r>
+        <w:rPr>
+          <w:rFonts w:cs="Times New Roman"/>
+          <w:szCs w:val="28"/>
+          <w:lang w:val="en-US"/>
+        </w:rPr>
+        <w:t>MacOS</w:t>
+      </w:r>
+      <w:r>
+        <w:rPr>
+          <w:rFonts w:cs="Times New Roman"/>
+          <w:szCs w:val="28"/>
+        </w:rPr>
+        <w:t xml:space="preserve">, </w:t>
+      </w:r>
+      <w:r>
+        <w:rPr>
+          <w:rFonts w:cs="Times New Roman"/>
+          <w:szCs w:val="28"/>
+          <w:lang w:val="en-US"/>
+        </w:rPr>
+        <w:t>Linux</w:t>
+      </w:r>
+      <w:r>
+        <w:rPr>
+          <w:rFonts w:cs="Times New Roman"/>
+          <w:szCs w:val="28"/>
+        </w:rPr>
+        <w:t xml:space="preserve">, </w:t>
+      </w:r>
+      <w:r>
+        <w:rPr>
+          <w:rFonts w:cs="Times New Roman"/>
+          <w:szCs w:val="28"/>
+          <w:lang w:val="en-US"/>
+        </w:rPr>
+        <w:t>Android</w:t>
+      </w:r>
+      <w:r>
+        <w:rPr>
+          <w:rFonts w:cs="Times New Roman"/>
+          <w:szCs w:val="28"/>
+        </w:rPr>
+        <w:t xml:space="preserve">, </w:t>
+      </w:r>
+      <w:r>
+        <w:rPr>
+          <w:rFonts w:cs="Times New Roman"/>
+          <w:szCs w:val="28"/>
+          <w:lang w:val="en-US"/>
+        </w:rPr>
+        <w:t>iOS</w:t>
+      </w:r>
+      <w:r>
+        <w:rPr>
+          <w:rFonts w:cs="Times New Roman"/>
+          <w:szCs w:val="28"/>
+        </w:rPr>
+        <w:t xml:space="preserve">, </w:t>
+      </w:r>
+      <w:r>
+        <w:rPr>
+          <w:rFonts w:cs="Times New Roman"/>
+          <w:szCs w:val="28"/>
+          <w:lang w:val="en-US"/>
+        </w:rPr>
+        <w:t>Tizen</w:t>
+      </w:r>
+      <w:r>
+        <w:rPr>
+          <w:rFonts w:cs="Times New Roman"/>
+          <w:szCs w:val="28"/>
+        </w:rPr>
+        <w:t>.</w:t>
+      </w:r>
+    </w:p>
+    <w:p>
+      <w:pPr>
+        <w:ind w:firstLine="709"/>
+        <w:rPr>
+          <w:rFonts w:cs="Times New Roman"/>
+          <w:szCs w:val="28"/>
+        </w:rPr>
+      </w:pPr>
+      <w:r>
+        <w:rPr>
+          <w:rFonts w:cs="Times New Roman"/>
+          <w:szCs w:val="28"/>
+        </w:rPr>
+        <w:t>Мощная библиотека классов. .</w:t>
+      </w:r>
+      <w:r>
+        <w:rPr>
+          <w:rFonts w:cs="Times New Roman"/>
+          <w:szCs w:val="28"/>
+          <w:lang w:val="en-US"/>
+        </w:rPr>
+        <w:t>NET</w:t>
+      </w:r>
+      <w:r>
+        <w:rPr>
+          <w:rFonts w:cs="Times New Roman"/>
+          <w:szCs w:val="28"/>
+        </w:rPr>
+        <w:t xml:space="preserve"> представляет единую для всех поддерживаемых языков библиотеку классов. И какое бы приложение мы не собирались писать на </w:t>
+      </w:r>
+      <w:r>
+        <w:rPr>
+          <w:rFonts w:cs="Times New Roman"/>
+          <w:szCs w:val="28"/>
+          <w:lang w:val="en-US"/>
+        </w:rPr>
+        <w:t>C</w:t>
+      </w:r>
+      <w:r>
+        <w:rPr>
+          <w:rFonts w:cs="Times New Roman"/>
+          <w:szCs w:val="28"/>
+        </w:rPr>
+        <w:t># - текстовый редактор, чат или сложный веб-сайт - так или иначе мы задействуем библиотеку классов .</w:t>
+      </w:r>
+      <w:r>
+        <w:rPr>
+          <w:rFonts w:cs="Times New Roman"/>
+          <w:szCs w:val="28"/>
+          <w:lang w:val="en-US"/>
+        </w:rPr>
+        <w:t>NET</w:t>
+      </w:r>
+      <w:r>
+        <w:rPr>
+          <w:rFonts w:cs="Times New Roman"/>
+          <w:szCs w:val="28"/>
+        </w:rPr>
+        <w:t>.</w:t>
+      </w:r>
+    </w:p>
+    <w:p>
+      <w:pPr>
+        <w:ind w:firstLine="709"/>
+        <w:rPr>
+          <w:rFonts w:cs="Times New Roman"/>
+          <w:szCs w:val="28"/>
+        </w:rPr>
+      </w:pPr>
+      <w:r>
+        <w:rPr>
+          <w:rFonts w:cs="Times New Roman"/>
+          <w:szCs w:val="28"/>
+        </w:rPr>
+        <w:t xml:space="preserve">Разнообразие технологий. Общеязыковая среда исполнения </w:t>
+      </w:r>
+      <w:r>
+        <w:rPr>
+          <w:rFonts w:cs="Times New Roman"/>
+          <w:szCs w:val="28"/>
+          <w:lang w:val="en-US"/>
+        </w:rPr>
+        <w:t>CLR</w:t>
+      </w:r>
+      <w:r>
+        <w:rPr>
+          <w:rFonts w:cs="Times New Roman"/>
+          <w:szCs w:val="28"/>
+        </w:rPr>
+        <w:t xml:space="preserve"> и базовая библиотека классов являются основой для целого стека технологий, которые разработчики могут задействовать при построении тех или иных приложений. </w:t>
+      </w:r>
+      <w:r>
+        <w:rPr>
+          <w:rFonts w:cs="Times New Roman"/>
+          <w:szCs w:val="28"/>
+        </w:rPr>
+        <w:lastRenderedPageBreak/>
+        <w:t xml:space="preserve">Например, для работы с базами данных в этом стеке технологий предназначена технология </w:t>
+      </w:r>
+      <w:r>
+        <w:rPr>
+          <w:rFonts w:cs="Times New Roman"/>
+          <w:szCs w:val="28"/>
+          <w:lang w:val="en-US"/>
+        </w:rPr>
+        <w:t>ADO</w:t>
+      </w:r>
+      <w:r>
+        <w:rPr>
+          <w:rFonts w:cs="Times New Roman"/>
+          <w:szCs w:val="28"/>
+        </w:rPr>
+        <w:t>.</w:t>
+      </w:r>
+      <w:r>
+        <w:rPr>
+          <w:rFonts w:cs="Times New Roman"/>
+          <w:szCs w:val="28"/>
+          <w:lang w:val="en-US"/>
+        </w:rPr>
+        <w:t>NET</w:t>
+      </w:r>
+      <w:r>
+        <w:rPr>
+          <w:rFonts w:cs="Times New Roman"/>
+          <w:szCs w:val="28"/>
+        </w:rPr>
+        <w:t xml:space="preserve"> и </w:t>
+      </w:r>
+      <w:r>
+        <w:rPr>
+          <w:rFonts w:cs="Times New Roman"/>
+          <w:szCs w:val="28"/>
+          <w:lang w:val="en-US"/>
+        </w:rPr>
+        <w:t>Entity</w:t>
+      </w:r>
+      <w:r>
+        <w:rPr>
+          <w:rFonts w:cs="Times New Roman"/>
+          <w:szCs w:val="28"/>
+        </w:rPr>
+        <w:t xml:space="preserve"> </w:t>
+      </w:r>
+      <w:r>
+        <w:rPr>
+          <w:rFonts w:cs="Times New Roman"/>
+          <w:szCs w:val="28"/>
+          <w:lang w:val="en-US"/>
+        </w:rPr>
+        <w:t>Framework</w:t>
+      </w:r>
+      <w:r>
+        <w:rPr>
+          <w:rFonts w:cs="Times New Roman"/>
+          <w:szCs w:val="28"/>
+        </w:rPr>
+        <w:t xml:space="preserve"> </w:t>
+      </w:r>
+      <w:r>
+        <w:rPr>
+          <w:rFonts w:cs="Times New Roman"/>
+          <w:szCs w:val="28"/>
+          <w:lang w:val="en-US"/>
+        </w:rPr>
+        <w:t>Core</w:t>
+      </w:r>
+      <w:r>
+        <w:rPr>
+          <w:rFonts w:cs="Times New Roman"/>
+          <w:szCs w:val="28"/>
+        </w:rPr>
+        <w:t xml:space="preserve">. Для построения графических приложений с богатым насыщенным интерфейсом - технология </w:t>
+      </w:r>
+      <w:r>
+        <w:rPr>
+          <w:rFonts w:cs="Times New Roman"/>
+          <w:szCs w:val="28"/>
+          <w:lang w:val="en-US"/>
+        </w:rPr>
+        <w:t>WPF</w:t>
+      </w:r>
+      <w:r>
+        <w:rPr>
+          <w:rFonts w:cs="Times New Roman"/>
+          <w:szCs w:val="28"/>
+        </w:rPr>
+        <w:t xml:space="preserve"> и </w:t>
       </w:r>
       <w:proofErr w:type="spellStart"/>
       <w:r>
         <w:rPr>
           <w:rFonts w:cs="Times New Roman"/>
           <w:szCs w:val="28"/>
-        </w:rPr>
-        <w:t>функциональностей</w:t>
+          <w:lang w:val="en-US"/>
+        </w:rPr>
+        <w:t>WinUI</w:t>
       </w:r>
       <w:proofErr w:type="spellEnd"/>
       <w:r>
@@ -5603,8 +6604,98 @@
           <w:rFonts w:cs="Times New Roman"/>
           <w:szCs w:val="28"/>
         </w:rPr>
+        <w:t xml:space="preserve">, для создания более простых графических приложений - </w:t>
+      </w:r>
+      <w:r>
+        <w:rPr>
+          <w:rFonts w:cs="Times New Roman"/>
+          <w:szCs w:val="28"/>
+          <w:lang w:val="en-US"/>
+        </w:rPr>
+        <w:t>Windows</w:t>
+      </w:r>
+      <w:r>
+        <w:rPr>
+          <w:rFonts w:cs="Times New Roman"/>
+          <w:szCs w:val="28"/>
+        </w:rPr>
+        <w:t xml:space="preserve"> </w:t>
+      </w:r>
+      <w:r>
+        <w:rPr>
+          <w:rFonts w:cs="Times New Roman"/>
+          <w:szCs w:val="28"/>
+          <w:lang w:val="en-US"/>
+        </w:rPr>
+        <w:t>Forms</w:t>
+      </w:r>
+      <w:r>
+        <w:rPr>
+          <w:rFonts w:cs="Times New Roman"/>
+          <w:szCs w:val="28"/>
+        </w:rPr>
+        <w:t xml:space="preserve">. Для разработки кроссплатформенных мобильных и десктопных приложений - </w:t>
+      </w:r>
+      <w:r>
+        <w:rPr>
+          <w:rFonts w:cs="Times New Roman"/>
+          <w:szCs w:val="28"/>
+          <w:lang w:val="en-US"/>
+        </w:rPr>
+        <w:t>Xamarin</w:t>
+      </w:r>
+      <w:r>
+        <w:rPr>
+          <w:rFonts w:cs="Times New Roman"/>
+          <w:szCs w:val="28"/>
+        </w:rPr>
+        <w:t>/</w:t>
+      </w:r>
+      <w:r>
+        <w:rPr>
+          <w:rFonts w:cs="Times New Roman"/>
+          <w:szCs w:val="28"/>
+          <w:lang w:val="en-US"/>
+        </w:rPr>
+        <w:t>MAUI</w:t>
+      </w:r>
+      <w:r>
+        <w:rPr>
+          <w:rFonts w:cs="Times New Roman"/>
+          <w:szCs w:val="28"/>
+        </w:rPr>
+        <w:t xml:space="preserve">. Для создания веб-сайтов и веб-приложений - </w:t>
+      </w:r>
+      <w:r>
+        <w:rPr>
+          <w:rFonts w:cs="Times New Roman"/>
+          <w:szCs w:val="28"/>
+          <w:lang w:val="en-US"/>
+        </w:rPr>
+        <w:t>ASP</w:t>
+      </w:r>
+      <w:r>
+        <w:rPr>
+          <w:rFonts w:cs="Times New Roman"/>
+          <w:szCs w:val="28"/>
+        </w:rPr>
         <w:t>.</w:t>
       </w:r>
+      <w:r>
+        <w:rPr>
+          <w:rFonts w:cs="Times New Roman"/>
+          <w:szCs w:val="28"/>
+          <w:lang w:val="en-US"/>
+        </w:rPr>
+        <w:t>NET</w:t>
+      </w:r>
+      <w:r>
+        <w:rPr>
+          <w:rFonts w:cs="Times New Roman"/>
+          <w:szCs w:val="28"/>
+        </w:rPr>
+        <w:t xml:space="preserve"> и т.д.</w:t>
+      </w:r>
     </w:p>
     <w:p>
       <w:pPr>
@@ -5619,7 +6710,38 @@
           <w:rFonts w:cs="Times New Roman"/>
           <w:szCs w:val="28"/>
         </w:rPr>
-        <w:t>Роль платформы .</w:t>
+        <w:t xml:space="preserve">К этому стоит добавить активной развивающийся и набирающий </w:t>
+      </w:r>
+      <w:r>
+        <w:rPr>
+          <w:rFonts w:cs="Times New Roman"/>
+          <w:szCs w:val="28"/>
+        </w:rPr>
+        <w:t>популярность</w:t>
+      </w:r>
+      <w:r>
+        <w:rPr>
+          <w:rFonts w:cs="Times New Roman"/>
+          <w:szCs w:val="28"/>
+        </w:rPr>
+        <w:t xml:space="preserve"> </w:t>
+      </w:r>
+      <w:proofErr w:type="spellStart"/>
+      <w:r>
+        <w:rPr>
+          <w:rFonts w:cs="Times New Roman"/>
+          <w:szCs w:val="28"/>
+          <w:lang w:val="en-US"/>
+        </w:rPr>
+        <w:t>Blazor</w:t>
+      </w:r>
+      <w:proofErr w:type="spellEnd"/>
+      <w:r>
+        <w:rPr>
+          <w:rFonts w:cs="Times New Roman"/>
+          <w:szCs w:val="28"/>
+        </w:rPr>
+        <w:t xml:space="preserve"> - фреймворк, который работает поверх .</w:t>
       </w:r>
       <w:r>
         <w:rPr>
@@ -5629,6 +6751,13 @@
         </w:rPr>
         <w:t>NET</w:t>
       </w:r>
+      <w:r>
+        <w:rPr>
+          <w:rFonts w:cs="Times New Roman"/>
+          <w:szCs w:val="28"/>
+        </w:rPr>
+        <w:t xml:space="preserve"> и который позволяет создавать веб-приложения как на стороне сервера, так и на стороне клиента. А в будущем будет поддерживать создание мобильных приложений и, возможно, десктоп-приложений.</w:t>
+      </w:r>
     </w:p>
     <w:p>
       <w:pPr>
@@ -5643,7 +6772,67 @@
           <w:rFonts w:cs="Times New Roman"/>
           <w:szCs w:val="28"/>
         </w:rPr>
-        <w:t xml:space="preserve">Когда говорят </w:t>
+        <w:t xml:space="preserve">Производительность. Согласно </w:t>
+      </w:r>
+      <w:r>
+        <w:rPr>
+          <w:rFonts w:cs="Times New Roman"/>
+          <w:szCs w:val="28"/>
+        </w:rPr>
+        <w:t>ряду тестов веб-приложения,</w:t>
+      </w:r>
+      <w:r>
+        <w:rPr>
+          <w:rFonts w:cs="Times New Roman"/>
+          <w:szCs w:val="28"/>
+        </w:rPr>
+        <w:t xml:space="preserve"> на .</w:t>
+      </w:r>
+      <w:r>
+        <w:rPr>
+          <w:rFonts w:cs="Times New Roman"/>
+          <w:szCs w:val="28"/>
+          <w:lang w:val="en-US"/>
+        </w:rPr>
+        <w:t>NET</w:t>
+      </w:r>
+      <w:r>
+        <w:rPr>
+          <w:rFonts w:cs="Times New Roman"/>
+          <w:szCs w:val="28"/>
+        </w:rPr>
+        <w:t xml:space="preserve"> 7 в ряде категорий сильно опережают веб-приложения, построенные с помощью других технологий. Приложения на .</w:t>
+      </w:r>
+      <w:r>
+        <w:rPr>
+          <w:rFonts w:cs="Times New Roman"/>
+          <w:szCs w:val="28"/>
+          <w:lang w:val="en-US"/>
+        </w:rPr>
+        <w:t>NET</w:t>
+      </w:r>
+      <w:r>
+        <w:rPr>
+          <w:rFonts w:cs="Times New Roman"/>
+          <w:szCs w:val="28"/>
+        </w:rPr>
+        <w:t xml:space="preserve"> 7 в принципе отличаются высокой производительностью.</w:t>
+      </w:r>
+    </w:p>
+    <w:p>
+      <w:pPr>
+        <w:ind w:firstLine="709"/>
+        <w:rPr>
+          <w:rFonts w:cs="Times New Roman"/>
+          <w:szCs w:val="28"/>
+        </w:rPr>
+      </w:pPr>
+      <w:r>
+        <w:rPr>
+          <w:rFonts w:cs="Times New Roman"/>
+          <w:szCs w:val="28"/>
+        </w:rPr>
+        <w:t xml:space="preserve">Также еще следует отметить такую особенность языка </w:t>
       </w:r>
       <w:r>
         <w:rPr>
@@ -5658,7 +6847,7 @@
           <w:rFonts w:cs="Times New Roman"/>
           <w:szCs w:val="28"/>
         </w:rPr>
-        <w:t>#, нередко имеют в виду технологии платформы .</w:t>
+        <w:t># и фреймворка .</w:t>
       </w:r>
       <w:r>
         <w:rPr>
@@ -5673,7 +6862,128 @@
           <w:rFonts w:cs="Times New Roman"/>
           <w:szCs w:val="28"/>
         </w:rPr>
-        <w:t xml:space="preserve"> (</w:t>
+        <w:t xml:space="preserve">, как автоматическая сборка мусора. А это значит, что нам в большинстве случаев не придется, в отличие от С++, заботиться об освобождении памяти. Вышеупомянутая общеязыковая среда </w:t>
+      </w:r>
+      <w:r>
+        <w:rPr>
+          <w:rFonts w:cs="Times New Roman"/>
+          <w:szCs w:val="28"/>
+          <w:lang w:val="en-US"/>
+        </w:rPr>
+        <w:t>CLR</w:t>
+      </w:r>
+      <w:r>
+        <w:rPr>
+          <w:rFonts w:cs="Times New Roman"/>
+          <w:szCs w:val="28"/>
+        </w:rPr>
+        <w:t xml:space="preserve"> сама вызовет сборщик мусора и очистит память.</w:t>
+      </w:r>
+    </w:p>
+    <w:p>
+      <w:pPr>
+        <w:ind w:firstLine="709"/>
+        <w:rPr>
+          <w:rFonts w:cs="Times New Roman"/>
+          <w:szCs w:val="28"/>
+        </w:rPr>
+      </w:pPr>
+      <w:r>
+        <w:rPr>
+          <w:rFonts w:cs="Times New Roman"/>
+          <w:szCs w:val="28"/>
+        </w:rPr>
+        <w:t>.</w:t>
+      </w:r>
+      <w:r>
+        <w:rPr>
+          <w:rFonts w:cs="Times New Roman"/>
+          <w:szCs w:val="28"/>
+          <w:lang w:val="en-US"/>
+        </w:rPr>
+        <w:t>NET</w:t>
+      </w:r>
+      <w:r>
+        <w:rPr>
+          <w:rFonts w:cs="Times New Roman"/>
+          <w:szCs w:val="28"/>
+        </w:rPr>
+        <w:t xml:space="preserve"> </w:t>
+      </w:r>
+      <w:r>
+        <w:rPr>
+          <w:rFonts w:cs="Times New Roman"/>
+          <w:szCs w:val="28"/>
+          <w:lang w:val="en-US"/>
+        </w:rPr>
+        <w:t>Framework</w:t>
+      </w:r>
+      <w:r>
+        <w:rPr>
+          <w:rFonts w:cs="Times New Roman"/>
+          <w:szCs w:val="28"/>
+        </w:rPr>
+        <w:t xml:space="preserve"> и .</w:t>
+      </w:r>
+      <w:r>
+        <w:rPr>
+          <w:rFonts w:cs="Times New Roman"/>
+          <w:szCs w:val="28"/>
+          <w:lang w:val="en-US"/>
+        </w:rPr>
+        <w:t>NET</w:t>
+      </w:r>
+      <w:r>
+        <w:rPr>
+          <w:rFonts w:cs="Times New Roman"/>
+          <w:szCs w:val="28"/>
+        </w:rPr>
+        <w:t xml:space="preserve"> </w:t>
+      </w:r>
+    </w:p>
+    <w:p>
+      <w:pPr>
+        <w:ind w:firstLine="709"/>
+        <w:rPr>
+          <w:rFonts w:cs="Times New Roman"/>
+          <w:szCs w:val="28"/>
+        </w:rPr>
+      </w:pPr>
+      <w:r>
+        <w:rPr>
+          <w:rFonts w:cs="Times New Roman"/>
+          <w:szCs w:val="28"/>
+        </w:rPr>
+        <w:t>Стоит отметить, что .</w:t>
+      </w:r>
+      <w:r>
+        <w:rPr>
+          <w:rFonts w:cs="Times New Roman"/>
+          <w:szCs w:val="28"/>
+          <w:lang w:val="en-US"/>
+        </w:rPr>
+        <w:t>NET</w:t>
+      </w:r>
+      <w:r>
+        <w:rPr>
+          <w:rFonts w:cs="Times New Roman"/>
+          <w:szCs w:val="28"/>
+        </w:rPr>
+        <w:t xml:space="preserve"> долгое время развивался </w:t>
+      </w:r>
+      <w:r>
+        <w:rPr>
+          <w:rFonts w:cs="Times New Roman"/>
+          <w:szCs w:val="28"/>
+        </w:rPr>
+        <w:t>преимущественно</w:t>
+      </w:r>
+      <w:r>
+        <w:rPr>
+          <w:rFonts w:cs="Times New Roman"/>
+          <w:szCs w:val="28"/>
+        </w:rPr>
+        <w:t xml:space="preserve"> как платформа для </w:t>
       </w:r>
       <w:r>
         <w:rPr>
@@ -5688,6 +6998,21 @@
           <w:rFonts w:cs="Times New Roman"/>
           <w:szCs w:val="28"/>
         </w:rPr>
+        <w:t xml:space="preserve"> под названием .</w:t>
+      </w:r>
+      <w:r>
+        <w:rPr>
+          <w:rFonts w:cs="Times New Roman"/>
+          <w:szCs w:val="28"/>
+          <w:lang w:val="en-US"/>
+        </w:rPr>
+        <w:t>NET</w:t>
+      </w:r>
+      <w:r>
+        <w:rPr>
+          <w:rFonts w:cs="Times New Roman"/>
+          <w:szCs w:val="28"/>
+        </w:rPr>
         <w:t xml:space="preserve"> </w:t>
       </w:r>
       <w:r>
@@ -5696,44 +7021,14 @@
           <w:szCs w:val="28"/>
           <w:lang w:val="en-US"/>
         </w:rPr>
-        <w:t>Forms</w:t>
-      </w:r>
-      <w:r>
-        <w:rPr>
-          <w:rFonts w:cs="Times New Roman"/>
-          <w:szCs w:val="28"/>
-        </w:rPr>
-        <w:t xml:space="preserve">, </w:t>
-      </w:r>
-      <w:r>
-        <w:rPr>
-          <w:rFonts w:cs="Times New Roman"/>
-          <w:szCs w:val="28"/>
-          <w:lang w:val="en-US"/>
-        </w:rPr>
-        <w:t>WPF</w:t>
-      </w:r>
-      <w:r>
-        <w:rPr>
-          <w:rFonts w:cs="Times New Roman"/>
-          <w:szCs w:val="28"/>
-        </w:rPr>
-        <w:t xml:space="preserve">, </w:t>
-      </w:r>
-      <w:r>
-        <w:rPr>
-          <w:rFonts w:cs="Times New Roman"/>
-          <w:szCs w:val="28"/>
-          <w:lang w:val="en-US"/>
-        </w:rPr>
-        <w:t>ASP</w:t>
-      </w:r>
-      <w:r>
-        <w:rPr>
-          <w:rFonts w:cs="Times New Roman"/>
-          <w:szCs w:val="28"/>
-        </w:rPr>
-        <w:t>.</w:t>
+        <w:t>Framework</w:t>
+      </w:r>
+      <w:r>
+        <w:rPr>
+          <w:rFonts w:cs="Times New Roman"/>
+          <w:szCs w:val="28"/>
+        </w:rPr>
+        <w:t>. В 2019 вышла последняя версия этой платформы - .</w:t>
       </w:r>
       <w:r>
         <w:rPr>
@@ -5748,22 +7043,53 @@
           <w:rFonts w:cs="Times New Roman"/>
           <w:szCs w:val="28"/>
         </w:rPr>
-        <w:t xml:space="preserve">, </w:t>
-      </w:r>
-      <w:r>
-        <w:rPr>
-          <w:rFonts w:cs="Times New Roman"/>
-          <w:szCs w:val="28"/>
-          <w:lang w:val="en-US"/>
-        </w:rPr>
-        <w:t>Xamarin</w:t>
-      </w:r>
-      <w:r>
-        <w:rPr>
-          <w:rFonts w:cs="Times New Roman"/>
-          <w:szCs w:val="28"/>
-        </w:rPr>
-        <w:t>). И, наоборот, когда говорят .</w:t>
+        <w:t xml:space="preserve"> </w:t>
+      </w:r>
+      <w:r>
+        <w:rPr>
+          <w:rFonts w:cs="Times New Roman"/>
+          <w:szCs w:val="28"/>
+          <w:lang w:val="en-US"/>
+        </w:rPr>
+        <w:t>Framework</w:t>
+      </w:r>
+      <w:r>
+        <w:rPr>
+          <w:rFonts w:cs="Times New Roman"/>
+          <w:szCs w:val="28"/>
+        </w:rPr>
+        <w:t xml:space="preserve"> 4.8. Она больше не развивается</w:t>
+      </w:r>
+    </w:p>
+    <w:p>
+      <w:pPr>
+        <w:ind w:firstLine="709"/>
+        <w:rPr>
+          <w:rFonts w:cs="Times New Roman"/>
+          <w:szCs w:val="28"/>
+        </w:rPr>
+      </w:pPr>
+      <w:r>
+        <w:rPr>
+          <w:rFonts w:cs="Times New Roman"/>
+          <w:szCs w:val="28"/>
+        </w:rPr>
+        <w:t xml:space="preserve">С 2014 </w:t>
+      </w:r>
+      <w:r>
+        <w:rPr>
+          <w:rFonts w:cs="Times New Roman"/>
+          <w:szCs w:val="28"/>
+          <w:lang w:val="en-US"/>
+        </w:rPr>
+        <w:t>Microsoft</w:t>
+      </w:r>
+      <w:r>
+        <w:rPr>
+          <w:rFonts w:cs="Times New Roman"/>
+          <w:szCs w:val="28"/>
+        </w:rPr>
+        <w:t xml:space="preserve"> стал развивать альтернативную платформу - .</w:t>
       </w:r>
       <w:r>
         <w:rPr>
@@ -5778,37 +7104,22 @@
           <w:rFonts w:cs="Times New Roman"/>
           <w:szCs w:val="28"/>
         </w:rPr>
-        <w:t xml:space="preserve">, нередко имеют в виду </w:t>
-      </w:r>
-      <w:r>
-        <w:rPr>
-          <w:rFonts w:cs="Times New Roman"/>
-          <w:szCs w:val="28"/>
-          <w:lang w:val="en-US"/>
-        </w:rPr>
-        <w:t>C</w:t>
-      </w:r>
-      <w:r>
-        <w:rPr>
-          <w:rFonts w:cs="Times New Roman"/>
-          <w:szCs w:val="28"/>
-        </w:rPr>
-        <w:t xml:space="preserve">#. Однако, хотя эти понятия связаны, отождествлять их неверно. Язык </w:t>
-      </w:r>
-      <w:r>
-        <w:rPr>
-          <w:rFonts w:cs="Times New Roman"/>
-          <w:szCs w:val="28"/>
-          <w:lang w:val="en-US"/>
-        </w:rPr>
-        <w:t>C</w:t>
-      </w:r>
-      <w:r>
-        <w:rPr>
-          <w:rFonts w:cs="Times New Roman"/>
-          <w:szCs w:val="28"/>
-        </w:rPr>
-        <w:t># был создан специально для работы с фреймворком .</w:t>
+        <w:t xml:space="preserve"> </w:t>
+      </w:r>
+      <w:r>
+        <w:rPr>
+          <w:rFonts w:cs="Times New Roman"/>
+          <w:szCs w:val="28"/>
+          <w:lang w:val="en-US"/>
+        </w:rPr>
+        <w:t>Core</w:t>
+      </w:r>
+      <w:r>
+        <w:rPr>
+          <w:rFonts w:cs="Times New Roman"/>
+          <w:szCs w:val="28"/>
+        </w:rPr>
+        <w:t>, которая уже предназначалась для разных платформ и должна была вобрать в себя все возможности устаревшего .</w:t>
       </w:r>
       <w:r>
         <w:rPr>
@@ -5823,7 +7134,37 @@
           <w:rFonts w:cs="Times New Roman"/>
           <w:szCs w:val="28"/>
         </w:rPr>
-        <w:t>, однако само понятие .</w:t>
+        <w:t xml:space="preserve"> </w:t>
+      </w:r>
+      <w:r>
+        <w:rPr>
+          <w:rFonts w:cs="Times New Roman"/>
+          <w:szCs w:val="28"/>
+          <w:lang w:val="en-US"/>
+        </w:rPr>
+        <w:t>Framework</w:t>
+      </w:r>
+      <w:r>
+        <w:rPr>
+          <w:rFonts w:cs="Times New Roman"/>
+          <w:szCs w:val="28"/>
+        </w:rPr>
+        <w:t xml:space="preserve"> и добавить новую функциональность. Затем </w:t>
+      </w:r>
+      <w:r>
+        <w:rPr>
+          <w:rFonts w:cs="Times New Roman"/>
+          <w:szCs w:val="28"/>
+          <w:lang w:val="en-US"/>
+        </w:rPr>
+        <w:t>Microsoft</w:t>
+      </w:r>
+      <w:r>
+        <w:rPr>
+          <w:rFonts w:cs="Times New Roman"/>
+          <w:szCs w:val="28"/>
+        </w:rPr>
+        <w:t xml:space="preserve"> последовательно выпустил ряд версий этой платформы: .</w:t>
       </w:r>
       <w:r>
         <w:rPr>
@@ -5838,23 +7179,22 @@
           <w:rFonts w:cs="Times New Roman"/>
           <w:szCs w:val="28"/>
         </w:rPr>
-        <w:t xml:space="preserve"> несколько шире.</w:t>
-      </w:r>
-    </w:p>
-    <w:p>
-      <w:pPr>
-        <w:ind w:firstLine="709"/>
-        <w:rPr>
-          <w:rFonts w:cs="Times New Roman"/>
-          <w:szCs w:val="28"/>
-        </w:rPr>
-      </w:pPr>
-      <w:r>
-        <w:rPr>
-          <w:rFonts w:cs="Times New Roman"/>
-          <w:szCs w:val="28"/>
-        </w:rPr>
-        <w:t>Как-то Билл Гейтс сказал, что платформа .</w:t>
+        <w:t xml:space="preserve"> </w:t>
+      </w:r>
+      <w:r>
+        <w:rPr>
+          <w:rFonts w:cs="Times New Roman"/>
+          <w:szCs w:val="28"/>
+          <w:lang w:val="en-US"/>
+        </w:rPr>
+        <w:t>Core</w:t>
+      </w:r>
+      <w:r>
+        <w:rPr>
+          <w:rFonts w:cs="Times New Roman"/>
+          <w:szCs w:val="28"/>
+        </w:rPr>
+        <w:t xml:space="preserve"> 1, .</w:t>
       </w:r>
       <w:r>
         <w:rPr>
@@ -5871,36 +7211,20 @@
         </w:rPr>
         <w:t xml:space="preserve"> </w:t>
       </w:r>
-      <w:proofErr w:type="gramStart"/>
-      <w:r>
-        <w:rPr>
-          <w:rFonts w:cs="Times New Roman"/>
-          <w:szCs w:val="28"/>
-        </w:rPr>
-        <w:t>- это лучшее</w:t>
-      </w:r>
-      <w:proofErr w:type="gramEnd"/>
-      <w:r>
-        <w:rPr>
-          <w:rFonts w:cs="Times New Roman"/>
-          <w:szCs w:val="28"/>
-        </w:rPr>
-        <w:t xml:space="preserve">, что создала компания </w:t>
-      </w:r>
-      <w:r>
-        <w:rPr>
-          <w:rFonts w:cs="Times New Roman"/>
-          <w:szCs w:val="28"/>
-          <w:lang w:val="en-US"/>
-        </w:rPr>
-        <w:t>Microsoft</w:t>
-      </w:r>
-      <w:r>
-        <w:rPr>
-          <w:rFonts w:cs="Times New Roman"/>
-          <w:szCs w:val="28"/>
-        </w:rPr>
-        <w:t>. Фреймворк .</w:t>
+      <w:r>
+        <w:rPr>
+          <w:rFonts w:cs="Times New Roman"/>
+          <w:szCs w:val="28"/>
+          <w:lang w:val="en-US"/>
+        </w:rPr>
+        <w:t>Core</w:t>
+      </w:r>
+      <w:r>
+        <w:rPr>
+          <w:rFonts w:cs="Times New Roman"/>
+          <w:szCs w:val="28"/>
+        </w:rPr>
+        <w:t xml:space="preserve"> 2, .</w:t>
       </w:r>
       <w:r>
         <w:rPr>
@@ -5915,37 +7239,6 @@
           <w:rFonts w:cs="Times New Roman"/>
           <w:szCs w:val="28"/>
         </w:rPr>
-        <w:t xml:space="preserve"> представляет мощную платформу для создания приложений. Можно выделить следующие ее основные черты:</w:t>
-      </w:r>
-    </w:p>
-    <w:p>
-      <w:pPr>
-        <w:ind w:firstLine="709"/>
-        <w:rPr>
-          <w:rFonts w:cs="Times New Roman"/>
-          <w:szCs w:val="28"/>
-        </w:rPr>
-      </w:pPr>
-      <w:r>
-        <w:rPr>
-          <w:rFonts w:cs="Times New Roman"/>
-          <w:szCs w:val="28"/>
-        </w:rPr>
-        <w:t xml:space="preserve">Поддержка нескольких языков. Основой платформы является общеязыковая среда исполнения </w:t>
-      </w:r>
-      <w:r>
-        <w:rPr>
-          <w:rFonts w:cs="Times New Roman"/>
-          <w:szCs w:val="28"/>
-          <w:lang w:val="en-US"/>
-        </w:rPr>
-        <w:t>Common</w:t>
-      </w:r>
-      <w:r>
-        <w:rPr>
-          <w:rFonts w:cs="Times New Roman"/>
-          <w:szCs w:val="28"/>
-        </w:rPr>
         <w:t xml:space="preserve"> </w:t>
       </w:r>
       <w:r>
@@ -5954,44 +7247,14 @@
           <w:szCs w:val="28"/>
           <w:lang w:val="en-US"/>
         </w:rPr>
-        <w:t>Language</w:t>
-      </w:r>
-      <w:r>
-        <w:rPr>
-          <w:rFonts w:cs="Times New Roman"/>
-          <w:szCs w:val="28"/>
-        </w:rPr>
-        <w:t xml:space="preserve"> </w:t>
-      </w:r>
-      <w:r>
-        <w:rPr>
-          <w:rFonts w:cs="Times New Roman"/>
-          <w:szCs w:val="28"/>
-          <w:lang w:val="en-US"/>
-        </w:rPr>
-        <w:t>Runtime</w:t>
-      </w:r>
-      <w:r>
-        <w:rPr>
-          <w:rFonts w:cs="Times New Roman"/>
-          <w:szCs w:val="28"/>
-        </w:rPr>
-        <w:t xml:space="preserve"> (</w:t>
-      </w:r>
-      <w:r>
-        <w:rPr>
-          <w:rFonts w:cs="Times New Roman"/>
-          <w:szCs w:val="28"/>
-          <w:lang w:val="en-US"/>
-        </w:rPr>
-        <w:t>CLR</w:t>
-      </w:r>
-      <w:r>
-        <w:rPr>
-          <w:rFonts w:cs="Times New Roman"/>
-          <w:szCs w:val="28"/>
-        </w:rPr>
-        <w:t>), благодаря чему .</w:t>
+        <w:t>Core</w:t>
+      </w:r>
+      <w:r>
+        <w:rPr>
+          <w:rFonts w:cs="Times New Roman"/>
+          <w:szCs w:val="28"/>
+        </w:rPr>
+        <w:t xml:space="preserve"> 3, .</w:t>
       </w:r>
       <w:r>
         <w:rPr>
@@ -6006,37 +7269,21 @@
           <w:rFonts w:cs="Times New Roman"/>
           <w:szCs w:val="28"/>
         </w:rPr>
-        <w:t xml:space="preserve"> поддерживает несколько языков: наряду с </w:t>
-      </w:r>
-      <w:r>
-        <w:rPr>
-          <w:rFonts w:cs="Times New Roman"/>
-          <w:szCs w:val="28"/>
-          <w:lang w:val="en-US"/>
-        </w:rPr>
-        <w:t>C</w:t>
-      </w:r>
-      <w:r>
-        <w:rPr>
-          <w:rFonts w:cs="Times New Roman"/>
-          <w:szCs w:val="28"/>
-        </w:rPr>
-        <w:t xml:space="preserve"># это также </w:t>
-      </w:r>
-      <w:r>
-        <w:rPr>
-          <w:rFonts w:cs="Times New Roman"/>
-          <w:szCs w:val="28"/>
-          <w:lang w:val="en-US"/>
-        </w:rPr>
-        <w:t>VB</w:t>
-      </w:r>
-      <w:r>
-        <w:rPr>
-          <w:rFonts w:cs="Times New Roman"/>
-          <w:szCs w:val="28"/>
-        </w:rPr>
-        <w:t>.</w:t>
+        <w:t xml:space="preserve"> 5. И текущей версией является </w:t>
+      </w:r>
+      <w:r>
+        <w:rPr>
+          <w:rFonts w:cs="Times New Roman"/>
+          <w:szCs w:val="28"/>
+        </w:rPr>
+        <w:t>рассматриваемая</w:t>
+      </w:r>
+      <w:r>
+        <w:rPr>
+          <w:rFonts w:cs="Times New Roman"/>
+          <w:szCs w:val="28"/>
+        </w:rPr>
+        <w:t xml:space="preserve"> в этом руководстве платформа .</w:t>
       </w:r>
       <w:r>
         <w:rPr>
@@ -6051,1270 +7298,15 @@
           <w:rFonts w:cs="Times New Roman"/>
           <w:szCs w:val="28"/>
         </w:rPr>
-        <w:t xml:space="preserve">, </w:t>
-      </w:r>
-      <w:r>
-        <w:rPr>
-          <w:rFonts w:cs="Times New Roman"/>
-          <w:szCs w:val="28"/>
-          <w:lang w:val="en-US"/>
-        </w:rPr>
-        <w:t>C</w:t>
-      </w:r>
-      <w:r>
-        <w:rPr>
-          <w:rFonts w:cs="Times New Roman"/>
-          <w:szCs w:val="28"/>
-        </w:rPr>
-        <w:t xml:space="preserve">++, </w:t>
-      </w:r>
-      <w:r>
-        <w:rPr>
-          <w:rFonts w:cs="Times New Roman"/>
-          <w:szCs w:val="28"/>
-          <w:lang w:val="en-US"/>
-        </w:rPr>
-        <w:t>F</w:t>
-      </w:r>
-      <w:r>
-        <w:rPr>
-          <w:rFonts w:cs="Times New Roman"/>
-          <w:szCs w:val="28"/>
-        </w:rPr>
-        <w:t>#, а также различные диалекты других языков, привязанные к .</w:t>
-      </w:r>
-      <w:r>
-        <w:rPr>
-          <w:rFonts w:cs="Times New Roman"/>
-          <w:szCs w:val="28"/>
-          <w:lang w:val="en-US"/>
-        </w:rPr>
-        <w:t>NET</w:t>
-      </w:r>
-      <w:r>
-        <w:rPr>
-          <w:rFonts w:cs="Times New Roman"/>
-          <w:szCs w:val="28"/>
-        </w:rPr>
-        <w:t xml:space="preserve">, например, </w:t>
-      </w:r>
-      <w:r>
-        <w:rPr>
-          <w:rFonts w:cs="Times New Roman"/>
-          <w:szCs w:val="28"/>
-          <w:lang w:val="en-US"/>
-        </w:rPr>
-        <w:t>Delphi</w:t>
-      </w:r>
-      <w:r>
-        <w:rPr>
-          <w:rFonts w:cs="Times New Roman"/>
-          <w:szCs w:val="28"/>
-        </w:rPr>
-        <w:t>.</w:t>
-      </w:r>
-      <w:r>
-        <w:rPr>
-          <w:rFonts w:cs="Times New Roman"/>
-          <w:szCs w:val="28"/>
-          <w:lang w:val="en-US"/>
-        </w:rPr>
-        <w:t>NET</w:t>
-      </w:r>
-      <w:r>
-        <w:rPr>
-          <w:rFonts w:cs="Times New Roman"/>
-          <w:szCs w:val="28"/>
-        </w:rPr>
-        <w:t xml:space="preserve">. При компиляции код на любом из этих языков компилируется в сборку на общем языке </w:t>
-      </w:r>
-      <w:r>
-        <w:rPr>
-          <w:rFonts w:cs="Times New Roman"/>
-          <w:szCs w:val="28"/>
-          <w:lang w:val="en-US"/>
-        </w:rPr>
-        <w:t>CIL</w:t>
-      </w:r>
-      <w:r>
-        <w:rPr>
-          <w:rFonts w:cs="Times New Roman"/>
-          <w:szCs w:val="28"/>
-        </w:rPr>
-        <w:t xml:space="preserve"> (</w:t>
-      </w:r>
-      <w:r>
-        <w:rPr>
-          <w:rFonts w:cs="Times New Roman"/>
-          <w:szCs w:val="28"/>
-          <w:lang w:val="en-US"/>
-        </w:rPr>
-        <w:t>Common</w:t>
-      </w:r>
-      <w:r>
-        <w:rPr>
-          <w:rFonts w:cs="Times New Roman"/>
-          <w:szCs w:val="28"/>
-        </w:rPr>
-        <w:t xml:space="preserve"> </w:t>
-      </w:r>
-      <w:r>
-        <w:rPr>
-          <w:rFonts w:cs="Times New Roman"/>
-          <w:szCs w:val="28"/>
-          <w:lang w:val="en-US"/>
-        </w:rPr>
-        <w:t>Intermediate</w:t>
-      </w:r>
-      <w:r>
-        <w:rPr>
-          <w:rFonts w:cs="Times New Roman"/>
-          <w:szCs w:val="28"/>
-        </w:rPr>
-        <w:t xml:space="preserve"> </w:t>
-      </w:r>
-      <w:r>
-        <w:rPr>
-          <w:rFonts w:cs="Times New Roman"/>
-          <w:szCs w:val="28"/>
-          <w:lang w:val="en-US"/>
-        </w:rPr>
-        <w:t>Language</w:t>
-      </w:r>
-      <w:r>
-        <w:rPr>
-          <w:rFonts w:cs="Times New Roman"/>
-          <w:szCs w:val="28"/>
-        </w:rPr>
-        <w:t>) - своего рода ассемблер платформы .</w:t>
-      </w:r>
-      <w:r>
-        <w:rPr>
-          <w:rFonts w:cs="Times New Roman"/>
-          <w:szCs w:val="28"/>
-          <w:lang w:val="en-US"/>
-        </w:rPr>
-        <w:t>NET</w:t>
-      </w:r>
-      <w:r>
-        <w:rPr>
-          <w:rFonts w:cs="Times New Roman"/>
-          <w:szCs w:val="28"/>
-        </w:rPr>
-        <w:t>. Поэтому при определенных условиях мы можем сделать отдельные модули одного приложения на отдельных языках.</w:t>
-      </w:r>
-    </w:p>
-    <w:p>
-      <w:pPr>
-        <w:ind w:firstLine="709"/>
-        <w:rPr>
-          <w:rFonts w:cs="Times New Roman"/>
-          <w:szCs w:val="28"/>
-        </w:rPr>
-      </w:pPr>
-      <w:r>
-        <w:rPr>
-          <w:rFonts w:cs="Times New Roman"/>
-          <w:szCs w:val="28"/>
-        </w:rPr>
-        <w:t>Кроссплатформенность. .</w:t>
-      </w:r>
-      <w:r>
-        <w:rPr>
-          <w:rFonts w:cs="Times New Roman"/>
-          <w:szCs w:val="28"/>
-          <w:lang w:val="en-US"/>
-        </w:rPr>
-        <w:t>NET</w:t>
-      </w:r>
-      <w:r>
-        <w:rPr>
-          <w:rFonts w:cs="Times New Roman"/>
-          <w:szCs w:val="28"/>
-        </w:rPr>
-        <w:t xml:space="preserve"> является переносимой платформой (с некоторыми ограничениями). Например, последняя версия платформы на данный момент - .</w:t>
-      </w:r>
-      <w:r>
-        <w:rPr>
-          <w:rFonts w:cs="Times New Roman"/>
-          <w:szCs w:val="28"/>
-          <w:lang w:val="en-US"/>
-        </w:rPr>
-        <w:t>NET</w:t>
-      </w:r>
-      <w:r>
-        <w:rPr>
-          <w:rFonts w:cs="Times New Roman"/>
-          <w:szCs w:val="28"/>
-        </w:rPr>
-        <w:t xml:space="preserve"> 7 поддерживается на большинстве современных ОС </w:t>
-      </w:r>
-      <w:r>
-        <w:rPr>
-          <w:rFonts w:cs="Times New Roman"/>
-          <w:szCs w:val="28"/>
-          <w:lang w:val="en-US"/>
-        </w:rPr>
-        <w:t>Windows</w:t>
-      </w:r>
-      <w:r>
-        <w:rPr>
-          <w:rFonts w:cs="Times New Roman"/>
-          <w:szCs w:val="28"/>
-        </w:rPr>
-        <w:t xml:space="preserve">, </w:t>
-      </w:r>
-      <w:r>
-        <w:rPr>
-          <w:rFonts w:cs="Times New Roman"/>
-          <w:szCs w:val="28"/>
-          <w:lang w:val="en-US"/>
-        </w:rPr>
-        <w:t>MacOS</w:t>
-      </w:r>
-      <w:r>
-        <w:rPr>
-          <w:rFonts w:cs="Times New Roman"/>
-          <w:szCs w:val="28"/>
-        </w:rPr>
-        <w:t xml:space="preserve">, </w:t>
-      </w:r>
-      <w:r>
-        <w:rPr>
-          <w:rFonts w:cs="Times New Roman"/>
-          <w:szCs w:val="28"/>
-          <w:lang w:val="en-US"/>
-        </w:rPr>
-        <w:t>Linux</w:t>
-      </w:r>
-      <w:r>
-        <w:rPr>
-          <w:rFonts w:cs="Times New Roman"/>
-          <w:szCs w:val="28"/>
-        </w:rPr>
-        <w:t>. Используя различные технологии на платформе .</w:t>
-      </w:r>
-      <w:r>
-        <w:rPr>
-          <w:rFonts w:cs="Times New Roman"/>
-          <w:szCs w:val="28"/>
-          <w:lang w:val="en-US"/>
-        </w:rPr>
-        <w:t>NET</w:t>
-      </w:r>
-      <w:r>
-        <w:rPr>
-          <w:rFonts w:cs="Times New Roman"/>
-          <w:szCs w:val="28"/>
-        </w:rPr>
-        <w:t xml:space="preserve">, можно разрабатывать приложения на языке </w:t>
-      </w:r>
-      <w:r>
-        <w:rPr>
-          <w:rFonts w:cs="Times New Roman"/>
-          <w:szCs w:val="28"/>
-          <w:lang w:val="en-US"/>
-        </w:rPr>
-        <w:t>C</w:t>
-      </w:r>
-      <w:r>
-        <w:rPr>
-          <w:rFonts w:cs="Times New Roman"/>
-          <w:szCs w:val="28"/>
-        </w:rPr>
-        <w:t xml:space="preserve"># для самых разных платформ - </w:t>
-      </w:r>
-      <w:r>
-        <w:rPr>
-          <w:rFonts w:cs="Times New Roman"/>
-          <w:szCs w:val="28"/>
-          <w:lang w:val="en-US"/>
-        </w:rPr>
-        <w:t>Windows</w:t>
-      </w:r>
-      <w:r>
-        <w:rPr>
-          <w:rFonts w:cs="Times New Roman"/>
-          <w:szCs w:val="28"/>
-        </w:rPr>
-        <w:t xml:space="preserve">, </w:t>
-      </w:r>
-      <w:r>
-        <w:rPr>
-          <w:rFonts w:cs="Times New Roman"/>
-          <w:szCs w:val="28"/>
-          <w:lang w:val="en-US"/>
-        </w:rPr>
-        <w:t>MacOS</w:t>
-      </w:r>
-      <w:r>
-        <w:rPr>
-          <w:rFonts w:cs="Times New Roman"/>
-          <w:szCs w:val="28"/>
-        </w:rPr>
-        <w:t xml:space="preserve">, </w:t>
-      </w:r>
-      <w:r>
-        <w:rPr>
-          <w:rFonts w:cs="Times New Roman"/>
-          <w:szCs w:val="28"/>
-          <w:lang w:val="en-US"/>
-        </w:rPr>
-        <w:t>Linux</w:t>
-      </w:r>
-      <w:r>
-        <w:rPr>
-          <w:rFonts w:cs="Times New Roman"/>
-          <w:szCs w:val="28"/>
-        </w:rPr>
-        <w:t xml:space="preserve">, </w:t>
-      </w:r>
-      <w:r>
-        <w:rPr>
-          <w:rFonts w:cs="Times New Roman"/>
-          <w:szCs w:val="28"/>
-          <w:lang w:val="en-US"/>
-        </w:rPr>
-        <w:t>Android</w:t>
-      </w:r>
-      <w:r>
-        <w:rPr>
-          <w:rFonts w:cs="Times New Roman"/>
-          <w:szCs w:val="28"/>
-        </w:rPr>
-        <w:t xml:space="preserve">, </w:t>
-      </w:r>
-      <w:r>
-        <w:rPr>
-          <w:rFonts w:cs="Times New Roman"/>
-          <w:szCs w:val="28"/>
-          <w:lang w:val="en-US"/>
-        </w:rPr>
-        <w:t>iOS</w:t>
-      </w:r>
-      <w:r>
-        <w:rPr>
-          <w:rFonts w:cs="Times New Roman"/>
-          <w:szCs w:val="28"/>
-        </w:rPr>
-        <w:t xml:space="preserve">, </w:t>
-      </w:r>
-      <w:r>
-        <w:rPr>
-          <w:rFonts w:cs="Times New Roman"/>
-          <w:szCs w:val="28"/>
-          <w:lang w:val="en-US"/>
-        </w:rPr>
-        <w:t>Tizen</w:t>
-      </w:r>
-      <w:r>
-        <w:rPr>
-          <w:rFonts w:cs="Times New Roman"/>
-          <w:szCs w:val="28"/>
-        </w:rPr>
-        <w:t>.</w:t>
-      </w:r>
-    </w:p>
-    <w:p>
-      <w:pPr>
-        <w:ind w:firstLine="709"/>
-        <w:rPr>
-          <w:rFonts w:cs="Times New Roman"/>
-          <w:szCs w:val="28"/>
-        </w:rPr>
-      </w:pPr>
-      <w:r>
-        <w:rPr>
-          <w:rFonts w:cs="Times New Roman"/>
-          <w:szCs w:val="28"/>
-        </w:rPr>
-        <w:t>Мощная библиотека классов. .</w:t>
-      </w:r>
-      <w:r>
-        <w:rPr>
-          <w:rFonts w:cs="Times New Roman"/>
-          <w:szCs w:val="28"/>
-          <w:lang w:val="en-US"/>
-        </w:rPr>
-        <w:t>NET</w:t>
-      </w:r>
-      <w:r>
-        <w:rPr>
-          <w:rFonts w:cs="Times New Roman"/>
-          <w:szCs w:val="28"/>
-        </w:rPr>
-        <w:t xml:space="preserve"> представляет единую для всех поддерживаемых языков библиотеку классов. И какое бы приложение мы не собирались писать на </w:t>
-      </w:r>
-      <w:r>
-        <w:rPr>
-          <w:rFonts w:cs="Times New Roman"/>
-          <w:szCs w:val="28"/>
-          <w:lang w:val="en-US"/>
-        </w:rPr>
-        <w:t>C</w:t>
-      </w:r>
-      <w:r>
-        <w:rPr>
-          <w:rFonts w:cs="Times New Roman"/>
-          <w:szCs w:val="28"/>
-        </w:rPr>
-        <w:t># - текстовый редактор, чат или сложный веб-сайт - так или иначе мы задействуем библиотеку классов .</w:t>
-      </w:r>
-      <w:r>
-        <w:rPr>
-          <w:rFonts w:cs="Times New Roman"/>
-          <w:szCs w:val="28"/>
-          <w:lang w:val="en-US"/>
-        </w:rPr>
-        <w:t>NET</w:t>
-      </w:r>
-      <w:r>
-        <w:rPr>
-          <w:rFonts w:cs="Times New Roman"/>
-          <w:szCs w:val="28"/>
-        </w:rPr>
-        <w:t>.</w:t>
-      </w:r>
-    </w:p>
-    <w:p>
-      <w:pPr>
-        <w:ind w:firstLine="709"/>
-        <w:rPr>
-          <w:rFonts w:cs="Times New Roman"/>
-          <w:szCs w:val="28"/>
-        </w:rPr>
-      </w:pPr>
+        <w:t xml:space="preserve"> 7. Поэтому </w:t>
+      </w:r>
       <w:r>
         <w:rPr>
           <w:rFonts w:cs="Times New Roman"/>
           <w:szCs w:val="28"/>
         </w:rPr>
         <w:lastRenderedPageBreak/>
-        <w:t xml:space="preserve">Разнообразие технологий. Общеязыковая среда исполнения </w:t>
-      </w:r>
-      <w:r>
-        <w:rPr>
-          <w:rFonts w:cs="Times New Roman"/>
-          <w:szCs w:val="28"/>
-          <w:lang w:val="en-US"/>
-        </w:rPr>
-        <w:t>CLR</w:t>
-      </w:r>
-      <w:r>
-        <w:rPr>
-          <w:rFonts w:cs="Times New Roman"/>
-          <w:szCs w:val="28"/>
-        </w:rPr>
-        <w:t xml:space="preserve"> и базовая библиотека классов являются основой для целого стека технологий, которые разработчики могут задействовать при построении тех или иных приложений. Например, для работы с базами данных в этом стеке технологий предназначена технология </w:t>
-      </w:r>
-      <w:r>
-        <w:rPr>
-          <w:rFonts w:cs="Times New Roman"/>
-          <w:szCs w:val="28"/>
-          <w:lang w:val="en-US"/>
-        </w:rPr>
-        <w:t>ADO</w:t>
-      </w:r>
-      <w:r>
-        <w:rPr>
-          <w:rFonts w:cs="Times New Roman"/>
-          <w:szCs w:val="28"/>
-        </w:rPr>
-        <w:t>.</w:t>
-      </w:r>
-      <w:r>
-        <w:rPr>
-          <w:rFonts w:cs="Times New Roman"/>
-          <w:szCs w:val="28"/>
-          <w:lang w:val="en-US"/>
-        </w:rPr>
-        <w:t>NET</w:t>
-      </w:r>
-      <w:r>
-        <w:rPr>
-          <w:rFonts w:cs="Times New Roman"/>
-          <w:szCs w:val="28"/>
-        </w:rPr>
-        <w:t xml:space="preserve"> и </w:t>
-      </w:r>
-      <w:r>
-        <w:rPr>
-          <w:rFonts w:cs="Times New Roman"/>
-          <w:szCs w:val="28"/>
-          <w:lang w:val="en-US"/>
-        </w:rPr>
-        <w:t>Entity</w:t>
-      </w:r>
-      <w:r>
-        <w:rPr>
-          <w:rFonts w:cs="Times New Roman"/>
-          <w:szCs w:val="28"/>
-        </w:rPr>
-        <w:t xml:space="preserve"> </w:t>
-      </w:r>
-      <w:r>
-        <w:rPr>
-          <w:rFonts w:cs="Times New Roman"/>
-          <w:szCs w:val="28"/>
-          <w:lang w:val="en-US"/>
-        </w:rPr>
-        <w:t>Framework</w:t>
-      </w:r>
-      <w:r>
-        <w:rPr>
-          <w:rFonts w:cs="Times New Roman"/>
-          <w:szCs w:val="28"/>
-        </w:rPr>
-        <w:t xml:space="preserve"> </w:t>
-      </w:r>
-      <w:r>
-        <w:rPr>
-          <w:rFonts w:cs="Times New Roman"/>
-          <w:szCs w:val="28"/>
-          <w:lang w:val="en-US"/>
-        </w:rPr>
-        <w:t>Core</w:t>
-      </w:r>
-      <w:r>
-        <w:rPr>
-          <w:rFonts w:cs="Times New Roman"/>
-          <w:szCs w:val="28"/>
-        </w:rPr>
-        <w:t xml:space="preserve">. Для построения графических приложений с богатым насыщенным интерфейсом - технология </w:t>
-      </w:r>
-      <w:r>
-        <w:rPr>
-          <w:rFonts w:cs="Times New Roman"/>
-          <w:szCs w:val="28"/>
-          <w:lang w:val="en-US"/>
-        </w:rPr>
-        <w:t>WPF</w:t>
-      </w:r>
-      <w:r>
-        <w:rPr>
-          <w:rFonts w:cs="Times New Roman"/>
-          <w:szCs w:val="28"/>
-        </w:rPr>
-        <w:t xml:space="preserve"> и </w:t>
-      </w:r>
-      <w:proofErr w:type="spellStart"/>
-      <w:r>
-        <w:rPr>
-          <w:rFonts w:cs="Times New Roman"/>
-          <w:szCs w:val="28"/>
-          <w:lang w:val="en-US"/>
-        </w:rPr>
-        <w:t>WinUI</w:t>
-      </w:r>
-      <w:proofErr w:type="spellEnd"/>
-      <w:r>
-        <w:rPr>
-          <w:rFonts w:cs="Times New Roman"/>
-          <w:szCs w:val="28"/>
-        </w:rPr>
-        <w:t xml:space="preserve">, для создания более простых графических приложений - </w:t>
-      </w:r>
-      <w:r>
-        <w:rPr>
-          <w:rFonts w:cs="Times New Roman"/>
-          <w:szCs w:val="28"/>
-          <w:lang w:val="en-US"/>
-        </w:rPr>
-        <w:t>Windows</w:t>
-      </w:r>
-      <w:r>
-        <w:rPr>
-          <w:rFonts w:cs="Times New Roman"/>
-          <w:szCs w:val="28"/>
-        </w:rPr>
-        <w:t xml:space="preserve"> </w:t>
-      </w:r>
-      <w:r>
-        <w:rPr>
-          <w:rFonts w:cs="Times New Roman"/>
-          <w:szCs w:val="28"/>
-          <w:lang w:val="en-US"/>
-        </w:rPr>
-        <w:t>Forms</w:t>
-      </w:r>
-      <w:r>
-        <w:rPr>
-          <w:rFonts w:cs="Times New Roman"/>
-          <w:szCs w:val="28"/>
-        </w:rPr>
-        <w:t xml:space="preserve">. Для разработки кроссплатформенных мобильных и десктопных приложений - </w:t>
-      </w:r>
-      <w:r>
-        <w:rPr>
-          <w:rFonts w:cs="Times New Roman"/>
-          <w:szCs w:val="28"/>
-          <w:lang w:val="en-US"/>
-        </w:rPr>
-        <w:t>Xamarin</w:t>
-      </w:r>
-      <w:r>
-        <w:rPr>
-          <w:rFonts w:cs="Times New Roman"/>
-          <w:szCs w:val="28"/>
-        </w:rPr>
-        <w:t>/</w:t>
-      </w:r>
-      <w:r>
-        <w:rPr>
-          <w:rFonts w:cs="Times New Roman"/>
-          <w:szCs w:val="28"/>
-          <w:lang w:val="en-US"/>
-        </w:rPr>
-        <w:t>MAUI</w:t>
-      </w:r>
-      <w:r>
-        <w:rPr>
-          <w:rFonts w:cs="Times New Roman"/>
-          <w:szCs w:val="28"/>
-        </w:rPr>
-        <w:t xml:space="preserve">. Для создания веб-сайтов и веб-приложений - </w:t>
-      </w:r>
-      <w:r>
-        <w:rPr>
-          <w:rFonts w:cs="Times New Roman"/>
-          <w:szCs w:val="28"/>
-          <w:lang w:val="en-US"/>
-        </w:rPr>
-        <w:t>ASP</w:t>
-      </w:r>
-      <w:r>
-        <w:rPr>
-          <w:rFonts w:cs="Times New Roman"/>
-          <w:szCs w:val="28"/>
-        </w:rPr>
-        <w:t>.</w:t>
-      </w:r>
-      <w:r>
-        <w:rPr>
-          <w:rFonts w:cs="Times New Roman"/>
-          <w:szCs w:val="28"/>
-          <w:lang w:val="en-US"/>
-        </w:rPr>
-        <w:t>NET</w:t>
-      </w:r>
-      <w:r>
-        <w:rPr>
-          <w:rFonts w:cs="Times New Roman"/>
-          <w:szCs w:val="28"/>
-        </w:rPr>
-        <w:t xml:space="preserve"> и т.д.</w:t>
-      </w:r>
-    </w:p>
-    <w:p>
-      <w:pPr>
-        <w:ind w:firstLine="709"/>
-        <w:rPr>
-          <w:rFonts w:cs="Times New Roman"/>
-          <w:szCs w:val="28"/>
-        </w:rPr>
-      </w:pPr>
-      <w:r>
-        <w:rPr>
-          <w:rFonts w:cs="Times New Roman"/>
-          <w:szCs w:val="28"/>
-        </w:rPr>
-        <w:t xml:space="preserve">К этому стоит добавить активной развивающийся и набирающий </w:t>
-      </w:r>
-      <w:r>
-        <w:rPr>
-          <w:rFonts w:cs="Times New Roman"/>
-          <w:szCs w:val="28"/>
-        </w:rPr>
-        <w:t>популярность</w:t>
-      </w:r>
-      <w:r>
-        <w:rPr>
-          <w:rFonts w:cs="Times New Roman"/>
-          <w:szCs w:val="28"/>
-        </w:rPr>
-        <w:t xml:space="preserve"> </w:t>
-      </w:r>
-      <w:proofErr w:type="spellStart"/>
-      <w:r>
-        <w:rPr>
-          <w:rFonts w:cs="Times New Roman"/>
-          <w:szCs w:val="28"/>
-          <w:lang w:val="en-US"/>
-        </w:rPr>
-        <w:t>Blazor</w:t>
-      </w:r>
-      <w:proofErr w:type="spellEnd"/>
-      <w:r>
-        <w:rPr>
-          <w:rFonts w:cs="Times New Roman"/>
-          <w:szCs w:val="28"/>
-        </w:rPr>
-        <w:t xml:space="preserve"> - фреймворк, который работает поверх .</w:t>
-      </w:r>
-      <w:r>
-        <w:rPr>
-          <w:rFonts w:cs="Times New Roman"/>
-          <w:szCs w:val="28"/>
-          <w:lang w:val="en-US"/>
-        </w:rPr>
-        <w:t>NET</w:t>
-      </w:r>
-      <w:r>
-        <w:rPr>
-          <w:rFonts w:cs="Times New Roman"/>
-          <w:szCs w:val="28"/>
-        </w:rPr>
-        <w:t xml:space="preserve"> и который позволяет создавать веб-приложения как на стороне сервера, так и на стороне клиента. А в будущем будет поддерживать создание мобильных приложений и, возможно, десктоп-приложений.</w:t>
-      </w:r>
-    </w:p>
-    <w:p>
-      <w:pPr>
-        <w:ind w:firstLine="709"/>
-        <w:rPr>
-          <w:rFonts w:cs="Times New Roman"/>
-          <w:szCs w:val="28"/>
-        </w:rPr>
-      </w:pPr>
-      <w:r>
-        <w:rPr>
-          <w:rFonts w:cs="Times New Roman"/>
-          <w:szCs w:val="28"/>
-        </w:rPr>
-        <w:t xml:space="preserve">Производительность. Согласно </w:t>
-      </w:r>
-      <w:r>
-        <w:rPr>
-          <w:rFonts w:cs="Times New Roman"/>
-          <w:szCs w:val="28"/>
-        </w:rPr>
-        <w:t>ряду тестов веб-приложения,</w:t>
-      </w:r>
-      <w:r>
-        <w:rPr>
-          <w:rFonts w:cs="Times New Roman"/>
-          <w:szCs w:val="28"/>
-        </w:rPr>
-        <w:t xml:space="preserve"> на .</w:t>
-      </w:r>
-      <w:r>
-        <w:rPr>
-          <w:rFonts w:cs="Times New Roman"/>
-          <w:szCs w:val="28"/>
-          <w:lang w:val="en-US"/>
-        </w:rPr>
-        <w:t>NET</w:t>
-      </w:r>
-      <w:r>
-        <w:rPr>
-          <w:rFonts w:cs="Times New Roman"/>
-          <w:szCs w:val="28"/>
-        </w:rPr>
-        <w:t xml:space="preserve"> 7 в ряде категорий сильно опережают веб-приложения, построенные с помощью других технологий. Приложения на .</w:t>
-      </w:r>
-      <w:r>
-        <w:rPr>
-          <w:rFonts w:cs="Times New Roman"/>
-          <w:szCs w:val="28"/>
-          <w:lang w:val="en-US"/>
-        </w:rPr>
-        <w:t>NET</w:t>
-      </w:r>
-      <w:r>
-        <w:rPr>
-          <w:rFonts w:cs="Times New Roman"/>
-          <w:szCs w:val="28"/>
-        </w:rPr>
-        <w:t xml:space="preserve"> 7 в принципе отличаются высокой производительностью.</w:t>
-      </w:r>
-    </w:p>
-    <w:p>
-      <w:pPr>
-        <w:ind w:firstLine="709"/>
-        <w:rPr>
-          <w:rFonts w:cs="Times New Roman"/>
-          <w:szCs w:val="28"/>
-        </w:rPr>
-      </w:pPr>
-      <w:r>
-        <w:rPr>
-          <w:rFonts w:cs="Times New Roman"/>
-          <w:szCs w:val="28"/>
-        </w:rPr>
-        <w:t xml:space="preserve">Также еще следует отметить такую особенность языка </w:t>
-      </w:r>
-      <w:r>
-        <w:rPr>
-          <w:rFonts w:cs="Times New Roman"/>
-          <w:szCs w:val="28"/>
-          <w:lang w:val="en-US"/>
-        </w:rPr>
-        <w:t>C</w:t>
-      </w:r>
-      <w:r>
-        <w:rPr>
-          <w:rFonts w:cs="Times New Roman"/>
-          <w:szCs w:val="28"/>
-        </w:rPr>
-        <w:t># и фреймворка .</w:t>
-      </w:r>
-      <w:r>
-        <w:rPr>
-          <w:rFonts w:cs="Times New Roman"/>
-          <w:szCs w:val="28"/>
-          <w:lang w:val="en-US"/>
-        </w:rPr>
-        <w:t>NET</w:t>
-      </w:r>
-      <w:r>
-        <w:rPr>
-          <w:rFonts w:cs="Times New Roman"/>
-          <w:szCs w:val="28"/>
-        </w:rPr>
-        <w:t xml:space="preserve">, как автоматическая сборка мусора. А это значит, что нам в большинстве случаев не придется, в отличие от С++, заботиться об освобождении памяти. Вышеупомянутая общеязыковая среда </w:t>
-      </w:r>
-      <w:r>
-        <w:rPr>
-          <w:rFonts w:cs="Times New Roman"/>
-          <w:szCs w:val="28"/>
-          <w:lang w:val="en-US"/>
-        </w:rPr>
-        <w:t>CLR</w:t>
-      </w:r>
-      <w:r>
-        <w:rPr>
-          <w:rFonts w:cs="Times New Roman"/>
-          <w:szCs w:val="28"/>
-        </w:rPr>
-        <w:t xml:space="preserve"> сама вызовет сборщик мусора и очистит память.</w:t>
-      </w:r>
-    </w:p>
-    <w:p>
-      <w:pPr>
-        <w:ind w:firstLine="709"/>
-        <w:rPr>
-          <w:rFonts w:cs="Times New Roman"/>
-          <w:szCs w:val="28"/>
-        </w:rPr>
-      </w:pPr>
-      <w:r>
-        <w:rPr>
-          <w:rFonts w:cs="Times New Roman"/>
-          <w:szCs w:val="28"/>
-        </w:rPr>
-        <w:t>.</w:t>
-      </w:r>
-      <w:r>
-        <w:rPr>
-          <w:rFonts w:cs="Times New Roman"/>
-          <w:szCs w:val="28"/>
-          <w:lang w:val="en-US"/>
-        </w:rPr>
-        <w:t>NET</w:t>
-      </w:r>
-      <w:r>
-        <w:rPr>
-          <w:rFonts w:cs="Times New Roman"/>
-          <w:szCs w:val="28"/>
-        </w:rPr>
-        <w:t xml:space="preserve"> </w:t>
-      </w:r>
-      <w:r>
-        <w:rPr>
-          <w:rFonts w:cs="Times New Roman"/>
-          <w:szCs w:val="28"/>
-          <w:lang w:val="en-US"/>
-        </w:rPr>
-        <w:t>Framework</w:t>
-      </w:r>
-      <w:r>
-        <w:rPr>
-          <w:rFonts w:cs="Times New Roman"/>
-          <w:szCs w:val="28"/>
-        </w:rPr>
-        <w:t xml:space="preserve"> и .</w:t>
-      </w:r>
-      <w:r>
-        <w:rPr>
-          <w:rFonts w:cs="Times New Roman"/>
-          <w:szCs w:val="28"/>
-          <w:lang w:val="en-US"/>
-        </w:rPr>
-        <w:t>NET</w:t>
-      </w:r>
-      <w:r>
-        <w:rPr>
-          <w:rFonts w:cs="Times New Roman"/>
-          <w:szCs w:val="28"/>
-        </w:rPr>
-        <w:t xml:space="preserve"> </w:t>
-      </w:r>
-    </w:p>
-    <w:p>
-      <w:pPr>
-        <w:ind w:firstLine="709"/>
-        <w:rPr>
-          <w:rFonts w:cs="Times New Roman"/>
-          <w:szCs w:val="28"/>
-        </w:rPr>
-      </w:pPr>
-      <w:r>
-        <w:rPr>
-          <w:rFonts w:cs="Times New Roman"/>
-          <w:szCs w:val="28"/>
-        </w:rPr>
-        <w:t>Стоит отметить, что .</w:t>
-      </w:r>
-      <w:r>
-        <w:rPr>
-          <w:rFonts w:cs="Times New Roman"/>
-          <w:szCs w:val="28"/>
-          <w:lang w:val="en-US"/>
-        </w:rPr>
-        <w:t>NET</w:t>
-      </w:r>
-      <w:r>
-        <w:rPr>
-          <w:rFonts w:cs="Times New Roman"/>
-          <w:szCs w:val="28"/>
-        </w:rPr>
-        <w:t xml:space="preserve"> долгое время развивался </w:t>
-      </w:r>
-      <w:r>
-        <w:rPr>
-          <w:rFonts w:cs="Times New Roman"/>
-          <w:szCs w:val="28"/>
-        </w:rPr>
-        <w:t>преимущественно</w:t>
-      </w:r>
-      <w:r>
-        <w:rPr>
-          <w:rFonts w:cs="Times New Roman"/>
-          <w:szCs w:val="28"/>
-        </w:rPr>
-        <w:t xml:space="preserve"> как платформа для </w:t>
-      </w:r>
-      <w:r>
-        <w:rPr>
-          <w:rFonts w:cs="Times New Roman"/>
-          <w:szCs w:val="28"/>
-          <w:lang w:val="en-US"/>
-        </w:rPr>
-        <w:t>Windows</w:t>
-      </w:r>
-      <w:r>
-        <w:rPr>
-          <w:rFonts w:cs="Times New Roman"/>
-          <w:szCs w:val="28"/>
-        </w:rPr>
-        <w:t xml:space="preserve"> под названием .</w:t>
-      </w:r>
-      <w:r>
-        <w:rPr>
-          <w:rFonts w:cs="Times New Roman"/>
-          <w:szCs w:val="28"/>
-          <w:lang w:val="en-US"/>
-        </w:rPr>
-        <w:t>NET</w:t>
-      </w:r>
-      <w:r>
-        <w:rPr>
-          <w:rFonts w:cs="Times New Roman"/>
-          <w:szCs w:val="28"/>
-        </w:rPr>
-        <w:t xml:space="preserve"> </w:t>
-      </w:r>
-      <w:r>
-        <w:rPr>
-          <w:rFonts w:cs="Times New Roman"/>
-          <w:szCs w:val="28"/>
-          <w:lang w:val="en-US"/>
-        </w:rPr>
-        <w:t>Framework</w:t>
-      </w:r>
-      <w:r>
-        <w:rPr>
-          <w:rFonts w:cs="Times New Roman"/>
-          <w:szCs w:val="28"/>
-        </w:rPr>
-        <w:t>. В 2019 вышла последняя версия этой платформы - .</w:t>
-      </w:r>
-      <w:r>
-        <w:rPr>
-          <w:rFonts w:cs="Times New Roman"/>
-          <w:szCs w:val="28"/>
-          <w:lang w:val="en-US"/>
-        </w:rPr>
-        <w:t>NET</w:t>
-      </w:r>
-      <w:r>
-        <w:rPr>
-          <w:rFonts w:cs="Times New Roman"/>
-          <w:szCs w:val="28"/>
-        </w:rPr>
-        <w:t xml:space="preserve"> </w:t>
-      </w:r>
-      <w:r>
-        <w:rPr>
-          <w:rFonts w:cs="Times New Roman"/>
-          <w:szCs w:val="28"/>
-          <w:lang w:val="en-US"/>
-        </w:rPr>
-        <w:t>Framework</w:t>
-      </w:r>
-      <w:r>
-        <w:rPr>
-          <w:rFonts w:cs="Times New Roman"/>
-          <w:szCs w:val="28"/>
-        </w:rPr>
-        <w:t xml:space="preserve"> 4.8. Она больше не развивается</w:t>
-      </w:r>
-    </w:p>
-    <w:p>
-      <w:pPr>
-        <w:ind w:firstLine="709"/>
-        <w:rPr>
-          <w:rFonts w:cs="Times New Roman"/>
-          <w:szCs w:val="28"/>
-        </w:rPr>
-      </w:pPr>
-      <w:r>
-        <w:rPr>
-          <w:rFonts w:cs="Times New Roman"/>
-          <w:szCs w:val="28"/>
-        </w:rPr>
-        <w:t xml:space="preserve">С 2014 </w:t>
-      </w:r>
-      <w:r>
-        <w:rPr>
-          <w:rFonts w:cs="Times New Roman"/>
-          <w:szCs w:val="28"/>
-          <w:lang w:val="en-US"/>
-        </w:rPr>
-        <w:t>Microsoft</w:t>
-      </w:r>
-      <w:r>
-        <w:rPr>
-          <w:rFonts w:cs="Times New Roman"/>
-          <w:szCs w:val="28"/>
-        </w:rPr>
-        <w:t xml:space="preserve"> стал развивать альтернативную платформу - .</w:t>
-      </w:r>
-      <w:r>
-        <w:rPr>
-          <w:rFonts w:cs="Times New Roman"/>
-          <w:szCs w:val="28"/>
-          <w:lang w:val="en-US"/>
-        </w:rPr>
-        <w:t>NET</w:t>
-      </w:r>
-      <w:r>
-        <w:rPr>
-          <w:rFonts w:cs="Times New Roman"/>
-          <w:szCs w:val="28"/>
-        </w:rPr>
-        <w:t xml:space="preserve"> </w:t>
-      </w:r>
-      <w:r>
-        <w:rPr>
-          <w:rFonts w:cs="Times New Roman"/>
-          <w:szCs w:val="28"/>
-          <w:lang w:val="en-US"/>
-        </w:rPr>
-        <w:t>Core</w:t>
-      </w:r>
-      <w:r>
-        <w:rPr>
-          <w:rFonts w:cs="Times New Roman"/>
-          <w:szCs w:val="28"/>
-        </w:rPr>
-        <w:t>, которая уже предназначалась для разных платформ и должна была вобрать в себя все возможности устаревшего .</w:t>
-      </w:r>
-      <w:r>
-        <w:rPr>
-          <w:rFonts w:cs="Times New Roman"/>
-          <w:szCs w:val="28"/>
-          <w:lang w:val="en-US"/>
-        </w:rPr>
-        <w:t>NET</w:t>
-      </w:r>
-      <w:r>
-        <w:rPr>
-          <w:rFonts w:cs="Times New Roman"/>
-          <w:szCs w:val="28"/>
-        </w:rPr>
-        <w:t xml:space="preserve"> </w:t>
-      </w:r>
-      <w:r>
-        <w:rPr>
-          <w:rFonts w:cs="Times New Roman"/>
-          <w:szCs w:val="28"/>
-          <w:lang w:val="en-US"/>
-        </w:rPr>
-        <w:t>Framework</w:t>
-      </w:r>
-      <w:r>
-        <w:rPr>
-          <w:rFonts w:cs="Times New Roman"/>
-          <w:szCs w:val="28"/>
-        </w:rPr>
-        <w:t xml:space="preserve"> и добавить новую </w:t>
-      </w:r>
-      <w:r>
-        <w:rPr>
-          <w:rFonts w:cs="Times New Roman"/>
-          <w:szCs w:val="28"/>
-        </w:rPr>
-        <w:lastRenderedPageBreak/>
-        <w:t xml:space="preserve">функциональность. Затем </w:t>
-      </w:r>
-      <w:r>
-        <w:rPr>
-          <w:rFonts w:cs="Times New Roman"/>
-          <w:szCs w:val="28"/>
-          <w:lang w:val="en-US"/>
-        </w:rPr>
-        <w:t>Microsoft</w:t>
-      </w:r>
-      <w:r>
-        <w:rPr>
-          <w:rFonts w:cs="Times New Roman"/>
-          <w:szCs w:val="28"/>
-        </w:rPr>
-        <w:t xml:space="preserve"> последовательно выпустил ряд версий этой платформы: .</w:t>
-      </w:r>
-      <w:r>
-        <w:rPr>
-          <w:rFonts w:cs="Times New Roman"/>
-          <w:szCs w:val="28"/>
-          <w:lang w:val="en-US"/>
-        </w:rPr>
-        <w:t>NET</w:t>
-      </w:r>
-      <w:r>
-        <w:rPr>
-          <w:rFonts w:cs="Times New Roman"/>
-          <w:szCs w:val="28"/>
-        </w:rPr>
-        <w:t xml:space="preserve"> </w:t>
-      </w:r>
-      <w:r>
-        <w:rPr>
-          <w:rFonts w:cs="Times New Roman"/>
-          <w:szCs w:val="28"/>
-          <w:lang w:val="en-US"/>
-        </w:rPr>
-        <w:t>Core</w:t>
-      </w:r>
-      <w:r>
-        <w:rPr>
-          <w:rFonts w:cs="Times New Roman"/>
-          <w:szCs w:val="28"/>
-        </w:rPr>
-        <w:t xml:space="preserve"> 1, .</w:t>
-      </w:r>
-      <w:r>
-        <w:rPr>
-          <w:rFonts w:cs="Times New Roman"/>
-          <w:szCs w:val="28"/>
-          <w:lang w:val="en-US"/>
-        </w:rPr>
-        <w:t>NET</w:t>
-      </w:r>
-      <w:r>
-        <w:rPr>
-          <w:rFonts w:cs="Times New Roman"/>
-          <w:szCs w:val="28"/>
-        </w:rPr>
-        <w:t xml:space="preserve"> </w:t>
-      </w:r>
-      <w:r>
-        <w:rPr>
-          <w:rFonts w:cs="Times New Roman"/>
-          <w:szCs w:val="28"/>
-          <w:lang w:val="en-US"/>
-        </w:rPr>
-        <w:t>Core</w:t>
-      </w:r>
-      <w:r>
-        <w:rPr>
-          <w:rFonts w:cs="Times New Roman"/>
-          <w:szCs w:val="28"/>
-        </w:rPr>
-        <w:t xml:space="preserve"> 2, .</w:t>
-      </w:r>
-      <w:r>
-        <w:rPr>
-          <w:rFonts w:cs="Times New Roman"/>
-          <w:szCs w:val="28"/>
-          <w:lang w:val="en-US"/>
-        </w:rPr>
-        <w:t>NET</w:t>
-      </w:r>
-      <w:r>
-        <w:rPr>
-          <w:rFonts w:cs="Times New Roman"/>
-          <w:szCs w:val="28"/>
-        </w:rPr>
-        <w:t xml:space="preserve"> </w:t>
-      </w:r>
-      <w:r>
-        <w:rPr>
-          <w:rFonts w:cs="Times New Roman"/>
-          <w:szCs w:val="28"/>
-          <w:lang w:val="en-US"/>
-        </w:rPr>
-        <w:t>Core</w:t>
-      </w:r>
-      <w:r>
-        <w:rPr>
-          <w:rFonts w:cs="Times New Roman"/>
-          <w:szCs w:val="28"/>
-        </w:rPr>
-        <w:t xml:space="preserve"> 3, .</w:t>
-      </w:r>
-      <w:r>
-        <w:rPr>
-          <w:rFonts w:cs="Times New Roman"/>
-          <w:szCs w:val="28"/>
-          <w:lang w:val="en-US"/>
-        </w:rPr>
-        <w:t>NET</w:t>
-      </w:r>
-      <w:r>
-        <w:rPr>
-          <w:rFonts w:cs="Times New Roman"/>
-          <w:szCs w:val="28"/>
-        </w:rPr>
-        <w:t xml:space="preserve"> 5. И текущей версией является </w:t>
-      </w:r>
-      <w:r>
-        <w:rPr>
-          <w:rFonts w:cs="Times New Roman"/>
-          <w:szCs w:val="28"/>
-        </w:rPr>
-        <w:t>рассматриваемая</w:t>
-      </w:r>
-      <w:r>
-        <w:rPr>
-          <w:rFonts w:cs="Times New Roman"/>
-          <w:szCs w:val="28"/>
-        </w:rPr>
-        <w:t xml:space="preserve"> в этом руководстве платформа .</w:t>
-      </w:r>
-      <w:r>
-        <w:rPr>
-          <w:rFonts w:cs="Times New Roman"/>
-          <w:szCs w:val="28"/>
-          <w:lang w:val="en-US"/>
-        </w:rPr>
-        <w:t>NET</w:t>
-      </w:r>
-      <w:r>
-        <w:rPr>
-          <w:rFonts w:cs="Times New Roman"/>
-          <w:szCs w:val="28"/>
-        </w:rPr>
-        <w:t xml:space="preserve"> 7. Поэтому следует различать .</w:t>
+        <w:t>следует различать .</w:t>
       </w:r>
       <w:r>
         <w:rPr>
@@ -7401,7 +7393,7 @@
           <w:szCs w:val="28"/>
         </w:rPr>
       </w:pPr>
-      <w:bookmarkStart w:id="29" w:name="_Toc165977907"/>
+      <w:bookmarkStart w:id="27" w:name="_Toc165977907"/>
       <w:r>
         <w:rPr>
           <w:rFonts w:cs="Times New Roman"/>
@@ -7417,7 +7409,7 @@
         </w:rPr>
         <w:t>Avalonia</w:t>
       </w:r>
-      <w:bookmarkEnd w:id="29"/>
+      <w:bookmarkEnd w:id="27"/>
     </w:p>
     <w:p>
       <w:pPr>
@@ -7626,7 +7618,39 @@
           <w:rFonts w:cs="Times New Roman"/>
           <w:szCs w:val="28"/>
         </w:rPr>
-        <w:t xml:space="preserve">. В качестве альтернативы разработчики могут </w:t>
+        <w:t xml:space="preserve">. В качестве альтернативы разработчики могут использовать </w:t>
+      </w:r>
+      <w:proofErr w:type="spellStart"/>
+      <w:r>
+        <w:rPr>
+          <w:rFonts w:cs="Times New Roman"/>
+          <w:szCs w:val="28"/>
+        </w:rPr>
+        <w:t>Extensible</w:t>
+      </w:r>
+      <w:proofErr w:type="spellEnd"/>
+      <w:r>
+        <w:rPr>
+          <w:rFonts w:cs="Times New Roman"/>
+          <w:szCs w:val="28"/>
+        </w:rPr>
+        <w:t xml:space="preserve"> Application </w:t>
+      </w:r>
+      <w:proofErr w:type="spellStart"/>
+      <w:r>
+        <w:rPr>
+          <w:rFonts w:cs="Times New Roman"/>
+          <w:szCs w:val="28"/>
+        </w:rPr>
+        <w:t>Markup</w:t>
+      </w:r>
+      <w:proofErr w:type="spellEnd"/>
+      <w:r>
+        <w:rPr>
+          <w:rFonts w:cs="Times New Roman"/>
+          <w:szCs w:val="28"/>
+        </w:rPr>
+        <w:t xml:space="preserve"> Language (XAML), декларативный язык разметки, который позволяет разработчикам определять пользовательские интерфейсы. При таком подходе структура пользовательского интерфейса </w:t>
       </w:r>
       <w:r>
         <w:rPr>
@@ -7634,39 +7658,7 @@
           <w:szCs w:val="28"/>
         </w:rPr>
         <w:lastRenderedPageBreak/>
-        <w:t xml:space="preserve">использовать </w:t>
-      </w:r>
-      <w:proofErr w:type="spellStart"/>
-      <w:r>
-        <w:rPr>
-          <w:rFonts w:cs="Times New Roman"/>
-          <w:szCs w:val="28"/>
-        </w:rPr>
-        <w:t>Extensible</w:t>
-      </w:r>
-      <w:proofErr w:type="spellEnd"/>
-      <w:r>
-        <w:rPr>
-          <w:rFonts w:cs="Times New Roman"/>
-          <w:szCs w:val="28"/>
-        </w:rPr>
-        <w:t xml:space="preserve"> Application </w:t>
-      </w:r>
-      <w:proofErr w:type="spellStart"/>
-      <w:r>
-        <w:rPr>
-          <w:rFonts w:cs="Times New Roman"/>
-          <w:szCs w:val="28"/>
-        </w:rPr>
-        <w:t>Markup</w:t>
-      </w:r>
-      <w:proofErr w:type="spellEnd"/>
-      <w:r>
-        <w:rPr>
-          <w:rFonts w:cs="Times New Roman"/>
-          <w:szCs w:val="28"/>
-        </w:rPr>
-        <w:t xml:space="preserve"> Language (XAML), декларативный язык разметки, который позволяет разработчикам определять пользовательские интерфейсы. При таком подходе структура пользовательского интерфейса описывается в файле XAML, в то время как поведение во время выполнения определяется в отдельном файле с кодом.</w:t>
+        <w:t>описывается в файле XAML, в то время как поведение во время выполнения определяется в отдельном файле с кодом.</w:t>
       </w:r>
     </w:p>
     <w:p>
@@ -7892,13 +7884,27 @@
           <w:szCs w:val="28"/>
         </w:rPr>
       </w:pPr>
-      <w:bookmarkStart w:id="30" w:name="_Toc165977908"/>
-      <w:r>
-        <w:rPr>
-          <w:rFonts w:cs="Times New Roman"/>
-          <w:szCs w:val="28"/>
-        </w:rPr>
-        <w:t xml:space="preserve">2.5.3 </w:t>
+      <w:bookmarkStart w:id="28" w:name="_Toc165977908"/>
+      <w:r>
+        <w:rPr>
+          <w:rFonts w:cs="Times New Roman"/>
+          <w:szCs w:val="28"/>
+        </w:rPr>
+        <w:t>2.5.</w:t>
+      </w:r>
+      <w:r>
+        <w:rPr>
+          <w:rFonts w:cs="Times New Roman"/>
+          <w:szCs w:val="28"/>
+        </w:rPr>
+        <w:t>3</w:t>
+      </w:r>
+      <w:r>
+        <w:rPr>
+          <w:rFonts w:cs="Times New Roman"/>
+          <w:szCs w:val="28"/>
+        </w:rPr>
+        <w:t xml:space="preserve"> </w:t>
       </w:r>
       <w:proofErr w:type="spellStart"/>
       <w:r>
@@ -7909,7 +7915,7 @@
         </w:rPr>
         <w:t>ReactiveUI</w:t>
       </w:r>
-      <w:bookmarkEnd w:id="30"/>
+      <w:bookmarkEnd w:id="28"/>
       <w:proofErr w:type="spellEnd"/>
     </w:p>
     <w:p>
@@ -8207,64 +8213,71 @@
           <w:rFonts w:cs="Times New Roman"/>
           <w:szCs w:val="28"/>
         </w:rPr>
+        <w:t>ReactiveUI</w:t>
+      </w:r>
+      <w:proofErr w:type="spellEnd"/>
+      <w:r>
+        <w:rPr>
+          <w:rFonts w:cs="Times New Roman"/>
+          <w:szCs w:val="28"/>
+        </w:rPr>
+        <w:t xml:space="preserve"> построен вокруг реактивной модели программирования и использует </w:t>
+      </w:r>
+      <w:proofErr w:type="spellStart"/>
+      <w:r>
+        <w:rPr>
+          <w:rFonts w:cs="Times New Roman"/>
+          <w:szCs w:val="28"/>
+        </w:rPr>
+        <w:t>Reactive</w:t>
+      </w:r>
+      <w:proofErr w:type="spellEnd"/>
+      <w:r>
+        <w:rPr>
+          <w:rFonts w:cs="Times New Roman"/>
+          <w:szCs w:val="28"/>
+        </w:rPr>
+        <w:t xml:space="preserve"> </w:t>
+      </w:r>
+      <w:proofErr w:type="spellStart"/>
+      <w:r>
+        <w:rPr>
+          <w:rFonts w:cs="Times New Roman"/>
+          <w:szCs w:val="28"/>
+        </w:rPr>
+        <w:t>Extensions</w:t>
+      </w:r>
+      <w:proofErr w:type="spellEnd"/>
+      <w:r>
+        <w:rPr>
+          <w:rFonts w:cs="Times New Roman"/>
+          <w:szCs w:val="28"/>
+        </w:rPr>
+        <w:t xml:space="preserve"> (</w:t>
+      </w:r>
+      <w:proofErr w:type="spellStart"/>
+      <w:r>
+        <w:rPr>
+          <w:rFonts w:cs="Times New Roman"/>
+          <w:szCs w:val="28"/>
+        </w:rPr>
+        <w:t>Rx</w:t>
+      </w:r>
+      <w:proofErr w:type="spellEnd"/>
+      <w:r>
+        <w:rPr>
+          <w:rFonts w:cs="Times New Roman"/>
+          <w:szCs w:val="28"/>
+        </w:rPr>
+        <w:t xml:space="preserve">). Однако цели написать гайд по реактивному программированию я перед собой не ставлю, лишь при необходимости буду </w:t>
+      </w:r>
+      <w:r>
+        <w:rPr>
+          <w:rFonts w:cs="Times New Roman"/>
+          <w:szCs w:val="28"/>
+        </w:rPr>
         <w:lastRenderedPageBreak/>
-        <w:t>ReactiveUI</w:t>
-      </w:r>
-      <w:proofErr w:type="spellEnd"/>
-      <w:r>
-        <w:rPr>
-          <w:rFonts w:cs="Times New Roman"/>
-          <w:szCs w:val="28"/>
-        </w:rPr>
-        <w:t xml:space="preserve"> построен вокруг реактивной модели программирования и использует </w:t>
-      </w:r>
-      <w:proofErr w:type="spellStart"/>
-      <w:r>
-        <w:rPr>
-          <w:rFonts w:cs="Times New Roman"/>
-          <w:szCs w:val="28"/>
-        </w:rPr>
-        <w:t>Reactive</w:t>
-      </w:r>
-      <w:proofErr w:type="spellEnd"/>
-      <w:r>
-        <w:rPr>
-          <w:rFonts w:cs="Times New Roman"/>
-          <w:szCs w:val="28"/>
-        </w:rPr>
-        <w:t xml:space="preserve"> </w:t>
-      </w:r>
-      <w:proofErr w:type="spellStart"/>
-      <w:r>
-        <w:rPr>
-          <w:rFonts w:cs="Times New Roman"/>
-          <w:szCs w:val="28"/>
-        </w:rPr>
-        <w:t>Extensions</w:t>
-      </w:r>
-      <w:proofErr w:type="spellEnd"/>
-      <w:r>
-        <w:rPr>
-          <w:rFonts w:cs="Times New Roman"/>
-          <w:szCs w:val="28"/>
-        </w:rPr>
-        <w:t xml:space="preserve"> (</w:t>
-      </w:r>
-      <w:proofErr w:type="spellStart"/>
-      <w:r>
-        <w:rPr>
-          <w:rFonts w:cs="Times New Roman"/>
-          <w:szCs w:val="28"/>
-        </w:rPr>
-        <w:t>Rx</w:t>
-      </w:r>
-      <w:proofErr w:type="spellEnd"/>
-      <w:r>
-        <w:rPr>
-          <w:rFonts w:cs="Times New Roman"/>
-          <w:szCs w:val="28"/>
-        </w:rPr>
-        <w:t xml:space="preserve">). Однако цели написать гайд по реактивному программированию я перед собой не ставлю, лишь при необходимости буду пояснять, как что устроено. Совсем скоро вы сами увидите, что для использования базовых возможностей даже не требуется особенно вникать в то, что это за зверь такой: реактивное программирование. Хотя вы с ним и так знакомы, </w:t>
+        <w:t xml:space="preserve">пояснять, как что устроено. Совсем скоро вы сами увидите, что для использования базовых возможностей даже не требуется особенно вникать в то, что это за зверь такой: реактивное программирование. Хотя вы с ним и так знакомы, </w:t>
       </w:r>
       <w:proofErr w:type="spellStart"/>
       <w:r>
@@ -8325,13 +8338,27 @@
           <w:szCs w:val="28"/>
         </w:rPr>
       </w:pPr>
-      <w:bookmarkStart w:id="31" w:name="_Toc165977909"/>
-      <w:r>
-        <w:rPr>
-          <w:rFonts w:cs="Times New Roman"/>
-          <w:szCs w:val="28"/>
-        </w:rPr>
-        <w:t xml:space="preserve">2.5.3 </w:t>
+      <w:bookmarkStart w:id="29" w:name="_Toc165977909"/>
+      <w:r>
+        <w:rPr>
+          <w:rFonts w:cs="Times New Roman"/>
+          <w:szCs w:val="28"/>
+        </w:rPr>
+        <w:t>2.5.</w:t>
+      </w:r>
+      <w:r>
+        <w:rPr>
+          <w:rFonts w:cs="Times New Roman"/>
+          <w:szCs w:val="28"/>
+        </w:rPr>
+        <w:t>4</w:t>
+      </w:r>
+      <w:r>
+        <w:rPr>
+          <w:rFonts w:cs="Times New Roman"/>
+          <w:szCs w:val="28"/>
+        </w:rPr>
+        <w:t xml:space="preserve"> </w:t>
       </w:r>
       <w:r>
         <w:rPr>
@@ -8340,7 +8367,7 @@
         </w:rPr>
         <w:t>Принцип работы приложения</w:t>
       </w:r>
-      <w:bookmarkEnd w:id="31"/>
+      <w:bookmarkEnd w:id="29"/>
     </w:p>
     <w:p>
       <w:pPr>
@@ -8540,7 +8567,7 @@
           <w:szCs w:val="28"/>
         </w:rPr>
       </w:pPr>
-      <w:bookmarkStart w:id="32" w:name="_Toc165977910"/>
+      <w:bookmarkStart w:id="30" w:name="_Toc165977910"/>
       <w:r>
         <w:rPr>
           <w:rFonts w:cs="Times New Roman"/>
@@ -8548,7 +8575,7 @@
         </w:rPr>
         <w:t>2.6 Идентификация элементов и описание свойств входной и выходной информации, алгоритма решения задачи, составление контрольного примера</w:t>
       </w:r>
-      <w:bookmarkEnd w:id="32"/>
+      <w:bookmarkEnd w:id="30"/>
     </w:p>
     <w:p>
       <w:pPr>
@@ -8681,7 +8708,7 @@
           <w:szCs w:val="28"/>
         </w:rPr>
       </w:pPr>
-      <w:bookmarkStart w:id="33" w:name="_Toc165977911"/>
+      <w:bookmarkStart w:id="31" w:name="_Toc165977911"/>
       <w:r>
         <w:rPr>
           <w:rFonts w:cs="Times New Roman"/>
@@ -8689,7 +8716,7 @@
         </w:rPr>
         <w:t>2.7 Выделение объектов-сущностей, выстраивание инфологической модели задачи</w:t>
       </w:r>
-      <w:bookmarkEnd w:id="33"/>
+      <w:bookmarkEnd w:id="31"/>
     </w:p>
     <w:p>
       <w:pPr>
@@ -8737,7 +8764,6 @@
           <w:noProof/>
           <w:szCs w:val="28"/>
         </w:rPr>
-        <w:lastRenderedPageBreak/>
         <w:t>Регистрация: Пользователь может зарегистрироваться в системе, указав свои личные данные и адрес общежития.</w:t>
       </w:r>
     </w:p>
@@ -8761,6 +8787,7 @@
           <w:noProof/>
           <w:szCs w:val="28"/>
         </w:rPr>
+        <w:lastRenderedPageBreak/>
         <w:t>Просмотр информации об общежитии: Пользователь может просмотреть информацию о доступных комнатах, их стоимости и условиях проживания.</w:t>
       </w:r>
     </w:p>
@@ -9054,7 +9081,7 @@
           <w:szCs w:val="28"/>
         </w:rPr>
       </w:pPr>
-      <w:bookmarkStart w:id="34" w:name="_Toc165667589"/>
+      <w:bookmarkStart w:id="32" w:name="_Toc165667589"/>
       <w:r>
         <w:rPr>
           <w:rFonts w:cs="Times New Roman"/>
@@ -9080,7 +9107,7 @@
         </w:rPr>
         <w:t xml:space="preserve"> – Диаграмма использования</w:t>
       </w:r>
-      <w:bookmarkEnd w:id="34"/>
+      <w:bookmarkEnd w:id="32"/>
     </w:p>
     <w:p>
       <w:pPr>
@@ -9101,7 +9128,7 @@
           <w:szCs w:val="28"/>
         </w:rPr>
       </w:pPr>
-      <w:bookmarkStart w:id="35" w:name="_Toc165977912"/>
+      <w:bookmarkStart w:id="33" w:name="_Toc165977912"/>
       <w:r>
         <w:rPr>
           <w:rFonts w:cs="Times New Roman"/>
@@ -9109,7 +9136,7 @@
         </w:rPr>
         <w:t>2.8 Описание шагов алгоритма в неформальной (словесной) форме</w:t>
       </w:r>
-      <w:bookmarkEnd w:id="35"/>
+      <w:bookmarkEnd w:id="33"/>
     </w:p>
     <w:p>
       <w:pPr>
@@ -9353,7 +9380,7 @@
           <w:szCs w:val="28"/>
         </w:rPr>
       </w:pPr>
-      <w:bookmarkStart w:id="36" w:name="_Toc165977913"/>
+      <w:bookmarkStart w:id="34" w:name="_Toc165977913"/>
       <w:r>
         <w:rPr>
           <w:rFonts w:cs="Times New Roman"/>
@@ -9361,7 +9388,7 @@
         </w:rPr>
         <w:t>2.9 Выполнение анализа информационных ресурсов и категорирование их конфиденциальности, анализ основных угроз защищённости данных, определение комплекса мер нейтрализации угрозы безопасности данных</w:t>
       </w:r>
-      <w:bookmarkEnd w:id="36"/>
+      <w:bookmarkEnd w:id="34"/>
     </w:p>
     <w:p>
       <w:pPr>
@@ -9531,7 +9558,7 @@
           <w:szCs w:val="28"/>
         </w:rPr>
       </w:pPr>
-      <w:bookmarkStart w:id="37" w:name="_Toc165977914"/>
+      <w:bookmarkStart w:id="35" w:name="_Toc165977914"/>
       <w:r>
         <w:rPr>
           <w:rFonts w:cs="Times New Roman"/>
@@ -9539,7 +9566,7 @@
         </w:rPr>
         <w:t>2.10 Выполнение резервирования и восстановления данных</w:t>
       </w:r>
-      <w:bookmarkEnd w:id="37"/>
+      <w:bookmarkEnd w:id="35"/>
     </w:p>
     <w:p>
       <w:pPr>
@@ -9600,7 +9627,7 @@
           <w:szCs w:val="28"/>
         </w:rPr>
       </w:pPr>
-      <w:bookmarkStart w:id="38" w:name="_Toc165977915"/>
+      <w:bookmarkStart w:id="36" w:name="_Toc165977915"/>
       <w:r>
         <w:rPr>
           <w:rFonts w:cs="Times New Roman"/>
@@ -9608,7 +9635,7 @@
         </w:rPr>
         <w:t>2.11 Разделение большой задачи на модули, выделение функции каждого модуля</w:t>
       </w:r>
-      <w:bookmarkEnd w:id="38"/>
+      <w:bookmarkEnd w:id="36"/>
     </w:p>
     <w:p>
       <w:pPr>
@@ -9987,7 +10014,7 @@
           <w:szCs w:val="28"/>
         </w:rPr>
       </w:pPr>
-      <w:bookmarkStart w:id="39" w:name="_Toc165977916"/>
+      <w:bookmarkStart w:id="37" w:name="_Toc165977916"/>
       <w:r>
         <w:rPr>
           <w:rFonts w:cs="Times New Roman"/>
@@ -9996,7 +10023,7 @@
         <w:lastRenderedPageBreak/>
         <w:t>2.12 Выполнение оценки затрат</w:t>
       </w:r>
-      <w:bookmarkEnd w:id="39"/>
+      <w:bookmarkEnd w:id="37"/>
     </w:p>
     <w:p>
       <w:pPr>
@@ -11072,7 +11099,7 @@
           <w:szCs w:val="28"/>
         </w:rPr>
       </w:pPr>
-      <w:bookmarkStart w:id="40" w:name="_Toc165977917"/>
+      <w:bookmarkStart w:id="38" w:name="_Toc165977917"/>
       <w:r>
         <w:rPr>
           <w:rFonts w:cs="Times New Roman"/>
@@ -11080,7 +11107,7 @@
         </w:rPr>
         <w:t>2.13 Создание интерактивных программ с «дружественным» интерфейсом пользователя</w:t>
       </w:r>
-      <w:bookmarkEnd w:id="40"/>
+      <w:bookmarkEnd w:id="38"/>
     </w:p>
     <w:p>
       <w:pPr>
@@ -11643,7 +11670,7 @@
           <w:szCs w:val="28"/>
         </w:rPr>
       </w:pPr>
-      <w:bookmarkStart w:id="41" w:name="_Toc165977918"/>
+      <w:bookmarkStart w:id="39" w:name="_Toc165977918"/>
       <w:r>
         <w:rPr>
           <w:rFonts w:cs="Times New Roman"/>
@@ -11651,7 +11678,7 @@
         </w:rPr>
         <w:t>2.14 Создание системы тестирования программного изделия</w:t>
       </w:r>
-      <w:bookmarkEnd w:id="41"/>
+      <w:bookmarkEnd w:id="39"/>
     </w:p>
     <w:p>
       <w:pPr>
@@ -11850,7 +11877,7 @@
         </w:rPr>
         <w:t xml:space="preserve"> API.</w:t>
       </w:r>
-      <w:bookmarkStart w:id="42" w:name="_Toc164151026"/>
+      <w:bookmarkStart w:id="40" w:name="_Toc164151026"/>
     </w:p>
     <w:p>
       <w:pPr>
@@ -12103,7 +12130,7 @@
           <w:szCs w:val="28"/>
         </w:rPr>
       </w:pPr>
-      <w:bookmarkStart w:id="43" w:name="_Toc165977919"/>
+      <w:bookmarkStart w:id="41" w:name="_Toc165977919"/>
       <w:r>
         <w:rPr>
           <w:rFonts w:cs="Times New Roman"/>
@@ -12125,8 +12152,8 @@
         </w:rPr>
         <w:t xml:space="preserve"> Создание документации программиста</w:t>
       </w:r>
-      <w:bookmarkEnd w:id="42"/>
-      <w:bookmarkEnd w:id="43"/>
+      <w:bookmarkEnd w:id="40"/>
+      <w:bookmarkEnd w:id="41"/>
     </w:p>
     <w:p>
       <w:pPr>
@@ -12238,7 +12265,7 @@
           <w:szCs w:val="28"/>
         </w:rPr>
       </w:pPr>
-      <w:bookmarkStart w:id="44" w:name="_Toc165977920"/>
+      <w:bookmarkStart w:id="42" w:name="_Toc165977920"/>
       <w:r>
         <w:rPr>
           <w:rFonts w:cs="Times New Roman"/>
@@ -12247,7 +12274,7 @@
         <w:lastRenderedPageBreak/>
         <w:t>Список использованных источник</w:t>
       </w:r>
-      <w:bookmarkEnd w:id="44"/>
+      <w:bookmarkEnd w:id="42"/>
     </w:p>
     <w:p>
       <w:pPr>
@@ -16069,11 +16096,11 @@
   <w:abstractNum w:abstractNumId="14" w15:restartNumberingAfterBreak="0">
     <w:nsid w:val="381F4D4E"/>
     <w:multiLevelType w:val="hybridMultilevel"/>
-    <w:tmpl w:val="C8B459B2"/>
-    <w:lvl w:ilvl="0" w:tplc="04190001">
+    <w:tmpl w:val="94088FE6"/>
+    <w:lvl w:ilvl="0" w:tplc="4156FEFA">
       <w:start w:val="1"/>
       <w:numFmt w:val="bullet"/>
-      <w:lvlText w:val=""/>
+      <w:lvlText w:val=""/>
       <w:lvlJc w:val="left"/>
       <w:pPr>
         <w:ind w:left="1429" w:hanging="360"/>
@@ -17123,11 +17150,11 @@
   <w:abstractNum w:abstractNumId="24" w15:restartNumberingAfterBreak="0">
     <w:nsid w:val="54C6672F"/>
     <w:multiLevelType w:val="hybridMultilevel"/>
-    <w:tmpl w:val="78F4A00A"/>
-    <w:lvl w:ilvl="0" w:tplc="04190001">
+    <w:tmpl w:val="885E2160"/>
+    <w:lvl w:ilvl="0" w:tplc="4156FEFA">
       <w:start w:val="1"/>
       <w:numFmt w:val="bullet"/>
-      <w:lvlText w:val=""/>
+      <w:lvlText w:val=""/>
       <w:lvlJc w:val="left"/>
       <w:pPr>
         <w:ind w:left="1429" w:hanging="360"/>
@@ -17441,11 +17468,11 @@
   <w:abstractNum w:abstractNumId="27" w15:restartNumberingAfterBreak="0">
     <w:nsid w:val="61CE6002"/>
     <w:multiLevelType w:val="hybridMultilevel"/>
-    <w:tmpl w:val="13644708"/>
-    <w:lvl w:ilvl="0" w:tplc="04190001">
+    <w:tmpl w:val="AAB8DBEC"/>
+    <w:lvl w:ilvl="0" w:tplc="4156FEFA">
       <w:start w:val="1"/>
       <w:numFmt w:val="bullet"/>
-      <w:lvlText w:val=""/>
+      <w:lvlText w:val=""/>
       <w:lvlJc w:val="left"/>
       <w:pPr>
         <w:ind w:left="1429" w:hanging="360"/>
@@ -17990,11 +18017,11 @@
   <w:abstractNum w:abstractNumId="32" w15:restartNumberingAfterBreak="0">
     <w:nsid w:val="691A4EB0"/>
     <w:multiLevelType w:val="hybridMultilevel"/>
-    <w:tmpl w:val="DDF82736"/>
-    <w:lvl w:ilvl="0" w:tplc="04190001">
+    <w:tmpl w:val="B3427DAA"/>
+    <w:lvl w:ilvl="0" w:tplc="4156FEFA">
       <w:start w:val="1"/>
       <w:numFmt w:val="bullet"/>
-      <w:lvlText w:val=""/>
+      <w:lvlText w:val=""/>
       <w:lvlJc w:val="left"/>
       <w:pPr>
         <w:ind w:left="1429" w:hanging="360"/>
